--- a/nl/docx/document-a.docx
+++ b/nl/docx/document-a.docx
@@ -7,7 +7,7 @@
         <w:spacing w:after="480"/>
         <w:jc w:val="center"/>
         <w:outlineLvl w:val="1"/>
-        <w:divId w:val="11538725"/>
+        <w:divId w:val="1009941408"/>
         <w:rPr>
           <w:rFonts w:ascii="Aptos Display" w:eastAsia="Times New Roman" w:hAnsi="Aptos Display"/>
           <w:b/>
@@ -36,7 +36,7 @@
     <w:p>
       <w:pPr>
         <w:pStyle w:val="ondertitel2"/>
-        <w:divId w:val="11538725"/>
+        <w:divId w:val="1009941408"/>
         <w:rPr>
           <w:lang w:val="nl-NL"/>
         </w:rPr>
@@ -51,7 +51,7 @@
     <w:p>
       <w:pPr>
         <w:pStyle w:val="documentaanduiding2"/>
-        <w:divId w:val="11538725"/>
+        <w:divId w:val="1009941408"/>
         <w:rPr>
           <w:lang w:val="nl-NL"/>
         </w:rPr>
@@ -66,7 +66,7 @@
     <w:p>
       <w:pPr>
         <w:pStyle w:val="auteur2"/>
-        <w:divId w:val="11538725"/>
+        <w:divId w:val="1009941408"/>
         <w:rPr>
           <w:lang w:val="nl-NL"/>
         </w:rPr>
@@ -81,23 +81,23 @@
     <w:p>
       <w:pPr>
         <w:pStyle w:val="meta-lijn2"/>
-        <w:divId w:val="11538725"/>
-        <w:rPr>
-          <w:lang w:val="nl-NL"/>
-        </w:rPr>
-      </w:pPr>
-      <w:r>
-        <w:rPr>
-          <w:lang w:val="nl-NL"/>
-        </w:rPr>
-        <w:t>Versie bijgewerkt: 5 oktober 2026, 15:27</w:t>
+        <w:divId w:val="1009941408"/>
+        <w:rPr>
+          <w:lang w:val="nl-NL"/>
+        </w:rPr>
+      </w:pPr>
+      <w:r>
+        <w:rPr>
+          <w:lang w:val="nl-NL"/>
+        </w:rPr>
+        <w:t>Versie bijgewerkt: 5 oktober 2026, 15:55</w:t>
       </w:r>
     </w:p>
     <w:p>
       <w:pPr>
         <w:pStyle w:val="marker"/>
         <w:ind w:left="800" w:right="800"/>
-        <w:divId w:val="1237328036"/>
+        <w:divId w:val="31351673"/>
         <w:rPr>
           <w:lang w:val="nl-NL"/>
         </w:rPr>
@@ -110,13 +110,13 @@
       <w:pPr>
         <w:pStyle w:val="Kop2"/>
         <w:pageBreakBefore/>
-        <w:divId w:val="1202597857"/>
-        <w:rPr>
-          <w:rFonts w:eastAsia="Times New Roman"/>
-          <w:lang w:val="nl-NL"/>
-        </w:rPr>
-      </w:pPr>
-      <w:bookmarkStart w:id="0" w:name="_Toc242107112"/>
+        <w:divId w:val="1255551343"/>
+        <w:rPr>
+          <w:rFonts w:eastAsia="Times New Roman"/>
+          <w:lang w:val="nl-NL"/>
+        </w:rPr>
+      </w:pPr>
+      <w:bookmarkStart w:id="0" w:name="_Toc242108764"/>
       <w:r>
         <w:rPr>
           <w:rFonts w:eastAsia="Times New Roman"/>
@@ -133,7 +133,7 @@
         <w:tabs>
           <w:tab w:val="right" w:leader="dot" w:pos="9062"/>
         </w:tabs>
-        <w:divId w:val="1202597857"/>
+        <w:divId w:val="1255551343"/>
         <w:rPr>
           <w:rFonts w:asciiTheme="minorHAnsi" w:hAnsiTheme="minorHAnsi" w:cstheme="minorBidi"/>
           <w:noProof/>
@@ -184,7 +184,7 @@
         <w:rPr>
           <w:noProof/>
         </w:rPr>
-        <w:instrText xml:space="preserve"> PAGEREF _Toc242107112 \h </w:instrText>
+        <w:instrText xml:space="preserve"> PAGEREF _Toc242108764 \h </w:instrText>
       </w:r>
       <w:r>
         <w:rPr>
@@ -216,7 +216,7 @@
         <w:tabs>
           <w:tab w:val="right" w:leader="dot" w:pos="9062"/>
         </w:tabs>
-        <w:divId w:val="1202597857"/>
+        <w:divId w:val="1255551343"/>
         <w:rPr>
           <w:rFonts w:asciiTheme="minorHAnsi" w:hAnsiTheme="minorHAnsi" w:cstheme="minorBidi"/>
           <w:noProof/>
@@ -249,7 +249,7 @@
         <w:rPr>
           <w:noProof/>
         </w:rPr>
-        <w:instrText xml:space="preserve"> PAGEREF _Toc242107113 \h </w:instrText>
+        <w:instrText xml:space="preserve"> PAGEREF _Toc242108765 \h </w:instrText>
       </w:r>
       <w:r>
         <w:rPr>
@@ -281,7 +281,7 @@
         <w:tabs>
           <w:tab w:val="right" w:leader="dot" w:pos="9062"/>
         </w:tabs>
-        <w:divId w:val="1202597857"/>
+        <w:divId w:val="1255551343"/>
         <w:rPr>
           <w:rFonts w:asciiTheme="minorHAnsi" w:hAnsiTheme="minorHAnsi" w:cstheme="minorBidi"/>
           <w:noProof/>
@@ -314,7 +314,7 @@
         <w:rPr>
           <w:noProof/>
         </w:rPr>
-        <w:instrText xml:space="preserve"> PAGEREF _Toc242107114 \h </w:instrText>
+        <w:instrText xml:space="preserve"> PAGEREF _Toc242108766 \h </w:instrText>
       </w:r>
       <w:r>
         <w:rPr>
@@ -346,7 +346,7 @@
         <w:tabs>
           <w:tab w:val="right" w:leader="dot" w:pos="9062"/>
         </w:tabs>
-        <w:divId w:val="1202597857"/>
+        <w:divId w:val="1255551343"/>
         <w:rPr>
           <w:rFonts w:asciiTheme="minorHAnsi" w:hAnsiTheme="minorHAnsi" w:cstheme="minorBidi"/>
           <w:noProof/>
@@ -379,7 +379,7 @@
         <w:rPr>
           <w:noProof/>
         </w:rPr>
-        <w:instrText xml:space="preserve"> PAGEREF _Toc242107115 \h </w:instrText>
+        <w:instrText xml:space="preserve"> PAGEREF _Toc242108767 \h </w:instrText>
       </w:r>
       <w:r>
         <w:rPr>
@@ -411,7 +411,7 @@
         <w:tabs>
           <w:tab w:val="right" w:leader="dot" w:pos="9062"/>
         </w:tabs>
-        <w:divId w:val="1202597857"/>
+        <w:divId w:val="1255551343"/>
         <w:rPr>
           <w:rFonts w:asciiTheme="minorHAnsi" w:hAnsiTheme="minorHAnsi" w:cstheme="minorBidi"/>
           <w:noProof/>
@@ -444,7 +444,7 @@
         <w:rPr>
           <w:noProof/>
         </w:rPr>
-        <w:instrText xml:space="preserve"> PAGEREF _Toc242107116 \h </w:instrText>
+        <w:instrText xml:space="preserve"> PAGEREF _Toc242108768 \h </w:instrText>
       </w:r>
       <w:r>
         <w:rPr>
@@ -476,7 +476,7 @@
         <w:tabs>
           <w:tab w:val="right" w:leader="dot" w:pos="9062"/>
         </w:tabs>
-        <w:divId w:val="1202597857"/>
+        <w:divId w:val="1255551343"/>
         <w:rPr>
           <w:rFonts w:asciiTheme="minorHAnsi" w:hAnsiTheme="minorHAnsi" w:cstheme="minorBidi"/>
           <w:noProof/>
@@ -509,7 +509,7 @@
         <w:rPr>
           <w:noProof/>
         </w:rPr>
-        <w:instrText xml:space="preserve"> PAGEREF _Toc242107117 \h </w:instrText>
+        <w:instrText xml:space="preserve"> PAGEREF _Toc242108769 \h </w:instrText>
       </w:r>
       <w:r>
         <w:rPr>
@@ -541,7 +541,7 @@
         <w:tabs>
           <w:tab w:val="right" w:leader="dot" w:pos="9062"/>
         </w:tabs>
-        <w:divId w:val="1202597857"/>
+        <w:divId w:val="1255551343"/>
         <w:rPr>
           <w:rFonts w:asciiTheme="minorHAnsi" w:hAnsiTheme="minorHAnsi" w:cstheme="minorBidi"/>
           <w:noProof/>
@@ -574,7 +574,7 @@
         <w:rPr>
           <w:noProof/>
         </w:rPr>
-        <w:instrText xml:space="preserve"> PAGEREF _Toc242107118 \h </w:instrText>
+        <w:instrText xml:space="preserve"> PAGEREF _Toc242108770 \h </w:instrText>
       </w:r>
       <w:r>
         <w:rPr>
@@ -606,7 +606,7 @@
         <w:tabs>
           <w:tab w:val="right" w:leader="dot" w:pos="9062"/>
         </w:tabs>
-        <w:divId w:val="1202597857"/>
+        <w:divId w:val="1255551343"/>
         <w:rPr>
           <w:rFonts w:asciiTheme="minorHAnsi" w:hAnsiTheme="minorHAnsi" w:cstheme="minorBidi"/>
           <w:noProof/>
@@ -639,7 +639,7 @@
         <w:rPr>
           <w:noProof/>
         </w:rPr>
-        <w:instrText xml:space="preserve"> PAGEREF _Toc242107119 \h </w:instrText>
+        <w:instrText xml:space="preserve"> PAGEREF _Toc242108771 \h </w:instrText>
       </w:r>
       <w:r>
         <w:rPr>
@@ -671,7 +671,7 @@
         <w:tabs>
           <w:tab w:val="right" w:leader="dot" w:pos="9062"/>
         </w:tabs>
-        <w:divId w:val="1202597857"/>
+        <w:divId w:val="1255551343"/>
         <w:rPr>
           <w:rFonts w:asciiTheme="minorHAnsi" w:hAnsiTheme="minorHAnsi" w:cstheme="minorBidi"/>
           <w:noProof/>
@@ -704,7 +704,7 @@
         <w:rPr>
           <w:noProof/>
         </w:rPr>
-        <w:instrText xml:space="preserve"> PAGEREF _Toc242107120 \h </w:instrText>
+        <w:instrText xml:space="preserve"> PAGEREF _Toc242108772 \h </w:instrText>
       </w:r>
       <w:r>
         <w:rPr>
@@ -736,7 +736,7 @@
         <w:tabs>
           <w:tab w:val="right" w:leader="dot" w:pos="9062"/>
         </w:tabs>
-        <w:divId w:val="1202597857"/>
+        <w:divId w:val="1255551343"/>
         <w:rPr>
           <w:rFonts w:asciiTheme="minorHAnsi" w:hAnsiTheme="minorHAnsi" w:cstheme="minorBidi"/>
           <w:noProof/>
@@ -769,7 +769,7 @@
         <w:rPr>
           <w:noProof/>
         </w:rPr>
-        <w:instrText xml:space="preserve"> PAGEREF _Toc242107121 \h </w:instrText>
+        <w:instrText xml:space="preserve"> PAGEREF _Toc242108773 \h </w:instrText>
       </w:r>
       <w:r>
         <w:rPr>
@@ -801,7 +801,7 @@
         <w:tabs>
           <w:tab w:val="right" w:leader="dot" w:pos="9062"/>
         </w:tabs>
-        <w:divId w:val="1202597857"/>
+        <w:divId w:val="1255551343"/>
         <w:rPr>
           <w:rFonts w:asciiTheme="minorHAnsi" w:hAnsiTheme="minorHAnsi" w:cstheme="minorBidi"/>
           <w:noProof/>
@@ -834,7 +834,7 @@
         <w:rPr>
           <w:noProof/>
         </w:rPr>
-        <w:instrText xml:space="preserve"> PAGEREF _Toc242107122 \h </w:instrText>
+        <w:instrText xml:space="preserve"> PAGEREF _Toc242108774 \h </w:instrText>
       </w:r>
       <w:r>
         <w:rPr>
@@ -866,7 +866,7 @@
         <w:tabs>
           <w:tab w:val="right" w:leader="dot" w:pos="9062"/>
         </w:tabs>
-        <w:divId w:val="1202597857"/>
+        <w:divId w:val="1255551343"/>
         <w:rPr>
           <w:rFonts w:asciiTheme="minorHAnsi" w:hAnsiTheme="minorHAnsi" w:cstheme="minorBidi"/>
           <w:noProof/>
@@ -899,7 +899,7 @@
         <w:rPr>
           <w:noProof/>
         </w:rPr>
-        <w:instrText xml:space="preserve"> PAGEREF _Toc242107123 \h </w:instrText>
+        <w:instrText xml:space="preserve"> PAGEREF _Toc242108775 \h </w:instrText>
       </w:r>
       <w:r>
         <w:rPr>
@@ -931,7 +931,7 @@
         <w:tabs>
           <w:tab w:val="right" w:leader="dot" w:pos="9062"/>
         </w:tabs>
-        <w:divId w:val="1202597857"/>
+        <w:divId w:val="1255551343"/>
         <w:rPr>
           <w:rFonts w:asciiTheme="minorHAnsi" w:hAnsiTheme="minorHAnsi" w:cstheme="minorBidi"/>
           <w:noProof/>
@@ -964,7 +964,7 @@
         <w:rPr>
           <w:noProof/>
         </w:rPr>
-        <w:instrText xml:space="preserve"> PAGEREF _Toc242107124 \h </w:instrText>
+        <w:instrText xml:space="preserve"> PAGEREF _Toc242108776 \h </w:instrText>
       </w:r>
       <w:r>
         <w:rPr>
@@ -996,7 +996,7 @@
         <w:tabs>
           <w:tab w:val="right" w:leader="dot" w:pos="9062"/>
         </w:tabs>
-        <w:divId w:val="1202597857"/>
+        <w:divId w:val="1255551343"/>
         <w:rPr>
           <w:rFonts w:asciiTheme="minorHAnsi" w:hAnsiTheme="minorHAnsi" w:cstheme="minorBidi"/>
           <w:noProof/>
@@ -1029,7 +1029,7 @@
         <w:rPr>
           <w:noProof/>
         </w:rPr>
-        <w:instrText xml:space="preserve"> PAGEREF _Toc242107125 \h </w:instrText>
+        <w:instrText xml:space="preserve"> PAGEREF _Toc242108777 \h </w:instrText>
       </w:r>
       <w:r>
         <w:rPr>
@@ -1061,7 +1061,7 @@
         <w:tabs>
           <w:tab w:val="right" w:leader="dot" w:pos="9062"/>
         </w:tabs>
-        <w:divId w:val="1202597857"/>
+        <w:divId w:val="1255551343"/>
         <w:rPr>
           <w:rFonts w:asciiTheme="minorHAnsi" w:hAnsiTheme="minorHAnsi" w:cstheme="minorBidi"/>
           <w:noProof/>
@@ -1094,7 +1094,7 @@
         <w:rPr>
           <w:noProof/>
         </w:rPr>
-        <w:instrText xml:space="preserve"> PAGEREF _Toc242107126 \h </w:instrText>
+        <w:instrText xml:space="preserve"> PAGEREF _Toc242108778 \h </w:instrText>
       </w:r>
       <w:r>
         <w:rPr>
@@ -1126,7 +1126,7 @@
         <w:tabs>
           <w:tab w:val="right" w:leader="dot" w:pos="9062"/>
         </w:tabs>
-        <w:divId w:val="1202597857"/>
+        <w:divId w:val="1255551343"/>
         <w:rPr>
           <w:rFonts w:asciiTheme="minorHAnsi" w:hAnsiTheme="minorHAnsi" w:cstheme="minorBidi"/>
           <w:noProof/>
@@ -1159,7 +1159,7 @@
         <w:rPr>
           <w:noProof/>
         </w:rPr>
-        <w:instrText xml:space="preserve"> PAGEREF _Toc242107127 \h </w:instrText>
+        <w:instrText xml:space="preserve"> PAGEREF _Toc242108779 \h </w:instrText>
       </w:r>
       <w:r>
         <w:rPr>
@@ -1191,7 +1191,7 @@
         <w:tabs>
           <w:tab w:val="right" w:leader="dot" w:pos="9062"/>
         </w:tabs>
-        <w:divId w:val="1202597857"/>
+        <w:divId w:val="1255551343"/>
         <w:rPr>
           <w:rFonts w:asciiTheme="minorHAnsi" w:hAnsiTheme="minorHAnsi" w:cstheme="minorBidi"/>
           <w:noProof/>
@@ -1224,7 +1224,7 @@
         <w:rPr>
           <w:noProof/>
         </w:rPr>
-        <w:instrText xml:space="preserve"> PAGEREF _Toc242107128 \h </w:instrText>
+        <w:instrText xml:space="preserve"> PAGEREF _Toc242108780 \h </w:instrText>
       </w:r>
       <w:r>
         <w:rPr>
@@ -1256,7 +1256,7 @@
         <w:tabs>
           <w:tab w:val="right" w:leader="dot" w:pos="9062"/>
         </w:tabs>
-        <w:divId w:val="1202597857"/>
+        <w:divId w:val="1255551343"/>
         <w:rPr>
           <w:rFonts w:asciiTheme="minorHAnsi" w:hAnsiTheme="minorHAnsi" w:cstheme="minorBidi"/>
           <w:noProof/>
@@ -1289,7 +1289,7 @@
         <w:rPr>
           <w:noProof/>
         </w:rPr>
-        <w:instrText xml:space="preserve"> PAGEREF _Toc242107129 \h </w:instrText>
+        <w:instrText xml:space="preserve"> PAGEREF _Toc242108781 \h </w:instrText>
       </w:r>
       <w:r>
         <w:rPr>
@@ -1321,7 +1321,7 @@
         <w:tabs>
           <w:tab w:val="right" w:leader="dot" w:pos="9062"/>
         </w:tabs>
-        <w:divId w:val="1202597857"/>
+        <w:divId w:val="1255551343"/>
         <w:rPr>
           <w:rFonts w:asciiTheme="minorHAnsi" w:hAnsiTheme="minorHAnsi" w:cstheme="minorBidi"/>
           <w:noProof/>
@@ -1354,7 +1354,7 @@
         <w:rPr>
           <w:noProof/>
         </w:rPr>
-        <w:instrText xml:space="preserve"> PAGEREF _Toc242107130 \h </w:instrText>
+        <w:instrText xml:space="preserve"> PAGEREF _Toc242108782 \h </w:instrText>
       </w:r>
       <w:r>
         <w:rPr>
@@ -1386,7 +1386,7 @@
         <w:tabs>
           <w:tab w:val="right" w:leader="dot" w:pos="9062"/>
         </w:tabs>
-        <w:divId w:val="1202597857"/>
+        <w:divId w:val="1255551343"/>
         <w:rPr>
           <w:rFonts w:asciiTheme="minorHAnsi" w:hAnsiTheme="minorHAnsi" w:cstheme="minorBidi"/>
           <w:noProof/>
@@ -1419,7 +1419,7 @@
         <w:rPr>
           <w:noProof/>
         </w:rPr>
-        <w:instrText xml:space="preserve"> PAGEREF _Toc242107131 \h </w:instrText>
+        <w:instrText xml:space="preserve"> PAGEREF _Toc242108783 \h </w:instrText>
       </w:r>
       <w:r>
         <w:rPr>
@@ -1451,7 +1451,7 @@
         <w:tabs>
           <w:tab w:val="right" w:leader="dot" w:pos="9062"/>
         </w:tabs>
-        <w:divId w:val="1202597857"/>
+        <w:divId w:val="1255551343"/>
         <w:rPr>
           <w:rFonts w:asciiTheme="minorHAnsi" w:hAnsiTheme="minorHAnsi" w:cstheme="minorBidi"/>
           <w:noProof/>
@@ -1484,7 +1484,7 @@
         <w:rPr>
           <w:noProof/>
         </w:rPr>
-        <w:instrText xml:space="preserve"> PAGEREF _Toc242107132 \h </w:instrText>
+        <w:instrText xml:space="preserve"> PAGEREF _Toc242108784 \h </w:instrText>
       </w:r>
       <w:r>
         <w:rPr>
@@ -1516,7 +1516,7 @@
         <w:tabs>
           <w:tab w:val="right" w:leader="dot" w:pos="9062"/>
         </w:tabs>
-        <w:divId w:val="1202597857"/>
+        <w:divId w:val="1255551343"/>
         <w:rPr>
           <w:rFonts w:asciiTheme="minorHAnsi" w:hAnsiTheme="minorHAnsi" w:cstheme="minorBidi"/>
           <w:noProof/>
@@ -1549,7 +1549,7 @@
         <w:rPr>
           <w:noProof/>
         </w:rPr>
-        <w:instrText xml:space="preserve"> PAGEREF _Toc242107133 \h </w:instrText>
+        <w:instrText xml:space="preserve"> PAGEREF _Toc242108785 \h </w:instrText>
       </w:r>
       <w:r>
         <w:rPr>
@@ -1581,7 +1581,7 @@
         <w:tabs>
           <w:tab w:val="right" w:leader="dot" w:pos="9062"/>
         </w:tabs>
-        <w:divId w:val="1202597857"/>
+        <w:divId w:val="1255551343"/>
         <w:rPr>
           <w:rFonts w:asciiTheme="minorHAnsi" w:hAnsiTheme="minorHAnsi" w:cstheme="minorBidi"/>
           <w:noProof/>
@@ -1614,7 +1614,7 @@
         <w:rPr>
           <w:noProof/>
         </w:rPr>
-        <w:instrText xml:space="preserve"> PAGEREF _Toc242107134 \h </w:instrText>
+        <w:instrText xml:space="preserve"> PAGEREF _Toc242108786 \h </w:instrText>
       </w:r>
       <w:r>
         <w:rPr>
@@ -1646,7 +1646,7 @@
         <w:tabs>
           <w:tab w:val="right" w:leader="dot" w:pos="9062"/>
         </w:tabs>
-        <w:divId w:val="1202597857"/>
+        <w:divId w:val="1255551343"/>
         <w:rPr>
           <w:rFonts w:asciiTheme="minorHAnsi" w:hAnsiTheme="minorHAnsi" w:cstheme="minorBidi"/>
           <w:noProof/>
@@ -1679,7 +1679,7 @@
         <w:rPr>
           <w:noProof/>
         </w:rPr>
-        <w:instrText xml:space="preserve"> PAGEREF _Toc242107135 \h </w:instrText>
+        <w:instrText xml:space="preserve"> PAGEREF _Toc242108787 \h </w:instrText>
       </w:r>
       <w:r>
         <w:rPr>
@@ -1711,7 +1711,7 @@
         <w:tabs>
           <w:tab w:val="right" w:leader="dot" w:pos="9062"/>
         </w:tabs>
-        <w:divId w:val="1202597857"/>
+        <w:divId w:val="1255551343"/>
         <w:rPr>
           <w:rFonts w:asciiTheme="minorHAnsi" w:hAnsiTheme="minorHAnsi" w:cstheme="minorBidi"/>
           <w:noProof/>
@@ -1744,7 +1744,7 @@
         <w:rPr>
           <w:noProof/>
         </w:rPr>
-        <w:instrText xml:space="preserve"> PAGEREF _Toc242107136 \h </w:instrText>
+        <w:instrText xml:space="preserve"> PAGEREF _Toc242108788 \h </w:instrText>
       </w:r>
       <w:r>
         <w:rPr>
@@ -1776,7 +1776,7 @@
         <w:tabs>
           <w:tab w:val="right" w:leader="dot" w:pos="9062"/>
         </w:tabs>
-        <w:divId w:val="1202597857"/>
+        <w:divId w:val="1255551343"/>
         <w:rPr>
           <w:rFonts w:asciiTheme="minorHAnsi" w:hAnsiTheme="minorHAnsi" w:cstheme="minorBidi"/>
           <w:noProof/>
@@ -1809,7 +1809,7 @@
         <w:rPr>
           <w:noProof/>
         </w:rPr>
-        <w:instrText xml:space="preserve"> PAGEREF _Toc242107137 \h </w:instrText>
+        <w:instrText xml:space="preserve"> PAGEREF _Toc242108789 \h </w:instrText>
       </w:r>
       <w:r>
         <w:rPr>
@@ -1841,7 +1841,7 @@
         <w:tabs>
           <w:tab w:val="right" w:leader="dot" w:pos="9062"/>
         </w:tabs>
-        <w:divId w:val="1202597857"/>
+        <w:divId w:val="1255551343"/>
         <w:rPr>
           <w:rFonts w:asciiTheme="minorHAnsi" w:hAnsiTheme="minorHAnsi" w:cstheme="minorBidi"/>
           <w:noProof/>
@@ -1874,7 +1874,7 @@
         <w:rPr>
           <w:noProof/>
         </w:rPr>
-        <w:instrText xml:space="preserve"> PAGEREF _Toc242107138 \h </w:instrText>
+        <w:instrText xml:space="preserve"> PAGEREF _Toc242108790 \h </w:instrText>
       </w:r>
       <w:r>
         <w:rPr>
@@ -1906,7 +1906,7 @@
         <w:tabs>
           <w:tab w:val="right" w:leader="dot" w:pos="9062"/>
         </w:tabs>
-        <w:divId w:val="1202597857"/>
+        <w:divId w:val="1255551343"/>
         <w:rPr>
           <w:rFonts w:asciiTheme="minorHAnsi" w:hAnsiTheme="minorHAnsi" w:cstheme="minorBidi"/>
           <w:noProof/>
@@ -1939,7 +1939,7 @@
         <w:rPr>
           <w:noProof/>
         </w:rPr>
-        <w:instrText xml:space="preserve"> PAGEREF _Toc242107139 \h </w:instrText>
+        <w:instrText xml:space="preserve"> PAGEREF _Toc242108791 \h </w:instrText>
       </w:r>
       <w:r>
         <w:rPr>
@@ -1971,7 +1971,7 @@
         <w:tabs>
           <w:tab w:val="right" w:leader="dot" w:pos="9062"/>
         </w:tabs>
-        <w:divId w:val="1202597857"/>
+        <w:divId w:val="1255551343"/>
         <w:rPr>
           <w:rFonts w:asciiTheme="minorHAnsi" w:hAnsiTheme="minorHAnsi" w:cstheme="minorBidi"/>
           <w:noProof/>
@@ -2004,7 +2004,7 @@
         <w:rPr>
           <w:noProof/>
         </w:rPr>
-        <w:instrText xml:space="preserve"> PAGEREF _Toc242107140 \h </w:instrText>
+        <w:instrText xml:space="preserve"> PAGEREF _Toc242108792 \h </w:instrText>
       </w:r>
       <w:r>
         <w:rPr>
@@ -2036,7 +2036,7 @@
         <w:tabs>
           <w:tab w:val="right" w:leader="dot" w:pos="9062"/>
         </w:tabs>
-        <w:divId w:val="1202597857"/>
+        <w:divId w:val="1255551343"/>
         <w:rPr>
           <w:rFonts w:asciiTheme="minorHAnsi" w:hAnsiTheme="minorHAnsi" w:cstheme="minorBidi"/>
           <w:noProof/>
@@ -2069,7 +2069,7 @@
         <w:rPr>
           <w:noProof/>
         </w:rPr>
-        <w:instrText xml:space="preserve"> PAGEREF _Toc242107141 \h </w:instrText>
+        <w:instrText xml:space="preserve"> PAGEREF _Toc242108793 \h </w:instrText>
       </w:r>
       <w:r>
         <w:rPr>
@@ -2101,7 +2101,7 @@
         <w:tabs>
           <w:tab w:val="right" w:leader="dot" w:pos="9062"/>
         </w:tabs>
-        <w:divId w:val="1202597857"/>
+        <w:divId w:val="1255551343"/>
         <w:rPr>
           <w:rFonts w:asciiTheme="minorHAnsi" w:hAnsiTheme="minorHAnsi" w:cstheme="minorBidi"/>
           <w:noProof/>
@@ -2134,7 +2134,7 @@
         <w:rPr>
           <w:noProof/>
         </w:rPr>
-        <w:instrText xml:space="preserve"> PAGEREF _Toc242107142 \h </w:instrText>
+        <w:instrText xml:space="preserve"> PAGEREF _Toc242108794 \h </w:instrText>
       </w:r>
       <w:r>
         <w:rPr>
@@ -2166,7 +2166,7 @@
         <w:tabs>
           <w:tab w:val="right" w:leader="dot" w:pos="9062"/>
         </w:tabs>
-        <w:divId w:val="1202597857"/>
+        <w:divId w:val="1255551343"/>
         <w:rPr>
           <w:rFonts w:asciiTheme="minorHAnsi" w:hAnsiTheme="minorHAnsi" w:cstheme="minorBidi"/>
           <w:noProof/>
@@ -2199,7 +2199,7 @@
         <w:rPr>
           <w:noProof/>
         </w:rPr>
-        <w:instrText xml:space="preserve"> PAGEREF _Toc242107143 \h </w:instrText>
+        <w:instrText xml:space="preserve"> PAGEREF _Toc242108795 \h </w:instrText>
       </w:r>
       <w:r>
         <w:rPr>
@@ -2231,7 +2231,7 @@
         <w:tabs>
           <w:tab w:val="right" w:leader="dot" w:pos="9062"/>
         </w:tabs>
-        <w:divId w:val="1202597857"/>
+        <w:divId w:val="1255551343"/>
         <w:rPr>
           <w:rFonts w:asciiTheme="minorHAnsi" w:hAnsiTheme="minorHAnsi" w:cstheme="minorBidi"/>
           <w:noProof/>
@@ -2264,7 +2264,7 @@
         <w:rPr>
           <w:noProof/>
         </w:rPr>
-        <w:instrText xml:space="preserve"> PAGEREF _Toc242107144 \h </w:instrText>
+        <w:instrText xml:space="preserve"> PAGEREF _Toc242108796 \h </w:instrText>
       </w:r>
       <w:r>
         <w:rPr>
@@ -2296,7 +2296,7 @@
         <w:tabs>
           <w:tab w:val="right" w:leader="dot" w:pos="9062"/>
         </w:tabs>
-        <w:divId w:val="1202597857"/>
+        <w:divId w:val="1255551343"/>
         <w:rPr>
           <w:rFonts w:asciiTheme="minorHAnsi" w:hAnsiTheme="minorHAnsi" w:cstheme="minorBidi"/>
           <w:noProof/>
@@ -2329,7 +2329,7 @@
         <w:rPr>
           <w:noProof/>
         </w:rPr>
-        <w:instrText xml:space="preserve"> PAGEREF _Toc242107145 \h </w:instrText>
+        <w:instrText xml:space="preserve"> PAGEREF _Toc242108797 \h </w:instrText>
       </w:r>
       <w:r>
         <w:rPr>
@@ -2361,7 +2361,7 @@
         <w:tabs>
           <w:tab w:val="right" w:leader="dot" w:pos="9062"/>
         </w:tabs>
-        <w:divId w:val="1202597857"/>
+        <w:divId w:val="1255551343"/>
         <w:rPr>
           <w:rFonts w:asciiTheme="minorHAnsi" w:hAnsiTheme="minorHAnsi" w:cstheme="minorBidi"/>
           <w:noProof/>
@@ -2394,7 +2394,7 @@
         <w:rPr>
           <w:noProof/>
         </w:rPr>
-        <w:instrText xml:space="preserve"> PAGEREF _Toc242107146 \h </w:instrText>
+        <w:instrText xml:space="preserve"> PAGEREF _Toc242108798 \h </w:instrText>
       </w:r>
       <w:r>
         <w:rPr>
@@ -2426,7 +2426,7 @@
         <w:tabs>
           <w:tab w:val="right" w:leader="dot" w:pos="9062"/>
         </w:tabs>
-        <w:divId w:val="1202597857"/>
+        <w:divId w:val="1255551343"/>
         <w:rPr>
           <w:rFonts w:asciiTheme="minorHAnsi" w:hAnsiTheme="minorHAnsi" w:cstheme="minorBidi"/>
           <w:noProof/>
@@ -2459,7 +2459,7 @@
         <w:rPr>
           <w:noProof/>
         </w:rPr>
-        <w:instrText xml:space="preserve"> PAGEREF _Toc242107147 \h </w:instrText>
+        <w:instrText xml:space="preserve"> PAGEREF _Toc242108799 \h </w:instrText>
       </w:r>
       <w:r>
         <w:rPr>
@@ -2491,7 +2491,7 @@
         <w:tabs>
           <w:tab w:val="right" w:leader="dot" w:pos="9062"/>
         </w:tabs>
-        <w:divId w:val="1202597857"/>
+        <w:divId w:val="1255551343"/>
         <w:rPr>
           <w:rFonts w:asciiTheme="minorHAnsi" w:hAnsiTheme="minorHAnsi" w:cstheme="minorBidi"/>
           <w:noProof/>
@@ -2524,7 +2524,7 @@
         <w:rPr>
           <w:noProof/>
         </w:rPr>
-        <w:instrText xml:space="preserve"> PAGEREF _Toc242107148 \h </w:instrText>
+        <w:instrText xml:space="preserve"> PAGEREF _Toc242108800 \h </w:instrText>
       </w:r>
       <w:r>
         <w:rPr>
@@ -2556,7 +2556,7 @@
         <w:tabs>
           <w:tab w:val="right" w:leader="dot" w:pos="9062"/>
         </w:tabs>
-        <w:divId w:val="1202597857"/>
+        <w:divId w:val="1255551343"/>
         <w:rPr>
           <w:rFonts w:asciiTheme="minorHAnsi" w:hAnsiTheme="minorHAnsi" w:cstheme="minorBidi"/>
           <w:noProof/>
@@ -2589,7 +2589,7 @@
         <w:rPr>
           <w:noProof/>
         </w:rPr>
-        <w:instrText xml:space="preserve"> PAGEREF _Toc242107149 \h </w:instrText>
+        <w:instrText xml:space="preserve"> PAGEREF _Toc242108801 \h </w:instrText>
       </w:r>
       <w:r>
         <w:rPr>
@@ -2621,7 +2621,7 @@
         <w:tabs>
           <w:tab w:val="right" w:leader="dot" w:pos="9062"/>
         </w:tabs>
-        <w:divId w:val="1202597857"/>
+        <w:divId w:val="1255551343"/>
         <w:rPr>
           <w:rFonts w:asciiTheme="minorHAnsi" w:hAnsiTheme="minorHAnsi" w:cstheme="minorBidi"/>
           <w:noProof/>
@@ -2654,7 +2654,7 @@
         <w:rPr>
           <w:noProof/>
         </w:rPr>
-        <w:instrText xml:space="preserve"> PAGEREF _Toc242107150 \h </w:instrText>
+        <w:instrText xml:space="preserve"> PAGEREF _Toc242108802 \h </w:instrText>
       </w:r>
       <w:r>
         <w:rPr>
@@ -2686,7 +2686,7 @@
         <w:tabs>
           <w:tab w:val="right" w:leader="dot" w:pos="9062"/>
         </w:tabs>
-        <w:divId w:val="1202597857"/>
+        <w:divId w:val="1255551343"/>
         <w:rPr>
           <w:rFonts w:asciiTheme="minorHAnsi" w:hAnsiTheme="minorHAnsi" w:cstheme="minorBidi"/>
           <w:noProof/>
@@ -2719,7 +2719,7 @@
         <w:rPr>
           <w:noProof/>
         </w:rPr>
-        <w:instrText xml:space="preserve"> PAGEREF _Toc242107151 \h </w:instrText>
+        <w:instrText xml:space="preserve"> PAGEREF _Toc242108803 \h </w:instrText>
       </w:r>
       <w:r>
         <w:rPr>
@@ -2751,7 +2751,7 @@
         <w:tabs>
           <w:tab w:val="right" w:leader="dot" w:pos="9062"/>
         </w:tabs>
-        <w:divId w:val="1202597857"/>
+        <w:divId w:val="1255551343"/>
         <w:rPr>
           <w:rFonts w:asciiTheme="minorHAnsi" w:hAnsiTheme="minorHAnsi" w:cstheme="minorBidi"/>
           <w:noProof/>
@@ -2784,7 +2784,7 @@
         <w:rPr>
           <w:noProof/>
         </w:rPr>
-        <w:instrText xml:space="preserve"> PAGEREF _Toc242107152 \h </w:instrText>
+        <w:instrText xml:space="preserve"> PAGEREF _Toc242108804 \h </w:instrText>
       </w:r>
       <w:r>
         <w:rPr>
@@ -2816,7 +2816,7 @@
         <w:tabs>
           <w:tab w:val="right" w:leader="dot" w:pos="9062"/>
         </w:tabs>
-        <w:divId w:val="1202597857"/>
+        <w:divId w:val="1255551343"/>
         <w:rPr>
           <w:rFonts w:asciiTheme="minorHAnsi" w:hAnsiTheme="minorHAnsi" w:cstheme="minorBidi"/>
           <w:noProof/>
@@ -2849,7 +2849,7 @@
         <w:rPr>
           <w:noProof/>
         </w:rPr>
-        <w:instrText xml:space="preserve"> PAGEREF _Toc242107153 \h </w:instrText>
+        <w:instrText xml:space="preserve"> PAGEREF _Toc242108805 \h </w:instrText>
       </w:r>
       <w:r>
         <w:rPr>
@@ -2881,7 +2881,7 @@
         <w:tabs>
           <w:tab w:val="right" w:leader="dot" w:pos="9062"/>
         </w:tabs>
-        <w:divId w:val="1202597857"/>
+        <w:divId w:val="1255551343"/>
         <w:rPr>
           <w:rFonts w:asciiTheme="minorHAnsi" w:hAnsiTheme="minorHAnsi" w:cstheme="minorBidi"/>
           <w:noProof/>
@@ -2914,7 +2914,7 @@
         <w:rPr>
           <w:noProof/>
         </w:rPr>
-        <w:instrText xml:space="preserve"> PAGEREF _Toc242107154 \h </w:instrText>
+        <w:instrText xml:space="preserve"> PAGEREF _Toc242108806 \h </w:instrText>
       </w:r>
       <w:r>
         <w:rPr>
@@ -2946,7 +2946,7 @@
         <w:tabs>
           <w:tab w:val="right" w:leader="dot" w:pos="9062"/>
         </w:tabs>
-        <w:divId w:val="1202597857"/>
+        <w:divId w:val="1255551343"/>
         <w:rPr>
           <w:rFonts w:asciiTheme="minorHAnsi" w:hAnsiTheme="minorHAnsi" w:cstheme="minorBidi"/>
           <w:noProof/>
@@ -2979,7 +2979,7 @@
         <w:rPr>
           <w:noProof/>
         </w:rPr>
-        <w:instrText xml:space="preserve"> PAGEREF _Toc242107155 \h </w:instrText>
+        <w:instrText xml:space="preserve"> PAGEREF _Toc242108807 \h </w:instrText>
       </w:r>
       <w:r>
         <w:rPr>
@@ -3011,7 +3011,7 @@
         <w:tabs>
           <w:tab w:val="right" w:leader="dot" w:pos="9062"/>
         </w:tabs>
-        <w:divId w:val="1202597857"/>
+        <w:divId w:val="1255551343"/>
         <w:rPr>
           <w:rFonts w:asciiTheme="minorHAnsi" w:hAnsiTheme="minorHAnsi" w:cstheme="minorBidi"/>
           <w:noProof/>
@@ -3044,7 +3044,7 @@
         <w:rPr>
           <w:noProof/>
         </w:rPr>
-        <w:instrText xml:space="preserve"> PAGEREF _Toc242107156 \h </w:instrText>
+        <w:instrText xml:space="preserve"> PAGEREF _Toc242108808 \h </w:instrText>
       </w:r>
       <w:r>
         <w:rPr>
@@ -3076,7 +3076,7 @@
         <w:tabs>
           <w:tab w:val="right" w:leader="dot" w:pos="9062"/>
         </w:tabs>
-        <w:divId w:val="1202597857"/>
+        <w:divId w:val="1255551343"/>
         <w:rPr>
           <w:rFonts w:asciiTheme="minorHAnsi" w:hAnsiTheme="minorHAnsi" w:cstheme="minorBidi"/>
           <w:noProof/>
@@ -3109,7 +3109,7 @@
         <w:rPr>
           <w:noProof/>
         </w:rPr>
-        <w:instrText xml:space="preserve"> PAGEREF _Toc242107157 \h </w:instrText>
+        <w:instrText xml:space="preserve"> PAGEREF _Toc242108809 \h </w:instrText>
       </w:r>
       <w:r>
         <w:rPr>
@@ -3141,7 +3141,7 @@
         <w:tabs>
           <w:tab w:val="right" w:leader="dot" w:pos="9062"/>
         </w:tabs>
-        <w:divId w:val="1202597857"/>
+        <w:divId w:val="1255551343"/>
         <w:rPr>
           <w:rFonts w:asciiTheme="minorHAnsi" w:hAnsiTheme="minorHAnsi" w:cstheme="minorBidi"/>
           <w:noProof/>
@@ -3174,7 +3174,7 @@
         <w:rPr>
           <w:noProof/>
         </w:rPr>
-        <w:instrText xml:space="preserve"> PAGEREF _Toc242107158 \h </w:instrText>
+        <w:instrText xml:space="preserve"> PAGEREF _Toc242108810 \h </w:instrText>
       </w:r>
       <w:r>
         <w:rPr>
@@ -3206,7 +3206,7 @@
         <w:tabs>
           <w:tab w:val="right" w:leader="dot" w:pos="9062"/>
         </w:tabs>
-        <w:divId w:val="1202597857"/>
+        <w:divId w:val="1255551343"/>
         <w:rPr>
           <w:rFonts w:asciiTheme="minorHAnsi" w:hAnsiTheme="minorHAnsi" w:cstheme="minorBidi"/>
           <w:noProof/>
@@ -3239,7 +3239,7 @@
         <w:rPr>
           <w:noProof/>
         </w:rPr>
-        <w:instrText xml:space="preserve"> PAGEREF _Toc242107159 \h </w:instrText>
+        <w:instrText xml:space="preserve"> PAGEREF _Toc242108811 \h </w:instrText>
       </w:r>
       <w:r>
         <w:rPr>
@@ -3271,7 +3271,7 @@
         <w:tabs>
           <w:tab w:val="right" w:leader="dot" w:pos="9062"/>
         </w:tabs>
-        <w:divId w:val="1202597857"/>
+        <w:divId w:val="1255551343"/>
         <w:rPr>
           <w:rFonts w:asciiTheme="minorHAnsi" w:hAnsiTheme="minorHAnsi" w:cstheme="minorBidi"/>
           <w:noProof/>
@@ -3304,7 +3304,7 @@
         <w:rPr>
           <w:noProof/>
         </w:rPr>
-        <w:instrText xml:space="preserve"> PAGEREF _Toc242107160 \h </w:instrText>
+        <w:instrText xml:space="preserve"> PAGEREF _Toc242108812 \h </w:instrText>
       </w:r>
       <w:r>
         <w:rPr>
@@ -3336,7 +3336,7 @@
         <w:tabs>
           <w:tab w:val="right" w:leader="dot" w:pos="9062"/>
         </w:tabs>
-        <w:divId w:val="1202597857"/>
+        <w:divId w:val="1255551343"/>
         <w:rPr>
           <w:rFonts w:asciiTheme="minorHAnsi" w:hAnsiTheme="minorHAnsi" w:cstheme="minorBidi"/>
           <w:noProof/>
@@ -3369,7 +3369,7 @@
         <w:rPr>
           <w:noProof/>
         </w:rPr>
-        <w:instrText xml:space="preserve"> PAGEREF _Toc242107161 \h </w:instrText>
+        <w:instrText xml:space="preserve"> PAGEREF _Toc242108813 \h </w:instrText>
       </w:r>
       <w:r>
         <w:rPr>
@@ -3401,7 +3401,7 @@
         <w:tabs>
           <w:tab w:val="right" w:leader="dot" w:pos="9062"/>
         </w:tabs>
-        <w:divId w:val="1202597857"/>
+        <w:divId w:val="1255551343"/>
         <w:rPr>
           <w:rFonts w:asciiTheme="minorHAnsi" w:hAnsiTheme="minorHAnsi" w:cstheme="minorBidi"/>
           <w:noProof/>
@@ -3434,7 +3434,7 @@
         <w:rPr>
           <w:noProof/>
         </w:rPr>
-        <w:instrText xml:space="preserve"> PAGEREF _Toc242107162 \h </w:instrText>
+        <w:instrText xml:space="preserve"> PAGEREF _Toc242108814 \h </w:instrText>
       </w:r>
       <w:r>
         <w:rPr>
@@ -3466,7 +3466,7 @@
         <w:tabs>
           <w:tab w:val="right" w:leader="dot" w:pos="9062"/>
         </w:tabs>
-        <w:divId w:val="1202597857"/>
+        <w:divId w:val="1255551343"/>
         <w:rPr>
           <w:rFonts w:asciiTheme="minorHAnsi" w:hAnsiTheme="minorHAnsi" w:cstheme="minorBidi"/>
           <w:noProof/>
@@ -3499,7 +3499,7 @@
         <w:rPr>
           <w:noProof/>
         </w:rPr>
-        <w:instrText xml:space="preserve"> PAGEREF _Toc242107163 \h </w:instrText>
+        <w:instrText xml:space="preserve"> PAGEREF _Toc242108815 \h </w:instrText>
       </w:r>
       <w:r>
         <w:rPr>
@@ -3531,7 +3531,7 @@
         <w:tabs>
           <w:tab w:val="right" w:leader="dot" w:pos="9062"/>
         </w:tabs>
-        <w:divId w:val="1202597857"/>
+        <w:divId w:val="1255551343"/>
         <w:rPr>
           <w:rFonts w:asciiTheme="minorHAnsi" w:hAnsiTheme="minorHAnsi" w:cstheme="minorBidi"/>
           <w:noProof/>
@@ -3564,7 +3564,7 @@
         <w:rPr>
           <w:noProof/>
         </w:rPr>
-        <w:instrText xml:space="preserve"> PAGEREF _Toc242107164 \h </w:instrText>
+        <w:instrText xml:space="preserve"> PAGEREF _Toc242108816 \h </w:instrText>
       </w:r>
       <w:r>
         <w:rPr>
@@ -3596,7 +3596,7 @@
         <w:tabs>
           <w:tab w:val="right" w:leader="dot" w:pos="9062"/>
         </w:tabs>
-        <w:divId w:val="1202597857"/>
+        <w:divId w:val="1255551343"/>
         <w:rPr>
           <w:rFonts w:asciiTheme="minorHAnsi" w:hAnsiTheme="minorHAnsi" w:cstheme="minorBidi"/>
           <w:noProof/>
@@ -3629,7 +3629,7 @@
         <w:rPr>
           <w:noProof/>
         </w:rPr>
-        <w:instrText xml:space="preserve"> PAGEREF _Toc242107165 \h </w:instrText>
+        <w:instrText xml:space="preserve"> PAGEREF _Toc242108817 \h </w:instrText>
       </w:r>
       <w:r>
         <w:rPr>
@@ -3661,7 +3661,7 @@
         <w:tabs>
           <w:tab w:val="right" w:leader="dot" w:pos="9062"/>
         </w:tabs>
-        <w:divId w:val="1202597857"/>
+        <w:divId w:val="1255551343"/>
         <w:rPr>
           <w:rFonts w:asciiTheme="minorHAnsi" w:hAnsiTheme="minorHAnsi" w:cstheme="minorBidi"/>
           <w:noProof/>
@@ -3694,7 +3694,7 @@
         <w:rPr>
           <w:noProof/>
         </w:rPr>
-        <w:instrText xml:space="preserve"> PAGEREF _Toc242107166 \h </w:instrText>
+        <w:instrText xml:space="preserve"> PAGEREF _Toc242108818 \h </w:instrText>
       </w:r>
       <w:r>
         <w:rPr>
@@ -3726,7 +3726,7 @@
         <w:tabs>
           <w:tab w:val="right" w:leader="dot" w:pos="9062"/>
         </w:tabs>
-        <w:divId w:val="1202597857"/>
+        <w:divId w:val="1255551343"/>
         <w:rPr>
           <w:rFonts w:asciiTheme="minorHAnsi" w:hAnsiTheme="minorHAnsi" w:cstheme="minorBidi"/>
           <w:noProof/>
@@ -3759,7 +3759,7 @@
         <w:rPr>
           <w:noProof/>
         </w:rPr>
-        <w:instrText xml:space="preserve"> PAGEREF _Toc242107167 \h </w:instrText>
+        <w:instrText xml:space="preserve"> PAGEREF _Toc242108819 \h </w:instrText>
       </w:r>
       <w:r>
         <w:rPr>
@@ -3791,7 +3791,7 @@
         <w:tabs>
           <w:tab w:val="right" w:leader="dot" w:pos="9062"/>
         </w:tabs>
-        <w:divId w:val="1202597857"/>
+        <w:divId w:val="1255551343"/>
         <w:rPr>
           <w:rFonts w:asciiTheme="minorHAnsi" w:hAnsiTheme="minorHAnsi" w:cstheme="minorBidi"/>
           <w:noProof/>
@@ -3824,7 +3824,7 @@
         <w:rPr>
           <w:noProof/>
         </w:rPr>
-        <w:instrText xml:space="preserve"> PAGEREF _Toc242107168 \h </w:instrText>
+        <w:instrText xml:space="preserve"> PAGEREF _Toc242108820 \h </w:instrText>
       </w:r>
       <w:r>
         <w:rPr>
@@ -3856,7 +3856,7 @@
         <w:tabs>
           <w:tab w:val="right" w:leader="dot" w:pos="9062"/>
         </w:tabs>
-        <w:divId w:val="1202597857"/>
+        <w:divId w:val="1255551343"/>
         <w:rPr>
           <w:rFonts w:asciiTheme="minorHAnsi" w:hAnsiTheme="minorHAnsi" w:cstheme="minorBidi"/>
           <w:noProof/>
@@ -3889,7 +3889,7 @@
         <w:rPr>
           <w:noProof/>
         </w:rPr>
-        <w:instrText xml:space="preserve"> PAGEREF _Toc242107169 \h </w:instrText>
+        <w:instrText xml:space="preserve"> PAGEREF _Toc242108821 \h </w:instrText>
       </w:r>
       <w:r>
         <w:rPr>
@@ -3921,7 +3921,7 @@
         <w:tabs>
           <w:tab w:val="right" w:leader="dot" w:pos="9062"/>
         </w:tabs>
-        <w:divId w:val="1202597857"/>
+        <w:divId w:val="1255551343"/>
         <w:rPr>
           <w:rFonts w:asciiTheme="minorHAnsi" w:hAnsiTheme="minorHAnsi" w:cstheme="minorBidi"/>
           <w:noProof/>
@@ -3954,7 +3954,7 @@
         <w:rPr>
           <w:noProof/>
         </w:rPr>
-        <w:instrText xml:space="preserve"> PAGEREF _Toc242107170 \h </w:instrText>
+        <w:instrText xml:space="preserve"> PAGEREF _Toc242108822 \h </w:instrText>
       </w:r>
       <w:r>
         <w:rPr>
@@ -3986,7 +3986,7 @@
         <w:tabs>
           <w:tab w:val="right" w:leader="dot" w:pos="9062"/>
         </w:tabs>
-        <w:divId w:val="1202597857"/>
+        <w:divId w:val="1255551343"/>
         <w:rPr>
           <w:rFonts w:asciiTheme="minorHAnsi" w:hAnsiTheme="minorHAnsi" w:cstheme="minorBidi"/>
           <w:noProof/>
@@ -4019,7 +4019,7 @@
         <w:rPr>
           <w:noProof/>
         </w:rPr>
-        <w:instrText xml:space="preserve"> PAGEREF _Toc242107171 \h </w:instrText>
+        <w:instrText xml:space="preserve"> PAGEREF _Toc242108823 \h </w:instrText>
       </w:r>
       <w:r>
         <w:rPr>
@@ -4051,7 +4051,7 @@
         <w:tabs>
           <w:tab w:val="right" w:leader="dot" w:pos="9062"/>
         </w:tabs>
-        <w:divId w:val="1202597857"/>
+        <w:divId w:val="1255551343"/>
         <w:rPr>
           <w:rFonts w:asciiTheme="minorHAnsi" w:hAnsiTheme="minorHAnsi" w:cstheme="minorBidi"/>
           <w:noProof/>
@@ -4084,7 +4084,7 @@
         <w:rPr>
           <w:noProof/>
         </w:rPr>
-        <w:instrText xml:space="preserve"> PAGEREF _Toc242107172 \h </w:instrText>
+        <w:instrText xml:space="preserve"> PAGEREF _Toc242108824 \h </w:instrText>
       </w:r>
       <w:r>
         <w:rPr>
@@ -4116,7 +4116,7 @@
         <w:tabs>
           <w:tab w:val="right" w:leader="dot" w:pos="9062"/>
         </w:tabs>
-        <w:divId w:val="1202597857"/>
+        <w:divId w:val="1255551343"/>
         <w:rPr>
           <w:rFonts w:asciiTheme="minorHAnsi" w:hAnsiTheme="minorHAnsi" w:cstheme="minorBidi"/>
           <w:noProof/>
@@ -4149,7 +4149,7 @@
         <w:rPr>
           <w:noProof/>
         </w:rPr>
-        <w:instrText xml:space="preserve"> PAGEREF _Toc242107173 \h </w:instrText>
+        <w:instrText xml:space="preserve"> PAGEREF _Toc242108825 \h </w:instrText>
       </w:r>
       <w:r>
         <w:rPr>
@@ -4181,7 +4181,7 @@
         <w:tabs>
           <w:tab w:val="right" w:leader="dot" w:pos="9062"/>
         </w:tabs>
-        <w:divId w:val="1202597857"/>
+        <w:divId w:val="1255551343"/>
         <w:rPr>
           <w:rFonts w:asciiTheme="minorHAnsi" w:hAnsiTheme="minorHAnsi" w:cstheme="minorBidi"/>
           <w:noProof/>
@@ -4214,7 +4214,7 @@
         <w:rPr>
           <w:noProof/>
         </w:rPr>
-        <w:instrText xml:space="preserve"> PAGEREF _Toc242107174 \h </w:instrText>
+        <w:instrText xml:space="preserve"> PAGEREF _Toc242108826 \h </w:instrText>
       </w:r>
       <w:r>
         <w:rPr>
@@ -4246,7 +4246,7 @@
         <w:tabs>
           <w:tab w:val="right" w:leader="dot" w:pos="9062"/>
         </w:tabs>
-        <w:divId w:val="1202597857"/>
+        <w:divId w:val="1255551343"/>
         <w:rPr>
           <w:rFonts w:asciiTheme="minorHAnsi" w:hAnsiTheme="minorHAnsi" w:cstheme="minorBidi"/>
           <w:noProof/>
@@ -4279,7 +4279,7 @@
         <w:rPr>
           <w:noProof/>
         </w:rPr>
-        <w:instrText xml:space="preserve"> PAGEREF _Toc242107175 \h </w:instrText>
+        <w:instrText xml:space="preserve"> PAGEREF _Toc242108827 \h </w:instrText>
       </w:r>
       <w:r>
         <w:rPr>
@@ -4311,7 +4311,7 @@
         <w:tabs>
           <w:tab w:val="right" w:leader="dot" w:pos="9062"/>
         </w:tabs>
-        <w:divId w:val="1202597857"/>
+        <w:divId w:val="1255551343"/>
         <w:rPr>
           <w:rFonts w:asciiTheme="minorHAnsi" w:hAnsiTheme="minorHAnsi" w:cstheme="minorBidi"/>
           <w:noProof/>
@@ -4344,7 +4344,7 @@
         <w:rPr>
           <w:noProof/>
         </w:rPr>
-        <w:instrText xml:space="preserve"> PAGEREF _Toc242107176 \h </w:instrText>
+        <w:instrText xml:space="preserve"> PAGEREF _Toc242108828 \h </w:instrText>
       </w:r>
       <w:r>
         <w:rPr>
@@ -4376,7 +4376,7 @@
         <w:tabs>
           <w:tab w:val="right" w:leader="dot" w:pos="9062"/>
         </w:tabs>
-        <w:divId w:val="1202597857"/>
+        <w:divId w:val="1255551343"/>
         <w:rPr>
           <w:rFonts w:asciiTheme="minorHAnsi" w:hAnsiTheme="minorHAnsi" w:cstheme="minorBidi"/>
           <w:noProof/>
@@ -4409,7 +4409,7 @@
         <w:rPr>
           <w:noProof/>
         </w:rPr>
-        <w:instrText xml:space="preserve"> PAGEREF _Toc242107177 \h </w:instrText>
+        <w:instrText xml:space="preserve"> PAGEREF _Toc242108829 \h </w:instrText>
       </w:r>
       <w:r>
         <w:rPr>
@@ -4441,7 +4441,7 @@
         <w:tabs>
           <w:tab w:val="right" w:leader="dot" w:pos="9062"/>
         </w:tabs>
-        <w:divId w:val="1202597857"/>
+        <w:divId w:val="1255551343"/>
         <w:rPr>
           <w:rFonts w:asciiTheme="minorHAnsi" w:hAnsiTheme="minorHAnsi" w:cstheme="minorBidi"/>
           <w:noProof/>
@@ -4474,7 +4474,7 @@
         <w:rPr>
           <w:noProof/>
         </w:rPr>
-        <w:instrText xml:space="preserve"> PAGEREF _Toc242107178 \h </w:instrText>
+        <w:instrText xml:space="preserve"> PAGEREF _Toc242108830 \h </w:instrText>
       </w:r>
       <w:r>
         <w:rPr>
@@ -4506,7 +4506,7 @@
         <w:tabs>
           <w:tab w:val="right" w:leader="dot" w:pos="9062"/>
         </w:tabs>
-        <w:divId w:val="1202597857"/>
+        <w:divId w:val="1255551343"/>
         <w:rPr>
           <w:rFonts w:asciiTheme="minorHAnsi" w:hAnsiTheme="minorHAnsi" w:cstheme="minorBidi"/>
           <w:noProof/>
@@ -4539,7 +4539,7 @@
         <w:rPr>
           <w:noProof/>
         </w:rPr>
-        <w:instrText xml:space="preserve"> PAGEREF _Toc242107179 \h </w:instrText>
+        <w:instrText xml:space="preserve"> PAGEREF _Toc242108831 \h </w:instrText>
       </w:r>
       <w:r>
         <w:rPr>
@@ -4571,7 +4571,7 @@
         <w:tabs>
           <w:tab w:val="right" w:leader="dot" w:pos="9062"/>
         </w:tabs>
-        <w:divId w:val="1202597857"/>
+        <w:divId w:val="1255551343"/>
         <w:rPr>
           <w:rFonts w:asciiTheme="minorHAnsi" w:hAnsiTheme="minorHAnsi" w:cstheme="minorBidi"/>
           <w:noProof/>
@@ -4604,7 +4604,7 @@
         <w:rPr>
           <w:noProof/>
         </w:rPr>
-        <w:instrText xml:space="preserve"> PAGEREF _Toc242107180 \h </w:instrText>
+        <w:instrText xml:space="preserve"> PAGEREF _Toc242108832 \h </w:instrText>
       </w:r>
       <w:r>
         <w:rPr>
@@ -4636,7 +4636,7 @@
         <w:tabs>
           <w:tab w:val="right" w:leader="dot" w:pos="9062"/>
         </w:tabs>
-        <w:divId w:val="1202597857"/>
+        <w:divId w:val="1255551343"/>
         <w:rPr>
           <w:rFonts w:asciiTheme="minorHAnsi" w:hAnsiTheme="minorHAnsi" w:cstheme="minorBidi"/>
           <w:noProof/>
@@ -4669,7 +4669,7 @@
         <w:rPr>
           <w:noProof/>
         </w:rPr>
-        <w:instrText xml:space="preserve"> PAGEREF _Toc242107181 \h </w:instrText>
+        <w:instrText xml:space="preserve"> PAGEREF _Toc242108833 \h </w:instrText>
       </w:r>
       <w:r>
         <w:rPr>
@@ -4698,7 +4698,7 @@
     <w:p>
       <w:pPr>
         <w:pStyle w:val="marker"/>
-        <w:divId w:val="1202597857"/>
+        <w:divId w:val="1255551343"/>
         <w:rPr>
           <w:lang w:val="nl-NL"/>
         </w:rPr>
@@ -4714,7 +4714,7 @@
       <w:pPr>
         <w:pStyle w:val="marker"/>
         <w:ind w:left="800" w:right="800"/>
-        <w:divId w:val="1237328036"/>
+        <w:divId w:val="31351673"/>
         <w:rPr>
           <w:lang w:val="nl-NL"/>
         </w:rPr>
@@ -4725,7 +4725,7 @@
     </w:p>
     <w:p>
       <w:pPr>
-        <w:divId w:val="1617830931"/>
+        <w:divId w:val="162864437"/>
         <w:rPr>
           <w:i/>
           <w:iCs/>
@@ -4754,7 +4754,7 @@
     </w:p>
     <w:p>
       <w:pPr>
-        <w:divId w:val="1617830931"/>
+        <w:divId w:val="162864437"/>
         <w:rPr>
           <w:i/>
           <w:iCs/>
@@ -4776,7 +4776,7 @@
       <w:pPr>
         <w:pStyle w:val="marker"/>
         <w:ind w:left="800" w:right="800"/>
-        <w:divId w:val="1237328036"/>
+        <w:divId w:val="31351673"/>
         <w:rPr>
           <w:lang w:val="nl-NL"/>
         </w:rPr>
@@ -4788,13 +4788,13 @@
     <w:p>
       <w:pPr>
         <w:pStyle w:val="Kop1"/>
-        <w:divId w:val="1237328036"/>
-        <w:rPr>
-          <w:rFonts w:eastAsia="Times New Roman"/>
-          <w:lang w:val="nl-NL"/>
-        </w:rPr>
-      </w:pPr>
-      <w:bookmarkStart w:id="1" w:name="_Toc242107113"/>
+        <w:divId w:val="31351673"/>
+        <w:rPr>
+          <w:rFonts w:eastAsia="Times New Roman"/>
+          <w:lang w:val="nl-NL"/>
+        </w:rPr>
+      </w:pPr>
+      <w:bookmarkStart w:id="1" w:name="_Toc242108765"/>
       <w:r>
         <w:rPr>
           <w:rFonts w:eastAsia="Times New Roman"/>
@@ -4807,13 +4807,13 @@
     <w:p>
       <w:pPr>
         <w:pStyle w:val="Kop2"/>
-        <w:divId w:val="1237328036"/>
-        <w:rPr>
-          <w:rFonts w:eastAsia="Times New Roman"/>
-          <w:lang w:val="nl-NL"/>
-        </w:rPr>
-      </w:pPr>
-      <w:bookmarkStart w:id="2" w:name="_Toc242107114"/>
+        <w:divId w:val="31351673"/>
+        <w:rPr>
+          <w:rFonts w:eastAsia="Times New Roman"/>
+          <w:lang w:val="nl-NL"/>
+        </w:rPr>
+      </w:pPr>
+      <w:bookmarkStart w:id="2" w:name="_Toc242108766"/>
       <w:r>
         <w:rPr>
           <w:rFonts w:eastAsia="Times New Roman"/>
@@ -4826,13 +4826,13 @@
     <w:p>
       <w:pPr>
         <w:pStyle w:val="Kop3"/>
-        <w:divId w:val="1237328036"/>
-        <w:rPr>
-          <w:rFonts w:eastAsia="Times New Roman"/>
-          <w:lang w:val="nl-NL"/>
-        </w:rPr>
-      </w:pPr>
-      <w:bookmarkStart w:id="3" w:name="_Toc242107115"/>
+        <w:divId w:val="31351673"/>
+        <w:rPr>
+          <w:rFonts w:eastAsia="Times New Roman"/>
+          <w:lang w:val="nl-NL"/>
+        </w:rPr>
+      </w:pPr>
+      <w:bookmarkStart w:id="3" w:name="_Toc242108767"/>
       <w:r>
         <w:rPr>
           <w:rFonts w:eastAsia="Times New Roman"/>
@@ -4845,7 +4845,7 @@
     <w:p>
       <w:pPr>
         <w:pStyle w:val="subtitel"/>
-        <w:divId w:val="1237328036"/>
+        <w:divId w:val="31351673"/>
         <w:rPr>
           <w:lang w:val="nl-NL"/>
         </w:rPr>
@@ -4860,7 +4860,7 @@
     <w:p>
       <w:pPr>
         <w:pStyle w:val="Normaalweb"/>
-        <w:divId w:val="1237328036"/>
+        <w:divId w:val="31351673"/>
         <w:rPr>
           <w:lang w:val="nl-NL"/>
         </w:rPr>
@@ -4881,7 +4881,7 @@
     <w:p>
       <w:pPr>
         <w:pStyle w:val="Normaalweb"/>
-        <w:divId w:val="1237328036"/>
+        <w:divId w:val="31351673"/>
         <w:rPr>
           <w:lang w:val="nl-NL"/>
         </w:rPr>
@@ -4902,7 +4902,7 @@
     <w:p>
       <w:pPr>
         <w:pStyle w:val="Normaalweb"/>
-        <w:divId w:val="1237328036"/>
+        <w:divId w:val="31351673"/>
         <w:rPr>
           <w:lang w:val="nl-NL"/>
         </w:rPr>
@@ -4923,7 +4923,7 @@
     <w:p>
       <w:pPr>
         <w:pStyle w:val="Normaalweb"/>
-        <w:divId w:val="1237328036"/>
+        <w:divId w:val="31351673"/>
         <w:rPr>
           <w:lang w:val="nl-NL"/>
         </w:rPr>
@@ -4950,7 +4950,7 @@
     </w:p>
     <w:p>
       <w:pPr>
-        <w:divId w:val="311063052"/>
+        <w:divId w:val="2061007604"/>
         <w:rPr>
           <w:color w:val="555555"/>
           <w:sz w:val="20"/>
@@ -4972,7 +4972,7 @@
       <w:pPr>
         <w:pStyle w:val="marker"/>
         <w:ind w:left="800" w:right="800"/>
-        <w:divId w:val="1237328036"/>
+        <w:divId w:val="31351673"/>
         <w:rPr>
           <w:lang w:val="nl-NL"/>
         </w:rPr>
@@ -4984,13 +4984,13 @@
     <w:p>
       <w:pPr>
         <w:pStyle w:val="Kop3"/>
-        <w:divId w:val="1237328036"/>
-        <w:rPr>
-          <w:rFonts w:eastAsia="Times New Roman"/>
-          <w:lang w:val="nl-NL"/>
-        </w:rPr>
-      </w:pPr>
-      <w:bookmarkStart w:id="4" w:name="_Toc242107116"/>
+        <w:divId w:val="31351673"/>
+        <w:rPr>
+          <w:rFonts w:eastAsia="Times New Roman"/>
+          <w:lang w:val="nl-NL"/>
+        </w:rPr>
+      </w:pPr>
+      <w:bookmarkStart w:id="4" w:name="_Toc242108768"/>
       <w:r>
         <w:rPr>
           <w:rFonts w:eastAsia="Times New Roman"/>
@@ -5003,7 +5003,7 @@
     <w:p>
       <w:pPr>
         <w:pStyle w:val="subtitel"/>
-        <w:divId w:val="1237328036"/>
+        <w:divId w:val="31351673"/>
         <w:rPr>
           <w:lang w:val="nl-NL"/>
         </w:rPr>
@@ -5018,7 +5018,7 @@
     <w:p>
       <w:pPr>
         <w:pStyle w:val="Normaalweb"/>
-        <w:divId w:val="1237328036"/>
+        <w:divId w:val="31351673"/>
         <w:rPr>
           <w:lang w:val="nl-NL"/>
         </w:rPr>
@@ -5039,7 +5039,7 @@
     <w:p>
       <w:pPr>
         <w:pStyle w:val="Normaalweb"/>
-        <w:divId w:val="1237328036"/>
+        <w:divId w:val="31351673"/>
         <w:rPr>
           <w:lang w:val="nl-NL"/>
         </w:rPr>
@@ -5060,7 +5060,7 @@
     <w:p>
       <w:pPr>
         <w:pStyle w:val="Normaalweb"/>
-        <w:divId w:val="1237328036"/>
+        <w:divId w:val="31351673"/>
         <w:rPr>
           <w:lang w:val="nl-NL"/>
         </w:rPr>
@@ -5080,7 +5080,7 @@
     </w:p>
     <w:p>
       <w:pPr>
-        <w:divId w:val="1463646061"/>
+        <w:divId w:val="2106149258"/>
         <w:rPr>
           <w:color w:val="555555"/>
           <w:sz w:val="20"/>
@@ -5100,7 +5100,7 @@
     </w:p>
     <w:p>
       <w:pPr>
-        <w:divId w:val="1463646061"/>
+        <w:divId w:val="2106149258"/>
         <w:rPr>
           <w:color w:val="555555"/>
           <w:sz w:val="20"/>
@@ -5122,7 +5122,7 @@
       <w:pPr>
         <w:pStyle w:val="marker"/>
         <w:ind w:left="800" w:right="800"/>
-        <w:divId w:val="1237328036"/>
+        <w:divId w:val="31351673"/>
         <w:rPr>
           <w:lang w:val="nl-NL"/>
         </w:rPr>
@@ -5134,13 +5134,13 @@
     <w:p>
       <w:pPr>
         <w:pStyle w:val="Kop3"/>
-        <w:divId w:val="1237328036"/>
-        <w:rPr>
-          <w:rFonts w:eastAsia="Times New Roman"/>
-          <w:lang w:val="nl-NL"/>
-        </w:rPr>
-      </w:pPr>
-      <w:bookmarkStart w:id="5" w:name="_Toc242107117"/>
+        <w:divId w:val="31351673"/>
+        <w:rPr>
+          <w:rFonts w:eastAsia="Times New Roman"/>
+          <w:lang w:val="nl-NL"/>
+        </w:rPr>
+      </w:pPr>
+      <w:bookmarkStart w:id="5" w:name="_Toc242108769"/>
       <w:r>
         <w:rPr>
           <w:rFonts w:eastAsia="Times New Roman"/>
@@ -5153,7 +5153,7 @@
     <w:p>
       <w:pPr>
         <w:pStyle w:val="subtitel"/>
-        <w:divId w:val="1237328036"/>
+        <w:divId w:val="31351673"/>
         <w:rPr>
           <w:lang w:val="nl-NL"/>
         </w:rPr>
@@ -5168,7 +5168,7 @@
     <w:p>
       <w:pPr>
         <w:pStyle w:val="Normaalweb"/>
-        <w:divId w:val="1237328036"/>
+        <w:divId w:val="31351673"/>
         <w:rPr>
           <w:lang w:val="nl-NL"/>
         </w:rPr>
@@ -5189,7 +5189,7 @@
     <w:p>
       <w:pPr>
         <w:pStyle w:val="Normaalweb"/>
-        <w:divId w:val="1237328036"/>
+        <w:divId w:val="31351673"/>
         <w:rPr>
           <w:lang w:val="nl-NL"/>
         </w:rPr>
@@ -5210,7 +5210,7 @@
     <w:p>
       <w:pPr>
         <w:pStyle w:val="Normaalweb"/>
-        <w:divId w:val="1237328036"/>
+        <w:divId w:val="31351673"/>
         <w:rPr>
           <w:lang w:val="nl-NL"/>
         </w:rPr>
@@ -5231,7 +5231,7 @@
     <w:p>
       <w:pPr>
         <w:pStyle w:val="Normaalweb"/>
-        <w:divId w:val="1237328036"/>
+        <w:divId w:val="31351673"/>
         <w:rPr>
           <w:lang w:val="nl-NL"/>
         </w:rPr>
@@ -5251,7 +5251,7 @@
     </w:p>
     <w:p>
       <w:pPr>
-        <w:divId w:val="886137713"/>
+        <w:divId w:val="1392851026"/>
         <w:rPr>
           <w:color w:val="555555"/>
           <w:sz w:val="20"/>
@@ -5281,7 +5281,7 @@
     </w:p>
     <w:p>
       <w:pPr>
-        <w:divId w:val="886137713"/>
+        <w:divId w:val="1392851026"/>
         <w:rPr>
           <w:color w:val="555555"/>
           <w:sz w:val="20"/>
@@ -5303,7 +5303,7 @@
       <w:pPr>
         <w:pStyle w:val="marker"/>
         <w:ind w:left="800" w:right="800"/>
-        <w:divId w:val="1237328036"/>
+        <w:divId w:val="31351673"/>
         <w:rPr>
           <w:lang w:val="nl-NL"/>
         </w:rPr>
@@ -5315,13 +5315,13 @@
     <w:p>
       <w:pPr>
         <w:pStyle w:val="Kop3"/>
-        <w:divId w:val="1237328036"/>
-        <w:rPr>
-          <w:rFonts w:eastAsia="Times New Roman"/>
-          <w:lang w:val="nl-NL"/>
-        </w:rPr>
-      </w:pPr>
-      <w:bookmarkStart w:id="6" w:name="_Toc242107118"/>
+        <w:divId w:val="31351673"/>
+        <w:rPr>
+          <w:rFonts w:eastAsia="Times New Roman"/>
+          <w:lang w:val="nl-NL"/>
+        </w:rPr>
+      </w:pPr>
+      <w:bookmarkStart w:id="6" w:name="_Toc242108770"/>
       <w:r>
         <w:rPr>
           <w:rFonts w:eastAsia="Times New Roman"/>
@@ -5334,7 +5334,7 @@
     <w:p>
       <w:pPr>
         <w:pStyle w:val="subtitel"/>
-        <w:divId w:val="1237328036"/>
+        <w:divId w:val="31351673"/>
         <w:rPr>
           <w:lang w:val="nl-NL"/>
         </w:rPr>
@@ -5349,7 +5349,7 @@
     <w:p>
       <w:pPr>
         <w:pStyle w:val="Normaalweb"/>
-        <w:divId w:val="1237328036"/>
+        <w:divId w:val="31351673"/>
         <w:rPr>
           <w:lang w:val="nl-NL"/>
         </w:rPr>
@@ -5370,7 +5370,7 @@
     <w:p>
       <w:pPr>
         <w:pStyle w:val="Normaalweb"/>
-        <w:divId w:val="1237328036"/>
+        <w:divId w:val="31351673"/>
         <w:rPr>
           <w:lang w:val="nl-NL"/>
         </w:rPr>
@@ -5391,7 +5391,7 @@
     <w:p>
       <w:pPr>
         <w:pStyle w:val="Normaalweb"/>
-        <w:divId w:val="1237328036"/>
+        <w:divId w:val="31351673"/>
         <w:rPr>
           <w:lang w:val="nl-NL"/>
         </w:rPr>
@@ -5418,28 +5418,27 @@
     <w:p>
       <w:pPr>
         <w:pStyle w:val="Normaalweb"/>
-        <w:divId w:val="1237328036"/>
-        <w:rPr>
-          <w:lang w:val="nl-NL"/>
-        </w:rPr>
-      </w:pPr>
-      <w:r>
-        <w:rPr>
-          <w:lang w:val="nl-NL"/>
-        </w:rPr>
-        <w:t xml:space="preserve">Het cruciale en doorslaggevende verschil met de eerste lijn is echter de actieve bereidheid tot administratieve vertaling. Waar eerdere actoren weigerden de klinische feiten te converteren naar maatschappelijk bruikbare documenten, levert de academische structuur deze onmisbare sleutel wél. De specialisten produceren sluitende getuigschriften en vullen de complexe, vormstrenge documenten in *5* die de federale overheid eist. Hiermee objectiveren zij niet </w:t>
-      </w:r>
-      <w:r>
-        <w:rPr>
-          <w:lang w:val="nl-NL"/>
-        </w:rPr>
-        <w:lastRenderedPageBreak/>
-        <w:t>alleen de fysieke defecten, maar vertalen zij deze actief naar een blijvende verstoring van de biomechanica en een permanent verlies van zelfredzaamheid. Deze academische bekrachtiging doorbreekt de initiële patstelling, levert de forensische bewijslast die nodig is om de overheden in beweging te dwingen, en legt het fundament voor de escalatie naar de uitvoerende en controlerende instanties verderop in het netwerk.</w:t>
-      </w:r>
-    </w:p>
-    <w:p>
-      <w:pPr>
-        <w:divId w:val="338119033"/>
+        <w:divId w:val="31351673"/>
+        <w:rPr>
+          <w:lang w:val="nl-NL"/>
+        </w:rPr>
+      </w:pPr>
+      <w:r>
+        <w:rPr>
+          <w:lang w:val="nl-NL"/>
+        </w:rPr>
+        <w:t>Het cruciale en doorslaggevende verschil met de eerste lijn is echter de actieve bereidheid tot administratieve vertaling. Waar eerdere actoren weigerden de klinische feiten te converteren naar maatschappelijk bruikbare documenten, levert de academische structuur deze onmisbare sleutel wél. De specialisten produceren sluitende getuigschriften en vullen de complexe, vormstrenge documenten in *5* die de federale overheid eist. Hiermee objectiveren zij niet alleen de fysieke defecten, maar vertalen zij deze ac</w:t>
+      </w:r>
+      <w:r>
+        <w:rPr>
+          <w:lang w:val="nl-NL"/>
+        </w:rPr>
+        <w:t>tief naar een blijvende verstoring van de biomechanica en een permanent verlies van zelfredzaamheid. Deze academische bekrachtiging doorbreekt de initiële patstelling, levert de forensische bewijslast die nodig is om de overheden in beweging te dwingen, en legt het fundament voor de escalatie naar de uitvoerende en controlerende instanties verderop in het netwerk.</w:t>
+      </w:r>
+    </w:p>
+    <w:p>
+      <w:pPr>
+        <w:divId w:val="783112879"/>
         <w:rPr>
           <w:color w:val="555555"/>
           <w:sz w:val="20"/>
@@ -5459,7 +5458,7 @@
     </w:p>
     <w:p>
       <w:pPr>
-        <w:divId w:val="338119033"/>
+        <w:divId w:val="783112879"/>
         <w:rPr>
           <w:color w:val="555555"/>
           <w:sz w:val="20"/>
@@ -5479,7 +5478,7 @@
     </w:p>
     <w:p>
       <w:pPr>
-        <w:divId w:val="338119033"/>
+        <w:divId w:val="783112879"/>
         <w:rPr>
           <w:color w:val="555555"/>
           <w:sz w:val="20"/>
@@ -5499,7 +5498,7 @@
     </w:p>
     <w:p>
       <w:pPr>
-        <w:divId w:val="338119033"/>
+        <w:divId w:val="783112879"/>
         <w:rPr>
           <w:color w:val="555555"/>
           <w:sz w:val="20"/>
@@ -5519,7 +5518,7 @@
     </w:p>
     <w:p>
       <w:pPr>
-        <w:divId w:val="338119033"/>
+        <w:divId w:val="783112879"/>
         <w:rPr>
           <w:color w:val="555555"/>
           <w:sz w:val="20"/>
@@ -5541,7 +5540,7 @@
       <w:pPr>
         <w:pStyle w:val="marker"/>
         <w:ind w:left="800" w:right="800"/>
-        <w:divId w:val="1237328036"/>
+        <w:divId w:val="31351673"/>
         <w:rPr>
           <w:lang w:val="nl-NL"/>
         </w:rPr>
@@ -5553,13 +5552,13 @@
     <w:p>
       <w:pPr>
         <w:pStyle w:val="Kop3"/>
-        <w:divId w:val="1237328036"/>
-        <w:rPr>
-          <w:rFonts w:eastAsia="Times New Roman"/>
-          <w:lang w:val="nl-NL"/>
-        </w:rPr>
-      </w:pPr>
-      <w:bookmarkStart w:id="7" w:name="_Toc242107119"/>
+        <w:divId w:val="31351673"/>
+        <w:rPr>
+          <w:rFonts w:eastAsia="Times New Roman"/>
+          <w:lang w:val="nl-NL"/>
+        </w:rPr>
+      </w:pPr>
+      <w:bookmarkStart w:id="7" w:name="_Toc242108771"/>
       <w:r>
         <w:rPr>
           <w:rFonts w:eastAsia="Times New Roman"/>
@@ -5572,7 +5571,7 @@
     <w:p>
       <w:pPr>
         <w:pStyle w:val="subtitel"/>
-        <w:divId w:val="1237328036"/>
+        <w:divId w:val="31351673"/>
         <w:rPr>
           <w:lang w:val="nl-NL"/>
         </w:rPr>
@@ -5587,7 +5586,7 @@
     <w:p>
       <w:pPr>
         <w:pStyle w:val="Normaalweb"/>
-        <w:divId w:val="1237328036"/>
+        <w:divId w:val="31351673"/>
         <w:rPr>
           <w:lang w:val="nl-NL"/>
         </w:rPr>
@@ -5608,7 +5607,7 @@
     <w:p>
       <w:pPr>
         <w:pStyle w:val="Normaalweb"/>
-        <w:divId w:val="1237328036"/>
+        <w:divId w:val="31351673"/>
         <w:rPr>
           <w:lang w:val="nl-NL"/>
         </w:rPr>
@@ -5629,7 +5628,7 @@
     <w:p>
       <w:pPr>
         <w:pStyle w:val="Normaalweb"/>
-        <w:divId w:val="1237328036"/>
+        <w:divId w:val="31351673"/>
         <w:rPr>
           <w:lang w:val="nl-NL"/>
         </w:rPr>
@@ -5650,7 +5649,7 @@
     <w:p>
       <w:pPr>
         <w:pStyle w:val="Normaalweb"/>
-        <w:divId w:val="1237328036"/>
+        <w:divId w:val="31351673"/>
         <w:rPr>
           <w:lang w:val="nl-NL"/>
         </w:rPr>
@@ -5670,7 +5669,7 @@
     </w:p>
     <w:p>
       <w:pPr>
-        <w:divId w:val="1260213307"/>
+        <w:divId w:val="2114937895"/>
         <w:rPr>
           <w:color w:val="555555"/>
           <w:sz w:val="20"/>
@@ -5692,7 +5691,7 @@
       <w:pPr>
         <w:pStyle w:val="marker"/>
         <w:ind w:left="800" w:right="800"/>
-        <w:divId w:val="1237328036"/>
+        <w:divId w:val="31351673"/>
         <w:rPr>
           <w:lang w:val="nl-NL"/>
         </w:rPr>
@@ -5704,13 +5703,13 @@
     <w:p>
       <w:pPr>
         <w:pStyle w:val="Kop2"/>
-        <w:divId w:val="1237328036"/>
-        <w:rPr>
-          <w:rFonts w:eastAsia="Times New Roman"/>
-          <w:lang w:val="nl-NL"/>
-        </w:rPr>
-      </w:pPr>
-      <w:bookmarkStart w:id="8" w:name="_Toc242107120"/>
+        <w:divId w:val="31351673"/>
+        <w:rPr>
+          <w:rFonts w:eastAsia="Times New Roman"/>
+          <w:lang w:val="nl-NL"/>
+        </w:rPr>
+      </w:pPr>
+      <w:bookmarkStart w:id="8" w:name="_Toc242108772"/>
       <w:r>
         <w:rPr>
           <w:rFonts w:eastAsia="Times New Roman"/>
@@ -5723,13 +5722,13 @@
     <w:p>
       <w:pPr>
         <w:pStyle w:val="Kop3"/>
-        <w:divId w:val="1237328036"/>
-        <w:rPr>
-          <w:rFonts w:eastAsia="Times New Roman"/>
-          <w:lang w:val="nl-NL"/>
-        </w:rPr>
-      </w:pPr>
-      <w:bookmarkStart w:id="9" w:name="_Toc242107121"/>
+        <w:divId w:val="31351673"/>
+        <w:rPr>
+          <w:rFonts w:eastAsia="Times New Roman"/>
+          <w:lang w:val="nl-NL"/>
+        </w:rPr>
+      </w:pPr>
+      <w:bookmarkStart w:id="9" w:name="_Toc242108773"/>
       <w:r>
         <w:rPr>
           <w:rFonts w:eastAsia="Times New Roman"/>
@@ -5742,7 +5741,7 @@
     <w:p>
       <w:pPr>
         <w:pStyle w:val="subtitel"/>
-        <w:divId w:val="1237328036"/>
+        <w:divId w:val="31351673"/>
         <w:rPr>
           <w:lang w:val="nl-NL"/>
         </w:rPr>
@@ -5757,7 +5756,7 @@
     <w:p>
       <w:pPr>
         <w:pStyle w:val="Normaalweb"/>
-        <w:divId w:val="1237328036"/>
+        <w:divId w:val="31351673"/>
         <w:rPr>
           <w:lang w:val="nl-NL"/>
         </w:rPr>
@@ -5778,7 +5777,7 @@
     <w:p>
       <w:pPr>
         <w:pStyle w:val="Normaalweb"/>
-        <w:divId w:val="1237328036"/>
+        <w:divId w:val="31351673"/>
         <w:rPr>
           <w:lang w:val="nl-NL"/>
         </w:rPr>
@@ -5799,7 +5798,7 @@
     <w:p>
       <w:pPr>
         <w:pStyle w:val="Normaalweb"/>
-        <w:divId w:val="1237328036"/>
+        <w:divId w:val="31351673"/>
         <w:rPr>
           <w:lang w:val="nl-NL"/>
         </w:rPr>
@@ -5820,7 +5819,7 @@
     <w:p>
       <w:pPr>
         <w:pStyle w:val="Normaalweb"/>
-        <w:divId w:val="1237328036"/>
+        <w:divId w:val="31351673"/>
         <w:rPr>
           <w:lang w:val="nl-NL"/>
         </w:rPr>
@@ -5840,7 +5839,7 @@
     </w:p>
     <w:p>
       <w:pPr>
-        <w:divId w:val="1781293537"/>
+        <w:divId w:val="1469543227"/>
         <w:rPr>
           <w:color w:val="555555"/>
           <w:sz w:val="20"/>
@@ -5862,7 +5861,7 @@
       <w:pPr>
         <w:pStyle w:val="marker"/>
         <w:ind w:left="800" w:right="800"/>
-        <w:divId w:val="1237328036"/>
+        <w:divId w:val="31351673"/>
         <w:rPr>
           <w:lang w:val="nl-NL"/>
         </w:rPr>
@@ -5874,13 +5873,13 @@
     <w:p>
       <w:pPr>
         <w:pStyle w:val="Kop3"/>
-        <w:divId w:val="1237328036"/>
-        <w:rPr>
-          <w:rFonts w:eastAsia="Times New Roman"/>
-          <w:lang w:val="nl-NL"/>
-        </w:rPr>
-      </w:pPr>
-      <w:bookmarkStart w:id="10" w:name="_Toc242107122"/>
+        <w:divId w:val="31351673"/>
+        <w:rPr>
+          <w:rFonts w:eastAsia="Times New Roman"/>
+          <w:lang w:val="nl-NL"/>
+        </w:rPr>
+      </w:pPr>
+      <w:bookmarkStart w:id="10" w:name="_Toc242108774"/>
       <w:r>
         <w:rPr>
           <w:rFonts w:eastAsia="Times New Roman"/>
@@ -5893,7 +5892,7 @@
     <w:p>
       <w:pPr>
         <w:pStyle w:val="subtitel"/>
-        <w:divId w:val="1237328036"/>
+        <w:divId w:val="31351673"/>
         <w:rPr>
           <w:lang w:val="nl-NL"/>
         </w:rPr>
@@ -5908,7 +5907,7 @@
     <w:p>
       <w:pPr>
         <w:pStyle w:val="Normaalweb"/>
-        <w:divId w:val="1237328036"/>
+        <w:divId w:val="31351673"/>
         <w:rPr>
           <w:lang w:val="nl-NL"/>
         </w:rPr>
@@ -5929,7 +5928,7 @@
     <w:p>
       <w:pPr>
         <w:pStyle w:val="Normaalweb"/>
-        <w:divId w:val="1237328036"/>
+        <w:divId w:val="31351673"/>
         <w:rPr>
           <w:lang w:val="nl-NL"/>
         </w:rPr>
@@ -5950,7 +5949,7 @@
     <w:p>
       <w:pPr>
         <w:pStyle w:val="Normaalweb"/>
-        <w:divId w:val="1237328036"/>
+        <w:divId w:val="31351673"/>
         <w:rPr>
           <w:lang w:val="nl-NL"/>
         </w:rPr>
@@ -5970,7 +5969,7 @@
     </w:p>
     <w:p>
       <w:pPr>
-        <w:divId w:val="623659371"/>
+        <w:divId w:val="1088042196"/>
         <w:rPr>
           <w:color w:val="555555"/>
           <w:sz w:val="20"/>
@@ -5990,7 +5989,7 @@
     </w:p>
     <w:p>
       <w:pPr>
-        <w:divId w:val="623659371"/>
+        <w:divId w:val="1088042196"/>
         <w:rPr>
           <w:color w:val="555555"/>
           <w:sz w:val="20"/>
@@ -6010,7 +6009,7 @@
     </w:p>
     <w:p>
       <w:pPr>
-        <w:divId w:val="623659371"/>
+        <w:divId w:val="1088042196"/>
         <w:rPr>
           <w:color w:val="555555"/>
           <w:sz w:val="20"/>
@@ -6030,7 +6029,7 @@
     </w:p>
     <w:p>
       <w:pPr>
-        <w:divId w:val="623659371"/>
+        <w:divId w:val="1088042196"/>
         <w:rPr>
           <w:color w:val="555555"/>
           <w:sz w:val="20"/>
@@ -6050,7 +6049,7 @@
     </w:p>
     <w:p>
       <w:pPr>
-        <w:divId w:val="623659371"/>
+        <w:divId w:val="1088042196"/>
         <w:rPr>
           <w:color w:val="555555"/>
           <w:sz w:val="20"/>
@@ -6072,7 +6071,7 @@
       <w:pPr>
         <w:pStyle w:val="marker"/>
         <w:ind w:left="800" w:right="800"/>
-        <w:divId w:val="1237328036"/>
+        <w:divId w:val="31351673"/>
         <w:rPr>
           <w:lang w:val="nl-NL"/>
         </w:rPr>
@@ -6084,13 +6083,13 @@
     <w:p>
       <w:pPr>
         <w:pStyle w:val="Kop3"/>
-        <w:divId w:val="1237328036"/>
-        <w:rPr>
-          <w:rFonts w:eastAsia="Times New Roman"/>
-          <w:lang w:val="nl-NL"/>
-        </w:rPr>
-      </w:pPr>
-      <w:bookmarkStart w:id="11" w:name="_Toc242107123"/>
+        <w:divId w:val="31351673"/>
+        <w:rPr>
+          <w:rFonts w:eastAsia="Times New Roman"/>
+          <w:lang w:val="nl-NL"/>
+        </w:rPr>
+      </w:pPr>
+      <w:bookmarkStart w:id="11" w:name="_Toc242108775"/>
       <w:r>
         <w:rPr>
           <w:rFonts w:eastAsia="Times New Roman"/>
@@ -6103,7 +6102,7 @@
     <w:p>
       <w:pPr>
         <w:pStyle w:val="subtitel"/>
-        <w:divId w:val="1237328036"/>
+        <w:divId w:val="31351673"/>
         <w:rPr>
           <w:lang w:val="nl-NL"/>
         </w:rPr>
@@ -6118,7 +6117,7 @@
     <w:p>
       <w:pPr>
         <w:pStyle w:val="Normaalweb"/>
-        <w:divId w:val="1237328036"/>
+        <w:divId w:val="31351673"/>
         <w:rPr>
           <w:lang w:val="nl-NL"/>
         </w:rPr>
@@ -6139,7 +6138,7 @@
     <w:p>
       <w:pPr>
         <w:pStyle w:val="Normaalweb"/>
-        <w:divId w:val="1237328036"/>
+        <w:divId w:val="31351673"/>
         <w:rPr>
           <w:lang w:val="nl-NL"/>
         </w:rPr>
@@ -6154,7 +6153,7 @@
     <w:p>
       <w:pPr>
         <w:pStyle w:val="Normaalweb"/>
-        <w:divId w:val="1237328036"/>
+        <w:divId w:val="31351673"/>
         <w:rPr>
           <w:lang w:val="nl-NL"/>
         </w:rPr>
@@ -6175,7 +6174,7 @@
     <w:p>
       <w:pPr>
         <w:pStyle w:val="Normaalweb"/>
-        <w:divId w:val="1237328036"/>
+        <w:divId w:val="31351673"/>
         <w:rPr>
           <w:lang w:val="nl-NL"/>
         </w:rPr>
@@ -6196,7 +6195,7 @@
     <w:p>
       <w:pPr>
         <w:pStyle w:val="Normaalweb"/>
-        <w:divId w:val="1237328036"/>
+        <w:divId w:val="31351673"/>
         <w:rPr>
           <w:lang w:val="nl-NL"/>
         </w:rPr>
@@ -6211,7 +6210,7 @@
     <w:p>
       <w:pPr>
         <w:pStyle w:val="Normaalweb"/>
-        <w:divId w:val="1237328036"/>
+        <w:divId w:val="31351673"/>
         <w:rPr>
           <w:lang w:val="nl-NL"/>
         </w:rPr>
@@ -6231,7 +6230,7 @@
     </w:p>
     <w:p>
       <w:pPr>
-        <w:divId w:val="820121274"/>
+        <w:divId w:val="846092906"/>
         <w:rPr>
           <w:color w:val="555555"/>
           <w:sz w:val="20"/>
@@ -6251,7 +6250,7 @@
     </w:p>
     <w:p>
       <w:pPr>
-        <w:divId w:val="820121274"/>
+        <w:divId w:val="846092906"/>
         <w:rPr>
           <w:color w:val="555555"/>
           <w:sz w:val="20"/>
@@ -6271,7 +6270,7 @@
     </w:p>
     <w:p>
       <w:pPr>
-        <w:divId w:val="820121274"/>
+        <w:divId w:val="846092906"/>
         <w:rPr>
           <w:color w:val="555555"/>
           <w:sz w:val="20"/>
@@ -6293,7 +6292,7 @@
       <w:pPr>
         <w:pStyle w:val="marker"/>
         <w:ind w:left="800" w:right="800"/>
-        <w:divId w:val="1237328036"/>
+        <w:divId w:val="31351673"/>
         <w:rPr>
           <w:lang w:val="nl-NL"/>
         </w:rPr>
@@ -6305,13 +6304,13 @@
     <w:p>
       <w:pPr>
         <w:pStyle w:val="Kop3"/>
-        <w:divId w:val="1237328036"/>
-        <w:rPr>
-          <w:rFonts w:eastAsia="Times New Roman"/>
-          <w:lang w:val="nl-NL"/>
-        </w:rPr>
-      </w:pPr>
-      <w:bookmarkStart w:id="12" w:name="_Toc242107124"/>
+        <w:divId w:val="31351673"/>
+        <w:rPr>
+          <w:rFonts w:eastAsia="Times New Roman"/>
+          <w:lang w:val="nl-NL"/>
+        </w:rPr>
+      </w:pPr>
+      <w:bookmarkStart w:id="12" w:name="_Toc242108776"/>
       <w:r>
         <w:rPr>
           <w:rFonts w:eastAsia="Times New Roman"/>
@@ -6324,7 +6323,7 @@
     <w:p>
       <w:pPr>
         <w:pStyle w:val="subtitel"/>
-        <w:divId w:val="1237328036"/>
+        <w:divId w:val="31351673"/>
         <w:rPr>
           <w:lang w:val="nl-NL"/>
         </w:rPr>
@@ -6339,7 +6338,7 @@
     <w:p>
       <w:pPr>
         <w:pStyle w:val="Normaalweb"/>
-        <w:divId w:val="1237328036"/>
+        <w:divId w:val="31351673"/>
         <w:rPr>
           <w:lang w:val="nl-NL"/>
         </w:rPr>
@@ -6360,7 +6359,7 @@
     <w:p>
       <w:pPr>
         <w:pStyle w:val="Normaalweb"/>
-        <w:divId w:val="1237328036"/>
+        <w:divId w:val="31351673"/>
         <w:rPr>
           <w:lang w:val="nl-NL"/>
         </w:rPr>
@@ -6381,7 +6380,7 @@
     <w:p>
       <w:pPr>
         <w:pStyle w:val="Normaalweb"/>
-        <w:divId w:val="1237328036"/>
+        <w:divId w:val="31351673"/>
         <w:rPr>
           <w:lang w:val="nl-NL"/>
         </w:rPr>
@@ -6396,7 +6395,7 @@
     <w:p>
       <w:pPr>
         <w:pStyle w:val="Normaalweb"/>
-        <w:divId w:val="1237328036"/>
+        <w:divId w:val="31351673"/>
         <w:rPr>
           <w:lang w:val="nl-NL"/>
         </w:rPr>
@@ -6411,7 +6410,7 @@
     <w:p>
       <w:pPr>
         <w:pStyle w:val="Normaalweb"/>
-        <w:divId w:val="1237328036"/>
+        <w:divId w:val="31351673"/>
         <w:rPr>
           <w:lang w:val="nl-NL"/>
         </w:rPr>
@@ -6426,7 +6425,7 @@
     <w:p>
       <w:pPr>
         <w:pStyle w:val="Normaalweb"/>
-        <w:divId w:val="1237328036"/>
+        <w:divId w:val="31351673"/>
         <w:rPr>
           <w:lang w:val="nl-NL"/>
         </w:rPr>
@@ -6446,7 +6445,7 @@
     </w:p>
     <w:p>
       <w:pPr>
-        <w:divId w:val="2084523728"/>
+        <w:divId w:val="613749963"/>
         <w:rPr>
           <w:color w:val="555555"/>
           <w:sz w:val="20"/>
@@ -6466,7 +6465,7 @@
     </w:p>
     <w:p>
       <w:pPr>
-        <w:divId w:val="2084523728"/>
+        <w:divId w:val="613749963"/>
         <w:rPr>
           <w:color w:val="555555"/>
           <w:sz w:val="20"/>
@@ -6488,7 +6487,7 @@
       <w:pPr>
         <w:pStyle w:val="marker"/>
         <w:ind w:left="800" w:right="800"/>
-        <w:divId w:val="1237328036"/>
+        <w:divId w:val="31351673"/>
         <w:rPr>
           <w:lang w:val="nl-NL"/>
         </w:rPr>
@@ -6500,13 +6499,13 @@
     <w:p>
       <w:pPr>
         <w:pStyle w:val="Kop3"/>
-        <w:divId w:val="1237328036"/>
-        <w:rPr>
-          <w:rFonts w:eastAsia="Times New Roman"/>
-          <w:lang w:val="nl-NL"/>
-        </w:rPr>
-      </w:pPr>
-      <w:bookmarkStart w:id="13" w:name="_Toc242107125"/>
+        <w:divId w:val="31351673"/>
+        <w:rPr>
+          <w:rFonts w:eastAsia="Times New Roman"/>
+          <w:lang w:val="nl-NL"/>
+        </w:rPr>
+      </w:pPr>
+      <w:bookmarkStart w:id="13" w:name="_Toc242108777"/>
       <w:r>
         <w:rPr>
           <w:rFonts w:eastAsia="Times New Roman"/>
@@ -6519,7 +6518,7 @@
     <w:p>
       <w:pPr>
         <w:pStyle w:val="subtitel"/>
-        <w:divId w:val="1237328036"/>
+        <w:divId w:val="31351673"/>
         <w:rPr>
           <w:lang w:val="nl-NL"/>
         </w:rPr>
@@ -6534,7 +6533,7 @@
     <w:p>
       <w:pPr>
         <w:pStyle w:val="Normaalweb"/>
-        <w:divId w:val="1237328036"/>
+        <w:divId w:val="31351673"/>
         <w:rPr>
           <w:lang w:val="nl-NL"/>
         </w:rPr>
@@ -6555,7 +6554,7 @@
     <w:p>
       <w:pPr>
         <w:pStyle w:val="Normaalweb"/>
-        <w:divId w:val="1237328036"/>
+        <w:divId w:val="31351673"/>
         <w:rPr>
           <w:lang w:val="nl-NL"/>
         </w:rPr>
@@ -6576,7 +6575,7 @@
     <w:p>
       <w:pPr>
         <w:pStyle w:val="Normaalweb"/>
-        <w:divId w:val="1237328036"/>
+        <w:divId w:val="31351673"/>
         <w:rPr>
           <w:lang w:val="nl-NL"/>
         </w:rPr>
@@ -6596,7 +6595,7 @@
     </w:p>
     <w:p>
       <w:pPr>
-        <w:divId w:val="358094961"/>
+        <w:divId w:val="1249851773"/>
         <w:rPr>
           <w:color w:val="555555"/>
           <w:sz w:val="20"/>
@@ -6616,7 +6615,7 @@
     </w:p>
     <w:p>
       <w:pPr>
-        <w:divId w:val="358094961"/>
+        <w:divId w:val="1249851773"/>
         <w:rPr>
           <w:color w:val="555555"/>
           <w:sz w:val="20"/>
@@ -6636,7 +6635,7 @@
     </w:p>
     <w:p>
       <w:pPr>
-        <w:divId w:val="358094961"/>
+        <w:divId w:val="1249851773"/>
         <w:rPr>
           <w:color w:val="555555"/>
           <w:sz w:val="20"/>
@@ -6656,7 +6655,7 @@
     </w:p>
     <w:p>
       <w:pPr>
-        <w:divId w:val="358094961"/>
+        <w:divId w:val="1249851773"/>
         <w:rPr>
           <w:color w:val="555555"/>
           <w:sz w:val="20"/>
@@ -6678,7 +6677,7 @@
       <w:pPr>
         <w:pStyle w:val="marker"/>
         <w:ind w:left="800" w:right="800"/>
-        <w:divId w:val="1237328036"/>
+        <w:divId w:val="31351673"/>
         <w:rPr>
           <w:lang w:val="nl-NL"/>
         </w:rPr>
@@ -6690,13 +6689,13 @@
     <w:p>
       <w:pPr>
         <w:pStyle w:val="Kop3"/>
-        <w:divId w:val="1237328036"/>
-        <w:rPr>
-          <w:rFonts w:eastAsia="Times New Roman"/>
-          <w:lang w:val="nl-NL"/>
-        </w:rPr>
-      </w:pPr>
-      <w:bookmarkStart w:id="14" w:name="_Toc242107126"/>
+        <w:divId w:val="31351673"/>
+        <w:rPr>
+          <w:rFonts w:eastAsia="Times New Roman"/>
+          <w:lang w:val="nl-NL"/>
+        </w:rPr>
+      </w:pPr>
+      <w:bookmarkStart w:id="14" w:name="_Toc242108778"/>
       <w:r>
         <w:rPr>
           <w:rFonts w:eastAsia="Times New Roman"/>
@@ -6709,7 +6708,7 @@
     <w:p>
       <w:pPr>
         <w:pStyle w:val="subtitel"/>
-        <w:divId w:val="1237328036"/>
+        <w:divId w:val="31351673"/>
         <w:rPr>
           <w:lang w:val="nl-NL"/>
         </w:rPr>
@@ -6724,7 +6723,7 @@
     <w:p>
       <w:pPr>
         <w:pStyle w:val="Normaalweb"/>
-        <w:divId w:val="1237328036"/>
+        <w:divId w:val="31351673"/>
         <w:rPr>
           <w:lang w:val="nl-NL"/>
         </w:rPr>
@@ -6745,7 +6744,7 @@
     <w:p>
       <w:pPr>
         <w:pStyle w:val="Normaalweb"/>
-        <w:divId w:val="1237328036"/>
+        <w:divId w:val="31351673"/>
         <w:rPr>
           <w:lang w:val="nl-NL"/>
         </w:rPr>
@@ -6766,7 +6765,7 @@
     <w:p>
       <w:pPr>
         <w:pStyle w:val="Normaalweb"/>
-        <w:divId w:val="1237328036"/>
+        <w:divId w:val="31351673"/>
         <w:rPr>
           <w:lang w:val="nl-NL"/>
         </w:rPr>
@@ -6787,7 +6786,7 @@
     <w:p>
       <w:pPr>
         <w:pStyle w:val="Normaalweb"/>
-        <w:divId w:val="1237328036"/>
+        <w:divId w:val="31351673"/>
         <w:rPr>
           <w:lang w:val="nl-NL"/>
         </w:rPr>
@@ -6807,7 +6806,7 @@
     </w:p>
     <w:p>
       <w:pPr>
-        <w:divId w:val="588738342"/>
+        <w:divId w:val="215774872"/>
         <w:rPr>
           <w:color w:val="555555"/>
           <w:sz w:val="20"/>
@@ -6827,7 +6826,7 @@
     </w:p>
     <w:p>
       <w:pPr>
-        <w:divId w:val="588738342"/>
+        <w:divId w:val="215774872"/>
         <w:rPr>
           <w:color w:val="555555"/>
           <w:sz w:val="20"/>
@@ -6849,7 +6848,7 @@
       <w:pPr>
         <w:pStyle w:val="marker"/>
         <w:ind w:left="800" w:right="800"/>
-        <w:divId w:val="1237328036"/>
+        <w:divId w:val="31351673"/>
         <w:rPr>
           <w:lang w:val="nl-NL"/>
         </w:rPr>
@@ -6861,13 +6860,13 @@
     <w:p>
       <w:pPr>
         <w:pStyle w:val="Kop3"/>
-        <w:divId w:val="1237328036"/>
-        <w:rPr>
-          <w:rFonts w:eastAsia="Times New Roman"/>
-          <w:lang w:val="nl-NL"/>
-        </w:rPr>
-      </w:pPr>
-      <w:bookmarkStart w:id="15" w:name="_Toc242107127"/>
+        <w:divId w:val="31351673"/>
+        <w:rPr>
+          <w:rFonts w:eastAsia="Times New Roman"/>
+          <w:lang w:val="nl-NL"/>
+        </w:rPr>
+      </w:pPr>
+      <w:bookmarkStart w:id="15" w:name="_Toc242108779"/>
       <w:r>
         <w:rPr>
           <w:rFonts w:eastAsia="Times New Roman"/>
@@ -6880,7 +6879,7 @@
     <w:p>
       <w:pPr>
         <w:pStyle w:val="subtitel"/>
-        <w:divId w:val="1237328036"/>
+        <w:divId w:val="31351673"/>
         <w:rPr>
           <w:lang w:val="nl-NL"/>
         </w:rPr>
@@ -6895,7 +6894,7 @@
     <w:p>
       <w:pPr>
         <w:pStyle w:val="Normaalweb"/>
-        <w:divId w:val="1237328036"/>
+        <w:divId w:val="31351673"/>
         <w:rPr>
           <w:lang w:val="nl-NL"/>
         </w:rPr>
@@ -6916,7 +6915,7 @@
     <w:p>
       <w:pPr>
         <w:pStyle w:val="Normaalweb"/>
-        <w:divId w:val="1237328036"/>
+        <w:divId w:val="31351673"/>
         <w:rPr>
           <w:lang w:val="nl-NL"/>
         </w:rPr>
@@ -6937,7 +6936,7 @@
     <w:p>
       <w:pPr>
         <w:pStyle w:val="Normaalweb"/>
-        <w:divId w:val="1237328036"/>
+        <w:divId w:val="31351673"/>
         <w:rPr>
           <w:lang w:val="nl-NL"/>
         </w:rPr>
@@ -6958,7 +6957,7 @@
     <w:p>
       <w:pPr>
         <w:pStyle w:val="Normaalweb"/>
-        <w:divId w:val="1237328036"/>
+        <w:divId w:val="31351673"/>
         <w:rPr>
           <w:lang w:val="nl-NL"/>
         </w:rPr>
@@ -6978,7 +6977,7 @@
     </w:p>
     <w:p>
       <w:pPr>
-        <w:divId w:val="931276708"/>
+        <w:divId w:val="1070927481"/>
         <w:rPr>
           <w:color w:val="555555"/>
           <w:sz w:val="20"/>
@@ -6998,7 +6997,7 @@
     </w:p>
     <w:p>
       <w:pPr>
-        <w:divId w:val="931276708"/>
+        <w:divId w:val="1070927481"/>
         <w:rPr>
           <w:color w:val="555555"/>
           <w:sz w:val="20"/>
@@ -7020,7 +7019,7 @@
       <w:pPr>
         <w:pStyle w:val="marker"/>
         <w:ind w:left="800" w:right="800"/>
-        <w:divId w:val="1237328036"/>
+        <w:divId w:val="31351673"/>
         <w:rPr>
           <w:lang w:val="nl-NL"/>
         </w:rPr>
@@ -7032,13 +7031,13 @@
     <w:p>
       <w:pPr>
         <w:pStyle w:val="Kop3"/>
-        <w:divId w:val="1237328036"/>
-        <w:rPr>
-          <w:rFonts w:eastAsia="Times New Roman"/>
-          <w:lang w:val="nl-NL"/>
-        </w:rPr>
-      </w:pPr>
-      <w:bookmarkStart w:id="16" w:name="_Toc242107128"/>
+        <w:divId w:val="31351673"/>
+        <w:rPr>
+          <w:rFonts w:eastAsia="Times New Roman"/>
+          <w:lang w:val="nl-NL"/>
+        </w:rPr>
+      </w:pPr>
+      <w:bookmarkStart w:id="16" w:name="_Toc242108780"/>
       <w:r>
         <w:rPr>
           <w:rFonts w:eastAsia="Times New Roman"/>
@@ -7051,7 +7050,7 @@
     <w:p>
       <w:pPr>
         <w:pStyle w:val="subtitel"/>
-        <w:divId w:val="1237328036"/>
+        <w:divId w:val="31351673"/>
         <w:rPr>
           <w:lang w:val="nl-NL"/>
         </w:rPr>
@@ -7066,7 +7065,7 @@
     <w:p>
       <w:pPr>
         <w:pStyle w:val="Normaalweb"/>
-        <w:divId w:val="1237328036"/>
+        <w:divId w:val="31351673"/>
         <w:rPr>
           <w:lang w:val="nl-NL"/>
         </w:rPr>
@@ -7087,7 +7086,7 @@
     <w:p>
       <w:pPr>
         <w:pStyle w:val="Normaalweb"/>
-        <w:divId w:val="1237328036"/>
+        <w:divId w:val="31351673"/>
         <w:rPr>
           <w:lang w:val="nl-NL"/>
         </w:rPr>
@@ -7108,7 +7107,7 @@
     <w:p>
       <w:pPr>
         <w:pStyle w:val="Normaalweb"/>
-        <w:divId w:val="1237328036"/>
+        <w:divId w:val="31351673"/>
         <w:rPr>
           <w:lang w:val="nl-NL"/>
         </w:rPr>
@@ -7134,7 +7133,7 @@
     </w:p>
     <w:p>
       <w:pPr>
-        <w:divId w:val="1314067201"/>
+        <w:divId w:val="1156264420"/>
         <w:rPr>
           <w:color w:val="555555"/>
           <w:sz w:val="20"/>
@@ -7154,7 +7153,7 @@
     </w:p>
     <w:p>
       <w:pPr>
-        <w:divId w:val="1314067201"/>
+        <w:divId w:val="1156264420"/>
         <w:rPr>
           <w:color w:val="555555"/>
           <w:sz w:val="20"/>
@@ -7174,7 +7173,7 @@
     </w:p>
     <w:p>
       <w:pPr>
-        <w:divId w:val="1314067201"/>
+        <w:divId w:val="1156264420"/>
         <w:rPr>
           <w:color w:val="555555"/>
           <w:sz w:val="20"/>
@@ -7194,7 +7193,7 @@
     </w:p>
     <w:p>
       <w:pPr>
-        <w:divId w:val="1314067201"/>
+        <w:divId w:val="1156264420"/>
         <w:rPr>
           <w:color w:val="555555"/>
           <w:sz w:val="20"/>
@@ -7216,7 +7215,7 @@
       <w:pPr>
         <w:pStyle w:val="marker"/>
         <w:ind w:left="800" w:right="800"/>
-        <w:divId w:val="1237328036"/>
+        <w:divId w:val="31351673"/>
         <w:rPr>
           <w:lang w:val="nl-NL"/>
         </w:rPr>
@@ -7228,13 +7227,13 @@
     <w:p>
       <w:pPr>
         <w:pStyle w:val="Kop3"/>
-        <w:divId w:val="1237328036"/>
-        <w:rPr>
-          <w:rFonts w:eastAsia="Times New Roman"/>
-          <w:lang w:val="nl-NL"/>
-        </w:rPr>
-      </w:pPr>
-      <w:bookmarkStart w:id="17" w:name="_Toc242107129"/>
+        <w:divId w:val="31351673"/>
+        <w:rPr>
+          <w:rFonts w:eastAsia="Times New Roman"/>
+          <w:lang w:val="nl-NL"/>
+        </w:rPr>
+      </w:pPr>
+      <w:bookmarkStart w:id="17" w:name="_Toc242108781"/>
       <w:r>
         <w:rPr>
           <w:rFonts w:eastAsia="Times New Roman"/>
@@ -7247,7 +7246,7 @@
     <w:p>
       <w:pPr>
         <w:pStyle w:val="subtitel"/>
-        <w:divId w:val="1237328036"/>
+        <w:divId w:val="31351673"/>
         <w:rPr>
           <w:lang w:val="nl-NL"/>
         </w:rPr>
@@ -7262,7 +7261,7 @@
     <w:p>
       <w:pPr>
         <w:pStyle w:val="Normaalweb"/>
-        <w:divId w:val="1237328036"/>
+        <w:divId w:val="31351673"/>
         <w:rPr>
           <w:lang w:val="nl-NL"/>
         </w:rPr>
@@ -7283,7 +7282,7 @@
     <w:p>
       <w:pPr>
         <w:pStyle w:val="Normaalweb"/>
-        <w:divId w:val="1237328036"/>
+        <w:divId w:val="31351673"/>
         <w:rPr>
           <w:lang w:val="nl-NL"/>
         </w:rPr>
@@ -7304,7 +7303,7 @@
     <w:p>
       <w:pPr>
         <w:pStyle w:val="Normaalweb"/>
-        <w:divId w:val="1237328036"/>
+        <w:divId w:val="31351673"/>
         <w:rPr>
           <w:lang w:val="nl-NL"/>
         </w:rPr>
@@ -7324,7 +7323,7 @@
     </w:p>
     <w:p>
       <w:pPr>
-        <w:divId w:val="374088096"/>
+        <w:divId w:val="2108429566"/>
         <w:rPr>
           <w:color w:val="555555"/>
           <w:sz w:val="20"/>
@@ -7344,7 +7343,7 @@
     </w:p>
     <w:p>
       <w:pPr>
-        <w:divId w:val="374088096"/>
+        <w:divId w:val="2108429566"/>
         <w:rPr>
           <w:color w:val="555555"/>
           <w:sz w:val="20"/>
@@ -7364,7 +7363,7 @@
     </w:p>
     <w:p>
       <w:pPr>
-        <w:divId w:val="374088096"/>
+        <w:divId w:val="2108429566"/>
         <w:rPr>
           <w:color w:val="555555"/>
           <w:sz w:val="20"/>
@@ -7384,7 +7383,7 @@
     </w:p>
     <w:p>
       <w:pPr>
-        <w:divId w:val="374088096"/>
+        <w:divId w:val="2108429566"/>
         <w:rPr>
           <w:color w:val="555555"/>
           <w:sz w:val="20"/>
@@ -7406,7 +7405,7 @@
       <w:pPr>
         <w:pStyle w:val="marker"/>
         <w:ind w:left="800" w:right="800"/>
-        <w:divId w:val="1237328036"/>
+        <w:divId w:val="31351673"/>
         <w:rPr>
           <w:lang w:val="nl-NL"/>
         </w:rPr>
@@ -7418,13 +7417,13 @@
     <w:p>
       <w:pPr>
         <w:pStyle w:val="Kop3"/>
-        <w:divId w:val="1237328036"/>
-        <w:rPr>
-          <w:rFonts w:eastAsia="Times New Roman"/>
-          <w:lang w:val="nl-NL"/>
-        </w:rPr>
-      </w:pPr>
-      <w:bookmarkStart w:id="18" w:name="_Toc242107130"/>
+        <w:divId w:val="31351673"/>
+        <w:rPr>
+          <w:rFonts w:eastAsia="Times New Roman"/>
+          <w:lang w:val="nl-NL"/>
+        </w:rPr>
+      </w:pPr>
+      <w:bookmarkStart w:id="18" w:name="_Toc242108782"/>
       <w:r>
         <w:rPr>
           <w:rFonts w:eastAsia="Times New Roman"/>
@@ -7437,7 +7436,7 @@
     <w:p>
       <w:pPr>
         <w:pStyle w:val="subtitel"/>
-        <w:divId w:val="1237328036"/>
+        <w:divId w:val="31351673"/>
         <w:rPr>
           <w:lang w:val="nl-NL"/>
         </w:rPr>
@@ -7452,7 +7451,7 @@
     <w:p>
       <w:pPr>
         <w:pStyle w:val="Normaalweb"/>
-        <w:divId w:val="1237328036"/>
+        <w:divId w:val="31351673"/>
         <w:rPr>
           <w:lang w:val="nl-NL"/>
         </w:rPr>
@@ -7473,7 +7472,7 @@
     <w:p>
       <w:pPr>
         <w:pStyle w:val="Normaalweb"/>
-        <w:divId w:val="1237328036"/>
+        <w:divId w:val="31351673"/>
         <w:rPr>
           <w:lang w:val="nl-NL"/>
         </w:rPr>
@@ -7494,7 +7493,7 @@
     <w:p>
       <w:pPr>
         <w:pStyle w:val="Normaalweb"/>
-        <w:divId w:val="1237328036"/>
+        <w:divId w:val="31351673"/>
         <w:rPr>
           <w:lang w:val="nl-NL"/>
         </w:rPr>
@@ -7514,7 +7513,7 @@
     </w:p>
     <w:p>
       <w:pPr>
-        <w:divId w:val="299190256"/>
+        <w:divId w:val="1588730467"/>
         <w:rPr>
           <w:color w:val="555555"/>
           <w:sz w:val="20"/>
@@ -7536,7 +7535,7 @@
       <w:pPr>
         <w:pStyle w:val="marker"/>
         <w:ind w:left="800" w:right="800"/>
-        <w:divId w:val="1237328036"/>
+        <w:divId w:val="31351673"/>
         <w:rPr>
           <w:lang w:val="nl-NL"/>
         </w:rPr>
@@ -7548,13 +7547,13 @@
     <w:p>
       <w:pPr>
         <w:pStyle w:val="Kop2"/>
-        <w:divId w:val="1237328036"/>
-        <w:rPr>
-          <w:rFonts w:eastAsia="Times New Roman"/>
-          <w:lang w:val="nl-NL"/>
-        </w:rPr>
-      </w:pPr>
-      <w:bookmarkStart w:id="19" w:name="_Toc242107131"/>
+        <w:divId w:val="31351673"/>
+        <w:rPr>
+          <w:rFonts w:eastAsia="Times New Roman"/>
+          <w:lang w:val="nl-NL"/>
+        </w:rPr>
+      </w:pPr>
+      <w:bookmarkStart w:id="19" w:name="_Toc242108783"/>
       <w:r>
         <w:rPr>
           <w:rFonts w:eastAsia="Times New Roman"/>
@@ -7574,13 +7573,13 @@
     <w:p>
       <w:pPr>
         <w:pStyle w:val="Kop3"/>
-        <w:divId w:val="1237328036"/>
-        <w:rPr>
-          <w:rFonts w:eastAsia="Times New Roman"/>
-          <w:lang w:val="nl-NL"/>
-        </w:rPr>
-      </w:pPr>
-      <w:bookmarkStart w:id="20" w:name="_Toc242107132"/>
+        <w:divId w:val="31351673"/>
+        <w:rPr>
+          <w:rFonts w:eastAsia="Times New Roman"/>
+          <w:lang w:val="nl-NL"/>
+        </w:rPr>
+      </w:pPr>
+      <w:bookmarkStart w:id="20" w:name="_Toc242108784"/>
       <w:r>
         <w:rPr>
           <w:rFonts w:eastAsia="Times New Roman"/>
@@ -7593,7 +7592,7 @@
     <w:p>
       <w:pPr>
         <w:pStyle w:val="subtitel"/>
-        <w:divId w:val="1237328036"/>
+        <w:divId w:val="31351673"/>
         <w:rPr>
           <w:lang w:val="nl-NL"/>
         </w:rPr>
@@ -7608,7 +7607,7 @@
     <w:p>
       <w:pPr>
         <w:pStyle w:val="Normaalweb"/>
-        <w:divId w:val="1237328036"/>
+        <w:divId w:val="31351673"/>
         <w:rPr>
           <w:lang w:val="nl-NL"/>
         </w:rPr>
@@ -7629,7 +7628,7 @@
     <w:p>
       <w:pPr>
         <w:pStyle w:val="Normaalweb"/>
-        <w:divId w:val="1237328036"/>
+        <w:divId w:val="31351673"/>
         <w:rPr>
           <w:lang w:val="nl-NL"/>
         </w:rPr>
@@ -7650,7 +7649,7 @@
     <w:p>
       <w:pPr>
         <w:pStyle w:val="Normaalweb"/>
-        <w:divId w:val="1237328036"/>
+        <w:divId w:val="31351673"/>
         <w:rPr>
           <w:lang w:val="nl-NL"/>
         </w:rPr>
@@ -7670,7 +7669,7 @@
     </w:p>
     <w:p>
       <w:pPr>
-        <w:divId w:val="1694726687"/>
+        <w:divId w:val="1445685924"/>
         <w:rPr>
           <w:color w:val="555555"/>
           <w:sz w:val="20"/>
@@ -7692,7 +7691,7 @@
       <w:pPr>
         <w:pStyle w:val="marker"/>
         <w:ind w:left="800" w:right="800"/>
-        <w:divId w:val="1237328036"/>
+        <w:divId w:val="31351673"/>
         <w:rPr>
           <w:lang w:val="nl-NL"/>
         </w:rPr>
@@ -7704,13 +7703,13 @@
     <w:p>
       <w:pPr>
         <w:pStyle w:val="Kop3"/>
-        <w:divId w:val="1237328036"/>
-        <w:rPr>
-          <w:rFonts w:eastAsia="Times New Roman"/>
-          <w:lang w:val="nl-NL"/>
-        </w:rPr>
-      </w:pPr>
-      <w:bookmarkStart w:id="21" w:name="_Toc242107133"/>
+        <w:divId w:val="31351673"/>
+        <w:rPr>
+          <w:rFonts w:eastAsia="Times New Roman"/>
+          <w:lang w:val="nl-NL"/>
+        </w:rPr>
+      </w:pPr>
+      <w:bookmarkStart w:id="21" w:name="_Toc242108785"/>
       <w:r>
         <w:rPr>
           <w:rFonts w:eastAsia="Times New Roman"/>
@@ -7723,7 +7722,7 @@
     <w:p>
       <w:pPr>
         <w:pStyle w:val="subtitel"/>
-        <w:divId w:val="1237328036"/>
+        <w:divId w:val="31351673"/>
         <w:rPr>
           <w:lang w:val="nl-NL"/>
         </w:rPr>
@@ -7738,7 +7737,7 @@
     <w:p>
       <w:pPr>
         <w:pStyle w:val="Normaalweb"/>
-        <w:divId w:val="1237328036"/>
+        <w:divId w:val="31351673"/>
         <w:rPr>
           <w:lang w:val="nl-NL"/>
         </w:rPr>
@@ -7759,7 +7758,7 @@
     <w:p>
       <w:pPr>
         <w:pStyle w:val="Normaalweb"/>
-        <w:divId w:val="1237328036"/>
+        <w:divId w:val="31351673"/>
         <w:rPr>
           <w:lang w:val="nl-NL"/>
         </w:rPr>
@@ -7780,7 +7779,7 @@
     <w:p>
       <w:pPr>
         <w:pStyle w:val="Normaalweb"/>
-        <w:divId w:val="1237328036"/>
+        <w:divId w:val="31351673"/>
         <w:rPr>
           <w:lang w:val="nl-NL"/>
         </w:rPr>
@@ -7801,7 +7800,7 @@
     <w:p>
       <w:pPr>
         <w:pStyle w:val="Normaalweb"/>
-        <w:divId w:val="1237328036"/>
+        <w:divId w:val="31351673"/>
         <w:rPr>
           <w:lang w:val="nl-NL"/>
         </w:rPr>
@@ -7821,7 +7820,7 @@
     </w:p>
     <w:p>
       <w:pPr>
-        <w:divId w:val="695623567"/>
+        <w:divId w:val="959452892"/>
         <w:rPr>
           <w:color w:val="555555"/>
           <w:sz w:val="20"/>
@@ -7843,7 +7842,7 @@
       <w:pPr>
         <w:pStyle w:val="marker"/>
         <w:ind w:left="800" w:right="800"/>
-        <w:divId w:val="1237328036"/>
+        <w:divId w:val="31351673"/>
         <w:rPr>
           <w:lang w:val="nl-NL"/>
         </w:rPr>
@@ -7855,13 +7854,13 @@
     <w:p>
       <w:pPr>
         <w:pStyle w:val="Kop3"/>
-        <w:divId w:val="1237328036"/>
-        <w:rPr>
-          <w:rFonts w:eastAsia="Times New Roman"/>
-          <w:lang w:val="nl-NL"/>
-        </w:rPr>
-      </w:pPr>
-      <w:bookmarkStart w:id="22" w:name="_Toc242107134"/>
+        <w:divId w:val="31351673"/>
+        <w:rPr>
+          <w:rFonts w:eastAsia="Times New Roman"/>
+          <w:lang w:val="nl-NL"/>
+        </w:rPr>
+      </w:pPr>
+      <w:bookmarkStart w:id="22" w:name="_Toc242108786"/>
       <w:r>
         <w:rPr>
           <w:rFonts w:eastAsia="Times New Roman"/>
@@ -7874,7 +7873,7 @@
     <w:p>
       <w:pPr>
         <w:pStyle w:val="subtitel"/>
-        <w:divId w:val="1237328036"/>
+        <w:divId w:val="31351673"/>
         <w:rPr>
           <w:lang w:val="nl-NL"/>
         </w:rPr>
@@ -7889,7 +7888,7 @@
     <w:p>
       <w:pPr>
         <w:pStyle w:val="Normaalweb"/>
-        <w:divId w:val="1237328036"/>
+        <w:divId w:val="31351673"/>
         <w:rPr>
           <w:lang w:val="nl-NL"/>
         </w:rPr>
@@ -7910,7 +7909,7 @@
     <w:p>
       <w:pPr>
         <w:pStyle w:val="Normaalweb"/>
-        <w:divId w:val="1237328036"/>
+        <w:divId w:val="31351673"/>
         <w:rPr>
           <w:lang w:val="nl-NL"/>
         </w:rPr>
@@ -7925,7 +7924,7 @@
     <w:p>
       <w:pPr>
         <w:pStyle w:val="Normaalweb"/>
-        <w:divId w:val="1237328036"/>
+        <w:divId w:val="31351673"/>
         <w:rPr>
           <w:lang w:val="nl-NL"/>
         </w:rPr>
@@ -7946,7 +7945,7 @@
     <w:p>
       <w:pPr>
         <w:pStyle w:val="Normaalweb"/>
-        <w:divId w:val="1237328036"/>
+        <w:divId w:val="31351673"/>
         <w:rPr>
           <w:lang w:val="nl-NL"/>
         </w:rPr>
@@ -7960,7 +7959,7 @@
     </w:p>
     <w:p>
       <w:pPr>
-        <w:divId w:val="395518913"/>
+        <w:divId w:val="281957979"/>
         <w:rPr>
           <w:color w:val="555555"/>
           <w:sz w:val="20"/>
@@ -7982,7 +7981,7 @@
       <w:pPr>
         <w:pStyle w:val="marker"/>
         <w:ind w:left="800" w:right="800"/>
-        <w:divId w:val="1237328036"/>
+        <w:divId w:val="31351673"/>
         <w:rPr>
           <w:lang w:val="nl-NL"/>
         </w:rPr>
@@ -7994,13 +7993,13 @@
     <w:p>
       <w:pPr>
         <w:pStyle w:val="Kop3"/>
-        <w:divId w:val="1237328036"/>
-        <w:rPr>
-          <w:rFonts w:eastAsia="Times New Roman"/>
-          <w:lang w:val="nl-NL"/>
-        </w:rPr>
-      </w:pPr>
-      <w:bookmarkStart w:id="23" w:name="_Toc242107135"/>
+        <w:divId w:val="31351673"/>
+        <w:rPr>
+          <w:rFonts w:eastAsia="Times New Roman"/>
+          <w:lang w:val="nl-NL"/>
+        </w:rPr>
+      </w:pPr>
+      <w:bookmarkStart w:id="23" w:name="_Toc242108787"/>
       <w:r>
         <w:rPr>
           <w:rFonts w:eastAsia="Times New Roman"/>
@@ -8013,7 +8012,7 @@
     <w:p>
       <w:pPr>
         <w:pStyle w:val="subtitel"/>
-        <w:divId w:val="1237328036"/>
+        <w:divId w:val="31351673"/>
         <w:rPr>
           <w:lang w:val="nl-NL"/>
         </w:rPr>
@@ -8028,7 +8027,7 @@
     <w:p>
       <w:pPr>
         <w:pStyle w:val="Normaalweb"/>
-        <w:divId w:val="1237328036"/>
+        <w:divId w:val="31351673"/>
         <w:rPr>
           <w:lang w:val="nl-NL"/>
         </w:rPr>
@@ -8049,7 +8048,7 @@
     <w:p>
       <w:pPr>
         <w:pStyle w:val="Normaalweb"/>
-        <w:divId w:val="1237328036"/>
+        <w:divId w:val="31351673"/>
         <w:rPr>
           <w:lang w:val="nl-NL"/>
         </w:rPr>
@@ -8064,7 +8063,7 @@
     <w:p>
       <w:pPr>
         <w:pStyle w:val="Normaalweb"/>
-        <w:divId w:val="1237328036"/>
+        <w:divId w:val="31351673"/>
         <w:rPr>
           <w:lang w:val="nl-NL"/>
         </w:rPr>
@@ -8080,7 +8079,7 @@
       <w:pPr>
         <w:pStyle w:val="marker"/>
         <w:ind w:left="800" w:right="800"/>
-        <w:divId w:val="1237328036"/>
+        <w:divId w:val="31351673"/>
         <w:rPr>
           <w:lang w:val="nl-NL"/>
         </w:rPr>
@@ -8092,13 +8091,13 @@
     <w:p>
       <w:pPr>
         <w:pStyle w:val="Kop3"/>
-        <w:divId w:val="1237328036"/>
-        <w:rPr>
-          <w:rFonts w:eastAsia="Times New Roman"/>
-          <w:lang w:val="nl-NL"/>
-        </w:rPr>
-      </w:pPr>
-      <w:bookmarkStart w:id="24" w:name="_Toc242107136"/>
+        <w:divId w:val="31351673"/>
+        <w:rPr>
+          <w:rFonts w:eastAsia="Times New Roman"/>
+          <w:lang w:val="nl-NL"/>
+        </w:rPr>
+      </w:pPr>
+      <w:bookmarkStart w:id="24" w:name="_Toc242108788"/>
       <w:r>
         <w:rPr>
           <w:rFonts w:eastAsia="Times New Roman"/>
@@ -8111,7 +8110,7 @@
     <w:p>
       <w:pPr>
         <w:pStyle w:val="subtitel"/>
-        <w:divId w:val="1237328036"/>
+        <w:divId w:val="31351673"/>
         <w:rPr>
           <w:lang w:val="nl-NL"/>
         </w:rPr>
@@ -8126,7 +8125,7 @@
     <w:p>
       <w:pPr>
         <w:pStyle w:val="Normaalweb"/>
-        <w:divId w:val="1237328036"/>
+        <w:divId w:val="31351673"/>
         <w:rPr>
           <w:lang w:val="nl-NL"/>
         </w:rPr>
@@ -8141,7 +8140,7 @@
     <w:p>
       <w:pPr>
         <w:pStyle w:val="Normaalweb"/>
-        <w:divId w:val="1237328036"/>
+        <w:divId w:val="31351673"/>
         <w:rPr>
           <w:lang w:val="nl-NL"/>
         </w:rPr>
@@ -8156,7 +8155,7 @@
     <w:p>
       <w:pPr>
         <w:pStyle w:val="Normaalweb"/>
-        <w:divId w:val="1237328036"/>
+        <w:divId w:val="31351673"/>
         <w:rPr>
           <w:lang w:val="nl-NL"/>
         </w:rPr>
@@ -8176,7 +8175,7 @@
     </w:p>
     <w:p>
       <w:pPr>
-        <w:divId w:val="650719130"/>
+        <w:divId w:val="2094816119"/>
         <w:rPr>
           <w:color w:val="555555"/>
           <w:sz w:val="20"/>
@@ -8198,7 +8197,7 @@
       <w:pPr>
         <w:pStyle w:val="marker"/>
         <w:ind w:left="800" w:right="800"/>
-        <w:divId w:val="1237328036"/>
+        <w:divId w:val="31351673"/>
         <w:rPr>
           <w:lang w:val="nl-NL"/>
         </w:rPr>
@@ -8210,13 +8209,13 @@
     <w:p>
       <w:pPr>
         <w:pStyle w:val="Kop3"/>
-        <w:divId w:val="1237328036"/>
-        <w:rPr>
-          <w:rFonts w:eastAsia="Times New Roman"/>
-          <w:lang w:val="nl-NL"/>
-        </w:rPr>
-      </w:pPr>
-      <w:bookmarkStart w:id="25" w:name="_Toc242107137"/>
+        <w:divId w:val="31351673"/>
+        <w:rPr>
+          <w:rFonts w:eastAsia="Times New Roman"/>
+          <w:lang w:val="nl-NL"/>
+        </w:rPr>
+      </w:pPr>
+      <w:bookmarkStart w:id="25" w:name="_Toc242108789"/>
       <w:r>
         <w:rPr>
           <w:rFonts w:eastAsia="Times New Roman"/>
@@ -8229,7 +8228,7 @@
     <w:p>
       <w:pPr>
         <w:pStyle w:val="subtitel"/>
-        <w:divId w:val="1237328036"/>
+        <w:divId w:val="31351673"/>
         <w:rPr>
           <w:lang w:val="nl-NL"/>
         </w:rPr>
@@ -8244,7 +8243,7 @@
     <w:p>
       <w:pPr>
         <w:pStyle w:val="Normaalweb"/>
-        <w:divId w:val="1237328036"/>
+        <w:divId w:val="31351673"/>
         <w:rPr>
           <w:lang w:val="nl-NL"/>
         </w:rPr>
@@ -8265,7 +8264,7 @@
     <w:p>
       <w:pPr>
         <w:pStyle w:val="Normaalweb"/>
-        <w:divId w:val="1237328036"/>
+        <w:divId w:val="31351673"/>
         <w:rPr>
           <w:lang w:val="nl-NL"/>
         </w:rPr>
@@ -8280,7 +8279,7 @@
     <w:p>
       <w:pPr>
         <w:pStyle w:val="Normaalweb"/>
-        <w:divId w:val="1237328036"/>
+        <w:divId w:val="31351673"/>
         <w:rPr>
           <w:lang w:val="nl-NL"/>
         </w:rPr>
@@ -8296,7 +8295,7 @@
       <w:pPr>
         <w:pStyle w:val="marker"/>
         <w:ind w:left="800" w:right="800"/>
-        <w:divId w:val="1237328036"/>
+        <w:divId w:val="31351673"/>
         <w:rPr>
           <w:lang w:val="nl-NL"/>
         </w:rPr>
@@ -8308,13 +8307,13 @@
     <w:p>
       <w:pPr>
         <w:pStyle w:val="Kop3"/>
-        <w:divId w:val="1237328036"/>
-        <w:rPr>
-          <w:rFonts w:eastAsia="Times New Roman"/>
-          <w:lang w:val="nl-NL"/>
-        </w:rPr>
-      </w:pPr>
-      <w:bookmarkStart w:id="26" w:name="_Toc242107138"/>
+        <w:divId w:val="31351673"/>
+        <w:rPr>
+          <w:rFonts w:eastAsia="Times New Roman"/>
+          <w:lang w:val="nl-NL"/>
+        </w:rPr>
+      </w:pPr>
+      <w:bookmarkStart w:id="26" w:name="_Toc242108790"/>
       <w:r>
         <w:rPr>
           <w:rFonts w:eastAsia="Times New Roman"/>
@@ -8327,7 +8326,7 @@
     <w:p>
       <w:pPr>
         <w:pStyle w:val="subtitel"/>
-        <w:divId w:val="1237328036"/>
+        <w:divId w:val="31351673"/>
         <w:rPr>
           <w:lang w:val="nl-NL"/>
         </w:rPr>
@@ -8342,7 +8341,7 @@
     <w:p>
       <w:pPr>
         <w:pStyle w:val="Normaalweb"/>
-        <w:divId w:val="1237328036"/>
+        <w:divId w:val="31351673"/>
         <w:rPr>
           <w:lang w:val="nl-NL"/>
         </w:rPr>
@@ -8363,7 +8362,7 @@
     <w:p>
       <w:pPr>
         <w:pStyle w:val="Normaalweb"/>
-        <w:divId w:val="1237328036"/>
+        <w:divId w:val="31351673"/>
         <w:rPr>
           <w:lang w:val="nl-NL"/>
         </w:rPr>
@@ -8384,7 +8383,7 @@
     <w:p>
       <w:pPr>
         <w:pStyle w:val="Normaalweb"/>
-        <w:divId w:val="1237328036"/>
+        <w:divId w:val="31351673"/>
         <w:rPr>
           <w:lang w:val="nl-NL"/>
         </w:rPr>
@@ -8405,7 +8404,7 @@
     <w:p>
       <w:pPr>
         <w:pStyle w:val="Normaalweb"/>
-        <w:divId w:val="1237328036"/>
+        <w:divId w:val="31351673"/>
         <w:rPr>
           <w:lang w:val="nl-NL"/>
         </w:rPr>
@@ -8427,7 +8426,7 @@
       <w:pPr>
         <w:pStyle w:val="marker"/>
         <w:ind w:left="800" w:right="800"/>
-        <w:divId w:val="1237328036"/>
+        <w:divId w:val="31351673"/>
         <w:rPr>
           <w:lang w:val="nl-NL"/>
         </w:rPr>
@@ -8439,13 +8438,13 @@
     <w:p>
       <w:pPr>
         <w:pStyle w:val="Kop3"/>
-        <w:divId w:val="1237328036"/>
-        <w:rPr>
-          <w:rFonts w:eastAsia="Times New Roman"/>
-          <w:lang w:val="nl-NL"/>
-        </w:rPr>
-      </w:pPr>
-      <w:bookmarkStart w:id="27" w:name="_Toc242107139"/>
+        <w:divId w:val="31351673"/>
+        <w:rPr>
+          <w:rFonts w:eastAsia="Times New Roman"/>
+          <w:lang w:val="nl-NL"/>
+        </w:rPr>
+      </w:pPr>
+      <w:bookmarkStart w:id="27" w:name="_Toc242108791"/>
       <w:r>
         <w:rPr>
           <w:rFonts w:eastAsia="Times New Roman"/>
@@ -8458,7 +8457,7 @@
     <w:p>
       <w:pPr>
         <w:pStyle w:val="subtitel"/>
-        <w:divId w:val="1237328036"/>
+        <w:divId w:val="31351673"/>
         <w:rPr>
           <w:lang w:val="nl-NL"/>
         </w:rPr>
@@ -8473,7 +8472,7 @@
     <w:p>
       <w:pPr>
         <w:pStyle w:val="Normaalweb"/>
-        <w:divId w:val="1237328036"/>
+        <w:divId w:val="31351673"/>
         <w:rPr>
           <w:lang w:val="nl-NL"/>
         </w:rPr>
@@ -8494,7 +8493,7 @@
     <w:p>
       <w:pPr>
         <w:pStyle w:val="Normaalweb"/>
-        <w:divId w:val="1237328036"/>
+        <w:divId w:val="31351673"/>
         <w:rPr>
           <w:lang w:val="nl-NL"/>
         </w:rPr>
@@ -8515,7 +8514,7 @@
     <w:p>
       <w:pPr>
         <w:pStyle w:val="Normaalweb"/>
-        <w:divId w:val="1237328036"/>
+        <w:divId w:val="31351673"/>
         <w:rPr>
           <w:lang w:val="nl-NL"/>
         </w:rPr>
@@ -8537,7 +8536,7 @@
       <w:pPr>
         <w:pStyle w:val="marker"/>
         <w:ind w:left="800" w:right="800"/>
-        <w:divId w:val="1237328036"/>
+        <w:divId w:val="31351673"/>
         <w:rPr>
           <w:lang w:val="nl-NL"/>
         </w:rPr>
@@ -8549,13 +8548,13 @@
     <w:p>
       <w:pPr>
         <w:pStyle w:val="Kop3"/>
-        <w:divId w:val="1237328036"/>
-        <w:rPr>
-          <w:rFonts w:eastAsia="Times New Roman"/>
-          <w:lang w:val="nl-NL"/>
-        </w:rPr>
-      </w:pPr>
-      <w:bookmarkStart w:id="28" w:name="_Toc242107140"/>
+        <w:divId w:val="31351673"/>
+        <w:rPr>
+          <w:rFonts w:eastAsia="Times New Roman"/>
+          <w:lang w:val="nl-NL"/>
+        </w:rPr>
+      </w:pPr>
+      <w:bookmarkStart w:id="28" w:name="_Toc242108792"/>
       <w:r>
         <w:rPr>
           <w:rFonts w:eastAsia="Times New Roman"/>
@@ -8568,7 +8567,7 @@
     <w:p>
       <w:pPr>
         <w:pStyle w:val="subtitel"/>
-        <w:divId w:val="1237328036"/>
+        <w:divId w:val="31351673"/>
         <w:rPr>
           <w:lang w:val="nl-NL"/>
         </w:rPr>
@@ -8583,7 +8582,7 @@
     <w:p>
       <w:pPr>
         <w:pStyle w:val="Normaalweb"/>
-        <w:divId w:val="1237328036"/>
+        <w:divId w:val="31351673"/>
         <w:rPr>
           <w:lang w:val="nl-NL"/>
         </w:rPr>
@@ -8604,7 +8603,7 @@
     <w:p>
       <w:pPr>
         <w:pStyle w:val="Normaalweb"/>
-        <w:divId w:val="1237328036"/>
+        <w:divId w:val="31351673"/>
         <w:rPr>
           <w:lang w:val="nl-NL"/>
         </w:rPr>
@@ -8619,7 +8618,7 @@
     <w:p>
       <w:pPr>
         <w:pStyle w:val="Normaalweb"/>
-        <w:divId w:val="1237328036"/>
+        <w:divId w:val="31351673"/>
         <w:rPr>
           <w:lang w:val="nl-NL"/>
         </w:rPr>
@@ -8640,7 +8639,7 @@
     <w:p>
       <w:pPr>
         <w:pStyle w:val="Normaalweb"/>
-        <w:divId w:val="1237328036"/>
+        <w:divId w:val="31351673"/>
         <w:rPr>
           <w:lang w:val="nl-NL"/>
         </w:rPr>
@@ -8660,7 +8659,7 @@
     </w:p>
     <w:p>
       <w:pPr>
-        <w:divId w:val="1294604876"/>
+        <w:divId w:val="2135446518"/>
         <w:rPr>
           <w:color w:val="555555"/>
           <w:sz w:val="20"/>
@@ -8680,7 +8679,7 @@
     </w:p>
     <w:p>
       <w:pPr>
-        <w:divId w:val="1294604876"/>
+        <w:divId w:val="2135446518"/>
         <w:rPr>
           <w:color w:val="555555"/>
           <w:sz w:val="20"/>
@@ -8700,7 +8699,7 @@
     </w:p>
     <w:p>
       <w:pPr>
-        <w:divId w:val="1294604876"/>
+        <w:divId w:val="2135446518"/>
         <w:rPr>
           <w:color w:val="555555"/>
           <w:sz w:val="20"/>
@@ -8722,7 +8721,7 @@
       <w:pPr>
         <w:pStyle w:val="marker"/>
         <w:ind w:left="800" w:right="800"/>
-        <w:divId w:val="1237328036"/>
+        <w:divId w:val="31351673"/>
         <w:rPr>
           <w:lang w:val="nl-NL"/>
         </w:rPr>
@@ -8734,13 +8733,13 @@
     <w:p>
       <w:pPr>
         <w:pStyle w:val="Kop3"/>
-        <w:divId w:val="1237328036"/>
-        <w:rPr>
-          <w:rFonts w:eastAsia="Times New Roman"/>
-          <w:lang w:val="nl-NL"/>
-        </w:rPr>
-      </w:pPr>
-      <w:bookmarkStart w:id="29" w:name="_Toc242107141"/>
+        <w:divId w:val="31351673"/>
+        <w:rPr>
+          <w:rFonts w:eastAsia="Times New Roman"/>
+          <w:lang w:val="nl-NL"/>
+        </w:rPr>
+      </w:pPr>
+      <w:bookmarkStart w:id="29" w:name="_Toc242108793"/>
       <w:r>
         <w:rPr>
           <w:rFonts w:eastAsia="Times New Roman"/>
@@ -8753,7 +8752,7 @@
     <w:p>
       <w:pPr>
         <w:pStyle w:val="subtitel"/>
-        <w:divId w:val="1237328036"/>
+        <w:divId w:val="31351673"/>
         <w:rPr>
           <w:lang w:val="nl-NL"/>
         </w:rPr>
@@ -8768,7 +8767,7 @@
     <w:p>
       <w:pPr>
         <w:pStyle w:val="Normaalweb"/>
-        <w:divId w:val="1237328036"/>
+        <w:divId w:val="31351673"/>
         <w:rPr>
           <w:lang w:val="nl-NL"/>
         </w:rPr>
@@ -8783,7 +8782,7 @@
     <w:p>
       <w:pPr>
         <w:pStyle w:val="Normaalweb"/>
-        <w:divId w:val="1237328036"/>
+        <w:divId w:val="31351673"/>
         <w:rPr>
           <w:lang w:val="nl-NL"/>
         </w:rPr>
@@ -8798,7 +8797,7 @@
     <w:p>
       <w:pPr>
         <w:pStyle w:val="Normaalweb"/>
-        <w:divId w:val="1237328036"/>
+        <w:divId w:val="31351673"/>
         <w:rPr>
           <w:lang w:val="nl-NL"/>
         </w:rPr>
@@ -8820,7 +8819,7 @@
       <w:pPr>
         <w:pStyle w:val="marker"/>
         <w:ind w:left="800" w:right="800"/>
-        <w:divId w:val="1237328036"/>
+        <w:divId w:val="31351673"/>
         <w:rPr>
           <w:lang w:val="nl-NL"/>
         </w:rPr>
@@ -8832,13 +8831,13 @@
     <w:p>
       <w:pPr>
         <w:pStyle w:val="Kop1"/>
-        <w:divId w:val="1237328036"/>
-        <w:rPr>
-          <w:rFonts w:eastAsia="Times New Roman"/>
-          <w:lang w:val="nl-NL"/>
-        </w:rPr>
-      </w:pPr>
-      <w:bookmarkStart w:id="30" w:name="_Toc242107142"/>
+        <w:divId w:val="31351673"/>
+        <w:rPr>
+          <w:rFonts w:eastAsia="Times New Roman"/>
+          <w:lang w:val="nl-NL"/>
+        </w:rPr>
+      </w:pPr>
+      <w:bookmarkStart w:id="30" w:name="_Toc242108794"/>
       <w:r>
         <w:rPr>
           <w:rFonts w:eastAsia="Times New Roman"/>
@@ -8851,13 +8850,13 @@
     <w:p>
       <w:pPr>
         <w:pStyle w:val="Kop2"/>
-        <w:divId w:val="1237328036"/>
-        <w:rPr>
-          <w:rFonts w:eastAsia="Times New Roman"/>
-          <w:lang w:val="nl-NL"/>
-        </w:rPr>
-      </w:pPr>
-      <w:bookmarkStart w:id="31" w:name="_Toc242107143"/>
+        <w:divId w:val="31351673"/>
+        <w:rPr>
+          <w:rFonts w:eastAsia="Times New Roman"/>
+          <w:lang w:val="nl-NL"/>
+        </w:rPr>
+      </w:pPr>
+      <w:bookmarkStart w:id="31" w:name="_Toc242108795"/>
       <w:r>
         <w:rPr>
           <w:rFonts w:eastAsia="Times New Roman"/>
@@ -8870,13 +8869,13 @@
     <w:p>
       <w:pPr>
         <w:pStyle w:val="Kop3"/>
-        <w:divId w:val="1237328036"/>
-        <w:rPr>
-          <w:rFonts w:eastAsia="Times New Roman"/>
-          <w:lang w:val="nl-NL"/>
-        </w:rPr>
-      </w:pPr>
-      <w:bookmarkStart w:id="32" w:name="_Toc242107144"/>
+        <w:divId w:val="31351673"/>
+        <w:rPr>
+          <w:rFonts w:eastAsia="Times New Roman"/>
+          <w:lang w:val="nl-NL"/>
+        </w:rPr>
+      </w:pPr>
+      <w:bookmarkStart w:id="32" w:name="_Toc242108796"/>
       <w:r>
         <w:rPr>
           <w:rFonts w:eastAsia="Times New Roman"/>
@@ -8889,7 +8888,7 @@
     <w:p>
       <w:pPr>
         <w:pStyle w:val="subtitel"/>
-        <w:divId w:val="1237328036"/>
+        <w:divId w:val="31351673"/>
         <w:rPr>
           <w:lang w:val="nl-NL"/>
         </w:rPr>
@@ -8904,7 +8903,7 @@
     <w:p>
       <w:pPr>
         <w:pStyle w:val="Normaalweb"/>
-        <w:divId w:val="1237328036"/>
+        <w:divId w:val="31351673"/>
         <w:rPr>
           <w:lang w:val="nl-NL"/>
         </w:rPr>
@@ -8925,7 +8924,7 @@
     <w:p>
       <w:pPr>
         <w:pStyle w:val="Normaalweb"/>
-        <w:divId w:val="1237328036"/>
+        <w:divId w:val="31351673"/>
         <w:rPr>
           <w:lang w:val="nl-NL"/>
         </w:rPr>
@@ -8940,7 +8939,7 @@
     <w:p>
       <w:pPr>
         <w:pStyle w:val="Normaalweb"/>
-        <w:divId w:val="1237328036"/>
+        <w:divId w:val="31351673"/>
         <w:rPr>
           <w:lang w:val="nl-NL"/>
         </w:rPr>
@@ -8956,7 +8955,7 @@
       <w:pPr>
         <w:pStyle w:val="marker"/>
         <w:ind w:left="800" w:right="800"/>
-        <w:divId w:val="1237328036"/>
+        <w:divId w:val="31351673"/>
         <w:rPr>
           <w:lang w:val="nl-NL"/>
         </w:rPr>
@@ -8968,13 +8967,13 @@
     <w:p>
       <w:pPr>
         <w:pStyle w:val="Kop3"/>
-        <w:divId w:val="1237328036"/>
-        <w:rPr>
-          <w:rFonts w:eastAsia="Times New Roman"/>
-          <w:lang w:val="nl-NL"/>
-        </w:rPr>
-      </w:pPr>
-      <w:bookmarkStart w:id="33" w:name="_Toc242107145"/>
+        <w:divId w:val="31351673"/>
+        <w:rPr>
+          <w:rFonts w:eastAsia="Times New Roman"/>
+          <w:lang w:val="nl-NL"/>
+        </w:rPr>
+      </w:pPr>
+      <w:bookmarkStart w:id="33" w:name="_Toc242108797"/>
       <w:r>
         <w:rPr>
           <w:rFonts w:eastAsia="Times New Roman"/>
@@ -8987,7 +8986,7 @@
     <w:p>
       <w:pPr>
         <w:pStyle w:val="subtitel"/>
-        <w:divId w:val="1237328036"/>
+        <w:divId w:val="31351673"/>
         <w:rPr>
           <w:lang w:val="nl-NL"/>
         </w:rPr>
@@ -9002,7 +9001,7 @@
     <w:p>
       <w:pPr>
         <w:pStyle w:val="Normaalweb"/>
-        <w:divId w:val="1237328036"/>
+        <w:divId w:val="31351673"/>
         <w:rPr>
           <w:lang w:val="nl-NL"/>
         </w:rPr>
@@ -9023,7 +9022,7 @@
     <w:p>
       <w:pPr>
         <w:pStyle w:val="Normaalweb"/>
-        <w:divId w:val="1237328036"/>
+        <w:divId w:val="31351673"/>
         <w:rPr>
           <w:lang w:val="nl-NL"/>
         </w:rPr>
@@ -9044,7 +9043,7 @@
     <w:p>
       <w:pPr>
         <w:pStyle w:val="Normaalweb"/>
-        <w:divId w:val="1237328036"/>
+        <w:divId w:val="31351673"/>
         <w:rPr>
           <w:lang w:val="nl-NL"/>
         </w:rPr>
@@ -9059,7 +9058,7 @@
     <w:p>
       <w:pPr>
         <w:pStyle w:val="Normaalweb"/>
-        <w:divId w:val="1237328036"/>
+        <w:divId w:val="31351673"/>
         <w:rPr>
           <w:lang w:val="nl-NL"/>
         </w:rPr>
@@ -9073,7 +9072,7 @@
     </w:p>
     <w:p>
       <w:pPr>
-        <w:divId w:val="1544713325"/>
+        <w:divId w:val="658771969"/>
         <w:rPr>
           <w:color w:val="555555"/>
           <w:sz w:val="20"/>
@@ -9093,7 +9092,7 @@
     </w:p>
     <w:p>
       <w:pPr>
-        <w:divId w:val="1544713325"/>
+        <w:divId w:val="658771969"/>
         <w:rPr>
           <w:color w:val="555555"/>
           <w:sz w:val="20"/>
@@ -9115,7 +9114,7 @@
       <w:pPr>
         <w:pStyle w:val="marker"/>
         <w:ind w:left="800" w:right="800"/>
-        <w:divId w:val="1237328036"/>
+        <w:divId w:val="31351673"/>
         <w:rPr>
           <w:lang w:val="nl-NL"/>
         </w:rPr>
@@ -9127,13 +9126,13 @@
     <w:p>
       <w:pPr>
         <w:pStyle w:val="Kop3"/>
-        <w:divId w:val="1237328036"/>
-        <w:rPr>
-          <w:rFonts w:eastAsia="Times New Roman"/>
-          <w:lang w:val="nl-NL"/>
-        </w:rPr>
-      </w:pPr>
-      <w:bookmarkStart w:id="34" w:name="_Toc242107146"/>
+        <w:divId w:val="31351673"/>
+        <w:rPr>
+          <w:rFonts w:eastAsia="Times New Roman"/>
+          <w:lang w:val="nl-NL"/>
+        </w:rPr>
+      </w:pPr>
+      <w:bookmarkStart w:id="34" w:name="_Toc242108798"/>
       <w:r>
         <w:rPr>
           <w:rFonts w:eastAsia="Times New Roman"/>
@@ -9146,7 +9145,7 @@
     <w:p>
       <w:pPr>
         <w:pStyle w:val="subtitel"/>
-        <w:divId w:val="1237328036"/>
+        <w:divId w:val="31351673"/>
         <w:rPr>
           <w:lang w:val="nl-NL"/>
         </w:rPr>
@@ -9161,7 +9160,7 @@
     <w:p>
       <w:pPr>
         <w:pStyle w:val="Normaalweb"/>
-        <w:divId w:val="1237328036"/>
+        <w:divId w:val="31351673"/>
         <w:rPr>
           <w:lang w:val="nl-NL"/>
         </w:rPr>
@@ -9182,7 +9181,7 @@
     <w:p>
       <w:pPr>
         <w:pStyle w:val="Normaalweb"/>
-        <w:divId w:val="1237328036"/>
+        <w:divId w:val="31351673"/>
         <w:rPr>
           <w:lang w:val="nl-NL"/>
         </w:rPr>
@@ -9197,7 +9196,7 @@
     <w:p>
       <w:pPr>
         <w:pStyle w:val="Normaalweb"/>
-        <w:divId w:val="1237328036"/>
+        <w:divId w:val="31351673"/>
         <w:rPr>
           <w:lang w:val="nl-NL"/>
         </w:rPr>
@@ -9219,7 +9218,7 @@
       <w:pPr>
         <w:pStyle w:val="marker"/>
         <w:ind w:left="800" w:right="800"/>
-        <w:divId w:val="1237328036"/>
+        <w:divId w:val="31351673"/>
         <w:rPr>
           <w:lang w:val="nl-NL"/>
         </w:rPr>
@@ -9231,13 +9230,13 @@
     <w:p>
       <w:pPr>
         <w:pStyle w:val="Kop3"/>
-        <w:divId w:val="1237328036"/>
-        <w:rPr>
-          <w:rFonts w:eastAsia="Times New Roman"/>
-          <w:lang w:val="nl-NL"/>
-        </w:rPr>
-      </w:pPr>
-      <w:bookmarkStart w:id="35" w:name="_Toc242107147"/>
+        <w:divId w:val="31351673"/>
+        <w:rPr>
+          <w:rFonts w:eastAsia="Times New Roman"/>
+          <w:lang w:val="nl-NL"/>
+        </w:rPr>
+      </w:pPr>
+      <w:bookmarkStart w:id="35" w:name="_Toc242108799"/>
       <w:r>
         <w:rPr>
           <w:rFonts w:eastAsia="Times New Roman"/>
@@ -9250,7 +9249,7 @@
     <w:p>
       <w:pPr>
         <w:pStyle w:val="subtitel"/>
-        <w:divId w:val="1237328036"/>
+        <w:divId w:val="31351673"/>
         <w:rPr>
           <w:lang w:val="nl-NL"/>
         </w:rPr>
@@ -9265,7 +9264,7 @@
     <w:p>
       <w:pPr>
         <w:pStyle w:val="Normaalweb"/>
-        <w:divId w:val="1237328036"/>
+        <w:divId w:val="31351673"/>
         <w:rPr>
           <w:lang w:val="nl-NL"/>
         </w:rPr>
@@ -9286,7 +9285,7 @@
     <w:p>
       <w:pPr>
         <w:pStyle w:val="Normaalweb"/>
-        <w:divId w:val="1237328036"/>
+        <w:divId w:val="31351673"/>
         <w:rPr>
           <w:lang w:val="nl-NL"/>
         </w:rPr>
@@ -9301,7 +9300,7 @@
     <w:p>
       <w:pPr>
         <w:pStyle w:val="Normaalweb"/>
-        <w:divId w:val="1237328036"/>
+        <w:divId w:val="31351673"/>
         <w:rPr>
           <w:lang w:val="nl-NL"/>
         </w:rPr>
@@ -9323,7 +9322,7 @@
       <w:pPr>
         <w:pStyle w:val="marker"/>
         <w:ind w:left="800" w:right="800"/>
-        <w:divId w:val="1237328036"/>
+        <w:divId w:val="31351673"/>
         <w:rPr>
           <w:lang w:val="nl-NL"/>
         </w:rPr>
@@ -9335,13 +9334,13 @@
     <w:p>
       <w:pPr>
         <w:pStyle w:val="Kop3"/>
-        <w:divId w:val="1237328036"/>
-        <w:rPr>
-          <w:rFonts w:eastAsia="Times New Roman"/>
-          <w:lang w:val="nl-NL"/>
-        </w:rPr>
-      </w:pPr>
-      <w:bookmarkStart w:id="36" w:name="_Toc242107148"/>
+        <w:divId w:val="31351673"/>
+        <w:rPr>
+          <w:rFonts w:eastAsia="Times New Roman"/>
+          <w:lang w:val="nl-NL"/>
+        </w:rPr>
+      </w:pPr>
+      <w:bookmarkStart w:id="36" w:name="_Toc242108800"/>
       <w:r>
         <w:rPr>
           <w:rFonts w:eastAsia="Times New Roman"/>
@@ -9354,7 +9353,7 @@
     <w:p>
       <w:pPr>
         <w:pStyle w:val="subtitel"/>
-        <w:divId w:val="1237328036"/>
+        <w:divId w:val="31351673"/>
         <w:rPr>
           <w:lang w:val="nl-NL"/>
         </w:rPr>
@@ -9369,7 +9368,7 @@
     <w:p>
       <w:pPr>
         <w:pStyle w:val="Normaalweb"/>
-        <w:divId w:val="1237328036"/>
+        <w:divId w:val="31351673"/>
         <w:rPr>
           <w:lang w:val="nl-NL"/>
         </w:rPr>
@@ -9384,7 +9383,7 @@
     <w:p>
       <w:pPr>
         <w:pStyle w:val="Normaalweb"/>
-        <w:divId w:val="1237328036"/>
+        <w:divId w:val="31351673"/>
         <w:rPr>
           <w:lang w:val="nl-NL"/>
         </w:rPr>
@@ -9399,7 +9398,7 @@
     <w:p>
       <w:pPr>
         <w:pStyle w:val="Normaalweb"/>
-        <w:divId w:val="1237328036"/>
+        <w:divId w:val="31351673"/>
         <w:rPr>
           <w:lang w:val="nl-NL"/>
         </w:rPr>
@@ -9415,7 +9414,7 @@
       <w:pPr>
         <w:pStyle w:val="marker"/>
         <w:ind w:left="800" w:right="800"/>
-        <w:divId w:val="1237328036"/>
+        <w:divId w:val="31351673"/>
         <w:rPr>
           <w:lang w:val="nl-NL"/>
         </w:rPr>
@@ -9427,13 +9426,13 @@
     <w:p>
       <w:pPr>
         <w:pStyle w:val="Kop3"/>
-        <w:divId w:val="1237328036"/>
-        <w:rPr>
-          <w:rFonts w:eastAsia="Times New Roman"/>
-          <w:lang w:val="nl-NL"/>
-        </w:rPr>
-      </w:pPr>
-      <w:bookmarkStart w:id="37" w:name="_Toc242107149"/>
+        <w:divId w:val="31351673"/>
+        <w:rPr>
+          <w:rFonts w:eastAsia="Times New Roman"/>
+          <w:lang w:val="nl-NL"/>
+        </w:rPr>
+      </w:pPr>
+      <w:bookmarkStart w:id="37" w:name="_Toc242108801"/>
       <w:r>
         <w:rPr>
           <w:rFonts w:eastAsia="Times New Roman"/>
@@ -9446,7 +9445,7 @@
     <w:p>
       <w:pPr>
         <w:pStyle w:val="subtitel"/>
-        <w:divId w:val="1237328036"/>
+        <w:divId w:val="31351673"/>
         <w:rPr>
           <w:lang w:val="nl-NL"/>
         </w:rPr>
@@ -9461,7 +9460,7 @@
     <w:p>
       <w:pPr>
         <w:pStyle w:val="Normaalweb"/>
-        <w:divId w:val="1237328036"/>
+        <w:divId w:val="31351673"/>
         <w:rPr>
           <w:lang w:val="nl-NL"/>
         </w:rPr>
@@ -9482,7 +9481,7 @@
     <w:p>
       <w:pPr>
         <w:pStyle w:val="Normaalweb"/>
-        <w:divId w:val="1237328036"/>
+        <w:divId w:val="31351673"/>
         <w:rPr>
           <w:lang w:val="nl-NL"/>
         </w:rPr>
@@ -9497,7 +9496,7 @@
     <w:p>
       <w:pPr>
         <w:pStyle w:val="Normaalweb"/>
-        <w:divId w:val="1237328036"/>
+        <w:divId w:val="31351673"/>
         <w:rPr>
           <w:lang w:val="nl-NL"/>
         </w:rPr>
@@ -9519,7 +9518,7 @@
       <w:pPr>
         <w:pStyle w:val="marker"/>
         <w:ind w:left="800" w:right="800"/>
-        <w:divId w:val="1237328036"/>
+        <w:divId w:val="31351673"/>
         <w:rPr>
           <w:lang w:val="nl-NL"/>
         </w:rPr>
@@ -9531,13 +9530,13 @@
     <w:p>
       <w:pPr>
         <w:pStyle w:val="Kop2"/>
-        <w:divId w:val="1237328036"/>
-        <w:rPr>
-          <w:rFonts w:eastAsia="Times New Roman"/>
-          <w:lang w:val="nl-NL"/>
-        </w:rPr>
-      </w:pPr>
-      <w:bookmarkStart w:id="38" w:name="_Toc242107150"/>
+        <w:divId w:val="31351673"/>
+        <w:rPr>
+          <w:rFonts w:eastAsia="Times New Roman"/>
+          <w:lang w:val="nl-NL"/>
+        </w:rPr>
+      </w:pPr>
+      <w:bookmarkStart w:id="38" w:name="_Toc242108802"/>
       <w:r>
         <w:rPr>
           <w:rFonts w:eastAsia="Times New Roman"/>
@@ -9550,13 +9549,13 @@
     <w:p>
       <w:pPr>
         <w:pStyle w:val="Kop3"/>
-        <w:divId w:val="1237328036"/>
-        <w:rPr>
-          <w:rFonts w:eastAsia="Times New Roman"/>
-          <w:lang w:val="nl-NL"/>
-        </w:rPr>
-      </w:pPr>
-      <w:bookmarkStart w:id="39" w:name="_Toc242107151"/>
+        <w:divId w:val="31351673"/>
+        <w:rPr>
+          <w:rFonts w:eastAsia="Times New Roman"/>
+          <w:lang w:val="nl-NL"/>
+        </w:rPr>
+      </w:pPr>
+      <w:bookmarkStart w:id="39" w:name="_Toc242108803"/>
       <w:r>
         <w:rPr>
           <w:rFonts w:eastAsia="Times New Roman"/>
@@ -9569,7 +9568,7 @@
     <w:p>
       <w:pPr>
         <w:pStyle w:val="subtitel"/>
-        <w:divId w:val="1237328036"/>
+        <w:divId w:val="31351673"/>
         <w:rPr>
           <w:lang w:val="nl-NL"/>
         </w:rPr>
@@ -9584,7 +9583,7 @@
     <w:p>
       <w:pPr>
         <w:pStyle w:val="Normaalweb"/>
-        <w:divId w:val="1237328036"/>
+        <w:divId w:val="31351673"/>
         <w:rPr>
           <w:lang w:val="nl-NL"/>
         </w:rPr>
@@ -9605,7 +9604,7 @@
     <w:p>
       <w:pPr>
         <w:pStyle w:val="Normaalweb"/>
-        <w:divId w:val="1237328036"/>
+        <w:divId w:val="31351673"/>
         <w:rPr>
           <w:lang w:val="nl-NL"/>
         </w:rPr>
@@ -9632,7 +9631,7 @@
     <w:p>
       <w:pPr>
         <w:pStyle w:val="Normaalweb"/>
-        <w:divId w:val="1237328036"/>
+        <w:divId w:val="31351673"/>
         <w:rPr>
           <w:lang w:val="nl-NL"/>
         </w:rPr>
@@ -9659,7 +9658,7 @@
     </w:p>
     <w:p>
       <w:pPr>
-        <w:divId w:val="708143414"/>
+        <w:divId w:val="2087073550"/>
         <w:rPr>
           <w:color w:val="555555"/>
           <w:sz w:val="20"/>
@@ -9681,7 +9680,7 @@
       <w:pPr>
         <w:pStyle w:val="marker"/>
         <w:ind w:left="800" w:right="800"/>
-        <w:divId w:val="1237328036"/>
+        <w:divId w:val="31351673"/>
         <w:rPr>
           <w:lang w:val="nl-NL"/>
         </w:rPr>
@@ -9693,13 +9692,13 @@
     <w:p>
       <w:pPr>
         <w:pStyle w:val="Kop3"/>
-        <w:divId w:val="1237328036"/>
-        <w:rPr>
-          <w:rFonts w:eastAsia="Times New Roman"/>
-          <w:lang w:val="nl-NL"/>
-        </w:rPr>
-      </w:pPr>
-      <w:bookmarkStart w:id="40" w:name="_Toc242107152"/>
+        <w:divId w:val="31351673"/>
+        <w:rPr>
+          <w:rFonts w:eastAsia="Times New Roman"/>
+          <w:lang w:val="nl-NL"/>
+        </w:rPr>
+      </w:pPr>
+      <w:bookmarkStart w:id="40" w:name="_Toc242108804"/>
       <w:r>
         <w:rPr>
           <w:rFonts w:eastAsia="Times New Roman"/>
@@ -9712,7 +9711,7 @@
     <w:p>
       <w:pPr>
         <w:pStyle w:val="subtitel"/>
-        <w:divId w:val="1237328036"/>
+        <w:divId w:val="31351673"/>
         <w:rPr>
           <w:lang w:val="nl-NL"/>
         </w:rPr>
@@ -9727,7 +9726,7 @@
     <w:p>
       <w:pPr>
         <w:pStyle w:val="Normaalweb"/>
-        <w:divId w:val="1237328036"/>
+        <w:divId w:val="31351673"/>
         <w:rPr>
           <w:lang w:val="nl-NL"/>
         </w:rPr>
@@ -9748,7 +9747,7 @@
     <w:p>
       <w:pPr>
         <w:pStyle w:val="Normaalweb"/>
-        <w:divId w:val="1237328036"/>
+        <w:divId w:val="31351673"/>
         <w:rPr>
           <w:lang w:val="nl-NL"/>
         </w:rPr>
@@ -9769,7 +9768,7 @@
     <w:p>
       <w:pPr>
         <w:pStyle w:val="Normaalweb"/>
-        <w:divId w:val="1237328036"/>
+        <w:divId w:val="31351673"/>
         <w:rPr>
           <w:lang w:val="nl-NL"/>
         </w:rPr>
@@ -9790,7 +9789,7 @@
     <w:p>
       <w:pPr>
         <w:pStyle w:val="Normaalweb"/>
-        <w:divId w:val="1237328036"/>
+        <w:divId w:val="31351673"/>
         <w:rPr>
           <w:lang w:val="nl-NL"/>
         </w:rPr>
@@ -9812,7 +9811,7 @@
       <w:pPr>
         <w:pStyle w:val="marker"/>
         <w:ind w:left="800" w:right="800"/>
-        <w:divId w:val="1237328036"/>
+        <w:divId w:val="31351673"/>
         <w:rPr>
           <w:lang w:val="nl-NL"/>
         </w:rPr>
@@ -9824,13 +9823,13 @@
     <w:p>
       <w:pPr>
         <w:pStyle w:val="Kop3"/>
-        <w:divId w:val="1237328036"/>
-        <w:rPr>
-          <w:rFonts w:eastAsia="Times New Roman"/>
-          <w:lang w:val="nl-NL"/>
-        </w:rPr>
-      </w:pPr>
-      <w:bookmarkStart w:id="41" w:name="_Toc242107153"/>
+        <w:divId w:val="31351673"/>
+        <w:rPr>
+          <w:rFonts w:eastAsia="Times New Roman"/>
+          <w:lang w:val="nl-NL"/>
+        </w:rPr>
+      </w:pPr>
+      <w:bookmarkStart w:id="41" w:name="_Toc242108805"/>
       <w:r>
         <w:rPr>
           <w:rFonts w:eastAsia="Times New Roman"/>
@@ -9843,7 +9842,7 @@
     <w:p>
       <w:pPr>
         <w:pStyle w:val="subtitel"/>
-        <w:divId w:val="1237328036"/>
+        <w:divId w:val="31351673"/>
         <w:rPr>
           <w:lang w:val="nl-NL"/>
         </w:rPr>
@@ -9858,7 +9857,7 @@
     <w:p>
       <w:pPr>
         <w:pStyle w:val="Normaalweb"/>
-        <w:divId w:val="1237328036"/>
+        <w:divId w:val="31351673"/>
         <w:rPr>
           <w:lang w:val="nl-NL"/>
         </w:rPr>
@@ -9879,7 +9878,7 @@
     <w:p>
       <w:pPr>
         <w:pStyle w:val="Normaalweb"/>
-        <w:divId w:val="1237328036"/>
+        <w:divId w:val="31351673"/>
         <w:rPr>
           <w:lang w:val="nl-NL"/>
         </w:rPr>
@@ -9900,7 +9899,7 @@
     <w:p>
       <w:pPr>
         <w:pStyle w:val="Normaalweb"/>
-        <w:divId w:val="1237328036"/>
+        <w:divId w:val="31351673"/>
         <w:rPr>
           <w:lang w:val="nl-NL"/>
         </w:rPr>
@@ -9922,7 +9921,7 @@
       <w:pPr>
         <w:pStyle w:val="marker"/>
         <w:ind w:left="800" w:right="800"/>
-        <w:divId w:val="1237328036"/>
+        <w:divId w:val="31351673"/>
         <w:rPr>
           <w:lang w:val="nl-NL"/>
         </w:rPr>
@@ -9934,13 +9933,13 @@
     <w:p>
       <w:pPr>
         <w:pStyle w:val="Kop3"/>
-        <w:divId w:val="1237328036"/>
-        <w:rPr>
-          <w:rFonts w:eastAsia="Times New Roman"/>
-          <w:lang w:val="nl-NL"/>
-        </w:rPr>
-      </w:pPr>
-      <w:bookmarkStart w:id="42" w:name="_Toc242107154"/>
+        <w:divId w:val="31351673"/>
+        <w:rPr>
+          <w:rFonts w:eastAsia="Times New Roman"/>
+          <w:lang w:val="nl-NL"/>
+        </w:rPr>
+      </w:pPr>
+      <w:bookmarkStart w:id="42" w:name="_Toc242108806"/>
       <w:r>
         <w:rPr>
           <w:rFonts w:eastAsia="Times New Roman"/>
@@ -9953,7 +9952,7 @@
     <w:p>
       <w:pPr>
         <w:pStyle w:val="subtitel"/>
-        <w:divId w:val="1237328036"/>
+        <w:divId w:val="31351673"/>
         <w:rPr>
           <w:lang w:val="nl-NL"/>
         </w:rPr>
@@ -9968,7 +9967,7 @@
     <w:p>
       <w:pPr>
         <w:pStyle w:val="Normaalweb"/>
-        <w:divId w:val="1237328036"/>
+        <w:divId w:val="31351673"/>
         <w:rPr>
           <w:lang w:val="nl-NL"/>
         </w:rPr>
@@ -9989,7 +9988,7 @@
     <w:p>
       <w:pPr>
         <w:pStyle w:val="Normaalweb"/>
-        <w:divId w:val="1237328036"/>
+        <w:divId w:val="31351673"/>
         <w:rPr>
           <w:lang w:val="nl-NL"/>
         </w:rPr>
@@ -10004,7 +10003,7 @@
     <w:p>
       <w:pPr>
         <w:pStyle w:val="Normaalweb"/>
-        <w:divId w:val="1237328036"/>
+        <w:divId w:val="31351673"/>
         <w:rPr>
           <w:lang w:val="nl-NL"/>
         </w:rPr>
@@ -10026,7 +10025,7 @@
       <w:pPr>
         <w:pStyle w:val="marker"/>
         <w:ind w:left="800" w:right="800"/>
-        <w:divId w:val="1237328036"/>
+        <w:divId w:val="31351673"/>
         <w:rPr>
           <w:lang w:val="nl-NL"/>
         </w:rPr>
@@ -10038,13 +10037,13 @@
     <w:p>
       <w:pPr>
         <w:pStyle w:val="Kop3"/>
-        <w:divId w:val="1237328036"/>
-        <w:rPr>
-          <w:rFonts w:eastAsia="Times New Roman"/>
-          <w:lang w:val="nl-NL"/>
-        </w:rPr>
-      </w:pPr>
-      <w:bookmarkStart w:id="43" w:name="_Toc242107155"/>
+        <w:divId w:val="31351673"/>
+        <w:rPr>
+          <w:rFonts w:eastAsia="Times New Roman"/>
+          <w:lang w:val="nl-NL"/>
+        </w:rPr>
+      </w:pPr>
+      <w:bookmarkStart w:id="43" w:name="_Toc242108807"/>
       <w:r>
         <w:rPr>
           <w:rFonts w:eastAsia="Times New Roman"/>
@@ -10057,7 +10056,7 @@
     <w:p>
       <w:pPr>
         <w:pStyle w:val="subtitel"/>
-        <w:divId w:val="1237328036"/>
+        <w:divId w:val="31351673"/>
         <w:rPr>
           <w:lang w:val="nl-NL"/>
         </w:rPr>
@@ -10072,7 +10071,7 @@
     <w:p>
       <w:pPr>
         <w:pStyle w:val="Normaalweb"/>
-        <w:divId w:val="1237328036"/>
+        <w:divId w:val="31351673"/>
         <w:rPr>
           <w:lang w:val="nl-NL"/>
         </w:rPr>
@@ -10093,7 +10092,7 @@
     <w:p>
       <w:pPr>
         <w:pStyle w:val="Normaalweb"/>
-        <w:divId w:val="1237328036"/>
+        <w:divId w:val="31351673"/>
         <w:rPr>
           <w:lang w:val="nl-NL"/>
         </w:rPr>
@@ -10114,7 +10113,7 @@
     <w:p>
       <w:pPr>
         <w:pStyle w:val="Normaalweb"/>
-        <w:divId w:val="1237328036"/>
+        <w:divId w:val="31351673"/>
         <w:rPr>
           <w:lang w:val="nl-NL"/>
         </w:rPr>
@@ -10135,7 +10134,7 @@
     <w:p>
       <w:pPr>
         <w:pStyle w:val="Normaalweb"/>
-        <w:divId w:val="1237328036"/>
+        <w:divId w:val="31351673"/>
         <w:rPr>
           <w:lang w:val="nl-NL"/>
         </w:rPr>
@@ -10155,7 +10154,7 @@
     </w:p>
     <w:p>
       <w:pPr>
-        <w:divId w:val="1637949246"/>
+        <w:divId w:val="485516968"/>
         <w:rPr>
           <w:color w:val="555555"/>
           <w:sz w:val="20"/>
@@ -10175,7 +10174,7 @@
     </w:p>
     <w:p>
       <w:pPr>
-        <w:divId w:val="1637949246"/>
+        <w:divId w:val="485516968"/>
         <w:rPr>
           <w:color w:val="555555"/>
           <w:sz w:val="20"/>
@@ -10195,7 +10194,7 @@
     </w:p>
     <w:p>
       <w:pPr>
-        <w:divId w:val="1637949246"/>
+        <w:divId w:val="485516968"/>
         <w:rPr>
           <w:color w:val="555555"/>
           <w:sz w:val="20"/>
@@ -10215,7 +10214,7 @@
     </w:p>
     <w:p>
       <w:pPr>
-        <w:divId w:val="1637949246"/>
+        <w:divId w:val="485516968"/>
         <w:rPr>
           <w:color w:val="555555"/>
           <w:sz w:val="20"/>
@@ -10235,7 +10234,7 @@
     </w:p>
     <w:p>
       <w:pPr>
-        <w:divId w:val="1637949246"/>
+        <w:divId w:val="485516968"/>
         <w:rPr>
           <w:color w:val="555555"/>
           <w:sz w:val="20"/>
@@ -10255,7 +10254,7 @@
     </w:p>
     <w:p>
       <w:pPr>
-        <w:divId w:val="1637949246"/>
+        <w:divId w:val="485516968"/>
         <w:rPr>
           <w:color w:val="555555"/>
           <w:sz w:val="20"/>
@@ -10277,7 +10276,7 @@
       <w:pPr>
         <w:pStyle w:val="marker"/>
         <w:ind w:left="800" w:right="800"/>
-        <w:divId w:val="1237328036"/>
+        <w:divId w:val="31351673"/>
         <w:rPr>
           <w:lang w:val="nl-NL"/>
         </w:rPr>
@@ -10289,13 +10288,13 @@
     <w:p>
       <w:pPr>
         <w:pStyle w:val="Kop3"/>
-        <w:divId w:val="1237328036"/>
-        <w:rPr>
-          <w:rFonts w:eastAsia="Times New Roman"/>
-          <w:lang w:val="nl-NL"/>
-        </w:rPr>
-      </w:pPr>
-      <w:bookmarkStart w:id="44" w:name="_Toc242107156"/>
+        <w:divId w:val="31351673"/>
+        <w:rPr>
+          <w:rFonts w:eastAsia="Times New Roman"/>
+          <w:lang w:val="nl-NL"/>
+        </w:rPr>
+      </w:pPr>
+      <w:bookmarkStart w:id="44" w:name="_Toc242108808"/>
       <w:r>
         <w:rPr>
           <w:rFonts w:eastAsia="Times New Roman"/>
@@ -10308,7 +10307,7 @@
     <w:p>
       <w:pPr>
         <w:pStyle w:val="subtitel"/>
-        <w:divId w:val="1237328036"/>
+        <w:divId w:val="31351673"/>
         <w:rPr>
           <w:lang w:val="nl-NL"/>
         </w:rPr>
@@ -10323,7 +10322,7 @@
     <w:p>
       <w:pPr>
         <w:pStyle w:val="Normaalweb"/>
-        <w:divId w:val="1237328036"/>
+        <w:divId w:val="31351673"/>
         <w:rPr>
           <w:lang w:val="nl-NL"/>
         </w:rPr>
@@ -10338,7 +10337,7 @@
     <w:p>
       <w:pPr>
         <w:pStyle w:val="Normaalweb"/>
-        <w:divId w:val="1237328036"/>
+        <w:divId w:val="31351673"/>
         <w:rPr>
           <w:lang w:val="nl-NL"/>
         </w:rPr>
@@ -10353,7 +10352,7 @@
     <w:p>
       <w:pPr>
         <w:pStyle w:val="Normaalweb"/>
-        <w:divId w:val="1237328036"/>
+        <w:divId w:val="31351673"/>
         <w:rPr>
           <w:lang w:val="nl-NL"/>
         </w:rPr>
@@ -10369,7 +10368,7 @@
       <w:pPr>
         <w:pStyle w:val="marker"/>
         <w:ind w:left="800" w:right="800"/>
-        <w:divId w:val="1237328036"/>
+        <w:divId w:val="31351673"/>
         <w:rPr>
           <w:lang w:val="nl-NL"/>
         </w:rPr>
@@ -10381,13 +10380,13 @@
     <w:p>
       <w:pPr>
         <w:pStyle w:val="Kop3"/>
-        <w:divId w:val="1237328036"/>
-        <w:rPr>
-          <w:rFonts w:eastAsia="Times New Roman"/>
-          <w:lang w:val="nl-NL"/>
-        </w:rPr>
-      </w:pPr>
-      <w:bookmarkStart w:id="45" w:name="_Toc242107157"/>
+        <w:divId w:val="31351673"/>
+        <w:rPr>
+          <w:rFonts w:eastAsia="Times New Roman"/>
+          <w:lang w:val="nl-NL"/>
+        </w:rPr>
+      </w:pPr>
+      <w:bookmarkStart w:id="45" w:name="_Toc242108809"/>
       <w:r>
         <w:rPr>
           <w:rFonts w:eastAsia="Times New Roman"/>
@@ -10400,7 +10399,7 @@
     <w:p>
       <w:pPr>
         <w:pStyle w:val="subtitel"/>
-        <w:divId w:val="1237328036"/>
+        <w:divId w:val="31351673"/>
         <w:rPr>
           <w:lang w:val="nl-NL"/>
         </w:rPr>
@@ -10415,7 +10414,7 @@
     <w:p>
       <w:pPr>
         <w:pStyle w:val="Normaalweb"/>
-        <w:divId w:val="1237328036"/>
+        <w:divId w:val="31351673"/>
         <w:rPr>
           <w:lang w:val="nl-NL"/>
         </w:rPr>
@@ -10436,7 +10435,7 @@
     <w:p>
       <w:pPr>
         <w:pStyle w:val="Normaalweb"/>
-        <w:divId w:val="1237328036"/>
+        <w:divId w:val="31351673"/>
         <w:rPr>
           <w:lang w:val="nl-NL"/>
         </w:rPr>
@@ -10457,7 +10456,7 @@
     <w:p>
       <w:pPr>
         <w:pStyle w:val="Normaalweb"/>
-        <w:divId w:val="1237328036"/>
+        <w:divId w:val="31351673"/>
         <w:rPr>
           <w:lang w:val="nl-NL"/>
         </w:rPr>
@@ -10472,7 +10471,7 @@
     <w:p>
       <w:pPr>
         <w:pStyle w:val="Normaalweb"/>
-        <w:divId w:val="1237328036"/>
+        <w:divId w:val="31351673"/>
         <w:rPr>
           <w:lang w:val="nl-NL"/>
         </w:rPr>
@@ -10492,7 +10491,7 @@
     </w:p>
     <w:p>
       <w:pPr>
-        <w:divId w:val="493112980"/>
+        <w:divId w:val="1577127444"/>
         <w:rPr>
           <w:color w:val="555555"/>
           <w:sz w:val="20"/>
@@ -10514,7 +10513,7 @@
       <w:pPr>
         <w:pStyle w:val="marker"/>
         <w:ind w:left="800" w:right="800"/>
-        <w:divId w:val="1237328036"/>
+        <w:divId w:val="31351673"/>
         <w:rPr>
           <w:lang w:val="nl-NL"/>
         </w:rPr>
@@ -10526,13 +10525,13 @@
     <w:p>
       <w:pPr>
         <w:pStyle w:val="Kop3"/>
-        <w:divId w:val="1237328036"/>
-        <w:rPr>
-          <w:rFonts w:eastAsia="Times New Roman"/>
-          <w:lang w:val="nl-NL"/>
-        </w:rPr>
-      </w:pPr>
-      <w:bookmarkStart w:id="46" w:name="_Toc242107158"/>
+        <w:divId w:val="31351673"/>
+        <w:rPr>
+          <w:rFonts w:eastAsia="Times New Roman"/>
+          <w:lang w:val="nl-NL"/>
+        </w:rPr>
+      </w:pPr>
+      <w:bookmarkStart w:id="46" w:name="_Toc242108810"/>
       <w:r>
         <w:rPr>
           <w:rFonts w:eastAsia="Times New Roman"/>
@@ -10545,7 +10544,7 @@
     <w:p>
       <w:pPr>
         <w:pStyle w:val="subtitel"/>
-        <w:divId w:val="1237328036"/>
+        <w:divId w:val="31351673"/>
         <w:rPr>
           <w:lang w:val="nl-NL"/>
         </w:rPr>
@@ -10560,7 +10559,7 @@
     <w:p>
       <w:pPr>
         <w:pStyle w:val="Normaalweb"/>
-        <w:divId w:val="1237328036"/>
+        <w:divId w:val="31351673"/>
         <w:rPr>
           <w:lang w:val="nl-NL"/>
         </w:rPr>
@@ -10581,7 +10580,7 @@
     <w:p>
       <w:pPr>
         <w:pStyle w:val="Normaalweb"/>
-        <w:divId w:val="1237328036"/>
+        <w:divId w:val="31351673"/>
         <w:rPr>
           <w:lang w:val="nl-NL"/>
         </w:rPr>
@@ -10596,7 +10595,7 @@
     <w:p>
       <w:pPr>
         <w:pStyle w:val="Normaalweb"/>
-        <w:divId w:val="1237328036"/>
+        <w:divId w:val="31351673"/>
         <w:rPr>
           <w:lang w:val="nl-NL"/>
         </w:rPr>
@@ -10617,7 +10616,7 @@
     <w:p>
       <w:pPr>
         <w:pStyle w:val="Normaalweb"/>
-        <w:divId w:val="1237328036"/>
+        <w:divId w:val="31351673"/>
         <w:rPr>
           <w:lang w:val="nl-NL"/>
         </w:rPr>
@@ -10638,7 +10637,7 @@
     <w:p>
       <w:pPr>
         <w:pStyle w:val="Normaalweb"/>
-        <w:divId w:val="1237328036"/>
+        <w:divId w:val="31351673"/>
         <w:rPr>
           <w:lang w:val="nl-NL"/>
         </w:rPr>
@@ -10652,7 +10651,7 @@
     </w:p>
     <w:p>
       <w:pPr>
-        <w:divId w:val="474488780"/>
+        <w:divId w:val="363285935"/>
         <w:rPr>
           <w:color w:val="555555"/>
           <w:sz w:val="20"/>
@@ -10672,7 +10671,7 @@
     </w:p>
     <w:p>
       <w:pPr>
-        <w:divId w:val="474488780"/>
+        <w:divId w:val="363285935"/>
         <w:rPr>
           <w:color w:val="555555"/>
           <w:sz w:val="20"/>
@@ -10694,7 +10693,7 @@
       <w:pPr>
         <w:pStyle w:val="marker"/>
         <w:ind w:left="800" w:right="800"/>
-        <w:divId w:val="1237328036"/>
+        <w:divId w:val="31351673"/>
         <w:rPr>
           <w:lang w:val="nl-NL"/>
         </w:rPr>
@@ -10706,13 +10705,13 @@
     <w:p>
       <w:pPr>
         <w:pStyle w:val="Kop3"/>
-        <w:divId w:val="1237328036"/>
-        <w:rPr>
-          <w:rFonts w:eastAsia="Times New Roman"/>
-          <w:lang w:val="nl-NL"/>
-        </w:rPr>
-      </w:pPr>
-      <w:bookmarkStart w:id="47" w:name="_Toc242107159"/>
+        <w:divId w:val="31351673"/>
+        <w:rPr>
+          <w:rFonts w:eastAsia="Times New Roman"/>
+          <w:lang w:val="nl-NL"/>
+        </w:rPr>
+      </w:pPr>
+      <w:bookmarkStart w:id="47" w:name="_Toc242108811"/>
       <w:r>
         <w:rPr>
           <w:rFonts w:eastAsia="Times New Roman"/>
@@ -10725,7 +10724,7 @@
     <w:p>
       <w:pPr>
         <w:pStyle w:val="subtitel"/>
-        <w:divId w:val="1237328036"/>
+        <w:divId w:val="31351673"/>
         <w:rPr>
           <w:lang w:val="nl-NL"/>
         </w:rPr>
@@ -10740,7 +10739,7 @@
     <w:p>
       <w:pPr>
         <w:pStyle w:val="Normaalweb"/>
-        <w:divId w:val="1237328036"/>
+        <w:divId w:val="31351673"/>
         <w:rPr>
           <w:lang w:val="nl-NL"/>
         </w:rPr>
@@ -10761,7 +10760,7 @@
     <w:p>
       <w:pPr>
         <w:pStyle w:val="Normaalweb"/>
-        <w:divId w:val="1237328036"/>
+        <w:divId w:val="31351673"/>
         <w:rPr>
           <w:lang w:val="nl-NL"/>
         </w:rPr>
@@ -10781,7 +10780,7 @@
     </w:p>
     <w:p>
       <w:pPr>
-        <w:divId w:val="1722362468"/>
+        <w:divId w:val="1471902268"/>
         <w:rPr>
           <w:color w:val="555555"/>
           <w:sz w:val="20"/>
@@ -10801,7 +10800,7 @@
     </w:p>
     <w:p>
       <w:pPr>
-        <w:divId w:val="1722362468"/>
+        <w:divId w:val="1471902268"/>
         <w:rPr>
           <w:color w:val="555555"/>
           <w:sz w:val="20"/>
@@ -10821,7 +10820,7 @@
     </w:p>
     <w:p>
       <w:pPr>
-        <w:divId w:val="1722362468"/>
+        <w:divId w:val="1471902268"/>
         <w:rPr>
           <w:color w:val="555555"/>
           <w:sz w:val="20"/>
@@ -10841,7 +10840,7 @@
     </w:p>
     <w:p>
       <w:pPr>
-        <w:divId w:val="1722362468"/>
+        <w:divId w:val="1471902268"/>
         <w:rPr>
           <w:color w:val="555555"/>
           <w:sz w:val="20"/>
@@ -10863,7 +10862,7 @@
       <w:pPr>
         <w:pStyle w:val="marker"/>
         <w:ind w:left="800" w:right="800"/>
-        <w:divId w:val="1237328036"/>
+        <w:divId w:val="31351673"/>
         <w:rPr>
           <w:lang w:val="nl-NL"/>
         </w:rPr>
@@ -10875,13 +10874,13 @@
     <w:p>
       <w:pPr>
         <w:pStyle w:val="Kop3"/>
-        <w:divId w:val="1237328036"/>
-        <w:rPr>
-          <w:rFonts w:eastAsia="Times New Roman"/>
-          <w:lang w:val="nl-NL"/>
-        </w:rPr>
-      </w:pPr>
-      <w:bookmarkStart w:id="48" w:name="_Toc242107160"/>
+        <w:divId w:val="31351673"/>
+        <w:rPr>
+          <w:rFonts w:eastAsia="Times New Roman"/>
+          <w:lang w:val="nl-NL"/>
+        </w:rPr>
+      </w:pPr>
+      <w:bookmarkStart w:id="48" w:name="_Toc242108812"/>
       <w:r>
         <w:rPr>
           <w:rFonts w:eastAsia="Times New Roman"/>
@@ -10894,7 +10893,7 @@
     <w:p>
       <w:pPr>
         <w:pStyle w:val="subtitel"/>
-        <w:divId w:val="1237328036"/>
+        <w:divId w:val="31351673"/>
         <w:rPr>
           <w:lang w:val="nl-NL"/>
         </w:rPr>
@@ -10909,7 +10908,7 @@
     <w:p>
       <w:pPr>
         <w:pStyle w:val="Normaalweb"/>
-        <w:divId w:val="1237328036"/>
+        <w:divId w:val="31351673"/>
         <w:rPr>
           <w:lang w:val="nl-NL"/>
         </w:rPr>
@@ -10930,7 +10929,7 @@
     <w:p>
       <w:pPr>
         <w:pStyle w:val="Normaalweb"/>
-        <w:divId w:val="1237328036"/>
+        <w:divId w:val="31351673"/>
         <w:rPr>
           <w:lang w:val="nl-NL"/>
         </w:rPr>
@@ -10951,7 +10950,7 @@
     <w:p>
       <w:pPr>
         <w:pStyle w:val="Normaalweb"/>
-        <w:divId w:val="1237328036"/>
+        <w:divId w:val="31351673"/>
         <w:rPr>
           <w:lang w:val="nl-NL"/>
         </w:rPr>
@@ -10973,7 +10972,7 @@
       <w:pPr>
         <w:pStyle w:val="marker"/>
         <w:ind w:left="800" w:right="800"/>
-        <w:divId w:val="1237328036"/>
+        <w:divId w:val="31351673"/>
         <w:rPr>
           <w:lang w:val="nl-NL"/>
         </w:rPr>
@@ -10985,13 +10984,13 @@
     <w:p>
       <w:pPr>
         <w:pStyle w:val="Kop2"/>
-        <w:divId w:val="1237328036"/>
-        <w:rPr>
-          <w:rFonts w:eastAsia="Times New Roman"/>
-          <w:lang w:val="nl-NL"/>
-        </w:rPr>
-      </w:pPr>
-      <w:bookmarkStart w:id="49" w:name="_Toc242107161"/>
+        <w:divId w:val="31351673"/>
+        <w:rPr>
+          <w:rFonts w:eastAsia="Times New Roman"/>
+          <w:lang w:val="nl-NL"/>
+        </w:rPr>
+      </w:pPr>
+      <w:bookmarkStart w:id="49" w:name="_Toc242108813"/>
       <w:r>
         <w:rPr>
           <w:rFonts w:eastAsia="Times New Roman"/>
@@ -11004,13 +11003,13 @@
     <w:p>
       <w:pPr>
         <w:pStyle w:val="Kop3"/>
-        <w:divId w:val="1237328036"/>
-        <w:rPr>
-          <w:rFonts w:eastAsia="Times New Roman"/>
-          <w:lang w:val="nl-NL"/>
-        </w:rPr>
-      </w:pPr>
-      <w:bookmarkStart w:id="50" w:name="_Toc242107162"/>
+        <w:divId w:val="31351673"/>
+        <w:rPr>
+          <w:rFonts w:eastAsia="Times New Roman"/>
+          <w:lang w:val="nl-NL"/>
+        </w:rPr>
+      </w:pPr>
+      <w:bookmarkStart w:id="50" w:name="_Toc242108814"/>
       <w:r>
         <w:rPr>
           <w:rFonts w:eastAsia="Times New Roman"/>
@@ -11023,7 +11022,7 @@
     <w:p>
       <w:pPr>
         <w:pStyle w:val="subtitel"/>
-        <w:divId w:val="1237328036"/>
+        <w:divId w:val="31351673"/>
         <w:rPr>
           <w:lang w:val="nl-NL"/>
         </w:rPr>
@@ -11038,7 +11037,7 @@
     <w:p>
       <w:pPr>
         <w:pStyle w:val="Normaalweb"/>
-        <w:divId w:val="1237328036"/>
+        <w:divId w:val="31351673"/>
         <w:rPr>
           <w:lang w:val="nl-NL"/>
         </w:rPr>
@@ -11053,7 +11052,7 @@
     <w:p>
       <w:pPr>
         <w:pStyle w:val="Normaalweb"/>
-        <w:divId w:val="1237328036"/>
+        <w:divId w:val="31351673"/>
         <w:rPr>
           <w:lang w:val="nl-NL"/>
         </w:rPr>
@@ -11068,7 +11067,7 @@
     <w:p>
       <w:pPr>
         <w:pStyle w:val="Normaalweb"/>
-        <w:divId w:val="1237328036"/>
+        <w:divId w:val="31351673"/>
         <w:rPr>
           <w:lang w:val="nl-NL"/>
         </w:rPr>
@@ -11090,7 +11089,7 @@
       <w:pPr>
         <w:pStyle w:val="marker"/>
         <w:ind w:left="800" w:right="800"/>
-        <w:divId w:val="1237328036"/>
+        <w:divId w:val="31351673"/>
         <w:rPr>
           <w:lang w:val="nl-NL"/>
         </w:rPr>
@@ -11102,13 +11101,13 @@
     <w:p>
       <w:pPr>
         <w:pStyle w:val="Kop3"/>
-        <w:divId w:val="1237328036"/>
-        <w:rPr>
-          <w:rFonts w:eastAsia="Times New Roman"/>
-          <w:lang w:val="nl-NL"/>
-        </w:rPr>
-      </w:pPr>
-      <w:bookmarkStart w:id="51" w:name="_Toc242107163"/>
+        <w:divId w:val="31351673"/>
+        <w:rPr>
+          <w:rFonts w:eastAsia="Times New Roman"/>
+          <w:lang w:val="nl-NL"/>
+        </w:rPr>
+      </w:pPr>
+      <w:bookmarkStart w:id="51" w:name="_Toc242108815"/>
       <w:r>
         <w:rPr>
           <w:rFonts w:eastAsia="Times New Roman"/>
@@ -11121,7 +11120,7 @@
     <w:p>
       <w:pPr>
         <w:pStyle w:val="subtitel"/>
-        <w:divId w:val="1237328036"/>
+        <w:divId w:val="31351673"/>
         <w:rPr>
           <w:lang w:val="nl-NL"/>
         </w:rPr>
@@ -11136,7 +11135,7 @@
     <w:p>
       <w:pPr>
         <w:pStyle w:val="Normaalweb"/>
-        <w:divId w:val="1237328036"/>
+        <w:divId w:val="31351673"/>
         <w:rPr>
           <w:lang w:val="nl-NL"/>
         </w:rPr>
@@ -11151,7 +11150,7 @@
     <w:p>
       <w:pPr>
         <w:pStyle w:val="Normaalweb"/>
-        <w:divId w:val="1237328036"/>
+        <w:divId w:val="31351673"/>
         <w:rPr>
           <w:lang w:val="nl-NL"/>
         </w:rPr>
@@ -11166,7 +11165,7 @@
     <w:p>
       <w:pPr>
         <w:pStyle w:val="Normaalweb"/>
-        <w:divId w:val="1237328036"/>
+        <w:divId w:val="31351673"/>
         <w:rPr>
           <w:lang w:val="nl-NL"/>
         </w:rPr>
@@ -11182,7 +11181,7 @@
       <w:pPr>
         <w:pStyle w:val="marker"/>
         <w:ind w:left="800" w:right="800"/>
-        <w:divId w:val="1237328036"/>
+        <w:divId w:val="31351673"/>
         <w:rPr>
           <w:lang w:val="nl-NL"/>
         </w:rPr>
@@ -11194,13 +11193,13 @@
     <w:p>
       <w:pPr>
         <w:pStyle w:val="Kop3"/>
-        <w:divId w:val="1237328036"/>
-        <w:rPr>
-          <w:rFonts w:eastAsia="Times New Roman"/>
-          <w:lang w:val="nl-NL"/>
-        </w:rPr>
-      </w:pPr>
-      <w:bookmarkStart w:id="52" w:name="_Toc242107164"/>
+        <w:divId w:val="31351673"/>
+        <w:rPr>
+          <w:rFonts w:eastAsia="Times New Roman"/>
+          <w:lang w:val="nl-NL"/>
+        </w:rPr>
+      </w:pPr>
+      <w:bookmarkStart w:id="52" w:name="_Toc242108816"/>
       <w:r>
         <w:rPr>
           <w:rFonts w:eastAsia="Times New Roman"/>
@@ -11213,7 +11212,7 @@
     <w:p>
       <w:pPr>
         <w:pStyle w:val="subtitel"/>
-        <w:divId w:val="1237328036"/>
+        <w:divId w:val="31351673"/>
         <w:rPr>
           <w:lang w:val="nl-NL"/>
         </w:rPr>
@@ -11228,7 +11227,7 @@
     <w:p>
       <w:pPr>
         <w:pStyle w:val="Normaalweb"/>
-        <w:divId w:val="1237328036"/>
+        <w:divId w:val="31351673"/>
         <w:rPr>
           <w:lang w:val="nl-NL"/>
         </w:rPr>
@@ -11243,7 +11242,7 @@
     <w:p>
       <w:pPr>
         <w:pStyle w:val="Normaalweb"/>
-        <w:divId w:val="1237328036"/>
+        <w:divId w:val="31351673"/>
         <w:rPr>
           <w:lang w:val="nl-NL"/>
         </w:rPr>
@@ -11264,7 +11263,7 @@
     <w:p>
       <w:pPr>
         <w:pStyle w:val="Normaalweb"/>
-        <w:divId w:val="1237328036"/>
+        <w:divId w:val="31351673"/>
         <w:rPr>
           <w:lang w:val="nl-NL"/>
         </w:rPr>
@@ -11280,7 +11279,7 @@
       <w:pPr>
         <w:pStyle w:val="marker"/>
         <w:ind w:left="800" w:right="800"/>
-        <w:divId w:val="1237328036"/>
+        <w:divId w:val="31351673"/>
         <w:rPr>
           <w:lang w:val="nl-NL"/>
         </w:rPr>
@@ -11292,13 +11291,13 @@
     <w:p>
       <w:pPr>
         <w:pStyle w:val="Kop3"/>
-        <w:divId w:val="1237328036"/>
-        <w:rPr>
-          <w:rFonts w:eastAsia="Times New Roman"/>
-          <w:lang w:val="nl-NL"/>
-        </w:rPr>
-      </w:pPr>
-      <w:bookmarkStart w:id="53" w:name="_Toc242107165"/>
+        <w:divId w:val="31351673"/>
+        <w:rPr>
+          <w:rFonts w:eastAsia="Times New Roman"/>
+          <w:lang w:val="nl-NL"/>
+        </w:rPr>
+      </w:pPr>
+      <w:bookmarkStart w:id="53" w:name="_Toc242108817"/>
       <w:r>
         <w:rPr>
           <w:rFonts w:eastAsia="Times New Roman"/>
@@ -11311,7 +11310,7 @@
     <w:p>
       <w:pPr>
         <w:pStyle w:val="subtitel"/>
-        <w:divId w:val="1237328036"/>
+        <w:divId w:val="31351673"/>
         <w:rPr>
           <w:lang w:val="nl-NL"/>
         </w:rPr>
@@ -11326,7 +11325,7 @@
     <w:p>
       <w:pPr>
         <w:pStyle w:val="Normaalweb"/>
-        <w:divId w:val="1237328036"/>
+        <w:divId w:val="31351673"/>
         <w:rPr>
           <w:lang w:val="nl-NL"/>
         </w:rPr>
@@ -11341,7 +11340,7 @@
     <w:p>
       <w:pPr>
         <w:pStyle w:val="Normaalweb"/>
-        <w:divId w:val="1237328036"/>
+        <w:divId w:val="31351673"/>
         <w:rPr>
           <w:lang w:val="nl-NL"/>
         </w:rPr>
@@ -11356,7 +11355,7 @@
     <w:p>
       <w:pPr>
         <w:pStyle w:val="Normaalweb"/>
-        <w:divId w:val="1237328036"/>
+        <w:divId w:val="31351673"/>
         <w:rPr>
           <w:lang w:val="nl-NL"/>
         </w:rPr>
@@ -11372,7 +11371,7 @@
       <w:pPr>
         <w:pStyle w:val="marker"/>
         <w:ind w:left="800" w:right="800"/>
-        <w:divId w:val="1237328036"/>
+        <w:divId w:val="31351673"/>
         <w:rPr>
           <w:lang w:val="nl-NL"/>
         </w:rPr>
@@ -11384,13 +11383,13 @@
     <w:p>
       <w:pPr>
         <w:pStyle w:val="Kop1"/>
-        <w:divId w:val="1237328036"/>
-        <w:rPr>
-          <w:rFonts w:eastAsia="Times New Roman"/>
-          <w:lang w:val="nl-NL"/>
-        </w:rPr>
-      </w:pPr>
-      <w:bookmarkStart w:id="54" w:name="_Toc242107166"/>
+        <w:divId w:val="31351673"/>
+        <w:rPr>
+          <w:rFonts w:eastAsia="Times New Roman"/>
+          <w:lang w:val="nl-NL"/>
+        </w:rPr>
+      </w:pPr>
+      <w:bookmarkStart w:id="54" w:name="_Toc242108818"/>
       <w:r>
         <w:rPr>
           <w:rFonts w:eastAsia="Times New Roman"/>
@@ -11403,13 +11402,13 @@
     <w:p>
       <w:pPr>
         <w:pStyle w:val="Kop3"/>
-        <w:divId w:val="1237328036"/>
-        <w:rPr>
-          <w:rFonts w:eastAsia="Times New Roman"/>
-          <w:lang w:val="nl-NL"/>
-        </w:rPr>
-      </w:pPr>
-      <w:bookmarkStart w:id="55" w:name="_Toc242107167"/>
+        <w:divId w:val="31351673"/>
+        <w:rPr>
+          <w:rFonts w:eastAsia="Times New Roman"/>
+          <w:lang w:val="nl-NL"/>
+        </w:rPr>
+      </w:pPr>
+      <w:bookmarkStart w:id="55" w:name="_Toc242108819"/>
       <w:r>
         <w:rPr>
           <w:rFonts w:eastAsia="Times New Roman"/>
@@ -11422,7 +11421,7 @@
     <w:p>
       <w:pPr>
         <w:pStyle w:val="subtitel"/>
-        <w:divId w:val="1237328036"/>
+        <w:divId w:val="31351673"/>
         <w:rPr>
           <w:lang w:val="nl-NL"/>
         </w:rPr>
@@ -11437,7 +11436,7 @@
     <w:p>
       <w:pPr>
         <w:pStyle w:val="Normaalweb"/>
-        <w:divId w:val="1237328036"/>
+        <w:divId w:val="31351673"/>
         <w:rPr>
           <w:lang w:val="nl-NL"/>
         </w:rPr>
@@ -11458,7 +11457,7 @@
     <w:p>
       <w:pPr>
         <w:pStyle w:val="Normaalweb"/>
-        <w:divId w:val="1237328036"/>
+        <w:divId w:val="31351673"/>
         <w:rPr>
           <w:lang w:val="nl-NL"/>
         </w:rPr>
@@ -11485,7 +11484,7 @@
     <w:p>
       <w:pPr>
         <w:pStyle w:val="Normaalweb"/>
-        <w:divId w:val="1237328036"/>
+        <w:divId w:val="31351673"/>
         <w:rPr>
           <w:lang w:val="nl-NL"/>
         </w:rPr>
@@ -11511,7 +11510,7 @@
     </w:p>
     <w:p>
       <w:pPr>
-        <w:divId w:val="1204363711"/>
+        <w:divId w:val="222984727"/>
         <w:rPr>
           <w:color w:val="555555"/>
           <w:sz w:val="20"/>
@@ -11531,7 +11530,7 @@
     </w:p>
     <w:p>
       <w:pPr>
-        <w:divId w:val="1204363711"/>
+        <w:divId w:val="222984727"/>
         <w:rPr>
           <w:color w:val="555555"/>
           <w:sz w:val="20"/>
@@ -11551,7 +11550,7 @@
     </w:p>
     <w:p>
       <w:pPr>
-        <w:divId w:val="1204363711"/>
+        <w:divId w:val="222984727"/>
         <w:rPr>
           <w:color w:val="555555"/>
           <w:sz w:val="20"/>
@@ -11573,7 +11572,7 @@
       <w:pPr>
         <w:pStyle w:val="marker"/>
         <w:ind w:left="800" w:right="800"/>
-        <w:divId w:val="1237328036"/>
+        <w:divId w:val="31351673"/>
         <w:rPr>
           <w:lang w:val="nl-NL"/>
         </w:rPr>
@@ -11585,13 +11584,13 @@
     <w:p>
       <w:pPr>
         <w:pStyle w:val="Kop3"/>
-        <w:divId w:val="1237328036"/>
-        <w:rPr>
-          <w:rFonts w:eastAsia="Times New Roman"/>
-          <w:lang w:val="nl-NL"/>
-        </w:rPr>
-      </w:pPr>
-      <w:bookmarkStart w:id="56" w:name="_Toc242107168"/>
+        <w:divId w:val="31351673"/>
+        <w:rPr>
+          <w:rFonts w:eastAsia="Times New Roman"/>
+          <w:lang w:val="nl-NL"/>
+        </w:rPr>
+      </w:pPr>
+      <w:bookmarkStart w:id="56" w:name="_Toc242108820"/>
       <w:r>
         <w:rPr>
           <w:rFonts w:eastAsia="Times New Roman"/>
@@ -11604,7 +11603,7 @@
     <w:p>
       <w:pPr>
         <w:pStyle w:val="subtitel"/>
-        <w:divId w:val="1237328036"/>
+        <w:divId w:val="31351673"/>
         <w:rPr>
           <w:lang w:val="nl-NL"/>
         </w:rPr>
@@ -11619,7 +11618,7 @@
     <w:p>
       <w:pPr>
         <w:pStyle w:val="Normaalweb"/>
-        <w:divId w:val="1237328036"/>
+        <w:divId w:val="31351673"/>
         <w:rPr>
           <w:lang w:val="nl-NL"/>
         </w:rPr>
@@ -11634,7 +11633,7 @@
     <w:p>
       <w:pPr>
         <w:pStyle w:val="Normaalweb"/>
-        <w:divId w:val="1237328036"/>
+        <w:divId w:val="31351673"/>
         <w:rPr>
           <w:lang w:val="nl-NL"/>
         </w:rPr>
@@ -11649,7 +11648,7 @@
     <w:p>
       <w:pPr>
         <w:pStyle w:val="Normaalweb"/>
-        <w:divId w:val="1237328036"/>
+        <w:divId w:val="31351673"/>
         <w:rPr>
           <w:lang w:val="nl-NL"/>
         </w:rPr>
@@ -11665,7 +11664,7 @@
       <w:pPr>
         <w:pStyle w:val="marker"/>
         <w:ind w:left="800" w:right="800"/>
-        <w:divId w:val="1237328036"/>
+        <w:divId w:val="31351673"/>
         <w:rPr>
           <w:lang w:val="nl-NL"/>
         </w:rPr>
@@ -11677,13 +11676,13 @@
     <w:p>
       <w:pPr>
         <w:pStyle w:val="Kop3"/>
-        <w:divId w:val="1237328036"/>
-        <w:rPr>
-          <w:rFonts w:eastAsia="Times New Roman"/>
-          <w:lang w:val="nl-NL"/>
-        </w:rPr>
-      </w:pPr>
-      <w:bookmarkStart w:id="57" w:name="_Toc242107169"/>
+        <w:divId w:val="31351673"/>
+        <w:rPr>
+          <w:rFonts w:eastAsia="Times New Roman"/>
+          <w:lang w:val="nl-NL"/>
+        </w:rPr>
+      </w:pPr>
+      <w:bookmarkStart w:id="57" w:name="_Toc242108821"/>
       <w:r>
         <w:rPr>
           <w:rFonts w:eastAsia="Times New Roman"/>
@@ -11696,7 +11695,7 @@
     <w:p>
       <w:pPr>
         <w:pStyle w:val="subtitel"/>
-        <w:divId w:val="1237328036"/>
+        <w:divId w:val="31351673"/>
         <w:rPr>
           <w:lang w:val="nl-NL"/>
         </w:rPr>
@@ -11711,7 +11710,7 @@
     <w:p>
       <w:pPr>
         <w:pStyle w:val="Normaalweb"/>
-        <w:divId w:val="1237328036"/>
+        <w:divId w:val="31351673"/>
         <w:rPr>
           <w:lang w:val="nl-NL"/>
         </w:rPr>
@@ -11726,7 +11725,7 @@
     <w:p>
       <w:pPr>
         <w:pStyle w:val="Normaalweb"/>
-        <w:divId w:val="1237328036"/>
+        <w:divId w:val="31351673"/>
         <w:rPr>
           <w:lang w:val="nl-NL"/>
         </w:rPr>
@@ -11747,7 +11746,7 @@
     <w:p>
       <w:pPr>
         <w:pStyle w:val="Normaalweb"/>
-        <w:divId w:val="1237328036"/>
+        <w:divId w:val="31351673"/>
         <w:rPr>
           <w:lang w:val="nl-NL"/>
         </w:rPr>
@@ -11763,7 +11762,7 @@
       <w:pPr>
         <w:pStyle w:val="marker"/>
         <w:ind w:left="800" w:right="800"/>
-        <w:divId w:val="1237328036"/>
+        <w:divId w:val="31351673"/>
         <w:rPr>
           <w:lang w:val="nl-NL"/>
         </w:rPr>
@@ -11775,13 +11774,13 @@
     <w:p>
       <w:pPr>
         <w:pStyle w:val="Kop3"/>
-        <w:divId w:val="1237328036"/>
-        <w:rPr>
-          <w:rFonts w:eastAsia="Times New Roman"/>
-          <w:lang w:val="nl-NL"/>
-        </w:rPr>
-      </w:pPr>
-      <w:bookmarkStart w:id="58" w:name="_Toc242107170"/>
+        <w:divId w:val="31351673"/>
+        <w:rPr>
+          <w:rFonts w:eastAsia="Times New Roman"/>
+          <w:lang w:val="nl-NL"/>
+        </w:rPr>
+      </w:pPr>
+      <w:bookmarkStart w:id="58" w:name="_Toc242108822"/>
       <w:r>
         <w:rPr>
           <w:rFonts w:eastAsia="Times New Roman"/>
@@ -11794,7 +11793,7 @@
     <w:p>
       <w:pPr>
         <w:pStyle w:val="subtitel"/>
-        <w:divId w:val="1237328036"/>
+        <w:divId w:val="31351673"/>
         <w:rPr>
           <w:lang w:val="nl-NL"/>
         </w:rPr>
@@ -11809,7 +11808,7 @@
     <w:p>
       <w:pPr>
         <w:pStyle w:val="Normaalweb"/>
-        <w:divId w:val="1237328036"/>
+        <w:divId w:val="31351673"/>
         <w:rPr>
           <w:lang w:val="nl-NL"/>
         </w:rPr>
@@ -11824,7 +11823,7 @@
     <w:p>
       <w:pPr>
         <w:pStyle w:val="Normaalweb"/>
-        <w:divId w:val="1237328036"/>
+        <w:divId w:val="31351673"/>
         <w:rPr>
           <w:lang w:val="nl-NL"/>
         </w:rPr>
@@ -11839,7 +11838,7 @@
     <w:p>
       <w:pPr>
         <w:pStyle w:val="Normaalweb"/>
-        <w:divId w:val="1237328036"/>
+        <w:divId w:val="31351673"/>
         <w:rPr>
           <w:lang w:val="nl-NL"/>
         </w:rPr>
@@ -11855,7 +11854,7 @@
       <w:pPr>
         <w:pStyle w:val="marker"/>
         <w:ind w:left="800" w:right="800"/>
-        <w:divId w:val="1237328036"/>
+        <w:divId w:val="31351673"/>
         <w:rPr>
           <w:lang w:val="nl-NL"/>
         </w:rPr>
@@ -11867,13 +11866,13 @@
     <w:p>
       <w:pPr>
         <w:pStyle w:val="Kop3"/>
-        <w:divId w:val="1237328036"/>
-        <w:rPr>
-          <w:rFonts w:eastAsia="Times New Roman"/>
-          <w:lang w:val="nl-NL"/>
-        </w:rPr>
-      </w:pPr>
-      <w:bookmarkStart w:id="59" w:name="_Toc242107171"/>
+        <w:divId w:val="31351673"/>
+        <w:rPr>
+          <w:rFonts w:eastAsia="Times New Roman"/>
+          <w:lang w:val="nl-NL"/>
+        </w:rPr>
+      </w:pPr>
+      <w:bookmarkStart w:id="59" w:name="_Toc242108823"/>
       <w:r>
         <w:rPr>
           <w:rFonts w:eastAsia="Times New Roman"/>
@@ -11886,7 +11885,7 @@
     <w:p>
       <w:pPr>
         <w:pStyle w:val="subtitel"/>
-        <w:divId w:val="1237328036"/>
+        <w:divId w:val="31351673"/>
         <w:rPr>
           <w:lang w:val="nl-NL"/>
         </w:rPr>
@@ -11901,7 +11900,7 @@
     <w:p>
       <w:pPr>
         <w:pStyle w:val="Normaalweb"/>
-        <w:divId w:val="1237328036"/>
+        <w:divId w:val="31351673"/>
         <w:rPr>
           <w:lang w:val="nl-NL"/>
         </w:rPr>
@@ -11916,7 +11915,7 @@
     <w:p>
       <w:pPr>
         <w:pStyle w:val="Normaalweb"/>
-        <w:divId w:val="1237328036"/>
+        <w:divId w:val="31351673"/>
         <w:rPr>
           <w:lang w:val="nl-NL"/>
         </w:rPr>
@@ -11937,7 +11936,7 @@
     <w:p>
       <w:pPr>
         <w:pStyle w:val="Normaalweb"/>
-        <w:divId w:val="1237328036"/>
+        <w:divId w:val="31351673"/>
         <w:rPr>
           <w:lang w:val="nl-NL"/>
         </w:rPr>
@@ -11957,7 +11956,7 @@
     </w:p>
     <w:p>
       <w:pPr>
-        <w:divId w:val="499347340"/>
+        <w:divId w:val="1823084614"/>
         <w:rPr>
           <w:color w:val="555555"/>
           <w:sz w:val="20"/>
@@ -11979,7 +11978,7 @@
       <w:pPr>
         <w:pStyle w:val="marker"/>
         <w:ind w:left="800" w:right="800"/>
-        <w:divId w:val="1237328036"/>
+        <w:divId w:val="31351673"/>
         <w:rPr>
           <w:lang w:val="nl-NL"/>
         </w:rPr>
@@ -11991,13 +11990,13 @@
     <w:p>
       <w:pPr>
         <w:pStyle w:val="Kop3"/>
-        <w:divId w:val="1237328036"/>
-        <w:rPr>
-          <w:rFonts w:eastAsia="Times New Roman"/>
-          <w:lang w:val="nl-NL"/>
-        </w:rPr>
-      </w:pPr>
-      <w:bookmarkStart w:id="60" w:name="_Toc242107172"/>
+        <w:divId w:val="31351673"/>
+        <w:rPr>
+          <w:rFonts w:eastAsia="Times New Roman"/>
+          <w:lang w:val="nl-NL"/>
+        </w:rPr>
+      </w:pPr>
+      <w:bookmarkStart w:id="60" w:name="_Toc242108824"/>
       <w:r>
         <w:rPr>
           <w:rFonts w:eastAsia="Times New Roman"/>
@@ -12010,7 +12009,7 @@
     <w:p>
       <w:pPr>
         <w:pStyle w:val="subtitel"/>
-        <w:divId w:val="1237328036"/>
+        <w:divId w:val="31351673"/>
         <w:rPr>
           <w:lang w:val="nl-NL"/>
         </w:rPr>
@@ -12025,7 +12024,7 @@
     <w:p>
       <w:pPr>
         <w:pStyle w:val="Normaalweb"/>
-        <w:divId w:val="1237328036"/>
+        <w:divId w:val="31351673"/>
         <w:rPr>
           <w:lang w:val="nl-NL"/>
         </w:rPr>
@@ -12040,7 +12039,7 @@
     <w:p>
       <w:pPr>
         <w:pStyle w:val="Normaalweb"/>
-        <w:divId w:val="1237328036"/>
+        <w:divId w:val="31351673"/>
         <w:rPr>
           <w:lang w:val="nl-NL"/>
         </w:rPr>
@@ -12055,7 +12054,7 @@
     <w:p>
       <w:pPr>
         <w:pStyle w:val="Normaalweb"/>
-        <w:divId w:val="1237328036"/>
+        <w:divId w:val="31351673"/>
         <w:rPr>
           <w:lang w:val="nl-NL"/>
         </w:rPr>
@@ -12071,7 +12070,7 @@
       <w:pPr>
         <w:pStyle w:val="marker"/>
         <w:ind w:left="800" w:right="800"/>
-        <w:divId w:val="1237328036"/>
+        <w:divId w:val="31351673"/>
         <w:rPr>
           <w:lang w:val="nl-NL"/>
         </w:rPr>
@@ -12083,13 +12082,13 @@
     <w:p>
       <w:pPr>
         <w:pStyle w:val="Kop1"/>
-        <w:divId w:val="1237328036"/>
-        <w:rPr>
-          <w:rFonts w:eastAsia="Times New Roman"/>
-          <w:lang w:val="nl-NL"/>
-        </w:rPr>
-      </w:pPr>
-      <w:bookmarkStart w:id="61" w:name="_Toc242107173"/>
+        <w:divId w:val="31351673"/>
+        <w:rPr>
+          <w:rFonts w:eastAsia="Times New Roman"/>
+          <w:lang w:val="nl-NL"/>
+        </w:rPr>
+      </w:pPr>
+      <w:bookmarkStart w:id="61" w:name="_Toc242108825"/>
       <w:r>
         <w:rPr>
           <w:rFonts w:eastAsia="Times New Roman"/>
@@ -12102,13 +12101,13 @@
     <w:p>
       <w:pPr>
         <w:pStyle w:val="Kop3"/>
-        <w:divId w:val="1237328036"/>
-        <w:rPr>
-          <w:rFonts w:eastAsia="Times New Roman"/>
-          <w:lang w:val="nl-NL"/>
-        </w:rPr>
-      </w:pPr>
-      <w:bookmarkStart w:id="62" w:name="_Toc242107174"/>
+        <w:divId w:val="31351673"/>
+        <w:rPr>
+          <w:rFonts w:eastAsia="Times New Roman"/>
+          <w:lang w:val="nl-NL"/>
+        </w:rPr>
+      </w:pPr>
+      <w:bookmarkStart w:id="62" w:name="_Toc242108826"/>
       <w:r>
         <w:rPr>
           <w:rFonts w:eastAsia="Times New Roman"/>
@@ -12121,7 +12120,7 @@
     <w:p>
       <w:pPr>
         <w:pStyle w:val="subtitel"/>
-        <w:divId w:val="1237328036"/>
+        <w:divId w:val="31351673"/>
         <w:rPr>
           <w:lang w:val="nl-NL"/>
         </w:rPr>
@@ -12136,7 +12135,7 @@
     <w:p>
       <w:pPr>
         <w:pStyle w:val="Normaalweb"/>
-        <w:divId w:val="1237328036"/>
+        <w:divId w:val="31351673"/>
         <w:rPr>
           <w:lang w:val="nl-NL"/>
         </w:rPr>
@@ -12151,7 +12150,7 @@
     <w:p>
       <w:pPr>
         <w:pStyle w:val="Normaalweb"/>
-        <w:divId w:val="1237328036"/>
+        <w:divId w:val="31351673"/>
         <w:rPr>
           <w:lang w:val="nl-NL"/>
         </w:rPr>
@@ -12166,7 +12165,7 @@
     <w:p>
       <w:pPr>
         <w:pStyle w:val="Normaalweb"/>
-        <w:divId w:val="1237328036"/>
+        <w:divId w:val="31351673"/>
         <w:rPr>
           <w:lang w:val="nl-NL"/>
         </w:rPr>
@@ -12181,7 +12180,7 @@
     <w:p>
       <w:pPr>
         <w:pStyle w:val="Normaalweb"/>
-        <w:divId w:val="1237328036"/>
+        <w:divId w:val="31351673"/>
         <w:rPr>
           <w:lang w:val="nl-NL"/>
         </w:rPr>
@@ -12201,7 +12200,7 @@
     </w:p>
     <w:p>
       <w:pPr>
-        <w:divId w:val="8871331"/>
+        <w:divId w:val="1659503644"/>
         <w:rPr>
           <w:color w:val="555555"/>
           <w:sz w:val="20"/>
@@ -12223,7 +12222,7 @@
       <w:pPr>
         <w:pStyle w:val="marker"/>
         <w:ind w:left="800" w:right="800"/>
-        <w:divId w:val="1237328036"/>
+        <w:divId w:val="31351673"/>
         <w:rPr>
           <w:lang w:val="nl-NL"/>
         </w:rPr>
@@ -12235,13 +12234,13 @@
     <w:p>
       <w:pPr>
         <w:pStyle w:val="Kop3"/>
-        <w:divId w:val="1237328036"/>
-        <w:rPr>
-          <w:rFonts w:eastAsia="Times New Roman"/>
-          <w:lang w:val="nl-NL"/>
-        </w:rPr>
-      </w:pPr>
-      <w:bookmarkStart w:id="63" w:name="_Toc242107175"/>
+        <w:divId w:val="31351673"/>
+        <w:rPr>
+          <w:rFonts w:eastAsia="Times New Roman"/>
+          <w:lang w:val="nl-NL"/>
+        </w:rPr>
+      </w:pPr>
+      <w:bookmarkStart w:id="63" w:name="_Toc242108827"/>
       <w:r>
         <w:rPr>
           <w:rFonts w:eastAsia="Times New Roman"/>
@@ -12254,7 +12253,7 @@
     <w:p>
       <w:pPr>
         <w:pStyle w:val="subtitel"/>
-        <w:divId w:val="1237328036"/>
+        <w:divId w:val="31351673"/>
         <w:rPr>
           <w:lang w:val="nl-NL"/>
         </w:rPr>
@@ -12269,7 +12268,7 @@
     <w:p>
       <w:pPr>
         <w:pStyle w:val="Normaalweb"/>
-        <w:divId w:val="1237328036"/>
+        <w:divId w:val="31351673"/>
         <w:rPr>
           <w:lang w:val="nl-NL"/>
         </w:rPr>
@@ -12284,7 +12283,7 @@
     <w:p>
       <w:pPr>
         <w:pStyle w:val="Normaalweb"/>
-        <w:divId w:val="1237328036"/>
+        <w:divId w:val="31351673"/>
         <w:rPr>
           <w:lang w:val="nl-NL"/>
         </w:rPr>
@@ -12305,7 +12304,7 @@
     <w:p>
       <w:pPr>
         <w:pStyle w:val="Normaalweb"/>
-        <w:divId w:val="1237328036"/>
+        <w:divId w:val="31351673"/>
         <w:rPr>
           <w:lang w:val="nl-NL"/>
         </w:rPr>
@@ -12319,7 +12318,7 @@
     </w:p>
     <w:p>
       <w:pPr>
-        <w:divId w:val="1705326546"/>
+        <w:divId w:val="1007051212"/>
         <w:rPr>
           <w:color w:val="555555"/>
           <w:sz w:val="20"/>
@@ -12341,7 +12340,7 @@
       <w:pPr>
         <w:pStyle w:val="marker"/>
         <w:ind w:left="800" w:right="800"/>
-        <w:divId w:val="1237328036"/>
+        <w:divId w:val="31351673"/>
         <w:rPr>
           <w:lang w:val="nl-NL"/>
         </w:rPr>
@@ -12353,13 +12352,13 @@
     <w:p>
       <w:pPr>
         <w:pStyle w:val="Kop3"/>
-        <w:divId w:val="1237328036"/>
-        <w:rPr>
-          <w:rFonts w:eastAsia="Times New Roman"/>
-          <w:lang w:val="nl-NL"/>
-        </w:rPr>
-      </w:pPr>
-      <w:bookmarkStart w:id="64" w:name="_Toc242107176"/>
+        <w:divId w:val="31351673"/>
+        <w:rPr>
+          <w:rFonts w:eastAsia="Times New Roman"/>
+          <w:lang w:val="nl-NL"/>
+        </w:rPr>
+      </w:pPr>
+      <w:bookmarkStart w:id="64" w:name="_Toc242108828"/>
       <w:r>
         <w:rPr>
           <w:rFonts w:eastAsia="Times New Roman"/>
@@ -12372,7 +12371,7 @@
     <w:p>
       <w:pPr>
         <w:pStyle w:val="subtitel"/>
-        <w:divId w:val="1237328036"/>
+        <w:divId w:val="31351673"/>
         <w:rPr>
           <w:lang w:val="nl-NL"/>
         </w:rPr>
@@ -12387,7 +12386,7 @@
     <w:p>
       <w:pPr>
         <w:pStyle w:val="Normaalweb"/>
-        <w:divId w:val="1237328036"/>
+        <w:divId w:val="31351673"/>
         <w:rPr>
           <w:lang w:val="nl-NL"/>
         </w:rPr>
@@ -12402,7 +12401,7 @@
     <w:p>
       <w:pPr>
         <w:pStyle w:val="Normaalweb"/>
-        <w:divId w:val="1237328036"/>
+        <w:divId w:val="31351673"/>
         <w:rPr>
           <w:lang w:val="nl-NL"/>
         </w:rPr>
@@ -12423,7 +12422,7 @@
     <w:p>
       <w:pPr>
         <w:pStyle w:val="Normaalweb"/>
-        <w:divId w:val="1237328036"/>
+        <w:divId w:val="31351673"/>
         <w:rPr>
           <w:lang w:val="nl-NL"/>
         </w:rPr>
@@ -12437,7 +12436,7 @@
     </w:p>
     <w:p>
       <w:pPr>
-        <w:divId w:val="255526929"/>
+        <w:divId w:val="1933707198"/>
         <w:rPr>
           <w:color w:val="555555"/>
           <w:sz w:val="20"/>
@@ -12459,7 +12458,7 @@
       <w:pPr>
         <w:pStyle w:val="marker"/>
         <w:ind w:left="800" w:right="800"/>
-        <w:divId w:val="1237328036"/>
+        <w:divId w:val="31351673"/>
         <w:rPr>
           <w:lang w:val="nl-NL"/>
         </w:rPr>
@@ -12471,13 +12470,13 @@
     <w:p>
       <w:pPr>
         <w:pStyle w:val="Kop3"/>
-        <w:divId w:val="1237328036"/>
-        <w:rPr>
-          <w:rFonts w:eastAsia="Times New Roman"/>
-          <w:lang w:val="nl-NL"/>
-        </w:rPr>
-      </w:pPr>
-      <w:bookmarkStart w:id="65" w:name="_Toc242107177"/>
+        <w:divId w:val="31351673"/>
+        <w:rPr>
+          <w:rFonts w:eastAsia="Times New Roman"/>
+          <w:lang w:val="nl-NL"/>
+        </w:rPr>
+      </w:pPr>
+      <w:bookmarkStart w:id="65" w:name="_Toc242108829"/>
       <w:r>
         <w:rPr>
           <w:rFonts w:eastAsia="Times New Roman"/>
@@ -12490,7 +12489,7 @@
     <w:p>
       <w:pPr>
         <w:pStyle w:val="subtitel"/>
-        <w:divId w:val="1237328036"/>
+        <w:divId w:val="31351673"/>
         <w:rPr>
           <w:lang w:val="nl-NL"/>
         </w:rPr>
@@ -12505,7 +12504,7 @@
     <w:p>
       <w:pPr>
         <w:pStyle w:val="Normaalweb"/>
-        <w:divId w:val="1237328036"/>
+        <w:divId w:val="31351673"/>
         <w:rPr>
           <w:lang w:val="nl-NL"/>
         </w:rPr>
@@ -12520,7 +12519,7 @@
     <w:p>
       <w:pPr>
         <w:pStyle w:val="Normaalweb"/>
-        <w:divId w:val="1237328036"/>
+        <w:divId w:val="31351673"/>
         <w:rPr>
           <w:lang w:val="nl-NL"/>
         </w:rPr>
@@ -12541,7 +12540,7 @@
     <w:p>
       <w:pPr>
         <w:pStyle w:val="Normaalweb"/>
-        <w:divId w:val="1237328036"/>
+        <w:divId w:val="31351673"/>
         <w:rPr>
           <w:lang w:val="nl-NL"/>
         </w:rPr>
@@ -12557,7 +12556,7 @@
       <w:pPr>
         <w:pStyle w:val="marker"/>
         <w:ind w:left="800" w:right="800"/>
-        <w:divId w:val="1237328036"/>
+        <w:divId w:val="31351673"/>
         <w:rPr>
           <w:lang w:val="nl-NL"/>
         </w:rPr>
@@ -12569,13 +12568,13 @@
     <w:p>
       <w:pPr>
         <w:pStyle w:val="Kop3"/>
-        <w:divId w:val="1237328036"/>
-        <w:rPr>
-          <w:rFonts w:eastAsia="Times New Roman"/>
-          <w:lang w:val="nl-NL"/>
-        </w:rPr>
-      </w:pPr>
-      <w:bookmarkStart w:id="66" w:name="_Toc242107178"/>
+        <w:divId w:val="31351673"/>
+        <w:rPr>
+          <w:rFonts w:eastAsia="Times New Roman"/>
+          <w:lang w:val="nl-NL"/>
+        </w:rPr>
+      </w:pPr>
+      <w:bookmarkStart w:id="66" w:name="_Toc242108830"/>
       <w:r>
         <w:rPr>
           <w:rFonts w:eastAsia="Times New Roman"/>
@@ -12588,7 +12587,7 @@
     <w:p>
       <w:pPr>
         <w:pStyle w:val="subtitel"/>
-        <w:divId w:val="1237328036"/>
+        <w:divId w:val="31351673"/>
         <w:rPr>
           <w:lang w:val="nl-NL"/>
         </w:rPr>
@@ -12603,7 +12602,7 @@
     <w:p>
       <w:pPr>
         <w:pStyle w:val="Normaalweb"/>
-        <w:divId w:val="1237328036"/>
+        <w:divId w:val="31351673"/>
         <w:rPr>
           <w:lang w:val="nl-NL"/>
         </w:rPr>
@@ -12624,7 +12623,7 @@
     <w:p>
       <w:pPr>
         <w:pStyle w:val="Normaalweb"/>
-        <w:divId w:val="1237328036"/>
+        <w:divId w:val="31351673"/>
         <w:rPr>
           <w:lang w:val="nl-NL"/>
         </w:rPr>
@@ -12639,7 +12638,7 @@
     <w:p>
       <w:pPr>
         <w:pStyle w:val="Normaalweb"/>
-        <w:divId w:val="1237328036"/>
+        <w:divId w:val="31351673"/>
         <w:rPr>
           <w:lang w:val="nl-NL"/>
         </w:rPr>
@@ -12654,7 +12653,7 @@
     <w:p>
       <w:pPr>
         <w:pStyle w:val="Normaalweb"/>
-        <w:divId w:val="1237328036"/>
+        <w:divId w:val="31351673"/>
         <w:rPr>
           <w:lang w:val="nl-NL"/>
         </w:rPr>
@@ -12676,7 +12675,7 @@
       <w:pPr>
         <w:pStyle w:val="marker"/>
         <w:ind w:left="800" w:right="800"/>
-        <w:divId w:val="1237328036"/>
+        <w:divId w:val="31351673"/>
         <w:rPr>
           <w:lang w:val="nl-NL"/>
         </w:rPr>
@@ -12688,13 +12687,13 @@
     <w:p>
       <w:pPr>
         <w:pStyle w:val="Kop3"/>
-        <w:divId w:val="1237328036"/>
-        <w:rPr>
-          <w:rFonts w:eastAsia="Times New Roman"/>
-          <w:lang w:val="nl-NL"/>
-        </w:rPr>
-      </w:pPr>
-      <w:bookmarkStart w:id="67" w:name="_Toc242107179"/>
+        <w:divId w:val="31351673"/>
+        <w:rPr>
+          <w:rFonts w:eastAsia="Times New Roman"/>
+          <w:lang w:val="nl-NL"/>
+        </w:rPr>
+      </w:pPr>
+      <w:bookmarkStart w:id="67" w:name="_Toc242108831"/>
       <w:r>
         <w:rPr>
           <w:rFonts w:eastAsia="Times New Roman"/>
@@ -12707,7 +12706,7 @@
     <w:p>
       <w:pPr>
         <w:pStyle w:val="subtitel"/>
-        <w:divId w:val="1237328036"/>
+        <w:divId w:val="31351673"/>
         <w:rPr>
           <w:lang w:val="nl-NL"/>
         </w:rPr>
@@ -12722,7 +12721,7 @@
     <w:p>
       <w:pPr>
         <w:pStyle w:val="Normaalweb"/>
-        <w:divId w:val="1237328036"/>
+        <w:divId w:val="31351673"/>
         <w:rPr>
           <w:lang w:val="nl-NL"/>
         </w:rPr>
@@ -12737,7 +12736,7 @@
     <w:p>
       <w:pPr>
         <w:pStyle w:val="Normaalweb"/>
-        <w:divId w:val="1237328036"/>
+        <w:divId w:val="31351673"/>
         <w:rPr>
           <w:lang w:val="nl-NL"/>
         </w:rPr>
@@ -12759,7 +12758,7 @@
       <w:pPr>
         <w:pStyle w:val="marker"/>
         <w:ind w:left="800" w:right="800"/>
-        <w:divId w:val="1237328036"/>
+        <w:divId w:val="31351673"/>
         <w:rPr>
           <w:lang w:val="nl-NL"/>
         </w:rPr>
@@ -12771,13 +12770,13 @@
     <w:p>
       <w:pPr>
         <w:pStyle w:val="Kop1"/>
-        <w:divId w:val="1237328036"/>
-        <w:rPr>
-          <w:rFonts w:eastAsia="Times New Roman"/>
-          <w:lang w:val="nl-NL"/>
-        </w:rPr>
-      </w:pPr>
-      <w:bookmarkStart w:id="68" w:name="_Toc242107180"/>
+        <w:divId w:val="31351673"/>
+        <w:rPr>
+          <w:rFonts w:eastAsia="Times New Roman"/>
+          <w:lang w:val="nl-NL"/>
+        </w:rPr>
+      </w:pPr>
+      <w:bookmarkStart w:id="68" w:name="_Toc242108832"/>
       <w:r>
         <w:rPr>
           <w:rFonts w:eastAsia="Times New Roman"/>
@@ -12790,13 +12789,13 @@
     <w:p>
       <w:pPr>
         <w:pStyle w:val="Kop3"/>
-        <w:divId w:val="1237328036"/>
-        <w:rPr>
-          <w:rFonts w:eastAsia="Times New Roman"/>
-          <w:lang w:val="nl-NL"/>
-        </w:rPr>
-      </w:pPr>
-      <w:bookmarkStart w:id="69" w:name="_Toc242107181"/>
+        <w:divId w:val="31351673"/>
+        <w:rPr>
+          <w:rFonts w:eastAsia="Times New Roman"/>
+          <w:lang w:val="nl-NL"/>
+        </w:rPr>
+      </w:pPr>
+      <w:bookmarkStart w:id="69" w:name="_Toc242108833"/>
       <w:r>
         <w:rPr>
           <w:rFonts w:eastAsia="Times New Roman"/>
@@ -12809,7 +12808,7 @@
     <w:p>
       <w:pPr>
         <w:pStyle w:val="subtitel"/>
-        <w:divId w:val="1237328036"/>
+        <w:divId w:val="31351673"/>
         <w:rPr>
           <w:lang w:val="nl-NL"/>
         </w:rPr>
@@ -12824,7 +12823,7 @@
     <w:p>
       <w:pPr>
         <w:pStyle w:val="Normaalweb"/>
-        <w:divId w:val="1237328036"/>
+        <w:divId w:val="31351673"/>
         <w:rPr>
           <w:lang w:val="nl-NL"/>
         </w:rPr>
@@ -12839,7 +12838,7 @@
     <w:p>
       <w:pPr>
         <w:pStyle w:val="Normaalweb"/>
-        <w:divId w:val="1237328036"/>
+        <w:divId w:val="31351673"/>
         <w:rPr>
           <w:lang w:val="nl-NL"/>
         </w:rPr>
@@ -12860,7 +12859,7 @@
     <w:p>
       <w:pPr>
         <w:pStyle w:val="Normaalweb"/>
-        <w:divId w:val="1237328036"/>
+        <w:divId w:val="31351673"/>
         <w:rPr>
           <w:lang w:val="nl-NL"/>
         </w:rPr>
@@ -12875,7 +12874,7 @@
     <w:p>
       <w:pPr>
         <w:pStyle w:val="Normaalweb"/>
-        <w:divId w:val="1237328036"/>
+        <w:divId w:val="31351673"/>
         <w:rPr>
           <w:lang w:val="nl-NL"/>
         </w:rPr>
@@ -12889,7 +12888,7 @@
     </w:p>
     <w:p>
       <w:pPr>
-        <w:divId w:val="113911459"/>
+        <w:divId w:val="401106464"/>
         <w:rPr>
           <w:color w:val="555555"/>
           <w:sz w:val="20"/>
@@ -13142,7 +13141,7 @@
         <w:sz w:val="18"/>
       </w:rPr>
       <w:tab/>
-      <w:t>Laatst gewijzigd: 5 oktober 2026, 15:27</w:t>
+      <w:t>Laatst gewijzigd: 5 oktober 2026, 15:55</w:t>
     </w:r>
   </w:p>
 </w:hdr>
@@ -14374,7 +14373,7 @@
     <w:link w:val="KoptekstChar"/>
     <w:uiPriority w:val="99"/>
     <w:unhideWhenUsed/>
-    <w:rsid w:val="002217A0"/>
+    <w:rsid w:val="00955D32"/>
     <w:pPr>
       <w:tabs>
         <w:tab w:val="center" w:pos="4536"/>
@@ -14387,7 +14386,7 @@
     <w:basedOn w:val="Standaardalinea-lettertype"/>
     <w:link w:val="Koptekst"/>
     <w:uiPriority w:val="99"/>
-    <w:rsid w:val="002217A0"/>
+    <w:rsid w:val="00955D32"/>
     <w:rPr>
       <w:rFonts w:eastAsiaTheme="minorEastAsia"/>
       <w:sz w:val="24"/>
@@ -14400,7 +14399,7 @@
     <w:link w:val="VoettekstChar"/>
     <w:uiPriority w:val="99"/>
     <w:unhideWhenUsed/>
-    <w:rsid w:val="002217A0"/>
+    <w:rsid w:val="00955D32"/>
     <w:pPr>
       <w:tabs>
         <w:tab w:val="center" w:pos="4536"/>
@@ -14413,7 +14412,7 @@
     <w:basedOn w:val="Standaardalinea-lettertype"/>
     <w:link w:val="Voettekst"/>
     <w:uiPriority w:val="99"/>
-    <w:rsid w:val="002217A0"/>
+    <w:rsid w:val="00955D32"/>
     <w:rPr>
       <w:rFonts w:eastAsiaTheme="minorEastAsia"/>
       <w:sz w:val="24"/>
@@ -14427,7 +14426,7 @@
     <w:autoRedefine/>
     <w:uiPriority w:val="39"/>
     <w:unhideWhenUsed/>
-    <w:rsid w:val="002217A0"/>
+    <w:rsid w:val="00955D32"/>
     <w:pPr>
       <w:spacing w:after="100"/>
       <w:ind w:left="220"/>
@@ -14440,7 +14439,7 @@
     <w:autoRedefine/>
     <w:uiPriority w:val="39"/>
     <w:unhideWhenUsed/>
-    <w:rsid w:val="002217A0"/>
+    <w:rsid w:val="00955D32"/>
     <w:pPr>
       <w:spacing w:after="100"/>
     </w:pPr>
@@ -14452,7 +14451,7 @@
     <w:autoRedefine/>
     <w:uiPriority w:val="39"/>
     <w:unhideWhenUsed/>
-    <w:rsid w:val="002217A0"/>
+    <w:rsid w:val="00955D32"/>
     <w:pPr>
       <w:spacing w:after="100"/>
       <w:ind w:left="440"/>

--- a/nl/docx/document-a.docx
+++ b/nl/docx/document-a.docx
@@ -7,7 +7,7 @@
         <w:spacing w:after="480"/>
         <w:jc w:val="center"/>
         <w:outlineLvl w:val="1"/>
-        <w:divId w:val="2002610861"/>
+        <w:divId w:val="1641839047"/>
         <w:rPr>
           <w:rFonts w:ascii="Aptos Display" w:eastAsia="Times New Roman" w:hAnsi="Aptos Display"/>
           <w:b/>
@@ -36,7 +36,7 @@
     <w:p>
       <w:pPr>
         <w:pStyle w:val="ondertitel2"/>
-        <w:divId w:val="2002610861"/>
+        <w:divId w:val="1641839047"/>
         <w:rPr>
           <w:lang w:val="nl-NL"/>
         </w:rPr>
@@ -51,7 +51,7 @@
     <w:p>
       <w:pPr>
         <w:pStyle w:val="documentaanduiding2"/>
-        <w:divId w:val="2002610861"/>
+        <w:divId w:val="1641839047"/>
         <w:rPr>
           <w:lang w:val="nl-NL"/>
         </w:rPr>
@@ -66,7 +66,7 @@
     <w:p>
       <w:pPr>
         <w:pStyle w:val="auteur2"/>
-        <w:divId w:val="2002610861"/>
+        <w:divId w:val="1641839047"/>
         <w:rPr>
           <w:lang w:val="nl-NL"/>
         </w:rPr>
@@ -81,23 +81,23 @@
     <w:p>
       <w:pPr>
         <w:pStyle w:val="meta-lijn2"/>
-        <w:divId w:val="2002610861"/>
-        <w:rPr>
-          <w:lang w:val="nl-NL"/>
-        </w:rPr>
-      </w:pPr>
-      <w:r>
-        <w:rPr>
-          <w:lang w:val="nl-NL"/>
-        </w:rPr>
-        <w:t>Versie bijgewerkt: 6 oktober 2026, 10:24</w:t>
+        <w:divId w:val="1641839047"/>
+        <w:rPr>
+          <w:lang w:val="nl-NL"/>
+        </w:rPr>
+      </w:pPr>
+      <w:r>
+        <w:rPr>
+          <w:lang w:val="nl-NL"/>
+        </w:rPr>
+        <w:t>Versie bijgewerkt: 6 oktober 2026, 11:20</w:t>
       </w:r>
     </w:p>
     <w:p>
       <w:pPr>
         <w:pStyle w:val="marker"/>
         <w:ind w:left="800" w:right="800"/>
-        <w:divId w:val="1883439195"/>
+        <w:divId w:val="6182032"/>
         <w:rPr>
           <w:lang w:val="nl-NL"/>
         </w:rPr>
@@ -110,13 +110,13 @@
       <w:pPr>
         <w:pStyle w:val="Kop2"/>
         <w:pageBreakBefore/>
-        <w:divId w:val="637338588"/>
-        <w:rPr>
-          <w:rFonts w:eastAsia="Times New Roman"/>
-          <w:lang w:val="nl-NL"/>
-        </w:rPr>
-      </w:pPr>
-      <w:bookmarkStart w:id="0" w:name="_Toc242175180"/>
+        <w:divId w:val="17047583"/>
+        <w:rPr>
+          <w:rFonts w:eastAsia="Times New Roman"/>
+          <w:lang w:val="nl-NL"/>
+        </w:rPr>
+      </w:pPr>
+      <w:bookmarkStart w:id="0" w:name="_Toc242178536"/>
       <w:r>
         <w:rPr>
           <w:rFonts w:eastAsia="Times New Roman"/>
@@ -133,7 +133,7 @@
         <w:tabs>
           <w:tab w:val="right" w:leader="dot" w:pos="9062"/>
         </w:tabs>
-        <w:divId w:val="637338588"/>
+        <w:divId w:val="17047583"/>
         <w:rPr>
           <w:rFonts w:asciiTheme="minorHAnsi" w:hAnsiTheme="minorHAnsi" w:cstheme="minorBidi"/>
           <w:noProof/>
@@ -184,7 +184,7 @@
         <w:rPr>
           <w:noProof/>
         </w:rPr>
-        <w:instrText xml:space="preserve"> PAGEREF _Toc242175180 \h </w:instrText>
+        <w:instrText xml:space="preserve"> PAGEREF _Toc242178536 \h </w:instrText>
       </w:r>
       <w:r>
         <w:rPr>
@@ -216,7 +216,7 @@
         <w:tabs>
           <w:tab w:val="right" w:leader="dot" w:pos="9062"/>
         </w:tabs>
-        <w:divId w:val="637338588"/>
+        <w:divId w:val="17047583"/>
         <w:rPr>
           <w:rFonts w:asciiTheme="minorHAnsi" w:hAnsiTheme="minorHAnsi" w:cstheme="minorBidi"/>
           <w:noProof/>
@@ -249,7 +249,7 @@
         <w:rPr>
           <w:noProof/>
         </w:rPr>
-        <w:instrText xml:space="preserve"> PAGEREF _Toc242175181 \h </w:instrText>
+        <w:instrText xml:space="preserve"> PAGEREF _Toc242178537 \h </w:instrText>
       </w:r>
       <w:r>
         <w:rPr>
@@ -281,7 +281,7 @@
         <w:tabs>
           <w:tab w:val="right" w:leader="dot" w:pos="9062"/>
         </w:tabs>
-        <w:divId w:val="637338588"/>
+        <w:divId w:val="17047583"/>
         <w:rPr>
           <w:rFonts w:asciiTheme="minorHAnsi" w:hAnsiTheme="minorHAnsi" w:cstheme="minorBidi"/>
           <w:noProof/>
@@ -314,7 +314,7 @@
         <w:rPr>
           <w:noProof/>
         </w:rPr>
-        <w:instrText xml:space="preserve"> PAGEREF _Toc242175182 \h </w:instrText>
+        <w:instrText xml:space="preserve"> PAGEREF _Toc242178538 \h </w:instrText>
       </w:r>
       <w:r>
         <w:rPr>
@@ -346,7 +346,7 @@
         <w:tabs>
           <w:tab w:val="right" w:leader="dot" w:pos="9062"/>
         </w:tabs>
-        <w:divId w:val="637338588"/>
+        <w:divId w:val="17047583"/>
         <w:rPr>
           <w:rFonts w:asciiTheme="minorHAnsi" w:hAnsiTheme="minorHAnsi" w:cstheme="minorBidi"/>
           <w:noProof/>
@@ -379,7 +379,7 @@
         <w:rPr>
           <w:noProof/>
         </w:rPr>
-        <w:instrText xml:space="preserve"> PAGEREF _Toc242175183 \h </w:instrText>
+        <w:instrText xml:space="preserve"> PAGEREF _Toc242178539 \h </w:instrText>
       </w:r>
       <w:r>
         <w:rPr>
@@ -411,7 +411,7 @@
         <w:tabs>
           <w:tab w:val="right" w:leader="dot" w:pos="9062"/>
         </w:tabs>
-        <w:divId w:val="637338588"/>
+        <w:divId w:val="17047583"/>
         <w:rPr>
           <w:rFonts w:asciiTheme="minorHAnsi" w:hAnsiTheme="minorHAnsi" w:cstheme="minorBidi"/>
           <w:noProof/>
@@ -444,7 +444,7 @@
         <w:rPr>
           <w:noProof/>
         </w:rPr>
-        <w:instrText xml:space="preserve"> PAGEREF _Toc242175184 \h </w:instrText>
+        <w:instrText xml:space="preserve"> PAGEREF _Toc242178540 \h </w:instrText>
       </w:r>
       <w:r>
         <w:rPr>
@@ -476,7 +476,7 @@
         <w:tabs>
           <w:tab w:val="right" w:leader="dot" w:pos="9062"/>
         </w:tabs>
-        <w:divId w:val="637338588"/>
+        <w:divId w:val="17047583"/>
         <w:rPr>
           <w:rFonts w:asciiTheme="minorHAnsi" w:hAnsiTheme="minorHAnsi" w:cstheme="minorBidi"/>
           <w:noProof/>
@@ -509,7 +509,7 @@
         <w:rPr>
           <w:noProof/>
         </w:rPr>
-        <w:instrText xml:space="preserve"> PAGEREF _Toc242175185 \h </w:instrText>
+        <w:instrText xml:space="preserve"> PAGEREF _Toc242178541 \h </w:instrText>
       </w:r>
       <w:r>
         <w:rPr>
@@ -541,7 +541,7 @@
         <w:tabs>
           <w:tab w:val="right" w:leader="dot" w:pos="9062"/>
         </w:tabs>
-        <w:divId w:val="637338588"/>
+        <w:divId w:val="17047583"/>
         <w:rPr>
           <w:rFonts w:asciiTheme="minorHAnsi" w:hAnsiTheme="minorHAnsi" w:cstheme="minorBidi"/>
           <w:noProof/>
@@ -574,7 +574,7 @@
         <w:rPr>
           <w:noProof/>
         </w:rPr>
-        <w:instrText xml:space="preserve"> PAGEREF _Toc242175186 \h </w:instrText>
+        <w:instrText xml:space="preserve"> PAGEREF _Toc242178542 \h </w:instrText>
       </w:r>
       <w:r>
         <w:rPr>
@@ -606,7 +606,7 @@
         <w:tabs>
           <w:tab w:val="right" w:leader="dot" w:pos="9062"/>
         </w:tabs>
-        <w:divId w:val="637338588"/>
+        <w:divId w:val="17047583"/>
         <w:rPr>
           <w:rFonts w:asciiTheme="minorHAnsi" w:hAnsiTheme="minorHAnsi" w:cstheme="minorBidi"/>
           <w:noProof/>
@@ -639,7 +639,7 @@
         <w:rPr>
           <w:noProof/>
         </w:rPr>
-        <w:instrText xml:space="preserve"> PAGEREF _Toc242175187 \h </w:instrText>
+        <w:instrText xml:space="preserve"> PAGEREF _Toc242178543 \h </w:instrText>
       </w:r>
       <w:r>
         <w:rPr>
@@ -671,7 +671,7 @@
         <w:tabs>
           <w:tab w:val="right" w:leader="dot" w:pos="9062"/>
         </w:tabs>
-        <w:divId w:val="637338588"/>
+        <w:divId w:val="17047583"/>
         <w:rPr>
           <w:rFonts w:asciiTheme="minorHAnsi" w:hAnsiTheme="minorHAnsi" w:cstheme="minorBidi"/>
           <w:noProof/>
@@ -704,7 +704,7 @@
         <w:rPr>
           <w:noProof/>
         </w:rPr>
-        <w:instrText xml:space="preserve"> PAGEREF _Toc242175188 \h </w:instrText>
+        <w:instrText xml:space="preserve"> PAGEREF _Toc242178544 \h </w:instrText>
       </w:r>
       <w:r>
         <w:rPr>
@@ -736,7 +736,7 @@
         <w:tabs>
           <w:tab w:val="right" w:leader="dot" w:pos="9062"/>
         </w:tabs>
-        <w:divId w:val="637338588"/>
+        <w:divId w:val="17047583"/>
         <w:rPr>
           <w:rFonts w:asciiTheme="minorHAnsi" w:hAnsiTheme="minorHAnsi" w:cstheme="minorBidi"/>
           <w:noProof/>
@@ -769,7 +769,7 @@
         <w:rPr>
           <w:noProof/>
         </w:rPr>
-        <w:instrText xml:space="preserve"> PAGEREF _Toc242175189 \h </w:instrText>
+        <w:instrText xml:space="preserve"> PAGEREF _Toc242178545 \h </w:instrText>
       </w:r>
       <w:r>
         <w:rPr>
@@ -801,7 +801,7 @@
         <w:tabs>
           <w:tab w:val="right" w:leader="dot" w:pos="9062"/>
         </w:tabs>
-        <w:divId w:val="637338588"/>
+        <w:divId w:val="17047583"/>
         <w:rPr>
           <w:rFonts w:asciiTheme="minorHAnsi" w:hAnsiTheme="minorHAnsi" w:cstheme="minorBidi"/>
           <w:noProof/>
@@ -834,7 +834,7 @@
         <w:rPr>
           <w:noProof/>
         </w:rPr>
-        <w:instrText xml:space="preserve"> PAGEREF _Toc242175190 \h </w:instrText>
+        <w:instrText xml:space="preserve"> PAGEREF _Toc242178546 \h </w:instrText>
       </w:r>
       <w:r>
         <w:rPr>
@@ -866,7 +866,7 @@
         <w:tabs>
           <w:tab w:val="right" w:leader="dot" w:pos="9062"/>
         </w:tabs>
-        <w:divId w:val="637338588"/>
+        <w:divId w:val="17047583"/>
         <w:rPr>
           <w:rFonts w:asciiTheme="minorHAnsi" w:hAnsiTheme="minorHAnsi" w:cstheme="minorBidi"/>
           <w:noProof/>
@@ -899,7 +899,7 @@
         <w:rPr>
           <w:noProof/>
         </w:rPr>
-        <w:instrText xml:space="preserve"> PAGEREF _Toc242175191 \h </w:instrText>
+        <w:instrText xml:space="preserve"> PAGEREF _Toc242178547 \h </w:instrText>
       </w:r>
       <w:r>
         <w:rPr>
@@ -931,7 +931,7 @@
         <w:tabs>
           <w:tab w:val="right" w:leader="dot" w:pos="9062"/>
         </w:tabs>
-        <w:divId w:val="637338588"/>
+        <w:divId w:val="17047583"/>
         <w:rPr>
           <w:rFonts w:asciiTheme="minorHAnsi" w:hAnsiTheme="minorHAnsi" w:cstheme="minorBidi"/>
           <w:noProof/>
@@ -964,7 +964,7 @@
         <w:rPr>
           <w:noProof/>
         </w:rPr>
-        <w:instrText xml:space="preserve"> PAGEREF _Toc242175192 \h </w:instrText>
+        <w:instrText xml:space="preserve"> PAGEREF _Toc242178548 \h </w:instrText>
       </w:r>
       <w:r>
         <w:rPr>
@@ -996,7 +996,7 @@
         <w:tabs>
           <w:tab w:val="right" w:leader="dot" w:pos="9062"/>
         </w:tabs>
-        <w:divId w:val="637338588"/>
+        <w:divId w:val="17047583"/>
         <w:rPr>
           <w:rFonts w:asciiTheme="minorHAnsi" w:hAnsiTheme="minorHAnsi" w:cstheme="minorBidi"/>
           <w:noProof/>
@@ -1029,7 +1029,7 @@
         <w:rPr>
           <w:noProof/>
         </w:rPr>
-        <w:instrText xml:space="preserve"> PAGEREF _Toc242175193 \h </w:instrText>
+        <w:instrText xml:space="preserve"> PAGEREF _Toc242178549 \h </w:instrText>
       </w:r>
       <w:r>
         <w:rPr>
@@ -1061,7 +1061,7 @@
         <w:tabs>
           <w:tab w:val="right" w:leader="dot" w:pos="9062"/>
         </w:tabs>
-        <w:divId w:val="637338588"/>
+        <w:divId w:val="17047583"/>
         <w:rPr>
           <w:rFonts w:asciiTheme="minorHAnsi" w:hAnsiTheme="minorHAnsi" w:cstheme="minorBidi"/>
           <w:noProof/>
@@ -1094,7 +1094,7 @@
         <w:rPr>
           <w:noProof/>
         </w:rPr>
-        <w:instrText xml:space="preserve"> PAGEREF _Toc242175194 \h </w:instrText>
+        <w:instrText xml:space="preserve"> PAGEREF _Toc242178550 \h </w:instrText>
       </w:r>
       <w:r>
         <w:rPr>
@@ -1126,7 +1126,7 @@
         <w:tabs>
           <w:tab w:val="right" w:leader="dot" w:pos="9062"/>
         </w:tabs>
-        <w:divId w:val="637338588"/>
+        <w:divId w:val="17047583"/>
         <w:rPr>
           <w:rFonts w:asciiTheme="minorHAnsi" w:hAnsiTheme="minorHAnsi" w:cstheme="minorBidi"/>
           <w:noProof/>
@@ -1159,7 +1159,7 @@
         <w:rPr>
           <w:noProof/>
         </w:rPr>
-        <w:instrText xml:space="preserve"> PAGEREF _Toc242175195 \h </w:instrText>
+        <w:instrText xml:space="preserve"> PAGEREF _Toc242178551 \h </w:instrText>
       </w:r>
       <w:r>
         <w:rPr>
@@ -1191,7 +1191,7 @@
         <w:tabs>
           <w:tab w:val="right" w:leader="dot" w:pos="9062"/>
         </w:tabs>
-        <w:divId w:val="637338588"/>
+        <w:divId w:val="17047583"/>
         <w:rPr>
           <w:rFonts w:asciiTheme="minorHAnsi" w:hAnsiTheme="minorHAnsi" w:cstheme="minorBidi"/>
           <w:noProof/>
@@ -1224,7 +1224,7 @@
         <w:rPr>
           <w:noProof/>
         </w:rPr>
-        <w:instrText xml:space="preserve"> PAGEREF _Toc242175196 \h </w:instrText>
+        <w:instrText xml:space="preserve"> PAGEREF _Toc242178552 \h </w:instrText>
       </w:r>
       <w:r>
         <w:rPr>
@@ -1256,7 +1256,7 @@
         <w:tabs>
           <w:tab w:val="right" w:leader="dot" w:pos="9062"/>
         </w:tabs>
-        <w:divId w:val="637338588"/>
+        <w:divId w:val="17047583"/>
         <w:rPr>
           <w:rFonts w:asciiTheme="minorHAnsi" w:hAnsiTheme="minorHAnsi" w:cstheme="minorBidi"/>
           <w:noProof/>
@@ -1289,7 +1289,7 @@
         <w:rPr>
           <w:noProof/>
         </w:rPr>
-        <w:instrText xml:space="preserve"> PAGEREF _Toc242175197 \h </w:instrText>
+        <w:instrText xml:space="preserve"> PAGEREF _Toc242178553 \h </w:instrText>
       </w:r>
       <w:r>
         <w:rPr>
@@ -1321,7 +1321,7 @@
         <w:tabs>
           <w:tab w:val="right" w:leader="dot" w:pos="9062"/>
         </w:tabs>
-        <w:divId w:val="637338588"/>
+        <w:divId w:val="17047583"/>
         <w:rPr>
           <w:rFonts w:asciiTheme="minorHAnsi" w:hAnsiTheme="minorHAnsi" w:cstheme="minorBidi"/>
           <w:noProof/>
@@ -1354,7 +1354,7 @@
         <w:rPr>
           <w:noProof/>
         </w:rPr>
-        <w:instrText xml:space="preserve"> PAGEREF _Toc242175198 \h </w:instrText>
+        <w:instrText xml:space="preserve"> PAGEREF _Toc242178554 \h </w:instrText>
       </w:r>
       <w:r>
         <w:rPr>
@@ -1386,7 +1386,7 @@
         <w:tabs>
           <w:tab w:val="right" w:leader="dot" w:pos="9062"/>
         </w:tabs>
-        <w:divId w:val="637338588"/>
+        <w:divId w:val="17047583"/>
         <w:rPr>
           <w:rFonts w:asciiTheme="minorHAnsi" w:hAnsiTheme="minorHAnsi" w:cstheme="minorBidi"/>
           <w:noProof/>
@@ -1419,7 +1419,7 @@
         <w:rPr>
           <w:noProof/>
         </w:rPr>
-        <w:instrText xml:space="preserve"> PAGEREF _Toc242175199 \h </w:instrText>
+        <w:instrText xml:space="preserve"> PAGEREF _Toc242178555 \h </w:instrText>
       </w:r>
       <w:r>
         <w:rPr>
@@ -1451,7 +1451,7 @@
         <w:tabs>
           <w:tab w:val="right" w:leader="dot" w:pos="9062"/>
         </w:tabs>
-        <w:divId w:val="637338588"/>
+        <w:divId w:val="17047583"/>
         <w:rPr>
           <w:rFonts w:asciiTheme="minorHAnsi" w:hAnsiTheme="minorHAnsi" w:cstheme="minorBidi"/>
           <w:noProof/>
@@ -1484,7 +1484,7 @@
         <w:rPr>
           <w:noProof/>
         </w:rPr>
-        <w:instrText xml:space="preserve"> PAGEREF _Toc242175200 \h </w:instrText>
+        <w:instrText xml:space="preserve"> PAGEREF _Toc242178556 \h </w:instrText>
       </w:r>
       <w:r>
         <w:rPr>
@@ -1516,7 +1516,7 @@
         <w:tabs>
           <w:tab w:val="right" w:leader="dot" w:pos="9062"/>
         </w:tabs>
-        <w:divId w:val="637338588"/>
+        <w:divId w:val="17047583"/>
         <w:rPr>
           <w:rFonts w:asciiTheme="minorHAnsi" w:hAnsiTheme="minorHAnsi" w:cstheme="minorBidi"/>
           <w:noProof/>
@@ -1549,7 +1549,7 @@
         <w:rPr>
           <w:noProof/>
         </w:rPr>
-        <w:instrText xml:space="preserve"> PAGEREF _Toc242175201 \h </w:instrText>
+        <w:instrText xml:space="preserve"> PAGEREF _Toc242178557 \h </w:instrText>
       </w:r>
       <w:r>
         <w:rPr>
@@ -1581,7 +1581,7 @@
         <w:tabs>
           <w:tab w:val="right" w:leader="dot" w:pos="9062"/>
         </w:tabs>
-        <w:divId w:val="637338588"/>
+        <w:divId w:val="17047583"/>
         <w:rPr>
           <w:rFonts w:asciiTheme="minorHAnsi" w:hAnsiTheme="minorHAnsi" w:cstheme="minorBidi"/>
           <w:noProof/>
@@ -1614,7 +1614,7 @@
         <w:rPr>
           <w:noProof/>
         </w:rPr>
-        <w:instrText xml:space="preserve"> PAGEREF _Toc242175202 \h </w:instrText>
+        <w:instrText xml:space="preserve"> PAGEREF _Toc242178558 \h </w:instrText>
       </w:r>
       <w:r>
         <w:rPr>
@@ -1646,7 +1646,7 @@
         <w:tabs>
           <w:tab w:val="right" w:leader="dot" w:pos="9062"/>
         </w:tabs>
-        <w:divId w:val="637338588"/>
+        <w:divId w:val="17047583"/>
         <w:rPr>
           <w:rFonts w:asciiTheme="minorHAnsi" w:hAnsiTheme="minorHAnsi" w:cstheme="minorBidi"/>
           <w:noProof/>
@@ -1679,7 +1679,7 @@
         <w:rPr>
           <w:noProof/>
         </w:rPr>
-        <w:instrText xml:space="preserve"> PAGEREF _Toc242175203 \h </w:instrText>
+        <w:instrText xml:space="preserve"> PAGEREF _Toc242178559 \h </w:instrText>
       </w:r>
       <w:r>
         <w:rPr>
@@ -1711,7 +1711,7 @@
         <w:tabs>
           <w:tab w:val="right" w:leader="dot" w:pos="9062"/>
         </w:tabs>
-        <w:divId w:val="637338588"/>
+        <w:divId w:val="17047583"/>
         <w:rPr>
           <w:rFonts w:asciiTheme="minorHAnsi" w:hAnsiTheme="minorHAnsi" w:cstheme="minorBidi"/>
           <w:noProof/>
@@ -1744,7 +1744,7 @@
         <w:rPr>
           <w:noProof/>
         </w:rPr>
-        <w:instrText xml:space="preserve"> PAGEREF _Toc242175204 \h </w:instrText>
+        <w:instrText xml:space="preserve"> PAGEREF _Toc242178560 \h </w:instrText>
       </w:r>
       <w:r>
         <w:rPr>
@@ -1776,7 +1776,7 @@
         <w:tabs>
           <w:tab w:val="right" w:leader="dot" w:pos="9062"/>
         </w:tabs>
-        <w:divId w:val="637338588"/>
+        <w:divId w:val="17047583"/>
         <w:rPr>
           <w:rFonts w:asciiTheme="minorHAnsi" w:hAnsiTheme="minorHAnsi" w:cstheme="minorBidi"/>
           <w:noProof/>
@@ -1809,7 +1809,7 @@
         <w:rPr>
           <w:noProof/>
         </w:rPr>
-        <w:instrText xml:space="preserve"> PAGEREF _Toc242175205 \h </w:instrText>
+        <w:instrText xml:space="preserve"> PAGEREF _Toc242178561 \h </w:instrText>
       </w:r>
       <w:r>
         <w:rPr>
@@ -1841,7 +1841,7 @@
         <w:tabs>
           <w:tab w:val="right" w:leader="dot" w:pos="9062"/>
         </w:tabs>
-        <w:divId w:val="637338588"/>
+        <w:divId w:val="17047583"/>
         <w:rPr>
           <w:rFonts w:asciiTheme="minorHAnsi" w:hAnsiTheme="minorHAnsi" w:cstheme="minorBidi"/>
           <w:noProof/>
@@ -1874,7 +1874,7 @@
         <w:rPr>
           <w:noProof/>
         </w:rPr>
-        <w:instrText xml:space="preserve"> PAGEREF _Toc242175206 \h </w:instrText>
+        <w:instrText xml:space="preserve"> PAGEREF _Toc242178562 \h </w:instrText>
       </w:r>
       <w:r>
         <w:rPr>
@@ -1906,7 +1906,7 @@
         <w:tabs>
           <w:tab w:val="right" w:leader="dot" w:pos="9062"/>
         </w:tabs>
-        <w:divId w:val="637338588"/>
+        <w:divId w:val="17047583"/>
         <w:rPr>
           <w:rFonts w:asciiTheme="minorHAnsi" w:hAnsiTheme="minorHAnsi" w:cstheme="minorBidi"/>
           <w:noProof/>
@@ -1939,7 +1939,7 @@
         <w:rPr>
           <w:noProof/>
         </w:rPr>
-        <w:instrText xml:space="preserve"> PAGEREF _Toc242175207 \h </w:instrText>
+        <w:instrText xml:space="preserve"> PAGEREF _Toc242178563 \h </w:instrText>
       </w:r>
       <w:r>
         <w:rPr>
@@ -1971,7 +1971,7 @@
         <w:tabs>
           <w:tab w:val="right" w:leader="dot" w:pos="9062"/>
         </w:tabs>
-        <w:divId w:val="637338588"/>
+        <w:divId w:val="17047583"/>
         <w:rPr>
           <w:rFonts w:asciiTheme="minorHAnsi" w:hAnsiTheme="minorHAnsi" w:cstheme="minorBidi"/>
           <w:noProof/>
@@ -2004,7 +2004,7 @@
         <w:rPr>
           <w:noProof/>
         </w:rPr>
-        <w:instrText xml:space="preserve"> PAGEREF _Toc242175208 \h </w:instrText>
+        <w:instrText xml:space="preserve"> PAGEREF _Toc242178564 \h </w:instrText>
       </w:r>
       <w:r>
         <w:rPr>
@@ -2036,7 +2036,7 @@
         <w:tabs>
           <w:tab w:val="right" w:leader="dot" w:pos="9062"/>
         </w:tabs>
-        <w:divId w:val="637338588"/>
+        <w:divId w:val="17047583"/>
         <w:rPr>
           <w:rFonts w:asciiTheme="minorHAnsi" w:hAnsiTheme="minorHAnsi" w:cstheme="minorBidi"/>
           <w:noProof/>
@@ -2069,7 +2069,7 @@
         <w:rPr>
           <w:noProof/>
         </w:rPr>
-        <w:instrText xml:space="preserve"> PAGEREF _Toc242175209 \h </w:instrText>
+        <w:instrText xml:space="preserve"> PAGEREF _Toc242178565 \h </w:instrText>
       </w:r>
       <w:r>
         <w:rPr>
@@ -2101,7 +2101,7 @@
         <w:tabs>
           <w:tab w:val="right" w:leader="dot" w:pos="9062"/>
         </w:tabs>
-        <w:divId w:val="637338588"/>
+        <w:divId w:val="17047583"/>
         <w:rPr>
           <w:rFonts w:asciiTheme="minorHAnsi" w:hAnsiTheme="minorHAnsi" w:cstheme="minorBidi"/>
           <w:noProof/>
@@ -2134,7 +2134,7 @@
         <w:rPr>
           <w:noProof/>
         </w:rPr>
-        <w:instrText xml:space="preserve"> PAGEREF _Toc242175210 \h </w:instrText>
+        <w:instrText xml:space="preserve"> PAGEREF _Toc242178566 \h </w:instrText>
       </w:r>
       <w:r>
         <w:rPr>
@@ -2166,7 +2166,7 @@
         <w:tabs>
           <w:tab w:val="right" w:leader="dot" w:pos="9062"/>
         </w:tabs>
-        <w:divId w:val="637338588"/>
+        <w:divId w:val="17047583"/>
         <w:rPr>
           <w:rFonts w:asciiTheme="minorHAnsi" w:hAnsiTheme="minorHAnsi" w:cstheme="minorBidi"/>
           <w:noProof/>
@@ -2199,7 +2199,7 @@
         <w:rPr>
           <w:noProof/>
         </w:rPr>
-        <w:instrText xml:space="preserve"> PAGEREF _Toc242175211 \h </w:instrText>
+        <w:instrText xml:space="preserve"> PAGEREF _Toc242178567 \h </w:instrText>
       </w:r>
       <w:r>
         <w:rPr>
@@ -2231,7 +2231,7 @@
         <w:tabs>
           <w:tab w:val="right" w:leader="dot" w:pos="9062"/>
         </w:tabs>
-        <w:divId w:val="637338588"/>
+        <w:divId w:val="17047583"/>
         <w:rPr>
           <w:rFonts w:asciiTheme="minorHAnsi" w:hAnsiTheme="minorHAnsi" w:cstheme="minorBidi"/>
           <w:noProof/>
@@ -2264,7 +2264,7 @@
         <w:rPr>
           <w:noProof/>
         </w:rPr>
-        <w:instrText xml:space="preserve"> PAGEREF _Toc242175212 \h </w:instrText>
+        <w:instrText xml:space="preserve"> PAGEREF _Toc242178568 \h </w:instrText>
       </w:r>
       <w:r>
         <w:rPr>
@@ -2296,7 +2296,7 @@
         <w:tabs>
           <w:tab w:val="right" w:leader="dot" w:pos="9062"/>
         </w:tabs>
-        <w:divId w:val="637338588"/>
+        <w:divId w:val="17047583"/>
         <w:rPr>
           <w:rFonts w:asciiTheme="minorHAnsi" w:hAnsiTheme="minorHAnsi" w:cstheme="minorBidi"/>
           <w:noProof/>
@@ -2329,7 +2329,7 @@
         <w:rPr>
           <w:noProof/>
         </w:rPr>
-        <w:instrText xml:space="preserve"> PAGEREF _Toc242175213 \h </w:instrText>
+        <w:instrText xml:space="preserve"> PAGEREF _Toc242178569 \h </w:instrText>
       </w:r>
       <w:r>
         <w:rPr>
@@ -2361,7 +2361,7 @@
         <w:tabs>
           <w:tab w:val="right" w:leader="dot" w:pos="9062"/>
         </w:tabs>
-        <w:divId w:val="637338588"/>
+        <w:divId w:val="17047583"/>
         <w:rPr>
           <w:rFonts w:asciiTheme="minorHAnsi" w:hAnsiTheme="minorHAnsi" w:cstheme="minorBidi"/>
           <w:noProof/>
@@ -2394,7 +2394,7 @@
         <w:rPr>
           <w:noProof/>
         </w:rPr>
-        <w:instrText xml:space="preserve"> PAGEREF _Toc242175214 \h </w:instrText>
+        <w:instrText xml:space="preserve"> PAGEREF _Toc242178570 \h </w:instrText>
       </w:r>
       <w:r>
         <w:rPr>
@@ -2426,7 +2426,7 @@
         <w:tabs>
           <w:tab w:val="right" w:leader="dot" w:pos="9062"/>
         </w:tabs>
-        <w:divId w:val="637338588"/>
+        <w:divId w:val="17047583"/>
         <w:rPr>
           <w:rFonts w:asciiTheme="minorHAnsi" w:hAnsiTheme="minorHAnsi" w:cstheme="minorBidi"/>
           <w:noProof/>
@@ -2459,7 +2459,7 @@
         <w:rPr>
           <w:noProof/>
         </w:rPr>
-        <w:instrText xml:space="preserve"> PAGEREF _Toc242175215 \h </w:instrText>
+        <w:instrText xml:space="preserve"> PAGEREF _Toc242178571 \h </w:instrText>
       </w:r>
       <w:r>
         <w:rPr>
@@ -2491,7 +2491,7 @@
         <w:tabs>
           <w:tab w:val="right" w:leader="dot" w:pos="9062"/>
         </w:tabs>
-        <w:divId w:val="637338588"/>
+        <w:divId w:val="17047583"/>
         <w:rPr>
           <w:rFonts w:asciiTheme="minorHAnsi" w:hAnsiTheme="minorHAnsi" w:cstheme="minorBidi"/>
           <w:noProof/>
@@ -2524,7 +2524,7 @@
         <w:rPr>
           <w:noProof/>
         </w:rPr>
-        <w:instrText xml:space="preserve"> PAGEREF _Toc242175216 \h </w:instrText>
+        <w:instrText xml:space="preserve"> PAGEREF _Toc242178572 \h </w:instrText>
       </w:r>
       <w:r>
         <w:rPr>
@@ -2556,7 +2556,7 @@
         <w:tabs>
           <w:tab w:val="right" w:leader="dot" w:pos="9062"/>
         </w:tabs>
-        <w:divId w:val="637338588"/>
+        <w:divId w:val="17047583"/>
         <w:rPr>
           <w:rFonts w:asciiTheme="minorHAnsi" w:hAnsiTheme="minorHAnsi" w:cstheme="minorBidi"/>
           <w:noProof/>
@@ -2589,7 +2589,7 @@
         <w:rPr>
           <w:noProof/>
         </w:rPr>
-        <w:instrText xml:space="preserve"> PAGEREF _Toc242175217 \h </w:instrText>
+        <w:instrText xml:space="preserve"> PAGEREF _Toc242178573 \h </w:instrText>
       </w:r>
       <w:r>
         <w:rPr>
@@ -2621,7 +2621,7 @@
         <w:tabs>
           <w:tab w:val="right" w:leader="dot" w:pos="9062"/>
         </w:tabs>
-        <w:divId w:val="637338588"/>
+        <w:divId w:val="17047583"/>
         <w:rPr>
           <w:rFonts w:asciiTheme="minorHAnsi" w:hAnsiTheme="minorHAnsi" w:cstheme="minorBidi"/>
           <w:noProof/>
@@ -2654,7 +2654,7 @@
         <w:rPr>
           <w:noProof/>
         </w:rPr>
-        <w:instrText xml:space="preserve"> PAGEREF _Toc242175218 \h </w:instrText>
+        <w:instrText xml:space="preserve"> PAGEREF _Toc242178574 \h </w:instrText>
       </w:r>
       <w:r>
         <w:rPr>
@@ -2686,7 +2686,7 @@
         <w:tabs>
           <w:tab w:val="right" w:leader="dot" w:pos="9062"/>
         </w:tabs>
-        <w:divId w:val="637338588"/>
+        <w:divId w:val="17047583"/>
         <w:rPr>
           <w:rFonts w:asciiTheme="minorHAnsi" w:hAnsiTheme="minorHAnsi" w:cstheme="minorBidi"/>
           <w:noProof/>
@@ -2719,7 +2719,7 @@
         <w:rPr>
           <w:noProof/>
         </w:rPr>
-        <w:instrText xml:space="preserve"> PAGEREF _Toc242175219 \h </w:instrText>
+        <w:instrText xml:space="preserve"> PAGEREF _Toc242178575 \h </w:instrText>
       </w:r>
       <w:r>
         <w:rPr>
@@ -2751,7 +2751,7 @@
         <w:tabs>
           <w:tab w:val="right" w:leader="dot" w:pos="9062"/>
         </w:tabs>
-        <w:divId w:val="637338588"/>
+        <w:divId w:val="17047583"/>
         <w:rPr>
           <w:rFonts w:asciiTheme="minorHAnsi" w:hAnsiTheme="minorHAnsi" w:cstheme="minorBidi"/>
           <w:noProof/>
@@ -2784,7 +2784,7 @@
         <w:rPr>
           <w:noProof/>
         </w:rPr>
-        <w:instrText xml:space="preserve"> PAGEREF _Toc242175220 \h </w:instrText>
+        <w:instrText xml:space="preserve"> PAGEREF _Toc242178576 \h </w:instrText>
       </w:r>
       <w:r>
         <w:rPr>
@@ -2816,7 +2816,7 @@
         <w:tabs>
           <w:tab w:val="right" w:leader="dot" w:pos="9062"/>
         </w:tabs>
-        <w:divId w:val="637338588"/>
+        <w:divId w:val="17047583"/>
         <w:rPr>
           <w:rFonts w:asciiTheme="minorHAnsi" w:hAnsiTheme="minorHAnsi" w:cstheme="minorBidi"/>
           <w:noProof/>
@@ -2849,7 +2849,7 @@
         <w:rPr>
           <w:noProof/>
         </w:rPr>
-        <w:instrText xml:space="preserve"> PAGEREF _Toc242175221 \h </w:instrText>
+        <w:instrText xml:space="preserve"> PAGEREF _Toc242178577 \h </w:instrText>
       </w:r>
       <w:r>
         <w:rPr>
@@ -2881,7 +2881,7 @@
         <w:tabs>
           <w:tab w:val="right" w:leader="dot" w:pos="9062"/>
         </w:tabs>
-        <w:divId w:val="637338588"/>
+        <w:divId w:val="17047583"/>
         <w:rPr>
           <w:rFonts w:asciiTheme="minorHAnsi" w:hAnsiTheme="minorHAnsi" w:cstheme="minorBidi"/>
           <w:noProof/>
@@ -2914,7 +2914,7 @@
         <w:rPr>
           <w:noProof/>
         </w:rPr>
-        <w:instrText xml:space="preserve"> PAGEREF _Toc242175222 \h </w:instrText>
+        <w:instrText xml:space="preserve"> PAGEREF _Toc242178578 \h </w:instrText>
       </w:r>
       <w:r>
         <w:rPr>
@@ -2946,7 +2946,7 @@
         <w:tabs>
           <w:tab w:val="right" w:leader="dot" w:pos="9062"/>
         </w:tabs>
-        <w:divId w:val="637338588"/>
+        <w:divId w:val="17047583"/>
         <w:rPr>
           <w:rFonts w:asciiTheme="minorHAnsi" w:hAnsiTheme="minorHAnsi" w:cstheme="minorBidi"/>
           <w:noProof/>
@@ -2979,7 +2979,7 @@
         <w:rPr>
           <w:noProof/>
         </w:rPr>
-        <w:instrText xml:space="preserve"> PAGEREF _Toc242175223 \h </w:instrText>
+        <w:instrText xml:space="preserve"> PAGEREF _Toc242178579 \h </w:instrText>
       </w:r>
       <w:r>
         <w:rPr>
@@ -3011,7 +3011,7 @@
         <w:tabs>
           <w:tab w:val="right" w:leader="dot" w:pos="9062"/>
         </w:tabs>
-        <w:divId w:val="637338588"/>
+        <w:divId w:val="17047583"/>
         <w:rPr>
           <w:rFonts w:asciiTheme="minorHAnsi" w:hAnsiTheme="minorHAnsi" w:cstheme="minorBidi"/>
           <w:noProof/>
@@ -3044,7 +3044,7 @@
         <w:rPr>
           <w:noProof/>
         </w:rPr>
-        <w:instrText xml:space="preserve"> PAGEREF _Toc242175224 \h </w:instrText>
+        <w:instrText xml:space="preserve"> PAGEREF _Toc242178580 \h </w:instrText>
       </w:r>
       <w:r>
         <w:rPr>
@@ -3076,7 +3076,7 @@
         <w:tabs>
           <w:tab w:val="right" w:leader="dot" w:pos="9062"/>
         </w:tabs>
-        <w:divId w:val="637338588"/>
+        <w:divId w:val="17047583"/>
         <w:rPr>
           <w:rFonts w:asciiTheme="minorHAnsi" w:hAnsiTheme="minorHAnsi" w:cstheme="minorBidi"/>
           <w:noProof/>
@@ -3109,7 +3109,7 @@
         <w:rPr>
           <w:noProof/>
         </w:rPr>
-        <w:instrText xml:space="preserve"> PAGEREF _Toc242175225 \h </w:instrText>
+        <w:instrText xml:space="preserve"> PAGEREF _Toc242178581 \h </w:instrText>
       </w:r>
       <w:r>
         <w:rPr>
@@ -3141,7 +3141,7 @@
         <w:tabs>
           <w:tab w:val="right" w:leader="dot" w:pos="9062"/>
         </w:tabs>
-        <w:divId w:val="637338588"/>
+        <w:divId w:val="17047583"/>
         <w:rPr>
           <w:rFonts w:asciiTheme="minorHAnsi" w:hAnsiTheme="minorHAnsi" w:cstheme="minorBidi"/>
           <w:noProof/>
@@ -3174,7 +3174,7 @@
         <w:rPr>
           <w:noProof/>
         </w:rPr>
-        <w:instrText xml:space="preserve"> PAGEREF _Toc242175226 \h </w:instrText>
+        <w:instrText xml:space="preserve"> PAGEREF _Toc242178582 \h </w:instrText>
       </w:r>
       <w:r>
         <w:rPr>
@@ -3206,7 +3206,7 @@
         <w:tabs>
           <w:tab w:val="right" w:leader="dot" w:pos="9062"/>
         </w:tabs>
-        <w:divId w:val="637338588"/>
+        <w:divId w:val="17047583"/>
         <w:rPr>
           <w:rFonts w:asciiTheme="minorHAnsi" w:hAnsiTheme="minorHAnsi" w:cstheme="minorBidi"/>
           <w:noProof/>
@@ -3239,7 +3239,7 @@
         <w:rPr>
           <w:noProof/>
         </w:rPr>
-        <w:instrText xml:space="preserve"> PAGEREF _Toc242175227 \h </w:instrText>
+        <w:instrText xml:space="preserve"> PAGEREF _Toc242178583 \h </w:instrText>
       </w:r>
       <w:r>
         <w:rPr>
@@ -3271,7 +3271,7 @@
         <w:tabs>
           <w:tab w:val="right" w:leader="dot" w:pos="9062"/>
         </w:tabs>
-        <w:divId w:val="637338588"/>
+        <w:divId w:val="17047583"/>
         <w:rPr>
           <w:rFonts w:asciiTheme="minorHAnsi" w:hAnsiTheme="minorHAnsi" w:cstheme="minorBidi"/>
           <w:noProof/>
@@ -3304,7 +3304,7 @@
         <w:rPr>
           <w:noProof/>
         </w:rPr>
-        <w:instrText xml:space="preserve"> PAGEREF _Toc242175228 \h </w:instrText>
+        <w:instrText xml:space="preserve"> PAGEREF _Toc242178584 \h </w:instrText>
       </w:r>
       <w:r>
         <w:rPr>
@@ -3336,7 +3336,7 @@
         <w:tabs>
           <w:tab w:val="right" w:leader="dot" w:pos="9062"/>
         </w:tabs>
-        <w:divId w:val="637338588"/>
+        <w:divId w:val="17047583"/>
         <w:rPr>
           <w:rFonts w:asciiTheme="minorHAnsi" w:hAnsiTheme="minorHAnsi" w:cstheme="minorBidi"/>
           <w:noProof/>
@@ -3369,7 +3369,7 @@
         <w:rPr>
           <w:noProof/>
         </w:rPr>
-        <w:instrText xml:space="preserve"> PAGEREF _Toc242175229 \h </w:instrText>
+        <w:instrText xml:space="preserve"> PAGEREF _Toc242178585 \h </w:instrText>
       </w:r>
       <w:r>
         <w:rPr>
@@ -3401,7 +3401,7 @@
         <w:tabs>
           <w:tab w:val="right" w:leader="dot" w:pos="9062"/>
         </w:tabs>
-        <w:divId w:val="637338588"/>
+        <w:divId w:val="17047583"/>
         <w:rPr>
           <w:rFonts w:asciiTheme="minorHAnsi" w:hAnsiTheme="minorHAnsi" w:cstheme="minorBidi"/>
           <w:noProof/>
@@ -3434,7 +3434,7 @@
         <w:rPr>
           <w:noProof/>
         </w:rPr>
-        <w:instrText xml:space="preserve"> PAGEREF _Toc242175230 \h </w:instrText>
+        <w:instrText xml:space="preserve"> PAGEREF _Toc242178586 \h </w:instrText>
       </w:r>
       <w:r>
         <w:rPr>
@@ -3466,7 +3466,7 @@
         <w:tabs>
           <w:tab w:val="right" w:leader="dot" w:pos="9062"/>
         </w:tabs>
-        <w:divId w:val="637338588"/>
+        <w:divId w:val="17047583"/>
         <w:rPr>
           <w:rFonts w:asciiTheme="minorHAnsi" w:hAnsiTheme="minorHAnsi" w:cstheme="minorBidi"/>
           <w:noProof/>
@@ -3499,7 +3499,7 @@
         <w:rPr>
           <w:noProof/>
         </w:rPr>
-        <w:instrText xml:space="preserve"> PAGEREF _Toc242175231 \h </w:instrText>
+        <w:instrText xml:space="preserve"> PAGEREF _Toc242178587 \h </w:instrText>
       </w:r>
       <w:r>
         <w:rPr>
@@ -3531,7 +3531,7 @@
         <w:tabs>
           <w:tab w:val="right" w:leader="dot" w:pos="9062"/>
         </w:tabs>
-        <w:divId w:val="637338588"/>
+        <w:divId w:val="17047583"/>
         <w:rPr>
           <w:rFonts w:asciiTheme="minorHAnsi" w:hAnsiTheme="minorHAnsi" w:cstheme="minorBidi"/>
           <w:noProof/>
@@ -3564,7 +3564,7 @@
         <w:rPr>
           <w:noProof/>
         </w:rPr>
-        <w:instrText xml:space="preserve"> PAGEREF _Toc242175232 \h </w:instrText>
+        <w:instrText xml:space="preserve"> PAGEREF _Toc242178588 \h </w:instrText>
       </w:r>
       <w:r>
         <w:rPr>
@@ -3596,7 +3596,7 @@
         <w:tabs>
           <w:tab w:val="right" w:leader="dot" w:pos="9062"/>
         </w:tabs>
-        <w:divId w:val="637338588"/>
+        <w:divId w:val="17047583"/>
         <w:rPr>
           <w:rFonts w:asciiTheme="minorHAnsi" w:hAnsiTheme="minorHAnsi" w:cstheme="minorBidi"/>
           <w:noProof/>
@@ -3629,7 +3629,7 @@
         <w:rPr>
           <w:noProof/>
         </w:rPr>
-        <w:instrText xml:space="preserve"> PAGEREF _Toc242175233 \h </w:instrText>
+        <w:instrText xml:space="preserve"> PAGEREF _Toc242178589 \h </w:instrText>
       </w:r>
       <w:r>
         <w:rPr>
@@ -3661,7 +3661,7 @@
         <w:tabs>
           <w:tab w:val="right" w:leader="dot" w:pos="9062"/>
         </w:tabs>
-        <w:divId w:val="637338588"/>
+        <w:divId w:val="17047583"/>
         <w:rPr>
           <w:rFonts w:asciiTheme="minorHAnsi" w:hAnsiTheme="minorHAnsi" w:cstheme="minorBidi"/>
           <w:noProof/>
@@ -3694,7 +3694,7 @@
         <w:rPr>
           <w:noProof/>
         </w:rPr>
-        <w:instrText xml:space="preserve"> PAGEREF _Toc242175234 \h </w:instrText>
+        <w:instrText xml:space="preserve"> PAGEREF _Toc242178590 \h </w:instrText>
       </w:r>
       <w:r>
         <w:rPr>
@@ -3726,7 +3726,7 @@
         <w:tabs>
           <w:tab w:val="right" w:leader="dot" w:pos="9062"/>
         </w:tabs>
-        <w:divId w:val="637338588"/>
+        <w:divId w:val="17047583"/>
         <w:rPr>
           <w:rFonts w:asciiTheme="minorHAnsi" w:hAnsiTheme="minorHAnsi" w:cstheme="minorBidi"/>
           <w:noProof/>
@@ -3759,7 +3759,7 @@
         <w:rPr>
           <w:noProof/>
         </w:rPr>
-        <w:instrText xml:space="preserve"> PAGEREF _Toc242175235 \h </w:instrText>
+        <w:instrText xml:space="preserve"> PAGEREF _Toc242178591 \h </w:instrText>
       </w:r>
       <w:r>
         <w:rPr>
@@ -3791,7 +3791,7 @@
         <w:tabs>
           <w:tab w:val="right" w:leader="dot" w:pos="9062"/>
         </w:tabs>
-        <w:divId w:val="637338588"/>
+        <w:divId w:val="17047583"/>
         <w:rPr>
           <w:rFonts w:asciiTheme="minorHAnsi" w:hAnsiTheme="minorHAnsi" w:cstheme="minorBidi"/>
           <w:noProof/>
@@ -3824,7 +3824,7 @@
         <w:rPr>
           <w:noProof/>
         </w:rPr>
-        <w:instrText xml:space="preserve"> PAGEREF _Toc242175236 \h </w:instrText>
+        <w:instrText xml:space="preserve"> PAGEREF _Toc242178592 \h </w:instrText>
       </w:r>
       <w:r>
         <w:rPr>
@@ -3856,7 +3856,7 @@
         <w:tabs>
           <w:tab w:val="right" w:leader="dot" w:pos="9062"/>
         </w:tabs>
-        <w:divId w:val="637338588"/>
+        <w:divId w:val="17047583"/>
         <w:rPr>
           <w:rFonts w:asciiTheme="minorHAnsi" w:hAnsiTheme="minorHAnsi" w:cstheme="minorBidi"/>
           <w:noProof/>
@@ -3889,7 +3889,7 @@
         <w:rPr>
           <w:noProof/>
         </w:rPr>
-        <w:instrText xml:space="preserve"> PAGEREF _Toc242175237 \h </w:instrText>
+        <w:instrText xml:space="preserve"> PAGEREF _Toc242178593 \h </w:instrText>
       </w:r>
       <w:r>
         <w:rPr>
@@ -3921,7 +3921,7 @@
         <w:tabs>
           <w:tab w:val="right" w:leader="dot" w:pos="9062"/>
         </w:tabs>
-        <w:divId w:val="637338588"/>
+        <w:divId w:val="17047583"/>
         <w:rPr>
           <w:rFonts w:asciiTheme="minorHAnsi" w:hAnsiTheme="minorHAnsi" w:cstheme="minorBidi"/>
           <w:noProof/>
@@ -3954,7 +3954,7 @@
         <w:rPr>
           <w:noProof/>
         </w:rPr>
-        <w:instrText xml:space="preserve"> PAGEREF _Toc242175238 \h </w:instrText>
+        <w:instrText xml:space="preserve"> PAGEREF _Toc242178594 \h </w:instrText>
       </w:r>
       <w:r>
         <w:rPr>
@@ -3986,7 +3986,7 @@
         <w:tabs>
           <w:tab w:val="right" w:leader="dot" w:pos="9062"/>
         </w:tabs>
-        <w:divId w:val="637338588"/>
+        <w:divId w:val="17047583"/>
         <w:rPr>
           <w:rFonts w:asciiTheme="minorHAnsi" w:hAnsiTheme="minorHAnsi" w:cstheme="minorBidi"/>
           <w:noProof/>
@@ -4019,7 +4019,7 @@
         <w:rPr>
           <w:noProof/>
         </w:rPr>
-        <w:instrText xml:space="preserve"> PAGEREF _Toc242175239 \h </w:instrText>
+        <w:instrText xml:space="preserve"> PAGEREF _Toc242178595 \h </w:instrText>
       </w:r>
       <w:r>
         <w:rPr>
@@ -4051,7 +4051,7 @@
         <w:tabs>
           <w:tab w:val="right" w:leader="dot" w:pos="9062"/>
         </w:tabs>
-        <w:divId w:val="637338588"/>
+        <w:divId w:val="17047583"/>
         <w:rPr>
           <w:rFonts w:asciiTheme="minorHAnsi" w:hAnsiTheme="minorHAnsi" w:cstheme="minorBidi"/>
           <w:noProof/>
@@ -4084,7 +4084,7 @@
         <w:rPr>
           <w:noProof/>
         </w:rPr>
-        <w:instrText xml:space="preserve"> PAGEREF _Toc242175240 \h </w:instrText>
+        <w:instrText xml:space="preserve"> PAGEREF _Toc242178596 \h </w:instrText>
       </w:r>
       <w:r>
         <w:rPr>
@@ -4116,7 +4116,7 @@
         <w:tabs>
           <w:tab w:val="right" w:leader="dot" w:pos="9062"/>
         </w:tabs>
-        <w:divId w:val="637338588"/>
+        <w:divId w:val="17047583"/>
         <w:rPr>
           <w:rFonts w:asciiTheme="minorHAnsi" w:hAnsiTheme="minorHAnsi" w:cstheme="minorBidi"/>
           <w:noProof/>
@@ -4149,7 +4149,7 @@
         <w:rPr>
           <w:noProof/>
         </w:rPr>
-        <w:instrText xml:space="preserve"> PAGEREF _Toc242175241 \h </w:instrText>
+        <w:instrText xml:space="preserve"> PAGEREF _Toc242178597 \h </w:instrText>
       </w:r>
       <w:r>
         <w:rPr>
@@ -4181,7 +4181,7 @@
         <w:tabs>
           <w:tab w:val="right" w:leader="dot" w:pos="9062"/>
         </w:tabs>
-        <w:divId w:val="637338588"/>
+        <w:divId w:val="17047583"/>
         <w:rPr>
           <w:rFonts w:asciiTheme="minorHAnsi" w:hAnsiTheme="minorHAnsi" w:cstheme="minorBidi"/>
           <w:noProof/>
@@ -4214,7 +4214,7 @@
         <w:rPr>
           <w:noProof/>
         </w:rPr>
-        <w:instrText xml:space="preserve"> PAGEREF _Toc242175242 \h </w:instrText>
+        <w:instrText xml:space="preserve"> PAGEREF _Toc242178598 \h </w:instrText>
       </w:r>
       <w:r>
         <w:rPr>
@@ -4246,7 +4246,7 @@
         <w:tabs>
           <w:tab w:val="right" w:leader="dot" w:pos="9062"/>
         </w:tabs>
-        <w:divId w:val="637338588"/>
+        <w:divId w:val="17047583"/>
         <w:rPr>
           <w:rFonts w:asciiTheme="minorHAnsi" w:hAnsiTheme="minorHAnsi" w:cstheme="minorBidi"/>
           <w:noProof/>
@@ -4279,7 +4279,7 @@
         <w:rPr>
           <w:noProof/>
         </w:rPr>
-        <w:instrText xml:space="preserve"> PAGEREF _Toc242175243 \h </w:instrText>
+        <w:instrText xml:space="preserve"> PAGEREF _Toc242178599 \h </w:instrText>
       </w:r>
       <w:r>
         <w:rPr>
@@ -4311,7 +4311,7 @@
         <w:tabs>
           <w:tab w:val="right" w:leader="dot" w:pos="9062"/>
         </w:tabs>
-        <w:divId w:val="637338588"/>
+        <w:divId w:val="17047583"/>
         <w:rPr>
           <w:rFonts w:asciiTheme="minorHAnsi" w:hAnsiTheme="minorHAnsi" w:cstheme="minorBidi"/>
           <w:noProof/>
@@ -4344,7 +4344,7 @@
         <w:rPr>
           <w:noProof/>
         </w:rPr>
-        <w:instrText xml:space="preserve"> PAGEREF _Toc242175244 \h </w:instrText>
+        <w:instrText xml:space="preserve"> PAGEREF _Toc242178600 \h </w:instrText>
       </w:r>
       <w:r>
         <w:rPr>
@@ -4376,7 +4376,7 @@
         <w:tabs>
           <w:tab w:val="right" w:leader="dot" w:pos="9062"/>
         </w:tabs>
-        <w:divId w:val="637338588"/>
+        <w:divId w:val="17047583"/>
         <w:rPr>
           <w:rFonts w:asciiTheme="minorHAnsi" w:hAnsiTheme="minorHAnsi" w:cstheme="minorBidi"/>
           <w:noProof/>
@@ -4409,7 +4409,7 @@
         <w:rPr>
           <w:noProof/>
         </w:rPr>
-        <w:instrText xml:space="preserve"> PAGEREF _Toc242175245 \h </w:instrText>
+        <w:instrText xml:space="preserve"> PAGEREF _Toc242178601 \h </w:instrText>
       </w:r>
       <w:r>
         <w:rPr>
@@ -4441,7 +4441,7 @@
         <w:tabs>
           <w:tab w:val="right" w:leader="dot" w:pos="9062"/>
         </w:tabs>
-        <w:divId w:val="637338588"/>
+        <w:divId w:val="17047583"/>
         <w:rPr>
           <w:rFonts w:asciiTheme="minorHAnsi" w:hAnsiTheme="minorHAnsi" w:cstheme="minorBidi"/>
           <w:noProof/>
@@ -4474,7 +4474,7 @@
         <w:rPr>
           <w:noProof/>
         </w:rPr>
-        <w:instrText xml:space="preserve"> PAGEREF _Toc242175246 \h </w:instrText>
+        <w:instrText xml:space="preserve"> PAGEREF _Toc242178602 \h </w:instrText>
       </w:r>
       <w:r>
         <w:rPr>
@@ -4506,7 +4506,7 @@
         <w:tabs>
           <w:tab w:val="right" w:leader="dot" w:pos="9062"/>
         </w:tabs>
-        <w:divId w:val="637338588"/>
+        <w:divId w:val="17047583"/>
         <w:rPr>
           <w:rFonts w:asciiTheme="minorHAnsi" w:hAnsiTheme="minorHAnsi" w:cstheme="minorBidi"/>
           <w:noProof/>
@@ -4539,7 +4539,7 @@
         <w:rPr>
           <w:noProof/>
         </w:rPr>
-        <w:instrText xml:space="preserve"> PAGEREF _Toc242175247 \h </w:instrText>
+        <w:instrText xml:space="preserve"> PAGEREF _Toc242178603 \h </w:instrText>
       </w:r>
       <w:r>
         <w:rPr>
@@ -4571,7 +4571,7 @@
         <w:tabs>
           <w:tab w:val="right" w:leader="dot" w:pos="9062"/>
         </w:tabs>
-        <w:divId w:val="637338588"/>
+        <w:divId w:val="17047583"/>
         <w:rPr>
           <w:rFonts w:asciiTheme="minorHAnsi" w:hAnsiTheme="minorHAnsi" w:cstheme="minorBidi"/>
           <w:noProof/>
@@ -4604,7 +4604,7 @@
         <w:rPr>
           <w:noProof/>
         </w:rPr>
-        <w:instrText xml:space="preserve"> PAGEREF _Toc242175248 \h </w:instrText>
+        <w:instrText xml:space="preserve"> PAGEREF _Toc242178604 \h </w:instrText>
       </w:r>
       <w:r>
         <w:rPr>
@@ -4636,7 +4636,7 @@
         <w:tabs>
           <w:tab w:val="right" w:leader="dot" w:pos="9062"/>
         </w:tabs>
-        <w:divId w:val="637338588"/>
+        <w:divId w:val="17047583"/>
         <w:rPr>
           <w:rFonts w:asciiTheme="minorHAnsi" w:hAnsiTheme="minorHAnsi" w:cstheme="minorBidi"/>
           <w:noProof/>
@@ -4669,7 +4669,7 @@
         <w:rPr>
           <w:noProof/>
         </w:rPr>
-        <w:instrText xml:space="preserve"> PAGEREF _Toc242175249 \h </w:instrText>
+        <w:instrText xml:space="preserve"> PAGEREF _Toc242178605 \h </w:instrText>
       </w:r>
       <w:r>
         <w:rPr>
@@ -4698,7 +4698,7 @@
     <w:p>
       <w:pPr>
         <w:pStyle w:val="marker"/>
-        <w:divId w:val="637338588"/>
+        <w:divId w:val="17047583"/>
         <w:rPr>
           <w:lang w:val="nl-NL"/>
         </w:rPr>
@@ -4714,7 +4714,7 @@
       <w:pPr>
         <w:pStyle w:val="marker"/>
         <w:ind w:left="800" w:right="800"/>
-        <w:divId w:val="1883439195"/>
+        <w:divId w:val="6182032"/>
         <w:rPr>
           <w:lang w:val="nl-NL"/>
         </w:rPr>
@@ -4725,7 +4725,7 @@
     </w:p>
     <w:p>
       <w:pPr>
-        <w:divId w:val="289283204"/>
+        <w:divId w:val="1496795929"/>
         <w:rPr>
           <w:i/>
           <w:iCs/>
@@ -4754,7 +4754,7 @@
     </w:p>
     <w:p>
       <w:pPr>
-        <w:divId w:val="289283204"/>
+        <w:divId w:val="1496795929"/>
         <w:rPr>
           <w:i/>
           <w:iCs/>
@@ -4776,7 +4776,7 @@
       <w:pPr>
         <w:pStyle w:val="marker"/>
         <w:ind w:left="800" w:right="800"/>
-        <w:divId w:val="1883439195"/>
+        <w:divId w:val="6182032"/>
         <w:rPr>
           <w:lang w:val="nl-NL"/>
         </w:rPr>
@@ -4788,13 +4788,13 @@
     <w:p>
       <w:pPr>
         <w:pStyle w:val="Kop1"/>
-        <w:divId w:val="1883439195"/>
-        <w:rPr>
-          <w:rFonts w:eastAsia="Times New Roman"/>
-          <w:lang w:val="nl-NL"/>
-        </w:rPr>
-      </w:pPr>
-      <w:bookmarkStart w:id="1" w:name="_Toc242175181"/>
+        <w:divId w:val="6182032"/>
+        <w:rPr>
+          <w:rFonts w:eastAsia="Times New Roman"/>
+          <w:lang w:val="nl-NL"/>
+        </w:rPr>
+      </w:pPr>
+      <w:bookmarkStart w:id="1" w:name="_Toc242178537"/>
       <w:r>
         <w:rPr>
           <w:rFonts w:eastAsia="Times New Roman"/>
@@ -4807,13 +4807,13 @@
     <w:p>
       <w:pPr>
         <w:pStyle w:val="Kop2"/>
-        <w:divId w:val="1883439195"/>
-        <w:rPr>
-          <w:rFonts w:eastAsia="Times New Roman"/>
-          <w:lang w:val="nl-NL"/>
-        </w:rPr>
-      </w:pPr>
-      <w:bookmarkStart w:id="2" w:name="_Toc242175182"/>
+        <w:divId w:val="6182032"/>
+        <w:rPr>
+          <w:rFonts w:eastAsia="Times New Roman"/>
+          <w:lang w:val="nl-NL"/>
+        </w:rPr>
+      </w:pPr>
+      <w:bookmarkStart w:id="2" w:name="_Toc242178538"/>
       <w:r>
         <w:rPr>
           <w:rFonts w:eastAsia="Times New Roman"/>
@@ -4826,13 +4826,13 @@
     <w:p>
       <w:pPr>
         <w:pStyle w:val="Kop3"/>
-        <w:divId w:val="1883439195"/>
-        <w:rPr>
-          <w:rFonts w:eastAsia="Times New Roman"/>
-          <w:lang w:val="nl-NL"/>
-        </w:rPr>
-      </w:pPr>
-      <w:bookmarkStart w:id="3" w:name="_Toc242175183"/>
+        <w:divId w:val="6182032"/>
+        <w:rPr>
+          <w:rFonts w:eastAsia="Times New Roman"/>
+          <w:lang w:val="nl-NL"/>
+        </w:rPr>
+      </w:pPr>
+      <w:bookmarkStart w:id="3" w:name="_Toc242178539"/>
       <w:r>
         <w:rPr>
           <w:rFonts w:eastAsia="Times New Roman"/>
@@ -4845,7 +4845,7 @@
     <w:p>
       <w:pPr>
         <w:pStyle w:val="subtitel"/>
-        <w:divId w:val="1883439195"/>
+        <w:divId w:val="6182032"/>
         <w:rPr>
           <w:lang w:val="nl-NL"/>
         </w:rPr>
@@ -4860,7 +4860,7 @@
     <w:p>
       <w:pPr>
         <w:pStyle w:val="Normaalweb"/>
-        <w:divId w:val="1883439195"/>
+        <w:divId w:val="6182032"/>
         <w:rPr>
           <w:lang w:val="nl-NL"/>
         </w:rPr>
@@ -4881,7 +4881,7 @@
     <w:p>
       <w:pPr>
         <w:pStyle w:val="Normaalweb"/>
-        <w:divId w:val="1883439195"/>
+        <w:divId w:val="6182032"/>
         <w:rPr>
           <w:lang w:val="nl-NL"/>
         </w:rPr>
@@ -4902,7 +4902,7 @@
     <w:p>
       <w:pPr>
         <w:pStyle w:val="Normaalweb"/>
-        <w:divId w:val="1883439195"/>
+        <w:divId w:val="6182032"/>
         <w:rPr>
           <w:lang w:val="nl-NL"/>
         </w:rPr>
@@ -4923,7 +4923,7 @@
     <w:p>
       <w:pPr>
         <w:pStyle w:val="Normaalweb"/>
-        <w:divId w:val="1883439195"/>
+        <w:divId w:val="6182032"/>
         <w:rPr>
           <w:lang w:val="nl-NL"/>
         </w:rPr>
@@ -4950,7 +4950,7 @@
     </w:p>
     <w:p>
       <w:pPr>
-        <w:divId w:val="375205669"/>
+        <w:divId w:val="169760656"/>
         <w:rPr>
           <w:color w:val="555555"/>
           <w:sz w:val="20"/>
@@ -4972,7 +4972,7 @@
       <w:pPr>
         <w:pStyle w:val="marker"/>
         <w:ind w:left="800" w:right="800"/>
-        <w:divId w:val="1883439195"/>
+        <w:divId w:val="6182032"/>
         <w:rPr>
           <w:lang w:val="nl-NL"/>
         </w:rPr>
@@ -4984,13 +4984,13 @@
     <w:p>
       <w:pPr>
         <w:pStyle w:val="Kop3"/>
-        <w:divId w:val="1883439195"/>
-        <w:rPr>
-          <w:rFonts w:eastAsia="Times New Roman"/>
-          <w:lang w:val="nl-NL"/>
-        </w:rPr>
-      </w:pPr>
-      <w:bookmarkStart w:id="4" w:name="_Toc242175184"/>
+        <w:divId w:val="6182032"/>
+        <w:rPr>
+          <w:rFonts w:eastAsia="Times New Roman"/>
+          <w:lang w:val="nl-NL"/>
+        </w:rPr>
+      </w:pPr>
+      <w:bookmarkStart w:id="4" w:name="_Toc242178540"/>
       <w:r>
         <w:rPr>
           <w:rFonts w:eastAsia="Times New Roman"/>
@@ -5003,7 +5003,7 @@
     <w:p>
       <w:pPr>
         <w:pStyle w:val="subtitel"/>
-        <w:divId w:val="1883439195"/>
+        <w:divId w:val="6182032"/>
         <w:rPr>
           <w:lang w:val="nl-NL"/>
         </w:rPr>
@@ -5018,7 +5018,7 @@
     <w:p>
       <w:pPr>
         <w:pStyle w:val="Normaalweb"/>
-        <w:divId w:val="1883439195"/>
+        <w:divId w:val="6182032"/>
         <w:rPr>
           <w:lang w:val="nl-NL"/>
         </w:rPr>
@@ -5039,7 +5039,7 @@
     <w:p>
       <w:pPr>
         <w:pStyle w:val="Normaalweb"/>
-        <w:divId w:val="1883439195"/>
+        <w:divId w:val="6182032"/>
         <w:rPr>
           <w:lang w:val="nl-NL"/>
         </w:rPr>
@@ -5060,7 +5060,7 @@
     <w:p>
       <w:pPr>
         <w:pStyle w:val="Normaalweb"/>
-        <w:divId w:val="1883439195"/>
+        <w:divId w:val="6182032"/>
         <w:rPr>
           <w:lang w:val="nl-NL"/>
         </w:rPr>
@@ -5080,7 +5080,7 @@
     </w:p>
     <w:p>
       <w:pPr>
-        <w:divId w:val="716273952"/>
+        <w:divId w:val="1550994424"/>
         <w:rPr>
           <w:color w:val="555555"/>
           <w:sz w:val="20"/>
@@ -5100,7 +5100,7 @@
     </w:p>
     <w:p>
       <w:pPr>
-        <w:divId w:val="716273952"/>
+        <w:divId w:val="1550994424"/>
         <w:rPr>
           <w:color w:val="555555"/>
           <w:sz w:val="20"/>
@@ -5122,7 +5122,7 @@
       <w:pPr>
         <w:pStyle w:val="marker"/>
         <w:ind w:left="800" w:right="800"/>
-        <w:divId w:val="1883439195"/>
+        <w:divId w:val="6182032"/>
         <w:rPr>
           <w:lang w:val="nl-NL"/>
         </w:rPr>
@@ -5134,13 +5134,13 @@
     <w:p>
       <w:pPr>
         <w:pStyle w:val="Kop3"/>
-        <w:divId w:val="1883439195"/>
-        <w:rPr>
-          <w:rFonts w:eastAsia="Times New Roman"/>
-          <w:lang w:val="nl-NL"/>
-        </w:rPr>
-      </w:pPr>
-      <w:bookmarkStart w:id="5" w:name="_Toc242175185"/>
+        <w:divId w:val="6182032"/>
+        <w:rPr>
+          <w:rFonts w:eastAsia="Times New Roman"/>
+          <w:lang w:val="nl-NL"/>
+        </w:rPr>
+      </w:pPr>
+      <w:bookmarkStart w:id="5" w:name="_Toc242178541"/>
       <w:r>
         <w:rPr>
           <w:rFonts w:eastAsia="Times New Roman"/>
@@ -5153,7 +5153,7 @@
     <w:p>
       <w:pPr>
         <w:pStyle w:val="subtitel"/>
-        <w:divId w:val="1883439195"/>
+        <w:divId w:val="6182032"/>
         <w:rPr>
           <w:lang w:val="nl-NL"/>
         </w:rPr>
@@ -5168,7 +5168,7 @@
     <w:p>
       <w:pPr>
         <w:pStyle w:val="Normaalweb"/>
-        <w:divId w:val="1883439195"/>
+        <w:divId w:val="6182032"/>
         <w:rPr>
           <w:lang w:val="nl-NL"/>
         </w:rPr>
@@ -5189,7 +5189,7 @@
     <w:p>
       <w:pPr>
         <w:pStyle w:val="Normaalweb"/>
-        <w:divId w:val="1883439195"/>
+        <w:divId w:val="6182032"/>
         <w:rPr>
           <w:lang w:val="nl-NL"/>
         </w:rPr>
@@ -5210,7 +5210,7 @@
     <w:p>
       <w:pPr>
         <w:pStyle w:val="Normaalweb"/>
-        <w:divId w:val="1883439195"/>
+        <w:divId w:val="6182032"/>
         <w:rPr>
           <w:lang w:val="nl-NL"/>
         </w:rPr>
@@ -5231,7 +5231,7 @@
     <w:p>
       <w:pPr>
         <w:pStyle w:val="Normaalweb"/>
-        <w:divId w:val="1883439195"/>
+        <w:divId w:val="6182032"/>
         <w:rPr>
           <w:lang w:val="nl-NL"/>
         </w:rPr>
@@ -5251,7 +5251,7 @@
     </w:p>
     <w:p>
       <w:pPr>
-        <w:divId w:val="1975256677"/>
+        <w:divId w:val="49152745"/>
         <w:rPr>
           <w:color w:val="555555"/>
           <w:sz w:val="20"/>
@@ -5271,7 +5271,7 @@
     </w:p>
     <w:p>
       <w:pPr>
-        <w:divId w:val="1975256677"/>
+        <w:divId w:val="49152745"/>
         <w:rPr>
           <w:color w:val="555555"/>
           <w:sz w:val="20"/>
@@ -5293,7 +5293,7 @@
       <w:pPr>
         <w:pStyle w:val="marker"/>
         <w:ind w:left="800" w:right="800"/>
-        <w:divId w:val="1883439195"/>
+        <w:divId w:val="6182032"/>
         <w:rPr>
           <w:lang w:val="nl-NL"/>
         </w:rPr>
@@ -5305,13 +5305,13 @@
     <w:p>
       <w:pPr>
         <w:pStyle w:val="Kop3"/>
-        <w:divId w:val="1883439195"/>
-        <w:rPr>
-          <w:rFonts w:eastAsia="Times New Roman"/>
-          <w:lang w:val="nl-NL"/>
-        </w:rPr>
-      </w:pPr>
-      <w:bookmarkStart w:id="6" w:name="_Toc242175186"/>
+        <w:divId w:val="6182032"/>
+        <w:rPr>
+          <w:rFonts w:eastAsia="Times New Roman"/>
+          <w:lang w:val="nl-NL"/>
+        </w:rPr>
+      </w:pPr>
+      <w:bookmarkStart w:id="6" w:name="_Toc242178542"/>
       <w:r>
         <w:rPr>
           <w:rFonts w:eastAsia="Times New Roman"/>
@@ -5324,7 +5324,7 @@
     <w:p>
       <w:pPr>
         <w:pStyle w:val="subtitel"/>
-        <w:divId w:val="1883439195"/>
+        <w:divId w:val="6182032"/>
         <w:rPr>
           <w:lang w:val="nl-NL"/>
         </w:rPr>
@@ -5339,7 +5339,7 @@
     <w:p>
       <w:pPr>
         <w:pStyle w:val="Normaalweb"/>
-        <w:divId w:val="1883439195"/>
+        <w:divId w:val="6182032"/>
         <w:rPr>
           <w:lang w:val="nl-NL"/>
         </w:rPr>
@@ -5360,7 +5360,7 @@
     <w:p>
       <w:pPr>
         <w:pStyle w:val="Normaalweb"/>
-        <w:divId w:val="1883439195"/>
+        <w:divId w:val="6182032"/>
         <w:rPr>
           <w:lang w:val="nl-NL"/>
         </w:rPr>
@@ -5381,7 +5381,7 @@
     <w:p>
       <w:pPr>
         <w:pStyle w:val="Normaalweb"/>
-        <w:divId w:val="1883439195"/>
+        <w:divId w:val="6182032"/>
         <w:rPr>
           <w:lang w:val="nl-NL"/>
         </w:rPr>
@@ -5408,7 +5408,7 @@
     <w:p>
       <w:pPr>
         <w:pStyle w:val="Normaalweb"/>
-        <w:divId w:val="1883439195"/>
+        <w:divId w:val="6182032"/>
         <w:rPr>
           <w:lang w:val="nl-NL"/>
         </w:rPr>
@@ -5428,7 +5428,7 @@
     </w:p>
     <w:p>
       <w:pPr>
-        <w:divId w:val="1618945555"/>
+        <w:divId w:val="502011289"/>
         <w:rPr>
           <w:color w:val="555555"/>
           <w:sz w:val="20"/>
@@ -5448,7 +5448,7 @@
     </w:p>
     <w:p>
       <w:pPr>
-        <w:divId w:val="1618945555"/>
+        <w:divId w:val="502011289"/>
         <w:rPr>
           <w:color w:val="555555"/>
           <w:sz w:val="20"/>
@@ -5468,7 +5468,7 @@
     </w:p>
     <w:p>
       <w:pPr>
-        <w:divId w:val="1618945555"/>
+        <w:divId w:val="502011289"/>
         <w:rPr>
           <w:color w:val="555555"/>
           <w:sz w:val="20"/>
@@ -5488,7 +5488,7 @@
     </w:p>
     <w:p>
       <w:pPr>
-        <w:divId w:val="1618945555"/>
+        <w:divId w:val="502011289"/>
         <w:rPr>
           <w:color w:val="555555"/>
           <w:sz w:val="20"/>
@@ -5508,7 +5508,7 @@
     </w:p>
     <w:p>
       <w:pPr>
-        <w:divId w:val="1618945555"/>
+        <w:divId w:val="502011289"/>
         <w:rPr>
           <w:color w:val="555555"/>
           <w:sz w:val="20"/>
@@ -5530,7 +5530,7 @@
       <w:pPr>
         <w:pStyle w:val="marker"/>
         <w:ind w:left="800" w:right="800"/>
-        <w:divId w:val="1883439195"/>
+        <w:divId w:val="6182032"/>
         <w:rPr>
           <w:lang w:val="nl-NL"/>
         </w:rPr>
@@ -5542,13 +5542,13 @@
     <w:p>
       <w:pPr>
         <w:pStyle w:val="Kop3"/>
-        <w:divId w:val="1883439195"/>
-        <w:rPr>
-          <w:rFonts w:eastAsia="Times New Roman"/>
-          <w:lang w:val="nl-NL"/>
-        </w:rPr>
-      </w:pPr>
-      <w:bookmarkStart w:id="7" w:name="_Toc242175187"/>
+        <w:divId w:val="6182032"/>
+        <w:rPr>
+          <w:rFonts w:eastAsia="Times New Roman"/>
+          <w:lang w:val="nl-NL"/>
+        </w:rPr>
+      </w:pPr>
+      <w:bookmarkStart w:id="7" w:name="_Toc242178543"/>
       <w:r>
         <w:rPr>
           <w:rFonts w:eastAsia="Times New Roman"/>
@@ -5561,7 +5561,7 @@
     <w:p>
       <w:pPr>
         <w:pStyle w:val="subtitel"/>
-        <w:divId w:val="1883439195"/>
+        <w:divId w:val="6182032"/>
         <w:rPr>
           <w:lang w:val="nl-NL"/>
         </w:rPr>
@@ -5576,7 +5576,7 @@
     <w:p>
       <w:pPr>
         <w:pStyle w:val="Normaalweb"/>
-        <w:divId w:val="1883439195"/>
+        <w:divId w:val="6182032"/>
         <w:rPr>
           <w:lang w:val="nl-NL"/>
         </w:rPr>
@@ -5597,7 +5597,7 @@
     <w:p>
       <w:pPr>
         <w:pStyle w:val="Normaalweb"/>
-        <w:divId w:val="1883439195"/>
+        <w:divId w:val="6182032"/>
         <w:rPr>
           <w:lang w:val="nl-NL"/>
         </w:rPr>
@@ -5618,7 +5618,7 @@
     <w:p>
       <w:pPr>
         <w:pStyle w:val="Normaalweb"/>
-        <w:divId w:val="1883439195"/>
+        <w:divId w:val="6182032"/>
         <w:rPr>
           <w:lang w:val="nl-NL"/>
         </w:rPr>
@@ -5639,7 +5639,7 @@
     <w:p>
       <w:pPr>
         <w:pStyle w:val="Normaalweb"/>
-        <w:divId w:val="1883439195"/>
+        <w:divId w:val="6182032"/>
         <w:rPr>
           <w:lang w:val="nl-NL"/>
         </w:rPr>
@@ -5659,7 +5659,7 @@
     </w:p>
     <w:p>
       <w:pPr>
-        <w:divId w:val="1224755349"/>
+        <w:divId w:val="307129539"/>
         <w:rPr>
           <w:color w:val="555555"/>
           <w:sz w:val="20"/>
@@ -5681,7 +5681,7 @@
       <w:pPr>
         <w:pStyle w:val="marker"/>
         <w:ind w:left="800" w:right="800"/>
-        <w:divId w:val="1883439195"/>
+        <w:divId w:val="6182032"/>
         <w:rPr>
           <w:lang w:val="nl-NL"/>
         </w:rPr>
@@ -5693,13 +5693,13 @@
     <w:p>
       <w:pPr>
         <w:pStyle w:val="Kop2"/>
-        <w:divId w:val="1883439195"/>
-        <w:rPr>
-          <w:rFonts w:eastAsia="Times New Roman"/>
-          <w:lang w:val="nl-NL"/>
-        </w:rPr>
-      </w:pPr>
-      <w:bookmarkStart w:id="8" w:name="_Toc242175188"/>
+        <w:divId w:val="6182032"/>
+        <w:rPr>
+          <w:rFonts w:eastAsia="Times New Roman"/>
+          <w:lang w:val="nl-NL"/>
+        </w:rPr>
+      </w:pPr>
+      <w:bookmarkStart w:id="8" w:name="_Toc242178544"/>
       <w:r>
         <w:rPr>
           <w:rFonts w:eastAsia="Times New Roman"/>
@@ -5712,13 +5712,13 @@
     <w:p>
       <w:pPr>
         <w:pStyle w:val="Kop3"/>
-        <w:divId w:val="1883439195"/>
-        <w:rPr>
-          <w:rFonts w:eastAsia="Times New Roman"/>
-          <w:lang w:val="nl-NL"/>
-        </w:rPr>
-      </w:pPr>
-      <w:bookmarkStart w:id="9" w:name="_Toc242175189"/>
+        <w:divId w:val="6182032"/>
+        <w:rPr>
+          <w:rFonts w:eastAsia="Times New Roman"/>
+          <w:lang w:val="nl-NL"/>
+        </w:rPr>
+      </w:pPr>
+      <w:bookmarkStart w:id="9" w:name="_Toc242178545"/>
       <w:r>
         <w:rPr>
           <w:rFonts w:eastAsia="Times New Roman"/>
@@ -5731,7 +5731,7 @@
     <w:p>
       <w:pPr>
         <w:pStyle w:val="subtitel"/>
-        <w:divId w:val="1883439195"/>
+        <w:divId w:val="6182032"/>
         <w:rPr>
           <w:lang w:val="nl-NL"/>
         </w:rPr>
@@ -5746,7 +5746,7 @@
     <w:p>
       <w:pPr>
         <w:pStyle w:val="Normaalweb"/>
-        <w:divId w:val="1883439195"/>
+        <w:divId w:val="6182032"/>
         <w:rPr>
           <w:lang w:val="nl-NL"/>
         </w:rPr>
@@ -5767,7 +5767,7 @@
     <w:p>
       <w:pPr>
         <w:pStyle w:val="Normaalweb"/>
-        <w:divId w:val="1883439195"/>
+        <w:divId w:val="6182032"/>
         <w:rPr>
           <w:lang w:val="nl-NL"/>
         </w:rPr>
@@ -5788,7 +5788,7 @@
     <w:p>
       <w:pPr>
         <w:pStyle w:val="Normaalweb"/>
-        <w:divId w:val="1883439195"/>
+        <w:divId w:val="6182032"/>
         <w:rPr>
           <w:lang w:val="nl-NL"/>
         </w:rPr>
@@ -5809,7 +5809,7 @@
     <w:p>
       <w:pPr>
         <w:pStyle w:val="Normaalweb"/>
-        <w:divId w:val="1883439195"/>
+        <w:divId w:val="6182032"/>
         <w:rPr>
           <w:lang w:val="nl-NL"/>
         </w:rPr>
@@ -5829,7 +5829,7 @@
     </w:p>
     <w:p>
       <w:pPr>
-        <w:divId w:val="288359975"/>
+        <w:divId w:val="559555080"/>
         <w:rPr>
           <w:color w:val="555555"/>
           <w:sz w:val="20"/>
@@ -5851,7 +5851,7 @@
       <w:pPr>
         <w:pStyle w:val="marker"/>
         <w:ind w:left="800" w:right="800"/>
-        <w:divId w:val="1883439195"/>
+        <w:divId w:val="6182032"/>
         <w:rPr>
           <w:lang w:val="nl-NL"/>
         </w:rPr>
@@ -5863,13 +5863,13 @@
     <w:p>
       <w:pPr>
         <w:pStyle w:val="Kop3"/>
-        <w:divId w:val="1883439195"/>
-        <w:rPr>
-          <w:rFonts w:eastAsia="Times New Roman"/>
-          <w:lang w:val="nl-NL"/>
-        </w:rPr>
-      </w:pPr>
-      <w:bookmarkStart w:id="10" w:name="_Toc242175190"/>
+        <w:divId w:val="6182032"/>
+        <w:rPr>
+          <w:rFonts w:eastAsia="Times New Roman"/>
+          <w:lang w:val="nl-NL"/>
+        </w:rPr>
+      </w:pPr>
+      <w:bookmarkStart w:id="10" w:name="_Toc242178546"/>
       <w:r>
         <w:rPr>
           <w:rFonts w:eastAsia="Times New Roman"/>
@@ -5882,7 +5882,7 @@
     <w:p>
       <w:pPr>
         <w:pStyle w:val="subtitel"/>
-        <w:divId w:val="1883439195"/>
+        <w:divId w:val="6182032"/>
         <w:rPr>
           <w:lang w:val="nl-NL"/>
         </w:rPr>
@@ -5897,7 +5897,7 @@
     <w:p>
       <w:pPr>
         <w:pStyle w:val="Normaalweb"/>
-        <w:divId w:val="1883439195"/>
+        <w:divId w:val="6182032"/>
         <w:rPr>
           <w:lang w:val="nl-NL"/>
         </w:rPr>
@@ -5918,7 +5918,7 @@
     <w:p>
       <w:pPr>
         <w:pStyle w:val="Normaalweb"/>
-        <w:divId w:val="1883439195"/>
+        <w:divId w:val="6182032"/>
         <w:rPr>
           <w:lang w:val="nl-NL"/>
         </w:rPr>
@@ -5939,7 +5939,7 @@
     <w:p>
       <w:pPr>
         <w:pStyle w:val="Normaalweb"/>
-        <w:divId w:val="1883439195"/>
+        <w:divId w:val="6182032"/>
         <w:rPr>
           <w:lang w:val="nl-NL"/>
         </w:rPr>
@@ -5959,7 +5959,7 @@
     </w:p>
     <w:p>
       <w:pPr>
-        <w:divId w:val="55321928"/>
+        <w:divId w:val="552228946"/>
         <w:rPr>
           <w:color w:val="555555"/>
           <w:sz w:val="20"/>
@@ -5979,7 +5979,7 @@
     </w:p>
     <w:p>
       <w:pPr>
-        <w:divId w:val="55321928"/>
+        <w:divId w:val="552228946"/>
         <w:rPr>
           <w:color w:val="555555"/>
           <w:sz w:val="20"/>
@@ -5999,7 +5999,7 @@
     </w:p>
     <w:p>
       <w:pPr>
-        <w:divId w:val="55321928"/>
+        <w:divId w:val="552228946"/>
         <w:rPr>
           <w:color w:val="555555"/>
           <w:sz w:val="20"/>
@@ -6019,7 +6019,7 @@
     </w:p>
     <w:p>
       <w:pPr>
-        <w:divId w:val="55321928"/>
+        <w:divId w:val="552228946"/>
         <w:rPr>
           <w:color w:val="555555"/>
           <w:sz w:val="20"/>
@@ -6039,7 +6039,7 @@
     </w:p>
     <w:p>
       <w:pPr>
-        <w:divId w:val="55321928"/>
+        <w:divId w:val="552228946"/>
         <w:rPr>
           <w:color w:val="555555"/>
           <w:sz w:val="20"/>
@@ -6061,7 +6061,7 @@
       <w:pPr>
         <w:pStyle w:val="marker"/>
         <w:ind w:left="800" w:right="800"/>
-        <w:divId w:val="1883439195"/>
+        <w:divId w:val="6182032"/>
         <w:rPr>
           <w:lang w:val="nl-NL"/>
         </w:rPr>
@@ -6073,13 +6073,13 @@
     <w:p>
       <w:pPr>
         <w:pStyle w:val="Kop3"/>
-        <w:divId w:val="1883439195"/>
-        <w:rPr>
-          <w:rFonts w:eastAsia="Times New Roman"/>
-          <w:lang w:val="nl-NL"/>
-        </w:rPr>
-      </w:pPr>
-      <w:bookmarkStart w:id="11" w:name="_Toc242175191"/>
+        <w:divId w:val="6182032"/>
+        <w:rPr>
+          <w:rFonts w:eastAsia="Times New Roman"/>
+          <w:lang w:val="nl-NL"/>
+        </w:rPr>
+      </w:pPr>
+      <w:bookmarkStart w:id="11" w:name="_Toc242178547"/>
       <w:r>
         <w:rPr>
           <w:rFonts w:eastAsia="Times New Roman"/>
@@ -6092,7 +6092,7 @@
     <w:p>
       <w:pPr>
         <w:pStyle w:val="subtitel"/>
-        <w:divId w:val="1883439195"/>
+        <w:divId w:val="6182032"/>
         <w:rPr>
           <w:lang w:val="nl-NL"/>
         </w:rPr>
@@ -6107,7 +6107,7 @@
     <w:p>
       <w:pPr>
         <w:pStyle w:val="Normaalweb"/>
-        <w:divId w:val="1883439195"/>
+        <w:divId w:val="6182032"/>
         <w:rPr>
           <w:lang w:val="nl-NL"/>
         </w:rPr>
@@ -6128,7 +6128,7 @@
     <w:p>
       <w:pPr>
         <w:pStyle w:val="Normaalweb"/>
-        <w:divId w:val="1883439195"/>
+        <w:divId w:val="6182032"/>
         <w:rPr>
           <w:lang w:val="nl-NL"/>
         </w:rPr>
@@ -6143,7 +6143,7 @@
     <w:p>
       <w:pPr>
         <w:pStyle w:val="Normaalweb"/>
-        <w:divId w:val="1883439195"/>
+        <w:divId w:val="6182032"/>
         <w:rPr>
           <w:lang w:val="nl-NL"/>
         </w:rPr>
@@ -6164,7 +6164,7 @@
     <w:p>
       <w:pPr>
         <w:pStyle w:val="Normaalweb"/>
-        <w:divId w:val="1883439195"/>
+        <w:divId w:val="6182032"/>
         <w:rPr>
           <w:lang w:val="nl-NL"/>
         </w:rPr>
@@ -6185,7 +6185,7 @@
     <w:p>
       <w:pPr>
         <w:pStyle w:val="Normaalweb"/>
-        <w:divId w:val="1883439195"/>
+        <w:divId w:val="6182032"/>
         <w:rPr>
           <w:lang w:val="nl-NL"/>
         </w:rPr>
@@ -6200,7 +6200,7 @@
     <w:p>
       <w:pPr>
         <w:pStyle w:val="Normaalweb"/>
-        <w:divId w:val="1883439195"/>
+        <w:divId w:val="6182032"/>
         <w:rPr>
           <w:lang w:val="nl-NL"/>
         </w:rPr>
@@ -6220,7 +6220,7 @@
     </w:p>
     <w:p>
       <w:pPr>
-        <w:divId w:val="1629093973"/>
+        <w:divId w:val="1657764676"/>
         <w:rPr>
           <w:color w:val="555555"/>
           <w:sz w:val="20"/>
@@ -6240,7 +6240,7 @@
     </w:p>
     <w:p>
       <w:pPr>
-        <w:divId w:val="1629093973"/>
+        <w:divId w:val="1657764676"/>
         <w:rPr>
           <w:color w:val="555555"/>
           <w:sz w:val="20"/>
@@ -6260,7 +6260,7 @@
     </w:p>
     <w:p>
       <w:pPr>
-        <w:divId w:val="1629093973"/>
+        <w:divId w:val="1657764676"/>
         <w:rPr>
           <w:color w:val="555555"/>
           <w:sz w:val="20"/>
@@ -6282,7 +6282,7 @@
       <w:pPr>
         <w:pStyle w:val="marker"/>
         <w:ind w:left="800" w:right="800"/>
-        <w:divId w:val="1883439195"/>
+        <w:divId w:val="6182032"/>
         <w:rPr>
           <w:lang w:val="nl-NL"/>
         </w:rPr>
@@ -6294,13 +6294,13 @@
     <w:p>
       <w:pPr>
         <w:pStyle w:val="Kop3"/>
-        <w:divId w:val="1883439195"/>
-        <w:rPr>
-          <w:rFonts w:eastAsia="Times New Roman"/>
-          <w:lang w:val="nl-NL"/>
-        </w:rPr>
-      </w:pPr>
-      <w:bookmarkStart w:id="12" w:name="_Toc242175192"/>
+        <w:divId w:val="6182032"/>
+        <w:rPr>
+          <w:rFonts w:eastAsia="Times New Roman"/>
+          <w:lang w:val="nl-NL"/>
+        </w:rPr>
+      </w:pPr>
+      <w:bookmarkStart w:id="12" w:name="_Toc242178548"/>
       <w:r>
         <w:rPr>
           <w:rFonts w:eastAsia="Times New Roman"/>
@@ -6313,7 +6313,7 @@
     <w:p>
       <w:pPr>
         <w:pStyle w:val="subtitel"/>
-        <w:divId w:val="1883439195"/>
+        <w:divId w:val="6182032"/>
         <w:rPr>
           <w:lang w:val="nl-NL"/>
         </w:rPr>
@@ -6328,7 +6328,7 @@
     <w:p>
       <w:pPr>
         <w:pStyle w:val="Normaalweb"/>
-        <w:divId w:val="1883439195"/>
+        <w:divId w:val="6182032"/>
         <w:rPr>
           <w:lang w:val="nl-NL"/>
         </w:rPr>
@@ -6349,7 +6349,7 @@
     <w:p>
       <w:pPr>
         <w:pStyle w:val="Normaalweb"/>
-        <w:divId w:val="1883439195"/>
+        <w:divId w:val="6182032"/>
         <w:rPr>
           <w:lang w:val="nl-NL"/>
         </w:rPr>
@@ -6370,7 +6370,7 @@
     <w:p>
       <w:pPr>
         <w:pStyle w:val="Normaalweb"/>
-        <w:divId w:val="1883439195"/>
+        <w:divId w:val="6182032"/>
         <w:rPr>
           <w:lang w:val="nl-NL"/>
         </w:rPr>
@@ -6385,7 +6385,7 @@
     <w:p>
       <w:pPr>
         <w:pStyle w:val="Normaalweb"/>
-        <w:divId w:val="1883439195"/>
+        <w:divId w:val="6182032"/>
         <w:rPr>
           <w:lang w:val="nl-NL"/>
         </w:rPr>
@@ -6400,7 +6400,7 @@
     <w:p>
       <w:pPr>
         <w:pStyle w:val="Normaalweb"/>
-        <w:divId w:val="1883439195"/>
+        <w:divId w:val="6182032"/>
         <w:rPr>
           <w:lang w:val="nl-NL"/>
         </w:rPr>
@@ -6415,7 +6415,7 @@
     <w:p>
       <w:pPr>
         <w:pStyle w:val="Normaalweb"/>
-        <w:divId w:val="1883439195"/>
+        <w:divId w:val="6182032"/>
         <w:rPr>
           <w:lang w:val="nl-NL"/>
         </w:rPr>
@@ -6435,7 +6435,7 @@
     </w:p>
     <w:p>
       <w:pPr>
-        <w:divId w:val="1407458660"/>
+        <w:divId w:val="67657200"/>
         <w:rPr>
           <w:color w:val="555555"/>
           <w:sz w:val="20"/>
@@ -6455,7 +6455,7 @@
     </w:p>
     <w:p>
       <w:pPr>
-        <w:divId w:val="1407458660"/>
+        <w:divId w:val="67657200"/>
         <w:rPr>
           <w:color w:val="555555"/>
           <w:sz w:val="20"/>
@@ -6477,7 +6477,7 @@
       <w:pPr>
         <w:pStyle w:val="marker"/>
         <w:ind w:left="800" w:right="800"/>
-        <w:divId w:val="1883439195"/>
+        <w:divId w:val="6182032"/>
         <w:rPr>
           <w:lang w:val="nl-NL"/>
         </w:rPr>
@@ -6489,13 +6489,13 @@
     <w:p>
       <w:pPr>
         <w:pStyle w:val="Kop3"/>
-        <w:divId w:val="1883439195"/>
-        <w:rPr>
-          <w:rFonts w:eastAsia="Times New Roman"/>
-          <w:lang w:val="nl-NL"/>
-        </w:rPr>
-      </w:pPr>
-      <w:bookmarkStart w:id="13" w:name="_Toc242175193"/>
+        <w:divId w:val="6182032"/>
+        <w:rPr>
+          <w:rFonts w:eastAsia="Times New Roman"/>
+          <w:lang w:val="nl-NL"/>
+        </w:rPr>
+      </w:pPr>
+      <w:bookmarkStart w:id="13" w:name="_Toc242178549"/>
       <w:r>
         <w:rPr>
           <w:rFonts w:eastAsia="Times New Roman"/>
@@ -6508,7 +6508,7 @@
     <w:p>
       <w:pPr>
         <w:pStyle w:val="subtitel"/>
-        <w:divId w:val="1883439195"/>
+        <w:divId w:val="6182032"/>
         <w:rPr>
           <w:lang w:val="nl-NL"/>
         </w:rPr>
@@ -6523,7 +6523,7 @@
     <w:p>
       <w:pPr>
         <w:pStyle w:val="Normaalweb"/>
-        <w:divId w:val="1883439195"/>
+        <w:divId w:val="6182032"/>
         <w:rPr>
           <w:lang w:val="nl-NL"/>
         </w:rPr>
@@ -6544,7 +6544,7 @@
     <w:p>
       <w:pPr>
         <w:pStyle w:val="Normaalweb"/>
-        <w:divId w:val="1883439195"/>
+        <w:divId w:val="6182032"/>
         <w:rPr>
           <w:lang w:val="nl-NL"/>
         </w:rPr>
@@ -6565,7 +6565,7 @@
     <w:p>
       <w:pPr>
         <w:pStyle w:val="Normaalweb"/>
-        <w:divId w:val="1883439195"/>
+        <w:divId w:val="6182032"/>
         <w:rPr>
           <w:lang w:val="nl-NL"/>
         </w:rPr>
@@ -6585,7 +6585,7 @@
     </w:p>
     <w:p>
       <w:pPr>
-        <w:divId w:val="533228593"/>
+        <w:divId w:val="1363824413"/>
         <w:rPr>
           <w:color w:val="555555"/>
           <w:sz w:val="20"/>
@@ -6605,7 +6605,7 @@
     </w:p>
     <w:p>
       <w:pPr>
-        <w:divId w:val="533228593"/>
+        <w:divId w:val="1363824413"/>
         <w:rPr>
           <w:color w:val="555555"/>
           <w:sz w:val="20"/>
@@ -6625,7 +6625,7 @@
     </w:p>
     <w:p>
       <w:pPr>
-        <w:divId w:val="533228593"/>
+        <w:divId w:val="1363824413"/>
         <w:rPr>
           <w:color w:val="555555"/>
           <w:sz w:val="20"/>
@@ -6645,7 +6645,7 @@
     </w:p>
     <w:p>
       <w:pPr>
-        <w:divId w:val="533228593"/>
+        <w:divId w:val="1363824413"/>
         <w:rPr>
           <w:color w:val="555555"/>
           <w:sz w:val="20"/>
@@ -6667,7 +6667,7 @@
       <w:pPr>
         <w:pStyle w:val="marker"/>
         <w:ind w:left="800" w:right="800"/>
-        <w:divId w:val="1883439195"/>
+        <w:divId w:val="6182032"/>
         <w:rPr>
           <w:lang w:val="nl-NL"/>
         </w:rPr>
@@ -6679,13 +6679,13 @@
     <w:p>
       <w:pPr>
         <w:pStyle w:val="Kop3"/>
-        <w:divId w:val="1883439195"/>
-        <w:rPr>
-          <w:rFonts w:eastAsia="Times New Roman"/>
-          <w:lang w:val="nl-NL"/>
-        </w:rPr>
-      </w:pPr>
-      <w:bookmarkStart w:id="14" w:name="_Toc242175194"/>
+        <w:divId w:val="6182032"/>
+        <w:rPr>
+          <w:rFonts w:eastAsia="Times New Roman"/>
+          <w:lang w:val="nl-NL"/>
+        </w:rPr>
+      </w:pPr>
+      <w:bookmarkStart w:id="14" w:name="_Toc242178550"/>
       <w:r>
         <w:rPr>
           <w:rFonts w:eastAsia="Times New Roman"/>
@@ -6698,7 +6698,7 @@
     <w:p>
       <w:pPr>
         <w:pStyle w:val="subtitel"/>
-        <w:divId w:val="1883439195"/>
+        <w:divId w:val="6182032"/>
         <w:rPr>
           <w:lang w:val="nl-NL"/>
         </w:rPr>
@@ -6713,7 +6713,7 @@
     <w:p>
       <w:pPr>
         <w:pStyle w:val="Normaalweb"/>
-        <w:divId w:val="1883439195"/>
+        <w:divId w:val="6182032"/>
         <w:rPr>
           <w:lang w:val="nl-NL"/>
         </w:rPr>
@@ -6734,7 +6734,7 @@
     <w:p>
       <w:pPr>
         <w:pStyle w:val="Normaalweb"/>
-        <w:divId w:val="1883439195"/>
+        <w:divId w:val="6182032"/>
         <w:rPr>
           <w:lang w:val="nl-NL"/>
         </w:rPr>
@@ -6755,7 +6755,7 @@
     <w:p>
       <w:pPr>
         <w:pStyle w:val="Normaalweb"/>
-        <w:divId w:val="1883439195"/>
+        <w:divId w:val="6182032"/>
         <w:rPr>
           <w:lang w:val="nl-NL"/>
         </w:rPr>
@@ -6776,7 +6776,7 @@
     <w:p>
       <w:pPr>
         <w:pStyle w:val="Normaalweb"/>
-        <w:divId w:val="1883439195"/>
+        <w:divId w:val="6182032"/>
         <w:rPr>
           <w:lang w:val="nl-NL"/>
         </w:rPr>
@@ -6796,7 +6796,7 @@
     </w:p>
     <w:p>
       <w:pPr>
-        <w:divId w:val="1010330007"/>
+        <w:divId w:val="441613505"/>
         <w:rPr>
           <w:color w:val="555555"/>
           <w:sz w:val="20"/>
@@ -6816,7 +6816,7 @@
     </w:p>
     <w:p>
       <w:pPr>
-        <w:divId w:val="1010330007"/>
+        <w:divId w:val="441613505"/>
         <w:rPr>
           <w:color w:val="555555"/>
           <w:sz w:val="20"/>
@@ -6838,7 +6838,7 @@
       <w:pPr>
         <w:pStyle w:val="marker"/>
         <w:ind w:left="800" w:right="800"/>
-        <w:divId w:val="1883439195"/>
+        <w:divId w:val="6182032"/>
         <w:rPr>
           <w:lang w:val="nl-NL"/>
         </w:rPr>
@@ -6850,13 +6850,13 @@
     <w:p>
       <w:pPr>
         <w:pStyle w:val="Kop3"/>
-        <w:divId w:val="1883439195"/>
-        <w:rPr>
-          <w:rFonts w:eastAsia="Times New Roman"/>
-          <w:lang w:val="nl-NL"/>
-        </w:rPr>
-      </w:pPr>
-      <w:bookmarkStart w:id="15" w:name="_Toc242175195"/>
+        <w:divId w:val="6182032"/>
+        <w:rPr>
+          <w:rFonts w:eastAsia="Times New Roman"/>
+          <w:lang w:val="nl-NL"/>
+        </w:rPr>
+      </w:pPr>
+      <w:bookmarkStart w:id="15" w:name="_Toc242178551"/>
       <w:r>
         <w:rPr>
           <w:rFonts w:eastAsia="Times New Roman"/>
@@ -6869,7 +6869,7 @@
     <w:p>
       <w:pPr>
         <w:pStyle w:val="subtitel"/>
-        <w:divId w:val="1883439195"/>
+        <w:divId w:val="6182032"/>
         <w:rPr>
           <w:lang w:val="nl-NL"/>
         </w:rPr>
@@ -6884,7 +6884,7 @@
     <w:p>
       <w:pPr>
         <w:pStyle w:val="Normaalweb"/>
-        <w:divId w:val="1883439195"/>
+        <w:divId w:val="6182032"/>
         <w:rPr>
           <w:lang w:val="nl-NL"/>
         </w:rPr>
@@ -6905,7 +6905,7 @@
     <w:p>
       <w:pPr>
         <w:pStyle w:val="Normaalweb"/>
-        <w:divId w:val="1883439195"/>
+        <w:divId w:val="6182032"/>
         <w:rPr>
           <w:lang w:val="nl-NL"/>
         </w:rPr>
@@ -6926,7 +6926,7 @@
     <w:p>
       <w:pPr>
         <w:pStyle w:val="Normaalweb"/>
-        <w:divId w:val="1883439195"/>
+        <w:divId w:val="6182032"/>
         <w:rPr>
           <w:lang w:val="nl-NL"/>
         </w:rPr>
@@ -6947,7 +6947,7 @@
     <w:p>
       <w:pPr>
         <w:pStyle w:val="Normaalweb"/>
-        <w:divId w:val="1883439195"/>
+        <w:divId w:val="6182032"/>
         <w:rPr>
           <w:lang w:val="nl-NL"/>
         </w:rPr>
@@ -6967,7 +6967,7 @@
     </w:p>
     <w:p>
       <w:pPr>
-        <w:divId w:val="1801654561"/>
+        <w:divId w:val="583682496"/>
         <w:rPr>
           <w:color w:val="555555"/>
           <w:sz w:val="20"/>
@@ -6987,7 +6987,7 @@
     </w:p>
     <w:p>
       <w:pPr>
-        <w:divId w:val="1801654561"/>
+        <w:divId w:val="583682496"/>
         <w:rPr>
           <w:color w:val="555555"/>
           <w:sz w:val="20"/>
@@ -7009,7 +7009,7 @@
       <w:pPr>
         <w:pStyle w:val="marker"/>
         <w:ind w:left="800" w:right="800"/>
-        <w:divId w:val="1883439195"/>
+        <w:divId w:val="6182032"/>
         <w:rPr>
           <w:lang w:val="nl-NL"/>
         </w:rPr>
@@ -7021,13 +7021,13 @@
     <w:p>
       <w:pPr>
         <w:pStyle w:val="Kop3"/>
-        <w:divId w:val="1883439195"/>
-        <w:rPr>
-          <w:rFonts w:eastAsia="Times New Roman"/>
-          <w:lang w:val="nl-NL"/>
-        </w:rPr>
-      </w:pPr>
-      <w:bookmarkStart w:id="16" w:name="_Toc242175196"/>
+        <w:divId w:val="6182032"/>
+        <w:rPr>
+          <w:rFonts w:eastAsia="Times New Roman"/>
+          <w:lang w:val="nl-NL"/>
+        </w:rPr>
+      </w:pPr>
+      <w:bookmarkStart w:id="16" w:name="_Toc242178552"/>
       <w:r>
         <w:rPr>
           <w:rFonts w:eastAsia="Times New Roman"/>
@@ -7040,7 +7040,7 @@
     <w:p>
       <w:pPr>
         <w:pStyle w:val="subtitel"/>
-        <w:divId w:val="1883439195"/>
+        <w:divId w:val="6182032"/>
         <w:rPr>
           <w:lang w:val="nl-NL"/>
         </w:rPr>
@@ -7055,7 +7055,7 @@
     <w:p>
       <w:pPr>
         <w:pStyle w:val="Normaalweb"/>
-        <w:divId w:val="1883439195"/>
+        <w:divId w:val="6182032"/>
         <w:rPr>
           <w:lang w:val="nl-NL"/>
         </w:rPr>
@@ -7076,7 +7076,7 @@
     <w:p>
       <w:pPr>
         <w:pStyle w:val="Normaalweb"/>
-        <w:divId w:val="1883439195"/>
+        <w:divId w:val="6182032"/>
         <w:rPr>
           <w:lang w:val="nl-NL"/>
         </w:rPr>
@@ -7097,7 +7097,7 @@
     <w:p>
       <w:pPr>
         <w:pStyle w:val="Normaalweb"/>
-        <w:divId w:val="1883439195"/>
+        <w:divId w:val="6182032"/>
         <w:rPr>
           <w:lang w:val="nl-NL"/>
         </w:rPr>
@@ -7123,7 +7123,7 @@
     </w:p>
     <w:p>
       <w:pPr>
-        <w:divId w:val="949824611"/>
+        <w:divId w:val="2073460294"/>
         <w:rPr>
           <w:color w:val="555555"/>
           <w:sz w:val="20"/>
@@ -7143,7 +7143,7 @@
     </w:p>
     <w:p>
       <w:pPr>
-        <w:divId w:val="949824611"/>
+        <w:divId w:val="2073460294"/>
         <w:rPr>
           <w:color w:val="555555"/>
           <w:sz w:val="20"/>
@@ -7163,7 +7163,7 @@
     </w:p>
     <w:p>
       <w:pPr>
-        <w:divId w:val="949824611"/>
+        <w:divId w:val="2073460294"/>
         <w:rPr>
           <w:color w:val="555555"/>
           <w:sz w:val="20"/>
@@ -7183,7 +7183,7 @@
     </w:p>
     <w:p>
       <w:pPr>
-        <w:divId w:val="949824611"/>
+        <w:divId w:val="2073460294"/>
         <w:rPr>
           <w:color w:val="555555"/>
           <w:sz w:val="20"/>
@@ -7205,7 +7205,7 @@
       <w:pPr>
         <w:pStyle w:val="marker"/>
         <w:ind w:left="800" w:right="800"/>
-        <w:divId w:val="1883439195"/>
+        <w:divId w:val="6182032"/>
         <w:rPr>
           <w:lang w:val="nl-NL"/>
         </w:rPr>
@@ -7217,13 +7217,13 @@
     <w:p>
       <w:pPr>
         <w:pStyle w:val="Kop3"/>
-        <w:divId w:val="1883439195"/>
-        <w:rPr>
-          <w:rFonts w:eastAsia="Times New Roman"/>
-          <w:lang w:val="nl-NL"/>
-        </w:rPr>
-      </w:pPr>
-      <w:bookmarkStart w:id="17" w:name="_Toc242175197"/>
+        <w:divId w:val="6182032"/>
+        <w:rPr>
+          <w:rFonts w:eastAsia="Times New Roman"/>
+          <w:lang w:val="nl-NL"/>
+        </w:rPr>
+      </w:pPr>
+      <w:bookmarkStart w:id="17" w:name="_Toc242178553"/>
       <w:r>
         <w:rPr>
           <w:rFonts w:eastAsia="Times New Roman"/>
@@ -7236,7 +7236,7 @@
     <w:p>
       <w:pPr>
         <w:pStyle w:val="subtitel"/>
-        <w:divId w:val="1883439195"/>
+        <w:divId w:val="6182032"/>
         <w:rPr>
           <w:lang w:val="nl-NL"/>
         </w:rPr>
@@ -7251,7 +7251,7 @@
     <w:p>
       <w:pPr>
         <w:pStyle w:val="Normaalweb"/>
-        <w:divId w:val="1883439195"/>
+        <w:divId w:val="6182032"/>
         <w:rPr>
           <w:lang w:val="nl-NL"/>
         </w:rPr>
@@ -7272,7 +7272,7 @@
     <w:p>
       <w:pPr>
         <w:pStyle w:val="Normaalweb"/>
-        <w:divId w:val="1883439195"/>
+        <w:divId w:val="6182032"/>
         <w:rPr>
           <w:lang w:val="nl-NL"/>
         </w:rPr>
@@ -7293,7 +7293,7 @@
     <w:p>
       <w:pPr>
         <w:pStyle w:val="Normaalweb"/>
-        <w:divId w:val="1883439195"/>
+        <w:divId w:val="6182032"/>
         <w:rPr>
           <w:lang w:val="nl-NL"/>
         </w:rPr>
@@ -7313,7 +7313,7 @@
     </w:p>
     <w:p>
       <w:pPr>
-        <w:divId w:val="1885631792"/>
+        <w:divId w:val="1755391718"/>
         <w:rPr>
           <w:color w:val="555555"/>
           <w:sz w:val="20"/>
@@ -7333,7 +7333,7 @@
     </w:p>
     <w:p>
       <w:pPr>
-        <w:divId w:val="1885631792"/>
+        <w:divId w:val="1755391718"/>
         <w:rPr>
           <w:color w:val="555555"/>
           <w:sz w:val="20"/>
@@ -7353,7 +7353,7 @@
     </w:p>
     <w:p>
       <w:pPr>
-        <w:divId w:val="1885631792"/>
+        <w:divId w:val="1755391718"/>
         <w:rPr>
           <w:color w:val="555555"/>
           <w:sz w:val="20"/>
@@ -7373,7 +7373,7 @@
     </w:p>
     <w:p>
       <w:pPr>
-        <w:divId w:val="1885631792"/>
+        <w:divId w:val="1755391718"/>
         <w:rPr>
           <w:color w:val="555555"/>
           <w:sz w:val="20"/>
@@ -7395,7 +7395,7 @@
       <w:pPr>
         <w:pStyle w:val="marker"/>
         <w:ind w:left="800" w:right="800"/>
-        <w:divId w:val="1883439195"/>
+        <w:divId w:val="6182032"/>
         <w:rPr>
           <w:lang w:val="nl-NL"/>
         </w:rPr>
@@ -7407,13 +7407,13 @@
     <w:p>
       <w:pPr>
         <w:pStyle w:val="Kop3"/>
-        <w:divId w:val="1883439195"/>
-        <w:rPr>
-          <w:rFonts w:eastAsia="Times New Roman"/>
-          <w:lang w:val="nl-NL"/>
-        </w:rPr>
-      </w:pPr>
-      <w:bookmarkStart w:id="18" w:name="_Toc242175198"/>
+        <w:divId w:val="6182032"/>
+        <w:rPr>
+          <w:rFonts w:eastAsia="Times New Roman"/>
+          <w:lang w:val="nl-NL"/>
+        </w:rPr>
+      </w:pPr>
+      <w:bookmarkStart w:id="18" w:name="_Toc242178554"/>
       <w:r>
         <w:rPr>
           <w:rFonts w:eastAsia="Times New Roman"/>
@@ -7426,7 +7426,7 @@
     <w:p>
       <w:pPr>
         <w:pStyle w:val="subtitel"/>
-        <w:divId w:val="1883439195"/>
+        <w:divId w:val="6182032"/>
         <w:rPr>
           <w:lang w:val="nl-NL"/>
         </w:rPr>
@@ -7441,7 +7441,7 @@
     <w:p>
       <w:pPr>
         <w:pStyle w:val="Normaalweb"/>
-        <w:divId w:val="1883439195"/>
+        <w:divId w:val="6182032"/>
         <w:rPr>
           <w:lang w:val="nl-NL"/>
         </w:rPr>
@@ -7462,7 +7462,7 @@
     <w:p>
       <w:pPr>
         <w:pStyle w:val="Normaalweb"/>
-        <w:divId w:val="1883439195"/>
+        <w:divId w:val="6182032"/>
         <w:rPr>
           <w:lang w:val="nl-NL"/>
         </w:rPr>
@@ -7483,7 +7483,7 @@
     <w:p>
       <w:pPr>
         <w:pStyle w:val="Normaalweb"/>
-        <w:divId w:val="1883439195"/>
+        <w:divId w:val="6182032"/>
         <w:rPr>
           <w:lang w:val="nl-NL"/>
         </w:rPr>
@@ -7503,7 +7503,7 @@
     </w:p>
     <w:p>
       <w:pPr>
-        <w:divId w:val="1809592397"/>
+        <w:divId w:val="1386829412"/>
         <w:rPr>
           <w:color w:val="555555"/>
           <w:sz w:val="20"/>
@@ -7525,7 +7525,7 @@
       <w:pPr>
         <w:pStyle w:val="marker"/>
         <w:ind w:left="800" w:right="800"/>
-        <w:divId w:val="1883439195"/>
+        <w:divId w:val="6182032"/>
         <w:rPr>
           <w:lang w:val="nl-NL"/>
         </w:rPr>
@@ -7537,13 +7537,13 @@
     <w:p>
       <w:pPr>
         <w:pStyle w:val="Kop2"/>
-        <w:divId w:val="1883439195"/>
-        <w:rPr>
-          <w:rFonts w:eastAsia="Times New Roman"/>
-          <w:lang w:val="nl-NL"/>
-        </w:rPr>
-      </w:pPr>
-      <w:bookmarkStart w:id="19" w:name="_Toc242175199"/>
+        <w:divId w:val="6182032"/>
+        <w:rPr>
+          <w:rFonts w:eastAsia="Times New Roman"/>
+          <w:lang w:val="nl-NL"/>
+        </w:rPr>
+      </w:pPr>
+      <w:bookmarkStart w:id="19" w:name="_Toc242178555"/>
       <w:r>
         <w:rPr>
           <w:rFonts w:eastAsia="Times New Roman"/>
@@ -7563,13 +7563,13 @@
     <w:p>
       <w:pPr>
         <w:pStyle w:val="Kop3"/>
-        <w:divId w:val="1883439195"/>
-        <w:rPr>
-          <w:rFonts w:eastAsia="Times New Roman"/>
-          <w:lang w:val="nl-NL"/>
-        </w:rPr>
-      </w:pPr>
-      <w:bookmarkStart w:id="20" w:name="_Toc242175200"/>
+        <w:divId w:val="6182032"/>
+        <w:rPr>
+          <w:rFonts w:eastAsia="Times New Roman"/>
+          <w:lang w:val="nl-NL"/>
+        </w:rPr>
+      </w:pPr>
+      <w:bookmarkStart w:id="20" w:name="_Toc242178556"/>
       <w:r>
         <w:rPr>
           <w:rFonts w:eastAsia="Times New Roman"/>
@@ -7582,7 +7582,7 @@
     <w:p>
       <w:pPr>
         <w:pStyle w:val="subtitel"/>
-        <w:divId w:val="1883439195"/>
+        <w:divId w:val="6182032"/>
         <w:rPr>
           <w:lang w:val="nl-NL"/>
         </w:rPr>
@@ -7597,7 +7597,7 @@
     <w:p>
       <w:pPr>
         <w:pStyle w:val="Normaalweb"/>
-        <w:divId w:val="1883439195"/>
+        <w:divId w:val="6182032"/>
         <w:rPr>
           <w:lang w:val="nl-NL"/>
         </w:rPr>
@@ -7618,7 +7618,7 @@
     <w:p>
       <w:pPr>
         <w:pStyle w:val="Normaalweb"/>
-        <w:divId w:val="1883439195"/>
+        <w:divId w:val="6182032"/>
         <w:rPr>
           <w:lang w:val="nl-NL"/>
         </w:rPr>
@@ -7639,7 +7639,7 @@
     <w:p>
       <w:pPr>
         <w:pStyle w:val="Normaalweb"/>
-        <w:divId w:val="1883439195"/>
+        <w:divId w:val="6182032"/>
         <w:rPr>
           <w:lang w:val="nl-NL"/>
         </w:rPr>
@@ -7659,7 +7659,7 @@
     </w:p>
     <w:p>
       <w:pPr>
-        <w:divId w:val="478424446"/>
+        <w:divId w:val="1396276205"/>
         <w:rPr>
           <w:color w:val="555555"/>
           <w:sz w:val="20"/>
@@ -7681,7 +7681,7 @@
       <w:pPr>
         <w:pStyle w:val="marker"/>
         <w:ind w:left="800" w:right="800"/>
-        <w:divId w:val="1883439195"/>
+        <w:divId w:val="6182032"/>
         <w:rPr>
           <w:lang w:val="nl-NL"/>
         </w:rPr>
@@ -7693,13 +7693,13 @@
     <w:p>
       <w:pPr>
         <w:pStyle w:val="Kop3"/>
-        <w:divId w:val="1883439195"/>
-        <w:rPr>
-          <w:rFonts w:eastAsia="Times New Roman"/>
-          <w:lang w:val="nl-NL"/>
-        </w:rPr>
-      </w:pPr>
-      <w:bookmarkStart w:id="21" w:name="_Toc242175201"/>
+        <w:divId w:val="6182032"/>
+        <w:rPr>
+          <w:rFonts w:eastAsia="Times New Roman"/>
+          <w:lang w:val="nl-NL"/>
+        </w:rPr>
+      </w:pPr>
+      <w:bookmarkStart w:id="21" w:name="_Toc242178557"/>
       <w:r>
         <w:rPr>
           <w:rFonts w:eastAsia="Times New Roman"/>
@@ -7712,7 +7712,7 @@
     <w:p>
       <w:pPr>
         <w:pStyle w:val="subtitel"/>
-        <w:divId w:val="1883439195"/>
+        <w:divId w:val="6182032"/>
         <w:rPr>
           <w:lang w:val="nl-NL"/>
         </w:rPr>
@@ -7727,7 +7727,7 @@
     <w:p>
       <w:pPr>
         <w:pStyle w:val="Normaalweb"/>
-        <w:divId w:val="1883439195"/>
+        <w:divId w:val="6182032"/>
         <w:rPr>
           <w:lang w:val="nl-NL"/>
         </w:rPr>
@@ -7748,7 +7748,7 @@
     <w:p>
       <w:pPr>
         <w:pStyle w:val="Normaalweb"/>
-        <w:divId w:val="1883439195"/>
+        <w:divId w:val="6182032"/>
         <w:rPr>
           <w:lang w:val="nl-NL"/>
         </w:rPr>
@@ -7769,7 +7769,7 @@
     <w:p>
       <w:pPr>
         <w:pStyle w:val="Normaalweb"/>
-        <w:divId w:val="1883439195"/>
+        <w:divId w:val="6182032"/>
         <w:rPr>
           <w:lang w:val="nl-NL"/>
         </w:rPr>
@@ -7790,7 +7790,7 @@
     <w:p>
       <w:pPr>
         <w:pStyle w:val="Normaalweb"/>
-        <w:divId w:val="1883439195"/>
+        <w:divId w:val="6182032"/>
         <w:rPr>
           <w:lang w:val="nl-NL"/>
         </w:rPr>
@@ -7810,7 +7810,7 @@
     </w:p>
     <w:p>
       <w:pPr>
-        <w:divId w:val="1299650585"/>
+        <w:divId w:val="1867791669"/>
         <w:rPr>
           <w:color w:val="555555"/>
           <w:sz w:val="20"/>
@@ -7832,7 +7832,7 @@
       <w:pPr>
         <w:pStyle w:val="marker"/>
         <w:ind w:left="800" w:right="800"/>
-        <w:divId w:val="1883439195"/>
+        <w:divId w:val="6182032"/>
         <w:rPr>
           <w:lang w:val="nl-NL"/>
         </w:rPr>
@@ -7844,13 +7844,13 @@
     <w:p>
       <w:pPr>
         <w:pStyle w:val="Kop3"/>
-        <w:divId w:val="1883439195"/>
-        <w:rPr>
-          <w:rFonts w:eastAsia="Times New Roman"/>
-          <w:lang w:val="nl-NL"/>
-        </w:rPr>
-      </w:pPr>
-      <w:bookmarkStart w:id="22" w:name="_Toc242175202"/>
+        <w:divId w:val="6182032"/>
+        <w:rPr>
+          <w:rFonts w:eastAsia="Times New Roman"/>
+          <w:lang w:val="nl-NL"/>
+        </w:rPr>
+      </w:pPr>
+      <w:bookmarkStart w:id="22" w:name="_Toc242178558"/>
       <w:r>
         <w:rPr>
           <w:rFonts w:eastAsia="Times New Roman"/>
@@ -7863,7 +7863,7 @@
     <w:p>
       <w:pPr>
         <w:pStyle w:val="subtitel"/>
-        <w:divId w:val="1883439195"/>
+        <w:divId w:val="6182032"/>
         <w:rPr>
           <w:lang w:val="nl-NL"/>
         </w:rPr>
@@ -7878,7 +7878,7 @@
     <w:p>
       <w:pPr>
         <w:pStyle w:val="Normaalweb"/>
-        <w:divId w:val="1883439195"/>
+        <w:divId w:val="6182032"/>
         <w:rPr>
           <w:lang w:val="nl-NL"/>
         </w:rPr>
@@ -7899,7 +7899,7 @@
     <w:p>
       <w:pPr>
         <w:pStyle w:val="Normaalweb"/>
-        <w:divId w:val="1883439195"/>
+        <w:divId w:val="6182032"/>
         <w:rPr>
           <w:lang w:val="nl-NL"/>
         </w:rPr>
@@ -7914,7 +7914,7 @@
     <w:p>
       <w:pPr>
         <w:pStyle w:val="Normaalweb"/>
-        <w:divId w:val="1883439195"/>
+        <w:divId w:val="6182032"/>
         <w:rPr>
           <w:lang w:val="nl-NL"/>
         </w:rPr>
@@ -7935,7 +7935,7 @@
     <w:p>
       <w:pPr>
         <w:pStyle w:val="Normaalweb"/>
-        <w:divId w:val="1883439195"/>
+        <w:divId w:val="6182032"/>
         <w:rPr>
           <w:lang w:val="nl-NL"/>
         </w:rPr>
@@ -7949,7 +7949,7 @@
     </w:p>
     <w:p>
       <w:pPr>
-        <w:divId w:val="231231920"/>
+        <w:divId w:val="788352207"/>
         <w:rPr>
           <w:color w:val="555555"/>
           <w:sz w:val="20"/>
@@ -7971,7 +7971,7 @@
       <w:pPr>
         <w:pStyle w:val="marker"/>
         <w:ind w:left="800" w:right="800"/>
-        <w:divId w:val="1883439195"/>
+        <w:divId w:val="6182032"/>
         <w:rPr>
           <w:lang w:val="nl-NL"/>
         </w:rPr>
@@ -7983,13 +7983,13 @@
     <w:p>
       <w:pPr>
         <w:pStyle w:val="Kop3"/>
-        <w:divId w:val="1883439195"/>
-        <w:rPr>
-          <w:rFonts w:eastAsia="Times New Roman"/>
-          <w:lang w:val="nl-NL"/>
-        </w:rPr>
-      </w:pPr>
-      <w:bookmarkStart w:id="23" w:name="_Toc242175203"/>
+        <w:divId w:val="6182032"/>
+        <w:rPr>
+          <w:rFonts w:eastAsia="Times New Roman"/>
+          <w:lang w:val="nl-NL"/>
+        </w:rPr>
+      </w:pPr>
+      <w:bookmarkStart w:id="23" w:name="_Toc242178559"/>
       <w:r>
         <w:rPr>
           <w:rFonts w:eastAsia="Times New Roman"/>
@@ -8002,7 +8002,7 @@
     <w:p>
       <w:pPr>
         <w:pStyle w:val="subtitel"/>
-        <w:divId w:val="1883439195"/>
+        <w:divId w:val="6182032"/>
         <w:rPr>
           <w:lang w:val="nl-NL"/>
         </w:rPr>
@@ -8017,7 +8017,7 @@
     <w:p>
       <w:pPr>
         <w:pStyle w:val="Normaalweb"/>
-        <w:divId w:val="1883439195"/>
+        <w:divId w:val="6182032"/>
         <w:rPr>
           <w:lang w:val="nl-NL"/>
         </w:rPr>
@@ -8038,7 +8038,7 @@
     <w:p>
       <w:pPr>
         <w:pStyle w:val="Normaalweb"/>
-        <w:divId w:val="1883439195"/>
+        <w:divId w:val="6182032"/>
         <w:rPr>
           <w:lang w:val="nl-NL"/>
         </w:rPr>
@@ -8053,7 +8053,7 @@
     <w:p>
       <w:pPr>
         <w:pStyle w:val="Normaalweb"/>
-        <w:divId w:val="1883439195"/>
+        <w:divId w:val="6182032"/>
         <w:rPr>
           <w:lang w:val="nl-NL"/>
         </w:rPr>
@@ -8069,7 +8069,7 @@
       <w:pPr>
         <w:pStyle w:val="marker"/>
         <w:ind w:left="800" w:right="800"/>
-        <w:divId w:val="1883439195"/>
+        <w:divId w:val="6182032"/>
         <w:rPr>
           <w:lang w:val="nl-NL"/>
         </w:rPr>
@@ -8081,13 +8081,13 @@
     <w:p>
       <w:pPr>
         <w:pStyle w:val="Kop3"/>
-        <w:divId w:val="1883439195"/>
-        <w:rPr>
-          <w:rFonts w:eastAsia="Times New Roman"/>
-          <w:lang w:val="nl-NL"/>
-        </w:rPr>
-      </w:pPr>
-      <w:bookmarkStart w:id="24" w:name="_Toc242175204"/>
+        <w:divId w:val="6182032"/>
+        <w:rPr>
+          <w:rFonts w:eastAsia="Times New Roman"/>
+          <w:lang w:val="nl-NL"/>
+        </w:rPr>
+      </w:pPr>
+      <w:bookmarkStart w:id="24" w:name="_Toc242178560"/>
       <w:r>
         <w:rPr>
           <w:rFonts w:eastAsia="Times New Roman"/>
@@ -8100,7 +8100,7 @@
     <w:p>
       <w:pPr>
         <w:pStyle w:val="subtitel"/>
-        <w:divId w:val="1883439195"/>
+        <w:divId w:val="6182032"/>
         <w:rPr>
           <w:lang w:val="nl-NL"/>
         </w:rPr>
@@ -8115,7 +8115,7 @@
     <w:p>
       <w:pPr>
         <w:pStyle w:val="Normaalweb"/>
-        <w:divId w:val="1883439195"/>
+        <w:divId w:val="6182032"/>
         <w:rPr>
           <w:lang w:val="nl-NL"/>
         </w:rPr>
@@ -8130,7 +8130,7 @@
     <w:p>
       <w:pPr>
         <w:pStyle w:val="Normaalweb"/>
-        <w:divId w:val="1883439195"/>
+        <w:divId w:val="6182032"/>
         <w:rPr>
           <w:lang w:val="nl-NL"/>
         </w:rPr>
@@ -8145,7 +8145,7 @@
     <w:p>
       <w:pPr>
         <w:pStyle w:val="Normaalweb"/>
-        <w:divId w:val="1883439195"/>
+        <w:divId w:val="6182032"/>
         <w:rPr>
           <w:lang w:val="nl-NL"/>
         </w:rPr>
@@ -8165,7 +8165,7 @@
     </w:p>
     <w:p>
       <w:pPr>
-        <w:divId w:val="1517773715"/>
+        <w:divId w:val="846285662"/>
         <w:rPr>
           <w:color w:val="555555"/>
           <w:sz w:val="20"/>
@@ -8187,7 +8187,7 @@
       <w:pPr>
         <w:pStyle w:val="marker"/>
         <w:ind w:left="800" w:right="800"/>
-        <w:divId w:val="1883439195"/>
+        <w:divId w:val="6182032"/>
         <w:rPr>
           <w:lang w:val="nl-NL"/>
         </w:rPr>
@@ -8199,13 +8199,13 @@
     <w:p>
       <w:pPr>
         <w:pStyle w:val="Kop3"/>
-        <w:divId w:val="1883439195"/>
-        <w:rPr>
-          <w:rFonts w:eastAsia="Times New Roman"/>
-          <w:lang w:val="nl-NL"/>
-        </w:rPr>
-      </w:pPr>
-      <w:bookmarkStart w:id="25" w:name="_Toc242175205"/>
+        <w:divId w:val="6182032"/>
+        <w:rPr>
+          <w:rFonts w:eastAsia="Times New Roman"/>
+          <w:lang w:val="nl-NL"/>
+        </w:rPr>
+      </w:pPr>
+      <w:bookmarkStart w:id="25" w:name="_Toc242178561"/>
       <w:r>
         <w:rPr>
           <w:rFonts w:eastAsia="Times New Roman"/>
@@ -8218,7 +8218,7 @@
     <w:p>
       <w:pPr>
         <w:pStyle w:val="subtitel"/>
-        <w:divId w:val="1883439195"/>
+        <w:divId w:val="6182032"/>
         <w:rPr>
           <w:lang w:val="nl-NL"/>
         </w:rPr>
@@ -8233,7 +8233,7 @@
     <w:p>
       <w:pPr>
         <w:pStyle w:val="Normaalweb"/>
-        <w:divId w:val="1883439195"/>
+        <w:divId w:val="6182032"/>
         <w:rPr>
           <w:lang w:val="nl-NL"/>
         </w:rPr>
@@ -8254,7 +8254,7 @@
     <w:p>
       <w:pPr>
         <w:pStyle w:val="Normaalweb"/>
-        <w:divId w:val="1883439195"/>
+        <w:divId w:val="6182032"/>
         <w:rPr>
           <w:lang w:val="nl-NL"/>
         </w:rPr>
@@ -8269,7 +8269,7 @@
     <w:p>
       <w:pPr>
         <w:pStyle w:val="Normaalweb"/>
-        <w:divId w:val="1883439195"/>
+        <w:divId w:val="6182032"/>
         <w:rPr>
           <w:lang w:val="nl-NL"/>
         </w:rPr>
@@ -8285,7 +8285,7 @@
       <w:pPr>
         <w:pStyle w:val="marker"/>
         <w:ind w:left="800" w:right="800"/>
-        <w:divId w:val="1883439195"/>
+        <w:divId w:val="6182032"/>
         <w:rPr>
           <w:lang w:val="nl-NL"/>
         </w:rPr>
@@ -8297,13 +8297,13 @@
     <w:p>
       <w:pPr>
         <w:pStyle w:val="Kop3"/>
-        <w:divId w:val="1883439195"/>
-        <w:rPr>
-          <w:rFonts w:eastAsia="Times New Roman"/>
-          <w:lang w:val="nl-NL"/>
-        </w:rPr>
-      </w:pPr>
-      <w:bookmarkStart w:id="26" w:name="_Toc242175206"/>
+        <w:divId w:val="6182032"/>
+        <w:rPr>
+          <w:rFonts w:eastAsia="Times New Roman"/>
+          <w:lang w:val="nl-NL"/>
+        </w:rPr>
+      </w:pPr>
+      <w:bookmarkStart w:id="26" w:name="_Toc242178562"/>
       <w:r>
         <w:rPr>
           <w:rFonts w:eastAsia="Times New Roman"/>
@@ -8316,7 +8316,7 @@
     <w:p>
       <w:pPr>
         <w:pStyle w:val="subtitel"/>
-        <w:divId w:val="1883439195"/>
+        <w:divId w:val="6182032"/>
         <w:rPr>
           <w:lang w:val="nl-NL"/>
         </w:rPr>
@@ -8331,7 +8331,7 @@
     <w:p>
       <w:pPr>
         <w:pStyle w:val="Normaalweb"/>
-        <w:divId w:val="1883439195"/>
+        <w:divId w:val="6182032"/>
         <w:rPr>
           <w:lang w:val="nl-NL"/>
         </w:rPr>
@@ -8352,7 +8352,7 @@
     <w:p>
       <w:pPr>
         <w:pStyle w:val="Normaalweb"/>
-        <w:divId w:val="1883439195"/>
+        <w:divId w:val="6182032"/>
         <w:rPr>
           <w:lang w:val="nl-NL"/>
         </w:rPr>
@@ -8373,7 +8373,7 @@
     <w:p>
       <w:pPr>
         <w:pStyle w:val="Normaalweb"/>
-        <w:divId w:val="1883439195"/>
+        <w:divId w:val="6182032"/>
         <w:rPr>
           <w:lang w:val="nl-NL"/>
         </w:rPr>
@@ -8394,7 +8394,7 @@
     <w:p>
       <w:pPr>
         <w:pStyle w:val="Normaalweb"/>
-        <w:divId w:val="1883439195"/>
+        <w:divId w:val="6182032"/>
         <w:rPr>
           <w:lang w:val="nl-NL"/>
         </w:rPr>
@@ -8416,7 +8416,7 @@
       <w:pPr>
         <w:pStyle w:val="marker"/>
         <w:ind w:left="800" w:right="800"/>
-        <w:divId w:val="1883439195"/>
+        <w:divId w:val="6182032"/>
         <w:rPr>
           <w:lang w:val="nl-NL"/>
         </w:rPr>
@@ -8428,13 +8428,13 @@
     <w:p>
       <w:pPr>
         <w:pStyle w:val="Kop3"/>
-        <w:divId w:val="1883439195"/>
-        <w:rPr>
-          <w:rFonts w:eastAsia="Times New Roman"/>
-          <w:lang w:val="nl-NL"/>
-        </w:rPr>
-      </w:pPr>
-      <w:bookmarkStart w:id="27" w:name="_Toc242175207"/>
+        <w:divId w:val="6182032"/>
+        <w:rPr>
+          <w:rFonts w:eastAsia="Times New Roman"/>
+          <w:lang w:val="nl-NL"/>
+        </w:rPr>
+      </w:pPr>
+      <w:bookmarkStart w:id="27" w:name="_Toc242178563"/>
       <w:r>
         <w:rPr>
           <w:rFonts w:eastAsia="Times New Roman"/>
@@ -8447,7 +8447,7 @@
     <w:p>
       <w:pPr>
         <w:pStyle w:val="subtitel"/>
-        <w:divId w:val="1883439195"/>
+        <w:divId w:val="6182032"/>
         <w:rPr>
           <w:lang w:val="nl-NL"/>
         </w:rPr>
@@ -8462,7 +8462,7 @@
     <w:p>
       <w:pPr>
         <w:pStyle w:val="Normaalweb"/>
-        <w:divId w:val="1883439195"/>
+        <w:divId w:val="6182032"/>
         <w:rPr>
           <w:lang w:val="nl-NL"/>
         </w:rPr>
@@ -8483,7 +8483,7 @@
     <w:p>
       <w:pPr>
         <w:pStyle w:val="Normaalweb"/>
-        <w:divId w:val="1883439195"/>
+        <w:divId w:val="6182032"/>
         <w:rPr>
           <w:lang w:val="nl-NL"/>
         </w:rPr>
@@ -8504,7 +8504,7 @@
     <w:p>
       <w:pPr>
         <w:pStyle w:val="Normaalweb"/>
-        <w:divId w:val="1883439195"/>
+        <w:divId w:val="6182032"/>
         <w:rPr>
           <w:lang w:val="nl-NL"/>
         </w:rPr>
@@ -8526,7 +8526,7 @@
       <w:pPr>
         <w:pStyle w:val="marker"/>
         <w:ind w:left="800" w:right="800"/>
-        <w:divId w:val="1883439195"/>
+        <w:divId w:val="6182032"/>
         <w:rPr>
           <w:lang w:val="nl-NL"/>
         </w:rPr>
@@ -8538,13 +8538,13 @@
     <w:p>
       <w:pPr>
         <w:pStyle w:val="Kop3"/>
-        <w:divId w:val="1883439195"/>
-        <w:rPr>
-          <w:rFonts w:eastAsia="Times New Roman"/>
-          <w:lang w:val="nl-NL"/>
-        </w:rPr>
-      </w:pPr>
-      <w:bookmarkStart w:id="28" w:name="_Toc242175208"/>
+        <w:divId w:val="6182032"/>
+        <w:rPr>
+          <w:rFonts w:eastAsia="Times New Roman"/>
+          <w:lang w:val="nl-NL"/>
+        </w:rPr>
+      </w:pPr>
+      <w:bookmarkStart w:id="28" w:name="_Toc242178564"/>
       <w:r>
         <w:rPr>
           <w:rFonts w:eastAsia="Times New Roman"/>
@@ -8557,7 +8557,7 @@
     <w:p>
       <w:pPr>
         <w:pStyle w:val="subtitel"/>
-        <w:divId w:val="1883439195"/>
+        <w:divId w:val="6182032"/>
         <w:rPr>
           <w:lang w:val="nl-NL"/>
         </w:rPr>
@@ -8572,7 +8572,7 @@
     <w:p>
       <w:pPr>
         <w:pStyle w:val="Normaalweb"/>
-        <w:divId w:val="1883439195"/>
+        <w:divId w:val="6182032"/>
         <w:rPr>
           <w:lang w:val="nl-NL"/>
         </w:rPr>
@@ -8593,7 +8593,7 @@
     <w:p>
       <w:pPr>
         <w:pStyle w:val="Normaalweb"/>
-        <w:divId w:val="1883439195"/>
+        <w:divId w:val="6182032"/>
         <w:rPr>
           <w:lang w:val="nl-NL"/>
         </w:rPr>
@@ -8608,7 +8608,7 @@
     <w:p>
       <w:pPr>
         <w:pStyle w:val="Normaalweb"/>
-        <w:divId w:val="1883439195"/>
+        <w:divId w:val="6182032"/>
         <w:rPr>
           <w:lang w:val="nl-NL"/>
         </w:rPr>
@@ -8629,7 +8629,7 @@
     <w:p>
       <w:pPr>
         <w:pStyle w:val="Normaalweb"/>
-        <w:divId w:val="1883439195"/>
+        <w:divId w:val="6182032"/>
         <w:rPr>
           <w:lang w:val="nl-NL"/>
         </w:rPr>
@@ -8649,7 +8649,7 @@
     </w:p>
     <w:p>
       <w:pPr>
-        <w:divId w:val="633605793"/>
+        <w:divId w:val="2069184228"/>
         <w:rPr>
           <w:color w:val="555555"/>
           <w:sz w:val="20"/>
@@ -8669,7 +8669,7 @@
     </w:p>
     <w:p>
       <w:pPr>
-        <w:divId w:val="633605793"/>
+        <w:divId w:val="2069184228"/>
         <w:rPr>
           <w:color w:val="555555"/>
           <w:sz w:val="20"/>
@@ -8689,7 +8689,7 @@
     </w:p>
     <w:p>
       <w:pPr>
-        <w:divId w:val="633605793"/>
+        <w:divId w:val="2069184228"/>
         <w:rPr>
           <w:color w:val="555555"/>
           <w:sz w:val="20"/>
@@ -8711,7 +8711,7 @@
       <w:pPr>
         <w:pStyle w:val="marker"/>
         <w:ind w:left="800" w:right="800"/>
-        <w:divId w:val="1883439195"/>
+        <w:divId w:val="6182032"/>
         <w:rPr>
           <w:lang w:val="nl-NL"/>
         </w:rPr>
@@ -8723,13 +8723,13 @@
     <w:p>
       <w:pPr>
         <w:pStyle w:val="Kop3"/>
-        <w:divId w:val="1883439195"/>
-        <w:rPr>
-          <w:rFonts w:eastAsia="Times New Roman"/>
-          <w:lang w:val="nl-NL"/>
-        </w:rPr>
-      </w:pPr>
-      <w:bookmarkStart w:id="29" w:name="_Toc242175209"/>
+        <w:divId w:val="6182032"/>
+        <w:rPr>
+          <w:rFonts w:eastAsia="Times New Roman"/>
+          <w:lang w:val="nl-NL"/>
+        </w:rPr>
+      </w:pPr>
+      <w:bookmarkStart w:id="29" w:name="_Toc242178565"/>
       <w:r>
         <w:rPr>
           <w:rFonts w:eastAsia="Times New Roman"/>
@@ -8742,7 +8742,7 @@
     <w:p>
       <w:pPr>
         <w:pStyle w:val="subtitel"/>
-        <w:divId w:val="1883439195"/>
+        <w:divId w:val="6182032"/>
         <w:rPr>
           <w:lang w:val="nl-NL"/>
         </w:rPr>
@@ -8757,7 +8757,7 @@
     <w:p>
       <w:pPr>
         <w:pStyle w:val="Normaalweb"/>
-        <w:divId w:val="1883439195"/>
+        <w:divId w:val="6182032"/>
         <w:rPr>
           <w:lang w:val="nl-NL"/>
         </w:rPr>
@@ -8772,7 +8772,7 @@
     <w:p>
       <w:pPr>
         <w:pStyle w:val="Normaalweb"/>
-        <w:divId w:val="1883439195"/>
+        <w:divId w:val="6182032"/>
         <w:rPr>
           <w:lang w:val="nl-NL"/>
         </w:rPr>
@@ -8787,7 +8787,7 @@
     <w:p>
       <w:pPr>
         <w:pStyle w:val="Normaalweb"/>
-        <w:divId w:val="1883439195"/>
+        <w:divId w:val="6182032"/>
         <w:rPr>
           <w:lang w:val="nl-NL"/>
         </w:rPr>
@@ -8809,7 +8809,7 @@
       <w:pPr>
         <w:pStyle w:val="marker"/>
         <w:ind w:left="800" w:right="800"/>
-        <w:divId w:val="1883439195"/>
+        <w:divId w:val="6182032"/>
         <w:rPr>
           <w:lang w:val="nl-NL"/>
         </w:rPr>
@@ -8821,13 +8821,13 @@
     <w:p>
       <w:pPr>
         <w:pStyle w:val="Kop1"/>
-        <w:divId w:val="1883439195"/>
-        <w:rPr>
-          <w:rFonts w:eastAsia="Times New Roman"/>
-          <w:lang w:val="nl-NL"/>
-        </w:rPr>
-      </w:pPr>
-      <w:bookmarkStart w:id="30" w:name="_Toc242175210"/>
+        <w:divId w:val="6182032"/>
+        <w:rPr>
+          <w:rFonts w:eastAsia="Times New Roman"/>
+          <w:lang w:val="nl-NL"/>
+        </w:rPr>
+      </w:pPr>
+      <w:bookmarkStart w:id="30" w:name="_Toc242178566"/>
       <w:r>
         <w:rPr>
           <w:rFonts w:eastAsia="Times New Roman"/>
@@ -8840,13 +8840,13 @@
     <w:p>
       <w:pPr>
         <w:pStyle w:val="Kop2"/>
-        <w:divId w:val="1883439195"/>
-        <w:rPr>
-          <w:rFonts w:eastAsia="Times New Roman"/>
-          <w:lang w:val="nl-NL"/>
-        </w:rPr>
-      </w:pPr>
-      <w:bookmarkStart w:id="31" w:name="_Toc242175211"/>
+        <w:divId w:val="6182032"/>
+        <w:rPr>
+          <w:rFonts w:eastAsia="Times New Roman"/>
+          <w:lang w:val="nl-NL"/>
+        </w:rPr>
+      </w:pPr>
+      <w:bookmarkStart w:id="31" w:name="_Toc242178567"/>
       <w:r>
         <w:rPr>
           <w:rFonts w:eastAsia="Times New Roman"/>
@@ -8859,13 +8859,13 @@
     <w:p>
       <w:pPr>
         <w:pStyle w:val="Kop3"/>
-        <w:divId w:val="1883439195"/>
-        <w:rPr>
-          <w:rFonts w:eastAsia="Times New Roman"/>
-          <w:lang w:val="nl-NL"/>
-        </w:rPr>
-      </w:pPr>
-      <w:bookmarkStart w:id="32" w:name="_Toc242175212"/>
+        <w:divId w:val="6182032"/>
+        <w:rPr>
+          <w:rFonts w:eastAsia="Times New Roman"/>
+          <w:lang w:val="nl-NL"/>
+        </w:rPr>
+      </w:pPr>
+      <w:bookmarkStart w:id="32" w:name="_Toc242178568"/>
       <w:r>
         <w:rPr>
           <w:rFonts w:eastAsia="Times New Roman"/>
@@ -8878,7 +8878,7 @@
     <w:p>
       <w:pPr>
         <w:pStyle w:val="subtitel"/>
-        <w:divId w:val="1883439195"/>
+        <w:divId w:val="6182032"/>
         <w:rPr>
           <w:lang w:val="nl-NL"/>
         </w:rPr>
@@ -8893,7 +8893,7 @@
     <w:p>
       <w:pPr>
         <w:pStyle w:val="Normaalweb"/>
-        <w:divId w:val="1883439195"/>
+        <w:divId w:val="6182032"/>
         <w:rPr>
           <w:lang w:val="nl-NL"/>
         </w:rPr>
@@ -8914,7 +8914,7 @@
     <w:p>
       <w:pPr>
         <w:pStyle w:val="Normaalweb"/>
-        <w:divId w:val="1883439195"/>
+        <w:divId w:val="6182032"/>
         <w:rPr>
           <w:lang w:val="nl-NL"/>
         </w:rPr>
@@ -8929,7 +8929,7 @@
     <w:p>
       <w:pPr>
         <w:pStyle w:val="Normaalweb"/>
-        <w:divId w:val="1883439195"/>
+        <w:divId w:val="6182032"/>
         <w:rPr>
           <w:lang w:val="nl-NL"/>
         </w:rPr>
@@ -8945,7 +8945,7 @@
       <w:pPr>
         <w:pStyle w:val="marker"/>
         <w:ind w:left="800" w:right="800"/>
-        <w:divId w:val="1883439195"/>
+        <w:divId w:val="6182032"/>
         <w:rPr>
           <w:lang w:val="nl-NL"/>
         </w:rPr>
@@ -8957,13 +8957,13 @@
     <w:p>
       <w:pPr>
         <w:pStyle w:val="Kop3"/>
-        <w:divId w:val="1883439195"/>
-        <w:rPr>
-          <w:rFonts w:eastAsia="Times New Roman"/>
-          <w:lang w:val="nl-NL"/>
-        </w:rPr>
-      </w:pPr>
-      <w:bookmarkStart w:id="33" w:name="_Toc242175213"/>
+        <w:divId w:val="6182032"/>
+        <w:rPr>
+          <w:rFonts w:eastAsia="Times New Roman"/>
+          <w:lang w:val="nl-NL"/>
+        </w:rPr>
+      </w:pPr>
+      <w:bookmarkStart w:id="33" w:name="_Toc242178569"/>
       <w:r>
         <w:rPr>
           <w:rFonts w:eastAsia="Times New Roman"/>
@@ -8976,7 +8976,7 @@
     <w:p>
       <w:pPr>
         <w:pStyle w:val="subtitel"/>
-        <w:divId w:val="1883439195"/>
+        <w:divId w:val="6182032"/>
         <w:rPr>
           <w:lang w:val="nl-NL"/>
         </w:rPr>
@@ -8991,7 +8991,7 @@
     <w:p>
       <w:pPr>
         <w:pStyle w:val="Normaalweb"/>
-        <w:divId w:val="1883439195"/>
+        <w:divId w:val="6182032"/>
         <w:rPr>
           <w:lang w:val="nl-NL"/>
         </w:rPr>
@@ -9012,7 +9012,7 @@
     <w:p>
       <w:pPr>
         <w:pStyle w:val="Normaalweb"/>
-        <w:divId w:val="1883439195"/>
+        <w:divId w:val="6182032"/>
         <w:rPr>
           <w:lang w:val="nl-NL"/>
         </w:rPr>
@@ -9033,7 +9033,7 @@
     <w:p>
       <w:pPr>
         <w:pStyle w:val="Normaalweb"/>
-        <w:divId w:val="1883439195"/>
+        <w:divId w:val="6182032"/>
         <w:rPr>
           <w:lang w:val="nl-NL"/>
         </w:rPr>
@@ -9048,7 +9048,7 @@
     <w:p>
       <w:pPr>
         <w:pStyle w:val="Normaalweb"/>
-        <w:divId w:val="1883439195"/>
+        <w:divId w:val="6182032"/>
         <w:rPr>
           <w:lang w:val="nl-NL"/>
         </w:rPr>
@@ -9062,7 +9062,7 @@
     </w:p>
     <w:p>
       <w:pPr>
-        <w:divId w:val="1164665289"/>
+        <w:divId w:val="956718013"/>
         <w:rPr>
           <w:color w:val="555555"/>
           <w:sz w:val="20"/>
@@ -9082,7 +9082,7 @@
     </w:p>
     <w:p>
       <w:pPr>
-        <w:divId w:val="1164665289"/>
+        <w:divId w:val="956718013"/>
         <w:rPr>
           <w:color w:val="555555"/>
           <w:sz w:val="20"/>
@@ -9104,7 +9104,7 @@
       <w:pPr>
         <w:pStyle w:val="marker"/>
         <w:ind w:left="800" w:right="800"/>
-        <w:divId w:val="1883439195"/>
+        <w:divId w:val="6182032"/>
         <w:rPr>
           <w:lang w:val="nl-NL"/>
         </w:rPr>
@@ -9116,13 +9116,13 @@
     <w:p>
       <w:pPr>
         <w:pStyle w:val="Kop3"/>
-        <w:divId w:val="1883439195"/>
-        <w:rPr>
-          <w:rFonts w:eastAsia="Times New Roman"/>
-          <w:lang w:val="nl-NL"/>
-        </w:rPr>
-      </w:pPr>
-      <w:bookmarkStart w:id="34" w:name="_Toc242175214"/>
+        <w:divId w:val="6182032"/>
+        <w:rPr>
+          <w:rFonts w:eastAsia="Times New Roman"/>
+          <w:lang w:val="nl-NL"/>
+        </w:rPr>
+      </w:pPr>
+      <w:bookmarkStart w:id="34" w:name="_Toc242178570"/>
       <w:r>
         <w:rPr>
           <w:rFonts w:eastAsia="Times New Roman"/>
@@ -9135,7 +9135,7 @@
     <w:p>
       <w:pPr>
         <w:pStyle w:val="subtitel"/>
-        <w:divId w:val="1883439195"/>
+        <w:divId w:val="6182032"/>
         <w:rPr>
           <w:lang w:val="nl-NL"/>
         </w:rPr>
@@ -9150,7 +9150,7 @@
     <w:p>
       <w:pPr>
         <w:pStyle w:val="Normaalweb"/>
-        <w:divId w:val="1883439195"/>
+        <w:divId w:val="6182032"/>
         <w:rPr>
           <w:lang w:val="nl-NL"/>
         </w:rPr>
@@ -9171,7 +9171,7 @@
     <w:p>
       <w:pPr>
         <w:pStyle w:val="Normaalweb"/>
-        <w:divId w:val="1883439195"/>
+        <w:divId w:val="6182032"/>
         <w:rPr>
           <w:lang w:val="nl-NL"/>
         </w:rPr>
@@ -9186,7 +9186,7 @@
     <w:p>
       <w:pPr>
         <w:pStyle w:val="Normaalweb"/>
-        <w:divId w:val="1883439195"/>
+        <w:divId w:val="6182032"/>
         <w:rPr>
           <w:lang w:val="nl-NL"/>
         </w:rPr>
@@ -9208,7 +9208,7 @@
       <w:pPr>
         <w:pStyle w:val="marker"/>
         <w:ind w:left="800" w:right="800"/>
-        <w:divId w:val="1883439195"/>
+        <w:divId w:val="6182032"/>
         <w:rPr>
           <w:lang w:val="nl-NL"/>
         </w:rPr>
@@ -9220,13 +9220,13 @@
     <w:p>
       <w:pPr>
         <w:pStyle w:val="Kop3"/>
-        <w:divId w:val="1883439195"/>
-        <w:rPr>
-          <w:rFonts w:eastAsia="Times New Roman"/>
-          <w:lang w:val="nl-NL"/>
-        </w:rPr>
-      </w:pPr>
-      <w:bookmarkStart w:id="35" w:name="_Toc242175215"/>
+        <w:divId w:val="6182032"/>
+        <w:rPr>
+          <w:rFonts w:eastAsia="Times New Roman"/>
+          <w:lang w:val="nl-NL"/>
+        </w:rPr>
+      </w:pPr>
+      <w:bookmarkStart w:id="35" w:name="_Toc242178571"/>
       <w:r>
         <w:rPr>
           <w:rFonts w:eastAsia="Times New Roman"/>
@@ -9239,7 +9239,7 @@
     <w:p>
       <w:pPr>
         <w:pStyle w:val="subtitel"/>
-        <w:divId w:val="1883439195"/>
+        <w:divId w:val="6182032"/>
         <w:rPr>
           <w:lang w:val="nl-NL"/>
         </w:rPr>
@@ -9254,7 +9254,7 @@
     <w:p>
       <w:pPr>
         <w:pStyle w:val="Normaalweb"/>
-        <w:divId w:val="1883439195"/>
+        <w:divId w:val="6182032"/>
         <w:rPr>
           <w:lang w:val="nl-NL"/>
         </w:rPr>
@@ -9275,7 +9275,7 @@
     <w:p>
       <w:pPr>
         <w:pStyle w:val="Normaalweb"/>
-        <w:divId w:val="1883439195"/>
+        <w:divId w:val="6182032"/>
         <w:rPr>
           <w:lang w:val="nl-NL"/>
         </w:rPr>
@@ -9290,7 +9290,7 @@
     <w:p>
       <w:pPr>
         <w:pStyle w:val="Normaalweb"/>
-        <w:divId w:val="1883439195"/>
+        <w:divId w:val="6182032"/>
         <w:rPr>
           <w:lang w:val="nl-NL"/>
         </w:rPr>
@@ -9312,7 +9312,7 @@
       <w:pPr>
         <w:pStyle w:val="marker"/>
         <w:ind w:left="800" w:right="800"/>
-        <w:divId w:val="1883439195"/>
+        <w:divId w:val="6182032"/>
         <w:rPr>
           <w:lang w:val="nl-NL"/>
         </w:rPr>
@@ -9324,13 +9324,13 @@
     <w:p>
       <w:pPr>
         <w:pStyle w:val="Kop3"/>
-        <w:divId w:val="1883439195"/>
-        <w:rPr>
-          <w:rFonts w:eastAsia="Times New Roman"/>
-          <w:lang w:val="nl-NL"/>
-        </w:rPr>
-      </w:pPr>
-      <w:bookmarkStart w:id="36" w:name="_Toc242175216"/>
+        <w:divId w:val="6182032"/>
+        <w:rPr>
+          <w:rFonts w:eastAsia="Times New Roman"/>
+          <w:lang w:val="nl-NL"/>
+        </w:rPr>
+      </w:pPr>
+      <w:bookmarkStart w:id="36" w:name="_Toc242178572"/>
       <w:r>
         <w:rPr>
           <w:rFonts w:eastAsia="Times New Roman"/>
@@ -9343,7 +9343,7 @@
     <w:p>
       <w:pPr>
         <w:pStyle w:val="subtitel"/>
-        <w:divId w:val="1883439195"/>
+        <w:divId w:val="6182032"/>
         <w:rPr>
           <w:lang w:val="nl-NL"/>
         </w:rPr>
@@ -9358,7 +9358,7 @@
     <w:p>
       <w:pPr>
         <w:pStyle w:val="Normaalweb"/>
-        <w:divId w:val="1883439195"/>
+        <w:divId w:val="6182032"/>
         <w:rPr>
           <w:lang w:val="nl-NL"/>
         </w:rPr>
@@ -9373,7 +9373,7 @@
     <w:p>
       <w:pPr>
         <w:pStyle w:val="Normaalweb"/>
-        <w:divId w:val="1883439195"/>
+        <w:divId w:val="6182032"/>
         <w:rPr>
           <w:lang w:val="nl-NL"/>
         </w:rPr>
@@ -9388,7 +9388,7 @@
     <w:p>
       <w:pPr>
         <w:pStyle w:val="Normaalweb"/>
-        <w:divId w:val="1883439195"/>
+        <w:divId w:val="6182032"/>
         <w:rPr>
           <w:lang w:val="nl-NL"/>
         </w:rPr>
@@ -9404,7 +9404,7 @@
       <w:pPr>
         <w:pStyle w:val="marker"/>
         <w:ind w:left="800" w:right="800"/>
-        <w:divId w:val="1883439195"/>
+        <w:divId w:val="6182032"/>
         <w:rPr>
           <w:lang w:val="nl-NL"/>
         </w:rPr>
@@ -9416,13 +9416,13 @@
     <w:p>
       <w:pPr>
         <w:pStyle w:val="Kop3"/>
-        <w:divId w:val="1883439195"/>
-        <w:rPr>
-          <w:rFonts w:eastAsia="Times New Roman"/>
-          <w:lang w:val="nl-NL"/>
-        </w:rPr>
-      </w:pPr>
-      <w:bookmarkStart w:id="37" w:name="_Toc242175217"/>
+        <w:divId w:val="6182032"/>
+        <w:rPr>
+          <w:rFonts w:eastAsia="Times New Roman"/>
+          <w:lang w:val="nl-NL"/>
+        </w:rPr>
+      </w:pPr>
+      <w:bookmarkStart w:id="37" w:name="_Toc242178573"/>
       <w:r>
         <w:rPr>
           <w:rFonts w:eastAsia="Times New Roman"/>
@@ -9435,7 +9435,7 @@
     <w:p>
       <w:pPr>
         <w:pStyle w:val="subtitel"/>
-        <w:divId w:val="1883439195"/>
+        <w:divId w:val="6182032"/>
         <w:rPr>
           <w:lang w:val="nl-NL"/>
         </w:rPr>
@@ -9450,7 +9450,7 @@
     <w:p>
       <w:pPr>
         <w:pStyle w:val="Normaalweb"/>
-        <w:divId w:val="1883439195"/>
+        <w:divId w:val="6182032"/>
         <w:rPr>
           <w:lang w:val="nl-NL"/>
         </w:rPr>
@@ -9471,7 +9471,7 @@
     <w:p>
       <w:pPr>
         <w:pStyle w:val="Normaalweb"/>
-        <w:divId w:val="1883439195"/>
+        <w:divId w:val="6182032"/>
         <w:rPr>
           <w:lang w:val="nl-NL"/>
         </w:rPr>
@@ -9486,7 +9486,7 @@
     <w:p>
       <w:pPr>
         <w:pStyle w:val="Normaalweb"/>
-        <w:divId w:val="1883439195"/>
+        <w:divId w:val="6182032"/>
         <w:rPr>
           <w:lang w:val="nl-NL"/>
         </w:rPr>
@@ -9508,7 +9508,7 @@
       <w:pPr>
         <w:pStyle w:val="marker"/>
         <w:ind w:left="800" w:right="800"/>
-        <w:divId w:val="1883439195"/>
+        <w:divId w:val="6182032"/>
         <w:rPr>
           <w:lang w:val="nl-NL"/>
         </w:rPr>
@@ -9520,13 +9520,13 @@
     <w:p>
       <w:pPr>
         <w:pStyle w:val="Kop2"/>
-        <w:divId w:val="1883439195"/>
-        <w:rPr>
-          <w:rFonts w:eastAsia="Times New Roman"/>
-          <w:lang w:val="nl-NL"/>
-        </w:rPr>
-      </w:pPr>
-      <w:bookmarkStart w:id="38" w:name="_Toc242175218"/>
+        <w:divId w:val="6182032"/>
+        <w:rPr>
+          <w:rFonts w:eastAsia="Times New Roman"/>
+          <w:lang w:val="nl-NL"/>
+        </w:rPr>
+      </w:pPr>
+      <w:bookmarkStart w:id="38" w:name="_Toc242178574"/>
       <w:r>
         <w:rPr>
           <w:rFonts w:eastAsia="Times New Roman"/>
@@ -9539,13 +9539,13 @@
     <w:p>
       <w:pPr>
         <w:pStyle w:val="Kop3"/>
-        <w:divId w:val="1883439195"/>
-        <w:rPr>
-          <w:rFonts w:eastAsia="Times New Roman"/>
-          <w:lang w:val="nl-NL"/>
-        </w:rPr>
-      </w:pPr>
-      <w:bookmarkStart w:id="39" w:name="_Toc242175219"/>
+        <w:divId w:val="6182032"/>
+        <w:rPr>
+          <w:rFonts w:eastAsia="Times New Roman"/>
+          <w:lang w:val="nl-NL"/>
+        </w:rPr>
+      </w:pPr>
+      <w:bookmarkStart w:id="39" w:name="_Toc242178575"/>
       <w:r>
         <w:rPr>
           <w:rFonts w:eastAsia="Times New Roman"/>
@@ -9558,7 +9558,7 @@
     <w:p>
       <w:pPr>
         <w:pStyle w:val="subtitel"/>
-        <w:divId w:val="1883439195"/>
+        <w:divId w:val="6182032"/>
         <w:rPr>
           <w:lang w:val="nl-NL"/>
         </w:rPr>
@@ -9573,7 +9573,7 @@
     <w:p>
       <w:pPr>
         <w:pStyle w:val="Normaalweb"/>
-        <w:divId w:val="1883439195"/>
+        <w:divId w:val="6182032"/>
         <w:rPr>
           <w:lang w:val="nl-NL"/>
         </w:rPr>
@@ -9594,7 +9594,7 @@
     <w:p>
       <w:pPr>
         <w:pStyle w:val="Normaalweb"/>
-        <w:divId w:val="1883439195"/>
+        <w:divId w:val="6182032"/>
         <w:rPr>
           <w:lang w:val="nl-NL"/>
         </w:rPr>
@@ -9621,7 +9621,7 @@
     <w:p>
       <w:pPr>
         <w:pStyle w:val="Normaalweb"/>
-        <w:divId w:val="1883439195"/>
+        <w:divId w:val="6182032"/>
         <w:rPr>
           <w:lang w:val="nl-NL"/>
         </w:rPr>
@@ -9648,7 +9648,7 @@
     </w:p>
     <w:p>
       <w:pPr>
-        <w:divId w:val="2067027943"/>
+        <w:divId w:val="140928806"/>
         <w:rPr>
           <w:color w:val="555555"/>
           <w:sz w:val="20"/>
@@ -9670,7 +9670,7 @@
       <w:pPr>
         <w:pStyle w:val="marker"/>
         <w:ind w:left="800" w:right="800"/>
-        <w:divId w:val="1883439195"/>
+        <w:divId w:val="6182032"/>
         <w:rPr>
           <w:lang w:val="nl-NL"/>
         </w:rPr>
@@ -9682,13 +9682,13 @@
     <w:p>
       <w:pPr>
         <w:pStyle w:val="Kop3"/>
-        <w:divId w:val="1883439195"/>
-        <w:rPr>
-          <w:rFonts w:eastAsia="Times New Roman"/>
-          <w:lang w:val="nl-NL"/>
-        </w:rPr>
-      </w:pPr>
-      <w:bookmarkStart w:id="40" w:name="_Toc242175220"/>
+        <w:divId w:val="6182032"/>
+        <w:rPr>
+          <w:rFonts w:eastAsia="Times New Roman"/>
+          <w:lang w:val="nl-NL"/>
+        </w:rPr>
+      </w:pPr>
+      <w:bookmarkStart w:id="40" w:name="_Toc242178576"/>
       <w:r>
         <w:rPr>
           <w:rFonts w:eastAsia="Times New Roman"/>
@@ -9701,7 +9701,7 @@
     <w:p>
       <w:pPr>
         <w:pStyle w:val="subtitel"/>
-        <w:divId w:val="1883439195"/>
+        <w:divId w:val="6182032"/>
         <w:rPr>
           <w:lang w:val="nl-NL"/>
         </w:rPr>
@@ -9716,7 +9716,7 @@
     <w:p>
       <w:pPr>
         <w:pStyle w:val="Normaalweb"/>
-        <w:divId w:val="1883439195"/>
+        <w:divId w:val="6182032"/>
         <w:rPr>
           <w:lang w:val="nl-NL"/>
         </w:rPr>
@@ -9737,7 +9737,7 @@
     <w:p>
       <w:pPr>
         <w:pStyle w:val="Normaalweb"/>
-        <w:divId w:val="1883439195"/>
+        <w:divId w:val="6182032"/>
         <w:rPr>
           <w:lang w:val="nl-NL"/>
         </w:rPr>
@@ -9758,7 +9758,7 @@
     <w:p>
       <w:pPr>
         <w:pStyle w:val="Normaalweb"/>
-        <w:divId w:val="1883439195"/>
+        <w:divId w:val="6182032"/>
         <w:rPr>
           <w:lang w:val="nl-NL"/>
         </w:rPr>
@@ -9779,7 +9779,7 @@
     <w:p>
       <w:pPr>
         <w:pStyle w:val="Normaalweb"/>
-        <w:divId w:val="1883439195"/>
+        <w:divId w:val="6182032"/>
         <w:rPr>
           <w:lang w:val="nl-NL"/>
         </w:rPr>
@@ -9801,7 +9801,7 @@
       <w:pPr>
         <w:pStyle w:val="marker"/>
         <w:ind w:left="800" w:right="800"/>
-        <w:divId w:val="1883439195"/>
+        <w:divId w:val="6182032"/>
         <w:rPr>
           <w:lang w:val="nl-NL"/>
         </w:rPr>
@@ -9813,13 +9813,13 @@
     <w:p>
       <w:pPr>
         <w:pStyle w:val="Kop3"/>
-        <w:divId w:val="1883439195"/>
-        <w:rPr>
-          <w:rFonts w:eastAsia="Times New Roman"/>
-          <w:lang w:val="nl-NL"/>
-        </w:rPr>
-      </w:pPr>
-      <w:bookmarkStart w:id="41" w:name="_Toc242175221"/>
+        <w:divId w:val="6182032"/>
+        <w:rPr>
+          <w:rFonts w:eastAsia="Times New Roman"/>
+          <w:lang w:val="nl-NL"/>
+        </w:rPr>
+      </w:pPr>
+      <w:bookmarkStart w:id="41" w:name="_Toc242178577"/>
       <w:r>
         <w:rPr>
           <w:rFonts w:eastAsia="Times New Roman"/>
@@ -9832,7 +9832,7 @@
     <w:p>
       <w:pPr>
         <w:pStyle w:val="subtitel"/>
-        <w:divId w:val="1883439195"/>
+        <w:divId w:val="6182032"/>
         <w:rPr>
           <w:lang w:val="nl-NL"/>
         </w:rPr>
@@ -9847,7 +9847,7 @@
     <w:p>
       <w:pPr>
         <w:pStyle w:val="Normaalweb"/>
-        <w:divId w:val="1883439195"/>
+        <w:divId w:val="6182032"/>
         <w:rPr>
           <w:lang w:val="nl-NL"/>
         </w:rPr>
@@ -9868,7 +9868,7 @@
     <w:p>
       <w:pPr>
         <w:pStyle w:val="Normaalweb"/>
-        <w:divId w:val="1883439195"/>
+        <w:divId w:val="6182032"/>
         <w:rPr>
           <w:lang w:val="nl-NL"/>
         </w:rPr>
@@ -9889,7 +9889,7 @@
     <w:p>
       <w:pPr>
         <w:pStyle w:val="Normaalweb"/>
-        <w:divId w:val="1883439195"/>
+        <w:divId w:val="6182032"/>
         <w:rPr>
           <w:lang w:val="nl-NL"/>
         </w:rPr>
@@ -9911,7 +9911,7 @@
       <w:pPr>
         <w:pStyle w:val="marker"/>
         <w:ind w:left="800" w:right="800"/>
-        <w:divId w:val="1883439195"/>
+        <w:divId w:val="6182032"/>
         <w:rPr>
           <w:lang w:val="nl-NL"/>
         </w:rPr>
@@ -9923,13 +9923,13 @@
     <w:p>
       <w:pPr>
         <w:pStyle w:val="Kop3"/>
-        <w:divId w:val="1883439195"/>
-        <w:rPr>
-          <w:rFonts w:eastAsia="Times New Roman"/>
-          <w:lang w:val="nl-NL"/>
-        </w:rPr>
-      </w:pPr>
-      <w:bookmarkStart w:id="42" w:name="_Toc242175222"/>
+        <w:divId w:val="6182032"/>
+        <w:rPr>
+          <w:rFonts w:eastAsia="Times New Roman"/>
+          <w:lang w:val="nl-NL"/>
+        </w:rPr>
+      </w:pPr>
+      <w:bookmarkStart w:id="42" w:name="_Toc242178578"/>
       <w:r>
         <w:rPr>
           <w:rFonts w:eastAsia="Times New Roman"/>
@@ -9942,7 +9942,7 @@
     <w:p>
       <w:pPr>
         <w:pStyle w:val="subtitel"/>
-        <w:divId w:val="1883439195"/>
+        <w:divId w:val="6182032"/>
         <w:rPr>
           <w:lang w:val="nl-NL"/>
         </w:rPr>
@@ -9957,7 +9957,7 @@
     <w:p>
       <w:pPr>
         <w:pStyle w:val="Normaalweb"/>
-        <w:divId w:val="1883439195"/>
+        <w:divId w:val="6182032"/>
         <w:rPr>
           <w:lang w:val="nl-NL"/>
         </w:rPr>
@@ -9978,7 +9978,7 @@
     <w:p>
       <w:pPr>
         <w:pStyle w:val="Normaalweb"/>
-        <w:divId w:val="1883439195"/>
+        <w:divId w:val="6182032"/>
         <w:rPr>
           <w:lang w:val="nl-NL"/>
         </w:rPr>
@@ -9993,7 +9993,7 @@
     <w:p>
       <w:pPr>
         <w:pStyle w:val="Normaalweb"/>
-        <w:divId w:val="1883439195"/>
+        <w:divId w:val="6182032"/>
         <w:rPr>
           <w:lang w:val="nl-NL"/>
         </w:rPr>
@@ -10015,7 +10015,7 @@
       <w:pPr>
         <w:pStyle w:val="marker"/>
         <w:ind w:left="800" w:right="800"/>
-        <w:divId w:val="1883439195"/>
+        <w:divId w:val="6182032"/>
         <w:rPr>
           <w:lang w:val="nl-NL"/>
         </w:rPr>
@@ -10027,13 +10027,13 @@
     <w:p>
       <w:pPr>
         <w:pStyle w:val="Kop3"/>
-        <w:divId w:val="1883439195"/>
-        <w:rPr>
-          <w:rFonts w:eastAsia="Times New Roman"/>
-          <w:lang w:val="nl-NL"/>
-        </w:rPr>
-      </w:pPr>
-      <w:bookmarkStart w:id="43" w:name="_Toc242175223"/>
+        <w:divId w:val="6182032"/>
+        <w:rPr>
+          <w:rFonts w:eastAsia="Times New Roman"/>
+          <w:lang w:val="nl-NL"/>
+        </w:rPr>
+      </w:pPr>
+      <w:bookmarkStart w:id="43" w:name="_Toc242178579"/>
       <w:r>
         <w:rPr>
           <w:rFonts w:eastAsia="Times New Roman"/>
@@ -10046,7 +10046,7 @@
     <w:p>
       <w:pPr>
         <w:pStyle w:val="subtitel"/>
-        <w:divId w:val="1883439195"/>
+        <w:divId w:val="6182032"/>
         <w:rPr>
           <w:lang w:val="nl-NL"/>
         </w:rPr>
@@ -10061,7 +10061,7 @@
     <w:p>
       <w:pPr>
         <w:pStyle w:val="Normaalweb"/>
-        <w:divId w:val="1883439195"/>
+        <w:divId w:val="6182032"/>
         <w:rPr>
           <w:lang w:val="nl-NL"/>
         </w:rPr>
@@ -10082,7 +10082,7 @@
     <w:p>
       <w:pPr>
         <w:pStyle w:val="Normaalweb"/>
-        <w:divId w:val="1883439195"/>
+        <w:divId w:val="6182032"/>
         <w:rPr>
           <w:lang w:val="nl-NL"/>
         </w:rPr>
@@ -10103,7 +10103,7 @@
     <w:p>
       <w:pPr>
         <w:pStyle w:val="Normaalweb"/>
-        <w:divId w:val="1883439195"/>
+        <w:divId w:val="6182032"/>
         <w:rPr>
           <w:lang w:val="nl-NL"/>
         </w:rPr>
@@ -10124,7 +10124,7 @@
     <w:p>
       <w:pPr>
         <w:pStyle w:val="Normaalweb"/>
-        <w:divId w:val="1883439195"/>
+        <w:divId w:val="6182032"/>
         <w:rPr>
           <w:lang w:val="nl-NL"/>
         </w:rPr>
@@ -10144,7 +10144,7 @@
     </w:p>
     <w:p>
       <w:pPr>
-        <w:divId w:val="1406948874"/>
+        <w:divId w:val="916596068"/>
         <w:rPr>
           <w:color w:val="555555"/>
           <w:sz w:val="20"/>
@@ -10164,7 +10164,7 @@
     </w:p>
     <w:p>
       <w:pPr>
-        <w:divId w:val="1406948874"/>
+        <w:divId w:val="916596068"/>
         <w:rPr>
           <w:color w:val="555555"/>
           <w:sz w:val="20"/>
@@ -10184,7 +10184,7 @@
     </w:p>
     <w:p>
       <w:pPr>
-        <w:divId w:val="1406948874"/>
+        <w:divId w:val="916596068"/>
         <w:rPr>
           <w:color w:val="555555"/>
           <w:sz w:val="20"/>
@@ -10199,2248 +10199,2257 @@
           <w:szCs w:val="20"/>
           <w:lang w:val="nl-NL"/>
         </w:rPr>
-        <w:t>*3* Entry 01-10-2026: de gemeente Hulst verwijst voor de internationale logbestanden naar RvIG; RvIG verwijst terug naar de gemeente als bronhouder.</w:t>
-      </w:r>
-    </w:p>
-    <w:p>
-      <w:pPr>
-        <w:divId w:val="1406948874"/>
+        <w:t>*3* Entry 01-10-2026: de gemeente Hulst v</w:t>
+      </w:r>
+      <w:r>
         <w:rPr>
           <w:color w:val="555555"/>
           <w:sz w:val="20"/>
           <w:szCs w:val="20"/>
           <w:lang w:val="nl-NL"/>
         </w:rPr>
-      </w:pPr>
-      <w:r>
+        <w:t>erwijst voor de internationale logbestanden naar RvIG; RvIG verwijst terug naar de gemeente als bronhouder.</w:t>
+      </w:r>
+    </w:p>
+    <w:p>
+      <w:pPr>
+        <w:divId w:val="916596068"/>
         <w:rPr>
           <w:color w:val="555555"/>
           <w:sz w:val="20"/>
           <w:szCs w:val="20"/>
           <w:lang w:val="nl-NL"/>
         </w:rPr>
-        <w:t>*4* Entry 16-09-2026: indiening AVG-inzageverzoek BRP-registratie en internationale logbestanden 2014.</w:t>
-      </w:r>
-    </w:p>
-    <w:p>
-      <w:pPr>
-        <w:divId w:val="1406948874"/>
+      </w:pPr>
+      <w:r>
         <w:rPr>
           <w:color w:val="555555"/>
           <w:sz w:val="20"/>
           <w:szCs w:val="20"/>
           <w:lang w:val="nl-NL"/>
         </w:rPr>
-      </w:pPr>
-      <w:r>
+        <w:t>*4* Entry 16-09-2026: indiening AVG-inzageverzoek BRP-registratie en internationale logbestanden 2014.</w:t>
+      </w:r>
+    </w:p>
+    <w:p>
+      <w:pPr>
+        <w:divId w:val="916596068"/>
         <w:rPr>
           <w:color w:val="555555"/>
           <w:sz w:val="20"/>
           <w:szCs w:val="20"/>
           <w:lang w:val="nl-NL"/>
         </w:rPr>
-        <w:t>*5* Entry 01-10-2026: RvIG sluit de initiële melding af en bevestigt de ontvangst van het gecorrigeerde inzageverzoek.</w:t>
-      </w:r>
-    </w:p>
-    <w:p>
-      <w:pPr>
-        <w:divId w:val="1406948874"/>
+      </w:pPr>
+      <w:r>
         <w:rPr>
           <w:color w:val="555555"/>
           <w:sz w:val="20"/>
           <w:szCs w:val="20"/>
           <w:lang w:val="nl-NL"/>
         </w:rPr>
-      </w:pPr>
-      <w:r>
+        <w:t>*5* Entry 01-10-2026: RvIG sluit de initiële melding af en bevestigt de ontvangst van het gecorrigeerde inzageverzoek.</w:t>
+      </w:r>
+    </w:p>
+    <w:p>
+      <w:pPr>
+        <w:divId w:val="916596068"/>
         <w:rPr>
           <w:color w:val="555555"/>
           <w:sz w:val="20"/>
           <w:szCs w:val="20"/>
           <w:lang w:val="nl-NL"/>
         </w:rPr>
-        <w:t>*6* Besluittermijn: uiterlijk 16-10-2026.</w:t>
-      </w:r>
-    </w:p>
-    <w:p>
-      <w:pPr>
-        <w:pStyle w:val="marker"/>
-        <w:ind w:left="800" w:right="800"/>
-        <w:divId w:val="1883439195"/>
-        <w:rPr>
-          <w:lang w:val="nl-NL"/>
-        </w:rPr>
-      </w:pPr>
-      <w:r>
-        <w:br w:type="page"/>
-      </w:r>
-    </w:p>
-    <w:p>
-      <w:pPr>
-        <w:pStyle w:val="Kop3"/>
-        <w:divId w:val="1883439195"/>
-        <w:rPr>
-          <w:rFonts w:eastAsia="Times New Roman"/>
-          <w:lang w:val="nl-NL"/>
-        </w:rPr>
-      </w:pPr>
-      <w:bookmarkStart w:id="44" w:name="_Toc242175224"/>
-      <w:r>
-        <w:rPr>
-          <w:rFonts w:eastAsia="Times New Roman"/>
-          <w:lang w:val="nl-NL"/>
-        </w:rPr>
-        <w:t>STEDIN</w:t>
-      </w:r>
-      <w:bookmarkEnd w:id="44"/>
-    </w:p>
-    <w:p>
-      <w:pPr>
-        <w:pStyle w:val="subtitel"/>
-        <w:divId w:val="1883439195"/>
-        <w:rPr>
-          <w:lang w:val="nl-NL"/>
-        </w:rPr>
-      </w:pPr>
-      <w:r>
-        <w:rPr>
-          <w:lang w:val="nl-NL"/>
-        </w:rPr>
-        <w:t>De Netbeheerder en de Herstart van de Administratie</w:t>
-      </w:r>
-    </w:p>
-    <w:p>
-      <w:pPr>
-        <w:pStyle w:val="Normaalweb"/>
-        <w:divId w:val="1883439195"/>
-        <w:rPr>
-          <w:lang w:val="nl-NL"/>
-        </w:rPr>
-      </w:pPr>
-      <w:r>
-        <w:rPr>
-          <w:lang w:val="nl-NL"/>
-        </w:rPr>
-        <w:t>Na de late en misleidende doorverwijzing door energieleverancier Vattenfall in de zomer van 2026, belandt het dossier over de bescherming van de medisch kwetsbare consument bij de regionale netbeheerder, Stedin. Omdat de netbeheerder in Nederland wettelijk verantwoordelijk is voor de fysieke leverings- en afsluitgarantie van het energienetwerk, is dit de enige partij die de stroomtoevoer voor de noodzakelijke koeling van de insuline daadwerkelijk kan waarborgen.</w:t>
-      </w:r>
-    </w:p>
-    <w:p>
-      <w:pPr>
-        <w:pStyle w:val="Normaalweb"/>
-        <w:divId w:val="1883439195"/>
-        <w:rPr>
-          <w:lang w:val="nl-NL"/>
-        </w:rPr>
-      </w:pPr>
-      <w:r>
-        <w:rPr>
-          <w:lang w:val="nl-NL"/>
-        </w:rPr>
-        <w:t>De overgang naar deze nieuwe instantie brengt echter een frustrerende administratieve realiteit met zich mee. Er bestaat geen enkele automatische datadoorgifte of communicatielijn tussen de energieleverancier en de netbeheerder. Dit betekent dat de patiënt de volledige, moeizaam opgebouwde medische bewijslast — inclusief de gezondheidsverklaring van de huisarts en het officiële Belgische evaluatierapport — opnieuw vanaf nul moet indienen bij een volledig nieuwe, private partij in de keten.</w:t>
-      </w:r>
-    </w:p>
-    <w:p>
-      <w:pPr>
-        <w:pStyle w:val="Normaalweb"/>
-        <w:divId w:val="1883439195"/>
-        <w:rPr>
-          <w:lang w:val="nl-NL"/>
-        </w:rPr>
-      </w:pPr>
-      <w:r>
-        <w:rPr>
-          <w:lang w:val="nl-NL"/>
-        </w:rPr>
-        <w:t>Dit knooppunt legt de versnippering van de private nutsector bloot. De burger wordt gedwongen om in een kwetsbare medische toestand een uitputtende rondgang langs verschillende commerciële loketten te maken, puur om een basisrecht op nutsvoorzieningen veilig te stellen. Elke nieuwe schakel in de keten vraagt om dezelfde bewijzen, verwerpt deze op basis van eigen protocollen, en laat de administratieve druk onverminderd op de schouders van de grensarbeider rusten.</w:t>
-      </w:r>
-    </w:p>
-    <w:p>
-      <w:pPr>
-        <w:pStyle w:val="marker"/>
-        <w:ind w:left="800" w:right="800"/>
-        <w:divId w:val="1883439195"/>
-        <w:rPr>
-          <w:lang w:val="nl-NL"/>
-        </w:rPr>
-      </w:pPr>
-      <w:r>
-        <w:br w:type="page"/>
-      </w:r>
-    </w:p>
-    <w:p>
-      <w:pPr>
-        <w:pStyle w:val="Kop3"/>
-        <w:divId w:val="1883439195"/>
-        <w:rPr>
-          <w:rFonts w:eastAsia="Times New Roman"/>
-          <w:lang w:val="nl-NL"/>
-        </w:rPr>
-      </w:pPr>
-      <w:bookmarkStart w:id="45" w:name="_Toc242175225"/>
-      <w:r>
-        <w:rPr>
-          <w:rFonts w:eastAsia="Times New Roman"/>
-          <w:lang w:val="nl-NL"/>
-        </w:rPr>
-        <w:t>SVB &amp; BBZ</w:t>
-      </w:r>
-      <w:bookmarkEnd w:id="45"/>
-    </w:p>
-    <w:p>
-      <w:pPr>
-        <w:pStyle w:val="subtitel"/>
-        <w:divId w:val="1883439195"/>
-        <w:rPr>
-          <w:lang w:val="nl-NL"/>
-        </w:rPr>
-      </w:pPr>
-      <w:r>
-        <w:rPr>
-          <w:lang w:val="nl-NL"/>
-        </w:rPr>
-        <w:t>De Machteloze Bemiddelaar en Digitale Striktheid</w:t>
-      </w:r>
-    </w:p>
-    <w:p>
-      <w:pPr>
-        <w:pStyle w:val="Normaalweb"/>
-        <w:divId w:val="1883439195"/>
-        <w:rPr>
-          <w:lang w:val="nl-NL"/>
-        </w:rPr>
-      </w:pPr>
-      <w:r>
-        <w:rPr>
-          <w:lang w:val="nl-NL"/>
-        </w:rPr>
-        <w:t>Binnen de Nederlandse overheid neemt de Sociale Verzekeringsbank (SVB) een dubbelrol in: het is de landelijke uitbetaler van gezinsbijslagen én het huisvest het Bureau voor Belgische Zaken (BBZ), het specifieke kennis- en bemiddelingscentrum voor grensarbeiders. In het voorjaar van 2026 krijgt het uitbetalingsluik van de SVB de taak om de kinderbijslag recht te trekken. Omdat de partner in België werkt, wordt haar recht in Nederland afgewezen. De SVB verschuift dit recht succesvol naar de patiënt, een admin</w:t>
-      </w:r>
-      <w:r>
-        <w:rPr>
-          <w:lang w:val="nl-NL"/>
-        </w:rPr>
-        <w:t>istratieve handeling die direct noodzakelijk is om de gekoppelde toeslagen bij de Belastingdienst te deblokkeren.</w:t>
-      </w:r>
-    </w:p>
-    <w:p>
-      <w:pPr>
-        <w:pStyle w:val="Normaalweb"/>
-        <w:divId w:val="1883439195"/>
-        <w:rPr>
-          <w:lang w:val="nl-NL"/>
-        </w:rPr>
-      </w:pPr>
-      <w:r>
-        <w:rPr>
-          <w:lang w:val="nl-NL"/>
-        </w:rPr>
-        <w:t>De communicatie met de SVB verloopt echter uiterst strikt. Wanneer de patiënt via laagdrempelige kanalen zoals WhatsApp om opheldering of statusupdates vraagt, weigeren de medewerkers inhoudelijk te helpen of de reeds geüploade digitale bewijsstukken te openen. Men dwingt de burger om zich aan de trage, gestandaardiseerde formulierstructuren van het webportaal te houden, een patroon dat zich maanden later herhaalt wanneer de instantie een rechtsgeldig per e-mail ingediend inzageverzoek *1* botweg weigert te</w:t>
-      </w:r>
-      <w:r>
-        <w:rPr>
-          <w:lang w:val="nl-NL"/>
-        </w:rPr>
-        <w:t xml:space="preserve"> behandelen tenzij het in hun eigen specifieke online formulier wordt gegoten.</w:t>
-      </w:r>
-    </w:p>
-    <w:p>
-      <w:pPr>
-        <w:pStyle w:val="Normaalweb"/>
-        <w:divId w:val="1883439195"/>
-        <w:rPr>
-          <w:lang w:val="nl-NL"/>
-        </w:rPr>
-      </w:pPr>
-      <w:r>
-        <w:rPr>
-          <w:lang w:val="nl-NL"/>
-        </w:rPr>
-        <w:t>De meest onthullende dynamiek speelt zich echter af bij het Bureau voor Belgische Zaken (BBZ). Wanneer de impasse tussen het UWV in Nederland en de Christelijke Mutualiteit (CM) in België rondom het Vester-arrest muurvast zit, stemt het BBZ in om formeel te bemiddelen. De adviseurs van de staat slagen erin om het Belgische RIZIV en het Nederlandse UWV voor het eerst in dit dossier met elkaar te laten praten. Even lijkt de overkoepelende, supranationale bemiddeling te werken.</w:t>
-      </w:r>
-    </w:p>
-    <w:p>
-      <w:pPr>
-        <w:pStyle w:val="Normaalweb"/>
-        <w:divId w:val="1883439195"/>
-        <w:rPr>
-          <w:lang w:val="nl-NL"/>
-        </w:rPr>
-      </w:pPr>
-      <w:r>
-        <w:rPr>
-          <w:lang w:val="nl-NL"/>
-        </w:rPr>
-        <w:t xml:space="preserve">De realiteit is echter genadeloos. Zodra het BBZ de uitvoerende instanties confronteert met de noodzaak tot ingrijpen, stuiten zij op exact dezelfde muren als de patiënt. Het ziekenfonds (CM) weigert uit te keren, het UWV weigert de uitkering aan te vullen, en verzekeraar CZ weigert de noodzakelijke registersynchronisatie uit te voeren. Het BBZ moet haar pogingen staken. Deze formele escalatie levert daardoor een vernietigend en onweerlegbaar bewijs op: zelfs een gespecialiseerd, door de staat gemandateerd </w:t>
-      </w:r>
-      <w:r>
-        <w:rPr>
-          <w:lang w:val="nl-NL"/>
-        </w:rPr>
-        <w:t>bemiddelingsorgaan heeft absoluut geen bevoegdheid of macht om de eigen nationale uitvoeringsinstanties te dwingen de Europese regelgeving correct toe te passen.</w:t>
-      </w:r>
-    </w:p>
-    <w:p>
-      <w:pPr>
-        <w:divId w:val="1280575430"/>
+      </w:pPr>
+      <w:r>
         <w:rPr>
           <w:color w:val="555555"/>
           <w:sz w:val="20"/>
           <w:szCs w:val="20"/>
           <w:lang w:val="nl-NL"/>
         </w:rPr>
-      </w:pPr>
-      <w:r>
+        <w:t>*6* Besluittermijn: uiterlijk 16-10-2026.</w:t>
+      </w:r>
+    </w:p>
+    <w:p>
+      <w:pPr>
+        <w:pStyle w:val="marker"/>
+        <w:ind w:left="800" w:right="800"/>
+        <w:divId w:val="6182032"/>
+        <w:rPr>
+          <w:lang w:val="nl-NL"/>
+        </w:rPr>
+      </w:pPr>
+      <w:r>
+        <w:br w:type="page"/>
+      </w:r>
+    </w:p>
+    <w:p>
+      <w:pPr>
+        <w:pStyle w:val="Kop3"/>
+        <w:divId w:val="6182032"/>
+        <w:rPr>
+          <w:rFonts w:eastAsia="Times New Roman"/>
+          <w:lang w:val="nl-NL"/>
+        </w:rPr>
+      </w:pPr>
+      <w:bookmarkStart w:id="44" w:name="_Toc242178580"/>
+      <w:r>
+        <w:rPr>
+          <w:rFonts w:eastAsia="Times New Roman"/>
+          <w:lang w:val="nl-NL"/>
+        </w:rPr>
+        <w:t>STEDIN</w:t>
+      </w:r>
+      <w:bookmarkEnd w:id="44"/>
+    </w:p>
+    <w:p>
+      <w:pPr>
+        <w:pStyle w:val="subtitel"/>
+        <w:divId w:val="6182032"/>
+        <w:rPr>
+          <w:lang w:val="nl-NL"/>
+        </w:rPr>
+      </w:pPr>
+      <w:r>
+        <w:rPr>
+          <w:lang w:val="nl-NL"/>
+        </w:rPr>
+        <w:t>De Netbeheerder en de Herstart van de Administratie</w:t>
+      </w:r>
+    </w:p>
+    <w:p>
+      <w:pPr>
+        <w:pStyle w:val="Normaalweb"/>
+        <w:divId w:val="6182032"/>
+        <w:rPr>
+          <w:lang w:val="nl-NL"/>
+        </w:rPr>
+      </w:pPr>
+      <w:r>
+        <w:rPr>
+          <w:lang w:val="nl-NL"/>
+        </w:rPr>
+        <w:t>Na de late en misleidende doorverwijzing door energieleverancier Vattenfall in de zomer van 2026, belandt het dossier over de bescherming van de medisch kwetsbare consument bij de regionale netbeheerder, Stedin. Omdat de netbeheerder in Nederland wettelijk verantwoordelijk is voor de fysieke leverings- en afsluitgarantie van het energienetwerk, is dit de enige partij die de stroomtoevoer voor de noodzakelijke koeling van de insuline daadwerkelijk kan waarborgen.</w:t>
+      </w:r>
+    </w:p>
+    <w:p>
+      <w:pPr>
+        <w:pStyle w:val="Normaalweb"/>
+        <w:divId w:val="6182032"/>
+        <w:rPr>
+          <w:lang w:val="nl-NL"/>
+        </w:rPr>
+      </w:pPr>
+      <w:r>
+        <w:rPr>
+          <w:lang w:val="nl-NL"/>
+        </w:rPr>
+        <w:t>De overgang naar deze nieuwe instantie brengt echter een frustrerende administratieve realiteit met zich mee. Er bestaat geen enkele automatische datadoorgifte of communicatielijn tussen de energieleverancier en de netbeheerder. Dit betekent dat de patiënt de volledige, moeizaam opgebouwde medische bewijslast — inclusief de gezondheidsverklaring van de huisarts en het officiële Belgische evaluatierapport — opnieuw vanaf nul moet indienen bij een volledig nieuwe, private partij in de keten.</w:t>
+      </w:r>
+    </w:p>
+    <w:p>
+      <w:pPr>
+        <w:pStyle w:val="Normaalweb"/>
+        <w:divId w:val="6182032"/>
+        <w:rPr>
+          <w:lang w:val="nl-NL"/>
+        </w:rPr>
+      </w:pPr>
+      <w:r>
+        <w:rPr>
+          <w:lang w:val="nl-NL"/>
+        </w:rPr>
+        <w:t>Dit knooppunt legt de versnippering van de private nutsector bloot. De burger wordt gedwongen om in een kwetsbare medische toestand een uitputtende rondgang langs verschillende commerciële loketten te maken, puur om een basisrecht op nutsvoorzieningen veilig te stellen. Elke nieuwe schakel in de keten vraagt om dezelfde bewijzen, verwerpt deze op basis van eigen protocollen, en laat de administratieve druk onverminderd op de schouders van de grensarbeider rusten.</w:t>
+      </w:r>
+    </w:p>
+    <w:p>
+      <w:pPr>
+        <w:pStyle w:val="marker"/>
+        <w:ind w:left="800" w:right="800"/>
+        <w:divId w:val="6182032"/>
+        <w:rPr>
+          <w:lang w:val="nl-NL"/>
+        </w:rPr>
+      </w:pPr>
+      <w:r>
+        <w:br w:type="page"/>
+      </w:r>
+    </w:p>
+    <w:p>
+      <w:pPr>
+        <w:pStyle w:val="Kop3"/>
+        <w:divId w:val="6182032"/>
+        <w:rPr>
+          <w:rFonts w:eastAsia="Times New Roman"/>
+          <w:lang w:val="nl-NL"/>
+        </w:rPr>
+      </w:pPr>
+      <w:bookmarkStart w:id="45" w:name="_Toc242178581"/>
+      <w:r>
+        <w:rPr>
+          <w:rFonts w:eastAsia="Times New Roman"/>
+          <w:lang w:val="nl-NL"/>
+        </w:rPr>
+        <w:t>SVB &amp; BBZ</w:t>
+      </w:r>
+      <w:bookmarkEnd w:id="45"/>
+    </w:p>
+    <w:p>
+      <w:pPr>
+        <w:pStyle w:val="subtitel"/>
+        <w:divId w:val="6182032"/>
+        <w:rPr>
+          <w:lang w:val="nl-NL"/>
+        </w:rPr>
+      </w:pPr>
+      <w:r>
+        <w:rPr>
+          <w:lang w:val="nl-NL"/>
+        </w:rPr>
+        <w:t>De Machteloze Bemiddelaar en Digitale Striktheid</w:t>
+      </w:r>
+    </w:p>
+    <w:p>
+      <w:pPr>
+        <w:pStyle w:val="Normaalweb"/>
+        <w:divId w:val="6182032"/>
+        <w:rPr>
+          <w:lang w:val="nl-NL"/>
+        </w:rPr>
+      </w:pPr>
+      <w:r>
+        <w:rPr>
+          <w:lang w:val="nl-NL"/>
+        </w:rPr>
+        <w:t>Binnen de Nederlandse overheid neemt de Sociale Verzekeringsbank (SVB) een dubbelrol in: het is de landelijke uitbetaler van gezinsbijslagen én het huisvest het Bureau voor Belgische Zaken (BBZ), het specifieke kennis- en bemiddelingscentrum voor grensarbeiders. In het voorjaar van 2026 krijgt het uitbetalingsluik van de SVB de taak om de kinderbijslag recht te trekken. Omdat de partner in België werkt, wordt haar recht in Nederland afgewezen. De SVB verschuift dit recht succesvol naar de patiënt, een admin</w:t>
+      </w:r>
+      <w:r>
+        <w:rPr>
+          <w:lang w:val="nl-NL"/>
+        </w:rPr>
+        <w:t>istratieve handeling die direct noodzakelijk is om de gekoppelde toeslagen bij de Belastingdienst te deblokkeren.</w:t>
+      </w:r>
+    </w:p>
+    <w:p>
+      <w:pPr>
+        <w:pStyle w:val="Normaalweb"/>
+        <w:divId w:val="6182032"/>
+        <w:rPr>
+          <w:lang w:val="nl-NL"/>
+        </w:rPr>
+      </w:pPr>
+      <w:r>
+        <w:rPr>
+          <w:lang w:val="nl-NL"/>
+        </w:rPr>
+        <w:t>De communicatie met de SVB verloopt echter uiterst strikt. Wanneer de patiënt via laagdrempelige kanalen zoals WhatsApp om opheldering of statusupdates vraagt, weigeren de medewerkers inhoudelijk te helpen of de reeds geüploade digitale bewijsstukken te openen. Men dwingt de burger om zich aan de trage, gestandaardiseerde formulierstructuren van het webportaal te houden, een patroon dat zich maanden later herhaalt wanneer de instantie een rechtsgeldig per e-mail ingediend inzageverzoek *1* botweg weigert te</w:t>
+      </w:r>
+      <w:r>
+        <w:rPr>
+          <w:lang w:val="nl-NL"/>
+        </w:rPr>
+        <w:t xml:space="preserve"> behandelen tenzij het in hun eigen specifieke online formulier wordt gegoten.</w:t>
+      </w:r>
+    </w:p>
+    <w:p>
+      <w:pPr>
+        <w:pStyle w:val="Normaalweb"/>
+        <w:divId w:val="6182032"/>
+        <w:rPr>
+          <w:lang w:val="nl-NL"/>
+        </w:rPr>
+      </w:pPr>
+      <w:r>
+        <w:rPr>
+          <w:lang w:val="nl-NL"/>
+        </w:rPr>
+        <w:t>De meest onthullende dynamiek speelt zich echter af bij het Bureau voor Belgische Zaken (BBZ). Wanneer de impasse tussen het UWV in Nederland en de Christelijke Mutualiteit (CM) in België rondom het Vester-arrest muurvast zit, stemt het BBZ in om formeel te bemiddelen. De adviseurs van de staat slagen erin om het Belgische RIZIV en het Nederlandse UWV voor het eerst in dit dossier met elkaar te laten praten. Even lijkt de overkoepelende, supranationale bemiddeling te werken.</w:t>
+      </w:r>
+    </w:p>
+    <w:p>
+      <w:pPr>
+        <w:pStyle w:val="Normaalweb"/>
+        <w:divId w:val="6182032"/>
+        <w:rPr>
+          <w:lang w:val="nl-NL"/>
+        </w:rPr>
+      </w:pPr>
+      <w:r>
+        <w:rPr>
+          <w:lang w:val="nl-NL"/>
+        </w:rPr>
+        <w:t xml:space="preserve">De realiteit is echter genadeloos. Zodra het BBZ de uitvoerende instanties confronteert met de noodzaak tot ingrijpen, stuiten zij op exact dezelfde muren als de patiënt. Het ziekenfonds (CM) weigert uit te keren, het UWV weigert de uitkering aan te vullen, en verzekeraar CZ weigert de noodzakelijke registersynchronisatie uit te voeren. Het BBZ moet haar pogingen staken. Deze formele escalatie levert daardoor een vernietigend en onweerlegbaar bewijs op: zelfs een gespecialiseerd, door de staat gemandateerd </w:t>
+      </w:r>
+      <w:r>
+        <w:rPr>
+          <w:lang w:val="nl-NL"/>
+        </w:rPr>
+        <w:t>bemiddelingsorgaan heeft absoluut geen bevoegdheid of macht om de eigen nationale uitvoeringsinstanties te dwingen de Europese regelgeving correct toe te passen.</w:t>
+      </w:r>
+    </w:p>
+    <w:p>
+      <w:pPr>
+        <w:divId w:val="2070961477"/>
         <w:rPr>
           <w:color w:val="555555"/>
           <w:sz w:val="20"/>
           <w:szCs w:val="20"/>
           <w:lang w:val="nl-NL"/>
         </w:rPr>
-        <w:t>*1* Verzoek onder Artikel 15 van de Algemene Verordening Gegevensbescherming (AVG) ter opvraging van de Europese logbestanden (EESSI) om de trage datastromen te kwantificeren.</w:t>
-      </w:r>
-    </w:p>
-    <w:p>
-      <w:pPr>
-        <w:pStyle w:val="marker"/>
-        <w:ind w:left="800" w:right="800"/>
-        <w:divId w:val="1883439195"/>
-        <w:rPr>
-          <w:lang w:val="nl-NL"/>
-        </w:rPr>
-      </w:pPr>
-      <w:r>
-        <w:br w:type="page"/>
-      </w:r>
-    </w:p>
-    <w:p>
-      <w:pPr>
-        <w:pStyle w:val="Kop3"/>
-        <w:divId w:val="1883439195"/>
-        <w:rPr>
-          <w:rFonts w:eastAsia="Times New Roman"/>
-          <w:lang w:val="nl-NL"/>
-        </w:rPr>
-      </w:pPr>
-      <w:bookmarkStart w:id="46" w:name="_Toc242175226"/>
-      <w:r>
-        <w:rPr>
-          <w:rFonts w:eastAsia="Times New Roman"/>
-          <w:lang w:val="nl-NL"/>
-        </w:rPr>
-        <w:t>UWV</w:t>
-      </w:r>
-      <w:bookmarkEnd w:id="46"/>
-    </w:p>
-    <w:p>
-      <w:pPr>
-        <w:pStyle w:val="subtitel"/>
-        <w:divId w:val="1883439195"/>
-        <w:rPr>
-          <w:lang w:val="nl-NL"/>
-        </w:rPr>
-      </w:pPr>
-      <w:r>
-        <w:rPr>
-          <w:lang w:val="nl-NL"/>
-        </w:rPr>
-        <w:t>De Datablokkade en de Weigering van het Unierecht</w:t>
-      </w:r>
-    </w:p>
-    <w:p>
-      <w:pPr>
-        <w:pStyle w:val="Normaalweb"/>
-        <w:divId w:val="1883439195"/>
-        <w:rPr>
-          <w:lang w:val="nl-NL"/>
-        </w:rPr>
-      </w:pPr>
-      <w:r>
-        <w:rPr>
-          <w:lang w:val="nl-NL"/>
-        </w:rPr>
-        <w:t xml:space="preserve">Het Uitvoeringsinstituut Werknemersverzekeringen (UWV) is in Nederland de poortwachter voor arbeidsongeschiktheid. Voor een grensarbeider is deze poort echter nagenoeg ondoordringbaar door een structurele weigering om buitenlandse data correct te verwerken. Dit begint al in het voorjaar van 2026 bij de vaststelling van de loopbaan. Hoewel het UWV het officiële Europese document ontvangt dat 21 jaar aan Belgische arbeidsgeschiedenis bewijst, negeert de instantie deze data volledig. Ze levert een document af </w:t>
-      </w:r>
-      <w:r>
-        <w:rPr>
-          <w:lang w:val="nl-NL"/>
-        </w:rPr>
-        <w:t>waarop uitsluitend de zeer korte Nederlandse periode staat vermeld. Twee decennia aan sociale opbouw worden door het systeem simpelweg uitgewist, in directe strijd met de Europese beschermingsregels *1*.</w:t>
-      </w:r>
-    </w:p>
-    <w:p>
-      <w:pPr>
-        <w:pStyle w:val="Normaalweb"/>
-        <w:divId w:val="1883439195"/>
-        <w:rPr>
-          <w:lang w:val="nl-NL"/>
-        </w:rPr>
-      </w:pPr>
-      <w:r>
-        <w:rPr>
-          <w:lang w:val="nl-NL"/>
-        </w:rPr>
-        <w:t xml:space="preserve">Deze methodiek van uitsluiting zet zich voort in de medische beoordeling. Wanneer de burger een 'Beoordeling Arbeidsvermogen' aanvraagt, volgt een onmiddellijke administratieve afwijzing. De reden? Er ontbreekt een digitaal vinkje voor de inschrijving als 'werkzoekende'. Het systeem heeft geen logische categorie voor iemand die te ziek is om te werken, en blokkeert de medische keuring op een puur procedurele formaliteit. </w:t>
-      </w:r>
-    </w:p>
-    <w:p>
-      <w:pPr>
-        <w:pStyle w:val="Normaalweb"/>
-        <w:divId w:val="1883439195"/>
-        <w:rPr>
-          <w:lang w:val="nl-NL"/>
-        </w:rPr>
-      </w:pPr>
-      <w:r>
-        <w:rPr>
-          <w:lang w:val="nl-NL"/>
-        </w:rPr>
-        <w:t>De ware botsing met de realiteit ontstaat echter rond de ziektedatum. Het UWV hanteert strikt de datum van 11 mei 2025 als eerste ziektedag, en baseert daar de weigering van de WIA-uitkering op. De patiënt levert 700 gram aan medische dossiers aan, inclusief een sluitende Nederlandse thuiszorgrapportage, die onomstotelijk bewijzen dat de acute ziekenhuisopname en de amputaties al op 11 april 2025 plaatsvonden. Het UWV negeert deze harde bewijslast. In de bezwaarprocedure wordt de medische situatie simpelweg</w:t>
-      </w:r>
-      <w:r>
-        <w:rPr>
-          <w:lang w:val="nl-NL"/>
-        </w:rPr>
-        <w:t xml:space="preserve"> buiten beschouwing gelaten; de instantie klampt zich vast aan de eigen foutieve startdatum om niet inhoudelijk te hoeven oordelen.</w:t>
-      </w:r>
-    </w:p>
-    <w:p>
-      <w:pPr>
-        <w:pStyle w:val="Normaalweb"/>
-        <w:divId w:val="1883439195"/>
-        <w:rPr>
-          <w:lang w:val="nl-NL"/>
-        </w:rPr>
-      </w:pPr>
-      <w:r>
-        <w:rPr>
-          <w:lang w:val="nl-NL"/>
-        </w:rPr>
-        <w:t xml:space="preserve">Het ultieme breekpunt is de openlijke weigering om de dwingende Europese rechtspraak toe te passen. De patiënt beroept zich op het Vester-arrest *2* om de wachttijd voor een uitkering te doorbreken door de Belgische en Nederlandse verzekeringstijdvakken samen te tellen. Het UWV wijst dit expliciet af. Zij stellen dat zij dit recht pas toepassen als er éérst een formele beslissing uit België ligt. Omdat de Belgische instanties de beslissing eveneens blokkeren, creëert het UWV een moedwillige gesloten cirkel </w:t>
-      </w:r>
-      <w:r>
-        <w:rPr>
-          <w:lang w:val="nl-NL"/>
-        </w:rPr>
-        <w:t>over de landsgrenzen heen. De instantie weigert elke constructieve oplossing en verwijst de financieel uitgeputte burger direct door naar de rechtbank.</w:t>
-      </w:r>
-    </w:p>
-    <w:p>
-      <w:pPr>
-        <w:pStyle w:val="Normaalweb"/>
-        <w:divId w:val="1883439195"/>
-        <w:rPr>
-          <w:lang w:val="nl-NL"/>
-        </w:rPr>
-      </w:pPr>
-      <w:r>
-        <w:rPr>
-          <w:lang w:val="nl-NL"/>
-        </w:rPr>
-        <w:t>Op 20 augustus 2026 dient de patiënt een herzieningsverzoek in op grond van artikel 4:6 Awb (zaak A29051942-01), gebaseerd op het nieuwe feit: het Belgische FOD-besluit van 3 augustus 2026. Op 1 september 2026 volgt een ontvangstbevestiging van UWV Breda (zaak A29172499-01) voor dit herzieningsverzoek. Tegelijk wordt de fysieke double-tap-brief met volledige kopie van het legitimatiebewijs per post verzonden voor het AVG-inzageverzoek op de EESSI-logbestanden.</w:t>
-      </w:r>
-    </w:p>
-    <w:p>
-      <w:pPr>
-        <w:divId w:val="775172277"/>
+      </w:pPr>
+      <w:r>
         <w:rPr>
           <w:color w:val="555555"/>
           <w:sz w:val="20"/>
           <w:szCs w:val="20"/>
           <w:lang w:val="nl-NL"/>
         </w:rPr>
-      </w:pPr>
-      <w:r>
+        <w:t>*1* Verzoek onder Artikel 15 van de Algemene Verordening Gegevensbescherming (AVG) ter opvraging van de Europese logbestanden (EESSI) om de trage datastromen te kwantificeren.</w:t>
+      </w:r>
+    </w:p>
+    <w:p>
+      <w:pPr>
+        <w:pStyle w:val="marker"/>
+        <w:ind w:left="800" w:right="800"/>
+        <w:divId w:val="6182032"/>
+        <w:rPr>
+          <w:lang w:val="nl-NL"/>
+        </w:rPr>
+      </w:pPr>
+      <w:r>
+        <w:br w:type="page"/>
+      </w:r>
+    </w:p>
+    <w:p>
+      <w:pPr>
+        <w:pStyle w:val="Kop3"/>
+        <w:divId w:val="6182032"/>
+        <w:rPr>
+          <w:rFonts w:eastAsia="Times New Roman"/>
+          <w:lang w:val="nl-NL"/>
+        </w:rPr>
+      </w:pPr>
+      <w:bookmarkStart w:id="46" w:name="_Toc242178582"/>
+      <w:r>
+        <w:rPr>
+          <w:rFonts w:eastAsia="Times New Roman"/>
+          <w:lang w:val="nl-NL"/>
+        </w:rPr>
+        <w:t>UWV</w:t>
+      </w:r>
+      <w:bookmarkEnd w:id="46"/>
+    </w:p>
+    <w:p>
+      <w:pPr>
+        <w:pStyle w:val="subtitel"/>
+        <w:divId w:val="6182032"/>
+        <w:rPr>
+          <w:lang w:val="nl-NL"/>
+        </w:rPr>
+      </w:pPr>
+      <w:r>
+        <w:rPr>
+          <w:lang w:val="nl-NL"/>
+        </w:rPr>
+        <w:t>De Datablokkade en de Weigering van het Unierecht</w:t>
+      </w:r>
+    </w:p>
+    <w:p>
+      <w:pPr>
+        <w:pStyle w:val="Normaalweb"/>
+        <w:divId w:val="6182032"/>
+        <w:rPr>
+          <w:lang w:val="nl-NL"/>
+        </w:rPr>
+      </w:pPr>
+      <w:r>
+        <w:rPr>
+          <w:lang w:val="nl-NL"/>
+        </w:rPr>
+        <w:t xml:space="preserve">Het Uitvoeringsinstituut Werknemersverzekeringen (UWV) is in Nederland de poortwachter voor arbeidsongeschiktheid. Voor een grensarbeider is deze poort echter nagenoeg ondoordringbaar door een structurele weigering om buitenlandse data correct te verwerken. Dit begint al in het voorjaar van 2026 bij de vaststelling van de loopbaan. Hoewel het UWV het officiële Europese document ontvangt dat 21 jaar aan Belgische arbeidsgeschiedenis bewijst, negeert de instantie deze data volledig. Ze levert een document af </w:t>
+      </w:r>
+      <w:r>
+        <w:rPr>
+          <w:lang w:val="nl-NL"/>
+        </w:rPr>
+        <w:t>waarop uitsluitend de zeer korte Nederlandse periode staat vermeld. Twee decennia aan sociale opbouw worden door het systeem simpelweg uitgewist, in directe strijd met de Europese beschermingsregels *1*.</w:t>
+      </w:r>
+    </w:p>
+    <w:p>
+      <w:pPr>
+        <w:pStyle w:val="Normaalweb"/>
+        <w:divId w:val="6182032"/>
+        <w:rPr>
+          <w:lang w:val="nl-NL"/>
+        </w:rPr>
+      </w:pPr>
+      <w:r>
+        <w:rPr>
+          <w:lang w:val="nl-NL"/>
+        </w:rPr>
+        <w:t xml:space="preserve">Deze methodiek van uitsluiting zet zich voort in de medische beoordeling. Wanneer de burger een 'Beoordeling Arbeidsvermogen' aanvraagt, volgt een onmiddellijke administratieve afwijzing. De reden? Er ontbreekt een digitaal vinkje voor de inschrijving als 'werkzoekende'. Het systeem heeft geen logische categorie voor iemand die te ziek is om te werken, en blokkeert de medische keuring op een puur procedurele formaliteit. </w:t>
+      </w:r>
+    </w:p>
+    <w:p>
+      <w:pPr>
+        <w:pStyle w:val="Normaalweb"/>
+        <w:divId w:val="6182032"/>
+        <w:rPr>
+          <w:lang w:val="nl-NL"/>
+        </w:rPr>
+      </w:pPr>
+      <w:r>
+        <w:rPr>
+          <w:lang w:val="nl-NL"/>
+        </w:rPr>
+        <w:t>De ware botsing met de realiteit ontstaat echter rond de ziektedatum. Het UWV hanteert strikt de datum van 11 mei 2025 als eerste ziektedag, en baseert daar de weigering van de WIA-uitkering op. De patiënt levert 700 gram aan medische dossiers aan, inclusief een sluitende Nederlandse thuiszorgrapportage, die onomstotelijk bewijzen dat de acute ziekenhuisopname en de amputaties al op 11 april 2025 plaatsvonden. Het UWV negeert deze harde bewijslast. In de bezwaarprocedure wordt de medische situatie simpelweg</w:t>
+      </w:r>
+      <w:r>
+        <w:rPr>
+          <w:lang w:val="nl-NL"/>
+        </w:rPr>
+        <w:t xml:space="preserve"> buiten beschouwing gelaten; de instantie klampt zich vast aan de eigen foutieve startdatum om niet inhoudelijk te hoeven oordelen.</w:t>
+      </w:r>
+    </w:p>
+    <w:p>
+      <w:pPr>
+        <w:pStyle w:val="Normaalweb"/>
+        <w:divId w:val="6182032"/>
+        <w:rPr>
+          <w:lang w:val="nl-NL"/>
+        </w:rPr>
+      </w:pPr>
+      <w:r>
+        <w:rPr>
+          <w:lang w:val="nl-NL"/>
+        </w:rPr>
+        <w:t xml:space="preserve">Het ultieme breekpunt is de openlijke weigering om de dwingende Europese rechtspraak toe te passen. De patiënt beroept zich op het Vester-arrest *2* om de wachttijd voor een uitkering te doorbreken door de Belgische en Nederlandse verzekeringstijdvakken samen te tellen. Het UWV wijst dit expliciet af. Zij stellen dat zij dit recht pas toepassen als er éérst een formele beslissing uit België ligt. Omdat de Belgische instanties de beslissing eveneens blokkeren, creëert het UWV een moedwillige gesloten cirkel </w:t>
+      </w:r>
+      <w:r>
+        <w:rPr>
+          <w:lang w:val="nl-NL"/>
+        </w:rPr>
+        <w:t>over de landsgrenzen heen. De instantie weigert elke constructieve oplossing en verwijst de financieel uitgeputte burger direct door naar de rechtbank.</w:t>
+      </w:r>
+    </w:p>
+    <w:p>
+      <w:pPr>
+        <w:pStyle w:val="Normaalweb"/>
+        <w:divId w:val="6182032"/>
+        <w:rPr>
+          <w:lang w:val="nl-NL"/>
+        </w:rPr>
+      </w:pPr>
+      <w:r>
+        <w:rPr>
+          <w:lang w:val="nl-NL"/>
+        </w:rPr>
+        <w:t>Op 20 augustus 2026 dient de patiënt een herzieningsverzoek in op grond van artikel 4:6 Awb (zaak A29051942-01), gebaseerd op het nieuwe feit: het Belgische FOD-besluit van 3 augustus 2026. Op 1 september 2026 volgt een ontvangstbevestiging van UWV Breda (zaak A29172499-01) voor dit herzieningsverzoek. Tegelijk wordt de fysieke double-tap-brief met volledige kopie van het legitimatiebewijs per post verzonden voor het AVG-inzageverzoek op de EESSI-logbestanden.</w:t>
+      </w:r>
+    </w:p>
+    <w:p>
+      <w:pPr>
+        <w:divId w:val="819423223"/>
         <w:rPr>
           <w:color w:val="555555"/>
           <w:sz w:val="20"/>
           <w:szCs w:val="20"/>
           <w:lang w:val="nl-NL"/>
         </w:rPr>
-        <w:t>*1* Conform het Casteels-arrest en Verordening (EG) 883/2004, die verbieden dat grensarbeiders hun opgebouwde rechten verliezen bij het wisselen van lidstaat.</w:t>
-      </w:r>
-    </w:p>
-    <w:p>
-      <w:pPr>
-        <w:divId w:val="775172277"/>
+      </w:pPr>
+      <w:r>
         <w:rPr>
           <w:color w:val="555555"/>
           <w:sz w:val="20"/>
           <w:szCs w:val="20"/>
           <w:lang w:val="nl-NL"/>
         </w:rPr>
-      </w:pPr>
-      <w:r>
+        <w:t>*1* Conform het Casteels-arrest en Verordening (EG) 883/2004, die verbieden dat grensarbeiders hun opgebouwde rechten verliezen bij het wisselen van lidstaat.</w:t>
+      </w:r>
+    </w:p>
+    <w:p>
+      <w:pPr>
+        <w:divId w:val="819423223"/>
         <w:rPr>
           <w:color w:val="555555"/>
           <w:sz w:val="20"/>
           <w:szCs w:val="20"/>
           <w:lang w:val="nl-NL"/>
         </w:rPr>
-        <w:t>*2* Arrest C-134/18 van het Europese Hof van Justitie, dat stelt dat lidstaten in situaties van opeenvolgende verzekeringen rekening moeten houden met tijdvakken in andere lidstaten om te voorkomen dat de werknemer tussen wal en schip valt.</w:t>
-      </w:r>
-    </w:p>
-    <w:p>
-      <w:pPr>
-        <w:pStyle w:val="marker"/>
-        <w:ind w:left="800" w:right="800"/>
-        <w:divId w:val="1883439195"/>
-        <w:rPr>
-          <w:lang w:val="nl-NL"/>
-        </w:rPr>
-      </w:pPr>
-      <w:r>
-        <w:br w:type="page"/>
-      </w:r>
-    </w:p>
-    <w:p>
-      <w:pPr>
-        <w:pStyle w:val="Kop3"/>
-        <w:divId w:val="1883439195"/>
-        <w:rPr>
-          <w:rFonts w:eastAsia="Times New Roman"/>
-          <w:lang w:val="nl-NL"/>
-        </w:rPr>
-      </w:pPr>
-      <w:bookmarkStart w:id="47" w:name="_Toc242175227"/>
-      <w:r>
-        <w:rPr>
-          <w:rFonts w:eastAsia="Times New Roman"/>
-          <w:lang w:val="nl-NL"/>
-        </w:rPr>
-        <w:t>VALYS</w:t>
-      </w:r>
-      <w:bookmarkEnd w:id="47"/>
-    </w:p>
-    <w:p>
-      <w:pPr>
-        <w:pStyle w:val="subtitel"/>
-        <w:divId w:val="1883439195"/>
-        <w:rPr>
-          <w:lang w:val="nl-NL"/>
-        </w:rPr>
-      </w:pPr>
-      <w:r>
-        <w:rPr>
-          <w:lang w:val="nl-NL"/>
-        </w:rPr>
-        <w:t>Bovenregionaal Sociaal-Recreatief Vervoer en Logistieke Ketenfrictie</w:t>
-      </w:r>
-    </w:p>
-    <w:p>
-      <w:pPr>
-        <w:pStyle w:val="Normaalweb"/>
-        <w:divId w:val="1883439195"/>
-        <w:rPr>
-          <w:lang w:val="nl-NL"/>
-        </w:rPr>
-      </w:pPr>
-      <w:r>
-        <w:rPr>
-          <w:lang w:val="nl-NL"/>
-        </w:rPr>
-        <w:t>Valys is het landelijke vervoerssysteem dat in opdracht van het Ministerie van Volksgezondheid, Welzijn en Sport (VWS) het bovenregionale sociaal-recreatieve vervoer voor personen met een mobiliteitsbeperking faciliteert *1*. De organisatie verzorgt uitsluitend ritten die de grens van vijf openbaarvervoerzones vanaf het woonadres overschrijden, en opereert daarmee aanvullend op het gemeentelijke Wmo-vervoer *2*. Het systeem werkt met een persoonlijk kilometerbudget en is ingericht op het combineren van reiz</w:t>
-      </w:r>
-      <w:r>
-        <w:rPr>
-          <w:lang w:val="nl-NL"/>
-        </w:rPr>
-        <w:t>igersstromen om operationele efficiëntie te behalen.</w:t>
-      </w:r>
-    </w:p>
-    <w:p>
-      <w:pPr>
-        <w:pStyle w:val="Normaalweb"/>
-        <w:divId w:val="1883439195"/>
-        <w:rPr>
-          <w:lang w:val="nl-NL"/>
-        </w:rPr>
-      </w:pPr>
-      <w:r>
-        <w:rPr>
-          <w:lang w:val="nl-NL"/>
-        </w:rPr>
-        <w:t>In het dossier van de grensarbeider wordt Valys in september 2026 ingeschakeld voor een Valyspas. De aanvraag wordt op 27 september 2026 ontvangen en op 28 september 2026 goedgekeurd *3*. De formele toekenning van de pas betekent dat de patiënt toegang krijgt tot bovenregionaal vervoer, maar de structurele frictie op de knooppunten tussen Valys en andere vervoerssystemen blijft bestaan. Bij ketenreizen die een overdracht vereisen tussen Valys en het lokale Wmo-vervoer of het reguliere treinverkeer, vertaalt</w:t>
-      </w:r>
-      <w:r>
-        <w:rPr>
-          <w:lang w:val="nl-NL"/>
-        </w:rPr>
-        <w:t xml:space="preserve"> de strikte isolatie van de deelsystemen zich in planningsverschillen en falende ketencommunicatie *4*. Valys opereert uitsluitend binnen de eigen parameters en bezit geen overkoepelende regie om logistieke vertragingen vanuit externe vervoersnetwerken op te vangen.</w:t>
-      </w:r>
-    </w:p>
-    <w:p>
-      <w:pPr>
-        <w:divId w:val="441195123"/>
+      </w:pPr>
+      <w:r>
         <w:rPr>
           <w:color w:val="555555"/>
           <w:sz w:val="20"/>
           <w:szCs w:val="20"/>
           <w:lang w:val="nl-NL"/>
         </w:rPr>
-      </w:pPr>
-      <w:r>
+        <w:t>*2* Arrest C-134/18 van het Europese Hof van Justitie, dat stelt dat lidstaten in situaties van opeenvolgende verzekeringen rekening moeten houden met tijdvakken in andere lidstaten om te voorkomen dat de werknemer tussen wal en schip valt.</w:t>
+      </w:r>
+    </w:p>
+    <w:p>
+      <w:pPr>
+        <w:pStyle w:val="marker"/>
+        <w:ind w:left="800" w:right="800"/>
+        <w:divId w:val="6182032"/>
+        <w:rPr>
+          <w:lang w:val="nl-NL"/>
+        </w:rPr>
+      </w:pPr>
+      <w:r>
+        <w:br w:type="page"/>
+      </w:r>
+    </w:p>
+    <w:p>
+      <w:pPr>
+        <w:pStyle w:val="Kop3"/>
+        <w:divId w:val="6182032"/>
+        <w:rPr>
+          <w:rFonts w:eastAsia="Times New Roman"/>
+          <w:lang w:val="nl-NL"/>
+        </w:rPr>
+      </w:pPr>
+      <w:bookmarkStart w:id="47" w:name="_Toc242178583"/>
+      <w:r>
+        <w:rPr>
+          <w:rFonts w:eastAsia="Times New Roman"/>
+          <w:lang w:val="nl-NL"/>
+        </w:rPr>
+        <w:t>VALYS</w:t>
+      </w:r>
+      <w:bookmarkEnd w:id="47"/>
+    </w:p>
+    <w:p>
+      <w:pPr>
+        <w:pStyle w:val="subtitel"/>
+        <w:divId w:val="6182032"/>
+        <w:rPr>
+          <w:lang w:val="nl-NL"/>
+        </w:rPr>
+      </w:pPr>
+      <w:r>
+        <w:rPr>
+          <w:lang w:val="nl-NL"/>
+        </w:rPr>
+        <w:t>Bovenregionaal Sociaal-Recreatief Vervoer en Logistieke Ketenfrictie</w:t>
+      </w:r>
+    </w:p>
+    <w:p>
+      <w:pPr>
+        <w:pStyle w:val="Normaalweb"/>
+        <w:divId w:val="6182032"/>
+        <w:rPr>
+          <w:lang w:val="nl-NL"/>
+        </w:rPr>
+      </w:pPr>
+      <w:r>
+        <w:rPr>
+          <w:lang w:val="nl-NL"/>
+        </w:rPr>
+        <w:t>Valys is het landelijke vervoerssysteem dat in opdracht van het Ministerie van Volksgezondheid, Welzijn en Sport (VWS) het bovenregionale sociaal-recreatieve vervoer voor personen met een mobiliteitsbeperking faciliteert *1*. De organisatie verzorgt uitsluitend ritten die de grens van vijf openbaarvervoerzones vanaf het woonadres overschrijden, en opereert daarmee aanvullend op het gemeentelijke Wmo-vervoer *2*. Het systeem werkt met een persoonlijk kilometerbudget en is ingericht op het combineren van reiz</w:t>
+      </w:r>
+      <w:r>
+        <w:rPr>
+          <w:lang w:val="nl-NL"/>
+        </w:rPr>
+        <w:t>igersstromen om operationele efficiëntie te behalen.</w:t>
+      </w:r>
+    </w:p>
+    <w:p>
+      <w:pPr>
+        <w:pStyle w:val="Normaalweb"/>
+        <w:divId w:val="6182032"/>
+        <w:rPr>
+          <w:lang w:val="nl-NL"/>
+        </w:rPr>
+      </w:pPr>
+      <w:r>
+        <w:rPr>
+          <w:lang w:val="nl-NL"/>
+        </w:rPr>
+        <w:t>In het dossier van de grensarbeider wordt Valys in september 2026 ingeschakeld voor een Valyspas. De aanvraag wordt op 27 september 2026 ontvangen en op 28 september 2026 goedgekeurd *3*. De formele toekenning van de pas betekent dat de patiënt toegang krijgt tot bovenregionaal vervoer, maar de structurele frictie op de knooppunten tussen Valys en andere vervoerssystemen blijft bestaan. Bij ketenreizen die een overdracht vereisen tussen Valys en het lokale Wmo-vervoer of het reguliere treinverkeer, vertaalt</w:t>
+      </w:r>
+      <w:r>
+        <w:rPr>
+          <w:lang w:val="nl-NL"/>
+        </w:rPr>
+        <w:t xml:space="preserve"> de strikte isolatie van de deelsystemen zich in planningsverschillen en falende ketencommunicatie *4*. Valys opereert uitsluitend binnen de eigen parameters en bezit geen overkoepelende regie om logistieke vertragingen vanuit externe vervoersnetwerken op te vangen.</w:t>
+      </w:r>
+    </w:p>
+    <w:p>
+      <w:pPr>
+        <w:divId w:val="196620444"/>
         <w:rPr>
           <w:color w:val="555555"/>
           <w:sz w:val="20"/>
           <w:szCs w:val="20"/>
           <w:lang w:val="nl-NL"/>
         </w:rPr>
-        <w:t>*1* *1* Ministerie van VWS, taakomschrijving Valys: landelijk bovenregionaal sociaal-recreatief vervoer voor personen met een mobiliteitsbeperking.</w:t>
-      </w:r>
-    </w:p>
-    <w:p>
-      <w:pPr>
-        <w:divId w:val="441195123"/>
+      </w:pPr>
+      <w:r>
         <w:rPr>
           <w:color w:val="555555"/>
           <w:sz w:val="20"/>
           <w:szCs w:val="20"/>
           <w:lang w:val="nl-NL"/>
         </w:rPr>
-      </w:pPr>
-      <w:r>
+        <w:t>*1* *1* Ministerie van VWS, taakomschrijving Valys: landelijk bovenregionaal sociaal-recreatief vervoer voor personen met een mobiliteitsbeperking.</w:t>
+      </w:r>
+    </w:p>
+    <w:p>
+      <w:pPr>
+        <w:divId w:val="196620444"/>
         <w:rPr>
           <w:color w:val="555555"/>
           <w:sz w:val="20"/>
           <w:szCs w:val="20"/>
           <w:lang w:val="nl-NL"/>
         </w:rPr>
-        <w:t>*2* *2* Valys is bedoeld voor reizen die meer dan vijf openbaarvervoerzones vanaf het woonadres liggen; het mandaat begint waar de gemeentelijke Wmo-plicht eindigt.</w:t>
-      </w:r>
-    </w:p>
-    <w:p>
-      <w:pPr>
-        <w:divId w:val="441195123"/>
+      </w:pPr>
+      <w:r>
         <w:rPr>
           <w:color w:val="555555"/>
           <w:sz w:val="20"/>
           <w:szCs w:val="20"/>
           <w:lang w:val="nl-NL"/>
         </w:rPr>
-      </w:pPr>
-      <w:r>
+        <w:t>*2* *2* Valys is bedoeld voor reizen die meer dan vijf openbaarvervoerzones vanaf het woonadres liggen; het mandaat begint waar de gemeentelijke Wmo-plicht eindigt.</w:t>
+      </w:r>
+    </w:p>
+    <w:p>
+      <w:pPr>
+        <w:divId w:val="196620444"/>
         <w:rPr>
           <w:color w:val="555555"/>
           <w:sz w:val="20"/>
           <w:szCs w:val="20"/>
           <w:lang w:val="nl-NL"/>
         </w:rPr>
-        <w:t>*3* *3* Entry 27-09-2026: ontvangstbevestiging aanvraag Valyspas; entry 28-09-2026: goedkeuring aanvraag Valyspas.</w:t>
-      </w:r>
-    </w:p>
-    <w:p>
-      <w:pPr>
-        <w:divId w:val="441195123"/>
+      </w:pPr>
+      <w:r>
         <w:rPr>
           <w:color w:val="555555"/>
           <w:sz w:val="20"/>
           <w:szCs w:val="20"/>
           <w:lang w:val="nl-NL"/>
         </w:rPr>
-      </w:pPr>
-      <w:r>
+        <w:t>*3* *3* Entry 27-09-2026: ontvangstbevestiging aanvraag Valyspas; entry 28-09-2026: goedkeuring aanvraag Valyspas.</w:t>
+      </w:r>
+    </w:p>
+    <w:p>
+      <w:pPr>
+        <w:divId w:val="196620444"/>
         <w:rPr>
           <w:color w:val="555555"/>
           <w:sz w:val="20"/>
           <w:szCs w:val="20"/>
           <w:lang w:val="nl-NL"/>
         </w:rPr>
-        <w:t>*4* *4* Structurele ketenfrictie: overdrachtsproblematiek tussen Valys en andere vervoerssystemen leidt tot wachttijden en communicatie-uitval.</w:t>
-      </w:r>
-    </w:p>
-    <w:p>
-      <w:pPr>
-        <w:pStyle w:val="marker"/>
-        <w:ind w:left="800" w:right="800"/>
-        <w:divId w:val="1883439195"/>
-        <w:rPr>
-          <w:lang w:val="nl-NL"/>
-        </w:rPr>
-      </w:pPr>
-      <w:r>
-        <w:br w:type="page"/>
-      </w:r>
-    </w:p>
-    <w:p>
-      <w:pPr>
-        <w:pStyle w:val="Kop3"/>
-        <w:divId w:val="1883439195"/>
-        <w:rPr>
-          <w:rFonts w:eastAsia="Times New Roman"/>
-          <w:lang w:val="nl-NL"/>
-        </w:rPr>
-      </w:pPr>
-      <w:bookmarkStart w:id="48" w:name="_Toc242175228"/>
-      <w:r>
-        <w:rPr>
-          <w:rFonts w:eastAsia="Times New Roman"/>
-          <w:lang w:val="nl-NL"/>
-        </w:rPr>
-        <w:t>VATTENFALL</w:t>
-      </w:r>
-      <w:bookmarkEnd w:id="48"/>
-    </w:p>
-    <w:p>
-      <w:pPr>
-        <w:pStyle w:val="subtitel"/>
-        <w:divId w:val="1883439195"/>
-        <w:rPr>
-          <w:lang w:val="nl-NL"/>
-        </w:rPr>
-      </w:pPr>
-      <w:r>
-        <w:rPr>
-          <w:lang w:val="nl-NL"/>
-        </w:rPr>
-        <w:t>De Commerciële Energie-Fuik en de Onuitvoerbare Medische Eisen</w:t>
-      </w:r>
-    </w:p>
-    <w:p>
-      <w:pPr>
-        <w:pStyle w:val="Normaalweb"/>
-        <w:divId w:val="1883439195"/>
-        <w:rPr>
-          <w:lang w:val="nl-NL"/>
-        </w:rPr>
-      </w:pPr>
-      <w:r>
-        <w:rPr>
-          <w:lang w:val="nl-NL"/>
-        </w:rPr>
-        <w:t>De huishoudelijke impact van de grensoverschrijdende inkomensstagnatie kristalliseert zich pijnlijk uit in de relatie met de energieleverancier, Vattenfall. Door het uitblijven van wettelijke toeslagen en uitkeringen ontstaat er in 2025 en 2026 een aanhoudende betalingsachterstand op de energierekening van het huishouden. Hoewel er herhaaldelijk pogingen worden gedaan om via betalingsregelingen de lasten te spreiden, leidt de combinatie van stijgende maandtermijnen en torenhoge jaarafrekeningen tot een onov</w:t>
-      </w:r>
-      <w:r>
-        <w:rPr>
-          <w:lang w:val="nl-NL"/>
-        </w:rPr>
-        <w:t>erbrugbare schuldencrisis die oploopt tot ruim tweeduizend euro.</w:t>
-      </w:r>
-    </w:p>
-    <w:p>
-      <w:pPr>
-        <w:pStyle w:val="Normaalweb"/>
-        <w:divId w:val="1883439195"/>
-        <w:rPr>
-          <w:lang w:val="nl-NL"/>
-        </w:rPr>
-      </w:pPr>
-      <w:r>
-        <w:rPr>
-          <w:lang w:val="nl-NL"/>
-        </w:rPr>
-        <w:t>Wanneer de huishouding dreigt te worden afgesloten, vraagt de partner om de officiële beschermingsstatus van 'medisch kwetsbare consument' te activeren, aangezien de patiënt de energie direct nodig heeft voor de gekoelde opslag van levensreddende insuline. Vattenfall eist hiervoor echter een officiële gezondheidsverklaring van een onafhankelijke Nederlandse arts. Zoals eerder vastgesteld, is een dergelijke verklaring voor een grensarbeider met een Belgisch medisch dossier via de lokale reguliere zorg nageno</w:t>
-      </w:r>
-      <w:r>
-        <w:rPr>
-          <w:lang w:val="nl-NL"/>
-        </w:rPr>
-        <w:t>eg onmogelijk te verkrijgen. De leverancier legt daarmee een eis neer die feitelijk onuitvoerbaar is.</w:t>
-      </w:r>
-    </w:p>
-    <w:p>
-      <w:pPr>
-        <w:pStyle w:val="Normaalweb"/>
-        <w:divId w:val="1883439195"/>
-        <w:rPr>
-          <w:lang w:val="nl-NL"/>
-        </w:rPr>
-      </w:pPr>
-      <w:r>
-        <w:rPr>
-          <w:lang w:val="nl-NL"/>
-        </w:rPr>
-        <w:t>De communicatie ontaardt vervolgens in een langdurig, moeizaam administratief traject. Maandenlang laat Vattenfall de ingediende medische gezondheidsverklaring onbeantwoord, terwijl de geautomatiseerde incassomachine onverminderd doorraadt en incassokosten opstapelt. Pas na lang aandringen geeft de energieleverancier toe dat zij de verklaring onterecht hebben geëist, omdat zij als leverancier helemaal geen afsluitgarantie kunnen afgeven. Na deze administratieve desillusie wordt de openstaande vordering alsn</w:t>
-      </w:r>
-      <w:r>
-        <w:rPr>
-          <w:lang w:val="nl-NL"/>
-        </w:rPr>
-        <w:t>og uit handen gegeven aan een incassobureau. De patiënt wordt zo geconfronteerd met commerciële sancties en oplopende incassokosten, puur doordat de leverancier verzuimt de eigen verantwoordelijkheden te kennen en weigert de buitenlandse medische realiteit te erkennen.</w:t>
-      </w:r>
-    </w:p>
-    <w:p>
-      <w:pPr>
-        <w:pStyle w:val="marker"/>
-        <w:ind w:left="800" w:right="800"/>
-        <w:divId w:val="1883439195"/>
-        <w:rPr>
-          <w:lang w:val="nl-NL"/>
-        </w:rPr>
-      </w:pPr>
-      <w:r>
-        <w:br w:type="page"/>
-      </w:r>
-    </w:p>
-    <w:p>
-      <w:pPr>
-        <w:pStyle w:val="Kop2"/>
-        <w:divId w:val="1883439195"/>
-        <w:rPr>
-          <w:rFonts w:eastAsia="Times New Roman"/>
-          <w:lang w:val="nl-NL"/>
-        </w:rPr>
-      </w:pPr>
-      <w:bookmarkStart w:id="49" w:name="_Toc242175229"/>
-      <w:r>
-        <w:rPr>
-          <w:rFonts w:eastAsia="Times New Roman"/>
-          <w:lang w:val="nl-NL"/>
-        </w:rPr>
-        <w:t>Escalatie &amp; Controle</w:t>
-      </w:r>
-      <w:bookmarkEnd w:id="49"/>
-    </w:p>
-    <w:p>
-      <w:pPr>
-        <w:pStyle w:val="Kop3"/>
-        <w:divId w:val="1883439195"/>
-        <w:rPr>
-          <w:rFonts w:eastAsia="Times New Roman"/>
-          <w:lang w:val="nl-NL"/>
-        </w:rPr>
-      </w:pPr>
-      <w:bookmarkStart w:id="50" w:name="_Toc242175230"/>
-      <w:r>
-        <w:rPr>
-          <w:rFonts w:eastAsia="Times New Roman"/>
-          <w:lang w:val="nl-NL"/>
-        </w:rPr>
-        <w:t>DE NATIONALE OMBUDSMAN (NL)</w:t>
-      </w:r>
-      <w:bookmarkEnd w:id="50"/>
-    </w:p>
-    <w:p>
-      <w:pPr>
-        <w:pStyle w:val="subtitel"/>
-        <w:divId w:val="1883439195"/>
-        <w:rPr>
-          <w:lang w:val="nl-NL"/>
-        </w:rPr>
-      </w:pPr>
-      <w:r>
-        <w:rPr>
-          <w:lang w:val="nl-NL"/>
-        </w:rPr>
-        <w:t>De Formele Drempel van de Onafhankelijke Arbiter</w:t>
-      </w:r>
-    </w:p>
-    <w:p>
-      <w:pPr>
-        <w:pStyle w:val="Normaalweb"/>
-        <w:divId w:val="1883439195"/>
-        <w:rPr>
-          <w:lang w:val="nl-NL"/>
-        </w:rPr>
-      </w:pPr>
-      <w:r>
-        <w:rPr>
-          <w:lang w:val="nl-NL"/>
-        </w:rPr>
-        <w:t>De Nationale Ombudsman is in het Nederlandse bestel de onafhankelijke instantie die klachten behandelt over het handelen van overheidsinstanties zoals het UWV, de SVB en de Belastingdienst. Wanneer de grensarbeider in het voorjaar van 2026 dit instituut inschakelt om de gestapelde administratieve blokkades en het uitblijven van toeslagen aan te kaarten, ontstaat al snel een herkenbaar patroon van procedurele afwijzing.</w:t>
-      </w:r>
-    </w:p>
-    <w:p>
-      <w:pPr>
-        <w:pStyle w:val="Normaalweb"/>
-        <w:divId w:val="1883439195"/>
-        <w:rPr>
-          <w:lang w:val="nl-NL"/>
-        </w:rPr>
-      </w:pPr>
-      <w:r>
-        <w:rPr>
-          <w:lang w:val="nl-NL"/>
-        </w:rPr>
-        <w:t>Hoewel de klacht onder een officieel zaaknummer wordt geregistreerd, stuit het onderzoek direct op institutionele limieten. De Ombudsman meldt openlijk te kampen met structurele capaciteitsproblemen en hanteert een onwrikbare regel: er wordt geen actieve tussenkomst gestart zolang er formele bezwaar- of beroepsprocedures bij de instanties zelf lopen. Omdat het dossier nu eenmaal uit openstaande juridische procedures bestaat, weigert de Ombudsman in te grijpen.</w:t>
-      </w:r>
-    </w:p>
-    <w:p>
-      <w:pPr>
-        <w:pStyle w:val="Normaalweb"/>
-        <w:divId w:val="1883439195"/>
-        <w:rPr>
-          <w:lang w:val="nl-NL"/>
-        </w:rPr>
-      </w:pPr>
-      <w:r>
-        <w:rPr>
-          <w:lang w:val="nl-NL"/>
-        </w:rPr>
-        <w:t>Het instituut adviseert de burger om eerst alle reguliere juridische wegen binnen de falende instanties volledig te doorlopen. Hiermee wordt de Ombudsman een verlengstuk van het vertragende systeem: de instantie die moet ingrijpen bij bestuurlijk falen, dwingt de burger om te wachten tot de administratieve molen zelf is uitgedraaid. Nadat herhaalde pogingen en aanvullende dossiers stranden op deze formele reflex, wordt het dossier definitief gesloten en uitsluitend nog geregistreerd als een passief 'signaal</w:t>
-      </w:r>
-      <w:r>
-        <w:rPr>
-          <w:lang w:val="nl-NL"/>
-        </w:rPr>
-        <w:t>'.</w:t>
-      </w:r>
-    </w:p>
-    <w:p>
-      <w:pPr>
-        <w:pStyle w:val="marker"/>
-        <w:ind w:left="800" w:right="800"/>
-        <w:divId w:val="1883439195"/>
-        <w:rPr>
-          <w:lang w:val="nl-NL"/>
-        </w:rPr>
-      </w:pPr>
-      <w:r>
-        <w:br w:type="page"/>
-      </w:r>
-    </w:p>
-    <w:p>
-      <w:pPr>
-        <w:pStyle w:val="Kop3"/>
-        <w:divId w:val="1883439195"/>
-        <w:rPr>
-          <w:rFonts w:eastAsia="Times New Roman"/>
-          <w:lang w:val="nl-NL"/>
-        </w:rPr>
-      </w:pPr>
-      <w:bookmarkStart w:id="51" w:name="_Toc242175231"/>
-      <w:r>
-        <w:rPr>
-          <w:rFonts w:eastAsia="Times New Roman"/>
-          <w:lang w:val="nl-NL"/>
-        </w:rPr>
-        <w:t>KONINKLIJK HUIS (NEDERLAND)</w:t>
-      </w:r>
-      <w:bookmarkEnd w:id="51"/>
-    </w:p>
-    <w:p>
-      <w:pPr>
-        <w:pStyle w:val="subtitel"/>
-        <w:divId w:val="1883439195"/>
-        <w:rPr>
-          <w:lang w:val="nl-NL"/>
-        </w:rPr>
-      </w:pPr>
-      <w:r>
-        <w:rPr>
-          <w:lang w:val="nl-NL"/>
-        </w:rPr>
-        <w:t>Het Grondwettelijke Nulpunt</w:t>
-      </w:r>
-    </w:p>
-    <w:p>
-      <w:pPr>
-        <w:pStyle w:val="Normaalweb"/>
-        <w:divId w:val="1883439195"/>
-        <w:rPr>
-          <w:lang w:val="nl-NL"/>
-        </w:rPr>
-      </w:pPr>
-      <w:r>
-        <w:rPr>
-          <w:lang w:val="nl-NL"/>
-        </w:rPr>
-        <w:t>De escalatieladder binnen de Nederlandse staat eindigt, evenals in België, bij het symbolische staatshoofd. In mei 2026 wordt de Systeem-Audit per aangetekende post aangeboden aan het Kabinet van de Koning. Dit verzoekschrift markeert het bereiken van de absolute top van de nationale staatsinrichting met de vraag om aandacht voor de onzichtbare administratieve armoede in de grensstreek.</w:t>
-      </w:r>
-    </w:p>
-    <w:p>
-      <w:pPr>
-        <w:pStyle w:val="Normaalweb"/>
-        <w:divId w:val="1883439195"/>
-        <w:rPr>
-          <w:lang w:val="nl-NL"/>
-        </w:rPr>
-      </w:pPr>
-      <w:r>
-        <w:rPr>
-          <w:lang w:val="nl-NL"/>
-        </w:rPr>
-        <w:t>De reactie van het Kabinet van de Koning in juli 2026 volgt de stricte kaders van de Nederlandse Grondwet. Er wordt erkend dat de Koning persoonlijk geen enkele bevoegdheid bezit om in te grijpen in administratieve beslissingen of om uitvoerende instanties te corrigeren. Het Paleis biedt aan om het verzoekschrift formeel door te geleiden naar de bevoegde minister of staatssecretaris, mits de burger exact specificeert voor welk specifiek deelprobleem steun wordt gevraagd.</w:t>
-      </w:r>
-    </w:p>
-    <w:p>
-      <w:pPr>
-        <w:pStyle w:val="Normaalweb"/>
-        <w:divId w:val="1883439195"/>
-        <w:rPr>
-          <w:lang w:val="nl-NL"/>
-        </w:rPr>
-      </w:pPr>
-      <w:r>
-        <w:rPr>
-          <w:lang w:val="nl-NL"/>
-        </w:rPr>
-        <w:t>Hiermee is ook in Nederland de nationale escalatieladder definitief uitgewerkt. Het hoogste staatshoofd kan niet meer doen dan de brief terugsturen naar precies dat ministerie dat verantwoordelijk is voor de gemaakte fouten. Dit onderstreept het fundamentele uitgangspunt van deze audit: er is binnen de nationale structuren van beide lidstaten geen enkele instantie meer over die een transnationaal bevoegdheidsvacuüm kan oplossen. De nationale staat houdt op met functioneren zodra de grens wordt overstoken.</w:t>
-      </w:r>
-    </w:p>
-    <w:p>
-      <w:pPr>
-        <w:pStyle w:val="marker"/>
-        <w:ind w:left="800" w:right="800"/>
-        <w:divId w:val="1883439195"/>
-        <w:rPr>
-          <w:lang w:val="nl-NL"/>
-        </w:rPr>
-      </w:pPr>
-      <w:r>
-        <w:br w:type="page"/>
-      </w:r>
-    </w:p>
-    <w:p>
-      <w:pPr>
-        <w:pStyle w:val="Kop3"/>
-        <w:divId w:val="1883439195"/>
-        <w:rPr>
-          <w:rFonts w:eastAsia="Times New Roman"/>
-          <w:lang w:val="nl-NL"/>
-        </w:rPr>
-      </w:pPr>
-      <w:bookmarkStart w:id="52" w:name="_Toc242175232"/>
-      <w:r>
-        <w:rPr>
-          <w:rFonts w:eastAsia="Times New Roman"/>
-          <w:lang w:val="nl-NL"/>
-        </w:rPr>
-        <w:t>NEDERLANDSE POLITIEKE PARTIJEN</w:t>
-      </w:r>
-      <w:bookmarkEnd w:id="52"/>
-    </w:p>
-    <w:p>
-      <w:pPr>
-        <w:pStyle w:val="subtitel"/>
-        <w:divId w:val="1883439195"/>
-        <w:rPr>
-          <w:lang w:val="nl-NL"/>
-        </w:rPr>
-      </w:pPr>
-      <w:r>
-        <w:rPr>
-          <w:lang w:val="nl-NL"/>
-        </w:rPr>
-        <w:t>De Standaardontkenning van de Wetgever</w:t>
-      </w:r>
-    </w:p>
-    <w:p>
-      <w:pPr>
-        <w:pStyle w:val="Normaalweb"/>
-        <w:divId w:val="1883439195"/>
-        <w:rPr>
-          <w:lang w:val="nl-NL"/>
-        </w:rPr>
-      </w:pPr>
-      <w:r>
-        <w:rPr>
-          <w:lang w:val="nl-NL"/>
-        </w:rPr>
-        <w:t>De politieke fracties in de Tweede Kamer vormen de wetgevende macht en dragen de politieke verantwoordelijkheid voor het functioneren van de sociale zekerheid. Vanaf april 2026 worden de leiderschappen en secretariaten van diverse Nederlandse partijen (waaronder PVV, VVD, BBB en NSC) geconfronteerd met gedetailleerde brandbrieven over het grensoverschrijdende bevoegdheidsvacuüm. De reacties van het politieke landschap kenmerken zich door een volstrekte afwezigheid van inhoudelijke actie.</w:t>
-      </w:r>
-    </w:p>
-    <w:p>
-      <w:pPr>
-        <w:pStyle w:val="Normaalweb"/>
-        <w:divId w:val="1883439195"/>
-        <w:rPr>
-          <w:lang w:val="nl-NL"/>
-        </w:rPr>
-      </w:pPr>
-      <w:r>
-        <w:rPr>
-          <w:lang w:val="nl-NL"/>
-        </w:rPr>
-        <w:t>De respons van regeringspartijen en gevestigde fracties (zoals de VVD) is even voorspelbaar als teleurstellend. Men laat per standaardbrief weten niet te kunnen ingrijpen in persoonlijke dossiers en adviseert de burger om hulp te zoeken bij de Nationale Ombudsman — dezelfde Ombudsman die de zaak op zijn beurt al heeft afgewezen. Partijen die zich profileren op 'bestaanszekerheid' (zoals NSC) of partijen die opkomen voor de regio (zoals de BBB) sturen het dossier na lang wachten intern door naar beleidsmedew</w:t>
-      </w:r>
-      <w:r>
-        <w:rPr>
-          <w:lang w:val="nl-NL"/>
-        </w:rPr>
-        <w:t>erkers, waarna het in de parlementaire vergetelheid verdwijnt zonder dat er ook maar één Kamervraag wordt gesteld.</w:t>
-      </w:r>
-    </w:p>
-    <w:p>
-      <w:pPr>
-        <w:pStyle w:val="Normaalweb"/>
-        <w:divId w:val="1883439195"/>
-        <w:rPr>
-          <w:lang w:val="nl-NL"/>
-        </w:rPr>
-      </w:pPr>
-      <w:r>
-        <w:rPr>
-          <w:lang w:val="nl-NL"/>
-        </w:rPr>
-        <w:t>De politieke macht toont zich in dit dossier volkomen vervreemd van de uitvoeringswerkelijkheid. Partijen schrijven de wetten die de binaire kaders en de digitale valkuilen creëren, maar zodra een burger met keiharde cijfers en tijdlijnen bewijst dat die wetten levens ontwrichten, zwijgen de fracties in alle talen of verschuilen zij zich achter procedurele onbevoegdheid.</w:t>
-      </w:r>
-    </w:p>
-    <w:p>
-      <w:pPr>
-        <w:pStyle w:val="marker"/>
-        <w:ind w:left="800" w:right="800"/>
-        <w:divId w:val="1883439195"/>
-        <w:rPr>
-          <w:lang w:val="nl-NL"/>
-        </w:rPr>
-      </w:pPr>
-      <w:r>
-        <w:br w:type="page"/>
-      </w:r>
-    </w:p>
-    <w:p>
-      <w:pPr>
-        <w:pStyle w:val="Kop3"/>
-        <w:divId w:val="1883439195"/>
-        <w:rPr>
-          <w:rFonts w:eastAsia="Times New Roman"/>
-          <w:lang w:val="nl-NL"/>
-        </w:rPr>
-      </w:pPr>
-      <w:bookmarkStart w:id="53" w:name="_Toc242175233"/>
-      <w:r>
-        <w:rPr>
-          <w:rFonts w:eastAsia="Times New Roman"/>
-          <w:lang w:val="nl-NL"/>
-        </w:rPr>
-        <w:t>TWEEDE KAMER (COMMISSIE SZW)</w:t>
-      </w:r>
-      <w:bookmarkEnd w:id="53"/>
-    </w:p>
-    <w:p>
-      <w:pPr>
-        <w:pStyle w:val="subtitel"/>
-        <w:divId w:val="1883439195"/>
-        <w:rPr>
-          <w:lang w:val="nl-NL"/>
-        </w:rPr>
-      </w:pPr>
-      <w:r>
-        <w:rPr>
-          <w:lang w:val="nl-NL"/>
-        </w:rPr>
-        <w:t>Het Geparkeerde Parlementaire Signaal</w:t>
-      </w:r>
-    </w:p>
-    <w:p>
-      <w:pPr>
-        <w:pStyle w:val="Normaalweb"/>
-        <w:divId w:val="1883439195"/>
-        <w:rPr>
-          <w:lang w:val="nl-NL"/>
-        </w:rPr>
-      </w:pPr>
-      <w:r>
-        <w:rPr>
-          <w:lang w:val="nl-NL"/>
-        </w:rPr>
-        <w:t>De Vaste Commissie voor Sociale Zaken en Werkgelegenheid (SZW) van de Tweede Kamer is het democratische orgaan dat de bewindspersonen controleert op de uitvoering van de sociale zekerheid. In april 2026 ontvangt deze commissie een dwingende brandbrief en de volledige Systeem-Audit, waarin wordt blootgelegd hoe de Nederlandse wetgeving en uitvoeringsinstanties (zoals het UWV en de SVB) falen in de bescherming van grensarbeiders.</w:t>
-      </w:r>
-    </w:p>
-    <w:p>
-      <w:pPr>
-        <w:pStyle w:val="Normaalweb"/>
-        <w:divId w:val="1883439195"/>
-        <w:rPr>
-          <w:lang w:val="nl-NL"/>
-        </w:rPr>
-      </w:pPr>
-      <w:r>
-        <w:rPr>
-          <w:lang w:val="nl-NL"/>
-        </w:rPr>
-        <w:t>De ambtelijke griffie registreert de brief correct als een ingekomen stuk. Vervolgens past de politieke commissie een beproefde methode toe om directe verantwoordelijkheid te ontwijken: het dossier wordt formeel ingepland en 'geparkeerd' voor een toekomstig commissiedebat over de uitvoering van de sociale zekerheid. Daarbij wordt in de besluitvorming direct een procedurele beperking ingebouwd: men stelt expliciet dat de Kamer zich uitdrukkelijk niet bezighoudt met de individuele kwestie van de burger.</w:t>
-      </w:r>
-    </w:p>
-    <w:p>
-      <w:pPr>
-        <w:pStyle w:val="Normaalweb"/>
-        <w:divId w:val="1883439195"/>
-        <w:rPr>
-          <w:lang w:val="nl-NL"/>
-        </w:rPr>
-      </w:pPr>
-      <w:r>
-        <w:rPr>
-          <w:lang w:val="nl-NL"/>
-        </w:rPr>
-        <w:t>Hiermee degradeert het parlement de keiharde empirische data van een systematisch bevoegdheidsvacuüm tot een abstract beleidssignaal. De volksvertegenwoordiging erkent hiermee indirect dat de door henzelf ontworpen wetgeving in de praktijk vastloopt, maar weigert om op basis van een concrete casus direct de ministers ter verantwoording te roepen of in te grijpen in de lopende administratieve situatie.</w:t>
-      </w:r>
-    </w:p>
-    <w:p>
-      <w:pPr>
-        <w:pStyle w:val="marker"/>
-        <w:ind w:left="800" w:right="800"/>
-        <w:divId w:val="1883439195"/>
-        <w:rPr>
-          <w:lang w:val="nl-NL"/>
-        </w:rPr>
-      </w:pPr>
-      <w:r>
-        <w:br w:type="page"/>
-      </w:r>
-    </w:p>
-    <w:p>
-      <w:pPr>
-        <w:pStyle w:val="Kop1"/>
-        <w:divId w:val="1883439195"/>
-        <w:rPr>
-          <w:rFonts w:eastAsia="Times New Roman"/>
-          <w:lang w:val="nl-NL"/>
-        </w:rPr>
-      </w:pPr>
-      <w:bookmarkStart w:id="54" w:name="_Toc242175234"/>
-      <w:r>
-        <w:rPr>
-          <w:rFonts w:eastAsia="Times New Roman"/>
-          <w:lang w:val="nl-NL"/>
-        </w:rPr>
-        <w:t>III. Overkoepelend, Bemiddeling &amp; Maatschappelijke Resonantie</w:t>
-      </w:r>
-      <w:bookmarkEnd w:id="54"/>
-    </w:p>
-    <w:p>
-      <w:pPr>
-        <w:pStyle w:val="Kop3"/>
-        <w:divId w:val="1883439195"/>
-        <w:rPr>
-          <w:rFonts w:eastAsia="Times New Roman"/>
-          <w:lang w:val="nl-NL"/>
-        </w:rPr>
-      </w:pPr>
-      <w:bookmarkStart w:id="55" w:name="_Toc242175235"/>
-      <w:r>
-        <w:rPr>
-          <w:rFonts w:eastAsia="Times New Roman"/>
-          <w:lang w:val="nl-NL"/>
-        </w:rPr>
-        <w:t>ACADEMISCHE OBSERVATIELAAG</w:t>
-      </w:r>
-      <w:bookmarkEnd w:id="55"/>
-    </w:p>
-    <w:p>
-      <w:pPr>
-        <w:pStyle w:val="subtitel"/>
-        <w:divId w:val="1883439195"/>
-        <w:rPr>
-          <w:lang w:val="nl-NL"/>
-        </w:rPr>
-      </w:pPr>
-      <w:r>
-        <w:rPr>
-          <w:lang w:val="nl-NL"/>
-        </w:rPr>
-        <w:t>De Retrospectieve Analyse van een Crisis</w:t>
-      </w:r>
-    </w:p>
-    <w:p>
-      <w:pPr>
-        <w:pStyle w:val="Normaalweb"/>
-        <w:divId w:val="1883439195"/>
-        <w:rPr>
-          <w:lang w:val="nl-NL"/>
-        </w:rPr>
-      </w:pPr>
-      <w:r>
-        <w:rPr>
-          <w:lang w:val="nl-NL"/>
-        </w:rPr>
-        <w:t xml:space="preserve">Wetenschappelijke instituten, universitaire faculteiten voor sociaal recht en gespecialiseerde kenniscentra voor grenseffecten hebben binnen de rechtsstaat de taak om wetgeving te toetsen aan de maatschappelijke uitvoeringspraktijk. Zij analyseren structurele knelpunten in de sociale zekerheid en publiceren rapportages voor nationale parlementen en de Europese Commissie. Wanneer de gedocumenteerde Systeem-Audit in het voorjaar van 2026 bij diverse Nederlandse en Belgische universiteiten wordt ingediend als </w:t>
-      </w:r>
-      <w:r>
-        <w:rPr>
-          <w:lang w:val="nl-NL"/>
-        </w:rPr>
-        <w:t>actuele casuïstiek van een transnationaal bevoegdheidsvacuüm, blijft een inhoudelijke reactie aanvankelijk volledig uit. De academische infrastructuur is primair ingericht op retrospectief onderzoek binnen afgebakende onderzoeksprogramma's en beschikt niet over een operationeel protocol om een lopende, individuele systeemblokkade in real-time te onderzoeken.</w:t>
-      </w:r>
-    </w:p>
-    <w:p>
-      <w:pPr>
-        <w:pStyle w:val="Normaalweb"/>
-        <w:divId w:val="1883439195"/>
-        <w:rPr>
-          <w:lang w:val="nl-NL"/>
-        </w:rPr>
-      </w:pPr>
-      <w:r>
-        <w:rPr>
-          <w:lang w:val="nl-NL"/>
-        </w:rPr>
-        <w:t>Deze radiostilte wordt in september 2026 doorbroken wanneer het geactualiseerde dossier het niveau van specifieke grensarbeid-expertise bereikt. Na een eerste bevestiging van dossierstudie door een hoogleraar aan een grensoverschrijdend onderzoeksinstituut, volgt een diepgaande inhoudelijke analyse door een onafhankelijk onderzoeker met een decennialange staat van dienst in grensoverschrijdende procedures. In deze uitwisseling wordt de casus niet langer als een geïsoleerd incident behandeld, maar getoetst a</w:t>
-      </w:r>
-      <w:r>
-        <w:rPr>
-          <w:lang w:val="nl-NL"/>
-        </w:rPr>
-        <w:t>an de wisselwerking tussen de Europese coördinatieverordening *1*, de verordening inzake het vrij verkeer van werknemers *2* en de vaste rechtspraak van het Hof van Justitie over fiscale en sociale gelijke behandeling over de grens *3*. Daarbij wordt tevens aan de hand van officiële correspondentie van de Europese Commissie gedocumenteerd dat formele inbreukklachten tegen België en Vlaanderen over de uitsluiting van grensarbeiders bij sociale voordelen en het Groeipakket al sinds 2022 en 2023 in een onderzo</w:t>
-      </w:r>
-      <w:r>
-        <w:rPr>
-          <w:lang w:val="nl-NL"/>
-        </w:rPr>
-        <w:t>eksfase verkeren zonder definitief besluit.</w:t>
-      </w:r>
-    </w:p>
-    <w:p>
-      <w:pPr>
-        <w:pStyle w:val="Normaalweb"/>
-        <w:divId w:val="1883439195"/>
-        <w:rPr>
-          <w:lang w:val="nl-NL"/>
-        </w:rPr>
-      </w:pPr>
-      <w:r>
-        <w:rPr>
-          <w:lang w:val="nl-NL"/>
-        </w:rPr>
-        <w:t>De interactie met de onderzoekswereld verschuift van passieve observatie naar actieve verificatie wanneer de onderzoeker de exacte medische en fiscale parameters van het dossier via een anonieme steekproef voorlegt aan de Belgische belastingdienst voor niet-inwoners. De belastingadministratie bevestigt in deze steekproef schriftelijk dat bij het ontbreken van een Nederlands vervangingsinkomen boven de wettelijke drempel het spontaan toevoegen van medische verklaringen bij de aangifte een geldige route vormt</w:t>
-      </w:r>
-      <w:r>
-        <w:rPr>
-          <w:lang w:val="nl-NL"/>
-        </w:rPr>
-        <w:t xml:space="preserve"> om de fiscale handicapstatus naar Belgisch recht aan te tonen. Tegelijkertijd legt deze academische validatie de operationele grens van de wetenschap bloot. Hoewel het onderzoek bevestigt dat nationale uitvoeringsorganen vastlopen op het ontbreken van digitale standaardsjablonen voor grensarbeiders met een medische beperking, bezit de academische laag geen uitvoerende of afdwingende bevoegdheid. De wetenschappelijke bevestiging van de weeffout opent geen gesloten databanken zoals de Kruispuntbank van de So</w:t>
-      </w:r>
-      <w:r>
-        <w:rPr>
-          <w:lang w:val="nl-NL"/>
-        </w:rPr>
-        <w:t>ciale Zekerheid en voorkomt evenmin dat een geslaagde fiscale correctie in het werkland via een gewijzigd inkomen nieuwe herberekeningen of terugvorderingen uitlokt bij inkomensafhankelijke regelingen aan beide zijden van de grens.</w:t>
-      </w:r>
-    </w:p>
-    <w:p>
-      <w:pPr>
-        <w:divId w:val="1246913169"/>
+      </w:pPr>
+      <w:r>
         <w:rPr>
           <w:color w:val="555555"/>
           <w:sz w:val="20"/>
           <w:szCs w:val="20"/>
           <w:lang w:val="nl-NL"/>
         </w:rPr>
-      </w:pPr>
-      <w:r>
+        <w:t>*4* *4* Structurele ketenfrictie: overdrachtsproblematiek tussen Valys en andere vervoerssystemen leidt tot wachttijden en communicatie-uitval.</w:t>
+      </w:r>
+    </w:p>
+    <w:p>
+      <w:pPr>
+        <w:pStyle w:val="marker"/>
+        <w:ind w:left="800" w:right="800"/>
+        <w:divId w:val="6182032"/>
+        <w:rPr>
+          <w:lang w:val="nl-NL"/>
+        </w:rPr>
+      </w:pPr>
+      <w:r>
+        <w:br w:type="page"/>
+      </w:r>
+    </w:p>
+    <w:p>
+      <w:pPr>
+        <w:pStyle w:val="Kop3"/>
+        <w:divId w:val="6182032"/>
+        <w:rPr>
+          <w:rFonts w:eastAsia="Times New Roman"/>
+          <w:lang w:val="nl-NL"/>
+        </w:rPr>
+      </w:pPr>
+      <w:bookmarkStart w:id="48" w:name="_Toc242178584"/>
+      <w:r>
+        <w:rPr>
+          <w:rFonts w:eastAsia="Times New Roman"/>
+          <w:lang w:val="nl-NL"/>
+        </w:rPr>
+        <w:t>VATTENFALL</w:t>
+      </w:r>
+      <w:bookmarkEnd w:id="48"/>
+    </w:p>
+    <w:p>
+      <w:pPr>
+        <w:pStyle w:val="subtitel"/>
+        <w:divId w:val="6182032"/>
+        <w:rPr>
+          <w:lang w:val="nl-NL"/>
+        </w:rPr>
+      </w:pPr>
+      <w:r>
+        <w:rPr>
+          <w:lang w:val="nl-NL"/>
+        </w:rPr>
+        <w:t>De Commerciële Energie-Fuik en de Onuitvoerbare Medische Eisen</w:t>
+      </w:r>
+    </w:p>
+    <w:p>
+      <w:pPr>
+        <w:pStyle w:val="Normaalweb"/>
+        <w:divId w:val="6182032"/>
+        <w:rPr>
+          <w:lang w:val="nl-NL"/>
+        </w:rPr>
+      </w:pPr>
+      <w:r>
+        <w:rPr>
+          <w:lang w:val="nl-NL"/>
+        </w:rPr>
+        <w:t>De huishoudelijke impact van de grensoverschrijdende inkomensstagnatie kristalliseert zich pijnlijk uit in de relatie met de energieleverancier, Vattenfall. Door het uitblijven van wettelijke toeslagen en uitkeringen ontstaat er in 2025 en 2026 een aanhoudende betalingsachterstand op de energierekening van het huishouden. Hoewel er herhaaldelijk pogingen worden gedaan om via betalingsregelingen de lasten te spreiden, leidt de combinatie van stijgende maandtermijnen en torenhoge jaarafrekeningen tot een onov</w:t>
+      </w:r>
+      <w:r>
+        <w:rPr>
+          <w:lang w:val="nl-NL"/>
+        </w:rPr>
+        <w:t>erbrugbare schuldencrisis die oploopt tot ruim tweeduizend euro.</w:t>
+      </w:r>
+    </w:p>
+    <w:p>
+      <w:pPr>
+        <w:pStyle w:val="Normaalweb"/>
+        <w:divId w:val="6182032"/>
+        <w:rPr>
+          <w:lang w:val="nl-NL"/>
+        </w:rPr>
+      </w:pPr>
+      <w:r>
+        <w:rPr>
+          <w:lang w:val="nl-NL"/>
+        </w:rPr>
+        <w:t>Wanneer de huishouding dreigt te worden afgesloten, vraagt de partner om de officiële beschermingsstatus van 'medisch kwetsbare consument' te activeren, aangezien de patiënt de energie direct nodig heeft voor de gekoelde opslag van levensreddende insuline. Vattenfall eist hiervoor echter een officiële gezondheidsverklaring van een onafhankelijke Nederlandse arts. Zoals eerder vastgesteld, is een dergelijke verklaring voor een grensarbeider met een Belgisch medisch dossier via de lokale reguliere zorg nageno</w:t>
+      </w:r>
+      <w:r>
+        <w:rPr>
+          <w:lang w:val="nl-NL"/>
+        </w:rPr>
+        <w:t>eg onmogelijk te verkrijgen. De leverancier legt daarmee een eis neer die feitelijk onuitvoerbaar is.</w:t>
+      </w:r>
+    </w:p>
+    <w:p>
+      <w:pPr>
+        <w:pStyle w:val="Normaalweb"/>
+        <w:divId w:val="6182032"/>
+        <w:rPr>
+          <w:lang w:val="nl-NL"/>
+        </w:rPr>
+      </w:pPr>
+      <w:r>
+        <w:rPr>
+          <w:lang w:val="nl-NL"/>
+        </w:rPr>
+        <w:t>De communicatie ontaardt vervolgens in een langdurig, moeizaam administratief traject. Maandenlang laat Vattenfall de ingediende medische gezondheidsverklaring onbeantwoord, terwijl de geautomatiseerde incassomachine onverminderd doorraadt en incassokosten opstapelt. Pas na lang aandringen geeft de energieleverancier toe dat zij de verklaring onterecht hebben geëist, omdat zij als leverancier helemaal geen afsluitgarantie kunnen afgeven. Na deze administratieve desillusie wordt de openstaande vordering alsn</w:t>
+      </w:r>
+      <w:r>
+        <w:rPr>
+          <w:lang w:val="nl-NL"/>
+        </w:rPr>
+        <w:t>og uit handen gegeven aan een incassobureau. De patiënt wordt zo geconfronteerd met commerciële sancties en oplopende incassokosten, puur doordat de leverancier verzuimt de eigen verantwoordelijkheden te kennen en weigert de buitenlandse medische realiteit te erkennen.</w:t>
+      </w:r>
+    </w:p>
+    <w:p>
+      <w:pPr>
+        <w:pStyle w:val="marker"/>
+        <w:ind w:left="800" w:right="800"/>
+        <w:divId w:val="6182032"/>
+        <w:rPr>
+          <w:lang w:val="nl-NL"/>
+        </w:rPr>
+      </w:pPr>
+      <w:r>
+        <w:br w:type="page"/>
+      </w:r>
+    </w:p>
+    <w:p>
+      <w:pPr>
+        <w:pStyle w:val="Kop2"/>
+        <w:divId w:val="6182032"/>
+        <w:rPr>
+          <w:rFonts w:eastAsia="Times New Roman"/>
+          <w:lang w:val="nl-NL"/>
+        </w:rPr>
+      </w:pPr>
+      <w:bookmarkStart w:id="49" w:name="_Toc242178585"/>
+      <w:r>
+        <w:rPr>
+          <w:rFonts w:eastAsia="Times New Roman"/>
+          <w:lang w:val="nl-NL"/>
+        </w:rPr>
+        <w:t>Escalatie &amp; Controle</w:t>
+      </w:r>
+      <w:bookmarkEnd w:id="49"/>
+    </w:p>
+    <w:p>
+      <w:pPr>
+        <w:pStyle w:val="Kop3"/>
+        <w:divId w:val="6182032"/>
+        <w:rPr>
+          <w:rFonts w:eastAsia="Times New Roman"/>
+          <w:lang w:val="nl-NL"/>
+        </w:rPr>
+      </w:pPr>
+      <w:bookmarkStart w:id="50" w:name="_Toc242178586"/>
+      <w:r>
+        <w:rPr>
+          <w:rFonts w:eastAsia="Times New Roman"/>
+          <w:lang w:val="nl-NL"/>
+        </w:rPr>
+        <w:t>DE NATIONALE OMBUDSMAN (NL)</w:t>
+      </w:r>
+      <w:bookmarkEnd w:id="50"/>
+    </w:p>
+    <w:p>
+      <w:pPr>
+        <w:pStyle w:val="subtitel"/>
+        <w:divId w:val="6182032"/>
+        <w:rPr>
+          <w:lang w:val="nl-NL"/>
+        </w:rPr>
+      </w:pPr>
+      <w:r>
+        <w:rPr>
+          <w:lang w:val="nl-NL"/>
+        </w:rPr>
+        <w:t>De Formele Drempel van de Onafhankelijke Arbiter</w:t>
+      </w:r>
+    </w:p>
+    <w:p>
+      <w:pPr>
+        <w:pStyle w:val="Normaalweb"/>
+        <w:divId w:val="6182032"/>
+        <w:rPr>
+          <w:lang w:val="nl-NL"/>
+        </w:rPr>
+      </w:pPr>
+      <w:r>
+        <w:rPr>
+          <w:lang w:val="nl-NL"/>
+        </w:rPr>
+        <w:t>De Nationale Ombudsman is in het Nederlandse bestel de onafhankelijke instantie die klachten behandelt over het handelen van overheidsinstanties zoals het UWV, de SVB en de Belastingdienst. Wanneer de grensarbeider in het voorjaar van 2026 dit instituut inschakelt om de gestapelde administratieve blokkades en het uitblijven van toeslagen aan te kaarten, ontstaat al snel een herkenbaar patroon van procedurele afwijzing.</w:t>
+      </w:r>
+    </w:p>
+    <w:p>
+      <w:pPr>
+        <w:pStyle w:val="Normaalweb"/>
+        <w:divId w:val="6182032"/>
+        <w:rPr>
+          <w:lang w:val="nl-NL"/>
+        </w:rPr>
+      </w:pPr>
+      <w:r>
+        <w:rPr>
+          <w:lang w:val="nl-NL"/>
+        </w:rPr>
+        <w:t>Hoewel de klacht onder een officieel zaaknummer wordt geregistreerd, stuit het onderzoek direct op institutionele limieten. De Ombudsman meldt openlijk te kampen met structurele capaciteitsproblemen en hanteert een onwrikbare regel: er wordt geen actieve tussenkomst gestart zolang er formele bezwaar- of beroepsprocedures bij de instanties zelf lopen. Omdat het dossier nu eenmaal uit openstaande juridische procedures bestaat, weigert de Ombudsman in te grijpen.</w:t>
+      </w:r>
+    </w:p>
+    <w:p>
+      <w:pPr>
+        <w:pStyle w:val="Normaalweb"/>
+        <w:divId w:val="6182032"/>
+        <w:rPr>
+          <w:lang w:val="nl-NL"/>
+        </w:rPr>
+      </w:pPr>
+      <w:r>
+        <w:rPr>
+          <w:lang w:val="nl-NL"/>
+        </w:rPr>
+        <w:t>Het instituut adviseert de burger om eerst alle reguliere juridische wegen binnen de falende instanties volledig te doorlopen. Hiermee wordt de Ombudsman een verlengstuk van het vertragende systeem: de instantie die moet ingrijpen bij bestuurlijk falen, dwingt de burger om te wachten tot de administratieve molen zelf is uitgedraaid. Nadat herhaalde pogingen en aanvullende dossiers stranden op deze formele reflex, wordt het dossier definitief gesloten en uitsluitend nog geregistreerd als een passief 'signaal</w:t>
+      </w:r>
+      <w:r>
+        <w:rPr>
+          <w:lang w:val="nl-NL"/>
+        </w:rPr>
+        <w:t>'.</w:t>
+      </w:r>
+    </w:p>
+    <w:p>
+      <w:pPr>
+        <w:pStyle w:val="marker"/>
+        <w:ind w:left="800" w:right="800"/>
+        <w:divId w:val="6182032"/>
+        <w:rPr>
+          <w:lang w:val="nl-NL"/>
+        </w:rPr>
+      </w:pPr>
+      <w:r>
+        <w:br w:type="page"/>
+      </w:r>
+    </w:p>
+    <w:p>
+      <w:pPr>
+        <w:pStyle w:val="Kop3"/>
+        <w:divId w:val="6182032"/>
+        <w:rPr>
+          <w:rFonts w:eastAsia="Times New Roman"/>
+          <w:lang w:val="nl-NL"/>
+        </w:rPr>
+      </w:pPr>
+      <w:bookmarkStart w:id="51" w:name="_Toc242178587"/>
+      <w:r>
+        <w:rPr>
+          <w:rFonts w:eastAsia="Times New Roman"/>
+          <w:lang w:val="nl-NL"/>
+        </w:rPr>
+        <w:t>KONINKLIJK HUIS (NEDERLAND)</w:t>
+      </w:r>
+      <w:bookmarkEnd w:id="51"/>
+    </w:p>
+    <w:p>
+      <w:pPr>
+        <w:pStyle w:val="subtitel"/>
+        <w:divId w:val="6182032"/>
+        <w:rPr>
+          <w:lang w:val="nl-NL"/>
+        </w:rPr>
+      </w:pPr>
+      <w:r>
+        <w:rPr>
+          <w:lang w:val="nl-NL"/>
+        </w:rPr>
+        <w:t>Het Grondwettelijke Nulpunt</w:t>
+      </w:r>
+    </w:p>
+    <w:p>
+      <w:pPr>
+        <w:pStyle w:val="Normaalweb"/>
+        <w:divId w:val="6182032"/>
+        <w:rPr>
+          <w:lang w:val="nl-NL"/>
+        </w:rPr>
+      </w:pPr>
+      <w:r>
+        <w:rPr>
+          <w:lang w:val="nl-NL"/>
+        </w:rPr>
+        <w:t>De escalatieladder binnen de Nederlandse staat eindigt, evenals in België, bij het symbolische staatshoofd. In mei 2026 wordt de Systeem-Audit per aangetekende post aangeboden aan het Kabinet van de Koning. Dit verzoekschrift markeert het bereiken van de absolute top van de nationale staatsinrichting met de vraag om aandacht voor de onzichtbare administratieve armoede in de grensstreek.</w:t>
+      </w:r>
+    </w:p>
+    <w:p>
+      <w:pPr>
+        <w:pStyle w:val="Normaalweb"/>
+        <w:divId w:val="6182032"/>
+        <w:rPr>
+          <w:lang w:val="nl-NL"/>
+        </w:rPr>
+      </w:pPr>
+      <w:r>
+        <w:rPr>
+          <w:lang w:val="nl-NL"/>
+        </w:rPr>
+        <w:t>De reactie van het Kabinet van de Koning in juli 2026 volgt de stricte kaders van de Nederlandse Grondwet. Er wordt erkend dat de Koning persoonlijk geen enkele bevoegdheid bezit om in te grijpen in administratieve beslissingen of om uitvoerende instanties te corrigeren. Het Paleis biedt aan om het verzoekschrift formeel door te geleiden naar de bevoegde minister of staatssecretaris, mits de burger exact specificeert voor welk specifiek deelprobleem steun wordt gevraagd.</w:t>
+      </w:r>
+    </w:p>
+    <w:p>
+      <w:pPr>
+        <w:pStyle w:val="Normaalweb"/>
+        <w:divId w:val="6182032"/>
+        <w:rPr>
+          <w:lang w:val="nl-NL"/>
+        </w:rPr>
+      </w:pPr>
+      <w:r>
+        <w:rPr>
+          <w:lang w:val="nl-NL"/>
+        </w:rPr>
+        <w:t>Hiermee is ook in Nederland de nationale escalatieladder definitief uitgewerkt. Het hoogste staatshoofd kan niet meer doen dan de brief terugsturen naar precies dat ministerie dat verantwoordelijk is voor de gemaakte fouten. Dit onderstreept het fundamentele uitgangspunt van deze audit: er is binnen de nationale structuren van beide lidstaten geen enkele instantie meer over die een transnationaal bevoegdheidsvacuüm kan oplossen. De nationale staat houdt op met functioneren zodra de grens wordt overstoken.</w:t>
+      </w:r>
+    </w:p>
+    <w:p>
+      <w:pPr>
+        <w:pStyle w:val="marker"/>
+        <w:ind w:left="800" w:right="800"/>
+        <w:divId w:val="6182032"/>
+        <w:rPr>
+          <w:lang w:val="nl-NL"/>
+        </w:rPr>
+      </w:pPr>
+      <w:r>
+        <w:br w:type="page"/>
+      </w:r>
+    </w:p>
+    <w:p>
+      <w:pPr>
+        <w:pStyle w:val="Kop3"/>
+        <w:divId w:val="6182032"/>
+        <w:rPr>
+          <w:rFonts w:eastAsia="Times New Roman"/>
+          <w:lang w:val="nl-NL"/>
+        </w:rPr>
+      </w:pPr>
+      <w:bookmarkStart w:id="52" w:name="_Toc242178588"/>
+      <w:r>
+        <w:rPr>
+          <w:rFonts w:eastAsia="Times New Roman"/>
+          <w:lang w:val="nl-NL"/>
+        </w:rPr>
+        <w:t>NEDERLANDSE POLITIEKE PARTIJEN</w:t>
+      </w:r>
+      <w:bookmarkEnd w:id="52"/>
+    </w:p>
+    <w:p>
+      <w:pPr>
+        <w:pStyle w:val="subtitel"/>
+        <w:divId w:val="6182032"/>
+        <w:rPr>
+          <w:lang w:val="nl-NL"/>
+        </w:rPr>
+      </w:pPr>
+      <w:r>
+        <w:rPr>
+          <w:lang w:val="nl-NL"/>
+        </w:rPr>
+        <w:t>De Standaardontkenning van de Wetgever</w:t>
+      </w:r>
+    </w:p>
+    <w:p>
+      <w:pPr>
+        <w:pStyle w:val="Normaalweb"/>
+        <w:divId w:val="6182032"/>
+        <w:rPr>
+          <w:lang w:val="nl-NL"/>
+        </w:rPr>
+      </w:pPr>
+      <w:r>
+        <w:rPr>
+          <w:lang w:val="nl-NL"/>
+        </w:rPr>
+        <w:t>De politieke fracties in de Tweede Kamer vormen de wetgevende macht en dragen de politieke verantwoordelijkheid voor het functioneren van de sociale zekerheid. Vanaf april 2026 worden de leiderschappen en secretariaten van diverse Nederlandse partijen (waaronder PVV, VVD, BBB en NSC) geconfronteerd met gedetailleerde brandbrieven over het grensoverschrijdende bevoegdheidsvacuüm. De reacties van het politieke landschap kenmerken zich door een volstrekte afwezigheid van inhoudelijke actie.</w:t>
+      </w:r>
+    </w:p>
+    <w:p>
+      <w:pPr>
+        <w:pStyle w:val="Normaalweb"/>
+        <w:divId w:val="6182032"/>
+        <w:rPr>
+          <w:lang w:val="nl-NL"/>
+        </w:rPr>
+      </w:pPr>
+      <w:r>
+        <w:rPr>
+          <w:lang w:val="nl-NL"/>
+        </w:rPr>
+        <w:t>De respons van regeringspartijen en gevestigde fracties (zoals de VVD) is even voorspelbaar als teleurstellend. Men laat per standaardbrief weten niet te kunnen ingrijpen in persoonlijke dossiers en adviseert de burger om hulp te zoeken bij de Nationale Ombudsman — dezelfde Ombudsman die de zaak op zijn beurt al heeft afgewezen. Partijen die zich profileren op 'bestaanszekerheid' (zoals NSC) of partijen die opkomen voor de regio (zoals de BBB) sturen het dossier na lang wachten intern door naar beleidsmedew</w:t>
+      </w:r>
+      <w:r>
+        <w:rPr>
+          <w:lang w:val="nl-NL"/>
+        </w:rPr>
+        <w:t>erkers, waarna het in de parlementaire vergetelheid verdwijnt zonder dat er ook maar één Kamervraag wordt gesteld.</w:t>
+      </w:r>
+    </w:p>
+    <w:p>
+      <w:pPr>
+        <w:pStyle w:val="Normaalweb"/>
+        <w:divId w:val="6182032"/>
+        <w:rPr>
+          <w:lang w:val="nl-NL"/>
+        </w:rPr>
+      </w:pPr>
+      <w:r>
+        <w:rPr>
+          <w:lang w:val="nl-NL"/>
+        </w:rPr>
+        <w:t>De politieke macht toont zich in dit dossier volkomen vervreemd van de uitvoeringswerkelijkheid. Partijen schrijven de wetten die de binaire kaders en de digitale valkuilen creëren, maar zodra een burger met keiharde cijfers en tijdlijnen bewijst dat die wetten levens ontwrichten, zwijgen de fracties in alle talen of verschuilen zij zich achter procedurele onbevoegdheid.</w:t>
+      </w:r>
+    </w:p>
+    <w:p>
+      <w:pPr>
+        <w:pStyle w:val="marker"/>
+        <w:ind w:left="800" w:right="800"/>
+        <w:divId w:val="6182032"/>
+        <w:rPr>
+          <w:lang w:val="nl-NL"/>
+        </w:rPr>
+      </w:pPr>
+      <w:r>
+        <w:br w:type="page"/>
+      </w:r>
+    </w:p>
+    <w:p>
+      <w:pPr>
+        <w:pStyle w:val="Kop3"/>
+        <w:divId w:val="6182032"/>
+        <w:rPr>
+          <w:rFonts w:eastAsia="Times New Roman"/>
+          <w:lang w:val="nl-NL"/>
+        </w:rPr>
+      </w:pPr>
+      <w:bookmarkStart w:id="53" w:name="_Toc242178589"/>
+      <w:r>
+        <w:rPr>
+          <w:rFonts w:eastAsia="Times New Roman"/>
+          <w:lang w:val="nl-NL"/>
+        </w:rPr>
+        <w:t>TWEEDE KAMER (COMMISSIE SZW)</w:t>
+      </w:r>
+      <w:bookmarkEnd w:id="53"/>
+    </w:p>
+    <w:p>
+      <w:pPr>
+        <w:pStyle w:val="subtitel"/>
+        <w:divId w:val="6182032"/>
+        <w:rPr>
+          <w:lang w:val="nl-NL"/>
+        </w:rPr>
+      </w:pPr>
+      <w:r>
+        <w:rPr>
+          <w:lang w:val="nl-NL"/>
+        </w:rPr>
+        <w:t>Het Geparkeerde Parlementaire Signaal</w:t>
+      </w:r>
+    </w:p>
+    <w:p>
+      <w:pPr>
+        <w:pStyle w:val="Normaalweb"/>
+        <w:divId w:val="6182032"/>
+        <w:rPr>
+          <w:lang w:val="nl-NL"/>
+        </w:rPr>
+      </w:pPr>
+      <w:r>
+        <w:rPr>
+          <w:lang w:val="nl-NL"/>
+        </w:rPr>
+        <w:t>De Vaste Commissie voor Sociale Zaken en Werkgelegenheid (SZW) van de Tweede Kamer is het democratische orgaan dat de bewindspersonen controleert op de uitvoering van de sociale zekerheid. In april 2026 ontvangt deze commissie een dwingende brandbrief en de volledige Systeem-Audit, waarin wordt blootgelegd hoe de Nederlandse wetgeving en uitvoeringsinstanties (zoals het UWV en de SVB) falen in de bescherming van grensarbeiders.</w:t>
+      </w:r>
+    </w:p>
+    <w:p>
+      <w:pPr>
+        <w:pStyle w:val="Normaalweb"/>
+        <w:divId w:val="6182032"/>
+        <w:rPr>
+          <w:lang w:val="nl-NL"/>
+        </w:rPr>
+      </w:pPr>
+      <w:r>
+        <w:rPr>
+          <w:lang w:val="nl-NL"/>
+        </w:rPr>
+        <w:t>De ambtelijke griffie registreert de brief correct als een ingekomen stuk. Vervolgens past de politieke commissie een beproefde methode toe om directe verantwoordelijkheid te ontwijken: het dossier wordt formeel ingepland en 'geparkeerd' voor een toekomstig commissiedebat over de uitvoering van de sociale zekerheid. Daarbij wordt in de besluitvorming direct een procedurele beperking ingebouwd: men stelt expliciet dat de Kamer zich uitdrukkelijk niet bezighoudt met de individuele kwestie van de burger.</w:t>
+      </w:r>
+    </w:p>
+    <w:p>
+      <w:pPr>
+        <w:pStyle w:val="Normaalweb"/>
+        <w:divId w:val="6182032"/>
+        <w:rPr>
+          <w:lang w:val="nl-NL"/>
+        </w:rPr>
+      </w:pPr>
+      <w:r>
+        <w:rPr>
+          <w:lang w:val="nl-NL"/>
+        </w:rPr>
+        <w:t>Hiermee degradeert het parlement de keiharde empirische data van een systematisch bevoegdheidsvacuüm tot een abstract beleidssignaal. De volksvertegenwoordiging erkent hiermee indirect dat de door henzelf ontworpen wetgeving in de praktijk vastloopt, maar weigert om op basis van een concrete casus direct de ministers ter verantwoording te roepen of in te grijpen in de lopende administratieve situatie.</w:t>
+      </w:r>
+    </w:p>
+    <w:p>
+      <w:pPr>
+        <w:pStyle w:val="marker"/>
+        <w:ind w:left="800" w:right="800"/>
+        <w:divId w:val="6182032"/>
+        <w:rPr>
+          <w:lang w:val="nl-NL"/>
+        </w:rPr>
+      </w:pPr>
+      <w:r>
+        <w:br w:type="page"/>
+      </w:r>
+    </w:p>
+    <w:p>
+      <w:pPr>
+        <w:pStyle w:val="Kop1"/>
+        <w:divId w:val="6182032"/>
+        <w:rPr>
+          <w:rFonts w:eastAsia="Times New Roman"/>
+          <w:lang w:val="nl-NL"/>
+        </w:rPr>
+      </w:pPr>
+      <w:bookmarkStart w:id="54" w:name="_Toc242178590"/>
+      <w:r>
+        <w:rPr>
+          <w:rFonts w:eastAsia="Times New Roman"/>
+          <w:lang w:val="nl-NL"/>
+        </w:rPr>
+        <w:t>III. Overkoepelend, Bemiddeling &amp; Maatschappelijke Resonantie</w:t>
+      </w:r>
+      <w:bookmarkEnd w:id="54"/>
+    </w:p>
+    <w:p>
+      <w:pPr>
+        <w:pStyle w:val="Kop3"/>
+        <w:divId w:val="6182032"/>
+        <w:rPr>
+          <w:rFonts w:eastAsia="Times New Roman"/>
+          <w:lang w:val="nl-NL"/>
+        </w:rPr>
+      </w:pPr>
+      <w:bookmarkStart w:id="55" w:name="_Toc242178591"/>
+      <w:r>
+        <w:rPr>
+          <w:rFonts w:eastAsia="Times New Roman"/>
+          <w:lang w:val="nl-NL"/>
+        </w:rPr>
+        <w:t>ACADEMISCHE OBSERVATIELAAG</w:t>
+      </w:r>
+      <w:bookmarkEnd w:id="55"/>
+    </w:p>
+    <w:p>
+      <w:pPr>
+        <w:pStyle w:val="subtitel"/>
+        <w:divId w:val="6182032"/>
+        <w:rPr>
+          <w:lang w:val="nl-NL"/>
+        </w:rPr>
+      </w:pPr>
+      <w:r>
+        <w:rPr>
+          <w:lang w:val="nl-NL"/>
+        </w:rPr>
+        <w:t>De Retrospectieve Analyse van een Crisis</w:t>
+      </w:r>
+    </w:p>
+    <w:p>
+      <w:pPr>
+        <w:pStyle w:val="Normaalweb"/>
+        <w:divId w:val="6182032"/>
+        <w:rPr>
+          <w:lang w:val="nl-NL"/>
+        </w:rPr>
+      </w:pPr>
+      <w:r>
+        <w:rPr>
+          <w:lang w:val="nl-NL"/>
+        </w:rPr>
+        <w:t xml:space="preserve">Wetenschappelijke instituten, universitaire faculteiten voor sociaal recht en gespecialiseerde kenniscentra voor grenseffecten hebben binnen de rechtsstaat de taak om wetgeving te toetsen aan de maatschappelijke uitvoeringspraktijk. Zij analyseren structurele knelpunten in de sociale zekerheid en publiceren rapportages voor nationale parlementen en de Europese Commissie. Wanneer de gedocumenteerde Systeem-Audit in het voorjaar van 2026 bij diverse Nederlandse en Belgische universiteiten wordt ingediend als </w:t>
+      </w:r>
+      <w:r>
+        <w:rPr>
+          <w:lang w:val="nl-NL"/>
+        </w:rPr>
+        <w:t>actuele casuïstiek van een transnationaal bevoegdheidsvacuüm, blijft een inhoudelijke reactie aanvankelijk volledig uit. De academische infrastructuur is primair ingericht op retrospectief onderzoek binnen afgebakende onderzoeksprogramma's en beschikt niet over een operationeel protocol om een lopende, individuele systeemblokkade in real-time te onderzoeken.</w:t>
+      </w:r>
+    </w:p>
+    <w:p>
+      <w:pPr>
+        <w:pStyle w:val="Normaalweb"/>
+        <w:divId w:val="6182032"/>
+        <w:rPr>
+          <w:lang w:val="nl-NL"/>
+        </w:rPr>
+      </w:pPr>
+      <w:r>
+        <w:rPr>
+          <w:lang w:val="nl-NL"/>
+        </w:rPr>
+        <w:t>Deze radiostilte wordt in september 2026 doorbroken wanneer het geactualiseerde dossier het niveau van specifieke grensarbeid-expertise bereikt. Na een eerste bevestiging van dossierstudie door een hoogleraar aan een grensoverschrijdend onderzoeksinstituut, volgt een diepgaande inhoudelijke analyse door een onafhankelijk onderzoeker met een decennialange staat van dienst in grensoverschrijdende procedures. In deze uitwisseling wordt de casus niet langer als een geïsoleerd incident behandeld, maar getoetst a</w:t>
+      </w:r>
+      <w:r>
+        <w:rPr>
+          <w:lang w:val="nl-NL"/>
+        </w:rPr>
+        <w:t>an de wisselwerking tussen de Europese coördinatieverordening *1*, de verordening inzake het vrij verkeer van werknemers *2* en de vaste rechtspraak van het Hof van Justitie over fiscale en sociale gelijke behandeling over de grens *3*. Daarbij wordt tevens aan de hand van officiële correspondentie van de Europese Commissie gedocumenteerd dat formele inbreukklachten tegen België en Vlaanderen over de uitsluiting van grensarbeiders bij sociale voordelen en het Groeipakket al sinds 2022 en 2023 in een onderzo</w:t>
+      </w:r>
+      <w:r>
+        <w:rPr>
+          <w:lang w:val="nl-NL"/>
+        </w:rPr>
+        <w:t>eksfase verkeren zonder definitief besluit.</w:t>
+      </w:r>
+    </w:p>
+    <w:p>
+      <w:pPr>
+        <w:pStyle w:val="Normaalweb"/>
+        <w:divId w:val="6182032"/>
+        <w:rPr>
+          <w:lang w:val="nl-NL"/>
+        </w:rPr>
+      </w:pPr>
+      <w:r>
+        <w:rPr>
+          <w:lang w:val="nl-NL"/>
+        </w:rPr>
+        <w:t>De interactie met de onderzoekswereld verschuift van passieve observatie naar actieve verificatie wanneer de onderzoeker de exacte medische en fiscale parameters van het dossier via een anonieme steekproef voorlegt aan de Belgische belastingdienst voor niet-inwoners. De belastingadministratie bevestigt in deze steekproef schriftelijk dat bij het ontbreken van een Nederlands vervangingsinkomen boven de wettelijke drempel het spontaan toevoegen van medische verklaringen bij de aangifte een geldige route vormt</w:t>
+      </w:r>
+      <w:r>
+        <w:rPr>
+          <w:lang w:val="nl-NL"/>
+        </w:rPr>
+        <w:t xml:space="preserve"> om de fiscale handicapstatus naar Belgisch recht aan te tonen. Tegelijkertijd legt deze academische validatie de operationele grens van de wetenschap bloot. Hoewel het onderzoek bevestigt dat nationale uitvoeringsorganen vastlopen op het ontbreken van digitale standaardsjablonen voor grensarbeiders met een medische beperking, bezit de academische laag geen uitvoerende of afdwingende bevoegdheid. De wetenschappelijke bevestiging van de weeffout opent geen gesloten databanken zoals de Kruispuntbank van de So</w:t>
+      </w:r>
+      <w:r>
+        <w:rPr>
+          <w:lang w:val="nl-NL"/>
+        </w:rPr>
+        <w:t>ciale Zekerheid en voorkomt evenmin dat een geslaagde fiscale correctie in het werkland via een gewijzigd inkomen nieuwe herberekeningen of terugvorderingen uitlokt bij inkomensafhankelijke regelingen aan beide zijden van de grens.</w:t>
+      </w:r>
+    </w:p>
+    <w:p>
+      <w:pPr>
+        <w:divId w:val="1872915004"/>
         <w:rPr>
           <w:color w:val="555555"/>
           <w:sz w:val="20"/>
           <w:szCs w:val="20"/>
           <w:lang w:val="nl-NL"/>
         </w:rPr>
-        <w:t>*1* Verordening (EG) nr. 883/2004 (inclusief Bijlage X inzake bijzondere niet op premie- of bijdragebetaling berustende prestaties).</w:t>
-      </w:r>
-    </w:p>
-    <w:p>
-      <w:pPr>
-        <w:divId w:val="1246913169"/>
+      </w:pPr>
+      <w:r>
         <w:rPr>
           <w:color w:val="555555"/>
           <w:sz w:val="20"/>
           <w:szCs w:val="20"/>
           <w:lang w:val="nl-NL"/>
         </w:rPr>
-      </w:pPr>
-      <w:r>
+        <w:t>*1* Verordening (EG) nr. 883/2004 (inclusief Bijlage X inzake bijzondere niet op premie- of bijdragebetaling berustende prestaties).</w:t>
+      </w:r>
+    </w:p>
+    <w:p>
+      <w:pPr>
+        <w:divId w:val="1872915004"/>
         <w:rPr>
           <w:color w:val="555555"/>
           <w:sz w:val="20"/>
           <w:szCs w:val="20"/>
           <w:lang w:val="nl-NL"/>
         </w:rPr>
-        <w:t>*2* Artikel 7, lid 2 van Verordening (EU) nr. 492/2011 betreffende het vrije verkeer van werknemers binnen de Unie.</w:t>
-      </w:r>
-    </w:p>
-    <w:p>
-      <w:pPr>
-        <w:divId w:val="1246913169"/>
+      </w:pPr>
+      <w:r>
         <w:rPr>
           <w:color w:val="555555"/>
           <w:sz w:val="20"/>
           <w:szCs w:val="20"/>
           <w:lang w:val="nl-NL"/>
         </w:rPr>
-      </w:pPr>
-      <w:r>
+        <w:t>*2* Artikel 7, lid 2 van Verordening (EU) nr. 492/2011 betreffende het vrije verkeer van werknemers binnen de Unie.</w:t>
+      </w:r>
+    </w:p>
+    <w:p>
+      <w:pPr>
+        <w:divId w:val="1872915004"/>
         <w:rPr>
           <w:color w:val="555555"/>
           <w:sz w:val="20"/>
           <w:szCs w:val="20"/>
           <w:lang w:val="nl-NL"/>
         </w:rPr>
-        <w:t>*3* Waaronder het Schumacker-arrest (C-279/93, 90%-norm), het arrest-Hendrix (C-385/17) en het arrest-Chefquet.</w:t>
-      </w:r>
-    </w:p>
-    <w:p>
-      <w:pPr>
-        <w:pStyle w:val="marker"/>
-        <w:ind w:left="800" w:right="800"/>
-        <w:divId w:val="1883439195"/>
-        <w:rPr>
-          <w:lang w:val="nl-NL"/>
-        </w:rPr>
-      </w:pPr>
-      <w:r>
-        <w:br w:type="page"/>
-      </w:r>
-    </w:p>
-    <w:p>
-      <w:pPr>
-        <w:pStyle w:val="Kop3"/>
-        <w:divId w:val="1883439195"/>
-        <w:rPr>
-          <w:rFonts w:eastAsia="Times New Roman"/>
-          <w:lang w:val="nl-NL"/>
-        </w:rPr>
-      </w:pPr>
-      <w:bookmarkStart w:id="56" w:name="_Toc242175236"/>
-      <w:r>
-        <w:rPr>
-          <w:rFonts w:eastAsia="Times New Roman"/>
-          <w:lang w:val="nl-NL"/>
-        </w:rPr>
-        <w:t>BENELUX UNIE</w:t>
-      </w:r>
-      <w:bookmarkEnd w:id="56"/>
-    </w:p>
-    <w:p>
-      <w:pPr>
-        <w:pStyle w:val="subtitel"/>
-        <w:divId w:val="1883439195"/>
-        <w:rPr>
-          <w:lang w:val="nl-NL"/>
-        </w:rPr>
-      </w:pPr>
-      <w:r>
-        <w:rPr>
-          <w:lang w:val="nl-NL"/>
-        </w:rPr>
-        <w:t>De Diplomatieke Observatie en de Afwezige Praktijk</w:t>
-      </w:r>
-    </w:p>
-    <w:p>
-      <w:pPr>
-        <w:pStyle w:val="Normaalweb"/>
-        <w:divId w:val="1883439195"/>
-        <w:rPr>
-          <w:lang w:val="nl-NL"/>
-        </w:rPr>
-      </w:pPr>
-      <w:r>
-        <w:rPr>
-          <w:lang w:val="nl-NL"/>
-        </w:rPr>
-        <w:t>De Benelux Unie profileert zich van oudsher als de absolute pionier van de grensoverschrijdende samenwerking en als de proeftuin voor Europese integratie. Wanneer deze intergouvernementele organisatie echter wordt geconfronteerd met het aanhoudende administratieve vacuüm tussen de Belgische en Nederlandse sociale zekerheid, wordt het verschil tussen macro-diplomatie en micro-realiteit onmiddellijk zichtbaar.</w:t>
-      </w:r>
-    </w:p>
-    <w:p>
-      <w:pPr>
-        <w:pStyle w:val="Normaalweb"/>
-        <w:divId w:val="1883439195"/>
-        <w:rPr>
-          <w:lang w:val="nl-NL"/>
-        </w:rPr>
-      </w:pPr>
-      <w:r>
-        <w:rPr>
-          <w:lang w:val="nl-NL"/>
-        </w:rPr>
-        <w:t>De Benelux Unie functioneert in de kern uitsluitend als een overlegorgaan voor lidstaten. Zij produceren hoogwaardige verdragen, intentieverklaringen en academische studies over de arbeidsmarkt, maar zijn operationeel volledig onzichtbaar in de dagelijkse strijd van de grensarbeider. Er bestaat geen Benelux-noodloket dat een weigerend ziekenfonds ter verantwoording kan roepen of een vastgelopen fiscale datastroom kan deblokkeren.</w:t>
-      </w:r>
-    </w:p>
-    <w:p>
-      <w:pPr>
-        <w:pStyle w:val="Normaalweb"/>
-        <w:divId w:val="1883439195"/>
-        <w:rPr>
-          <w:lang w:val="nl-NL"/>
-        </w:rPr>
-      </w:pPr>
-      <w:r>
-        <w:rPr>
-          <w:lang w:val="nl-NL"/>
-        </w:rPr>
-        <w:t>Wanneer acute dossiers escaleren, verwijst de Benelux Unie standaard terug naar precies die nationale kanalen en organen (zoals SOLVIT of de ombudsmannen) die eerder in de keten al gefaald hebben. Het orgaan bewijst daarmee dat het weliswaar grensoverschrijdende visies kan opstellen, maar niet bereid of bevoegd is om bindende interventies uit te voeren ter bescherming van de burgers in het hart van hun eigen verdragsgebied.</w:t>
-      </w:r>
-    </w:p>
-    <w:p>
-      <w:pPr>
-        <w:pStyle w:val="marker"/>
-        <w:ind w:left="800" w:right="800"/>
-        <w:divId w:val="1883439195"/>
-        <w:rPr>
-          <w:lang w:val="nl-NL"/>
-        </w:rPr>
-      </w:pPr>
-      <w:r>
-        <w:br w:type="page"/>
-      </w:r>
-    </w:p>
-    <w:p>
-      <w:pPr>
-        <w:pStyle w:val="Kop3"/>
-        <w:divId w:val="1883439195"/>
-        <w:rPr>
-          <w:rFonts w:eastAsia="Times New Roman"/>
-          <w:lang w:val="nl-NL"/>
-        </w:rPr>
-      </w:pPr>
-      <w:bookmarkStart w:id="57" w:name="_Toc242175237"/>
-      <w:r>
-        <w:rPr>
-          <w:rFonts w:eastAsia="Times New Roman"/>
-          <w:lang w:val="nl-NL"/>
-        </w:rPr>
-        <w:t>GRENSINFOPUNT (GIP)</w:t>
-      </w:r>
-      <w:bookmarkEnd w:id="57"/>
-    </w:p>
-    <w:p>
-      <w:pPr>
-        <w:pStyle w:val="subtitel"/>
-        <w:divId w:val="1883439195"/>
-        <w:rPr>
-          <w:lang w:val="nl-NL"/>
-        </w:rPr>
-      </w:pPr>
-      <w:r>
-        <w:rPr>
-          <w:lang w:val="nl-NL"/>
-        </w:rPr>
-        <w:t>De Waarnemer Zonder Mandaat</w:t>
-      </w:r>
-    </w:p>
-    <w:p>
-      <w:pPr>
-        <w:pStyle w:val="Normaalweb"/>
-        <w:divId w:val="1883439195"/>
-        <w:rPr>
-          <w:lang w:val="nl-NL"/>
-        </w:rPr>
-      </w:pPr>
-      <w:r>
-        <w:rPr>
-          <w:lang w:val="nl-NL"/>
-        </w:rPr>
-        <w:t>Het netwerk van GrensInfoPunten (GIP) is in het leven geroepen om de complexe wet- en regelgeving voor grensarbeiders te ontrafelen. Als advies- en informatienetwerk functioneren zij uitstekend: ze bieden een accuraat theoretisch overzicht van de rechten en plichten aan beide zijden van de grens. Echter, zodra de theorie vastloopt in een acute, praktische systeemcrisis, stuit ook deze organisatie op haar harde limieten.</w:t>
-      </w:r>
-    </w:p>
-    <w:p>
-      <w:pPr>
-        <w:pStyle w:val="Normaalweb"/>
-        <w:divId w:val="1883439195"/>
-        <w:rPr>
-          <w:lang w:val="nl-NL"/>
-        </w:rPr>
-      </w:pPr>
-      <w:r>
-        <w:rPr>
-          <w:lang w:val="nl-NL"/>
-        </w:rPr>
-        <w:t>Wanneer de grensarbeider in het voorjaar van 2026 de GIP's in de grensregio raadpleegt over de systematische weigering van de Belgische en Nederlandse instanties om elkaars medische en fiscale data te erkennen, kan het loket slechts bevestigen dat de burger theoretisch gelijk heeft. Zij bevestigen mondeling de knelpunten, maar weigeren de casus formeel als grensbelemmering aan te melden bij Schakelpunt.eu, met een beroep op hun strikte neutraliteit ten opzichte van overheidsinstanties. Het orgaan dat ontwor</w:t>
-      </w:r>
-      <w:r>
-        <w:rPr>
-          <w:lang w:val="nl-NL"/>
-        </w:rPr>
-        <w:t>pen is om de grens te overbruggen, kiest voor de veilige positie van de neutrale waarnemer.</w:t>
-      </w:r>
-    </w:p>
-    <w:p>
-      <w:pPr>
-        <w:pStyle w:val="Normaalweb"/>
-        <w:divId w:val="1883439195"/>
-        <w:rPr>
-          <w:lang w:val="nl-NL"/>
-        </w:rPr>
-      </w:pPr>
-      <w:r>
-        <w:rPr>
-          <w:lang w:val="nl-NL"/>
-        </w:rPr>
-        <w:t>Maar voor de burger die op dat moment medisch en financieel is vastgelopen, biedt deze signalering geen enkele operationele verlichting. Het GrensInfoPunt beschikt over nul uitvoerende macht. Zij kunnen geen enkel ministerie dwingen tot handelen, geen enkele uitkering lostrekken en geen enkele foutieve beslissing terugdraaien. Ze fungeren als uiterst vriendelijke routeplanners in een doolhof waarvan alle deuren elektronisch zijn vergrendeld door de natiestaat.</w:t>
-      </w:r>
-    </w:p>
-    <w:p>
-      <w:pPr>
-        <w:pStyle w:val="marker"/>
-        <w:ind w:left="800" w:right="800"/>
-        <w:divId w:val="1883439195"/>
-        <w:rPr>
-          <w:lang w:val="nl-NL"/>
-        </w:rPr>
-      </w:pPr>
-      <w:r>
-        <w:br w:type="page"/>
-      </w:r>
-    </w:p>
-    <w:p>
-      <w:pPr>
-        <w:pStyle w:val="Kop3"/>
-        <w:divId w:val="1883439195"/>
-        <w:rPr>
-          <w:rFonts w:eastAsia="Times New Roman"/>
-          <w:lang w:val="nl-NL"/>
-        </w:rPr>
-      </w:pPr>
-      <w:bookmarkStart w:id="58" w:name="_Toc242175238"/>
-      <w:r>
-        <w:rPr>
-          <w:rFonts w:eastAsia="Times New Roman"/>
-          <w:lang w:val="nl-NL"/>
-        </w:rPr>
-        <w:t>MEDIA &amp; PUBLIEKE INTELLECTUELEN</w:t>
-      </w:r>
-      <w:bookmarkEnd w:id="58"/>
-    </w:p>
-    <w:p>
-      <w:pPr>
-        <w:pStyle w:val="subtitel"/>
-        <w:divId w:val="1883439195"/>
-        <w:rPr>
-          <w:lang w:val="nl-NL"/>
-        </w:rPr>
-      </w:pPr>
-      <w:r>
-        <w:rPr>
-          <w:lang w:val="nl-NL"/>
-        </w:rPr>
-        <w:t>De Vluchtige Resonantie van Schande</w:t>
-      </w:r>
-    </w:p>
-    <w:p>
-      <w:pPr>
-        <w:pStyle w:val="Normaalweb"/>
-        <w:divId w:val="1883439195"/>
-        <w:rPr>
-          <w:lang w:val="nl-NL"/>
-        </w:rPr>
-      </w:pPr>
-      <w:r>
-        <w:rPr>
-          <w:lang w:val="nl-NL"/>
-        </w:rPr>
-        <w:t>Wanneer de juridische en politieke wegen afgesloten zijn, is de publieke opinie vaak het laatste redmiddel. De nationale pers, onderzoeksjournalisten en publieke columnisten hebben een natuurlijke interesse in verhalen over burgers die vermorzeld worden door falende algoritmes en weigerende instanties. De complexiteit en de brute onrechtvaardigheid van dit grensoverschrijdende dossier vormen een perfecte casus voor maatschappelijke verontwaardiging.</w:t>
-      </w:r>
-    </w:p>
-    <w:p>
-      <w:pPr>
-        <w:pStyle w:val="Normaalweb"/>
-        <w:divId w:val="1883439195"/>
-        <w:rPr>
-          <w:lang w:val="nl-NL"/>
-        </w:rPr>
-      </w:pPr>
-      <w:r>
-        <w:rPr>
-          <w:lang w:val="nl-NL"/>
-        </w:rPr>
-        <w:t>De impact van media-aandacht is echter buitengewoon vluchtig. Een vlijmscherp artikel of een kritische column genereert kortstondige reputatieschade voor de betrokken instanties, wat soms kan leiden tot een plotselinge, geforceerde "coulanceregeling" voor dit ene, specifieke dossier om de PR-crisis te smoren. Het lost echter de onderliggende architectuurfout niet op.</w:t>
-      </w:r>
-    </w:p>
-    <w:p>
-      <w:pPr>
-        <w:pStyle w:val="Normaalweb"/>
-        <w:divId w:val="1883439195"/>
-        <w:rPr>
-          <w:lang w:val="nl-NL"/>
-        </w:rPr>
-      </w:pPr>
-      <w:r>
-        <w:rPr>
-          <w:lang w:val="nl-NL"/>
-        </w:rPr>
-        <w:t>Belangrijker nog: algoritmes en geautomatiseerde beslisbomen in de kelders van ministeries lezen geen kranten. Zij trekken zich niets aan van opiniestukken. Zodra de nieuwscyclus twaalf uur later opschuift naar het volgende schandaal, verdwijnt de maatschappelijke druk. De frontoffice-medewerkers keren terug naar hun geprogrammeerde protocollen, de binaire uitsluitingen in de systemen blijven onaangeroerd, en de volgende grensarbeider valt exact in hetzelfde, nu geruisloze, gat.</w:t>
-      </w:r>
-    </w:p>
-    <w:p>
-      <w:pPr>
-        <w:pStyle w:val="marker"/>
-        <w:ind w:left="800" w:right="800"/>
-        <w:divId w:val="1883439195"/>
-        <w:rPr>
-          <w:lang w:val="nl-NL"/>
-        </w:rPr>
-      </w:pPr>
-      <w:r>
-        <w:br w:type="page"/>
-      </w:r>
-    </w:p>
-    <w:p>
-      <w:pPr>
-        <w:pStyle w:val="Kop3"/>
-        <w:divId w:val="1883439195"/>
-        <w:rPr>
-          <w:rFonts w:eastAsia="Times New Roman"/>
-          <w:lang w:val="nl-NL"/>
-        </w:rPr>
-      </w:pPr>
-      <w:bookmarkStart w:id="59" w:name="_Toc242175239"/>
-      <w:r>
-        <w:rPr>
-          <w:rFonts w:eastAsia="Times New Roman"/>
-          <w:lang w:val="nl-NL"/>
-        </w:rPr>
-        <w:t>SOLVIT</w:t>
-      </w:r>
-      <w:bookmarkEnd w:id="59"/>
-    </w:p>
-    <w:p>
-      <w:pPr>
-        <w:pStyle w:val="subtitel"/>
-        <w:divId w:val="1883439195"/>
-        <w:rPr>
-          <w:lang w:val="nl-NL"/>
-        </w:rPr>
-      </w:pPr>
-      <w:r>
-        <w:rPr>
-          <w:lang w:val="nl-NL"/>
-        </w:rPr>
-        <w:t>De Illusie van Europese Bemiddeling en de Tandeloze Tijger</w:t>
-      </w:r>
-    </w:p>
-    <w:p>
-      <w:pPr>
-        <w:pStyle w:val="Normaalweb"/>
-        <w:divId w:val="1883439195"/>
-        <w:rPr>
-          <w:lang w:val="nl-NL"/>
-        </w:rPr>
-      </w:pPr>
-      <w:r>
-        <w:rPr>
-          <w:lang w:val="nl-NL"/>
-        </w:rPr>
-        <w:t>Wanneer twee natiestaten weigeren elkaars data te accepteren, is SOLVIT het officiële Europese vangnet. Dit netwerk, opgericht door de Europese Commissie, is specifiek bedoeld om grensoverschrijdende problemen van burgers met overheidsinstanties informeel en snel op te lossen, zonder tussenkomst van een rechter. In januari 2026 wordt er gelijktijdig een formeel verzoek ingediend bij zowel SOLVIT Nederland als SOLVIT België, ondersteund door de volledige empirische datamatrix van de systeemblokkades.</w:t>
-      </w:r>
-    </w:p>
-    <w:p>
-      <w:pPr>
-        <w:pStyle w:val="Normaalweb"/>
-        <w:divId w:val="1883439195"/>
-        <w:rPr>
-          <w:lang w:val="nl-NL"/>
-        </w:rPr>
-      </w:pPr>
-      <w:r>
-        <w:rPr>
-          <w:lang w:val="nl-NL"/>
-        </w:rPr>
-        <w:t>De afhandeling door dit Europese netwerk legt echter genadeloos de fundamentele zwakte van het systeem bloot. SOLVIT functioneert uitsluitend op basis van vrijwillige medewerking van de nationale overheden. Zodra de weigerende uitvoeringsinstanties (zoals de Christelijke Mutualiteit of het UWV) vasthouden aan hun eigen interne lezing van de regels, valt de bemiddelaar stil. SOLVIT heeft geen enkele dwingende bevoegdheid om een nationaal besluit te overrulen, zelfs niet als dit besluit in de praktijk de Euro</w:t>
-      </w:r>
-      <w:r>
-        <w:rPr>
-          <w:lang w:val="nl-NL"/>
-        </w:rPr>
-        <w:t>pese samentellingsregels *1* onmogelijk maakt.</w:t>
-      </w:r>
-    </w:p>
-    <w:p>
-      <w:pPr>
-        <w:pStyle w:val="Normaalweb"/>
-        <w:divId w:val="1883439195"/>
-        <w:rPr>
-          <w:lang w:val="nl-NL"/>
-        </w:rPr>
-      </w:pPr>
-      <w:r>
-        <w:rPr>
-          <w:lang w:val="nl-NL"/>
-        </w:rPr>
-        <w:t>Het definitieve failliet van deze overkoepelende bescherming manifesteert zich in september 2026. Wanneer de burger, geconfronteerd met de aanhoudende impasse, aan SOLVIT verzoekt om het complexe dossier formeel door te verwijzen naar de Europese Arbeidsautoriteit (ELA) voor harde bemiddeling, weigert SOLVIT dit. Het netwerk sluit het dossier af met het procedurele argument dat zij "geen formele schending van het Unierecht" kunnen vaststellen. Hiermee objectiveert SOLVIT de ultieme systeemparadox: een netwe</w:t>
-      </w:r>
-      <w:r>
-        <w:rPr>
-          <w:lang w:val="nl-NL"/>
-        </w:rPr>
-        <w:t>rk dat is opgericht om de muren tussen lidstaten af te breken, weigert te escaleren en valideert uiteindelijk de nationale blokkades die het verondersteld werd op te lossen.</w:t>
-      </w:r>
-    </w:p>
-    <w:p>
-      <w:pPr>
-        <w:divId w:val="1897081269"/>
+      </w:pPr>
+      <w:r>
         <w:rPr>
           <w:color w:val="555555"/>
           <w:sz w:val="20"/>
           <w:szCs w:val="20"/>
           <w:lang w:val="nl-NL"/>
         </w:rPr>
-      </w:pPr>
-      <w:r>
+        <w:t>*3* Waaronder het Schumacker-arrest (C-279/93, 90%-norm), het arrest-Hendrix (C-385/17) en het arrest-Chefquet.</w:t>
+      </w:r>
+    </w:p>
+    <w:p>
+      <w:pPr>
+        <w:pStyle w:val="marker"/>
+        <w:ind w:left="800" w:right="800"/>
+        <w:divId w:val="6182032"/>
+        <w:rPr>
+          <w:lang w:val="nl-NL"/>
+        </w:rPr>
+      </w:pPr>
+      <w:r>
+        <w:br w:type="page"/>
+      </w:r>
+    </w:p>
+    <w:p>
+      <w:pPr>
+        <w:pStyle w:val="Kop3"/>
+        <w:divId w:val="6182032"/>
+        <w:rPr>
+          <w:rFonts w:eastAsia="Times New Roman"/>
+          <w:lang w:val="nl-NL"/>
+        </w:rPr>
+      </w:pPr>
+      <w:bookmarkStart w:id="56" w:name="_Toc242178592"/>
+      <w:r>
+        <w:rPr>
+          <w:rFonts w:eastAsia="Times New Roman"/>
+          <w:lang w:val="nl-NL"/>
+        </w:rPr>
+        <w:t>BENELUX UNIE</w:t>
+      </w:r>
+      <w:bookmarkEnd w:id="56"/>
+    </w:p>
+    <w:p>
+      <w:pPr>
+        <w:pStyle w:val="subtitel"/>
+        <w:divId w:val="6182032"/>
+        <w:rPr>
+          <w:lang w:val="nl-NL"/>
+        </w:rPr>
+      </w:pPr>
+      <w:r>
+        <w:rPr>
+          <w:lang w:val="nl-NL"/>
+        </w:rPr>
+        <w:t>De Diplomatieke Observatie en de Afwezige Praktijk</w:t>
+      </w:r>
+    </w:p>
+    <w:p>
+      <w:pPr>
+        <w:pStyle w:val="Normaalweb"/>
+        <w:divId w:val="6182032"/>
+        <w:rPr>
+          <w:lang w:val="nl-NL"/>
+        </w:rPr>
+      </w:pPr>
+      <w:r>
+        <w:rPr>
+          <w:lang w:val="nl-NL"/>
+        </w:rPr>
+        <w:t>De Benelux Unie profileert zich van oudsher als de absolute pionier van de grensoverschrijdende samenwerking en als de proeftuin voor Europese integratie. Wanneer deze intergouvernementele organisatie echter wordt geconfronteerd met het aanhoudende administratieve vacuüm tussen de Belgische en Nederlandse sociale zekerheid, wordt het verschil tussen macro-diplomatie en micro-realiteit onmiddellijk zichtbaar.</w:t>
+      </w:r>
+    </w:p>
+    <w:p>
+      <w:pPr>
+        <w:pStyle w:val="Normaalweb"/>
+        <w:divId w:val="6182032"/>
+        <w:rPr>
+          <w:lang w:val="nl-NL"/>
+        </w:rPr>
+      </w:pPr>
+      <w:r>
+        <w:rPr>
+          <w:lang w:val="nl-NL"/>
+        </w:rPr>
+        <w:t>De Benelux Unie functioneert in de kern uitsluitend als een overlegorgaan voor lidstaten. Zij produceren hoogwaardige verdragen, intentieverklaringen en academische studies over de arbeidsmarkt, maar zijn operationeel volledig onzichtbaar in de dagelijkse strijd van de grensarbeider. Er bestaat geen Benelux-noodloket dat een weigerend ziekenfonds ter verantwoording kan roepen of een vastgelopen fiscale datastroom kan deblokkeren.</w:t>
+      </w:r>
+    </w:p>
+    <w:p>
+      <w:pPr>
+        <w:pStyle w:val="Normaalweb"/>
+        <w:divId w:val="6182032"/>
+        <w:rPr>
+          <w:lang w:val="nl-NL"/>
+        </w:rPr>
+      </w:pPr>
+      <w:r>
+        <w:rPr>
+          <w:lang w:val="nl-NL"/>
+        </w:rPr>
+        <w:t>Wanneer acute dossiers escaleren, verwijst de Benelux Unie standaard terug naar precies die nationale kanalen en organen (zoals SOLVIT of de ombudsmannen) die eerder in de keten al gefaald hebben. Het orgaan bewijst daarmee dat het weliswaar grensoverschrijdende visies kan opstellen, maar niet bereid of bevoegd is om bindende interventies uit te voeren ter bescherming van de burgers in het hart van hun eigen verdragsgebied.</w:t>
+      </w:r>
+    </w:p>
+    <w:p>
+      <w:pPr>
+        <w:pStyle w:val="marker"/>
+        <w:ind w:left="800" w:right="800"/>
+        <w:divId w:val="6182032"/>
+        <w:rPr>
+          <w:lang w:val="nl-NL"/>
+        </w:rPr>
+      </w:pPr>
+      <w:r>
+        <w:br w:type="page"/>
+      </w:r>
+    </w:p>
+    <w:p>
+      <w:pPr>
+        <w:pStyle w:val="Kop3"/>
+        <w:divId w:val="6182032"/>
+        <w:rPr>
+          <w:rFonts w:eastAsia="Times New Roman"/>
+          <w:lang w:val="nl-NL"/>
+        </w:rPr>
+      </w:pPr>
+      <w:bookmarkStart w:id="57" w:name="_Toc242178593"/>
+      <w:r>
+        <w:rPr>
+          <w:rFonts w:eastAsia="Times New Roman"/>
+          <w:lang w:val="nl-NL"/>
+        </w:rPr>
+        <w:t>GRENSINFOPUNT (GIP)</w:t>
+      </w:r>
+      <w:bookmarkEnd w:id="57"/>
+    </w:p>
+    <w:p>
+      <w:pPr>
+        <w:pStyle w:val="subtitel"/>
+        <w:divId w:val="6182032"/>
+        <w:rPr>
+          <w:lang w:val="nl-NL"/>
+        </w:rPr>
+      </w:pPr>
+      <w:r>
+        <w:rPr>
+          <w:lang w:val="nl-NL"/>
+        </w:rPr>
+        <w:t>De Waarnemer Zonder Mandaat</w:t>
+      </w:r>
+    </w:p>
+    <w:p>
+      <w:pPr>
+        <w:pStyle w:val="Normaalweb"/>
+        <w:divId w:val="6182032"/>
+        <w:rPr>
+          <w:lang w:val="nl-NL"/>
+        </w:rPr>
+      </w:pPr>
+      <w:r>
+        <w:rPr>
+          <w:lang w:val="nl-NL"/>
+        </w:rPr>
+        <w:t>Het netwerk van GrensInfoPunten (GIP) is in het leven geroepen om de complexe wet- en regelgeving voor grensarbeiders te ontrafelen. Als advies- en informatienetwerk functioneren zij uitstekend: ze bieden een accuraat theoretisch overzicht van de rechten en plichten aan beide zijden van de grens. Echter, zodra de theorie vastloopt in een acute, praktische systeemcrisis, stuit ook deze organisatie op haar harde limieten.</w:t>
+      </w:r>
+    </w:p>
+    <w:p>
+      <w:pPr>
+        <w:pStyle w:val="Normaalweb"/>
+        <w:divId w:val="6182032"/>
+        <w:rPr>
+          <w:lang w:val="nl-NL"/>
+        </w:rPr>
+      </w:pPr>
+      <w:r>
+        <w:rPr>
+          <w:lang w:val="nl-NL"/>
+        </w:rPr>
+        <w:t>Wanneer de grensarbeider in het voorjaar van 2026 de GIP's in de grensregio raadpleegt over de systematische weigering van de Belgische en Nederlandse instanties om elkaars medische en fiscale data te erkennen, kan het loket slechts bevestigen dat de burger theoretisch gelijk heeft. Zij bevestigen mondeling de knelpunten, maar weigeren de casus formeel als grensbelemmering aan te melden bij Schakelpunt.eu, met een beroep op hun strikte neutraliteit ten opzichte van overheidsinstanties. Het orgaan dat ontwor</w:t>
+      </w:r>
+      <w:r>
+        <w:rPr>
+          <w:lang w:val="nl-NL"/>
+        </w:rPr>
+        <w:t>pen is om de grens te overbruggen, kiest voor de veilige positie van de neutrale waarnemer.</w:t>
+      </w:r>
+    </w:p>
+    <w:p>
+      <w:pPr>
+        <w:pStyle w:val="Normaalweb"/>
+        <w:divId w:val="6182032"/>
+        <w:rPr>
+          <w:lang w:val="nl-NL"/>
+        </w:rPr>
+      </w:pPr>
+      <w:r>
+        <w:rPr>
+          <w:lang w:val="nl-NL"/>
+        </w:rPr>
+        <w:t>Maar voor de burger die op dat moment medisch en financieel is vastgelopen, biedt deze signalering geen enkele operationele verlichting. Het GrensInfoPunt beschikt over nul uitvoerende macht. Zij kunnen geen enkel ministerie dwingen tot handelen, geen enkele uitkering lostrekken en geen enkele foutieve beslissing terugdraaien. Ze fungeren als uiterst vriendelijke routeplanners in een doolhof waarvan alle deuren elektronisch zijn vergrendeld door de natiestaat.</w:t>
+      </w:r>
+    </w:p>
+    <w:p>
+      <w:pPr>
+        <w:pStyle w:val="marker"/>
+        <w:ind w:left="800" w:right="800"/>
+        <w:divId w:val="6182032"/>
+        <w:rPr>
+          <w:lang w:val="nl-NL"/>
+        </w:rPr>
+      </w:pPr>
+      <w:r>
+        <w:br w:type="page"/>
+      </w:r>
+    </w:p>
+    <w:p>
+      <w:pPr>
+        <w:pStyle w:val="Kop3"/>
+        <w:divId w:val="6182032"/>
+        <w:rPr>
+          <w:rFonts w:eastAsia="Times New Roman"/>
+          <w:lang w:val="nl-NL"/>
+        </w:rPr>
+      </w:pPr>
+      <w:bookmarkStart w:id="58" w:name="_Toc242178594"/>
+      <w:r>
+        <w:rPr>
+          <w:rFonts w:eastAsia="Times New Roman"/>
+          <w:lang w:val="nl-NL"/>
+        </w:rPr>
+        <w:t>MEDIA &amp; PUBLIEKE INTELLECTUELEN</w:t>
+      </w:r>
+      <w:bookmarkEnd w:id="58"/>
+    </w:p>
+    <w:p>
+      <w:pPr>
+        <w:pStyle w:val="subtitel"/>
+        <w:divId w:val="6182032"/>
+        <w:rPr>
+          <w:lang w:val="nl-NL"/>
+        </w:rPr>
+      </w:pPr>
+      <w:r>
+        <w:rPr>
+          <w:lang w:val="nl-NL"/>
+        </w:rPr>
+        <w:t>De Vluchtige Resonantie van Schande</w:t>
+      </w:r>
+    </w:p>
+    <w:p>
+      <w:pPr>
+        <w:pStyle w:val="Normaalweb"/>
+        <w:divId w:val="6182032"/>
+        <w:rPr>
+          <w:lang w:val="nl-NL"/>
+        </w:rPr>
+      </w:pPr>
+      <w:r>
+        <w:rPr>
+          <w:lang w:val="nl-NL"/>
+        </w:rPr>
+        <w:t>Wanneer de juridische en politieke wegen afgesloten zijn, is de publieke opinie vaak het laatste redmiddel. De nationale pers, onderzoeksjournalisten en publieke columnisten hebben een natuurlijke interesse in verhalen over burgers die vermorzeld worden door falende algoritmes en weigerende instanties. De complexiteit en de brute onrechtvaardigheid van dit grensoverschrijdende dossier vormen een perfecte casus voor maatschappelijke verontwaardiging.</w:t>
+      </w:r>
+    </w:p>
+    <w:p>
+      <w:pPr>
+        <w:pStyle w:val="Normaalweb"/>
+        <w:divId w:val="6182032"/>
+        <w:rPr>
+          <w:lang w:val="nl-NL"/>
+        </w:rPr>
+      </w:pPr>
+      <w:r>
+        <w:rPr>
+          <w:lang w:val="nl-NL"/>
+        </w:rPr>
+        <w:t>De impact van media-aandacht is echter buitengewoon vluchtig. Een vlijmscherp artikel of een kritische column genereert kortstondige reputatieschade voor de betrokken instanties, wat soms kan leiden tot een plotselinge, geforceerde "coulanceregeling" voor dit ene, specifieke dossier om de PR-crisis te smoren. Het lost echter de onderliggende architectuurfout niet op.</w:t>
+      </w:r>
+    </w:p>
+    <w:p>
+      <w:pPr>
+        <w:pStyle w:val="Normaalweb"/>
+        <w:divId w:val="6182032"/>
+        <w:rPr>
+          <w:lang w:val="nl-NL"/>
+        </w:rPr>
+      </w:pPr>
+      <w:r>
+        <w:rPr>
+          <w:lang w:val="nl-NL"/>
+        </w:rPr>
+        <w:t>Belangrijker nog: algoritmes en geautomatiseerde beslisbomen in de kelders van ministeries lezen geen kranten. Zij trekken zich niets aan van opiniestukken. Zodra de nieuwscyclus twaalf uur later opschuift naar het volgende schandaal, verdwijnt de maatschappelijke druk. De frontoffice-medewerkers keren terug naar hun geprogrammeerde protocollen, de binaire uitsluitingen in de systemen blijven onaangeroerd, en de volgende grensarbeider valt exact in hetzelfde, nu geruisloze, gat.</w:t>
+      </w:r>
+    </w:p>
+    <w:p>
+      <w:pPr>
+        <w:pStyle w:val="marker"/>
+        <w:ind w:left="800" w:right="800"/>
+        <w:divId w:val="6182032"/>
+        <w:rPr>
+          <w:lang w:val="nl-NL"/>
+        </w:rPr>
+      </w:pPr>
+      <w:r>
+        <w:br w:type="page"/>
+      </w:r>
+    </w:p>
+    <w:p>
+      <w:pPr>
+        <w:pStyle w:val="Kop3"/>
+        <w:divId w:val="6182032"/>
+        <w:rPr>
+          <w:rFonts w:eastAsia="Times New Roman"/>
+          <w:lang w:val="nl-NL"/>
+        </w:rPr>
+      </w:pPr>
+      <w:bookmarkStart w:id="59" w:name="_Toc242178595"/>
+      <w:r>
+        <w:rPr>
+          <w:rFonts w:eastAsia="Times New Roman"/>
+          <w:lang w:val="nl-NL"/>
+        </w:rPr>
+        <w:t>SOLVIT</w:t>
+      </w:r>
+      <w:bookmarkEnd w:id="59"/>
+    </w:p>
+    <w:p>
+      <w:pPr>
+        <w:pStyle w:val="subtitel"/>
+        <w:divId w:val="6182032"/>
+        <w:rPr>
+          <w:lang w:val="nl-NL"/>
+        </w:rPr>
+      </w:pPr>
+      <w:r>
+        <w:rPr>
+          <w:lang w:val="nl-NL"/>
+        </w:rPr>
+        <w:t>De Illusie van Europese Bemiddeling en de Tandeloze Tijger</w:t>
+      </w:r>
+    </w:p>
+    <w:p>
+      <w:pPr>
+        <w:pStyle w:val="Normaalweb"/>
+        <w:divId w:val="6182032"/>
+        <w:rPr>
+          <w:lang w:val="nl-NL"/>
+        </w:rPr>
+      </w:pPr>
+      <w:r>
+        <w:rPr>
+          <w:lang w:val="nl-NL"/>
+        </w:rPr>
+        <w:t>Wanneer twee natiestaten weigeren elkaars data te accepteren, is SOLVIT het officiële Europese vangnet. Dit netwerk, opgericht door de Europese Commissie, is specifiek bedoeld om grensoverschrijdende problemen van burgers met overheidsinstanties informeel en snel op te lossen, zonder tussenkomst van een rechter. In januari 2026 wordt er gelijktijdig een formeel verzoek ingediend bij zowel SOLVIT Nederland als SOLVIT België, ondersteund door de volledige empirische datamatrix van de systeemblokkades.</w:t>
+      </w:r>
+    </w:p>
+    <w:p>
+      <w:pPr>
+        <w:pStyle w:val="Normaalweb"/>
+        <w:divId w:val="6182032"/>
+        <w:rPr>
+          <w:lang w:val="nl-NL"/>
+        </w:rPr>
+      </w:pPr>
+      <w:r>
+        <w:rPr>
+          <w:lang w:val="nl-NL"/>
+        </w:rPr>
+        <w:t>De afhandeling door dit Europese netwerk legt echter genadeloos de fundamentele zwakte van het systeem bloot. SOLVIT functioneert uitsluitend op basis van vrijwillige medewerking van de nationale overheden. Zodra de weigerende uitvoeringsinstanties (zoals de Christelijke Mutualiteit of het UWV) vasthouden aan hun eigen interne lezing van de regels, valt de bemiddelaar stil. SOLVIT heeft geen enkele dwingende bevoegdheid om een nationaal besluit te overrulen, zelfs niet als dit besluit in de praktijk de Euro</w:t>
+      </w:r>
+      <w:r>
+        <w:rPr>
+          <w:lang w:val="nl-NL"/>
+        </w:rPr>
+        <w:t>pese samentellingsregels *1* onmogelijk maakt.</w:t>
+      </w:r>
+    </w:p>
+    <w:p>
+      <w:pPr>
+        <w:pStyle w:val="Normaalweb"/>
+        <w:divId w:val="6182032"/>
+        <w:rPr>
+          <w:lang w:val="nl-NL"/>
+        </w:rPr>
+      </w:pPr>
+      <w:r>
+        <w:rPr>
+          <w:lang w:val="nl-NL"/>
+        </w:rPr>
+        <w:t>Het definitieve failliet van deze overkoepelende bescherming manifesteert zich in september 2026. Wanneer de burger, geconfronteerd met de aanhoudende impasse, aan SOLVIT verzoekt om het complexe dossier formeel door te verwijzen naar de Europese Arbeidsautoriteit (ELA) voor harde bemiddeling, weigert SOLVIT dit. Het netwerk sluit het dossier af met het procedurele argument dat zij "geen formele schending van het Unierecht" kunnen vaststellen. Hiermee objectiveert SOLVIT de ultieme systeemparadox: een netwe</w:t>
+      </w:r>
+      <w:r>
+        <w:rPr>
+          <w:lang w:val="nl-NL"/>
+        </w:rPr>
+        <w:t>rk dat is opgericht om de muren tussen lidstaten af te breken, weigert te escaleren en valideert uiteindelijk de nationale blokkades die het verondersteld werd op te lossen.</w:t>
+      </w:r>
+    </w:p>
+    <w:p>
+      <w:pPr>
+        <w:divId w:val="445349339"/>
         <w:rPr>
           <w:color w:val="555555"/>
           <w:sz w:val="20"/>
           <w:szCs w:val="20"/>
           <w:lang w:val="nl-NL"/>
         </w:rPr>
-        <w:t>*1* Verordening (EG) 883/2004, de basisverordening voor de coördinatie van de socialezekerheidsstelsels binnen de Europese Unie.</w:t>
-      </w:r>
-    </w:p>
-    <w:p>
-      <w:pPr>
-        <w:pStyle w:val="marker"/>
-        <w:ind w:left="800" w:right="800"/>
-        <w:divId w:val="1883439195"/>
-        <w:rPr>
-          <w:lang w:val="nl-NL"/>
-        </w:rPr>
-      </w:pPr>
-      <w:r>
-        <w:br w:type="page"/>
-      </w:r>
-    </w:p>
-    <w:p>
-      <w:pPr>
-        <w:pStyle w:val="Kop3"/>
-        <w:divId w:val="1883439195"/>
-        <w:rPr>
-          <w:rFonts w:eastAsia="Times New Roman"/>
-          <w:lang w:val="nl-NL"/>
-        </w:rPr>
-      </w:pPr>
-      <w:bookmarkStart w:id="60" w:name="_Toc242175240"/>
-      <w:r>
-        <w:rPr>
-          <w:rFonts w:eastAsia="Times New Roman"/>
-          <w:lang w:val="nl-NL"/>
-        </w:rPr>
-        <w:t>STRATEGISCHE BELANGENBEHARTIGING</w:t>
-      </w:r>
-      <w:bookmarkEnd w:id="60"/>
-    </w:p>
-    <w:p>
-      <w:pPr>
-        <w:pStyle w:val="subtitel"/>
-        <w:divId w:val="1883439195"/>
-        <w:rPr>
-          <w:lang w:val="nl-NL"/>
-        </w:rPr>
-      </w:pPr>
-      <w:r>
-        <w:rPr>
-          <w:lang w:val="nl-NL"/>
-        </w:rPr>
-        <w:t>De Trage Molens van het Algemeen Belang</w:t>
-      </w:r>
-    </w:p>
-    <w:p>
-      <w:pPr>
-        <w:pStyle w:val="Normaalweb"/>
-        <w:divId w:val="1883439195"/>
-        <w:rPr>
-          <w:lang w:val="nl-NL"/>
-        </w:rPr>
-      </w:pPr>
-      <w:r>
-        <w:rPr>
-          <w:lang w:val="nl-NL"/>
-        </w:rPr>
-        <w:t>Naast de overheid opereren er diverse niet-gouvernementele organisaties (NGO's), patiëntenverenigingen en macro-vakbondskoepels die zich richten op de bescherming van kwetsbare groepen en grensarbeiders. Bij de aanbieding van de Systeem-Audit erkennen deze strategische belangenbehartigers direct de waarde van het dossier. Zij zien een perfect, gedocumenteerd patroon van institutioneel falen dat naadloos aansluit bij hun eigen politieke strijdpunten.</w:t>
-      </w:r>
-    </w:p>
-    <w:p>
-      <w:pPr>
-        <w:pStyle w:val="Normaalweb"/>
-        <w:divId w:val="1883439195"/>
-        <w:rPr>
-          <w:lang w:val="nl-NL"/>
-        </w:rPr>
-      </w:pPr>
-      <w:r>
-        <w:rPr>
-          <w:lang w:val="nl-NL"/>
-        </w:rPr>
-        <w:t>De respons van deze laag toont echter de wrange realiteit van beleidsbeïnvloeding. Deze organisaties gebruiken de data graag als brandstof voor hun eigen lobbywerk. Het dossier wordt verwerkt in rapporten, als munitie gebruikt tijdens parlementaire hoorzittingen en dient als casestudy in strategisch overleg met ministeries. Dit proces, gericht op toekomstige wetswijzigingen, kent echter een tijdshorizon van vele jaren.</w:t>
-      </w:r>
-    </w:p>
-    <w:p>
-      <w:pPr>
-        <w:pStyle w:val="Normaalweb"/>
-        <w:divId w:val="1883439195"/>
-        <w:rPr>
-          <w:lang w:val="nl-NL"/>
-        </w:rPr>
-      </w:pPr>
-      <w:r>
-        <w:rPr>
-          <w:lang w:val="nl-NL"/>
-        </w:rPr>
-        <w:t>Voor de individuele burger, die hier en nu vastzit zonder inkomsten en verstrikt is in een administratief web, biedt deze belangenbehartiging geen enkele curatieve oplossing. Er is geen 'quick response team' dat actueel ingrijpt. De patiënt wordt hiermee gereduceerd tot een nuttig beleidsinstrument voor de lange termijn, maar wordt voor de kortetermijnoplossing volledig aan zijn lot overgelaten.</w:t>
-      </w:r>
-    </w:p>
-    <w:p>
-      <w:pPr>
-        <w:pStyle w:val="marker"/>
-        <w:ind w:left="800" w:right="800"/>
-        <w:divId w:val="1883439195"/>
-        <w:rPr>
-          <w:lang w:val="nl-NL"/>
-        </w:rPr>
-      </w:pPr>
-      <w:r>
-        <w:br w:type="page"/>
-      </w:r>
-    </w:p>
-    <w:p>
-      <w:pPr>
-        <w:pStyle w:val="Kop1"/>
-        <w:divId w:val="1883439195"/>
-        <w:rPr>
-          <w:rFonts w:eastAsia="Times New Roman"/>
-          <w:lang w:val="nl-NL"/>
-        </w:rPr>
-      </w:pPr>
-      <w:bookmarkStart w:id="61" w:name="_Toc242175241"/>
-      <w:r>
-        <w:rPr>
-          <w:rFonts w:eastAsia="Times New Roman"/>
-          <w:lang w:val="nl-NL"/>
-        </w:rPr>
-        <w:t>IV. Europa</w:t>
-      </w:r>
-      <w:bookmarkEnd w:id="61"/>
-    </w:p>
-    <w:p>
-      <w:pPr>
-        <w:pStyle w:val="Kop3"/>
-        <w:divId w:val="1883439195"/>
-        <w:rPr>
-          <w:rFonts w:eastAsia="Times New Roman"/>
-          <w:lang w:val="nl-NL"/>
-        </w:rPr>
-      </w:pPr>
-      <w:bookmarkStart w:id="62" w:name="_Toc242175242"/>
-      <w:r>
-        <w:rPr>
-          <w:rFonts w:eastAsia="Times New Roman"/>
-          <w:lang w:val="nl-NL"/>
-        </w:rPr>
-        <w:t>EUROPESE COMMISSIE</w:t>
-      </w:r>
-      <w:bookmarkEnd w:id="62"/>
-    </w:p>
-    <w:p>
-      <w:pPr>
-        <w:pStyle w:val="subtitel"/>
-        <w:divId w:val="1883439195"/>
-        <w:rPr>
-          <w:lang w:val="nl-NL"/>
-        </w:rPr>
-      </w:pPr>
-      <w:r>
-        <w:rPr>
-          <w:lang w:val="nl-NL"/>
-        </w:rPr>
-        <w:t>De Architect Zonder Operationele Slagkracht</w:t>
-      </w:r>
-    </w:p>
-    <w:p>
-      <w:pPr>
-        <w:pStyle w:val="Normaalweb"/>
-        <w:divId w:val="1883439195"/>
-        <w:rPr>
-          <w:lang w:val="nl-NL"/>
-        </w:rPr>
-      </w:pPr>
-      <w:r>
-        <w:rPr>
-          <w:lang w:val="nl-NL"/>
-        </w:rPr>
-        <w:t>De Europese Commissie is de architect van het systeem. Zij schrijft de dwingende wetgeving die garandeert dat grensarbeiders niet tussen wal en schip mogen vallen *1*. Wanneer de gedupeerde burger de Commissie echter wijst op het feit dat zowel België als Nederland deze wetten in de praktijk openlijk negeren, toont de architect zich volstrekt machteloos op het microniveau.</w:t>
-      </w:r>
-    </w:p>
-    <w:p>
-      <w:pPr>
-        <w:pStyle w:val="Normaalweb"/>
-        <w:divId w:val="1883439195"/>
-        <w:rPr>
-          <w:lang w:val="nl-NL"/>
-        </w:rPr>
-      </w:pPr>
-      <w:r>
-        <w:rPr>
-          <w:lang w:val="nl-NL"/>
-        </w:rPr>
-        <w:t>Om deze bestuurlijke patstelling te doorbreken, wordt het dossier via een formele klacht geëscaleerd naar het Directoraat-generaal Werkgelegenheid, Sociale Zaken en Inclusie (DG EMPL). De klacht legt de structurele leemtes in de Europese verordeningen en de falende nationale uitvoering genadeloos bloot. DG EMPL bevestigt de theorie, maar ontbeert elke operationele bevoegdheid of afdwingbare machtsknop om een lokaal ziekenfonds of uitkeringsinstantie direct te corrigeren.</w:t>
-      </w:r>
-    </w:p>
-    <w:p>
-      <w:pPr>
-        <w:pStyle w:val="Normaalweb"/>
-        <w:divId w:val="1883439195"/>
-        <w:rPr>
-          <w:lang w:val="nl-NL"/>
-        </w:rPr>
-      </w:pPr>
-      <w:r>
-        <w:rPr>
-          <w:lang w:val="nl-NL"/>
-        </w:rPr>
-        <w:t>De Commissie mag niet ingrijpen in een individueel dossier. Het enige wapen dat zij bezit, is het opstarten van een zogenaamde inbreukprocedure tegen een falende lidstaat. Dit is echter een loodzwaar politiek en juridisch traject dat vele jaren in beslag neemt. Voor de burger die vandaag zonder inkomen zit omdat een grenscomputer hapert, biedt de Commissie daarmee enkel hoogdravende theorieën zonder enige praktische bescherming.</w:t>
-      </w:r>
-    </w:p>
-    <w:p>
-      <w:pPr>
-        <w:pStyle w:val="Normaalweb"/>
-        <w:divId w:val="1883439195"/>
-        <w:rPr>
-          <w:lang w:val="nl-NL"/>
-        </w:rPr>
-      </w:pPr>
-      <w:r>
-        <w:rPr>
-          <w:lang w:val="nl-NL"/>
-        </w:rPr>
-        <w:t>Wat op 25 september 2026 in het dossier komt, is dat de Commissie al sinds 2022 en 2023 meerdere inbreukklachten tegen België en Vlaanderen onderzoekt. Het gaat om klachten over de Vlaamse jobbonus, de studiefinanciering en het Groeipakket, alle drie onder Verordening 492/2011 over het vrij verkeer van werknemers. De Commissie heeft in al die jaren geen definitief besluit genomen — wat betekent dat de klachten nog open zijn. De klacht van dit gezin is geen geïsoleerd geval, maar sluit aan bij een reeks klac</w:t>
-      </w:r>
-      <w:r>
-        <w:rPr>
-          <w:lang w:val="nl-NL"/>
-        </w:rPr>
-        <w:t>hten die al jaren loopt.</w:t>
-      </w:r>
-    </w:p>
-    <w:p>
-      <w:pPr>
-        <w:divId w:val="572813346"/>
+      </w:pPr>
+      <w:r>
         <w:rPr>
           <w:color w:val="555555"/>
           <w:sz w:val="20"/>
           <w:szCs w:val="20"/>
           <w:lang w:val="nl-NL"/>
         </w:rPr>
-      </w:pPr>
-      <w:r>
+        <w:t>*1* Verordening (EG) 883/2004, de basisverordening voor de coördinatie van de socialezekerheidsstelsels binnen de Europese Unie.</w:t>
+      </w:r>
+    </w:p>
+    <w:p>
+      <w:pPr>
+        <w:pStyle w:val="marker"/>
+        <w:ind w:left="800" w:right="800"/>
+        <w:divId w:val="6182032"/>
+        <w:rPr>
+          <w:lang w:val="nl-NL"/>
+        </w:rPr>
+      </w:pPr>
+      <w:r>
+        <w:br w:type="page"/>
+      </w:r>
+    </w:p>
+    <w:p>
+      <w:pPr>
+        <w:pStyle w:val="Kop3"/>
+        <w:divId w:val="6182032"/>
+        <w:rPr>
+          <w:rFonts w:eastAsia="Times New Roman"/>
+          <w:lang w:val="nl-NL"/>
+        </w:rPr>
+      </w:pPr>
+      <w:bookmarkStart w:id="60" w:name="_Toc242178596"/>
+      <w:r>
+        <w:rPr>
+          <w:rFonts w:eastAsia="Times New Roman"/>
+          <w:lang w:val="nl-NL"/>
+        </w:rPr>
+        <w:t>STRATEGISCHE BELANGENBEHARTIGING</w:t>
+      </w:r>
+      <w:bookmarkEnd w:id="60"/>
+    </w:p>
+    <w:p>
+      <w:pPr>
+        <w:pStyle w:val="subtitel"/>
+        <w:divId w:val="6182032"/>
+        <w:rPr>
+          <w:lang w:val="nl-NL"/>
+        </w:rPr>
+      </w:pPr>
+      <w:r>
+        <w:rPr>
+          <w:lang w:val="nl-NL"/>
+        </w:rPr>
+        <w:t>De Trage Molens van het Algemeen Belang</w:t>
+      </w:r>
+    </w:p>
+    <w:p>
+      <w:pPr>
+        <w:pStyle w:val="Normaalweb"/>
+        <w:divId w:val="6182032"/>
+        <w:rPr>
+          <w:lang w:val="nl-NL"/>
+        </w:rPr>
+      </w:pPr>
+      <w:r>
+        <w:rPr>
+          <w:lang w:val="nl-NL"/>
+        </w:rPr>
+        <w:t>Naast de overheid opereren er diverse niet-gouvernementele organisaties (NGO's), patiëntenverenigingen en macro-vakbondskoepels die zich richten op de bescherming van kwetsbare groepen en grensarbeiders. Bij de aanbieding van de Systeem-Audit erkennen deze strategische belangenbehartigers direct de waarde van het dossier. Zij zien een perfect, gedocumenteerd patroon van institutioneel falen dat naadloos aansluit bij hun eigen politieke strijdpunten.</w:t>
+      </w:r>
+    </w:p>
+    <w:p>
+      <w:pPr>
+        <w:pStyle w:val="Normaalweb"/>
+        <w:divId w:val="6182032"/>
+        <w:rPr>
+          <w:lang w:val="nl-NL"/>
+        </w:rPr>
+      </w:pPr>
+      <w:r>
+        <w:rPr>
+          <w:lang w:val="nl-NL"/>
+        </w:rPr>
+        <w:t>De respons van deze laag toont echter de wrange realiteit van beleidsbeïnvloeding. Deze organisaties gebruiken de data graag als brandstof voor hun eigen lobbywerk. Het dossier wordt verwerkt in rapporten, als munitie gebruikt tijdens parlementaire hoorzittingen en dient als casestudy in strategisch overleg met ministeries. Dit proces, gericht op toekomstige wetswijzigingen, kent echter een tijdshorizon van vele jaren.</w:t>
+      </w:r>
+    </w:p>
+    <w:p>
+      <w:pPr>
+        <w:pStyle w:val="Normaalweb"/>
+        <w:divId w:val="6182032"/>
+        <w:rPr>
+          <w:lang w:val="nl-NL"/>
+        </w:rPr>
+      </w:pPr>
+      <w:r>
+        <w:rPr>
+          <w:lang w:val="nl-NL"/>
+        </w:rPr>
+        <w:t>Voor de individuele burger, die hier en nu vastzit zonder inkomsten en verstrikt is in een administratief web, biedt deze belangenbehartiging geen enkele curatieve oplossing. Er is geen 'quick response team' dat actueel ingrijpt. De patiënt wordt hiermee gereduceerd tot een nuttig beleidsinstrument voor de lange termijn, maar wordt voor de kortetermijnoplossing volledig aan zijn lot overgelaten.</w:t>
+      </w:r>
+    </w:p>
+    <w:p>
+      <w:pPr>
+        <w:pStyle w:val="marker"/>
+        <w:ind w:left="800" w:right="800"/>
+        <w:divId w:val="6182032"/>
+        <w:rPr>
+          <w:lang w:val="nl-NL"/>
+        </w:rPr>
+      </w:pPr>
+      <w:r>
+        <w:br w:type="page"/>
+      </w:r>
+    </w:p>
+    <w:p>
+      <w:pPr>
+        <w:pStyle w:val="Kop1"/>
+        <w:divId w:val="6182032"/>
+        <w:rPr>
+          <w:rFonts w:eastAsia="Times New Roman"/>
+          <w:lang w:val="nl-NL"/>
+        </w:rPr>
+      </w:pPr>
+      <w:bookmarkStart w:id="61" w:name="_Toc242178597"/>
+      <w:r>
+        <w:rPr>
+          <w:rFonts w:eastAsia="Times New Roman"/>
+          <w:lang w:val="nl-NL"/>
+        </w:rPr>
+        <w:t>IV. Europa</w:t>
+      </w:r>
+      <w:bookmarkEnd w:id="61"/>
+    </w:p>
+    <w:p>
+      <w:pPr>
+        <w:pStyle w:val="Kop3"/>
+        <w:divId w:val="6182032"/>
+        <w:rPr>
+          <w:rFonts w:eastAsia="Times New Roman"/>
+          <w:lang w:val="nl-NL"/>
+        </w:rPr>
+      </w:pPr>
+      <w:bookmarkStart w:id="62" w:name="_Toc242178598"/>
+      <w:r>
+        <w:rPr>
+          <w:rFonts w:eastAsia="Times New Roman"/>
+          <w:lang w:val="nl-NL"/>
+        </w:rPr>
+        <w:t>EUROPESE COMMISSIE</w:t>
+      </w:r>
+      <w:bookmarkEnd w:id="62"/>
+    </w:p>
+    <w:p>
+      <w:pPr>
+        <w:pStyle w:val="subtitel"/>
+        <w:divId w:val="6182032"/>
+        <w:rPr>
+          <w:lang w:val="nl-NL"/>
+        </w:rPr>
+      </w:pPr>
+      <w:r>
+        <w:rPr>
+          <w:lang w:val="nl-NL"/>
+        </w:rPr>
+        <w:t>De Architect Zonder Operationele Slagkracht</w:t>
+      </w:r>
+    </w:p>
+    <w:p>
+      <w:pPr>
+        <w:pStyle w:val="Normaalweb"/>
+        <w:divId w:val="6182032"/>
+        <w:rPr>
+          <w:lang w:val="nl-NL"/>
+        </w:rPr>
+      </w:pPr>
+      <w:r>
+        <w:rPr>
+          <w:lang w:val="nl-NL"/>
+        </w:rPr>
+        <w:t>De Europese Commissie is de architect van het systeem. Zij schrijft de dwingende wetgeving die garandeert dat grensarbeiders niet tussen wal en schip mogen vallen *1*. Wanneer de gedupeerde burger de Commissie echter wijst op het feit dat zowel België als Nederland deze wetten in de praktijk openlijk negeren, toont de architect zich volstrekt machteloos op het microniveau.</w:t>
+      </w:r>
+    </w:p>
+    <w:p>
+      <w:pPr>
+        <w:pStyle w:val="Normaalweb"/>
+        <w:divId w:val="6182032"/>
+        <w:rPr>
+          <w:lang w:val="nl-NL"/>
+        </w:rPr>
+      </w:pPr>
+      <w:r>
+        <w:rPr>
+          <w:lang w:val="nl-NL"/>
+        </w:rPr>
+        <w:t>Om deze bestuurlijke patstelling te doorbreken, wordt het dossier via een formele klacht geëscaleerd naar het Directoraat-generaal Werkgelegenheid, Sociale Zaken en Inclusie (DG EMPL). De klacht legt de structurele leemtes in de Europese verordeningen en de falende nationale uitvoering genadeloos bloot. DG EMPL bevestigt de theorie, maar ontbeert elke operationele bevoegdheid of afdwingbare machtsknop om een lokaal ziekenfonds of uitkeringsinstantie direct te corrigeren.</w:t>
+      </w:r>
+    </w:p>
+    <w:p>
+      <w:pPr>
+        <w:pStyle w:val="Normaalweb"/>
+        <w:divId w:val="6182032"/>
+        <w:rPr>
+          <w:lang w:val="nl-NL"/>
+        </w:rPr>
+      </w:pPr>
+      <w:r>
+        <w:rPr>
+          <w:lang w:val="nl-NL"/>
+        </w:rPr>
+        <w:t>De Commissie mag niet ingrijpen in een individueel dossier. Het enige wapen dat zij bezit, is het opstarten van een zogenaamde inbreukprocedure tegen een falende lidstaat. Dit is echter een loodzwaar politiek en juridisch traject dat vele jaren in beslag neemt. Voor de burger die vandaag zonder inkomen zit omdat een grenscomputer hapert, biedt de Commissie daarmee enkel hoogdravende theorieën zonder enige praktische bescherming.</w:t>
+      </w:r>
+    </w:p>
+    <w:p>
+      <w:pPr>
+        <w:pStyle w:val="Normaalweb"/>
+        <w:divId w:val="6182032"/>
+        <w:rPr>
+          <w:lang w:val="nl-NL"/>
+        </w:rPr>
+      </w:pPr>
+      <w:r>
+        <w:rPr>
+          <w:lang w:val="nl-NL"/>
+        </w:rPr>
+        <w:t>Wat op 25 september 2026 in het dossier komt, is dat de Commissie al sinds 2022 en 2023 meerdere inbreukklachten tegen België en Vlaanderen onderzoekt. Het gaat om klachten over de Vlaamse jobbonus, de studiefinanciering en het Groeipakket, alle drie onder Verordening 492/2011 over het vrij verkeer van werknemers. De Commissie heeft in al die jaren geen definitief besluit genomen — wat betekent dat de klachten nog open zijn. De klacht van dit gezin is geen geïsoleerd geval, maar sluit aan bij een reeks klac</w:t>
+      </w:r>
+      <w:r>
+        <w:rPr>
+          <w:lang w:val="nl-NL"/>
+        </w:rPr>
+        <w:t>hten die al jaren loopt.</w:t>
+      </w:r>
+    </w:p>
+    <w:p>
+      <w:pPr>
+        <w:divId w:val="2058429569"/>
         <w:rPr>
           <w:color w:val="555555"/>
           <w:sz w:val="20"/>
           <w:szCs w:val="20"/>
           <w:lang w:val="nl-NL"/>
         </w:rPr>
-        <w:t>*1* Verordening (EG) 883/2004, de hoeksteen van het vrije verkeer van werknemers die lidstaten verplicht elkaars sociale zekerheidstijdvakken naadloos over te nemen.</w:t>
-      </w:r>
-    </w:p>
-    <w:p>
-      <w:pPr>
-        <w:pStyle w:val="marker"/>
-        <w:ind w:left="800" w:right="800"/>
-        <w:divId w:val="1883439195"/>
-        <w:rPr>
-          <w:lang w:val="nl-NL"/>
-        </w:rPr>
-      </w:pPr>
-      <w:r>
-        <w:br w:type="page"/>
-      </w:r>
-    </w:p>
-    <w:p>
-      <w:pPr>
-        <w:pStyle w:val="Kop3"/>
-        <w:divId w:val="1883439195"/>
-        <w:rPr>
-          <w:rFonts w:eastAsia="Times New Roman"/>
-          <w:lang w:val="nl-NL"/>
-        </w:rPr>
-      </w:pPr>
-      <w:bookmarkStart w:id="63" w:name="_Toc242175243"/>
-      <w:r>
-        <w:rPr>
-          <w:rFonts w:eastAsia="Times New Roman"/>
-          <w:lang w:val="nl-NL"/>
-        </w:rPr>
-        <w:t>EUROPEES HOF VOOR DE RECHTEN VAN DE MENS (EHRM)</w:t>
-      </w:r>
-      <w:bookmarkEnd w:id="63"/>
-    </w:p>
-    <w:p>
-      <w:pPr>
-        <w:pStyle w:val="subtitel"/>
-        <w:divId w:val="1883439195"/>
-        <w:rPr>
-          <w:lang w:val="nl-NL"/>
-        </w:rPr>
-      </w:pPr>
-      <w:r>
-        <w:rPr>
-          <w:lang w:val="nl-NL"/>
-        </w:rPr>
-        <w:t>Het Onbereikbare Gelijk</w:t>
-      </w:r>
-    </w:p>
-    <w:p>
-      <w:pPr>
-        <w:pStyle w:val="Normaalweb"/>
-        <w:divId w:val="1883439195"/>
-        <w:rPr>
-          <w:lang w:val="nl-NL"/>
-        </w:rPr>
-      </w:pPr>
-      <w:r>
-        <w:rPr>
-          <w:lang w:val="nl-NL"/>
-        </w:rPr>
-        <w:t>Wanneer natiestaten door systematische uitsluiting de burger zijn inkomen en sociale rechten ontnemen, raakt dit aan fundamentele mensenrechten, zoals de bescherming van eigendom en een eerlijk proces *1*. Het Europees Hof voor de Rechten van de Mens (EHRM) in Straatsburg is opgericht om hiertegen op te treden. In de praktijk is deze hoogste rechtszaal voor een medisch en financieel uitgeputte burger echter een fata morgana.</w:t>
-      </w:r>
-    </w:p>
-    <w:p>
-      <w:pPr>
-        <w:pStyle w:val="Normaalweb"/>
-        <w:divId w:val="1883439195"/>
-        <w:rPr>
-          <w:lang w:val="nl-NL"/>
-        </w:rPr>
-      </w:pPr>
-      <w:r>
-        <w:rPr>
-          <w:lang w:val="nl-NL"/>
-        </w:rPr>
-        <w:t>Het Hof hanteert namelijk een ijzeren toegankelijkheidsregel: een klacht wordt pas in behandeling genomen nadat álle nationale juridische wegen zijn uitgeput. De burger moet dus eerst jarenlang procederen tot aan de hoogste nationale rechtbanken in zowel België als Nederland. Dit vereist tienduizenden euro's aan advocatenkosten en jarenlange fysieke en mentale veerkracht. De paradox is absoluut: het falende overheidssysteem stopt alle inkomsten, waardoor de burger de financiële middelen verliest die nodig z</w:t>
-      </w:r>
-      <w:r>
-        <w:rPr>
-          <w:lang w:val="nl-NL"/>
-        </w:rPr>
-        <w:t>ijn om exact datzelfde systeem bij het Europese Hof aan te vechten.</w:t>
-      </w:r>
-    </w:p>
-    <w:p>
-      <w:pPr>
-        <w:pStyle w:val="Normaalweb"/>
-        <w:divId w:val="1883439195"/>
-        <w:rPr>
-          <w:lang w:val="nl-NL"/>
-        </w:rPr>
-      </w:pPr>
-      <w:r>
-        <w:rPr>
-          <w:lang w:val="nl-NL"/>
-        </w:rPr>
-        <w:t>Op 12 mei 2026 wordt het verzoekschrift per verzekerde post (Barcode LW024081984NL) naar de Griffier in Straatsburg verzonden. Op 18 juni 2026 verklaart het EHRM de klacht onontvankelijk en reduceert het transnationale probleem eenzijdig tot een geschil tegen de Belgische staat alleen.</w:t>
-      </w:r>
-    </w:p>
-    <w:p>
-      <w:pPr>
-        <w:divId w:val="1653291340"/>
+      </w:pPr>
+      <w:r>
         <w:rPr>
           <w:color w:val="555555"/>
           <w:sz w:val="20"/>
           <w:szCs w:val="20"/>
           <w:lang w:val="nl-NL"/>
         </w:rPr>
-      </w:pPr>
-      <w:r>
+        <w:t>*1* Verordening (EG) 883/2004, de hoeksteen van het vrije verkeer van werknemers die lidstaten verplicht elkaars sociale zekerheidstijdvakken naadloos over te nemen.</w:t>
+      </w:r>
+    </w:p>
+    <w:p>
+      <w:pPr>
+        <w:pStyle w:val="marker"/>
+        <w:ind w:left="800" w:right="800"/>
+        <w:divId w:val="6182032"/>
+        <w:rPr>
+          <w:lang w:val="nl-NL"/>
+        </w:rPr>
+      </w:pPr>
+      <w:r>
+        <w:br w:type="page"/>
+      </w:r>
+    </w:p>
+    <w:p>
+      <w:pPr>
+        <w:pStyle w:val="Kop3"/>
+        <w:divId w:val="6182032"/>
+        <w:rPr>
+          <w:rFonts w:eastAsia="Times New Roman"/>
+          <w:lang w:val="nl-NL"/>
+        </w:rPr>
+      </w:pPr>
+      <w:bookmarkStart w:id="63" w:name="_Toc242178599"/>
+      <w:r>
+        <w:rPr>
+          <w:rFonts w:eastAsia="Times New Roman"/>
+          <w:lang w:val="nl-NL"/>
+        </w:rPr>
+        <w:t>EUROPEES HOF VOOR DE RECHTEN VAN DE MENS (EHRM)</w:t>
+      </w:r>
+      <w:bookmarkEnd w:id="63"/>
+    </w:p>
+    <w:p>
+      <w:pPr>
+        <w:pStyle w:val="subtitel"/>
+        <w:divId w:val="6182032"/>
+        <w:rPr>
+          <w:lang w:val="nl-NL"/>
+        </w:rPr>
+      </w:pPr>
+      <w:r>
+        <w:rPr>
+          <w:lang w:val="nl-NL"/>
+        </w:rPr>
+        <w:t>Het Onbereikbare Gelijk</w:t>
+      </w:r>
+    </w:p>
+    <w:p>
+      <w:pPr>
+        <w:pStyle w:val="Normaalweb"/>
+        <w:divId w:val="6182032"/>
+        <w:rPr>
+          <w:lang w:val="nl-NL"/>
+        </w:rPr>
+      </w:pPr>
+      <w:r>
+        <w:rPr>
+          <w:lang w:val="nl-NL"/>
+        </w:rPr>
+        <w:t>Wanneer natiestaten door systematische uitsluiting de burger zijn inkomen en sociale rechten ontnemen, raakt dit aan fundamentele mensenrechten, zoals de bescherming van eigendom en een eerlijk proces *1*. Het Europees Hof voor de Rechten van de Mens (EHRM) in Straatsburg is opgericht om hiertegen op te treden. In de praktijk is deze hoogste rechtszaal voor een medisch en financieel uitgeputte burger echter een fata morgana.</w:t>
+      </w:r>
+    </w:p>
+    <w:p>
+      <w:pPr>
+        <w:pStyle w:val="Normaalweb"/>
+        <w:divId w:val="6182032"/>
+        <w:rPr>
+          <w:lang w:val="nl-NL"/>
+        </w:rPr>
+      </w:pPr>
+      <w:r>
+        <w:rPr>
+          <w:lang w:val="nl-NL"/>
+        </w:rPr>
+        <w:t>Het Hof hanteert namelijk een ijzeren toegankelijkheidsregel: een klacht wordt pas in behandeling genomen nadat álle nationale juridische wegen zijn uitgeput. De burger moet dus eerst jarenlang procederen tot aan de hoogste nationale rechtbanken in zowel België als Nederland. Dit vereist tienduizenden euro's aan advocatenkosten en jarenlange fysieke en mentale veerkracht. De paradox is absoluut: het falende overheidssysteem stopt alle inkomsten, waardoor de burger de financiële middelen verliest die nodig z</w:t>
+      </w:r>
+      <w:r>
+        <w:rPr>
+          <w:lang w:val="nl-NL"/>
+        </w:rPr>
+        <w:t>ijn om exact datzelfde systeem bij het Europese Hof aan te vechten.</w:t>
+      </w:r>
+    </w:p>
+    <w:p>
+      <w:pPr>
+        <w:pStyle w:val="Normaalweb"/>
+        <w:divId w:val="6182032"/>
+        <w:rPr>
+          <w:lang w:val="nl-NL"/>
+        </w:rPr>
+      </w:pPr>
+      <w:r>
+        <w:rPr>
+          <w:lang w:val="nl-NL"/>
+        </w:rPr>
+        <w:t>Op 12 mei 2026 wordt het verzoekschrift per verzekerde post (Barcode LW024081984NL) naar de Griffier in Straatsburg verzonden. Op 18 juni 2026 verklaart het EHRM de klacht onontvankelijk en reduceert het transnationale probleem eenzijdig tot een geschil tegen de Belgische staat alleen.</w:t>
+      </w:r>
+    </w:p>
+    <w:p>
+      <w:pPr>
+        <w:divId w:val="244724378"/>
         <w:rPr>
           <w:color w:val="555555"/>
           <w:sz w:val="20"/>
           <w:szCs w:val="20"/>
           <w:lang w:val="nl-NL"/>
         </w:rPr>
-        <w:t>*1* Verankerd in het Europees Verdrag voor de Rechten van de Mens (EVRM), in het bijzonder Artikel 1 van het Eerste Protocol (bescherming van eigendom, waaronder sociale uitkeringen vallen) en Artikel 6 (recht op een eerlijk proces).</w:t>
-      </w:r>
-    </w:p>
-    <w:p>
-      <w:pPr>
-        <w:pStyle w:val="marker"/>
-        <w:ind w:left="800" w:right="800"/>
-        <w:divId w:val="1883439195"/>
-        <w:rPr>
-          <w:lang w:val="nl-NL"/>
-        </w:rPr>
-      </w:pPr>
-      <w:r>
-        <w:br w:type="page"/>
-      </w:r>
-    </w:p>
-    <w:p>
-      <w:pPr>
-        <w:pStyle w:val="Kop3"/>
-        <w:divId w:val="1883439195"/>
-        <w:rPr>
-          <w:rFonts w:eastAsia="Times New Roman"/>
-          <w:lang w:val="nl-NL"/>
-        </w:rPr>
-      </w:pPr>
-      <w:bookmarkStart w:id="64" w:name="_Toc242175244"/>
-      <w:r>
-        <w:rPr>
-          <w:rFonts w:eastAsia="Times New Roman"/>
-          <w:lang w:val="nl-NL"/>
-        </w:rPr>
-        <w:t>EUROPESE ARBEIDSAUTORITEIT (ELA)</w:t>
-      </w:r>
-      <w:bookmarkEnd w:id="64"/>
-    </w:p>
-    <w:p>
-      <w:pPr>
-        <w:pStyle w:val="subtitel"/>
-        <w:divId w:val="1883439195"/>
-        <w:rPr>
-          <w:lang w:val="nl-NL"/>
-        </w:rPr>
-      </w:pPr>
-      <w:r>
-        <w:rPr>
-          <w:lang w:val="nl-NL"/>
-        </w:rPr>
-        <w:t>De Gesloten Nooduitgang</w:t>
-      </w:r>
-    </w:p>
-    <w:p>
-      <w:pPr>
-        <w:pStyle w:val="Normaalweb"/>
-        <w:divId w:val="1883439195"/>
-        <w:rPr>
-          <w:lang w:val="nl-NL"/>
-        </w:rPr>
-      </w:pPr>
-      <w:r>
-        <w:rPr>
-          <w:lang w:val="nl-NL"/>
-        </w:rPr>
-        <w:t>De Europese Arbeidsautoriteit (ELA) is specifiek in het leven geroepen om exacte situaties zoals deze op te lossen: het faciliteren van eerlijke arbeidsmobiliteit en het bemiddelen bij grensoverschrijdende geschillen over sociale zekerheid. Dit zou in theorie de krachtige bemiddelaar moeten zijn die over de nationale grenzen heen grijpt. De praktijk onthult echter een stuitende weeffout in het eigen ontwerp.</w:t>
-      </w:r>
-    </w:p>
-    <w:p>
-      <w:pPr>
-        <w:pStyle w:val="Normaalweb"/>
-        <w:divId w:val="1883439195"/>
-        <w:rPr>
-          <w:lang w:val="nl-NL"/>
-        </w:rPr>
-      </w:pPr>
-      <w:r>
-        <w:rPr>
-          <w:lang w:val="nl-NL"/>
-        </w:rPr>
-        <w:t xml:space="preserve">Wanneer de burger en de partner, geconfronteerd met weigerende natiestaten, de ELA formeel vragen om tussenbeide te komen, sluit de Autoriteit de deuren. De ELA hanteert namelijk de keiharde regel dat zij uitsluitend bemiddelt op verzoek van de nationale overheden zélf *1*. Individuele burgers mogen geen zaken aandragen. Dit creëert de meest problematische gesloten cirkel van het volledige dossier: de burger heeft de ELA nodig omdát de nationale overheden weigeren samen te werken, maar de ELA weigert op te </w:t>
-      </w:r>
-      <w:r>
-        <w:rPr>
-          <w:lang w:val="nl-NL"/>
-        </w:rPr>
-        <w:t xml:space="preserve">treden totdát diezelfde weigerende overheden daar gezamenlijk om vragen. </w:t>
-      </w:r>
-    </w:p>
-    <w:p>
-      <w:pPr>
-        <w:pStyle w:val="Normaalweb"/>
-        <w:divId w:val="1883439195"/>
-        <w:rPr>
-          <w:lang w:val="nl-NL"/>
-        </w:rPr>
-      </w:pPr>
-      <w:r>
-        <w:rPr>
-          <w:lang w:val="nl-NL"/>
-        </w:rPr>
-        <w:t>Zelfs een formele poging in de nazomer van 2026 om SOLVIT in te zetten als doorgeefluik om dit obstakel te omzeilen, wordt geblokkeerd. Hiermee objectiveert de ELA haar eigen machteloosheid: het speciaal gebouwde Europese controleorgaan is volledig onbereikbaar gemaakt voor de mensen die het moet beschermen.</w:t>
-      </w:r>
-    </w:p>
-    <w:p>
-      <w:pPr>
-        <w:divId w:val="1145854680"/>
+      </w:pPr>
+      <w:r>
         <w:rPr>
           <w:color w:val="555555"/>
           <w:sz w:val="20"/>
           <w:szCs w:val="20"/>
           <w:lang w:val="nl-NL"/>
         </w:rPr>
-      </w:pPr>
-      <w:r>
+        <w:t>*1* Verankerd in het Europees Verdrag voor de Rechten van de Mens (EVRM), in het bijzonder Artikel 1 van het Eerste Protocol (bescherming van eigendom, waaronder sociale uitkeringen vallen) en Artikel 6 (recht op een eerlijk proces).</w:t>
+      </w:r>
+    </w:p>
+    <w:p>
+      <w:pPr>
+        <w:pStyle w:val="marker"/>
+        <w:ind w:left="800" w:right="800"/>
+        <w:divId w:val="6182032"/>
+        <w:rPr>
+          <w:lang w:val="nl-NL"/>
+        </w:rPr>
+      </w:pPr>
+      <w:r>
+        <w:br w:type="page"/>
+      </w:r>
+    </w:p>
+    <w:p>
+      <w:pPr>
+        <w:pStyle w:val="Kop3"/>
+        <w:divId w:val="6182032"/>
+        <w:rPr>
+          <w:rFonts w:eastAsia="Times New Roman"/>
+          <w:lang w:val="nl-NL"/>
+        </w:rPr>
+      </w:pPr>
+      <w:bookmarkStart w:id="64" w:name="_Toc242178600"/>
+      <w:r>
+        <w:rPr>
+          <w:rFonts w:eastAsia="Times New Roman"/>
+          <w:lang w:val="nl-NL"/>
+        </w:rPr>
+        <w:t>EUROPESE ARBEIDSAUTORITEIT (ELA)</w:t>
+      </w:r>
+      <w:bookmarkEnd w:id="64"/>
+    </w:p>
+    <w:p>
+      <w:pPr>
+        <w:pStyle w:val="subtitel"/>
+        <w:divId w:val="6182032"/>
+        <w:rPr>
+          <w:lang w:val="nl-NL"/>
+        </w:rPr>
+      </w:pPr>
+      <w:r>
+        <w:rPr>
+          <w:lang w:val="nl-NL"/>
+        </w:rPr>
+        <w:t>De Gesloten Nooduitgang</w:t>
+      </w:r>
+    </w:p>
+    <w:p>
+      <w:pPr>
+        <w:pStyle w:val="Normaalweb"/>
+        <w:divId w:val="6182032"/>
+        <w:rPr>
+          <w:lang w:val="nl-NL"/>
+        </w:rPr>
+      </w:pPr>
+      <w:r>
+        <w:rPr>
+          <w:lang w:val="nl-NL"/>
+        </w:rPr>
+        <w:t>De Europese Arbeidsautoriteit (ELA) is specifiek in het leven geroepen om exacte situaties zoals deze op te lossen: het faciliteren van eerlijke arbeidsmobiliteit en het bemiddelen bij grensoverschrijdende geschillen over sociale zekerheid. Dit zou in theorie de krachtige bemiddelaar moeten zijn die over de nationale grenzen heen grijpt. De praktijk onthult echter een stuitende weeffout in het eigen ontwerp.</w:t>
+      </w:r>
+    </w:p>
+    <w:p>
+      <w:pPr>
+        <w:pStyle w:val="Normaalweb"/>
+        <w:divId w:val="6182032"/>
+        <w:rPr>
+          <w:lang w:val="nl-NL"/>
+        </w:rPr>
+      </w:pPr>
+      <w:r>
+        <w:rPr>
+          <w:lang w:val="nl-NL"/>
+        </w:rPr>
+        <w:t xml:space="preserve">Wanneer de burger en de partner, geconfronteerd met weigerende natiestaten, de ELA formeel vragen om tussenbeide te komen, sluit de Autoriteit de deuren. De ELA hanteert namelijk de keiharde regel dat zij uitsluitend bemiddelt op verzoek van de nationale overheden zélf *1*. Individuele burgers mogen geen zaken aandragen. Dit creëert de meest problematische gesloten cirkel van het volledige dossier: de burger heeft de ELA nodig omdát de nationale overheden weigeren samen te werken, maar de ELA weigert op te </w:t>
+      </w:r>
+      <w:r>
+        <w:rPr>
+          <w:lang w:val="nl-NL"/>
+        </w:rPr>
+        <w:t xml:space="preserve">treden totdát diezelfde weigerende overheden daar gezamenlijk om vragen. </w:t>
+      </w:r>
+    </w:p>
+    <w:p>
+      <w:pPr>
+        <w:pStyle w:val="Normaalweb"/>
+        <w:divId w:val="6182032"/>
+        <w:rPr>
+          <w:lang w:val="nl-NL"/>
+        </w:rPr>
+      </w:pPr>
+      <w:r>
+        <w:rPr>
+          <w:lang w:val="nl-NL"/>
+        </w:rPr>
+        <w:t>Zelfs een formele poging in de nazomer van 2026 om SOLVIT in te zetten als doorgeefluik om dit obstakel te omzeilen, wordt geblokkeerd. Hiermee objectiveert de ELA haar eigen machteloosheid: het speciaal gebouwde Europese controleorgaan is volledig onbereikbaar gemaakt voor de mensen die het moet beschermen.</w:t>
+      </w:r>
+    </w:p>
+    <w:p>
+      <w:pPr>
+        <w:divId w:val="1252466908"/>
         <w:rPr>
           <w:color w:val="555555"/>
           <w:sz w:val="20"/>
           <w:szCs w:val="20"/>
           <w:lang w:val="nl-NL"/>
         </w:rPr>
+      </w:pPr>
+      <w:r>
+        <w:rPr>
+          <w:color w:val="555555"/>
+          <w:sz w:val="20"/>
+          <w:szCs w:val="20"/>
+          <w:lang w:val="nl-NL"/>
+        </w:rPr>
         <w:t>*1* Volgens haar mandaat kan de ELA enkel bemiddelen in geschillen tussen lidstaten, en kunnen verzoeken tot bemiddeling uitsluitend worden ingediend door nationale overheden (zoals ministeries of de RVA/UWV).</w:t>
       </w:r>
     </w:p>
@@ -12448,7 +12457,7 @@
       <w:pPr>
         <w:pStyle w:val="marker"/>
         <w:ind w:left="800" w:right="800"/>
-        <w:divId w:val="1883439195"/>
+        <w:divId w:val="6182032"/>
         <w:rPr>
           <w:lang w:val="nl-NL"/>
         </w:rPr>
@@ -12460,13 +12469,13 @@
     <w:p>
       <w:pPr>
         <w:pStyle w:val="Kop3"/>
-        <w:divId w:val="1883439195"/>
-        <w:rPr>
-          <w:rFonts w:eastAsia="Times New Roman"/>
-          <w:lang w:val="nl-NL"/>
-        </w:rPr>
-      </w:pPr>
-      <w:bookmarkStart w:id="65" w:name="_Toc242175245"/>
+        <w:divId w:val="6182032"/>
+        <w:rPr>
+          <w:rFonts w:eastAsia="Times New Roman"/>
+          <w:lang w:val="nl-NL"/>
+        </w:rPr>
+      </w:pPr>
+      <w:bookmarkStart w:id="65" w:name="_Toc242178601"/>
       <w:r>
         <w:rPr>
           <w:rFonts w:eastAsia="Times New Roman"/>
@@ -12479,7 +12488,7 @@
     <w:p>
       <w:pPr>
         <w:pStyle w:val="subtitel"/>
-        <w:divId w:val="1883439195"/>
+        <w:divId w:val="6182032"/>
         <w:rPr>
           <w:lang w:val="nl-NL"/>
         </w:rPr>
@@ -12494,7 +12503,7 @@
     <w:p>
       <w:pPr>
         <w:pStyle w:val="Normaalweb"/>
-        <w:divId w:val="1883439195"/>
+        <w:divId w:val="6182032"/>
         <w:rPr>
           <w:lang w:val="nl-NL"/>
         </w:rPr>
@@ -12509,7 +12518,7 @@
     <w:p>
       <w:pPr>
         <w:pStyle w:val="Normaalweb"/>
-        <w:divId w:val="1883439195"/>
+        <w:divId w:val="6182032"/>
         <w:rPr>
           <w:lang w:val="nl-NL"/>
         </w:rPr>
@@ -12530,7 +12539,7 @@
     <w:p>
       <w:pPr>
         <w:pStyle w:val="Normaalweb"/>
-        <w:divId w:val="1883439195"/>
+        <w:divId w:val="6182032"/>
         <w:rPr>
           <w:lang w:val="nl-NL"/>
         </w:rPr>
@@ -12546,7 +12555,7 @@
       <w:pPr>
         <w:pStyle w:val="marker"/>
         <w:ind w:left="800" w:right="800"/>
-        <w:divId w:val="1883439195"/>
+        <w:divId w:val="6182032"/>
         <w:rPr>
           <w:lang w:val="nl-NL"/>
         </w:rPr>
@@ -12558,13 +12567,13 @@
     <w:p>
       <w:pPr>
         <w:pStyle w:val="Kop3"/>
-        <w:divId w:val="1883439195"/>
-        <w:rPr>
-          <w:rFonts w:eastAsia="Times New Roman"/>
-          <w:lang w:val="nl-NL"/>
-        </w:rPr>
-      </w:pPr>
-      <w:bookmarkStart w:id="66" w:name="_Toc242175246"/>
+        <w:divId w:val="6182032"/>
+        <w:rPr>
+          <w:rFonts w:eastAsia="Times New Roman"/>
+          <w:lang w:val="nl-NL"/>
+        </w:rPr>
+      </w:pPr>
+      <w:bookmarkStart w:id="66" w:name="_Toc242178602"/>
       <w:r>
         <w:rPr>
           <w:rFonts w:eastAsia="Times New Roman"/>
@@ -12577,7 +12586,7 @@
     <w:p>
       <w:pPr>
         <w:pStyle w:val="subtitel"/>
-        <w:divId w:val="1883439195"/>
+        <w:divId w:val="6182032"/>
         <w:rPr>
           <w:lang w:val="nl-NL"/>
         </w:rPr>
@@ -12592,7 +12601,7 @@
     <w:p>
       <w:pPr>
         <w:pStyle w:val="Normaalweb"/>
-        <w:divId w:val="1883439195"/>
+        <w:divId w:val="6182032"/>
         <w:rPr>
           <w:lang w:val="nl-NL"/>
         </w:rPr>
@@ -12613,7 +12622,7 @@
     <w:p>
       <w:pPr>
         <w:pStyle w:val="Normaalweb"/>
-        <w:divId w:val="1883439195"/>
+        <w:divId w:val="6182032"/>
         <w:rPr>
           <w:lang w:val="nl-NL"/>
         </w:rPr>
@@ -12628,7 +12637,7 @@
     <w:p>
       <w:pPr>
         <w:pStyle w:val="Normaalweb"/>
-        <w:divId w:val="1883439195"/>
+        <w:divId w:val="6182032"/>
         <w:rPr>
           <w:lang w:val="nl-NL"/>
         </w:rPr>
@@ -12643,7 +12652,7 @@
     <w:p>
       <w:pPr>
         <w:pStyle w:val="Normaalweb"/>
-        <w:divId w:val="1883439195"/>
+        <w:divId w:val="6182032"/>
         <w:rPr>
           <w:lang w:val="nl-NL"/>
         </w:rPr>
@@ -12665,7 +12674,7 @@
       <w:pPr>
         <w:pStyle w:val="marker"/>
         <w:ind w:left="800" w:right="800"/>
-        <w:divId w:val="1883439195"/>
+        <w:divId w:val="6182032"/>
         <w:rPr>
           <w:lang w:val="nl-NL"/>
         </w:rPr>
@@ -12677,13 +12686,13 @@
     <w:p>
       <w:pPr>
         <w:pStyle w:val="Kop3"/>
-        <w:divId w:val="1883439195"/>
-        <w:rPr>
-          <w:rFonts w:eastAsia="Times New Roman"/>
-          <w:lang w:val="nl-NL"/>
-        </w:rPr>
-      </w:pPr>
-      <w:bookmarkStart w:id="67" w:name="_Toc242175247"/>
+        <w:divId w:val="6182032"/>
+        <w:rPr>
+          <w:rFonts w:eastAsia="Times New Roman"/>
+          <w:lang w:val="nl-NL"/>
+        </w:rPr>
+      </w:pPr>
+      <w:bookmarkStart w:id="67" w:name="_Toc242178603"/>
       <w:r>
         <w:rPr>
           <w:rFonts w:eastAsia="Times New Roman"/>
@@ -12696,7 +12705,7 @@
     <w:p>
       <w:pPr>
         <w:pStyle w:val="subtitel"/>
-        <w:divId w:val="1883439195"/>
+        <w:divId w:val="6182032"/>
         <w:rPr>
           <w:lang w:val="nl-NL"/>
         </w:rPr>
@@ -12711,7 +12720,7 @@
     <w:p>
       <w:pPr>
         <w:pStyle w:val="Normaalweb"/>
-        <w:divId w:val="1883439195"/>
+        <w:divId w:val="6182032"/>
         <w:rPr>
           <w:lang w:val="nl-NL"/>
         </w:rPr>
@@ -12726,7 +12735,7 @@
     <w:p>
       <w:pPr>
         <w:pStyle w:val="Normaalweb"/>
-        <w:divId w:val="1883439195"/>
+        <w:divId w:val="6182032"/>
         <w:rPr>
           <w:lang w:val="nl-NL"/>
         </w:rPr>
@@ -12748,7 +12757,7 @@
       <w:pPr>
         <w:pStyle w:val="marker"/>
         <w:ind w:left="800" w:right="800"/>
-        <w:divId w:val="1883439195"/>
+        <w:divId w:val="6182032"/>
         <w:rPr>
           <w:lang w:val="nl-NL"/>
         </w:rPr>
@@ -12760,13 +12769,13 @@
     <w:p>
       <w:pPr>
         <w:pStyle w:val="Kop1"/>
-        <w:divId w:val="1883439195"/>
-        <w:rPr>
-          <w:rFonts w:eastAsia="Times New Roman"/>
-          <w:lang w:val="nl-NL"/>
-        </w:rPr>
-      </w:pPr>
-      <w:bookmarkStart w:id="68" w:name="_Toc242175248"/>
+        <w:divId w:val="6182032"/>
+        <w:rPr>
+          <w:rFonts w:eastAsia="Times New Roman"/>
+          <w:lang w:val="nl-NL"/>
+        </w:rPr>
+      </w:pPr>
+      <w:bookmarkStart w:id="68" w:name="_Toc242178604"/>
       <w:r>
         <w:rPr>
           <w:rFonts w:eastAsia="Times New Roman"/>
@@ -12779,13 +12788,13 @@
     <w:p>
       <w:pPr>
         <w:pStyle w:val="Kop3"/>
-        <w:divId w:val="1883439195"/>
-        <w:rPr>
-          <w:rFonts w:eastAsia="Times New Roman"/>
-          <w:lang w:val="nl-NL"/>
-        </w:rPr>
-      </w:pPr>
-      <w:bookmarkStart w:id="69" w:name="_Toc242175249"/>
+        <w:divId w:val="6182032"/>
+        <w:rPr>
+          <w:rFonts w:eastAsia="Times New Roman"/>
+          <w:lang w:val="nl-NL"/>
+        </w:rPr>
+      </w:pPr>
+      <w:bookmarkStart w:id="69" w:name="_Toc242178605"/>
       <w:r>
         <w:rPr>
           <w:rFonts w:eastAsia="Times New Roman"/>
@@ -12798,7 +12807,7 @@
     <w:p>
       <w:pPr>
         <w:pStyle w:val="subtitel"/>
-        <w:divId w:val="1883439195"/>
+        <w:divId w:val="6182032"/>
         <w:rPr>
           <w:lang w:val="nl-NL"/>
         </w:rPr>
@@ -12813,7 +12822,7 @@
     <w:p>
       <w:pPr>
         <w:pStyle w:val="Normaalweb"/>
-        <w:divId w:val="1883439195"/>
+        <w:divId w:val="6182032"/>
         <w:rPr>
           <w:lang w:val="nl-NL"/>
         </w:rPr>
@@ -12828,7 +12837,7 @@
     <w:p>
       <w:pPr>
         <w:pStyle w:val="Normaalweb"/>
-        <w:divId w:val="1883439195"/>
+        <w:divId w:val="6182032"/>
         <w:rPr>
           <w:lang w:val="nl-NL"/>
         </w:rPr>
@@ -12849,7 +12858,7 @@
     <w:p>
       <w:pPr>
         <w:pStyle w:val="Normaalweb"/>
-        <w:divId w:val="1883439195"/>
+        <w:divId w:val="6182032"/>
         <w:rPr>
           <w:lang w:val="nl-NL"/>
         </w:rPr>
@@ -12864,7 +12873,7 @@
     <w:p>
       <w:pPr>
         <w:pStyle w:val="Normaalweb"/>
-        <w:divId w:val="1883439195"/>
+        <w:divId w:val="6182032"/>
         <w:rPr>
           <w:lang w:val="nl-NL"/>
         </w:rPr>
@@ -12878,7 +12887,7 @@
     </w:p>
     <w:p>
       <w:pPr>
-        <w:divId w:val="836917714"/>
+        <w:divId w:val="634213395"/>
         <w:rPr>
           <w:color w:val="555555"/>
           <w:sz w:val="20"/>
@@ -13131,7 +13140,7 @@
         <w:sz w:val="18"/>
       </w:rPr>
       <w:tab/>
-      <w:t>Laatst gewijzigd: 6 oktober 2026, 10:24</w:t>
+      <w:t>Laatst gewijzigd: 6 oktober 2026, 11:20</w:t>
     </w:r>
   </w:p>
 </w:hdr>
@@ -14258,24 +14267,6 @@
       <w:spacing w:before="100" w:beforeAutospacing="1" w:after="240"/>
     </w:pPr>
   </w:style>
-  <w:style w:type="paragraph" w:customStyle="1" w:styleId="categorie-titel">
-    <w:name w:val="categorie-titel"/>
-    <w:basedOn w:val="Standaard"/>
-    <w:pPr>
-      <w:pBdr>
-        <w:bottom w:val="single" w:sz="6" w:space="4" w:color="CCCCCC"/>
-      </w:pBdr>
-      <w:spacing w:before="480" w:after="200"/>
-    </w:pPr>
-    <w:rPr>
-      <w:rFonts w:ascii="Aptos Display" w:hAnsi="Aptos Display"/>
-      <w:caps/>
-      <w:color w:val="555555"/>
-      <w:spacing w:val="20"/>
-      <w:sz w:val="28"/>
-      <w:szCs w:val="28"/>
-    </w:rPr>
-  </w:style>
   <w:style w:type="paragraph" w:customStyle="1" w:styleId="sector-titel">
     <w:name w:val="sector-titel"/>
     <w:basedOn w:val="Standaard"/>
@@ -14443,7 +14434,7 @@
     <w:link w:val="KoptekstChar"/>
     <w:uiPriority w:val="99"/>
     <w:unhideWhenUsed/>
-    <w:rsid w:val="00D12827"/>
+    <w:rsid w:val="001A028B"/>
     <w:pPr>
       <w:tabs>
         <w:tab w:val="center" w:pos="4536"/>
@@ -14456,7 +14447,7 @@
     <w:basedOn w:val="Standaardalinea-lettertype"/>
     <w:link w:val="Koptekst"/>
     <w:uiPriority w:val="99"/>
-    <w:rsid w:val="00D12827"/>
+    <w:rsid w:val="001A028B"/>
     <w:rPr>
       <w:rFonts w:eastAsiaTheme="minorEastAsia"/>
       <w:sz w:val="24"/>
@@ -14469,7 +14460,7 @@
     <w:link w:val="VoettekstChar"/>
     <w:uiPriority w:val="99"/>
     <w:unhideWhenUsed/>
-    <w:rsid w:val="00D12827"/>
+    <w:rsid w:val="001A028B"/>
     <w:pPr>
       <w:tabs>
         <w:tab w:val="center" w:pos="4536"/>
@@ -14482,7 +14473,7 @@
     <w:basedOn w:val="Standaardalinea-lettertype"/>
     <w:link w:val="Voettekst"/>
     <w:uiPriority w:val="99"/>
-    <w:rsid w:val="00D12827"/>
+    <w:rsid w:val="001A028B"/>
     <w:rPr>
       <w:rFonts w:eastAsiaTheme="minorEastAsia"/>
       <w:sz w:val="24"/>
@@ -14496,7 +14487,7 @@
     <w:autoRedefine/>
     <w:uiPriority w:val="39"/>
     <w:unhideWhenUsed/>
-    <w:rsid w:val="00D12827"/>
+    <w:rsid w:val="001A028B"/>
     <w:pPr>
       <w:spacing w:after="100"/>
       <w:ind w:left="220"/>
@@ -14509,7 +14500,7 @@
     <w:autoRedefine/>
     <w:uiPriority w:val="39"/>
     <w:unhideWhenUsed/>
-    <w:rsid w:val="00D12827"/>
+    <w:rsid w:val="001A028B"/>
     <w:pPr>
       <w:spacing w:after="100"/>
     </w:pPr>
@@ -14521,7 +14512,7 @@
     <w:autoRedefine/>
     <w:uiPriority w:val="39"/>
     <w:unhideWhenUsed/>
-    <w:rsid w:val="00D12827"/>
+    <w:rsid w:val="001A028B"/>
     <w:pPr>
       <w:spacing w:after="100"/>
       <w:ind w:left="440"/>

--- a/nl/docx/document-a.docx
+++ b/nl/docx/document-a.docx
@@ -7,7 +7,7 @@
         <w:spacing w:after="480"/>
         <w:jc w:val="center"/>
         <w:outlineLvl w:val="1"/>
-        <w:divId w:val="592980449"/>
+        <w:divId w:val="1184323990"/>
         <w:rPr>
           <w:rFonts w:ascii="Aptos Display" w:eastAsia="Times New Roman" w:hAnsi="Aptos Display"/>
           <w:b/>
@@ -36,7 +36,7 @@
     <w:p>
       <w:pPr>
         <w:pStyle w:val="ondertitel2"/>
-        <w:divId w:val="592980449"/>
+        <w:divId w:val="1184323990"/>
         <w:rPr>
           <w:lang w:val="nl-NL"/>
         </w:rPr>
@@ -51,7 +51,7 @@
     <w:p>
       <w:pPr>
         <w:pStyle w:val="documentaanduiding2"/>
-        <w:divId w:val="592980449"/>
+        <w:divId w:val="1184323990"/>
         <w:rPr>
           <w:lang w:val="nl-NL"/>
         </w:rPr>
@@ -66,7 +66,7 @@
     <w:p>
       <w:pPr>
         <w:pStyle w:val="auteur2"/>
-        <w:divId w:val="592980449"/>
+        <w:divId w:val="1184323990"/>
         <w:rPr>
           <w:lang w:val="nl-NL"/>
         </w:rPr>
@@ -81,23 +81,23 @@
     <w:p>
       <w:pPr>
         <w:pStyle w:val="meta-lijn2"/>
-        <w:divId w:val="592980449"/>
-        <w:rPr>
-          <w:lang w:val="nl-NL"/>
-        </w:rPr>
-      </w:pPr>
-      <w:r>
-        <w:rPr>
-          <w:lang w:val="nl-NL"/>
-        </w:rPr>
-        <w:t>Versie bijgewerkt: 6 oktober 2026, 13:42</w:t>
+        <w:divId w:val="1184323990"/>
+        <w:rPr>
+          <w:lang w:val="nl-NL"/>
+        </w:rPr>
+      </w:pPr>
+      <w:r>
+        <w:rPr>
+          <w:lang w:val="nl-NL"/>
+        </w:rPr>
+        <w:t>Versie bijgewerkt: 6 oktober 2026, 13:54</w:t>
       </w:r>
     </w:p>
     <w:p>
       <w:pPr>
         <w:pStyle w:val="marker"/>
         <w:ind w:left="800" w:right="800"/>
-        <w:divId w:val="7148917"/>
+        <w:divId w:val="1558004264"/>
         <w:rPr>
           <w:lang w:val="nl-NL"/>
         </w:rPr>
@@ -110,13 +110,13 @@
       <w:pPr>
         <w:pStyle w:val="Kop2"/>
         <w:pageBreakBefore/>
-        <w:divId w:val="976762300"/>
-        <w:rPr>
-          <w:rFonts w:eastAsia="Times New Roman"/>
-          <w:lang w:val="nl-NL"/>
-        </w:rPr>
-      </w:pPr>
-      <w:bookmarkStart w:id="0" w:name="_Toc242187184"/>
+        <w:divId w:val="1941453553"/>
+        <w:rPr>
+          <w:rFonts w:eastAsia="Times New Roman"/>
+          <w:lang w:val="nl-NL"/>
+        </w:rPr>
+      </w:pPr>
+      <w:bookmarkStart w:id="0" w:name="_Toc242187892"/>
       <w:r>
         <w:rPr>
           <w:rFonts w:eastAsia="Times New Roman"/>
@@ -133,7 +133,7 @@
         <w:tabs>
           <w:tab w:val="right" w:leader="dot" w:pos="9062"/>
         </w:tabs>
-        <w:divId w:val="976762300"/>
+        <w:divId w:val="1941453553"/>
         <w:rPr>
           <w:rFonts w:asciiTheme="minorHAnsi" w:hAnsiTheme="minorHAnsi" w:cstheme="minorBidi"/>
           <w:noProof/>
@@ -184,7 +184,7 @@
         <w:rPr>
           <w:noProof/>
         </w:rPr>
-        <w:instrText xml:space="preserve"> PAGEREF _Toc242187184 \h </w:instrText>
+        <w:instrText xml:space="preserve"> PAGEREF _Toc242187892 \h </w:instrText>
       </w:r>
       <w:r>
         <w:rPr>
@@ -216,7 +216,7 @@
         <w:tabs>
           <w:tab w:val="right" w:leader="dot" w:pos="9062"/>
         </w:tabs>
-        <w:divId w:val="976762300"/>
+        <w:divId w:val="1941453553"/>
         <w:rPr>
           <w:rFonts w:asciiTheme="minorHAnsi" w:hAnsiTheme="minorHAnsi" w:cstheme="minorBidi"/>
           <w:noProof/>
@@ -249,7 +249,7 @@
         <w:rPr>
           <w:noProof/>
         </w:rPr>
-        <w:instrText xml:space="preserve"> PAGEREF _Toc242187185 \h </w:instrText>
+        <w:instrText xml:space="preserve"> PAGEREF _Toc242187893 \h </w:instrText>
       </w:r>
       <w:r>
         <w:rPr>
@@ -281,7 +281,7 @@
         <w:tabs>
           <w:tab w:val="right" w:leader="dot" w:pos="9062"/>
         </w:tabs>
-        <w:divId w:val="976762300"/>
+        <w:divId w:val="1941453553"/>
         <w:rPr>
           <w:rFonts w:asciiTheme="minorHAnsi" w:hAnsiTheme="minorHAnsi" w:cstheme="minorBidi"/>
           <w:noProof/>
@@ -314,7 +314,7 @@
         <w:rPr>
           <w:noProof/>
         </w:rPr>
-        <w:instrText xml:space="preserve"> PAGEREF _Toc242187186 \h </w:instrText>
+        <w:instrText xml:space="preserve"> PAGEREF _Toc242187894 \h </w:instrText>
       </w:r>
       <w:r>
         <w:rPr>
@@ -346,7 +346,7 @@
         <w:tabs>
           <w:tab w:val="right" w:leader="dot" w:pos="9062"/>
         </w:tabs>
-        <w:divId w:val="976762300"/>
+        <w:divId w:val="1941453553"/>
         <w:rPr>
           <w:rFonts w:asciiTheme="minorHAnsi" w:hAnsiTheme="minorHAnsi" w:cstheme="minorBidi"/>
           <w:noProof/>
@@ -379,7 +379,7 @@
         <w:rPr>
           <w:noProof/>
         </w:rPr>
-        <w:instrText xml:space="preserve"> PAGEREF _Toc242187187 \h </w:instrText>
+        <w:instrText xml:space="preserve"> PAGEREF _Toc242187895 \h </w:instrText>
       </w:r>
       <w:r>
         <w:rPr>
@@ -411,7 +411,7 @@
         <w:tabs>
           <w:tab w:val="right" w:leader="dot" w:pos="9062"/>
         </w:tabs>
-        <w:divId w:val="976762300"/>
+        <w:divId w:val="1941453553"/>
         <w:rPr>
           <w:rFonts w:asciiTheme="minorHAnsi" w:hAnsiTheme="minorHAnsi" w:cstheme="minorBidi"/>
           <w:noProof/>
@@ -444,7 +444,7 @@
         <w:rPr>
           <w:noProof/>
         </w:rPr>
-        <w:instrText xml:space="preserve"> PAGEREF _Toc242187188 \h </w:instrText>
+        <w:instrText xml:space="preserve"> PAGEREF _Toc242187896 \h </w:instrText>
       </w:r>
       <w:r>
         <w:rPr>
@@ -476,7 +476,7 @@
         <w:tabs>
           <w:tab w:val="right" w:leader="dot" w:pos="9062"/>
         </w:tabs>
-        <w:divId w:val="976762300"/>
+        <w:divId w:val="1941453553"/>
         <w:rPr>
           <w:rFonts w:asciiTheme="minorHAnsi" w:hAnsiTheme="minorHAnsi" w:cstheme="minorBidi"/>
           <w:noProof/>
@@ -509,7 +509,7 @@
         <w:rPr>
           <w:noProof/>
         </w:rPr>
-        <w:instrText xml:space="preserve"> PAGEREF _Toc242187189 \h </w:instrText>
+        <w:instrText xml:space="preserve"> PAGEREF _Toc242187897 \h </w:instrText>
       </w:r>
       <w:r>
         <w:rPr>
@@ -541,7 +541,7 @@
         <w:tabs>
           <w:tab w:val="right" w:leader="dot" w:pos="9062"/>
         </w:tabs>
-        <w:divId w:val="976762300"/>
+        <w:divId w:val="1941453553"/>
         <w:rPr>
           <w:rFonts w:asciiTheme="minorHAnsi" w:hAnsiTheme="minorHAnsi" w:cstheme="minorBidi"/>
           <w:noProof/>
@@ -574,7 +574,7 @@
         <w:rPr>
           <w:noProof/>
         </w:rPr>
-        <w:instrText xml:space="preserve"> PAGEREF _Toc242187190 \h </w:instrText>
+        <w:instrText xml:space="preserve"> PAGEREF _Toc242187898 \h </w:instrText>
       </w:r>
       <w:r>
         <w:rPr>
@@ -606,7 +606,7 @@
         <w:tabs>
           <w:tab w:val="right" w:leader="dot" w:pos="9062"/>
         </w:tabs>
-        <w:divId w:val="976762300"/>
+        <w:divId w:val="1941453553"/>
         <w:rPr>
           <w:rFonts w:asciiTheme="minorHAnsi" w:hAnsiTheme="minorHAnsi" w:cstheme="minorBidi"/>
           <w:noProof/>
@@ -639,7 +639,7 @@
         <w:rPr>
           <w:noProof/>
         </w:rPr>
-        <w:instrText xml:space="preserve"> PAGEREF _Toc242187191 \h </w:instrText>
+        <w:instrText xml:space="preserve"> PAGEREF _Toc242187899 \h </w:instrText>
       </w:r>
       <w:r>
         <w:rPr>
@@ -671,7 +671,7 @@
         <w:tabs>
           <w:tab w:val="right" w:leader="dot" w:pos="9062"/>
         </w:tabs>
-        <w:divId w:val="976762300"/>
+        <w:divId w:val="1941453553"/>
         <w:rPr>
           <w:rFonts w:asciiTheme="minorHAnsi" w:hAnsiTheme="minorHAnsi" w:cstheme="minorBidi"/>
           <w:noProof/>
@@ -704,7 +704,7 @@
         <w:rPr>
           <w:noProof/>
         </w:rPr>
-        <w:instrText xml:space="preserve"> PAGEREF _Toc242187192 \h </w:instrText>
+        <w:instrText xml:space="preserve"> PAGEREF _Toc242187900 \h </w:instrText>
       </w:r>
       <w:r>
         <w:rPr>
@@ -736,7 +736,7 @@
         <w:tabs>
           <w:tab w:val="right" w:leader="dot" w:pos="9062"/>
         </w:tabs>
-        <w:divId w:val="976762300"/>
+        <w:divId w:val="1941453553"/>
         <w:rPr>
           <w:rFonts w:asciiTheme="minorHAnsi" w:hAnsiTheme="minorHAnsi" w:cstheme="minorBidi"/>
           <w:noProof/>
@@ -769,7 +769,7 @@
         <w:rPr>
           <w:noProof/>
         </w:rPr>
-        <w:instrText xml:space="preserve"> PAGEREF _Toc242187193 \h </w:instrText>
+        <w:instrText xml:space="preserve"> PAGEREF _Toc242187901 \h </w:instrText>
       </w:r>
       <w:r>
         <w:rPr>
@@ -801,7 +801,7 @@
         <w:tabs>
           <w:tab w:val="right" w:leader="dot" w:pos="9062"/>
         </w:tabs>
-        <w:divId w:val="976762300"/>
+        <w:divId w:val="1941453553"/>
         <w:rPr>
           <w:rFonts w:asciiTheme="minorHAnsi" w:hAnsiTheme="minorHAnsi" w:cstheme="minorBidi"/>
           <w:noProof/>
@@ -834,7 +834,7 @@
         <w:rPr>
           <w:noProof/>
         </w:rPr>
-        <w:instrText xml:space="preserve"> PAGEREF _Toc242187194 \h </w:instrText>
+        <w:instrText xml:space="preserve"> PAGEREF _Toc242187902 \h </w:instrText>
       </w:r>
       <w:r>
         <w:rPr>
@@ -866,7 +866,7 @@
         <w:tabs>
           <w:tab w:val="right" w:leader="dot" w:pos="9062"/>
         </w:tabs>
-        <w:divId w:val="976762300"/>
+        <w:divId w:val="1941453553"/>
         <w:rPr>
           <w:rFonts w:asciiTheme="minorHAnsi" w:hAnsiTheme="minorHAnsi" w:cstheme="minorBidi"/>
           <w:noProof/>
@@ -899,7 +899,7 @@
         <w:rPr>
           <w:noProof/>
         </w:rPr>
-        <w:instrText xml:space="preserve"> PAGEREF _Toc242187195 \h </w:instrText>
+        <w:instrText xml:space="preserve"> PAGEREF _Toc242187903 \h </w:instrText>
       </w:r>
       <w:r>
         <w:rPr>
@@ -931,7 +931,7 @@
         <w:tabs>
           <w:tab w:val="right" w:leader="dot" w:pos="9062"/>
         </w:tabs>
-        <w:divId w:val="976762300"/>
+        <w:divId w:val="1941453553"/>
         <w:rPr>
           <w:rFonts w:asciiTheme="minorHAnsi" w:hAnsiTheme="minorHAnsi" w:cstheme="minorBidi"/>
           <w:noProof/>
@@ -964,7 +964,7 @@
         <w:rPr>
           <w:noProof/>
         </w:rPr>
-        <w:instrText xml:space="preserve"> PAGEREF _Toc242187196 \h </w:instrText>
+        <w:instrText xml:space="preserve"> PAGEREF _Toc242187904 \h </w:instrText>
       </w:r>
       <w:r>
         <w:rPr>
@@ -996,7 +996,7 @@
         <w:tabs>
           <w:tab w:val="right" w:leader="dot" w:pos="9062"/>
         </w:tabs>
-        <w:divId w:val="976762300"/>
+        <w:divId w:val="1941453553"/>
         <w:rPr>
           <w:rFonts w:asciiTheme="minorHAnsi" w:hAnsiTheme="minorHAnsi" w:cstheme="minorBidi"/>
           <w:noProof/>
@@ -1029,7 +1029,7 @@
         <w:rPr>
           <w:noProof/>
         </w:rPr>
-        <w:instrText xml:space="preserve"> PAGEREF _Toc242187197 \h </w:instrText>
+        <w:instrText xml:space="preserve"> PAGEREF _Toc242187905 \h </w:instrText>
       </w:r>
       <w:r>
         <w:rPr>
@@ -1061,7 +1061,7 @@
         <w:tabs>
           <w:tab w:val="right" w:leader="dot" w:pos="9062"/>
         </w:tabs>
-        <w:divId w:val="976762300"/>
+        <w:divId w:val="1941453553"/>
         <w:rPr>
           <w:rFonts w:asciiTheme="minorHAnsi" w:hAnsiTheme="minorHAnsi" w:cstheme="minorBidi"/>
           <w:noProof/>
@@ -1094,7 +1094,7 @@
         <w:rPr>
           <w:noProof/>
         </w:rPr>
-        <w:instrText xml:space="preserve"> PAGEREF _Toc242187198 \h </w:instrText>
+        <w:instrText xml:space="preserve"> PAGEREF _Toc242187906 \h </w:instrText>
       </w:r>
       <w:r>
         <w:rPr>
@@ -1126,7 +1126,7 @@
         <w:tabs>
           <w:tab w:val="right" w:leader="dot" w:pos="9062"/>
         </w:tabs>
-        <w:divId w:val="976762300"/>
+        <w:divId w:val="1941453553"/>
         <w:rPr>
           <w:rFonts w:asciiTheme="minorHAnsi" w:hAnsiTheme="minorHAnsi" w:cstheme="minorBidi"/>
           <w:noProof/>
@@ -1159,7 +1159,7 @@
         <w:rPr>
           <w:noProof/>
         </w:rPr>
-        <w:instrText xml:space="preserve"> PAGEREF _Toc242187199 \h </w:instrText>
+        <w:instrText xml:space="preserve"> PAGEREF _Toc242187907 \h </w:instrText>
       </w:r>
       <w:r>
         <w:rPr>
@@ -1191,7 +1191,7 @@
         <w:tabs>
           <w:tab w:val="right" w:leader="dot" w:pos="9062"/>
         </w:tabs>
-        <w:divId w:val="976762300"/>
+        <w:divId w:val="1941453553"/>
         <w:rPr>
           <w:rFonts w:asciiTheme="minorHAnsi" w:hAnsiTheme="minorHAnsi" w:cstheme="minorBidi"/>
           <w:noProof/>
@@ -1224,7 +1224,7 @@
         <w:rPr>
           <w:noProof/>
         </w:rPr>
-        <w:instrText xml:space="preserve"> PAGEREF _Toc242187200 \h </w:instrText>
+        <w:instrText xml:space="preserve"> PAGEREF _Toc242187908 \h </w:instrText>
       </w:r>
       <w:r>
         <w:rPr>
@@ -1256,7 +1256,7 @@
         <w:tabs>
           <w:tab w:val="right" w:leader="dot" w:pos="9062"/>
         </w:tabs>
-        <w:divId w:val="976762300"/>
+        <w:divId w:val="1941453553"/>
         <w:rPr>
           <w:rFonts w:asciiTheme="minorHAnsi" w:hAnsiTheme="minorHAnsi" w:cstheme="minorBidi"/>
           <w:noProof/>
@@ -1289,7 +1289,7 @@
         <w:rPr>
           <w:noProof/>
         </w:rPr>
-        <w:instrText xml:space="preserve"> PAGEREF _Toc242187201 \h </w:instrText>
+        <w:instrText xml:space="preserve"> PAGEREF _Toc242187909 \h </w:instrText>
       </w:r>
       <w:r>
         <w:rPr>
@@ -1321,7 +1321,7 @@
         <w:tabs>
           <w:tab w:val="right" w:leader="dot" w:pos="9062"/>
         </w:tabs>
-        <w:divId w:val="976762300"/>
+        <w:divId w:val="1941453553"/>
         <w:rPr>
           <w:rFonts w:asciiTheme="minorHAnsi" w:hAnsiTheme="minorHAnsi" w:cstheme="minorBidi"/>
           <w:noProof/>
@@ -1354,7 +1354,7 @@
         <w:rPr>
           <w:noProof/>
         </w:rPr>
-        <w:instrText xml:space="preserve"> PAGEREF _Toc242187202 \h </w:instrText>
+        <w:instrText xml:space="preserve"> PAGEREF _Toc242187910 \h </w:instrText>
       </w:r>
       <w:r>
         <w:rPr>
@@ -1386,7 +1386,7 @@
         <w:tabs>
           <w:tab w:val="right" w:leader="dot" w:pos="9062"/>
         </w:tabs>
-        <w:divId w:val="976762300"/>
+        <w:divId w:val="1941453553"/>
         <w:rPr>
           <w:rFonts w:asciiTheme="minorHAnsi" w:hAnsiTheme="minorHAnsi" w:cstheme="minorBidi"/>
           <w:noProof/>
@@ -1419,7 +1419,7 @@
         <w:rPr>
           <w:noProof/>
         </w:rPr>
-        <w:instrText xml:space="preserve"> PAGEREF _Toc242187203 \h </w:instrText>
+        <w:instrText xml:space="preserve"> PAGEREF _Toc242187911 \h </w:instrText>
       </w:r>
       <w:r>
         <w:rPr>
@@ -1451,7 +1451,7 @@
         <w:tabs>
           <w:tab w:val="right" w:leader="dot" w:pos="9062"/>
         </w:tabs>
-        <w:divId w:val="976762300"/>
+        <w:divId w:val="1941453553"/>
         <w:rPr>
           <w:rFonts w:asciiTheme="minorHAnsi" w:hAnsiTheme="minorHAnsi" w:cstheme="minorBidi"/>
           <w:noProof/>
@@ -1484,7 +1484,7 @@
         <w:rPr>
           <w:noProof/>
         </w:rPr>
-        <w:instrText xml:space="preserve"> PAGEREF _Toc242187204 \h </w:instrText>
+        <w:instrText xml:space="preserve"> PAGEREF _Toc242187912 \h </w:instrText>
       </w:r>
       <w:r>
         <w:rPr>
@@ -1516,7 +1516,7 @@
         <w:tabs>
           <w:tab w:val="right" w:leader="dot" w:pos="9062"/>
         </w:tabs>
-        <w:divId w:val="976762300"/>
+        <w:divId w:val="1941453553"/>
         <w:rPr>
           <w:rFonts w:asciiTheme="minorHAnsi" w:hAnsiTheme="minorHAnsi" w:cstheme="minorBidi"/>
           <w:noProof/>
@@ -1549,7 +1549,7 @@
         <w:rPr>
           <w:noProof/>
         </w:rPr>
-        <w:instrText xml:space="preserve"> PAGEREF _Toc242187205 \h </w:instrText>
+        <w:instrText xml:space="preserve"> PAGEREF _Toc242187913 \h </w:instrText>
       </w:r>
       <w:r>
         <w:rPr>
@@ -1581,7 +1581,7 @@
         <w:tabs>
           <w:tab w:val="right" w:leader="dot" w:pos="9062"/>
         </w:tabs>
-        <w:divId w:val="976762300"/>
+        <w:divId w:val="1941453553"/>
         <w:rPr>
           <w:rFonts w:asciiTheme="minorHAnsi" w:hAnsiTheme="minorHAnsi" w:cstheme="minorBidi"/>
           <w:noProof/>
@@ -1614,7 +1614,7 @@
         <w:rPr>
           <w:noProof/>
         </w:rPr>
-        <w:instrText xml:space="preserve"> PAGEREF _Toc242187206 \h </w:instrText>
+        <w:instrText xml:space="preserve"> PAGEREF _Toc242187914 \h </w:instrText>
       </w:r>
       <w:r>
         <w:rPr>
@@ -1646,7 +1646,7 @@
         <w:tabs>
           <w:tab w:val="right" w:leader="dot" w:pos="9062"/>
         </w:tabs>
-        <w:divId w:val="976762300"/>
+        <w:divId w:val="1941453553"/>
         <w:rPr>
           <w:rFonts w:asciiTheme="minorHAnsi" w:hAnsiTheme="minorHAnsi" w:cstheme="minorBidi"/>
           <w:noProof/>
@@ -1679,7 +1679,7 @@
         <w:rPr>
           <w:noProof/>
         </w:rPr>
-        <w:instrText xml:space="preserve"> PAGEREF _Toc242187207 \h </w:instrText>
+        <w:instrText xml:space="preserve"> PAGEREF _Toc242187915 \h </w:instrText>
       </w:r>
       <w:r>
         <w:rPr>
@@ -1711,7 +1711,7 @@
         <w:tabs>
           <w:tab w:val="right" w:leader="dot" w:pos="9062"/>
         </w:tabs>
-        <w:divId w:val="976762300"/>
+        <w:divId w:val="1941453553"/>
         <w:rPr>
           <w:rFonts w:asciiTheme="minorHAnsi" w:hAnsiTheme="minorHAnsi" w:cstheme="minorBidi"/>
           <w:noProof/>
@@ -1744,7 +1744,7 @@
         <w:rPr>
           <w:noProof/>
         </w:rPr>
-        <w:instrText xml:space="preserve"> PAGEREF _Toc242187208 \h </w:instrText>
+        <w:instrText xml:space="preserve"> PAGEREF _Toc242187916 \h </w:instrText>
       </w:r>
       <w:r>
         <w:rPr>
@@ -1776,7 +1776,7 @@
         <w:tabs>
           <w:tab w:val="right" w:leader="dot" w:pos="9062"/>
         </w:tabs>
-        <w:divId w:val="976762300"/>
+        <w:divId w:val="1941453553"/>
         <w:rPr>
           <w:rFonts w:asciiTheme="minorHAnsi" w:hAnsiTheme="minorHAnsi" w:cstheme="minorBidi"/>
           <w:noProof/>
@@ -1809,7 +1809,7 @@
         <w:rPr>
           <w:noProof/>
         </w:rPr>
-        <w:instrText xml:space="preserve"> PAGEREF _Toc242187209 \h </w:instrText>
+        <w:instrText xml:space="preserve"> PAGEREF _Toc242187917 \h </w:instrText>
       </w:r>
       <w:r>
         <w:rPr>
@@ -1841,7 +1841,7 @@
         <w:tabs>
           <w:tab w:val="right" w:leader="dot" w:pos="9062"/>
         </w:tabs>
-        <w:divId w:val="976762300"/>
+        <w:divId w:val="1941453553"/>
         <w:rPr>
           <w:rFonts w:asciiTheme="minorHAnsi" w:hAnsiTheme="minorHAnsi" w:cstheme="minorBidi"/>
           <w:noProof/>
@@ -1874,7 +1874,7 @@
         <w:rPr>
           <w:noProof/>
         </w:rPr>
-        <w:instrText xml:space="preserve"> PAGEREF _Toc242187210 \h </w:instrText>
+        <w:instrText xml:space="preserve"> PAGEREF _Toc242187918 \h </w:instrText>
       </w:r>
       <w:r>
         <w:rPr>
@@ -1906,7 +1906,7 @@
         <w:tabs>
           <w:tab w:val="right" w:leader="dot" w:pos="9062"/>
         </w:tabs>
-        <w:divId w:val="976762300"/>
+        <w:divId w:val="1941453553"/>
         <w:rPr>
           <w:rFonts w:asciiTheme="minorHAnsi" w:hAnsiTheme="minorHAnsi" w:cstheme="minorBidi"/>
           <w:noProof/>
@@ -1939,7 +1939,7 @@
         <w:rPr>
           <w:noProof/>
         </w:rPr>
-        <w:instrText xml:space="preserve"> PAGEREF _Toc242187211 \h </w:instrText>
+        <w:instrText xml:space="preserve"> PAGEREF _Toc242187919 \h </w:instrText>
       </w:r>
       <w:r>
         <w:rPr>
@@ -1971,7 +1971,7 @@
         <w:tabs>
           <w:tab w:val="right" w:leader="dot" w:pos="9062"/>
         </w:tabs>
-        <w:divId w:val="976762300"/>
+        <w:divId w:val="1941453553"/>
         <w:rPr>
           <w:rFonts w:asciiTheme="minorHAnsi" w:hAnsiTheme="minorHAnsi" w:cstheme="minorBidi"/>
           <w:noProof/>
@@ -2004,7 +2004,7 @@
         <w:rPr>
           <w:noProof/>
         </w:rPr>
-        <w:instrText xml:space="preserve"> PAGEREF _Toc242187212 \h </w:instrText>
+        <w:instrText xml:space="preserve"> PAGEREF _Toc242187920 \h </w:instrText>
       </w:r>
       <w:r>
         <w:rPr>
@@ -2036,7 +2036,7 @@
         <w:tabs>
           <w:tab w:val="right" w:leader="dot" w:pos="9062"/>
         </w:tabs>
-        <w:divId w:val="976762300"/>
+        <w:divId w:val="1941453553"/>
         <w:rPr>
           <w:rFonts w:asciiTheme="minorHAnsi" w:hAnsiTheme="minorHAnsi" w:cstheme="minorBidi"/>
           <w:noProof/>
@@ -2069,7 +2069,7 @@
         <w:rPr>
           <w:noProof/>
         </w:rPr>
-        <w:instrText xml:space="preserve"> PAGEREF _Toc242187213 \h </w:instrText>
+        <w:instrText xml:space="preserve"> PAGEREF _Toc242187921 \h </w:instrText>
       </w:r>
       <w:r>
         <w:rPr>
@@ -2101,7 +2101,7 @@
         <w:tabs>
           <w:tab w:val="right" w:leader="dot" w:pos="9062"/>
         </w:tabs>
-        <w:divId w:val="976762300"/>
+        <w:divId w:val="1941453553"/>
         <w:rPr>
           <w:rFonts w:asciiTheme="minorHAnsi" w:hAnsiTheme="minorHAnsi" w:cstheme="minorBidi"/>
           <w:noProof/>
@@ -2134,7 +2134,7 @@
         <w:rPr>
           <w:noProof/>
         </w:rPr>
-        <w:instrText xml:space="preserve"> PAGEREF _Toc242187214 \h </w:instrText>
+        <w:instrText xml:space="preserve"> PAGEREF _Toc242187922 \h </w:instrText>
       </w:r>
       <w:r>
         <w:rPr>
@@ -2166,7 +2166,7 @@
         <w:tabs>
           <w:tab w:val="right" w:leader="dot" w:pos="9062"/>
         </w:tabs>
-        <w:divId w:val="976762300"/>
+        <w:divId w:val="1941453553"/>
         <w:rPr>
           <w:rFonts w:asciiTheme="minorHAnsi" w:hAnsiTheme="minorHAnsi" w:cstheme="minorBidi"/>
           <w:noProof/>
@@ -2199,7 +2199,7 @@
         <w:rPr>
           <w:noProof/>
         </w:rPr>
-        <w:instrText xml:space="preserve"> PAGEREF _Toc242187215 \h </w:instrText>
+        <w:instrText xml:space="preserve"> PAGEREF _Toc242187923 \h </w:instrText>
       </w:r>
       <w:r>
         <w:rPr>
@@ -2231,7 +2231,7 @@
         <w:tabs>
           <w:tab w:val="right" w:leader="dot" w:pos="9062"/>
         </w:tabs>
-        <w:divId w:val="976762300"/>
+        <w:divId w:val="1941453553"/>
         <w:rPr>
           <w:rFonts w:asciiTheme="minorHAnsi" w:hAnsiTheme="minorHAnsi" w:cstheme="minorBidi"/>
           <w:noProof/>
@@ -2264,7 +2264,7 @@
         <w:rPr>
           <w:noProof/>
         </w:rPr>
-        <w:instrText xml:space="preserve"> PAGEREF _Toc242187216 \h </w:instrText>
+        <w:instrText xml:space="preserve"> PAGEREF _Toc242187924 \h </w:instrText>
       </w:r>
       <w:r>
         <w:rPr>
@@ -2296,7 +2296,7 @@
         <w:tabs>
           <w:tab w:val="right" w:leader="dot" w:pos="9062"/>
         </w:tabs>
-        <w:divId w:val="976762300"/>
+        <w:divId w:val="1941453553"/>
         <w:rPr>
           <w:rFonts w:asciiTheme="minorHAnsi" w:hAnsiTheme="minorHAnsi" w:cstheme="minorBidi"/>
           <w:noProof/>
@@ -2329,7 +2329,7 @@
         <w:rPr>
           <w:noProof/>
         </w:rPr>
-        <w:instrText xml:space="preserve"> PAGEREF _Toc242187217 \h </w:instrText>
+        <w:instrText xml:space="preserve"> PAGEREF _Toc242187925 \h </w:instrText>
       </w:r>
       <w:r>
         <w:rPr>
@@ -2361,7 +2361,7 @@
         <w:tabs>
           <w:tab w:val="right" w:leader="dot" w:pos="9062"/>
         </w:tabs>
-        <w:divId w:val="976762300"/>
+        <w:divId w:val="1941453553"/>
         <w:rPr>
           <w:rFonts w:asciiTheme="minorHAnsi" w:hAnsiTheme="minorHAnsi" w:cstheme="minorBidi"/>
           <w:noProof/>
@@ -2394,7 +2394,7 @@
         <w:rPr>
           <w:noProof/>
         </w:rPr>
-        <w:instrText xml:space="preserve"> PAGEREF _Toc242187218 \h </w:instrText>
+        <w:instrText xml:space="preserve"> PAGEREF _Toc242187926 \h </w:instrText>
       </w:r>
       <w:r>
         <w:rPr>
@@ -2426,7 +2426,7 @@
         <w:tabs>
           <w:tab w:val="right" w:leader="dot" w:pos="9062"/>
         </w:tabs>
-        <w:divId w:val="976762300"/>
+        <w:divId w:val="1941453553"/>
         <w:rPr>
           <w:rFonts w:asciiTheme="minorHAnsi" w:hAnsiTheme="minorHAnsi" w:cstheme="minorBidi"/>
           <w:noProof/>
@@ -2459,7 +2459,7 @@
         <w:rPr>
           <w:noProof/>
         </w:rPr>
-        <w:instrText xml:space="preserve"> PAGEREF _Toc242187219 \h </w:instrText>
+        <w:instrText xml:space="preserve"> PAGEREF _Toc242187927 \h </w:instrText>
       </w:r>
       <w:r>
         <w:rPr>
@@ -2491,7 +2491,7 @@
         <w:tabs>
           <w:tab w:val="right" w:leader="dot" w:pos="9062"/>
         </w:tabs>
-        <w:divId w:val="976762300"/>
+        <w:divId w:val="1941453553"/>
         <w:rPr>
           <w:rFonts w:asciiTheme="minorHAnsi" w:hAnsiTheme="minorHAnsi" w:cstheme="minorBidi"/>
           <w:noProof/>
@@ -2524,7 +2524,7 @@
         <w:rPr>
           <w:noProof/>
         </w:rPr>
-        <w:instrText xml:space="preserve"> PAGEREF _Toc242187220 \h </w:instrText>
+        <w:instrText xml:space="preserve"> PAGEREF _Toc242187928 \h </w:instrText>
       </w:r>
       <w:r>
         <w:rPr>
@@ -2556,7 +2556,7 @@
         <w:tabs>
           <w:tab w:val="right" w:leader="dot" w:pos="9062"/>
         </w:tabs>
-        <w:divId w:val="976762300"/>
+        <w:divId w:val="1941453553"/>
         <w:rPr>
           <w:rFonts w:asciiTheme="minorHAnsi" w:hAnsiTheme="minorHAnsi" w:cstheme="minorBidi"/>
           <w:noProof/>
@@ -2589,7 +2589,7 @@
         <w:rPr>
           <w:noProof/>
         </w:rPr>
-        <w:instrText xml:space="preserve"> PAGEREF _Toc242187221 \h </w:instrText>
+        <w:instrText xml:space="preserve"> PAGEREF _Toc242187929 \h </w:instrText>
       </w:r>
       <w:r>
         <w:rPr>
@@ -2621,7 +2621,7 @@
         <w:tabs>
           <w:tab w:val="right" w:leader="dot" w:pos="9062"/>
         </w:tabs>
-        <w:divId w:val="976762300"/>
+        <w:divId w:val="1941453553"/>
         <w:rPr>
           <w:rFonts w:asciiTheme="minorHAnsi" w:hAnsiTheme="minorHAnsi" w:cstheme="minorBidi"/>
           <w:noProof/>
@@ -2654,7 +2654,7 @@
         <w:rPr>
           <w:noProof/>
         </w:rPr>
-        <w:instrText xml:space="preserve"> PAGEREF _Toc242187222 \h </w:instrText>
+        <w:instrText xml:space="preserve"> PAGEREF _Toc242187930 \h </w:instrText>
       </w:r>
       <w:r>
         <w:rPr>
@@ -2686,7 +2686,7 @@
         <w:tabs>
           <w:tab w:val="right" w:leader="dot" w:pos="9062"/>
         </w:tabs>
-        <w:divId w:val="976762300"/>
+        <w:divId w:val="1941453553"/>
         <w:rPr>
           <w:rFonts w:asciiTheme="minorHAnsi" w:hAnsiTheme="minorHAnsi" w:cstheme="minorBidi"/>
           <w:noProof/>
@@ -2719,7 +2719,7 @@
         <w:rPr>
           <w:noProof/>
         </w:rPr>
-        <w:instrText xml:space="preserve"> PAGEREF _Toc242187223 \h </w:instrText>
+        <w:instrText xml:space="preserve"> PAGEREF _Toc242187931 \h </w:instrText>
       </w:r>
       <w:r>
         <w:rPr>
@@ -2751,7 +2751,7 @@
         <w:tabs>
           <w:tab w:val="right" w:leader="dot" w:pos="9062"/>
         </w:tabs>
-        <w:divId w:val="976762300"/>
+        <w:divId w:val="1941453553"/>
         <w:rPr>
           <w:rFonts w:asciiTheme="minorHAnsi" w:hAnsiTheme="minorHAnsi" w:cstheme="minorBidi"/>
           <w:noProof/>
@@ -2784,7 +2784,7 @@
         <w:rPr>
           <w:noProof/>
         </w:rPr>
-        <w:instrText xml:space="preserve"> PAGEREF _Toc242187224 \h </w:instrText>
+        <w:instrText xml:space="preserve"> PAGEREF _Toc242187932 \h </w:instrText>
       </w:r>
       <w:r>
         <w:rPr>
@@ -2816,7 +2816,7 @@
         <w:tabs>
           <w:tab w:val="right" w:leader="dot" w:pos="9062"/>
         </w:tabs>
-        <w:divId w:val="976762300"/>
+        <w:divId w:val="1941453553"/>
         <w:rPr>
           <w:rFonts w:asciiTheme="minorHAnsi" w:hAnsiTheme="minorHAnsi" w:cstheme="minorBidi"/>
           <w:noProof/>
@@ -2849,7 +2849,7 @@
         <w:rPr>
           <w:noProof/>
         </w:rPr>
-        <w:instrText xml:space="preserve"> PAGEREF _Toc242187225 \h </w:instrText>
+        <w:instrText xml:space="preserve"> PAGEREF _Toc242187933 \h </w:instrText>
       </w:r>
       <w:r>
         <w:rPr>
@@ -2881,7 +2881,7 @@
         <w:tabs>
           <w:tab w:val="right" w:leader="dot" w:pos="9062"/>
         </w:tabs>
-        <w:divId w:val="976762300"/>
+        <w:divId w:val="1941453553"/>
         <w:rPr>
           <w:rFonts w:asciiTheme="minorHAnsi" w:hAnsiTheme="minorHAnsi" w:cstheme="minorBidi"/>
           <w:noProof/>
@@ -2914,7 +2914,7 @@
         <w:rPr>
           <w:noProof/>
         </w:rPr>
-        <w:instrText xml:space="preserve"> PAGEREF _Toc242187226 \h </w:instrText>
+        <w:instrText xml:space="preserve"> PAGEREF _Toc242187934 \h </w:instrText>
       </w:r>
       <w:r>
         <w:rPr>
@@ -2946,7 +2946,7 @@
         <w:tabs>
           <w:tab w:val="right" w:leader="dot" w:pos="9062"/>
         </w:tabs>
-        <w:divId w:val="976762300"/>
+        <w:divId w:val="1941453553"/>
         <w:rPr>
           <w:rFonts w:asciiTheme="minorHAnsi" w:hAnsiTheme="minorHAnsi" w:cstheme="minorBidi"/>
           <w:noProof/>
@@ -2979,7 +2979,7 @@
         <w:rPr>
           <w:noProof/>
         </w:rPr>
-        <w:instrText xml:space="preserve"> PAGEREF _Toc242187227 \h </w:instrText>
+        <w:instrText xml:space="preserve"> PAGEREF _Toc242187935 \h </w:instrText>
       </w:r>
       <w:r>
         <w:rPr>
@@ -3011,7 +3011,7 @@
         <w:tabs>
           <w:tab w:val="right" w:leader="dot" w:pos="9062"/>
         </w:tabs>
-        <w:divId w:val="976762300"/>
+        <w:divId w:val="1941453553"/>
         <w:rPr>
           <w:rFonts w:asciiTheme="minorHAnsi" w:hAnsiTheme="minorHAnsi" w:cstheme="minorBidi"/>
           <w:noProof/>
@@ -3044,7 +3044,7 @@
         <w:rPr>
           <w:noProof/>
         </w:rPr>
-        <w:instrText xml:space="preserve"> PAGEREF _Toc242187228 \h </w:instrText>
+        <w:instrText xml:space="preserve"> PAGEREF _Toc242187936 \h </w:instrText>
       </w:r>
       <w:r>
         <w:rPr>
@@ -3076,7 +3076,7 @@
         <w:tabs>
           <w:tab w:val="right" w:leader="dot" w:pos="9062"/>
         </w:tabs>
-        <w:divId w:val="976762300"/>
+        <w:divId w:val="1941453553"/>
         <w:rPr>
           <w:rFonts w:asciiTheme="minorHAnsi" w:hAnsiTheme="minorHAnsi" w:cstheme="minorBidi"/>
           <w:noProof/>
@@ -3109,7 +3109,7 @@
         <w:rPr>
           <w:noProof/>
         </w:rPr>
-        <w:instrText xml:space="preserve"> PAGEREF _Toc242187229 \h </w:instrText>
+        <w:instrText xml:space="preserve"> PAGEREF _Toc242187937 \h </w:instrText>
       </w:r>
       <w:r>
         <w:rPr>
@@ -3141,7 +3141,7 @@
         <w:tabs>
           <w:tab w:val="right" w:leader="dot" w:pos="9062"/>
         </w:tabs>
-        <w:divId w:val="976762300"/>
+        <w:divId w:val="1941453553"/>
         <w:rPr>
           <w:rFonts w:asciiTheme="minorHAnsi" w:hAnsiTheme="minorHAnsi" w:cstheme="minorBidi"/>
           <w:noProof/>
@@ -3174,7 +3174,7 @@
         <w:rPr>
           <w:noProof/>
         </w:rPr>
-        <w:instrText xml:space="preserve"> PAGEREF _Toc242187230 \h </w:instrText>
+        <w:instrText xml:space="preserve"> PAGEREF _Toc242187938 \h </w:instrText>
       </w:r>
       <w:r>
         <w:rPr>
@@ -3206,7 +3206,7 @@
         <w:tabs>
           <w:tab w:val="right" w:leader="dot" w:pos="9062"/>
         </w:tabs>
-        <w:divId w:val="976762300"/>
+        <w:divId w:val="1941453553"/>
         <w:rPr>
           <w:rFonts w:asciiTheme="minorHAnsi" w:hAnsiTheme="minorHAnsi" w:cstheme="minorBidi"/>
           <w:noProof/>
@@ -3239,7 +3239,7 @@
         <w:rPr>
           <w:noProof/>
         </w:rPr>
-        <w:instrText xml:space="preserve"> PAGEREF _Toc242187231 \h </w:instrText>
+        <w:instrText xml:space="preserve"> PAGEREF _Toc242187939 \h </w:instrText>
       </w:r>
       <w:r>
         <w:rPr>
@@ -3271,7 +3271,7 @@
         <w:tabs>
           <w:tab w:val="right" w:leader="dot" w:pos="9062"/>
         </w:tabs>
-        <w:divId w:val="976762300"/>
+        <w:divId w:val="1941453553"/>
         <w:rPr>
           <w:rFonts w:asciiTheme="minorHAnsi" w:hAnsiTheme="minorHAnsi" w:cstheme="minorBidi"/>
           <w:noProof/>
@@ -3304,7 +3304,7 @@
         <w:rPr>
           <w:noProof/>
         </w:rPr>
-        <w:instrText xml:space="preserve"> PAGEREF _Toc242187232 \h </w:instrText>
+        <w:instrText xml:space="preserve"> PAGEREF _Toc242187940 \h </w:instrText>
       </w:r>
       <w:r>
         <w:rPr>
@@ -3336,7 +3336,7 @@
         <w:tabs>
           <w:tab w:val="right" w:leader="dot" w:pos="9062"/>
         </w:tabs>
-        <w:divId w:val="976762300"/>
+        <w:divId w:val="1941453553"/>
         <w:rPr>
           <w:rFonts w:asciiTheme="minorHAnsi" w:hAnsiTheme="minorHAnsi" w:cstheme="minorBidi"/>
           <w:noProof/>
@@ -3369,7 +3369,7 @@
         <w:rPr>
           <w:noProof/>
         </w:rPr>
-        <w:instrText xml:space="preserve"> PAGEREF _Toc242187233 \h </w:instrText>
+        <w:instrText xml:space="preserve"> PAGEREF _Toc242187941 \h </w:instrText>
       </w:r>
       <w:r>
         <w:rPr>
@@ -3401,7 +3401,7 @@
         <w:tabs>
           <w:tab w:val="right" w:leader="dot" w:pos="9062"/>
         </w:tabs>
-        <w:divId w:val="976762300"/>
+        <w:divId w:val="1941453553"/>
         <w:rPr>
           <w:rFonts w:asciiTheme="minorHAnsi" w:hAnsiTheme="minorHAnsi" w:cstheme="minorBidi"/>
           <w:noProof/>
@@ -3434,7 +3434,7 @@
         <w:rPr>
           <w:noProof/>
         </w:rPr>
-        <w:instrText xml:space="preserve"> PAGEREF _Toc242187234 \h </w:instrText>
+        <w:instrText xml:space="preserve"> PAGEREF _Toc242187942 \h </w:instrText>
       </w:r>
       <w:r>
         <w:rPr>
@@ -3466,7 +3466,7 @@
         <w:tabs>
           <w:tab w:val="right" w:leader="dot" w:pos="9062"/>
         </w:tabs>
-        <w:divId w:val="976762300"/>
+        <w:divId w:val="1941453553"/>
         <w:rPr>
           <w:rFonts w:asciiTheme="minorHAnsi" w:hAnsiTheme="minorHAnsi" w:cstheme="minorBidi"/>
           <w:noProof/>
@@ -3499,7 +3499,7 @@
         <w:rPr>
           <w:noProof/>
         </w:rPr>
-        <w:instrText xml:space="preserve"> PAGEREF _Toc242187235 \h </w:instrText>
+        <w:instrText xml:space="preserve"> PAGEREF _Toc242187943 \h </w:instrText>
       </w:r>
       <w:r>
         <w:rPr>
@@ -3531,7 +3531,7 @@
         <w:tabs>
           <w:tab w:val="right" w:leader="dot" w:pos="9062"/>
         </w:tabs>
-        <w:divId w:val="976762300"/>
+        <w:divId w:val="1941453553"/>
         <w:rPr>
           <w:rFonts w:asciiTheme="minorHAnsi" w:hAnsiTheme="minorHAnsi" w:cstheme="minorBidi"/>
           <w:noProof/>
@@ -3564,7 +3564,7 @@
         <w:rPr>
           <w:noProof/>
         </w:rPr>
-        <w:instrText xml:space="preserve"> PAGEREF _Toc242187236 \h </w:instrText>
+        <w:instrText xml:space="preserve"> PAGEREF _Toc242187944 \h </w:instrText>
       </w:r>
       <w:r>
         <w:rPr>
@@ -3596,7 +3596,7 @@
         <w:tabs>
           <w:tab w:val="right" w:leader="dot" w:pos="9062"/>
         </w:tabs>
-        <w:divId w:val="976762300"/>
+        <w:divId w:val="1941453553"/>
         <w:rPr>
           <w:rFonts w:asciiTheme="minorHAnsi" w:hAnsiTheme="minorHAnsi" w:cstheme="minorBidi"/>
           <w:noProof/>
@@ -3629,7 +3629,7 @@
         <w:rPr>
           <w:noProof/>
         </w:rPr>
-        <w:instrText xml:space="preserve"> PAGEREF _Toc242187237 \h </w:instrText>
+        <w:instrText xml:space="preserve"> PAGEREF _Toc242187945 \h </w:instrText>
       </w:r>
       <w:r>
         <w:rPr>
@@ -3661,7 +3661,7 @@
         <w:tabs>
           <w:tab w:val="right" w:leader="dot" w:pos="9062"/>
         </w:tabs>
-        <w:divId w:val="976762300"/>
+        <w:divId w:val="1941453553"/>
         <w:rPr>
           <w:rFonts w:asciiTheme="minorHAnsi" w:hAnsiTheme="minorHAnsi" w:cstheme="minorBidi"/>
           <w:noProof/>
@@ -3694,7 +3694,7 @@
         <w:rPr>
           <w:noProof/>
         </w:rPr>
-        <w:instrText xml:space="preserve"> PAGEREF _Toc242187238 \h </w:instrText>
+        <w:instrText xml:space="preserve"> PAGEREF _Toc242187946 \h </w:instrText>
       </w:r>
       <w:r>
         <w:rPr>
@@ -3726,7 +3726,7 @@
         <w:tabs>
           <w:tab w:val="right" w:leader="dot" w:pos="9062"/>
         </w:tabs>
-        <w:divId w:val="976762300"/>
+        <w:divId w:val="1941453553"/>
         <w:rPr>
           <w:rFonts w:asciiTheme="minorHAnsi" w:hAnsiTheme="minorHAnsi" w:cstheme="minorBidi"/>
           <w:noProof/>
@@ -3759,7 +3759,7 @@
         <w:rPr>
           <w:noProof/>
         </w:rPr>
-        <w:instrText xml:space="preserve"> PAGEREF _Toc242187239 \h </w:instrText>
+        <w:instrText xml:space="preserve"> PAGEREF _Toc242187947 \h </w:instrText>
       </w:r>
       <w:r>
         <w:rPr>
@@ -3791,7 +3791,7 @@
         <w:tabs>
           <w:tab w:val="right" w:leader="dot" w:pos="9062"/>
         </w:tabs>
-        <w:divId w:val="976762300"/>
+        <w:divId w:val="1941453553"/>
         <w:rPr>
           <w:rFonts w:asciiTheme="minorHAnsi" w:hAnsiTheme="minorHAnsi" w:cstheme="minorBidi"/>
           <w:noProof/>
@@ -3824,7 +3824,7 @@
         <w:rPr>
           <w:noProof/>
         </w:rPr>
-        <w:instrText xml:space="preserve"> PAGEREF _Toc242187240 \h </w:instrText>
+        <w:instrText xml:space="preserve"> PAGEREF _Toc242187948 \h </w:instrText>
       </w:r>
       <w:r>
         <w:rPr>
@@ -3856,7 +3856,7 @@
         <w:tabs>
           <w:tab w:val="right" w:leader="dot" w:pos="9062"/>
         </w:tabs>
-        <w:divId w:val="976762300"/>
+        <w:divId w:val="1941453553"/>
         <w:rPr>
           <w:rFonts w:asciiTheme="minorHAnsi" w:hAnsiTheme="minorHAnsi" w:cstheme="minorBidi"/>
           <w:noProof/>
@@ -3889,7 +3889,7 @@
         <w:rPr>
           <w:noProof/>
         </w:rPr>
-        <w:instrText xml:space="preserve"> PAGEREF _Toc242187241 \h </w:instrText>
+        <w:instrText xml:space="preserve"> PAGEREF _Toc242187949 \h </w:instrText>
       </w:r>
       <w:r>
         <w:rPr>
@@ -3921,7 +3921,7 @@
         <w:tabs>
           <w:tab w:val="right" w:leader="dot" w:pos="9062"/>
         </w:tabs>
-        <w:divId w:val="976762300"/>
+        <w:divId w:val="1941453553"/>
         <w:rPr>
           <w:rFonts w:asciiTheme="minorHAnsi" w:hAnsiTheme="minorHAnsi" w:cstheme="minorBidi"/>
           <w:noProof/>
@@ -3954,7 +3954,7 @@
         <w:rPr>
           <w:noProof/>
         </w:rPr>
-        <w:instrText xml:space="preserve"> PAGEREF _Toc242187242 \h </w:instrText>
+        <w:instrText xml:space="preserve"> PAGEREF _Toc242187950 \h </w:instrText>
       </w:r>
       <w:r>
         <w:rPr>
@@ -3986,7 +3986,7 @@
         <w:tabs>
           <w:tab w:val="right" w:leader="dot" w:pos="9062"/>
         </w:tabs>
-        <w:divId w:val="976762300"/>
+        <w:divId w:val="1941453553"/>
         <w:rPr>
           <w:rFonts w:asciiTheme="minorHAnsi" w:hAnsiTheme="minorHAnsi" w:cstheme="minorBidi"/>
           <w:noProof/>
@@ -4019,7 +4019,7 @@
         <w:rPr>
           <w:noProof/>
         </w:rPr>
-        <w:instrText xml:space="preserve"> PAGEREF _Toc242187243 \h </w:instrText>
+        <w:instrText xml:space="preserve"> PAGEREF _Toc242187951 \h </w:instrText>
       </w:r>
       <w:r>
         <w:rPr>
@@ -4051,7 +4051,7 @@
         <w:tabs>
           <w:tab w:val="right" w:leader="dot" w:pos="9062"/>
         </w:tabs>
-        <w:divId w:val="976762300"/>
+        <w:divId w:val="1941453553"/>
         <w:rPr>
           <w:rFonts w:asciiTheme="minorHAnsi" w:hAnsiTheme="minorHAnsi" w:cstheme="minorBidi"/>
           <w:noProof/>
@@ -4084,7 +4084,7 @@
         <w:rPr>
           <w:noProof/>
         </w:rPr>
-        <w:instrText xml:space="preserve"> PAGEREF _Toc242187244 \h </w:instrText>
+        <w:instrText xml:space="preserve"> PAGEREF _Toc242187952 \h </w:instrText>
       </w:r>
       <w:r>
         <w:rPr>
@@ -4116,7 +4116,7 @@
         <w:tabs>
           <w:tab w:val="right" w:leader="dot" w:pos="9062"/>
         </w:tabs>
-        <w:divId w:val="976762300"/>
+        <w:divId w:val="1941453553"/>
         <w:rPr>
           <w:rFonts w:asciiTheme="minorHAnsi" w:hAnsiTheme="minorHAnsi" w:cstheme="minorBidi"/>
           <w:noProof/>
@@ -4149,7 +4149,7 @@
         <w:rPr>
           <w:noProof/>
         </w:rPr>
-        <w:instrText xml:space="preserve"> PAGEREF _Toc242187245 \h </w:instrText>
+        <w:instrText xml:space="preserve"> PAGEREF _Toc242187953 \h </w:instrText>
       </w:r>
       <w:r>
         <w:rPr>
@@ -4181,7 +4181,7 @@
         <w:tabs>
           <w:tab w:val="right" w:leader="dot" w:pos="9062"/>
         </w:tabs>
-        <w:divId w:val="976762300"/>
+        <w:divId w:val="1941453553"/>
         <w:rPr>
           <w:rFonts w:asciiTheme="minorHAnsi" w:hAnsiTheme="minorHAnsi" w:cstheme="minorBidi"/>
           <w:noProof/>
@@ -4214,7 +4214,7 @@
         <w:rPr>
           <w:noProof/>
         </w:rPr>
-        <w:instrText xml:space="preserve"> PAGEREF _Toc242187246 \h </w:instrText>
+        <w:instrText xml:space="preserve"> PAGEREF _Toc242187954 \h </w:instrText>
       </w:r>
       <w:r>
         <w:rPr>
@@ -4246,7 +4246,7 @@
         <w:tabs>
           <w:tab w:val="right" w:leader="dot" w:pos="9062"/>
         </w:tabs>
-        <w:divId w:val="976762300"/>
+        <w:divId w:val="1941453553"/>
         <w:rPr>
           <w:rFonts w:asciiTheme="minorHAnsi" w:hAnsiTheme="minorHAnsi" w:cstheme="minorBidi"/>
           <w:noProof/>
@@ -4279,7 +4279,7 @@
         <w:rPr>
           <w:noProof/>
         </w:rPr>
-        <w:instrText xml:space="preserve"> PAGEREF _Toc242187247 \h </w:instrText>
+        <w:instrText xml:space="preserve"> PAGEREF _Toc242187955 \h </w:instrText>
       </w:r>
       <w:r>
         <w:rPr>
@@ -4311,7 +4311,7 @@
         <w:tabs>
           <w:tab w:val="right" w:leader="dot" w:pos="9062"/>
         </w:tabs>
-        <w:divId w:val="976762300"/>
+        <w:divId w:val="1941453553"/>
         <w:rPr>
           <w:rFonts w:asciiTheme="minorHAnsi" w:hAnsiTheme="minorHAnsi" w:cstheme="minorBidi"/>
           <w:noProof/>
@@ -4344,7 +4344,7 @@
         <w:rPr>
           <w:noProof/>
         </w:rPr>
-        <w:instrText xml:space="preserve"> PAGEREF _Toc242187248 \h </w:instrText>
+        <w:instrText xml:space="preserve"> PAGEREF _Toc242187956 \h </w:instrText>
       </w:r>
       <w:r>
         <w:rPr>
@@ -4376,7 +4376,7 @@
         <w:tabs>
           <w:tab w:val="right" w:leader="dot" w:pos="9062"/>
         </w:tabs>
-        <w:divId w:val="976762300"/>
+        <w:divId w:val="1941453553"/>
         <w:rPr>
           <w:rFonts w:asciiTheme="minorHAnsi" w:hAnsiTheme="minorHAnsi" w:cstheme="minorBidi"/>
           <w:noProof/>
@@ -4409,7 +4409,7 @@
         <w:rPr>
           <w:noProof/>
         </w:rPr>
-        <w:instrText xml:space="preserve"> PAGEREF _Toc242187249 \h </w:instrText>
+        <w:instrText xml:space="preserve"> PAGEREF _Toc242187957 \h </w:instrText>
       </w:r>
       <w:r>
         <w:rPr>
@@ -4441,7 +4441,7 @@
         <w:tabs>
           <w:tab w:val="right" w:leader="dot" w:pos="9062"/>
         </w:tabs>
-        <w:divId w:val="976762300"/>
+        <w:divId w:val="1941453553"/>
         <w:rPr>
           <w:rFonts w:asciiTheme="minorHAnsi" w:hAnsiTheme="minorHAnsi" w:cstheme="minorBidi"/>
           <w:noProof/>
@@ -4474,7 +4474,7 @@
         <w:rPr>
           <w:noProof/>
         </w:rPr>
-        <w:instrText xml:space="preserve"> PAGEREF _Toc242187250 \h </w:instrText>
+        <w:instrText xml:space="preserve"> PAGEREF _Toc242187958 \h </w:instrText>
       </w:r>
       <w:r>
         <w:rPr>
@@ -4506,7 +4506,7 @@
         <w:tabs>
           <w:tab w:val="right" w:leader="dot" w:pos="9062"/>
         </w:tabs>
-        <w:divId w:val="976762300"/>
+        <w:divId w:val="1941453553"/>
         <w:rPr>
           <w:rFonts w:asciiTheme="minorHAnsi" w:hAnsiTheme="minorHAnsi" w:cstheme="minorBidi"/>
           <w:noProof/>
@@ -4539,7 +4539,7 @@
         <w:rPr>
           <w:noProof/>
         </w:rPr>
-        <w:instrText xml:space="preserve"> PAGEREF _Toc242187251 \h </w:instrText>
+        <w:instrText xml:space="preserve"> PAGEREF _Toc242187959 \h </w:instrText>
       </w:r>
       <w:r>
         <w:rPr>
@@ -4571,7 +4571,7 @@
         <w:tabs>
           <w:tab w:val="right" w:leader="dot" w:pos="9062"/>
         </w:tabs>
-        <w:divId w:val="976762300"/>
+        <w:divId w:val="1941453553"/>
         <w:rPr>
           <w:rFonts w:asciiTheme="minorHAnsi" w:hAnsiTheme="minorHAnsi" w:cstheme="minorBidi"/>
           <w:noProof/>
@@ -4604,7 +4604,7 @@
         <w:rPr>
           <w:noProof/>
         </w:rPr>
-        <w:instrText xml:space="preserve"> PAGEREF _Toc242187252 \h </w:instrText>
+        <w:instrText xml:space="preserve"> PAGEREF _Toc242187960 \h </w:instrText>
       </w:r>
       <w:r>
         <w:rPr>
@@ -4636,7 +4636,7 @@
         <w:tabs>
           <w:tab w:val="right" w:leader="dot" w:pos="9062"/>
         </w:tabs>
-        <w:divId w:val="976762300"/>
+        <w:divId w:val="1941453553"/>
         <w:rPr>
           <w:rFonts w:asciiTheme="minorHAnsi" w:hAnsiTheme="minorHAnsi" w:cstheme="minorBidi"/>
           <w:noProof/>
@@ -4669,7 +4669,7 @@
         <w:rPr>
           <w:noProof/>
         </w:rPr>
-        <w:instrText xml:space="preserve"> PAGEREF _Toc242187253 \h </w:instrText>
+        <w:instrText xml:space="preserve"> PAGEREF _Toc242187961 \h </w:instrText>
       </w:r>
       <w:r>
         <w:rPr>
@@ -4698,7 +4698,7 @@
     <w:p>
       <w:pPr>
         <w:pStyle w:val="marker"/>
-        <w:divId w:val="976762300"/>
+        <w:divId w:val="1941453553"/>
         <w:rPr>
           <w:lang w:val="nl-NL"/>
         </w:rPr>
@@ -4714,7 +4714,7 @@
       <w:pPr>
         <w:pStyle w:val="marker"/>
         <w:ind w:left="800" w:right="800"/>
-        <w:divId w:val="7148917"/>
+        <w:divId w:val="1558004264"/>
         <w:rPr>
           <w:lang w:val="nl-NL"/>
         </w:rPr>
@@ -4725,7 +4725,7 @@
     </w:p>
     <w:p>
       <w:pPr>
-        <w:divId w:val="1987471973"/>
+        <w:divId w:val="1475757765"/>
         <w:rPr>
           <w:i/>
           <w:iCs/>
@@ -4754,7 +4754,7 @@
     </w:p>
     <w:p>
       <w:pPr>
-        <w:divId w:val="1987471973"/>
+        <w:divId w:val="1475757765"/>
         <w:rPr>
           <w:i/>
           <w:iCs/>
@@ -4776,7 +4776,7 @@
       <w:pPr>
         <w:pStyle w:val="marker"/>
         <w:ind w:left="800" w:right="800"/>
-        <w:divId w:val="7148917"/>
+        <w:divId w:val="1558004264"/>
         <w:rPr>
           <w:lang w:val="nl-NL"/>
         </w:rPr>
@@ -4788,13 +4788,13 @@
     <w:p>
       <w:pPr>
         <w:pStyle w:val="Kop1"/>
-        <w:divId w:val="7148917"/>
-        <w:rPr>
-          <w:rFonts w:eastAsia="Times New Roman"/>
-          <w:lang w:val="nl-NL"/>
-        </w:rPr>
-      </w:pPr>
-      <w:bookmarkStart w:id="1" w:name="_Toc242187185"/>
+        <w:divId w:val="1558004264"/>
+        <w:rPr>
+          <w:rFonts w:eastAsia="Times New Roman"/>
+          <w:lang w:val="nl-NL"/>
+        </w:rPr>
+      </w:pPr>
+      <w:bookmarkStart w:id="1" w:name="_Toc242187893"/>
       <w:r>
         <w:rPr>
           <w:rFonts w:eastAsia="Times New Roman"/>
@@ -4807,13 +4807,13 @@
     <w:p>
       <w:pPr>
         <w:pStyle w:val="Kop2"/>
-        <w:divId w:val="7148917"/>
-        <w:rPr>
-          <w:rFonts w:eastAsia="Times New Roman"/>
-          <w:lang w:val="nl-NL"/>
-        </w:rPr>
-      </w:pPr>
-      <w:bookmarkStart w:id="2" w:name="_Toc242187186"/>
+        <w:divId w:val="1558004264"/>
+        <w:rPr>
+          <w:rFonts w:eastAsia="Times New Roman"/>
+          <w:lang w:val="nl-NL"/>
+        </w:rPr>
+      </w:pPr>
+      <w:bookmarkStart w:id="2" w:name="_Toc242187894"/>
       <w:r>
         <w:rPr>
           <w:rFonts w:eastAsia="Times New Roman"/>
@@ -4826,13 +4826,13 @@
     <w:p>
       <w:pPr>
         <w:pStyle w:val="Kop3"/>
-        <w:divId w:val="7148917"/>
-        <w:rPr>
-          <w:rFonts w:eastAsia="Times New Roman"/>
-          <w:lang w:val="nl-NL"/>
-        </w:rPr>
-      </w:pPr>
-      <w:bookmarkStart w:id="3" w:name="_Toc242187187"/>
+        <w:divId w:val="1558004264"/>
+        <w:rPr>
+          <w:rFonts w:eastAsia="Times New Roman"/>
+          <w:lang w:val="nl-NL"/>
+        </w:rPr>
+      </w:pPr>
+      <w:bookmarkStart w:id="3" w:name="_Toc242187895"/>
       <w:r>
         <w:rPr>
           <w:rFonts w:eastAsia="Times New Roman"/>
@@ -4845,7 +4845,7 @@
     <w:p>
       <w:pPr>
         <w:pStyle w:val="subtitel"/>
-        <w:divId w:val="7148917"/>
+        <w:divId w:val="1558004264"/>
         <w:rPr>
           <w:lang w:val="nl-NL"/>
         </w:rPr>
@@ -4860,7 +4860,7 @@
     <w:p>
       <w:pPr>
         <w:pStyle w:val="Normaalweb"/>
-        <w:divId w:val="7148917"/>
+        <w:divId w:val="1558004264"/>
         <w:rPr>
           <w:lang w:val="nl-NL"/>
         </w:rPr>
@@ -4881,7 +4881,7 @@
     <w:p>
       <w:pPr>
         <w:pStyle w:val="Normaalweb"/>
-        <w:divId w:val="7148917"/>
+        <w:divId w:val="1558004264"/>
         <w:rPr>
           <w:lang w:val="nl-NL"/>
         </w:rPr>
@@ -4902,7 +4902,7 @@
     <w:p>
       <w:pPr>
         <w:pStyle w:val="Normaalweb"/>
-        <w:divId w:val="7148917"/>
+        <w:divId w:val="1558004264"/>
         <w:rPr>
           <w:lang w:val="nl-NL"/>
         </w:rPr>
@@ -4923,7 +4923,7 @@
     <w:p>
       <w:pPr>
         <w:pStyle w:val="Normaalweb"/>
-        <w:divId w:val="7148917"/>
+        <w:divId w:val="1558004264"/>
         <w:rPr>
           <w:lang w:val="nl-NL"/>
         </w:rPr>
@@ -4950,7 +4950,7 @@
     </w:p>
     <w:p>
       <w:pPr>
-        <w:divId w:val="1603221959"/>
+        <w:divId w:val="501701014"/>
         <w:rPr>
           <w:color w:val="555555"/>
           <w:sz w:val="20"/>
@@ -4972,7 +4972,7 @@
       <w:pPr>
         <w:pStyle w:val="marker"/>
         <w:ind w:left="800" w:right="800"/>
-        <w:divId w:val="7148917"/>
+        <w:divId w:val="1558004264"/>
         <w:rPr>
           <w:lang w:val="nl-NL"/>
         </w:rPr>
@@ -4984,13 +4984,13 @@
     <w:p>
       <w:pPr>
         <w:pStyle w:val="Kop3"/>
-        <w:divId w:val="7148917"/>
-        <w:rPr>
-          <w:rFonts w:eastAsia="Times New Roman"/>
-          <w:lang w:val="nl-NL"/>
-        </w:rPr>
-      </w:pPr>
-      <w:bookmarkStart w:id="4" w:name="_Toc242187188"/>
+        <w:divId w:val="1558004264"/>
+        <w:rPr>
+          <w:rFonts w:eastAsia="Times New Roman"/>
+          <w:lang w:val="nl-NL"/>
+        </w:rPr>
+      </w:pPr>
+      <w:bookmarkStart w:id="4" w:name="_Toc242187896"/>
       <w:r>
         <w:rPr>
           <w:rFonts w:eastAsia="Times New Roman"/>
@@ -5003,7 +5003,7 @@
     <w:p>
       <w:pPr>
         <w:pStyle w:val="subtitel"/>
-        <w:divId w:val="7148917"/>
+        <w:divId w:val="1558004264"/>
         <w:rPr>
           <w:lang w:val="nl-NL"/>
         </w:rPr>
@@ -5018,7 +5018,7 @@
     <w:p>
       <w:pPr>
         <w:pStyle w:val="Normaalweb"/>
-        <w:divId w:val="7148917"/>
+        <w:divId w:val="1558004264"/>
         <w:rPr>
           <w:lang w:val="nl-NL"/>
         </w:rPr>
@@ -5039,7 +5039,7 @@
     <w:p>
       <w:pPr>
         <w:pStyle w:val="Normaalweb"/>
-        <w:divId w:val="7148917"/>
+        <w:divId w:val="1558004264"/>
         <w:rPr>
           <w:lang w:val="nl-NL"/>
         </w:rPr>
@@ -5060,7 +5060,7 @@
     <w:p>
       <w:pPr>
         <w:pStyle w:val="Normaalweb"/>
-        <w:divId w:val="7148917"/>
+        <w:divId w:val="1558004264"/>
         <w:rPr>
           <w:lang w:val="nl-NL"/>
         </w:rPr>
@@ -5080,7 +5080,7 @@
     </w:p>
     <w:p>
       <w:pPr>
-        <w:divId w:val="461272649"/>
+        <w:divId w:val="2096708661"/>
         <w:rPr>
           <w:color w:val="555555"/>
           <w:sz w:val="20"/>
@@ -5100,7 +5100,7 @@
     </w:p>
     <w:p>
       <w:pPr>
-        <w:divId w:val="461272649"/>
+        <w:divId w:val="2096708661"/>
         <w:rPr>
           <w:color w:val="555555"/>
           <w:sz w:val="20"/>
@@ -5122,7 +5122,7 @@
       <w:pPr>
         <w:pStyle w:val="marker"/>
         <w:ind w:left="800" w:right="800"/>
-        <w:divId w:val="7148917"/>
+        <w:divId w:val="1558004264"/>
         <w:rPr>
           <w:lang w:val="nl-NL"/>
         </w:rPr>
@@ -5134,13 +5134,13 @@
     <w:p>
       <w:pPr>
         <w:pStyle w:val="Kop3"/>
-        <w:divId w:val="7148917"/>
-        <w:rPr>
-          <w:rFonts w:eastAsia="Times New Roman"/>
-          <w:lang w:val="nl-NL"/>
-        </w:rPr>
-      </w:pPr>
-      <w:bookmarkStart w:id="5" w:name="_Toc242187189"/>
+        <w:divId w:val="1558004264"/>
+        <w:rPr>
+          <w:rFonts w:eastAsia="Times New Roman"/>
+          <w:lang w:val="nl-NL"/>
+        </w:rPr>
+      </w:pPr>
+      <w:bookmarkStart w:id="5" w:name="_Toc242187897"/>
       <w:r>
         <w:rPr>
           <w:rFonts w:eastAsia="Times New Roman"/>
@@ -5153,7 +5153,7 @@
     <w:p>
       <w:pPr>
         <w:pStyle w:val="subtitel"/>
-        <w:divId w:val="7148917"/>
+        <w:divId w:val="1558004264"/>
         <w:rPr>
           <w:lang w:val="nl-NL"/>
         </w:rPr>
@@ -5168,7 +5168,7 @@
     <w:p>
       <w:pPr>
         <w:pStyle w:val="Normaalweb"/>
-        <w:divId w:val="7148917"/>
+        <w:divId w:val="1558004264"/>
         <w:rPr>
           <w:lang w:val="nl-NL"/>
         </w:rPr>
@@ -5189,7 +5189,7 @@
     <w:p>
       <w:pPr>
         <w:pStyle w:val="Normaalweb"/>
-        <w:divId w:val="7148917"/>
+        <w:divId w:val="1558004264"/>
         <w:rPr>
           <w:lang w:val="nl-NL"/>
         </w:rPr>
@@ -5210,7 +5210,7 @@
     <w:p>
       <w:pPr>
         <w:pStyle w:val="Normaalweb"/>
-        <w:divId w:val="7148917"/>
+        <w:divId w:val="1558004264"/>
         <w:rPr>
           <w:lang w:val="nl-NL"/>
         </w:rPr>
@@ -5231,7 +5231,7 @@
     <w:p>
       <w:pPr>
         <w:pStyle w:val="Normaalweb"/>
-        <w:divId w:val="7148917"/>
+        <w:divId w:val="1558004264"/>
         <w:rPr>
           <w:lang w:val="nl-NL"/>
         </w:rPr>
@@ -5251,7 +5251,7 @@
     </w:p>
     <w:p>
       <w:pPr>
-        <w:divId w:val="1995255731"/>
+        <w:divId w:val="1337418400"/>
         <w:rPr>
           <w:color w:val="555555"/>
           <w:sz w:val="20"/>
@@ -5281,7 +5281,7 @@
     </w:p>
     <w:p>
       <w:pPr>
-        <w:divId w:val="1995255731"/>
+        <w:divId w:val="1337418400"/>
         <w:rPr>
           <w:color w:val="555555"/>
           <w:sz w:val="20"/>
@@ -5303,7 +5303,7 @@
       <w:pPr>
         <w:pStyle w:val="marker"/>
         <w:ind w:left="800" w:right="800"/>
-        <w:divId w:val="7148917"/>
+        <w:divId w:val="1558004264"/>
         <w:rPr>
           <w:lang w:val="nl-NL"/>
         </w:rPr>
@@ -5315,13 +5315,13 @@
     <w:p>
       <w:pPr>
         <w:pStyle w:val="Kop3"/>
-        <w:divId w:val="7148917"/>
-        <w:rPr>
-          <w:rFonts w:eastAsia="Times New Roman"/>
-          <w:lang w:val="nl-NL"/>
-        </w:rPr>
-      </w:pPr>
-      <w:bookmarkStart w:id="6" w:name="_Toc242187190"/>
+        <w:divId w:val="1558004264"/>
+        <w:rPr>
+          <w:rFonts w:eastAsia="Times New Roman"/>
+          <w:lang w:val="nl-NL"/>
+        </w:rPr>
+      </w:pPr>
+      <w:bookmarkStart w:id="6" w:name="_Toc242187898"/>
       <w:r>
         <w:rPr>
           <w:rFonts w:eastAsia="Times New Roman"/>
@@ -5334,7 +5334,7 @@
     <w:p>
       <w:pPr>
         <w:pStyle w:val="subtitel"/>
-        <w:divId w:val="7148917"/>
+        <w:divId w:val="1558004264"/>
         <w:rPr>
           <w:lang w:val="nl-NL"/>
         </w:rPr>
@@ -5349,7 +5349,7 @@
     <w:p>
       <w:pPr>
         <w:pStyle w:val="Normaalweb"/>
-        <w:divId w:val="7148917"/>
+        <w:divId w:val="1558004264"/>
         <w:rPr>
           <w:lang w:val="nl-NL"/>
         </w:rPr>
@@ -5370,7 +5370,7 @@
     <w:p>
       <w:pPr>
         <w:pStyle w:val="Normaalweb"/>
-        <w:divId w:val="7148917"/>
+        <w:divId w:val="1558004264"/>
         <w:rPr>
           <w:lang w:val="nl-NL"/>
         </w:rPr>
@@ -5391,7 +5391,7 @@
     <w:p>
       <w:pPr>
         <w:pStyle w:val="Normaalweb"/>
-        <w:divId w:val="7148917"/>
+        <w:divId w:val="1558004264"/>
         <w:rPr>
           <w:lang w:val="nl-NL"/>
         </w:rPr>
@@ -5418,7 +5418,7 @@
     <w:p>
       <w:pPr>
         <w:pStyle w:val="Normaalweb"/>
-        <w:divId w:val="7148917"/>
+        <w:divId w:val="1558004264"/>
         <w:rPr>
           <w:lang w:val="nl-NL"/>
         </w:rPr>
@@ -5438,7 +5438,7 @@
     </w:p>
     <w:p>
       <w:pPr>
-        <w:divId w:val="121582323"/>
+        <w:divId w:val="966935314"/>
         <w:rPr>
           <w:color w:val="555555"/>
           <w:sz w:val="20"/>
@@ -5458,7 +5458,7 @@
     </w:p>
     <w:p>
       <w:pPr>
-        <w:divId w:val="121582323"/>
+        <w:divId w:val="966935314"/>
         <w:rPr>
           <w:color w:val="555555"/>
           <w:sz w:val="20"/>
@@ -5478,7 +5478,7 @@
     </w:p>
     <w:p>
       <w:pPr>
-        <w:divId w:val="121582323"/>
+        <w:divId w:val="966935314"/>
         <w:rPr>
           <w:color w:val="555555"/>
           <w:sz w:val="20"/>
@@ -5498,7 +5498,7 @@
     </w:p>
     <w:p>
       <w:pPr>
-        <w:divId w:val="121582323"/>
+        <w:divId w:val="966935314"/>
         <w:rPr>
           <w:color w:val="555555"/>
           <w:sz w:val="20"/>
@@ -5518,7 +5518,7 @@
     </w:p>
     <w:p>
       <w:pPr>
-        <w:divId w:val="121582323"/>
+        <w:divId w:val="966935314"/>
         <w:rPr>
           <w:color w:val="555555"/>
           <w:sz w:val="20"/>
@@ -5540,7 +5540,7 @@
       <w:pPr>
         <w:pStyle w:val="marker"/>
         <w:ind w:left="800" w:right="800"/>
-        <w:divId w:val="7148917"/>
+        <w:divId w:val="1558004264"/>
         <w:rPr>
           <w:lang w:val="nl-NL"/>
         </w:rPr>
@@ -5552,13 +5552,13 @@
     <w:p>
       <w:pPr>
         <w:pStyle w:val="Kop3"/>
-        <w:divId w:val="7148917"/>
-        <w:rPr>
-          <w:rFonts w:eastAsia="Times New Roman"/>
-          <w:lang w:val="nl-NL"/>
-        </w:rPr>
-      </w:pPr>
-      <w:bookmarkStart w:id="7" w:name="_Toc242187191"/>
+        <w:divId w:val="1558004264"/>
+        <w:rPr>
+          <w:rFonts w:eastAsia="Times New Roman"/>
+          <w:lang w:val="nl-NL"/>
+        </w:rPr>
+      </w:pPr>
+      <w:bookmarkStart w:id="7" w:name="_Toc242187899"/>
       <w:r>
         <w:rPr>
           <w:rFonts w:eastAsia="Times New Roman"/>
@@ -5571,7 +5571,7 @@
     <w:p>
       <w:pPr>
         <w:pStyle w:val="subtitel"/>
-        <w:divId w:val="7148917"/>
+        <w:divId w:val="1558004264"/>
         <w:rPr>
           <w:lang w:val="nl-NL"/>
         </w:rPr>
@@ -5586,7 +5586,7 @@
     <w:p>
       <w:pPr>
         <w:pStyle w:val="Normaalweb"/>
-        <w:divId w:val="7148917"/>
+        <w:divId w:val="1558004264"/>
         <w:rPr>
           <w:lang w:val="nl-NL"/>
         </w:rPr>
@@ -5607,7 +5607,7 @@
     <w:p>
       <w:pPr>
         <w:pStyle w:val="Normaalweb"/>
-        <w:divId w:val="7148917"/>
+        <w:divId w:val="1558004264"/>
         <w:rPr>
           <w:lang w:val="nl-NL"/>
         </w:rPr>
@@ -5628,7 +5628,7 @@
     <w:p>
       <w:pPr>
         <w:pStyle w:val="Normaalweb"/>
-        <w:divId w:val="7148917"/>
+        <w:divId w:val="1558004264"/>
         <w:rPr>
           <w:lang w:val="nl-NL"/>
         </w:rPr>
@@ -5649,7 +5649,7 @@
     <w:p>
       <w:pPr>
         <w:pStyle w:val="Normaalweb"/>
-        <w:divId w:val="7148917"/>
+        <w:divId w:val="1558004264"/>
         <w:rPr>
           <w:lang w:val="nl-NL"/>
         </w:rPr>
@@ -5669,7 +5669,7 @@
     </w:p>
     <w:p>
       <w:pPr>
-        <w:divId w:val="797843563"/>
+        <w:divId w:val="540703166"/>
         <w:rPr>
           <w:color w:val="555555"/>
           <w:sz w:val="20"/>
@@ -5691,7 +5691,7 @@
       <w:pPr>
         <w:pStyle w:val="marker"/>
         <w:ind w:left="800" w:right="800"/>
-        <w:divId w:val="7148917"/>
+        <w:divId w:val="1558004264"/>
         <w:rPr>
           <w:lang w:val="nl-NL"/>
         </w:rPr>
@@ -5703,13 +5703,13 @@
     <w:p>
       <w:pPr>
         <w:pStyle w:val="Kop2"/>
-        <w:divId w:val="7148917"/>
-        <w:rPr>
-          <w:rFonts w:eastAsia="Times New Roman"/>
-          <w:lang w:val="nl-NL"/>
-        </w:rPr>
-      </w:pPr>
-      <w:bookmarkStart w:id="8" w:name="_Toc242187192"/>
+        <w:divId w:val="1558004264"/>
+        <w:rPr>
+          <w:rFonts w:eastAsia="Times New Roman"/>
+          <w:lang w:val="nl-NL"/>
+        </w:rPr>
+      </w:pPr>
+      <w:bookmarkStart w:id="8" w:name="_Toc242187900"/>
       <w:r>
         <w:rPr>
           <w:rFonts w:eastAsia="Times New Roman"/>
@@ -5722,13 +5722,13 @@
     <w:p>
       <w:pPr>
         <w:pStyle w:val="Kop3"/>
-        <w:divId w:val="7148917"/>
-        <w:rPr>
-          <w:rFonts w:eastAsia="Times New Roman"/>
-          <w:lang w:val="nl-NL"/>
-        </w:rPr>
-      </w:pPr>
-      <w:bookmarkStart w:id="9" w:name="_Toc242187193"/>
+        <w:divId w:val="1558004264"/>
+        <w:rPr>
+          <w:rFonts w:eastAsia="Times New Roman"/>
+          <w:lang w:val="nl-NL"/>
+        </w:rPr>
+      </w:pPr>
+      <w:bookmarkStart w:id="9" w:name="_Toc242187901"/>
       <w:r>
         <w:rPr>
           <w:rFonts w:eastAsia="Times New Roman"/>
@@ -5741,7 +5741,7 @@
     <w:p>
       <w:pPr>
         <w:pStyle w:val="subtitel"/>
-        <w:divId w:val="7148917"/>
+        <w:divId w:val="1558004264"/>
         <w:rPr>
           <w:lang w:val="nl-NL"/>
         </w:rPr>
@@ -5756,7 +5756,7 @@
     <w:p>
       <w:pPr>
         <w:pStyle w:val="Normaalweb"/>
-        <w:divId w:val="7148917"/>
+        <w:divId w:val="1558004264"/>
         <w:rPr>
           <w:lang w:val="nl-NL"/>
         </w:rPr>
@@ -5777,7 +5777,7 @@
     <w:p>
       <w:pPr>
         <w:pStyle w:val="Normaalweb"/>
-        <w:divId w:val="7148917"/>
+        <w:divId w:val="1558004264"/>
         <w:rPr>
           <w:lang w:val="nl-NL"/>
         </w:rPr>
@@ -5798,7 +5798,7 @@
     <w:p>
       <w:pPr>
         <w:pStyle w:val="Normaalweb"/>
-        <w:divId w:val="7148917"/>
+        <w:divId w:val="1558004264"/>
         <w:rPr>
           <w:lang w:val="nl-NL"/>
         </w:rPr>
@@ -5819,7 +5819,7 @@
     <w:p>
       <w:pPr>
         <w:pStyle w:val="Normaalweb"/>
-        <w:divId w:val="7148917"/>
+        <w:divId w:val="1558004264"/>
         <w:rPr>
           <w:lang w:val="nl-NL"/>
         </w:rPr>
@@ -5839,7 +5839,7 @@
     </w:p>
     <w:p>
       <w:pPr>
-        <w:divId w:val="708575962"/>
+        <w:divId w:val="433325539"/>
         <w:rPr>
           <w:color w:val="555555"/>
           <w:sz w:val="20"/>
@@ -5861,7 +5861,7 @@
       <w:pPr>
         <w:pStyle w:val="marker"/>
         <w:ind w:left="800" w:right="800"/>
-        <w:divId w:val="7148917"/>
+        <w:divId w:val="1558004264"/>
         <w:rPr>
           <w:lang w:val="nl-NL"/>
         </w:rPr>
@@ -5873,13 +5873,13 @@
     <w:p>
       <w:pPr>
         <w:pStyle w:val="Kop3"/>
-        <w:divId w:val="7148917"/>
-        <w:rPr>
-          <w:rFonts w:eastAsia="Times New Roman"/>
-          <w:lang w:val="nl-NL"/>
-        </w:rPr>
-      </w:pPr>
-      <w:bookmarkStart w:id="10" w:name="_Toc242187194"/>
+        <w:divId w:val="1558004264"/>
+        <w:rPr>
+          <w:rFonts w:eastAsia="Times New Roman"/>
+          <w:lang w:val="nl-NL"/>
+        </w:rPr>
+      </w:pPr>
+      <w:bookmarkStart w:id="10" w:name="_Toc242187902"/>
       <w:r>
         <w:rPr>
           <w:rFonts w:eastAsia="Times New Roman"/>
@@ -5892,7 +5892,7 @@
     <w:p>
       <w:pPr>
         <w:pStyle w:val="subtitel"/>
-        <w:divId w:val="7148917"/>
+        <w:divId w:val="1558004264"/>
         <w:rPr>
           <w:lang w:val="nl-NL"/>
         </w:rPr>
@@ -5907,7 +5907,7 @@
     <w:p>
       <w:pPr>
         <w:pStyle w:val="Normaalweb"/>
-        <w:divId w:val="7148917"/>
+        <w:divId w:val="1558004264"/>
         <w:rPr>
           <w:lang w:val="nl-NL"/>
         </w:rPr>
@@ -5928,7 +5928,7 @@
     <w:p>
       <w:pPr>
         <w:pStyle w:val="Normaalweb"/>
-        <w:divId w:val="7148917"/>
+        <w:divId w:val="1558004264"/>
         <w:rPr>
           <w:lang w:val="nl-NL"/>
         </w:rPr>
@@ -5949,7 +5949,7 @@
     <w:p>
       <w:pPr>
         <w:pStyle w:val="Normaalweb"/>
-        <w:divId w:val="7148917"/>
+        <w:divId w:val="1558004264"/>
         <w:rPr>
           <w:lang w:val="nl-NL"/>
         </w:rPr>
@@ -5969,7 +5969,7 @@
     </w:p>
     <w:p>
       <w:pPr>
-        <w:divId w:val="1802923068"/>
+        <w:divId w:val="1445229658"/>
         <w:rPr>
           <w:color w:val="555555"/>
           <w:sz w:val="20"/>
@@ -5989,7 +5989,7 @@
     </w:p>
     <w:p>
       <w:pPr>
-        <w:divId w:val="1802923068"/>
+        <w:divId w:val="1445229658"/>
         <w:rPr>
           <w:color w:val="555555"/>
           <w:sz w:val="20"/>
@@ -6009,7 +6009,7 @@
     </w:p>
     <w:p>
       <w:pPr>
-        <w:divId w:val="1802923068"/>
+        <w:divId w:val="1445229658"/>
         <w:rPr>
           <w:color w:val="555555"/>
           <w:sz w:val="20"/>
@@ -6029,7 +6029,7 @@
     </w:p>
     <w:p>
       <w:pPr>
-        <w:divId w:val="1802923068"/>
+        <w:divId w:val="1445229658"/>
         <w:rPr>
           <w:color w:val="555555"/>
           <w:sz w:val="20"/>
@@ -6049,7 +6049,7 @@
     </w:p>
     <w:p>
       <w:pPr>
-        <w:divId w:val="1802923068"/>
+        <w:divId w:val="1445229658"/>
         <w:rPr>
           <w:color w:val="555555"/>
           <w:sz w:val="20"/>
@@ -6071,7 +6071,7 @@
       <w:pPr>
         <w:pStyle w:val="marker"/>
         <w:ind w:left="800" w:right="800"/>
-        <w:divId w:val="7148917"/>
+        <w:divId w:val="1558004264"/>
         <w:rPr>
           <w:lang w:val="nl-NL"/>
         </w:rPr>
@@ -6083,13 +6083,13 @@
     <w:p>
       <w:pPr>
         <w:pStyle w:val="Kop3"/>
-        <w:divId w:val="7148917"/>
-        <w:rPr>
-          <w:rFonts w:eastAsia="Times New Roman"/>
-          <w:lang w:val="nl-NL"/>
-        </w:rPr>
-      </w:pPr>
-      <w:bookmarkStart w:id="11" w:name="_Toc242187195"/>
+        <w:divId w:val="1558004264"/>
+        <w:rPr>
+          <w:rFonts w:eastAsia="Times New Roman"/>
+          <w:lang w:val="nl-NL"/>
+        </w:rPr>
+      </w:pPr>
+      <w:bookmarkStart w:id="11" w:name="_Toc242187903"/>
       <w:r>
         <w:rPr>
           <w:rFonts w:eastAsia="Times New Roman"/>
@@ -6102,7 +6102,7 @@
     <w:p>
       <w:pPr>
         <w:pStyle w:val="subtitel"/>
-        <w:divId w:val="7148917"/>
+        <w:divId w:val="1558004264"/>
         <w:rPr>
           <w:lang w:val="nl-NL"/>
         </w:rPr>
@@ -6117,7 +6117,7 @@
     <w:p>
       <w:pPr>
         <w:pStyle w:val="Normaalweb"/>
-        <w:divId w:val="7148917"/>
+        <w:divId w:val="1558004264"/>
         <w:rPr>
           <w:lang w:val="nl-NL"/>
         </w:rPr>
@@ -6138,7 +6138,7 @@
     <w:p>
       <w:pPr>
         <w:pStyle w:val="Normaalweb"/>
-        <w:divId w:val="7148917"/>
+        <w:divId w:val="1558004264"/>
         <w:rPr>
           <w:lang w:val="nl-NL"/>
         </w:rPr>
@@ -6153,7 +6153,7 @@
     <w:p>
       <w:pPr>
         <w:pStyle w:val="Normaalweb"/>
-        <w:divId w:val="7148917"/>
+        <w:divId w:val="1558004264"/>
         <w:rPr>
           <w:lang w:val="nl-NL"/>
         </w:rPr>
@@ -6174,7 +6174,7 @@
     <w:p>
       <w:pPr>
         <w:pStyle w:val="Normaalweb"/>
-        <w:divId w:val="7148917"/>
+        <w:divId w:val="1558004264"/>
         <w:rPr>
           <w:lang w:val="nl-NL"/>
         </w:rPr>
@@ -6195,7 +6195,7 @@
     <w:p>
       <w:pPr>
         <w:pStyle w:val="Normaalweb"/>
-        <w:divId w:val="7148917"/>
+        <w:divId w:val="1558004264"/>
         <w:rPr>
           <w:lang w:val="nl-NL"/>
         </w:rPr>
@@ -6210,7 +6210,7 @@
     <w:p>
       <w:pPr>
         <w:pStyle w:val="Normaalweb"/>
-        <w:divId w:val="7148917"/>
+        <w:divId w:val="1558004264"/>
         <w:rPr>
           <w:lang w:val="nl-NL"/>
         </w:rPr>
@@ -6230,7 +6230,7 @@
     </w:p>
     <w:p>
       <w:pPr>
-        <w:divId w:val="1330400882"/>
+        <w:divId w:val="1303997063"/>
         <w:rPr>
           <w:color w:val="555555"/>
           <w:sz w:val="20"/>
@@ -6250,7 +6250,7 @@
     </w:p>
     <w:p>
       <w:pPr>
-        <w:divId w:val="1330400882"/>
+        <w:divId w:val="1303997063"/>
         <w:rPr>
           <w:color w:val="555555"/>
           <w:sz w:val="20"/>
@@ -6270,7 +6270,7 @@
     </w:p>
     <w:p>
       <w:pPr>
-        <w:divId w:val="1330400882"/>
+        <w:divId w:val="1303997063"/>
         <w:rPr>
           <w:color w:val="555555"/>
           <w:sz w:val="20"/>
@@ -6292,7 +6292,7 @@
       <w:pPr>
         <w:pStyle w:val="marker"/>
         <w:ind w:left="800" w:right="800"/>
-        <w:divId w:val="7148917"/>
+        <w:divId w:val="1558004264"/>
         <w:rPr>
           <w:lang w:val="nl-NL"/>
         </w:rPr>
@@ -6304,13 +6304,13 @@
     <w:p>
       <w:pPr>
         <w:pStyle w:val="Kop3"/>
-        <w:divId w:val="7148917"/>
-        <w:rPr>
-          <w:rFonts w:eastAsia="Times New Roman"/>
-          <w:lang w:val="nl-NL"/>
-        </w:rPr>
-      </w:pPr>
-      <w:bookmarkStart w:id="12" w:name="_Toc242187196"/>
+        <w:divId w:val="1558004264"/>
+        <w:rPr>
+          <w:rFonts w:eastAsia="Times New Roman"/>
+          <w:lang w:val="nl-NL"/>
+        </w:rPr>
+      </w:pPr>
+      <w:bookmarkStart w:id="12" w:name="_Toc242187904"/>
       <w:r>
         <w:rPr>
           <w:rFonts w:eastAsia="Times New Roman"/>
@@ -6323,7 +6323,7 @@
     <w:p>
       <w:pPr>
         <w:pStyle w:val="subtitel"/>
-        <w:divId w:val="7148917"/>
+        <w:divId w:val="1558004264"/>
         <w:rPr>
           <w:lang w:val="nl-NL"/>
         </w:rPr>
@@ -6338,7 +6338,7 @@
     <w:p>
       <w:pPr>
         <w:pStyle w:val="Normaalweb"/>
-        <w:divId w:val="7148917"/>
+        <w:divId w:val="1558004264"/>
         <w:rPr>
           <w:lang w:val="nl-NL"/>
         </w:rPr>
@@ -6359,7 +6359,7 @@
     <w:p>
       <w:pPr>
         <w:pStyle w:val="Normaalweb"/>
-        <w:divId w:val="7148917"/>
+        <w:divId w:val="1558004264"/>
         <w:rPr>
           <w:lang w:val="nl-NL"/>
         </w:rPr>
@@ -6380,7 +6380,7 @@
     <w:p>
       <w:pPr>
         <w:pStyle w:val="Normaalweb"/>
-        <w:divId w:val="7148917"/>
+        <w:divId w:val="1558004264"/>
         <w:rPr>
           <w:lang w:val="nl-NL"/>
         </w:rPr>
@@ -6395,7 +6395,7 @@
     <w:p>
       <w:pPr>
         <w:pStyle w:val="Normaalweb"/>
-        <w:divId w:val="7148917"/>
+        <w:divId w:val="1558004264"/>
         <w:rPr>
           <w:lang w:val="nl-NL"/>
         </w:rPr>
@@ -6410,7 +6410,7 @@
     <w:p>
       <w:pPr>
         <w:pStyle w:val="Normaalweb"/>
-        <w:divId w:val="7148917"/>
+        <w:divId w:val="1558004264"/>
         <w:rPr>
           <w:lang w:val="nl-NL"/>
         </w:rPr>
@@ -6425,7 +6425,7 @@
     <w:p>
       <w:pPr>
         <w:pStyle w:val="Normaalweb"/>
-        <w:divId w:val="7148917"/>
+        <w:divId w:val="1558004264"/>
         <w:rPr>
           <w:lang w:val="nl-NL"/>
         </w:rPr>
@@ -6445,7 +6445,7 @@
     </w:p>
     <w:p>
       <w:pPr>
-        <w:divId w:val="402801858"/>
+        <w:divId w:val="1729644350"/>
         <w:rPr>
           <w:color w:val="555555"/>
           <w:sz w:val="20"/>
@@ -6465,7 +6465,7 @@
     </w:p>
     <w:p>
       <w:pPr>
-        <w:divId w:val="402801858"/>
+        <w:divId w:val="1729644350"/>
         <w:rPr>
           <w:color w:val="555555"/>
           <w:sz w:val="20"/>
@@ -6487,7 +6487,7 @@
       <w:pPr>
         <w:pStyle w:val="marker"/>
         <w:ind w:left="800" w:right="800"/>
-        <w:divId w:val="7148917"/>
+        <w:divId w:val="1558004264"/>
         <w:rPr>
           <w:lang w:val="nl-NL"/>
         </w:rPr>
@@ -6499,13 +6499,13 @@
     <w:p>
       <w:pPr>
         <w:pStyle w:val="Kop3"/>
-        <w:divId w:val="7148917"/>
-        <w:rPr>
-          <w:rFonts w:eastAsia="Times New Roman"/>
-          <w:lang w:val="nl-NL"/>
-        </w:rPr>
-      </w:pPr>
-      <w:bookmarkStart w:id="13" w:name="_Toc242187197"/>
+        <w:divId w:val="1558004264"/>
+        <w:rPr>
+          <w:rFonts w:eastAsia="Times New Roman"/>
+          <w:lang w:val="nl-NL"/>
+        </w:rPr>
+      </w:pPr>
+      <w:bookmarkStart w:id="13" w:name="_Toc242187905"/>
       <w:r>
         <w:rPr>
           <w:rFonts w:eastAsia="Times New Roman"/>
@@ -6518,7 +6518,7 @@
     <w:p>
       <w:pPr>
         <w:pStyle w:val="subtitel"/>
-        <w:divId w:val="7148917"/>
+        <w:divId w:val="1558004264"/>
         <w:rPr>
           <w:lang w:val="nl-NL"/>
         </w:rPr>
@@ -6533,7 +6533,7 @@
     <w:p>
       <w:pPr>
         <w:pStyle w:val="Normaalweb"/>
-        <w:divId w:val="7148917"/>
+        <w:divId w:val="1558004264"/>
         <w:rPr>
           <w:lang w:val="nl-NL"/>
         </w:rPr>
@@ -6554,7 +6554,7 @@
     <w:p>
       <w:pPr>
         <w:pStyle w:val="Normaalweb"/>
-        <w:divId w:val="7148917"/>
+        <w:divId w:val="1558004264"/>
         <w:rPr>
           <w:lang w:val="nl-NL"/>
         </w:rPr>
@@ -6575,7 +6575,7 @@
     <w:p>
       <w:pPr>
         <w:pStyle w:val="Normaalweb"/>
-        <w:divId w:val="7148917"/>
+        <w:divId w:val="1558004264"/>
         <w:rPr>
           <w:lang w:val="nl-NL"/>
         </w:rPr>
@@ -6595,7 +6595,7 @@
     </w:p>
     <w:p>
       <w:pPr>
-        <w:divId w:val="1719278898"/>
+        <w:divId w:val="554244255"/>
         <w:rPr>
           <w:color w:val="555555"/>
           <w:sz w:val="20"/>
@@ -6615,7 +6615,7 @@
     </w:p>
     <w:p>
       <w:pPr>
-        <w:divId w:val="1719278898"/>
+        <w:divId w:val="554244255"/>
         <w:rPr>
           <w:color w:val="555555"/>
           <w:sz w:val="20"/>
@@ -6635,7 +6635,7 @@
     </w:p>
     <w:p>
       <w:pPr>
-        <w:divId w:val="1719278898"/>
+        <w:divId w:val="554244255"/>
         <w:rPr>
           <w:color w:val="555555"/>
           <w:sz w:val="20"/>
@@ -6655,7 +6655,7 @@
     </w:p>
     <w:p>
       <w:pPr>
-        <w:divId w:val="1719278898"/>
+        <w:divId w:val="554244255"/>
         <w:rPr>
           <w:color w:val="555555"/>
           <w:sz w:val="20"/>
@@ -6677,7 +6677,7 @@
       <w:pPr>
         <w:pStyle w:val="marker"/>
         <w:ind w:left="800" w:right="800"/>
-        <w:divId w:val="7148917"/>
+        <w:divId w:val="1558004264"/>
         <w:rPr>
           <w:lang w:val="nl-NL"/>
         </w:rPr>
@@ -6689,13 +6689,13 @@
     <w:p>
       <w:pPr>
         <w:pStyle w:val="Kop3"/>
-        <w:divId w:val="7148917"/>
-        <w:rPr>
-          <w:rFonts w:eastAsia="Times New Roman"/>
-          <w:lang w:val="nl-NL"/>
-        </w:rPr>
-      </w:pPr>
-      <w:bookmarkStart w:id="14" w:name="_Toc242187198"/>
+        <w:divId w:val="1558004264"/>
+        <w:rPr>
+          <w:rFonts w:eastAsia="Times New Roman"/>
+          <w:lang w:val="nl-NL"/>
+        </w:rPr>
+      </w:pPr>
+      <w:bookmarkStart w:id="14" w:name="_Toc242187906"/>
       <w:r>
         <w:rPr>
           <w:rFonts w:eastAsia="Times New Roman"/>
@@ -6708,7 +6708,7 @@
     <w:p>
       <w:pPr>
         <w:pStyle w:val="subtitel"/>
-        <w:divId w:val="7148917"/>
+        <w:divId w:val="1558004264"/>
         <w:rPr>
           <w:lang w:val="nl-NL"/>
         </w:rPr>
@@ -6723,7 +6723,7 @@
     <w:p>
       <w:pPr>
         <w:pStyle w:val="Normaalweb"/>
-        <w:divId w:val="7148917"/>
+        <w:divId w:val="1558004264"/>
         <w:rPr>
           <w:lang w:val="nl-NL"/>
         </w:rPr>
@@ -6744,7 +6744,7 @@
     <w:p>
       <w:pPr>
         <w:pStyle w:val="Normaalweb"/>
-        <w:divId w:val="7148917"/>
+        <w:divId w:val="1558004264"/>
         <w:rPr>
           <w:lang w:val="nl-NL"/>
         </w:rPr>
@@ -6765,7 +6765,7 @@
     <w:p>
       <w:pPr>
         <w:pStyle w:val="Normaalweb"/>
-        <w:divId w:val="7148917"/>
+        <w:divId w:val="1558004264"/>
         <w:rPr>
           <w:lang w:val="nl-NL"/>
         </w:rPr>
@@ -6786,7 +6786,7 @@
     <w:p>
       <w:pPr>
         <w:pStyle w:val="Normaalweb"/>
-        <w:divId w:val="7148917"/>
+        <w:divId w:val="1558004264"/>
         <w:rPr>
           <w:lang w:val="nl-NL"/>
         </w:rPr>
@@ -6806,7 +6806,7 @@
     </w:p>
     <w:p>
       <w:pPr>
-        <w:divId w:val="689915476"/>
+        <w:divId w:val="155071082"/>
         <w:rPr>
           <w:color w:val="555555"/>
           <w:sz w:val="20"/>
@@ -6826,7 +6826,7 @@
     </w:p>
     <w:p>
       <w:pPr>
-        <w:divId w:val="689915476"/>
+        <w:divId w:val="155071082"/>
         <w:rPr>
           <w:color w:val="555555"/>
           <w:sz w:val="20"/>
@@ -6848,7 +6848,7 @@
       <w:pPr>
         <w:pStyle w:val="marker"/>
         <w:ind w:left="800" w:right="800"/>
-        <w:divId w:val="7148917"/>
+        <w:divId w:val="1558004264"/>
         <w:rPr>
           <w:lang w:val="nl-NL"/>
         </w:rPr>
@@ -6860,13 +6860,13 @@
     <w:p>
       <w:pPr>
         <w:pStyle w:val="Kop3"/>
-        <w:divId w:val="7148917"/>
-        <w:rPr>
-          <w:rFonts w:eastAsia="Times New Roman"/>
-          <w:lang w:val="nl-NL"/>
-        </w:rPr>
-      </w:pPr>
-      <w:bookmarkStart w:id="15" w:name="_Toc242187199"/>
+        <w:divId w:val="1558004264"/>
+        <w:rPr>
+          <w:rFonts w:eastAsia="Times New Roman"/>
+          <w:lang w:val="nl-NL"/>
+        </w:rPr>
+      </w:pPr>
+      <w:bookmarkStart w:id="15" w:name="_Toc242187907"/>
       <w:r>
         <w:rPr>
           <w:rFonts w:eastAsia="Times New Roman"/>
@@ -6879,7 +6879,7 @@
     <w:p>
       <w:pPr>
         <w:pStyle w:val="subtitel"/>
-        <w:divId w:val="7148917"/>
+        <w:divId w:val="1558004264"/>
         <w:rPr>
           <w:lang w:val="nl-NL"/>
         </w:rPr>
@@ -6894,7 +6894,7 @@
     <w:p>
       <w:pPr>
         <w:pStyle w:val="Normaalweb"/>
-        <w:divId w:val="7148917"/>
+        <w:divId w:val="1558004264"/>
         <w:rPr>
           <w:lang w:val="nl-NL"/>
         </w:rPr>
@@ -6915,7 +6915,7 @@
     <w:p>
       <w:pPr>
         <w:pStyle w:val="Normaalweb"/>
-        <w:divId w:val="7148917"/>
+        <w:divId w:val="1558004264"/>
         <w:rPr>
           <w:lang w:val="nl-NL"/>
         </w:rPr>
@@ -6936,7 +6936,7 @@
     <w:p>
       <w:pPr>
         <w:pStyle w:val="Normaalweb"/>
-        <w:divId w:val="7148917"/>
+        <w:divId w:val="1558004264"/>
         <w:rPr>
           <w:lang w:val="nl-NL"/>
         </w:rPr>
@@ -6957,7 +6957,7 @@
     <w:p>
       <w:pPr>
         <w:pStyle w:val="Normaalweb"/>
-        <w:divId w:val="7148917"/>
+        <w:divId w:val="1558004264"/>
         <w:rPr>
           <w:lang w:val="nl-NL"/>
         </w:rPr>
@@ -6977,7 +6977,7 @@
     </w:p>
     <w:p>
       <w:pPr>
-        <w:divId w:val="331875706"/>
+        <w:divId w:val="772894799"/>
         <w:rPr>
           <w:color w:val="555555"/>
           <w:sz w:val="20"/>
@@ -6997,7 +6997,7 @@
     </w:p>
     <w:p>
       <w:pPr>
-        <w:divId w:val="331875706"/>
+        <w:divId w:val="772894799"/>
         <w:rPr>
           <w:color w:val="555555"/>
           <w:sz w:val="20"/>
@@ -7019,7 +7019,7 @@
       <w:pPr>
         <w:pStyle w:val="marker"/>
         <w:ind w:left="800" w:right="800"/>
-        <w:divId w:val="7148917"/>
+        <w:divId w:val="1558004264"/>
         <w:rPr>
           <w:lang w:val="nl-NL"/>
         </w:rPr>
@@ -7031,13 +7031,13 @@
     <w:p>
       <w:pPr>
         <w:pStyle w:val="Kop3"/>
-        <w:divId w:val="7148917"/>
-        <w:rPr>
-          <w:rFonts w:eastAsia="Times New Roman"/>
-          <w:lang w:val="nl-NL"/>
-        </w:rPr>
-      </w:pPr>
-      <w:bookmarkStart w:id="16" w:name="_Toc242187200"/>
+        <w:divId w:val="1558004264"/>
+        <w:rPr>
+          <w:rFonts w:eastAsia="Times New Roman"/>
+          <w:lang w:val="nl-NL"/>
+        </w:rPr>
+      </w:pPr>
+      <w:bookmarkStart w:id="16" w:name="_Toc242187908"/>
       <w:r>
         <w:rPr>
           <w:rFonts w:eastAsia="Times New Roman"/>
@@ -7050,7 +7050,7 @@
     <w:p>
       <w:pPr>
         <w:pStyle w:val="subtitel"/>
-        <w:divId w:val="7148917"/>
+        <w:divId w:val="1558004264"/>
         <w:rPr>
           <w:lang w:val="nl-NL"/>
         </w:rPr>
@@ -7065,7 +7065,7 @@
     <w:p>
       <w:pPr>
         <w:pStyle w:val="Normaalweb"/>
-        <w:divId w:val="7148917"/>
+        <w:divId w:val="1558004264"/>
         <w:rPr>
           <w:lang w:val="nl-NL"/>
         </w:rPr>
@@ -7086,7 +7086,7 @@
     <w:p>
       <w:pPr>
         <w:pStyle w:val="Normaalweb"/>
-        <w:divId w:val="7148917"/>
+        <w:divId w:val="1558004264"/>
         <w:rPr>
           <w:lang w:val="nl-NL"/>
         </w:rPr>
@@ -7107,7 +7107,7 @@
     <w:p>
       <w:pPr>
         <w:pStyle w:val="Normaalweb"/>
-        <w:divId w:val="7148917"/>
+        <w:divId w:val="1558004264"/>
         <w:rPr>
           <w:lang w:val="nl-NL"/>
         </w:rPr>
@@ -7133,7 +7133,7 @@
     </w:p>
     <w:p>
       <w:pPr>
-        <w:divId w:val="448210813"/>
+        <w:divId w:val="644165353"/>
         <w:rPr>
           <w:color w:val="555555"/>
           <w:sz w:val="20"/>
@@ -7153,7 +7153,7 @@
     </w:p>
     <w:p>
       <w:pPr>
-        <w:divId w:val="448210813"/>
+        <w:divId w:val="644165353"/>
         <w:rPr>
           <w:color w:val="555555"/>
           <w:sz w:val="20"/>
@@ -7173,7 +7173,7 @@
     </w:p>
     <w:p>
       <w:pPr>
-        <w:divId w:val="448210813"/>
+        <w:divId w:val="644165353"/>
         <w:rPr>
           <w:color w:val="555555"/>
           <w:sz w:val="20"/>
@@ -7193,7 +7193,7 @@
     </w:p>
     <w:p>
       <w:pPr>
-        <w:divId w:val="448210813"/>
+        <w:divId w:val="644165353"/>
         <w:rPr>
           <w:color w:val="555555"/>
           <w:sz w:val="20"/>
@@ -7215,7 +7215,7 @@
       <w:pPr>
         <w:pStyle w:val="marker"/>
         <w:ind w:left="800" w:right="800"/>
-        <w:divId w:val="7148917"/>
+        <w:divId w:val="1558004264"/>
         <w:rPr>
           <w:lang w:val="nl-NL"/>
         </w:rPr>
@@ -7227,13 +7227,13 @@
     <w:p>
       <w:pPr>
         <w:pStyle w:val="Kop3"/>
-        <w:divId w:val="7148917"/>
-        <w:rPr>
-          <w:rFonts w:eastAsia="Times New Roman"/>
-          <w:lang w:val="nl-NL"/>
-        </w:rPr>
-      </w:pPr>
-      <w:bookmarkStart w:id="17" w:name="_Toc242187201"/>
+        <w:divId w:val="1558004264"/>
+        <w:rPr>
+          <w:rFonts w:eastAsia="Times New Roman"/>
+          <w:lang w:val="nl-NL"/>
+        </w:rPr>
+      </w:pPr>
+      <w:bookmarkStart w:id="17" w:name="_Toc242187909"/>
       <w:r>
         <w:rPr>
           <w:rFonts w:eastAsia="Times New Roman"/>
@@ -7246,7 +7246,7 @@
     <w:p>
       <w:pPr>
         <w:pStyle w:val="subtitel"/>
-        <w:divId w:val="7148917"/>
+        <w:divId w:val="1558004264"/>
         <w:rPr>
           <w:lang w:val="nl-NL"/>
         </w:rPr>
@@ -7261,7 +7261,7 @@
     <w:p>
       <w:pPr>
         <w:pStyle w:val="Normaalweb"/>
-        <w:divId w:val="7148917"/>
+        <w:divId w:val="1558004264"/>
         <w:rPr>
           <w:lang w:val="nl-NL"/>
         </w:rPr>
@@ -7282,7 +7282,7 @@
     <w:p>
       <w:pPr>
         <w:pStyle w:val="Normaalweb"/>
-        <w:divId w:val="7148917"/>
+        <w:divId w:val="1558004264"/>
         <w:rPr>
           <w:lang w:val="nl-NL"/>
         </w:rPr>
@@ -7303,7 +7303,7 @@
     <w:p>
       <w:pPr>
         <w:pStyle w:val="Normaalweb"/>
-        <w:divId w:val="7148917"/>
+        <w:divId w:val="1558004264"/>
         <w:rPr>
           <w:lang w:val="nl-NL"/>
         </w:rPr>
@@ -7323,7 +7323,7 @@
     </w:p>
     <w:p>
       <w:pPr>
-        <w:divId w:val="1855024488"/>
+        <w:divId w:val="646131281"/>
         <w:rPr>
           <w:color w:val="555555"/>
           <w:sz w:val="20"/>
@@ -7343,7 +7343,7 @@
     </w:p>
     <w:p>
       <w:pPr>
-        <w:divId w:val="1855024488"/>
+        <w:divId w:val="646131281"/>
         <w:rPr>
           <w:color w:val="555555"/>
           <w:sz w:val="20"/>
@@ -7363,7 +7363,7 @@
     </w:p>
     <w:p>
       <w:pPr>
-        <w:divId w:val="1855024488"/>
+        <w:divId w:val="646131281"/>
         <w:rPr>
           <w:color w:val="555555"/>
           <w:sz w:val="20"/>
@@ -7383,7 +7383,7 @@
     </w:p>
     <w:p>
       <w:pPr>
-        <w:divId w:val="1855024488"/>
+        <w:divId w:val="646131281"/>
         <w:rPr>
           <w:color w:val="555555"/>
           <w:sz w:val="20"/>
@@ -7405,7 +7405,7 @@
       <w:pPr>
         <w:pStyle w:val="marker"/>
         <w:ind w:left="800" w:right="800"/>
-        <w:divId w:val="7148917"/>
+        <w:divId w:val="1558004264"/>
         <w:rPr>
           <w:lang w:val="nl-NL"/>
         </w:rPr>
@@ -7417,13 +7417,13 @@
     <w:p>
       <w:pPr>
         <w:pStyle w:val="Kop3"/>
-        <w:divId w:val="7148917"/>
-        <w:rPr>
-          <w:rFonts w:eastAsia="Times New Roman"/>
-          <w:lang w:val="nl-NL"/>
-        </w:rPr>
-      </w:pPr>
-      <w:bookmarkStart w:id="18" w:name="_Toc242187202"/>
+        <w:divId w:val="1558004264"/>
+        <w:rPr>
+          <w:rFonts w:eastAsia="Times New Roman"/>
+          <w:lang w:val="nl-NL"/>
+        </w:rPr>
+      </w:pPr>
+      <w:bookmarkStart w:id="18" w:name="_Toc242187910"/>
       <w:r>
         <w:rPr>
           <w:rFonts w:eastAsia="Times New Roman"/>
@@ -7436,7 +7436,7 @@
     <w:p>
       <w:pPr>
         <w:pStyle w:val="subtitel"/>
-        <w:divId w:val="7148917"/>
+        <w:divId w:val="1558004264"/>
         <w:rPr>
           <w:lang w:val="nl-NL"/>
         </w:rPr>
@@ -7451,7 +7451,7 @@
     <w:p>
       <w:pPr>
         <w:pStyle w:val="Normaalweb"/>
-        <w:divId w:val="7148917"/>
+        <w:divId w:val="1558004264"/>
         <w:rPr>
           <w:lang w:val="nl-NL"/>
         </w:rPr>
@@ -7472,7 +7472,7 @@
     <w:p>
       <w:pPr>
         <w:pStyle w:val="Normaalweb"/>
-        <w:divId w:val="7148917"/>
+        <w:divId w:val="1558004264"/>
         <w:rPr>
           <w:lang w:val="nl-NL"/>
         </w:rPr>
@@ -7493,7 +7493,7 @@
     <w:p>
       <w:pPr>
         <w:pStyle w:val="Normaalweb"/>
-        <w:divId w:val="7148917"/>
+        <w:divId w:val="1558004264"/>
         <w:rPr>
           <w:lang w:val="nl-NL"/>
         </w:rPr>
@@ -7513,7 +7513,7 @@
     </w:p>
     <w:p>
       <w:pPr>
-        <w:divId w:val="1310673811"/>
+        <w:divId w:val="2086291929"/>
         <w:rPr>
           <w:color w:val="555555"/>
           <w:sz w:val="20"/>
@@ -7535,7 +7535,7 @@
       <w:pPr>
         <w:pStyle w:val="marker"/>
         <w:ind w:left="800" w:right="800"/>
-        <w:divId w:val="7148917"/>
+        <w:divId w:val="1558004264"/>
         <w:rPr>
           <w:lang w:val="nl-NL"/>
         </w:rPr>
@@ -7547,13 +7547,13 @@
     <w:p>
       <w:pPr>
         <w:pStyle w:val="Kop2"/>
-        <w:divId w:val="7148917"/>
-        <w:rPr>
-          <w:rFonts w:eastAsia="Times New Roman"/>
-          <w:lang w:val="nl-NL"/>
-        </w:rPr>
-      </w:pPr>
-      <w:bookmarkStart w:id="19" w:name="_Toc242187203"/>
+        <w:divId w:val="1558004264"/>
+        <w:rPr>
+          <w:rFonts w:eastAsia="Times New Roman"/>
+          <w:lang w:val="nl-NL"/>
+        </w:rPr>
+      </w:pPr>
+      <w:bookmarkStart w:id="19" w:name="_Toc242187911"/>
       <w:r>
         <w:rPr>
           <w:rFonts w:eastAsia="Times New Roman"/>
@@ -7573,13 +7573,13 @@
     <w:p>
       <w:pPr>
         <w:pStyle w:val="Kop3"/>
-        <w:divId w:val="7148917"/>
-        <w:rPr>
-          <w:rFonts w:eastAsia="Times New Roman"/>
-          <w:lang w:val="nl-NL"/>
-        </w:rPr>
-      </w:pPr>
-      <w:bookmarkStart w:id="20" w:name="_Toc242187204"/>
+        <w:divId w:val="1558004264"/>
+        <w:rPr>
+          <w:rFonts w:eastAsia="Times New Roman"/>
+          <w:lang w:val="nl-NL"/>
+        </w:rPr>
+      </w:pPr>
+      <w:bookmarkStart w:id="20" w:name="_Toc242187912"/>
       <w:r>
         <w:rPr>
           <w:rFonts w:eastAsia="Times New Roman"/>
@@ -7592,7 +7592,7 @@
     <w:p>
       <w:pPr>
         <w:pStyle w:val="subtitel"/>
-        <w:divId w:val="7148917"/>
+        <w:divId w:val="1558004264"/>
         <w:rPr>
           <w:lang w:val="nl-NL"/>
         </w:rPr>
@@ -7607,7 +7607,7 @@
     <w:p>
       <w:pPr>
         <w:pStyle w:val="Normaalweb"/>
-        <w:divId w:val="7148917"/>
+        <w:divId w:val="1558004264"/>
         <w:rPr>
           <w:lang w:val="nl-NL"/>
         </w:rPr>
@@ -7628,7 +7628,7 @@
     <w:p>
       <w:pPr>
         <w:pStyle w:val="Normaalweb"/>
-        <w:divId w:val="7148917"/>
+        <w:divId w:val="1558004264"/>
         <w:rPr>
           <w:lang w:val="nl-NL"/>
         </w:rPr>
@@ -7649,7 +7649,7 @@
     <w:p>
       <w:pPr>
         <w:pStyle w:val="Normaalweb"/>
-        <w:divId w:val="7148917"/>
+        <w:divId w:val="1558004264"/>
         <w:rPr>
           <w:lang w:val="nl-NL"/>
         </w:rPr>
@@ -7669,7 +7669,7 @@
     </w:p>
     <w:p>
       <w:pPr>
-        <w:divId w:val="1682582987"/>
+        <w:divId w:val="726300162"/>
         <w:rPr>
           <w:color w:val="555555"/>
           <w:sz w:val="20"/>
@@ -7691,7 +7691,7 @@
       <w:pPr>
         <w:pStyle w:val="marker"/>
         <w:ind w:left="800" w:right="800"/>
-        <w:divId w:val="7148917"/>
+        <w:divId w:val="1558004264"/>
         <w:rPr>
           <w:lang w:val="nl-NL"/>
         </w:rPr>
@@ -7703,13 +7703,13 @@
     <w:p>
       <w:pPr>
         <w:pStyle w:val="Kop3"/>
-        <w:divId w:val="7148917"/>
-        <w:rPr>
-          <w:rFonts w:eastAsia="Times New Roman"/>
-          <w:lang w:val="nl-NL"/>
-        </w:rPr>
-      </w:pPr>
-      <w:bookmarkStart w:id="21" w:name="_Toc242187205"/>
+        <w:divId w:val="1558004264"/>
+        <w:rPr>
+          <w:rFonts w:eastAsia="Times New Roman"/>
+          <w:lang w:val="nl-NL"/>
+        </w:rPr>
+      </w:pPr>
+      <w:bookmarkStart w:id="21" w:name="_Toc242187913"/>
       <w:r>
         <w:rPr>
           <w:rFonts w:eastAsia="Times New Roman"/>
@@ -7722,7 +7722,7 @@
     <w:p>
       <w:pPr>
         <w:pStyle w:val="subtitel"/>
-        <w:divId w:val="7148917"/>
+        <w:divId w:val="1558004264"/>
         <w:rPr>
           <w:lang w:val="nl-NL"/>
         </w:rPr>
@@ -7737,7 +7737,7 @@
     <w:p>
       <w:pPr>
         <w:pStyle w:val="Normaalweb"/>
-        <w:divId w:val="7148917"/>
+        <w:divId w:val="1558004264"/>
         <w:rPr>
           <w:lang w:val="nl-NL"/>
         </w:rPr>
@@ -7758,7 +7758,7 @@
     <w:p>
       <w:pPr>
         <w:pStyle w:val="Normaalweb"/>
-        <w:divId w:val="7148917"/>
+        <w:divId w:val="1558004264"/>
         <w:rPr>
           <w:lang w:val="nl-NL"/>
         </w:rPr>
@@ -7779,7 +7779,7 @@
     <w:p>
       <w:pPr>
         <w:pStyle w:val="Normaalweb"/>
-        <w:divId w:val="7148917"/>
+        <w:divId w:val="1558004264"/>
         <w:rPr>
           <w:lang w:val="nl-NL"/>
         </w:rPr>
@@ -7800,7 +7800,7 @@
     <w:p>
       <w:pPr>
         <w:pStyle w:val="Normaalweb"/>
-        <w:divId w:val="7148917"/>
+        <w:divId w:val="1558004264"/>
         <w:rPr>
           <w:lang w:val="nl-NL"/>
         </w:rPr>
@@ -7820,7 +7820,7 @@
     </w:p>
     <w:p>
       <w:pPr>
-        <w:divId w:val="1524781715"/>
+        <w:divId w:val="1693527979"/>
         <w:rPr>
           <w:color w:val="555555"/>
           <w:sz w:val="20"/>
@@ -7842,7 +7842,7 @@
       <w:pPr>
         <w:pStyle w:val="marker"/>
         <w:ind w:left="800" w:right="800"/>
-        <w:divId w:val="7148917"/>
+        <w:divId w:val="1558004264"/>
         <w:rPr>
           <w:lang w:val="nl-NL"/>
         </w:rPr>
@@ -7854,13 +7854,13 @@
     <w:p>
       <w:pPr>
         <w:pStyle w:val="Kop3"/>
-        <w:divId w:val="7148917"/>
-        <w:rPr>
-          <w:rFonts w:eastAsia="Times New Roman"/>
-          <w:lang w:val="nl-NL"/>
-        </w:rPr>
-      </w:pPr>
-      <w:bookmarkStart w:id="22" w:name="_Toc242187206"/>
+        <w:divId w:val="1558004264"/>
+        <w:rPr>
+          <w:rFonts w:eastAsia="Times New Roman"/>
+          <w:lang w:val="nl-NL"/>
+        </w:rPr>
+      </w:pPr>
+      <w:bookmarkStart w:id="22" w:name="_Toc242187914"/>
       <w:r>
         <w:rPr>
           <w:rFonts w:eastAsia="Times New Roman"/>
@@ -7873,7 +7873,7 @@
     <w:p>
       <w:pPr>
         <w:pStyle w:val="subtitel"/>
-        <w:divId w:val="7148917"/>
+        <w:divId w:val="1558004264"/>
         <w:rPr>
           <w:lang w:val="nl-NL"/>
         </w:rPr>
@@ -7888,7 +7888,7 @@
     <w:p>
       <w:pPr>
         <w:pStyle w:val="Normaalweb"/>
-        <w:divId w:val="7148917"/>
+        <w:divId w:val="1558004264"/>
         <w:rPr>
           <w:lang w:val="nl-NL"/>
         </w:rPr>
@@ -7909,7 +7909,7 @@
     <w:p>
       <w:pPr>
         <w:pStyle w:val="Normaalweb"/>
-        <w:divId w:val="7148917"/>
+        <w:divId w:val="1558004264"/>
         <w:rPr>
           <w:lang w:val="nl-NL"/>
         </w:rPr>
@@ -7924,7 +7924,7 @@
     <w:p>
       <w:pPr>
         <w:pStyle w:val="Normaalweb"/>
-        <w:divId w:val="7148917"/>
+        <w:divId w:val="1558004264"/>
         <w:rPr>
           <w:lang w:val="nl-NL"/>
         </w:rPr>
@@ -7945,7 +7945,7 @@
     <w:p>
       <w:pPr>
         <w:pStyle w:val="Normaalweb"/>
-        <w:divId w:val="7148917"/>
+        <w:divId w:val="1558004264"/>
         <w:rPr>
           <w:lang w:val="nl-NL"/>
         </w:rPr>
@@ -7959,7 +7959,7 @@
     </w:p>
     <w:p>
       <w:pPr>
-        <w:divId w:val="1829983113"/>
+        <w:divId w:val="1501197702"/>
         <w:rPr>
           <w:color w:val="555555"/>
           <w:sz w:val="20"/>
@@ -7981,7 +7981,7 @@
       <w:pPr>
         <w:pStyle w:val="marker"/>
         <w:ind w:left="800" w:right="800"/>
-        <w:divId w:val="7148917"/>
+        <w:divId w:val="1558004264"/>
         <w:rPr>
           <w:lang w:val="nl-NL"/>
         </w:rPr>
@@ -7993,13 +7993,13 @@
     <w:p>
       <w:pPr>
         <w:pStyle w:val="Kop3"/>
-        <w:divId w:val="7148917"/>
-        <w:rPr>
-          <w:rFonts w:eastAsia="Times New Roman"/>
-          <w:lang w:val="nl-NL"/>
-        </w:rPr>
-      </w:pPr>
-      <w:bookmarkStart w:id="23" w:name="_Toc242187207"/>
+        <w:divId w:val="1558004264"/>
+        <w:rPr>
+          <w:rFonts w:eastAsia="Times New Roman"/>
+          <w:lang w:val="nl-NL"/>
+        </w:rPr>
+      </w:pPr>
+      <w:bookmarkStart w:id="23" w:name="_Toc242187915"/>
       <w:r>
         <w:rPr>
           <w:rFonts w:eastAsia="Times New Roman"/>
@@ -8012,7 +8012,7 @@
     <w:p>
       <w:pPr>
         <w:pStyle w:val="subtitel"/>
-        <w:divId w:val="7148917"/>
+        <w:divId w:val="1558004264"/>
         <w:rPr>
           <w:lang w:val="nl-NL"/>
         </w:rPr>
@@ -8027,7 +8027,7 @@
     <w:p>
       <w:pPr>
         <w:pStyle w:val="Normaalweb"/>
-        <w:divId w:val="7148917"/>
+        <w:divId w:val="1558004264"/>
         <w:rPr>
           <w:lang w:val="nl-NL"/>
         </w:rPr>
@@ -8048,7 +8048,7 @@
     <w:p>
       <w:pPr>
         <w:pStyle w:val="Normaalweb"/>
-        <w:divId w:val="7148917"/>
+        <w:divId w:val="1558004264"/>
         <w:rPr>
           <w:lang w:val="nl-NL"/>
         </w:rPr>
@@ -8063,7 +8063,7 @@
     <w:p>
       <w:pPr>
         <w:pStyle w:val="Normaalweb"/>
-        <w:divId w:val="7148917"/>
+        <w:divId w:val="1558004264"/>
         <w:rPr>
           <w:lang w:val="nl-NL"/>
         </w:rPr>
@@ -8079,7 +8079,7 @@
       <w:pPr>
         <w:pStyle w:val="marker"/>
         <w:ind w:left="800" w:right="800"/>
-        <w:divId w:val="7148917"/>
+        <w:divId w:val="1558004264"/>
         <w:rPr>
           <w:lang w:val="nl-NL"/>
         </w:rPr>
@@ -8091,13 +8091,13 @@
     <w:p>
       <w:pPr>
         <w:pStyle w:val="Kop3"/>
-        <w:divId w:val="7148917"/>
-        <w:rPr>
-          <w:rFonts w:eastAsia="Times New Roman"/>
-          <w:lang w:val="nl-NL"/>
-        </w:rPr>
-      </w:pPr>
-      <w:bookmarkStart w:id="24" w:name="_Toc242187208"/>
+        <w:divId w:val="1558004264"/>
+        <w:rPr>
+          <w:rFonts w:eastAsia="Times New Roman"/>
+          <w:lang w:val="nl-NL"/>
+        </w:rPr>
+      </w:pPr>
+      <w:bookmarkStart w:id="24" w:name="_Toc242187916"/>
       <w:r>
         <w:rPr>
           <w:rFonts w:eastAsia="Times New Roman"/>
@@ -8110,7 +8110,7 @@
     <w:p>
       <w:pPr>
         <w:pStyle w:val="subtitel"/>
-        <w:divId w:val="7148917"/>
+        <w:divId w:val="1558004264"/>
         <w:rPr>
           <w:lang w:val="nl-NL"/>
         </w:rPr>
@@ -8125,7 +8125,7 @@
     <w:p>
       <w:pPr>
         <w:pStyle w:val="Normaalweb"/>
-        <w:divId w:val="7148917"/>
+        <w:divId w:val="1558004264"/>
         <w:rPr>
           <w:lang w:val="nl-NL"/>
         </w:rPr>
@@ -8140,7 +8140,7 @@
     <w:p>
       <w:pPr>
         <w:pStyle w:val="Normaalweb"/>
-        <w:divId w:val="7148917"/>
+        <w:divId w:val="1558004264"/>
         <w:rPr>
           <w:lang w:val="nl-NL"/>
         </w:rPr>
@@ -8155,7 +8155,7 @@
     <w:p>
       <w:pPr>
         <w:pStyle w:val="Normaalweb"/>
-        <w:divId w:val="7148917"/>
+        <w:divId w:val="1558004264"/>
         <w:rPr>
           <w:lang w:val="nl-NL"/>
         </w:rPr>
@@ -8175,7 +8175,7 @@
     </w:p>
     <w:p>
       <w:pPr>
-        <w:divId w:val="1643269278"/>
+        <w:divId w:val="950168522"/>
         <w:rPr>
           <w:color w:val="555555"/>
           <w:sz w:val="20"/>
@@ -8197,7 +8197,7 @@
       <w:pPr>
         <w:pStyle w:val="marker"/>
         <w:ind w:left="800" w:right="800"/>
-        <w:divId w:val="7148917"/>
+        <w:divId w:val="1558004264"/>
         <w:rPr>
           <w:lang w:val="nl-NL"/>
         </w:rPr>
@@ -8209,13 +8209,13 @@
     <w:p>
       <w:pPr>
         <w:pStyle w:val="Kop3"/>
-        <w:divId w:val="7148917"/>
-        <w:rPr>
-          <w:rFonts w:eastAsia="Times New Roman"/>
-          <w:lang w:val="nl-NL"/>
-        </w:rPr>
-      </w:pPr>
-      <w:bookmarkStart w:id="25" w:name="_Toc242187209"/>
+        <w:divId w:val="1558004264"/>
+        <w:rPr>
+          <w:rFonts w:eastAsia="Times New Roman"/>
+          <w:lang w:val="nl-NL"/>
+        </w:rPr>
+      </w:pPr>
+      <w:bookmarkStart w:id="25" w:name="_Toc242187917"/>
       <w:r>
         <w:rPr>
           <w:rFonts w:eastAsia="Times New Roman"/>
@@ -8228,7 +8228,7 @@
     <w:p>
       <w:pPr>
         <w:pStyle w:val="subtitel"/>
-        <w:divId w:val="7148917"/>
+        <w:divId w:val="1558004264"/>
         <w:rPr>
           <w:lang w:val="nl-NL"/>
         </w:rPr>
@@ -8243,7 +8243,7 @@
     <w:p>
       <w:pPr>
         <w:pStyle w:val="Normaalweb"/>
-        <w:divId w:val="7148917"/>
+        <w:divId w:val="1558004264"/>
         <w:rPr>
           <w:lang w:val="nl-NL"/>
         </w:rPr>
@@ -8264,7 +8264,7 @@
     <w:p>
       <w:pPr>
         <w:pStyle w:val="Normaalweb"/>
-        <w:divId w:val="7148917"/>
+        <w:divId w:val="1558004264"/>
         <w:rPr>
           <w:lang w:val="nl-NL"/>
         </w:rPr>
@@ -8279,7 +8279,7 @@
     <w:p>
       <w:pPr>
         <w:pStyle w:val="Normaalweb"/>
-        <w:divId w:val="7148917"/>
+        <w:divId w:val="1558004264"/>
         <w:rPr>
           <w:lang w:val="nl-NL"/>
         </w:rPr>
@@ -8295,7 +8295,7 @@
       <w:pPr>
         <w:pStyle w:val="marker"/>
         <w:ind w:left="800" w:right="800"/>
-        <w:divId w:val="7148917"/>
+        <w:divId w:val="1558004264"/>
         <w:rPr>
           <w:lang w:val="nl-NL"/>
         </w:rPr>
@@ -8307,13 +8307,13 @@
     <w:p>
       <w:pPr>
         <w:pStyle w:val="Kop3"/>
-        <w:divId w:val="7148917"/>
-        <w:rPr>
-          <w:rFonts w:eastAsia="Times New Roman"/>
-          <w:lang w:val="nl-NL"/>
-        </w:rPr>
-      </w:pPr>
-      <w:bookmarkStart w:id="26" w:name="_Toc242187210"/>
+        <w:divId w:val="1558004264"/>
+        <w:rPr>
+          <w:rFonts w:eastAsia="Times New Roman"/>
+          <w:lang w:val="nl-NL"/>
+        </w:rPr>
+      </w:pPr>
+      <w:bookmarkStart w:id="26" w:name="_Toc242187918"/>
       <w:r>
         <w:rPr>
           <w:rFonts w:eastAsia="Times New Roman"/>
@@ -8326,7 +8326,7 @@
     <w:p>
       <w:pPr>
         <w:pStyle w:val="subtitel"/>
-        <w:divId w:val="7148917"/>
+        <w:divId w:val="1558004264"/>
         <w:rPr>
           <w:lang w:val="nl-NL"/>
         </w:rPr>
@@ -8341,7 +8341,7 @@
     <w:p>
       <w:pPr>
         <w:pStyle w:val="Normaalweb"/>
-        <w:divId w:val="7148917"/>
+        <w:divId w:val="1558004264"/>
         <w:rPr>
           <w:lang w:val="nl-NL"/>
         </w:rPr>
@@ -8362,7 +8362,7 @@
     <w:p>
       <w:pPr>
         <w:pStyle w:val="Normaalweb"/>
-        <w:divId w:val="7148917"/>
+        <w:divId w:val="1558004264"/>
         <w:rPr>
           <w:lang w:val="nl-NL"/>
         </w:rPr>
@@ -8383,7 +8383,7 @@
     <w:p>
       <w:pPr>
         <w:pStyle w:val="Normaalweb"/>
-        <w:divId w:val="7148917"/>
+        <w:divId w:val="1558004264"/>
         <w:rPr>
           <w:lang w:val="nl-NL"/>
         </w:rPr>
@@ -8404,7 +8404,7 @@
     <w:p>
       <w:pPr>
         <w:pStyle w:val="Normaalweb"/>
-        <w:divId w:val="7148917"/>
+        <w:divId w:val="1558004264"/>
         <w:rPr>
           <w:lang w:val="nl-NL"/>
         </w:rPr>
@@ -8426,7 +8426,7 @@
       <w:pPr>
         <w:pStyle w:val="marker"/>
         <w:ind w:left="800" w:right="800"/>
-        <w:divId w:val="7148917"/>
+        <w:divId w:val="1558004264"/>
         <w:rPr>
           <w:lang w:val="nl-NL"/>
         </w:rPr>
@@ -8438,13 +8438,13 @@
     <w:p>
       <w:pPr>
         <w:pStyle w:val="Kop3"/>
-        <w:divId w:val="7148917"/>
-        <w:rPr>
-          <w:rFonts w:eastAsia="Times New Roman"/>
-          <w:lang w:val="nl-NL"/>
-        </w:rPr>
-      </w:pPr>
-      <w:bookmarkStart w:id="27" w:name="_Toc242187211"/>
+        <w:divId w:val="1558004264"/>
+        <w:rPr>
+          <w:rFonts w:eastAsia="Times New Roman"/>
+          <w:lang w:val="nl-NL"/>
+        </w:rPr>
+      </w:pPr>
+      <w:bookmarkStart w:id="27" w:name="_Toc242187919"/>
       <w:r>
         <w:rPr>
           <w:rFonts w:eastAsia="Times New Roman"/>
@@ -8457,7 +8457,7 @@
     <w:p>
       <w:pPr>
         <w:pStyle w:val="subtitel"/>
-        <w:divId w:val="7148917"/>
+        <w:divId w:val="1558004264"/>
         <w:rPr>
           <w:lang w:val="nl-NL"/>
         </w:rPr>
@@ -8472,7 +8472,7 @@
     <w:p>
       <w:pPr>
         <w:pStyle w:val="Normaalweb"/>
-        <w:divId w:val="7148917"/>
+        <w:divId w:val="1558004264"/>
         <w:rPr>
           <w:lang w:val="nl-NL"/>
         </w:rPr>
@@ -8493,7 +8493,7 @@
     <w:p>
       <w:pPr>
         <w:pStyle w:val="Normaalweb"/>
-        <w:divId w:val="7148917"/>
+        <w:divId w:val="1558004264"/>
         <w:rPr>
           <w:lang w:val="nl-NL"/>
         </w:rPr>
@@ -8514,7 +8514,7 @@
     <w:p>
       <w:pPr>
         <w:pStyle w:val="Normaalweb"/>
-        <w:divId w:val="7148917"/>
+        <w:divId w:val="1558004264"/>
         <w:rPr>
           <w:lang w:val="nl-NL"/>
         </w:rPr>
@@ -8536,7 +8536,7 @@
       <w:pPr>
         <w:pStyle w:val="marker"/>
         <w:ind w:left="800" w:right="800"/>
-        <w:divId w:val="7148917"/>
+        <w:divId w:val="1558004264"/>
         <w:rPr>
           <w:lang w:val="nl-NL"/>
         </w:rPr>
@@ -8548,13 +8548,13 @@
     <w:p>
       <w:pPr>
         <w:pStyle w:val="Kop3"/>
-        <w:divId w:val="7148917"/>
-        <w:rPr>
-          <w:rFonts w:eastAsia="Times New Roman"/>
-          <w:lang w:val="nl-NL"/>
-        </w:rPr>
-      </w:pPr>
-      <w:bookmarkStart w:id="28" w:name="_Toc242187212"/>
+        <w:divId w:val="1558004264"/>
+        <w:rPr>
+          <w:rFonts w:eastAsia="Times New Roman"/>
+          <w:lang w:val="nl-NL"/>
+        </w:rPr>
+      </w:pPr>
+      <w:bookmarkStart w:id="28" w:name="_Toc242187920"/>
       <w:r>
         <w:rPr>
           <w:rFonts w:eastAsia="Times New Roman"/>
@@ -8567,7 +8567,7 @@
     <w:p>
       <w:pPr>
         <w:pStyle w:val="subtitel"/>
-        <w:divId w:val="7148917"/>
+        <w:divId w:val="1558004264"/>
         <w:rPr>
           <w:lang w:val="nl-NL"/>
         </w:rPr>
@@ -8582,7 +8582,7 @@
     <w:p>
       <w:pPr>
         <w:pStyle w:val="Normaalweb"/>
-        <w:divId w:val="7148917"/>
+        <w:divId w:val="1558004264"/>
         <w:rPr>
           <w:lang w:val="nl-NL"/>
         </w:rPr>
@@ -8603,7 +8603,7 @@
     <w:p>
       <w:pPr>
         <w:pStyle w:val="Normaalweb"/>
-        <w:divId w:val="7148917"/>
+        <w:divId w:val="1558004264"/>
         <w:rPr>
           <w:lang w:val="nl-NL"/>
         </w:rPr>
@@ -8618,7 +8618,7 @@
     <w:p>
       <w:pPr>
         <w:pStyle w:val="Normaalweb"/>
-        <w:divId w:val="7148917"/>
+        <w:divId w:val="1558004264"/>
         <w:rPr>
           <w:lang w:val="nl-NL"/>
         </w:rPr>
@@ -8639,7 +8639,7 @@
     <w:p>
       <w:pPr>
         <w:pStyle w:val="Normaalweb"/>
-        <w:divId w:val="7148917"/>
+        <w:divId w:val="1558004264"/>
         <w:rPr>
           <w:lang w:val="nl-NL"/>
         </w:rPr>
@@ -8659,7 +8659,7 @@
     </w:p>
     <w:p>
       <w:pPr>
-        <w:divId w:val="1638145825"/>
+        <w:divId w:val="1582525479"/>
         <w:rPr>
           <w:color w:val="555555"/>
           <w:sz w:val="20"/>
@@ -8679,7 +8679,7 @@
     </w:p>
     <w:p>
       <w:pPr>
-        <w:divId w:val="1638145825"/>
+        <w:divId w:val="1582525479"/>
         <w:rPr>
           <w:color w:val="555555"/>
           <w:sz w:val="20"/>
@@ -8699,7 +8699,7 @@
     </w:p>
     <w:p>
       <w:pPr>
-        <w:divId w:val="1638145825"/>
+        <w:divId w:val="1582525479"/>
         <w:rPr>
           <w:color w:val="555555"/>
           <w:sz w:val="20"/>
@@ -8721,7 +8721,7 @@
       <w:pPr>
         <w:pStyle w:val="marker"/>
         <w:ind w:left="800" w:right="800"/>
-        <w:divId w:val="7148917"/>
+        <w:divId w:val="1558004264"/>
         <w:rPr>
           <w:lang w:val="nl-NL"/>
         </w:rPr>
@@ -8733,13 +8733,13 @@
     <w:p>
       <w:pPr>
         <w:pStyle w:val="Kop3"/>
-        <w:divId w:val="7148917"/>
-        <w:rPr>
-          <w:rFonts w:eastAsia="Times New Roman"/>
-          <w:lang w:val="nl-NL"/>
-        </w:rPr>
-      </w:pPr>
-      <w:bookmarkStart w:id="29" w:name="_Toc242187213"/>
+        <w:divId w:val="1558004264"/>
+        <w:rPr>
+          <w:rFonts w:eastAsia="Times New Roman"/>
+          <w:lang w:val="nl-NL"/>
+        </w:rPr>
+      </w:pPr>
+      <w:bookmarkStart w:id="29" w:name="_Toc242187921"/>
       <w:r>
         <w:rPr>
           <w:rFonts w:eastAsia="Times New Roman"/>
@@ -8752,7 +8752,7 @@
     <w:p>
       <w:pPr>
         <w:pStyle w:val="subtitel"/>
-        <w:divId w:val="7148917"/>
+        <w:divId w:val="1558004264"/>
         <w:rPr>
           <w:lang w:val="nl-NL"/>
         </w:rPr>
@@ -8767,7 +8767,7 @@
     <w:p>
       <w:pPr>
         <w:pStyle w:val="Normaalweb"/>
-        <w:divId w:val="7148917"/>
+        <w:divId w:val="1558004264"/>
         <w:rPr>
           <w:lang w:val="nl-NL"/>
         </w:rPr>
@@ -8782,7 +8782,7 @@
     <w:p>
       <w:pPr>
         <w:pStyle w:val="Normaalweb"/>
-        <w:divId w:val="7148917"/>
+        <w:divId w:val="1558004264"/>
         <w:rPr>
           <w:lang w:val="nl-NL"/>
         </w:rPr>
@@ -8797,7 +8797,7 @@
     <w:p>
       <w:pPr>
         <w:pStyle w:val="Normaalweb"/>
-        <w:divId w:val="7148917"/>
+        <w:divId w:val="1558004264"/>
         <w:rPr>
           <w:lang w:val="nl-NL"/>
         </w:rPr>
@@ -8819,7 +8819,7 @@
       <w:pPr>
         <w:pStyle w:val="marker"/>
         <w:ind w:left="800" w:right="800"/>
-        <w:divId w:val="7148917"/>
+        <w:divId w:val="1558004264"/>
         <w:rPr>
           <w:lang w:val="nl-NL"/>
         </w:rPr>
@@ -8831,13 +8831,13 @@
     <w:p>
       <w:pPr>
         <w:pStyle w:val="Kop1"/>
-        <w:divId w:val="7148917"/>
-        <w:rPr>
-          <w:rFonts w:eastAsia="Times New Roman"/>
-          <w:lang w:val="nl-NL"/>
-        </w:rPr>
-      </w:pPr>
-      <w:bookmarkStart w:id="30" w:name="_Toc242187214"/>
+        <w:divId w:val="1558004264"/>
+        <w:rPr>
+          <w:rFonts w:eastAsia="Times New Roman"/>
+          <w:lang w:val="nl-NL"/>
+        </w:rPr>
+      </w:pPr>
+      <w:bookmarkStart w:id="30" w:name="_Toc242187922"/>
       <w:r>
         <w:rPr>
           <w:rFonts w:eastAsia="Times New Roman"/>
@@ -8850,13 +8850,13 @@
     <w:p>
       <w:pPr>
         <w:pStyle w:val="Kop2"/>
-        <w:divId w:val="7148917"/>
-        <w:rPr>
-          <w:rFonts w:eastAsia="Times New Roman"/>
-          <w:lang w:val="nl-NL"/>
-        </w:rPr>
-      </w:pPr>
-      <w:bookmarkStart w:id="31" w:name="_Toc242187215"/>
+        <w:divId w:val="1558004264"/>
+        <w:rPr>
+          <w:rFonts w:eastAsia="Times New Roman"/>
+          <w:lang w:val="nl-NL"/>
+        </w:rPr>
+      </w:pPr>
+      <w:bookmarkStart w:id="31" w:name="_Toc242187923"/>
       <w:r>
         <w:rPr>
           <w:rFonts w:eastAsia="Times New Roman"/>
@@ -8869,13 +8869,13 @@
     <w:p>
       <w:pPr>
         <w:pStyle w:val="Kop3"/>
-        <w:divId w:val="7148917"/>
-        <w:rPr>
-          <w:rFonts w:eastAsia="Times New Roman"/>
-          <w:lang w:val="nl-NL"/>
-        </w:rPr>
-      </w:pPr>
-      <w:bookmarkStart w:id="32" w:name="_Toc242187216"/>
+        <w:divId w:val="1558004264"/>
+        <w:rPr>
+          <w:rFonts w:eastAsia="Times New Roman"/>
+          <w:lang w:val="nl-NL"/>
+        </w:rPr>
+      </w:pPr>
+      <w:bookmarkStart w:id="32" w:name="_Toc242187924"/>
       <w:r>
         <w:rPr>
           <w:rFonts w:eastAsia="Times New Roman"/>
@@ -8888,7 +8888,7 @@
     <w:p>
       <w:pPr>
         <w:pStyle w:val="subtitel"/>
-        <w:divId w:val="7148917"/>
+        <w:divId w:val="1558004264"/>
         <w:rPr>
           <w:lang w:val="nl-NL"/>
         </w:rPr>
@@ -8903,7 +8903,7 @@
     <w:p>
       <w:pPr>
         <w:pStyle w:val="Normaalweb"/>
-        <w:divId w:val="7148917"/>
+        <w:divId w:val="1558004264"/>
         <w:rPr>
           <w:lang w:val="nl-NL"/>
         </w:rPr>
@@ -8924,7 +8924,7 @@
     <w:p>
       <w:pPr>
         <w:pStyle w:val="Normaalweb"/>
-        <w:divId w:val="7148917"/>
+        <w:divId w:val="1558004264"/>
         <w:rPr>
           <w:lang w:val="nl-NL"/>
         </w:rPr>
@@ -8939,7 +8939,7 @@
     <w:p>
       <w:pPr>
         <w:pStyle w:val="Normaalweb"/>
-        <w:divId w:val="7148917"/>
+        <w:divId w:val="1558004264"/>
         <w:rPr>
           <w:lang w:val="nl-NL"/>
         </w:rPr>
@@ -8955,7 +8955,7 @@
       <w:pPr>
         <w:pStyle w:val="marker"/>
         <w:ind w:left="800" w:right="800"/>
-        <w:divId w:val="7148917"/>
+        <w:divId w:val="1558004264"/>
         <w:rPr>
           <w:lang w:val="nl-NL"/>
         </w:rPr>
@@ -8967,13 +8967,13 @@
     <w:p>
       <w:pPr>
         <w:pStyle w:val="Kop3"/>
-        <w:divId w:val="7148917"/>
-        <w:rPr>
-          <w:rFonts w:eastAsia="Times New Roman"/>
-          <w:lang w:val="nl-NL"/>
-        </w:rPr>
-      </w:pPr>
-      <w:bookmarkStart w:id="33" w:name="_Toc242187217"/>
+        <w:divId w:val="1558004264"/>
+        <w:rPr>
+          <w:rFonts w:eastAsia="Times New Roman"/>
+          <w:lang w:val="nl-NL"/>
+        </w:rPr>
+      </w:pPr>
+      <w:bookmarkStart w:id="33" w:name="_Toc242187925"/>
       <w:r>
         <w:rPr>
           <w:rFonts w:eastAsia="Times New Roman"/>
@@ -8986,7 +8986,7 @@
     <w:p>
       <w:pPr>
         <w:pStyle w:val="subtitel"/>
-        <w:divId w:val="7148917"/>
+        <w:divId w:val="1558004264"/>
         <w:rPr>
           <w:lang w:val="nl-NL"/>
         </w:rPr>
@@ -9001,7 +9001,7 @@
     <w:p>
       <w:pPr>
         <w:pStyle w:val="Normaalweb"/>
-        <w:divId w:val="7148917"/>
+        <w:divId w:val="1558004264"/>
         <w:rPr>
           <w:lang w:val="nl-NL"/>
         </w:rPr>
@@ -9022,7 +9022,7 @@
     <w:p>
       <w:pPr>
         <w:pStyle w:val="Normaalweb"/>
-        <w:divId w:val="7148917"/>
+        <w:divId w:val="1558004264"/>
         <w:rPr>
           <w:lang w:val="nl-NL"/>
         </w:rPr>
@@ -9043,7 +9043,7 @@
     <w:p>
       <w:pPr>
         <w:pStyle w:val="Normaalweb"/>
-        <w:divId w:val="7148917"/>
+        <w:divId w:val="1558004264"/>
         <w:rPr>
           <w:lang w:val="nl-NL"/>
         </w:rPr>
@@ -9058,7 +9058,7 @@
     <w:p>
       <w:pPr>
         <w:pStyle w:val="Normaalweb"/>
-        <w:divId w:val="7148917"/>
+        <w:divId w:val="1558004264"/>
         <w:rPr>
           <w:lang w:val="nl-NL"/>
         </w:rPr>
@@ -9072,7 +9072,7 @@
     </w:p>
     <w:p>
       <w:pPr>
-        <w:divId w:val="883639168"/>
+        <w:divId w:val="1059405627"/>
         <w:rPr>
           <w:color w:val="555555"/>
           <w:sz w:val="20"/>
@@ -9092,7 +9092,7 @@
     </w:p>
     <w:p>
       <w:pPr>
-        <w:divId w:val="883639168"/>
+        <w:divId w:val="1059405627"/>
         <w:rPr>
           <w:color w:val="555555"/>
           <w:sz w:val="20"/>
@@ -9114,7 +9114,7 @@
       <w:pPr>
         <w:pStyle w:val="marker"/>
         <w:ind w:left="800" w:right="800"/>
-        <w:divId w:val="7148917"/>
+        <w:divId w:val="1558004264"/>
         <w:rPr>
           <w:lang w:val="nl-NL"/>
         </w:rPr>
@@ -9126,13 +9126,13 @@
     <w:p>
       <w:pPr>
         <w:pStyle w:val="Kop3"/>
-        <w:divId w:val="7148917"/>
-        <w:rPr>
-          <w:rFonts w:eastAsia="Times New Roman"/>
-          <w:lang w:val="nl-NL"/>
-        </w:rPr>
-      </w:pPr>
-      <w:bookmarkStart w:id="34" w:name="_Toc242187218"/>
+        <w:divId w:val="1558004264"/>
+        <w:rPr>
+          <w:rFonts w:eastAsia="Times New Roman"/>
+          <w:lang w:val="nl-NL"/>
+        </w:rPr>
+      </w:pPr>
+      <w:bookmarkStart w:id="34" w:name="_Toc242187926"/>
       <w:r>
         <w:rPr>
           <w:rFonts w:eastAsia="Times New Roman"/>
@@ -9145,7 +9145,7 @@
     <w:p>
       <w:pPr>
         <w:pStyle w:val="subtitel"/>
-        <w:divId w:val="7148917"/>
+        <w:divId w:val="1558004264"/>
         <w:rPr>
           <w:lang w:val="nl-NL"/>
         </w:rPr>
@@ -9160,7 +9160,7 @@
     <w:p>
       <w:pPr>
         <w:pStyle w:val="Normaalweb"/>
-        <w:divId w:val="7148917"/>
+        <w:divId w:val="1558004264"/>
         <w:rPr>
           <w:lang w:val="nl-NL"/>
         </w:rPr>
@@ -9181,7 +9181,7 @@
     <w:p>
       <w:pPr>
         <w:pStyle w:val="Normaalweb"/>
-        <w:divId w:val="7148917"/>
+        <w:divId w:val="1558004264"/>
         <w:rPr>
           <w:lang w:val="nl-NL"/>
         </w:rPr>
@@ -9196,7 +9196,7 @@
     <w:p>
       <w:pPr>
         <w:pStyle w:val="Normaalweb"/>
-        <w:divId w:val="7148917"/>
+        <w:divId w:val="1558004264"/>
         <w:rPr>
           <w:lang w:val="nl-NL"/>
         </w:rPr>
@@ -9218,7 +9218,7 @@
       <w:pPr>
         <w:pStyle w:val="marker"/>
         <w:ind w:left="800" w:right="800"/>
-        <w:divId w:val="7148917"/>
+        <w:divId w:val="1558004264"/>
         <w:rPr>
           <w:lang w:val="nl-NL"/>
         </w:rPr>
@@ -9230,13 +9230,13 @@
     <w:p>
       <w:pPr>
         <w:pStyle w:val="Kop3"/>
-        <w:divId w:val="7148917"/>
-        <w:rPr>
-          <w:rFonts w:eastAsia="Times New Roman"/>
-          <w:lang w:val="nl-NL"/>
-        </w:rPr>
-      </w:pPr>
-      <w:bookmarkStart w:id="35" w:name="_Toc242187219"/>
+        <w:divId w:val="1558004264"/>
+        <w:rPr>
+          <w:rFonts w:eastAsia="Times New Roman"/>
+          <w:lang w:val="nl-NL"/>
+        </w:rPr>
+      </w:pPr>
+      <w:bookmarkStart w:id="35" w:name="_Toc242187927"/>
       <w:r>
         <w:rPr>
           <w:rFonts w:eastAsia="Times New Roman"/>
@@ -9249,7 +9249,7 @@
     <w:p>
       <w:pPr>
         <w:pStyle w:val="subtitel"/>
-        <w:divId w:val="7148917"/>
+        <w:divId w:val="1558004264"/>
         <w:rPr>
           <w:lang w:val="nl-NL"/>
         </w:rPr>
@@ -9264,7 +9264,7 @@
     <w:p>
       <w:pPr>
         <w:pStyle w:val="Normaalweb"/>
-        <w:divId w:val="7148917"/>
+        <w:divId w:val="1558004264"/>
         <w:rPr>
           <w:lang w:val="nl-NL"/>
         </w:rPr>
@@ -9285,7 +9285,7 @@
     <w:p>
       <w:pPr>
         <w:pStyle w:val="Normaalweb"/>
-        <w:divId w:val="7148917"/>
+        <w:divId w:val="1558004264"/>
         <w:rPr>
           <w:lang w:val="nl-NL"/>
         </w:rPr>
@@ -9300,7 +9300,7 @@
     <w:p>
       <w:pPr>
         <w:pStyle w:val="Normaalweb"/>
-        <w:divId w:val="7148917"/>
+        <w:divId w:val="1558004264"/>
         <w:rPr>
           <w:lang w:val="nl-NL"/>
         </w:rPr>
@@ -9322,7 +9322,7 @@
       <w:pPr>
         <w:pStyle w:val="marker"/>
         <w:ind w:left="800" w:right="800"/>
-        <w:divId w:val="7148917"/>
+        <w:divId w:val="1558004264"/>
         <w:rPr>
           <w:lang w:val="nl-NL"/>
         </w:rPr>
@@ -9334,13 +9334,13 @@
     <w:p>
       <w:pPr>
         <w:pStyle w:val="Kop3"/>
-        <w:divId w:val="7148917"/>
-        <w:rPr>
-          <w:rFonts w:eastAsia="Times New Roman"/>
-          <w:lang w:val="nl-NL"/>
-        </w:rPr>
-      </w:pPr>
-      <w:bookmarkStart w:id="36" w:name="_Toc242187220"/>
+        <w:divId w:val="1558004264"/>
+        <w:rPr>
+          <w:rFonts w:eastAsia="Times New Roman"/>
+          <w:lang w:val="nl-NL"/>
+        </w:rPr>
+      </w:pPr>
+      <w:bookmarkStart w:id="36" w:name="_Toc242187928"/>
       <w:r>
         <w:rPr>
           <w:rFonts w:eastAsia="Times New Roman"/>
@@ -9353,7 +9353,7 @@
     <w:p>
       <w:pPr>
         <w:pStyle w:val="subtitel"/>
-        <w:divId w:val="7148917"/>
+        <w:divId w:val="1558004264"/>
         <w:rPr>
           <w:lang w:val="nl-NL"/>
         </w:rPr>
@@ -9368,7 +9368,7 @@
     <w:p>
       <w:pPr>
         <w:pStyle w:val="Normaalweb"/>
-        <w:divId w:val="7148917"/>
+        <w:divId w:val="1558004264"/>
         <w:rPr>
           <w:lang w:val="nl-NL"/>
         </w:rPr>
@@ -9383,7 +9383,7 @@
     <w:p>
       <w:pPr>
         <w:pStyle w:val="Normaalweb"/>
-        <w:divId w:val="7148917"/>
+        <w:divId w:val="1558004264"/>
         <w:rPr>
           <w:lang w:val="nl-NL"/>
         </w:rPr>
@@ -9398,7 +9398,7 @@
     <w:p>
       <w:pPr>
         <w:pStyle w:val="Normaalweb"/>
-        <w:divId w:val="7148917"/>
+        <w:divId w:val="1558004264"/>
         <w:rPr>
           <w:lang w:val="nl-NL"/>
         </w:rPr>
@@ -9414,7 +9414,7 @@
       <w:pPr>
         <w:pStyle w:val="marker"/>
         <w:ind w:left="800" w:right="800"/>
-        <w:divId w:val="7148917"/>
+        <w:divId w:val="1558004264"/>
         <w:rPr>
           <w:lang w:val="nl-NL"/>
         </w:rPr>
@@ -9426,13 +9426,13 @@
     <w:p>
       <w:pPr>
         <w:pStyle w:val="Kop3"/>
-        <w:divId w:val="7148917"/>
-        <w:rPr>
-          <w:rFonts w:eastAsia="Times New Roman"/>
-          <w:lang w:val="nl-NL"/>
-        </w:rPr>
-      </w:pPr>
-      <w:bookmarkStart w:id="37" w:name="_Toc242187221"/>
+        <w:divId w:val="1558004264"/>
+        <w:rPr>
+          <w:rFonts w:eastAsia="Times New Roman"/>
+          <w:lang w:val="nl-NL"/>
+        </w:rPr>
+      </w:pPr>
+      <w:bookmarkStart w:id="37" w:name="_Toc242187929"/>
       <w:r>
         <w:rPr>
           <w:rFonts w:eastAsia="Times New Roman"/>
@@ -9445,7 +9445,7 @@
     <w:p>
       <w:pPr>
         <w:pStyle w:val="subtitel"/>
-        <w:divId w:val="7148917"/>
+        <w:divId w:val="1558004264"/>
         <w:rPr>
           <w:lang w:val="nl-NL"/>
         </w:rPr>
@@ -9460,7 +9460,7 @@
     <w:p>
       <w:pPr>
         <w:pStyle w:val="Normaalweb"/>
-        <w:divId w:val="7148917"/>
+        <w:divId w:val="1558004264"/>
         <w:rPr>
           <w:lang w:val="nl-NL"/>
         </w:rPr>
@@ -9481,7 +9481,7 @@
     <w:p>
       <w:pPr>
         <w:pStyle w:val="Normaalweb"/>
-        <w:divId w:val="7148917"/>
+        <w:divId w:val="1558004264"/>
         <w:rPr>
           <w:lang w:val="nl-NL"/>
         </w:rPr>
@@ -9496,7 +9496,7 @@
     <w:p>
       <w:pPr>
         <w:pStyle w:val="Normaalweb"/>
-        <w:divId w:val="7148917"/>
+        <w:divId w:val="1558004264"/>
         <w:rPr>
           <w:lang w:val="nl-NL"/>
         </w:rPr>
@@ -9518,7 +9518,7 @@
       <w:pPr>
         <w:pStyle w:val="marker"/>
         <w:ind w:left="800" w:right="800"/>
-        <w:divId w:val="7148917"/>
+        <w:divId w:val="1558004264"/>
         <w:rPr>
           <w:lang w:val="nl-NL"/>
         </w:rPr>
@@ -9530,13 +9530,13 @@
     <w:p>
       <w:pPr>
         <w:pStyle w:val="Kop2"/>
-        <w:divId w:val="7148917"/>
-        <w:rPr>
-          <w:rFonts w:eastAsia="Times New Roman"/>
-          <w:lang w:val="nl-NL"/>
-        </w:rPr>
-      </w:pPr>
-      <w:bookmarkStart w:id="38" w:name="_Toc242187222"/>
+        <w:divId w:val="1558004264"/>
+        <w:rPr>
+          <w:rFonts w:eastAsia="Times New Roman"/>
+          <w:lang w:val="nl-NL"/>
+        </w:rPr>
+      </w:pPr>
+      <w:bookmarkStart w:id="38" w:name="_Toc242187930"/>
       <w:r>
         <w:rPr>
           <w:rFonts w:eastAsia="Times New Roman"/>
@@ -9549,13 +9549,13 @@
     <w:p>
       <w:pPr>
         <w:pStyle w:val="Kop3"/>
-        <w:divId w:val="7148917"/>
-        <w:rPr>
-          <w:rFonts w:eastAsia="Times New Roman"/>
-          <w:lang w:val="nl-NL"/>
-        </w:rPr>
-      </w:pPr>
-      <w:bookmarkStart w:id="39" w:name="_Toc242187223"/>
+        <w:divId w:val="1558004264"/>
+        <w:rPr>
+          <w:rFonts w:eastAsia="Times New Roman"/>
+          <w:lang w:val="nl-NL"/>
+        </w:rPr>
+      </w:pPr>
+      <w:bookmarkStart w:id="39" w:name="_Toc242187931"/>
       <w:r>
         <w:rPr>
           <w:rFonts w:eastAsia="Times New Roman"/>
@@ -9568,7 +9568,7 @@
     <w:p>
       <w:pPr>
         <w:pStyle w:val="subtitel"/>
-        <w:divId w:val="7148917"/>
+        <w:divId w:val="1558004264"/>
         <w:rPr>
           <w:lang w:val="nl-NL"/>
         </w:rPr>
@@ -9583,7 +9583,7 @@
     <w:p>
       <w:pPr>
         <w:pStyle w:val="Normaalweb"/>
-        <w:divId w:val="7148917"/>
+        <w:divId w:val="1558004264"/>
         <w:rPr>
           <w:lang w:val="nl-NL"/>
         </w:rPr>
@@ -9604,7 +9604,7 @@
     <w:p>
       <w:pPr>
         <w:pStyle w:val="Normaalweb"/>
-        <w:divId w:val="7148917"/>
+        <w:divId w:val="1558004264"/>
         <w:rPr>
           <w:lang w:val="nl-NL"/>
         </w:rPr>
@@ -9631,7 +9631,7 @@
     <w:p>
       <w:pPr>
         <w:pStyle w:val="Normaalweb"/>
-        <w:divId w:val="7148917"/>
+        <w:divId w:val="1558004264"/>
         <w:rPr>
           <w:lang w:val="nl-NL"/>
         </w:rPr>
@@ -9658,7 +9658,7 @@
     </w:p>
     <w:p>
       <w:pPr>
-        <w:divId w:val="402991736"/>
+        <w:divId w:val="1715886560"/>
         <w:rPr>
           <w:color w:val="555555"/>
           <w:sz w:val="20"/>
@@ -9680,7 +9680,7 @@
       <w:pPr>
         <w:pStyle w:val="marker"/>
         <w:ind w:left="800" w:right="800"/>
-        <w:divId w:val="7148917"/>
+        <w:divId w:val="1558004264"/>
         <w:rPr>
           <w:lang w:val="nl-NL"/>
         </w:rPr>
@@ -9692,13 +9692,13 @@
     <w:p>
       <w:pPr>
         <w:pStyle w:val="Kop3"/>
-        <w:divId w:val="7148917"/>
-        <w:rPr>
-          <w:rFonts w:eastAsia="Times New Roman"/>
-          <w:lang w:val="nl-NL"/>
-        </w:rPr>
-      </w:pPr>
-      <w:bookmarkStart w:id="40" w:name="_Toc242187224"/>
+        <w:divId w:val="1558004264"/>
+        <w:rPr>
+          <w:rFonts w:eastAsia="Times New Roman"/>
+          <w:lang w:val="nl-NL"/>
+        </w:rPr>
+      </w:pPr>
+      <w:bookmarkStart w:id="40" w:name="_Toc242187932"/>
       <w:r>
         <w:rPr>
           <w:rFonts w:eastAsia="Times New Roman"/>
@@ -9711,7 +9711,7 @@
     <w:p>
       <w:pPr>
         <w:pStyle w:val="subtitel"/>
-        <w:divId w:val="7148917"/>
+        <w:divId w:val="1558004264"/>
         <w:rPr>
           <w:lang w:val="nl-NL"/>
         </w:rPr>
@@ -9726,7 +9726,7 @@
     <w:p>
       <w:pPr>
         <w:pStyle w:val="Normaalweb"/>
-        <w:divId w:val="7148917"/>
+        <w:divId w:val="1558004264"/>
         <w:rPr>
           <w:lang w:val="nl-NL"/>
         </w:rPr>
@@ -9747,7 +9747,7 @@
     <w:p>
       <w:pPr>
         <w:pStyle w:val="Normaalweb"/>
-        <w:divId w:val="7148917"/>
+        <w:divId w:val="1558004264"/>
         <w:rPr>
           <w:lang w:val="nl-NL"/>
         </w:rPr>
@@ -9768,7 +9768,7 @@
     <w:p>
       <w:pPr>
         <w:pStyle w:val="Normaalweb"/>
-        <w:divId w:val="7148917"/>
+        <w:divId w:val="1558004264"/>
         <w:rPr>
           <w:lang w:val="nl-NL"/>
         </w:rPr>
@@ -9789,7 +9789,7 @@
     <w:p>
       <w:pPr>
         <w:pStyle w:val="Normaalweb"/>
-        <w:divId w:val="7148917"/>
+        <w:divId w:val="1558004264"/>
         <w:rPr>
           <w:lang w:val="nl-NL"/>
         </w:rPr>
@@ -9811,7 +9811,7 @@
       <w:pPr>
         <w:pStyle w:val="marker"/>
         <w:ind w:left="800" w:right="800"/>
-        <w:divId w:val="7148917"/>
+        <w:divId w:val="1558004264"/>
         <w:rPr>
           <w:lang w:val="nl-NL"/>
         </w:rPr>
@@ -9823,13 +9823,13 @@
     <w:p>
       <w:pPr>
         <w:pStyle w:val="Kop3"/>
-        <w:divId w:val="7148917"/>
-        <w:rPr>
-          <w:rFonts w:eastAsia="Times New Roman"/>
-          <w:lang w:val="nl-NL"/>
-        </w:rPr>
-      </w:pPr>
-      <w:bookmarkStart w:id="41" w:name="_Toc242187225"/>
+        <w:divId w:val="1558004264"/>
+        <w:rPr>
+          <w:rFonts w:eastAsia="Times New Roman"/>
+          <w:lang w:val="nl-NL"/>
+        </w:rPr>
+      </w:pPr>
+      <w:bookmarkStart w:id="41" w:name="_Toc242187933"/>
       <w:r>
         <w:rPr>
           <w:rFonts w:eastAsia="Times New Roman"/>
@@ -9842,7 +9842,7 @@
     <w:p>
       <w:pPr>
         <w:pStyle w:val="subtitel"/>
-        <w:divId w:val="7148917"/>
+        <w:divId w:val="1558004264"/>
         <w:rPr>
           <w:lang w:val="nl-NL"/>
         </w:rPr>
@@ -9857,7 +9857,7 @@
     <w:p>
       <w:pPr>
         <w:pStyle w:val="Normaalweb"/>
-        <w:divId w:val="7148917"/>
+        <w:divId w:val="1558004264"/>
         <w:rPr>
           <w:lang w:val="nl-NL"/>
         </w:rPr>
@@ -9878,7 +9878,7 @@
     <w:p>
       <w:pPr>
         <w:pStyle w:val="Normaalweb"/>
-        <w:divId w:val="7148917"/>
+        <w:divId w:val="1558004264"/>
         <w:rPr>
           <w:lang w:val="nl-NL"/>
         </w:rPr>
@@ -9899,7 +9899,7 @@
     <w:p>
       <w:pPr>
         <w:pStyle w:val="Normaalweb"/>
-        <w:divId w:val="7148917"/>
+        <w:divId w:val="1558004264"/>
         <w:rPr>
           <w:lang w:val="nl-NL"/>
         </w:rPr>
@@ -9921,7 +9921,7 @@
       <w:pPr>
         <w:pStyle w:val="marker"/>
         <w:ind w:left="800" w:right="800"/>
-        <w:divId w:val="7148917"/>
+        <w:divId w:val="1558004264"/>
         <w:rPr>
           <w:lang w:val="nl-NL"/>
         </w:rPr>
@@ -9933,13 +9933,13 @@
     <w:p>
       <w:pPr>
         <w:pStyle w:val="Kop3"/>
-        <w:divId w:val="7148917"/>
-        <w:rPr>
-          <w:rFonts w:eastAsia="Times New Roman"/>
-          <w:lang w:val="nl-NL"/>
-        </w:rPr>
-      </w:pPr>
-      <w:bookmarkStart w:id="42" w:name="_Toc242187226"/>
+        <w:divId w:val="1558004264"/>
+        <w:rPr>
+          <w:rFonts w:eastAsia="Times New Roman"/>
+          <w:lang w:val="nl-NL"/>
+        </w:rPr>
+      </w:pPr>
+      <w:bookmarkStart w:id="42" w:name="_Toc242187934"/>
       <w:r>
         <w:rPr>
           <w:rFonts w:eastAsia="Times New Roman"/>
@@ -9952,7 +9952,7 @@
     <w:p>
       <w:pPr>
         <w:pStyle w:val="subtitel"/>
-        <w:divId w:val="7148917"/>
+        <w:divId w:val="1558004264"/>
         <w:rPr>
           <w:lang w:val="nl-NL"/>
         </w:rPr>
@@ -9967,7 +9967,7 @@
     <w:p>
       <w:pPr>
         <w:pStyle w:val="Normaalweb"/>
-        <w:divId w:val="7148917"/>
+        <w:divId w:val="1558004264"/>
         <w:rPr>
           <w:lang w:val="nl-NL"/>
         </w:rPr>
@@ -9988,7 +9988,7 @@
     <w:p>
       <w:pPr>
         <w:pStyle w:val="Normaalweb"/>
-        <w:divId w:val="7148917"/>
+        <w:divId w:val="1558004264"/>
         <w:rPr>
           <w:lang w:val="nl-NL"/>
         </w:rPr>
@@ -10003,7 +10003,7 @@
     <w:p>
       <w:pPr>
         <w:pStyle w:val="Normaalweb"/>
-        <w:divId w:val="7148917"/>
+        <w:divId w:val="1558004264"/>
         <w:rPr>
           <w:lang w:val="nl-NL"/>
         </w:rPr>
@@ -10025,7 +10025,7 @@
       <w:pPr>
         <w:pStyle w:val="marker"/>
         <w:ind w:left="800" w:right="800"/>
-        <w:divId w:val="7148917"/>
+        <w:divId w:val="1558004264"/>
         <w:rPr>
           <w:lang w:val="nl-NL"/>
         </w:rPr>
@@ -10037,13 +10037,13 @@
     <w:p>
       <w:pPr>
         <w:pStyle w:val="Kop3"/>
-        <w:divId w:val="7148917"/>
-        <w:rPr>
-          <w:rFonts w:eastAsia="Times New Roman"/>
-          <w:lang w:val="nl-NL"/>
-        </w:rPr>
-      </w:pPr>
-      <w:bookmarkStart w:id="43" w:name="_Toc242187227"/>
+        <w:divId w:val="1558004264"/>
+        <w:rPr>
+          <w:rFonts w:eastAsia="Times New Roman"/>
+          <w:lang w:val="nl-NL"/>
+        </w:rPr>
+      </w:pPr>
+      <w:bookmarkStart w:id="43" w:name="_Toc242187935"/>
       <w:r>
         <w:rPr>
           <w:rFonts w:eastAsia="Times New Roman"/>
@@ -10056,7 +10056,7 @@
     <w:p>
       <w:pPr>
         <w:pStyle w:val="subtitel"/>
-        <w:divId w:val="7148917"/>
+        <w:divId w:val="1558004264"/>
         <w:rPr>
           <w:lang w:val="nl-NL"/>
         </w:rPr>
@@ -10071,7 +10071,7 @@
     <w:p>
       <w:pPr>
         <w:pStyle w:val="Normaalweb"/>
-        <w:divId w:val="7148917"/>
+        <w:divId w:val="1558004264"/>
         <w:rPr>
           <w:lang w:val="nl-NL"/>
         </w:rPr>
@@ -10092,7 +10092,7 @@
     <w:p>
       <w:pPr>
         <w:pStyle w:val="Normaalweb"/>
-        <w:divId w:val="7148917"/>
+        <w:divId w:val="1558004264"/>
         <w:rPr>
           <w:lang w:val="nl-NL"/>
         </w:rPr>
@@ -10113,7 +10113,7 @@
     <w:p>
       <w:pPr>
         <w:pStyle w:val="Normaalweb"/>
-        <w:divId w:val="7148917"/>
+        <w:divId w:val="1558004264"/>
         <w:rPr>
           <w:lang w:val="nl-NL"/>
         </w:rPr>
@@ -10134,7 +10134,7 @@
     <w:p>
       <w:pPr>
         <w:pStyle w:val="Normaalweb"/>
-        <w:divId w:val="7148917"/>
+        <w:divId w:val="1558004264"/>
         <w:rPr>
           <w:lang w:val="nl-NL"/>
         </w:rPr>
@@ -10154,7 +10154,7 @@
     </w:p>
     <w:p>
       <w:pPr>
-        <w:divId w:val="1245722537"/>
+        <w:divId w:val="408575875"/>
         <w:rPr>
           <w:color w:val="555555"/>
           <w:sz w:val="20"/>
@@ -10174,7 +10174,7 @@
     </w:p>
     <w:p>
       <w:pPr>
-        <w:divId w:val="1245722537"/>
+        <w:divId w:val="408575875"/>
         <w:rPr>
           <w:color w:val="555555"/>
           <w:sz w:val="20"/>
@@ -10194,7 +10194,7 @@
     </w:p>
     <w:p>
       <w:pPr>
-        <w:divId w:val="1245722537"/>
+        <w:divId w:val="408575875"/>
         <w:rPr>
           <w:color w:val="555555"/>
           <w:sz w:val="20"/>
@@ -10223,7 +10223,7 @@
     </w:p>
     <w:p>
       <w:pPr>
-        <w:divId w:val="1245722537"/>
+        <w:divId w:val="408575875"/>
         <w:rPr>
           <w:color w:val="555555"/>
           <w:sz w:val="20"/>
@@ -10243,7 +10243,7 @@
     </w:p>
     <w:p>
       <w:pPr>
-        <w:divId w:val="1245722537"/>
+        <w:divId w:val="408575875"/>
         <w:rPr>
           <w:color w:val="555555"/>
           <w:sz w:val="20"/>
@@ -10263,7 +10263,7 @@
     </w:p>
     <w:p>
       <w:pPr>
-        <w:divId w:val="1245722537"/>
+        <w:divId w:val="408575875"/>
         <w:rPr>
           <w:color w:val="555555"/>
           <w:sz w:val="20"/>
@@ -10285,7 +10285,7 @@
       <w:pPr>
         <w:pStyle w:val="marker"/>
         <w:ind w:left="800" w:right="800"/>
-        <w:divId w:val="7148917"/>
+        <w:divId w:val="1558004264"/>
         <w:rPr>
           <w:lang w:val="nl-NL"/>
         </w:rPr>
@@ -10297,13 +10297,13 @@
     <w:p>
       <w:pPr>
         <w:pStyle w:val="Kop3"/>
-        <w:divId w:val="7148917"/>
-        <w:rPr>
-          <w:rFonts w:eastAsia="Times New Roman"/>
-          <w:lang w:val="nl-NL"/>
-        </w:rPr>
-      </w:pPr>
-      <w:bookmarkStart w:id="44" w:name="_Toc242187228"/>
+        <w:divId w:val="1558004264"/>
+        <w:rPr>
+          <w:rFonts w:eastAsia="Times New Roman"/>
+          <w:lang w:val="nl-NL"/>
+        </w:rPr>
+      </w:pPr>
+      <w:bookmarkStart w:id="44" w:name="_Toc242187936"/>
       <w:r>
         <w:rPr>
           <w:rFonts w:eastAsia="Times New Roman"/>
@@ -10316,7 +10316,7 @@
     <w:p>
       <w:pPr>
         <w:pStyle w:val="subtitel"/>
-        <w:divId w:val="7148917"/>
+        <w:divId w:val="1558004264"/>
         <w:rPr>
           <w:lang w:val="nl-NL"/>
         </w:rPr>
@@ -10331,7 +10331,7 @@
     <w:p>
       <w:pPr>
         <w:pStyle w:val="Normaalweb"/>
-        <w:divId w:val="7148917"/>
+        <w:divId w:val="1558004264"/>
         <w:rPr>
           <w:lang w:val="nl-NL"/>
         </w:rPr>
@@ -10346,7 +10346,7 @@
     <w:p>
       <w:pPr>
         <w:pStyle w:val="Normaalweb"/>
-        <w:divId w:val="7148917"/>
+        <w:divId w:val="1558004264"/>
         <w:rPr>
           <w:lang w:val="nl-NL"/>
         </w:rPr>
@@ -10361,7 +10361,7 @@
     <w:p>
       <w:pPr>
         <w:pStyle w:val="Normaalweb"/>
-        <w:divId w:val="7148917"/>
+        <w:divId w:val="1558004264"/>
         <w:rPr>
           <w:lang w:val="nl-NL"/>
         </w:rPr>
@@ -10377,7 +10377,7 @@
       <w:pPr>
         <w:pStyle w:val="marker"/>
         <w:ind w:left="800" w:right="800"/>
-        <w:divId w:val="7148917"/>
+        <w:divId w:val="1558004264"/>
         <w:rPr>
           <w:lang w:val="nl-NL"/>
         </w:rPr>
@@ -10389,13 +10389,13 @@
     <w:p>
       <w:pPr>
         <w:pStyle w:val="Kop3"/>
-        <w:divId w:val="7148917"/>
-        <w:rPr>
-          <w:rFonts w:eastAsia="Times New Roman"/>
-          <w:lang w:val="nl-NL"/>
-        </w:rPr>
-      </w:pPr>
-      <w:bookmarkStart w:id="45" w:name="_Toc242187229"/>
+        <w:divId w:val="1558004264"/>
+        <w:rPr>
+          <w:rFonts w:eastAsia="Times New Roman"/>
+          <w:lang w:val="nl-NL"/>
+        </w:rPr>
+      </w:pPr>
+      <w:bookmarkStart w:id="45" w:name="_Toc242187937"/>
       <w:r>
         <w:rPr>
           <w:rFonts w:eastAsia="Times New Roman"/>
@@ -10408,7 +10408,7 @@
     <w:p>
       <w:pPr>
         <w:pStyle w:val="subtitel"/>
-        <w:divId w:val="7148917"/>
+        <w:divId w:val="1558004264"/>
         <w:rPr>
           <w:lang w:val="nl-NL"/>
         </w:rPr>
@@ -10423,7 +10423,7 @@
     <w:p>
       <w:pPr>
         <w:pStyle w:val="Normaalweb"/>
-        <w:divId w:val="7148917"/>
+        <w:divId w:val="1558004264"/>
         <w:rPr>
           <w:lang w:val="nl-NL"/>
         </w:rPr>
@@ -10444,7 +10444,7 @@
     <w:p>
       <w:pPr>
         <w:pStyle w:val="Normaalweb"/>
-        <w:divId w:val="7148917"/>
+        <w:divId w:val="1558004264"/>
         <w:rPr>
           <w:lang w:val="nl-NL"/>
         </w:rPr>
@@ -10465,7 +10465,7 @@
     <w:p>
       <w:pPr>
         <w:pStyle w:val="Normaalweb"/>
-        <w:divId w:val="7148917"/>
+        <w:divId w:val="1558004264"/>
         <w:rPr>
           <w:lang w:val="nl-NL"/>
         </w:rPr>
@@ -10480,7 +10480,7 @@
     <w:p>
       <w:pPr>
         <w:pStyle w:val="Normaalweb"/>
-        <w:divId w:val="7148917"/>
+        <w:divId w:val="1558004264"/>
         <w:rPr>
           <w:lang w:val="nl-NL"/>
         </w:rPr>
@@ -10500,7 +10500,7 @@
     </w:p>
     <w:p>
       <w:pPr>
-        <w:divId w:val="1488940315"/>
+        <w:divId w:val="1332833891"/>
         <w:rPr>
           <w:color w:val="555555"/>
           <w:sz w:val="20"/>
@@ -10522,7 +10522,7 @@
       <w:pPr>
         <w:pStyle w:val="marker"/>
         <w:ind w:left="800" w:right="800"/>
-        <w:divId w:val="7148917"/>
+        <w:divId w:val="1558004264"/>
         <w:rPr>
           <w:lang w:val="nl-NL"/>
         </w:rPr>
@@ -10534,13 +10534,13 @@
     <w:p>
       <w:pPr>
         <w:pStyle w:val="Kop3"/>
-        <w:divId w:val="7148917"/>
-        <w:rPr>
-          <w:rFonts w:eastAsia="Times New Roman"/>
-          <w:lang w:val="nl-NL"/>
-        </w:rPr>
-      </w:pPr>
-      <w:bookmarkStart w:id="46" w:name="_Toc242187230"/>
+        <w:divId w:val="1558004264"/>
+        <w:rPr>
+          <w:rFonts w:eastAsia="Times New Roman"/>
+          <w:lang w:val="nl-NL"/>
+        </w:rPr>
+      </w:pPr>
+      <w:bookmarkStart w:id="46" w:name="_Toc242187938"/>
       <w:r>
         <w:rPr>
           <w:rFonts w:eastAsia="Times New Roman"/>
@@ -10553,7 +10553,7 @@
     <w:p>
       <w:pPr>
         <w:pStyle w:val="subtitel"/>
-        <w:divId w:val="7148917"/>
+        <w:divId w:val="1558004264"/>
         <w:rPr>
           <w:lang w:val="nl-NL"/>
         </w:rPr>
@@ -10568,7 +10568,7 @@
     <w:p>
       <w:pPr>
         <w:pStyle w:val="Normaalweb"/>
-        <w:divId w:val="7148917"/>
+        <w:divId w:val="1558004264"/>
         <w:rPr>
           <w:lang w:val="nl-NL"/>
         </w:rPr>
@@ -10589,7 +10589,7 @@
     <w:p>
       <w:pPr>
         <w:pStyle w:val="Normaalweb"/>
-        <w:divId w:val="7148917"/>
+        <w:divId w:val="1558004264"/>
         <w:rPr>
           <w:lang w:val="nl-NL"/>
         </w:rPr>
@@ -10604,7 +10604,7 @@
     <w:p>
       <w:pPr>
         <w:pStyle w:val="Normaalweb"/>
-        <w:divId w:val="7148917"/>
+        <w:divId w:val="1558004264"/>
         <w:rPr>
           <w:lang w:val="nl-NL"/>
         </w:rPr>
@@ -10625,7 +10625,7 @@
     <w:p>
       <w:pPr>
         <w:pStyle w:val="Normaalweb"/>
-        <w:divId w:val="7148917"/>
+        <w:divId w:val="1558004264"/>
         <w:rPr>
           <w:lang w:val="nl-NL"/>
         </w:rPr>
@@ -10646,7 +10646,7 @@
     <w:p>
       <w:pPr>
         <w:pStyle w:val="Normaalweb"/>
-        <w:divId w:val="7148917"/>
+        <w:divId w:val="1558004264"/>
         <w:rPr>
           <w:lang w:val="nl-NL"/>
         </w:rPr>
@@ -10660,7 +10660,7 @@
     </w:p>
     <w:p>
       <w:pPr>
-        <w:divId w:val="1459570739"/>
+        <w:divId w:val="1644235175"/>
         <w:rPr>
           <w:color w:val="555555"/>
           <w:sz w:val="20"/>
@@ -10680,7 +10680,7 @@
     </w:p>
     <w:p>
       <w:pPr>
-        <w:divId w:val="1459570739"/>
+        <w:divId w:val="1644235175"/>
         <w:rPr>
           <w:color w:val="555555"/>
           <w:sz w:val="20"/>
@@ -10702,7 +10702,7 @@
       <w:pPr>
         <w:pStyle w:val="marker"/>
         <w:ind w:left="800" w:right="800"/>
-        <w:divId w:val="7148917"/>
+        <w:divId w:val="1558004264"/>
         <w:rPr>
           <w:lang w:val="nl-NL"/>
         </w:rPr>
@@ -10714,13 +10714,13 @@
     <w:p>
       <w:pPr>
         <w:pStyle w:val="Kop3"/>
-        <w:divId w:val="7148917"/>
-        <w:rPr>
-          <w:rFonts w:eastAsia="Times New Roman"/>
-          <w:lang w:val="nl-NL"/>
-        </w:rPr>
-      </w:pPr>
-      <w:bookmarkStart w:id="47" w:name="_Toc242187231"/>
+        <w:divId w:val="1558004264"/>
+        <w:rPr>
+          <w:rFonts w:eastAsia="Times New Roman"/>
+          <w:lang w:val="nl-NL"/>
+        </w:rPr>
+      </w:pPr>
+      <w:bookmarkStart w:id="47" w:name="_Toc242187939"/>
       <w:r>
         <w:rPr>
           <w:rFonts w:eastAsia="Times New Roman"/>
@@ -10733,7 +10733,7 @@
     <w:p>
       <w:pPr>
         <w:pStyle w:val="subtitel"/>
-        <w:divId w:val="7148917"/>
+        <w:divId w:val="1558004264"/>
         <w:rPr>
           <w:lang w:val="nl-NL"/>
         </w:rPr>
@@ -10748,7 +10748,7 @@
     <w:p>
       <w:pPr>
         <w:pStyle w:val="Normaalweb"/>
-        <w:divId w:val="7148917"/>
+        <w:divId w:val="1558004264"/>
         <w:rPr>
           <w:lang w:val="nl-NL"/>
         </w:rPr>
@@ -10769,7 +10769,7 @@
     <w:p>
       <w:pPr>
         <w:pStyle w:val="Normaalweb"/>
-        <w:divId w:val="7148917"/>
+        <w:divId w:val="1558004264"/>
         <w:rPr>
           <w:lang w:val="nl-NL"/>
         </w:rPr>
@@ -10789,7 +10789,7 @@
     </w:p>
     <w:p>
       <w:pPr>
-        <w:divId w:val="1577087914"/>
+        <w:divId w:val="1632902776"/>
         <w:rPr>
           <w:color w:val="555555"/>
           <w:sz w:val="20"/>
@@ -10809,7 +10809,7 @@
     </w:p>
     <w:p>
       <w:pPr>
-        <w:divId w:val="1577087914"/>
+        <w:divId w:val="1632902776"/>
         <w:rPr>
           <w:color w:val="555555"/>
           <w:sz w:val="20"/>
@@ -10829,7 +10829,7 @@
     </w:p>
     <w:p>
       <w:pPr>
-        <w:divId w:val="1577087914"/>
+        <w:divId w:val="1632902776"/>
         <w:rPr>
           <w:color w:val="555555"/>
           <w:sz w:val="20"/>
@@ -10849,7 +10849,7 @@
     </w:p>
     <w:p>
       <w:pPr>
-        <w:divId w:val="1577087914"/>
+        <w:divId w:val="1632902776"/>
         <w:rPr>
           <w:color w:val="555555"/>
           <w:sz w:val="20"/>
@@ -10871,7 +10871,7 @@
       <w:pPr>
         <w:pStyle w:val="marker"/>
         <w:ind w:left="800" w:right="800"/>
-        <w:divId w:val="7148917"/>
+        <w:divId w:val="1558004264"/>
         <w:rPr>
           <w:lang w:val="nl-NL"/>
         </w:rPr>
@@ -10883,13 +10883,13 @@
     <w:p>
       <w:pPr>
         <w:pStyle w:val="Kop3"/>
-        <w:divId w:val="7148917"/>
-        <w:rPr>
-          <w:rFonts w:eastAsia="Times New Roman"/>
-          <w:lang w:val="nl-NL"/>
-        </w:rPr>
-      </w:pPr>
-      <w:bookmarkStart w:id="48" w:name="_Toc242187232"/>
+        <w:divId w:val="1558004264"/>
+        <w:rPr>
+          <w:rFonts w:eastAsia="Times New Roman"/>
+          <w:lang w:val="nl-NL"/>
+        </w:rPr>
+      </w:pPr>
+      <w:bookmarkStart w:id="48" w:name="_Toc242187940"/>
       <w:r>
         <w:rPr>
           <w:rFonts w:eastAsia="Times New Roman"/>
@@ -10902,7 +10902,7 @@
     <w:p>
       <w:pPr>
         <w:pStyle w:val="subtitel"/>
-        <w:divId w:val="7148917"/>
+        <w:divId w:val="1558004264"/>
         <w:rPr>
           <w:lang w:val="nl-NL"/>
         </w:rPr>
@@ -10917,7 +10917,7 @@
     <w:p>
       <w:pPr>
         <w:pStyle w:val="Normaalweb"/>
-        <w:divId w:val="7148917"/>
+        <w:divId w:val="1558004264"/>
         <w:rPr>
           <w:lang w:val="nl-NL"/>
         </w:rPr>
@@ -10938,7 +10938,7 @@
     <w:p>
       <w:pPr>
         <w:pStyle w:val="Normaalweb"/>
-        <w:divId w:val="7148917"/>
+        <w:divId w:val="1558004264"/>
         <w:rPr>
           <w:lang w:val="nl-NL"/>
         </w:rPr>
@@ -10959,7 +10959,7 @@
     <w:p>
       <w:pPr>
         <w:pStyle w:val="Normaalweb"/>
-        <w:divId w:val="7148917"/>
+        <w:divId w:val="1558004264"/>
         <w:rPr>
           <w:lang w:val="nl-NL"/>
         </w:rPr>
@@ -10981,7 +10981,7 @@
       <w:pPr>
         <w:pStyle w:val="marker"/>
         <w:ind w:left="800" w:right="800"/>
-        <w:divId w:val="7148917"/>
+        <w:divId w:val="1558004264"/>
         <w:rPr>
           <w:lang w:val="nl-NL"/>
         </w:rPr>
@@ -10993,13 +10993,13 @@
     <w:p>
       <w:pPr>
         <w:pStyle w:val="Kop2"/>
-        <w:divId w:val="7148917"/>
-        <w:rPr>
-          <w:rFonts w:eastAsia="Times New Roman"/>
-          <w:lang w:val="nl-NL"/>
-        </w:rPr>
-      </w:pPr>
-      <w:bookmarkStart w:id="49" w:name="_Toc242187233"/>
+        <w:divId w:val="1558004264"/>
+        <w:rPr>
+          <w:rFonts w:eastAsia="Times New Roman"/>
+          <w:lang w:val="nl-NL"/>
+        </w:rPr>
+      </w:pPr>
+      <w:bookmarkStart w:id="49" w:name="_Toc242187941"/>
       <w:r>
         <w:rPr>
           <w:rFonts w:eastAsia="Times New Roman"/>
@@ -11012,13 +11012,13 @@
     <w:p>
       <w:pPr>
         <w:pStyle w:val="Kop3"/>
-        <w:divId w:val="7148917"/>
-        <w:rPr>
-          <w:rFonts w:eastAsia="Times New Roman"/>
-          <w:lang w:val="nl-NL"/>
-        </w:rPr>
-      </w:pPr>
-      <w:bookmarkStart w:id="50" w:name="_Toc242187234"/>
+        <w:divId w:val="1558004264"/>
+        <w:rPr>
+          <w:rFonts w:eastAsia="Times New Roman"/>
+          <w:lang w:val="nl-NL"/>
+        </w:rPr>
+      </w:pPr>
+      <w:bookmarkStart w:id="50" w:name="_Toc242187942"/>
       <w:r>
         <w:rPr>
           <w:rFonts w:eastAsia="Times New Roman"/>
@@ -11031,7 +11031,7 @@
     <w:p>
       <w:pPr>
         <w:pStyle w:val="subtitel"/>
-        <w:divId w:val="7148917"/>
+        <w:divId w:val="1558004264"/>
         <w:rPr>
           <w:lang w:val="nl-NL"/>
         </w:rPr>
@@ -11046,7 +11046,7 @@
     <w:p>
       <w:pPr>
         <w:pStyle w:val="Normaalweb"/>
-        <w:divId w:val="7148917"/>
+        <w:divId w:val="1558004264"/>
         <w:rPr>
           <w:lang w:val="nl-NL"/>
         </w:rPr>
@@ -11061,7 +11061,7 @@
     <w:p>
       <w:pPr>
         <w:pStyle w:val="Normaalweb"/>
-        <w:divId w:val="7148917"/>
+        <w:divId w:val="1558004264"/>
         <w:rPr>
           <w:lang w:val="nl-NL"/>
         </w:rPr>
@@ -11076,7 +11076,7 @@
     <w:p>
       <w:pPr>
         <w:pStyle w:val="Normaalweb"/>
-        <w:divId w:val="7148917"/>
+        <w:divId w:val="1558004264"/>
         <w:rPr>
           <w:lang w:val="nl-NL"/>
         </w:rPr>
@@ -11098,7 +11098,7 @@
       <w:pPr>
         <w:pStyle w:val="marker"/>
         <w:ind w:left="800" w:right="800"/>
-        <w:divId w:val="7148917"/>
+        <w:divId w:val="1558004264"/>
         <w:rPr>
           <w:lang w:val="nl-NL"/>
         </w:rPr>
@@ -11110,13 +11110,13 @@
     <w:p>
       <w:pPr>
         <w:pStyle w:val="Kop3"/>
-        <w:divId w:val="7148917"/>
-        <w:rPr>
-          <w:rFonts w:eastAsia="Times New Roman"/>
-          <w:lang w:val="nl-NL"/>
-        </w:rPr>
-      </w:pPr>
-      <w:bookmarkStart w:id="51" w:name="_Toc242187235"/>
+        <w:divId w:val="1558004264"/>
+        <w:rPr>
+          <w:rFonts w:eastAsia="Times New Roman"/>
+          <w:lang w:val="nl-NL"/>
+        </w:rPr>
+      </w:pPr>
+      <w:bookmarkStart w:id="51" w:name="_Toc242187943"/>
       <w:r>
         <w:rPr>
           <w:rFonts w:eastAsia="Times New Roman"/>
@@ -11129,7 +11129,7 @@
     <w:p>
       <w:pPr>
         <w:pStyle w:val="subtitel"/>
-        <w:divId w:val="7148917"/>
+        <w:divId w:val="1558004264"/>
         <w:rPr>
           <w:lang w:val="nl-NL"/>
         </w:rPr>
@@ -11144,7 +11144,7 @@
     <w:p>
       <w:pPr>
         <w:pStyle w:val="Normaalweb"/>
-        <w:divId w:val="7148917"/>
+        <w:divId w:val="1558004264"/>
         <w:rPr>
           <w:lang w:val="nl-NL"/>
         </w:rPr>
@@ -11159,7 +11159,7 @@
     <w:p>
       <w:pPr>
         <w:pStyle w:val="Normaalweb"/>
-        <w:divId w:val="7148917"/>
+        <w:divId w:val="1558004264"/>
         <w:rPr>
           <w:lang w:val="nl-NL"/>
         </w:rPr>
@@ -11174,7 +11174,7 @@
     <w:p>
       <w:pPr>
         <w:pStyle w:val="Normaalweb"/>
-        <w:divId w:val="7148917"/>
+        <w:divId w:val="1558004264"/>
         <w:rPr>
           <w:lang w:val="nl-NL"/>
         </w:rPr>
@@ -11190,7 +11190,7 @@
       <w:pPr>
         <w:pStyle w:val="marker"/>
         <w:ind w:left="800" w:right="800"/>
-        <w:divId w:val="7148917"/>
+        <w:divId w:val="1558004264"/>
         <w:rPr>
           <w:lang w:val="nl-NL"/>
         </w:rPr>
@@ -11202,13 +11202,13 @@
     <w:p>
       <w:pPr>
         <w:pStyle w:val="Kop3"/>
-        <w:divId w:val="7148917"/>
-        <w:rPr>
-          <w:rFonts w:eastAsia="Times New Roman"/>
-          <w:lang w:val="nl-NL"/>
-        </w:rPr>
-      </w:pPr>
-      <w:bookmarkStart w:id="52" w:name="_Toc242187236"/>
+        <w:divId w:val="1558004264"/>
+        <w:rPr>
+          <w:rFonts w:eastAsia="Times New Roman"/>
+          <w:lang w:val="nl-NL"/>
+        </w:rPr>
+      </w:pPr>
+      <w:bookmarkStart w:id="52" w:name="_Toc242187944"/>
       <w:r>
         <w:rPr>
           <w:rFonts w:eastAsia="Times New Roman"/>
@@ -11221,7 +11221,7 @@
     <w:p>
       <w:pPr>
         <w:pStyle w:val="subtitel"/>
-        <w:divId w:val="7148917"/>
+        <w:divId w:val="1558004264"/>
         <w:rPr>
           <w:lang w:val="nl-NL"/>
         </w:rPr>
@@ -11236,7 +11236,7 @@
     <w:p>
       <w:pPr>
         <w:pStyle w:val="Normaalweb"/>
-        <w:divId w:val="7148917"/>
+        <w:divId w:val="1558004264"/>
         <w:rPr>
           <w:lang w:val="nl-NL"/>
         </w:rPr>
@@ -11251,7 +11251,7 @@
     <w:p>
       <w:pPr>
         <w:pStyle w:val="Normaalweb"/>
-        <w:divId w:val="7148917"/>
+        <w:divId w:val="1558004264"/>
         <w:rPr>
           <w:lang w:val="nl-NL"/>
         </w:rPr>
@@ -11272,7 +11272,7 @@
     <w:p>
       <w:pPr>
         <w:pStyle w:val="Normaalweb"/>
-        <w:divId w:val="7148917"/>
+        <w:divId w:val="1558004264"/>
         <w:rPr>
           <w:lang w:val="nl-NL"/>
         </w:rPr>
@@ -11288,7 +11288,7 @@
       <w:pPr>
         <w:pStyle w:val="marker"/>
         <w:ind w:left="800" w:right="800"/>
-        <w:divId w:val="7148917"/>
+        <w:divId w:val="1558004264"/>
         <w:rPr>
           <w:lang w:val="nl-NL"/>
         </w:rPr>
@@ -11300,13 +11300,13 @@
     <w:p>
       <w:pPr>
         <w:pStyle w:val="Kop3"/>
-        <w:divId w:val="7148917"/>
-        <w:rPr>
-          <w:rFonts w:eastAsia="Times New Roman"/>
-          <w:lang w:val="nl-NL"/>
-        </w:rPr>
-      </w:pPr>
-      <w:bookmarkStart w:id="53" w:name="_Toc242187237"/>
+        <w:divId w:val="1558004264"/>
+        <w:rPr>
+          <w:rFonts w:eastAsia="Times New Roman"/>
+          <w:lang w:val="nl-NL"/>
+        </w:rPr>
+      </w:pPr>
+      <w:bookmarkStart w:id="53" w:name="_Toc242187945"/>
       <w:r>
         <w:rPr>
           <w:rFonts w:eastAsia="Times New Roman"/>
@@ -11319,7 +11319,7 @@
     <w:p>
       <w:pPr>
         <w:pStyle w:val="subtitel"/>
-        <w:divId w:val="7148917"/>
+        <w:divId w:val="1558004264"/>
         <w:rPr>
           <w:lang w:val="nl-NL"/>
         </w:rPr>
@@ -11334,7 +11334,7 @@
     <w:p>
       <w:pPr>
         <w:pStyle w:val="Normaalweb"/>
-        <w:divId w:val="7148917"/>
+        <w:divId w:val="1558004264"/>
         <w:rPr>
           <w:lang w:val="nl-NL"/>
         </w:rPr>
@@ -11349,7 +11349,7 @@
     <w:p>
       <w:pPr>
         <w:pStyle w:val="Normaalweb"/>
-        <w:divId w:val="7148917"/>
+        <w:divId w:val="1558004264"/>
         <w:rPr>
           <w:lang w:val="nl-NL"/>
         </w:rPr>
@@ -11364,7 +11364,7 @@
     <w:p>
       <w:pPr>
         <w:pStyle w:val="Normaalweb"/>
-        <w:divId w:val="7148917"/>
+        <w:divId w:val="1558004264"/>
         <w:rPr>
           <w:lang w:val="nl-NL"/>
         </w:rPr>
@@ -11380,7 +11380,7 @@
       <w:pPr>
         <w:pStyle w:val="marker"/>
         <w:ind w:left="800" w:right="800"/>
-        <w:divId w:val="7148917"/>
+        <w:divId w:val="1558004264"/>
         <w:rPr>
           <w:lang w:val="nl-NL"/>
         </w:rPr>
@@ -11392,13 +11392,13 @@
     <w:p>
       <w:pPr>
         <w:pStyle w:val="Kop1"/>
-        <w:divId w:val="7148917"/>
-        <w:rPr>
-          <w:rFonts w:eastAsia="Times New Roman"/>
-          <w:lang w:val="nl-NL"/>
-        </w:rPr>
-      </w:pPr>
-      <w:bookmarkStart w:id="54" w:name="_Toc242187238"/>
+        <w:divId w:val="1558004264"/>
+        <w:rPr>
+          <w:rFonts w:eastAsia="Times New Roman"/>
+          <w:lang w:val="nl-NL"/>
+        </w:rPr>
+      </w:pPr>
+      <w:bookmarkStart w:id="54" w:name="_Toc242187946"/>
       <w:r>
         <w:rPr>
           <w:rFonts w:eastAsia="Times New Roman"/>
@@ -11411,13 +11411,13 @@
     <w:p>
       <w:pPr>
         <w:pStyle w:val="Kop3"/>
-        <w:divId w:val="7148917"/>
-        <w:rPr>
-          <w:rFonts w:eastAsia="Times New Roman"/>
-          <w:lang w:val="nl-NL"/>
-        </w:rPr>
-      </w:pPr>
-      <w:bookmarkStart w:id="55" w:name="_Toc242187239"/>
+        <w:divId w:val="1558004264"/>
+        <w:rPr>
+          <w:rFonts w:eastAsia="Times New Roman"/>
+          <w:lang w:val="nl-NL"/>
+        </w:rPr>
+      </w:pPr>
+      <w:bookmarkStart w:id="55" w:name="_Toc242187947"/>
       <w:r>
         <w:rPr>
           <w:rFonts w:eastAsia="Times New Roman"/>
@@ -11430,7 +11430,7 @@
     <w:p>
       <w:pPr>
         <w:pStyle w:val="subtitel"/>
-        <w:divId w:val="7148917"/>
+        <w:divId w:val="1558004264"/>
         <w:rPr>
           <w:lang w:val="nl-NL"/>
         </w:rPr>
@@ -11445,7 +11445,7 @@
     <w:p>
       <w:pPr>
         <w:pStyle w:val="Normaalweb"/>
-        <w:divId w:val="7148917"/>
+        <w:divId w:val="1558004264"/>
         <w:rPr>
           <w:lang w:val="nl-NL"/>
         </w:rPr>
@@ -11466,7 +11466,7 @@
     <w:p>
       <w:pPr>
         <w:pStyle w:val="Normaalweb"/>
-        <w:divId w:val="7148917"/>
+        <w:divId w:val="1558004264"/>
         <w:rPr>
           <w:lang w:val="nl-NL"/>
         </w:rPr>
@@ -11493,7 +11493,7 @@
     <w:p>
       <w:pPr>
         <w:pStyle w:val="Normaalweb"/>
-        <w:divId w:val="7148917"/>
+        <w:divId w:val="1558004264"/>
         <w:rPr>
           <w:lang w:val="nl-NL"/>
         </w:rPr>
@@ -11519,7 +11519,7 @@
     </w:p>
     <w:p>
       <w:pPr>
-        <w:divId w:val="1766266152"/>
+        <w:divId w:val="2062943791"/>
         <w:rPr>
           <w:color w:val="555555"/>
           <w:sz w:val="20"/>
@@ -11539,7 +11539,7 @@
     </w:p>
     <w:p>
       <w:pPr>
-        <w:divId w:val="1766266152"/>
+        <w:divId w:val="2062943791"/>
         <w:rPr>
           <w:color w:val="555555"/>
           <w:sz w:val="20"/>
@@ -11559,7 +11559,7 @@
     </w:p>
     <w:p>
       <w:pPr>
-        <w:divId w:val="1766266152"/>
+        <w:divId w:val="2062943791"/>
         <w:rPr>
           <w:color w:val="555555"/>
           <w:sz w:val="20"/>
@@ -11581,7 +11581,7 @@
       <w:pPr>
         <w:pStyle w:val="marker"/>
         <w:ind w:left="800" w:right="800"/>
-        <w:divId w:val="7148917"/>
+        <w:divId w:val="1558004264"/>
         <w:rPr>
           <w:lang w:val="nl-NL"/>
         </w:rPr>
@@ -11593,13 +11593,13 @@
     <w:p>
       <w:pPr>
         <w:pStyle w:val="Kop3"/>
-        <w:divId w:val="7148917"/>
-        <w:rPr>
-          <w:rFonts w:eastAsia="Times New Roman"/>
-          <w:lang w:val="nl-NL"/>
-        </w:rPr>
-      </w:pPr>
-      <w:bookmarkStart w:id="56" w:name="_Toc242187240"/>
+        <w:divId w:val="1558004264"/>
+        <w:rPr>
+          <w:rFonts w:eastAsia="Times New Roman"/>
+          <w:lang w:val="nl-NL"/>
+        </w:rPr>
+      </w:pPr>
+      <w:bookmarkStart w:id="56" w:name="_Toc242187948"/>
       <w:r>
         <w:rPr>
           <w:rFonts w:eastAsia="Times New Roman"/>
@@ -11612,7 +11612,7 @@
     <w:p>
       <w:pPr>
         <w:pStyle w:val="subtitel"/>
-        <w:divId w:val="7148917"/>
+        <w:divId w:val="1558004264"/>
         <w:rPr>
           <w:lang w:val="nl-NL"/>
         </w:rPr>
@@ -11627,7 +11627,7 @@
     <w:p>
       <w:pPr>
         <w:pStyle w:val="Normaalweb"/>
-        <w:divId w:val="7148917"/>
+        <w:divId w:val="1558004264"/>
         <w:rPr>
           <w:lang w:val="nl-NL"/>
         </w:rPr>
@@ -11642,7 +11642,7 @@
     <w:p>
       <w:pPr>
         <w:pStyle w:val="Normaalweb"/>
-        <w:divId w:val="7148917"/>
+        <w:divId w:val="1558004264"/>
         <w:rPr>
           <w:lang w:val="nl-NL"/>
         </w:rPr>
@@ -11657,7 +11657,7 @@
     <w:p>
       <w:pPr>
         <w:pStyle w:val="Normaalweb"/>
-        <w:divId w:val="7148917"/>
+        <w:divId w:val="1558004264"/>
         <w:rPr>
           <w:lang w:val="nl-NL"/>
         </w:rPr>
@@ -11673,7 +11673,7 @@
       <w:pPr>
         <w:pStyle w:val="marker"/>
         <w:ind w:left="800" w:right="800"/>
-        <w:divId w:val="7148917"/>
+        <w:divId w:val="1558004264"/>
         <w:rPr>
           <w:lang w:val="nl-NL"/>
         </w:rPr>
@@ -11685,13 +11685,13 @@
     <w:p>
       <w:pPr>
         <w:pStyle w:val="Kop3"/>
-        <w:divId w:val="7148917"/>
-        <w:rPr>
-          <w:rFonts w:eastAsia="Times New Roman"/>
-          <w:lang w:val="nl-NL"/>
-        </w:rPr>
-      </w:pPr>
-      <w:bookmarkStart w:id="57" w:name="_Toc242187241"/>
+        <w:divId w:val="1558004264"/>
+        <w:rPr>
+          <w:rFonts w:eastAsia="Times New Roman"/>
+          <w:lang w:val="nl-NL"/>
+        </w:rPr>
+      </w:pPr>
+      <w:bookmarkStart w:id="57" w:name="_Toc242187949"/>
       <w:r>
         <w:rPr>
           <w:rFonts w:eastAsia="Times New Roman"/>
@@ -11704,7 +11704,7 @@
     <w:p>
       <w:pPr>
         <w:pStyle w:val="subtitel"/>
-        <w:divId w:val="7148917"/>
+        <w:divId w:val="1558004264"/>
         <w:rPr>
           <w:lang w:val="nl-NL"/>
         </w:rPr>
@@ -11719,7 +11719,7 @@
     <w:p>
       <w:pPr>
         <w:pStyle w:val="Normaalweb"/>
-        <w:divId w:val="7148917"/>
+        <w:divId w:val="1558004264"/>
         <w:rPr>
           <w:lang w:val="nl-NL"/>
         </w:rPr>
@@ -11734,7 +11734,7 @@
     <w:p>
       <w:pPr>
         <w:pStyle w:val="Normaalweb"/>
-        <w:divId w:val="7148917"/>
+        <w:divId w:val="1558004264"/>
         <w:rPr>
           <w:lang w:val="nl-NL"/>
         </w:rPr>
@@ -11755,7 +11755,7 @@
     <w:p>
       <w:pPr>
         <w:pStyle w:val="Normaalweb"/>
-        <w:divId w:val="7148917"/>
+        <w:divId w:val="1558004264"/>
         <w:rPr>
           <w:lang w:val="nl-NL"/>
         </w:rPr>
@@ -11771,7 +11771,7 @@
       <w:pPr>
         <w:pStyle w:val="marker"/>
         <w:ind w:left="800" w:right="800"/>
-        <w:divId w:val="7148917"/>
+        <w:divId w:val="1558004264"/>
         <w:rPr>
           <w:lang w:val="nl-NL"/>
         </w:rPr>
@@ -11783,13 +11783,13 @@
     <w:p>
       <w:pPr>
         <w:pStyle w:val="Kop3"/>
-        <w:divId w:val="7148917"/>
-        <w:rPr>
-          <w:rFonts w:eastAsia="Times New Roman"/>
-          <w:lang w:val="nl-NL"/>
-        </w:rPr>
-      </w:pPr>
-      <w:bookmarkStart w:id="58" w:name="_Toc242187242"/>
+        <w:divId w:val="1558004264"/>
+        <w:rPr>
+          <w:rFonts w:eastAsia="Times New Roman"/>
+          <w:lang w:val="nl-NL"/>
+        </w:rPr>
+      </w:pPr>
+      <w:bookmarkStart w:id="58" w:name="_Toc242187950"/>
       <w:r>
         <w:rPr>
           <w:rFonts w:eastAsia="Times New Roman"/>
@@ -11802,7 +11802,7 @@
     <w:p>
       <w:pPr>
         <w:pStyle w:val="subtitel"/>
-        <w:divId w:val="7148917"/>
+        <w:divId w:val="1558004264"/>
         <w:rPr>
           <w:lang w:val="nl-NL"/>
         </w:rPr>
@@ -11817,7 +11817,7 @@
     <w:p>
       <w:pPr>
         <w:pStyle w:val="Normaalweb"/>
-        <w:divId w:val="7148917"/>
+        <w:divId w:val="1558004264"/>
         <w:rPr>
           <w:lang w:val="nl-NL"/>
         </w:rPr>
@@ -11832,7 +11832,7 @@
     <w:p>
       <w:pPr>
         <w:pStyle w:val="Normaalweb"/>
-        <w:divId w:val="7148917"/>
+        <w:divId w:val="1558004264"/>
         <w:rPr>
           <w:lang w:val="nl-NL"/>
         </w:rPr>
@@ -11847,7 +11847,7 @@
     <w:p>
       <w:pPr>
         <w:pStyle w:val="Normaalweb"/>
-        <w:divId w:val="7148917"/>
+        <w:divId w:val="1558004264"/>
         <w:rPr>
           <w:lang w:val="nl-NL"/>
         </w:rPr>
@@ -11863,7 +11863,7 @@
       <w:pPr>
         <w:pStyle w:val="marker"/>
         <w:ind w:left="800" w:right="800"/>
-        <w:divId w:val="7148917"/>
+        <w:divId w:val="1558004264"/>
         <w:rPr>
           <w:lang w:val="nl-NL"/>
         </w:rPr>
@@ -11875,13 +11875,13 @@
     <w:p>
       <w:pPr>
         <w:pStyle w:val="Kop3"/>
-        <w:divId w:val="7148917"/>
-        <w:rPr>
-          <w:rFonts w:eastAsia="Times New Roman"/>
-          <w:lang w:val="nl-NL"/>
-        </w:rPr>
-      </w:pPr>
-      <w:bookmarkStart w:id="59" w:name="_Toc242187243"/>
+        <w:divId w:val="1558004264"/>
+        <w:rPr>
+          <w:rFonts w:eastAsia="Times New Roman"/>
+          <w:lang w:val="nl-NL"/>
+        </w:rPr>
+      </w:pPr>
+      <w:bookmarkStart w:id="59" w:name="_Toc242187951"/>
       <w:r>
         <w:rPr>
           <w:rFonts w:eastAsia="Times New Roman"/>
@@ -11894,7 +11894,7 @@
     <w:p>
       <w:pPr>
         <w:pStyle w:val="subtitel"/>
-        <w:divId w:val="7148917"/>
+        <w:divId w:val="1558004264"/>
         <w:rPr>
           <w:lang w:val="nl-NL"/>
         </w:rPr>
@@ -11909,7 +11909,7 @@
     <w:p>
       <w:pPr>
         <w:pStyle w:val="Normaalweb"/>
-        <w:divId w:val="7148917"/>
+        <w:divId w:val="1558004264"/>
         <w:rPr>
           <w:lang w:val="nl-NL"/>
         </w:rPr>
@@ -11924,7 +11924,7 @@
     <w:p>
       <w:pPr>
         <w:pStyle w:val="Normaalweb"/>
-        <w:divId w:val="7148917"/>
+        <w:divId w:val="1558004264"/>
         <w:rPr>
           <w:lang w:val="nl-NL"/>
         </w:rPr>
@@ -11945,7 +11945,7 @@
     <w:p>
       <w:pPr>
         <w:pStyle w:val="Normaalweb"/>
-        <w:divId w:val="7148917"/>
+        <w:divId w:val="1558004264"/>
         <w:rPr>
           <w:lang w:val="nl-NL"/>
         </w:rPr>
@@ -11965,7 +11965,7 @@
     </w:p>
     <w:p>
       <w:pPr>
-        <w:divId w:val="846402699"/>
+        <w:divId w:val="898439793"/>
         <w:rPr>
           <w:color w:val="555555"/>
           <w:sz w:val="20"/>
@@ -11987,7 +11987,7 @@
       <w:pPr>
         <w:pStyle w:val="marker"/>
         <w:ind w:left="800" w:right="800"/>
-        <w:divId w:val="7148917"/>
+        <w:divId w:val="1558004264"/>
         <w:rPr>
           <w:lang w:val="nl-NL"/>
         </w:rPr>
@@ -11999,13 +11999,13 @@
     <w:p>
       <w:pPr>
         <w:pStyle w:val="Kop3"/>
-        <w:divId w:val="7148917"/>
-        <w:rPr>
-          <w:rFonts w:eastAsia="Times New Roman"/>
-          <w:lang w:val="nl-NL"/>
-        </w:rPr>
-      </w:pPr>
-      <w:bookmarkStart w:id="60" w:name="_Toc242187244"/>
+        <w:divId w:val="1558004264"/>
+        <w:rPr>
+          <w:rFonts w:eastAsia="Times New Roman"/>
+          <w:lang w:val="nl-NL"/>
+        </w:rPr>
+      </w:pPr>
+      <w:bookmarkStart w:id="60" w:name="_Toc242187952"/>
       <w:r>
         <w:rPr>
           <w:rFonts w:eastAsia="Times New Roman"/>
@@ -12018,7 +12018,7 @@
     <w:p>
       <w:pPr>
         <w:pStyle w:val="subtitel"/>
-        <w:divId w:val="7148917"/>
+        <w:divId w:val="1558004264"/>
         <w:rPr>
           <w:lang w:val="nl-NL"/>
         </w:rPr>
@@ -12033,7 +12033,7 @@
     <w:p>
       <w:pPr>
         <w:pStyle w:val="Normaalweb"/>
-        <w:divId w:val="7148917"/>
+        <w:divId w:val="1558004264"/>
         <w:rPr>
           <w:lang w:val="nl-NL"/>
         </w:rPr>
@@ -12048,7 +12048,7 @@
     <w:p>
       <w:pPr>
         <w:pStyle w:val="Normaalweb"/>
-        <w:divId w:val="7148917"/>
+        <w:divId w:val="1558004264"/>
         <w:rPr>
           <w:lang w:val="nl-NL"/>
         </w:rPr>
@@ -12063,7 +12063,7 @@
     <w:p>
       <w:pPr>
         <w:pStyle w:val="Normaalweb"/>
-        <w:divId w:val="7148917"/>
+        <w:divId w:val="1558004264"/>
         <w:rPr>
           <w:lang w:val="nl-NL"/>
         </w:rPr>
@@ -12079,7 +12079,7 @@
       <w:pPr>
         <w:pStyle w:val="marker"/>
         <w:ind w:left="800" w:right="800"/>
-        <w:divId w:val="7148917"/>
+        <w:divId w:val="1558004264"/>
         <w:rPr>
           <w:lang w:val="nl-NL"/>
         </w:rPr>
@@ -12091,13 +12091,13 @@
     <w:p>
       <w:pPr>
         <w:pStyle w:val="Kop1"/>
-        <w:divId w:val="7148917"/>
-        <w:rPr>
-          <w:rFonts w:eastAsia="Times New Roman"/>
-          <w:lang w:val="nl-NL"/>
-        </w:rPr>
-      </w:pPr>
-      <w:bookmarkStart w:id="61" w:name="_Toc242187245"/>
+        <w:divId w:val="1558004264"/>
+        <w:rPr>
+          <w:rFonts w:eastAsia="Times New Roman"/>
+          <w:lang w:val="nl-NL"/>
+        </w:rPr>
+      </w:pPr>
+      <w:bookmarkStart w:id="61" w:name="_Toc242187953"/>
       <w:r>
         <w:rPr>
           <w:rFonts w:eastAsia="Times New Roman"/>
@@ -12110,13 +12110,13 @@
     <w:p>
       <w:pPr>
         <w:pStyle w:val="Kop3"/>
-        <w:divId w:val="7148917"/>
-        <w:rPr>
-          <w:rFonts w:eastAsia="Times New Roman"/>
-          <w:lang w:val="nl-NL"/>
-        </w:rPr>
-      </w:pPr>
-      <w:bookmarkStart w:id="62" w:name="_Toc242187246"/>
+        <w:divId w:val="1558004264"/>
+        <w:rPr>
+          <w:rFonts w:eastAsia="Times New Roman"/>
+          <w:lang w:val="nl-NL"/>
+        </w:rPr>
+      </w:pPr>
+      <w:bookmarkStart w:id="62" w:name="_Toc242187954"/>
       <w:r>
         <w:rPr>
           <w:rFonts w:eastAsia="Times New Roman"/>
@@ -12129,7 +12129,7 @@
     <w:p>
       <w:pPr>
         <w:pStyle w:val="subtitel"/>
-        <w:divId w:val="7148917"/>
+        <w:divId w:val="1558004264"/>
         <w:rPr>
           <w:lang w:val="nl-NL"/>
         </w:rPr>
@@ -12144,7 +12144,7 @@
     <w:p>
       <w:pPr>
         <w:pStyle w:val="Normaalweb"/>
-        <w:divId w:val="7148917"/>
+        <w:divId w:val="1558004264"/>
         <w:rPr>
           <w:lang w:val="nl-NL"/>
         </w:rPr>
@@ -12159,7 +12159,7 @@
     <w:p>
       <w:pPr>
         <w:pStyle w:val="Normaalweb"/>
-        <w:divId w:val="7148917"/>
+        <w:divId w:val="1558004264"/>
         <w:rPr>
           <w:lang w:val="nl-NL"/>
         </w:rPr>
@@ -12174,7 +12174,7 @@
     <w:p>
       <w:pPr>
         <w:pStyle w:val="Normaalweb"/>
-        <w:divId w:val="7148917"/>
+        <w:divId w:val="1558004264"/>
         <w:rPr>
           <w:lang w:val="nl-NL"/>
         </w:rPr>
@@ -12189,7 +12189,7 @@
     <w:p>
       <w:pPr>
         <w:pStyle w:val="Normaalweb"/>
-        <w:divId w:val="7148917"/>
+        <w:divId w:val="1558004264"/>
         <w:rPr>
           <w:lang w:val="nl-NL"/>
         </w:rPr>
@@ -12209,7 +12209,7 @@
     </w:p>
     <w:p>
       <w:pPr>
-        <w:divId w:val="461388036"/>
+        <w:divId w:val="1867021706"/>
         <w:rPr>
           <w:color w:val="555555"/>
           <w:sz w:val="20"/>
@@ -12231,7 +12231,7 @@
       <w:pPr>
         <w:pStyle w:val="marker"/>
         <w:ind w:left="800" w:right="800"/>
-        <w:divId w:val="7148917"/>
+        <w:divId w:val="1558004264"/>
         <w:rPr>
           <w:lang w:val="nl-NL"/>
         </w:rPr>
@@ -12243,13 +12243,13 @@
     <w:p>
       <w:pPr>
         <w:pStyle w:val="Kop3"/>
-        <w:divId w:val="7148917"/>
-        <w:rPr>
-          <w:rFonts w:eastAsia="Times New Roman"/>
-          <w:lang w:val="nl-NL"/>
-        </w:rPr>
-      </w:pPr>
-      <w:bookmarkStart w:id="63" w:name="_Toc242187247"/>
+        <w:divId w:val="1558004264"/>
+        <w:rPr>
+          <w:rFonts w:eastAsia="Times New Roman"/>
+          <w:lang w:val="nl-NL"/>
+        </w:rPr>
+      </w:pPr>
+      <w:bookmarkStart w:id="63" w:name="_Toc242187955"/>
       <w:r>
         <w:rPr>
           <w:rFonts w:eastAsia="Times New Roman"/>
@@ -12262,7 +12262,7 @@
     <w:p>
       <w:pPr>
         <w:pStyle w:val="subtitel"/>
-        <w:divId w:val="7148917"/>
+        <w:divId w:val="1558004264"/>
         <w:rPr>
           <w:lang w:val="nl-NL"/>
         </w:rPr>
@@ -12277,7 +12277,7 @@
     <w:p>
       <w:pPr>
         <w:pStyle w:val="Normaalweb"/>
-        <w:divId w:val="7148917"/>
+        <w:divId w:val="1558004264"/>
         <w:rPr>
           <w:lang w:val="nl-NL"/>
         </w:rPr>
@@ -12292,7 +12292,7 @@
     <w:p>
       <w:pPr>
         <w:pStyle w:val="Normaalweb"/>
-        <w:divId w:val="7148917"/>
+        <w:divId w:val="1558004264"/>
         <w:rPr>
           <w:lang w:val="nl-NL"/>
         </w:rPr>
@@ -12313,7 +12313,7 @@
     <w:p>
       <w:pPr>
         <w:pStyle w:val="Normaalweb"/>
-        <w:divId w:val="7148917"/>
+        <w:divId w:val="1558004264"/>
         <w:rPr>
           <w:lang w:val="nl-NL"/>
         </w:rPr>
@@ -12327,7 +12327,7 @@
     </w:p>
     <w:p>
       <w:pPr>
-        <w:divId w:val="1933737154"/>
+        <w:divId w:val="1459765681"/>
         <w:rPr>
           <w:color w:val="555555"/>
           <w:sz w:val="20"/>
@@ -12349,7 +12349,7 @@
       <w:pPr>
         <w:pStyle w:val="marker"/>
         <w:ind w:left="800" w:right="800"/>
-        <w:divId w:val="7148917"/>
+        <w:divId w:val="1558004264"/>
         <w:rPr>
           <w:lang w:val="nl-NL"/>
         </w:rPr>
@@ -12361,13 +12361,13 @@
     <w:p>
       <w:pPr>
         <w:pStyle w:val="Kop3"/>
-        <w:divId w:val="7148917"/>
-        <w:rPr>
-          <w:rFonts w:eastAsia="Times New Roman"/>
-          <w:lang w:val="nl-NL"/>
-        </w:rPr>
-      </w:pPr>
-      <w:bookmarkStart w:id="64" w:name="_Toc242187248"/>
+        <w:divId w:val="1558004264"/>
+        <w:rPr>
+          <w:rFonts w:eastAsia="Times New Roman"/>
+          <w:lang w:val="nl-NL"/>
+        </w:rPr>
+      </w:pPr>
+      <w:bookmarkStart w:id="64" w:name="_Toc242187956"/>
       <w:r>
         <w:rPr>
           <w:rFonts w:eastAsia="Times New Roman"/>
@@ -12380,7 +12380,7 @@
     <w:p>
       <w:pPr>
         <w:pStyle w:val="subtitel"/>
-        <w:divId w:val="7148917"/>
+        <w:divId w:val="1558004264"/>
         <w:rPr>
           <w:lang w:val="nl-NL"/>
         </w:rPr>
@@ -12395,7 +12395,7 @@
     <w:p>
       <w:pPr>
         <w:pStyle w:val="Normaalweb"/>
-        <w:divId w:val="7148917"/>
+        <w:divId w:val="1558004264"/>
         <w:rPr>
           <w:lang w:val="nl-NL"/>
         </w:rPr>
@@ -12410,7 +12410,7 @@
     <w:p>
       <w:pPr>
         <w:pStyle w:val="Normaalweb"/>
-        <w:divId w:val="7148917"/>
+        <w:divId w:val="1558004264"/>
         <w:rPr>
           <w:lang w:val="nl-NL"/>
         </w:rPr>
@@ -12431,7 +12431,7 @@
     <w:p>
       <w:pPr>
         <w:pStyle w:val="Normaalweb"/>
-        <w:divId w:val="7148917"/>
+        <w:divId w:val="1558004264"/>
         <w:rPr>
           <w:lang w:val="nl-NL"/>
         </w:rPr>
@@ -12445,7 +12445,7 @@
     </w:p>
     <w:p>
       <w:pPr>
-        <w:divId w:val="1586256313"/>
+        <w:divId w:val="1255016664"/>
         <w:rPr>
           <w:color w:val="555555"/>
           <w:sz w:val="20"/>
@@ -12467,7 +12467,7 @@
       <w:pPr>
         <w:pStyle w:val="marker"/>
         <w:ind w:left="800" w:right="800"/>
-        <w:divId w:val="7148917"/>
+        <w:divId w:val="1558004264"/>
         <w:rPr>
           <w:lang w:val="nl-NL"/>
         </w:rPr>
@@ -12479,13 +12479,13 @@
     <w:p>
       <w:pPr>
         <w:pStyle w:val="Kop3"/>
-        <w:divId w:val="7148917"/>
-        <w:rPr>
-          <w:rFonts w:eastAsia="Times New Roman"/>
-          <w:lang w:val="nl-NL"/>
-        </w:rPr>
-      </w:pPr>
-      <w:bookmarkStart w:id="65" w:name="_Toc242187249"/>
+        <w:divId w:val="1558004264"/>
+        <w:rPr>
+          <w:rFonts w:eastAsia="Times New Roman"/>
+          <w:lang w:val="nl-NL"/>
+        </w:rPr>
+      </w:pPr>
+      <w:bookmarkStart w:id="65" w:name="_Toc242187957"/>
       <w:r>
         <w:rPr>
           <w:rFonts w:eastAsia="Times New Roman"/>
@@ -12498,7 +12498,7 @@
     <w:p>
       <w:pPr>
         <w:pStyle w:val="subtitel"/>
-        <w:divId w:val="7148917"/>
+        <w:divId w:val="1558004264"/>
         <w:rPr>
           <w:lang w:val="nl-NL"/>
         </w:rPr>
@@ -12513,7 +12513,7 @@
     <w:p>
       <w:pPr>
         <w:pStyle w:val="Normaalweb"/>
-        <w:divId w:val="7148917"/>
+        <w:divId w:val="1558004264"/>
         <w:rPr>
           <w:lang w:val="nl-NL"/>
         </w:rPr>
@@ -12528,7 +12528,7 @@
     <w:p>
       <w:pPr>
         <w:pStyle w:val="Normaalweb"/>
-        <w:divId w:val="7148917"/>
+        <w:divId w:val="1558004264"/>
         <w:rPr>
           <w:lang w:val="nl-NL"/>
         </w:rPr>
@@ -12549,7 +12549,7 @@
     <w:p>
       <w:pPr>
         <w:pStyle w:val="Normaalweb"/>
-        <w:divId w:val="7148917"/>
+        <w:divId w:val="1558004264"/>
         <w:rPr>
           <w:lang w:val="nl-NL"/>
         </w:rPr>
@@ -12565,7 +12565,7 @@
       <w:pPr>
         <w:pStyle w:val="marker"/>
         <w:ind w:left="800" w:right="800"/>
-        <w:divId w:val="7148917"/>
+        <w:divId w:val="1558004264"/>
         <w:rPr>
           <w:lang w:val="nl-NL"/>
         </w:rPr>
@@ -12577,13 +12577,13 @@
     <w:p>
       <w:pPr>
         <w:pStyle w:val="Kop3"/>
-        <w:divId w:val="7148917"/>
-        <w:rPr>
-          <w:rFonts w:eastAsia="Times New Roman"/>
-          <w:lang w:val="nl-NL"/>
-        </w:rPr>
-      </w:pPr>
-      <w:bookmarkStart w:id="66" w:name="_Toc242187250"/>
+        <w:divId w:val="1558004264"/>
+        <w:rPr>
+          <w:rFonts w:eastAsia="Times New Roman"/>
+          <w:lang w:val="nl-NL"/>
+        </w:rPr>
+      </w:pPr>
+      <w:bookmarkStart w:id="66" w:name="_Toc242187958"/>
       <w:r>
         <w:rPr>
           <w:rFonts w:eastAsia="Times New Roman"/>
@@ -12596,7 +12596,7 @@
     <w:p>
       <w:pPr>
         <w:pStyle w:val="subtitel"/>
-        <w:divId w:val="7148917"/>
+        <w:divId w:val="1558004264"/>
         <w:rPr>
           <w:lang w:val="nl-NL"/>
         </w:rPr>
@@ -12611,7 +12611,7 @@
     <w:p>
       <w:pPr>
         <w:pStyle w:val="Normaalweb"/>
-        <w:divId w:val="7148917"/>
+        <w:divId w:val="1558004264"/>
         <w:rPr>
           <w:lang w:val="nl-NL"/>
         </w:rPr>
@@ -12632,7 +12632,7 @@
     <w:p>
       <w:pPr>
         <w:pStyle w:val="Normaalweb"/>
-        <w:divId w:val="7148917"/>
+        <w:divId w:val="1558004264"/>
         <w:rPr>
           <w:lang w:val="nl-NL"/>
         </w:rPr>
@@ -12647,7 +12647,7 @@
     <w:p>
       <w:pPr>
         <w:pStyle w:val="Normaalweb"/>
-        <w:divId w:val="7148917"/>
+        <w:divId w:val="1558004264"/>
         <w:rPr>
           <w:lang w:val="nl-NL"/>
         </w:rPr>
@@ -12662,7 +12662,7 @@
     <w:p>
       <w:pPr>
         <w:pStyle w:val="Normaalweb"/>
-        <w:divId w:val="7148917"/>
+        <w:divId w:val="1558004264"/>
         <w:rPr>
           <w:lang w:val="nl-NL"/>
         </w:rPr>
@@ -12684,7 +12684,7 @@
       <w:pPr>
         <w:pStyle w:val="marker"/>
         <w:ind w:left="800" w:right="800"/>
-        <w:divId w:val="7148917"/>
+        <w:divId w:val="1558004264"/>
         <w:rPr>
           <w:lang w:val="nl-NL"/>
         </w:rPr>
@@ -12696,13 +12696,13 @@
     <w:p>
       <w:pPr>
         <w:pStyle w:val="Kop3"/>
-        <w:divId w:val="7148917"/>
-        <w:rPr>
-          <w:rFonts w:eastAsia="Times New Roman"/>
-          <w:lang w:val="nl-NL"/>
-        </w:rPr>
-      </w:pPr>
-      <w:bookmarkStart w:id="67" w:name="_Toc242187251"/>
+        <w:divId w:val="1558004264"/>
+        <w:rPr>
+          <w:rFonts w:eastAsia="Times New Roman"/>
+          <w:lang w:val="nl-NL"/>
+        </w:rPr>
+      </w:pPr>
+      <w:bookmarkStart w:id="67" w:name="_Toc242187959"/>
       <w:r>
         <w:rPr>
           <w:rFonts w:eastAsia="Times New Roman"/>
@@ -12715,7 +12715,7 @@
     <w:p>
       <w:pPr>
         <w:pStyle w:val="subtitel"/>
-        <w:divId w:val="7148917"/>
+        <w:divId w:val="1558004264"/>
         <w:rPr>
           <w:lang w:val="nl-NL"/>
         </w:rPr>
@@ -12730,7 +12730,7 @@
     <w:p>
       <w:pPr>
         <w:pStyle w:val="Normaalweb"/>
-        <w:divId w:val="7148917"/>
+        <w:divId w:val="1558004264"/>
         <w:rPr>
           <w:lang w:val="nl-NL"/>
         </w:rPr>
@@ -12745,7 +12745,7 @@
     <w:p>
       <w:pPr>
         <w:pStyle w:val="Normaalweb"/>
-        <w:divId w:val="7148917"/>
+        <w:divId w:val="1558004264"/>
         <w:rPr>
           <w:lang w:val="nl-NL"/>
         </w:rPr>
@@ -12767,7 +12767,7 @@
       <w:pPr>
         <w:pStyle w:val="marker"/>
         <w:ind w:left="800" w:right="800"/>
-        <w:divId w:val="7148917"/>
+        <w:divId w:val="1558004264"/>
         <w:rPr>
           <w:lang w:val="nl-NL"/>
         </w:rPr>
@@ -12779,13 +12779,13 @@
     <w:p>
       <w:pPr>
         <w:pStyle w:val="Kop1"/>
-        <w:divId w:val="7148917"/>
-        <w:rPr>
-          <w:rFonts w:eastAsia="Times New Roman"/>
-          <w:lang w:val="nl-NL"/>
-        </w:rPr>
-      </w:pPr>
-      <w:bookmarkStart w:id="68" w:name="_Toc242187252"/>
+        <w:divId w:val="1558004264"/>
+        <w:rPr>
+          <w:rFonts w:eastAsia="Times New Roman"/>
+          <w:lang w:val="nl-NL"/>
+        </w:rPr>
+      </w:pPr>
+      <w:bookmarkStart w:id="68" w:name="_Toc242187960"/>
       <w:r>
         <w:rPr>
           <w:rFonts w:eastAsia="Times New Roman"/>
@@ -12798,13 +12798,13 @@
     <w:p>
       <w:pPr>
         <w:pStyle w:val="Kop3"/>
-        <w:divId w:val="7148917"/>
-        <w:rPr>
-          <w:rFonts w:eastAsia="Times New Roman"/>
-          <w:lang w:val="nl-NL"/>
-        </w:rPr>
-      </w:pPr>
-      <w:bookmarkStart w:id="69" w:name="_Toc242187253"/>
+        <w:divId w:val="1558004264"/>
+        <w:rPr>
+          <w:rFonts w:eastAsia="Times New Roman"/>
+          <w:lang w:val="nl-NL"/>
+        </w:rPr>
+      </w:pPr>
+      <w:bookmarkStart w:id="69" w:name="_Toc242187961"/>
       <w:r>
         <w:rPr>
           <w:rFonts w:eastAsia="Times New Roman"/>
@@ -12817,7 +12817,7 @@
     <w:p>
       <w:pPr>
         <w:pStyle w:val="subtitel"/>
-        <w:divId w:val="7148917"/>
+        <w:divId w:val="1558004264"/>
         <w:rPr>
           <w:lang w:val="nl-NL"/>
         </w:rPr>
@@ -12832,7 +12832,7 @@
     <w:p>
       <w:pPr>
         <w:pStyle w:val="Normaalweb"/>
-        <w:divId w:val="7148917"/>
+        <w:divId w:val="1558004264"/>
         <w:rPr>
           <w:lang w:val="nl-NL"/>
         </w:rPr>
@@ -12847,7 +12847,7 @@
     <w:p>
       <w:pPr>
         <w:pStyle w:val="Normaalweb"/>
-        <w:divId w:val="7148917"/>
+        <w:divId w:val="1558004264"/>
         <w:rPr>
           <w:lang w:val="nl-NL"/>
         </w:rPr>
@@ -12868,7 +12868,7 @@
     <w:p>
       <w:pPr>
         <w:pStyle w:val="Normaalweb"/>
-        <w:divId w:val="7148917"/>
+        <w:divId w:val="1558004264"/>
         <w:rPr>
           <w:lang w:val="nl-NL"/>
         </w:rPr>
@@ -12883,7 +12883,7 @@
     <w:p>
       <w:pPr>
         <w:pStyle w:val="Normaalweb"/>
-        <w:divId w:val="7148917"/>
+        <w:divId w:val="1558004264"/>
         <w:rPr>
           <w:lang w:val="nl-NL"/>
         </w:rPr>
@@ -12897,7 +12897,7 @@
     </w:p>
     <w:p>
       <w:pPr>
-        <w:divId w:val="862210300"/>
+        <w:divId w:val="1470128924"/>
         <w:rPr>
           <w:color w:val="555555"/>
           <w:sz w:val="20"/>
@@ -13058,7 +13058,7 @@
         <w:color w:val="808080"/>
         <w:sz w:val="18"/>
       </w:rPr>
-      <w:t>2</w:t>
+      <w:t>4</w:t>
     </w:r>
     <w:r>
       <w:rPr>
@@ -13150,7 +13150,7 @@
         <w:sz w:val="18"/>
       </w:rPr>
       <w:tab/>
-      <w:t>Laatst gewijzigd: 6 oktober 2026, 13:42</w:t>
+      <w:t>Laatst gewijzigd: 6 oktober 2026, 13:54</w:t>
     </w:r>
   </w:p>
 </w:hdr>
@@ -14444,7 +14444,7 @@
     <w:link w:val="KoptekstChar"/>
     <w:uiPriority w:val="99"/>
     <w:unhideWhenUsed/>
-    <w:rsid w:val="00795A2E"/>
+    <w:rsid w:val="00516F91"/>
     <w:pPr>
       <w:tabs>
         <w:tab w:val="center" w:pos="4536"/>
@@ -14457,7 +14457,7 @@
     <w:basedOn w:val="Standaardalinea-lettertype"/>
     <w:link w:val="Koptekst"/>
     <w:uiPriority w:val="99"/>
-    <w:rsid w:val="00795A2E"/>
+    <w:rsid w:val="00516F91"/>
     <w:rPr>
       <w:rFonts w:eastAsiaTheme="minorEastAsia"/>
       <w:sz w:val="24"/>
@@ -14470,7 +14470,7 @@
     <w:link w:val="VoettekstChar"/>
     <w:uiPriority w:val="99"/>
     <w:unhideWhenUsed/>
-    <w:rsid w:val="00795A2E"/>
+    <w:rsid w:val="00516F91"/>
     <w:pPr>
       <w:tabs>
         <w:tab w:val="center" w:pos="4536"/>
@@ -14483,7 +14483,7 @@
     <w:basedOn w:val="Standaardalinea-lettertype"/>
     <w:link w:val="Voettekst"/>
     <w:uiPriority w:val="99"/>
-    <w:rsid w:val="00795A2E"/>
+    <w:rsid w:val="00516F91"/>
     <w:rPr>
       <w:rFonts w:eastAsiaTheme="minorEastAsia"/>
       <w:sz w:val="24"/>
@@ -14497,7 +14497,7 @@
     <w:autoRedefine/>
     <w:uiPriority w:val="39"/>
     <w:unhideWhenUsed/>
-    <w:rsid w:val="00795A2E"/>
+    <w:rsid w:val="00516F91"/>
     <w:pPr>
       <w:spacing w:after="100"/>
       <w:ind w:left="220"/>
@@ -14510,7 +14510,7 @@
     <w:autoRedefine/>
     <w:uiPriority w:val="39"/>
     <w:unhideWhenUsed/>
-    <w:rsid w:val="00795A2E"/>
+    <w:rsid w:val="00516F91"/>
     <w:pPr>
       <w:spacing w:after="100"/>
     </w:pPr>
@@ -14522,7 +14522,7 @@
     <w:autoRedefine/>
     <w:uiPriority w:val="39"/>
     <w:unhideWhenUsed/>
-    <w:rsid w:val="00795A2E"/>
+    <w:rsid w:val="00516F91"/>
     <w:pPr>
       <w:spacing w:after="100"/>
       <w:ind w:left="440"/>

--- a/nl/docx/document-a.docx
+++ b/nl/docx/document-a.docx
@@ -7,7 +7,7 @@
         <w:spacing w:after="480"/>
         <w:jc w:val="center"/>
         <w:outlineLvl w:val="1"/>
-        <w:divId w:val="1184323990"/>
+        <w:divId w:val="1330019392"/>
         <w:rPr>
           <w:rFonts w:ascii="Aptos Display" w:eastAsia="Times New Roman" w:hAnsi="Aptos Display"/>
           <w:b/>
@@ -36,7 +36,7 @@
     <w:p>
       <w:pPr>
         <w:pStyle w:val="ondertitel2"/>
-        <w:divId w:val="1184323990"/>
+        <w:divId w:val="1330019392"/>
         <w:rPr>
           <w:lang w:val="nl-NL"/>
         </w:rPr>
@@ -51,7 +51,7 @@
     <w:p>
       <w:pPr>
         <w:pStyle w:val="documentaanduiding2"/>
-        <w:divId w:val="1184323990"/>
+        <w:divId w:val="1330019392"/>
         <w:rPr>
           <w:lang w:val="nl-NL"/>
         </w:rPr>
@@ -66,7 +66,7 @@
     <w:p>
       <w:pPr>
         <w:pStyle w:val="auteur2"/>
-        <w:divId w:val="1184323990"/>
+        <w:divId w:val="1330019392"/>
         <w:rPr>
           <w:lang w:val="nl-NL"/>
         </w:rPr>
@@ -81,23 +81,23 @@
     <w:p>
       <w:pPr>
         <w:pStyle w:val="meta-lijn2"/>
-        <w:divId w:val="1184323990"/>
-        <w:rPr>
-          <w:lang w:val="nl-NL"/>
-        </w:rPr>
-      </w:pPr>
-      <w:r>
-        <w:rPr>
-          <w:lang w:val="nl-NL"/>
-        </w:rPr>
-        <w:t>Versie bijgewerkt: 6 oktober 2026, 13:54</w:t>
+        <w:divId w:val="1330019392"/>
+        <w:rPr>
+          <w:lang w:val="nl-NL"/>
+        </w:rPr>
+      </w:pPr>
+      <w:r>
+        <w:rPr>
+          <w:lang w:val="nl-NL"/>
+        </w:rPr>
+        <w:t>Versie bijgewerkt: 6 oktober 2026, 14:20</w:t>
       </w:r>
     </w:p>
     <w:p>
       <w:pPr>
         <w:pStyle w:val="marker"/>
         <w:ind w:left="800" w:right="800"/>
-        <w:divId w:val="1558004264"/>
+        <w:divId w:val="1477067237"/>
         <w:rPr>
           <w:lang w:val="nl-NL"/>
         </w:rPr>
@@ -110,13 +110,13 @@
       <w:pPr>
         <w:pStyle w:val="Kop2"/>
         <w:pageBreakBefore/>
-        <w:divId w:val="1941453553"/>
-        <w:rPr>
-          <w:rFonts w:eastAsia="Times New Roman"/>
-          <w:lang w:val="nl-NL"/>
-        </w:rPr>
-      </w:pPr>
-      <w:bookmarkStart w:id="0" w:name="_Toc242187892"/>
+        <w:divId w:val="1132989214"/>
+        <w:rPr>
+          <w:rFonts w:eastAsia="Times New Roman"/>
+          <w:lang w:val="nl-NL"/>
+        </w:rPr>
+      </w:pPr>
+      <w:bookmarkStart w:id="0" w:name="_Toc242189427"/>
       <w:r>
         <w:rPr>
           <w:rFonts w:eastAsia="Times New Roman"/>
@@ -133,7 +133,7 @@
         <w:tabs>
           <w:tab w:val="right" w:leader="dot" w:pos="9062"/>
         </w:tabs>
-        <w:divId w:val="1941453553"/>
+        <w:divId w:val="1132989214"/>
         <w:rPr>
           <w:rFonts w:asciiTheme="minorHAnsi" w:hAnsiTheme="minorHAnsi" w:cstheme="minorBidi"/>
           <w:noProof/>
@@ -184,7 +184,7 @@
         <w:rPr>
           <w:noProof/>
         </w:rPr>
-        <w:instrText xml:space="preserve"> PAGEREF _Toc242187892 \h </w:instrText>
+        <w:instrText xml:space="preserve"> PAGEREF _Toc242189427 \h </w:instrText>
       </w:r>
       <w:r>
         <w:rPr>
@@ -216,7 +216,7 @@
         <w:tabs>
           <w:tab w:val="right" w:leader="dot" w:pos="9062"/>
         </w:tabs>
-        <w:divId w:val="1941453553"/>
+        <w:divId w:val="1132989214"/>
         <w:rPr>
           <w:rFonts w:asciiTheme="minorHAnsi" w:hAnsiTheme="minorHAnsi" w:cstheme="minorBidi"/>
           <w:noProof/>
@@ -249,7 +249,7 @@
         <w:rPr>
           <w:noProof/>
         </w:rPr>
-        <w:instrText xml:space="preserve"> PAGEREF _Toc242187893 \h </w:instrText>
+        <w:instrText xml:space="preserve"> PAGEREF _Toc242189428 \h </w:instrText>
       </w:r>
       <w:r>
         <w:rPr>
@@ -281,7 +281,7 @@
         <w:tabs>
           <w:tab w:val="right" w:leader="dot" w:pos="9062"/>
         </w:tabs>
-        <w:divId w:val="1941453553"/>
+        <w:divId w:val="1132989214"/>
         <w:rPr>
           <w:rFonts w:asciiTheme="minorHAnsi" w:hAnsiTheme="minorHAnsi" w:cstheme="minorBidi"/>
           <w:noProof/>
@@ -314,7 +314,7 @@
         <w:rPr>
           <w:noProof/>
         </w:rPr>
-        <w:instrText xml:space="preserve"> PAGEREF _Toc242187894 \h </w:instrText>
+        <w:instrText xml:space="preserve"> PAGEREF _Toc242189429 \h </w:instrText>
       </w:r>
       <w:r>
         <w:rPr>
@@ -346,7 +346,7 @@
         <w:tabs>
           <w:tab w:val="right" w:leader="dot" w:pos="9062"/>
         </w:tabs>
-        <w:divId w:val="1941453553"/>
+        <w:divId w:val="1132989214"/>
         <w:rPr>
           <w:rFonts w:asciiTheme="minorHAnsi" w:hAnsiTheme="minorHAnsi" w:cstheme="minorBidi"/>
           <w:noProof/>
@@ -379,7 +379,7 @@
         <w:rPr>
           <w:noProof/>
         </w:rPr>
-        <w:instrText xml:space="preserve"> PAGEREF _Toc242187895 \h </w:instrText>
+        <w:instrText xml:space="preserve"> PAGEREF _Toc242189430 \h </w:instrText>
       </w:r>
       <w:r>
         <w:rPr>
@@ -411,7 +411,7 @@
         <w:tabs>
           <w:tab w:val="right" w:leader="dot" w:pos="9062"/>
         </w:tabs>
-        <w:divId w:val="1941453553"/>
+        <w:divId w:val="1132989214"/>
         <w:rPr>
           <w:rFonts w:asciiTheme="minorHAnsi" w:hAnsiTheme="minorHAnsi" w:cstheme="minorBidi"/>
           <w:noProof/>
@@ -444,7 +444,7 @@
         <w:rPr>
           <w:noProof/>
         </w:rPr>
-        <w:instrText xml:space="preserve"> PAGEREF _Toc242187896 \h </w:instrText>
+        <w:instrText xml:space="preserve"> PAGEREF _Toc242189431 \h </w:instrText>
       </w:r>
       <w:r>
         <w:rPr>
@@ -476,7 +476,7 @@
         <w:tabs>
           <w:tab w:val="right" w:leader="dot" w:pos="9062"/>
         </w:tabs>
-        <w:divId w:val="1941453553"/>
+        <w:divId w:val="1132989214"/>
         <w:rPr>
           <w:rFonts w:asciiTheme="minorHAnsi" w:hAnsiTheme="minorHAnsi" w:cstheme="minorBidi"/>
           <w:noProof/>
@@ -509,7 +509,7 @@
         <w:rPr>
           <w:noProof/>
         </w:rPr>
-        <w:instrText xml:space="preserve"> PAGEREF _Toc242187897 \h </w:instrText>
+        <w:instrText xml:space="preserve"> PAGEREF _Toc242189432 \h </w:instrText>
       </w:r>
       <w:r>
         <w:rPr>
@@ -541,7 +541,7 @@
         <w:tabs>
           <w:tab w:val="right" w:leader="dot" w:pos="9062"/>
         </w:tabs>
-        <w:divId w:val="1941453553"/>
+        <w:divId w:val="1132989214"/>
         <w:rPr>
           <w:rFonts w:asciiTheme="minorHAnsi" w:hAnsiTheme="minorHAnsi" w:cstheme="minorBidi"/>
           <w:noProof/>
@@ -574,7 +574,7 @@
         <w:rPr>
           <w:noProof/>
         </w:rPr>
-        <w:instrText xml:space="preserve"> PAGEREF _Toc242187898 \h </w:instrText>
+        <w:instrText xml:space="preserve"> PAGEREF _Toc242189433 \h </w:instrText>
       </w:r>
       <w:r>
         <w:rPr>
@@ -606,7 +606,7 @@
         <w:tabs>
           <w:tab w:val="right" w:leader="dot" w:pos="9062"/>
         </w:tabs>
-        <w:divId w:val="1941453553"/>
+        <w:divId w:val="1132989214"/>
         <w:rPr>
           <w:rFonts w:asciiTheme="minorHAnsi" w:hAnsiTheme="minorHAnsi" w:cstheme="minorBidi"/>
           <w:noProof/>
@@ -639,7 +639,7 @@
         <w:rPr>
           <w:noProof/>
         </w:rPr>
-        <w:instrText xml:space="preserve"> PAGEREF _Toc242187899 \h </w:instrText>
+        <w:instrText xml:space="preserve"> PAGEREF _Toc242189434 \h </w:instrText>
       </w:r>
       <w:r>
         <w:rPr>
@@ -671,7 +671,7 @@
         <w:tabs>
           <w:tab w:val="right" w:leader="dot" w:pos="9062"/>
         </w:tabs>
-        <w:divId w:val="1941453553"/>
+        <w:divId w:val="1132989214"/>
         <w:rPr>
           <w:rFonts w:asciiTheme="minorHAnsi" w:hAnsiTheme="minorHAnsi" w:cstheme="minorBidi"/>
           <w:noProof/>
@@ -704,7 +704,7 @@
         <w:rPr>
           <w:noProof/>
         </w:rPr>
-        <w:instrText xml:space="preserve"> PAGEREF _Toc242187900 \h </w:instrText>
+        <w:instrText xml:space="preserve"> PAGEREF _Toc242189435 \h </w:instrText>
       </w:r>
       <w:r>
         <w:rPr>
@@ -736,7 +736,7 @@
         <w:tabs>
           <w:tab w:val="right" w:leader="dot" w:pos="9062"/>
         </w:tabs>
-        <w:divId w:val="1941453553"/>
+        <w:divId w:val="1132989214"/>
         <w:rPr>
           <w:rFonts w:asciiTheme="minorHAnsi" w:hAnsiTheme="minorHAnsi" w:cstheme="minorBidi"/>
           <w:noProof/>
@@ -769,7 +769,7 @@
         <w:rPr>
           <w:noProof/>
         </w:rPr>
-        <w:instrText xml:space="preserve"> PAGEREF _Toc242187901 \h </w:instrText>
+        <w:instrText xml:space="preserve"> PAGEREF _Toc242189436 \h </w:instrText>
       </w:r>
       <w:r>
         <w:rPr>
@@ -801,7 +801,7 @@
         <w:tabs>
           <w:tab w:val="right" w:leader="dot" w:pos="9062"/>
         </w:tabs>
-        <w:divId w:val="1941453553"/>
+        <w:divId w:val="1132989214"/>
         <w:rPr>
           <w:rFonts w:asciiTheme="minorHAnsi" w:hAnsiTheme="minorHAnsi" w:cstheme="minorBidi"/>
           <w:noProof/>
@@ -834,7 +834,7 @@
         <w:rPr>
           <w:noProof/>
         </w:rPr>
-        <w:instrText xml:space="preserve"> PAGEREF _Toc242187902 \h </w:instrText>
+        <w:instrText xml:space="preserve"> PAGEREF _Toc242189437 \h </w:instrText>
       </w:r>
       <w:r>
         <w:rPr>
@@ -866,7 +866,7 @@
         <w:tabs>
           <w:tab w:val="right" w:leader="dot" w:pos="9062"/>
         </w:tabs>
-        <w:divId w:val="1941453553"/>
+        <w:divId w:val="1132989214"/>
         <w:rPr>
           <w:rFonts w:asciiTheme="minorHAnsi" w:hAnsiTheme="minorHAnsi" w:cstheme="minorBidi"/>
           <w:noProof/>
@@ -899,7 +899,7 @@
         <w:rPr>
           <w:noProof/>
         </w:rPr>
-        <w:instrText xml:space="preserve"> PAGEREF _Toc242187903 \h </w:instrText>
+        <w:instrText xml:space="preserve"> PAGEREF _Toc242189438 \h </w:instrText>
       </w:r>
       <w:r>
         <w:rPr>
@@ -931,7 +931,7 @@
         <w:tabs>
           <w:tab w:val="right" w:leader="dot" w:pos="9062"/>
         </w:tabs>
-        <w:divId w:val="1941453553"/>
+        <w:divId w:val="1132989214"/>
         <w:rPr>
           <w:rFonts w:asciiTheme="minorHAnsi" w:hAnsiTheme="minorHAnsi" w:cstheme="minorBidi"/>
           <w:noProof/>
@@ -964,7 +964,7 @@
         <w:rPr>
           <w:noProof/>
         </w:rPr>
-        <w:instrText xml:space="preserve"> PAGEREF _Toc242187904 \h </w:instrText>
+        <w:instrText xml:space="preserve"> PAGEREF _Toc242189439 \h </w:instrText>
       </w:r>
       <w:r>
         <w:rPr>
@@ -996,7 +996,7 @@
         <w:tabs>
           <w:tab w:val="right" w:leader="dot" w:pos="9062"/>
         </w:tabs>
-        <w:divId w:val="1941453553"/>
+        <w:divId w:val="1132989214"/>
         <w:rPr>
           <w:rFonts w:asciiTheme="minorHAnsi" w:hAnsiTheme="minorHAnsi" w:cstheme="minorBidi"/>
           <w:noProof/>
@@ -1029,7 +1029,7 @@
         <w:rPr>
           <w:noProof/>
         </w:rPr>
-        <w:instrText xml:space="preserve"> PAGEREF _Toc242187905 \h </w:instrText>
+        <w:instrText xml:space="preserve"> PAGEREF _Toc242189440 \h </w:instrText>
       </w:r>
       <w:r>
         <w:rPr>
@@ -1061,7 +1061,7 @@
         <w:tabs>
           <w:tab w:val="right" w:leader="dot" w:pos="9062"/>
         </w:tabs>
-        <w:divId w:val="1941453553"/>
+        <w:divId w:val="1132989214"/>
         <w:rPr>
           <w:rFonts w:asciiTheme="minorHAnsi" w:hAnsiTheme="minorHAnsi" w:cstheme="minorBidi"/>
           <w:noProof/>
@@ -1094,7 +1094,7 @@
         <w:rPr>
           <w:noProof/>
         </w:rPr>
-        <w:instrText xml:space="preserve"> PAGEREF _Toc242187906 \h </w:instrText>
+        <w:instrText xml:space="preserve"> PAGEREF _Toc242189441 \h </w:instrText>
       </w:r>
       <w:r>
         <w:rPr>
@@ -1126,7 +1126,7 @@
         <w:tabs>
           <w:tab w:val="right" w:leader="dot" w:pos="9062"/>
         </w:tabs>
-        <w:divId w:val="1941453553"/>
+        <w:divId w:val="1132989214"/>
         <w:rPr>
           <w:rFonts w:asciiTheme="minorHAnsi" w:hAnsiTheme="minorHAnsi" w:cstheme="minorBidi"/>
           <w:noProof/>
@@ -1159,7 +1159,7 @@
         <w:rPr>
           <w:noProof/>
         </w:rPr>
-        <w:instrText xml:space="preserve"> PAGEREF _Toc242187907 \h </w:instrText>
+        <w:instrText xml:space="preserve"> PAGEREF _Toc242189442 \h </w:instrText>
       </w:r>
       <w:r>
         <w:rPr>
@@ -1191,7 +1191,7 @@
         <w:tabs>
           <w:tab w:val="right" w:leader="dot" w:pos="9062"/>
         </w:tabs>
-        <w:divId w:val="1941453553"/>
+        <w:divId w:val="1132989214"/>
         <w:rPr>
           <w:rFonts w:asciiTheme="minorHAnsi" w:hAnsiTheme="minorHAnsi" w:cstheme="minorBidi"/>
           <w:noProof/>
@@ -1224,7 +1224,7 @@
         <w:rPr>
           <w:noProof/>
         </w:rPr>
-        <w:instrText xml:space="preserve"> PAGEREF _Toc242187908 \h </w:instrText>
+        <w:instrText xml:space="preserve"> PAGEREF _Toc242189443 \h </w:instrText>
       </w:r>
       <w:r>
         <w:rPr>
@@ -1256,7 +1256,7 @@
         <w:tabs>
           <w:tab w:val="right" w:leader="dot" w:pos="9062"/>
         </w:tabs>
-        <w:divId w:val="1941453553"/>
+        <w:divId w:val="1132989214"/>
         <w:rPr>
           <w:rFonts w:asciiTheme="minorHAnsi" w:hAnsiTheme="minorHAnsi" w:cstheme="minorBidi"/>
           <w:noProof/>
@@ -1289,7 +1289,7 @@
         <w:rPr>
           <w:noProof/>
         </w:rPr>
-        <w:instrText xml:space="preserve"> PAGEREF _Toc242187909 \h </w:instrText>
+        <w:instrText xml:space="preserve"> PAGEREF _Toc242189444 \h </w:instrText>
       </w:r>
       <w:r>
         <w:rPr>
@@ -1321,7 +1321,7 @@
         <w:tabs>
           <w:tab w:val="right" w:leader="dot" w:pos="9062"/>
         </w:tabs>
-        <w:divId w:val="1941453553"/>
+        <w:divId w:val="1132989214"/>
         <w:rPr>
           <w:rFonts w:asciiTheme="minorHAnsi" w:hAnsiTheme="minorHAnsi" w:cstheme="minorBidi"/>
           <w:noProof/>
@@ -1354,7 +1354,7 @@
         <w:rPr>
           <w:noProof/>
         </w:rPr>
-        <w:instrText xml:space="preserve"> PAGEREF _Toc242187910 \h </w:instrText>
+        <w:instrText xml:space="preserve"> PAGEREF _Toc242189445 \h </w:instrText>
       </w:r>
       <w:r>
         <w:rPr>
@@ -1386,7 +1386,7 @@
         <w:tabs>
           <w:tab w:val="right" w:leader="dot" w:pos="9062"/>
         </w:tabs>
-        <w:divId w:val="1941453553"/>
+        <w:divId w:val="1132989214"/>
         <w:rPr>
           <w:rFonts w:asciiTheme="minorHAnsi" w:hAnsiTheme="minorHAnsi" w:cstheme="minorBidi"/>
           <w:noProof/>
@@ -1419,7 +1419,7 @@
         <w:rPr>
           <w:noProof/>
         </w:rPr>
-        <w:instrText xml:space="preserve"> PAGEREF _Toc242187911 \h </w:instrText>
+        <w:instrText xml:space="preserve"> PAGEREF _Toc242189446 \h </w:instrText>
       </w:r>
       <w:r>
         <w:rPr>
@@ -1451,7 +1451,7 @@
         <w:tabs>
           <w:tab w:val="right" w:leader="dot" w:pos="9062"/>
         </w:tabs>
-        <w:divId w:val="1941453553"/>
+        <w:divId w:val="1132989214"/>
         <w:rPr>
           <w:rFonts w:asciiTheme="minorHAnsi" w:hAnsiTheme="minorHAnsi" w:cstheme="minorBidi"/>
           <w:noProof/>
@@ -1484,7 +1484,7 @@
         <w:rPr>
           <w:noProof/>
         </w:rPr>
-        <w:instrText xml:space="preserve"> PAGEREF _Toc242187912 \h </w:instrText>
+        <w:instrText xml:space="preserve"> PAGEREF _Toc242189447 \h </w:instrText>
       </w:r>
       <w:r>
         <w:rPr>
@@ -1516,7 +1516,7 @@
         <w:tabs>
           <w:tab w:val="right" w:leader="dot" w:pos="9062"/>
         </w:tabs>
-        <w:divId w:val="1941453553"/>
+        <w:divId w:val="1132989214"/>
         <w:rPr>
           <w:rFonts w:asciiTheme="minorHAnsi" w:hAnsiTheme="minorHAnsi" w:cstheme="minorBidi"/>
           <w:noProof/>
@@ -1549,7 +1549,7 @@
         <w:rPr>
           <w:noProof/>
         </w:rPr>
-        <w:instrText xml:space="preserve"> PAGEREF _Toc242187913 \h </w:instrText>
+        <w:instrText xml:space="preserve"> PAGEREF _Toc242189448 \h </w:instrText>
       </w:r>
       <w:r>
         <w:rPr>
@@ -1581,7 +1581,7 @@
         <w:tabs>
           <w:tab w:val="right" w:leader="dot" w:pos="9062"/>
         </w:tabs>
-        <w:divId w:val="1941453553"/>
+        <w:divId w:val="1132989214"/>
         <w:rPr>
           <w:rFonts w:asciiTheme="minorHAnsi" w:hAnsiTheme="minorHAnsi" w:cstheme="minorBidi"/>
           <w:noProof/>
@@ -1614,7 +1614,7 @@
         <w:rPr>
           <w:noProof/>
         </w:rPr>
-        <w:instrText xml:space="preserve"> PAGEREF _Toc242187914 \h </w:instrText>
+        <w:instrText xml:space="preserve"> PAGEREF _Toc242189449 \h </w:instrText>
       </w:r>
       <w:r>
         <w:rPr>
@@ -1646,7 +1646,7 @@
         <w:tabs>
           <w:tab w:val="right" w:leader="dot" w:pos="9062"/>
         </w:tabs>
-        <w:divId w:val="1941453553"/>
+        <w:divId w:val="1132989214"/>
         <w:rPr>
           <w:rFonts w:asciiTheme="minorHAnsi" w:hAnsiTheme="minorHAnsi" w:cstheme="minorBidi"/>
           <w:noProof/>
@@ -1679,7 +1679,7 @@
         <w:rPr>
           <w:noProof/>
         </w:rPr>
-        <w:instrText xml:space="preserve"> PAGEREF _Toc242187915 \h </w:instrText>
+        <w:instrText xml:space="preserve"> PAGEREF _Toc242189450 \h </w:instrText>
       </w:r>
       <w:r>
         <w:rPr>
@@ -1711,7 +1711,7 @@
         <w:tabs>
           <w:tab w:val="right" w:leader="dot" w:pos="9062"/>
         </w:tabs>
-        <w:divId w:val="1941453553"/>
+        <w:divId w:val="1132989214"/>
         <w:rPr>
           <w:rFonts w:asciiTheme="minorHAnsi" w:hAnsiTheme="minorHAnsi" w:cstheme="minorBidi"/>
           <w:noProof/>
@@ -1744,7 +1744,7 @@
         <w:rPr>
           <w:noProof/>
         </w:rPr>
-        <w:instrText xml:space="preserve"> PAGEREF _Toc242187916 \h </w:instrText>
+        <w:instrText xml:space="preserve"> PAGEREF _Toc242189451 \h </w:instrText>
       </w:r>
       <w:r>
         <w:rPr>
@@ -1776,7 +1776,7 @@
         <w:tabs>
           <w:tab w:val="right" w:leader="dot" w:pos="9062"/>
         </w:tabs>
-        <w:divId w:val="1941453553"/>
+        <w:divId w:val="1132989214"/>
         <w:rPr>
           <w:rFonts w:asciiTheme="minorHAnsi" w:hAnsiTheme="minorHAnsi" w:cstheme="minorBidi"/>
           <w:noProof/>
@@ -1809,7 +1809,7 @@
         <w:rPr>
           <w:noProof/>
         </w:rPr>
-        <w:instrText xml:space="preserve"> PAGEREF _Toc242187917 \h </w:instrText>
+        <w:instrText xml:space="preserve"> PAGEREF _Toc242189452 \h </w:instrText>
       </w:r>
       <w:r>
         <w:rPr>
@@ -1841,7 +1841,7 @@
         <w:tabs>
           <w:tab w:val="right" w:leader="dot" w:pos="9062"/>
         </w:tabs>
-        <w:divId w:val="1941453553"/>
+        <w:divId w:val="1132989214"/>
         <w:rPr>
           <w:rFonts w:asciiTheme="minorHAnsi" w:hAnsiTheme="minorHAnsi" w:cstheme="minorBidi"/>
           <w:noProof/>
@@ -1874,7 +1874,7 @@
         <w:rPr>
           <w:noProof/>
         </w:rPr>
-        <w:instrText xml:space="preserve"> PAGEREF _Toc242187918 \h </w:instrText>
+        <w:instrText xml:space="preserve"> PAGEREF _Toc242189453 \h </w:instrText>
       </w:r>
       <w:r>
         <w:rPr>
@@ -1906,7 +1906,7 @@
         <w:tabs>
           <w:tab w:val="right" w:leader="dot" w:pos="9062"/>
         </w:tabs>
-        <w:divId w:val="1941453553"/>
+        <w:divId w:val="1132989214"/>
         <w:rPr>
           <w:rFonts w:asciiTheme="minorHAnsi" w:hAnsiTheme="minorHAnsi" w:cstheme="minorBidi"/>
           <w:noProof/>
@@ -1939,7 +1939,7 @@
         <w:rPr>
           <w:noProof/>
         </w:rPr>
-        <w:instrText xml:space="preserve"> PAGEREF _Toc242187919 \h </w:instrText>
+        <w:instrText xml:space="preserve"> PAGEREF _Toc242189454 \h </w:instrText>
       </w:r>
       <w:r>
         <w:rPr>
@@ -1971,7 +1971,7 @@
         <w:tabs>
           <w:tab w:val="right" w:leader="dot" w:pos="9062"/>
         </w:tabs>
-        <w:divId w:val="1941453553"/>
+        <w:divId w:val="1132989214"/>
         <w:rPr>
           <w:rFonts w:asciiTheme="minorHAnsi" w:hAnsiTheme="minorHAnsi" w:cstheme="minorBidi"/>
           <w:noProof/>
@@ -2004,7 +2004,7 @@
         <w:rPr>
           <w:noProof/>
         </w:rPr>
-        <w:instrText xml:space="preserve"> PAGEREF _Toc242187920 \h </w:instrText>
+        <w:instrText xml:space="preserve"> PAGEREF _Toc242189455 \h </w:instrText>
       </w:r>
       <w:r>
         <w:rPr>
@@ -2036,7 +2036,7 @@
         <w:tabs>
           <w:tab w:val="right" w:leader="dot" w:pos="9062"/>
         </w:tabs>
-        <w:divId w:val="1941453553"/>
+        <w:divId w:val="1132989214"/>
         <w:rPr>
           <w:rFonts w:asciiTheme="minorHAnsi" w:hAnsiTheme="minorHAnsi" w:cstheme="minorBidi"/>
           <w:noProof/>
@@ -2069,7 +2069,7 @@
         <w:rPr>
           <w:noProof/>
         </w:rPr>
-        <w:instrText xml:space="preserve"> PAGEREF _Toc242187921 \h </w:instrText>
+        <w:instrText xml:space="preserve"> PAGEREF _Toc242189456 \h </w:instrText>
       </w:r>
       <w:r>
         <w:rPr>
@@ -2101,7 +2101,7 @@
         <w:tabs>
           <w:tab w:val="right" w:leader="dot" w:pos="9062"/>
         </w:tabs>
-        <w:divId w:val="1941453553"/>
+        <w:divId w:val="1132989214"/>
         <w:rPr>
           <w:rFonts w:asciiTheme="minorHAnsi" w:hAnsiTheme="minorHAnsi" w:cstheme="minorBidi"/>
           <w:noProof/>
@@ -2134,7 +2134,7 @@
         <w:rPr>
           <w:noProof/>
         </w:rPr>
-        <w:instrText xml:space="preserve"> PAGEREF _Toc242187922 \h </w:instrText>
+        <w:instrText xml:space="preserve"> PAGEREF _Toc242189457 \h </w:instrText>
       </w:r>
       <w:r>
         <w:rPr>
@@ -2166,7 +2166,7 @@
         <w:tabs>
           <w:tab w:val="right" w:leader="dot" w:pos="9062"/>
         </w:tabs>
-        <w:divId w:val="1941453553"/>
+        <w:divId w:val="1132989214"/>
         <w:rPr>
           <w:rFonts w:asciiTheme="minorHAnsi" w:hAnsiTheme="minorHAnsi" w:cstheme="minorBidi"/>
           <w:noProof/>
@@ -2199,7 +2199,7 @@
         <w:rPr>
           <w:noProof/>
         </w:rPr>
-        <w:instrText xml:space="preserve"> PAGEREF _Toc242187923 \h </w:instrText>
+        <w:instrText xml:space="preserve"> PAGEREF _Toc242189458 \h </w:instrText>
       </w:r>
       <w:r>
         <w:rPr>
@@ -2231,7 +2231,7 @@
         <w:tabs>
           <w:tab w:val="right" w:leader="dot" w:pos="9062"/>
         </w:tabs>
-        <w:divId w:val="1941453553"/>
+        <w:divId w:val="1132989214"/>
         <w:rPr>
           <w:rFonts w:asciiTheme="minorHAnsi" w:hAnsiTheme="minorHAnsi" w:cstheme="minorBidi"/>
           <w:noProof/>
@@ -2264,7 +2264,7 @@
         <w:rPr>
           <w:noProof/>
         </w:rPr>
-        <w:instrText xml:space="preserve"> PAGEREF _Toc242187924 \h </w:instrText>
+        <w:instrText xml:space="preserve"> PAGEREF _Toc242189459 \h </w:instrText>
       </w:r>
       <w:r>
         <w:rPr>
@@ -2296,7 +2296,7 @@
         <w:tabs>
           <w:tab w:val="right" w:leader="dot" w:pos="9062"/>
         </w:tabs>
-        <w:divId w:val="1941453553"/>
+        <w:divId w:val="1132989214"/>
         <w:rPr>
           <w:rFonts w:asciiTheme="minorHAnsi" w:hAnsiTheme="minorHAnsi" w:cstheme="minorBidi"/>
           <w:noProof/>
@@ -2329,7 +2329,7 @@
         <w:rPr>
           <w:noProof/>
         </w:rPr>
-        <w:instrText xml:space="preserve"> PAGEREF _Toc242187925 \h </w:instrText>
+        <w:instrText xml:space="preserve"> PAGEREF _Toc242189460 \h </w:instrText>
       </w:r>
       <w:r>
         <w:rPr>
@@ -2361,7 +2361,7 @@
         <w:tabs>
           <w:tab w:val="right" w:leader="dot" w:pos="9062"/>
         </w:tabs>
-        <w:divId w:val="1941453553"/>
+        <w:divId w:val="1132989214"/>
         <w:rPr>
           <w:rFonts w:asciiTheme="minorHAnsi" w:hAnsiTheme="minorHAnsi" w:cstheme="minorBidi"/>
           <w:noProof/>
@@ -2394,7 +2394,7 @@
         <w:rPr>
           <w:noProof/>
         </w:rPr>
-        <w:instrText xml:space="preserve"> PAGEREF _Toc242187926 \h </w:instrText>
+        <w:instrText xml:space="preserve"> PAGEREF _Toc242189461 \h </w:instrText>
       </w:r>
       <w:r>
         <w:rPr>
@@ -2426,7 +2426,7 @@
         <w:tabs>
           <w:tab w:val="right" w:leader="dot" w:pos="9062"/>
         </w:tabs>
-        <w:divId w:val="1941453553"/>
+        <w:divId w:val="1132989214"/>
         <w:rPr>
           <w:rFonts w:asciiTheme="minorHAnsi" w:hAnsiTheme="minorHAnsi" w:cstheme="minorBidi"/>
           <w:noProof/>
@@ -2459,7 +2459,7 @@
         <w:rPr>
           <w:noProof/>
         </w:rPr>
-        <w:instrText xml:space="preserve"> PAGEREF _Toc242187927 \h </w:instrText>
+        <w:instrText xml:space="preserve"> PAGEREF _Toc242189462 \h </w:instrText>
       </w:r>
       <w:r>
         <w:rPr>
@@ -2491,7 +2491,7 @@
         <w:tabs>
           <w:tab w:val="right" w:leader="dot" w:pos="9062"/>
         </w:tabs>
-        <w:divId w:val="1941453553"/>
+        <w:divId w:val="1132989214"/>
         <w:rPr>
           <w:rFonts w:asciiTheme="minorHAnsi" w:hAnsiTheme="minorHAnsi" w:cstheme="minorBidi"/>
           <w:noProof/>
@@ -2524,7 +2524,7 @@
         <w:rPr>
           <w:noProof/>
         </w:rPr>
-        <w:instrText xml:space="preserve"> PAGEREF _Toc242187928 \h </w:instrText>
+        <w:instrText xml:space="preserve"> PAGEREF _Toc242189463 \h </w:instrText>
       </w:r>
       <w:r>
         <w:rPr>
@@ -2556,7 +2556,7 @@
         <w:tabs>
           <w:tab w:val="right" w:leader="dot" w:pos="9062"/>
         </w:tabs>
-        <w:divId w:val="1941453553"/>
+        <w:divId w:val="1132989214"/>
         <w:rPr>
           <w:rFonts w:asciiTheme="minorHAnsi" w:hAnsiTheme="minorHAnsi" w:cstheme="minorBidi"/>
           <w:noProof/>
@@ -2589,7 +2589,7 @@
         <w:rPr>
           <w:noProof/>
         </w:rPr>
-        <w:instrText xml:space="preserve"> PAGEREF _Toc242187929 \h </w:instrText>
+        <w:instrText xml:space="preserve"> PAGEREF _Toc242189464 \h </w:instrText>
       </w:r>
       <w:r>
         <w:rPr>
@@ -2621,7 +2621,7 @@
         <w:tabs>
           <w:tab w:val="right" w:leader="dot" w:pos="9062"/>
         </w:tabs>
-        <w:divId w:val="1941453553"/>
+        <w:divId w:val="1132989214"/>
         <w:rPr>
           <w:rFonts w:asciiTheme="minorHAnsi" w:hAnsiTheme="minorHAnsi" w:cstheme="minorBidi"/>
           <w:noProof/>
@@ -2654,7 +2654,7 @@
         <w:rPr>
           <w:noProof/>
         </w:rPr>
-        <w:instrText xml:space="preserve"> PAGEREF _Toc242187930 \h </w:instrText>
+        <w:instrText xml:space="preserve"> PAGEREF _Toc242189465 \h </w:instrText>
       </w:r>
       <w:r>
         <w:rPr>
@@ -2686,7 +2686,7 @@
         <w:tabs>
           <w:tab w:val="right" w:leader="dot" w:pos="9062"/>
         </w:tabs>
-        <w:divId w:val="1941453553"/>
+        <w:divId w:val="1132989214"/>
         <w:rPr>
           <w:rFonts w:asciiTheme="minorHAnsi" w:hAnsiTheme="minorHAnsi" w:cstheme="minorBidi"/>
           <w:noProof/>
@@ -2719,7 +2719,7 @@
         <w:rPr>
           <w:noProof/>
         </w:rPr>
-        <w:instrText xml:space="preserve"> PAGEREF _Toc242187931 \h </w:instrText>
+        <w:instrText xml:space="preserve"> PAGEREF _Toc242189466 \h </w:instrText>
       </w:r>
       <w:r>
         <w:rPr>
@@ -2751,7 +2751,7 @@
         <w:tabs>
           <w:tab w:val="right" w:leader="dot" w:pos="9062"/>
         </w:tabs>
-        <w:divId w:val="1941453553"/>
+        <w:divId w:val="1132989214"/>
         <w:rPr>
           <w:rFonts w:asciiTheme="minorHAnsi" w:hAnsiTheme="minorHAnsi" w:cstheme="minorBidi"/>
           <w:noProof/>
@@ -2784,7 +2784,7 @@
         <w:rPr>
           <w:noProof/>
         </w:rPr>
-        <w:instrText xml:space="preserve"> PAGEREF _Toc242187932 \h </w:instrText>
+        <w:instrText xml:space="preserve"> PAGEREF _Toc242189467 \h </w:instrText>
       </w:r>
       <w:r>
         <w:rPr>
@@ -2816,7 +2816,7 @@
         <w:tabs>
           <w:tab w:val="right" w:leader="dot" w:pos="9062"/>
         </w:tabs>
-        <w:divId w:val="1941453553"/>
+        <w:divId w:val="1132989214"/>
         <w:rPr>
           <w:rFonts w:asciiTheme="minorHAnsi" w:hAnsiTheme="minorHAnsi" w:cstheme="minorBidi"/>
           <w:noProof/>
@@ -2849,7 +2849,7 @@
         <w:rPr>
           <w:noProof/>
         </w:rPr>
-        <w:instrText xml:space="preserve"> PAGEREF _Toc242187933 \h </w:instrText>
+        <w:instrText xml:space="preserve"> PAGEREF _Toc242189468 \h </w:instrText>
       </w:r>
       <w:r>
         <w:rPr>
@@ -2881,7 +2881,7 @@
         <w:tabs>
           <w:tab w:val="right" w:leader="dot" w:pos="9062"/>
         </w:tabs>
-        <w:divId w:val="1941453553"/>
+        <w:divId w:val="1132989214"/>
         <w:rPr>
           <w:rFonts w:asciiTheme="minorHAnsi" w:hAnsiTheme="minorHAnsi" w:cstheme="minorBidi"/>
           <w:noProof/>
@@ -2914,7 +2914,7 @@
         <w:rPr>
           <w:noProof/>
         </w:rPr>
-        <w:instrText xml:space="preserve"> PAGEREF _Toc242187934 \h </w:instrText>
+        <w:instrText xml:space="preserve"> PAGEREF _Toc242189469 \h </w:instrText>
       </w:r>
       <w:r>
         <w:rPr>
@@ -2946,7 +2946,7 @@
         <w:tabs>
           <w:tab w:val="right" w:leader="dot" w:pos="9062"/>
         </w:tabs>
-        <w:divId w:val="1941453553"/>
+        <w:divId w:val="1132989214"/>
         <w:rPr>
           <w:rFonts w:asciiTheme="minorHAnsi" w:hAnsiTheme="minorHAnsi" w:cstheme="minorBidi"/>
           <w:noProof/>
@@ -2979,7 +2979,7 @@
         <w:rPr>
           <w:noProof/>
         </w:rPr>
-        <w:instrText xml:space="preserve"> PAGEREF _Toc242187935 \h </w:instrText>
+        <w:instrText xml:space="preserve"> PAGEREF _Toc242189470 \h </w:instrText>
       </w:r>
       <w:r>
         <w:rPr>
@@ -3011,7 +3011,7 @@
         <w:tabs>
           <w:tab w:val="right" w:leader="dot" w:pos="9062"/>
         </w:tabs>
-        <w:divId w:val="1941453553"/>
+        <w:divId w:val="1132989214"/>
         <w:rPr>
           <w:rFonts w:asciiTheme="minorHAnsi" w:hAnsiTheme="minorHAnsi" w:cstheme="minorBidi"/>
           <w:noProof/>
@@ -3044,7 +3044,7 @@
         <w:rPr>
           <w:noProof/>
         </w:rPr>
-        <w:instrText xml:space="preserve"> PAGEREF _Toc242187936 \h </w:instrText>
+        <w:instrText xml:space="preserve"> PAGEREF _Toc242189471 \h </w:instrText>
       </w:r>
       <w:r>
         <w:rPr>
@@ -3076,7 +3076,7 @@
         <w:tabs>
           <w:tab w:val="right" w:leader="dot" w:pos="9062"/>
         </w:tabs>
-        <w:divId w:val="1941453553"/>
+        <w:divId w:val="1132989214"/>
         <w:rPr>
           <w:rFonts w:asciiTheme="minorHAnsi" w:hAnsiTheme="minorHAnsi" w:cstheme="minorBidi"/>
           <w:noProof/>
@@ -3109,7 +3109,7 @@
         <w:rPr>
           <w:noProof/>
         </w:rPr>
-        <w:instrText xml:space="preserve"> PAGEREF _Toc242187937 \h </w:instrText>
+        <w:instrText xml:space="preserve"> PAGEREF _Toc242189472 \h </w:instrText>
       </w:r>
       <w:r>
         <w:rPr>
@@ -3141,7 +3141,7 @@
         <w:tabs>
           <w:tab w:val="right" w:leader="dot" w:pos="9062"/>
         </w:tabs>
-        <w:divId w:val="1941453553"/>
+        <w:divId w:val="1132989214"/>
         <w:rPr>
           <w:rFonts w:asciiTheme="minorHAnsi" w:hAnsiTheme="minorHAnsi" w:cstheme="minorBidi"/>
           <w:noProof/>
@@ -3174,7 +3174,7 @@
         <w:rPr>
           <w:noProof/>
         </w:rPr>
-        <w:instrText xml:space="preserve"> PAGEREF _Toc242187938 \h </w:instrText>
+        <w:instrText xml:space="preserve"> PAGEREF _Toc242189473 \h </w:instrText>
       </w:r>
       <w:r>
         <w:rPr>
@@ -3206,7 +3206,7 @@
         <w:tabs>
           <w:tab w:val="right" w:leader="dot" w:pos="9062"/>
         </w:tabs>
-        <w:divId w:val="1941453553"/>
+        <w:divId w:val="1132989214"/>
         <w:rPr>
           <w:rFonts w:asciiTheme="minorHAnsi" w:hAnsiTheme="minorHAnsi" w:cstheme="minorBidi"/>
           <w:noProof/>
@@ -3239,7 +3239,7 @@
         <w:rPr>
           <w:noProof/>
         </w:rPr>
-        <w:instrText xml:space="preserve"> PAGEREF _Toc242187939 \h </w:instrText>
+        <w:instrText xml:space="preserve"> PAGEREF _Toc242189474 \h </w:instrText>
       </w:r>
       <w:r>
         <w:rPr>
@@ -3271,7 +3271,7 @@
         <w:tabs>
           <w:tab w:val="right" w:leader="dot" w:pos="9062"/>
         </w:tabs>
-        <w:divId w:val="1941453553"/>
+        <w:divId w:val="1132989214"/>
         <w:rPr>
           <w:rFonts w:asciiTheme="minorHAnsi" w:hAnsiTheme="minorHAnsi" w:cstheme="minorBidi"/>
           <w:noProof/>
@@ -3304,7 +3304,7 @@
         <w:rPr>
           <w:noProof/>
         </w:rPr>
-        <w:instrText xml:space="preserve"> PAGEREF _Toc242187940 \h </w:instrText>
+        <w:instrText xml:space="preserve"> PAGEREF _Toc242189475 \h </w:instrText>
       </w:r>
       <w:r>
         <w:rPr>
@@ -3336,7 +3336,7 @@
         <w:tabs>
           <w:tab w:val="right" w:leader="dot" w:pos="9062"/>
         </w:tabs>
-        <w:divId w:val="1941453553"/>
+        <w:divId w:val="1132989214"/>
         <w:rPr>
           <w:rFonts w:asciiTheme="minorHAnsi" w:hAnsiTheme="minorHAnsi" w:cstheme="minorBidi"/>
           <w:noProof/>
@@ -3369,7 +3369,7 @@
         <w:rPr>
           <w:noProof/>
         </w:rPr>
-        <w:instrText xml:space="preserve"> PAGEREF _Toc242187941 \h </w:instrText>
+        <w:instrText xml:space="preserve"> PAGEREF _Toc242189476 \h </w:instrText>
       </w:r>
       <w:r>
         <w:rPr>
@@ -3401,7 +3401,7 @@
         <w:tabs>
           <w:tab w:val="right" w:leader="dot" w:pos="9062"/>
         </w:tabs>
-        <w:divId w:val="1941453553"/>
+        <w:divId w:val="1132989214"/>
         <w:rPr>
           <w:rFonts w:asciiTheme="minorHAnsi" w:hAnsiTheme="minorHAnsi" w:cstheme="minorBidi"/>
           <w:noProof/>
@@ -3434,7 +3434,7 @@
         <w:rPr>
           <w:noProof/>
         </w:rPr>
-        <w:instrText xml:space="preserve"> PAGEREF _Toc242187942 \h </w:instrText>
+        <w:instrText xml:space="preserve"> PAGEREF _Toc242189477 \h </w:instrText>
       </w:r>
       <w:r>
         <w:rPr>
@@ -3466,7 +3466,7 @@
         <w:tabs>
           <w:tab w:val="right" w:leader="dot" w:pos="9062"/>
         </w:tabs>
-        <w:divId w:val="1941453553"/>
+        <w:divId w:val="1132989214"/>
         <w:rPr>
           <w:rFonts w:asciiTheme="minorHAnsi" w:hAnsiTheme="minorHAnsi" w:cstheme="minorBidi"/>
           <w:noProof/>
@@ -3499,7 +3499,7 @@
         <w:rPr>
           <w:noProof/>
         </w:rPr>
-        <w:instrText xml:space="preserve"> PAGEREF _Toc242187943 \h </w:instrText>
+        <w:instrText xml:space="preserve"> PAGEREF _Toc242189478 \h </w:instrText>
       </w:r>
       <w:r>
         <w:rPr>
@@ -3531,7 +3531,7 @@
         <w:tabs>
           <w:tab w:val="right" w:leader="dot" w:pos="9062"/>
         </w:tabs>
-        <w:divId w:val="1941453553"/>
+        <w:divId w:val="1132989214"/>
         <w:rPr>
           <w:rFonts w:asciiTheme="minorHAnsi" w:hAnsiTheme="minorHAnsi" w:cstheme="minorBidi"/>
           <w:noProof/>
@@ -3564,7 +3564,7 @@
         <w:rPr>
           <w:noProof/>
         </w:rPr>
-        <w:instrText xml:space="preserve"> PAGEREF _Toc242187944 \h </w:instrText>
+        <w:instrText xml:space="preserve"> PAGEREF _Toc242189479 \h </w:instrText>
       </w:r>
       <w:r>
         <w:rPr>
@@ -3596,7 +3596,7 @@
         <w:tabs>
           <w:tab w:val="right" w:leader="dot" w:pos="9062"/>
         </w:tabs>
-        <w:divId w:val="1941453553"/>
+        <w:divId w:val="1132989214"/>
         <w:rPr>
           <w:rFonts w:asciiTheme="minorHAnsi" w:hAnsiTheme="minorHAnsi" w:cstheme="minorBidi"/>
           <w:noProof/>
@@ -3629,7 +3629,7 @@
         <w:rPr>
           <w:noProof/>
         </w:rPr>
-        <w:instrText xml:space="preserve"> PAGEREF _Toc242187945 \h </w:instrText>
+        <w:instrText xml:space="preserve"> PAGEREF _Toc242189480 \h </w:instrText>
       </w:r>
       <w:r>
         <w:rPr>
@@ -3661,7 +3661,7 @@
         <w:tabs>
           <w:tab w:val="right" w:leader="dot" w:pos="9062"/>
         </w:tabs>
-        <w:divId w:val="1941453553"/>
+        <w:divId w:val="1132989214"/>
         <w:rPr>
           <w:rFonts w:asciiTheme="minorHAnsi" w:hAnsiTheme="minorHAnsi" w:cstheme="minorBidi"/>
           <w:noProof/>
@@ -3694,7 +3694,7 @@
         <w:rPr>
           <w:noProof/>
         </w:rPr>
-        <w:instrText xml:space="preserve"> PAGEREF _Toc242187946 \h </w:instrText>
+        <w:instrText xml:space="preserve"> PAGEREF _Toc242189481 \h </w:instrText>
       </w:r>
       <w:r>
         <w:rPr>
@@ -3726,7 +3726,7 @@
         <w:tabs>
           <w:tab w:val="right" w:leader="dot" w:pos="9062"/>
         </w:tabs>
-        <w:divId w:val="1941453553"/>
+        <w:divId w:val="1132989214"/>
         <w:rPr>
           <w:rFonts w:asciiTheme="minorHAnsi" w:hAnsiTheme="minorHAnsi" w:cstheme="minorBidi"/>
           <w:noProof/>
@@ -3759,7 +3759,7 @@
         <w:rPr>
           <w:noProof/>
         </w:rPr>
-        <w:instrText xml:space="preserve"> PAGEREF _Toc242187947 \h </w:instrText>
+        <w:instrText xml:space="preserve"> PAGEREF _Toc242189482 \h </w:instrText>
       </w:r>
       <w:r>
         <w:rPr>
@@ -3791,7 +3791,7 @@
         <w:tabs>
           <w:tab w:val="right" w:leader="dot" w:pos="9062"/>
         </w:tabs>
-        <w:divId w:val="1941453553"/>
+        <w:divId w:val="1132989214"/>
         <w:rPr>
           <w:rFonts w:asciiTheme="minorHAnsi" w:hAnsiTheme="minorHAnsi" w:cstheme="minorBidi"/>
           <w:noProof/>
@@ -3824,7 +3824,7 @@
         <w:rPr>
           <w:noProof/>
         </w:rPr>
-        <w:instrText xml:space="preserve"> PAGEREF _Toc242187948 \h </w:instrText>
+        <w:instrText xml:space="preserve"> PAGEREF _Toc242189483 \h </w:instrText>
       </w:r>
       <w:r>
         <w:rPr>
@@ -3856,7 +3856,7 @@
         <w:tabs>
           <w:tab w:val="right" w:leader="dot" w:pos="9062"/>
         </w:tabs>
-        <w:divId w:val="1941453553"/>
+        <w:divId w:val="1132989214"/>
         <w:rPr>
           <w:rFonts w:asciiTheme="minorHAnsi" w:hAnsiTheme="minorHAnsi" w:cstheme="minorBidi"/>
           <w:noProof/>
@@ -3889,7 +3889,7 @@
         <w:rPr>
           <w:noProof/>
         </w:rPr>
-        <w:instrText xml:space="preserve"> PAGEREF _Toc242187949 \h </w:instrText>
+        <w:instrText xml:space="preserve"> PAGEREF _Toc242189484 \h </w:instrText>
       </w:r>
       <w:r>
         <w:rPr>
@@ -3921,7 +3921,7 @@
         <w:tabs>
           <w:tab w:val="right" w:leader="dot" w:pos="9062"/>
         </w:tabs>
-        <w:divId w:val="1941453553"/>
+        <w:divId w:val="1132989214"/>
         <w:rPr>
           <w:rFonts w:asciiTheme="minorHAnsi" w:hAnsiTheme="minorHAnsi" w:cstheme="minorBidi"/>
           <w:noProof/>
@@ -3954,7 +3954,7 @@
         <w:rPr>
           <w:noProof/>
         </w:rPr>
-        <w:instrText xml:space="preserve"> PAGEREF _Toc242187950 \h </w:instrText>
+        <w:instrText xml:space="preserve"> PAGEREF _Toc242189485 \h </w:instrText>
       </w:r>
       <w:r>
         <w:rPr>
@@ -3986,7 +3986,7 @@
         <w:tabs>
           <w:tab w:val="right" w:leader="dot" w:pos="9062"/>
         </w:tabs>
-        <w:divId w:val="1941453553"/>
+        <w:divId w:val="1132989214"/>
         <w:rPr>
           <w:rFonts w:asciiTheme="minorHAnsi" w:hAnsiTheme="minorHAnsi" w:cstheme="minorBidi"/>
           <w:noProof/>
@@ -4019,7 +4019,7 @@
         <w:rPr>
           <w:noProof/>
         </w:rPr>
-        <w:instrText xml:space="preserve"> PAGEREF _Toc242187951 \h </w:instrText>
+        <w:instrText xml:space="preserve"> PAGEREF _Toc242189486 \h </w:instrText>
       </w:r>
       <w:r>
         <w:rPr>
@@ -4051,7 +4051,7 @@
         <w:tabs>
           <w:tab w:val="right" w:leader="dot" w:pos="9062"/>
         </w:tabs>
-        <w:divId w:val="1941453553"/>
+        <w:divId w:val="1132989214"/>
         <w:rPr>
           <w:rFonts w:asciiTheme="minorHAnsi" w:hAnsiTheme="minorHAnsi" w:cstheme="minorBidi"/>
           <w:noProof/>
@@ -4084,7 +4084,7 @@
         <w:rPr>
           <w:noProof/>
         </w:rPr>
-        <w:instrText xml:space="preserve"> PAGEREF _Toc242187952 \h </w:instrText>
+        <w:instrText xml:space="preserve"> PAGEREF _Toc242189487 \h </w:instrText>
       </w:r>
       <w:r>
         <w:rPr>
@@ -4116,7 +4116,7 @@
         <w:tabs>
           <w:tab w:val="right" w:leader="dot" w:pos="9062"/>
         </w:tabs>
-        <w:divId w:val="1941453553"/>
+        <w:divId w:val="1132989214"/>
         <w:rPr>
           <w:rFonts w:asciiTheme="minorHAnsi" w:hAnsiTheme="minorHAnsi" w:cstheme="minorBidi"/>
           <w:noProof/>
@@ -4149,7 +4149,7 @@
         <w:rPr>
           <w:noProof/>
         </w:rPr>
-        <w:instrText xml:space="preserve"> PAGEREF _Toc242187953 \h </w:instrText>
+        <w:instrText xml:space="preserve"> PAGEREF _Toc242189488 \h </w:instrText>
       </w:r>
       <w:r>
         <w:rPr>
@@ -4181,7 +4181,7 @@
         <w:tabs>
           <w:tab w:val="right" w:leader="dot" w:pos="9062"/>
         </w:tabs>
-        <w:divId w:val="1941453553"/>
+        <w:divId w:val="1132989214"/>
         <w:rPr>
           <w:rFonts w:asciiTheme="minorHAnsi" w:hAnsiTheme="minorHAnsi" w:cstheme="minorBidi"/>
           <w:noProof/>
@@ -4214,7 +4214,7 @@
         <w:rPr>
           <w:noProof/>
         </w:rPr>
-        <w:instrText xml:space="preserve"> PAGEREF _Toc242187954 \h </w:instrText>
+        <w:instrText xml:space="preserve"> PAGEREF _Toc242189489 \h </w:instrText>
       </w:r>
       <w:r>
         <w:rPr>
@@ -4246,7 +4246,7 @@
         <w:tabs>
           <w:tab w:val="right" w:leader="dot" w:pos="9062"/>
         </w:tabs>
-        <w:divId w:val="1941453553"/>
+        <w:divId w:val="1132989214"/>
         <w:rPr>
           <w:rFonts w:asciiTheme="minorHAnsi" w:hAnsiTheme="minorHAnsi" w:cstheme="minorBidi"/>
           <w:noProof/>
@@ -4279,7 +4279,7 @@
         <w:rPr>
           <w:noProof/>
         </w:rPr>
-        <w:instrText xml:space="preserve"> PAGEREF _Toc242187955 \h </w:instrText>
+        <w:instrText xml:space="preserve"> PAGEREF _Toc242189490 \h </w:instrText>
       </w:r>
       <w:r>
         <w:rPr>
@@ -4311,7 +4311,7 @@
         <w:tabs>
           <w:tab w:val="right" w:leader="dot" w:pos="9062"/>
         </w:tabs>
-        <w:divId w:val="1941453553"/>
+        <w:divId w:val="1132989214"/>
         <w:rPr>
           <w:rFonts w:asciiTheme="minorHAnsi" w:hAnsiTheme="minorHAnsi" w:cstheme="minorBidi"/>
           <w:noProof/>
@@ -4344,7 +4344,7 @@
         <w:rPr>
           <w:noProof/>
         </w:rPr>
-        <w:instrText xml:space="preserve"> PAGEREF _Toc242187956 \h </w:instrText>
+        <w:instrText xml:space="preserve"> PAGEREF _Toc242189491 \h </w:instrText>
       </w:r>
       <w:r>
         <w:rPr>
@@ -4376,7 +4376,7 @@
         <w:tabs>
           <w:tab w:val="right" w:leader="dot" w:pos="9062"/>
         </w:tabs>
-        <w:divId w:val="1941453553"/>
+        <w:divId w:val="1132989214"/>
         <w:rPr>
           <w:rFonts w:asciiTheme="minorHAnsi" w:hAnsiTheme="minorHAnsi" w:cstheme="minorBidi"/>
           <w:noProof/>
@@ -4409,7 +4409,7 @@
         <w:rPr>
           <w:noProof/>
         </w:rPr>
-        <w:instrText xml:space="preserve"> PAGEREF _Toc242187957 \h </w:instrText>
+        <w:instrText xml:space="preserve"> PAGEREF _Toc242189492 \h </w:instrText>
       </w:r>
       <w:r>
         <w:rPr>
@@ -4441,7 +4441,7 @@
         <w:tabs>
           <w:tab w:val="right" w:leader="dot" w:pos="9062"/>
         </w:tabs>
-        <w:divId w:val="1941453553"/>
+        <w:divId w:val="1132989214"/>
         <w:rPr>
           <w:rFonts w:asciiTheme="minorHAnsi" w:hAnsiTheme="minorHAnsi" w:cstheme="minorBidi"/>
           <w:noProof/>
@@ -4474,7 +4474,7 @@
         <w:rPr>
           <w:noProof/>
         </w:rPr>
-        <w:instrText xml:space="preserve"> PAGEREF _Toc242187958 \h </w:instrText>
+        <w:instrText xml:space="preserve"> PAGEREF _Toc242189493 \h </w:instrText>
       </w:r>
       <w:r>
         <w:rPr>
@@ -4506,7 +4506,7 @@
         <w:tabs>
           <w:tab w:val="right" w:leader="dot" w:pos="9062"/>
         </w:tabs>
-        <w:divId w:val="1941453553"/>
+        <w:divId w:val="1132989214"/>
         <w:rPr>
           <w:rFonts w:asciiTheme="minorHAnsi" w:hAnsiTheme="minorHAnsi" w:cstheme="minorBidi"/>
           <w:noProof/>
@@ -4539,7 +4539,7 @@
         <w:rPr>
           <w:noProof/>
         </w:rPr>
-        <w:instrText xml:space="preserve"> PAGEREF _Toc242187959 \h </w:instrText>
+        <w:instrText xml:space="preserve"> PAGEREF _Toc242189494 \h </w:instrText>
       </w:r>
       <w:r>
         <w:rPr>
@@ -4571,7 +4571,7 @@
         <w:tabs>
           <w:tab w:val="right" w:leader="dot" w:pos="9062"/>
         </w:tabs>
-        <w:divId w:val="1941453553"/>
+        <w:divId w:val="1132989214"/>
         <w:rPr>
           <w:rFonts w:asciiTheme="minorHAnsi" w:hAnsiTheme="minorHAnsi" w:cstheme="minorBidi"/>
           <w:noProof/>
@@ -4604,7 +4604,7 @@
         <w:rPr>
           <w:noProof/>
         </w:rPr>
-        <w:instrText xml:space="preserve"> PAGEREF _Toc242187960 \h </w:instrText>
+        <w:instrText xml:space="preserve"> PAGEREF _Toc242189495 \h </w:instrText>
       </w:r>
       <w:r>
         <w:rPr>
@@ -4636,7 +4636,7 @@
         <w:tabs>
           <w:tab w:val="right" w:leader="dot" w:pos="9062"/>
         </w:tabs>
-        <w:divId w:val="1941453553"/>
+        <w:divId w:val="1132989214"/>
         <w:rPr>
           <w:rFonts w:asciiTheme="minorHAnsi" w:hAnsiTheme="minorHAnsi" w:cstheme="minorBidi"/>
           <w:noProof/>
@@ -4669,7 +4669,7 @@
         <w:rPr>
           <w:noProof/>
         </w:rPr>
-        <w:instrText xml:space="preserve"> PAGEREF _Toc242187961 \h </w:instrText>
+        <w:instrText xml:space="preserve"> PAGEREF _Toc242189496 \h </w:instrText>
       </w:r>
       <w:r>
         <w:rPr>
@@ -4698,7 +4698,7 @@
     <w:p>
       <w:pPr>
         <w:pStyle w:val="marker"/>
-        <w:divId w:val="1941453553"/>
+        <w:divId w:val="1132989214"/>
         <w:rPr>
           <w:lang w:val="nl-NL"/>
         </w:rPr>
@@ -4714,7 +4714,7 @@
       <w:pPr>
         <w:pStyle w:val="marker"/>
         <w:ind w:left="800" w:right="800"/>
-        <w:divId w:val="1558004264"/>
+        <w:divId w:val="1477067237"/>
         <w:rPr>
           <w:lang w:val="nl-NL"/>
         </w:rPr>
@@ -4725,7 +4725,7 @@
     </w:p>
     <w:p>
       <w:pPr>
-        <w:divId w:val="1475757765"/>
+        <w:divId w:val="2084142202"/>
         <w:rPr>
           <w:i/>
           <w:iCs/>
@@ -4754,7 +4754,7 @@
     </w:p>
     <w:p>
       <w:pPr>
-        <w:divId w:val="1475757765"/>
+        <w:divId w:val="2084142202"/>
         <w:rPr>
           <w:i/>
           <w:iCs/>
@@ -4776,7 +4776,7 @@
       <w:pPr>
         <w:pStyle w:val="marker"/>
         <w:ind w:left="800" w:right="800"/>
-        <w:divId w:val="1558004264"/>
+        <w:divId w:val="1477067237"/>
         <w:rPr>
           <w:lang w:val="nl-NL"/>
         </w:rPr>
@@ -4788,13 +4788,13 @@
     <w:p>
       <w:pPr>
         <w:pStyle w:val="Kop1"/>
-        <w:divId w:val="1558004264"/>
-        <w:rPr>
-          <w:rFonts w:eastAsia="Times New Roman"/>
-          <w:lang w:val="nl-NL"/>
-        </w:rPr>
-      </w:pPr>
-      <w:bookmarkStart w:id="1" w:name="_Toc242187893"/>
+        <w:divId w:val="1477067237"/>
+        <w:rPr>
+          <w:rFonts w:eastAsia="Times New Roman"/>
+          <w:lang w:val="nl-NL"/>
+        </w:rPr>
+      </w:pPr>
+      <w:bookmarkStart w:id="1" w:name="_Toc242189428"/>
       <w:r>
         <w:rPr>
           <w:rFonts w:eastAsia="Times New Roman"/>
@@ -4807,13 +4807,13 @@
     <w:p>
       <w:pPr>
         <w:pStyle w:val="Kop2"/>
-        <w:divId w:val="1558004264"/>
-        <w:rPr>
-          <w:rFonts w:eastAsia="Times New Roman"/>
-          <w:lang w:val="nl-NL"/>
-        </w:rPr>
-      </w:pPr>
-      <w:bookmarkStart w:id="2" w:name="_Toc242187894"/>
+        <w:divId w:val="1477067237"/>
+        <w:rPr>
+          <w:rFonts w:eastAsia="Times New Roman"/>
+          <w:lang w:val="nl-NL"/>
+        </w:rPr>
+      </w:pPr>
+      <w:bookmarkStart w:id="2" w:name="_Toc242189429"/>
       <w:r>
         <w:rPr>
           <w:rFonts w:eastAsia="Times New Roman"/>
@@ -4826,13 +4826,13 @@
     <w:p>
       <w:pPr>
         <w:pStyle w:val="Kop3"/>
-        <w:divId w:val="1558004264"/>
-        <w:rPr>
-          <w:rFonts w:eastAsia="Times New Roman"/>
-          <w:lang w:val="nl-NL"/>
-        </w:rPr>
-      </w:pPr>
-      <w:bookmarkStart w:id="3" w:name="_Toc242187895"/>
+        <w:divId w:val="1477067237"/>
+        <w:rPr>
+          <w:rFonts w:eastAsia="Times New Roman"/>
+          <w:lang w:val="nl-NL"/>
+        </w:rPr>
+      </w:pPr>
+      <w:bookmarkStart w:id="3" w:name="_Toc242189430"/>
       <w:r>
         <w:rPr>
           <w:rFonts w:eastAsia="Times New Roman"/>
@@ -4845,7 +4845,7 @@
     <w:p>
       <w:pPr>
         <w:pStyle w:val="subtitel"/>
-        <w:divId w:val="1558004264"/>
+        <w:divId w:val="1477067237"/>
         <w:rPr>
           <w:lang w:val="nl-NL"/>
         </w:rPr>
@@ -4860,7 +4860,7 @@
     <w:p>
       <w:pPr>
         <w:pStyle w:val="Normaalweb"/>
-        <w:divId w:val="1558004264"/>
+        <w:divId w:val="1477067237"/>
         <w:rPr>
           <w:lang w:val="nl-NL"/>
         </w:rPr>
@@ -4881,7 +4881,7 @@
     <w:p>
       <w:pPr>
         <w:pStyle w:val="Normaalweb"/>
-        <w:divId w:val="1558004264"/>
+        <w:divId w:val="1477067237"/>
         <w:rPr>
           <w:lang w:val="nl-NL"/>
         </w:rPr>
@@ -4902,7 +4902,7 @@
     <w:p>
       <w:pPr>
         <w:pStyle w:val="Normaalweb"/>
-        <w:divId w:val="1558004264"/>
+        <w:divId w:val="1477067237"/>
         <w:rPr>
           <w:lang w:val="nl-NL"/>
         </w:rPr>
@@ -4923,7 +4923,7 @@
     <w:p>
       <w:pPr>
         <w:pStyle w:val="Normaalweb"/>
-        <w:divId w:val="1558004264"/>
+        <w:divId w:val="1477067237"/>
         <w:rPr>
           <w:lang w:val="nl-NL"/>
         </w:rPr>
@@ -4950,7 +4950,7 @@
     </w:p>
     <w:p>
       <w:pPr>
-        <w:divId w:val="501701014"/>
+        <w:divId w:val="104422712"/>
         <w:rPr>
           <w:color w:val="555555"/>
           <w:sz w:val="20"/>
@@ -4972,7 +4972,7 @@
       <w:pPr>
         <w:pStyle w:val="marker"/>
         <w:ind w:left="800" w:right="800"/>
-        <w:divId w:val="1558004264"/>
+        <w:divId w:val="1477067237"/>
         <w:rPr>
           <w:lang w:val="nl-NL"/>
         </w:rPr>
@@ -4984,13 +4984,13 @@
     <w:p>
       <w:pPr>
         <w:pStyle w:val="Kop3"/>
-        <w:divId w:val="1558004264"/>
-        <w:rPr>
-          <w:rFonts w:eastAsia="Times New Roman"/>
-          <w:lang w:val="nl-NL"/>
-        </w:rPr>
-      </w:pPr>
-      <w:bookmarkStart w:id="4" w:name="_Toc242187896"/>
+        <w:divId w:val="1477067237"/>
+        <w:rPr>
+          <w:rFonts w:eastAsia="Times New Roman"/>
+          <w:lang w:val="nl-NL"/>
+        </w:rPr>
+      </w:pPr>
+      <w:bookmarkStart w:id="4" w:name="_Toc242189431"/>
       <w:r>
         <w:rPr>
           <w:rFonts w:eastAsia="Times New Roman"/>
@@ -5003,7 +5003,7 @@
     <w:p>
       <w:pPr>
         <w:pStyle w:val="subtitel"/>
-        <w:divId w:val="1558004264"/>
+        <w:divId w:val="1477067237"/>
         <w:rPr>
           <w:lang w:val="nl-NL"/>
         </w:rPr>
@@ -5018,7 +5018,7 @@
     <w:p>
       <w:pPr>
         <w:pStyle w:val="Normaalweb"/>
-        <w:divId w:val="1558004264"/>
+        <w:divId w:val="1477067237"/>
         <w:rPr>
           <w:lang w:val="nl-NL"/>
         </w:rPr>
@@ -5039,7 +5039,7 @@
     <w:p>
       <w:pPr>
         <w:pStyle w:val="Normaalweb"/>
-        <w:divId w:val="1558004264"/>
+        <w:divId w:val="1477067237"/>
         <w:rPr>
           <w:lang w:val="nl-NL"/>
         </w:rPr>
@@ -5060,7 +5060,7 @@
     <w:p>
       <w:pPr>
         <w:pStyle w:val="Normaalweb"/>
-        <w:divId w:val="1558004264"/>
+        <w:divId w:val="1477067237"/>
         <w:rPr>
           <w:lang w:val="nl-NL"/>
         </w:rPr>
@@ -5080,7 +5080,7 @@
     </w:p>
     <w:p>
       <w:pPr>
-        <w:divId w:val="2096708661"/>
+        <w:divId w:val="1288438982"/>
         <w:rPr>
           <w:color w:val="555555"/>
           <w:sz w:val="20"/>
@@ -5100,7 +5100,7 @@
     </w:p>
     <w:p>
       <w:pPr>
-        <w:divId w:val="2096708661"/>
+        <w:divId w:val="1288438982"/>
         <w:rPr>
           <w:color w:val="555555"/>
           <w:sz w:val="20"/>
@@ -5122,7 +5122,7 @@
       <w:pPr>
         <w:pStyle w:val="marker"/>
         <w:ind w:left="800" w:right="800"/>
-        <w:divId w:val="1558004264"/>
+        <w:divId w:val="1477067237"/>
         <w:rPr>
           <w:lang w:val="nl-NL"/>
         </w:rPr>
@@ -5134,13 +5134,13 @@
     <w:p>
       <w:pPr>
         <w:pStyle w:val="Kop3"/>
-        <w:divId w:val="1558004264"/>
-        <w:rPr>
-          <w:rFonts w:eastAsia="Times New Roman"/>
-          <w:lang w:val="nl-NL"/>
-        </w:rPr>
-      </w:pPr>
-      <w:bookmarkStart w:id="5" w:name="_Toc242187897"/>
+        <w:divId w:val="1477067237"/>
+        <w:rPr>
+          <w:rFonts w:eastAsia="Times New Roman"/>
+          <w:lang w:val="nl-NL"/>
+        </w:rPr>
+      </w:pPr>
+      <w:bookmarkStart w:id="5" w:name="_Toc242189432"/>
       <w:r>
         <w:rPr>
           <w:rFonts w:eastAsia="Times New Roman"/>
@@ -5153,7 +5153,7 @@
     <w:p>
       <w:pPr>
         <w:pStyle w:val="subtitel"/>
-        <w:divId w:val="1558004264"/>
+        <w:divId w:val="1477067237"/>
         <w:rPr>
           <w:lang w:val="nl-NL"/>
         </w:rPr>
@@ -5168,7 +5168,7 @@
     <w:p>
       <w:pPr>
         <w:pStyle w:val="Normaalweb"/>
-        <w:divId w:val="1558004264"/>
+        <w:divId w:val="1477067237"/>
         <w:rPr>
           <w:lang w:val="nl-NL"/>
         </w:rPr>
@@ -5189,7 +5189,7 @@
     <w:p>
       <w:pPr>
         <w:pStyle w:val="Normaalweb"/>
-        <w:divId w:val="1558004264"/>
+        <w:divId w:val="1477067237"/>
         <w:rPr>
           <w:lang w:val="nl-NL"/>
         </w:rPr>
@@ -5210,7 +5210,7 @@
     <w:p>
       <w:pPr>
         <w:pStyle w:val="Normaalweb"/>
-        <w:divId w:val="1558004264"/>
+        <w:divId w:val="1477067237"/>
         <w:rPr>
           <w:lang w:val="nl-NL"/>
         </w:rPr>
@@ -5231,7 +5231,7 @@
     <w:p>
       <w:pPr>
         <w:pStyle w:val="Normaalweb"/>
-        <w:divId w:val="1558004264"/>
+        <w:divId w:val="1477067237"/>
         <w:rPr>
           <w:lang w:val="nl-NL"/>
         </w:rPr>
@@ -5251,7 +5251,7 @@
     </w:p>
     <w:p>
       <w:pPr>
-        <w:divId w:val="1337418400"/>
+        <w:divId w:val="898858491"/>
         <w:rPr>
           <w:color w:val="555555"/>
           <w:sz w:val="20"/>
@@ -5281,7 +5281,7 @@
     </w:p>
     <w:p>
       <w:pPr>
-        <w:divId w:val="1337418400"/>
+        <w:divId w:val="898858491"/>
         <w:rPr>
           <w:color w:val="555555"/>
           <w:sz w:val="20"/>
@@ -5303,7 +5303,7 @@
       <w:pPr>
         <w:pStyle w:val="marker"/>
         <w:ind w:left="800" w:right="800"/>
-        <w:divId w:val="1558004264"/>
+        <w:divId w:val="1477067237"/>
         <w:rPr>
           <w:lang w:val="nl-NL"/>
         </w:rPr>
@@ -5315,13 +5315,13 @@
     <w:p>
       <w:pPr>
         <w:pStyle w:val="Kop3"/>
-        <w:divId w:val="1558004264"/>
-        <w:rPr>
-          <w:rFonts w:eastAsia="Times New Roman"/>
-          <w:lang w:val="nl-NL"/>
-        </w:rPr>
-      </w:pPr>
-      <w:bookmarkStart w:id="6" w:name="_Toc242187898"/>
+        <w:divId w:val="1477067237"/>
+        <w:rPr>
+          <w:rFonts w:eastAsia="Times New Roman"/>
+          <w:lang w:val="nl-NL"/>
+        </w:rPr>
+      </w:pPr>
+      <w:bookmarkStart w:id="6" w:name="_Toc242189433"/>
       <w:r>
         <w:rPr>
           <w:rFonts w:eastAsia="Times New Roman"/>
@@ -5334,7 +5334,7 @@
     <w:p>
       <w:pPr>
         <w:pStyle w:val="subtitel"/>
-        <w:divId w:val="1558004264"/>
+        <w:divId w:val="1477067237"/>
         <w:rPr>
           <w:lang w:val="nl-NL"/>
         </w:rPr>
@@ -5349,7 +5349,7 @@
     <w:p>
       <w:pPr>
         <w:pStyle w:val="Normaalweb"/>
-        <w:divId w:val="1558004264"/>
+        <w:divId w:val="1477067237"/>
         <w:rPr>
           <w:lang w:val="nl-NL"/>
         </w:rPr>
@@ -5370,7 +5370,7 @@
     <w:p>
       <w:pPr>
         <w:pStyle w:val="Normaalweb"/>
-        <w:divId w:val="1558004264"/>
+        <w:divId w:val="1477067237"/>
         <w:rPr>
           <w:lang w:val="nl-NL"/>
         </w:rPr>
@@ -5391,7 +5391,7 @@
     <w:p>
       <w:pPr>
         <w:pStyle w:val="Normaalweb"/>
-        <w:divId w:val="1558004264"/>
+        <w:divId w:val="1477067237"/>
         <w:rPr>
           <w:lang w:val="nl-NL"/>
         </w:rPr>
@@ -5418,7 +5418,7 @@
     <w:p>
       <w:pPr>
         <w:pStyle w:val="Normaalweb"/>
-        <w:divId w:val="1558004264"/>
+        <w:divId w:val="1477067237"/>
         <w:rPr>
           <w:lang w:val="nl-NL"/>
         </w:rPr>
@@ -5438,7 +5438,7 @@
     </w:p>
     <w:p>
       <w:pPr>
-        <w:divId w:val="966935314"/>
+        <w:divId w:val="603810839"/>
         <w:rPr>
           <w:color w:val="555555"/>
           <w:sz w:val="20"/>
@@ -5458,7 +5458,7 @@
     </w:p>
     <w:p>
       <w:pPr>
-        <w:divId w:val="966935314"/>
+        <w:divId w:val="603810839"/>
         <w:rPr>
           <w:color w:val="555555"/>
           <w:sz w:val="20"/>
@@ -5478,7 +5478,7 @@
     </w:p>
     <w:p>
       <w:pPr>
-        <w:divId w:val="966935314"/>
+        <w:divId w:val="603810839"/>
         <w:rPr>
           <w:color w:val="555555"/>
           <w:sz w:val="20"/>
@@ -5498,7 +5498,7 @@
     </w:p>
     <w:p>
       <w:pPr>
-        <w:divId w:val="966935314"/>
+        <w:divId w:val="603810839"/>
         <w:rPr>
           <w:color w:val="555555"/>
           <w:sz w:val="20"/>
@@ -5518,7 +5518,7 @@
     </w:p>
     <w:p>
       <w:pPr>
-        <w:divId w:val="966935314"/>
+        <w:divId w:val="603810839"/>
         <w:rPr>
           <w:color w:val="555555"/>
           <w:sz w:val="20"/>
@@ -5540,7 +5540,7 @@
       <w:pPr>
         <w:pStyle w:val="marker"/>
         <w:ind w:left="800" w:right="800"/>
-        <w:divId w:val="1558004264"/>
+        <w:divId w:val="1477067237"/>
         <w:rPr>
           <w:lang w:val="nl-NL"/>
         </w:rPr>
@@ -5552,13 +5552,13 @@
     <w:p>
       <w:pPr>
         <w:pStyle w:val="Kop3"/>
-        <w:divId w:val="1558004264"/>
-        <w:rPr>
-          <w:rFonts w:eastAsia="Times New Roman"/>
-          <w:lang w:val="nl-NL"/>
-        </w:rPr>
-      </w:pPr>
-      <w:bookmarkStart w:id="7" w:name="_Toc242187899"/>
+        <w:divId w:val="1477067237"/>
+        <w:rPr>
+          <w:rFonts w:eastAsia="Times New Roman"/>
+          <w:lang w:val="nl-NL"/>
+        </w:rPr>
+      </w:pPr>
+      <w:bookmarkStart w:id="7" w:name="_Toc242189434"/>
       <w:r>
         <w:rPr>
           <w:rFonts w:eastAsia="Times New Roman"/>
@@ -5571,7 +5571,7 @@
     <w:p>
       <w:pPr>
         <w:pStyle w:val="subtitel"/>
-        <w:divId w:val="1558004264"/>
+        <w:divId w:val="1477067237"/>
         <w:rPr>
           <w:lang w:val="nl-NL"/>
         </w:rPr>
@@ -5586,7 +5586,7 @@
     <w:p>
       <w:pPr>
         <w:pStyle w:val="Normaalweb"/>
-        <w:divId w:val="1558004264"/>
+        <w:divId w:val="1477067237"/>
         <w:rPr>
           <w:lang w:val="nl-NL"/>
         </w:rPr>
@@ -5607,7 +5607,7 @@
     <w:p>
       <w:pPr>
         <w:pStyle w:val="Normaalweb"/>
-        <w:divId w:val="1558004264"/>
+        <w:divId w:val="1477067237"/>
         <w:rPr>
           <w:lang w:val="nl-NL"/>
         </w:rPr>
@@ -5628,7 +5628,7 @@
     <w:p>
       <w:pPr>
         <w:pStyle w:val="Normaalweb"/>
-        <w:divId w:val="1558004264"/>
+        <w:divId w:val="1477067237"/>
         <w:rPr>
           <w:lang w:val="nl-NL"/>
         </w:rPr>
@@ -5649,7 +5649,7 @@
     <w:p>
       <w:pPr>
         <w:pStyle w:val="Normaalweb"/>
-        <w:divId w:val="1558004264"/>
+        <w:divId w:val="1477067237"/>
         <w:rPr>
           <w:lang w:val="nl-NL"/>
         </w:rPr>
@@ -5669,7 +5669,7 @@
     </w:p>
     <w:p>
       <w:pPr>
-        <w:divId w:val="540703166"/>
+        <w:divId w:val="1390104944"/>
         <w:rPr>
           <w:color w:val="555555"/>
           <w:sz w:val="20"/>
@@ -5691,7 +5691,7 @@
       <w:pPr>
         <w:pStyle w:val="marker"/>
         <w:ind w:left="800" w:right="800"/>
-        <w:divId w:val="1558004264"/>
+        <w:divId w:val="1477067237"/>
         <w:rPr>
           <w:lang w:val="nl-NL"/>
         </w:rPr>
@@ -5703,13 +5703,13 @@
     <w:p>
       <w:pPr>
         <w:pStyle w:val="Kop2"/>
-        <w:divId w:val="1558004264"/>
-        <w:rPr>
-          <w:rFonts w:eastAsia="Times New Roman"/>
-          <w:lang w:val="nl-NL"/>
-        </w:rPr>
-      </w:pPr>
-      <w:bookmarkStart w:id="8" w:name="_Toc242187900"/>
+        <w:divId w:val="1477067237"/>
+        <w:rPr>
+          <w:rFonts w:eastAsia="Times New Roman"/>
+          <w:lang w:val="nl-NL"/>
+        </w:rPr>
+      </w:pPr>
+      <w:bookmarkStart w:id="8" w:name="_Toc242189435"/>
       <w:r>
         <w:rPr>
           <w:rFonts w:eastAsia="Times New Roman"/>
@@ -5722,13 +5722,13 @@
     <w:p>
       <w:pPr>
         <w:pStyle w:val="Kop3"/>
-        <w:divId w:val="1558004264"/>
-        <w:rPr>
-          <w:rFonts w:eastAsia="Times New Roman"/>
-          <w:lang w:val="nl-NL"/>
-        </w:rPr>
-      </w:pPr>
-      <w:bookmarkStart w:id="9" w:name="_Toc242187901"/>
+        <w:divId w:val="1477067237"/>
+        <w:rPr>
+          <w:rFonts w:eastAsia="Times New Roman"/>
+          <w:lang w:val="nl-NL"/>
+        </w:rPr>
+      </w:pPr>
+      <w:bookmarkStart w:id="9" w:name="_Toc242189436"/>
       <w:r>
         <w:rPr>
           <w:rFonts w:eastAsia="Times New Roman"/>
@@ -5741,7 +5741,7 @@
     <w:p>
       <w:pPr>
         <w:pStyle w:val="subtitel"/>
-        <w:divId w:val="1558004264"/>
+        <w:divId w:val="1477067237"/>
         <w:rPr>
           <w:lang w:val="nl-NL"/>
         </w:rPr>
@@ -5756,7 +5756,7 @@
     <w:p>
       <w:pPr>
         <w:pStyle w:val="Normaalweb"/>
-        <w:divId w:val="1558004264"/>
+        <w:divId w:val="1477067237"/>
         <w:rPr>
           <w:lang w:val="nl-NL"/>
         </w:rPr>
@@ -5777,7 +5777,7 @@
     <w:p>
       <w:pPr>
         <w:pStyle w:val="Normaalweb"/>
-        <w:divId w:val="1558004264"/>
+        <w:divId w:val="1477067237"/>
         <w:rPr>
           <w:lang w:val="nl-NL"/>
         </w:rPr>
@@ -5798,7 +5798,7 @@
     <w:p>
       <w:pPr>
         <w:pStyle w:val="Normaalweb"/>
-        <w:divId w:val="1558004264"/>
+        <w:divId w:val="1477067237"/>
         <w:rPr>
           <w:lang w:val="nl-NL"/>
         </w:rPr>
@@ -5819,7 +5819,7 @@
     <w:p>
       <w:pPr>
         <w:pStyle w:val="Normaalweb"/>
-        <w:divId w:val="1558004264"/>
+        <w:divId w:val="1477067237"/>
         <w:rPr>
           <w:lang w:val="nl-NL"/>
         </w:rPr>
@@ -5839,7 +5839,7 @@
     </w:p>
     <w:p>
       <w:pPr>
-        <w:divId w:val="433325539"/>
+        <w:divId w:val="1578973993"/>
         <w:rPr>
           <w:color w:val="555555"/>
           <w:sz w:val="20"/>
@@ -5861,7 +5861,7 @@
       <w:pPr>
         <w:pStyle w:val="marker"/>
         <w:ind w:left="800" w:right="800"/>
-        <w:divId w:val="1558004264"/>
+        <w:divId w:val="1477067237"/>
         <w:rPr>
           <w:lang w:val="nl-NL"/>
         </w:rPr>
@@ -5873,13 +5873,13 @@
     <w:p>
       <w:pPr>
         <w:pStyle w:val="Kop3"/>
-        <w:divId w:val="1558004264"/>
-        <w:rPr>
-          <w:rFonts w:eastAsia="Times New Roman"/>
-          <w:lang w:val="nl-NL"/>
-        </w:rPr>
-      </w:pPr>
-      <w:bookmarkStart w:id="10" w:name="_Toc242187902"/>
+        <w:divId w:val="1477067237"/>
+        <w:rPr>
+          <w:rFonts w:eastAsia="Times New Roman"/>
+          <w:lang w:val="nl-NL"/>
+        </w:rPr>
+      </w:pPr>
+      <w:bookmarkStart w:id="10" w:name="_Toc242189437"/>
       <w:r>
         <w:rPr>
           <w:rFonts w:eastAsia="Times New Roman"/>
@@ -5892,7 +5892,7 @@
     <w:p>
       <w:pPr>
         <w:pStyle w:val="subtitel"/>
-        <w:divId w:val="1558004264"/>
+        <w:divId w:val="1477067237"/>
         <w:rPr>
           <w:lang w:val="nl-NL"/>
         </w:rPr>
@@ -5907,7 +5907,7 @@
     <w:p>
       <w:pPr>
         <w:pStyle w:val="Normaalweb"/>
-        <w:divId w:val="1558004264"/>
+        <w:divId w:val="1477067237"/>
         <w:rPr>
           <w:lang w:val="nl-NL"/>
         </w:rPr>
@@ -5928,7 +5928,7 @@
     <w:p>
       <w:pPr>
         <w:pStyle w:val="Normaalweb"/>
-        <w:divId w:val="1558004264"/>
+        <w:divId w:val="1477067237"/>
         <w:rPr>
           <w:lang w:val="nl-NL"/>
         </w:rPr>
@@ -5949,7 +5949,7 @@
     <w:p>
       <w:pPr>
         <w:pStyle w:val="Normaalweb"/>
-        <w:divId w:val="1558004264"/>
+        <w:divId w:val="1477067237"/>
         <w:rPr>
           <w:lang w:val="nl-NL"/>
         </w:rPr>
@@ -5969,7 +5969,7 @@
     </w:p>
     <w:p>
       <w:pPr>
-        <w:divId w:val="1445229658"/>
+        <w:divId w:val="735738675"/>
         <w:rPr>
           <w:color w:val="555555"/>
           <w:sz w:val="20"/>
@@ -5989,7 +5989,7 @@
     </w:p>
     <w:p>
       <w:pPr>
-        <w:divId w:val="1445229658"/>
+        <w:divId w:val="735738675"/>
         <w:rPr>
           <w:color w:val="555555"/>
           <w:sz w:val="20"/>
@@ -6009,7 +6009,7 @@
     </w:p>
     <w:p>
       <w:pPr>
-        <w:divId w:val="1445229658"/>
+        <w:divId w:val="735738675"/>
         <w:rPr>
           <w:color w:val="555555"/>
           <w:sz w:val="20"/>
@@ -6029,7 +6029,7 @@
     </w:p>
     <w:p>
       <w:pPr>
-        <w:divId w:val="1445229658"/>
+        <w:divId w:val="735738675"/>
         <w:rPr>
           <w:color w:val="555555"/>
           <w:sz w:val="20"/>
@@ -6049,7 +6049,7 @@
     </w:p>
     <w:p>
       <w:pPr>
-        <w:divId w:val="1445229658"/>
+        <w:divId w:val="735738675"/>
         <w:rPr>
           <w:color w:val="555555"/>
           <w:sz w:val="20"/>
@@ -6071,7 +6071,7 @@
       <w:pPr>
         <w:pStyle w:val="marker"/>
         <w:ind w:left="800" w:right="800"/>
-        <w:divId w:val="1558004264"/>
+        <w:divId w:val="1477067237"/>
         <w:rPr>
           <w:lang w:val="nl-NL"/>
         </w:rPr>
@@ -6083,13 +6083,13 @@
     <w:p>
       <w:pPr>
         <w:pStyle w:val="Kop3"/>
-        <w:divId w:val="1558004264"/>
-        <w:rPr>
-          <w:rFonts w:eastAsia="Times New Roman"/>
-          <w:lang w:val="nl-NL"/>
-        </w:rPr>
-      </w:pPr>
-      <w:bookmarkStart w:id="11" w:name="_Toc242187903"/>
+        <w:divId w:val="1477067237"/>
+        <w:rPr>
+          <w:rFonts w:eastAsia="Times New Roman"/>
+          <w:lang w:val="nl-NL"/>
+        </w:rPr>
+      </w:pPr>
+      <w:bookmarkStart w:id="11" w:name="_Toc242189438"/>
       <w:r>
         <w:rPr>
           <w:rFonts w:eastAsia="Times New Roman"/>
@@ -6102,7 +6102,7 @@
     <w:p>
       <w:pPr>
         <w:pStyle w:val="subtitel"/>
-        <w:divId w:val="1558004264"/>
+        <w:divId w:val="1477067237"/>
         <w:rPr>
           <w:lang w:val="nl-NL"/>
         </w:rPr>
@@ -6117,7 +6117,7 @@
     <w:p>
       <w:pPr>
         <w:pStyle w:val="Normaalweb"/>
-        <w:divId w:val="1558004264"/>
+        <w:divId w:val="1477067237"/>
         <w:rPr>
           <w:lang w:val="nl-NL"/>
         </w:rPr>
@@ -6138,7 +6138,7 @@
     <w:p>
       <w:pPr>
         <w:pStyle w:val="Normaalweb"/>
-        <w:divId w:val="1558004264"/>
+        <w:divId w:val="1477067237"/>
         <w:rPr>
           <w:lang w:val="nl-NL"/>
         </w:rPr>
@@ -6153,7 +6153,7 @@
     <w:p>
       <w:pPr>
         <w:pStyle w:val="Normaalweb"/>
-        <w:divId w:val="1558004264"/>
+        <w:divId w:val="1477067237"/>
         <w:rPr>
           <w:lang w:val="nl-NL"/>
         </w:rPr>
@@ -6174,7 +6174,7 @@
     <w:p>
       <w:pPr>
         <w:pStyle w:val="Normaalweb"/>
-        <w:divId w:val="1558004264"/>
+        <w:divId w:val="1477067237"/>
         <w:rPr>
           <w:lang w:val="nl-NL"/>
         </w:rPr>
@@ -6195,7 +6195,7 @@
     <w:p>
       <w:pPr>
         <w:pStyle w:val="Normaalweb"/>
-        <w:divId w:val="1558004264"/>
+        <w:divId w:val="1477067237"/>
         <w:rPr>
           <w:lang w:val="nl-NL"/>
         </w:rPr>
@@ -6210,7 +6210,7 @@
     <w:p>
       <w:pPr>
         <w:pStyle w:val="Normaalweb"/>
-        <w:divId w:val="1558004264"/>
+        <w:divId w:val="1477067237"/>
         <w:rPr>
           <w:lang w:val="nl-NL"/>
         </w:rPr>
@@ -6230,7 +6230,7 @@
     </w:p>
     <w:p>
       <w:pPr>
-        <w:divId w:val="1303997063"/>
+        <w:divId w:val="1847742788"/>
         <w:rPr>
           <w:color w:val="555555"/>
           <w:sz w:val="20"/>
@@ -6250,7 +6250,7 @@
     </w:p>
     <w:p>
       <w:pPr>
-        <w:divId w:val="1303997063"/>
+        <w:divId w:val="1847742788"/>
         <w:rPr>
           <w:color w:val="555555"/>
           <w:sz w:val="20"/>
@@ -6270,7 +6270,7 @@
     </w:p>
     <w:p>
       <w:pPr>
-        <w:divId w:val="1303997063"/>
+        <w:divId w:val="1847742788"/>
         <w:rPr>
           <w:color w:val="555555"/>
           <w:sz w:val="20"/>
@@ -6292,7 +6292,7 @@
       <w:pPr>
         <w:pStyle w:val="marker"/>
         <w:ind w:left="800" w:right="800"/>
-        <w:divId w:val="1558004264"/>
+        <w:divId w:val="1477067237"/>
         <w:rPr>
           <w:lang w:val="nl-NL"/>
         </w:rPr>
@@ -6304,13 +6304,13 @@
     <w:p>
       <w:pPr>
         <w:pStyle w:val="Kop3"/>
-        <w:divId w:val="1558004264"/>
-        <w:rPr>
-          <w:rFonts w:eastAsia="Times New Roman"/>
-          <w:lang w:val="nl-NL"/>
-        </w:rPr>
-      </w:pPr>
-      <w:bookmarkStart w:id="12" w:name="_Toc242187904"/>
+        <w:divId w:val="1477067237"/>
+        <w:rPr>
+          <w:rFonts w:eastAsia="Times New Roman"/>
+          <w:lang w:val="nl-NL"/>
+        </w:rPr>
+      </w:pPr>
+      <w:bookmarkStart w:id="12" w:name="_Toc242189439"/>
       <w:r>
         <w:rPr>
           <w:rFonts w:eastAsia="Times New Roman"/>
@@ -6323,7 +6323,7 @@
     <w:p>
       <w:pPr>
         <w:pStyle w:val="subtitel"/>
-        <w:divId w:val="1558004264"/>
+        <w:divId w:val="1477067237"/>
         <w:rPr>
           <w:lang w:val="nl-NL"/>
         </w:rPr>
@@ -6338,7 +6338,7 @@
     <w:p>
       <w:pPr>
         <w:pStyle w:val="Normaalweb"/>
-        <w:divId w:val="1558004264"/>
+        <w:divId w:val="1477067237"/>
         <w:rPr>
           <w:lang w:val="nl-NL"/>
         </w:rPr>
@@ -6359,7 +6359,7 @@
     <w:p>
       <w:pPr>
         <w:pStyle w:val="Normaalweb"/>
-        <w:divId w:val="1558004264"/>
+        <w:divId w:val="1477067237"/>
         <w:rPr>
           <w:lang w:val="nl-NL"/>
         </w:rPr>
@@ -6380,7 +6380,7 @@
     <w:p>
       <w:pPr>
         <w:pStyle w:val="Normaalweb"/>
-        <w:divId w:val="1558004264"/>
+        <w:divId w:val="1477067237"/>
         <w:rPr>
           <w:lang w:val="nl-NL"/>
         </w:rPr>
@@ -6395,7 +6395,7 @@
     <w:p>
       <w:pPr>
         <w:pStyle w:val="Normaalweb"/>
-        <w:divId w:val="1558004264"/>
+        <w:divId w:val="1477067237"/>
         <w:rPr>
           <w:lang w:val="nl-NL"/>
         </w:rPr>
@@ -6410,7 +6410,7 @@
     <w:p>
       <w:pPr>
         <w:pStyle w:val="Normaalweb"/>
-        <w:divId w:val="1558004264"/>
+        <w:divId w:val="1477067237"/>
         <w:rPr>
           <w:lang w:val="nl-NL"/>
         </w:rPr>
@@ -6425,7 +6425,7 @@
     <w:p>
       <w:pPr>
         <w:pStyle w:val="Normaalweb"/>
-        <w:divId w:val="1558004264"/>
+        <w:divId w:val="1477067237"/>
         <w:rPr>
           <w:lang w:val="nl-NL"/>
         </w:rPr>
@@ -6445,7 +6445,7 @@
     </w:p>
     <w:p>
       <w:pPr>
-        <w:divId w:val="1729644350"/>
+        <w:divId w:val="764502504"/>
         <w:rPr>
           <w:color w:val="555555"/>
           <w:sz w:val="20"/>
@@ -6465,7 +6465,7 @@
     </w:p>
     <w:p>
       <w:pPr>
-        <w:divId w:val="1729644350"/>
+        <w:divId w:val="764502504"/>
         <w:rPr>
           <w:color w:val="555555"/>
           <w:sz w:val="20"/>
@@ -6487,7 +6487,7 @@
       <w:pPr>
         <w:pStyle w:val="marker"/>
         <w:ind w:left="800" w:right="800"/>
-        <w:divId w:val="1558004264"/>
+        <w:divId w:val="1477067237"/>
         <w:rPr>
           <w:lang w:val="nl-NL"/>
         </w:rPr>
@@ -6499,13 +6499,13 @@
     <w:p>
       <w:pPr>
         <w:pStyle w:val="Kop3"/>
-        <w:divId w:val="1558004264"/>
-        <w:rPr>
-          <w:rFonts w:eastAsia="Times New Roman"/>
-          <w:lang w:val="nl-NL"/>
-        </w:rPr>
-      </w:pPr>
-      <w:bookmarkStart w:id="13" w:name="_Toc242187905"/>
+        <w:divId w:val="1477067237"/>
+        <w:rPr>
+          <w:rFonts w:eastAsia="Times New Roman"/>
+          <w:lang w:val="nl-NL"/>
+        </w:rPr>
+      </w:pPr>
+      <w:bookmarkStart w:id="13" w:name="_Toc242189440"/>
       <w:r>
         <w:rPr>
           <w:rFonts w:eastAsia="Times New Roman"/>
@@ -6518,7 +6518,7 @@
     <w:p>
       <w:pPr>
         <w:pStyle w:val="subtitel"/>
-        <w:divId w:val="1558004264"/>
+        <w:divId w:val="1477067237"/>
         <w:rPr>
           <w:lang w:val="nl-NL"/>
         </w:rPr>
@@ -6533,7 +6533,7 @@
     <w:p>
       <w:pPr>
         <w:pStyle w:val="Normaalweb"/>
-        <w:divId w:val="1558004264"/>
+        <w:divId w:val="1477067237"/>
         <w:rPr>
           <w:lang w:val="nl-NL"/>
         </w:rPr>
@@ -6554,7 +6554,7 @@
     <w:p>
       <w:pPr>
         <w:pStyle w:val="Normaalweb"/>
-        <w:divId w:val="1558004264"/>
+        <w:divId w:val="1477067237"/>
         <w:rPr>
           <w:lang w:val="nl-NL"/>
         </w:rPr>
@@ -6575,7 +6575,7 @@
     <w:p>
       <w:pPr>
         <w:pStyle w:val="Normaalweb"/>
-        <w:divId w:val="1558004264"/>
+        <w:divId w:val="1477067237"/>
         <w:rPr>
           <w:lang w:val="nl-NL"/>
         </w:rPr>
@@ -6595,7 +6595,7 @@
     </w:p>
     <w:p>
       <w:pPr>
-        <w:divId w:val="554244255"/>
+        <w:divId w:val="514462579"/>
         <w:rPr>
           <w:color w:val="555555"/>
           <w:sz w:val="20"/>
@@ -6615,7 +6615,7 @@
     </w:p>
     <w:p>
       <w:pPr>
-        <w:divId w:val="554244255"/>
+        <w:divId w:val="514462579"/>
         <w:rPr>
           <w:color w:val="555555"/>
           <w:sz w:val="20"/>
@@ -6635,7 +6635,7 @@
     </w:p>
     <w:p>
       <w:pPr>
-        <w:divId w:val="554244255"/>
+        <w:divId w:val="514462579"/>
         <w:rPr>
           <w:color w:val="555555"/>
           <w:sz w:val="20"/>
@@ -6655,7 +6655,7 @@
     </w:p>
     <w:p>
       <w:pPr>
-        <w:divId w:val="554244255"/>
+        <w:divId w:val="514462579"/>
         <w:rPr>
           <w:color w:val="555555"/>
           <w:sz w:val="20"/>
@@ -6677,7 +6677,7 @@
       <w:pPr>
         <w:pStyle w:val="marker"/>
         <w:ind w:left="800" w:right="800"/>
-        <w:divId w:val="1558004264"/>
+        <w:divId w:val="1477067237"/>
         <w:rPr>
           <w:lang w:val="nl-NL"/>
         </w:rPr>
@@ -6689,13 +6689,13 @@
     <w:p>
       <w:pPr>
         <w:pStyle w:val="Kop3"/>
-        <w:divId w:val="1558004264"/>
-        <w:rPr>
-          <w:rFonts w:eastAsia="Times New Roman"/>
-          <w:lang w:val="nl-NL"/>
-        </w:rPr>
-      </w:pPr>
-      <w:bookmarkStart w:id="14" w:name="_Toc242187906"/>
+        <w:divId w:val="1477067237"/>
+        <w:rPr>
+          <w:rFonts w:eastAsia="Times New Roman"/>
+          <w:lang w:val="nl-NL"/>
+        </w:rPr>
+      </w:pPr>
+      <w:bookmarkStart w:id="14" w:name="_Toc242189441"/>
       <w:r>
         <w:rPr>
           <w:rFonts w:eastAsia="Times New Roman"/>
@@ -6708,7 +6708,7 @@
     <w:p>
       <w:pPr>
         <w:pStyle w:val="subtitel"/>
-        <w:divId w:val="1558004264"/>
+        <w:divId w:val="1477067237"/>
         <w:rPr>
           <w:lang w:val="nl-NL"/>
         </w:rPr>
@@ -6723,7 +6723,7 @@
     <w:p>
       <w:pPr>
         <w:pStyle w:val="Normaalweb"/>
-        <w:divId w:val="1558004264"/>
+        <w:divId w:val="1477067237"/>
         <w:rPr>
           <w:lang w:val="nl-NL"/>
         </w:rPr>
@@ -6744,7 +6744,7 @@
     <w:p>
       <w:pPr>
         <w:pStyle w:val="Normaalweb"/>
-        <w:divId w:val="1558004264"/>
+        <w:divId w:val="1477067237"/>
         <w:rPr>
           <w:lang w:val="nl-NL"/>
         </w:rPr>
@@ -6765,7 +6765,7 @@
     <w:p>
       <w:pPr>
         <w:pStyle w:val="Normaalweb"/>
-        <w:divId w:val="1558004264"/>
+        <w:divId w:val="1477067237"/>
         <w:rPr>
           <w:lang w:val="nl-NL"/>
         </w:rPr>
@@ -6786,7 +6786,7 @@
     <w:p>
       <w:pPr>
         <w:pStyle w:val="Normaalweb"/>
-        <w:divId w:val="1558004264"/>
+        <w:divId w:val="1477067237"/>
         <w:rPr>
           <w:lang w:val="nl-NL"/>
         </w:rPr>
@@ -6806,7 +6806,7 @@
     </w:p>
     <w:p>
       <w:pPr>
-        <w:divId w:val="155071082"/>
+        <w:divId w:val="609362275"/>
         <w:rPr>
           <w:color w:val="555555"/>
           <w:sz w:val="20"/>
@@ -6826,7 +6826,7 @@
     </w:p>
     <w:p>
       <w:pPr>
-        <w:divId w:val="155071082"/>
+        <w:divId w:val="609362275"/>
         <w:rPr>
           <w:color w:val="555555"/>
           <w:sz w:val="20"/>
@@ -6848,7 +6848,7 @@
       <w:pPr>
         <w:pStyle w:val="marker"/>
         <w:ind w:left="800" w:right="800"/>
-        <w:divId w:val="1558004264"/>
+        <w:divId w:val="1477067237"/>
         <w:rPr>
           <w:lang w:val="nl-NL"/>
         </w:rPr>
@@ -6860,13 +6860,13 @@
     <w:p>
       <w:pPr>
         <w:pStyle w:val="Kop3"/>
-        <w:divId w:val="1558004264"/>
-        <w:rPr>
-          <w:rFonts w:eastAsia="Times New Roman"/>
-          <w:lang w:val="nl-NL"/>
-        </w:rPr>
-      </w:pPr>
-      <w:bookmarkStart w:id="15" w:name="_Toc242187907"/>
+        <w:divId w:val="1477067237"/>
+        <w:rPr>
+          <w:rFonts w:eastAsia="Times New Roman"/>
+          <w:lang w:val="nl-NL"/>
+        </w:rPr>
+      </w:pPr>
+      <w:bookmarkStart w:id="15" w:name="_Toc242189442"/>
       <w:r>
         <w:rPr>
           <w:rFonts w:eastAsia="Times New Roman"/>
@@ -6879,7 +6879,7 @@
     <w:p>
       <w:pPr>
         <w:pStyle w:val="subtitel"/>
-        <w:divId w:val="1558004264"/>
+        <w:divId w:val="1477067237"/>
         <w:rPr>
           <w:lang w:val="nl-NL"/>
         </w:rPr>
@@ -6894,7 +6894,7 @@
     <w:p>
       <w:pPr>
         <w:pStyle w:val="Normaalweb"/>
-        <w:divId w:val="1558004264"/>
+        <w:divId w:val="1477067237"/>
         <w:rPr>
           <w:lang w:val="nl-NL"/>
         </w:rPr>
@@ -6915,7 +6915,7 @@
     <w:p>
       <w:pPr>
         <w:pStyle w:val="Normaalweb"/>
-        <w:divId w:val="1558004264"/>
+        <w:divId w:val="1477067237"/>
         <w:rPr>
           <w:lang w:val="nl-NL"/>
         </w:rPr>
@@ -6936,7 +6936,7 @@
     <w:p>
       <w:pPr>
         <w:pStyle w:val="Normaalweb"/>
-        <w:divId w:val="1558004264"/>
+        <w:divId w:val="1477067237"/>
         <w:rPr>
           <w:lang w:val="nl-NL"/>
         </w:rPr>
@@ -6957,7 +6957,7 @@
     <w:p>
       <w:pPr>
         <w:pStyle w:val="Normaalweb"/>
-        <w:divId w:val="1558004264"/>
+        <w:divId w:val="1477067237"/>
         <w:rPr>
           <w:lang w:val="nl-NL"/>
         </w:rPr>
@@ -6977,7 +6977,7 @@
     </w:p>
     <w:p>
       <w:pPr>
-        <w:divId w:val="772894799"/>
+        <w:divId w:val="1548448377"/>
         <w:rPr>
           <w:color w:val="555555"/>
           <w:sz w:val="20"/>
@@ -6997,7 +6997,7 @@
     </w:p>
     <w:p>
       <w:pPr>
-        <w:divId w:val="772894799"/>
+        <w:divId w:val="1548448377"/>
         <w:rPr>
           <w:color w:val="555555"/>
           <w:sz w:val="20"/>
@@ -7019,7 +7019,7 @@
       <w:pPr>
         <w:pStyle w:val="marker"/>
         <w:ind w:left="800" w:right="800"/>
-        <w:divId w:val="1558004264"/>
+        <w:divId w:val="1477067237"/>
         <w:rPr>
           <w:lang w:val="nl-NL"/>
         </w:rPr>
@@ -7031,13 +7031,13 @@
     <w:p>
       <w:pPr>
         <w:pStyle w:val="Kop3"/>
-        <w:divId w:val="1558004264"/>
-        <w:rPr>
-          <w:rFonts w:eastAsia="Times New Roman"/>
-          <w:lang w:val="nl-NL"/>
-        </w:rPr>
-      </w:pPr>
-      <w:bookmarkStart w:id="16" w:name="_Toc242187908"/>
+        <w:divId w:val="1477067237"/>
+        <w:rPr>
+          <w:rFonts w:eastAsia="Times New Roman"/>
+          <w:lang w:val="nl-NL"/>
+        </w:rPr>
+      </w:pPr>
+      <w:bookmarkStart w:id="16" w:name="_Toc242189443"/>
       <w:r>
         <w:rPr>
           <w:rFonts w:eastAsia="Times New Roman"/>
@@ -7050,7 +7050,7 @@
     <w:p>
       <w:pPr>
         <w:pStyle w:val="subtitel"/>
-        <w:divId w:val="1558004264"/>
+        <w:divId w:val="1477067237"/>
         <w:rPr>
           <w:lang w:val="nl-NL"/>
         </w:rPr>
@@ -7065,7 +7065,7 @@
     <w:p>
       <w:pPr>
         <w:pStyle w:val="Normaalweb"/>
-        <w:divId w:val="1558004264"/>
+        <w:divId w:val="1477067237"/>
         <w:rPr>
           <w:lang w:val="nl-NL"/>
         </w:rPr>
@@ -7086,7 +7086,7 @@
     <w:p>
       <w:pPr>
         <w:pStyle w:val="Normaalweb"/>
-        <w:divId w:val="1558004264"/>
+        <w:divId w:val="1477067237"/>
         <w:rPr>
           <w:lang w:val="nl-NL"/>
         </w:rPr>
@@ -7107,7 +7107,7 @@
     <w:p>
       <w:pPr>
         <w:pStyle w:val="Normaalweb"/>
-        <w:divId w:val="1558004264"/>
+        <w:divId w:val="1477067237"/>
         <w:rPr>
           <w:lang w:val="nl-NL"/>
         </w:rPr>
@@ -7133,7 +7133,7 @@
     </w:p>
     <w:p>
       <w:pPr>
-        <w:divId w:val="644165353"/>
+        <w:divId w:val="735589997"/>
         <w:rPr>
           <w:color w:val="555555"/>
           <w:sz w:val="20"/>
@@ -7153,7 +7153,7 @@
     </w:p>
     <w:p>
       <w:pPr>
-        <w:divId w:val="644165353"/>
+        <w:divId w:val="735589997"/>
         <w:rPr>
           <w:color w:val="555555"/>
           <w:sz w:val="20"/>
@@ -7173,7 +7173,7 @@
     </w:p>
     <w:p>
       <w:pPr>
-        <w:divId w:val="644165353"/>
+        <w:divId w:val="735589997"/>
         <w:rPr>
           <w:color w:val="555555"/>
           <w:sz w:val="20"/>
@@ -7193,7 +7193,7 @@
     </w:p>
     <w:p>
       <w:pPr>
-        <w:divId w:val="644165353"/>
+        <w:divId w:val="735589997"/>
         <w:rPr>
           <w:color w:val="555555"/>
           <w:sz w:val="20"/>
@@ -7215,7 +7215,7 @@
       <w:pPr>
         <w:pStyle w:val="marker"/>
         <w:ind w:left="800" w:right="800"/>
-        <w:divId w:val="1558004264"/>
+        <w:divId w:val="1477067237"/>
         <w:rPr>
           <w:lang w:val="nl-NL"/>
         </w:rPr>
@@ -7227,13 +7227,13 @@
     <w:p>
       <w:pPr>
         <w:pStyle w:val="Kop3"/>
-        <w:divId w:val="1558004264"/>
-        <w:rPr>
-          <w:rFonts w:eastAsia="Times New Roman"/>
-          <w:lang w:val="nl-NL"/>
-        </w:rPr>
-      </w:pPr>
-      <w:bookmarkStart w:id="17" w:name="_Toc242187909"/>
+        <w:divId w:val="1477067237"/>
+        <w:rPr>
+          <w:rFonts w:eastAsia="Times New Roman"/>
+          <w:lang w:val="nl-NL"/>
+        </w:rPr>
+      </w:pPr>
+      <w:bookmarkStart w:id="17" w:name="_Toc242189444"/>
       <w:r>
         <w:rPr>
           <w:rFonts w:eastAsia="Times New Roman"/>
@@ -7246,7 +7246,7 @@
     <w:p>
       <w:pPr>
         <w:pStyle w:val="subtitel"/>
-        <w:divId w:val="1558004264"/>
+        <w:divId w:val="1477067237"/>
         <w:rPr>
           <w:lang w:val="nl-NL"/>
         </w:rPr>
@@ -7261,7 +7261,7 @@
     <w:p>
       <w:pPr>
         <w:pStyle w:val="Normaalweb"/>
-        <w:divId w:val="1558004264"/>
+        <w:divId w:val="1477067237"/>
         <w:rPr>
           <w:lang w:val="nl-NL"/>
         </w:rPr>
@@ -7282,7 +7282,7 @@
     <w:p>
       <w:pPr>
         <w:pStyle w:val="Normaalweb"/>
-        <w:divId w:val="1558004264"/>
+        <w:divId w:val="1477067237"/>
         <w:rPr>
           <w:lang w:val="nl-NL"/>
         </w:rPr>
@@ -7303,7 +7303,7 @@
     <w:p>
       <w:pPr>
         <w:pStyle w:val="Normaalweb"/>
-        <w:divId w:val="1558004264"/>
+        <w:divId w:val="1477067237"/>
         <w:rPr>
           <w:lang w:val="nl-NL"/>
         </w:rPr>
@@ -7323,7 +7323,7 @@
     </w:p>
     <w:p>
       <w:pPr>
-        <w:divId w:val="646131281"/>
+        <w:divId w:val="236401519"/>
         <w:rPr>
           <w:color w:val="555555"/>
           <w:sz w:val="20"/>
@@ -7343,7 +7343,7 @@
     </w:p>
     <w:p>
       <w:pPr>
-        <w:divId w:val="646131281"/>
+        <w:divId w:val="236401519"/>
         <w:rPr>
           <w:color w:val="555555"/>
           <w:sz w:val="20"/>
@@ -7363,7 +7363,7 @@
     </w:p>
     <w:p>
       <w:pPr>
-        <w:divId w:val="646131281"/>
+        <w:divId w:val="236401519"/>
         <w:rPr>
           <w:color w:val="555555"/>
           <w:sz w:val="20"/>
@@ -7383,7 +7383,7 @@
     </w:p>
     <w:p>
       <w:pPr>
-        <w:divId w:val="646131281"/>
+        <w:divId w:val="236401519"/>
         <w:rPr>
           <w:color w:val="555555"/>
           <w:sz w:val="20"/>
@@ -7405,7 +7405,7 @@
       <w:pPr>
         <w:pStyle w:val="marker"/>
         <w:ind w:left="800" w:right="800"/>
-        <w:divId w:val="1558004264"/>
+        <w:divId w:val="1477067237"/>
         <w:rPr>
           <w:lang w:val="nl-NL"/>
         </w:rPr>
@@ -7417,13 +7417,13 @@
     <w:p>
       <w:pPr>
         <w:pStyle w:val="Kop3"/>
-        <w:divId w:val="1558004264"/>
-        <w:rPr>
-          <w:rFonts w:eastAsia="Times New Roman"/>
-          <w:lang w:val="nl-NL"/>
-        </w:rPr>
-      </w:pPr>
-      <w:bookmarkStart w:id="18" w:name="_Toc242187910"/>
+        <w:divId w:val="1477067237"/>
+        <w:rPr>
+          <w:rFonts w:eastAsia="Times New Roman"/>
+          <w:lang w:val="nl-NL"/>
+        </w:rPr>
+      </w:pPr>
+      <w:bookmarkStart w:id="18" w:name="_Toc242189445"/>
       <w:r>
         <w:rPr>
           <w:rFonts w:eastAsia="Times New Roman"/>
@@ -7436,7 +7436,7 @@
     <w:p>
       <w:pPr>
         <w:pStyle w:val="subtitel"/>
-        <w:divId w:val="1558004264"/>
+        <w:divId w:val="1477067237"/>
         <w:rPr>
           <w:lang w:val="nl-NL"/>
         </w:rPr>
@@ -7451,7 +7451,7 @@
     <w:p>
       <w:pPr>
         <w:pStyle w:val="Normaalweb"/>
-        <w:divId w:val="1558004264"/>
+        <w:divId w:val="1477067237"/>
         <w:rPr>
           <w:lang w:val="nl-NL"/>
         </w:rPr>
@@ -7472,7 +7472,7 @@
     <w:p>
       <w:pPr>
         <w:pStyle w:val="Normaalweb"/>
-        <w:divId w:val="1558004264"/>
+        <w:divId w:val="1477067237"/>
         <w:rPr>
           <w:lang w:val="nl-NL"/>
         </w:rPr>
@@ -7493,7 +7493,7 @@
     <w:p>
       <w:pPr>
         <w:pStyle w:val="Normaalweb"/>
-        <w:divId w:val="1558004264"/>
+        <w:divId w:val="1477067237"/>
         <w:rPr>
           <w:lang w:val="nl-NL"/>
         </w:rPr>
@@ -7513,7 +7513,7 @@
     </w:p>
     <w:p>
       <w:pPr>
-        <w:divId w:val="2086291929"/>
+        <w:divId w:val="1362125032"/>
         <w:rPr>
           <w:color w:val="555555"/>
           <w:sz w:val="20"/>
@@ -7535,7 +7535,7 @@
       <w:pPr>
         <w:pStyle w:val="marker"/>
         <w:ind w:left="800" w:right="800"/>
-        <w:divId w:val="1558004264"/>
+        <w:divId w:val="1477067237"/>
         <w:rPr>
           <w:lang w:val="nl-NL"/>
         </w:rPr>
@@ -7547,13 +7547,13 @@
     <w:p>
       <w:pPr>
         <w:pStyle w:val="Kop2"/>
-        <w:divId w:val="1558004264"/>
-        <w:rPr>
-          <w:rFonts w:eastAsia="Times New Roman"/>
-          <w:lang w:val="nl-NL"/>
-        </w:rPr>
-      </w:pPr>
-      <w:bookmarkStart w:id="19" w:name="_Toc242187911"/>
+        <w:divId w:val="1477067237"/>
+        <w:rPr>
+          <w:rFonts w:eastAsia="Times New Roman"/>
+          <w:lang w:val="nl-NL"/>
+        </w:rPr>
+      </w:pPr>
+      <w:bookmarkStart w:id="19" w:name="_Toc242189446"/>
       <w:r>
         <w:rPr>
           <w:rFonts w:eastAsia="Times New Roman"/>
@@ -7573,13 +7573,13 @@
     <w:p>
       <w:pPr>
         <w:pStyle w:val="Kop3"/>
-        <w:divId w:val="1558004264"/>
-        <w:rPr>
-          <w:rFonts w:eastAsia="Times New Roman"/>
-          <w:lang w:val="nl-NL"/>
-        </w:rPr>
-      </w:pPr>
-      <w:bookmarkStart w:id="20" w:name="_Toc242187912"/>
+        <w:divId w:val="1477067237"/>
+        <w:rPr>
+          <w:rFonts w:eastAsia="Times New Roman"/>
+          <w:lang w:val="nl-NL"/>
+        </w:rPr>
+      </w:pPr>
+      <w:bookmarkStart w:id="20" w:name="_Toc242189447"/>
       <w:r>
         <w:rPr>
           <w:rFonts w:eastAsia="Times New Roman"/>
@@ -7592,7 +7592,7 @@
     <w:p>
       <w:pPr>
         <w:pStyle w:val="subtitel"/>
-        <w:divId w:val="1558004264"/>
+        <w:divId w:val="1477067237"/>
         <w:rPr>
           <w:lang w:val="nl-NL"/>
         </w:rPr>
@@ -7607,7 +7607,7 @@
     <w:p>
       <w:pPr>
         <w:pStyle w:val="Normaalweb"/>
-        <w:divId w:val="1558004264"/>
+        <w:divId w:val="1477067237"/>
         <w:rPr>
           <w:lang w:val="nl-NL"/>
         </w:rPr>
@@ -7628,7 +7628,7 @@
     <w:p>
       <w:pPr>
         <w:pStyle w:val="Normaalweb"/>
-        <w:divId w:val="1558004264"/>
+        <w:divId w:val="1477067237"/>
         <w:rPr>
           <w:lang w:val="nl-NL"/>
         </w:rPr>
@@ -7649,7 +7649,7 @@
     <w:p>
       <w:pPr>
         <w:pStyle w:val="Normaalweb"/>
-        <w:divId w:val="1558004264"/>
+        <w:divId w:val="1477067237"/>
         <w:rPr>
           <w:lang w:val="nl-NL"/>
         </w:rPr>
@@ -7669,7 +7669,7 @@
     </w:p>
     <w:p>
       <w:pPr>
-        <w:divId w:val="726300162"/>
+        <w:divId w:val="1030185156"/>
         <w:rPr>
           <w:color w:val="555555"/>
           <w:sz w:val="20"/>
@@ -7691,7 +7691,7 @@
       <w:pPr>
         <w:pStyle w:val="marker"/>
         <w:ind w:left="800" w:right="800"/>
-        <w:divId w:val="1558004264"/>
+        <w:divId w:val="1477067237"/>
         <w:rPr>
           <w:lang w:val="nl-NL"/>
         </w:rPr>
@@ -7703,13 +7703,13 @@
     <w:p>
       <w:pPr>
         <w:pStyle w:val="Kop3"/>
-        <w:divId w:val="1558004264"/>
-        <w:rPr>
-          <w:rFonts w:eastAsia="Times New Roman"/>
-          <w:lang w:val="nl-NL"/>
-        </w:rPr>
-      </w:pPr>
-      <w:bookmarkStart w:id="21" w:name="_Toc242187913"/>
+        <w:divId w:val="1477067237"/>
+        <w:rPr>
+          <w:rFonts w:eastAsia="Times New Roman"/>
+          <w:lang w:val="nl-NL"/>
+        </w:rPr>
+      </w:pPr>
+      <w:bookmarkStart w:id="21" w:name="_Toc242189448"/>
       <w:r>
         <w:rPr>
           <w:rFonts w:eastAsia="Times New Roman"/>
@@ -7722,7 +7722,7 @@
     <w:p>
       <w:pPr>
         <w:pStyle w:val="subtitel"/>
-        <w:divId w:val="1558004264"/>
+        <w:divId w:val="1477067237"/>
         <w:rPr>
           <w:lang w:val="nl-NL"/>
         </w:rPr>
@@ -7737,7 +7737,7 @@
     <w:p>
       <w:pPr>
         <w:pStyle w:val="Normaalweb"/>
-        <w:divId w:val="1558004264"/>
+        <w:divId w:val="1477067237"/>
         <w:rPr>
           <w:lang w:val="nl-NL"/>
         </w:rPr>
@@ -7758,7 +7758,7 @@
     <w:p>
       <w:pPr>
         <w:pStyle w:val="Normaalweb"/>
-        <w:divId w:val="1558004264"/>
+        <w:divId w:val="1477067237"/>
         <w:rPr>
           <w:lang w:val="nl-NL"/>
         </w:rPr>
@@ -7779,7 +7779,7 @@
     <w:p>
       <w:pPr>
         <w:pStyle w:val="Normaalweb"/>
-        <w:divId w:val="1558004264"/>
+        <w:divId w:val="1477067237"/>
         <w:rPr>
           <w:lang w:val="nl-NL"/>
         </w:rPr>
@@ -7800,7 +7800,7 @@
     <w:p>
       <w:pPr>
         <w:pStyle w:val="Normaalweb"/>
-        <w:divId w:val="1558004264"/>
+        <w:divId w:val="1477067237"/>
         <w:rPr>
           <w:lang w:val="nl-NL"/>
         </w:rPr>
@@ -7820,7 +7820,7 @@
     </w:p>
     <w:p>
       <w:pPr>
-        <w:divId w:val="1693527979"/>
+        <w:divId w:val="1733968215"/>
         <w:rPr>
           <w:color w:val="555555"/>
           <w:sz w:val="20"/>
@@ -7842,7 +7842,7 @@
       <w:pPr>
         <w:pStyle w:val="marker"/>
         <w:ind w:left="800" w:right="800"/>
-        <w:divId w:val="1558004264"/>
+        <w:divId w:val="1477067237"/>
         <w:rPr>
           <w:lang w:val="nl-NL"/>
         </w:rPr>
@@ -7854,13 +7854,13 @@
     <w:p>
       <w:pPr>
         <w:pStyle w:val="Kop3"/>
-        <w:divId w:val="1558004264"/>
-        <w:rPr>
-          <w:rFonts w:eastAsia="Times New Roman"/>
-          <w:lang w:val="nl-NL"/>
-        </w:rPr>
-      </w:pPr>
-      <w:bookmarkStart w:id="22" w:name="_Toc242187914"/>
+        <w:divId w:val="1477067237"/>
+        <w:rPr>
+          <w:rFonts w:eastAsia="Times New Roman"/>
+          <w:lang w:val="nl-NL"/>
+        </w:rPr>
+      </w:pPr>
+      <w:bookmarkStart w:id="22" w:name="_Toc242189449"/>
       <w:r>
         <w:rPr>
           <w:rFonts w:eastAsia="Times New Roman"/>
@@ -7873,7 +7873,7 @@
     <w:p>
       <w:pPr>
         <w:pStyle w:val="subtitel"/>
-        <w:divId w:val="1558004264"/>
+        <w:divId w:val="1477067237"/>
         <w:rPr>
           <w:lang w:val="nl-NL"/>
         </w:rPr>
@@ -7888,7 +7888,7 @@
     <w:p>
       <w:pPr>
         <w:pStyle w:val="Normaalweb"/>
-        <w:divId w:val="1558004264"/>
+        <w:divId w:val="1477067237"/>
         <w:rPr>
           <w:lang w:val="nl-NL"/>
         </w:rPr>
@@ -7909,7 +7909,7 @@
     <w:p>
       <w:pPr>
         <w:pStyle w:val="Normaalweb"/>
-        <w:divId w:val="1558004264"/>
+        <w:divId w:val="1477067237"/>
         <w:rPr>
           <w:lang w:val="nl-NL"/>
         </w:rPr>
@@ -7924,7 +7924,7 @@
     <w:p>
       <w:pPr>
         <w:pStyle w:val="Normaalweb"/>
-        <w:divId w:val="1558004264"/>
+        <w:divId w:val="1477067237"/>
         <w:rPr>
           <w:lang w:val="nl-NL"/>
         </w:rPr>
@@ -7945,7 +7945,7 @@
     <w:p>
       <w:pPr>
         <w:pStyle w:val="Normaalweb"/>
-        <w:divId w:val="1558004264"/>
+        <w:divId w:val="1477067237"/>
         <w:rPr>
           <w:lang w:val="nl-NL"/>
         </w:rPr>
@@ -7959,7 +7959,7 @@
     </w:p>
     <w:p>
       <w:pPr>
-        <w:divId w:val="1501197702"/>
+        <w:divId w:val="1364944602"/>
         <w:rPr>
           <w:color w:val="555555"/>
           <w:sz w:val="20"/>
@@ -7981,7 +7981,7 @@
       <w:pPr>
         <w:pStyle w:val="marker"/>
         <w:ind w:left="800" w:right="800"/>
-        <w:divId w:val="1558004264"/>
+        <w:divId w:val="1477067237"/>
         <w:rPr>
           <w:lang w:val="nl-NL"/>
         </w:rPr>
@@ -7993,13 +7993,13 @@
     <w:p>
       <w:pPr>
         <w:pStyle w:val="Kop3"/>
-        <w:divId w:val="1558004264"/>
-        <w:rPr>
-          <w:rFonts w:eastAsia="Times New Roman"/>
-          <w:lang w:val="nl-NL"/>
-        </w:rPr>
-      </w:pPr>
-      <w:bookmarkStart w:id="23" w:name="_Toc242187915"/>
+        <w:divId w:val="1477067237"/>
+        <w:rPr>
+          <w:rFonts w:eastAsia="Times New Roman"/>
+          <w:lang w:val="nl-NL"/>
+        </w:rPr>
+      </w:pPr>
+      <w:bookmarkStart w:id="23" w:name="_Toc242189450"/>
       <w:r>
         <w:rPr>
           <w:rFonts w:eastAsia="Times New Roman"/>
@@ -8012,7 +8012,7 @@
     <w:p>
       <w:pPr>
         <w:pStyle w:val="subtitel"/>
-        <w:divId w:val="1558004264"/>
+        <w:divId w:val="1477067237"/>
         <w:rPr>
           <w:lang w:val="nl-NL"/>
         </w:rPr>
@@ -8027,7 +8027,7 @@
     <w:p>
       <w:pPr>
         <w:pStyle w:val="Normaalweb"/>
-        <w:divId w:val="1558004264"/>
+        <w:divId w:val="1477067237"/>
         <w:rPr>
           <w:lang w:val="nl-NL"/>
         </w:rPr>
@@ -8048,7 +8048,7 @@
     <w:p>
       <w:pPr>
         <w:pStyle w:val="Normaalweb"/>
-        <w:divId w:val="1558004264"/>
+        <w:divId w:val="1477067237"/>
         <w:rPr>
           <w:lang w:val="nl-NL"/>
         </w:rPr>
@@ -8063,7 +8063,7 @@
     <w:p>
       <w:pPr>
         <w:pStyle w:val="Normaalweb"/>
-        <w:divId w:val="1558004264"/>
+        <w:divId w:val="1477067237"/>
         <w:rPr>
           <w:lang w:val="nl-NL"/>
         </w:rPr>
@@ -8079,7 +8079,7 @@
       <w:pPr>
         <w:pStyle w:val="marker"/>
         <w:ind w:left="800" w:right="800"/>
-        <w:divId w:val="1558004264"/>
+        <w:divId w:val="1477067237"/>
         <w:rPr>
           <w:lang w:val="nl-NL"/>
         </w:rPr>
@@ -8091,13 +8091,13 @@
     <w:p>
       <w:pPr>
         <w:pStyle w:val="Kop3"/>
-        <w:divId w:val="1558004264"/>
-        <w:rPr>
-          <w:rFonts w:eastAsia="Times New Roman"/>
-          <w:lang w:val="nl-NL"/>
-        </w:rPr>
-      </w:pPr>
-      <w:bookmarkStart w:id="24" w:name="_Toc242187916"/>
+        <w:divId w:val="1477067237"/>
+        <w:rPr>
+          <w:rFonts w:eastAsia="Times New Roman"/>
+          <w:lang w:val="nl-NL"/>
+        </w:rPr>
+      </w:pPr>
+      <w:bookmarkStart w:id="24" w:name="_Toc242189451"/>
       <w:r>
         <w:rPr>
           <w:rFonts w:eastAsia="Times New Roman"/>
@@ -8110,7 +8110,7 @@
     <w:p>
       <w:pPr>
         <w:pStyle w:val="subtitel"/>
-        <w:divId w:val="1558004264"/>
+        <w:divId w:val="1477067237"/>
         <w:rPr>
           <w:lang w:val="nl-NL"/>
         </w:rPr>
@@ -8125,7 +8125,7 @@
     <w:p>
       <w:pPr>
         <w:pStyle w:val="Normaalweb"/>
-        <w:divId w:val="1558004264"/>
+        <w:divId w:val="1477067237"/>
         <w:rPr>
           <w:lang w:val="nl-NL"/>
         </w:rPr>
@@ -8140,7 +8140,7 @@
     <w:p>
       <w:pPr>
         <w:pStyle w:val="Normaalweb"/>
-        <w:divId w:val="1558004264"/>
+        <w:divId w:val="1477067237"/>
         <w:rPr>
           <w:lang w:val="nl-NL"/>
         </w:rPr>
@@ -8155,7 +8155,7 @@
     <w:p>
       <w:pPr>
         <w:pStyle w:val="Normaalweb"/>
-        <w:divId w:val="1558004264"/>
+        <w:divId w:val="1477067237"/>
         <w:rPr>
           <w:lang w:val="nl-NL"/>
         </w:rPr>
@@ -8175,7 +8175,7 @@
     </w:p>
     <w:p>
       <w:pPr>
-        <w:divId w:val="950168522"/>
+        <w:divId w:val="1911964888"/>
         <w:rPr>
           <w:color w:val="555555"/>
           <w:sz w:val="20"/>
@@ -8197,7 +8197,7 @@
       <w:pPr>
         <w:pStyle w:val="marker"/>
         <w:ind w:left="800" w:right="800"/>
-        <w:divId w:val="1558004264"/>
+        <w:divId w:val="1477067237"/>
         <w:rPr>
           <w:lang w:val="nl-NL"/>
         </w:rPr>
@@ -8209,13 +8209,13 @@
     <w:p>
       <w:pPr>
         <w:pStyle w:val="Kop3"/>
-        <w:divId w:val="1558004264"/>
-        <w:rPr>
-          <w:rFonts w:eastAsia="Times New Roman"/>
-          <w:lang w:val="nl-NL"/>
-        </w:rPr>
-      </w:pPr>
-      <w:bookmarkStart w:id="25" w:name="_Toc242187917"/>
+        <w:divId w:val="1477067237"/>
+        <w:rPr>
+          <w:rFonts w:eastAsia="Times New Roman"/>
+          <w:lang w:val="nl-NL"/>
+        </w:rPr>
+      </w:pPr>
+      <w:bookmarkStart w:id="25" w:name="_Toc242189452"/>
       <w:r>
         <w:rPr>
           <w:rFonts w:eastAsia="Times New Roman"/>
@@ -8228,7 +8228,7 @@
     <w:p>
       <w:pPr>
         <w:pStyle w:val="subtitel"/>
-        <w:divId w:val="1558004264"/>
+        <w:divId w:val="1477067237"/>
         <w:rPr>
           <w:lang w:val="nl-NL"/>
         </w:rPr>
@@ -8243,7 +8243,7 @@
     <w:p>
       <w:pPr>
         <w:pStyle w:val="Normaalweb"/>
-        <w:divId w:val="1558004264"/>
+        <w:divId w:val="1477067237"/>
         <w:rPr>
           <w:lang w:val="nl-NL"/>
         </w:rPr>
@@ -8264,7 +8264,7 @@
     <w:p>
       <w:pPr>
         <w:pStyle w:val="Normaalweb"/>
-        <w:divId w:val="1558004264"/>
+        <w:divId w:val="1477067237"/>
         <w:rPr>
           <w:lang w:val="nl-NL"/>
         </w:rPr>
@@ -8279,7 +8279,7 @@
     <w:p>
       <w:pPr>
         <w:pStyle w:val="Normaalweb"/>
-        <w:divId w:val="1558004264"/>
+        <w:divId w:val="1477067237"/>
         <w:rPr>
           <w:lang w:val="nl-NL"/>
         </w:rPr>
@@ -8295,7 +8295,7 @@
       <w:pPr>
         <w:pStyle w:val="marker"/>
         <w:ind w:left="800" w:right="800"/>
-        <w:divId w:val="1558004264"/>
+        <w:divId w:val="1477067237"/>
         <w:rPr>
           <w:lang w:val="nl-NL"/>
         </w:rPr>
@@ -8307,13 +8307,13 @@
     <w:p>
       <w:pPr>
         <w:pStyle w:val="Kop3"/>
-        <w:divId w:val="1558004264"/>
-        <w:rPr>
-          <w:rFonts w:eastAsia="Times New Roman"/>
-          <w:lang w:val="nl-NL"/>
-        </w:rPr>
-      </w:pPr>
-      <w:bookmarkStart w:id="26" w:name="_Toc242187918"/>
+        <w:divId w:val="1477067237"/>
+        <w:rPr>
+          <w:rFonts w:eastAsia="Times New Roman"/>
+          <w:lang w:val="nl-NL"/>
+        </w:rPr>
+      </w:pPr>
+      <w:bookmarkStart w:id="26" w:name="_Toc242189453"/>
       <w:r>
         <w:rPr>
           <w:rFonts w:eastAsia="Times New Roman"/>
@@ -8326,7 +8326,7 @@
     <w:p>
       <w:pPr>
         <w:pStyle w:val="subtitel"/>
-        <w:divId w:val="1558004264"/>
+        <w:divId w:val="1477067237"/>
         <w:rPr>
           <w:lang w:val="nl-NL"/>
         </w:rPr>
@@ -8341,7 +8341,7 @@
     <w:p>
       <w:pPr>
         <w:pStyle w:val="Normaalweb"/>
-        <w:divId w:val="1558004264"/>
+        <w:divId w:val="1477067237"/>
         <w:rPr>
           <w:lang w:val="nl-NL"/>
         </w:rPr>
@@ -8362,7 +8362,7 @@
     <w:p>
       <w:pPr>
         <w:pStyle w:val="Normaalweb"/>
-        <w:divId w:val="1558004264"/>
+        <w:divId w:val="1477067237"/>
         <w:rPr>
           <w:lang w:val="nl-NL"/>
         </w:rPr>
@@ -8383,7 +8383,7 @@
     <w:p>
       <w:pPr>
         <w:pStyle w:val="Normaalweb"/>
-        <w:divId w:val="1558004264"/>
+        <w:divId w:val="1477067237"/>
         <w:rPr>
           <w:lang w:val="nl-NL"/>
         </w:rPr>
@@ -8404,7 +8404,7 @@
     <w:p>
       <w:pPr>
         <w:pStyle w:val="Normaalweb"/>
-        <w:divId w:val="1558004264"/>
+        <w:divId w:val="1477067237"/>
         <w:rPr>
           <w:lang w:val="nl-NL"/>
         </w:rPr>
@@ -8426,7 +8426,7 @@
       <w:pPr>
         <w:pStyle w:val="marker"/>
         <w:ind w:left="800" w:right="800"/>
-        <w:divId w:val="1558004264"/>
+        <w:divId w:val="1477067237"/>
         <w:rPr>
           <w:lang w:val="nl-NL"/>
         </w:rPr>
@@ -8438,13 +8438,13 @@
     <w:p>
       <w:pPr>
         <w:pStyle w:val="Kop3"/>
-        <w:divId w:val="1558004264"/>
-        <w:rPr>
-          <w:rFonts w:eastAsia="Times New Roman"/>
-          <w:lang w:val="nl-NL"/>
-        </w:rPr>
-      </w:pPr>
-      <w:bookmarkStart w:id="27" w:name="_Toc242187919"/>
+        <w:divId w:val="1477067237"/>
+        <w:rPr>
+          <w:rFonts w:eastAsia="Times New Roman"/>
+          <w:lang w:val="nl-NL"/>
+        </w:rPr>
+      </w:pPr>
+      <w:bookmarkStart w:id="27" w:name="_Toc242189454"/>
       <w:r>
         <w:rPr>
           <w:rFonts w:eastAsia="Times New Roman"/>
@@ -8457,7 +8457,7 @@
     <w:p>
       <w:pPr>
         <w:pStyle w:val="subtitel"/>
-        <w:divId w:val="1558004264"/>
+        <w:divId w:val="1477067237"/>
         <w:rPr>
           <w:lang w:val="nl-NL"/>
         </w:rPr>
@@ -8472,7 +8472,7 @@
     <w:p>
       <w:pPr>
         <w:pStyle w:val="Normaalweb"/>
-        <w:divId w:val="1558004264"/>
+        <w:divId w:val="1477067237"/>
         <w:rPr>
           <w:lang w:val="nl-NL"/>
         </w:rPr>
@@ -8493,7 +8493,7 @@
     <w:p>
       <w:pPr>
         <w:pStyle w:val="Normaalweb"/>
-        <w:divId w:val="1558004264"/>
+        <w:divId w:val="1477067237"/>
         <w:rPr>
           <w:lang w:val="nl-NL"/>
         </w:rPr>
@@ -8514,7 +8514,7 @@
     <w:p>
       <w:pPr>
         <w:pStyle w:val="Normaalweb"/>
-        <w:divId w:val="1558004264"/>
+        <w:divId w:val="1477067237"/>
         <w:rPr>
           <w:lang w:val="nl-NL"/>
         </w:rPr>
@@ -8536,7 +8536,7 @@
       <w:pPr>
         <w:pStyle w:val="marker"/>
         <w:ind w:left="800" w:right="800"/>
-        <w:divId w:val="1558004264"/>
+        <w:divId w:val="1477067237"/>
         <w:rPr>
           <w:lang w:val="nl-NL"/>
         </w:rPr>
@@ -8548,13 +8548,13 @@
     <w:p>
       <w:pPr>
         <w:pStyle w:val="Kop3"/>
-        <w:divId w:val="1558004264"/>
-        <w:rPr>
-          <w:rFonts w:eastAsia="Times New Roman"/>
-          <w:lang w:val="nl-NL"/>
-        </w:rPr>
-      </w:pPr>
-      <w:bookmarkStart w:id="28" w:name="_Toc242187920"/>
+        <w:divId w:val="1477067237"/>
+        <w:rPr>
+          <w:rFonts w:eastAsia="Times New Roman"/>
+          <w:lang w:val="nl-NL"/>
+        </w:rPr>
+      </w:pPr>
+      <w:bookmarkStart w:id="28" w:name="_Toc242189455"/>
       <w:r>
         <w:rPr>
           <w:rFonts w:eastAsia="Times New Roman"/>
@@ -8567,7 +8567,7 @@
     <w:p>
       <w:pPr>
         <w:pStyle w:val="subtitel"/>
-        <w:divId w:val="1558004264"/>
+        <w:divId w:val="1477067237"/>
         <w:rPr>
           <w:lang w:val="nl-NL"/>
         </w:rPr>
@@ -8582,7 +8582,7 @@
     <w:p>
       <w:pPr>
         <w:pStyle w:val="Normaalweb"/>
-        <w:divId w:val="1558004264"/>
+        <w:divId w:val="1477067237"/>
         <w:rPr>
           <w:lang w:val="nl-NL"/>
         </w:rPr>
@@ -8603,7 +8603,7 @@
     <w:p>
       <w:pPr>
         <w:pStyle w:val="Normaalweb"/>
-        <w:divId w:val="1558004264"/>
+        <w:divId w:val="1477067237"/>
         <w:rPr>
           <w:lang w:val="nl-NL"/>
         </w:rPr>
@@ -8618,7 +8618,7 @@
     <w:p>
       <w:pPr>
         <w:pStyle w:val="Normaalweb"/>
-        <w:divId w:val="1558004264"/>
+        <w:divId w:val="1477067237"/>
         <w:rPr>
           <w:lang w:val="nl-NL"/>
         </w:rPr>
@@ -8639,7 +8639,7 @@
     <w:p>
       <w:pPr>
         <w:pStyle w:val="Normaalweb"/>
-        <w:divId w:val="1558004264"/>
+        <w:divId w:val="1477067237"/>
         <w:rPr>
           <w:lang w:val="nl-NL"/>
         </w:rPr>
@@ -8659,7 +8659,7 @@
     </w:p>
     <w:p>
       <w:pPr>
-        <w:divId w:val="1582525479"/>
+        <w:divId w:val="1077633994"/>
         <w:rPr>
           <w:color w:val="555555"/>
           <w:sz w:val="20"/>
@@ -8679,7 +8679,7 @@
     </w:p>
     <w:p>
       <w:pPr>
-        <w:divId w:val="1582525479"/>
+        <w:divId w:val="1077633994"/>
         <w:rPr>
           <w:color w:val="555555"/>
           <w:sz w:val="20"/>
@@ -8699,7 +8699,7 @@
     </w:p>
     <w:p>
       <w:pPr>
-        <w:divId w:val="1582525479"/>
+        <w:divId w:val="1077633994"/>
         <w:rPr>
           <w:color w:val="555555"/>
           <w:sz w:val="20"/>
@@ -8721,7 +8721,7 @@
       <w:pPr>
         <w:pStyle w:val="marker"/>
         <w:ind w:left="800" w:right="800"/>
-        <w:divId w:val="1558004264"/>
+        <w:divId w:val="1477067237"/>
         <w:rPr>
           <w:lang w:val="nl-NL"/>
         </w:rPr>
@@ -8733,13 +8733,13 @@
     <w:p>
       <w:pPr>
         <w:pStyle w:val="Kop3"/>
-        <w:divId w:val="1558004264"/>
-        <w:rPr>
-          <w:rFonts w:eastAsia="Times New Roman"/>
-          <w:lang w:val="nl-NL"/>
-        </w:rPr>
-      </w:pPr>
-      <w:bookmarkStart w:id="29" w:name="_Toc242187921"/>
+        <w:divId w:val="1477067237"/>
+        <w:rPr>
+          <w:rFonts w:eastAsia="Times New Roman"/>
+          <w:lang w:val="nl-NL"/>
+        </w:rPr>
+      </w:pPr>
+      <w:bookmarkStart w:id="29" w:name="_Toc242189456"/>
       <w:r>
         <w:rPr>
           <w:rFonts w:eastAsia="Times New Roman"/>
@@ -8752,7 +8752,7 @@
     <w:p>
       <w:pPr>
         <w:pStyle w:val="subtitel"/>
-        <w:divId w:val="1558004264"/>
+        <w:divId w:val="1477067237"/>
         <w:rPr>
           <w:lang w:val="nl-NL"/>
         </w:rPr>
@@ -8767,7 +8767,7 @@
     <w:p>
       <w:pPr>
         <w:pStyle w:val="Normaalweb"/>
-        <w:divId w:val="1558004264"/>
+        <w:divId w:val="1477067237"/>
         <w:rPr>
           <w:lang w:val="nl-NL"/>
         </w:rPr>
@@ -8782,7 +8782,7 @@
     <w:p>
       <w:pPr>
         <w:pStyle w:val="Normaalweb"/>
-        <w:divId w:val="1558004264"/>
+        <w:divId w:val="1477067237"/>
         <w:rPr>
           <w:lang w:val="nl-NL"/>
         </w:rPr>
@@ -8797,7 +8797,7 @@
     <w:p>
       <w:pPr>
         <w:pStyle w:val="Normaalweb"/>
-        <w:divId w:val="1558004264"/>
+        <w:divId w:val="1477067237"/>
         <w:rPr>
           <w:lang w:val="nl-NL"/>
         </w:rPr>
@@ -8819,7 +8819,7 @@
       <w:pPr>
         <w:pStyle w:val="marker"/>
         <w:ind w:left="800" w:right="800"/>
-        <w:divId w:val="1558004264"/>
+        <w:divId w:val="1477067237"/>
         <w:rPr>
           <w:lang w:val="nl-NL"/>
         </w:rPr>
@@ -8831,13 +8831,13 @@
     <w:p>
       <w:pPr>
         <w:pStyle w:val="Kop1"/>
-        <w:divId w:val="1558004264"/>
-        <w:rPr>
-          <w:rFonts w:eastAsia="Times New Roman"/>
-          <w:lang w:val="nl-NL"/>
-        </w:rPr>
-      </w:pPr>
-      <w:bookmarkStart w:id="30" w:name="_Toc242187922"/>
+        <w:divId w:val="1477067237"/>
+        <w:rPr>
+          <w:rFonts w:eastAsia="Times New Roman"/>
+          <w:lang w:val="nl-NL"/>
+        </w:rPr>
+      </w:pPr>
+      <w:bookmarkStart w:id="30" w:name="_Toc242189457"/>
       <w:r>
         <w:rPr>
           <w:rFonts w:eastAsia="Times New Roman"/>
@@ -8850,13 +8850,13 @@
     <w:p>
       <w:pPr>
         <w:pStyle w:val="Kop2"/>
-        <w:divId w:val="1558004264"/>
-        <w:rPr>
-          <w:rFonts w:eastAsia="Times New Roman"/>
-          <w:lang w:val="nl-NL"/>
-        </w:rPr>
-      </w:pPr>
-      <w:bookmarkStart w:id="31" w:name="_Toc242187923"/>
+        <w:divId w:val="1477067237"/>
+        <w:rPr>
+          <w:rFonts w:eastAsia="Times New Roman"/>
+          <w:lang w:val="nl-NL"/>
+        </w:rPr>
+      </w:pPr>
+      <w:bookmarkStart w:id="31" w:name="_Toc242189458"/>
       <w:r>
         <w:rPr>
           <w:rFonts w:eastAsia="Times New Roman"/>
@@ -8869,13 +8869,13 @@
     <w:p>
       <w:pPr>
         <w:pStyle w:val="Kop3"/>
-        <w:divId w:val="1558004264"/>
-        <w:rPr>
-          <w:rFonts w:eastAsia="Times New Roman"/>
-          <w:lang w:val="nl-NL"/>
-        </w:rPr>
-      </w:pPr>
-      <w:bookmarkStart w:id="32" w:name="_Toc242187924"/>
+        <w:divId w:val="1477067237"/>
+        <w:rPr>
+          <w:rFonts w:eastAsia="Times New Roman"/>
+          <w:lang w:val="nl-NL"/>
+        </w:rPr>
+      </w:pPr>
+      <w:bookmarkStart w:id="32" w:name="_Toc242189459"/>
       <w:r>
         <w:rPr>
           <w:rFonts w:eastAsia="Times New Roman"/>
@@ -8888,7 +8888,7 @@
     <w:p>
       <w:pPr>
         <w:pStyle w:val="subtitel"/>
-        <w:divId w:val="1558004264"/>
+        <w:divId w:val="1477067237"/>
         <w:rPr>
           <w:lang w:val="nl-NL"/>
         </w:rPr>
@@ -8903,7 +8903,7 @@
     <w:p>
       <w:pPr>
         <w:pStyle w:val="Normaalweb"/>
-        <w:divId w:val="1558004264"/>
+        <w:divId w:val="1477067237"/>
         <w:rPr>
           <w:lang w:val="nl-NL"/>
         </w:rPr>
@@ -8924,7 +8924,7 @@
     <w:p>
       <w:pPr>
         <w:pStyle w:val="Normaalweb"/>
-        <w:divId w:val="1558004264"/>
+        <w:divId w:val="1477067237"/>
         <w:rPr>
           <w:lang w:val="nl-NL"/>
         </w:rPr>
@@ -8939,7 +8939,7 @@
     <w:p>
       <w:pPr>
         <w:pStyle w:val="Normaalweb"/>
-        <w:divId w:val="1558004264"/>
+        <w:divId w:val="1477067237"/>
         <w:rPr>
           <w:lang w:val="nl-NL"/>
         </w:rPr>
@@ -8955,7 +8955,7 @@
       <w:pPr>
         <w:pStyle w:val="marker"/>
         <w:ind w:left="800" w:right="800"/>
-        <w:divId w:val="1558004264"/>
+        <w:divId w:val="1477067237"/>
         <w:rPr>
           <w:lang w:val="nl-NL"/>
         </w:rPr>
@@ -8967,13 +8967,13 @@
     <w:p>
       <w:pPr>
         <w:pStyle w:val="Kop3"/>
-        <w:divId w:val="1558004264"/>
-        <w:rPr>
-          <w:rFonts w:eastAsia="Times New Roman"/>
-          <w:lang w:val="nl-NL"/>
-        </w:rPr>
-      </w:pPr>
-      <w:bookmarkStart w:id="33" w:name="_Toc242187925"/>
+        <w:divId w:val="1477067237"/>
+        <w:rPr>
+          <w:rFonts w:eastAsia="Times New Roman"/>
+          <w:lang w:val="nl-NL"/>
+        </w:rPr>
+      </w:pPr>
+      <w:bookmarkStart w:id="33" w:name="_Toc242189460"/>
       <w:r>
         <w:rPr>
           <w:rFonts w:eastAsia="Times New Roman"/>
@@ -8986,7 +8986,7 @@
     <w:p>
       <w:pPr>
         <w:pStyle w:val="subtitel"/>
-        <w:divId w:val="1558004264"/>
+        <w:divId w:val="1477067237"/>
         <w:rPr>
           <w:lang w:val="nl-NL"/>
         </w:rPr>
@@ -9001,7 +9001,7 @@
     <w:p>
       <w:pPr>
         <w:pStyle w:val="Normaalweb"/>
-        <w:divId w:val="1558004264"/>
+        <w:divId w:val="1477067237"/>
         <w:rPr>
           <w:lang w:val="nl-NL"/>
         </w:rPr>
@@ -9022,7 +9022,7 @@
     <w:p>
       <w:pPr>
         <w:pStyle w:val="Normaalweb"/>
-        <w:divId w:val="1558004264"/>
+        <w:divId w:val="1477067237"/>
         <w:rPr>
           <w:lang w:val="nl-NL"/>
         </w:rPr>
@@ -9043,7 +9043,7 @@
     <w:p>
       <w:pPr>
         <w:pStyle w:val="Normaalweb"/>
-        <w:divId w:val="1558004264"/>
+        <w:divId w:val="1477067237"/>
         <w:rPr>
           <w:lang w:val="nl-NL"/>
         </w:rPr>
@@ -9058,7 +9058,7 @@
     <w:p>
       <w:pPr>
         <w:pStyle w:val="Normaalweb"/>
-        <w:divId w:val="1558004264"/>
+        <w:divId w:val="1477067237"/>
         <w:rPr>
           <w:lang w:val="nl-NL"/>
         </w:rPr>
@@ -9072,7 +9072,7 @@
     </w:p>
     <w:p>
       <w:pPr>
-        <w:divId w:val="1059405627"/>
+        <w:divId w:val="1387754875"/>
         <w:rPr>
           <w:color w:val="555555"/>
           <w:sz w:val="20"/>
@@ -9092,7 +9092,7 @@
     </w:p>
     <w:p>
       <w:pPr>
-        <w:divId w:val="1059405627"/>
+        <w:divId w:val="1387754875"/>
         <w:rPr>
           <w:color w:val="555555"/>
           <w:sz w:val="20"/>
@@ -9114,7 +9114,7 @@
       <w:pPr>
         <w:pStyle w:val="marker"/>
         <w:ind w:left="800" w:right="800"/>
-        <w:divId w:val="1558004264"/>
+        <w:divId w:val="1477067237"/>
         <w:rPr>
           <w:lang w:val="nl-NL"/>
         </w:rPr>
@@ -9126,13 +9126,13 @@
     <w:p>
       <w:pPr>
         <w:pStyle w:val="Kop3"/>
-        <w:divId w:val="1558004264"/>
-        <w:rPr>
-          <w:rFonts w:eastAsia="Times New Roman"/>
-          <w:lang w:val="nl-NL"/>
-        </w:rPr>
-      </w:pPr>
-      <w:bookmarkStart w:id="34" w:name="_Toc242187926"/>
+        <w:divId w:val="1477067237"/>
+        <w:rPr>
+          <w:rFonts w:eastAsia="Times New Roman"/>
+          <w:lang w:val="nl-NL"/>
+        </w:rPr>
+      </w:pPr>
+      <w:bookmarkStart w:id="34" w:name="_Toc242189461"/>
       <w:r>
         <w:rPr>
           <w:rFonts w:eastAsia="Times New Roman"/>
@@ -9145,7 +9145,7 @@
     <w:p>
       <w:pPr>
         <w:pStyle w:val="subtitel"/>
-        <w:divId w:val="1558004264"/>
+        <w:divId w:val="1477067237"/>
         <w:rPr>
           <w:lang w:val="nl-NL"/>
         </w:rPr>
@@ -9160,7 +9160,7 @@
     <w:p>
       <w:pPr>
         <w:pStyle w:val="Normaalweb"/>
-        <w:divId w:val="1558004264"/>
+        <w:divId w:val="1477067237"/>
         <w:rPr>
           <w:lang w:val="nl-NL"/>
         </w:rPr>
@@ -9181,7 +9181,7 @@
     <w:p>
       <w:pPr>
         <w:pStyle w:val="Normaalweb"/>
-        <w:divId w:val="1558004264"/>
+        <w:divId w:val="1477067237"/>
         <w:rPr>
           <w:lang w:val="nl-NL"/>
         </w:rPr>
@@ -9196,7 +9196,7 @@
     <w:p>
       <w:pPr>
         <w:pStyle w:val="Normaalweb"/>
-        <w:divId w:val="1558004264"/>
+        <w:divId w:val="1477067237"/>
         <w:rPr>
           <w:lang w:val="nl-NL"/>
         </w:rPr>
@@ -9218,7 +9218,7 @@
       <w:pPr>
         <w:pStyle w:val="marker"/>
         <w:ind w:left="800" w:right="800"/>
-        <w:divId w:val="1558004264"/>
+        <w:divId w:val="1477067237"/>
         <w:rPr>
           <w:lang w:val="nl-NL"/>
         </w:rPr>
@@ -9230,13 +9230,13 @@
     <w:p>
       <w:pPr>
         <w:pStyle w:val="Kop3"/>
-        <w:divId w:val="1558004264"/>
-        <w:rPr>
-          <w:rFonts w:eastAsia="Times New Roman"/>
-          <w:lang w:val="nl-NL"/>
-        </w:rPr>
-      </w:pPr>
-      <w:bookmarkStart w:id="35" w:name="_Toc242187927"/>
+        <w:divId w:val="1477067237"/>
+        <w:rPr>
+          <w:rFonts w:eastAsia="Times New Roman"/>
+          <w:lang w:val="nl-NL"/>
+        </w:rPr>
+      </w:pPr>
+      <w:bookmarkStart w:id="35" w:name="_Toc242189462"/>
       <w:r>
         <w:rPr>
           <w:rFonts w:eastAsia="Times New Roman"/>
@@ -9249,7 +9249,7 @@
     <w:p>
       <w:pPr>
         <w:pStyle w:val="subtitel"/>
-        <w:divId w:val="1558004264"/>
+        <w:divId w:val="1477067237"/>
         <w:rPr>
           <w:lang w:val="nl-NL"/>
         </w:rPr>
@@ -9264,7 +9264,7 @@
     <w:p>
       <w:pPr>
         <w:pStyle w:val="Normaalweb"/>
-        <w:divId w:val="1558004264"/>
+        <w:divId w:val="1477067237"/>
         <w:rPr>
           <w:lang w:val="nl-NL"/>
         </w:rPr>
@@ -9285,7 +9285,7 @@
     <w:p>
       <w:pPr>
         <w:pStyle w:val="Normaalweb"/>
-        <w:divId w:val="1558004264"/>
+        <w:divId w:val="1477067237"/>
         <w:rPr>
           <w:lang w:val="nl-NL"/>
         </w:rPr>
@@ -9300,7 +9300,7 @@
     <w:p>
       <w:pPr>
         <w:pStyle w:val="Normaalweb"/>
-        <w:divId w:val="1558004264"/>
+        <w:divId w:val="1477067237"/>
         <w:rPr>
           <w:lang w:val="nl-NL"/>
         </w:rPr>
@@ -9322,7 +9322,7 @@
       <w:pPr>
         <w:pStyle w:val="marker"/>
         <w:ind w:left="800" w:right="800"/>
-        <w:divId w:val="1558004264"/>
+        <w:divId w:val="1477067237"/>
         <w:rPr>
           <w:lang w:val="nl-NL"/>
         </w:rPr>
@@ -9334,13 +9334,13 @@
     <w:p>
       <w:pPr>
         <w:pStyle w:val="Kop3"/>
-        <w:divId w:val="1558004264"/>
-        <w:rPr>
-          <w:rFonts w:eastAsia="Times New Roman"/>
-          <w:lang w:val="nl-NL"/>
-        </w:rPr>
-      </w:pPr>
-      <w:bookmarkStart w:id="36" w:name="_Toc242187928"/>
+        <w:divId w:val="1477067237"/>
+        <w:rPr>
+          <w:rFonts w:eastAsia="Times New Roman"/>
+          <w:lang w:val="nl-NL"/>
+        </w:rPr>
+      </w:pPr>
+      <w:bookmarkStart w:id="36" w:name="_Toc242189463"/>
       <w:r>
         <w:rPr>
           <w:rFonts w:eastAsia="Times New Roman"/>
@@ -9353,7 +9353,7 @@
     <w:p>
       <w:pPr>
         <w:pStyle w:val="subtitel"/>
-        <w:divId w:val="1558004264"/>
+        <w:divId w:val="1477067237"/>
         <w:rPr>
           <w:lang w:val="nl-NL"/>
         </w:rPr>
@@ -9368,7 +9368,7 @@
     <w:p>
       <w:pPr>
         <w:pStyle w:val="Normaalweb"/>
-        <w:divId w:val="1558004264"/>
+        <w:divId w:val="1477067237"/>
         <w:rPr>
           <w:lang w:val="nl-NL"/>
         </w:rPr>
@@ -9383,7 +9383,7 @@
     <w:p>
       <w:pPr>
         <w:pStyle w:val="Normaalweb"/>
-        <w:divId w:val="1558004264"/>
+        <w:divId w:val="1477067237"/>
         <w:rPr>
           <w:lang w:val="nl-NL"/>
         </w:rPr>
@@ -9398,7 +9398,7 @@
     <w:p>
       <w:pPr>
         <w:pStyle w:val="Normaalweb"/>
-        <w:divId w:val="1558004264"/>
+        <w:divId w:val="1477067237"/>
         <w:rPr>
           <w:lang w:val="nl-NL"/>
         </w:rPr>
@@ -9414,7 +9414,7 @@
       <w:pPr>
         <w:pStyle w:val="marker"/>
         <w:ind w:left="800" w:right="800"/>
-        <w:divId w:val="1558004264"/>
+        <w:divId w:val="1477067237"/>
         <w:rPr>
           <w:lang w:val="nl-NL"/>
         </w:rPr>
@@ -9426,13 +9426,13 @@
     <w:p>
       <w:pPr>
         <w:pStyle w:val="Kop3"/>
-        <w:divId w:val="1558004264"/>
-        <w:rPr>
-          <w:rFonts w:eastAsia="Times New Roman"/>
-          <w:lang w:val="nl-NL"/>
-        </w:rPr>
-      </w:pPr>
-      <w:bookmarkStart w:id="37" w:name="_Toc242187929"/>
+        <w:divId w:val="1477067237"/>
+        <w:rPr>
+          <w:rFonts w:eastAsia="Times New Roman"/>
+          <w:lang w:val="nl-NL"/>
+        </w:rPr>
+      </w:pPr>
+      <w:bookmarkStart w:id="37" w:name="_Toc242189464"/>
       <w:r>
         <w:rPr>
           <w:rFonts w:eastAsia="Times New Roman"/>
@@ -9445,7 +9445,7 @@
     <w:p>
       <w:pPr>
         <w:pStyle w:val="subtitel"/>
-        <w:divId w:val="1558004264"/>
+        <w:divId w:val="1477067237"/>
         <w:rPr>
           <w:lang w:val="nl-NL"/>
         </w:rPr>
@@ -9460,7 +9460,7 @@
     <w:p>
       <w:pPr>
         <w:pStyle w:val="Normaalweb"/>
-        <w:divId w:val="1558004264"/>
+        <w:divId w:val="1477067237"/>
         <w:rPr>
           <w:lang w:val="nl-NL"/>
         </w:rPr>
@@ -9481,7 +9481,7 @@
     <w:p>
       <w:pPr>
         <w:pStyle w:val="Normaalweb"/>
-        <w:divId w:val="1558004264"/>
+        <w:divId w:val="1477067237"/>
         <w:rPr>
           <w:lang w:val="nl-NL"/>
         </w:rPr>
@@ -9496,7 +9496,7 @@
     <w:p>
       <w:pPr>
         <w:pStyle w:val="Normaalweb"/>
-        <w:divId w:val="1558004264"/>
+        <w:divId w:val="1477067237"/>
         <w:rPr>
           <w:lang w:val="nl-NL"/>
         </w:rPr>
@@ -9518,7 +9518,7 @@
       <w:pPr>
         <w:pStyle w:val="marker"/>
         <w:ind w:left="800" w:right="800"/>
-        <w:divId w:val="1558004264"/>
+        <w:divId w:val="1477067237"/>
         <w:rPr>
           <w:lang w:val="nl-NL"/>
         </w:rPr>
@@ -9530,13 +9530,13 @@
     <w:p>
       <w:pPr>
         <w:pStyle w:val="Kop2"/>
-        <w:divId w:val="1558004264"/>
-        <w:rPr>
-          <w:rFonts w:eastAsia="Times New Roman"/>
-          <w:lang w:val="nl-NL"/>
-        </w:rPr>
-      </w:pPr>
-      <w:bookmarkStart w:id="38" w:name="_Toc242187930"/>
+        <w:divId w:val="1477067237"/>
+        <w:rPr>
+          <w:rFonts w:eastAsia="Times New Roman"/>
+          <w:lang w:val="nl-NL"/>
+        </w:rPr>
+      </w:pPr>
+      <w:bookmarkStart w:id="38" w:name="_Toc242189465"/>
       <w:r>
         <w:rPr>
           <w:rFonts w:eastAsia="Times New Roman"/>
@@ -9549,13 +9549,13 @@
     <w:p>
       <w:pPr>
         <w:pStyle w:val="Kop3"/>
-        <w:divId w:val="1558004264"/>
-        <w:rPr>
-          <w:rFonts w:eastAsia="Times New Roman"/>
-          <w:lang w:val="nl-NL"/>
-        </w:rPr>
-      </w:pPr>
-      <w:bookmarkStart w:id="39" w:name="_Toc242187931"/>
+        <w:divId w:val="1477067237"/>
+        <w:rPr>
+          <w:rFonts w:eastAsia="Times New Roman"/>
+          <w:lang w:val="nl-NL"/>
+        </w:rPr>
+      </w:pPr>
+      <w:bookmarkStart w:id="39" w:name="_Toc242189466"/>
       <w:r>
         <w:rPr>
           <w:rFonts w:eastAsia="Times New Roman"/>
@@ -9568,7 +9568,7 @@
     <w:p>
       <w:pPr>
         <w:pStyle w:val="subtitel"/>
-        <w:divId w:val="1558004264"/>
+        <w:divId w:val="1477067237"/>
         <w:rPr>
           <w:lang w:val="nl-NL"/>
         </w:rPr>
@@ -9583,7 +9583,7 @@
     <w:p>
       <w:pPr>
         <w:pStyle w:val="Normaalweb"/>
-        <w:divId w:val="1558004264"/>
+        <w:divId w:val="1477067237"/>
         <w:rPr>
           <w:lang w:val="nl-NL"/>
         </w:rPr>
@@ -9604,7 +9604,7 @@
     <w:p>
       <w:pPr>
         <w:pStyle w:val="Normaalweb"/>
-        <w:divId w:val="1558004264"/>
+        <w:divId w:val="1477067237"/>
         <w:rPr>
           <w:lang w:val="nl-NL"/>
         </w:rPr>
@@ -9631,7 +9631,7 @@
     <w:p>
       <w:pPr>
         <w:pStyle w:val="Normaalweb"/>
-        <w:divId w:val="1558004264"/>
+        <w:divId w:val="1477067237"/>
         <w:rPr>
           <w:lang w:val="nl-NL"/>
         </w:rPr>
@@ -9658,7 +9658,7 @@
     </w:p>
     <w:p>
       <w:pPr>
-        <w:divId w:val="1715886560"/>
+        <w:divId w:val="661347539"/>
         <w:rPr>
           <w:color w:val="555555"/>
           <w:sz w:val="20"/>
@@ -9680,7 +9680,7 @@
       <w:pPr>
         <w:pStyle w:val="marker"/>
         <w:ind w:left="800" w:right="800"/>
-        <w:divId w:val="1558004264"/>
+        <w:divId w:val="1477067237"/>
         <w:rPr>
           <w:lang w:val="nl-NL"/>
         </w:rPr>
@@ -9692,13 +9692,13 @@
     <w:p>
       <w:pPr>
         <w:pStyle w:val="Kop3"/>
-        <w:divId w:val="1558004264"/>
-        <w:rPr>
-          <w:rFonts w:eastAsia="Times New Roman"/>
-          <w:lang w:val="nl-NL"/>
-        </w:rPr>
-      </w:pPr>
-      <w:bookmarkStart w:id="40" w:name="_Toc242187932"/>
+        <w:divId w:val="1477067237"/>
+        <w:rPr>
+          <w:rFonts w:eastAsia="Times New Roman"/>
+          <w:lang w:val="nl-NL"/>
+        </w:rPr>
+      </w:pPr>
+      <w:bookmarkStart w:id="40" w:name="_Toc242189467"/>
       <w:r>
         <w:rPr>
           <w:rFonts w:eastAsia="Times New Roman"/>
@@ -9711,7 +9711,7 @@
     <w:p>
       <w:pPr>
         <w:pStyle w:val="subtitel"/>
-        <w:divId w:val="1558004264"/>
+        <w:divId w:val="1477067237"/>
         <w:rPr>
           <w:lang w:val="nl-NL"/>
         </w:rPr>
@@ -9726,7 +9726,7 @@
     <w:p>
       <w:pPr>
         <w:pStyle w:val="Normaalweb"/>
-        <w:divId w:val="1558004264"/>
+        <w:divId w:val="1477067237"/>
         <w:rPr>
           <w:lang w:val="nl-NL"/>
         </w:rPr>
@@ -9747,7 +9747,7 @@
     <w:p>
       <w:pPr>
         <w:pStyle w:val="Normaalweb"/>
-        <w:divId w:val="1558004264"/>
+        <w:divId w:val="1477067237"/>
         <w:rPr>
           <w:lang w:val="nl-NL"/>
         </w:rPr>
@@ -9768,7 +9768,7 @@
     <w:p>
       <w:pPr>
         <w:pStyle w:val="Normaalweb"/>
-        <w:divId w:val="1558004264"/>
+        <w:divId w:val="1477067237"/>
         <w:rPr>
           <w:lang w:val="nl-NL"/>
         </w:rPr>
@@ -9789,7 +9789,7 @@
     <w:p>
       <w:pPr>
         <w:pStyle w:val="Normaalweb"/>
-        <w:divId w:val="1558004264"/>
+        <w:divId w:val="1477067237"/>
         <w:rPr>
           <w:lang w:val="nl-NL"/>
         </w:rPr>
@@ -9811,7 +9811,7 @@
       <w:pPr>
         <w:pStyle w:val="marker"/>
         <w:ind w:left="800" w:right="800"/>
-        <w:divId w:val="1558004264"/>
+        <w:divId w:val="1477067237"/>
         <w:rPr>
           <w:lang w:val="nl-NL"/>
         </w:rPr>
@@ -9823,13 +9823,13 @@
     <w:p>
       <w:pPr>
         <w:pStyle w:val="Kop3"/>
-        <w:divId w:val="1558004264"/>
-        <w:rPr>
-          <w:rFonts w:eastAsia="Times New Roman"/>
-          <w:lang w:val="nl-NL"/>
-        </w:rPr>
-      </w:pPr>
-      <w:bookmarkStart w:id="41" w:name="_Toc242187933"/>
+        <w:divId w:val="1477067237"/>
+        <w:rPr>
+          <w:rFonts w:eastAsia="Times New Roman"/>
+          <w:lang w:val="nl-NL"/>
+        </w:rPr>
+      </w:pPr>
+      <w:bookmarkStart w:id="41" w:name="_Toc242189468"/>
       <w:r>
         <w:rPr>
           <w:rFonts w:eastAsia="Times New Roman"/>
@@ -9842,7 +9842,7 @@
     <w:p>
       <w:pPr>
         <w:pStyle w:val="subtitel"/>
-        <w:divId w:val="1558004264"/>
+        <w:divId w:val="1477067237"/>
         <w:rPr>
           <w:lang w:val="nl-NL"/>
         </w:rPr>
@@ -9857,7 +9857,7 @@
     <w:p>
       <w:pPr>
         <w:pStyle w:val="Normaalweb"/>
-        <w:divId w:val="1558004264"/>
+        <w:divId w:val="1477067237"/>
         <w:rPr>
           <w:lang w:val="nl-NL"/>
         </w:rPr>
@@ -9878,7 +9878,7 @@
     <w:p>
       <w:pPr>
         <w:pStyle w:val="Normaalweb"/>
-        <w:divId w:val="1558004264"/>
+        <w:divId w:val="1477067237"/>
         <w:rPr>
           <w:lang w:val="nl-NL"/>
         </w:rPr>
@@ -9899,7 +9899,7 @@
     <w:p>
       <w:pPr>
         <w:pStyle w:val="Normaalweb"/>
-        <w:divId w:val="1558004264"/>
+        <w:divId w:val="1477067237"/>
         <w:rPr>
           <w:lang w:val="nl-NL"/>
         </w:rPr>
@@ -9921,7 +9921,7 @@
       <w:pPr>
         <w:pStyle w:val="marker"/>
         <w:ind w:left="800" w:right="800"/>
-        <w:divId w:val="1558004264"/>
+        <w:divId w:val="1477067237"/>
         <w:rPr>
           <w:lang w:val="nl-NL"/>
         </w:rPr>
@@ -9933,13 +9933,13 @@
     <w:p>
       <w:pPr>
         <w:pStyle w:val="Kop3"/>
-        <w:divId w:val="1558004264"/>
-        <w:rPr>
-          <w:rFonts w:eastAsia="Times New Roman"/>
-          <w:lang w:val="nl-NL"/>
-        </w:rPr>
-      </w:pPr>
-      <w:bookmarkStart w:id="42" w:name="_Toc242187934"/>
+        <w:divId w:val="1477067237"/>
+        <w:rPr>
+          <w:rFonts w:eastAsia="Times New Roman"/>
+          <w:lang w:val="nl-NL"/>
+        </w:rPr>
+      </w:pPr>
+      <w:bookmarkStart w:id="42" w:name="_Toc242189469"/>
       <w:r>
         <w:rPr>
           <w:rFonts w:eastAsia="Times New Roman"/>
@@ -9952,7 +9952,7 @@
     <w:p>
       <w:pPr>
         <w:pStyle w:val="subtitel"/>
-        <w:divId w:val="1558004264"/>
+        <w:divId w:val="1477067237"/>
         <w:rPr>
           <w:lang w:val="nl-NL"/>
         </w:rPr>
@@ -9967,7 +9967,7 @@
     <w:p>
       <w:pPr>
         <w:pStyle w:val="Normaalweb"/>
-        <w:divId w:val="1558004264"/>
+        <w:divId w:val="1477067237"/>
         <w:rPr>
           <w:lang w:val="nl-NL"/>
         </w:rPr>
@@ -9988,7 +9988,7 @@
     <w:p>
       <w:pPr>
         <w:pStyle w:val="Normaalweb"/>
-        <w:divId w:val="1558004264"/>
+        <w:divId w:val="1477067237"/>
         <w:rPr>
           <w:lang w:val="nl-NL"/>
         </w:rPr>
@@ -10003,7 +10003,7 @@
     <w:p>
       <w:pPr>
         <w:pStyle w:val="Normaalweb"/>
-        <w:divId w:val="1558004264"/>
+        <w:divId w:val="1477067237"/>
         <w:rPr>
           <w:lang w:val="nl-NL"/>
         </w:rPr>
@@ -10025,7 +10025,7 @@
       <w:pPr>
         <w:pStyle w:val="marker"/>
         <w:ind w:left="800" w:right="800"/>
-        <w:divId w:val="1558004264"/>
+        <w:divId w:val="1477067237"/>
         <w:rPr>
           <w:lang w:val="nl-NL"/>
         </w:rPr>
@@ -10037,13 +10037,13 @@
     <w:p>
       <w:pPr>
         <w:pStyle w:val="Kop3"/>
-        <w:divId w:val="1558004264"/>
-        <w:rPr>
-          <w:rFonts w:eastAsia="Times New Roman"/>
-          <w:lang w:val="nl-NL"/>
-        </w:rPr>
-      </w:pPr>
-      <w:bookmarkStart w:id="43" w:name="_Toc242187935"/>
+        <w:divId w:val="1477067237"/>
+        <w:rPr>
+          <w:rFonts w:eastAsia="Times New Roman"/>
+          <w:lang w:val="nl-NL"/>
+        </w:rPr>
+      </w:pPr>
+      <w:bookmarkStart w:id="43" w:name="_Toc242189470"/>
       <w:r>
         <w:rPr>
           <w:rFonts w:eastAsia="Times New Roman"/>
@@ -10056,7 +10056,7 @@
     <w:p>
       <w:pPr>
         <w:pStyle w:val="subtitel"/>
-        <w:divId w:val="1558004264"/>
+        <w:divId w:val="1477067237"/>
         <w:rPr>
           <w:lang w:val="nl-NL"/>
         </w:rPr>
@@ -10071,7 +10071,7 @@
     <w:p>
       <w:pPr>
         <w:pStyle w:val="Normaalweb"/>
-        <w:divId w:val="1558004264"/>
+        <w:divId w:val="1477067237"/>
         <w:rPr>
           <w:lang w:val="nl-NL"/>
         </w:rPr>
@@ -10092,7 +10092,7 @@
     <w:p>
       <w:pPr>
         <w:pStyle w:val="Normaalweb"/>
-        <w:divId w:val="1558004264"/>
+        <w:divId w:val="1477067237"/>
         <w:rPr>
           <w:lang w:val="nl-NL"/>
         </w:rPr>
@@ -10113,7 +10113,7 @@
     <w:p>
       <w:pPr>
         <w:pStyle w:val="Normaalweb"/>
-        <w:divId w:val="1558004264"/>
+        <w:divId w:val="1477067237"/>
         <w:rPr>
           <w:lang w:val="nl-NL"/>
         </w:rPr>
@@ -10134,7 +10134,7 @@
     <w:p>
       <w:pPr>
         <w:pStyle w:val="Normaalweb"/>
-        <w:divId w:val="1558004264"/>
+        <w:divId w:val="1477067237"/>
         <w:rPr>
           <w:lang w:val="nl-NL"/>
         </w:rPr>
@@ -10154,7 +10154,7 @@
     </w:p>
     <w:p>
       <w:pPr>
-        <w:divId w:val="408575875"/>
+        <w:divId w:val="956910805"/>
         <w:rPr>
           <w:color w:val="555555"/>
           <w:sz w:val="20"/>
@@ -10174,7 +10174,7 @@
     </w:p>
     <w:p>
       <w:pPr>
-        <w:divId w:val="408575875"/>
+        <w:divId w:val="956910805"/>
         <w:rPr>
           <w:color w:val="555555"/>
           <w:sz w:val="20"/>
@@ -10194,7 +10194,7 @@
     </w:p>
     <w:p>
       <w:pPr>
-        <w:divId w:val="408575875"/>
+        <w:divId w:val="956910805"/>
         <w:rPr>
           <w:color w:val="555555"/>
           <w:sz w:val="20"/>
@@ -10223,7 +10223,7 @@
     </w:p>
     <w:p>
       <w:pPr>
-        <w:divId w:val="408575875"/>
+        <w:divId w:val="956910805"/>
         <w:rPr>
           <w:color w:val="555555"/>
           <w:sz w:val="20"/>
@@ -10243,7 +10243,7 @@
     </w:p>
     <w:p>
       <w:pPr>
-        <w:divId w:val="408575875"/>
+        <w:divId w:val="956910805"/>
         <w:rPr>
           <w:color w:val="555555"/>
           <w:sz w:val="20"/>
@@ -10263,7 +10263,7 @@
     </w:p>
     <w:p>
       <w:pPr>
-        <w:divId w:val="408575875"/>
+        <w:divId w:val="956910805"/>
         <w:rPr>
           <w:color w:val="555555"/>
           <w:sz w:val="20"/>
@@ -10285,7 +10285,7 @@
       <w:pPr>
         <w:pStyle w:val="marker"/>
         <w:ind w:left="800" w:right="800"/>
-        <w:divId w:val="1558004264"/>
+        <w:divId w:val="1477067237"/>
         <w:rPr>
           <w:lang w:val="nl-NL"/>
         </w:rPr>
@@ -10297,13 +10297,13 @@
     <w:p>
       <w:pPr>
         <w:pStyle w:val="Kop3"/>
-        <w:divId w:val="1558004264"/>
-        <w:rPr>
-          <w:rFonts w:eastAsia="Times New Roman"/>
-          <w:lang w:val="nl-NL"/>
-        </w:rPr>
-      </w:pPr>
-      <w:bookmarkStart w:id="44" w:name="_Toc242187936"/>
+        <w:divId w:val="1477067237"/>
+        <w:rPr>
+          <w:rFonts w:eastAsia="Times New Roman"/>
+          <w:lang w:val="nl-NL"/>
+        </w:rPr>
+      </w:pPr>
+      <w:bookmarkStart w:id="44" w:name="_Toc242189471"/>
       <w:r>
         <w:rPr>
           <w:rFonts w:eastAsia="Times New Roman"/>
@@ -10316,7 +10316,7 @@
     <w:p>
       <w:pPr>
         <w:pStyle w:val="subtitel"/>
-        <w:divId w:val="1558004264"/>
+        <w:divId w:val="1477067237"/>
         <w:rPr>
           <w:lang w:val="nl-NL"/>
         </w:rPr>
@@ -10331,7 +10331,7 @@
     <w:p>
       <w:pPr>
         <w:pStyle w:val="Normaalweb"/>
-        <w:divId w:val="1558004264"/>
+        <w:divId w:val="1477067237"/>
         <w:rPr>
           <w:lang w:val="nl-NL"/>
         </w:rPr>
@@ -10346,7 +10346,7 @@
     <w:p>
       <w:pPr>
         <w:pStyle w:val="Normaalweb"/>
-        <w:divId w:val="1558004264"/>
+        <w:divId w:val="1477067237"/>
         <w:rPr>
           <w:lang w:val="nl-NL"/>
         </w:rPr>
@@ -10361,7 +10361,7 @@
     <w:p>
       <w:pPr>
         <w:pStyle w:val="Normaalweb"/>
-        <w:divId w:val="1558004264"/>
+        <w:divId w:val="1477067237"/>
         <w:rPr>
           <w:lang w:val="nl-NL"/>
         </w:rPr>
@@ -10377,7 +10377,7 @@
       <w:pPr>
         <w:pStyle w:val="marker"/>
         <w:ind w:left="800" w:right="800"/>
-        <w:divId w:val="1558004264"/>
+        <w:divId w:val="1477067237"/>
         <w:rPr>
           <w:lang w:val="nl-NL"/>
         </w:rPr>
@@ -10389,13 +10389,13 @@
     <w:p>
       <w:pPr>
         <w:pStyle w:val="Kop3"/>
-        <w:divId w:val="1558004264"/>
-        <w:rPr>
-          <w:rFonts w:eastAsia="Times New Roman"/>
-          <w:lang w:val="nl-NL"/>
-        </w:rPr>
-      </w:pPr>
-      <w:bookmarkStart w:id="45" w:name="_Toc242187937"/>
+        <w:divId w:val="1477067237"/>
+        <w:rPr>
+          <w:rFonts w:eastAsia="Times New Roman"/>
+          <w:lang w:val="nl-NL"/>
+        </w:rPr>
+      </w:pPr>
+      <w:bookmarkStart w:id="45" w:name="_Toc242189472"/>
       <w:r>
         <w:rPr>
           <w:rFonts w:eastAsia="Times New Roman"/>
@@ -10408,7 +10408,7 @@
     <w:p>
       <w:pPr>
         <w:pStyle w:val="subtitel"/>
-        <w:divId w:val="1558004264"/>
+        <w:divId w:val="1477067237"/>
         <w:rPr>
           <w:lang w:val="nl-NL"/>
         </w:rPr>
@@ -10423,7 +10423,7 @@
     <w:p>
       <w:pPr>
         <w:pStyle w:val="Normaalweb"/>
-        <w:divId w:val="1558004264"/>
+        <w:divId w:val="1477067237"/>
         <w:rPr>
           <w:lang w:val="nl-NL"/>
         </w:rPr>
@@ -10444,7 +10444,7 @@
     <w:p>
       <w:pPr>
         <w:pStyle w:val="Normaalweb"/>
-        <w:divId w:val="1558004264"/>
+        <w:divId w:val="1477067237"/>
         <w:rPr>
           <w:lang w:val="nl-NL"/>
         </w:rPr>
@@ -10465,7 +10465,7 @@
     <w:p>
       <w:pPr>
         <w:pStyle w:val="Normaalweb"/>
-        <w:divId w:val="1558004264"/>
+        <w:divId w:val="1477067237"/>
         <w:rPr>
           <w:lang w:val="nl-NL"/>
         </w:rPr>
@@ -10480,7 +10480,7 @@
     <w:p>
       <w:pPr>
         <w:pStyle w:val="Normaalweb"/>
-        <w:divId w:val="1558004264"/>
+        <w:divId w:val="1477067237"/>
         <w:rPr>
           <w:lang w:val="nl-NL"/>
         </w:rPr>
@@ -10500,7 +10500,7 @@
     </w:p>
     <w:p>
       <w:pPr>
-        <w:divId w:val="1332833891"/>
+        <w:divId w:val="377707578"/>
         <w:rPr>
           <w:color w:val="555555"/>
           <w:sz w:val="20"/>
@@ -10522,7 +10522,7 @@
       <w:pPr>
         <w:pStyle w:val="marker"/>
         <w:ind w:left="800" w:right="800"/>
-        <w:divId w:val="1558004264"/>
+        <w:divId w:val="1477067237"/>
         <w:rPr>
           <w:lang w:val="nl-NL"/>
         </w:rPr>
@@ -10534,13 +10534,13 @@
     <w:p>
       <w:pPr>
         <w:pStyle w:val="Kop3"/>
-        <w:divId w:val="1558004264"/>
-        <w:rPr>
-          <w:rFonts w:eastAsia="Times New Roman"/>
-          <w:lang w:val="nl-NL"/>
-        </w:rPr>
-      </w:pPr>
-      <w:bookmarkStart w:id="46" w:name="_Toc242187938"/>
+        <w:divId w:val="1477067237"/>
+        <w:rPr>
+          <w:rFonts w:eastAsia="Times New Roman"/>
+          <w:lang w:val="nl-NL"/>
+        </w:rPr>
+      </w:pPr>
+      <w:bookmarkStart w:id="46" w:name="_Toc242189473"/>
       <w:r>
         <w:rPr>
           <w:rFonts w:eastAsia="Times New Roman"/>
@@ -10553,7 +10553,7 @@
     <w:p>
       <w:pPr>
         <w:pStyle w:val="subtitel"/>
-        <w:divId w:val="1558004264"/>
+        <w:divId w:val="1477067237"/>
         <w:rPr>
           <w:lang w:val="nl-NL"/>
         </w:rPr>
@@ -10568,7 +10568,7 @@
     <w:p>
       <w:pPr>
         <w:pStyle w:val="Normaalweb"/>
-        <w:divId w:val="1558004264"/>
+        <w:divId w:val="1477067237"/>
         <w:rPr>
           <w:lang w:val="nl-NL"/>
         </w:rPr>
@@ -10589,7 +10589,7 @@
     <w:p>
       <w:pPr>
         <w:pStyle w:val="Normaalweb"/>
-        <w:divId w:val="1558004264"/>
+        <w:divId w:val="1477067237"/>
         <w:rPr>
           <w:lang w:val="nl-NL"/>
         </w:rPr>
@@ -10604,7 +10604,7 @@
     <w:p>
       <w:pPr>
         <w:pStyle w:val="Normaalweb"/>
-        <w:divId w:val="1558004264"/>
+        <w:divId w:val="1477067237"/>
         <w:rPr>
           <w:lang w:val="nl-NL"/>
         </w:rPr>
@@ -10625,7 +10625,7 @@
     <w:p>
       <w:pPr>
         <w:pStyle w:val="Normaalweb"/>
-        <w:divId w:val="1558004264"/>
+        <w:divId w:val="1477067237"/>
         <w:rPr>
           <w:lang w:val="nl-NL"/>
         </w:rPr>
@@ -10646,7 +10646,7 @@
     <w:p>
       <w:pPr>
         <w:pStyle w:val="Normaalweb"/>
-        <w:divId w:val="1558004264"/>
+        <w:divId w:val="1477067237"/>
         <w:rPr>
           <w:lang w:val="nl-NL"/>
         </w:rPr>
@@ -10660,7 +10660,7 @@
     </w:p>
     <w:p>
       <w:pPr>
-        <w:divId w:val="1644235175"/>
+        <w:divId w:val="1255897904"/>
         <w:rPr>
           <w:color w:val="555555"/>
           <w:sz w:val="20"/>
@@ -10680,7 +10680,7 @@
     </w:p>
     <w:p>
       <w:pPr>
-        <w:divId w:val="1644235175"/>
+        <w:divId w:val="1255897904"/>
         <w:rPr>
           <w:color w:val="555555"/>
           <w:sz w:val="20"/>
@@ -10702,7 +10702,7 @@
       <w:pPr>
         <w:pStyle w:val="marker"/>
         <w:ind w:left="800" w:right="800"/>
-        <w:divId w:val="1558004264"/>
+        <w:divId w:val="1477067237"/>
         <w:rPr>
           <w:lang w:val="nl-NL"/>
         </w:rPr>
@@ -10714,13 +10714,13 @@
     <w:p>
       <w:pPr>
         <w:pStyle w:val="Kop3"/>
-        <w:divId w:val="1558004264"/>
-        <w:rPr>
-          <w:rFonts w:eastAsia="Times New Roman"/>
-          <w:lang w:val="nl-NL"/>
-        </w:rPr>
-      </w:pPr>
-      <w:bookmarkStart w:id="47" w:name="_Toc242187939"/>
+        <w:divId w:val="1477067237"/>
+        <w:rPr>
+          <w:rFonts w:eastAsia="Times New Roman"/>
+          <w:lang w:val="nl-NL"/>
+        </w:rPr>
+      </w:pPr>
+      <w:bookmarkStart w:id="47" w:name="_Toc242189474"/>
       <w:r>
         <w:rPr>
           <w:rFonts w:eastAsia="Times New Roman"/>
@@ -10733,7 +10733,7 @@
     <w:p>
       <w:pPr>
         <w:pStyle w:val="subtitel"/>
-        <w:divId w:val="1558004264"/>
+        <w:divId w:val="1477067237"/>
         <w:rPr>
           <w:lang w:val="nl-NL"/>
         </w:rPr>
@@ -10748,7 +10748,7 @@
     <w:p>
       <w:pPr>
         <w:pStyle w:val="Normaalweb"/>
-        <w:divId w:val="1558004264"/>
+        <w:divId w:val="1477067237"/>
         <w:rPr>
           <w:lang w:val="nl-NL"/>
         </w:rPr>
@@ -10769,7 +10769,7 @@
     <w:p>
       <w:pPr>
         <w:pStyle w:val="Normaalweb"/>
-        <w:divId w:val="1558004264"/>
+        <w:divId w:val="1477067237"/>
         <w:rPr>
           <w:lang w:val="nl-NL"/>
         </w:rPr>
@@ -10789,7 +10789,7 @@
     </w:p>
     <w:p>
       <w:pPr>
-        <w:divId w:val="1632902776"/>
+        <w:divId w:val="476915973"/>
         <w:rPr>
           <w:color w:val="555555"/>
           <w:sz w:val="20"/>
@@ -10809,7 +10809,7 @@
     </w:p>
     <w:p>
       <w:pPr>
-        <w:divId w:val="1632902776"/>
+        <w:divId w:val="476915973"/>
         <w:rPr>
           <w:color w:val="555555"/>
           <w:sz w:val="20"/>
@@ -10829,7 +10829,7 @@
     </w:p>
     <w:p>
       <w:pPr>
-        <w:divId w:val="1632902776"/>
+        <w:divId w:val="476915973"/>
         <w:rPr>
           <w:color w:val="555555"/>
           <w:sz w:val="20"/>
@@ -10849,7 +10849,7 @@
     </w:p>
     <w:p>
       <w:pPr>
-        <w:divId w:val="1632902776"/>
+        <w:divId w:val="476915973"/>
         <w:rPr>
           <w:color w:val="555555"/>
           <w:sz w:val="20"/>
@@ -10871,7 +10871,7 @@
       <w:pPr>
         <w:pStyle w:val="marker"/>
         <w:ind w:left="800" w:right="800"/>
-        <w:divId w:val="1558004264"/>
+        <w:divId w:val="1477067237"/>
         <w:rPr>
           <w:lang w:val="nl-NL"/>
         </w:rPr>
@@ -10883,13 +10883,13 @@
     <w:p>
       <w:pPr>
         <w:pStyle w:val="Kop3"/>
-        <w:divId w:val="1558004264"/>
-        <w:rPr>
-          <w:rFonts w:eastAsia="Times New Roman"/>
-          <w:lang w:val="nl-NL"/>
-        </w:rPr>
-      </w:pPr>
-      <w:bookmarkStart w:id="48" w:name="_Toc242187940"/>
+        <w:divId w:val="1477067237"/>
+        <w:rPr>
+          <w:rFonts w:eastAsia="Times New Roman"/>
+          <w:lang w:val="nl-NL"/>
+        </w:rPr>
+      </w:pPr>
+      <w:bookmarkStart w:id="48" w:name="_Toc242189475"/>
       <w:r>
         <w:rPr>
           <w:rFonts w:eastAsia="Times New Roman"/>
@@ -10902,7 +10902,7 @@
     <w:p>
       <w:pPr>
         <w:pStyle w:val="subtitel"/>
-        <w:divId w:val="1558004264"/>
+        <w:divId w:val="1477067237"/>
         <w:rPr>
           <w:lang w:val="nl-NL"/>
         </w:rPr>
@@ -10917,7 +10917,7 @@
     <w:p>
       <w:pPr>
         <w:pStyle w:val="Normaalweb"/>
-        <w:divId w:val="1558004264"/>
+        <w:divId w:val="1477067237"/>
         <w:rPr>
           <w:lang w:val="nl-NL"/>
         </w:rPr>
@@ -10938,7 +10938,7 @@
     <w:p>
       <w:pPr>
         <w:pStyle w:val="Normaalweb"/>
-        <w:divId w:val="1558004264"/>
+        <w:divId w:val="1477067237"/>
         <w:rPr>
           <w:lang w:val="nl-NL"/>
         </w:rPr>
@@ -10959,7 +10959,7 @@
     <w:p>
       <w:pPr>
         <w:pStyle w:val="Normaalweb"/>
-        <w:divId w:val="1558004264"/>
+        <w:divId w:val="1477067237"/>
         <w:rPr>
           <w:lang w:val="nl-NL"/>
         </w:rPr>
@@ -10981,7 +10981,7 @@
       <w:pPr>
         <w:pStyle w:val="marker"/>
         <w:ind w:left="800" w:right="800"/>
-        <w:divId w:val="1558004264"/>
+        <w:divId w:val="1477067237"/>
         <w:rPr>
           <w:lang w:val="nl-NL"/>
         </w:rPr>
@@ -10993,13 +10993,13 @@
     <w:p>
       <w:pPr>
         <w:pStyle w:val="Kop2"/>
-        <w:divId w:val="1558004264"/>
-        <w:rPr>
-          <w:rFonts w:eastAsia="Times New Roman"/>
-          <w:lang w:val="nl-NL"/>
-        </w:rPr>
-      </w:pPr>
-      <w:bookmarkStart w:id="49" w:name="_Toc242187941"/>
+        <w:divId w:val="1477067237"/>
+        <w:rPr>
+          <w:rFonts w:eastAsia="Times New Roman"/>
+          <w:lang w:val="nl-NL"/>
+        </w:rPr>
+      </w:pPr>
+      <w:bookmarkStart w:id="49" w:name="_Toc242189476"/>
       <w:r>
         <w:rPr>
           <w:rFonts w:eastAsia="Times New Roman"/>
@@ -11012,13 +11012,13 @@
     <w:p>
       <w:pPr>
         <w:pStyle w:val="Kop3"/>
-        <w:divId w:val="1558004264"/>
-        <w:rPr>
-          <w:rFonts w:eastAsia="Times New Roman"/>
-          <w:lang w:val="nl-NL"/>
-        </w:rPr>
-      </w:pPr>
-      <w:bookmarkStart w:id="50" w:name="_Toc242187942"/>
+        <w:divId w:val="1477067237"/>
+        <w:rPr>
+          <w:rFonts w:eastAsia="Times New Roman"/>
+          <w:lang w:val="nl-NL"/>
+        </w:rPr>
+      </w:pPr>
+      <w:bookmarkStart w:id="50" w:name="_Toc242189477"/>
       <w:r>
         <w:rPr>
           <w:rFonts w:eastAsia="Times New Roman"/>
@@ -11031,7 +11031,7 @@
     <w:p>
       <w:pPr>
         <w:pStyle w:val="subtitel"/>
-        <w:divId w:val="1558004264"/>
+        <w:divId w:val="1477067237"/>
         <w:rPr>
           <w:lang w:val="nl-NL"/>
         </w:rPr>
@@ -11046,7 +11046,7 @@
     <w:p>
       <w:pPr>
         <w:pStyle w:val="Normaalweb"/>
-        <w:divId w:val="1558004264"/>
+        <w:divId w:val="1477067237"/>
         <w:rPr>
           <w:lang w:val="nl-NL"/>
         </w:rPr>
@@ -11061,7 +11061,7 @@
     <w:p>
       <w:pPr>
         <w:pStyle w:val="Normaalweb"/>
-        <w:divId w:val="1558004264"/>
+        <w:divId w:val="1477067237"/>
         <w:rPr>
           <w:lang w:val="nl-NL"/>
         </w:rPr>
@@ -11076,7 +11076,7 @@
     <w:p>
       <w:pPr>
         <w:pStyle w:val="Normaalweb"/>
-        <w:divId w:val="1558004264"/>
+        <w:divId w:val="1477067237"/>
         <w:rPr>
           <w:lang w:val="nl-NL"/>
         </w:rPr>
@@ -11098,7 +11098,7 @@
       <w:pPr>
         <w:pStyle w:val="marker"/>
         <w:ind w:left="800" w:right="800"/>
-        <w:divId w:val="1558004264"/>
+        <w:divId w:val="1477067237"/>
         <w:rPr>
           <w:lang w:val="nl-NL"/>
         </w:rPr>
@@ -11110,13 +11110,13 @@
     <w:p>
       <w:pPr>
         <w:pStyle w:val="Kop3"/>
-        <w:divId w:val="1558004264"/>
-        <w:rPr>
-          <w:rFonts w:eastAsia="Times New Roman"/>
-          <w:lang w:val="nl-NL"/>
-        </w:rPr>
-      </w:pPr>
-      <w:bookmarkStart w:id="51" w:name="_Toc242187943"/>
+        <w:divId w:val="1477067237"/>
+        <w:rPr>
+          <w:rFonts w:eastAsia="Times New Roman"/>
+          <w:lang w:val="nl-NL"/>
+        </w:rPr>
+      </w:pPr>
+      <w:bookmarkStart w:id="51" w:name="_Toc242189478"/>
       <w:r>
         <w:rPr>
           <w:rFonts w:eastAsia="Times New Roman"/>
@@ -11129,7 +11129,7 @@
     <w:p>
       <w:pPr>
         <w:pStyle w:val="subtitel"/>
-        <w:divId w:val="1558004264"/>
+        <w:divId w:val="1477067237"/>
         <w:rPr>
           <w:lang w:val="nl-NL"/>
         </w:rPr>
@@ -11144,7 +11144,7 @@
     <w:p>
       <w:pPr>
         <w:pStyle w:val="Normaalweb"/>
-        <w:divId w:val="1558004264"/>
+        <w:divId w:val="1477067237"/>
         <w:rPr>
           <w:lang w:val="nl-NL"/>
         </w:rPr>
@@ -11159,7 +11159,7 @@
     <w:p>
       <w:pPr>
         <w:pStyle w:val="Normaalweb"/>
-        <w:divId w:val="1558004264"/>
+        <w:divId w:val="1477067237"/>
         <w:rPr>
           <w:lang w:val="nl-NL"/>
         </w:rPr>
@@ -11174,7 +11174,7 @@
     <w:p>
       <w:pPr>
         <w:pStyle w:val="Normaalweb"/>
-        <w:divId w:val="1558004264"/>
+        <w:divId w:val="1477067237"/>
         <w:rPr>
           <w:lang w:val="nl-NL"/>
         </w:rPr>
@@ -11190,7 +11190,7 @@
       <w:pPr>
         <w:pStyle w:val="marker"/>
         <w:ind w:left="800" w:right="800"/>
-        <w:divId w:val="1558004264"/>
+        <w:divId w:val="1477067237"/>
         <w:rPr>
           <w:lang w:val="nl-NL"/>
         </w:rPr>
@@ -11202,13 +11202,13 @@
     <w:p>
       <w:pPr>
         <w:pStyle w:val="Kop3"/>
-        <w:divId w:val="1558004264"/>
-        <w:rPr>
-          <w:rFonts w:eastAsia="Times New Roman"/>
-          <w:lang w:val="nl-NL"/>
-        </w:rPr>
-      </w:pPr>
-      <w:bookmarkStart w:id="52" w:name="_Toc242187944"/>
+        <w:divId w:val="1477067237"/>
+        <w:rPr>
+          <w:rFonts w:eastAsia="Times New Roman"/>
+          <w:lang w:val="nl-NL"/>
+        </w:rPr>
+      </w:pPr>
+      <w:bookmarkStart w:id="52" w:name="_Toc242189479"/>
       <w:r>
         <w:rPr>
           <w:rFonts w:eastAsia="Times New Roman"/>
@@ -11221,7 +11221,7 @@
     <w:p>
       <w:pPr>
         <w:pStyle w:val="subtitel"/>
-        <w:divId w:val="1558004264"/>
+        <w:divId w:val="1477067237"/>
         <w:rPr>
           <w:lang w:val="nl-NL"/>
         </w:rPr>
@@ -11236,7 +11236,7 @@
     <w:p>
       <w:pPr>
         <w:pStyle w:val="Normaalweb"/>
-        <w:divId w:val="1558004264"/>
+        <w:divId w:val="1477067237"/>
         <w:rPr>
           <w:lang w:val="nl-NL"/>
         </w:rPr>
@@ -11251,7 +11251,7 @@
     <w:p>
       <w:pPr>
         <w:pStyle w:val="Normaalweb"/>
-        <w:divId w:val="1558004264"/>
+        <w:divId w:val="1477067237"/>
         <w:rPr>
           <w:lang w:val="nl-NL"/>
         </w:rPr>
@@ -11272,7 +11272,7 @@
     <w:p>
       <w:pPr>
         <w:pStyle w:val="Normaalweb"/>
-        <w:divId w:val="1558004264"/>
+        <w:divId w:val="1477067237"/>
         <w:rPr>
           <w:lang w:val="nl-NL"/>
         </w:rPr>
@@ -11288,7 +11288,7 @@
       <w:pPr>
         <w:pStyle w:val="marker"/>
         <w:ind w:left="800" w:right="800"/>
-        <w:divId w:val="1558004264"/>
+        <w:divId w:val="1477067237"/>
         <w:rPr>
           <w:lang w:val="nl-NL"/>
         </w:rPr>
@@ -11300,13 +11300,13 @@
     <w:p>
       <w:pPr>
         <w:pStyle w:val="Kop3"/>
-        <w:divId w:val="1558004264"/>
-        <w:rPr>
-          <w:rFonts w:eastAsia="Times New Roman"/>
-          <w:lang w:val="nl-NL"/>
-        </w:rPr>
-      </w:pPr>
-      <w:bookmarkStart w:id="53" w:name="_Toc242187945"/>
+        <w:divId w:val="1477067237"/>
+        <w:rPr>
+          <w:rFonts w:eastAsia="Times New Roman"/>
+          <w:lang w:val="nl-NL"/>
+        </w:rPr>
+      </w:pPr>
+      <w:bookmarkStart w:id="53" w:name="_Toc242189480"/>
       <w:r>
         <w:rPr>
           <w:rFonts w:eastAsia="Times New Roman"/>
@@ -11319,7 +11319,7 @@
     <w:p>
       <w:pPr>
         <w:pStyle w:val="subtitel"/>
-        <w:divId w:val="1558004264"/>
+        <w:divId w:val="1477067237"/>
         <w:rPr>
           <w:lang w:val="nl-NL"/>
         </w:rPr>
@@ -11334,7 +11334,7 @@
     <w:p>
       <w:pPr>
         <w:pStyle w:val="Normaalweb"/>
-        <w:divId w:val="1558004264"/>
+        <w:divId w:val="1477067237"/>
         <w:rPr>
           <w:lang w:val="nl-NL"/>
         </w:rPr>
@@ -11349,7 +11349,7 @@
     <w:p>
       <w:pPr>
         <w:pStyle w:val="Normaalweb"/>
-        <w:divId w:val="1558004264"/>
+        <w:divId w:val="1477067237"/>
         <w:rPr>
           <w:lang w:val="nl-NL"/>
         </w:rPr>
@@ -11364,7 +11364,7 @@
     <w:p>
       <w:pPr>
         <w:pStyle w:val="Normaalweb"/>
-        <w:divId w:val="1558004264"/>
+        <w:divId w:val="1477067237"/>
         <w:rPr>
           <w:lang w:val="nl-NL"/>
         </w:rPr>
@@ -11380,7 +11380,7 @@
       <w:pPr>
         <w:pStyle w:val="marker"/>
         <w:ind w:left="800" w:right="800"/>
-        <w:divId w:val="1558004264"/>
+        <w:divId w:val="1477067237"/>
         <w:rPr>
           <w:lang w:val="nl-NL"/>
         </w:rPr>
@@ -11392,13 +11392,13 @@
     <w:p>
       <w:pPr>
         <w:pStyle w:val="Kop1"/>
-        <w:divId w:val="1558004264"/>
-        <w:rPr>
-          <w:rFonts w:eastAsia="Times New Roman"/>
-          <w:lang w:val="nl-NL"/>
-        </w:rPr>
-      </w:pPr>
-      <w:bookmarkStart w:id="54" w:name="_Toc242187946"/>
+        <w:divId w:val="1477067237"/>
+        <w:rPr>
+          <w:rFonts w:eastAsia="Times New Roman"/>
+          <w:lang w:val="nl-NL"/>
+        </w:rPr>
+      </w:pPr>
+      <w:bookmarkStart w:id="54" w:name="_Toc242189481"/>
       <w:r>
         <w:rPr>
           <w:rFonts w:eastAsia="Times New Roman"/>
@@ -11411,13 +11411,13 @@
     <w:p>
       <w:pPr>
         <w:pStyle w:val="Kop3"/>
-        <w:divId w:val="1558004264"/>
-        <w:rPr>
-          <w:rFonts w:eastAsia="Times New Roman"/>
-          <w:lang w:val="nl-NL"/>
-        </w:rPr>
-      </w:pPr>
-      <w:bookmarkStart w:id="55" w:name="_Toc242187947"/>
+        <w:divId w:val="1477067237"/>
+        <w:rPr>
+          <w:rFonts w:eastAsia="Times New Roman"/>
+          <w:lang w:val="nl-NL"/>
+        </w:rPr>
+      </w:pPr>
+      <w:bookmarkStart w:id="55" w:name="_Toc242189482"/>
       <w:r>
         <w:rPr>
           <w:rFonts w:eastAsia="Times New Roman"/>
@@ -11430,7 +11430,7 @@
     <w:p>
       <w:pPr>
         <w:pStyle w:val="subtitel"/>
-        <w:divId w:val="1558004264"/>
+        <w:divId w:val="1477067237"/>
         <w:rPr>
           <w:lang w:val="nl-NL"/>
         </w:rPr>
@@ -11445,7 +11445,7 @@
     <w:p>
       <w:pPr>
         <w:pStyle w:val="Normaalweb"/>
-        <w:divId w:val="1558004264"/>
+        <w:divId w:val="1477067237"/>
         <w:rPr>
           <w:lang w:val="nl-NL"/>
         </w:rPr>
@@ -11466,7 +11466,7 @@
     <w:p>
       <w:pPr>
         <w:pStyle w:val="Normaalweb"/>
-        <w:divId w:val="1558004264"/>
+        <w:divId w:val="1477067237"/>
         <w:rPr>
           <w:lang w:val="nl-NL"/>
         </w:rPr>
@@ -11493,7 +11493,7 @@
     <w:p>
       <w:pPr>
         <w:pStyle w:val="Normaalweb"/>
-        <w:divId w:val="1558004264"/>
+        <w:divId w:val="1477067237"/>
         <w:rPr>
           <w:lang w:val="nl-NL"/>
         </w:rPr>
@@ -11519,7 +11519,7 @@
     </w:p>
     <w:p>
       <w:pPr>
-        <w:divId w:val="2062943791"/>
+        <w:divId w:val="646009375"/>
         <w:rPr>
           <w:color w:val="555555"/>
           <w:sz w:val="20"/>
@@ -11539,7 +11539,7 @@
     </w:p>
     <w:p>
       <w:pPr>
-        <w:divId w:val="2062943791"/>
+        <w:divId w:val="646009375"/>
         <w:rPr>
           <w:color w:val="555555"/>
           <w:sz w:val="20"/>
@@ -11559,7 +11559,7 @@
     </w:p>
     <w:p>
       <w:pPr>
-        <w:divId w:val="2062943791"/>
+        <w:divId w:val="646009375"/>
         <w:rPr>
           <w:color w:val="555555"/>
           <w:sz w:val="20"/>
@@ -11581,7 +11581,7 @@
       <w:pPr>
         <w:pStyle w:val="marker"/>
         <w:ind w:left="800" w:right="800"/>
-        <w:divId w:val="1558004264"/>
+        <w:divId w:val="1477067237"/>
         <w:rPr>
           <w:lang w:val="nl-NL"/>
         </w:rPr>
@@ -11593,13 +11593,13 @@
     <w:p>
       <w:pPr>
         <w:pStyle w:val="Kop3"/>
-        <w:divId w:val="1558004264"/>
-        <w:rPr>
-          <w:rFonts w:eastAsia="Times New Roman"/>
-          <w:lang w:val="nl-NL"/>
-        </w:rPr>
-      </w:pPr>
-      <w:bookmarkStart w:id="56" w:name="_Toc242187948"/>
+        <w:divId w:val="1477067237"/>
+        <w:rPr>
+          <w:rFonts w:eastAsia="Times New Roman"/>
+          <w:lang w:val="nl-NL"/>
+        </w:rPr>
+      </w:pPr>
+      <w:bookmarkStart w:id="56" w:name="_Toc242189483"/>
       <w:r>
         <w:rPr>
           <w:rFonts w:eastAsia="Times New Roman"/>
@@ -11612,7 +11612,7 @@
     <w:p>
       <w:pPr>
         <w:pStyle w:val="subtitel"/>
-        <w:divId w:val="1558004264"/>
+        <w:divId w:val="1477067237"/>
         <w:rPr>
           <w:lang w:val="nl-NL"/>
         </w:rPr>
@@ -11627,7 +11627,7 @@
     <w:p>
       <w:pPr>
         <w:pStyle w:val="Normaalweb"/>
-        <w:divId w:val="1558004264"/>
+        <w:divId w:val="1477067237"/>
         <w:rPr>
           <w:lang w:val="nl-NL"/>
         </w:rPr>
@@ -11642,7 +11642,7 @@
     <w:p>
       <w:pPr>
         <w:pStyle w:val="Normaalweb"/>
-        <w:divId w:val="1558004264"/>
+        <w:divId w:val="1477067237"/>
         <w:rPr>
           <w:lang w:val="nl-NL"/>
         </w:rPr>
@@ -11657,7 +11657,7 @@
     <w:p>
       <w:pPr>
         <w:pStyle w:val="Normaalweb"/>
-        <w:divId w:val="1558004264"/>
+        <w:divId w:val="1477067237"/>
         <w:rPr>
           <w:lang w:val="nl-NL"/>
         </w:rPr>
@@ -11673,7 +11673,7 @@
       <w:pPr>
         <w:pStyle w:val="marker"/>
         <w:ind w:left="800" w:right="800"/>
-        <w:divId w:val="1558004264"/>
+        <w:divId w:val="1477067237"/>
         <w:rPr>
           <w:lang w:val="nl-NL"/>
         </w:rPr>
@@ -11685,13 +11685,13 @@
     <w:p>
       <w:pPr>
         <w:pStyle w:val="Kop3"/>
-        <w:divId w:val="1558004264"/>
-        <w:rPr>
-          <w:rFonts w:eastAsia="Times New Roman"/>
-          <w:lang w:val="nl-NL"/>
-        </w:rPr>
-      </w:pPr>
-      <w:bookmarkStart w:id="57" w:name="_Toc242187949"/>
+        <w:divId w:val="1477067237"/>
+        <w:rPr>
+          <w:rFonts w:eastAsia="Times New Roman"/>
+          <w:lang w:val="nl-NL"/>
+        </w:rPr>
+      </w:pPr>
+      <w:bookmarkStart w:id="57" w:name="_Toc242189484"/>
       <w:r>
         <w:rPr>
           <w:rFonts w:eastAsia="Times New Roman"/>
@@ -11704,7 +11704,7 @@
     <w:p>
       <w:pPr>
         <w:pStyle w:val="subtitel"/>
-        <w:divId w:val="1558004264"/>
+        <w:divId w:val="1477067237"/>
         <w:rPr>
           <w:lang w:val="nl-NL"/>
         </w:rPr>
@@ -11719,7 +11719,7 @@
     <w:p>
       <w:pPr>
         <w:pStyle w:val="Normaalweb"/>
-        <w:divId w:val="1558004264"/>
+        <w:divId w:val="1477067237"/>
         <w:rPr>
           <w:lang w:val="nl-NL"/>
         </w:rPr>
@@ -11734,7 +11734,7 @@
     <w:p>
       <w:pPr>
         <w:pStyle w:val="Normaalweb"/>
-        <w:divId w:val="1558004264"/>
+        <w:divId w:val="1477067237"/>
         <w:rPr>
           <w:lang w:val="nl-NL"/>
         </w:rPr>
@@ -11755,7 +11755,7 @@
     <w:p>
       <w:pPr>
         <w:pStyle w:val="Normaalweb"/>
-        <w:divId w:val="1558004264"/>
+        <w:divId w:val="1477067237"/>
         <w:rPr>
           <w:lang w:val="nl-NL"/>
         </w:rPr>
@@ -11771,7 +11771,7 @@
       <w:pPr>
         <w:pStyle w:val="marker"/>
         <w:ind w:left="800" w:right="800"/>
-        <w:divId w:val="1558004264"/>
+        <w:divId w:val="1477067237"/>
         <w:rPr>
           <w:lang w:val="nl-NL"/>
         </w:rPr>
@@ -11783,13 +11783,13 @@
     <w:p>
       <w:pPr>
         <w:pStyle w:val="Kop3"/>
-        <w:divId w:val="1558004264"/>
-        <w:rPr>
-          <w:rFonts w:eastAsia="Times New Roman"/>
-          <w:lang w:val="nl-NL"/>
-        </w:rPr>
-      </w:pPr>
-      <w:bookmarkStart w:id="58" w:name="_Toc242187950"/>
+        <w:divId w:val="1477067237"/>
+        <w:rPr>
+          <w:rFonts w:eastAsia="Times New Roman"/>
+          <w:lang w:val="nl-NL"/>
+        </w:rPr>
+      </w:pPr>
+      <w:bookmarkStart w:id="58" w:name="_Toc242189485"/>
       <w:r>
         <w:rPr>
           <w:rFonts w:eastAsia="Times New Roman"/>
@@ -11802,7 +11802,7 @@
     <w:p>
       <w:pPr>
         <w:pStyle w:val="subtitel"/>
-        <w:divId w:val="1558004264"/>
+        <w:divId w:val="1477067237"/>
         <w:rPr>
           <w:lang w:val="nl-NL"/>
         </w:rPr>
@@ -11817,7 +11817,7 @@
     <w:p>
       <w:pPr>
         <w:pStyle w:val="Normaalweb"/>
-        <w:divId w:val="1558004264"/>
+        <w:divId w:val="1477067237"/>
         <w:rPr>
           <w:lang w:val="nl-NL"/>
         </w:rPr>
@@ -11832,7 +11832,7 @@
     <w:p>
       <w:pPr>
         <w:pStyle w:val="Normaalweb"/>
-        <w:divId w:val="1558004264"/>
+        <w:divId w:val="1477067237"/>
         <w:rPr>
           <w:lang w:val="nl-NL"/>
         </w:rPr>
@@ -11847,7 +11847,7 @@
     <w:p>
       <w:pPr>
         <w:pStyle w:val="Normaalweb"/>
-        <w:divId w:val="1558004264"/>
+        <w:divId w:val="1477067237"/>
         <w:rPr>
           <w:lang w:val="nl-NL"/>
         </w:rPr>
@@ -11863,7 +11863,7 @@
       <w:pPr>
         <w:pStyle w:val="marker"/>
         <w:ind w:left="800" w:right="800"/>
-        <w:divId w:val="1558004264"/>
+        <w:divId w:val="1477067237"/>
         <w:rPr>
           <w:lang w:val="nl-NL"/>
         </w:rPr>
@@ -11875,13 +11875,13 @@
     <w:p>
       <w:pPr>
         <w:pStyle w:val="Kop3"/>
-        <w:divId w:val="1558004264"/>
-        <w:rPr>
-          <w:rFonts w:eastAsia="Times New Roman"/>
-          <w:lang w:val="nl-NL"/>
-        </w:rPr>
-      </w:pPr>
-      <w:bookmarkStart w:id="59" w:name="_Toc242187951"/>
+        <w:divId w:val="1477067237"/>
+        <w:rPr>
+          <w:rFonts w:eastAsia="Times New Roman"/>
+          <w:lang w:val="nl-NL"/>
+        </w:rPr>
+      </w:pPr>
+      <w:bookmarkStart w:id="59" w:name="_Toc242189486"/>
       <w:r>
         <w:rPr>
           <w:rFonts w:eastAsia="Times New Roman"/>
@@ -11894,7 +11894,7 @@
     <w:p>
       <w:pPr>
         <w:pStyle w:val="subtitel"/>
-        <w:divId w:val="1558004264"/>
+        <w:divId w:val="1477067237"/>
         <w:rPr>
           <w:lang w:val="nl-NL"/>
         </w:rPr>
@@ -11909,7 +11909,7 @@
     <w:p>
       <w:pPr>
         <w:pStyle w:val="Normaalweb"/>
-        <w:divId w:val="1558004264"/>
+        <w:divId w:val="1477067237"/>
         <w:rPr>
           <w:lang w:val="nl-NL"/>
         </w:rPr>
@@ -11924,7 +11924,7 @@
     <w:p>
       <w:pPr>
         <w:pStyle w:val="Normaalweb"/>
-        <w:divId w:val="1558004264"/>
+        <w:divId w:val="1477067237"/>
         <w:rPr>
           <w:lang w:val="nl-NL"/>
         </w:rPr>
@@ -11945,7 +11945,7 @@
     <w:p>
       <w:pPr>
         <w:pStyle w:val="Normaalweb"/>
-        <w:divId w:val="1558004264"/>
+        <w:divId w:val="1477067237"/>
         <w:rPr>
           <w:lang w:val="nl-NL"/>
         </w:rPr>
@@ -11965,7 +11965,7 @@
     </w:p>
     <w:p>
       <w:pPr>
-        <w:divId w:val="898439793"/>
+        <w:divId w:val="312219053"/>
         <w:rPr>
           <w:color w:val="555555"/>
           <w:sz w:val="20"/>
@@ -11987,7 +11987,7 @@
       <w:pPr>
         <w:pStyle w:val="marker"/>
         <w:ind w:left="800" w:right="800"/>
-        <w:divId w:val="1558004264"/>
+        <w:divId w:val="1477067237"/>
         <w:rPr>
           <w:lang w:val="nl-NL"/>
         </w:rPr>
@@ -11999,13 +11999,13 @@
     <w:p>
       <w:pPr>
         <w:pStyle w:val="Kop3"/>
-        <w:divId w:val="1558004264"/>
-        <w:rPr>
-          <w:rFonts w:eastAsia="Times New Roman"/>
-          <w:lang w:val="nl-NL"/>
-        </w:rPr>
-      </w:pPr>
-      <w:bookmarkStart w:id="60" w:name="_Toc242187952"/>
+        <w:divId w:val="1477067237"/>
+        <w:rPr>
+          <w:rFonts w:eastAsia="Times New Roman"/>
+          <w:lang w:val="nl-NL"/>
+        </w:rPr>
+      </w:pPr>
+      <w:bookmarkStart w:id="60" w:name="_Toc242189487"/>
       <w:r>
         <w:rPr>
           <w:rFonts w:eastAsia="Times New Roman"/>
@@ -12018,7 +12018,7 @@
     <w:p>
       <w:pPr>
         <w:pStyle w:val="subtitel"/>
-        <w:divId w:val="1558004264"/>
+        <w:divId w:val="1477067237"/>
         <w:rPr>
           <w:lang w:val="nl-NL"/>
         </w:rPr>
@@ -12033,7 +12033,7 @@
     <w:p>
       <w:pPr>
         <w:pStyle w:val="Normaalweb"/>
-        <w:divId w:val="1558004264"/>
+        <w:divId w:val="1477067237"/>
         <w:rPr>
           <w:lang w:val="nl-NL"/>
         </w:rPr>
@@ -12048,7 +12048,7 @@
     <w:p>
       <w:pPr>
         <w:pStyle w:val="Normaalweb"/>
-        <w:divId w:val="1558004264"/>
+        <w:divId w:val="1477067237"/>
         <w:rPr>
           <w:lang w:val="nl-NL"/>
         </w:rPr>
@@ -12063,7 +12063,7 @@
     <w:p>
       <w:pPr>
         <w:pStyle w:val="Normaalweb"/>
-        <w:divId w:val="1558004264"/>
+        <w:divId w:val="1477067237"/>
         <w:rPr>
           <w:lang w:val="nl-NL"/>
         </w:rPr>
@@ -12079,7 +12079,7 @@
       <w:pPr>
         <w:pStyle w:val="marker"/>
         <w:ind w:left="800" w:right="800"/>
-        <w:divId w:val="1558004264"/>
+        <w:divId w:val="1477067237"/>
         <w:rPr>
           <w:lang w:val="nl-NL"/>
         </w:rPr>
@@ -12091,13 +12091,13 @@
     <w:p>
       <w:pPr>
         <w:pStyle w:val="Kop1"/>
-        <w:divId w:val="1558004264"/>
-        <w:rPr>
-          <w:rFonts w:eastAsia="Times New Roman"/>
-          <w:lang w:val="nl-NL"/>
-        </w:rPr>
-      </w:pPr>
-      <w:bookmarkStart w:id="61" w:name="_Toc242187953"/>
+        <w:divId w:val="1477067237"/>
+        <w:rPr>
+          <w:rFonts w:eastAsia="Times New Roman"/>
+          <w:lang w:val="nl-NL"/>
+        </w:rPr>
+      </w:pPr>
+      <w:bookmarkStart w:id="61" w:name="_Toc242189488"/>
       <w:r>
         <w:rPr>
           <w:rFonts w:eastAsia="Times New Roman"/>
@@ -12110,13 +12110,13 @@
     <w:p>
       <w:pPr>
         <w:pStyle w:val="Kop3"/>
-        <w:divId w:val="1558004264"/>
-        <w:rPr>
-          <w:rFonts w:eastAsia="Times New Roman"/>
-          <w:lang w:val="nl-NL"/>
-        </w:rPr>
-      </w:pPr>
-      <w:bookmarkStart w:id="62" w:name="_Toc242187954"/>
+        <w:divId w:val="1477067237"/>
+        <w:rPr>
+          <w:rFonts w:eastAsia="Times New Roman"/>
+          <w:lang w:val="nl-NL"/>
+        </w:rPr>
+      </w:pPr>
+      <w:bookmarkStart w:id="62" w:name="_Toc242189489"/>
       <w:r>
         <w:rPr>
           <w:rFonts w:eastAsia="Times New Roman"/>
@@ -12129,7 +12129,7 @@
     <w:p>
       <w:pPr>
         <w:pStyle w:val="subtitel"/>
-        <w:divId w:val="1558004264"/>
+        <w:divId w:val="1477067237"/>
         <w:rPr>
           <w:lang w:val="nl-NL"/>
         </w:rPr>
@@ -12144,7 +12144,7 @@
     <w:p>
       <w:pPr>
         <w:pStyle w:val="Normaalweb"/>
-        <w:divId w:val="1558004264"/>
+        <w:divId w:val="1477067237"/>
         <w:rPr>
           <w:lang w:val="nl-NL"/>
         </w:rPr>
@@ -12159,7 +12159,7 @@
     <w:p>
       <w:pPr>
         <w:pStyle w:val="Normaalweb"/>
-        <w:divId w:val="1558004264"/>
+        <w:divId w:val="1477067237"/>
         <w:rPr>
           <w:lang w:val="nl-NL"/>
         </w:rPr>
@@ -12174,7 +12174,7 @@
     <w:p>
       <w:pPr>
         <w:pStyle w:val="Normaalweb"/>
-        <w:divId w:val="1558004264"/>
+        <w:divId w:val="1477067237"/>
         <w:rPr>
           <w:lang w:val="nl-NL"/>
         </w:rPr>
@@ -12189,7 +12189,7 @@
     <w:p>
       <w:pPr>
         <w:pStyle w:val="Normaalweb"/>
-        <w:divId w:val="1558004264"/>
+        <w:divId w:val="1477067237"/>
         <w:rPr>
           <w:lang w:val="nl-NL"/>
         </w:rPr>
@@ -12209,7 +12209,7 @@
     </w:p>
     <w:p>
       <w:pPr>
-        <w:divId w:val="1867021706"/>
+        <w:divId w:val="207452006"/>
         <w:rPr>
           <w:color w:val="555555"/>
           <w:sz w:val="20"/>
@@ -12231,7 +12231,7 @@
       <w:pPr>
         <w:pStyle w:val="marker"/>
         <w:ind w:left="800" w:right="800"/>
-        <w:divId w:val="1558004264"/>
+        <w:divId w:val="1477067237"/>
         <w:rPr>
           <w:lang w:val="nl-NL"/>
         </w:rPr>
@@ -12243,13 +12243,13 @@
     <w:p>
       <w:pPr>
         <w:pStyle w:val="Kop3"/>
-        <w:divId w:val="1558004264"/>
-        <w:rPr>
-          <w:rFonts w:eastAsia="Times New Roman"/>
-          <w:lang w:val="nl-NL"/>
-        </w:rPr>
-      </w:pPr>
-      <w:bookmarkStart w:id="63" w:name="_Toc242187955"/>
+        <w:divId w:val="1477067237"/>
+        <w:rPr>
+          <w:rFonts w:eastAsia="Times New Roman"/>
+          <w:lang w:val="nl-NL"/>
+        </w:rPr>
+      </w:pPr>
+      <w:bookmarkStart w:id="63" w:name="_Toc242189490"/>
       <w:r>
         <w:rPr>
           <w:rFonts w:eastAsia="Times New Roman"/>
@@ -12262,7 +12262,7 @@
     <w:p>
       <w:pPr>
         <w:pStyle w:val="subtitel"/>
-        <w:divId w:val="1558004264"/>
+        <w:divId w:val="1477067237"/>
         <w:rPr>
           <w:lang w:val="nl-NL"/>
         </w:rPr>
@@ -12277,7 +12277,7 @@
     <w:p>
       <w:pPr>
         <w:pStyle w:val="Normaalweb"/>
-        <w:divId w:val="1558004264"/>
+        <w:divId w:val="1477067237"/>
         <w:rPr>
           <w:lang w:val="nl-NL"/>
         </w:rPr>
@@ -12292,7 +12292,7 @@
     <w:p>
       <w:pPr>
         <w:pStyle w:val="Normaalweb"/>
-        <w:divId w:val="1558004264"/>
+        <w:divId w:val="1477067237"/>
         <w:rPr>
           <w:lang w:val="nl-NL"/>
         </w:rPr>
@@ -12313,7 +12313,7 @@
     <w:p>
       <w:pPr>
         <w:pStyle w:val="Normaalweb"/>
-        <w:divId w:val="1558004264"/>
+        <w:divId w:val="1477067237"/>
         <w:rPr>
           <w:lang w:val="nl-NL"/>
         </w:rPr>
@@ -12327,7 +12327,7 @@
     </w:p>
     <w:p>
       <w:pPr>
-        <w:divId w:val="1459765681"/>
+        <w:divId w:val="771824823"/>
         <w:rPr>
           <w:color w:val="555555"/>
           <w:sz w:val="20"/>
@@ -12349,7 +12349,7 @@
       <w:pPr>
         <w:pStyle w:val="marker"/>
         <w:ind w:left="800" w:right="800"/>
-        <w:divId w:val="1558004264"/>
+        <w:divId w:val="1477067237"/>
         <w:rPr>
           <w:lang w:val="nl-NL"/>
         </w:rPr>
@@ -12361,13 +12361,13 @@
     <w:p>
       <w:pPr>
         <w:pStyle w:val="Kop3"/>
-        <w:divId w:val="1558004264"/>
-        <w:rPr>
-          <w:rFonts w:eastAsia="Times New Roman"/>
-          <w:lang w:val="nl-NL"/>
-        </w:rPr>
-      </w:pPr>
-      <w:bookmarkStart w:id="64" w:name="_Toc242187956"/>
+        <w:divId w:val="1477067237"/>
+        <w:rPr>
+          <w:rFonts w:eastAsia="Times New Roman"/>
+          <w:lang w:val="nl-NL"/>
+        </w:rPr>
+      </w:pPr>
+      <w:bookmarkStart w:id="64" w:name="_Toc242189491"/>
       <w:r>
         <w:rPr>
           <w:rFonts w:eastAsia="Times New Roman"/>
@@ -12380,7 +12380,7 @@
     <w:p>
       <w:pPr>
         <w:pStyle w:val="subtitel"/>
-        <w:divId w:val="1558004264"/>
+        <w:divId w:val="1477067237"/>
         <w:rPr>
           <w:lang w:val="nl-NL"/>
         </w:rPr>
@@ -12395,7 +12395,7 @@
     <w:p>
       <w:pPr>
         <w:pStyle w:val="Normaalweb"/>
-        <w:divId w:val="1558004264"/>
+        <w:divId w:val="1477067237"/>
         <w:rPr>
           <w:lang w:val="nl-NL"/>
         </w:rPr>
@@ -12410,7 +12410,7 @@
     <w:p>
       <w:pPr>
         <w:pStyle w:val="Normaalweb"/>
-        <w:divId w:val="1558004264"/>
+        <w:divId w:val="1477067237"/>
         <w:rPr>
           <w:lang w:val="nl-NL"/>
         </w:rPr>
@@ -12431,7 +12431,7 @@
     <w:p>
       <w:pPr>
         <w:pStyle w:val="Normaalweb"/>
-        <w:divId w:val="1558004264"/>
+        <w:divId w:val="1477067237"/>
         <w:rPr>
           <w:lang w:val="nl-NL"/>
         </w:rPr>
@@ -12445,7 +12445,7 @@
     </w:p>
     <w:p>
       <w:pPr>
-        <w:divId w:val="1255016664"/>
+        <w:divId w:val="776683751"/>
         <w:rPr>
           <w:color w:val="555555"/>
           <w:sz w:val="20"/>
@@ -12467,7 +12467,7 @@
       <w:pPr>
         <w:pStyle w:val="marker"/>
         <w:ind w:left="800" w:right="800"/>
-        <w:divId w:val="1558004264"/>
+        <w:divId w:val="1477067237"/>
         <w:rPr>
           <w:lang w:val="nl-NL"/>
         </w:rPr>
@@ -12479,13 +12479,13 @@
     <w:p>
       <w:pPr>
         <w:pStyle w:val="Kop3"/>
-        <w:divId w:val="1558004264"/>
-        <w:rPr>
-          <w:rFonts w:eastAsia="Times New Roman"/>
-          <w:lang w:val="nl-NL"/>
-        </w:rPr>
-      </w:pPr>
-      <w:bookmarkStart w:id="65" w:name="_Toc242187957"/>
+        <w:divId w:val="1477067237"/>
+        <w:rPr>
+          <w:rFonts w:eastAsia="Times New Roman"/>
+          <w:lang w:val="nl-NL"/>
+        </w:rPr>
+      </w:pPr>
+      <w:bookmarkStart w:id="65" w:name="_Toc242189492"/>
       <w:r>
         <w:rPr>
           <w:rFonts w:eastAsia="Times New Roman"/>
@@ -12498,7 +12498,7 @@
     <w:p>
       <w:pPr>
         <w:pStyle w:val="subtitel"/>
-        <w:divId w:val="1558004264"/>
+        <w:divId w:val="1477067237"/>
         <w:rPr>
           <w:lang w:val="nl-NL"/>
         </w:rPr>
@@ -12513,7 +12513,7 @@
     <w:p>
       <w:pPr>
         <w:pStyle w:val="Normaalweb"/>
-        <w:divId w:val="1558004264"/>
+        <w:divId w:val="1477067237"/>
         <w:rPr>
           <w:lang w:val="nl-NL"/>
         </w:rPr>
@@ -12528,7 +12528,7 @@
     <w:p>
       <w:pPr>
         <w:pStyle w:val="Normaalweb"/>
-        <w:divId w:val="1558004264"/>
+        <w:divId w:val="1477067237"/>
         <w:rPr>
           <w:lang w:val="nl-NL"/>
         </w:rPr>
@@ -12549,7 +12549,7 @@
     <w:p>
       <w:pPr>
         <w:pStyle w:val="Normaalweb"/>
-        <w:divId w:val="1558004264"/>
+        <w:divId w:val="1477067237"/>
         <w:rPr>
           <w:lang w:val="nl-NL"/>
         </w:rPr>
@@ -12565,7 +12565,7 @@
       <w:pPr>
         <w:pStyle w:val="marker"/>
         <w:ind w:left="800" w:right="800"/>
-        <w:divId w:val="1558004264"/>
+        <w:divId w:val="1477067237"/>
         <w:rPr>
           <w:lang w:val="nl-NL"/>
         </w:rPr>
@@ -12577,13 +12577,13 @@
     <w:p>
       <w:pPr>
         <w:pStyle w:val="Kop3"/>
-        <w:divId w:val="1558004264"/>
-        <w:rPr>
-          <w:rFonts w:eastAsia="Times New Roman"/>
-          <w:lang w:val="nl-NL"/>
-        </w:rPr>
-      </w:pPr>
-      <w:bookmarkStart w:id="66" w:name="_Toc242187958"/>
+        <w:divId w:val="1477067237"/>
+        <w:rPr>
+          <w:rFonts w:eastAsia="Times New Roman"/>
+          <w:lang w:val="nl-NL"/>
+        </w:rPr>
+      </w:pPr>
+      <w:bookmarkStart w:id="66" w:name="_Toc242189493"/>
       <w:r>
         <w:rPr>
           <w:rFonts w:eastAsia="Times New Roman"/>
@@ -12596,7 +12596,7 @@
     <w:p>
       <w:pPr>
         <w:pStyle w:val="subtitel"/>
-        <w:divId w:val="1558004264"/>
+        <w:divId w:val="1477067237"/>
         <w:rPr>
           <w:lang w:val="nl-NL"/>
         </w:rPr>
@@ -12611,7 +12611,7 @@
     <w:p>
       <w:pPr>
         <w:pStyle w:val="Normaalweb"/>
-        <w:divId w:val="1558004264"/>
+        <w:divId w:val="1477067237"/>
         <w:rPr>
           <w:lang w:val="nl-NL"/>
         </w:rPr>
@@ -12632,7 +12632,7 @@
     <w:p>
       <w:pPr>
         <w:pStyle w:val="Normaalweb"/>
-        <w:divId w:val="1558004264"/>
+        <w:divId w:val="1477067237"/>
         <w:rPr>
           <w:lang w:val="nl-NL"/>
         </w:rPr>
@@ -12647,7 +12647,7 @@
     <w:p>
       <w:pPr>
         <w:pStyle w:val="Normaalweb"/>
-        <w:divId w:val="1558004264"/>
+        <w:divId w:val="1477067237"/>
         <w:rPr>
           <w:lang w:val="nl-NL"/>
         </w:rPr>
@@ -12662,7 +12662,7 @@
     <w:p>
       <w:pPr>
         <w:pStyle w:val="Normaalweb"/>
-        <w:divId w:val="1558004264"/>
+        <w:divId w:val="1477067237"/>
         <w:rPr>
           <w:lang w:val="nl-NL"/>
         </w:rPr>
@@ -12684,7 +12684,7 @@
       <w:pPr>
         <w:pStyle w:val="marker"/>
         <w:ind w:left="800" w:right="800"/>
-        <w:divId w:val="1558004264"/>
+        <w:divId w:val="1477067237"/>
         <w:rPr>
           <w:lang w:val="nl-NL"/>
         </w:rPr>
@@ -12696,13 +12696,13 @@
     <w:p>
       <w:pPr>
         <w:pStyle w:val="Kop3"/>
-        <w:divId w:val="1558004264"/>
-        <w:rPr>
-          <w:rFonts w:eastAsia="Times New Roman"/>
-          <w:lang w:val="nl-NL"/>
-        </w:rPr>
-      </w:pPr>
-      <w:bookmarkStart w:id="67" w:name="_Toc242187959"/>
+        <w:divId w:val="1477067237"/>
+        <w:rPr>
+          <w:rFonts w:eastAsia="Times New Roman"/>
+          <w:lang w:val="nl-NL"/>
+        </w:rPr>
+      </w:pPr>
+      <w:bookmarkStart w:id="67" w:name="_Toc242189494"/>
       <w:r>
         <w:rPr>
           <w:rFonts w:eastAsia="Times New Roman"/>
@@ -12715,7 +12715,7 @@
     <w:p>
       <w:pPr>
         <w:pStyle w:val="subtitel"/>
-        <w:divId w:val="1558004264"/>
+        <w:divId w:val="1477067237"/>
         <w:rPr>
           <w:lang w:val="nl-NL"/>
         </w:rPr>
@@ -12730,7 +12730,7 @@
     <w:p>
       <w:pPr>
         <w:pStyle w:val="Normaalweb"/>
-        <w:divId w:val="1558004264"/>
+        <w:divId w:val="1477067237"/>
         <w:rPr>
           <w:lang w:val="nl-NL"/>
         </w:rPr>
@@ -12745,7 +12745,7 @@
     <w:p>
       <w:pPr>
         <w:pStyle w:val="Normaalweb"/>
-        <w:divId w:val="1558004264"/>
+        <w:divId w:val="1477067237"/>
         <w:rPr>
           <w:lang w:val="nl-NL"/>
         </w:rPr>
@@ -12767,7 +12767,7 @@
       <w:pPr>
         <w:pStyle w:val="marker"/>
         <w:ind w:left="800" w:right="800"/>
-        <w:divId w:val="1558004264"/>
+        <w:divId w:val="1477067237"/>
         <w:rPr>
           <w:lang w:val="nl-NL"/>
         </w:rPr>
@@ -12779,13 +12779,13 @@
     <w:p>
       <w:pPr>
         <w:pStyle w:val="Kop1"/>
-        <w:divId w:val="1558004264"/>
-        <w:rPr>
-          <w:rFonts w:eastAsia="Times New Roman"/>
-          <w:lang w:val="nl-NL"/>
-        </w:rPr>
-      </w:pPr>
-      <w:bookmarkStart w:id="68" w:name="_Toc242187960"/>
+        <w:divId w:val="1477067237"/>
+        <w:rPr>
+          <w:rFonts w:eastAsia="Times New Roman"/>
+          <w:lang w:val="nl-NL"/>
+        </w:rPr>
+      </w:pPr>
+      <w:bookmarkStart w:id="68" w:name="_Toc242189495"/>
       <w:r>
         <w:rPr>
           <w:rFonts w:eastAsia="Times New Roman"/>
@@ -12798,13 +12798,13 @@
     <w:p>
       <w:pPr>
         <w:pStyle w:val="Kop3"/>
-        <w:divId w:val="1558004264"/>
-        <w:rPr>
-          <w:rFonts w:eastAsia="Times New Roman"/>
-          <w:lang w:val="nl-NL"/>
-        </w:rPr>
-      </w:pPr>
-      <w:bookmarkStart w:id="69" w:name="_Toc242187961"/>
+        <w:divId w:val="1477067237"/>
+        <w:rPr>
+          <w:rFonts w:eastAsia="Times New Roman"/>
+          <w:lang w:val="nl-NL"/>
+        </w:rPr>
+      </w:pPr>
+      <w:bookmarkStart w:id="69" w:name="_Toc242189496"/>
       <w:r>
         <w:rPr>
           <w:rFonts w:eastAsia="Times New Roman"/>
@@ -12817,7 +12817,7 @@
     <w:p>
       <w:pPr>
         <w:pStyle w:val="subtitel"/>
-        <w:divId w:val="1558004264"/>
+        <w:divId w:val="1477067237"/>
         <w:rPr>
           <w:lang w:val="nl-NL"/>
         </w:rPr>
@@ -12832,7 +12832,7 @@
     <w:p>
       <w:pPr>
         <w:pStyle w:val="Normaalweb"/>
-        <w:divId w:val="1558004264"/>
+        <w:divId w:val="1477067237"/>
         <w:rPr>
           <w:lang w:val="nl-NL"/>
         </w:rPr>
@@ -12847,7 +12847,7 @@
     <w:p>
       <w:pPr>
         <w:pStyle w:val="Normaalweb"/>
-        <w:divId w:val="1558004264"/>
+        <w:divId w:val="1477067237"/>
         <w:rPr>
           <w:lang w:val="nl-NL"/>
         </w:rPr>
@@ -12868,7 +12868,7 @@
     <w:p>
       <w:pPr>
         <w:pStyle w:val="Normaalweb"/>
-        <w:divId w:val="1558004264"/>
+        <w:divId w:val="1477067237"/>
         <w:rPr>
           <w:lang w:val="nl-NL"/>
         </w:rPr>
@@ -12883,7 +12883,7 @@
     <w:p>
       <w:pPr>
         <w:pStyle w:val="Normaalweb"/>
-        <w:divId w:val="1558004264"/>
+        <w:divId w:val="1477067237"/>
         <w:rPr>
           <w:lang w:val="nl-NL"/>
         </w:rPr>
@@ -12897,7 +12897,7 @@
     </w:p>
     <w:p>
       <w:pPr>
-        <w:divId w:val="1470128924"/>
+        <w:divId w:val="1721124571"/>
         <w:rPr>
           <w:color w:val="555555"/>
           <w:sz w:val="20"/>
@@ -13058,7 +13058,7 @@
         <w:color w:val="808080"/>
         <w:sz w:val="18"/>
       </w:rPr>
-      <w:t>4</w:t>
+      <w:t>2</w:t>
     </w:r>
     <w:r>
       <w:rPr>
@@ -13150,7 +13150,7 @@
         <w:sz w:val="18"/>
       </w:rPr>
       <w:tab/>
-      <w:t>Laatst gewijzigd: 6 oktober 2026, 13:54</w:t>
+      <w:t>Laatst gewijzigd: 6 oktober 2026, 14:20</w:t>
     </w:r>
   </w:p>
 </w:hdr>
@@ -14444,7 +14444,7 @@
     <w:link w:val="KoptekstChar"/>
     <w:uiPriority w:val="99"/>
     <w:unhideWhenUsed/>
-    <w:rsid w:val="00516F91"/>
+    <w:rsid w:val="00773516"/>
     <w:pPr>
       <w:tabs>
         <w:tab w:val="center" w:pos="4536"/>
@@ -14457,7 +14457,7 @@
     <w:basedOn w:val="Standaardalinea-lettertype"/>
     <w:link w:val="Koptekst"/>
     <w:uiPriority w:val="99"/>
-    <w:rsid w:val="00516F91"/>
+    <w:rsid w:val="00773516"/>
     <w:rPr>
       <w:rFonts w:eastAsiaTheme="minorEastAsia"/>
       <w:sz w:val="24"/>
@@ -14470,7 +14470,7 @@
     <w:link w:val="VoettekstChar"/>
     <w:uiPriority w:val="99"/>
     <w:unhideWhenUsed/>
-    <w:rsid w:val="00516F91"/>
+    <w:rsid w:val="00773516"/>
     <w:pPr>
       <w:tabs>
         <w:tab w:val="center" w:pos="4536"/>
@@ -14483,7 +14483,7 @@
     <w:basedOn w:val="Standaardalinea-lettertype"/>
     <w:link w:val="Voettekst"/>
     <w:uiPriority w:val="99"/>
-    <w:rsid w:val="00516F91"/>
+    <w:rsid w:val="00773516"/>
     <w:rPr>
       <w:rFonts w:eastAsiaTheme="minorEastAsia"/>
       <w:sz w:val="24"/>
@@ -14497,7 +14497,7 @@
     <w:autoRedefine/>
     <w:uiPriority w:val="39"/>
     <w:unhideWhenUsed/>
-    <w:rsid w:val="00516F91"/>
+    <w:rsid w:val="00773516"/>
     <w:pPr>
       <w:spacing w:after="100"/>
       <w:ind w:left="220"/>
@@ -14510,7 +14510,7 @@
     <w:autoRedefine/>
     <w:uiPriority w:val="39"/>
     <w:unhideWhenUsed/>
-    <w:rsid w:val="00516F91"/>
+    <w:rsid w:val="00773516"/>
     <w:pPr>
       <w:spacing w:after="100"/>
     </w:pPr>
@@ -14522,7 +14522,7 @@
     <w:autoRedefine/>
     <w:uiPriority w:val="39"/>
     <w:unhideWhenUsed/>
-    <w:rsid w:val="00516F91"/>
+    <w:rsid w:val="00773516"/>
     <w:pPr>
       <w:spacing w:after="100"/>
       <w:ind w:left="440"/>

--- a/nl/docx/document-a.docx
+++ b/nl/docx/document-a.docx
@@ -7,7 +7,7 @@
         <w:spacing w:after="480"/>
         <w:jc w:val="center"/>
         <w:outlineLvl w:val="1"/>
-        <w:divId w:val="364989121"/>
+        <w:divId w:val="1076589168"/>
         <w:rPr>
           <w:rFonts w:ascii="Aptos Display" w:eastAsia="Times New Roman" w:hAnsi="Aptos Display"/>
           <w:b/>
@@ -36,7 +36,7 @@
     <w:p>
       <w:pPr>
         <w:pStyle w:val="ondertitel2"/>
-        <w:divId w:val="364989121"/>
+        <w:divId w:val="1076589168"/>
         <w:rPr>
           <w:lang w:val="nl-NL"/>
         </w:rPr>
@@ -51,7 +51,7 @@
     <w:p>
       <w:pPr>
         <w:pStyle w:val="documentaanduiding2"/>
-        <w:divId w:val="364989121"/>
+        <w:divId w:val="1076589168"/>
         <w:rPr>
           <w:lang w:val="nl-NL"/>
         </w:rPr>
@@ -66,7 +66,7 @@
     <w:p>
       <w:pPr>
         <w:pStyle w:val="auteur2"/>
-        <w:divId w:val="364989121"/>
+        <w:divId w:val="1076589168"/>
         <w:rPr>
           <w:lang w:val="nl-NL"/>
         </w:rPr>
@@ -81,23 +81,23 @@
     <w:p>
       <w:pPr>
         <w:pStyle w:val="meta-lijn2"/>
-        <w:divId w:val="364989121"/>
-        <w:rPr>
-          <w:lang w:val="nl-NL"/>
-        </w:rPr>
-      </w:pPr>
-      <w:r>
-        <w:rPr>
-          <w:lang w:val="nl-NL"/>
-        </w:rPr>
-        <w:t>Versie bijgewerkt: 13 oktober 2026, 19:35</w:t>
+        <w:divId w:val="1076589168"/>
+        <w:rPr>
+          <w:lang w:val="nl-NL"/>
+        </w:rPr>
+      </w:pPr>
+      <w:r>
+        <w:rPr>
+          <w:lang w:val="nl-NL"/>
+        </w:rPr>
+        <w:t>Versie bijgewerkt: 13 oktober 2026, 19:50</w:t>
       </w:r>
     </w:p>
     <w:p>
       <w:pPr>
         <w:pStyle w:val="marker"/>
         <w:ind w:left="800" w:right="800"/>
-        <w:divId w:val="258948590"/>
+        <w:divId w:val="953562525"/>
         <w:rPr>
           <w:lang w:val="nl-NL"/>
         </w:rPr>
@@ -110,13 +110,13 @@
       <w:pPr>
         <w:pStyle w:val="Kop2"/>
         <w:pageBreakBefore/>
-        <w:divId w:val="2024357659"/>
-        <w:rPr>
-          <w:rFonts w:eastAsia="Times New Roman"/>
-          <w:lang w:val="nl-NL"/>
-        </w:rPr>
-      </w:pPr>
-      <w:bookmarkStart w:id="0" w:name="_Toc242813140"/>
+        <w:divId w:val="1493792423"/>
+        <w:rPr>
+          <w:rFonts w:eastAsia="Times New Roman"/>
+          <w:lang w:val="nl-NL"/>
+        </w:rPr>
+      </w:pPr>
+      <w:bookmarkStart w:id="0" w:name="_Toc242814039"/>
       <w:r>
         <w:rPr>
           <w:rFonts w:eastAsia="Times New Roman"/>
@@ -133,7 +133,7 @@
         <w:tabs>
           <w:tab w:val="right" w:leader="dot" w:pos="9062"/>
         </w:tabs>
-        <w:divId w:val="2024357659"/>
+        <w:divId w:val="1493792423"/>
         <w:rPr>
           <w:rFonts w:asciiTheme="minorHAnsi" w:hAnsiTheme="minorHAnsi" w:cstheme="minorBidi"/>
           <w:noProof/>
@@ -184,7 +184,7 @@
         <w:rPr>
           <w:noProof/>
         </w:rPr>
-        <w:instrText xml:space="preserve"> PAGEREF _Toc242813140 \h </w:instrText>
+        <w:instrText xml:space="preserve"> PAGEREF _Toc242814039 \h </w:instrText>
       </w:r>
       <w:r>
         <w:rPr>
@@ -216,7 +216,7 @@
         <w:tabs>
           <w:tab w:val="right" w:leader="dot" w:pos="9062"/>
         </w:tabs>
-        <w:divId w:val="2024357659"/>
+        <w:divId w:val="1493792423"/>
         <w:rPr>
           <w:rFonts w:asciiTheme="minorHAnsi" w:hAnsiTheme="minorHAnsi" w:cstheme="minorBidi"/>
           <w:noProof/>
@@ -249,7 +249,7 @@
         <w:rPr>
           <w:noProof/>
         </w:rPr>
-        <w:instrText xml:space="preserve"> PAGEREF _Toc242813141 \h </w:instrText>
+        <w:instrText xml:space="preserve"> PAGEREF _Toc242814040 \h </w:instrText>
       </w:r>
       <w:r>
         <w:rPr>
@@ -281,7 +281,7 @@
         <w:tabs>
           <w:tab w:val="right" w:leader="dot" w:pos="9062"/>
         </w:tabs>
-        <w:divId w:val="2024357659"/>
+        <w:divId w:val="1493792423"/>
         <w:rPr>
           <w:rFonts w:asciiTheme="minorHAnsi" w:hAnsiTheme="minorHAnsi" w:cstheme="minorBidi"/>
           <w:noProof/>
@@ -314,7 +314,7 @@
         <w:rPr>
           <w:noProof/>
         </w:rPr>
-        <w:instrText xml:space="preserve"> PAGEREF _Toc242813142 \h </w:instrText>
+        <w:instrText xml:space="preserve"> PAGEREF _Toc242814041 \h </w:instrText>
       </w:r>
       <w:r>
         <w:rPr>
@@ -346,7 +346,7 @@
         <w:tabs>
           <w:tab w:val="right" w:leader="dot" w:pos="9062"/>
         </w:tabs>
-        <w:divId w:val="2024357659"/>
+        <w:divId w:val="1493792423"/>
         <w:rPr>
           <w:rFonts w:asciiTheme="minorHAnsi" w:hAnsiTheme="minorHAnsi" w:cstheme="minorBidi"/>
           <w:noProof/>
@@ -379,7 +379,7 @@
         <w:rPr>
           <w:noProof/>
         </w:rPr>
-        <w:instrText xml:space="preserve"> PAGEREF _Toc242813143 \h </w:instrText>
+        <w:instrText xml:space="preserve"> PAGEREF _Toc242814042 \h </w:instrText>
       </w:r>
       <w:r>
         <w:rPr>
@@ -411,7 +411,7 @@
         <w:tabs>
           <w:tab w:val="right" w:leader="dot" w:pos="9062"/>
         </w:tabs>
-        <w:divId w:val="2024357659"/>
+        <w:divId w:val="1493792423"/>
         <w:rPr>
           <w:rFonts w:asciiTheme="minorHAnsi" w:hAnsiTheme="minorHAnsi" w:cstheme="minorBidi"/>
           <w:noProof/>
@@ -444,7 +444,7 @@
         <w:rPr>
           <w:noProof/>
         </w:rPr>
-        <w:instrText xml:space="preserve"> PAGEREF _Toc242813144 \h </w:instrText>
+        <w:instrText xml:space="preserve"> PAGEREF _Toc242814043 \h </w:instrText>
       </w:r>
       <w:r>
         <w:rPr>
@@ -476,7 +476,7 @@
         <w:tabs>
           <w:tab w:val="right" w:leader="dot" w:pos="9062"/>
         </w:tabs>
-        <w:divId w:val="2024357659"/>
+        <w:divId w:val="1493792423"/>
         <w:rPr>
           <w:rFonts w:asciiTheme="minorHAnsi" w:hAnsiTheme="minorHAnsi" w:cstheme="minorBidi"/>
           <w:noProof/>
@@ -509,7 +509,7 @@
         <w:rPr>
           <w:noProof/>
         </w:rPr>
-        <w:instrText xml:space="preserve"> PAGEREF _Toc242813145 \h </w:instrText>
+        <w:instrText xml:space="preserve"> PAGEREF _Toc242814044 \h </w:instrText>
       </w:r>
       <w:r>
         <w:rPr>
@@ -541,7 +541,7 @@
         <w:tabs>
           <w:tab w:val="right" w:leader="dot" w:pos="9062"/>
         </w:tabs>
-        <w:divId w:val="2024357659"/>
+        <w:divId w:val="1493792423"/>
         <w:rPr>
           <w:rFonts w:asciiTheme="minorHAnsi" w:hAnsiTheme="minorHAnsi" w:cstheme="minorBidi"/>
           <w:noProof/>
@@ -574,7 +574,7 @@
         <w:rPr>
           <w:noProof/>
         </w:rPr>
-        <w:instrText xml:space="preserve"> PAGEREF _Toc242813146 \h </w:instrText>
+        <w:instrText xml:space="preserve"> PAGEREF _Toc242814045 \h </w:instrText>
       </w:r>
       <w:r>
         <w:rPr>
@@ -606,7 +606,7 @@
         <w:tabs>
           <w:tab w:val="right" w:leader="dot" w:pos="9062"/>
         </w:tabs>
-        <w:divId w:val="2024357659"/>
+        <w:divId w:val="1493792423"/>
         <w:rPr>
           <w:rFonts w:asciiTheme="minorHAnsi" w:hAnsiTheme="minorHAnsi" w:cstheme="minorBidi"/>
           <w:noProof/>
@@ -639,7 +639,7 @@
         <w:rPr>
           <w:noProof/>
         </w:rPr>
-        <w:instrText xml:space="preserve"> PAGEREF _Toc242813147 \h </w:instrText>
+        <w:instrText xml:space="preserve"> PAGEREF _Toc242814046 \h </w:instrText>
       </w:r>
       <w:r>
         <w:rPr>
@@ -671,7 +671,7 @@
         <w:tabs>
           <w:tab w:val="right" w:leader="dot" w:pos="9062"/>
         </w:tabs>
-        <w:divId w:val="2024357659"/>
+        <w:divId w:val="1493792423"/>
         <w:rPr>
           <w:rFonts w:asciiTheme="minorHAnsi" w:hAnsiTheme="minorHAnsi" w:cstheme="minorBidi"/>
           <w:noProof/>
@@ -704,7 +704,7 @@
         <w:rPr>
           <w:noProof/>
         </w:rPr>
-        <w:instrText xml:space="preserve"> PAGEREF _Toc242813148 \h </w:instrText>
+        <w:instrText xml:space="preserve"> PAGEREF _Toc242814047 \h </w:instrText>
       </w:r>
       <w:r>
         <w:rPr>
@@ -736,7 +736,7 @@
         <w:tabs>
           <w:tab w:val="right" w:leader="dot" w:pos="9062"/>
         </w:tabs>
-        <w:divId w:val="2024357659"/>
+        <w:divId w:val="1493792423"/>
         <w:rPr>
           <w:rFonts w:asciiTheme="minorHAnsi" w:hAnsiTheme="minorHAnsi" w:cstheme="minorBidi"/>
           <w:noProof/>
@@ -769,7 +769,7 @@
         <w:rPr>
           <w:noProof/>
         </w:rPr>
-        <w:instrText xml:space="preserve"> PAGEREF _Toc242813149 \h </w:instrText>
+        <w:instrText xml:space="preserve"> PAGEREF _Toc242814048 \h </w:instrText>
       </w:r>
       <w:r>
         <w:rPr>
@@ -801,7 +801,7 @@
         <w:tabs>
           <w:tab w:val="right" w:leader="dot" w:pos="9062"/>
         </w:tabs>
-        <w:divId w:val="2024357659"/>
+        <w:divId w:val="1493792423"/>
         <w:rPr>
           <w:rFonts w:asciiTheme="minorHAnsi" w:hAnsiTheme="minorHAnsi" w:cstheme="minorBidi"/>
           <w:noProof/>
@@ -834,7 +834,7 @@
         <w:rPr>
           <w:noProof/>
         </w:rPr>
-        <w:instrText xml:space="preserve"> PAGEREF _Toc242813150 \h </w:instrText>
+        <w:instrText xml:space="preserve"> PAGEREF _Toc242814049 \h </w:instrText>
       </w:r>
       <w:r>
         <w:rPr>
@@ -866,7 +866,7 @@
         <w:tabs>
           <w:tab w:val="right" w:leader="dot" w:pos="9062"/>
         </w:tabs>
-        <w:divId w:val="2024357659"/>
+        <w:divId w:val="1493792423"/>
         <w:rPr>
           <w:rFonts w:asciiTheme="minorHAnsi" w:hAnsiTheme="minorHAnsi" w:cstheme="minorBidi"/>
           <w:noProof/>
@@ -899,7 +899,7 @@
         <w:rPr>
           <w:noProof/>
         </w:rPr>
-        <w:instrText xml:space="preserve"> PAGEREF _Toc242813151 \h </w:instrText>
+        <w:instrText xml:space="preserve"> PAGEREF _Toc242814050 \h </w:instrText>
       </w:r>
       <w:r>
         <w:rPr>
@@ -931,7 +931,7 @@
         <w:tabs>
           <w:tab w:val="right" w:leader="dot" w:pos="9062"/>
         </w:tabs>
-        <w:divId w:val="2024357659"/>
+        <w:divId w:val="1493792423"/>
         <w:rPr>
           <w:rFonts w:asciiTheme="minorHAnsi" w:hAnsiTheme="minorHAnsi" w:cstheme="minorBidi"/>
           <w:noProof/>
@@ -964,7 +964,7 @@
         <w:rPr>
           <w:noProof/>
         </w:rPr>
-        <w:instrText xml:space="preserve"> PAGEREF _Toc242813152 \h </w:instrText>
+        <w:instrText xml:space="preserve"> PAGEREF _Toc242814051 \h </w:instrText>
       </w:r>
       <w:r>
         <w:rPr>
@@ -996,7 +996,7 @@
         <w:tabs>
           <w:tab w:val="right" w:leader="dot" w:pos="9062"/>
         </w:tabs>
-        <w:divId w:val="2024357659"/>
+        <w:divId w:val="1493792423"/>
         <w:rPr>
           <w:rFonts w:asciiTheme="minorHAnsi" w:hAnsiTheme="minorHAnsi" w:cstheme="minorBidi"/>
           <w:noProof/>
@@ -1029,7 +1029,7 @@
         <w:rPr>
           <w:noProof/>
         </w:rPr>
-        <w:instrText xml:space="preserve"> PAGEREF _Toc242813153 \h </w:instrText>
+        <w:instrText xml:space="preserve"> PAGEREF _Toc242814052 \h </w:instrText>
       </w:r>
       <w:r>
         <w:rPr>
@@ -1061,7 +1061,7 @@
         <w:tabs>
           <w:tab w:val="right" w:leader="dot" w:pos="9062"/>
         </w:tabs>
-        <w:divId w:val="2024357659"/>
+        <w:divId w:val="1493792423"/>
         <w:rPr>
           <w:rFonts w:asciiTheme="minorHAnsi" w:hAnsiTheme="minorHAnsi" w:cstheme="minorBidi"/>
           <w:noProof/>
@@ -1094,7 +1094,7 @@
         <w:rPr>
           <w:noProof/>
         </w:rPr>
-        <w:instrText xml:space="preserve"> PAGEREF _Toc242813154 \h </w:instrText>
+        <w:instrText xml:space="preserve"> PAGEREF _Toc242814053 \h </w:instrText>
       </w:r>
       <w:r>
         <w:rPr>
@@ -1126,7 +1126,7 @@
         <w:tabs>
           <w:tab w:val="right" w:leader="dot" w:pos="9062"/>
         </w:tabs>
-        <w:divId w:val="2024357659"/>
+        <w:divId w:val="1493792423"/>
         <w:rPr>
           <w:rFonts w:asciiTheme="minorHAnsi" w:hAnsiTheme="minorHAnsi" w:cstheme="minorBidi"/>
           <w:noProof/>
@@ -1159,7 +1159,7 @@
         <w:rPr>
           <w:noProof/>
         </w:rPr>
-        <w:instrText xml:space="preserve"> PAGEREF _Toc242813155 \h </w:instrText>
+        <w:instrText xml:space="preserve"> PAGEREF _Toc242814054 \h </w:instrText>
       </w:r>
       <w:r>
         <w:rPr>
@@ -1191,7 +1191,7 @@
         <w:tabs>
           <w:tab w:val="right" w:leader="dot" w:pos="9062"/>
         </w:tabs>
-        <w:divId w:val="2024357659"/>
+        <w:divId w:val="1493792423"/>
         <w:rPr>
           <w:rFonts w:asciiTheme="minorHAnsi" w:hAnsiTheme="minorHAnsi" w:cstheme="minorBidi"/>
           <w:noProof/>
@@ -1224,7 +1224,7 @@
         <w:rPr>
           <w:noProof/>
         </w:rPr>
-        <w:instrText xml:space="preserve"> PAGEREF _Toc242813156 \h </w:instrText>
+        <w:instrText xml:space="preserve"> PAGEREF _Toc242814055 \h </w:instrText>
       </w:r>
       <w:r>
         <w:rPr>
@@ -1256,7 +1256,7 @@
         <w:tabs>
           <w:tab w:val="right" w:leader="dot" w:pos="9062"/>
         </w:tabs>
-        <w:divId w:val="2024357659"/>
+        <w:divId w:val="1493792423"/>
         <w:rPr>
           <w:rFonts w:asciiTheme="minorHAnsi" w:hAnsiTheme="minorHAnsi" w:cstheme="minorBidi"/>
           <w:noProof/>
@@ -1289,7 +1289,7 @@
         <w:rPr>
           <w:noProof/>
         </w:rPr>
-        <w:instrText xml:space="preserve"> PAGEREF _Toc242813157 \h </w:instrText>
+        <w:instrText xml:space="preserve"> PAGEREF _Toc242814056 \h </w:instrText>
       </w:r>
       <w:r>
         <w:rPr>
@@ -1321,7 +1321,7 @@
         <w:tabs>
           <w:tab w:val="right" w:leader="dot" w:pos="9062"/>
         </w:tabs>
-        <w:divId w:val="2024357659"/>
+        <w:divId w:val="1493792423"/>
         <w:rPr>
           <w:rFonts w:asciiTheme="minorHAnsi" w:hAnsiTheme="minorHAnsi" w:cstheme="minorBidi"/>
           <w:noProof/>
@@ -1354,7 +1354,7 @@
         <w:rPr>
           <w:noProof/>
         </w:rPr>
-        <w:instrText xml:space="preserve"> PAGEREF _Toc242813158 \h </w:instrText>
+        <w:instrText xml:space="preserve"> PAGEREF _Toc242814057 \h </w:instrText>
       </w:r>
       <w:r>
         <w:rPr>
@@ -1386,7 +1386,7 @@
         <w:tabs>
           <w:tab w:val="right" w:leader="dot" w:pos="9062"/>
         </w:tabs>
-        <w:divId w:val="2024357659"/>
+        <w:divId w:val="1493792423"/>
         <w:rPr>
           <w:rFonts w:asciiTheme="minorHAnsi" w:hAnsiTheme="minorHAnsi" w:cstheme="minorBidi"/>
           <w:noProof/>
@@ -1419,7 +1419,7 @@
         <w:rPr>
           <w:noProof/>
         </w:rPr>
-        <w:instrText xml:space="preserve"> PAGEREF _Toc242813159 \h </w:instrText>
+        <w:instrText xml:space="preserve"> PAGEREF _Toc242814058 \h </w:instrText>
       </w:r>
       <w:r>
         <w:rPr>
@@ -1451,7 +1451,7 @@
         <w:tabs>
           <w:tab w:val="right" w:leader="dot" w:pos="9062"/>
         </w:tabs>
-        <w:divId w:val="2024357659"/>
+        <w:divId w:val="1493792423"/>
         <w:rPr>
           <w:rFonts w:asciiTheme="minorHAnsi" w:hAnsiTheme="minorHAnsi" w:cstheme="minorBidi"/>
           <w:noProof/>
@@ -1484,7 +1484,7 @@
         <w:rPr>
           <w:noProof/>
         </w:rPr>
-        <w:instrText xml:space="preserve"> PAGEREF _Toc242813160 \h </w:instrText>
+        <w:instrText xml:space="preserve"> PAGEREF _Toc242814059 \h </w:instrText>
       </w:r>
       <w:r>
         <w:rPr>
@@ -1516,7 +1516,7 @@
         <w:tabs>
           <w:tab w:val="right" w:leader="dot" w:pos="9062"/>
         </w:tabs>
-        <w:divId w:val="2024357659"/>
+        <w:divId w:val="1493792423"/>
         <w:rPr>
           <w:rFonts w:asciiTheme="minorHAnsi" w:hAnsiTheme="minorHAnsi" w:cstheme="minorBidi"/>
           <w:noProof/>
@@ -1549,7 +1549,7 @@
         <w:rPr>
           <w:noProof/>
         </w:rPr>
-        <w:instrText xml:space="preserve"> PAGEREF _Toc242813161 \h </w:instrText>
+        <w:instrText xml:space="preserve"> PAGEREF _Toc242814060 \h </w:instrText>
       </w:r>
       <w:r>
         <w:rPr>
@@ -1581,7 +1581,7 @@
         <w:tabs>
           <w:tab w:val="right" w:leader="dot" w:pos="9062"/>
         </w:tabs>
-        <w:divId w:val="2024357659"/>
+        <w:divId w:val="1493792423"/>
         <w:rPr>
           <w:rFonts w:asciiTheme="minorHAnsi" w:hAnsiTheme="minorHAnsi" w:cstheme="minorBidi"/>
           <w:noProof/>
@@ -1614,7 +1614,7 @@
         <w:rPr>
           <w:noProof/>
         </w:rPr>
-        <w:instrText xml:space="preserve"> PAGEREF _Toc242813162 \h </w:instrText>
+        <w:instrText xml:space="preserve"> PAGEREF _Toc242814061 \h </w:instrText>
       </w:r>
       <w:r>
         <w:rPr>
@@ -1646,7 +1646,7 @@
         <w:tabs>
           <w:tab w:val="right" w:leader="dot" w:pos="9062"/>
         </w:tabs>
-        <w:divId w:val="2024357659"/>
+        <w:divId w:val="1493792423"/>
         <w:rPr>
           <w:rFonts w:asciiTheme="minorHAnsi" w:hAnsiTheme="minorHAnsi" w:cstheme="minorBidi"/>
           <w:noProof/>
@@ -1679,7 +1679,7 @@
         <w:rPr>
           <w:noProof/>
         </w:rPr>
-        <w:instrText xml:space="preserve"> PAGEREF _Toc242813163 \h </w:instrText>
+        <w:instrText xml:space="preserve"> PAGEREF _Toc242814062 \h </w:instrText>
       </w:r>
       <w:r>
         <w:rPr>
@@ -1711,7 +1711,7 @@
         <w:tabs>
           <w:tab w:val="right" w:leader="dot" w:pos="9062"/>
         </w:tabs>
-        <w:divId w:val="2024357659"/>
+        <w:divId w:val="1493792423"/>
         <w:rPr>
           <w:rFonts w:asciiTheme="minorHAnsi" w:hAnsiTheme="minorHAnsi" w:cstheme="minorBidi"/>
           <w:noProof/>
@@ -1744,7 +1744,7 @@
         <w:rPr>
           <w:noProof/>
         </w:rPr>
-        <w:instrText xml:space="preserve"> PAGEREF _Toc242813164 \h </w:instrText>
+        <w:instrText xml:space="preserve"> PAGEREF _Toc242814063 \h </w:instrText>
       </w:r>
       <w:r>
         <w:rPr>
@@ -1776,7 +1776,7 @@
         <w:tabs>
           <w:tab w:val="right" w:leader="dot" w:pos="9062"/>
         </w:tabs>
-        <w:divId w:val="2024357659"/>
+        <w:divId w:val="1493792423"/>
         <w:rPr>
           <w:rFonts w:asciiTheme="minorHAnsi" w:hAnsiTheme="minorHAnsi" w:cstheme="minorBidi"/>
           <w:noProof/>
@@ -1809,7 +1809,7 @@
         <w:rPr>
           <w:noProof/>
         </w:rPr>
-        <w:instrText xml:space="preserve"> PAGEREF _Toc242813165 \h </w:instrText>
+        <w:instrText xml:space="preserve"> PAGEREF _Toc242814064 \h </w:instrText>
       </w:r>
       <w:r>
         <w:rPr>
@@ -1841,7 +1841,7 @@
         <w:tabs>
           <w:tab w:val="right" w:leader="dot" w:pos="9062"/>
         </w:tabs>
-        <w:divId w:val="2024357659"/>
+        <w:divId w:val="1493792423"/>
         <w:rPr>
           <w:rFonts w:asciiTheme="minorHAnsi" w:hAnsiTheme="minorHAnsi" w:cstheme="minorBidi"/>
           <w:noProof/>
@@ -1874,7 +1874,7 @@
         <w:rPr>
           <w:noProof/>
         </w:rPr>
-        <w:instrText xml:space="preserve"> PAGEREF _Toc242813166 \h </w:instrText>
+        <w:instrText xml:space="preserve"> PAGEREF _Toc242814065 \h </w:instrText>
       </w:r>
       <w:r>
         <w:rPr>
@@ -1906,7 +1906,7 @@
         <w:tabs>
           <w:tab w:val="right" w:leader="dot" w:pos="9062"/>
         </w:tabs>
-        <w:divId w:val="2024357659"/>
+        <w:divId w:val="1493792423"/>
         <w:rPr>
           <w:rFonts w:asciiTheme="minorHAnsi" w:hAnsiTheme="minorHAnsi" w:cstheme="minorBidi"/>
           <w:noProof/>
@@ -1939,7 +1939,7 @@
         <w:rPr>
           <w:noProof/>
         </w:rPr>
-        <w:instrText xml:space="preserve"> PAGEREF _Toc242813167 \h </w:instrText>
+        <w:instrText xml:space="preserve"> PAGEREF _Toc242814066 \h </w:instrText>
       </w:r>
       <w:r>
         <w:rPr>
@@ -1971,7 +1971,7 @@
         <w:tabs>
           <w:tab w:val="right" w:leader="dot" w:pos="9062"/>
         </w:tabs>
-        <w:divId w:val="2024357659"/>
+        <w:divId w:val="1493792423"/>
         <w:rPr>
           <w:rFonts w:asciiTheme="minorHAnsi" w:hAnsiTheme="minorHAnsi" w:cstheme="minorBidi"/>
           <w:noProof/>
@@ -2004,7 +2004,7 @@
         <w:rPr>
           <w:noProof/>
         </w:rPr>
-        <w:instrText xml:space="preserve"> PAGEREF _Toc242813168 \h </w:instrText>
+        <w:instrText xml:space="preserve"> PAGEREF _Toc242814067 \h </w:instrText>
       </w:r>
       <w:r>
         <w:rPr>
@@ -2036,7 +2036,7 @@
         <w:tabs>
           <w:tab w:val="right" w:leader="dot" w:pos="9062"/>
         </w:tabs>
-        <w:divId w:val="2024357659"/>
+        <w:divId w:val="1493792423"/>
         <w:rPr>
           <w:rFonts w:asciiTheme="minorHAnsi" w:hAnsiTheme="minorHAnsi" w:cstheme="minorBidi"/>
           <w:noProof/>
@@ -2069,7 +2069,7 @@
         <w:rPr>
           <w:noProof/>
         </w:rPr>
-        <w:instrText xml:space="preserve"> PAGEREF _Toc242813169 \h </w:instrText>
+        <w:instrText xml:space="preserve"> PAGEREF _Toc242814068 \h </w:instrText>
       </w:r>
       <w:r>
         <w:rPr>
@@ -2101,7 +2101,7 @@
         <w:tabs>
           <w:tab w:val="right" w:leader="dot" w:pos="9062"/>
         </w:tabs>
-        <w:divId w:val="2024357659"/>
+        <w:divId w:val="1493792423"/>
         <w:rPr>
           <w:rFonts w:asciiTheme="minorHAnsi" w:hAnsiTheme="minorHAnsi" w:cstheme="minorBidi"/>
           <w:noProof/>
@@ -2134,7 +2134,7 @@
         <w:rPr>
           <w:noProof/>
         </w:rPr>
-        <w:instrText xml:space="preserve"> PAGEREF _Toc242813170 \h </w:instrText>
+        <w:instrText xml:space="preserve"> PAGEREF _Toc242814069 \h </w:instrText>
       </w:r>
       <w:r>
         <w:rPr>
@@ -2166,7 +2166,7 @@
         <w:tabs>
           <w:tab w:val="right" w:leader="dot" w:pos="9062"/>
         </w:tabs>
-        <w:divId w:val="2024357659"/>
+        <w:divId w:val="1493792423"/>
         <w:rPr>
           <w:rFonts w:asciiTheme="minorHAnsi" w:hAnsiTheme="minorHAnsi" w:cstheme="minorBidi"/>
           <w:noProof/>
@@ -2199,7 +2199,7 @@
         <w:rPr>
           <w:noProof/>
         </w:rPr>
-        <w:instrText xml:space="preserve"> PAGEREF _Toc242813171 \h </w:instrText>
+        <w:instrText xml:space="preserve"> PAGEREF _Toc242814070 \h </w:instrText>
       </w:r>
       <w:r>
         <w:rPr>
@@ -2231,7 +2231,7 @@
         <w:tabs>
           <w:tab w:val="right" w:leader="dot" w:pos="9062"/>
         </w:tabs>
-        <w:divId w:val="2024357659"/>
+        <w:divId w:val="1493792423"/>
         <w:rPr>
           <w:rFonts w:asciiTheme="minorHAnsi" w:hAnsiTheme="minorHAnsi" w:cstheme="minorBidi"/>
           <w:noProof/>
@@ -2264,7 +2264,7 @@
         <w:rPr>
           <w:noProof/>
         </w:rPr>
-        <w:instrText xml:space="preserve"> PAGEREF _Toc242813172 \h </w:instrText>
+        <w:instrText xml:space="preserve"> PAGEREF _Toc242814071 \h </w:instrText>
       </w:r>
       <w:r>
         <w:rPr>
@@ -2296,7 +2296,7 @@
         <w:tabs>
           <w:tab w:val="right" w:leader="dot" w:pos="9062"/>
         </w:tabs>
-        <w:divId w:val="2024357659"/>
+        <w:divId w:val="1493792423"/>
         <w:rPr>
           <w:rFonts w:asciiTheme="minorHAnsi" w:hAnsiTheme="minorHAnsi" w:cstheme="minorBidi"/>
           <w:noProof/>
@@ -2329,7 +2329,7 @@
         <w:rPr>
           <w:noProof/>
         </w:rPr>
-        <w:instrText xml:space="preserve"> PAGEREF _Toc242813173 \h </w:instrText>
+        <w:instrText xml:space="preserve"> PAGEREF _Toc242814072 \h </w:instrText>
       </w:r>
       <w:r>
         <w:rPr>
@@ -2361,7 +2361,7 @@
         <w:tabs>
           <w:tab w:val="right" w:leader="dot" w:pos="9062"/>
         </w:tabs>
-        <w:divId w:val="2024357659"/>
+        <w:divId w:val="1493792423"/>
         <w:rPr>
           <w:rFonts w:asciiTheme="minorHAnsi" w:hAnsiTheme="minorHAnsi" w:cstheme="minorBidi"/>
           <w:noProof/>
@@ -2394,7 +2394,7 @@
         <w:rPr>
           <w:noProof/>
         </w:rPr>
-        <w:instrText xml:space="preserve"> PAGEREF _Toc242813174 \h </w:instrText>
+        <w:instrText xml:space="preserve"> PAGEREF _Toc242814073 \h </w:instrText>
       </w:r>
       <w:r>
         <w:rPr>
@@ -2426,7 +2426,7 @@
         <w:tabs>
           <w:tab w:val="right" w:leader="dot" w:pos="9062"/>
         </w:tabs>
-        <w:divId w:val="2024357659"/>
+        <w:divId w:val="1493792423"/>
         <w:rPr>
           <w:rFonts w:asciiTheme="minorHAnsi" w:hAnsiTheme="minorHAnsi" w:cstheme="minorBidi"/>
           <w:noProof/>
@@ -2459,7 +2459,7 @@
         <w:rPr>
           <w:noProof/>
         </w:rPr>
-        <w:instrText xml:space="preserve"> PAGEREF _Toc242813175 \h </w:instrText>
+        <w:instrText xml:space="preserve"> PAGEREF _Toc242814074 \h </w:instrText>
       </w:r>
       <w:r>
         <w:rPr>
@@ -2491,7 +2491,7 @@
         <w:tabs>
           <w:tab w:val="right" w:leader="dot" w:pos="9062"/>
         </w:tabs>
-        <w:divId w:val="2024357659"/>
+        <w:divId w:val="1493792423"/>
         <w:rPr>
           <w:rFonts w:asciiTheme="minorHAnsi" w:hAnsiTheme="minorHAnsi" w:cstheme="minorBidi"/>
           <w:noProof/>
@@ -2524,7 +2524,7 @@
         <w:rPr>
           <w:noProof/>
         </w:rPr>
-        <w:instrText xml:space="preserve"> PAGEREF _Toc242813176 \h </w:instrText>
+        <w:instrText xml:space="preserve"> PAGEREF _Toc242814075 \h </w:instrText>
       </w:r>
       <w:r>
         <w:rPr>
@@ -2556,7 +2556,7 @@
         <w:tabs>
           <w:tab w:val="right" w:leader="dot" w:pos="9062"/>
         </w:tabs>
-        <w:divId w:val="2024357659"/>
+        <w:divId w:val="1493792423"/>
         <w:rPr>
           <w:rFonts w:asciiTheme="minorHAnsi" w:hAnsiTheme="minorHAnsi" w:cstheme="minorBidi"/>
           <w:noProof/>
@@ -2589,7 +2589,7 @@
         <w:rPr>
           <w:noProof/>
         </w:rPr>
-        <w:instrText xml:space="preserve"> PAGEREF _Toc242813177 \h </w:instrText>
+        <w:instrText xml:space="preserve"> PAGEREF _Toc242814076 \h </w:instrText>
       </w:r>
       <w:r>
         <w:rPr>
@@ -2621,7 +2621,7 @@
         <w:tabs>
           <w:tab w:val="right" w:leader="dot" w:pos="9062"/>
         </w:tabs>
-        <w:divId w:val="2024357659"/>
+        <w:divId w:val="1493792423"/>
         <w:rPr>
           <w:rFonts w:asciiTheme="minorHAnsi" w:hAnsiTheme="minorHAnsi" w:cstheme="minorBidi"/>
           <w:noProof/>
@@ -2654,7 +2654,7 @@
         <w:rPr>
           <w:noProof/>
         </w:rPr>
-        <w:instrText xml:space="preserve"> PAGEREF _Toc242813178 \h </w:instrText>
+        <w:instrText xml:space="preserve"> PAGEREF _Toc242814077 \h </w:instrText>
       </w:r>
       <w:r>
         <w:rPr>
@@ -2686,7 +2686,7 @@
         <w:tabs>
           <w:tab w:val="right" w:leader="dot" w:pos="9062"/>
         </w:tabs>
-        <w:divId w:val="2024357659"/>
+        <w:divId w:val="1493792423"/>
         <w:rPr>
           <w:rFonts w:asciiTheme="minorHAnsi" w:hAnsiTheme="minorHAnsi" w:cstheme="minorBidi"/>
           <w:noProof/>
@@ -2719,7 +2719,7 @@
         <w:rPr>
           <w:noProof/>
         </w:rPr>
-        <w:instrText xml:space="preserve"> PAGEREF _Toc242813179 \h </w:instrText>
+        <w:instrText xml:space="preserve"> PAGEREF _Toc242814078 \h </w:instrText>
       </w:r>
       <w:r>
         <w:rPr>
@@ -2751,7 +2751,7 @@
         <w:tabs>
           <w:tab w:val="right" w:leader="dot" w:pos="9062"/>
         </w:tabs>
-        <w:divId w:val="2024357659"/>
+        <w:divId w:val="1493792423"/>
         <w:rPr>
           <w:rFonts w:asciiTheme="minorHAnsi" w:hAnsiTheme="minorHAnsi" w:cstheme="minorBidi"/>
           <w:noProof/>
@@ -2784,7 +2784,7 @@
         <w:rPr>
           <w:noProof/>
         </w:rPr>
-        <w:instrText xml:space="preserve"> PAGEREF _Toc242813180 \h </w:instrText>
+        <w:instrText xml:space="preserve"> PAGEREF _Toc242814079 \h </w:instrText>
       </w:r>
       <w:r>
         <w:rPr>
@@ -2816,7 +2816,7 @@
         <w:tabs>
           <w:tab w:val="right" w:leader="dot" w:pos="9062"/>
         </w:tabs>
-        <w:divId w:val="2024357659"/>
+        <w:divId w:val="1493792423"/>
         <w:rPr>
           <w:rFonts w:asciiTheme="minorHAnsi" w:hAnsiTheme="minorHAnsi" w:cstheme="minorBidi"/>
           <w:noProof/>
@@ -2849,7 +2849,7 @@
         <w:rPr>
           <w:noProof/>
         </w:rPr>
-        <w:instrText xml:space="preserve"> PAGEREF _Toc242813181 \h </w:instrText>
+        <w:instrText xml:space="preserve"> PAGEREF _Toc242814080 \h </w:instrText>
       </w:r>
       <w:r>
         <w:rPr>
@@ -2881,7 +2881,7 @@
         <w:tabs>
           <w:tab w:val="right" w:leader="dot" w:pos="9062"/>
         </w:tabs>
-        <w:divId w:val="2024357659"/>
+        <w:divId w:val="1493792423"/>
         <w:rPr>
           <w:rFonts w:asciiTheme="minorHAnsi" w:hAnsiTheme="minorHAnsi" w:cstheme="minorBidi"/>
           <w:noProof/>
@@ -2914,7 +2914,7 @@
         <w:rPr>
           <w:noProof/>
         </w:rPr>
-        <w:instrText xml:space="preserve"> PAGEREF _Toc242813182 \h </w:instrText>
+        <w:instrText xml:space="preserve"> PAGEREF _Toc242814081 \h </w:instrText>
       </w:r>
       <w:r>
         <w:rPr>
@@ -2946,7 +2946,7 @@
         <w:tabs>
           <w:tab w:val="right" w:leader="dot" w:pos="9062"/>
         </w:tabs>
-        <w:divId w:val="2024357659"/>
+        <w:divId w:val="1493792423"/>
         <w:rPr>
           <w:rFonts w:asciiTheme="minorHAnsi" w:hAnsiTheme="minorHAnsi" w:cstheme="minorBidi"/>
           <w:noProof/>
@@ -2979,7 +2979,7 @@
         <w:rPr>
           <w:noProof/>
         </w:rPr>
-        <w:instrText xml:space="preserve"> PAGEREF _Toc242813183 \h </w:instrText>
+        <w:instrText xml:space="preserve"> PAGEREF _Toc242814082 \h </w:instrText>
       </w:r>
       <w:r>
         <w:rPr>
@@ -3011,7 +3011,7 @@
         <w:tabs>
           <w:tab w:val="right" w:leader="dot" w:pos="9062"/>
         </w:tabs>
-        <w:divId w:val="2024357659"/>
+        <w:divId w:val="1493792423"/>
         <w:rPr>
           <w:rFonts w:asciiTheme="minorHAnsi" w:hAnsiTheme="minorHAnsi" w:cstheme="minorBidi"/>
           <w:noProof/>
@@ -3044,7 +3044,7 @@
         <w:rPr>
           <w:noProof/>
         </w:rPr>
-        <w:instrText xml:space="preserve"> PAGEREF _Toc242813184 \h </w:instrText>
+        <w:instrText xml:space="preserve"> PAGEREF _Toc242814083 \h </w:instrText>
       </w:r>
       <w:r>
         <w:rPr>
@@ -3076,7 +3076,7 @@
         <w:tabs>
           <w:tab w:val="right" w:leader="dot" w:pos="9062"/>
         </w:tabs>
-        <w:divId w:val="2024357659"/>
+        <w:divId w:val="1493792423"/>
         <w:rPr>
           <w:rFonts w:asciiTheme="minorHAnsi" w:hAnsiTheme="minorHAnsi" w:cstheme="minorBidi"/>
           <w:noProof/>
@@ -3109,7 +3109,7 @@
         <w:rPr>
           <w:noProof/>
         </w:rPr>
-        <w:instrText xml:space="preserve"> PAGEREF _Toc242813185 \h </w:instrText>
+        <w:instrText xml:space="preserve"> PAGEREF _Toc242814084 \h </w:instrText>
       </w:r>
       <w:r>
         <w:rPr>
@@ -3141,7 +3141,7 @@
         <w:tabs>
           <w:tab w:val="right" w:leader="dot" w:pos="9062"/>
         </w:tabs>
-        <w:divId w:val="2024357659"/>
+        <w:divId w:val="1493792423"/>
         <w:rPr>
           <w:rFonts w:asciiTheme="minorHAnsi" w:hAnsiTheme="minorHAnsi" w:cstheme="minorBidi"/>
           <w:noProof/>
@@ -3174,7 +3174,7 @@
         <w:rPr>
           <w:noProof/>
         </w:rPr>
-        <w:instrText xml:space="preserve"> PAGEREF _Toc242813186 \h </w:instrText>
+        <w:instrText xml:space="preserve"> PAGEREF _Toc242814085 \h </w:instrText>
       </w:r>
       <w:r>
         <w:rPr>
@@ -3206,7 +3206,7 @@
         <w:tabs>
           <w:tab w:val="right" w:leader="dot" w:pos="9062"/>
         </w:tabs>
-        <w:divId w:val="2024357659"/>
+        <w:divId w:val="1493792423"/>
         <w:rPr>
           <w:rFonts w:asciiTheme="minorHAnsi" w:hAnsiTheme="minorHAnsi" w:cstheme="minorBidi"/>
           <w:noProof/>
@@ -3239,7 +3239,7 @@
         <w:rPr>
           <w:noProof/>
         </w:rPr>
-        <w:instrText xml:space="preserve"> PAGEREF _Toc242813187 \h </w:instrText>
+        <w:instrText xml:space="preserve"> PAGEREF _Toc242814086 \h </w:instrText>
       </w:r>
       <w:r>
         <w:rPr>
@@ -3271,7 +3271,7 @@
         <w:tabs>
           <w:tab w:val="right" w:leader="dot" w:pos="9062"/>
         </w:tabs>
-        <w:divId w:val="2024357659"/>
+        <w:divId w:val="1493792423"/>
         <w:rPr>
           <w:rFonts w:asciiTheme="minorHAnsi" w:hAnsiTheme="minorHAnsi" w:cstheme="minorBidi"/>
           <w:noProof/>
@@ -3304,7 +3304,7 @@
         <w:rPr>
           <w:noProof/>
         </w:rPr>
-        <w:instrText xml:space="preserve"> PAGEREF _Toc242813188 \h </w:instrText>
+        <w:instrText xml:space="preserve"> PAGEREF _Toc242814087 \h </w:instrText>
       </w:r>
       <w:r>
         <w:rPr>
@@ -3336,7 +3336,7 @@
         <w:tabs>
           <w:tab w:val="right" w:leader="dot" w:pos="9062"/>
         </w:tabs>
-        <w:divId w:val="2024357659"/>
+        <w:divId w:val="1493792423"/>
         <w:rPr>
           <w:rFonts w:asciiTheme="minorHAnsi" w:hAnsiTheme="minorHAnsi" w:cstheme="minorBidi"/>
           <w:noProof/>
@@ -3369,7 +3369,7 @@
         <w:rPr>
           <w:noProof/>
         </w:rPr>
-        <w:instrText xml:space="preserve"> PAGEREF _Toc242813189 \h </w:instrText>
+        <w:instrText xml:space="preserve"> PAGEREF _Toc242814088 \h </w:instrText>
       </w:r>
       <w:r>
         <w:rPr>
@@ -3401,7 +3401,7 @@
         <w:tabs>
           <w:tab w:val="right" w:leader="dot" w:pos="9062"/>
         </w:tabs>
-        <w:divId w:val="2024357659"/>
+        <w:divId w:val="1493792423"/>
         <w:rPr>
           <w:rFonts w:asciiTheme="minorHAnsi" w:hAnsiTheme="minorHAnsi" w:cstheme="minorBidi"/>
           <w:noProof/>
@@ -3434,7 +3434,7 @@
         <w:rPr>
           <w:noProof/>
         </w:rPr>
-        <w:instrText xml:space="preserve"> PAGEREF _Toc242813190 \h </w:instrText>
+        <w:instrText xml:space="preserve"> PAGEREF _Toc242814089 \h </w:instrText>
       </w:r>
       <w:r>
         <w:rPr>
@@ -3466,7 +3466,7 @@
         <w:tabs>
           <w:tab w:val="right" w:leader="dot" w:pos="9062"/>
         </w:tabs>
-        <w:divId w:val="2024357659"/>
+        <w:divId w:val="1493792423"/>
         <w:rPr>
           <w:rFonts w:asciiTheme="minorHAnsi" w:hAnsiTheme="minorHAnsi" w:cstheme="minorBidi"/>
           <w:noProof/>
@@ -3499,7 +3499,7 @@
         <w:rPr>
           <w:noProof/>
         </w:rPr>
-        <w:instrText xml:space="preserve"> PAGEREF _Toc242813191 \h </w:instrText>
+        <w:instrText xml:space="preserve"> PAGEREF _Toc242814090 \h </w:instrText>
       </w:r>
       <w:r>
         <w:rPr>
@@ -3531,7 +3531,7 @@
         <w:tabs>
           <w:tab w:val="right" w:leader="dot" w:pos="9062"/>
         </w:tabs>
-        <w:divId w:val="2024357659"/>
+        <w:divId w:val="1493792423"/>
         <w:rPr>
           <w:rFonts w:asciiTheme="minorHAnsi" w:hAnsiTheme="minorHAnsi" w:cstheme="minorBidi"/>
           <w:noProof/>
@@ -3564,7 +3564,7 @@
         <w:rPr>
           <w:noProof/>
         </w:rPr>
-        <w:instrText xml:space="preserve"> PAGEREF _Toc242813192 \h </w:instrText>
+        <w:instrText xml:space="preserve"> PAGEREF _Toc242814091 \h </w:instrText>
       </w:r>
       <w:r>
         <w:rPr>
@@ -3596,7 +3596,7 @@
         <w:tabs>
           <w:tab w:val="right" w:leader="dot" w:pos="9062"/>
         </w:tabs>
-        <w:divId w:val="2024357659"/>
+        <w:divId w:val="1493792423"/>
         <w:rPr>
           <w:rFonts w:asciiTheme="minorHAnsi" w:hAnsiTheme="minorHAnsi" w:cstheme="minorBidi"/>
           <w:noProof/>
@@ -3629,7 +3629,7 @@
         <w:rPr>
           <w:noProof/>
         </w:rPr>
-        <w:instrText xml:space="preserve"> PAGEREF _Toc242813193 \h </w:instrText>
+        <w:instrText xml:space="preserve"> PAGEREF _Toc242814092 \h </w:instrText>
       </w:r>
       <w:r>
         <w:rPr>
@@ -3661,7 +3661,7 @@
         <w:tabs>
           <w:tab w:val="right" w:leader="dot" w:pos="9062"/>
         </w:tabs>
-        <w:divId w:val="2024357659"/>
+        <w:divId w:val="1493792423"/>
         <w:rPr>
           <w:rFonts w:asciiTheme="minorHAnsi" w:hAnsiTheme="minorHAnsi" w:cstheme="minorBidi"/>
           <w:noProof/>
@@ -3694,7 +3694,7 @@
         <w:rPr>
           <w:noProof/>
         </w:rPr>
-        <w:instrText xml:space="preserve"> PAGEREF _Toc242813194 \h </w:instrText>
+        <w:instrText xml:space="preserve"> PAGEREF _Toc242814093 \h </w:instrText>
       </w:r>
       <w:r>
         <w:rPr>
@@ -3726,7 +3726,7 @@
         <w:tabs>
           <w:tab w:val="right" w:leader="dot" w:pos="9062"/>
         </w:tabs>
-        <w:divId w:val="2024357659"/>
+        <w:divId w:val="1493792423"/>
         <w:rPr>
           <w:rFonts w:asciiTheme="minorHAnsi" w:hAnsiTheme="minorHAnsi" w:cstheme="minorBidi"/>
           <w:noProof/>
@@ -3759,7 +3759,7 @@
         <w:rPr>
           <w:noProof/>
         </w:rPr>
-        <w:instrText xml:space="preserve"> PAGEREF _Toc242813195 \h </w:instrText>
+        <w:instrText xml:space="preserve"> PAGEREF _Toc242814094 \h </w:instrText>
       </w:r>
       <w:r>
         <w:rPr>
@@ -3791,7 +3791,7 @@
         <w:tabs>
           <w:tab w:val="right" w:leader="dot" w:pos="9062"/>
         </w:tabs>
-        <w:divId w:val="2024357659"/>
+        <w:divId w:val="1493792423"/>
         <w:rPr>
           <w:rFonts w:asciiTheme="minorHAnsi" w:hAnsiTheme="minorHAnsi" w:cstheme="minorBidi"/>
           <w:noProof/>
@@ -3824,7 +3824,7 @@
         <w:rPr>
           <w:noProof/>
         </w:rPr>
-        <w:instrText xml:space="preserve"> PAGEREF _Toc242813196 \h </w:instrText>
+        <w:instrText xml:space="preserve"> PAGEREF _Toc242814095 \h </w:instrText>
       </w:r>
       <w:r>
         <w:rPr>
@@ -3856,7 +3856,7 @@
         <w:tabs>
           <w:tab w:val="right" w:leader="dot" w:pos="9062"/>
         </w:tabs>
-        <w:divId w:val="2024357659"/>
+        <w:divId w:val="1493792423"/>
         <w:rPr>
           <w:rFonts w:asciiTheme="minorHAnsi" w:hAnsiTheme="minorHAnsi" w:cstheme="minorBidi"/>
           <w:noProof/>
@@ -3889,7 +3889,7 @@
         <w:rPr>
           <w:noProof/>
         </w:rPr>
-        <w:instrText xml:space="preserve"> PAGEREF _Toc242813197 \h </w:instrText>
+        <w:instrText xml:space="preserve"> PAGEREF _Toc242814096 \h </w:instrText>
       </w:r>
       <w:r>
         <w:rPr>
@@ -3921,7 +3921,7 @@
         <w:tabs>
           <w:tab w:val="right" w:leader="dot" w:pos="9062"/>
         </w:tabs>
-        <w:divId w:val="2024357659"/>
+        <w:divId w:val="1493792423"/>
         <w:rPr>
           <w:rFonts w:asciiTheme="minorHAnsi" w:hAnsiTheme="minorHAnsi" w:cstheme="minorBidi"/>
           <w:noProof/>
@@ -3954,7 +3954,7 @@
         <w:rPr>
           <w:noProof/>
         </w:rPr>
-        <w:instrText xml:space="preserve"> PAGEREF _Toc242813198 \h </w:instrText>
+        <w:instrText xml:space="preserve"> PAGEREF _Toc242814097 \h </w:instrText>
       </w:r>
       <w:r>
         <w:rPr>
@@ -3986,7 +3986,7 @@
         <w:tabs>
           <w:tab w:val="right" w:leader="dot" w:pos="9062"/>
         </w:tabs>
-        <w:divId w:val="2024357659"/>
+        <w:divId w:val="1493792423"/>
         <w:rPr>
           <w:rFonts w:asciiTheme="minorHAnsi" w:hAnsiTheme="minorHAnsi" w:cstheme="minorBidi"/>
           <w:noProof/>
@@ -4019,7 +4019,7 @@
         <w:rPr>
           <w:noProof/>
         </w:rPr>
-        <w:instrText xml:space="preserve"> PAGEREF _Toc242813199 \h </w:instrText>
+        <w:instrText xml:space="preserve"> PAGEREF _Toc242814098 \h </w:instrText>
       </w:r>
       <w:r>
         <w:rPr>
@@ -4051,7 +4051,7 @@
         <w:tabs>
           <w:tab w:val="right" w:leader="dot" w:pos="9062"/>
         </w:tabs>
-        <w:divId w:val="2024357659"/>
+        <w:divId w:val="1493792423"/>
         <w:rPr>
           <w:rFonts w:asciiTheme="minorHAnsi" w:hAnsiTheme="minorHAnsi" w:cstheme="minorBidi"/>
           <w:noProof/>
@@ -4084,7 +4084,7 @@
         <w:rPr>
           <w:noProof/>
         </w:rPr>
-        <w:instrText xml:space="preserve"> PAGEREF _Toc242813200 \h </w:instrText>
+        <w:instrText xml:space="preserve"> PAGEREF _Toc242814099 \h </w:instrText>
       </w:r>
       <w:r>
         <w:rPr>
@@ -4116,7 +4116,7 @@
         <w:tabs>
           <w:tab w:val="right" w:leader="dot" w:pos="9062"/>
         </w:tabs>
-        <w:divId w:val="2024357659"/>
+        <w:divId w:val="1493792423"/>
         <w:rPr>
           <w:rFonts w:asciiTheme="minorHAnsi" w:hAnsiTheme="minorHAnsi" w:cstheme="minorBidi"/>
           <w:noProof/>
@@ -4149,7 +4149,7 @@
         <w:rPr>
           <w:noProof/>
         </w:rPr>
-        <w:instrText xml:space="preserve"> PAGEREF _Toc242813201 \h </w:instrText>
+        <w:instrText xml:space="preserve"> PAGEREF _Toc242814100 \h </w:instrText>
       </w:r>
       <w:r>
         <w:rPr>
@@ -4181,7 +4181,7 @@
         <w:tabs>
           <w:tab w:val="right" w:leader="dot" w:pos="9062"/>
         </w:tabs>
-        <w:divId w:val="2024357659"/>
+        <w:divId w:val="1493792423"/>
         <w:rPr>
           <w:rFonts w:asciiTheme="minorHAnsi" w:hAnsiTheme="minorHAnsi" w:cstheme="minorBidi"/>
           <w:noProof/>
@@ -4214,7 +4214,7 @@
         <w:rPr>
           <w:noProof/>
         </w:rPr>
-        <w:instrText xml:space="preserve"> PAGEREF _Toc242813202 \h </w:instrText>
+        <w:instrText xml:space="preserve"> PAGEREF _Toc242814101 \h </w:instrText>
       </w:r>
       <w:r>
         <w:rPr>
@@ -4246,7 +4246,7 @@
         <w:tabs>
           <w:tab w:val="right" w:leader="dot" w:pos="9062"/>
         </w:tabs>
-        <w:divId w:val="2024357659"/>
+        <w:divId w:val="1493792423"/>
         <w:rPr>
           <w:rFonts w:asciiTheme="minorHAnsi" w:hAnsiTheme="minorHAnsi" w:cstheme="minorBidi"/>
           <w:noProof/>
@@ -4279,7 +4279,7 @@
         <w:rPr>
           <w:noProof/>
         </w:rPr>
-        <w:instrText xml:space="preserve"> PAGEREF _Toc242813203 \h </w:instrText>
+        <w:instrText xml:space="preserve"> PAGEREF _Toc242814102 \h </w:instrText>
       </w:r>
       <w:r>
         <w:rPr>
@@ -4311,7 +4311,7 @@
         <w:tabs>
           <w:tab w:val="right" w:leader="dot" w:pos="9062"/>
         </w:tabs>
-        <w:divId w:val="2024357659"/>
+        <w:divId w:val="1493792423"/>
         <w:rPr>
           <w:rFonts w:asciiTheme="minorHAnsi" w:hAnsiTheme="minorHAnsi" w:cstheme="minorBidi"/>
           <w:noProof/>
@@ -4344,7 +4344,7 @@
         <w:rPr>
           <w:noProof/>
         </w:rPr>
-        <w:instrText xml:space="preserve"> PAGEREF _Toc242813204 \h </w:instrText>
+        <w:instrText xml:space="preserve"> PAGEREF _Toc242814103 \h </w:instrText>
       </w:r>
       <w:r>
         <w:rPr>
@@ -4376,7 +4376,7 @@
         <w:tabs>
           <w:tab w:val="right" w:leader="dot" w:pos="9062"/>
         </w:tabs>
-        <w:divId w:val="2024357659"/>
+        <w:divId w:val="1493792423"/>
         <w:rPr>
           <w:rFonts w:asciiTheme="minorHAnsi" w:hAnsiTheme="minorHAnsi" w:cstheme="minorBidi"/>
           <w:noProof/>
@@ -4409,7 +4409,7 @@
         <w:rPr>
           <w:noProof/>
         </w:rPr>
-        <w:instrText xml:space="preserve"> PAGEREF _Toc242813205 \h </w:instrText>
+        <w:instrText xml:space="preserve"> PAGEREF _Toc242814104 \h </w:instrText>
       </w:r>
       <w:r>
         <w:rPr>
@@ -4441,7 +4441,7 @@
         <w:tabs>
           <w:tab w:val="right" w:leader="dot" w:pos="9062"/>
         </w:tabs>
-        <w:divId w:val="2024357659"/>
+        <w:divId w:val="1493792423"/>
         <w:rPr>
           <w:rFonts w:asciiTheme="minorHAnsi" w:hAnsiTheme="minorHAnsi" w:cstheme="minorBidi"/>
           <w:noProof/>
@@ -4474,7 +4474,7 @@
         <w:rPr>
           <w:noProof/>
         </w:rPr>
-        <w:instrText xml:space="preserve"> PAGEREF _Toc242813206 \h </w:instrText>
+        <w:instrText xml:space="preserve"> PAGEREF _Toc242814105 \h </w:instrText>
       </w:r>
       <w:r>
         <w:rPr>
@@ -4506,7 +4506,7 @@
         <w:tabs>
           <w:tab w:val="right" w:leader="dot" w:pos="9062"/>
         </w:tabs>
-        <w:divId w:val="2024357659"/>
+        <w:divId w:val="1493792423"/>
         <w:rPr>
           <w:rFonts w:asciiTheme="minorHAnsi" w:hAnsiTheme="minorHAnsi" w:cstheme="minorBidi"/>
           <w:noProof/>
@@ -4539,7 +4539,7 @@
         <w:rPr>
           <w:noProof/>
         </w:rPr>
-        <w:instrText xml:space="preserve"> PAGEREF _Toc242813207 \h </w:instrText>
+        <w:instrText xml:space="preserve"> PAGEREF _Toc242814106 \h </w:instrText>
       </w:r>
       <w:r>
         <w:rPr>
@@ -4571,7 +4571,7 @@
         <w:tabs>
           <w:tab w:val="right" w:leader="dot" w:pos="9062"/>
         </w:tabs>
-        <w:divId w:val="2024357659"/>
+        <w:divId w:val="1493792423"/>
         <w:rPr>
           <w:rFonts w:asciiTheme="minorHAnsi" w:hAnsiTheme="minorHAnsi" w:cstheme="minorBidi"/>
           <w:noProof/>
@@ -4604,7 +4604,7 @@
         <w:rPr>
           <w:noProof/>
         </w:rPr>
-        <w:instrText xml:space="preserve"> PAGEREF _Toc242813208 \h </w:instrText>
+        <w:instrText xml:space="preserve"> PAGEREF _Toc242814107 \h </w:instrText>
       </w:r>
       <w:r>
         <w:rPr>
@@ -4636,7 +4636,7 @@
         <w:tabs>
           <w:tab w:val="right" w:leader="dot" w:pos="9062"/>
         </w:tabs>
-        <w:divId w:val="2024357659"/>
+        <w:divId w:val="1493792423"/>
         <w:rPr>
           <w:rFonts w:asciiTheme="minorHAnsi" w:hAnsiTheme="minorHAnsi" w:cstheme="minorBidi"/>
           <w:noProof/>
@@ -4669,7 +4669,7 @@
         <w:rPr>
           <w:noProof/>
         </w:rPr>
-        <w:instrText xml:space="preserve"> PAGEREF _Toc242813209 \h </w:instrText>
+        <w:instrText xml:space="preserve"> PAGEREF _Toc242814108 \h </w:instrText>
       </w:r>
       <w:r>
         <w:rPr>
@@ -4701,7 +4701,7 @@
         <w:tabs>
           <w:tab w:val="right" w:leader="dot" w:pos="9062"/>
         </w:tabs>
-        <w:divId w:val="2024357659"/>
+        <w:divId w:val="1493792423"/>
         <w:rPr>
           <w:rFonts w:asciiTheme="minorHAnsi" w:hAnsiTheme="minorHAnsi" w:cstheme="minorBidi"/>
           <w:noProof/>
@@ -4734,7 +4734,7 @@
         <w:rPr>
           <w:noProof/>
         </w:rPr>
-        <w:instrText xml:space="preserve"> PAGEREF _Toc242813210 \h </w:instrText>
+        <w:instrText xml:space="preserve"> PAGEREF _Toc242814109 \h </w:instrText>
       </w:r>
       <w:r>
         <w:rPr>
@@ -4766,7 +4766,7 @@
         <w:tabs>
           <w:tab w:val="right" w:leader="dot" w:pos="9062"/>
         </w:tabs>
-        <w:divId w:val="2024357659"/>
+        <w:divId w:val="1493792423"/>
         <w:rPr>
           <w:rFonts w:asciiTheme="minorHAnsi" w:hAnsiTheme="minorHAnsi" w:cstheme="minorBidi"/>
           <w:noProof/>
@@ -4799,7 +4799,7 @@
         <w:rPr>
           <w:noProof/>
         </w:rPr>
-        <w:instrText xml:space="preserve"> PAGEREF _Toc242813211 \h </w:instrText>
+        <w:instrText xml:space="preserve"> PAGEREF _Toc242814110 \h </w:instrText>
       </w:r>
       <w:r>
         <w:rPr>
@@ -4828,7 +4828,7 @@
     <w:p>
       <w:pPr>
         <w:pStyle w:val="marker"/>
-        <w:divId w:val="2024357659"/>
+        <w:divId w:val="1493792423"/>
         <w:rPr>
           <w:lang w:val="nl-NL"/>
         </w:rPr>
@@ -4844,7 +4844,7 @@
       <w:pPr>
         <w:pStyle w:val="marker"/>
         <w:ind w:left="800" w:right="800"/>
-        <w:divId w:val="258948590"/>
+        <w:divId w:val="953562525"/>
         <w:rPr>
           <w:lang w:val="nl-NL"/>
         </w:rPr>
@@ -4855,7 +4855,7 @@
     </w:p>
     <w:p>
       <w:pPr>
-        <w:divId w:val="110899531"/>
+        <w:divId w:val="394551102"/>
         <w:rPr>
           <w:i/>
           <w:iCs/>
@@ -4884,7 +4884,7 @@
     </w:p>
     <w:p>
       <w:pPr>
-        <w:divId w:val="110899531"/>
+        <w:divId w:val="394551102"/>
         <w:rPr>
           <w:i/>
           <w:iCs/>
@@ -4906,7 +4906,7 @@
       <w:pPr>
         <w:pStyle w:val="marker"/>
         <w:ind w:left="800" w:right="800"/>
-        <w:divId w:val="258948590"/>
+        <w:divId w:val="953562525"/>
         <w:rPr>
           <w:lang w:val="nl-NL"/>
         </w:rPr>
@@ -4918,13 +4918,13 @@
     <w:p>
       <w:pPr>
         <w:pStyle w:val="Kop1"/>
-        <w:divId w:val="258948590"/>
-        <w:rPr>
-          <w:rFonts w:eastAsia="Times New Roman"/>
-          <w:lang w:val="nl-NL"/>
-        </w:rPr>
-      </w:pPr>
-      <w:bookmarkStart w:id="1" w:name="_Toc242813141"/>
+        <w:divId w:val="953562525"/>
+        <w:rPr>
+          <w:rFonts w:eastAsia="Times New Roman"/>
+          <w:lang w:val="nl-NL"/>
+        </w:rPr>
+      </w:pPr>
+      <w:bookmarkStart w:id="1" w:name="_Toc242814040"/>
       <w:r>
         <w:rPr>
           <w:rFonts w:eastAsia="Times New Roman"/>
@@ -4937,13 +4937,13 @@
     <w:p>
       <w:pPr>
         <w:pStyle w:val="Kop2"/>
-        <w:divId w:val="258948590"/>
-        <w:rPr>
-          <w:rFonts w:eastAsia="Times New Roman"/>
-          <w:lang w:val="nl-NL"/>
-        </w:rPr>
-      </w:pPr>
-      <w:bookmarkStart w:id="2" w:name="_Toc242813142"/>
+        <w:divId w:val="953562525"/>
+        <w:rPr>
+          <w:rFonts w:eastAsia="Times New Roman"/>
+          <w:lang w:val="nl-NL"/>
+        </w:rPr>
+      </w:pPr>
+      <w:bookmarkStart w:id="2" w:name="_Toc242814041"/>
       <w:r>
         <w:rPr>
           <w:rFonts w:eastAsia="Times New Roman"/>
@@ -4956,13 +4956,13 @@
     <w:p>
       <w:pPr>
         <w:pStyle w:val="Kop3"/>
-        <w:divId w:val="258948590"/>
-        <w:rPr>
-          <w:rFonts w:eastAsia="Times New Roman"/>
-          <w:lang w:val="nl-NL"/>
-        </w:rPr>
-      </w:pPr>
-      <w:bookmarkStart w:id="3" w:name="_Toc242813143"/>
+        <w:divId w:val="953562525"/>
+        <w:rPr>
+          <w:rFonts w:eastAsia="Times New Roman"/>
+          <w:lang w:val="nl-NL"/>
+        </w:rPr>
+      </w:pPr>
+      <w:bookmarkStart w:id="3" w:name="_Toc242814042"/>
       <w:r>
         <w:rPr>
           <w:rFonts w:eastAsia="Times New Roman"/>
@@ -4975,7 +4975,7 @@
     <w:p>
       <w:pPr>
         <w:pStyle w:val="subtitel"/>
-        <w:divId w:val="258948590"/>
+        <w:divId w:val="953562525"/>
         <w:rPr>
           <w:lang w:val="nl-NL"/>
         </w:rPr>
@@ -4990,7 +4990,7 @@
     <w:p>
       <w:pPr>
         <w:pStyle w:val="Normaalweb"/>
-        <w:divId w:val="258948590"/>
+        <w:divId w:val="953562525"/>
         <w:rPr>
           <w:lang w:val="nl-NL"/>
         </w:rPr>
@@ -5005,7 +5005,7 @@
     <w:p>
       <w:pPr>
         <w:pStyle w:val="Normaalweb"/>
-        <w:divId w:val="258948590"/>
+        <w:divId w:val="953562525"/>
         <w:rPr>
           <w:lang w:val="nl-NL"/>
         </w:rPr>
@@ -5026,7 +5026,7 @@
     <w:p>
       <w:pPr>
         <w:pStyle w:val="Normaalweb"/>
-        <w:divId w:val="258948590"/>
+        <w:divId w:val="953562525"/>
         <w:rPr>
           <w:lang w:val="nl-NL"/>
         </w:rPr>
@@ -5066,7 +5066,7 @@
     </w:p>
     <w:p>
       <w:pPr>
-        <w:divId w:val="497236889"/>
+        <w:divId w:val="2063016528"/>
         <w:rPr>
           <w:color w:val="555555"/>
           <w:sz w:val="20"/>
@@ -5086,7 +5086,7 @@
     </w:p>
     <w:p>
       <w:pPr>
-        <w:divId w:val="497236889"/>
+        <w:divId w:val="2063016528"/>
         <w:rPr>
           <w:color w:val="555555"/>
           <w:sz w:val="20"/>
@@ -5108,7 +5108,7 @@
       <w:pPr>
         <w:pStyle w:val="marker"/>
         <w:ind w:left="800" w:right="800"/>
-        <w:divId w:val="258948590"/>
+        <w:divId w:val="953562525"/>
         <w:rPr>
           <w:lang w:val="nl-NL"/>
         </w:rPr>
@@ -5120,13 +5120,13 @@
     <w:p>
       <w:pPr>
         <w:pStyle w:val="Kop3"/>
-        <w:divId w:val="258948590"/>
-        <w:rPr>
-          <w:rFonts w:eastAsia="Times New Roman"/>
-          <w:lang w:val="nl-NL"/>
-        </w:rPr>
-      </w:pPr>
-      <w:bookmarkStart w:id="4" w:name="_Toc242813144"/>
+        <w:divId w:val="953562525"/>
+        <w:rPr>
+          <w:rFonts w:eastAsia="Times New Roman"/>
+          <w:lang w:val="nl-NL"/>
+        </w:rPr>
+      </w:pPr>
+      <w:bookmarkStart w:id="4" w:name="_Toc242814043"/>
       <w:r>
         <w:rPr>
           <w:rFonts w:eastAsia="Times New Roman"/>
@@ -5139,7 +5139,7 @@
     <w:p>
       <w:pPr>
         <w:pStyle w:val="subtitel"/>
-        <w:divId w:val="258948590"/>
+        <w:divId w:val="953562525"/>
         <w:rPr>
           <w:lang w:val="nl-NL"/>
         </w:rPr>
@@ -5154,7 +5154,7 @@
     <w:p>
       <w:pPr>
         <w:pStyle w:val="Normaalweb"/>
-        <w:divId w:val="258948590"/>
+        <w:divId w:val="953562525"/>
         <w:rPr>
           <w:lang w:val="nl-NL"/>
         </w:rPr>
@@ -5175,7 +5175,7 @@
     <w:p>
       <w:pPr>
         <w:pStyle w:val="Normaalweb"/>
-        <w:divId w:val="258948590"/>
+        <w:divId w:val="953562525"/>
         <w:rPr>
           <w:lang w:val="nl-NL"/>
         </w:rPr>
@@ -5196,7 +5196,7 @@
     <w:p>
       <w:pPr>
         <w:pStyle w:val="Normaalweb"/>
-        <w:divId w:val="258948590"/>
+        <w:divId w:val="953562525"/>
         <w:rPr>
           <w:lang w:val="nl-NL"/>
         </w:rPr>
@@ -5217,7 +5217,7 @@
     <w:p>
       <w:pPr>
         <w:pStyle w:val="Normaalweb"/>
-        <w:divId w:val="258948590"/>
+        <w:divId w:val="953562525"/>
         <w:rPr>
           <w:lang w:val="nl-NL"/>
         </w:rPr>
@@ -5237,7 +5237,7 @@
     </w:p>
     <w:p>
       <w:pPr>
-        <w:divId w:val="1772241072"/>
+        <w:divId w:val="1929539602"/>
         <w:rPr>
           <w:color w:val="555555"/>
           <w:sz w:val="20"/>
@@ -5260,7 +5260,7 @@
       <w:pPr>
         <w:pStyle w:val="marker"/>
         <w:ind w:left="800" w:right="800"/>
-        <w:divId w:val="258948590"/>
+        <w:divId w:val="953562525"/>
         <w:rPr>
           <w:lang w:val="nl-NL"/>
         </w:rPr>
@@ -5272,13 +5272,13 @@
     <w:p>
       <w:pPr>
         <w:pStyle w:val="Kop3"/>
-        <w:divId w:val="258948590"/>
-        <w:rPr>
-          <w:rFonts w:eastAsia="Times New Roman"/>
-          <w:lang w:val="nl-NL"/>
-        </w:rPr>
-      </w:pPr>
-      <w:bookmarkStart w:id="5" w:name="_Toc242813145"/>
+        <w:divId w:val="953562525"/>
+        <w:rPr>
+          <w:rFonts w:eastAsia="Times New Roman"/>
+          <w:lang w:val="nl-NL"/>
+        </w:rPr>
+      </w:pPr>
+      <w:bookmarkStart w:id="5" w:name="_Toc242814044"/>
       <w:r>
         <w:rPr>
           <w:rFonts w:eastAsia="Times New Roman"/>
@@ -5291,7 +5291,7 @@
     <w:p>
       <w:pPr>
         <w:pStyle w:val="subtitel"/>
-        <w:divId w:val="258948590"/>
+        <w:divId w:val="953562525"/>
         <w:rPr>
           <w:lang w:val="nl-NL"/>
         </w:rPr>
@@ -5306,7 +5306,7 @@
     <w:p>
       <w:pPr>
         <w:pStyle w:val="Normaalweb"/>
-        <w:divId w:val="258948590"/>
+        <w:divId w:val="953562525"/>
         <w:rPr>
           <w:lang w:val="nl-NL"/>
         </w:rPr>
@@ -5327,7 +5327,7 @@
     <w:p>
       <w:pPr>
         <w:pStyle w:val="Normaalweb"/>
-        <w:divId w:val="258948590"/>
+        <w:divId w:val="953562525"/>
         <w:rPr>
           <w:lang w:val="nl-NL"/>
         </w:rPr>
@@ -5348,7 +5348,7 @@
     <w:p>
       <w:pPr>
         <w:pStyle w:val="Normaalweb"/>
-        <w:divId w:val="258948590"/>
+        <w:divId w:val="953562525"/>
         <w:rPr>
           <w:lang w:val="nl-NL"/>
         </w:rPr>
@@ -5368,7 +5368,7 @@
     </w:p>
     <w:p>
       <w:pPr>
-        <w:divId w:val="976952420"/>
+        <w:divId w:val="392235880"/>
         <w:rPr>
           <w:color w:val="555555"/>
           <w:sz w:val="20"/>
@@ -5388,7 +5388,7 @@
     </w:p>
     <w:p>
       <w:pPr>
-        <w:divId w:val="976952420"/>
+        <w:divId w:val="392235880"/>
         <w:rPr>
           <w:color w:val="555555"/>
           <w:sz w:val="20"/>
@@ -5410,7 +5410,7 @@
       <w:pPr>
         <w:pStyle w:val="marker"/>
         <w:ind w:left="800" w:right="800"/>
-        <w:divId w:val="258948590"/>
+        <w:divId w:val="953562525"/>
         <w:rPr>
           <w:lang w:val="nl-NL"/>
         </w:rPr>
@@ -5422,13 +5422,13 @@
     <w:p>
       <w:pPr>
         <w:pStyle w:val="Kop3"/>
-        <w:divId w:val="258948590"/>
-        <w:rPr>
-          <w:rFonts w:eastAsia="Times New Roman"/>
-          <w:lang w:val="nl-NL"/>
-        </w:rPr>
-      </w:pPr>
-      <w:bookmarkStart w:id="6" w:name="_Toc242813146"/>
+        <w:divId w:val="953562525"/>
+        <w:rPr>
+          <w:rFonts w:eastAsia="Times New Roman"/>
+          <w:lang w:val="nl-NL"/>
+        </w:rPr>
+      </w:pPr>
+      <w:bookmarkStart w:id="6" w:name="_Toc242814045"/>
       <w:r>
         <w:rPr>
           <w:rFonts w:eastAsia="Times New Roman"/>
@@ -5441,7 +5441,7 @@
     <w:p>
       <w:pPr>
         <w:pStyle w:val="subtitel"/>
-        <w:divId w:val="258948590"/>
+        <w:divId w:val="953562525"/>
         <w:rPr>
           <w:lang w:val="nl-NL"/>
         </w:rPr>
@@ -5456,7 +5456,7 @@
     <w:p>
       <w:pPr>
         <w:pStyle w:val="Normaalweb"/>
-        <w:divId w:val="258948590"/>
+        <w:divId w:val="953562525"/>
         <w:rPr>
           <w:lang w:val="nl-NL"/>
         </w:rPr>
@@ -5477,7 +5477,7 @@
     <w:p>
       <w:pPr>
         <w:pStyle w:val="Normaalweb"/>
-        <w:divId w:val="258948590"/>
+        <w:divId w:val="953562525"/>
         <w:rPr>
           <w:lang w:val="nl-NL"/>
         </w:rPr>
@@ -5498,7 +5498,7 @@
     <w:p>
       <w:pPr>
         <w:pStyle w:val="Normaalweb"/>
-        <w:divId w:val="258948590"/>
+        <w:divId w:val="953562525"/>
         <w:rPr>
           <w:lang w:val="nl-NL"/>
         </w:rPr>
@@ -5519,7 +5519,7 @@
     <w:p>
       <w:pPr>
         <w:pStyle w:val="Normaalweb"/>
-        <w:divId w:val="258948590"/>
+        <w:divId w:val="953562525"/>
         <w:rPr>
           <w:lang w:val="nl-NL"/>
         </w:rPr>
@@ -5539,7 +5539,7 @@
     </w:p>
     <w:p>
       <w:pPr>
-        <w:divId w:val="1214342668"/>
+        <w:divId w:val="832646832"/>
         <w:rPr>
           <w:color w:val="555555"/>
           <w:sz w:val="20"/>
@@ -5569,7 +5569,7 @@
     </w:p>
     <w:p>
       <w:pPr>
-        <w:divId w:val="1214342668"/>
+        <w:divId w:val="832646832"/>
         <w:rPr>
           <w:color w:val="555555"/>
           <w:sz w:val="20"/>
@@ -5591,7 +5591,7 @@
       <w:pPr>
         <w:pStyle w:val="marker"/>
         <w:ind w:left="800" w:right="800"/>
-        <w:divId w:val="258948590"/>
+        <w:divId w:val="953562525"/>
         <w:rPr>
           <w:lang w:val="nl-NL"/>
         </w:rPr>
@@ -5603,13 +5603,13 @@
     <w:p>
       <w:pPr>
         <w:pStyle w:val="Kop3"/>
-        <w:divId w:val="258948590"/>
-        <w:rPr>
-          <w:rFonts w:eastAsia="Times New Roman"/>
-          <w:lang w:val="nl-NL"/>
-        </w:rPr>
-      </w:pPr>
-      <w:bookmarkStart w:id="7" w:name="_Toc242813147"/>
+        <w:divId w:val="953562525"/>
+        <w:rPr>
+          <w:rFonts w:eastAsia="Times New Roman"/>
+          <w:lang w:val="nl-NL"/>
+        </w:rPr>
+      </w:pPr>
+      <w:bookmarkStart w:id="7" w:name="_Toc242814046"/>
       <w:r>
         <w:rPr>
           <w:rFonts w:eastAsia="Times New Roman"/>
@@ -5622,7 +5622,7 @@
     <w:p>
       <w:pPr>
         <w:pStyle w:val="subtitel"/>
-        <w:divId w:val="258948590"/>
+        <w:divId w:val="953562525"/>
         <w:rPr>
           <w:lang w:val="nl-NL"/>
         </w:rPr>
@@ -5637,7 +5637,7 @@
     <w:p>
       <w:pPr>
         <w:pStyle w:val="Normaalweb"/>
-        <w:divId w:val="258948590"/>
+        <w:divId w:val="953562525"/>
         <w:rPr>
           <w:lang w:val="nl-NL"/>
         </w:rPr>
@@ -5658,7 +5658,7 @@
     <w:p>
       <w:pPr>
         <w:pStyle w:val="Normaalweb"/>
-        <w:divId w:val="258948590"/>
+        <w:divId w:val="953562525"/>
         <w:rPr>
           <w:lang w:val="nl-NL"/>
         </w:rPr>
@@ -5692,7 +5692,7 @@
     <w:p>
       <w:pPr>
         <w:pStyle w:val="Normaalweb"/>
-        <w:divId w:val="258948590"/>
+        <w:divId w:val="953562525"/>
         <w:rPr>
           <w:lang w:val="nl-NL"/>
         </w:rPr>
@@ -5732,7 +5732,7 @@
     </w:p>
     <w:p>
       <w:pPr>
-        <w:divId w:val="259947852"/>
+        <w:divId w:val="862861364"/>
         <w:rPr>
           <w:color w:val="555555"/>
           <w:sz w:val="20"/>
@@ -5752,7 +5752,7 @@
     </w:p>
     <w:p>
       <w:pPr>
-        <w:divId w:val="259947852"/>
+        <w:divId w:val="862861364"/>
         <w:rPr>
           <w:color w:val="555555"/>
           <w:sz w:val="20"/>
@@ -5774,7 +5774,7 @@
       <w:pPr>
         <w:pStyle w:val="marker"/>
         <w:ind w:left="800" w:right="800"/>
-        <w:divId w:val="258948590"/>
+        <w:divId w:val="953562525"/>
         <w:rPr>
           <w:lang w:val="nl-NL"/>
         </w:rPr>
@@ -5786,13 +5786,13 @@
     <w:p>
       <w:pPr>
         <w:pStyle w:val="Kop3"/>
-        <w:divId w:val="258948590"/>
-        <w:rPr>
-          <w:rFonts w:eastAsia="Times New Roman"/>
-          <w:lang w:val="nl-NL"/>
-        </w:rPr>
-      </w:pPr>
-      <w:bookmarkStart w:id="8" w:name="_Toc242813148"/>
+        <w:divId w:val="953562525"/>
+        <w:rPr>
+          <w:rFonts w:eastAsia="Times New Roman"/>
+          <w:lang w:val="nl-NL"/>
+        </w:rPr>
+      </w:pPr>
+      <w:bookmarkStart w:id="8" w:name="_Toc242814047"/>
       <w:r>
         <w:rPr>
           <w:rFonts w:eastAsia="Times New Roman"/>
@@ -5805,7 +5805,7 @@
     <w:p>
       <w:pPr>
         <w:pStyle w:val="subtitel"/>
-        <w:divId w:val="258948590"/>
+        <w:divId w:val="953562525"/>
         <w:rPr>
           <w:lang w:val="nl-NL"/>
         </w:rPr>
@@ -5820,7 +5820,7 @@
     <w:p>
       <w:pPr>
         <w:pStyle w:val="Normaalweb"/>
-        <w:divId w:val="258948590"/>
+        <w:divId w:val="953562525"/>
         <w:rPr>
           <w:lang w:val="nl-NL"/>
         </w:rPr>
@@ -5853,7 +5853,7 @@
     <w:p>
       <w:pPr>
         <w:pStyle w:val="Normaalweb"/>
-        <w:divId w:val="258948590"/>
+        <w:divId w:val="953562525"/>
         <w:rPr>
           <w:lang w:val="nl-NL"/>
         </w:rPr>
@@ -5874,7 +5874,7 @@
     <w:p>
       <w:pPr>
         <w:pStyle w:val="Normaalweb"/>
-        <w:divId w:val="258948590"/>
+        <w:divId w:val="953562525"/>
         <w:rPr>
           <w:lang w:val="nl-NL"/>
         </w:rPr>
@@ -5889,7 +5889,14 @@
         <w:rPr>
           <w:lang w:val="nl-NL"/>
         </w:rPr>
-        <w:t xml:space="preserve">finitief dat de alvleesklier niet bezwijkt onder een auto-immuunziekte, maar onder systematische overbelasting. In plaats van deze data te gebruiken voor medisch maatwerk, grijpt het administratieve systeem in: het dossier wordt onherroepelijk vastgeklikt in een strikte, gedegradeerde classificatie *4*. Dit algoritme negeert de ernst van de reeds opgelopen amputaties en orgaanschade volledig, en blokkeert de vergoeding van geavanceerde sensortechnologie simpelweg omdat het toegekende label niet past bij de </w:t>
+        <w:t xml:space="preserve">finitief dat de alvleesklier niet bezwijkt onder een auto-immuunziekte, maar onder systematische overbelasting. In plaats van deze data te gebruiken voor medisch maatwerk, grijpt het administratieve systeem in: het dossier wordt onherroepelijk vastgeklikt in een strikte, </w:t>
+      </w:r>
+      <w:r>
+        <w:rPr>
+          <w:lang w:val="nl-NL"/>
+        </w:rPr>
+        <w:lastRenderedPageBreak/>
+        <w:t xml:space="preserve">gedegradeerde classificatie *4*. Dit algoritme negeert de ernst van de reeds opgelopen amputaties en orgaanschade volledig, en blokkeert de vergoeding van geavanceerde sensortechnologie simpelweg omdat het toegekende label niet past bij de </w:t>
       </w:r>
       <w:r>
         <w:rPr>
@@ -5901,7 +5908,7 @@
     <w:p>
       <w:pPr>
         <w:pStyle w:val="Normaalweb"/>
-        <w:divId w:val="258948590"/>
+        <w:divId w:val="953562525"/>
         <w:rPr>
           <w:lang w:val="nl-NL"/>
         </w:rPr>
@@ -5921,7 +5928,7 @@
     </w:p>
     <w:p>
       <w:pPr>
-        <w:divId w:val="97482729"/>
+        <w:divId w:val="757598317"/>
         <w:rPr>
           <w:color w:val="555555"/>
           <w:sz w:val="20"/>
@@ -5941,7 +5948,7 @@
     </w:p>
     <w:p>
       <w:pPr>
-        <w:divId w:val="97482729"/>
+        <w:divId w:val="757598317"/>
         <w:rPr>
           <w:color w:val="555555"/>
           <w:sz w:val="20"/>
@@ -5961,7 +5968,7 @@
     </w:p>
     <w:p>
       <w:pPr>
-        <w:divId w:val="97482729"/>
+        <w:divId w:val="757598317"/>
         <w:rPr>
           <w:color w:val="555555"/>
           <w:sz w:val="20"/>
@@ -5981,7 +5988,7 @@
     </w:p>
     <w:p>
       <w:pPr>
-        <w:divId w:val="97482729"/>
+        <w:divId w:val="757598317"/>
         <w:rPr>
           <w:color w:val="555555"/>
           <w:sz w:val="20"/>
@@ -6001,7 +6008,7 @@
     </w:p>
     <w:p>
       <w:pPr>
-        <w:divId w:val="97482729"/>
+        <w:divId w:val="757598317"/>
         <w:rPr>
           <w:color w:val="555555"/>
           <w:sz w:val="20"/>
@@ -6023,7 +6030,7 @@
       <w:pPr>
         <w:pStyle w:val="marker"/>
         <w:ind w:left="800" w:right="800"/>
-        <w:divId w:val="258948590"/>
+        <w:divId w:val="953562525"/>
         <w:rPr>
           <w:lang w:val="nl-NL"/>
         </w:rPr>
@@ -6035,13 +6042,13 @@
     <w:p>
       <w:pPr>
         <w:pStyle w:val="Kop3"/>
-        <w:divId w:val="258948590"/>
-        <w:rPr>
-          <w:rFonts w:eastAsia="Times New Roman"/>
-          <w:lang w:val="nl-NL"/>
-        </w:rPr>
-      </w:pPr>
-      <w:bookmarkStart w:id="9" w:name="_Toc242813149"/>
+        <w:divId w:val="953562525"/>
+        <w:rPr>
+          <w:rFonts w:eastAsia="Times New Roman"/>
+          <w:lang w:val="nl-NL"/>
+        </w:rPr>
+      </w:pPr>
+      <w:bookmarkStart w:id="9" w:name="_Toc242814048"/>
       <w:r>
         <w:rPr>
           <w:rFonts w:eastAsia="Times New Roman"/>
@@ -6054,7 +6061,7 @@
     <w:p>
       <w:pPr>
         <w:pStyle w:val="subtitel"/>
-        <w:divId w:val="258948590"/>
+        <w:divId w:val="953562525"/>
         <w:rPr>
           <w:lang w:val="nl-NL"/>
         </w:rPr>
@@ -6069,7 +6076,7 @@
     <w:p>
       <w:pPr>
         <w:pStyle w:val="Normaalweb"/>
-        <w:divId w:val="258948590"/>
+        <w:divId w:val="953562525"/>
         <w:rPr>
           <w:lang w:val="nl-NL"/>
         </w:rPr>
@@ -6090,7 +6097,7 @@
     <w:p>
       <w:pPr>
         <w:pStyle w:val="Normaalweb"/>
-        <w:divId w:val="258948590"/>
+        <w:divId w:val="953562525"/>
         <w:rPr>
           <w:lang w:val="nl-NL"/>
         </w:rPr>
@@ -6111,7 +6118,7 @@
     <w:p>
       <w:pPr>
         <w:pStyle w:val="Normaalweb"/>
-        <w:divId w:val="258948590"/>
+        <w:divId w:val="953562525"/>
         <w:rPr>
           <w:lang w:val="nl-NL"/>
         </w:rPr>
@@ -6132,7 +6139,7 @@
     <w:p>
       <w:pPr>
         <w:pStyle w:val="Normaalweb"/>
-        <w:divId w:val="258948590"/>
+        <w:divId w:val="953562525"/>
         <w:rPr>
           <w:lang w:val="nl-NL"/>
         </w:rPr>
@@ -6152,7 +6159,7 @@
     </w:p>
     <w:p>
       <w:pPr>
-        <w:divId w:val="1137917137"/>
+        <w:divId w:val="1395197778"/>
         <w:rPr>
           <w:color w:val="555555"/>
           <w:sz w:val="20"/>
@@ -6174,7 +6181,7 @@
       <w:pPr>
         <w:pStyle w:val="marker"/>
         <w:ind w:left="800" w:right="800"/>
-        <w:divId w:val="258948590"/>
+        <w:divId w:val="953562525"/>
         <w:rPr>
           <w:lang w:val="nl-NL"/>
         </w:rPr>
@@ -6186,13 +6193,13 @@
     <w:p>
       <w:pPr>
         <w:pStyle w:val="Kop2"/>
-        <w:divId w:val="258948590"/>
-        <w:rPr>
-          <w:rFonts w:eastAsia="Times New Roman"/>
-          <w:lang w:val="nl-NL"/>
-        </w:rPr>
-      </w:pPr>
-      <w:bookmarkStart w:id="10" w:name="_Toc242813150"/>
+        <w:divId w:val="953562525"/>
+        <w:rPr>
+          <w:rFonts w:eastAsia="Times New Roman"/>
+          <w:lang w:val="nl-NL"/>
+        </w:rPr>
+      </w:pPr>
+      <w:bookmarkStart w:id="10" w:name="_Toc242814049"/>
       <w:r>
         <w:rPr>
           <w:rFonts w:eastAsia="Times New Roman"/>
@@ -6205,13 +6212,13 @@
     <w:p>
       <w:pPr>
         <w:pStyle w:val="Kop3"/>
-        <w:divId w:val="258948590"/>
-        <w:rPr>
-          <w:rFonts w:eastAsia="Times New Roman"/>
-          <w:lang w:val="nl-NL"/>
-        </w:rPr>
-      </w:pPr>
-      <w:bookmarkStart w:id="11" w:name="_Toc242813151"/>
+        <w:divId w:val="953562525"/>
+        <w:rPr>
+          <w:rFonts w:eastAsia="Times New Roman"/>
+          <w:lang w:val="nl-NL"/>
+        </w:rPr>
+      </w:pPr>
+      <w:bookmarkStart w:id="11" w:name="_Toc242814050"/>
       <w:r>
         <w:rPr>
           <w:rFonts w:eastAsia="Times New Roman"/>
@@ -6224,7 +6231,7 @@
     <w:p>
       <w:pPr>
         <w:pStyle w:val="subtitel"/>
-        <w:divId w:val="258948590"/>
+        <w:divId w:val="953562525"/>
         <w:rPr>
           <w:lang w:val="nl-NL"/>
         </w:rPr>
@@ -6239,7 +6246,7 @@
     <w:p>
       <w:pPr>
         <w:pStyle w:val="Normaalweb"/>
-        <w:divId w:val="258948590"/>
+        <w:divId w:val="953562525"/>
         <w:rPr>
           <w:lang w:val="nl-NL"/>
         </w:rPr>
@@ -6260,7 +6267,7 @@
     <w:p>
       <w:pPr>
         <w:pStyle w:val="Normaalweb"/>
-        <w:divId w:val="258948590"/>
+        <w:divId w:val="953562525"/>
         <w:rPr>
           <w:lang w:val="nl-NL"/>
         </w:rPr>
@@ -6281,7 +6288,7 @@
     <w:p>
       <w:pPr>
         <w:pStyle w:val="Normaalweb"/>
-        <w:divId w:val="258948590"/>
+        <w:divId w:val="953562525"/>
         <w:rPr>
           <w:lang w:val="nl-NL"/>
         </w:rPr>
@@ -6302,7 +6309,7 @@
     <w:p>
       <w:pPr>
         <w:pStyle w:val="Normaalweb"/>
-        <w:divId w:val="258948590"/>
+        <w:divId w:val="953562525"/>
         <w:rPr>
           <w:lang w:val="nl-NL"/>
         </w:rPr>
@@ -6322,7 +6329,7 @@
     </w:p>
     <w:p>
       <w:pPr>
-        <w:divId w:val="1104879268"/>
+        <w:divId w:val="1589801843"/>
         <w:rPr>
           <w:color w:val="555555"/>
           <w:sz w:val="20"/>
@@ -6344,7 +6351,7 @@
       <w:pPr>
         <w:pStyle w:val="marker"/>
         <w:ind w:left="800" w:right="800"/>
-        <w:divId w:val="258948590"/>
+        <w:divId w:val="953562525"/>
         <w:rPr>
           <w:lang w:val="nl-NL"/>
         </w:rPr>
@@ -6356,13 +6363,13 @@
     <w:p>
       <w:pPr>
         <w:pStyle w:val="Kop3"/>
-        <w:divId w:val="258948590"/>
-        <w:rPr>
-          <w:rFonts w:eastAsia="Times New Roman"/>
-          <w:lang w:val="nl-NL"/>
-        </w:rPr>
-      </w:pPr>
-      <w:bookmarkStart w:id="12" w:name="_Toc242813152"/>
+        <w:divId w:val="953562525"/>
+        <w:rPr>
+          <w:rFonts w:eastAsia="Times New Roman"/>
+          <w:lang w:val="nl-NL"/>
+        </w:rPr>
+      </w:pPr>
+      <w:bookmarkStart w:id="12" w:name="_Toc242814051"/>
       <w:r>
         <w:rPr>
           <w:rFonts w:eastAsia="Times New Roman"/>
@@ -6375,7 +6382,7 @@
     <w:p>
       <w:pPr>
         <w:pStyle w:val="subtitel"/>
-        <w:divId w:val="258948590"/>
+        <w:divId w:val="953562525"/>
         <w:rPr>
           <w:lang w:val="nl-NL"/>
         </w:rPr>
@@ -6390,7 +6397,7 @@
     <w:p>
       <w:pPr>
         <w:pStyle w:val="Normaalweb"/>
-        <w:divId w:val="258948590"/>
+        <w:divId w:val="953562525"/>
         <w:rPr>
           <w:lang w:val="nl-NL"/>
         </w:rPr>
@@ -6411,7 +6418,7 @@
     <w:p>
       <w:pPr>
         <w:pStyle w:val="Normaalweb"/>
-        <w:divId w:val="258948590"/>
+        <w:divId w:val="953562525"/>
         <w:rPr>
           <w:lang w:val="nl-NL"/>
         </w:rPr>
@@ -6432,7 +6439,7 @@
     <w:p>
       <w:pPr>
         <w:pStyle w:val="Normaalweb"/>
-        <w:divId w:val="258948590"/>
+        <w:divId w:val="953562525"/>
         <w:rPr>
           <w:lang w:val="nl-NL"/>
         </w:rPr>
@@ -6452,7 +6459,7 @@
     </w:p>
     <w:p>
       <w:pPr>
-        <w:divId w:val="413205455"/>
+        <w:divId w:val="551386002"/>
         <w:rPr>
           <w:color w:val="555555"/>
           <w:sz w:val="20"/>
@@ -6472,7 +6479,7 @@
     </w:p>
     <w:p>
       <w:pPr>
-        <w:divId w:val="413205455"/>
+        <w:divId w:val="551386002"/>
         <w:rPr>
           <w:color w:val="555555"/>
           <w:sz w:val="20"/>
@@ -6492,7 +6499,7 @@
     </w:p>
     <w:p>
       <w:pPr>
-        <w:divId w:val="413205455"/>
+        <w:divId w:val="551386002"/>
         <w:rPr>
           <w:color w:val="555555"/>
           <w:sz w:val="20"/>
@@ -6512,7 +6519,7 @@
     </w:p>
     <w:p>
       <w:pPr>
-        <w:divId w:val="413205455"/>
+        <w:divId w:val="551386002"/>
         <w:rPr>
           <w:color w:val="555555"/>
           <w:sz w:val="20"/>
@@ -6532,7 +6539,7 @@
     </w:p>
     <w:p>
       <w:pPr>
-        <w:divId w:val="413205455"/>
+        <w:divId w:val="551386002"/>
         <w:rPr>
           <w:color w:val="555555"/>
           <w:sz w:val="20"/>
@@ -6554,7 +6561,7 @@
       <w:pPr>
         <w:pStyle w:val="marker"/>
         <w:ind w:left="800" w:right="800"/>
-        <w:divId w:val="258948590"/>
+        <w:divId w:val="953562525"/>
         <w:rPr>
           <w:lang w:val="nl-NL"/>
         </w:rPr>
@@ -6566,13 +6573,13 @@
     <w:p>
       <w:pPr>
         <w:pStyle w:val="Kop3"/>
-        <w:divId w:val="258948590"/>
-        <w:rPr>
-          <w:rFonts w:eastAsia="Times New Roman"/>
-          <w:lang w:val="nl-NL"/>
-        </w:rPr>
-      </w:pPr>
-      <w:bookmarkStart w:id="13" w:name="_Toc242813153"/>
+        <w:divId w:val="953562525"/>
+        <w:rPr>
+          <w:rFonts w:eastAsia="Times New Roman"/>
+          <w:lang w:val="nl-NL"/>
+        </w:rPr>
+      </w:pPr>
+      <w:bookmarkStart w:id="13" w:name="_Toc242814052"/>
       <w:r>
         <w:rPr>
           <w:rFonts w:eastAsia="Times New Roman"/>
@@ -6585,7 +6592,7 @@
     <w:p>
       <w:pPr>
         <w:pStyle w:val="subtitel"/>
-        <w:divId w:val="258948590"/>
+        <w:divId w:val="953562525"/>
         <w:rPr>
           <w:lang w:val="nl-NL"/>
         </w:rPr>
@@ -6600,7 +6607,7 @@
     <w:p>
       <w:pPr>
         <w:pStyle w:val="Normaalweb"/>
-        <w:divId w:val="258948590"/>
+        <w:divId w:val="953562525"/>
         <w:rPr>
           <w:lang w:val="nl-NL"/>
         </w:rPr>
@@ -6621,7 +6628,7 @@
     <w:p>
       <w:pPr>
         <w:pStyle w:val="Normaalweb"/>
-        <w:divId w:val="258948590"/>
+        <w:divId w:val="953562525"/>
         <w:rPr>
           <w:lang w:val="nl-NL"/>
         </w:rPr>
@@ -6636,7 +6643,7 @@
     <w:p>
       <w:pPr>
         <w:pStyle w:val="Normaalweb"/>
-        <w:divId w:val="258948590"/>
+        <w:divId w:val="953562525"/>
         <w:rPr>
           <w:lang w:val="nl-NL"/>
         </w:rPr>
@@ -6657,7 +6664,7 @@
     <w:p>
       <w:pPr>
         <w:pStyle w:val="Normaalweb"/>
-        <w:divId w:val="258948590"/>
+        <w:divId w:val="953562525"/>
         <w:rPr>
           <w:lang w:val="nl-NL"/>
         </w:rPr>
@@ -6678,7 +6685,7 @@
     <w:p>
       <w:pPr>
         <w:pStyle w:val="Normaalweb"/>
-        <w:divId w:val="258948590"/>
+        <w:divId w:val="953562525"/>
         <w:rPr>
           <w:lang w:val="nl-NL"/>
         </w:rPr>
@@ -6693,7 +6700,7 @@
     <w:p>
       <w:pPr>
         <w:pStyle w:val="Normaalweb"/>
-        <w:divId w:val="258948590"/>
+        <w:divId w:val="953562525"/>
         <w:rPr>
           <w:lang w:val="nl-NL"/>
         </w:rPr>
@@ -6713,7 +6720,7 @@
     </w:p>
     <w:p>
       <w:pPr>
-        <w:divId w:val="821847691"/>
+        <w:divId w:val="1269393388"/>
         <w:rPr>
           <w:color w:val="555555"/>
           <w:sz w:val="20"/>
@@ -6733,7 +6740,7 @@
     </w:p>
     <w:p>
       <w:pPr>
-        <w:divId w:val="821847691"/>
+        <w:divId w:val="1269393388"/>
         <w:rPr>
           <w:color w:val="555555"/>
           <w:sz w:val="20"/>
@@ -6753,7 +6760,7 @@
     </w:p>
     <w:p>
       <w:pPr>
-        <w:divId w:val="821847691"/>
+        <w:divId w:val="1269393388"/>
         <w:rPr>
           <w:color w:val="555555"/>
           <w:sz w:val="20"/>
@@ -6775,7 +6782,7 @@
       <w:pPr>
         <w:pStyle w:val="marker"/>
         <w:ind w:left="800" w:right="800"/>
-        <w:divId w:val="258948590"/>
+        <w:divId w:val="953562525"/>
         <w:rPr>
           <w:lang w:val="nl-NL"/>
         </w:rPr>
@@ -6787,13 +6794,13 @@
     <w:p>
       <w:pPr>
         <w:pStyle w:val="Kop3"/>
-        <w:divId w:val="258948590"/>
-        <w:rPr>
-          <w:rFonts w:eastAsia="Times New Roman"/>
-          <w:lang w:val="nl-NL"/>
-        </w:rPr>
-      </w:pPr>
-      <w:bookmarkStart w:id="14" w:name="_Toc242813154"/>
+        <w:divId w:val="953562525"/>
+        <w:rPr>
+          <w:rFonts w:eastAsia="Times New Roman"/>
+          <w:lang w:val="nl-NL"/>
+        </w:rPr>
+      </w:pPr>
+      <w:bookmarkStart w:id="14" w:name="_Toc242814053"/>
       <w:r>
         <w:rPr>
           <w:rFonts w:eastAsia="Times New Roman"/>
@@ -6806,7 +6813,7 @@
     <w:p>
       <w:pPr>
         <w:pStyle w:val="subtitel"/>
-        <w:divId w:val="258948590"/>
+        <w:divId w:val="953562525"/>
         <w:rPr>
           <w:lang w:val="nl-NL"/>
         </w:rPr>
@@ -6821,7 +6828,7 @@
     <w:p>
       <w:pPr>
         <w:pStyle w:val="Normaalweb"/>
-        <w:divId w:val="258948590"/>
+        <w:divId w:val="953562525"/>
         <w:rPr>
           <w:lang w:val="nl-NL"/>
         </w:rPr>
@@ -6842,7 +6849,7 @@
     <w:p>
       <w:pPr>
         <w:pStyle w:val="Normaalweb"/>
-        <w:divId w:val="258948590"/>
+        <w:divId w:val="953562525"/>
         <w:rPr>
           <w:lang w:val="nl-NL"/>
         </w:rPr>
@@ -6863,7 +6870,7 @@
     <w:p>
       <w:pPr>
         <w:pStyle w:val="Normaalweb"/>
-        <w:divId w:val="258948590"/>
+        <w:divId w:val="953562525"/>
         <w:rPr>
           <w:lang w:val="nl-NL"/>
         </w:rPr>
@@ -6878,7 +6885,7 @@
     <w:p>
       <w:pPr>
         <w:pStyle w:val="Normaalweb"/>
-        <w:divId w:val="258948590"/>
+        <w:divId w:val="953562525"/>
         <w:rPr>
           <w:lang w:val="nl-NL"/>
         </w:rPr>
@@ -6899,7 +6906,7 @@
     <w:p>
       <w:pPr>
         <w:pStyle w:val="Normaalweb"/>
-        <w:divId w:val="258948590"/>
+        <w:divId w:val="953562525"/>
         <w:rPr>
           <w:lang w:val="nl-NL"/>
         </w:rPr>
@@ -6914,7 +6921,7 @@
     <w:p>
       <w:pPr>
         <w:pStyle w:val="Normaalweb"/>
-        <w:divId w:val="258948590"/>
+        <w:divId w:val="953562525"/>
         <w:rPr>
           <w:lang w:val="nl-NL"/>
         </w:rPr>
@@ -6934,7 +6941,7 @@
     </w:p>
     <w:p>
       <w:pPr>
-        <w:divId w:val="59907154"/>
+        <w:divId w:val="1840464196"/>
         <w:rPr>
           <w:color w:val="555555"/>
           <w:sz w:val="20"/>
@@ -6954,7 +6961,7 @@
     </w:p>
     <w:p>
       <w:pPr>
-        <w:divId w:val="59907154"/>
+        <w:divId w:val="1840464196"/>
         <w:rPr>
           <w:color w:val="555555"/>
           <w:sz w:val="20"/>
@@ -6976,7 +6983,7 @@
       <w:pPr>
         <w:pStyle w:val="marker"/>
         <w:ind w:left="800" w:right="800"/>
-        <w:divId w:val="258948590"/>
+        <w:divId w:val="953562525"/>
         <w:rPr>
           <w:lang w:val="nl-NL"/>
         </w:rPr>
@@ -6988,13 +6995,13 @@
     <w:p>
       <w:pPr>
         <w:pStyle w:val="Kop3"/>
-        <w:divId w:val="258948590"/>
-        <w:rPr>
-          <w:rFonts w:eastAsia="Times New Roman"/>
-          <w:lang w:val="nl-NL"/>
-        </w:rPr>
-      </w:pPr>
-      <w:bookmarkStart w:id="15" w:name="_Toc242813155"/>
+        <w:divId w:val="953562525"/>
+        <w:rPr>
+          <w:rFonts w:eastAsia="Times New Roman"/>
+          <w:lang w:val="nl-NL"/>
+        </w:rPr>
+      </w:pPr>
+      <w:bookmarkStart w:id="15" w:name="_Toc242814054"/>
       <w:r>
         <w:rPr>
           <w:rFonts w:eastAsia="Times New Roman"/>
@@ -7007,7 +7014,7 @@
     <w:p>
       <w:pPr>
         <w:pStyle w:val="subtitel"/>
-        <w:divId w:val="258948590"/>
+        <w:divId w:val="953562525"/>
         <w:rPr>
           <w:lang w:val="nl-NL"/>
         </w:rPr>
@@ -7022,7 +7029,7 @@
     <w:p>
       <w:pPr>
         <w:pStyle w:val="Normaalweb"/>
-        <w:divId w:val="258948590"/>
+        <w:divId w:val="953562525"/>
         <w:rPr>
           <w:lang w:val="nl-NL"/>
         </w:rPr>
@@ -7043,7 +7050,7 @@
     <w:p>
       <w:pPr>
         <w:pStyle w:val="Normaalweb"/>
-        <w:divId w:val="258948590"/>
+        <w:divId w:val="953562525"/>
         <w:rPr>
           <w:lang w:val="nl-NL"/>
         </w:rPr>
@@ -7064,7 +7071,7 @@
     <w:p>
       <w:pPr>
         <w:pStyle w:val="Normaalweb"/>
-        <w:divId w:val="258948590"/>
+        <w:divId w:val="953562525"/>
         <w:rPr>
           <w:lang w:val="nl-NL"/>
         </w:rPr>
@@ -7084,7 +7091,7 @@
     </w:p>
     <w:p>
       <w:pPr>
-        <w:divId w:val="17244974"/>
+        <w:divId w:val="1463886496"/>
         <w:rPr>
           <w:color w:val="555555"/>
           <w:sz w:val="20"/>
@@ -7104,7 +7111,7 @@
     </w:p>
     <w:p>
       <w:pPr>
-        <w:divId w:val="17244974"/>
+        <w:divId w:val="1463886496"/>
         <w:rPr>
           <w:color w:val="555555"/>
           <w:sz w:val="20"/>
@@ -7124,7 +7131,7 @@
     </w:p>
     <w:p>
       <w:pPr>
-        <w:divId w:val="17244974"/>
+        <w:divId w:val="1463886496"/>
         <w:rPr>
           <w:color w:val="555555"/>
           <w:sz w:val="20"/>
@@ -7144,7 +7151,7 @@
     </w:p>
     <w:p>
       <w:pPr>
-        <w:divId w:val="17244974"/>
+        <w:divId w:val="1463886496"/>
         <w:rPr>
           <w:color w:val="555555"/>
           <w:sz w:val="20"/>
@@ -7166,7 +7173,7 @@
       <w:pPr>
         <w:pStyle w:val="marker"/>
         <w:ind w:left="800" w:right="800"/>
-        <w:divId w:val="258948590"/>
+        <w:divId w:val="953562525"/>
         <w:rPr>
           <w:lang w:val="nl-NL"/>
         </w:rPr>
@@ -7178,13 +7185,13 @@
     <w:p>
       <w:pPr>
         <w:pStyle w:val="Kop3"/>
-        <w:divId w:val="258948590"/>
-        <w:rPr>
-          <w:rFonts w:eastAsia="Times New Roman"/>
-          <w:lang w:val="nl-NL"/>
-        </w:rPr>
-      </w:pPr>
-      <w:bookmarkStart w:id="16" w:name="_Toc242813156"/>
+        <w:divId w:val="953562525"/>
+        <w:rPr>
+          <w:rFonts w:eastAsia="Times New Roman"/>
+          <w:lang w:val="nl-NL"/>
+        </w:rPr>
+      </w:pPr>
+      <w:bookmarkStart w:id="16" w:name="_Toc242814055"/>
       <w:r>
         <w:rPr>
           <w:rFonts w:eastAsia="Times New Roman"/>
@@ -7197,7 +7204,7 @@
     <w:p>
       <w:pPr>
         <w:pStyle w:val="subtitel"/>
-        <w:divId w:val="258948590"/>
+        <w:divId w:val="953562525"/>
         <w:rPr>
           <w:lang w:val="nl-NL"/>
         </w:rPr>
@@ -7212,7 +7219,7 @@
     <w:p>
       <w:pPr>
         <w:pStyle w:val="Normaalweb"/>
-        <w:divId w:val="258948590"/>
+        <w:divId w:val="953562525"/>
         <w:rPr>
           <w:lang w:val="nl-NL"/>
         </w:rPr>
@@ -7233,7 +7240,7 @@
     <w:p>
       <w:pPr>
         <w:pStyle w:val="Normaalweb"/>
-        <w:divId w:val="258948590"/>
+        <w:divId w:val="953562525"/>
         <w:rPr>
           <w:lang w:val="nl-NL"/>
         </w:rPr>
@@ -7254,7 +7261,7 @@
     <w:p>
       <w:pPr>
         <w:pStyle w:val="Normaalweb"/>
-        <w:divId w:val="258948590"/>
+        <w:divId w:val="953562525"/>
         <w:rPr>
           <w:lang w:val="nl-NL"/>
         </w:rPr>
@@ -7275,7 +7282,7 @@
     <w:p>
       <w:pPr>
         <w:pStyle w:val="Normaalweb"/>
-        <w:divId w:val="258948590"/>
+        <w:divId w:val="953562525"/>
         <w:rPr>
           <w:lang w:val="nl-NL"/>
         </w:rPr>
@@ -7295,7 +7302,7 @@
     </w:p>
     <w:p>
       <w:pPr>
-        <w:divId w:val="719784068"/>
+        <w:divId w:val="1677926025"/>
         <w:rPr>
           <w:color w:val="555555"/>
           <w:sz w:val="20"/>
@@ -7315,7 +7322,7 @@
     </w:p>
     <w:p>
       <w:pPr>
-        <w:divId w:val="719784068"/>
+        <w:divId w:val="1677926025"/>
         <w:rPr>
           <w:color w:val="555555"/>
           <w:sz w:val="20"/>
@@ -7337,7 +7344,7 @@
       <w:pPr>
         <w:pStyle w:val="marker"/>
         <w:ind w:left="800" w:right="800"/>
-        <w:divId w:val="258948590"/>
+        <w:divId w:val="953562525"/>
         <w:rPr>
           <w:lang w:val="nl-NL"/>
         </w:rPr>
@@ -7349,13 +7356,13 @@
     <w:p>
       <w:pPr>
         <w:pStyle w:val="Kop3"/>
-        <w:divId w:val="258948590"/>
-        <w:rPr>
-          <w:rFonts w:eastAsia="Times New Roman"/>
-          <w:lang w:val="nl-NL"/>
-        </w:rPr>
-      </w:pPr>
-      <w:bookmarkStart w:id="17" w:name="_Toc242813157"/>
+        <w:divId w:val="953562525"/>
+        <w:rPr>
+          <w:rFonts w:eastAsia="Times New Roman"/>
+          <w:lang w:val="nl-NL"/>
+        </w:rPr>
+      </w:pPr>
+      <w:bookmarkStart w:id="17" w:name="_Toc242814056"/>
       <w:r>
         <w:rPr>
           <w:rFonts w:eastAsia="Times New Roman"/>
@@ -7368,7 +7375,7 @@
     <w:p>
       <w:pPr>
         <w:pStyle w:val="subtitel"/>
-        <w:divId w:val="258948590"/>
+        <w:divId w:val="953562525"/>
         <w:rPr>
           <w:lang w:val="nl-NL"/>
         </w:rPr>
@@ -7383,7 +7390,7 @@
     <w:p>
       <w:pPr>
         <w:pStyle w:val="Normaalweb"/>
-        <w:divId w:val="258948590"/>
+        <w:divId w:val="953562525"/>
         <w:rPr>
           <w:lang w:val="nl-NL"/>
         </w:rPr>
@@ -7404,7 +7411,7 @@
     <w:p>
       <w:pPr>
         <w:pStyle w:val="Normaalweb"/>
-        <w:divId w:val="258948590"/>
+        <w:divId w:val="953562525"/>
         <w:rPr>
           <w:lang w:val="nl-NL"/>
         </w:rPr>
@@ -7425,7 +7432,7 @@
     <w:p>
       <w:pPr>
         <w:pStyle w:val="Normaalweb"/>
-        <w:divId w:val="258948590"/>
+        <w:divId w:val="953562525"/>
         <w:rPr>
           <w:lang w:val="nl-NL"/>
         </w:rPr>
@@ -7446,7 +7453,7 @@
     <w:p>
       <w:pPr>
         <w:pStyle w:val="Normaalweb"/>
-        <w:divId w:val="258948590"/>
+        <w:divId w:val="953562525"/>
         <w:rPr>
           <w:lang w:val="nl-NL"/>
         </w:rPr>
@@ -7466,7 +7473,7 @@
     </w:p>
     <w:p>
       <w:pPr>
-        <w:divId w:val="965617979"/>
+        <w:divId w:val="1838690054"/>
         <w:rPr>
           <w:color w:val="555555"/>
           <w:sz w:val="20"/>
@@ -7486,7 +7493,7 @@
     </w:p>
     <w:p>
       <w:pPr>
-        <w:divId w:val="965617979"/>
+        <w:divId w:val="1838690054"/>
         <w:rPr>
           <w:color w:val="555555"/>
           <w:sz w:val="20"/>
@@ -7508,7 +7515,7 @@
       <w:pPr>
         <w:pStyle w:val="marker"/>
         <w:ind w:left="800" w:right="800"/>
-        <w:divId w:val="258948590"/>
+        <w:divId w:val="953562525"/>
         <w:rPr>
           <w:lang w:val="nl-NL"/>
         </w:rPr>
@@ -7520,13 +7527,13 @@
     <w:p>
       <w:pPr>
         <w:pStyle w:val="Kop3"/>
-        <w:divId w:val="258948590"/>
-        <w:rPr>
-          <w:rFonts w:eastAsia="Times New Roman"/>
-          <w:lang w:val="nl-NL"/>
-        </w:rPr>
-      </w:pPr>
-      <w:bookmarkStart w:id="18" w:name="_Toc242813158"/>
+        <w:divId w:val="953562525"/>
+        <w:rPr>
+          <w:rFonts w:eastAsia="Times New Roman"/>
+          <w:lang w:val="nl-NL"/>
+        </w:rPr>
+      </w:pPr>
+      <w:bookmarkStart w:id="18" w:name="_Toc242814057"/>
       <w:r>
         <w:rPr>
           <w:rFonts w:eastAsia="Times New Roman"/>
@@ -7539,7 +7546,7 @@
     <w:p>
       <w:pPr>
         <w:pStyle w:val="subtitel"/>
-        <w:divId w:val="258948590"/>
+        <w:divId w:val="953562525"/>
         <w:rPr>
           <w:lang w:val="nl-NL"/>
         </w:rPr>
@@ -7554,7 +7561,7 @@
     <w:p>
       <w:pPr>
         <w:pStyle w:val="Normaalweb"/>
-        <w:divId w:val="258948590"/>
+        <w:divId w:val="953562525"/>
         <w:rPr>
           <w:lang w:val="nl-NL"/>
         </w:rPr>
@@ -7575,7 +7582,7 @@
     <w:p>
       <w:pPr>
         <w:pStyle w:val="Normaalweb"/>
-        <w:divId w:val="258948590"/>
+        <w:divId w:val="953562525"/>
         <w:rPr>
           <w:lang w:val="nl-NL"/>
         </w:rPr>
@@ -7596,7 +7603,7 @@
     <w:p>
       <w:pPr>
         <w:pStyle w:val="Normaalweb"/>
-        <w:divId w:val="258948590"/>
+        <w:divId w:val="953562525"/>
         <w:rPr>
           <w:lang w:val="nl-NL"/>
         </w:rPr>
@@ -7622,7 +7629,7 @@
     </w:p>
     <w:p>
       <w:pPr>
-        <w:divId w:val="1486966775"/>
+        <w:divId w:val="160389074"/>
         <w:rPr>
           <w:color w:val="555555"/>
           <w:sz w:val="20"/>
@@ -7642,7 +7649,7 @@
     </w:p>
     <w:p>
       <w:pPr>
-        <w:divId w:val="1486966775"/>
+        <w:divId w:val="160389074"/>
         <w:rPr>
           <w:color w:val="555555"/>
           <w:sz w:val="20"/>
@@ -7662,7 +7669,7 @@
     </w:p>
     <w:p>
       <w:pPr>
-        <w:divId w:val="1486966775"/>
+        <w:divId w:val="160389074"/>
         <w:rPr>
           <w:color w:val="555555"/>
           <w:sz w:val="20"/>
@@ -7682,7 +7689,7 @@
     </w:p>
     <w:p>
       <w:pPr>
-        <w:divId w:val="1486966775"/>
+        <w:divId w:val="160389074"/>
         <w:rPr>
           <w:color w:val="555555"/>
           <w:sz w:val="20"/>
@@ -7704,7 +7711,7 @@
       <w:pPr>
         <w:pStyle w:val="marker"/>
         <w:ind w:left="800" w:right="800"/>
-        <w:divId w:val="258948590"/>
+        <w:divId w:val="953562525"/>
         <w:rPr>
           <w:lang w:val="nl-NL"/>
         </w:rPr>
@@ -7716,13 +7723,13 @@
     <w:p>
       <w:pPr>
         <w:pStyle w:val="Kop3"/>
-        <w:divId w:val="258948590"/>
-        <w:rPr>
-          <w:rFonts w:eastAsia="Times New Roman"/>
-          <w:lang w:val="nl-NL"/>
-        </w:rPr>
-      </w:pPr>
-      <w:bookmarkStart w:id="19" w:name="_Toc242813159"/>
+        <w:divId w:val="953562525"/>
+        <w:rPr>
+          <w:rFonts w:eastAsia="Times New Roman"/>
+          <w:lang w:val="nl-NL"/>
+        </w:rPr>
+      </w:pPr>
+      <w:bookmarkStart w:id="19" w:name="_Toc242814058"/>
       <w:r>
         <w:rPr>
           <w:rFonts w:eastAsia="Times New Roman"/>
@@ -7735,7 +7742,7 @@
     <w:p>
       <w:pPr>
         <w:pStyle w:val="subtitel"/>
-        <w:divId w:val="258948590"/>
+        <w:divId w:val="953562525"/>
         <w:rPr>
           <w:lang w:val="nl-NL"/>
         </w:rPr>
@@ -7750,7 +7757,7 @@
     <w:p>
       <w:pPr>
         <w:pStyle w:val="Normaalweb"/>
-        <w:divId w:val="258948590"/>
+        <w:divId w:val="953562525"/>
         <w:rPr>
           <w:lang w:val="nl-NL"/>
         </w:rPr>
@@ -7771,7 +7778,7 @@
     <w:p>
       <w:pPr>
         <w:pStyle w:val="Normaalweb"/>
-        <w:divId w:val="258948590"/>
+        <w:divId w:val="953562525"/>
         <w:rPr>
           <w:lang w:val="nl-NL"/>
         </w:rPr>
@@ -7792,7 +7799,7 @@
     <w:p>
       <w:pPr>
         <w:pStyle w:val="Normaalweb"/>
-        <w:divId w:val="258948590"/>
+        <w:divId w:val="953562525"/>
         <w:rPr>
           <w:lang w:val="nl-NL"/>
         </w:rPr>
@@ -7812,7 +7819,7 @@
     </w:p>
     <w:p>
       <w:pPr>
-        <w:divId w:val="1688798076"/>
+        <w:divId w:val="1157263054"/>
         <w:rPr>
           <w:color w:val="555555"/>
           <w:sz w:val="20"/>
@@ -7832,7 +7839,7 @@
     </w:p>
     <w:p>
       <w:pPr>
-        <w:divId w:val="1688798076"/>
+        <w:divId w:val="1157263054"/>
         <w:rPr>
           <w:color w:val="555555"/>
           <w:sz w:val="20"/>
@@ -7852,7 +7859,7 @@
     </w:p>
     <w:p>
       <w:pPr>
-        <w:divId w:val="1688798076"/>
+        <w:divId w:val="1157263054"/>
         <w:rPr>
           <w:color w:val="555555"/>
           <w:sz w:val="20"/>
@@ -7872,7 +7879,7 @@
     </w:p>
     <w:p>
       <w:pPr>
-        <w:divId w:val="1688798076"/>
+        <w:divId w:val="1157263054"/>
         <w:rPr>
           <w:color w:val="555555"/>
           <w:sz w:val="20"/>
@@ -7894,7 +7901,7 @@
       <w:pPr>
         <w:pStyle w:val="marker"/>
         <w:ind w:left="800" w:right="800"/>
-        <w:divId w:val="258948590"/>
+        <w:divId w:val="953562525"/>
         <w:rPr>
           <w:lang w:val="nl-NL"/>
         </w:rPr>
@@ -7906,13 +7913,13 @@
     <w:p>
       <w:pPr>
         <w:pStyle w:val="Kop3"/>
-        <w:divId w:val="258948590"/>
-        <w:rPr>
-          <w:rFonts w:eastAsia="Times New Roman"/>
-          <w:lang w:val="nl-NL"/>
-        </w:rPr>
-      </w:pPr>
-      <w:bookmarkStart w:id="20" w:name="_Toc242813160"/>
+        <w:divId w:val="953562525"/>
+        <w:rPr>
+          <w:rFonts w:eastAsia="Times New Roman"/>
+          <w:lang w:val="nl-NL"/>
+        </w:rPr>
+      </w:pPr>
+      <w:bookmarkStart w:id="20" w:name="_Toc242814059"/>
       <w:r>
         <w:rPr>
           <w:rFonts w:eastAsia="Times New Roman"/>
@@ -7925,7 +7932,7 @@
     <w:p>
       <w:pPr>
         <w:pStyle w:val="subtitel"/>
-        <w:divId w:val="258948590"/>
+        <w:divId w:val="953562525"/>
         <w:rPr>
           <w:lang w:val="nl-NL"/>
         </w:rPr>
@@ -7940,7 +7947,7 @@
     <w:p>
       <w:pPr>
         <w:pStyle w:val="Normaalweb"/>
-        <w:divId w:val="258948590"/>
+        <w:divId w:val="953562525"/>
         <w:rPr>
           <w:lang w:val="nl-NL"/>
         </w:rPr>
@@ -7961,7 +7968,7 @@
     <w:p>
       <w:pPr>
         <w:pStyle w:val="Normaalweb"/>
-        <w:divId w:val="258948590"/>
+        <w:divId w:val="953562525"/>
         <w:rPr>
           <w:lang w:val="nl-NL"/>
         </w:rPr>
@@ -7982,7 +7989,7 @@
     <w:p>
       <w:pPr>
         <w:pStyle w:val="Normaalweb"/>
-        <w:divId w:val="258948590"/>
+        <w:divId w:val="953562525"/>
         <w:rPr>
           <w:lang w:val="nl-NL"/>
         </w:rPr>
@@ -8002,7 +8009,7 @@
     </w:p>
     <w:p>
       <w:pPr>
-        <w:divId w:val="920143953"/>
+        <w:divId w:val="2120565318"/>
         <w:rPr>
           <w:color w:val="555555"/>
           <w:sz w:val="20"/>
@@ -8024,7 +8031,7 @@
       <w:pPr>
         <w:pStyle w:val="marker"/>
         <w:ind w:left="800" w:right="800"/>
-        <w:divId w:val="258948590"/>
+        <w:divId w:val="953562525"/>
         <w:rPr>
           <w:lang w:val="nl-NL"/>
         </w:rPr>
@@ -8036,13 +8043,13 @@
     <w:p>
       <w:pPr>
         <w:pStyle w:val="Kop2"/>
-        <w:divId w:val="258948590"/>
-        <w:rPr>
-          <w:rFonts w:eastAsia="Times New Roman"/>
-          <w:lang w:val="nl-NL"/>
-        </w:rPr>
-      </w:pPr>
-      <w:bookmarkStart w:id="21" w:name="_Toc242813161"/>
+        <w:divId w:val="953562525"/>
+        <w:rPr>
+          <w:rFonts w:eastAsia="Times New Roman"/>
+          <w:lang w:val="nl-NL"/>
+        </w:rPr>
+      </w:pPr>
+      <w:bookmarkStart w:id="21" w:name="_Toc242814060"/>
       <w:r>
         <w:rPr>
           <w:rFonts w:eastAsia="Times New Roman"/>
@@ -8055,13 +8062,13 @@
     <w:p>
       <w:pPr>
         <w:pStyle w:val="Kop3"/>
-        <w:divId w:val="258948590"/>
-        <w:rPr>
-          <w:rFonts w:eastAsia="Times New Roman"/>
-          <w:lang w:val="nl-NL"/>
-        </w:rPr>
-      </w:pPr>
-      <w:bookmarkStart w:id="22" w:name="_Toc242813162"/>
+        <w:divId w:val="953562525"/>
+        <w:rPr>
+          <w:rFonts w:eastAsia="Times New Roman"/>
+          <w:lang w:val="nl-NL"/>
+        </w:rPr>
+      </w:pPr>
+      <w:bookmarkStart w:id="22" w:name="_Toc242814061"/>
       <w:r>
         <w:rPr>
           <w:rFonts w:eastAsia="Times New Roman"/>
@@ -8074,7 +8081,7 @@
     <w:p>
       <w:pPr>
         <w:pStyle w:val="subtitel"/>
-        <w:divId w:val="258948590"/>
+        <w:divId w:val="953562525"/>
         <w:rPr>
           <w:lang w:val="nl-NL"/>
         </w:rPr>
@@ -8089,7 +8096,7 @@
     <w:p>
       <w:pPr>
         <w:pStyle w:val="Normaalweb"/>
-        <w:divId w:val="258948590"/>
+        <w:divId w:val="953562525"/>
         <w:rPr>
           <w:lang w:val="nl-NL"/>
         </w:rPr>
@@ -8110,7 +8117,7 @@
     <w:p>
       <w:pPr>
         <w:pStyle w:val="Normaalweb"/>
-        <w:divId w:val="258948590"/>
+        <w:divId w:val="953562525"/>
         <w:rPr>
           <w:lang w:val="nl-NL"/>
         </w:rPr>
@@ -8131,7 +8138,7 @@
     <w:p>
       <w:pPr>
         <w:pStyle w:val="Normaalweb"/>
-        <w:divId w:val="258948590"/>
+        <w:divId w:val="953562525"/>
         <w:rPr>
           <w:lang w:val="nl-NL"/>
         </w:rPr>
@@ -8151,7 +8158,7 @@
     </w:p>
     <w:p>
       <w:pPr>
-        <w:divId w:val="1499736199"/>
+        <w:divId w:val="279923068"/>
         <w:rPr>
           <w:color w:val="555555"/>
           <w:sz w:val="20"/>
@@ -8173,7 +8180,7 @@
       <w:pPr>
         <w:pStyle w:val="marker"/>
         <w:ind w:left="800" w:right="800"/>
-        <w:divId w:val="258948590"/>
+        <w:divId w:val="953562525"/>
         <w:rPr>
           <w:lang w:val="nl-NL"/>
         </w:rPr>
@@ -8185,13 +8192,13 @@
     <w:p>
       <w:pPr>
         <w:pStyle w:val="Kop3"/>
-        <w:divId w:val="258948590"/>
-        <w:rPr>
-          <w:rFonts w:eastAsia="Times New Roman"/>
-          <w:lang w:val="nl-NL"/>
-        </w:rPr>
-      </w:pPr>
-      <w:bookmarkStart w:id="23" w:name="_Toc242813163"/>
+        <w:divId w:val="953562525"/>
+        <w:rPr>
+          <w:rFonts w:eastAsia="Times New Roman"/>
+          <w:lang w:val="nl-NL"/>
+        </w:rPr>
+      </w:pPr>
+      <w:bookmarkStart w:id="23" w:name="_Toc242814062"/>
       <w:r>
         <w:rPr>
           <w:rFonts w:eastAsia="Times New Roman"/>
@@ -8204,7 +8211,7 @@
     <w:p>
       <w:pPr>
         <w:pStyle w:val="subtitel"/>
-        <w:divId w:val="258948590"/>
+        <w:divId w:val="953562525"/>
         <w:rPr>
           <w:lang w:val="nl-NL"/>
         </w:rPr>
@@ -8219,7 +8226,7 @@
     <w:p>
       <w:pPr>
         <w:pStyle w:val="Normaalweb"/>
-        <w:divId w:val="258948590"/>
+        <w:divId w:val="953562525"/>
         <w:rPr>
           <w:lang w:val="nl-NL"/>
         </w:rPr>
@@ -8240,7 +8247,7 @@
     <w:p>
       <w:pPr>
         <w:pStyle w:val="Normaalweb"/>
-        <w:divId w:val="258948590"/>
+        <w:divId w:val="953562525"/>
         <w:rPr>
           <w:lang w:val="nl-NL"/>
         </w:rPr>
@@ -8261,7 +8268,7 @@
     <w:p>
       <w:pPr>
         <w:pStyle w:val="Normaalweb"/>
-        <w:divId w:val="258948590"/>
+        <w:divId w:val="953562525"/>
         <w:rPr>
           <w:lang w:val="nl-NL"/>
         </w:rPr>
@@ -8282,7 +8289,7 @@
     <w:p>
       <w:pPr>
         <w:pStyle w:val="Normaalweb"/>
-        <w:divId w:val="258948590"/>
+        <w:divId w:val="953562525"/>
         <w:rPr>
           <w:lang w:val="nl-NL"/>
         </w:rPr>
@@ -8302,7 +8309,7 @@
     </w:p>
     <w:p>
       <w:pPr>
-        <w:divId w:val="1653286842"/>
+        <w:divId w:val="1156150415"/>
         <w:rPr>
           <w:color w:val="555555"/>
           <w:sz w:val="20"/>
@@ -8324,7 +8331,7 @@
       <w:pPr>
         <w:pStyle w:val="marker"/>
         <w:ind w:left="800" w:right="800"/>
-        <w:divId w:val="258948590"/>
+        <w:divId w:val="953562525"/>
         <w:rPr>
           <w:lang w:val="nl-NL"/>
         </w:rPr>
@@ -8336,13 +8343,13 @@
     <w:p>
       <w:pPr>
         <w:pStyle w:val="Kop3"/>
-        <w:divId w:val="258948590"/>
-        <w:rPr>
-          <w:rFonts w:eastAsia="Times New Roman"/>
-          <w:lang w:val="nl-NL"/>
-        </w:rPr>
-      </w:pPr>
-      <w:bookmarkStart w:id="24" w:name="_Toc242813164"/>
+        <w:divId w:val="953562525"/>
+        <w:rPr>
+          <w:rFonts w:eastAsia="Times New Roman"/>
+          <w:lang w:val="nl-NL"/>
+        </w:rPr>
+      </w:pPr>
+      <w:bookmarkStart w:id="24" w:name="_Toc242814063"/>
       <w:r>
         <w:rPr>
           <w:rFonts w:eastAsia="Times New Roman"/>
@@ -8355,7 +8362,7 @@
     <w:p>
       <w:pPr>
         <w:pStyle w:val="subtitel"/>
-        <w:divId w:val="258948590"/>
+        <w:divId w:val="953562525"/>
         <w:rPr>
           <w:lang w:val="nl-NL"/>
         </w:rPr>
@@ -8370,7 +8377,7 @@
     <w:p>
       <w:pPr>
         <w:pStyle w:val="Normaalweb"/>
-        <w:divId w:val="258948590"/>
+        <w:divId w:val="953562525"/>
         <w:rPr>
           <w:lang w:val="nl-NL"/>
         </w:rPr>
@@ -8391,7 +8398,7 @@
     <w:p>
       <w:pPr>
         <w:pStyle w:val="Normaalweb"/>
-        <w:divId w:val="258948590"/>
+        <w:divId w:val="953562525"/>
         <w:rPr>
           <w:lang w:val="nl-NL"/>
         </w:rPr>
@@ -8406,7 +8413,7 @@
     <w:p>
       <w:pPr>
         <w:pStyle w:val="Normaalweb"/>
-        <w:divId w:val="258948590"/>
+        <w:divId w:val="953562525"/>
         <w:rPr>
           <w:lang w:val="nl-NL"/>
         </w:rPr>
@@ -8422,7 +8429,7 @@
       <w:pPr>
         <w:pStyle w:val="marker"/>
         <w:ind w:left="800" w:right="800"/>
-        <w:divId w:val="258948590"/>
+        <w:divId w:val="953562525"/>
         <w:rPr>
           <w:lang w:val="nl-NL"/>
         </w:rPr>
@@ -8434,13 +8441,13 @@
     <w:p>
       <w:pPr>
         <w:pStyle w:val="Kop3"/>
-        <w:divId w:val="258948590"/>
-        <w:rPr>
-          <w:rFonts w:eastAsia="Times New Roman"/>
-          <w:lang w:val="nl-NL"/>
-        </w:rPr>
-      </w:pPr>
-      <w:bookmarkStart w:id="25" w:name="_Toc242813165"/>
+        <w:divId w:val="953562525"/>
+        <w:rPr>
+          <w:rFonts w:eastAsia="Times New Roman"/>
+          <w:lang w:val="nl-NL"/>
+        </w:rPr>
+      </w:pPr>
+      <w:bookmarkStart w:id="25" w:name="_Toc242814064"/>
       <w:r>
         <w:rPr>
           <w:rFonts w:eastAsia="Times New Roman"/>
@@ -8453,7 +8460,7 @@
     <w:p>
       <w:pPr>
         <w:pStyle w:val="subtitel"/>
-        <w:divId w:val="258948590"/>
+        <w:divId w:val="953562525"/>
         <w:rPr>
           <w:lang w:val="nl-NL"/>
         </w:rPr>
@@ -8468,7 +8475,7 @@
     <w:p>
       <w:pPr>
         <w:pStyle w:val="Normaalweb"/>
-        <w:divId w:val="258948590"/>
+        <w:divId w:val="953562525"/>
         <w:rPr>
           <w:lang w:val="nl-NL"/>
         </w:rPr>
@@ -8483,7 +8490,7 @@
     <w:p>
       <w:pPr>
         <w:pStyle w:val="Normaalweb"/>
-        <w:divId w:val="258948590"/>
+        <w:divId w:val="953562525"/>
         <w:rPr>
           <w:lang w:val="nl-NL"/>
         </w:rPr>
@@ -8498,7 +8505,7 @@
     <w:p>
       <w:pPr>
         <w:pStyle w:val="Normaalweb"/>
-        <w:divId w:val="258948590"/>
+        <w:divId w:val="953562525"/>
         <w:rPr>
           <w:lang w:val="nl-NL"/>
         </w:rPr>
@@ -8518,7 +8525,7 @@
     </w:p>
     <w:p>
       <w:pPr>
-        <w:divId w:val="773599466"/>
+        <w:divId w:val="1003046842"/>
         <w:rPr>
           <w:color w:val="555555"/>
           <w:sz w:val="20"/>
@@ -8540,7 +8547,7 @@
       <w:pPr>
         <w:pStyle w:val="marker"/>
         <w:ind w:left="800" w:right="800"/>
-        <w:divId w:val="258948590"/>
+        <w:divId w:val="953562525"/>
         <w:rPr>
           <w:lang w:val="nl-NL"/>
         </w:rPr>
@@ -8552,13 +8559,13 @@
     <w:p>
       <w:pPr>
         <w:pStyle w:val="Kop3"/>
-        <w:divId w:val="258948590"/>
-        <w:rPr>
-          <w:rFonts w:eastAsia="Times New Roman"/>
-          <w:lang w:val="nl-NL"/>
-        </w:rPr>
-      </w:pPr>
-      <w:bookmarkStart w:id="26" w:name="_Toc242813166"/>
+        <w:divId w:val="953562525"/>
+        <w:rPr>
+          <w:rFonts w:eastAsia="Times New Roman"/>
+          <w:lang w:val="nl-NL"/>
+        </w:rPr>
+      </w:pPr>
+      <w:bookmarkStart w:id="26" w:name="_Toc242814065"/>
       <w:r>
         <w:rPr>
           <w:rFonts w:eastAsia="Times New Roman"/>
@@ -8571,7 +8578,7 @@
     <w:p>
       <w:pPr>
         <w:pStyle w:val="subtitel"/>
-        <w:divId w:val="258948590"/>
+        <w:divId w:val="953562525"/>
         <w:rPr>
           <w:lang w:val="nl-NL"/>
         </w:rPr>
@@ -8586,7 +8593,7 @@
     <w:p>
       <w:pPr>
         <w:pStyle w:val="Normaalweb"/>
-        <w:divId w:val="258948590"/>
+        <w:divId w:val="953562525"/>
         <w:rPr>
           <w:lang w:val="nl-NL"/>
         </w:rPr>
@@ -8607,7 +8614,7 @@
     <w:p>
       <w:pPr>
         <w:pStyle w:val="Normaalweb"/>
-        <w:divId w:val="258948590"/>
+        <w:divId w:val="953562525"/>
         <w:rPr>
           <w:lang w:val="nl-NL"/>
         </w:rPr>
@@ -8622,7 +8629,7 @@
     <w:p>
       <w:pPr>
         <w:pStyle w:val="Normaalweb"/>
-        <w:divId w:val="258948590"/>
+        <w:divId w:val="953562525"/>
         <w:rPr>
           <w:lang w:val="nl-NL"/>
         </w:rPr>
@@ -8643,7 +8650,7 @@
     <w:p>
       <w:pPr>
         <w:pStyle w:val="Normaalweb"/>
-        <w:divId w:val="258948590"/>
+        <w:divId w:val="953562525"/>
         <w:rPr>
           <w:lang w:val="nl-NL"/>
         </w:rPr>
@@ -8657,7 +8664,7 @@
     </w:p>
     <w:p>
       <w:pPr>
-        <w:divId w:val="209660217"/>
+        <w:divId w:val="1387872575"/>
         <w:rPr>
           <w:color w:val="555555"/>
           <w:sz w:val="20"/>
@@ -8679,7 +8686,7 @@
       <w:pPr>
         <w:pStyle w:val="marker"/>
         <w:ind w:left="800" w:right="800"/>
-        <w:divId w:val="258948590"/>
+        <w:divId w:val="953562525"/>
         <w:rPr>
           <w:lang w:val="nl-NL"/>
         </w:rPr>
@@ -8691,13 +8698,13 @@
     <w:p>
       <w:pPr>
         <w:pStyle w:val="Kop3"/>
-        <w:divId w:val="258948590"/>
-        <w:rPr>
-          <w:rFonts w:eastAsia="Times New Roman"/>
-          <w:lang w:val="nl-NL"/>
-        </w:rPr>
-      </w:pPr>
-      <w:bookmarkStart w:id="27" w:name="_Toc242813167"/>
+        <w:divId w:val="953562525"/>
+        <w:rPr>
+          <w:rFonts w:eastAsia="Times New Roman"/>
+          <w:lang w:val="nl-NL"/>
+        </w:rPr>
+      </w:pPr>
+      <w:bookmarkStart w:id="27" w:name="_Toc242814066"/>
       <w:r>
         <w:rPr>
           <w:rFonts w:eastAsia="Times New Roman"/>
@@ -8710,7 +8717,7 @@
     <w:p>
       <w:pPr>
         <w:pStyle w:val="subtitel"/>
-        <w:divId w:val="258948590"/>
+        <w:divId w:val="953562525"/>
         <w:rPr>
           <w:lang w:val="nl-NL"/>
         </w:rPr>
@@ -8725,7 +8732,7 @@
     <w:p>
       <w:pPr>
         <w:pStyle w:val="Normaalweb"/>
-        <w:divId w:val="258948590"/>
+        <w:divId w:val="953562525"/>
         <w:rPr>
           <w:lang w:val="nl-NL"/>
         </w:rPr>
@@ -8746,7 +8753,7 @@
     <w:p>
       <w:pPr>
         <w:pStyle w:val="Normaalweb"/>
-        <w:divId w:val="258948590"/>
+        <w:divId w:val="953562525"/>
         <w:rPr>
           <w:lang w:val="nl-NL"/>
         </w:rPr>
@@ -8761,7 +8768,7 @@
     <w:p>
       <w:pPr>
         <w:pStyle w:val="Normaalweb"/>
-        <w:divId w:val="258948590"/>
+        <w:divId w:val="953562525"/>
         <w:rPr>
           <w:lang w:val="nl-NL"/>
         </w:rPr>
@@ -8777,7 +8784,7 @@
       <w:pPr>
         <w:pStyle w:val="marker"/>
         <w:ind w:left="800" w:right="800"/>
-        <w:divId w:val="258948590"/>
+        <w:divId w:val="953562525"/>
         <w:rPr>
           <w:lang w:val="nl-NL"/>
         </w:rPr>
@@ -8789,13 +8796,13 @@
     <w:p>
       <w:pPr>
         <w:pStyle w:val="Kop3"/>
-        <w:divId w:val="258948590"/>
-        <w:rPr>
-          <w:rFonts w:eastAsia="Times New Roman"/>
-          <w:lang w:val="nl-NL"/>
-        </w:rPr>
-      </w:pPr>
-      <w:bookmarkStart w:id="28" w:name="_Toc242813168"/>
+        <w:divId w:val="953562525"/>
+        <w:rPr>
+          <w:rFonts w:eastAsia="Times New Roman"/>
+          <w:lang w:val="nl-NL"/>
+        </w:rPr>
+      </w:pPr>
+      <w:bookmarkStart w:id="28" w:name="_Toc242814067"/>
       <w:r>
         <w:rPr>
           <w:rFonts w:eastAsia="Times New Roman"/>
@@ -8808,7 +8815,7 @@
     <w:p>
       <w:pPr>
         <w:pStyle w:val="subtitel"/>
-        <w:divId w:val="258948590"/>
+        <w:divId w:val="953562525"/>
         <w:rPr>
           <w:lang w:val="nl-NL"/>
         </w:rPr>
@@ -8823,7 +8830,7 @@
     <w:p>
       <w:pPr>
         <w:pStyle w:val="Normaalweb"/>
-        <w:divId w:val="258948590"/>
+        <w:divId w:val="953562525"/>
         <w:rPr>
           <w:lang w:val="nl-NL"/>
         </w:rPr>
@@ -8844,7 +8851,7 @@
     <w:p>
       <w:pPr>
         <w:pStyle w:val="Normaalweb"/>
-        <w:divId w:val="258948590"/>
+        <w:divId w:val="953562525"/>
         <w:rPr>
           <w:lang w:val="nl-NL"/>
         </w:rPr>
@@ -8865,7 +8872,7 @@
     <w:p>
       <w:pPr>
         <w:pStyle w:val="Normaalweb"/>
-        <w:divId w:val="258948590"/>
+        <w:divId w:val="953562525"/>
         <w:rPr>
           <w:lang w:val="nl-NL"/>
         </w:rPr>
@@ -8886,7 +8893,7 @@
     <w:p>
       <w:pPr>
         <w:pStyle w:val="Normaalweb"/>
-        <w:divId w:val="258948590"/>
+        <w:divId w:val="953562525"/>
         <w:rPr>
           <w:lang w:val="nl-NL"/>
         </w:rPr>
@@ -8908,7 +8915,7 @@
       <w:pPr>
         <w:pStyle w:val="marker"/>
         <w:ind w:left="800" w:right="800"/>
-        <w:divId w:val="258948590"/>
+        <w:divId w:val="953562525"/>
         <w:rPr>
           <w:lang w:val="nl-NL"/>
         </w:rPr>
@@ -8920,13 +8927,13 @@
     <w:p>
       <w:pPr>
         <w:pStyle w:val="Kop3"/>
-        <w:divId w:val="258948590"/>
-        <w:rPr>
-          <w:rFonts w:eastAsia="Times New Roman"/>
-          <w:lang w:val="nl-NL"/>
-        </w:rPr>
-      </w:pPr>
-      <w:bookmarkStart w:id="29" w:name="_Toc242813169"/>
+        <w:divId w:val="953562525"/>
+        <w:rPr>
+          <w:rFonts w:eastAsia="Times New Roman"/>
+          <w:lang w:val="nl-NL"/>
+        </w:rPr>
+      </w:pPr>
+      <w:bookmarkStart w:id="29" w:name="_Toc242814068"/>
       <w:r>
         <w:rPr>
           <w:rFonts w:eastAsia="Times New Roman"/>
@@ -8939,7 +8946,7 @@
     <w:p>
       <w:pPr>
         <w:pStyle w:val="subtitel"/>
-        <w:divId w:val="258948590"/>
+        <w:divId w:val="953562525"/>
         <w:rPr>
           <w:lang w:val="nl-NL"/>
         </w:rPr>
@@ -8954,7 +8961,7 @@
     <w:p>
       <w:pPr>
         <w:pStyle w:val="Normaalweb"/>
-        <w:divId w:val="258948590"/>
+        <w:divId w:val="953562525"/>
         <w:rPr>
           <w:lang w:val="nl-NL"/>
         </w:rPr>
@@ -8975,7 +8982,7 @@
     <w:p>
       <w:pPr>
         <w:pStyle w:val="Normaalweb"/>
-        <w:divId w:val="258948590"/>
+        <w:divId w:val="953562525"/>
         <w:rPr>
           <w:lang w:val="nl-NL"/>
         </w:rPr>
@@ -8996,7 +9003,7 @@
     <w:p>
       <w:pPr>
         <w:pStyle w:val="Normaalweb"/>
-        <w:divId w:val="258948590"/>
+        <w:divId w:val="953562525"/>
         <w:rPr>
           <w:lang w:val="nl-NL"/>
         </w:rPr>
@@ -9018,7 +9025,7 @@
       <w:pPr>
         <w:pStyle w:val="marker"/>
         <w:ind w:left="800" w:right="800"/>
-        <w:divId w:val="258948590"/>
+        <w:divId w:val="953562525"/>
         <w:rPr>
           <w:lang w:val="nl-NL"/>
         </w:rPr>
@@ -9030,13 +9037,13 @@
     <w:p>
       <w:pPr>
         <w:pStyle w:val="Kop3"/>
-        <w:divId w:val="258948590"/>
-        <w:rPr>
-          <w:rFonts w:eastAsia="Times New Roman"/>
-          <w:lang w:val="nl-NL"/>
-        </w:rPr>
-      </w:pPr>
-      <w:bookmarkStart w:id="30" w:name="_Toc242813170"/>
+        <w:divId w:val="953562525"/>
+        <w:rPr>
+          <w:rFonts w:eastAsia="Times New Roman"/>
+          <w:lang w:val="nl-NL"/>
+        </w:rPr>
+      </w:pPr>
+      <w:bookmarkStart w:id="30" w:name="_Toc242814069"/>
       <w:r>
         <w:rPr>
           <w:rFonts w:eastAsia="Times New Roman"/>
@@ -9049,7 +9056,7 @@
     <w:p>
       <w:pPr>
         <w:pStyle w:val="subtitel"/>
-        <w:divId w:val="258948590"/>
+        <w:divId w:val="953562525"/>
         <w:rPr>
           <w:lang w:val="nl-NL"/>
         </w:rPr>
@@ -9064,7 +9071,7 @@
     <w:p>
       <w:pPr>
         <w:pStyle w:val="Normaalweb"/>
-        <w:divId w:val="258948590"/>
+        <w:divId w:val="953562525"/>
         <w:rPr>
           <w:lang w:val="nl-NL"/>
         </w:rPr>
@@ -9085,7 +9092,7 @@
     <w:p>
       <w:pPr>
         <w:pStyle w:val="Normaalweb"/>
-        <w:divId w:val="258948590"/>
+        <w:divId w:val="953562525"/>
         <w:rPr>
           <w:lang w:val="nl-NL"/>
         </w:rPr>
@@ -9100,7 +9107,7 @@
     <w:p>
       <w:pPr>
         <w:pStyle w:val="Normaalweb"/>
-        <w:divId w:val="258948590"/>
+        <w:divId w:val="953562525"/>
         <w:rPr>
           <w:lang w:val="nl-NL"/>
         </w:rPr>
@@ -9121,7 +9128,7 @@
     <w:p>
       <w:pPr>
         <w:pStyle w:val="Normaalweb"/>
-        <w:divId w:val="258948590"/>
+        <w:divId w:val="953562525"/>
         <w:rPr>
           <w:lang w:val="nl-NL"/>
         </w:rPr>
@@ -9147,7 +9154,7 @@
     </w:p>
     <w:p>
       <w:pPr>
-        <w:divId w:val="1981691276"/>
+        <w:divId w:val="799688517"/>
         <w:rPr>
           <w:color w:val="555555"/>
           <w:sz w:val="20"/>
@@ -9167,7 +9174,7 @@
     </w:p>
     <w:p>
       <w:pPr>
-        <w:divId w:val="1981691276"/>
+        <w:divId w:val="799688517"/>
         <w:rPr>
           <w:color w:val="555555"/>
           <w:sz w:val="20"/>
@@ -9187,7 +9194,7 @@
     </w:p>
     <w:p>
       <w:pPr>
-        <w:divId w:val="1981691276"/>
+        <w:divId w:val="799688517"/>
         <w:rPr>
           <w:color w:val="555555"/>
           <w:sz w:val="20"/>
@@ -9209,7 +9216,7 @@
       <w:pPr>
         <w:pStyle w:val="marker"/>
         <w:ind w:left="800" w:right="800"/>
-        <w:divId w:val="258948590"/>
+        <w:divId w:val="953562525"/>
         <w:rPr>
           <w:lang w:val="nl-NL"/>
         </w:rPr>
@@ -9221,13 +9228,13 @@
     <w:p>
       <w:pPr>
         <w:pStyle w:val="Kop3"/>
-        <w:divId w:val="258948590"/>
-        <w:rPr>
-          <w:rFonts w:eastAsia="Times New Roman"/>
-          <w:lang w:val="nl-NL"/>
-        </w:rPr>
-      </w:pPr>
-      <w:bookmarkStart w:id="31" w:name="_Toc242813171"/>
+        <w:divId w:val="953562525"/>
+        <w:rPr>
+          <w:rFonts w:eastAsia="Times New Roman"/>
+          <w:lang w:val="nl-NL"/>
+        </w:rPr>
+      </w:pPr>
+      <w:bookmarkStart w:id="31" w:name="_Toc242814070"/>
       <w:r>
         <w:rPr>
           <w:rFonts w:eastAsia="Times New Roman"/>
@@ -9240,7 +9247,7 @@
     <w:p>
       <w:pPr>
         <w:pStyle w:val="subtitel"/>
-        <w:divId w:val="258948590"/>
+        <w:divId w:val="953562525"/>
         <w:rPr>
           <w:lang w:val="nl-NL"/>
         </w:rPr>
@@ -9255,7 +9262,7 @@
     <w:p>
       <w:pPr>
         <w:pStyle w:val="Normaalweb"/>
-        <w:divId w:val="258948590"/>
+        <w:divId w:val="953562525"/>
         <w:rPr>
           <w:lang w:val="nl-NL"/>
         </w:rPr>
@@ -9270,7 +9277,7 @@
     <w:p>
       <w:pPr>
         <w:pStyle w:val="Normaalweb"/>
-        <w:divId w:val="258948590"/>
+        <w:divId w:val="953562525"/>
         <w:rPr>
           <w:lang w:val="nl-NL"/>
         </w:rPr>
@@ -9285,7 +9292,7 @@
     <w:p>
       <w:pPr>
         <w:pStyle w:val="Normaalweb"/>
-        <w:divId w:val="258948590"/>
+        <w:divId w:val="953562525"/>
         <w:rPr>
           <w:lang w:val="nl-NL"/>
         </w:rPr>
@@ -9307,7 +9314,7 @@
       <w:pPr>
         <w:pStyle w:val="marker"/>
         <w:ind w:left="800" w:right="800"/>
-        <w:divId w:val="258948590"/>
+        <w:divId w:val="953562525"/>
         <w:rPr>
           <w:lang w:val="nl-NL"/>
         </w:rPr>
@@ -9319,13 +9326,13 @@
     <w:p>
       <w:pPr>
         <w:pStyle w:val="Kop1"/>
-        <w:divId w:val="258948590"/>
-        <w:rPr>
-          <w:rFonts w:eastAsia="Times New Roman"/>
-          <w:lang w:val="nl-NL"/>
-        </w:rPr>
-      </w:pPr>
-      <w:bookmarkStart w:id="32" w:name="_Toc242813172"/>
+        <w:divId w:val="953562525"/>
+        <w:rPr>
+          <w:rFonts w:eastAsia="Times New Roman"/>
+          <w:lang w:val="nl-NL"/>
+        </w:rPr>
+      </w:pPr>
+      <w:bookmarkStart w:id="32" w:name="_Toc242814071"/>
       <w:r>
         <w:rPr>
           <w:rFonts w:eastAsia="Times New Roman"/>
@@ -9338,13 +9345,13 @@
     <w:p>
       <w:pPr>
         <w:pStyle w:val="Kop2"/>
-        <w:divId w:val="258948590"/>
-        <w:rPr>
-          <w:rFonts w:eastAsia="Times New Roman"/>
-          <w:lang w:val="nl-NL"/>
-        </w:rPr>
-      </w:pPr>
-      <w:bookmarkStart w:id="33" w:name="_Toc242813173"/>
+        <w:divId w:val="953562525"/>
+        <w:rPr>
+          <w:rFonts w:eastAsia="Times New Roman"/>
+          <w:lang w:val="nl-NL"/>
+        </w:rPr>
+      </w:pPr>
+      <w:bookmarkStart w:id="33" w:name="_Toc242814072"/>
       <w:r>
         <w:rPr>
           <w:rFonts w:eastAsia="Times New Roman"/>
@@ -9357,13 +9364,13 @@
     <w:p>
       <w:pPr>
         <w:pStyle w:val="Kop3"/>
-        <w:divId w:val="258948590"/>
-        <w:rPr>
-          <w:rFonts w:eastAsia="Times New Roman"/>
-          <w:lang w:val="nl-NL"/>
-        </w:rPr>
-      </w:pPr>
-      <w:bookmarkStart w:id="34" w:name="_Toc242813174"/>
+        <w:divId w:val="953562525"/>
+        <w:rPr>
+          <w:rFonts w:eastAsia="Times New Roman"/>
+          <w:lang w:val="nl-NL"/>
+        </w:rPr>
+      </w:pPr>
+      <w:bookmarkStart w:id="34" w:name="_Toc242814073"/>
       <w:r>
         <w:rPr>
           <w:rFonts w:eastAsia="Times New Roman"/>
@@ -9376,7 +9383,7 @@
     <w:p>
       <w:pPr>
         <w:pStyle w:val="subtitel"/>
-        <w:divId w:val="258948590"/>
+        <w:divId w:val="953562525"/>
         <w:rPr>
           <w:lang w:val="nl-NL"/>
         </w:rPr>
@@ -9391,7 +9398,7 @@
     <w:p>
       <w:pPr>
         <w:pStyle w:val="Normaalweb"/>
-        <w:divId w:val="258948590"/>
+        <w:divId w:val="953562525"/>
         <w:rPr>
           <w:lang w:val="nl-NL"/>
         </w:rPr>
@@ -9412,7 +9419,7 @@
     <w:p>
       <w:pPr>
         <w:pStyle w:val="Normaalweb"/>
-        <w:divId w:val="258948590"/>
+        <w:divId w:val="953562525"/>
         <w:rPr>
           <w:lang w:val="nl-NL"/>
         </w:rPr>
@@ -9427,7 +9434,7 @@
     <w:p>
       <w:pPr>
         <w:pStyle w:val="Normaalweb"/>
-        <w:divId w:val="258948590"/>
+        <w:divId w:val="953562525"/>
         <w:rPr>
           <w:lang w:val="nl-NL"/>
         </w:rPr>
@@ -9443,7 +9450,7 @@
       <w:pPr>
         <w:pStyle w:val="marker"/>
         <w:ind w:left="800" w:right="800"/>
-        <w:divId w:val="258948590"/>
+        <w:divId w:val="953562525"/>
         <w:rPr>
           <w:lang w:val="nl-NL"/>
         </w:rPr>
@@ -9455,13 +9462,13 @@
     <w:p>
       <w:pPr>
         <w:pStyle w:val="Kop3"/>
-        <w:divId w:val="258948590"/>
-        <w:rPr>
-          <w:rFonts w:eastAsia="Times New Roman"/>
-          <w:lang w:val="nl-NL"/>
-        </w:rPr>
-      </w:pPr>
-      <w:bookmarkStart w:id="35" w:name="_Toc242813175"/>
+        <w:divId w:val="953562525"/>
+        <w:rPr>
+          <w:rFonts w:eastAsia="Times New Roman"/>
+          <w:lang w:val="nl-NL"/>
+        </w:rPr>
+      </w:pPr>
+      <w:bookmarkStart w:id="35" w:name="_Toc242814074"/>
       <w:r>
         <w:rPr>
           <w:rFonts w:eastAsia="Times New Roman"/>
@@ -9474,7 +9481,7 @@
     <w:p>
       <w:pPr>
         <w:pStyle w:val="subtitel"/>
-        <w:divId w:val="258948590"/>
+        <w:divId w:val="953562525"/>
         <w:rPr>
           <w:lang w:val="nl-NL"/>
         </w:rPr>
@@ -9489,7 +9496,7 @@
     <w:p>
       <w:pPr>
         <w:pStyle w:val="Normaalweb"/>
-        <w:divId w:val="258948590"/>
+        <w:divId w:val="953562525"/>
         <w:rPr>
           <w:lang w:val="nl-NL"/>
         </w:rPr>
@@ -9510,7 +9517,7 @@
     <w:p>
       <w:pPr>
         <w:pStyle w:val="Normaalweb"/>
-        <w:divId w:val="258948590"/>
+        <w:divId w:val="953562525"/>
         <w:rPr>
           <w:lang w:val="nl-NL"/>
         </w:rPr>
@@ -9531,7 +9538,7 @@
     <w:p>
       <w:pPr>
         <w:pStyle w:val="Normaalweb"/>
-        <w:divId w:val="258948590"/>
+        <w:divId w:val="953562525"/>
         <w:rPr>
           <w:lang w:val="nl-NL"/>
         </w:rPr>
@@ -9552,7 +9559,7 @@
     <w:p>
       <w:pPr>
         <w:pStyle w:val="Normaalweb"/>
-        <w:divId w:val="258948590"/>
+        <w:divId w:val="953562525"/>
         <w:rPr>
           <w:lang w:val="nl-NL"/>
         </w:rPr>
@@ -9566,7 +9573,7 @@
     </w:p>
     <w:p>
       <w:pPr>
-        <w:divId w:val="1539008176"/>
+        <w:divId w:val="966467981"/>
         <w:rPr>
           <w:color w:val="555555"/>
           <w:sz w:val="20"/>
@@ -9586,7 +9593,7 @@
     </w:p>
     <w:p>
       <w:pPr>
-        <w:divId w:val="1539008176"/>
+        <w:divId w:val="966467981"/>
         <w:rPr>
           <w:color w:val="555555"/>
           <w:sz w:val="20"/>
@@ -9608,7 +9615,7 @@
       <w:pPr>
         <w:pStyle w:val="marker"/>
         <w:ind w:left="800" w:right="800"/>
-        <w:divId w:val="258948590"/>
+        <w:divId w:val="953562525"/>
         <w:rPr>
           <w:lang w:val="nl-NL"/>
         </w:rPr>
@@ -9620,13 +9627,13 @@
     <w:p>
       <w:pPr>
         <w:pStyle w:val="Kop3"/>
-        <w:divId w:val="258948590"/>
-        <w:rPr>
-          <w:rFonts w:eastAsia="Times New Roman"/>
-          <w:lang w:val="nl-NL"/>
-        </w:rPr>
-      </w:pPr>
-      <w:bookmarkStart w:id="36" w:name="_Toc242813176"/>
+        <w:divId w:val="953562525"/>
+        <w:rPr>
+          <w:rFonts w:eastAsia="Times New Roman"/>
+          <w:lang w:val="nl-NL"/>
+        </w:rPr>
+      </w:pPr>
+      <w:bookmarkStart w:id="36" w:name="_Toc242814075"/>
       <w:r>
         <w:rPr>
           <w:rFonts w:eastAsia="Times New Roman"/>
@@ -9639,7 +9646,7 @@
     <w:p>
       <w:pPr>
         <w:pStyle w:val="subtitel"/>
-        <w:divId w:val="258948590"/>
+        <w:divId w:val="953562525"/>
         <w:rPr>
           <w:lang w:val="nl-NL"/>
         </w:rPr>
@@ -9654,7 +9661,7 @@
     <w:p>
       <w:pPr>
         <w:pStyle w:val="Normaalweb"/>
-        <w:divId w:val="258948590"/>
+        <w:divId w:val="953562525"/>
         <w:rPr>
           <w:lang w:val="nl-NL"/>
         </w:rPr>
@@ -9675,7 +9682,7 @@
     <w:p>
       <w:pPr>
         <w:pStyle w:val="Normaalweb"/>
-        <w:divId w:val="258948590"/>
+        <w:divId w:val="953562525"/>
         <w:rPr>
           <w:lang w:val="nl-NL"/>
         </w:rPr>
@@ -9690,7 +9697,7 @@
     <w:p>
       <w:pPr>
         <w:pStyle w:val="Normaalweb"/>
-        <w:divId w:val="258948590"/>
+        <w:divId w:val="953562525"/>
         <w:rPr>
           <w:lang w:val="nl-NL"/>
         </w:rPr>
@@ -9712,7 +9719,7 @@
       <w:pPr>
         <w:pStyle w:val="marker"/>
         <w:ind w:left="800" w:right="800"/>
-        <w:divId w:val="258948590"/>
+        <w:divId w:val="953562525"/>
         <w:rPr>
           <w:lang w:val="nl-NL"/>
         </w:rPr>
@@ -9724,13 +9731,13 @@
     <w:p>
       <w:pPr>
         <w:pStyle w:val="Kop3"/>
-        <w:divId w:val="258948590"/>
-        <w:rPr>
-          <w:rFonts w:eastAsia="Times New Roman"/>
-          <w:lang w:val="nl-NL"/>
-        </w:rPr>
-      </w:pPr>
-      <w:bookmarkStart w:id="37" w:name="_Toc242813177"/>
+        <w:divId w:val="953562525"/>
+        <w:rPr>
+          <w:rFonts w:eastAsia="Times New Roman"/>
+          <w:lang w:val="nl-NL"/>
+        </w:rPr>
+      </w:pPr>
+      <w:bookmarkStart w:id="37" w:name="_Toc242814076"/>
       <w:r>
         <w:rPr>
           <w:rFonts w:eastAsia="Times New Roman"/>
@@ -9743,7 +9750,7 @@
     <w:p>
       <w:pPr>
         <w:pStyle w:val="subtitel"/>
-        <w:divId w:val="258948590"/>
+        <w:divId w:val="953562525"/>
         <w:rPr>
           <w:lang w:val="nl-NL"/>
         </w:rPr>
@@ -9758,7 +9765,7 @@
     <w:p>
       <w:pPr>
         <w:pStyle w:val="Normaalweb"/>
-        <w:divId w:val="258948590"/>
+        <w:divId w:val="953562525"/>
         <w:rPr>
           <w:lang w:val="nl-NL"/>
         </w:rPr>
@@ -9779,7 +9786,7 @@
     <w:p>
       <w:pPr>
         <w:pStyle w:val="Normaalweb"/>
-        <w:divId w:val="258948590"/>
+        <w:divId w:val="953562525"/>
         <w:rPr>
           <w:lang w:val="nl-NL"/>
         </w:rPr>
@@ -9794,7 +9801,7 @@
     <w:p>
       <w:pPr>
         <w:pStyle w:val="Normaalweb"/>
-        <w:divId w:val="258948590"/>
+        <w:divId w:val="953562525"/>
         <w:rPr>
           <w:lang w:val="nl-NL"/>
         </w:rPr>
@@ -9816,7 +9823,7 @@
       <w:pPr>
         <w:pStyle w:val="marker"/>
         <w:ind w:left="800" w:right="800"/>
-        <w:divId w:val="258948590"/>
+        <w:divId w:val="953562525"/>
         <w:rPr>
           <w:lang w:val="nl-NL"/>
         </w:rPr>
@@ -9828,13 +9835,13 @@
     <w:p>
       <w:pPr>
         <w:pStyle w:val="Kop3"/>
-        <w:divId w:val="258948590"/>
-        <w:rPr>
-          <w:rFonts w:eastAsia="Times New Roman"/>
-          <w:lang w:val="nl-NL"/>
-        </w:rPr>
-      </w:pPr>
-      <w:bookmarkStart w:id="38" w:name="_Toc242813178"/>
+        <w:divId w:val="953562525"/>
+        <w:rPr>
+          <w:rFonts w:eastAsia="Times New Roman"/>
+          <w:lang w:val="nl-NL"/>
+        </w:rPr>
+      </w:pPr>
+      <w:bookmarkStart w:id="38" w:name="_Toc242814077"/>
       <w:r>
         <w:rPr>
           <w:rFonts w:eastAsia="Times New Roman"/>
@@ -9847,7 +9854,7 @@
     <w:p>
       <w:pPr>
         <w:pStyle w:val="subtitel"/>
-        <w:divId w:val="258948590"/>
+        <w:divId w:val="953562525"/>
         <w:rPr>
           <w:lang w:val="nl-NL"/>
         </w:rPr>
@@ -9862,7 +9869,7 @@
     <w:p>
       <w:pPr>
         <w:pStyle w:val="Normaalweb"/>
-        <w:divId w:val="258948590"/>
+        <w:divId w:val="953562525"/>
         <w:rPr>
           <w:lang w:val="nl-NL"/>
         </w:rPr>
@@ -9877,7 +9884,7 @@
     <w:p>
       <w:pPr>
         <w:pStyle w:val="Normaalweb"/>
-        <w:divId w:val="258948590"/>
+        <w:divId w:val="953562525"/>
         <w:rPr>
           <w:lang w:val="nl-NL"/>
         </w:rPr>
@@ -9892,7 +9899,7 @@
     <w:p>
       <w:pPr>
         <w:pStyle w:val="Normaalweb"/>
-        <w:divId w:val="258948590"/>
+        <w:divId w:val="953562525"/>
         <w:rPr>
           <w:lang w:val="nl-NL"/>
         </w:rPr>
@@ -9908,7 +9915,7 @@
       <w:pPr>
         <w:pStyle w:val="marker"/>
         <w:ind w:left="800" w:right="800"/>
-        <w:divId w:val="258948590"/>
+        <w:divId w:val="953562525"/>
         <w:rPr>
           <w:lang w:val="nl-NL"/>
         </w:rPr>
@@ -9920,13 +9927,13 @@
     <w:p>
       <w:pPr>
         <w:pStyle w:val="Kop3"/>
-        <w:divId w:val="258948590"/>
-        <w:rPr>
-          <w:rFonts w:eastAsia="Times New Roman"/>
-          <w:lang w:val="nl-NL"/>
-        </w:rPr>
-      </w:pPr>
-      <w:bookmarkStart w:id="39" w:name="_Toc242813179"/>
+        <w:divId w:val="953562525"/>
+        <w:rPr>
+          <w:rFonts w:eastAsia="Times New Roman"/>
+          <w:lang w:val="nl-NL"/>
+        </w:rPr>
+      </w:pPr>
+      <w:bookmarkStart w:id="39" w:name="_Toc242814078"/>
       <w:r>
         <w:rPr>
           <w:rFonts w:eastAsia="Times New Roman"/>
@@ -9939,7 +9946,7 @@
     <w:p>
       <w:pPr>
         <w:pStyle w:val="subtitel"/>
-        <w:divId w:val="258948590"/>
+        <w:divId w:val="953562525"/>
         <w:rPr>
           <w:lang w:val="nl-NL"/>
         </w:rPr>
@@ -9954,7 +9961,7 @@
     <w:p>
       <w:pPr>
         <w:pStyle w:val="Normaalweb"/>
-        <w:divId w:val="258948590"/>
+        <w:divId w:val="953562525"/>
         <w:rPr>
           <w:lang w:val="nl-NL"/>
         </w:rPr>
@@ -9975,7 +9982,7 @@
     <w:p>
       <w:pPr>
         <w:pStyle w:val="Normaalweb"/>
-        <w:divId w:val="258948590"/>
+        <w:divId w:val="953562525"/>
         <w:rPr>
           <w:lang w:val="nl-NL"/>
         </w:rPr>
@@ -9990,7 +9997,7 @@
     <w:p>
       <w:pPr>
         <w:pStyle w:val="Normaalweb"/>
-        <w:divId w:val="258948590"/>
+        <w:divId w:val="953562525"/>
         <w:rPr>
           <w:lang w:val="nl-NL"/>
         </w:rPr>
@@ -10012,7 +10019,7 @@
       <w:pPr>
         <w:pStyle w:val="marker"/>
         <w:ind w:left="800" w:right="800"/>
-        <w:divId w:val="258948590"/>
+        <w:divId w:val="953562525"/>
         <w:rPr>
           <w:lang w:val="nl-NL"/>
         </w:rPr>
@@ -10024,13 +10031,13 @@
     <w:p>
       <w:pPr>
         <w:pStyle w:val="Kop2"/>
-        <w:divId w:val="258948590"/>
-        <w:rPr>
-          <w:rFonts w:eastAsia="Times New Roman"/>
-          <w:lang w:val="nl-NL"/>
-        </w:rPr>
-      </w:pPr>
-      <w:bookmarkStart w:id="40" w:name="_Toc242813180"/>
+        <w:divId w:val="953562525"/>
+        <w:rPr>
+          <w:rFonts w:eastAsia="Times New Roman"/>
+          <w:lang w:val="nl-NL"/>
+        </w:rPr>
+      </w:pPr>
+      <w:bookmarkStart w:id="40" w:name="_Toc242814079"/>
       <w:r>
         <w:rPr>
           <w:rFonts w:eastAsia="Times New Roman"/>
@@ -10043,13 +10050,13 @@
     <w:p>
       <w:pPr>
         <w:pStyle w:val="Kop3"/>
-        <w:divId w:val="258948590"/>
-        <w:rPr>
-          <w:rFonts w:eastAsia="Times New Roman"/>
-          <w:lang w:val="nl-NL"/>
-        </w:rPr>
-      </w:pPr>
-      <w:bookmarkStart w:id="41" w:name="_Toc242813181"/>
+        <w:divId w:val="953562525"/>
+        <w:rPr>
+          <w:rFonts w:eastAsia="Times New Roman"/>
+          <w:lang w:val="nl-NL"/>
+        </w:rPr>
+      </w:pPr>
+      <w:bookmarkStart w:id="41" w:name="_Toc242814080"/>
       <w:r>
         <w:rPr>
           <w:rFonts w:eastAsia="Times New Roman"/>
@@ -10062,7 +10069,7 @@
     <w:p>
       <w:pPr>
         <w:pStyle w:val="subtitel"/>
-        <w:divId w:val="258948590"/>
+        <w:divId w:val="953562525"/>
         <w:rPr>
           <w:lang w:val="nl-NL"/>
         </w:rPr>
@@ -10077,7 +10084,7 @@
     <w:p>
       <w:pPr>
         <w:pStyle w:val="Normaalweb"/>
-        <w:divId w:val="258948590"/>
+        <w:divId w:val="953562525"/>
         <w:rPr>
           <w:lang w:val="nl-NL"/>
         </w:rPr>
@@ -10098,7 +10105,7 @@
     <w:p>
       <w:pPr>
         <w:pStyle w:val="Normaalweb"/>
-        <w:divId w:val="258948590"/>
+        <w:divId w:val="953562525"/>
         <w:rPr>
           <w:lang w:val="nl-NL"/>
         </w:rPr>
@@ -10125,7 +10132,7 @@
     <w:p>
       <w:pPr>
         <w:pStyle w:val="Normaalweb"/>
-        <w:divId w:val="258948590"/>
+        <w:divId w:val="953562525"/>
         <w:rPr>
           <w:lang w:val="nl-NL"/>
         </w:rPr>
@@ -10152,7 +10159,7 @@
     </w:p>
     <w:p>
       <w:pPr>
-        <w:divId w:val="165941007"/>
+        <w:divId w:val="873470246"/>
         <w:rPr>
           <w:color w:val="555555"/>
           <w:sz w:val="20"/>
@@ -10174,7 +10181,7 @@
       <w:pPr>
         <w:pStyle w:val="marker"/>
         <w:ind w:left="800" w:right="800"/>
-        <w:divId w:val="258948590"/>
+        <w:divId w:val="953562525"/>
         <w:rPr>
           <w:lang w:val="nl-NL"/>
         </w:rPr>
@@ -10186,7 +10193,7 @@
     <w:p>
       <w:pPr>
         <w:pStyle w:val="Kop4"/>
-        <w:divId w:val="258948590"/>
+        <w:divId w:val="953562525"/>
         <w:rPr>
           <w:rFonts w:eastAsia="Times New Roman"/>
           <w:lang w:val="nl-NL"/>
@@ -10203,7 +10210,7 @@
     <w:p>
       <w:pPr>
         <w:pStyle w:val="subtitel"/>
-        <w:divId w:val="258948590"/>
+        <w:divId w:val="953562525"/>
         <w:rPr>
           <w:lang w:val="nl-NL"/>
         </w:rPr>
@@ -10218,7 +10225,7 @@
     <w:p>
       <w:pPr>
         <w:pStyle w:val="Normaalweb"/>
-        <w:divId w:val="258948590"/>
+        <w:divId w:val="953562525"/>
         <w:rPr>
           <w:lang w:val="nl-NL"/>
         </w:rPr>
@@ -10239,7 +10246,7 @@
     <w:p>
       <w:pPr>
         <w:pStyle w:val="Normaalweb"/>
-        <w:divId w:val="258948590"/>
+        <w:divId w:val="953562525"/>
         <w:rPr>
           <w:lang w:val="nl-NL"/>
         </w:rPr>
@@ -10260,7 +10267,7 @@
     <w:p>
       <w:pPr>
         <w:pStyle w:val="Normaalweb"/>
-        <w:divId w:val="258948590"/>
+        <w:divId w:val="953562525"/>
         <w:rPr>
           <w:lang w:val="nl-NL"/>
         </w:rPr>
@@ -10281,7 +10288,7 @@
     <w:p>
       <w:pPr>
         <w:pStyle w:val="Normaalweb"/>
-        <w:divId w:val="258948590"/>
+        <w:divId w:val="953562525"/>
         <w:rPr>
           <w:lang w:val="nl-NL"/>
         </w:rPr>
@@ -10302,7 +10309,7 @@
     <w:p>
       <w:pPr>
         <w:pStyle w:val="Normaalweb"/>
-        <w:divId w:val="258948590"/>
+        <w:divId w:val="953562525"/>
         <w:rPr>
           <w:lang w:val="nl-NL"/>
         </w:rPr>
@@ -10318,7 +10325,7 @@
       <w:pPr>
         <w:pStyle w:val="marker"/>
         <w:ind w:left="800" w:right="800"/>
-        <w:divId w:val="258948590"/>
+        <w:divId w:val="953562525"/>
         <w:rPr>
           <w:lang w:val="nl-NL"/>
         </w:rPr>
@@ -10330,13 +10337,13 @@
     <w:p>
       <w:pPr>
         <w:pStyle w:val="Kop3"/>
-        <w:divId w:val="258948590"/>
-        <w:rPr>
-          <w:rFonts w:eastAsia="Times New Roman"/>
-          <w:lang w:val="nl-NL"/>
-        </w:rPr>
-      </w:pPr>
-      <w:bookmarkStart w:id="42" w:name="_Toc242813182"/>
+        <w:divId w:val="953562525"/>
+        <w:rPr>
+          <w:rFonts w:eastAsia="Times New Roman"/>
+          <w:lang w:val="nl-NL"/>
+        </w:rPr>
+      </w:pPr>
+      <w:bookmarkStart w:id="42" w:name="_Toc242814081"/>
       <w:r>
         <w:rPr>
           <w:rFonts w:eastAsia="Times New Roman"/>
@@ -10349,7 +10356,7 @@
     <w:p>
       <w:pPr>
         <w:pStyle w:val="subtitel"/>
-        <w:divId w:val="258948590"/>
+        <w:divId w:val="953562525"/>
         <w:rPr>
           <w:lang w:val="nl-NL"/>
         </w:rPr>
@@ -10364,7 +10371,7 @@
     <w:p>
       <w:pPr>
         <w:pStyle w:val="Normaalweb"/>
-        <w:divId w:val="258948590"/>
+        <w:divId w:val="953562525"/>
         <w:rPr>
           <w:lang w:val="nl-NL"/>
         </w:rPr>
@@ -10391,7 +10398,7 @@
     <w:p>
       <w:pPr>
         <w:pStyle w:val="Normaalweb"/>
-        <w:divId w:val="258948590"/>
+        <w:divId w:val="953562525"/>
         <w:rPr>
           <w:lang w:val="nl-NL"/>
         </w:rPr>
@@ -10412,7 +10419,7 @@
     <w:p>
       <w:pPr>
         <w:pStyle w:val="Normaalweb"/>
-        <w:divId w:val="258948590"/>
+        <w:divId w:val="953562525"/>
         <w:rPr>
           <w:lang w:val="nl-NL"/>
         </w:rPr>
@@ -10433,7 +10440,7 @@
     <w:p>
       <w:pPr>
         <w:pStyle w:val="Normaalweb"/>
-        <w:divId w:val="258948590"/>
+        <w:divId w:val="953562525"/>
         <w:rPr>
           <w:lang w:val="nl-NL"/>
         </w:rPr>
@@ -10455,7 +10462,7 @@
       <w:pPr>
         <w:pStyle w:val="marker"/>
         <w:ind w:left="800" w:right="800"/>
-        <w:divId w:val="258948590"/>
+        <w:divId w:val="953562525"/>
         <w:rPr>
           <w:lang w:val="nl-NL"/>
         </w:rPr>
@@ -10467,13 +10474,13 @@
     <w:p>
       <w:pPr>
         <w:pStyle w:val="Kop3"/>
-        <w:divId w:val="258948590"/>
-        <w:rPr>
-          <w:rFonts w:eastAsia="Times New Roman"/>
-          <w:lang w:val="nl-NL"/>
-        </w:rPr>
-      </w:pPr>
-      <w:bookmarkStart w:id="43" w:name="_Toc242813183"/>
+        <w:divId w:val="953562525"/>
+        <w:rPr>
+          <w:rFonts w:eastAsia="Times New Roman"/>
+          <w:lang w:val="nl-NL"/>
+        </w:rPr>
+      </w:pPr>
+      <w:bookmarkStart w:id="43" w:name="_Toc242814082"/>
       <w:r>
         <w:rPr>
           <w:rFonts w:eastAsia="Times New Roman"/>
@@ -10486,7 +10493,7 @@
     <w:p>
       <w:pPr>
         <w:pStyle w:val="subtitel"/>
-        <w:divId w:val="258948590"/>
+        <w:divId w:val="953562525"/>
         <w:rPr>
           <w:lang w:val="nl-NL"/>
         </w:rPr>
@@ -10501,7 +10508,7 @@
     <w:p>
       <w:pPr>
         <w:pStyle w:val="Normaalweb"/>
-        <w:divId w:val="258948590"/>
+        <w:divId w:val="953562525"/>
         <w:rPr>
           <w:lang w:val="nl-NL"/>
         </w:rPr>
@@ -10522,7 +10529,7 @@
     <w:p>
       <w:pPr>
         <w:pStyle w:val="Normaalweb"/>
-        <w:divId w:val="258948590"/>
+        <w:divId w:val="953562525"/>
         <w:rPr>
           <w:lang w:val="nl-NL"/>
         </w:rPr>
@@ -10543,7 +10550,7 @@
     <w:p>
       <w:pPr>
         <w:pStyle w:val="Normaalweb"/>
-        <w:divId w:val="258948590"/>
+        <w:divId w:val="953562525"/>
         <w:rPr>
           <w:lang w:val="nl-NL"/>
         </w:rPr>
@@ -10565,7 +10572,7 @@
       <w:pPr>
         <w:pStyle w:val="marker"/>
         <w:ind w:left="800" w:right="800"/>
-        <w:divId w:val="258948590"/>
+        <w:divId w:val="953562525"/>
         <w:rPr>
           <w:lang w:val="nl-NL"/>
         </w:rPr>
@@ -10577,7 +10584,7 @@
     <w:p>
       <w:pPr>
         <w:pStyle w:val="Kop4"/>
-        <w:divId w:val="258948590"/>
+        <w:divId w:val="953562525"/>
         <w:rPr>
           <w:rFonts w:eastAsia="Times New Roman"/>
           <w:lang w:val="nl-NL"/>
@@ -10594,7 +10601,7 @@
     <w:p>
       <w:pPr>
         <w:pStyle w:val="subtitel"/>
-        <w:divId w:val="258948590"/>
+        <w:divId w:val="953562525"/>
         <w:rPr>
           <w:lang w:val="nl-NL"/>
         </w:rPr>
@@ -10609,7 +10616,7 @@
     <w:p>
       <w:pPr>
         <w:pStyle w:val="Normaalweb"/>
-        <w:divId w:val="258948590"/>
+        <w:divId w:val="953562525"/>
         <w:rPr>
           <w:lang w:val="nl-NL"/>
         </w:rPr>
@@ -10630,7 +10637,7 @@
     <w:p>
       <w:pPr>
         <w:pStyle w:val="Normaalweb"/>
-        <w:divId w:val="258948590"/>
+        <w:divId w:val="953562525"/>
         <w:rPr>
           <w:lang w:val="nl-NL"/>
         </w:rPr>
@@ -10651,7 +10658,7 @@
     <w:p>
       <w:pPr>
         <w:pStyle w:val="Normaalweb"/>
-        <w:divId w:val="258948590"/>
+        <w:divId w:val="953562525"/>
         <w:rPr>
           <w:lang w:val="nl-NL"/>
         </w:rPr>
@@ -10672,7 +10679,7 @@
     <w:p>
       <w:pPr>
         <w:pStyle w:val="Normaalweb"/>
-        <w:divId w:val="258948590"/>
+        <w:divId w:val="953562525"/>
         <w:rPr>
           <w:lang w:val="nl-NL"/>
         </w:rPr>
@@ -10693,7 +10700,7 @@
     <w:p>
       <w:pPr>
         <w:pStyle w:val="Normaalweb"/>
-        <w:divId w:val="258948590"/>
+        <w:divId w:val="953562525"/>
         <w:rPr>
           <w:lang w:val="nl-NL"/>
         </w:rPr>
@@ -10715,7 +10722,7 @@
       <w:pPr>
         <w:pStyle w:val="marker"/>
         <w:ind w:left="800" w:right="800"/>
-        <w:divId w:val="258948590"/>
+        <w:divId w:val="953562525"/>
         <w:rPr>
           <w:lang w:val="nl-NL"/>
         </w:rPr>
@@ -10727,13 +10734,13 @@
     <w:p>
       <w:pPr>
         <w:pStyle w:val="Kop3"/>
-        <w:divId w:val="258948590"/>
-        <w:rPr>
-          <w:rFonts w:eastAsia="Times New Roman"/>
-          <w:lang w:val="nl-NL"/>
-        </w:rPr>
-      </w:pPr>
-      <w:bookmarkStart w:id="44" w:name="_Toc242813184"/>
+        <w:divId w:val="953562525"/>
+        <w:rPr>
+          <w:rFonts w:eastAsia="Times New Roman"/>
+          <w:lang w:val="nl-NL"/>
+        </w:rPr>
+      </w:pPr>
+      <w:bookmarkStart w:id="44" w:name="_Toc242814083"/>
       <w:r>
         <w:rPr>
           <w:rFonts w:eastAsia="Times New Roman"/>
@@ -10746,7 +10753,7 @@
     <w:p>
       <w:pPr>
         <w:pStyle w:val="subtitel"/>
-        <w:divId w:val="258948590"/>
+        <w:divId w:val="953562525"/>
         <w:rPr>
           <w:lang w:val="nl-NL"/>
         </w:rPr>
@@ -10761,7 +10768,7 @@
     <w:p>
       <w:pPr>
         <w:pStyle w:val="Normaalweb"/>
-        <w:divId w:val="258948590"/>
+        <w:divId w:val="953562525"/>
         <w:rPr>
           <w:lang w:val="nl-NL"/>
         </w:rPr>
@@ -10782,7 +10789,7 @@
     <w:p>
       <w:pPr>
         <w:pStyle w:val="Normaalweb"/>
-        <w:divId w:val="258948590"/>
+        <w:divId w:val="953562525"/>
         <w:rPr>
           <w:lang w:val="nl-NL"/>
         </w:rPr>
@@ -10797,7 +10804,7 @@
     <w:p>
       <w:pPr>
         <w:pStyle w:val="Normaalweb"/>
-        <w:divId w:val="258948590"/>
+        <w:divId w:val="953562525"/>
         <w:rPr>
           <w:lang w:val="nl-NL"/>
         </w:rPr>
@@ -10819,7 +10826,7 @@
       <w:pPr>
         <w:pStyle w:val="marker"/>
         <w:ind w:left="800" w:right="800"/>
-        <w:divId w:val="258948590"/>
+        <w:divId w:val="953562525"/>
         <w:rPr>
           <w:lang w:val="nl-NL"/>
         </w:rPr>
@@ -10831,13 +10838,13 @@
     <w:p>
       <w:pPr>
         <w:pStyle w:val="Kop3"/>
-        <w:divId w:val="258948590"/>
-        <w:rPr>
-          <w:rFonts w:eastAsia="Times New Roman"/>
-          <w:lang w:val="nl-NL"/>
-        </w:rPr>
-      </w:pPr>
-      <w:bookmarkStart w:id="45" w:name="_Toc242813185"/>
+        <w:divId w:val="953562525"/>
+        <w:rPr>
+          <w:rFonts w:eastAsia="Times New Roman"/>
+          <w:lang w:val="nl-NL"/>
+        </w:rPr>
+      </w:pPr>
+      <w:bookmarkStart w:id="45" w:name="_Toc242814084"/>
       <w:r>
         <w:rPr>
           <w:rFonts w:eastAsia="Times New Roman"/>
@@ -10850,7 +10857,7 @@
     <w:p>
       <w:pPr>
         <w:pStyle w:val="subtitel"/>
-        <w:divId w:val="258948590"/>
+        <w:divId w:val="953562525"/>
         <w:rPr>
           <w:lang w:val="nl-NL"/>
         </w:rPr>
@@ -10865,7 +10872,7 @@
     <w:p>
       <w:pPr>
         <w:pStyle w:val="Normaalweb"/>
-        <w:divId w:val="258948590"/>
+        <w:divId w:val="953562525"/>
         <w:rPr>
           <w:lang w:val="nl-NL"/>
         </w:rPr>
@@ -10886,7 +10893,7 @@
     <w:p>
       <w:pPr>
         <w:pStyle w:val="Normaalweb"/>
-        <w:divId w:val="258948590"/>
+        <w:divId w:val="953562525"/>
         <w:rPr>
           <w:lang w:val="nl-NL"/>
         </w:rPr>
@@ -10907,7 +10914,7 @@
     <w:p>
       <w:pPr>
         <w:pStyle w:val="Normaalweb"/>
-        <w:divId w:val="258948590"/>
+        <w:divId w:val="953562525"/>
         <w:rPr>
           <w:lang w:val="nl-NL"/>
         </w:rPr>
@@ -10928,7 +10935,7 @@
     <w:p>
       <w:pPr>
         <w:pStyle w:val="Normaalweb"/>
-        <w:divId w:val="258948590"/>
+        <w:divId w:val="953562525"/>
         <w:rPr>
           <w:lang w:val="nl-NL"/>
         </w:rPr>
@@ -10948,7 +10955,7 @@
     </w:p>
     <w:p>
       <w:pPr>
-        <w:divId w:val="798189091"/>
+        <w:divId w:val="1714577308"/>
         <w:rPr>
           <w:color w:val="555555"/>
           <w:sz w:val="20"/>
@@ -10968,7 +10975,7 @@
     </w:p>
     <w:p>
       <w:pPr>
-        <w:divId w:val="798189091"/>
+        <w:divId w:val="1714577308"/>
         <w:rPr>
           <w:color w:val="555555"/>
           <w:sz w:val="20"/>
@@ -10988,7 +10995,7 @@
     </w:p>
     <w:p>
       <w:pPr>
-        <w:divId w:val="798189091"/>
+        <w:divId w:val="1714577308"/>
         <w:rPr>
           <w:color w:val="555555"/>
           <w:sz w:val="20"/>
@@ -11008,7 +11015,7 @@
     </w:p>
     <w:p>
       <w:pPr>
-        <w:divId w:val="798189091"/>
+        <w:divId w:val="1714577308"/>
         <w:rPr>
           <w:color w:val="555555"/>
           <w:sz w:val="20"/>
@@ -11028,7 +11035,7 @@
     </w:p>
     <w:p>
       <w:pPr>
-        <w:divId w:val="798189091"/>
+        <w:divId w:val="1714577308"/>
         <w:rPr>
           <w:color w:val="555555"/>
           <w:sz w:val="20"/>
@@ -11048,7 +11055,7 @@
     </w:p>
     <w:p>
       <w:pPr>
-        <w:divId w:val="798189091"/>
+        <w:divId w:val="1714577308"/>
         <w:rPr>
           <w:color w:val="555555"/>
           <w:sz w:val="20"/>
@@ -11070,7 +11077,7 @@
       <w:pPr>
         <w:pStyle w:val="marker"/>
         <w:ind w:left="800" w:right="800"/>
-        <w:divId w:val="258948590"/>
+        <w:divId w:val="953562525"/>
         <w:rPr>
           <w:lang w:val="nl-NL"/>
         </w:rPr>
@@ -11082,13 +11089,13 @@
     <w:p>
       <w:pPr>
         <w:pStyle w:val="Kop3"/>
-        <w:divId w:val="258948590"/>
-        <w:rPr>
-          <w:rFonts w:eastAsia="Times New Roman"/>
-          <w:lang w:val="nl-NL"/>
-        </w:rPr>
-      </w:pPr>
-      <w:bookmarkStart w:id="46" w:name="_Toc242813186"/>
+        <w:divId w:val="953562525"/>
+        <w:rPr>
+          <w:rFonts w:eastAsia="Times New Roman"/>
+          <w:lang w:val="nl-NL"/>
+        </w:rPr>
+      </w:pPr>
+      <w:bookmarkStart w:id="46" w:name="_Toc242814085"/>
       <w:r>
         <w:rPr>
           <w:rFonts w:eastAsia="Times New Roman"/>
@@ -11101,7 +11108,7 @@
     <w:p>
       <w:pPr>
         <w:pStyle w:val="subtitel"/>
-        <w:divId w:val="258948590"/>
+        <w:divId w:val="953562525"/>
         <w:rPr>
           <w:lang w:val="nl-NL"/>
         </w:rPr>
@@ -11116,7 +11123,7 @@
     <w:p>
       <w:pPr>
         <w:pStyle w:val="Normaalweb"/>
-        <w:divId w:val="258948590"/>
+        <w:divId w:val="953562525"/>
         <w:rPr>
           <w:lang w:val="nl-NL"/>
         </w:rPr>
@@ -11131,7 +11138,7 @@
     <w:p>
       <w:pPr>
         <w:pStyle w:val="Normaalweb"/>
-        <w:divId w:val="258948590"/>
+        <w:divId w:val="953562525"/>
         <w:rPr>
           <w:lang w:val="nl-NL"/>
         </w:rPr>
@@ -11146,7 +11153,7 @@
     <w:p>
       <w:pPr>
         <w:pStyle w:val="Normaalweb"/>
-        <w:divId w:val="258948590"/>
+        <w:divId w:val="953562525"/>
         <w:rPr>
           <w:lang w:val="nl-NL"/>
         </w:rPr>
@@ -11162,7 +11169,7 @@
       <w:pPr>
         <w:pStyle w:val="marker"/>
         <w:ind w:left="800" w:right="800"/>
-        <w:divId w:val="258948590"/>
+        <w:divId w:val="953562525"/>
         <w:rPr>
           <w:lang w:val="nl-NL"/>
         </w:rPr>
@@ -11174,13 +11181,13 @@
     <w:p>
       <w:pPr>
         <w:pStyle w:val="Kop3"/>
-        <w:divId w:val="258948590"/>
-        <w:rPr>
-          <w:rFonts w:eastAsia="Times New Roman"/>
-          <w:lang w:val="nl-NL"/>
-        </w:rPr>
-      </w:pPr>
-      <w:bookmarkStart w:id="47" w:name="_Toc242813187"/>
+        <w:divId w:val="953562525"/>
+        <w:rPr>
+          <w:rFonts w:eastAsia="Times New Roman"/>
+          <w:lang w:val="nl-NL"/>
+        </w:rPr>
+      </w:pPr>
+      <w:bookmarkStart w:id="47" w:name="_Toc242814086"/>
       <w:r>
         <w:rPr>
           <w:rFonts w:eastAsia="Times New Roman"/>
@@ -11193,7 +11200,7 @@
     <w:p>
       <w:pPr>
         <w:pStyle w:val="subtitel"/>
-        <w:divId w:val="258948590"/>
+        <w:divId w:val="953562525"/>
         <w:rPr>
           <w:lang w:val="nl-NL"/>
         </w:rPr>
@@ -11208,7 +11215,7 @@
     <w:p>
       <w:pPr>
         <w:pStyle w:val="Normaalweb"/>
-        <w:divId w:val="258948590"/>
+        <w:divId w:val="953562525"/>
         <w:rPr>
           <w:lang w:val="nl-NL"/>
         </w:rPr>
@@ -11229,7 +11236,7 @@
     <w:p>
       <w:pPr>
         <w:pStyle w:val="Normaalweb"/>
-        <w:divId w:val="258948590"/>
+        <w:divId w:val="953562525"/>
         <w:rPr>
           <w:lang w:val="nl-NL"/>
         </w:rPr>
@@ -11250,7 +11257,7 @@
     <w:p>
       <w:pPr>
         <w:pStyle w:val="Normaalweb"/>
-        <w:divId w:val="258948590"/>
+        <w:divId w:val="953562525"/>
         <w:rPr>
           <w:lang w:val="nl-NL"/>
         </w:rPr>
@@ -11265,7 +11272,7 @@
     <w:p>
       <w:pPr>
         <w:pStyle w:val="Normaalweb"/>
-        <w:divId w:val="258948590"/>
+        <w:divId w:val="953562525"/>
         <w:rPr>
           <w:lang w:val="nl-NL"/>
         </w:rPr>
@@ -11285,7 +11292,7 @@
     </w:p>
     <w:p>
       <w:pPr>
-        <w:divId w:val="2077165833"/>
+        <w:divId w:val="377436201"/>
         <w:rPr>
           <w:color w:val="555555"/>
           <w:sz w:val="20"/>
@@ -11307,7 +11314,7 @@
       <w:pPr>
         <w:pStyle w:val="marker"/>
         <w:ind w:left="800" w:right="800"/>
-        <w:divId w:val="258948590"/>
+        <w:divId w:val="953562525"/>
         <w:rPr>
           <w:lang w:val="nl-NL"/>
         </w:rPr>
@@ -11319,13 +11326,13 @@
     <w:p>
       <w:pPr>
         <w:pStyle w:val="Kop3"/>
-        <w:divId w:val="258948590"/>
-        <w:rPr>
-          <w:rFonts w:eastAsia="Times New Roman"/>
-          <w:lang w:val="nl-NL"/>
-        </w:rPr>
-      </w:pPr>
-      <w:bookmarkStart w:id="48" w:name="_Toc242813188"/>
+        <w:divId w:val="953562525"/>
+        <w:rPr>
+          <w:rFonts w:eastAsia="Times New Roman"/>
+          <w:lang w:val="nl-NL"/>
+        </w:rPr>
+      </w:pPr>
+      <w:bookmarkStart w:id="48" w:name="_Toc242814087"/>
       <w:r>
         <w:rPr>
           <w:rFonts w:eastAsia="Times New Roman"/>
@@ -11338,7 +11345,7 @@
     <w:p>
       <w:pPr>
         <w:pStyle w:val="subtitel"/>
-        <w:divId w:val="258948590"/>
+        <w:divId w:val="953562525"/>
         <w:rPr>
           <w:lang w:val="nl-NL"/>
         </w:rPr>
@@ -11353,7 +11360,7 @@
     <w:p>
       <w:pPr>
         <w:pStyle w:val="Normaalweb"/>
-        <w:divId w:val="258948590"/>
+        <w:divId w:val="953562525"/>
         <w:rPr>
           <w:lang w:val="nl-NL"/>
         </w:rPr>
@@ -11374,7 +11381,7 @@
     <w:p>
       <w:pPr>
         <w:pStyle w:val="Normaalweb"/>
-        <w:divId w:val="258948590"/>
+        <w:divId w:val="953562525"/>
         <w:rPr>
           <w:lang w:val="nl-NL"/>
         </w:rPr>
@@ -11389,7 +11396,7 @@
     <w:p>
       <w:pPr>
         <w:pStyle w:val="Normaalweb"/>
-        <w:divId w:val="258948590"/>
+        <w:divId w:val="953562525"/>
         <w:rPr>
           <w:lang w:val="nl-NL"/>
         </w:rPr>
@@ -11410,7 +11417,7 @@
     <w:p>
       <w:pPr>
         <w:pStyle w:val="Normaalweb"/>
-        <w:divId w:val="258948590"/>
+        <w:divId w:val="953562525"/>
         <w:rPr>
           <w:lang w:val="nl-NL"/>
         </w:rPr>
@@ -11431,7 +11438,7 @@
     <w:p>
       <w:pPr>
         <w:pStyle w:val="Normaalweb"/>
-        <w:divId w:val="258948590"/>
+        <w:divId w:val="953562525"/>
         <w:rPr>
           <w:lang w:val="nl-NL"/>
         </w:rPr>
@@ -11445,7 +11452,7 @@
     </w:p>
     <w:p>
       <w:pPr>
-        <w:divId w:val="917324053"/>
+        <w:divId w:val="431826764"/>
         <w:rPr>
           <w:color w:val="555555"/>
           <w:sz w:val="20"/>
@@ -11465,7 +11472,7 @@
     </w:p>
     <w:p>
       <w:pPr>
-        <w:divId w:val="917324053"/>
+        <w:divId w:val="431826764"/>
         <w:rPr>
           <w:color w:val="555555"/>
           <w:sz w:val="20"/>
@@ -11487,7 +11494,7 @@
       <w:pPr>
         <w:pStyle w:val="marker"/>
         <w:ind w:left="800" w:right="800"/>
-        <w:divId w:val="258948590"/>
+        <w:divId w:val="953562525"/>
         <w:rPr>
           <w:lang w:val="nl-NL"/>
         </w:rPr>
@@ -11499,13 +11506,13 @@
     <w:p>
       <w:pPr>
         <w:pStyle w:val="Kop3"/>
-        <w:divId w:val="258948590"/>
-        <w:rPr>
-          <w:rFonts w:eastAsia="Times New Roman"/>
-          <w:lang w:val="nl-NL"/>
-        </w:rPr>
-      </w:pPr>
-      <w:bookmarkStart w:id="49" w:name="_Toc242813189"/>
+        <w:divId w:val="953562525"/>
+        <w:rPr>
+          <w:rFonts w:eastAsia="Times New Roman"/>
+          <w:lang w:val="nl-NL"/>
+        </w:rPr>
+      </w:pPr>
+      <w:bookmarkStart w:id="49" w:name="_Toc242814088"/>
       <w:r>
         <w:rPr>
           <w:rFonts w:eastAsia="Times New Roman"/>
@@ -11518,7 +11525,7 @@
     <w:p>
       <w:pPr>
         <w:pStyle w:val="subtitel"/>
-        <w:divId w:val="258948590"/>
+        <w:divId w:val="953562525"/>
         <w:rPr>
           <w:lang w:val="nl-NL"/>
         </w:rPr>
@@ -11533,7 +11540,7 @@
     <w:p>
       <w:pPr>
         <w:pStyle w:val="Normaalweb"/>
-        <w:divId w:val="258948590"/>
+        <w:divId w:val="953562525"/>
         <w:rPr>
           <w:lang w:val="nl-NL"/>
         </w:rPr>
@@ -11554,7 +11561,7 @@
     <w:p>
       <w:pPr>
         <w:pStyle w:val="Normaalweb"/>
-        <w:divId w:val="258948590"/>
+        <w:divId w:val="953562525"/>
         <w:rPr>
           <w:lang w:val="nl-NL"/>
         </w:rPr>
@@ -11574,7 +11581,7 @@
     </w:p>
     <w:p>
       <w:pPr>
-        <w:divId w:val="1821799105"/>
+        <w:divId w:val="287054011"/>
         <w:rPr>
           <w:color w:val="555555"/>
           <w:sz w:val="20"/>
@@ -11594,7 +11601,7 @@
     </w:p>
     <w:p>
       <w:pPr>
-        <w:divId w:val="1821799105"/>
+        <w:divId w:val="287054011"/>
         <w:rPr>
           <w:color w:val="555555"/>
           <w:sz w:val="20"/>
@@ -11614,7 +11621,7 @@
     </w:p>
     <w:p>
       <w:pPr>
-        <w:divId w:val="1821799105"/>
+        <w:divId w:val="287054011"/>
         <w:rPr>
           <w:color w:val="555555"/>
           <w:sz w:val="20"/>
@@ -11634,7 +11641,7 @@
     </w:p>
     <w:p>
       <w:pPr>
-        <w:divId w:val="1821799105"/>
+        <w:divId w:val="287054011"/>
         <w:rPr>
           <w:color w:val="555555"/>
           <w:sz w:val="20"/>
@@ -11656,7 +11663,7 @@
       <w:pPr>
         <w:pStyle w:val="marker"/>
         <w:ind w:left="800" w:right="800"/>
-        <w:divId w:val="258948590"/>
+        <w:divId w:val="953562525"/>
         <w:rPr>
           <w:lang w:val="nl-NL"/>
         </w:rPr>
@@ -11668,13 +11675,13 @@
     <w:p>
       <w:pPr>
         <w:pStyle w:val="Kop3"/>
-        <w:divId w:val="258948590"/>
-        <w:rPr>
-          <w:rFonts w:eastAsia="Times New Roman"/>
-          <w:lang w:val="nl-NL"/>
-        </w:rPr>
-      </w:pPr>
-      <w:bookmarkStart w:id="50" w:name="_Toc242813190"/>
+        <w:divId w:val="953562525"/>
+        <w:rPr>
+          <w:rFonts w:eastAsia="Times New Roman"/>
+          <w:lang w:val="nl-NL"/>
+        </w:rPr>
+      </w:pPr>
+      <w:bookmarkStart w:id="50" w:name="_Toc242814089"/>
       <w:r>
         <w:rPr>
           <w:rFonts w:eastAsia="Times New Roman"/>
@@ -11687,7 +11694,7 @@
     <w:p>
       <w:pPr>
         <w:pStyle w:val="subtitel"/>
-        <w:divId w:val="258948590"/>
+        <w:divId w:val="953562525"/>
         <w:rPr>
           <w:lang w:val="nl-NL"/>
         </w:rPr>
@@ -11702,7 +11709,7 @@
     <w:p>
       <w:pPr>
         <w:pStyle w:val="Normaalweb"/>
-        <w:divId w:val="258948590"/>
+        <w:divId w:val="953562525"/>
         <w:rPr>
           <w:lang w:val="nl-NL"/>
         </w:rPr>
@@ -11723,7 +11730,7 @@
     <w:p>
       <w:pPr>
         <w:pStyle w:val="Normaalweb"/>
-        <w:divId w:val="258948590"/>
+        <w:divId w:val="953562525"/>
         <w:rPr>
           <w:lang w:val="nl-NL"/>
         </w:rPr>
@@ -11744,7 +11751,7 @@
     <w:p>
       <w:pPr>
         <w:pStyle w:val="Normaalweb"/>
-        <w:divId w:val="258948590"/>
+        <w:divId w:val="953562525"/>
         <w:rPr>
           <w:lang w:val="nl-NL"/>
         </w:rPr>
@@ -11766,7 +11773,7 @@
       <w:pPr>
         <w:pStyle w:val="marker"/>
         <w:ind w:left="800" w:right="800"/>
-        <w:divId w:val="258948590"/>
+        <w:divId w:val="953562525"/>
         <w:rPr>
           <w:lang w:val="nl-NL"/>
         </w:rPr>
@@ -11778,13 +11785,13 @@
     <w:p>
       <w:pPr>
         <w:pStyle w:val="Kop2"/>
-        <w:divId w:val="258948590"/>
-        <w:rPr>
-          <w:rFonts w:eastAsia="Times New Roman"/>
-          <w:lang w:val="nl-NL"/>
-        </w:rPr>
-      </w:pPr>
-      <w:bookmarkStart w:id="51" w:name="_Toc242813191"/>
+        <w:divId w:val="953562525"/>
+        <w:rPr>
+          <w:rFonts w:eastAsia="Times New Roman"/>
+          <w:lang w:val="nl-NL"/>
+        </w:rPr>
+      </w:pPr>
+      <w:bookmarkStart w:id="51" w:name="_Toc242814090"/>
       <w:r>
         <w:rPr>
           <w:rFonts w:eastAsia="Times New Roman"/>
@@ -11797,13 +11804,13 @@
     <w:p>
       <w:pPr>
         <w:pStyle w:val="Kop3"/>
-        <w:divId w:val="258948590"/>
-        <w:rPr>
-          <w:rFonts w:eastAsia="Times New Roman"/>
-          <w:lang w:val="nl-NL"/>
-        </w:rPr>
-      </w:pPr>
-      <w:bookmarkStart w:id="52" w:name="_Toc242813192"/>
+        <w:divId w:val="953562525"/>
+        <w:rPr>
+          <w:rFonts w:eastAsia="Times New Roman"/>
+          <w:lang w:val="nl-NL"/>
+        </w:rPr>
+      </w:pPr>
+      <w:bookmarkStart w:id="52" w:name="_Toc242814091"/>
       <w:r>
         <w:rPr>
           <w:rFonts w:eastAsia="Times New Roman"/>
@@ -11816,7 +11823,7 @@
     <w:p>
       <w:pPr>
         <w:pStyle w:val="subtitel"/>
-        <w:divId w:val="258948590"/>
+        <w:divId w:val="953562525"/>
         <w:rPr>
           <w:lang w:val="nl-NL"/>
         </w:rPr>
@@ -11831,7 +11838,7 @@
     <w:p>
       <w:pPr>
         <w:pStyle w:val="Normaalweb"/>
-        <w:divId w:val="258948590"/>
+        <w:divId w:val="953562525"/>
         <w:rPr>
           <w:lang w:val="nl-NL"/>
         </w:rPr>
@@ -11846,7 +11853,7 @@
     <w:p>
       <w:pPr>
         <w:pStyle w:val="Normaalweb"/>
-        <w:divId w:val="258948590"/>
+        <w:divId w:val="953562525"/>
         <w:rPr>
           <w:lang w:val="nl-NL"/>
         </w:rPr>
@@ -11861,7 +11868,7 @@
     <w:p>
       <w:pPr>
         <w:pStyle w:val="Normaalweb"/>
-        <w:divId w:val="258948590"/>
+        <w:divId w:val="953562525"/>
         <w:rPr>
           <w:lang w:val="nl-NL"/>
         </w:rPr>
@@ -11883,7 +11890,7 @@
       <w:pPr>
         <w:pStyle w:val="marker"/>
         <w:ind w:left="800" w:right="800"/>
-        <w:divId w:val="258948590"/>
+        <w:divId w:val="953562525"/>
         <w:rPr>
           <w:lang w:val="nl-NL"/>
         </w:rPr>
@@ -11895,13 +11902,13 @@
     <w:p>
       <w:pPr>
         <w:pStyle w:val="Kop3"/>
-        <w:divId w:val="258948590"/>
-        <w:rPr>
-          <w:rFonts w:eastAsia="Times New Roman"/>
-          <w:lang w:val="nl-NL"/>
-        </w:rPr>
-      </w:pPr>
-      <w:bookmarkStart w:id="53" w:name="_Toc242813193"/>
+        <w:divId w:val="953562525"/>
+        <w:rPr>
+          <w:rFonts w:eastAsia="Times New Roman"/>
+          <w:lang w:val="nl-NL"/>
+        </w:rPr>
+      </w:pPr>
+      <w:bookmarkStart w:id="53" w:name="_Toc242814092"/>
       <w:r>
         <w:rPr>
           <w:rFonts w:eastAsia="Times New Roman"/>
@@ -11914,7 +11921,7 @@
     <w:p>
       <w:pPr>
         <w:pStyle w:val="subtitel"/>
-        <w:divId w:val="258948590"/>
+        <w:divId w:val="953562525"/>
         <w:rPr>
           <w:lang w:val="nl-NL"/>
         </w:rPr>
@@ -11929,7 +11936,7 @@
     <w:p>
       <w:pPr>
         <w:pStyle w:val="Normaalweb"/>
-        <w:divId w:val="258948590"/>
+        <w:divId w:val="953562525"/>
         <w:rPr>
           <w:lang w:val="nl-NL"/>
         </w:rPr>
@@ -11944,7 +11951,7 @@
     <w:p>
       <w:pPr>
         <w:pStyle w:val="Normaalweb"/>
-        <w:divId w:val="258948590"/>
+        <w:divId w:val="953562525"/>
         <w:rPr>
           <w:lang w:val="nl-NL"/>
         </w:rPr>
@@ -11959,7 +11966,7 @@
     <w:p>
       <w:pPr>
         <w:pStyle w:val="Normaalweb"/>
-        <w:divId w:val="258948590"/>
+        <w:divId w:val="953562525"/>
         <w:rPr>
           <w:lang w:val="nl-NL"/>
         </w:rPr>
@@ -11975,7 +11982,7 @@
       <w:pPr>
         <w:pStyle w:val="marker"/>
         <w:ind w:left="800" w:right="800"/>
-        <w:divId w:val="258948590"/>
+        <w:divId w:val="953562525"/>
         <w:rPr>
           <w:lang w:val="nl-NL"/>
         </w:rPr>
@@ -11987,13 +11994,13 @@
     <w:p>
       <w:pPr>
         <w:pStyle w:val="Kop3"/>
-        <w:divId w:val="258948590"/>
-        <w:rPr>
-          <w:rFonts w:eastAsia="Times New Roman"/>
-          <w:lang w:val="nl-NL"/>
-        </w:rPr>
-      </w:pPr>
-      <w:bookmarkStart w:id="54" w:name="_Toc242813194"/>
+        <w:divId w:val="953562525"/>
+        <w:rPr>
+          <w:rFonts w:eastAsia="Times New Roman"/>
+          <w:lang w:val="nl-NL"/>
+        </w:rPr>
+      </w:pPr>
+      <w:bookmarkStart w:id="54" w:name="_Toc242814093"/>
       <w:r>
         <w:rPr>
           <w:rFonts w:eastAsia="Times New Roman"/>
@@ -12006,7 +12013,7 @@
     <w:p>
       <w:pPr>
         <w:pStyle w:val="subtitel"/>
-        <w:divId w:val="258948590"/>
+        <w:divId w:val="953562525"/>
         <w:rPr>
           <w:lang w:val="nl-NL"/>
         </w:rPr>
@@ -12021,7 +12028,7 @@
     <w:p>
       <w:pPr>
         <w:pStyle w:val="Normaalweb"/>
-        <w:divId w:val="258948590"/>
+        <w:divId w:val="953562525"/>
         <w:rPr>
           <w:lang w:val="nl-NL"/>
         </w:rPr>
@@ -12036,7 +12043,7 @@
     <w:p>
       <w:pPr>
         <w:pStyle w:val="Normaalweb"/>
-        <w:divId w:val="258948590"/>
+        <w:divId w:val="953562525"/>
         <w:rPr>
           <w:lang w:val="nl-NL"/>
         </w:rPr>
@@ -12057,7 +12064,7 @@
     <w:p>
       <w:pPr>
         <w:pStyle w:val="Normaalweb"/>
-        <w:divId w:val="258948590"/>
+        <w:divId w:val="953562525"/>
         <w:rPr>
           <w:lang w:val="nl-NL"/>
         </w:rPr>
@@ -12073,7 +12080,7 @@
       <w:pPr>
         <w:pStyle w:val="marker"/>
         <w:ind w:left="800" w:right="800"/>
-        <w:divId w:val="258948590"/>
+        <w:divId w:val="953562525"/>
         <w:rPr>
           <w:lang w:val="nl-NL"/>
         </w:rPr>
@@ -12085,13 +12092,13 @@
     <w:p>
       <w:pPr>
         <w:pStyle w:val="Kop3"/>
-        <w:divId w:val="258948590"/>
-        <w:rPr>
-          <w:rFonts w:eastAsia="Times New Roman"/>
-          <w:lang w:val="nl-NL"/>
-        </w:rPr>
-      </w:pPr>
-      <w:bookmarkStart w:id="55" w:name="_Toc242813195"/>
+        <w:divId w:val="953562525"/>
+        <w:rPr>
+          <w:rFonts w:eastAsia="Times New Roman"/>
+          <w:lang w:val="nl-NL"/>
+        </w:rPr>
+      </w:pPr>
+      <w:bookmarkStart w:id="55" w:name="_Toc242814094"/>
       <w:r>
         <w:rPr>
           <w:rFonts w:eastAsia="Times New Roman"/>
@@ -12104,7 +12111,7 @@
     <w:p>
       <w:pPr>
         <w:pStyle w:val="subtitel"/>
-        <w:divId w:val="258948590"/>
+        <w:divId w:val="953562525"/>
         <w:rPr>
           <w:lang w:val="nl-NL"/>
         </w:rPr>
@@ -12119,7 +12126,7 @@
     <w:p>
       <w:pPr>
         <w:pStyle w:val="Normaalweb"/>
-        <w:divId w:val="258948590"/>
+        <w:divId w:val="953562525"/>
         <w:rPr>
           <w:lang w:val="nl-NL"/>
         </w:rPr>
@@ -12134,7 +12141,7 @@
     <w:p>
       <w:pPr>
         <w:pStyle w:val="Normaalweb"/>
-        <w:divId w:val="258948590"/>
+        <w:divId w:val="953562525"/>
         <w:rPr>
           <w:lang w:val="nl-NL"/>
         </w:rPr>
@@ -12149,7 +12156,7 @@
     <w:p>
       <w:pPr>
         <w:pStyle w:val="Normaalweb"/>
-        <w:divId w:val="258948590"/>
+        <w:divId w:val="953562525"/>
         <w:rPr>
           <w:lang w:val="nl-NL"/>
         </w:rPr>
@@ -12165,7 +12172,7 @@
       <w:pPr>
         <w:pStyle w:val="marker"/>
         <w:ind w:left="800" w:right="800"/>
-        <w:divId w:val="258948590"/>
+        <w:divId w:val="953562525"/>
         <w:rPr>
           <w:lang w:val="nl-NL"/>
         </w:rPr>
@@ -12177,13 +12184,13 @@
     <w:p>
       <w:pPr>
         <w:pStyle w:val="Kop1"/>
-        <w:divId w:val="258948590"/>
-        <w:rPr>
-          <w:rFonts w:eastAsia="Times New Roman"/>
-          <w:lang w:val="nl-NL"/>
-        </w:rPr>
-      </w:pPr>
-      <w:bookmarkStart w:id="56" w:name="_Toc242813196"/>
+        <w:divId w:val="953562525"/>
+        <w:rPr>
+          <w:rFonts w:eastAsia="Times New Roman"/>
+          <w:lang w:val="nl-NL"/>
+        </w:rPr>
+      </w:pPr>
+      <w:bookmarkStart w:id="56" w:name="_Toc242814095"/>
       <w:r>
         <w:rPr>
           <w:rFonts w:eastAsia="Times New Roman"/>
@@ -12196,13 +12203,13 @@
     <w:p>
       <w:pPr>
         <w:pStyle w:val="Kop3"/>
-        <w:divId w:val="258948590"/>
-        <w:rPr>
-          <w:rFonts w:eastAsia="Times New Roman"/>
-          <w:lang w:val="nl-NL"/>
-        </w:rPr>
-      </w:pPr>
-      <w:bookmarkStart w:id="57" w:name="_Toc242813197"/>
+        <w:divId w:val="953562525"/>
+        <w:rPr>
+          <w:rFonts w:eastAsia="Times New Roman"/>
+          <w:lang w:val="nl-NL"/>
+        </w:rPr>
+      </w:pPr>
+      <w:bookmarkStart w:id="57" w:name="_Toc242814096"/>
       <w:r>
         <w:rPr>
           <w:rFonts w:eastAsia="Times New Roman"/>
@@ -12215,7 +12222,7 @@
     <w:p>
       <w:pPr>
         <w:pStyle w:val="subtitel"/>
-        <w:divId w:val="258948590"/>
+        <w:divId w:val="953562525"/>
         <w:rPr>
           <w:lang w:val="nl-NL"/>
         </w:rPr>
@@ -12230,7 +12237,7 @@
     <w:p>
       <w:pPr>
         <w:pStyle w:val="Normaalweb"/>
-        <w:divId w:val="258948590"/>
+        <w:divId w:val="953562525"/>
         <w:rPr>
           <w:lang w:val="nl-NL"/>
         </w:rPr>
@@ -12251,7 +12258,7 @@
     <w:p>
       <w:pPr>
         <w:pStyle w:val="Normaalweb"/>
-        <w:divId w:val="258948590"/>
+        <w:divId w:val="953562525"/>
         <w:rPr>
           <w:lang w:val="nl-NL"/>
         </w:rPr>
@@ -12278,7 +12285,7 @@
     <w:p>
       <w:pPr>
         <w:pStyle w:val="Normaalweb"/>
-        <w:divId w:val="258948590"/>
+        <w:divId w:val="953562525"/>
         <w:rPr>
           <w:lang w:val="nl-NL"/>
         </w:rPr>
@@ -12304,7 +12311,7 @@
     </w:p>
     <w:p>
       <w:pPr>
-        <w:divId w:val="1879583020"/>
+        <w:divId w:val="1168444109"/>
         <w:rPr>
           <w:color w:val="555555"/>
           <w:sz w:val="20"/>
@@ -12324,7 +12331,7 @@
     </w:p>
     <w:p>
       <w:pPr>
-        <w:divId w:val="1879583020"/>
+        <w:divId w:val="1168444109"/>
         <w:rPr>
           <w:color w:val="555555"/>
           <w:sz w:val="20"/>
@@ -12344,7 +12351,7 @@
     </w:p>
     <w:p>
       <w:pPr>
-        <w:divId w:val="1879583020"/>
+        <w:divId w:val="1168444109"/>
         <w:rPr>
           <w:color w:val="555555"/>
           <w:sz w:val="20"/>
@@ -12366,7 +12373,7 @@
       <w:pPr>
         <w:pStyle w:val="marker"/>
         <w:ind w:left="800" w:right="800"/>
-        <w:divId w:val="258948590"/>
+        <w:divId w:val="953562525"/>
         <w:rPr>
           <w:lang w:val="nl-NL"/>
         </w:rPr>
@@ -12378,13 +12385,13 @@
     <w:p>
       <w:pPr>
         <w:pStyle w:val="Kop3"/>
-        <w:divId w:val="258948590"/>
-        <w:rPr>
-          <w:rFonts w:eastAsia="Times New Roman"/>
-          <w:lang w:val="nl-NL"/>
-        </w:rPr>
-      </w:pPr>
-      <w:bookmarkStart w:id="58" w:name="_Toc242813198"/>
+        <w:divId w:val="953562525"/>
+        <w:rPr>
+          <w:rFonts w:eastAsia="Times New Roman"/>
+          <w:lang w:val="nl-NL"/>
+        </w:rPr>
+      </w:pPr>
+      <w:bookmarkStart w:id="58" w:name="_Toc242814097"/>
       <w:r>
         <w:rPr>
           <w:rFonts w:eastAsia="Times New Roman"/>
@@ -12397,7 +12404,7 @@
     <w:p>
       <w:pPr>
         <w:pStyle w:val="subtitel"/>
-        <w:divId w:val="258948590"/>
+        <w:divId w:val="953562525"/>
         <w:rPr>
           <w:lang w:val="nl-NL"/>
         </w:rPr>
@@ -12412,7 +12419,7 @@
     <w:p>
       <w:pPr>
         <w:pStyle w:val="Normaalweb"/>
-        <w:divId w:val="258948590"/>
+        <w:divId w:val="953562525"/>
         <w:rPr>
           <w:lang w:val="nl-NL"/>
         </w:rPr>
@@ -12427,7 +12434,7 @@
     <w:p>
       <w:pPr>
         <w:pStyle w:val="Normaalweb"/>
-        <w:divId w:val="258948590"/>
+        <w:divId w:val="953562525"/>
         <w:rPr>
           <w:lang w:val="nl-NL"/>
         </w:rPr>
@@ -12442,7 +12449,7 @@
     <w:p>
       <w:pPr>
         <w:pStyle w:val="Normaalweb"/>
-        <w:divId w:val="258948590"/>
+        <w:divId w:val="953562525"/>
         <w:rPr>
           <w:lang w:val="nl-NL"/>
         </w:rPr>
@@ -12458,7 +12465,7 @@
       <w:pPr>
         <w:pStyle w:val="marker"/>
         <w:ind w:left="800" w:right="800"/>
-        <w:divId w:val="258948590"/>
+        <w:divId w:val="953562525"/>
         <w:rPr>
           <w:lang w:val="nl-NL"/>
         </w:rPr>
@@ -12470,13 +12477,13 @@
     <w:p>
       <w:pPr>
         <w:pStyle w:val="Kop3"/>
-        <w:divId w:val="258948590"/>
-        <w:rPr>
-          <w:rFonts w:eastAsia="Times New Roman"/>
-          <w:lang w:val="nl-NL"/>
-        </w:rPr>
-      </w:pPr>
-      <w:bookmarkStart w:id="59" w:name="_Toc242813199"/>
+        <w:divId w:val="953562525"/>
+        <w:rPr>
+          <w:rFonts w:eastAsia="Times New Roman"/>
+          <w:lang w:val="nl-NL"/>
+        </w:rPr>
+      </w:pPr>
+      <w:bookmarkStart w:id="59" w:name="_Toc242814098"/>
       <w:r>
         <w:rPr>
           <w:rFonts w:eastAsia="Times New Roman"/>
@@ -12489,7 +12496,7 @@
     <w:p>
       <w:pPr>
         <w:pStyle w:val="subtitel"/>
-        <w:divId w:val="258948590"/>
+        <w:divId w:val="953562525"/>
         <w:rPr>
           <w:lang w:val="nl-NL"/>
         </w:rPr>
@@ -12504,7 +12511,7 @@
     <w:p>
       <w:pPr>
         <w:pStyle w:val="Normaalweb"/>
-        <w:divId w:val="258948590"/>
+        <w:divId w:val="953562525"/>
         <w:rPr>
           <w:lang w:val="nl-NL"/>
         </w:rPr>
@@ -12519,7 +12526,7 @@
     <w:p>
       <w:pPr>
         <w:pStyle w:val="Normaalweb"/>
-        <w:divId w:val="258948590"/>
+        <w:divId w:val="953562525"/>
         <w:rPr>
           <w:lang w:val="nl-NL"/>
         </w:rPr>
@@ -12540,7 +12547,7 @@
     <w:p>
       <w:pPr>
         <w:pStyle w:val="Normaalweb"/>
-        <w:divId w:val="258948590"/>
+        <w:divId w:val="953562525"/>
         <w:rPr>
           <w:lang w:val="nl-NL"/>
         </w:rPr>
@@ -12556,7 +12563,7 @@
       <w:pPr>
         <w:pStyle w:val="marker"/>
         <w:ind w:left="800" w:right="800"/>
-        <w:divId w:val="258948590"/>
+        <w:divId w:val="953562525"/>
         <w:rPr>
           <w:lang w:val="nl-NL"/>
         </w:rPr>
@@ -12568,13 +12575,13 @@
     <w:p>
       <w:pPr>
         <w:pStyle w:val="Kop3"/>
-        <w:divId w:val="258948590"/>
-        <w:rPr>
-          <w:rFonts w:eastAsia="Times New Roman"/>
-          <w:lang w:val="nl-NL"/>
-        </w:rPr>
-      </w:pPr>
-      <w:bookmarkStart w:id="60" w:name="_Toc242813200"/>
+        <w:divId w:val="953562525"/>
+        <w:rPr>
+          <w:rFonts w:eastAsia="Times New Roman"/>
+          <w:lang w:val="nl-NL"/>
+        </w:rPr>
+      </w:pPr>
+      <w:bookmarkStart w:id="60" w:name="_Toc242814099"/>
       <w:r>
         <w:rPr>
           <w:rFonts w:eastAsia="Times New Roman"/>
@@ -12587,7 +12594,7 @@
     <w:p>
       <w:pPr>
         <w:pStyle w:val="subtitel"/>
-        <w:divId w:val="258948590"/>
+        <w:divId w:val="953562525"/>
         <w:rPr>
           <w:lang w:val="nl-NL"/>
         </w:rPr>
@@ -12602,7 +12609,7 @@
     <w:p>
       <w:pPr>
         <w:pStyle w:val="Normaalweb"/>
-        <w:divId w:val="258948590"/>
+        <w:divId w:val="953562525"/>
         <w:rPr>
           <w:lang w:val="nl-NL"/>
         </w:rPr>
@@ -12617,7 +12624,7 @@
     <w:p>
       <w:pPr>
         <w:pStyle w:val="Normaalweb"/>
-        <w:divId w:val="258948590"/>
+        <w:divId w:val="953562525"/>
         <w:rPr>
           <w:lang w:val="nl-NL"/>
         </w:rPr>
@@ -12632,7 +12639,7 @@
     <w:p>
       <w:pPr>
         <w:pStyle w:val="Normaalweb"/>
-        <w:divId w:val="258948590"/>
+        <w:divId w:val="953562525"/>
         <w:rPr>
           <w:lang w:val="nl-NL"/>
         </w:rPr>
@@ -12648,7 +12655,7 @@
       <w:pPr>
         <w:pStyle w:val="marker"/>
         <w:ind w:left="800" w:right="800"/>
-        <w:divId w:val="258948590"/>
+        <w:divId w:val="953562525"/>
         <w:rPr>
           <w:lang w:val="nl-NL"/>
         </w:rPr>
@@ -12660,13 +12667,13 @@
     <w:p>
       <w:pPr>
         <w:pStyle w:val="Kop3"/>
-        <w:divId w:val="258948590"/>
-        <w:rPr>
-          <w:rFonts w:eastAsia="Times New Roman"/>
-          <w:lang w:val="nl-NL"/>
-        </w:rPr>
-      </w:pPr>
-      <w:bookmarkStart w:id="61" w:name="_Toc242813201"/>
+        <w:divId w:val="953562525"/>
+        <w:rPr>
+          <w:rFonts w:eastAsia="Times New Roman"/>
+          <w:lang w:val="nl-NL"/>
+        </w:rPr>
+      </w:pPr>
+      <w:bookmarkStart w:id="61" w:name="_Toc242814100"/>
       <w:r>
         <w:rPr>
           <w:rFonts w:eastAsia="Times New Roman"/>
@@ -12679,7 +12686,7 @@
     <w:p>
       <w:pPr>
         <w:pStyle w:val="subtitel"/>
-        <w:divId w:val="258948590"/>
+        <w:divId w:val="953562525"/>
         <w:rPr>
           <w:lang w:val="nl-NL"/>
         </w:rPr>
@@ -12694,7 +12701,7 @@
     <w:p>
       <w:pPr>
         <w:pStyle w:val="Normaalweb"/>
-        <w:divId w:val="258948590"/>
+        <w:divId w:val="953562525"/>
         <w:rPr>
           <w:lang w:val="nl-NL"/>
         </w:rPr>
@@ -12709,7 +12716,7 @@
     <w:p>
       <w:pPr>
         <w:pStyle w:val="Normaalweb"/>
-        <w:divId w:val="258948590"/>
+        <w:divId w:val="953562525"/>
         <w:rPr>
           <w:lang w:val="nl-NL"/>
         </w:rPr>
@@ -12730,7 +12737,7 @@
     <w:p>
       <w:pPr>
         <w:pStyle w:val="Normaalweb"/>
-        <w:divId w:val="258948590"/>
+        <w:divId w:val="953562525"/>
         <w:rPr>
           <w:lang w:val="nl-NL"/>
         </w:rPr>
@@ -12750,7 +12757,7 @@
     </w:p>
     <w:p>
       <w:pPr>
-        <w:divId w:val="536745812"/>
+        <w:divId w:val="1639997172"/>
         <w:rPr>
           <w:color w:val="555555"/>
           <w:sz w:val="20"/>
@@ -12772,7 +12779,7 @@
       <w:pPr>
         <w:pStyle w:val="marker"/>
         <w:ind w:left="800" w:right="800"/>
-        <w:divId w:val="258948590"/>
+        <w:divId w:val="953562525"/>
         <w:rPr>
           <w:lang w:val="nl-NL"/>
         </w:rPr>
@@ -12784,13 +12791,13 @@
     <w:p>
       <w:pPr>
         <w:pStyle w:val="Kop3"/>
-        <w:divId w:val="258948590"/>
-        <w:rPr>
-          <w:rFonts w:eastAsia="Times New Roman"/>
-          <w:lang w:val="nl-NL"/>
-        </w:rPr>
-      </w:pPr>
-      <w:bookmarkStart w:id="62" w:name="_Toc242813202"/>
+        <w:divId w:val="953562525"/>
+        <w:rPr>
+          <w:rFonts w:eastAsia="Times New Roman"/>
+          <w:lang w:val="nl-NL"/>
+        </w:rPr>
+      </w:pPr>
+      <w:bookmarkStart w:id="62" w:name="_Toc242814101"/>
       <w:r>
         <w:rPr>
           <w:rFonts w:eastAsia="Times New Roman"/>
@@ -12803,7 +12810,7 @@
     <w:p>
       <w:pPr>
         <w:pStyle w:val="subtitel"/>
-        <w:divId w:val="258948590"/>
+        <w:divId w:val="953562525"/>
         <w:rPr>
           <w:lang w:val="nl-NL"/>
         </w:rPr>
@@ -12818,7 +12825,7 @@
     <w:p>
       <w:pPr>
         <w:pStyle w:val="Normaalweb"/>
-        <w:divId w:val="258948590"/>
+        <w:divId w:val="953562525"/>
         <w:rPr>
           <w:lang w:val="nl-NL"/>
         </w:rPr>
@@ -12833,7 +12840,7 @@
     <w:p>
       <w:pPr>
         <w:pStyle w:val="Normaalweb"/>
-        <w:divId w:val="258948590"/>
+        <w:divId w:val="953562525"/>
         <w:rPr>
           <w:lang w:val="nl-NL"/>
         </w:rPr>
@@ -12848,7 +12855,7 @@
     <w:p>
       <w:pPr>
         <w:pStyle w:val="Normaalweb"/>
-        <w:divId w:val="258948590"/>
+        <w:divId w:val="953562525"/>
         <w:rPr>
           <w:lang w:val="nl-NL"/>
         </w:rPr>
@@ -12864,7 +12871,7 @@
       <w:pPr>
         <w:pStyle w:val="marker"/>
         <w:ind w:left="800" w:right="800"/>
-        <w:divId w:val="258948590"/>
+        <w:divId w:val="953562525"/>
         <w:rPr>
           <w:lang w:val="nl-NL"/>
         </w:rPr>
@@ -12876,13 +12883,13 @@
     <w:p>
       <w:pPr>
         <w:pStyle w:val="Kop1"/>
-        <w:divId w:val="258948590"/>
-        <w:rPr>
-          <w:rFonts w:eastAsia="Times New Roman"/>
-          <w:lang w:val="nl-NL"/>
-        </w:rPr>
-      </w:pPr>
-      <w:bookmarkStart w:id="63" w:name="_Toc242813203"/>
+        <w:divId w:val="953562525"/>
+        <w:rPr>
+          <w:rFonts w:eastAsia="Times New Roman"/>
+          <w:lang w:val="nl-NL"/>
+        </w:rPr>
+      </w:pPr>
+      <w:bookmarkStart w:id="63" w:name="_Toc242814102"/>
       <w:r>
         <w:rPr>
           <w:rFonts w:eastAsia="Times New Roman"/>
@@ -12895,13 +12902,13 @@
     <w:p>
       <w:pPr>
         <w:pStyle w:val="Kop3"/>
-        <w:divId w:val="258948590"/>
-        <w:rPr>
-          <w:rFonts w:eastAsia="Times New Roman"/>
-          <w:lang w:val="nl-NL"/>
-        </w:rPr>
-      </w:pPr>
-      <w:bookmarkStart w:id="64" w:name="_Toc242813204"/>
+        <w:divId w:val="953562525"/>
+        <w:rPr>
+          <w:rFonts w:eastAsia="Times New Roman"/>
+          <w:lang w:val="nl-NL"/>
+        </w:rPr>
+      </w:pPr>
+      <w:bookmarkStart w:id="64" w:name="_Toc242814103"/>
       <w:r>
         <w:rPr>
           <w:rFonts w:eastAsia="Times New Roman"/>
@@ -12914,7 +12921,7 @@
     <w:p>
       <w:pPr>
         <w:pStyle w:val="subtitel"/>
-        <w:divId w:val="258948590"/>
+        <w:divId w:val="953562525"/>
         <w:rPr>
           <w:lang w:val="nl-NL"/>
         </w:rPr>
@@ -12929,7 +12936,7 @@
     <w:p>
       <w:pPr>
         <w:pStyle w:val="Normaalweb"/>
-        <w:divId w:val="258948590"/>
+        <w:divId w:val="953562525"/>
         <w:rPr>
           <w:lang w:val="nl-NL"/>
         </w:rPr>
@@ -12944,7 +12951,7 @@
     <w:p>
       <w:pPr>
         <w:pStyle w:val="Normaalweb"/>
-        <w:divId w:val="258948590"/>
+        <w:divId w:val="953562525"/>
         <w:rPr>
           <w:lang w:val="nl-NL"/>
         </w:rPr>
@@ -12959,7 +12966,7 @@
     <w:p>
       <w:pPr>
         <w:pStyle w:val="Normaalweb"/>
-        <w:divId w:val="258948590"/>
+        <w:divId w:val="953562525"/>
         <w:rPr>
           <w:lang w:val="nl-NL"/>
         </w:rPr>
@@ -12974,7 +12981,7 @@
     <w:p>
       <w:pPr>
         <w:pStyle w:val="Normaalweb"/>
-        <w:divId w:val="258948590"/>
+        <w:divId w:val="953562525"/>
         <w:rPr>
           <w:lang w:val="nl-NL"/>
         </w:rPr>
@@ -12994,7 +13001,7 @@
     </w:p>
     <w:p>
       <w:pPr>
-        <w:divId w:val="156503551"/>
+        <w:divId w:val="1721133175"/>
         <w:rPr>
           <w:color w:val="555555"/>
           <w:sz w:val="20"/>
@@ -13016,7 +13023,7 @@
       <w:pPr>
         <w:pStyle w:val="marker"/>
         <w:ind w:left="800" w:right="800"/>
-        <w:divId w:val="258948590"/>
+        <w:divId w:val="953562525"/>
         <w:rPr>
           <w:lang w:val="nl-NL"/>
         </w:rPr>
@@ -13028,13 +13035,13 @@
     <w:p>
       <w:pPr>
         <w:pStyle w:val="Kop3"/>
-        <w:divId w:val="258948590"/>
-        <w:rPr>
-          <w:rFonts w:eastAsia="Times New Roman"/>
-          <w:lang w:val="nl-NL"/>
-        </w:rPr>
-      </w:pPr>
-      <w:bookmarkStart w:id="65" w:name="_Toc242813205"/>
+        <w:divId w:val="953562525"/>
+        <w:rPr>
+          <w:rFonts w:eastAsia="Times New Roman"/>
+          <w:lang w:val="nl-NL"/>
+        </w:rPr>
+      </w:pPr>
+      <w:bookmarkStart w:id="65" w:name="_Toc242814104"/>
       <w:r>
         <w:rPr>
           <w:rFonts w:eastAsia="Times New Roman"/>
@@ -13047,7 +13054,7 @@
     <w:p>
       <w:pPr>
         <w:pStyle w:val="subtitel"/>
-        <w:divId w:val="258948590"/>
+        <w:divId w:val="953562525"/>
         <w:rPr>
           <w:lang w:val="nl-NL"/>
         </w:rPr>
@@ -13062,7 +13069,7 @@
     <w:p>
       <w:pPr>
         <w:pStyle w:val="Normaalweb"/>
-        <w:divId w:val="258948590"/>
+        <w:divId w:val="953562525"/>
         <w:rPr>
           <w:lang w:val="nl-NL"/>
         </w:rPr>
@@ -13077,7 +13084,7 @@
     <w:p>
       <w:pPr>
         <w:pStyle w:val="Normaalweb"/>
-        <w:divId w:val="258948590"/>
+        <w:divId w:val="953562525"/>
         <w:rPr>
           <w:lang w:val="nl-NL"/>
         </w:rPr>
@@ -13098,7 +13105,7 @@
     <w:p>
       <w:pPr>
         <w:pStyle w:val="Normaalweb"/>
-        <w:divId w:val="258948590"/>
+        <w:divId w:val="953562525"/>
         <w:rPr>
           <w:lang w:val="nl-NL"/>
         </w:rPr>
@@ -13112,7 +13119,7 @@
     </w:p>
     <w:p>
       <w:pPr>
-        <w:divId w:val="1785491343"/>
+        <w:divId w:val="1451321613"/>
         <w:rPr>
           <w:color w:val="555555"/>
           <w:sz w:val="20"/>
@@ -13134,7 +13141,7 @@
       <w:pPr>
         <w:pStyle w:val="marker"/>
         <w:ind w:left="800" w:right="800"/>
-        <w:divId w:val="258948590"/>
+        <w:divId w:val="953562525"/>
         <w:rPr>
           <w:lang w:val="nl-NL"/>
         </w:rPr>
@@ -13146,13 +13153,13 @@
     <w:p>
       <w:pPr>
         <w:pStyle w:val="Kop3"/>
-        <w:divId w:val="258948590"/>
-        <w:rPr>
-          <w:rFonts w:eastAsia="Times New Roman"/>
-          <w:lang w:val="nl-NL"/>
-        </w:rPr>
-      </w:pPr>
-      <w:bookmarkStart w:id="66" w:name="_Toc242813206"/>
+        <w:divId w:val="953562525"/>
+        <w:rPr>
+          <w:rFonts w:eastAsia="Times New Roman"/>
+          <w:lang w:val="nl-NL"/>
+        </w:rPr>
+      </w:pPr>
+      <w:bookmarkStart w:id="66" w:name="_Toc242814105"/>
       <w:r>
         <w:rPr>
           <w:rFonts w:eastAsia="Times New Roman"/>
@@ -13165,7 +13172,7 @@
     <w:p>
       <w:pPr>
         <w:pStyle w:val="subtitel"/>
-        <w:divId w:val="258948590"/>
+        <w:divId w:val="953562525"/>
         <w:rPr>
           <w:lang w:val="nl-NL"/>
         </w:rPr>
@@ -13180,7 +13187,7 @@
     <w:p>
       <w:pPr>
         <w:pStyle w:val="Normaalweb"/>
-        <w:divId w:val="258948590"/>
+        <w:divId w:val="953562525"/>
         <w:rPr>
           <w:lang w:val="nl-NL"/>
         </w:rPr>
@@ -13195,7 +13202,7 @@
     <w:p>
       <w:pPr>
         <w:pStyle w:val="Normaalweb"/>
-        <w:divId w:val="258948590"/>
+        <w:divId w:val="953562525"/>
         <w:rPr>
           <w:lang w:val="nl-NL"/>
         </w:rPr>
@@ -13216,7 +13223,7 @@
     <w:p>
       <w:pPr>
         <w:pStyle w:val="Normaalweb"/>
-        <w:divId w:val="258948590"/>
+        <w:divId w:val="953562525"/>
         <w:rPr>
           <w:lang w:val="nl-NL"/>
         </w:rPr>
@@ -13230,7 +13237,7 @@
     </w:p>
     <w:p>
       <w:pPr>
-        <w:divId w:val="1702514877"/>
+        <w:divId w:val="1045831948"/>
         <w:rPr>
           <w:color w:val="555555"/>
           <w:sz w:val="20"/>
@@ -13252,7 +13259,7 @@
       <w:pPr>
         <w:pStyle w:val="marker"/>
         <w:ind w:left="800" w:right="800"/>
-        <w:divId w:val="258948590"/>
+        <w:divId w:val="953562525"/>
         <w:rPr>
           <w:lang w:val="nl-NL"/>
         </w:rPr>
@@ -13264,13 +13271,13 @@
     <w:p>
       <w:pPr>
         <w:pStyle w:val="Kop3"/>
-        <w:divId w:val="258948590"/>
-        <w:rPr>
-          <w:rFonts w:eastAsia="Times New Roman"/>
-          <w:lang w:val="nl-NL"/>
-        </w:rPr>
-      </w:pPr>
-      <w:bookmarkStart w:id="67" w:name="_Toc242813207"/>
+        <w:divId w:val="953562525"/>
+        <w:rPr>
+          <w:rFonts w:eastAsia="Times New Roman"/>
+          <w:lang w:val="nl-NL"/>
+        </w:rPr>
+      </w:pPr>
+      <w:bookmarkStart w:id="67" w:name="_Toc242814106"/>
       <w:r>
         <w:rPr>
           <w:rFonts w:eastAsia="Times New Roman"/>
@@ -13283,7 +13290,7 @@
     <w:p>
       <w:pPr>
         <w:pStyle w:val="subtitel"/>
-        <w:divId w:val="258948590"/>
+        <w:divId w:val="953562525"/>
         <w:rPr>
           <w:lang w:val="nl-NL"/>
         </w:rPr>
@@ -13298,7 +13305,7 @@
     <w:p>
       <w:pPr>
         <w:pStyle w:val="Normaalweb"/>
-        <w:divId w:val="258948590"/>
+        <w:divId w:val="953562525"/>
         <w:rPr>
           <w:lang w:val="nl-NL"/>
         </w:rPr>
@@ -13313,7 +13320,7 @@
     <w:p>
       <w:pPr>
         <w:pStyle w:val="Normaalweb"/>
-        <w:divId w:val="258948590"/>
+        <w:divId w:val="953562525"/>
         <w:rPr>
           <w:lang w:val="nl-NL"/>
         </w:rPr>
@@ -13334,7 +13341,7 @@
     <w:p>
       <w:pPr>
         <w:pStyle w:val="Normaalweb"/>
-        <w:divId w:val="258948590"/>
+        <w:divId w:val="953562525"/>
         <w:rPr>
           <w:lang w:val="nl-NL"/>
         </w:rPr>
@@ -13350,7 +13357,7 @@
       <w:pPr>
         <w:pStyle w:val="marker"/>
         <w:ind w:left="800" w:right="800"/>
-        <w:divId w:val="258948590"/>
+        <w:divId w:val="953562525"/>
         <w:rPr>
           <w:lang w:val="nl-NL"/>
         </w:rPr>
@@ -13362,13 +13369,13 @@
     <w:p>
       <w:pPr>
         <w:pStyle w:val="Kop3"/>
-        <w:divId w:val="258948590"/>
-        <w:rPr>
-          <w:rFonts w:eastAsia="Times New Roman"/>
-          <w:lang w:val="nl-NL"/>
-        </w:rPr>
-      </w:pPr>
-      <w:bookmarkStart w:id="68" w:name="_Toc242813208"/>
+        <w:divId w:val="953562525"/>
+        <w:rPr>
+          <w:rFonts w:eastAsia="Times New Roman"/>
+          <w:lang w:val="nl-NL"/>
+        </w:rPr>
+      </w:pPr>
+      <w:bookmarkStart w:id="68" w:name="_Toc242814107"/>
       <w:r>
         <w:rPr>
           <w:rFonts w:eastAsia="Times New Roman"/>
@@ -13381,7 +13388,7 @@
     <w:p>
       <w:pPr>
         <w:pStyle w:val="subtitel"/>
-        <w:divId w:val="258948590"/>
+        <w:divId w:val="953562525"/>
         <w:rPr>
           <w:lang w:val="nl-NL"/>
         </w:rPr>
@@ -13396,7 +13403,7 @@
     <w:p>
       <w:pPr>
         <w:pStyle w:val="Normaalweb"/>
-        <w:divId w:val="258948590"/>
+        <w:divId w:val="953562525"/>
         <w:rPr>
           <w:lang w:val="nl-NL"/>
         </w:rPr>
@@ -13417,7 +13424,7 @@
     <w:p>
       <w:pPr>
         <w:pStyle w:val="Normaalweb"/>
-        <w:divId w:val="258948590"/>
+        <w:divId w:val="953562525"/>
         <w:rPr>
           <w:lang w:val="nl-NL"/>
         </w:rPr>
@@ -13432,7 +13439,7 @@
     <w:p>
       <w:pPr>
         <w:pStyle w:val="Normaalweb"/>
-        <w:divId w:val="258948590"/>
+        <w:divId w:val="953562525"/>
         <w:rPr>
           <w:lang w:val="nl-NL"/>
         </w:rPr>
@@ -13447,7 +13454,7 @@
     <w:p>
       <w:pPr>
         <w:pStyle w:val="Normaalweb"/>
-        <w:divId w:val="258948590"/>
+        <w:divId w:val="953562525"/>
         <w:rPr>
           <w:lang w:val="nl-NL"/>
         </w:rPr>
@@ -13469,7 +13476,7 @@
       <w:pPr>
         <w:pStyle w:val="marker"/>
         <w:ind w:left="800" w:right="800"/>
-        <w:divId w:val="258948590"/>
+        <w:divId w:val="953562525"/>
         <w:rPr>
           <w:lang w:val="nl-NL"/>
         </w:rPr>
@@ -13481,13 +13488,13 @@
     <w:p>
       <w:pPr>
         <w:pStyle w:val="Kop3"/>
-        <w:divId w:val="258948590"/>
-        <w:rPr>
-          <w:rFonts w:eastAsia="Times New Roman"/>
-          <w:lang w:val="nl-NL"/>
-        </w:rPr>
-      </w:pPr>
-      <w:bookmarkStart w:id="69" w:name="_Toc242813209"/>
+        <w:divId w:val="953562525"/>
+        <w:rPr>
+          <w:rFonts w:eastAsia="Times New Roman"/>
+          <w:lang w:val="nl-NL"/>
+        </w:rPr>
+      </w:pPr>
+      <w:bookmarkStart w:id="69" w:name="_Toc242814108"/>
       <w:r>
         <w:rPr>
           <w:rFonts w:eastAsia="Times New Roman"/>
@@ -13500,7 +13507,7 @@
     <w:p>
       <w:pPr>
         <w:pStyle w:val="subtitel"/>
-        <w:divId w:val="258948590"/>
+        <w:divId w:val="953562525"/>
         <w:rPr>
           <w:lang w:val="nl-NL"/>
         </w:rPr>
@@ -13515,7 +13522,7 @@
     <w:p>
       <w:pPr>
         <w:pStyle w:val="Normaalweb"/>
-        <w:divId w:val="258948590"/>
+        <w:divId w:val="953562525"/>
         <w:rPr>
           <w:lang w:val="nl-NL"/>
         </w:rPr>
@@ -13530,7 +13537,7 @@
     <w:p>
       <w:pPr>
         <w:pStyle w:val="Normaalweb"/>
-        <w:divId w:val="258948590"/>
+        <w:divId w:val="953562525"/>
         <w:rPr>
           <w:lang w:val="nl-NL"/>
         </w:rPr>
@@ -13552,7 +13559,7 @@
       <w:pPr>
         <w:pStyle w:val="marker"/>
         <w:ind w:left="800" w:right="800"/>
-        <w:divId w:val="258948590"/>
+        <w:divId w:val="953562525"/>
         <w:rPr>
           <w:lang w:val="nl-NL"/>
         </w:rPr>
@@ -13564,13 +13571,13 @@
     <w:p>
       <w:pPr>
         <w:pStyle w:val="Kop1"/>
-        <w:divId w:val="258948590"/>
-        <w:rPr>
-          <w:rFonts w:eastAsia="Times New Roman"/>
-          <w:lang w:val="nl-NL"/>
-        </w:rPr>
-      </w:pPr>
-      <w:bookmarkStart w:id="70" w:name="_Toc242813210"/>
+        <w:divId w:val="953562525"/>
+        <w:rPr>
+          <w:rFonts w:eastAsia="Times New Roman"/>
+          <w:lang w:val="nl-NL"/>
+        </w:rPr>
+      </w:pPr>
+      <w:bookmarkStart w:id="70" w:name="_Toc242814109"/>
       <w:r>
         <w:rPr>
           <w:rFonts w:eastAsia="Times New Roman"/>
@@ -13583,13 +13590,13 @@
     <w:p>
       <w:pPr>
         <w:pStyle w:val="Kop3"/>
-        <w:divId w:val="258948590"/>
-        <w:rPr>
-          <w:rFonts w:eastAsia="Times New Roman"/>
-          <w:lang w:val="nl-NL"/>
-        </w:rPr>
-      </w:pPr>
-      <w:bookmarkStart w:id="71" w:name="_Toc242813211"/>
+        <w:divId w:val="953562525"/>
+        <w:rPr>
+          <w:rFonts w:eastAsia="Times New Roman"/>
+          <w:lang w:val="nl-NL"/>
+        </w:rPr>
+      </w:pPr>
+      <w:bookmarkStart w:id="71" w:name="_Toc242814110"/>
       <w:r>
         <w:rPr>
           <w:rFonts w:eastAsia="Times New Roman"/>
@@ -13602,7 +13609,7 @@
     <w:p>
       <w:pPr>
         <w:pStyle w:val="subtitel"/>
-        <w:divId w:val="258948590"/>
+        <w:divId w:val="953562525"/>
         <w:rPr>
           <w:lang w:val="nl-NL"/>
         </w:rPr>
@@ -13617,7 +13624,7 @@
     <w:p>
       <w:pPr>
         <w:pStyle w:val="Normaalweb"/>
-        <w:divId w:val="258948590"/>
+        <w:divId w:val="953562525"/>
         <w:rPr>
           <w:lang w:val="nl-NL"/>
         </w:rPr>
@@ -13632,7 +13639,7 @@
     <w:p>
       <w:pPr>
         <w:pStyle w:val="Normaalweb"/>
-        <w:divId w:val="258948590"/>
+        <w:divId w:val="953562525"/>
         <w:rPr>
           <w:lang w:val="nl-NL"/>
         </w:rPr>
@@ -13653,7 +13660,7 @@
     <w:p>
       <w:pPr>
         <w:pStyle w:val="Normaalweb"/>
-        <w:divId w:val="258948590"/>
+        <w:divId w:val="953562525"/>
         <w:rPr>
           <w:lang w:val="nl-NL"/>
         </w:rPr>
@@ -13668,7 +13675,7 @@
     <w:p>
       <w:pPr>
         <w:pStyle w:val="Normaalweb"/>
-        <w:divId w:val="258948590"/>
+        <w:divId w:val="953562525"/>
         <w:rPr>
           <w:lang w:val="nl-NL"/>
         </w:rPr>
@@ -13682,7 +13689,7 @@
     </w:p>
     <w:p>
       <w:pPr>
-        <w:divId w:val="2033451675"/>
+        <w:divId w:val="1361584275"/>
         <w:rPr>
           <w:color w:val="555555"/>
           <w:sz w:val="20"/>
@@ -13935,7 +13942,7 @@
         <w:sz w:val="18"/>
       </w:rPr>
       <w:tab/>
-      <w:t>Laatst gewijzigd: 13 oktober 2026, 19:35</w:t>
+      <w:t>Laatst gewijzigd: 13 oktober 2026, 19:50</w:t>
     </w:r>
   </w:p>
 </w:hdr>
@@ -15306,7 +15313,7 @@
     <w:link w:val="KoptekstChar"/>
     <w:uiPriority w:val="99"/>
     <w:unhideWhenUsed/>
-    <w:rsid w:val="008777BA"/>
+    <w:rsid w:val="00AD20FD"/>
     <w:pPr>
       <w:tabs>
         <w:tab w:val="center" w:pos="4536"/>
@@ -15319,7 +15326,7 @@
     <w:basedOn w:val="Standaardalinea-lettertype"/>
     <w:link w:val="Koptekst"/>
     <w:uiPriority w:val="99"/>
-    <w:rsid w:val="008777BA"/>
+    <w:rsid w:val="00AD20FD"/>
     <w:rPr>
       <w:rFonts w:eastAsiaTheme="minorEastAsia"/>
       <w:sz w:val="24"/>
@@ -15332,7 +15339,7 @@
     <w:link w:val="VoettekstChar"/>
     <w:uiPriority w:val="99"/>
     <w:unhideWhenUsed/>
-    <w:rsid w:val="008777BA"/>
+    <w:rsid w:val="00AD20FD"/>
     <w:pPr>
       <w:tabs>
         <w:tab w:val="center" w:pos="4536"/>
@@ -15345,7 +15352,7 @@
     <w:basedOn w:val="Standaardalinea-lettertype"/>
     <w:link w:val="Voettekst"/>
     <w:uiPriority w:val="99"/>
-    <w:rsid w:val="008777BA"/>
+    <w:rsid w:val="00AD20FD"/>
     <w:rPr>
       <w:rFonts w:eastAsiaTheme="minorEastAsia"/>
       <w:sz w:val="24"/>
@@ -15359,7 +15366,7 @@
     <w:autoRedefine/>
     <w:uiPriority w:val="39"/>
     <w:unhideWhenUsed/>
-    <w:rsid w:val="008777BA"/>
+    <w:rsid w:val="00AD20FD"/>
     <w:pPr>
       <w:spacing w:after="100"/>
       <w:ind w:left="220"/>
@@ -15372,7 +15379,7 @@
     <w:autoRedefine/>
     <w:uiPriority w:val="39"/>
     <w:unhideWhenUsed/>
-    <w:rsid w:val="008777BA"/>
+    <w:rsid w:val="00AD20FD"/>
     <w:pPr>
       <w:spacing w:after="100"/>
     </w:pPr>
@@ -15384,7 +15391,7 @@
     <w:autoRedefine/>
     <w:uiPriority w:val="39"/>
     <w:unhideWhenUsed/>
-    <w:rsid w:val="008777BA"/>
+    <w:rsid w:val="00AD20FD"/>
     <w:pPr>
       <w:spacing w:after="100"/>
       <w:ind w:left="440"/>

--- a/nl/docx/document-a.docx
+++ b/nl/docx/document-a.docx
@@ -7,7 +7,7 @@
         <w:spacing w:after="480"/>
         <w:jc w:val="center"/>
         <w:outlineLvl w:val="1"/>
-        <w:divId w:val="1076589168"/>
+        <w:divId w:val="396589722"/>
         <w:rPr>
           <w:rFonts w:ascii="Aptos Display" w:eastAsia="Times New Roman" w:hAnsi="Aptos Display"/>
           <w:b/>
@@ -36,7 +36,7 @@
     <w:p>
       <w:pPr>
         <w:pStyle w:val="ondertitel2"/>
-        <w:divId w:val="1076589168"/>
+        <w:divId w:val="396589722"/>
         <w:rPr>
           <w:lang w:val="nl-NL"/>
         </w:rPr>
@@ -51,7 +51,7 @@
     <w:p>
       <w:pPr>
         <w:pStyle w:val="documentaanduiding2"/>
-        <w:divId w:val="1076589168"/>
+        <w:divId w:val="396589722"/>
         <w:rPr>
           <w:lang w:val="nl-NL"/>
         </w:rPr>
@@ -66,7 +66,7 @@
     <w:p>
       <w:pPr>
         <w:pStyle w:val="auteur2"/>
-        <w:divId w:val="1076589168"/>
+        <w:divId w:val="396589722"/>
         <w:rPr>
           <w:lang w:val="nl-NL"/>
         </w:rPr>
@@ -81,23 +81,23 @@
     <w:p>
       <w:pPr>
         <w:pStyle w:val="meta-lijn2"/>
-        <w:divId w:val="1076589168"/>
-        <w:rPr>
-          <w:lang w:val="nl-NL"/>
-        </w:rPr>
-      </w:pPr>
-      <w:r>
-        <w:rPr>
-          <w:lang w:val="nl-NL"/>
-        </w:rPr>
-        <w:t>Versie bijgewerkt: 13 oktober 2026, 19:50</w:t>
+        <w:divId w:val="396589722"/>
+        <w:rPr>
+          <w:lang w:val="nl-NL"/>
+        </w:rPr>
+      </w:pPr>
+      <w:r>
+        <w:rPr>
+          <w:lang w:val="nl-NL"/>
+        </w:rPr>
+        <w:t>Versie bijgewerkt: 13 oktober 2026, 20:03</w:t>
       </w:r>
     </w:p>
     <w:p>
       <w:pPr>
         <w:pStyle w:val="marker"/>
         <w:ind w:left="800" w:right="800"/>
-        <w:divId w:val="953562525"/>
+        <w:divId w:val="2128574091"/>
         <w:rPr>
           <w:lang w:val="nl-NL"/>
         </w:rPr>
@@ -110,13 +110,13 @@
       <w:pPr>
         <w:pStyle w:val="Kop2"/>
         <w:pageBreakBefore/>
-        <w:divId w:val="1493792423"/>
-        <w:rPr>
-          <w:rFonts w:eastAsia="Times New Roman"/>
-          <w:lang w:val="nl-NL"/>
-        </w:rPr>
-      </w:pPr>
-      <w:bookmarkStart w:id="0" w:name="_Toc242814039"/>
+        <w:divId w:val="133527563"/>
+        <w:rPr>
+          <w:rFonts w:eastAsia="Times New Roman"/>
+          <w:lang w:val="nl-NL"/>
+        </w:rPr>
+      </w:pPr>
+      <w:bookmarkStart w:id="0" w:name="_Toc242814864"/>
       <w:r>
         <w:rPr>
           <w:rFonts w:eastAsia="Times New Roman"/>
@@ -133,7 +133,7 @@
         <w:tabs>
           <w:tab w:val="right" w:leader="dot" w:pos="9062"/>
         </w:tabs>
-        <w:divId w:val="1493792423"/>
+        <w:divId w:val="133527563"/>
         <w:rPr>
           <w:rFonts w:asciiTheme="minorHAnsi" w:hAnsiTheme="minorHAnsi" w:cstheme="minorBidi"/>
           <w:noProof/>
@@ -184,7 +184,7 @@
         <w:rPr>
           <w:noProof/>
         </w:rPr>
-        <w:instrText xml:space="preserve"> PAGEREF _Toc242814039 \h </w:instrText>
+        <w:instrText xml:space="preserve"> PAGEREF _Toc242814864 \h </w:instrText>
       </w:r>
       <w:r>
         <w:rPr>
@@ -216,7 +216,7 @@
         <w:tabs>
           <w:tab w:val="right" w:leader="dot" w:pos="9062"/>
         </w:tabs>
-        <w:divId w:val="1493792423"/>
+        <w:divId w:val="133527563"/>
         <w:rPr>
           <w:rFonts w:asciiTheme="minorHAnsi" w:hAnsiTheme="minorHAnsi" w:cstheme="minorBidi"/>
           <w:noProof/>
@@ -249,7 +249,7 @@
         <w:rPr>
           <w:noProof/>
         </w:rPr>
-        <w:instrText xml:space="preserve"> PAGEREF _Toc242814040 \h </w:instrText>
+        <w:instrText xml:space="preserve"> PAGEREF _Toc242814865 \h </w:instrText>
       </w:r>
       <w:r>
         <w:rPr>
@@ -281,7 +281,7 @@
         <w:tabs>
           <w:tab w:val="right" w:leader="dot" w:pos="9062"/>
         </w:tabs>
-        <w:divId w:val="1493792423"/>
+        <w:divId w:val="133527563"/>
         <w:rPr>
           <w:rFonts w:asciiTheme="minorHAnsi" w:hAnsiTheme="minorHAnsi" w:cstheme="minorBidi"/>
           <w:noProof/>
@@ -314,7 +314,7 @@
         <w:rPr>
           <w:noProof/>
         </w:rPr>
-        <w:instrText xml:space="preserve"> PAGEREF _Toc242814041 \h </w:instrText>
+        <w:instrText xml:space="preserve"> PAGEREF _Toc242814866 \h </w:instrText>
       </w:r>
       <w:r>
         <w:rPr>
@@ -346,7 +346,7 @@
         <w:tabs>
           <w:tab w:val="right" w:leader="dot" w:pos="9062"/>
         </w:tabs>
-        <w:divId w:val="1493792423"/>
+        <w:divId w:val="133527563"/>
         <w:rPr>
           <w:rFonts w:asciiTheme="minorHAnsi" w:hAnsiTheme="minorHAnsi" w:cstheme="minorBidi"/>
           <w:noProof/>
@@ -379,7 +379,7 @@
         <w:rPr>
           <w:noProof/>
         </w:rPr>
-        <w:instrText xml:space="preserve"> PAGEREF _Toc242814042 \h </w:instrText>
+        <w:instrText xml:space="preserve"> PAGEREF _Toc242814867 \h </w:instrText>
       </w:r>
       <w:r>
         <w:rPr>
@@ -411,7 +411,7 @@
         <w:tabs>
           <w:tab w:val="right" w:leader="dot" w:pos="9062"/>
         </w:tabs>
-        <w:divId w:val="1493792423"/>
+        <w:divId w:val="133527563"/>
         <w:rPr>
           <w:rFonts w:asciiTheme="minorHAnsi" w:hAnsiTheme="minorHAnsi" w:cstheme="minorBidi"/>
           <w:noProof/>
@@ -444,7 +444,7 @@
         <w:rPr>
           <w:noProof/>
         </w:rPr>
-        <w:instrText xml:space="preserve"> PAGEREF _Toc242814043 \h </w:instrText>
+        <w:instrText xml:space="preserve"> PAGEREF _Toc242814868 \h </w:instrText>
       </w:r>
       <w:r>
         <w:rPr>
@@ -476,7 +476,7 @@
         <w:tabs>
           <w:tab w:val="right" w:leader="dot" w:pos="9062"/>
         </w:tabs>
-        <w:divId w:val="1493792423"/>
+        <w:divId w:val="133527563"/>
         <w:rPr>
           <w:rFonts w:asciiTheme="minorHAnsi" w:hAnsiTheme="minorHAnsi" w:cstheme="minorBidi"/>
           <w:noProof/>
@@ -509,7 +509,7 @@
         <w:rPr>
           <w:noProof/>
         </w:rPr>
-        <w:instrText xml:space="preserve"> PAGEREF _Toc242814044 \h </w:instrText>
+        <w:instrText xml:space="preserve"> PAGEREF _Toc242814869 \h </w:instrText>
       </w:r>
       <w:r>
         <w:rPr>
@@ -541,7 +541,7 @@
         <w:tabs>
           <w:tab w:val="right" w:leader="dot" w:pos="9062"/>
         </w:tabs>
-        <w:divId w:val="1493792423"/>
+        <w:divId w:val="133527563"/>
         <w:rPr>
           <w:rFonts w:asciiTheme="minorHAnsi" w:hAnsiTheme="minorHAnsi" w:cstheme="minorBidi"/>
           <w:noProof/>
@@ -574,7 +574,7 @@
         <w:rPr>
           <w:noProof/>
         </w:rPr>
-        <w:instrText xml:space="preserve"> PAGEREF _Toc242814045 \h </w:instrText>
+        <w:instrText xml:space="preserve"> PAGEREF _Toc242814870 \h </w:instrText>
       </w:r>
       <w:r>
         <w:rPr>
@@ -606,7 +606,7 @@
         <w:tabs>
           <w:tab w:val="right" w:leader="dot" w:pos="9062"/>
         </w:tabs>
-        <w:divId w:val="1493792423"/>
+        <w:divId w:val="133527563"/>
         <w:rPr>
           <w:rFonts w:asciiTheme="minorHAnsi" w:hAnsiTheme="minorHAnsi" w:cstheme="minorBidi"/>
           <w:noProof/>
@@ -639,7 +639,7 @@
         <w:rPr>
           <w:noProof/>
         </w:rPr>
-        <w:instrText xml:space="preserve"> PAGEREF _Toc242814046 \h </w:instrText>
+        <w:instrText xml:space="preserve"> PAGEREF _Toc242814871 \h </w:instrText>
       </w:r>
       <w:r>
         <w:rPr>
@@ -671,7 +671,7 @@
         <w:tabs>
           <w:tab w:val="right" w:leader="dot" w:pos="9062"/>
         </w:tabs>
-        <w:divId w:val="1493792423"/>
+        <w:divId w:val="133527563"/>
         <w:rPr>
           <w:rFonts w:asciiTheme="minorHAnsi" w:hAnsiTheme="minorHAnsi" w:cstheme="minorBidi"/>
           <w:noProof/>
@@ -704,7 +704,7 @@
         <w:rPr>
           <w:noProof/>
         </w:rPr>
-        <w:instrText xml:space="preserve"> PAGEREF _Toc242814047 \h </w:instrText>
+        <w:instrText xml:space="preserve"> PAGEREF _Toc242814872 \h </w:instrText>
       </w:r>
       <w:r>
         <w:rPr>
@@ -736,7 +736,7 @@
         <w:tabs>
           <w:tab w:val="right" w:leader="dot" w:pos="9062"/>
         </w:tabs>
-        <w:divId w:val="1493792423"/>
+        <w:divId w:val="133527563"/>
         <w:rPr>
           <w:rFonts w:asciiTheme="minorHAnsi" w:hAnsiTheme="minorHAnsi" w:cstheme="minorBidi"/>
           <w:noProof/>
@@ -769,7 +769,7 @@
         <w:rPr>
           <w:noProof/>
         </w:rPr>
-        <w:instrText xml:space="preserve"> PAGEREF _Toc242814048 \h </w:instrText>
+        <w:instrText xml:space="preserve"> PAGEREF _Toc242814873 \h </w:instrText>
       </w:r>
       <w:r>
         <w:rPr>
@@ -801,7 +801,7 @@
         <w:tabs>
           <w:tab w:val="right" w:leader="dot" w:pos="9062"/>
         </w:tabs>
-        <w:divId w:val="1493792423"/>
+        <w:divId w:val="133527563"/>
         <w:rPr>
           <w:rFonts w:asciiTheme="minorHAnsi" w:hAnsiTheme="minorHAnsi" w:cstheme="minorBidi"/>
           <w:noProof/>
@@ -834,7 +834,7 @@
         <w:rPr>
           <w:noProof/>
         </w:rPr>
-        <w:instrText xml:space="preserve"> PAGEREF _Toc242814049 \h </w:instrText>
+        <w:instrText xml:space="preserve"> PAGEREF _Toc242814874 \h </w:instrText>
       </w:r>
       <w:r>
         <w:rPr>
@@ -866,7 +866,7 @@
         <w:tabs>
           <w:tab w:val="right" w:leader="dot" w:pos="9062"/>
         </w:tabs>
-        <w:divId w:val="1493792423"/>
+        <w:divId w:val="133527563"/>
         <w:rPr>
           <w:rFonts w:asciiTheme="minorHAnsi" w:hAnsiTheme="minorHAnsi" w:cstheme="minorBidi"/>
           <w:noProof/>
@@ -899,7 +899,7 @@
         <w:rPr>
           <w:noProof/>
         </w:rPr>
-        <w:instrText xml:space="preserve"> PAGEREF _Toc242814050 \h </w:instrText>
+        <w:instrText xml:space="preserve"> PAGEREF _Toc242814875 \h </w:instrText>
       </w:r>
       <w:r>
         <w:rPr>
@@ -931,7 +931,7 @@
         <w:tabs>
           <w:tab w:val="right" w:leader="dot" w:pos="9062"/>
         </w:tabs>
-        <w:divId w:val="1493792423"/>
+        <w:divId w:val="133527563"/>
         <w:rPr>
           <w:rFonts w:asciiTheme="minorHAnsi" w:hAnsiTheme="minorHAnsi" w:cstheme="minorBidi"/>
           <w:noProof/>
@@ -964,7 +964,7 @@
         <w:rPr>
           <w:noProof/>
         </w:rPr>
-        <w:instrText xml:space="preserve"> PAGEREF _Toc242814051 \h </w:instrText>
+        <w:instrText xml:space="preserve"> PAGEREF _Toc242814876 \h </w:instrText>
       </w:r>
       <w:r>
         <w:rPr>
@@ -996,7 +996,7 @@
         <w:tabs>
           <w:tab w:val="right" w:leader="dot" w:pos="9062"/>
         </w:tabs>
-        <w:divId w:val="1493792423"/>
+        <w:divId w:val="133527563"/>
         <w:rPr>
           <w:rFonts w:asciiTheme="minorHAnsi" w:hAnsiTheme="minorHAnsi" w:cstheme="minorBidi"/>
           <w:noProof/>
@@ -1029,7 +1029,7 @@
         <w:rPr>
           <w:noProof/>
         </w:rPr>
-        <w:instrText xml:space="preserve"> PAGEREF _Toc242814052 \h </w:instrText>
+        <w:instrText xml:space="preserve"> PAGEREF _Toc242814877 \h </w:instrText>
       </w:r>
       <w:r>
         <w:rPr>
@@ -1061,7 +1061,7 @@
         <w:tabs>
           <w:tab w:val="right" w:leader="dot" w:pos="9062"/>
         </w:tabs>
-        <w:divId w:val="1493792423"/>
+        <w:divId w:val="133527563"/>
         <w:rPr>
           <w:rFonts w:asciiTheme="minorHAnsi" w:hAnsiTheme="minorHAnsi" w:cstheme="minorBidi"/>
           <w:noProof/>
@@ -1094,7 +1094,7 @@
         <w:rPr>
           <w:noProof/>
         </w:rPr>
-        <w:instrText xml:space="preserve"> PAGEREF _Toc242814053 \h </w:instrText>
+        <w:instrText xml:space="preserve"> PAGEREF _Toc242814878 \h </w:instrText>
       </w:r>
       <w:r>
         <w:rPr>
@@ -1126,7 +1126,7 @@
         <w:tabs>
           <w:tab w:val="right" w:leader="dot" w:pos="9062"/>
         </w:tabs>
-        <w:divId w:val="1493792423"/>
+        <w:divId w:val="133527563"/>
         <w:rPr>
           <w:rFonts w:asciiTheme="minorHAnsi" w:hAnsiTheme="minorHAnsi" w:cstheme="minorBidi"/>
           <w:noProof/>
@@ -1159,7 +1159,7 @@
         <w:rPr>
           <w:noProof/>
         </w:rPr>
-        <w:instrText xml:space="preserve"> PAGEREF _Toc242814054 \h </w:instrText>
+        <w:instrText xml:space="preserve"> PAGEREF _Toc242814879 \h </w:instrText>
       </w:r>
       <w:r>
         <w:rPr>
@@ -1191,7 +1191,7 @@
         <w:tabs>
           <w:tab w:val="right" w:leader="dot" w:pos="9062"/>
         </w:tabs>
-        <w:divId w:val="1493792423"/>
+        <w:divId w:val="133527563"/>
         <w:rPr>
           <w:rFonts w:asciiTheme="minorHAnsi" w:hAnsiTheme="minorHAnsi" w:cstheme="minorBidi"/>
           <w:noProof/>
@@ -1224,7 +1224,7 @@
         <w:rPr>
           <w:noProof/>
         </w:rPr>
-        <w:instrText xml:space="preserve"> PAGEREF _Toc242814055 \h </w:instrText>
+        <w:instrText xml:space="preserve"> PAGEREF _Toc242814880 \h </w:instrText>
       </w:r>
       <w:r>
         <w:rPr>
@@ -1256,7 +1256,7 @@
         <w:tabs>
           <w:tab w:val="right" w:leader="dot" w:pos="9062"/>
         </w:tabs>
-        <w:divId w:val="1493792423"/>
+        <w:divId w:val="133527563"/>
         <w:rPr>
           <w:rFonts w:asciiTheme="minorHAnsi" w:hAnsiTheme="minorHAnsi" w:cstheme="minorBidi"/>
           <w:noProof/>
@@ -1289,7 +1289,7 @@
         <w:rPr>
           <w:noProof/>
         </w:rPr>
-        <w:instrText xml:space="preserve"> PAGEREF _Toc242814056 \h </w:instrText>
+        <w:instrText xml:space="preserve"> PAGEREF _Toc242814881 \h </w:instrText>
       </w:r>
       <w:r>
         <w:rPr>
@@ -1321,7 +1321,7 @@
         <w:tabs>
           <w:tab w:val="right" w:leader="dot" w:pos="9062"/>
         </w:tabs>
-        <w:divId w:val="1493792423"/>
+        <w:divId w:val="133527563"/>
         <w:rPr>
           <w:rFonts w:asciiTheme="minorHAnsi" w:hAnsiTheme="minorHAnsi" w:cstheme="minorBidi"/>
           <w:noProof/>
@@ -1354,7 +1354,7 @@
         <w:rPr>
           <w:noProof/>
         </w:rPr>
-        <w:instrText xml:space="preserve"> PAGEREF _Toc242814057 \h </w:instrText>
+        <w:instrText xml:space="preserve"> PAGEREF _Toc242814882 \h </w:instrText>
       </w:r>
       <w:r>
         <w:rPr>
@@ -1386,7 +1386,7 @@
         <w:tabs>
           <w:tab w:val="right" w:leader="dot" w:pos="9062"/>
         </w:tabs>
-        <w:divId w:val="1493792423"/>
+        <w:divId w:val="133527563"/>
         <w:rPr>
           <w:rFonts w:asciiTheme="minorHAnsi" w:hAnsiTheme="minorHAnsi" w:cstheme="minorBidi"/>
           <w:noProof/>
@@ -1419,7 +1419,7 @@
         <w:rPr>
           <w:noProof/>
         </w:rPr>
-        <w:instrText xml:space="preserve"> PAGEREF _Toc242814058 \h </w:instrText>
+        <w:instrText xml:space="preserve"> PAGEREF _Toc242814883 \h </w:instrText>
       </w:r>
       <w:r>
         <w:rPr>
@@ -1451,7 +1451,7 @@
         <w:tabs>
           <w:tab w:val="right" w:leader="dot" w:pos="9062"/>
         </w:tabs>
-        <w:divId w:val="1493792423"/>
+        <w:divId w:val="133527563"/>
         <w:rPr>
           <w:rFonts w:asciiTheme="minorHAnsi" w:hAnsiTheme="minorHAnsi" w:cstheme="minorBidi"/>
           <w:noProof/>
@@ -1484,7 +1484,7 @@
         <w:rPr>
           <w:noProof/>
         </w:rPr>
-        <w:instrText xml:space="preserve"> PAGEREF _Toc242814059 \h </w:instrText>
+        <w:instrText xml:space="preserve"> PAGEREF _Toc242814884 \h </w:instrText>
       </w:r>
       <w:r>
         <w:rPr>
@@ -1516,7 +1516,7 @@
         <w:tabs>
           <w:tab w:val="right" w:leader="dot" w:pos="9062"/>
         </w:tabs>
-        <w:divId w:val="1493792423"/>
+        <w:divId w:val="133527563"/>
         <w:rPr>
           <w:rFonts w:asciiTheme="minorHAnsi" w:hAnsiTheme="minorHAnsi" w:cstheme="minorBidi"/>
           <w:noProof/>
@@ -1549,7 +1549,7 @@
         <w:rPr>
           <w:noProof/>
         </w:rPr>
-        <w:instrText xml:space="preserve"> PAGEREF _Toc242814060 \h </w:instrText>
+        <w:instrText xml:space="preserve"> PAGEREF _Toc242814885 \h </w:instrText>
       </w:r>
       <w:r>
         <w:rPr>
@@ -1581,7 +1581,7 @@
         <w:tabs>
           <w:tab w:val="right" w:leader="dot" w:pos="9062"/>
         </w:tabs>
-        <w:divId w:val="1493792423"/>
+        <w:divId w:val="133527563"/>
         <w:rPr>
           <w:rFonts w:asciiTheme="minorHAnsi" w:hAnsiTheme="minorHAnsi" w:cstheme="minorBidi"/>
           <w:noProof/>
@@ -1614,7 +1614,7 @@
         <w:rPr>
           <w:noProof/>
         </w:rPr>
-        <w:instrText xml:space="preserve"> PAGEREF _Toc242814061 \h </w:instrText>
+        <w:instrText xml:space="preserve"> PAGEREF _Toc242814886 \h </w:instrText>
       </w:r>
       <w:r>
         <w:rPr>
@@ -1646,7 +1646,7 @@
         <w:tabs>
           <w:tab w:val="right" w:leader="dot" w:pos="9062"/>
         </w:tabs>
-        <w:divId w:val="1493792423"/>
+        <w:divId w:val="133527563"/>
         <w:rPr>
           <w:rFonts w:asciiTheme="minorHAnsi" w:hAnsiTheme="minorHAnsi" w:cstheme="minorBidi"/>
           <w:noProof/>
@@ -1679,7 +1679,7 @@
         <w:rPr>
           <w:noProof/>
         </w:rPr>
-        <w:instrText xml:space="preserve"> PAGEREF _Toc242814062 \h </w:instrText>
+        <w:instrText xml:space="preserve"> PAGEREF _Toc242814887 \h </w:instrText>
       </w:r>
       <w:r>
         <w:rPr>
@@ -1711,7 +1711,7 @@
         <w:tabs>
           <w:tab w:val="right" w:leader="dot" w:pos="9062"/>
         </w:tabs>
-        <w:divId w:val="1493792423"/>
+        <w:divId w:val="133527563"/>
         <w:rPr>
           <w:rFonts w:asciiTheme="minorHAnsi" w:hAnsiTheme="minorHAnsi" w:cstheme="minorBidi"/>
           <w:noProof/>
@@ -1744,7 +1744,7 @@
         <w:rPr>
           <w:noProof/>
         </w:rPr>
-        <w:instrText xml:space="preserve"> PAGEREF _Toc242814063 \h </w:instrText>
+        <w:instrText xml:space="preserve"> PAGEREF _Toc242814888 \h </w:instrText>
       </w:r>
       <w:r>
         <w:rPr>
@@ -1776,7 +1776,7 @@
         <w:tabs>
           <w:tab w:val="right" w:leader="dot" w:pos="9062"/>
         </w:tabs>
-        <w:divId w:val="1493792423"/>
+        <w:divId w:val="133527563"/>
         <w:rPr>
           <w:rFonts w:asciiTheme="minorHAnsi" w:hAnsiTheme="minorHAnsi" w:cstheme="minorBidi"/>
           <w:noProof/>
@@ -1809,7 +1809,7 @@
         <w:rPr>
           <w:noProof/>
         </w:rPr>
-        <w:instrText xml:space="preserve"> PAGEREF _Toc242814064 \h </w:instrText>
+        <w:instrText xml:space="preserve"> PAGEREF _Toc242814889 \h </w:instrText>
       </w:r>
       <w:r>
         <w:rPr>
@@ -1841,7 +1841,7 @@
         <w:tabs>
           <w:tab w:val="right" w:leader="dot" w:pos="9062"/>
         </w:tabs>
-        <w:divId w:val="1493792423"/>
+        <w:divId w:val="133527563"/>
         <w:rPr>
           <w:rFonts w:asciiTheme="minorHAnsi" w:hAnsiTheme="minorHAnsi" w:cstheme="minorBidi"/>
           <w:noProof/>
@@ -1874,7 +1874,7 @@
         <w:rPr>
           <w:noProof/>
         </w:rPr>
-        <w:instrText xml:space="preserve"> PAGEREF _Toc242814065 \h </w:instrText>
+        <w:instrText xml:space="preserve"> PAGEREF _Toc242814890 \h </w:instrText>
       </w:r>
       <w:r>
         <w:rPr>
@@ -1906,7 +1906,7 @@
         <w:tabs>
           <w:tab w:val="right" w:leader="dot" w:pos="9062"/>
         </w:tabs>
-        <w:divId w:val="1493792423"/>
+        <w:divId w:val="133527563"/>
         <w:rPr>
           <w:rFonts w:asciiTheme="minorHAnsi" w:hAnsiTheme="minorHAnsi" w:cstheme="minorBidi"/>
           <w:noProof/>
@@ -1939,7 +1939,7 @@
         <w:rPr>
           <w:noProof/>
         </w:rPr>
-        <w:instrText xml:space="preserve"> PAGEREF _Toc242814066 \h </w:instrText>
+        <w:instrText xml:space="preserve"> PAGEREF _Toc242814891 \h </w:instrText>
       </w:r>
       <w:r>
         <w:rPr>
@@ -1971,7 +1971,7 @@
         <w:tabs>
           <w:tab w:val="right" w:leader="dot" w:pos="9062"/>
         </w:tabs>
-        <w:divId w:val="1493792423"/>
+        <w:divId w:val="133527563"/>
         <w:rPr>
           <w:rFonts w:asciiTheme="minorHAnsi" w:hAnsiTheme="minorHAnsi" w:cstheme="minorBidi"/>
           <w:noProof/>
@@ -2004,7 +2004,7 @@
         <w:rPr>
           <w:noProof/>
         </w:rPr>
-        <w:instrText xml:space="preserve"> PAGEREF _Toc242814067 \h </w:instrText>
+        <w:instrText xml:space="preserve"> PAGEREF _Toc242814892 \h </w:instrText>
       </w:r>
       <w:r>
         <w:rPr>
@@ -2036,7 +2036,7 @@
         <w:tabs>
           <w:tab w:val="right" w:leader="dot" w:pos="9062"/>
         </w:tabs>
-        <w:divId w:val="1493792423"/>
+        <w:divId w:val="133527563"/>
         <w:rPr>
           <w:rFonts w:asciiTheme="minorHAnsi" w:hAnsiTheme="minorHAnsi" w:cstheme="minorBidi"/>
           <w:noProof/>
@@ -2069,7 +2069,7 @@
         <w:rPr>
           <w:noProof/>
         </w:rPr>
-        <w:instrText xml:space="preserve"> PAGEREF _Toc242814068 \h </w:instrText>
+        <w:instrText xml:space="preserve"> PAGEREF _Toc242814893 \h </w:instrText>
       </w:r>
       <w:r>
         <w:rPr>
@@ -2101,7 +2101,7 @@
         <w:tabs>
           <w:tab w:val="right" w:leader="dot" w:pos="9062"/>
         </w:tabs>
-        <w:divId w:val="1493792423"/>
+        <w:divId w:val="133527563"/>
         <w:rPr>
           <w:rFonts w:asciiTheme="minorHAnsi" w:hAnsiTheme="minorHAnsi" w:cstheme="minorBidi"/>
           <w:noProof/>
@@ -2134,7 +2134,7 @@
         <w:rPr>
           <w:noProof/>
         </w:rPr>
-        <w:instrText xml:space="preserve"> PAGEREF _Toc242814069 \h </w:instrText>
+        <w:instrText xml:space="preserve"> PAGEREF _Toc242814894 \h </w:instrText>
       </w:r>
       <w:r>
         <w:rPr>
@@ -2166,7 +2166,7 @@
         <w:tabs>
           <w:tab w:val="right" w:leader="dot" w:pos="9062"/>
         </w:tabs>
-        <w:divId w:val="1493792423"/>
+        <w:divId w:val="133527563"/>
         <w:rPr>
           <w:rFonts w:asciiTheme="minorHAnsi" w:hAnsiTheme="minorHAnsi" w:cstheme="minorBidi"/>
           <w:noProof/>
@@ -2199,7 +2199,7 @@
         <w:rPr>
           <w:noProof/>
         </w:rPr>
-        <w:instrText xml:space="preserve"> PAGEREF _Toc242814070 \h </w:instrText>
+        <w:instrText xml:space="preserve"> PAGEREF _Toc242814895 \h </w:instrText>
       </w:r>
       <w:r>
         <w:rPr>
@@ -2231,7 +2231,7 @@
         <w:tabs>
           <w:tab w:val="right" w:leader="dot" w:pos="9062"/>
         </w:tabs>
-        <w:divId w:val="1493792423"/>
+        <w:divId w:val="133527563"/>
         <w:rPr>
           <w:rFonts w:asciiTheme="minorHAnsi" w:hAnsiTheme="minorHAnsi" w:cstheme="minorBidi"/>
           <w:noProof/>
@@ -2264,7 +2264,7 @@
         <w:rPr>
           <w:noProof/>
         </w:rPr>
-        <w:instrText xml:space="preserve"> PAGEREF _Toc242814071 \h </w:instrText>
+        <w:instrText xml:space="preserve"> PAGEREF _Toc242814896 \h </w:instrText>
       </w:r>
       <w:r>
         <w:rPr>
@@ -2296,7 +2296,7 @@
         <w:tabs>
           <w:tab w:val="right" w:leader="dot" w:pos="9062"/>
         </w:tabs>
-        <w:divId w:val="1493792423"/>
+        <w:divId w:val="133527563"/>
         <w:rPr>
           <w:rFonts w:asciiTheme="minorHAnsi" w:hAnsiTheme="minorHAnsi" w:cstheme="minorBidi"/>
           <w:noProof/>
@@ -2329,7 +2329,7 @@
         <w:rPr>
           <w:noProof/>
         </w:rPr>
-        <w:instrText xml:space="preserve"> PAGEREF _Toc242814072 \h </w:instrText>
+        <w:instrText xml:space="preserve"> PAGEREF _Toc242814897 \h </w:instrText>
       </w:r>
       <w:r>
         <w:rPr>
@@ -2361,7 +2361,7 @@
         <w:tabs>
           <w:tab w:val="right" w:leader="dot" w:pos="9062"/>
         </w:tabs>
-        <w:divId w:val="1493792423"/>
+        <w:divId w:val="133527563"/>
         <w:rPr>
           <w:rFonts w:asciiTheme="minorHAnsi" w:hAnsiTheme="minorHAnsi" w:cstheme="minorBidi"/>
           <w:noProof/>
@@ -2394,7 +2394,7 @@
         <w:rPr>
           <w:noProof/>
         </w:rPr>
-        <w:instrText xml:space="preserve"> PAGEREF _Toc242814073 \h </w:instrText>
+        <w:instrText xml:space="preserve"> PAGEREF _Toc242814898 \h </w:instrText>
       </w:r>
       <w:r>
         <w:rPr>
@@ -2426,7 +2426,7 @@
         <w:tabs>
           <w:tab w:val="right" w:leader="dot" w:pos="9062"/>
         </w:tabs>
-        <w:divId w:val="1493792423"/>
+        <w:divId w:val="133527563"/>
         <w:rPr>
           <w:rFonts w:asciiTheme="minorHAnsi" w:hAnsiTheme="minorHAnsi" w:cstheme="minorBidi"/>
           <w:noProof/>
@@ -2459,7 +2459,7 @@
         <w:rPr>
           <w:noProof/>
         </w:rPr>
-        <w:instrText xml:space="preserve"> PAGEREF _Toc242814074 \h </w:instrText>
+        <w:instrText xml:space="preserve"> PAGEREF _Toc242814899 \h </w:instrText>
       </w:r>
       <w:r>
         <w:rPr>
@@ -2491,7 +2491,7 @@
         <w:tabs>
           <w:tab w:val="right" w:leader="dot" w:pos="9062"/>
         </w:tabs>
-        <w:divId w:val="1493792423"/>
+        <w:divId w:val="133527563"/>
         <w:rPr>
           <w:rFonts w:asciiTheme="minorHAnsi" w:hAnsiTheme="minorHAnsi" w:cstheme="minorBidi"/>
           <w:noProof/>
@@ -2524,7 +2524,7 @@
         <w:rPr>
           <w:noProof/>
         </w:rPr>
-        <w:instrText xml:space="preserve"> PAGEREF _Toc242814075 \h </w:instrText>
+        <w:instrText xml:space="preserve"> PAGEREF _Toc242814900 \h </w:instrText>
       </w:r>
       <w:r>
         <w:rPr>
@@ -2556,7 +2556,7 @@
         <w:tabs>
           <w:tab w:val="right" w:leader="dot" w:pos="9062"/>
         </w:tabs>
-        <w:divId w:val="1493792423"/>
+        <w:divId w:val="133527563"/>
         <w:rPr>
           <w:rFonts w:asciiTheme="minorHAnsi" w:hAnsiTheme="minorHAnsi" w:cstheme="minorBidi"/>
           <w:noProof/>
@@ -2589,7 +2589,7 @@
         <w:rPr>
           <w:noProof/>
         </w:rPr>
-        <w:instrText xml:space="preserve"> PAGEREF _Toc242814076 \h </w:instrText>
+        <w:instrText xml:space="preserve"> PAGEREF _Toc242814901 \h </w:instrText>
       </w:r>
       <w:r>
         <w:rPr>
@@ -2621,7 +2621,7 @@
         <w:tabs>
           <w:tab w:val="right" w:leader="dot" w:pos="9062"/>
         </w:tabs>
-        <w:divId w:val="1493792423"/>
+        <w:divId w:val="133527563"/>
         <w:rPr>
           <w:rFonts w:asciiTheme="minorHAnsi" w:hAnsiTheme="minorHAnsi" w:cstheme="minorBidi"/>
           <w:noProof/>
@@ -2654,7 +2654,7 @@
         <w:rPr>
           <w:noProof/>
         </w:rPr>
-        <w:instrText xml:space="preserve"> PAGEREF _Toc242814077 \h </w:instrText>
+        <w:instrText xml:space="preserve"> PAGEREF _Toc242814902 \h </w:instrText>
       </w:r>
       <w:r>
         <w:rPr>
@@ -2686,7 +2686,7 @@
         <w:tabs>
           <w:tab w:val="right" w:leader="dot" w:pos="9062"/>
         </w:tabs>
-        <w:divId w:val="1493792423"/>
+        <w:divId w:val="133527563"/>
         <w:rPr>
           <w:rFonts w:asciiTheme="minorHAnsi" w:hAnsiTheme="minorHAnsi" w:cstheme="minorBidi"/>
           <w:noProof/>
@@ -2719,7 +2719,7 @@
         <w:rPr>
           <w:noProof/>
         </w:rPr>
-        <w:instrText xml:space="preserve"> PAGEREF _Toc242814078 \h </w:instrText>
+        <w:instrText xml:space="preserve"> PAGEREF _Toc242814903 \h </w:instrText>
       </w:r>
       <w:r>
         <w:rPr>
@@ -2751,7 +2751,7 @@
         <w:tabs>
           <w:tab w:val="right" w:leader="dot" w:pos="9062"/>
         </w:tabs>
-        <w:divId w:val="1493792423"/>
+        <w:divId w:val="133527563"/>
         <w:rPr>
           <w:rFonts w:asciiTheme="minorHAnsi" w:hAnsiTheme="minorHAnsi" w:cstheme="minorBidi"/>
           <w:noProof/>
@@ -2784,7 +2784,7 @@
         <w:rPr>
           <w:noProof/>
         </w:rPr>
-        <w:instrText xml:space="preserve"> PAGEREF _Toc242814079 \h </w:instrText>
+        <w:instrText xml:space="preserve"> PAGEREF _Toc242814904 \h </w:instrText>
       </w:r>
       <w:r>
         <w:rPr>
@@ -2816,7 +2816,7 @@
         <w:tabs>
           <w:tab w:val="right" w:leader="dot" w:pos="9062"/>
         </w:tabs>
-        <w:divId w:val="1493792423"/>
+        <w:divId w:val="133527563"/>
         <w:rPr>
           <w:rFonts w:asciiTheme="minorHAnsi" w:hAnsiTheme="minorHAnsi" w:cstheme="minorBidi"/>
           <w:noProof/>
@@ -2849,7 +2849,7 @@
         <w:rPr>
           <w:noProof/>
         </w:rPr>
-        <w:instrText xml:space="preserve"> PAGEREF _Toc242814080 \h </w:instrText>
+        <w:instrText xml:space="preserve"> PAGEREF _Toc242814905 \h </w:instrText>
       </w:r>
       <w:r>
         <w:rPr>
@@ -2881,7 +2881,7 @@
         <w:tabs>
           <w:tab w:val="right" w:leader="dot" w:pos="9062"/>
         </w:tabs>
-        <w:divId w:val="1493792423"/>
+        <w:divId w:val="133527563"/>
         <w:rPr>
           <w:rFonts w:asciiTheme="minorHAnsi" w:hAnsiTheme="minorHAnsi" w:cstheme="minorBidi"/>
           <w:noProof/>
@@ -2914,7 +2914,7 @@
         <w:rPr>
           <w:noProof/>
         </w:rPr>
-        <w:instrText xml:space="preserve"> PAGEREF _Toc242814081 \h </w:instrText>
+        <w:instrText xml:space="preserve"> PAGEREF _Toc242814906 \h </w:instrText>
       </w:r>
       <w:r>
         <w:rPr>
@@ -2946,7 +2946,7 @@
         <w:tabs>
           <w:tab w:val="right" w:leader="dot" w:pos="9062"/>
         </w:tabs>
-        <w:divId w:val="1493792423"/>
+        <w:divId w:val="133527563"/>
         <w:rPr>
           <w:rFonts w:asciiTheme="minorHAnsi" w:hAnsiTheme="minorHAnsi" w:cstheme="minorBidi"/>
           <w:noProof/>
@@ -2979,7 +2979,7 @@
         <w:rPr>
           <w:noProof/>
         </w:rPr>
-        <w:instrText xml:space="preserve"> PAGEREF _Toc242814082 \h </w:instrText>
+        <w:instrText xml:space="preserve"> PAGEREF _Toc242814907 \h </w:instrText>
       </w:r>
       <w:r>
         <w:rPr>
@@ -3011,7 +3011,7 @@
         <w:tabs>
           <w:tab w:val="right" w:leader="dot" w:pos="9062"/>
         </w:tabs>
-        <w:divId w:val="1493792423"/>
+        <w:divId w:val="133527563"/>
         <w:rPr>
           <w:rFonts w:asciiTheme="minorHAnsi" w:hAnsiTheme="minorHAnsi" w:cstheme="minorBidi"/>
           <w:noProof/>
@@ -3044,7 +3044,7 @@
         <w:rPr>
           <w:noProof/>
         </w:rPr>
-        <w:instrText xml:space="preserve"> PAGEREF _Toc242814083 \h </w:instrText>
+        <w:instrText xml:space="preserve"> PAGEREF _Toc242814908 \h </w:instrText>
       </w:r>
       <w:r>
         <w:rPr>
@@ -3076,7 +3076,7 @@
         <w:tabs>
           <w:tab w:val="right" w:leader="dot" w:pos="9062"/>
         </w:tabs>
-        <w:divId w:val="1493792423"/>
+        <w:divId w:val="133527563"/>
         <w:rPr>
           <w:rFonts w:asciiTheme="minorHAnsi" w:hAnsiTheme="minorHAnsi" w:cstheme="minorBidi"/>
           <w:noProof/>
@@ -3109,7 +3109,7 @@
         <w:rPr>
           <w:noProof/>
         </w:rPr>
-        <w:instrText xml:space="preserve"> PAGEREF _Toc242814084 \h </w:instrText>
+        <w:instrText xml:space="preserve"> PAGEREF _Toc242814909 \h </w:instrText>
       </w:r>
       <w:r>
         <w:rPr>
@@ -3141,7 +3141,7 @@
         <w:tabs>
           <w:tab w:val="right" w:leader="dot" w:pos="9062"/>
         </w:tabs>
-        <w:divId w:val="1493792423"/>
+        <w:divId w:val="133527563"/>
         <w:rPr>
           <w:rFonts w:asciiTheme="minorHAnsi" w:hAnsiTheme="minorHAnsi" w:cstheme="minorBidi"/>
           <w:noProof/>
@@ -3174,7 +3174,7 @@
         <w:rPr>
           <w:noProof/>
         </w:rPr>
-        <w:instrText xml:space="preserve"> PAGEREF _Toc242814085 \h </w:instrText>
+        <w:instrText xml:space="preserve"> PAGEREF _Toc242814910 \h </w:instrText>
       </w:r>
       <w:r>
         <w:rPr>
@@ -3206,7 +3206,7 @@
         <w:tabs>
           <w:tab w:val="right" w:leader="dot" w:pos="9062"/>
         </w:tabs>
-        <w:divId w:val="1493792423"/>
+        <w:divId w:val="133527563"/>
         <w:rPr>
           <w:rFonts w:asciiTheme="minorHAnsi" w:hAnsiTheme="minorHAnsi" w:cstheme="minorBidi"/>
           <w:noProof/>
@@ -3239,7 +3239,7 @@
         <w:rPr>
           <w:noProof/>
         </w:rPr>
-        <w:instrText xml:space="preserve"> PAGEREF _Toc242814086 \h </w:instrText>
+        <w:instrText xml:space="preserve"> PAGEREF _Toc242814911 \h </w:instrText>
       </w:r>
       <w:r>
         <w:rPr>
@@ -3271,7 +3271,7 @@
         <w:tabs>
           <w:tab w:val="right" w:leader="dot" w:pos="9062"/>
         </w:tabs>
-        <w:divId w:val="1493792423"/>
+        <w:divId w:val="133527563"/>
         <w:rPr>
           <w:rFonts w:asciiTheme="minorHAnsi" w:hAnsiTheme="minorHAnsi" w:cstheme="minorBidi"/>
           <w:noProof/>
@@ -3304,7 +3304,7 @@
         <w:rPr>
           <w:noProof/>
         </w:rPr>
-        <w:instrText xml:space="preserve"> PAGEREF _Toc242814087 \h </w:instrText>
+        <w:instrText xml:space="preserve"> PAGEREF _Toc242814912 \h </w:instrText>
       </w:r>
       <w:r>
         <w:rPr>
@@ -3336,7 +3336,7 @@
         <w:tabs>
           <w:tab w:val="right" w:leader="dot" w:pos="9062"/>
         </w:tabs>
-        <w:divId w:val="1493792423"/>
+        <w:divId w:val="133527563"/>
         <w:rPr>
           <w:rFonts w:asciiTheme="minorHAnsi" w:hAnsiTheme="minorHAnsi" w:cstheme="minorBidi"/>
           <w:noProof/>
@@ -3369,7 +3369,7 @@
         <w:rPr>
           <w:noProof/>
         </w:rPr>
-        <w:instrText xml:space="preserve"> PAGEREF _Toc242814088 \h </w:instrText>
+        <w:instrText xml:space="preserve"> PAGEREF _Toc242814913 \h </w:instrText>
       </w:r>
       <w:r>
         <w:rPr>
@@ -3401,7 +3401,7 @@
         <w:tabs>
           <w:tab w:val="right" w:leader="dot" w:pos="9062"/>
         </w:tabs>
-        <w:divId w:val="1493792423"/>
+        <w:divId w:val="133527563"/>
         <w:rPr>
           <w:rFonts w:asciiTheme="minorHAnsi" w:hAnsiTheme="minorHAnsi" w:cstheme="minorBidi"/>
           <w:noProof/>
@@ -3434,7 +3434,7 @@
         <w:rPr>
           <w:noProof/>
         </w:rPr>
-        <w:instrText xml:space="preserve"> PAGEREF _Toc242814089 \h </w:instrText>
+        <w:instrText xml:space="preserve"> PAGEREF _Toc242814914 \h </w:instrText>
       </w:r>
       <w:r>
         <w:rPr>
@@ -3466,7 +3466,7 @@
         <w:tabs>
           <w:tab w:val="right" w:leader="dot" w:pos="9062"/>
         </w:tabs>
-        <w:divId w:val="1493792423"/>
+        <w:divId w:val="133527563"/>
         <w:rPr>
           <w:rFonts w:asciiTheme="minorHAnsi" w:hAnsiTheme="minorHAnsi" w:cstheme="minorBidi"/>
           <w:noProof/>
@@ -3499,7 +3499,7 @@
         <w:rPr>
           <w:noProof/>
         </w:rPr>
-        <w:instrText xml:space="preserve"> PAGEREF _Toc242814090 \h </w:instrText>
+        <w:instrText xml:space="preserve"> PAGEREF _Toc242814915 \h </w:instrText>
       </w:r>
       <w:r>
         <w:rPr>
@@ -3531,7 +3531,7 @@
         <w:tabs>
           <w:tab w:val="right" w:leader="dot" w:pos="9062"/>
         </w:tabs>
-        <w:divId w:val="1493792423"/>
+        <w:divId w:val="133527563"/>
         <w:rPr>
           <w:rFonts w:asciiTheme="minorHAnsi" w:hAnsiTheme="minorHAnsi" w:cstheme="minorBidi"/>
           <w:noProof/>
@@ -3564,7 +3564,7 @@
         <w:rPr>
           <w:noProof/>
         </w:rPr>
-        <w:instrText xml:space="preserve"> PAGEREF _Toc242814091 \h </w:instrText>
+        <w:instrText xml:space="preserve"> PAGEREF _Toc242814916 \h </w:instrText>
       </w:r>
       <w:r>
         <w:rPr>
@@ -3596,7 +3596,7 @@
         <w:tabs>
           <w:tab w:val="right" w:leader="dot" w:pos="9062"/>
         </w:tabs>
-        <w:divId w:val="1493792423"/>
+        <w:divId w:val="133527563"/>
         <w:rPr>
           <w:rFonts w:asciiTheme="minorHAnsi" w:hAnsiTheme="minorHAnsi" w:cstheme="minorBidi"/>
           <w:noProof/>
@@ -3629,7 +3629,7 @@
         <w:rPr>
           <w:noProof/>
         </w:rPr>
-        <w:instrText xml:space="preserve"> PAGEREF _Toc242814092 \h </w:instrText>
+        <w:instrText xml:space="preserve"> PAGEREF _Toc242814917 \h </w:instrText>
       </w:r>
       <w:r>
         <w:rPr>
@@ -3661,7 +3661,7 @@
         <w:tabs>
           <w:tab w:val="right" w:leader="dot" w:pos="9062"/>
         </w:tabs>
-        <w:divId w:val="1493792423"/>
+        <w:divId w:val="133527563"/>
         <w:rPr>
           <w:rFonts w:asciiTheme="minorHAnsi" w:hAnsiTheme="minorHAnsi" w:cstheme="minorBidi"/>
           <w:noProof/>
@@ -3694,7 +3694,7 @@
         <w:rPr>
           <w:noProof/>
         </w:rPr>
-        <w:instrText xml:space="preserve"> PAGEREF _Toc242814093 \h </w:instrText>
+        <w:instrText xml:space="preserve"> PAGEREF _Toc242814918 \h </w:instrText>
       </w:r>
       <w:r>
         <w:rPr>
@@ -3726,7 +3726,7 @@
         <w:tabs>
           <w:tab w:val="right" w:leader="dot" w:pos="9062"/>
         </w:tabs>
-        <w:divId w:val="1493792423"/>
+        <w:divId w:val="133527563"/>
         <w:rPr>
           <w:rFonts w:asciiTheme="minorHAnsi" w:hAnsiTheme="minorHAnsi" w:cstheme="minorBidi"/>
           <w:noProof/>
@@ -3759,7 +3759,7 @@
         <w:rPr>
           <w:noProof/>
         </w:rPr>
-        <w:instrText xml:space="preserve"> PAGEREF _Toc242814094 \h </w:instrText>
+        <w:instrText xml:space="preserve"> PAGEREF _Toc242814919 \h </w:instrText>
       </w:r>
       <w:r>
         <w:rPr>
@@ -3791,7 +3791,7 @@
         <w:tabs>
           <w:tab w:val="right" w:leader="dot" w:pos="9062"/>
         </w:tabs>
-        <w:divId w:val="1493792423"/>
+        <w:divId w:val="133527563"/>
         <w:rPr>
           <w:rFonts w:asciiTheme="minorHAnsi" w:hAnsiTheme="minorHAnsi" w:cstheme="minorBidi"/>
           <w:noProof/>
@@ -3824,7 +3824,7 @@
         <w:rPr>
           <w:noProof/>
         </w:rPr>
-        <w:instrText xml:space="preserve"> PAGEREF _Toc242814095 \h </w:instrText>
+        <w:instrText xml:space="preserve"> PAGEREF _Toc242814920 \h </w:instrText>
       </w:r>
       <w:r>
         <w:rPr>
@@ -3856,7 +3856,7 @@
         <w:tabs>
           <w:tab w:val="right" w:leader="dot" w:pos="9062"/>
         </w:tabs>
-        <w:divId w:val="1493792423"/>
+        <w:divId w:val="133527563"/>
         <w:rPr>
           <w:rFonts w:asciiTheme="minorHAnsi" w:hAnsiTheme="minorHAnsi" w:cstheme="minorBidi"/>
           <w:noProof/>
@@ -3889,7 +3889,7 @@
         <w:rPr>
           <w:noProof/>
         </w:rPr>
-        <w:instrText xml:space="preserve"> PAGEREF _Toc242814096 \h </w:instrText>
+        <w:instrText xml:space="preserve"> PAGEREF _Toc242814921 \h </w:instrText>
       </w:r>
       <w:r>
         <w:rPr>
@@ -3921,7 +3921,7 @@
         <w:tabs>
           <w:tab w:val="right" w:leader="dot" w:pos="9062"/>
         </w:tabs>
-        <w:divId w:val="1493792423"/>
+        <w:divId w:val="133527563"/>
         <w:rPr>
           <w:rFonts w:asciiTheme="minorHAnsi" w:hAnsiTheme="minorHAnsi" w:cstheme="minorBidi"/>
           <w:noProof/>
@@ -3954,7 +3954,7 @@
         <w:rPr>
           <w:noProof/>
         </w:rPr>
-        <w:instrText xml:space="preserve"> PAGEREF _Toc242814097 \h </w:instrText>
+        <w:instrText xml:space="preserve"> PAGEREF _Toc242814922 \h </w:instrText>
       </w:r>
       <w:r>
         <w:rPr>
@@ -3986,7 +3986,7 @@
         <w:tabs>
           <w:tab w:val="right" w:leader="dot" w:pos="9062"/>
         </w:tabs>
-        <w:divId w:val="1493792423"/>
+        <w:divId w:val="133527563"/>
         <w:rPr>
           <w:rFonts w:asciiTheme="minorHAnsi" w:hAnsiTheme="minorHAnsi" w:cstheme="minorBidi"/>
           <w:noProof/>
@@ -4019,7 +4019,7 @@
         <w:rPr>
           <w:noProof/>
         </w:rPr>
-        <w:instrText xml:space="preserve"> PAGEREF _Toc242814098 \h </w:instrText>
+        <w:instrText xml:space="preserve"> PAGEREF _Toc242814923 \h </w:instrText>
       </w:r>
       <w:r>
         <w:rPr>
@@ -4051,7 +4051,7 @@
         <w:tabs>
           <w:tab w:val="right" w:leader="dot" w:pos="9062"/>
         </w:tabs>
-        <w:divId w:val="1493792423"/>
+        <w:divId w:val="133527563"/>
         <w:rPr>
           <w:rFonts w:asciiTheme="minorHAnsi" w:hAnsiTheme="minorHAnsi" w:cstheme="minorBidi"/>
           <w:noProof/>
@@ -4084,7 +4084,7 @@
         <w:rPr>
           <w:noProof/>
         </w:rPr>
-        <w:instrText xml:space="preserve"> PAGEREF _Toc242814099 \h </w:instrText>
+        <w:instrText xml:space="preserve"> PAGEREF _Toc242814924 \h </w:instrText>
       </w:r>
       <w:r>
         <w:rPr>
@@ -4116,7 +4116,7 @@
         <w:tabs>
           <w:tab w:val="right" w:leader="dot" w:pos="9062"/>
         </w:tabs>
-        <w:divId w:val="1493792423"/>
+        <w:divId w:val="133527563"/>
         <w:rPr>
           <w:rFonts w:asciiTheme="minorHAnsi" w:hAnsiTheme="minorHAnsi" w:cstheme="minorBidi"/>
           <w:noProof/>
@@ -4149,7 +4149,7 @@
         <w:rPr>
           <w:noProof/>
         </w:rPr>
-        <w:instrText xml:space="preserve"> PAGEREF _Toc242814100 \h </w:instrText>
+        <w:instrText xml:space="preserve"> PAGEREF _Toc242814925 \h </w:instrText>
       </w:r>
       <w:r>
         <w:rPr>
@@ -4181,7 +4181,7 @@
         <w:tabs>
           <w:tab w:val="right" w:leader="dot" w:pos="9062"/>
         </w:tabs>
-        <w:divId w:val="1493792423"/>
+        <w:divId w:val="133527563"/>
         <w:rPr>
           <w:rFonts w:asciiTheme="minorHAnsi" w:hAnsiTheme="minorHAnsi" w:cstheme="minorBidi"/>
           <w:noProof/>
@@ -4214,7 +4214,7 @@
         <w:rPr>
           <w:noProof/>
         </w:rPr>
-        <w:instrText xml:space="preserve"> PAGEREF _Toc242814101 \h </w:instrText>
+        <w:instrText xml:space="preserve"> PAGEREF _Toc242814926 \h </w:instrText>
       </w:r>
       <w:r>
         <w:rPr>
@@ -4246,7 +4246,7 @@
         <w:tabs>
           <w:tab w:val="right" w:leader="dot" w:pos="9062"/>
         </w:tabs>
-        <w:divId w:val="1493792423"/>
+        <w:divId w:val="133527563"/>
         <w:rPr>
           <w:rFonts w:asciiTheme="minorHAnsi" w:hAnsiTheme="minorHAnsi" w:cstheme="minorBidi"/>
           <w:noProof/>
@@ -4279,7 +4279,7 @@
         <w:rPr>
           <w:noProof/>
         </w:rPr>
-        <w:instrText xml:space="preserve"> PAGEREF _Toc242814102 \h </w:instrText>
+        <w:instrText xml:space="preserve"> PAGEREF _Toc242814927 \h </w:instrText>
       </w:r>
       <w:r>
         <w:rPr>
@@ -4311,7 +4311,7 @@
         <w:tabs>
           <w:tab w:val="right" w:leader="dot" w:pos="9062"/>
         </w:tabs>
-        <w:divId w:val="1493792423"/>
+        <w:divId w:val="133527563"/>
         <w:rPr>
           <w:rFonts w:asciiTheme="minorHAnsi" w:hAnsiTheme="minorHAnsi" w:cstheme="minorBidi"/>
           <w:noProof/>
@@ -4344,7 +4344,7 @@
         <w:rPr>
           <w:noProof/>
         </w:rPr>
-        <w:instrText xml:space="preserve"> PAGEREF _Toc242814103 \h </w:instrText>
+        <w:instrText xml:space="preserve"> PAGEREF _Toc242814928 \h </w:instrText>
       </w:r>
       <w:r>
         <w:rPr>
@@ -4376,7 +4376,7 @@
         <w:tabs>
           <w:tab w:val="right" w:leader="dot" w:pos="9062"/>
         </w:tabs>
-        <w:divId w:val="1493792423"/>
+        <w:divId w:val="133527563"/>
         <w:rPr>
           <w:rFonts w:asciiTheme="minorHAnsi" w:hAnsiTheme="minorHAnsi" w:cstheme="minorBidi"/>
           <w:noProof/>
@@ -4409,7 +4409,7 @@
         <w:rPr>
           <w:noProof/>
         </w:rPr>
-        <w:instrText xml:space="preserve"> PAGEREF _Toc242814104 \h </w:instrText>
+        <w:instrText xml:space="preserve"> PAGEREF _Toc242814929 \h </w:instrText>
       </w:r>
       <w:r>
         <w:rPr>
@@ -4441,7 +4441,7 @@
         <w:tabs>
           <w:tab w:val="right" w:leader="dot" w:pos="9062"/>
         </w:tabs>
-        <w:divId w:val="1493792423"/>
+        <w:divId w:val="133527563"/>
         <w:rPr>
           <w:rFonts w:asciiTheme="minorHAnsi" w:hAnsiTheme="minorHAnsi" w:cstheme="minorBidi"/>
           <w:noProof/>
@@ -4474,7 +4474,7 @@
         <w:rPr>
           <w:noProof/>
         </w:rPr>
-        <w:instrText xml:space="preserve"> PAGEREF _Toc242814105 \h </w:instrText>
+        <w:instrText xml:space="preserve"> PAGEREF _Toc242814930 \h </w:instrText>
       </w:r>
       <w:r>
         <w:rPr>
@@ -4506,7 +4506,7 @@
         <w:tabs>
           <w:tab w:val="right" w:leader="dot" w:pos="9062"/>
         </w:tabs>
-        <w:divId w:val="1493792423"/>
+        <w:divId w:val="133527563"/>
         <w:rPr>
           <w:rFonts w:asciiTheme="minorHAnsi" w:hAnsiTheme="minorHAnsi" w:cstheme="minorBidi"/>
           <w:noProof/>
@@ -4539,7 +4539,7 @@
         <w:rPr>
           <w:noProof/>
         </w:rPr>
-        <w:instrText xml:space="preserve"> PAGEREF _Toc242814106 \h </w:instrText>
+        <w:instrText xml:space="preserve"> PAGEREF _Toc242814931 \h </w:instrText>
       </w:r>
       <w:r>
         <w:rPr>
@@ -4571,7 +4571,7 @@
         <w:tabs>
           <w:tab w:val="right" w:leader="dot" w:pos="9062"/>
         </w:tabs>
-        <w:divId w:val="1493792423"/>
+        <w:divId w:val="133527563"/>
         <w:rPr>
           <w:rFonts w:asciiTheme="minorHAnsi" w:hAnsiTheme="minorHAnsi" w:cstheme="minorBidi"/>
           <w:noProof/>
@@ -4604,7 +4604,7 @@
         <w:rPr>
           <w:noProof/>
         </w:rPr>
-        <w:instrText xml:space="preserve"> PAGEREF _Toc242814107 \h </w:instrText>
+        <w:instrText xml:space="preserve"> PAGEREF _Toc242814932 \h </w:instrText>
       </w:r>
       <w:r>
         <w:rPr>
@@ -4636,7 +4636,7 @@
         <w:tabs>
           <w:tab w:val="right" w:leader="dot" w:pos="9062"/>
         </w:tabs>
-        <w:divId w:val="1493792423"/>
+        <w:divId w:val="133527563"/>
         <w:rPr>
           <w:rFonts w:asciiTheme="minorHAnsi" w:hAnsiTheme="minorHAnsi" w:cstheme="minorBidi"/>
           <w:noProof/>
@@ -4669,7 +4669,7 @@
         <w:rPr>
           <w:noProof/>
         </w:rPr>
-        <w:instrText xml:space="preserve"> PAGEREF _Toc242814108 \h </w:instrText>
+        <w:instrText xml:space="preserve"> PAGEREF _Toc242814933 \h </w:instrText>
       </w:r>
       <w:r>
         <w:rPr>
@@ -4701,7 +4701,7 @@
         <w:tabs>
           <w:tab w:val="right" w:leader="dot" w:pos="9062"/>
         </w:tabs>
-        <w:divId w:val="1493792423"/>
+        <w:divId w:val="133527563"/>
         <w:rPr>
           <w:rFonts w:asciiTheme="minorHAnsi" w:hAnsiTheme="minorHAnsi" w:cstheme="minorBidi"/>
           <w:noProof/>
@@ -4734,7 +4734,7 @@
         <w:rPr>
           <w:noProof/>
         </w:rPr>
-        <w:instrText xml:space="preserve"> PAGEREF _Toc242814109 \h </w:instrText>
+        <w:instrText xml:space="preserve"> PAGEREF _Toc242814934 \h </w:instrText>
       </w:r>
       <w:r>
         <w:rPr>
@@ -4766,7 +4766,7 @@
         <w:tabs>
           <w:tab w:val="right" w:leader="dot" w:pos="9062"/>
         </w:tabs>
-        <w:divId w:val="1493792423"/>
+        <w:divId w:val="133527563"/>
         <w:rPr>
           <w:rFonts w:asciiTheme="minorHAnsi" w:hAnsiTheme="minorHAnsi" w:cstheme="minorBidi"/>
           <w:noProof/>
@@ -4799,7 +4799,7 @@
         <w:rPr>
           <w:noProof/>
         </w:rPr>
-        <w:instrText xml:space="preserve"> PAGEREF _Toc242814110 \h </w:instrText>
+        <w:instrText xml:space="preserve"> PAGEREF _Toc242814935 \h </w:instrText>
       </w:r>
       <w:r>
         <w:rPr>
@@ -4828,7 +4828,7 @@
     <w:p>
       <w:pPr>
         <w:pStyle w:val="marker"/>
-        <w:divId w:val="1493792423"/>
+        <w:divId w:val="133527563"/>
         <w:rPr>
           <w:lang w:val="nl-NL"/>
         </w:rPr>
@@ -4844,7 +4844,7 @@
       <w:pPr>
         <w:pStyle w:val="marker"/>
         <w:ind w:left="800" w:right="800"/>
-        <w:divId w:val="953562525"/>
+        <w:divId w:val="2128574091"/>
         <w:rPr>
           <w:lang w:val="nl-NL"/>
         </w:rPr>
@@ -4855,7 +4855,7 @@
     </w:p>
     <w:p>
       <w:pPr>
-        <w:divId w:val="394551102"/>
+        <w:divId w:val="2009091792"/>
         <w:rPr>
           <w:i/>
           <w:iCs/>
@@ -4884,7 +4884,7 @@
     </w:p>
     <w:p>
       <w:pPr>
-        <w:divId w:val="394551102"/>
+        <w:divId w:val="2009091792"/>
         <w:rPr>
           <w:i/>
           <w:iCs/>
@@ -4906,7 +4906,7 @@
       <w:pPr>
         <w:pStyle w:val="marker"/>
         <w:ind w:left="800" w:right="800"/>
-        <w:divId w:val="953562525"/>
+        <w:divId w:val="2128574091"/>
         <w:rPr>
           <w:lang w:val="nl-NL"/>
         </w:rPr>
@@ -4918,13 +4918,13 @@
     <w:p>
       <w:pPr>
         <w:pStyle w:val="Kop1"/>
-        <w:divId w:val="953562525"/>
-        <w:rPr>
-          <w:rFonts w:eastAsia="Times New Roman"/>
-          <w:lang w:val="nl-NL"/>
-        </w:rPr>
-      </w:pPr>
-      <w:bookmarkStart w:id="1" w:name="_Toc242814040"/>
+        <w:divId w:val="2128574091"/>
+        <w:rPr>
+          <w:rFonts w:eastAsia="Times New Roman"/>
+          <w:lang w:val="nl-NL"/>
+        </w:rPr>
+      </w:pPr>
+      <w:bookmarkStart w:id="1" w:name="_Toc242814865"/>
       <w:r>
         <w:rPr>
           <w:rFonts w:eastAsia="Times New Roman"/>
@@ -4937,13 +4937,13 @@
     <w:p>
       <w:pPr>
         <w:pStyle w:val="Kop2"/>
-        <w:divId w:val="953562525"/>
-        <w:rPr>
-          <w:rFonts w:eastAsia="Times New Roman"/>
-          <w:lang w:val="nl-NL"/>
-        </w:rPr>
-      </w:pPr>
-      <w:bookmarkStart w:id="2" w:name="_Toc242814041"/>
+        <w:divId w:val="2128574091"/>
+        <w:rPr>
+          <w:rFonts w:eastAsia="Times New Roman"/>
+          <w:lang w:val="nl-NL"/>
+        </w:rPr>
+      </w:pPr>
+      <w:bookmarkStart w:id="2" w:name="_Toc242814866"/>
       <w:r>
         <w:rPr>
           <w:rFonts w:eastAsia="Times New Roman"/>
@@ -4956,13 +4956,13 @@
     <w:p>
       <w:pPr>
         <w:pStyle w:val="Kop3"/>
-        <w:divId w:val="953562525"/>
-        <w:rPr>
-          <w:rFonts w:eastAsia="Times New Roman"/>
-          <w:lang w:val="nl-NL"/>
-        </w:rPr>
-      </w:pPr>
-      <w:bookmarkStart w:id="3" w:name="_Toc242814042"/>
+        <w:divId w:val="2128574091"/>
+        <w:rPr>
+          <w:rFonts w:eastAsia="Times New Roman"/>
+          <w:lang w:val="nl-NL"/>
+        </w:rPr>
+      </w:pPr>
+      <w:bookmarkStart w:id="3" w:name="_Toc242814867"/>
       <w:r>
         <w:rPr>
           <w:rFonts w:eastAsia="Times New Roman"/>
@@ -4975,7 +4975,7 @@
     <w:p>
       <w:pPr>
         <w:pStyle w:val="subtitel"/>
-        <w:divId w:val="953562525"/>
+        <w:divId w:val="2128574091"/>
         <w:rPr>
           <w:lang w:val="nl-NL"/>
         </w:rPr>
@@ -4990,7 +4990,7 @@
     <w:p>
       <w:pPr>
         <w:pStyle w:val="Normaalweb"/>
-        <w:divId w:val="953562525"/>
+        <w:divId w:val="2128574091"/>
         <w:rPr>
           <w:lang w:val="nl-NL"/>
         </w:rPr>
@@ -5005,7 +5005,7 @@
     <w:p>
       <w:pPr>
         <w:pStyle w:val="Normaalweb"/>
-        <w:divId w:val="953562525"/>
+        <w:divId w:val="2128574091"/>
         <w:rPr>
           <w:lang w:val="nl-NL"/>
         </w:rPr>
@@ -5026,7 +5026,7 @@
     <w:p>
       <w:pPr>
         <w:pStyle w:val="Normaalweb"/>
-        <w:divId w:val="953562525"/>
+        <w:divId w:val="2128574091"/>
         <w:rPr>
           <w:lang w:val="nl-NL"/>
         </w:rPr>
@@ -5066,7 +5066,7 @@
     </w:p>
     <w:p>
       <w:pPr>
-        <w:divId w:val="2063016528"/>
+        <w:divId w:val="235633982"/>
         <w:rPr>
           <w:color w:val="555555"/>
           <w:sz w:val="20"/>
@@ -5086,7 +5086,7 @@
     </w:p>
     <w:p>
       <w:pPr>
-        <w:divId w:val="2063016528"/>
+        <w:divId w:val="235633982"/>
         <w:rPr>
           <w:color w:val="555555"/>
           <w:sz w:val="20"/>
@@ -5108,7 +5108,7 @@
       <w:pPr>
         <w:pStyle w:val="marker"/>
         <w:ind w:left="800" w:right="800"/>
-        <w:divId w:val="953562525"/>
+        <w:divId w:val="2128574091"/>
         <w:rPr>
           <w:lang w:val="nl-NL"/>
         </w:rPr>
@@ -5120,13 +5120,13 @@
     <w:p>
       <w:pPr>
         <w:pStyle w:val="Kop3"/>
-        <w:divId w:val="953562525"/>
-        <w:rPr>
-          <w:rFonts w:eastAsia="Times New Roman"/>
-          <w:lang w:val="nl-NL"/>
-        </w:rPr>
-      </w:pPr>
-      <w:bookmarkStart w:id="4" w:name="_Toc242814043"/>
+        <w:divId w:val="2128574091"/>
+        <w:rPr>
+          <w:rFonts w:eastAsia="Times New Roman"/>
+          <w:lang w:val="nl-NL"/>
+        </w:rPr>
+      </w:pPr>
+      <w:bookmarkStart w:id="4" w:name="_Toc242814868"/>
       <w:r>
         <w:rPr>
           <w:rFonts w:eastAsia="Times New Roman"/>
@@ -5139,7 +5139,7 @@
     <w:p>
       <w:pPr>
         <w:pStyle w:val="subtitel"/>
-        <w:divId w:val="953562525"/>
+        <w:divId w:val="2128574091"/>
         <w:rPr>
           <w:lang w:val="nl-NL"/>
         </w:rPr>
@@ -5154,7 +5154,7 @@
     <w:p>
       <w:pPr>
         <w:pStyle w:val="Normaalweb"/>
-        <w:divId w:val="953562525"/>
+        <w:divId w:val="2128574091"/>
         <w:rPr>
           <w:lang w:val="nl-NL"/>
         </w:rPr>
@@ -5175,7 +5175,7 @@
     <w:p>
       <w:pPr>
         <w:pStyle w:val="Normaalweb"/>
-        <w:divId w:val="953562525"/>
+        <w:divId w:val="2128574091"/>
         <w:rPr>
           <w:lang w:val="nl-NL"/>
         </w:rPr>
@@ -5196,7 +5196,7 @@
     <w:p>
       <w:pPr>
         <w:pStyle w:val="Normaalweb"/>
-        <w:divId w:val="953562525"/>
+        <w:divId w:val="2128574091"/>
         <w:rPr>
           <w:lang w:val="nl-NL"/>
         </w:rPr>
@@ -5217,7 +5217,7 @@
     <w:p>
       <w:pPr>
         <w:pStyle w:val="Normaalweb"/>
-        <w:divId w:val="953562525"/>
+        <w:divId w:val="2128574091"/>
         <w:rPr>
           <w:lang w:val="nl-NL"/>
         </w:rPr>
@@ -5237,7 +5237,7 @@
     </w:p>
     <w:p>
       <w:pPr>
-        <w:divId w:val="1929539602"/>
+        <w:divId w:val="1869677204"/>
         <w:rPr>
           <w:color w:val="555555"/>
           <w:sz w:val="20"/>
@@ -5260,7 +5260,7 @@
       <w:pPr>
         <w:pStyle w:val="marker"/>
         <w:ind w:left="800" w:right="800"/>
-        <w:divId w:val="953562525"/>
+        <w:divId w:val="2128574091"/>
         <w:rPr>
           <w:lang w:val="nl-NL"/>
         </w:rPr>
@@ -5272,13 +5272,13 @@
     <w:p>
       <w:pPr>
         <w:pStyle w:val="Kop3"/>
-        <w:divId w:val="953562525"/>
-        <w:rPr>
-          <w:rFonts w:eastAsia="Times New Roman"/>
-          <w:lang w:val="nl-NL"/>
-        </w:rPr>
-      </w:pPr>
-      <w:bookmarkStart w:id="5" w:name="_Toc242814044"/>
+        <w:divId w:val="2128574091"/>
+        <w:rPr>
+          <w:rFonts w:eastAsia="Times New Roman"/>
+          <w:lang w:val="nl-NL"/>
+        </w:rPr>
+      </w:pPr>
+      <w:bookmarkStart w:id="5" w:name="_Toc242814869"/>
       <w:r>
         <w:rPr>
           <w:rFonts w:eastAsia="Times New Roman"/>
@@ -5291,7 +5291,7 @@
     <w:p>
       <w:pPr>
         <w:pStyle w:val="subtitel"/>
-        <w:divId w:val="953562525"/>
+        <w:divId w:val="2128574091"/>
         <w:rPr>
           <w:lang w:val="nl-NL"/>
         </w:rPr>
@@ -5306,7 +5306,7 @@
     <w:p>
       <w:pPr>
         <w:pStyle w:val="Normaalweb"/>
-        <w:divId w:val="953562525"/>
+        <w:divId w:val="2128574091"/>
         <w:rPr>
           <w:lang w:val="nl-NL"/>
         </w:rPr>
@@ -5327,7 +5327,7 @@
     <w:p>
       <w:pPr>
         <w:pStyle w:val="Normaalweb"/>
-        <w:divId w:val="953562525"/>
+        <w:divId w:val="2128574091"/>
         <w:rPr>
           <w:lang w:val="nl-NL"/>
         </w:rPr>
@@ -5348,7 +5348,7 @@
     <w:p>
       <w:pPr>
         <w:pStyle w:val="Normaalweb"/>
-        <w:divId w:val="953562525"/>
+        <w:divId w:val="2128574091"/>
         <w:rPr>
           <w:lang w:val="nl-NL"/>
         </w:rPr>
@@ -5368,7 +5368,7 @@
     </w:p>
     <w:p>
       <w:pPr>
-        <w:divId w:val="392235880"/>
+        <w:divId w:val="1649283228"/>
         <w:rPr>
           <w:color w:val="555555"/>
           <w:sz w:val="20"/>
@@ -5388,7 +5388,7 @@
     </w:p>
     <w:p>
       <w:pPr>
-        <w:divId w:val="392235880"/>
+        <w:divId w:val="1649283228"/>
         <w:rPr>
           <w:color w:val="555555"/>
           <w:sz w:val="20"/>
@@ -5410,7 +5410,7 @@
       <w:pPr>
         <w:pStyle w:val="marker"/>
         <w:ind w:left="800" w:right="800"/>
-        <w:divId w:val="953562525"/>
+        <w:divId w:val="2128574091"/>
         <w:rPr>
           <w:lang w:val="nl-NL"/>
         </w:rPr>
@@ -5422,13 +5422,13 @@
     <w:p>
       <w:pPr>
         <w:pStyle w:val="Kop3"/>
-        <w:divId w:val="953562525"/>
-        <w:rPr>
-          <w:rFonts w:eastAsia="Times New Roman"/>
-          <w:lang w:val="nl-NL"/>
-        </w:rPr>
-      </w:pPr>
-      <w:bookmarkStart w:id="6" w:name="_Toc242814045"/>
+        <w:divId w:val="2128574091"/>
+        <w:rPr>
+          <w:rFonts w:eastAsia="Times New Roman"/>
+          <w:lang w:val="nl-NL"/>
+        </w:rPr>
+      </w:pPr>
+      <w:bookmarkStart w:id="6" w:name="_Toc242814870"/>
       <w:r>
         <w:rPr>
           <w:rFonts w:eastAsia="Times New Roman"/>
@@ -5441,7 +5441,7 @@
     <w:p>
       <w:pPr>
         <w:pStyle w:val="subtitel"/>
-        <w:divId w:val="953562525"/>
+        <w:divId w:val="2128574091"/>
         <w:rPr>
           <w:lang w:val="nl-NL"/>
         </w:rPr>
@@ -5456,7 +5456,7 @@
     <w:p>
       <w:pPr>
         <w:pStyle w:val="Normaalweb"/>
-        <w:divId w:val="953562525"/>
+        <w:divId w:val="2128574091"/>
         <w:rPr>
           <w:lang w:val="nl-NL"/>
         </w:rPr>
@@ -5477,7 +5477,7 @@
     <w:p>
       <w:pPr>
         <w:pStyle w:val="Normaalweb"/>
-        <w:divId w:val="953562525"/>
+        <w:divId w:val="2128574091"/>
         <w:rPr>
           <w:lang w:val="nl-NL"/>
         </w:rPr>
@@ -5498,7 +5498,7 @@
     <w:p>
       <w:pPr>
         <w:pStyle w:val="Normaalweb"/>
-        <w:divId w:val="953562525"/>
+        <w:divId w:val="2128574091"/>
         <w:rPr>
           <w:lang w:val="nl-NL"/>
         </w:rPr>
@@ -5519,7 +5519,7 @@
     <w:p>
       <w:pPr>
         <w:pStyle w:val="Normaalweb"/>
-        <w:divId w:val="953562525"/>
+        <w:divId w:val="2128574091"/>
         <w:rPr>
           <w:lang w:val="nl-NL"/>
         </w:rPr>
@@ -5539,7 +5539,7 @@
     </w:p>
     <w:p>
       <w:pPr>
-        <w:divId w:val="832646832"/>
+        <w:divId w:val="1191380304"/>
         <w:rPr>
           <w:color w:val="555555"/>
           <w:sz w:val="20"/>
@@ -5569,7 +5569,7 @@
     </w:p>
     <w:p>
       <w:pPr>
-        <w:divId w:val="832646832"/>
+        <w:divId w:val="1191380304"/>
         <w:rPr>
           <w:color w:val="555555"/>
           <w:sz w:val="20"/>
@@ -5591,7 +5591,7 @@
       <w:pPr>
         <w:pStyle w:val="marker"/>
         <w:ind w:left="800" w:right="800"/>
-        <w:divId w:val="953562525"/>
+        <w:divId w:val="2128574091"/>
         <w:rPr>
           <w:lang w:val="nl-NL"/>
         </w:rPr>
@@ -5603,13 +5603,13 @@
     <w:p>
       <w:pPr>
         <w:pStyle w:val="Kop3"/>
-        <w:divId w:val="953562525"/>
-        <w:rPr>
-          <w:rFonts w:eastAsia="Times New Roman"/>
-          <w:lang w:val="nl-NL"/>
-        </w:rPr>
-      </w:pPr>
-      <w:bookmarkStart w:id="7" w:name="_Toc242814046"/>
+        <w:divId w:val="2128574091"/>
+        <w:rPr>
+          <w:rFonts w:eastAsia="Times New Roman"/>
+          <w:lang w:val="nl-NL"/>
+        </w:rPr>
+      </w:pPr>
+      <w:bookmarkStart w:id="7" w:name="_Toc242814871"/>
       <w:r>
         <w:rPr>
           <w:rFonts w:eastAsia="Times New Roman"/>
@@ -5622,7 +5622,7 @@
     <w:p>
       <w:pPr>
         <w:pStyle w:val="subtitel"/>
-        <w:divId w:val="953562525"/>
+        <w:divId w:val="2128574091"/>
         <w:rPr>
           <w:lang w:val="nl-NL"/>
         </w:rPr>
@@ -5637,7 +5637,7 @@
     <w:p>
       <w:pPr>
         <w:pStyle w:val="Normaalweb"/>
-        <w:divId w:val="953562525"/>
+        <w:divId w:val="2128574091"/>
         <w:rPr>
           <w:lang w:val="nl-NL"/>
         </w:rPr>
@@ -5658,7 +5658,7 @@
     <w:p>
       <w:pPr>
         <w:pStyle w:val="Normaalweb"/>
-        <w:divId w:val="953562525"/>
+        <w:divId w:val="2128574091"/>
         <w:rPr>
           <w:lang w:val="nl-NL"/>
         </w:rPr>
@@ -5692,7 +5692,7 @@
     <w:p>
       <w:pPr>
         <w:pStyle w:val="Normaalweb"/>
-        <w:divId w:val="953562525"/>
+        <w:divId w:val="2128574091"/>
         <w:rPr>
           <w:lang w:val="nl-NL"/>
         </w:rPr>
@@ -5732,7 +5732,7 @@
     </w:p>
     <w:p>
       <w:pPr>
-        <w:divId w:val="862861364"/>
+        <w:divId w:val="1313564771"/>
         <w:rPr>
           <w:color w:val="555555"/>
           <w:sz w:val="20"/>
@@ -5752,7 +5752,7 @@
     </w:p>
     <w:p>
       <w:pPr>
-        <w:divId w:val="862861364"/>
+        <w:divId w:val="1313564771"/>
         <w:rPr>
           <w:color w:val="555555"/>
           <w:sz w:val="20"/>
@@ -5774,7 +5774,7 @@
       <w:pPr>
         <w:pStyle w:val="marker"/>
         <w:ind w:left="800" w:right="800"/>
-        <w:divId w:val="953562525"/>
+        <w:divId w:val="2128574091"/>
         <w:rPr>
           <w:lang w:val="nl-NL"/>
         </w:rPr>
@@ -5786,13 +5786,13 @@
     <w:p>
       <w:pPr>
         <w:pStyle w:val="Kop3"/>
-        <w:divId w:val="953562525"/>
-        <w:rPr>
-          <w:rFonts w:eastAsia="Times New Roman"/>
-          <w:lang w:val="nl-NL"/>
-        </w:rPr>
-      </w:pPr>
-      <w:bookmarkStart w:id="8" w:name="_Toc242814047"/>
+        <w:divId w:val="2128574091"/>
+        <w:rPr>
+          <w:rFonts w:eastAsia="Times New Roman"/>
+          <w:lang w:val="nl-NL"/>
+        </w:rPr>
+      </w:pPr>
+      <w:bookmarkStart w:id="8" w:name="_Toc242814872"/>
       <w:r>
         <w:rPr>
           <w:rFonts w:eastAsia="Times New Roman"/>
@@ -5805,7 +5805,7 @@
     <w:p>
       <w:pPr>
         <w:pStyle w:val="subtitel"/>
-        <w:divId w:val="953562525"/>
+        <w:divId w:val="2128574091"/>
         <w:rPr>
           <w:lang w:val="nl-NL"/>
         </w:rPr>
@@ -5820,7 +5820,7 @@
     <w:p>
       <w:pPr>
         <w:pStyle w:val="Normaalweb"/>
-        <w:divId w:val="953562525"/>
+        <w:divId w:val="2128574091"/>
         <w:rPr>
           <w:lang w:val="nl-NL"/>
         </w:rPr>
@@ -5853,7 +5853,7 @@
     <w:p>
       <w:pPr>
         <w:pStyle w:val="Normaalweb"/>
-        <w:divId w:val="953562525"/>
+        <w:divId w:val="2128574091"/>
         <w:rPr>
           <w:lang w:val="nl-NL"/>
         </w:rPr>
@@ -5874,7 +5874,7 @@
     <w:p>
       <w:pPr>
         <w:pStyle w:val="Normaalweb"/>
-        <w:divId w:val="953562525"/>
+        <w:divId w:val="2128574091"/>
         <w:rPr>
           <w:lang w:val="nl-NL"/>
         </w:rPr>
@@ -5889,14 +5889,7 @@
         <w:rPr>
           <w:lang w:val="nl-NL"/>
         </w:rPr>
-        <w:t xml:space="preserve">finitief dat de alvleesklier niet bezwijkt onder een auto-immuunziekte, maar onder systematische overbelasting. In plaats van deze data te gebruiken voor medisch maatwerk, grijpt het administratieve systeem in: het dossier wordt onherroepelijk vastgeklikt in een strikte, </w:t>
-      </w:r>
-      <w:r>
-        <w:rPr>
-          <w:lang w:val="nl-NL"/>
-        </w:rPr>
-        <w:lastRenderedPageBreak/>
-        <w:t xml:space="preserve">gedegradeerde classificatie *4*. Dit algoritme negeert de ernst van de reeds opgelopen amputaties en orgaanschade volledig, en blokkeert de vergoeding van geavanceerde sensortechnologie simpelweg omdat het toegekende label niet past bij de </w:t>
+        <w:t xml:space="preserve">finitief dat de alvleesklier niet bezwijkt onder een auto-immuunziekte, maar onder systematische overbelasting. In plaats van deze data te gebruiken voor medisch maatwerk, grijpt het administratieve systeem in: het dossier wordt onherroepelijk vastgeklikt in een strikte, gedegradeerde classificatie *4*. Dit algoritme negeert de ernst van de reeds opgelopen amputaties en orgaanschade volledig, en blokkeert de vergoeding van geavanceerde sensortechnologie simpelweg omdat het toegekende label niet past bij de </w:t>
       </w:r>
       <w:r>
         <w:rPr>
@@ -5908,7 +5901,7 @@
     <w:p>
       <w:pPr>
         <w:pStyle w:val="Normaalweb"/>
-        <w:divId w:val="953562525"/>
+        <w:divId w:val="2128574091"/>
         <w:rPr>
           <w:lang w:val="nl-NL"/>
         </w:rPr>
@@ -5928,7 +5921,7 @@
     </w:p>
     <w:p>
       <w:pPr>
-        <w:divId w:val="757598317"/>
+        <w:divId w:val="1315722487"/>
         <w:rPr>
           <w:color w:val="555555"/>
           <w:sz w:val="20"/>
@@ -5948,7 +5941,7 @@
     </w:p>
     <w:p>
       <w:pPr>
-        <w:divId w:val="757598317"/>
+        <w:divId w:val="1315722487"/>
         <w:rPr>
           <w:color w:val="555555"/>
           <w:sz w:val="20"/>
@@ -5968,7 +5961,7 @@
     </w:p>
     <w:p>
       <w:pPr>
-        <w:divId w:val="757598317"/>
+        <w:divId w:val="1315722487"/>
         <w:rPr>
           <w:color w:val="555555"/>
           <w:sz w:val="20"/>
@@ -5988,7 +5981,7 @@
     </w:p>
     <w:p>
       <w:pPr>
-        <w:divId w:val="757598317"/>
+        <w:divId w:val="1315722487"/>
         <w:rPr>
           <w:color w:val="555555"/>
           <w:sz w:val="20"/>
@@ -6008,7 +6001,7 @@
     </w:p>
     <w:p>
       <w:pPr>
-        <w:divId w:val="757598317"/>
+        <w:divId w:val="1315722487"/>
         <w:rPr>
           <w:color w:val="555555"/>
           <w:sz w:val="20"/>
@@ -6030,7 +6023,7 @@
       <w:pPr>
         <w:pStyle w:val="marker"/>
         <w:ind w:left="800" w:right="800"/>
-        <w:divId w:val="953562525"/>
+        <w:divId w:val="2128574091"/>
         <w:rPr>
           <w:lang w:val="nl-NL"/>
         </w:rPr>
@@ -6042,13 +6035,13 @@
     <w:p>
       <w:pPr>
         <w:pStyle w:val="Kop3"/>
-        <w:divId w:val="953562525"/>
-        <w:rPr>
-          <w:rFonts w:eastAsia="Times New Roman"/>
-          <w:lang w:val="nl-NL"/>
-        </w:rPr>
-      </w:pPr>
-      <w:bookmarkStart w:id="9" w:name="_Toc242814048"/>
+        <w:divId w:val="2128574091"/>
+        <w:rPr>
+          <w:rFonts w:eastAsia="Times New Roman"/>
+          <w:lang w:val="nl-NL"/>
+        </w:rPr>
+      </w:pPr>
+      <w:bookmarkStart w:id="9" w:name="_Toc242814873"/>
       <w:r>
         <w:rPr>
           <w:rFonts w:eastAsia="Times New Roman"/>
@@ -6061,7 +6054,7 @@
     <w:p>
       <w:pPr>
         <w:pStyle w:val="subtitel"/>
-        <w:divId w:val="953562525"/>
+        <w:divId w:val="2128574091"/>
         <w:rPr>
           <w:lang w:val="nl-NL"/>
         </w:rPr>
@@ -6076,7 +6069,7 @@
     <w:p>
       <w:pPr>
         <w:pStyle w:val="Normaalweb"/>
-        <w:divId w:val="953562525"/>
+        <w:divId w:val="2128574091"/>
         <w:rPr>
           <w:lang w:val="nl-NL"/>
         </w:rPr>
@@ -6097,7 +6090,7 @@
     <w:p>
       <w:pPr>
         <w:pStyle w:val="Normaalweb"/>
-        <w:divId w:val="953562525"/>
+        <w:divId w:val="2128574091"/>
         <w:rPr>
           <w:lang w:val="nl-NL"/>
         </w:rPr>
@@ -6118,7 +6111,7 @@
     <w:p>
       <w:pPr>
         <w:pStyle w:val="Normaalweb"/>
-        <w:divId w:val="953562525"/>
+        <w:divId w:val="2128574091"/>
         <w:rPr>
           <w:lang w:val="nl-NL"/>
         </w:rPr>
@@ -6139,7 +6132,7 @@
     <w:p>
       <w:pPr>
         <w:pStyle w:val="Normaalweb"/>
-        <w:divId w:val="953562525"/>
+        <w:divId w:val="2128574091"/>
         <w:rPr>
           <w:lang w:val="nl-NL"/>
         </w:rPr>
@@ -6159,7 +6152,7 @@
     </w:p>
     <w:p>
       <w:pPr>
-        <w:divId w:val="1395197778"/>
+        <w:divId w:val="849564645"/>
         <w:rPr>
           <w:color w:val="555555"/>
           <w:sz w:val="20"/>
@@ -6181,7 +6174,7 @@
       <w:pPr>
         <w:pStyle w:val="marker"/>
         <w:ind w:left="800" w:right="800"/>
-        <w:divId w:val="953562525"/>
+        <w:divId w:val="2128574091"/>
         <w:rPr>
           <w:lang w:val="nl-NL"/>
         </w:rPr>
@@ -6193,13 +6186,13 @@
     <w:p>
       <w:pPr>
         <w:pStyle w:val="Kop2"/>
-        <w:divId w:val="953562525"/>
-        <w:rPr>
-          <w:rFonts w:eastAsia="Times New Roman"/>
-          <w:lang w:val="nl-NL"/>
-        </w:rPr>
-      </w:pPr>
-      <w:bookmarkStart w:id="10" w:name="_Toc242814049"/>
+        <w:divId w:val="2128574091"/>
+        <w:rPr>
+          <w:rFonts w:eastAsia="Times New Roman"/>
+          <w:lang w:val="nl-NL"/>
+        </w:rPr>
+      </w:pPr>
+      <w:bookmarkStart w:id="10" w:name="_Toc242814874"/>
       <w:r>
         <w:rPr>
           <w:rFonts w:eastAsia="Times New Roman"/>
@@ -6212,13 +6205,13 @@
     <w:p>
       <w:pPr>
         <w:pStyle w:val="Kop3"/>
-        <w:divId w:val="953562525"/>
-        <w:rPr>
-          <w:rFonts w:eastAsia="Times New Roman"/>
-          <w:lang w:val="nl-NL"/>
-        </w:rPr>
-      </w:pPr>
-      <w:bookmarkStart w:id="11" w:name="_Toc242814050"/>
+        <w:divId w:val="2128574091"/>
+        <w:rPr>
+          <w:rFonts w:eastAsia="Times New Roman"/>
+          <w:lang w:val="nl-NL"/>
+        </w:rPr>
+      </w:pPr>
+      <w:bookmarkStart w:id="11" w:name="_Toc242814875"/>
       <w:r>
         <w:rPr>
           <w:rFonts w:eastAsia="Times New Roman"/>
@@ -6231,7 +6224,7 @@
     <w:p>
       <w:pPr>
         <w:pStyle w:val="subtitel"/>
-        <w:divId w:val="953562525"/>
+        <w:divId w:val="2128574091"/>
         <w:rPr>
           <w:lang w:val="nl-NL"/>
         </w:rPr>
@@ -6246,7 +6239,7 @@
     <w:p>
       <w:pPr>
         <w:pStyle w:val="Normaalweb"/>
-        <w:divId w:val="953562525"/>
+        <w:divId w:val="2128574091"/>
         <w:rPr>
           <w:lang w:val="nl-NL"/>
         </w:rPr>
@@ -6267,7 +6260,7 @@
     <w:p>
       <w:pPr>
         <w:pStyle w:val="Normaalweb"/>
-        <w:divId w:val="953562525"/>
+        <w:divId w:val="2128574091"/>
         <w:rPr>
           <w:lang w:val="nl-NL"/>
         </w:rPr>
@@ -6288,7 +6281,7 @@
     <w:p>
       <w:pPr>
         <w:pStyle w:val="Normaalweb"/>
-        <w:divId w:val="953562525"/>
+        <w:divId w:val="2128574091"/>
         <w:rPr>
           <w:lang w:val="nl-NL"/>
         </w:rPr>
@@ -6309,7 +6302,7 @@
     <w:p>
       <w:pPr>
         <w:pStyle w:val="Normaalweb"/>
-        <w:divId w:val="953562525"/>
+        <w:divId w:val="2128574091"/>
         <w:rPr>
           <w:lang w:val="nl-NL"/>
         </w:rPr>
@@ -6329,7 +6322,7 @@
     </w:p>
     <w:p>
       <w:pPr>
-        <w:divId w:val="1589801843"/>
+        <w:divId w:val="103964279"/>
         <w:rPr>
           <w:color w:val="555555"/>
           <w:sz w:val="20"/>
@@ -6351,7 +6344,7 @@
       <w:pPr>
         <w:pStyle w:val="marker"/>
         <w:ind w:left="800" w:right="800"/>
-        <w:divId w:val="953562525"/>
+        <w:divId w:val="2128574091"/>
         <w:rPr>
           <w:lang w:val="nl-NL"/>
         </w:rPr>
@@ -6363,13 +6356,13 @@
     <w:p>
       <w:pPr>
         <w:pStyle w:val="Kop3"/>
-        <w:divId w:val="953562525"/>
-        <w:rPr>
-          <w:rFonts w:eastAsia="Times New Roman"/>
-          <w:lang w:val="nl-NL"/>
-        </w:rPr>
-      </w:pPr>
-      <w:bookmarkStart w:id="12" w:name="_Toc242814051"/>
+        <w:divId w:val="2128574091"/>
+        <w:rPr>
+          <w:rFonts w:eastAsia="Times New Roman"/>
+          <w:lang w:val="nl-NL"/>
+        </w:rPr>
+      </w:pPr>
+      <w:bookmarkStart w:id="12" w:name="_Toc242814876"/>
       <w:r>
         <w:rPr>
           <w:rFonts w:eastAsia="Times New Roman"/>
@@ -6382,7 +6375,7 @@
     <w:p>
       <w:pPr>
         <w:pStyle w:val="subtitel"/>
-        <w:divId w:val="953562525"/>
+        <w:divId w:val="2128574091"/>
         <w:rPr>
           <w:lang w:val="nl-NL"/>
         </w:rPr>
@@ -6397,7 +6390,7 @@
     <w:p>
       <w:pPr>
         <w:pStyle w:val="Normaalweb"/>
-        <w:divId w:val="953562525"/>
+        <w:divId w:val="2128574091"/>
         <w:rPr>
           <w:lang w:val="nl-NL"/>
         </w:rPr>
@@ -6418,7 +6411,7 @@
     <w:p>
       <w:pPr>
         <w:pStyle w:val="Normaalweb"/>
-        <w:divId w:val="953562525"/>
+        <w:divId w:val="2128574091"/>
         <w:rPr>
           <w:lang w:val="nl-NL"/>
         </w:rPr>
@@ -6439,7 +6432,7 @@
     <w:p>
       <w:pPr>
         <w:pStyle w:val="Normaalweb"/>
-        <w:divId w:val="953562525"/>
+        <w:divId w:val="2128574091"/>
         <w:rPr>
           <w:lang w:val="nl-NL"/>
         </w:rPr>
@@ -6459,7 +6452,7 @@
     </w:p>
     <w:p>
       <w:pPr>
-        <w:divId w:val="551386002"/>
+        <w:divId w:val="705985752"/>
         <w:rPr>
           <w:color w:val="555555"/>
           <w:sz w:val="20"/>
@@ -6479,7 +6472,7 @@
     </w:p>
     <w:p>
       <w:pPr>
-        <w:divId w:val="551386002"/>
+        <w:divId w:val="705985752"/>
         <w:rPr>
           <w:color w:val="555555"/>
           <w:sz w:val="20"/>
@@ -6499,7 +6492,7 @@
     </w:p>
     <w:p>
       <w:pPr>
-        <w:divId w:val="551386002"/>
+        <w:divId w:val="705985752"/>
         <w:rPr>
           <w:color w:val="555555"/>
           <w:sz w:val="20"/>
@@ -6519,7 +6512,7 @@
     </w:p>
     <w:p>
       <w:pPr>
-        <w:divId w:val="551386002"/>
+        <w:divId w:val="705985752"/>
         <w:rPr>
           <w:color w:val="555555"/>
           <w:sz w:val="20"/>
@@ -6539,7 +6532,7 @@
     </w:p>
     <w:p>
       <w:pPr>
-        <w:divId w:val="551386002"/>
+        <w:divId w:val="705985752"/>
         <w:rPr>
           <w:color w:val="555555"/>
           <w:sz w:val="20"/>
@@ -6561,7 +6554,7 @@
       <w:pPr>
         <w:pStyle w:val="marker"/>
         <w:ind w:left="800" w:right="800"/>
-        <w:divId w:val="953562525"/>
+        <w:divId w:val="2128574091"/>
         <w:rPr>
           <w:lang w:val="nl-NL"/>
         </w:rPr>
@@ -6573,13 +6566,13 @@
     <w:p>
       <w:pPr>
         <w:pStyle w:val="Kop3"/>
-        <w:divId w:val="953562525"/>
-        <w:rPr>
-          <w:rFonts w:eastAsia="Times New Roman"/>
-          <w:lang w:val="nl-NL"/>
-        </w:rPr>
-      </w:pPr>
-      <w:bookmarkStart w:id="13" w:name="_Toc242814052"/>
+        <w:divId w:val="2128574091"/>
+        <w:rPr>
+          <w:rFonts w:eastAsia="Times New Roman"/>
+          <w:lang w:val="nl-NL"/>
+        </w:rPr>
+      </w:pPr>
+      <w:bookmarkStart w:id="13" w:name="_Toc242814877"/>
       <w:r>
         <w:rPr>
           <w:rFonts w:eastAsia="Times New Roman"/>
@@ -6592,7 +6585,7 @@
     <w:p>
       <w:pPr>
         <w:pStyle w:val="subtitel"/>
-        <w:divId w:val="953562525"/>
+        <w:divId w:val="2128574091"/>
         <w:rPr>
           <w:lang w:val="nl-NL"/>
         </w:rPr>
@@ -6607,7 +6600,7 @@
     <w:p>
       <w:pPr>
         <w:pStyle w:val="Normaalweb"/>
-        <w:divId w:val="953562525"/>
+        <w:divId w:val="2128574091"/>
         <w:rPr>
           <w:lang w:val="nl-NL"/>
         </w:rPr>
@@ -6628,7 +6621,7 @@
     <w:p>
       <w:pPr>
         <w:pStyle w:val="Normaalweb"/>
-        <w:divId w:val="953562525"/>
+        <w:divId w:val="2128574091"/>
         <w:rPr>
           <w:lang w:val="nl-NL"/>
         </w:rPr>
@@ -6643,7 +6636,7 @@
     <w:p>
       <w:pPr>
         <w:pStyle w:val="Normaalweb"/>
-        <w:divId w:val="953562525"/>
+        <w:divId w:val="2128574091"/>
         <w:rPr>
           <w:lang w:val="nl-NL"/>
         </w:rPr>
@@ -6664,7 +6657,7 @@
     <w:p>
       <w:pPr>
         <w:pStyle w:val="Normaalweb"/>
-        <w:divId w:val="953562525"/>
+        <w:divId w:val="2128574091"/>
         <w:rPr>
           <w:lang w:val="nl-NL"/>
         </w:rPr>
@@ -6685,7 +6678,7 @@
     <w:p>
       <w:pPr>
         <w:pStyle w:val="Normaalweb"/>
-        <w:divId w:val="953562525"/>
+        <w:divId w:val="2128574091"/>
         <w:rPr>
           <w:lang w:val="nl-NL"/>
         </w:rPr>
@@ -6700,7 +6693,7 @@
     <w:p>
       <w:pPr>
         <w:pStyle w:val="Normaalweb"/>
-        <w:divId w:val="953562525"/>
+        <w:divId w:val="2128574091"/>
         <w:rPr>
           <w:lang w:val="nl-NL"/>
         </w:rPr>
@@ -6720,7 +6713,7 @@
     </w:p>
     <w:p>
       <w:pPr>
-        <w:divId w:val="1269393388"/>
+        <w:divId w:val="530268580"/>
         <w:rPr>
           <w:color w:val="555555"/>
           <w:sz w:val="20"/>
@@ -6740,7 +6733,7 @@
     </w:p>
     <w:p>
       <w:pPr>
-        <w:divId w:val="1269393388"/>
+        <w:divId w:val="530268580"/>
         <w:rPr>
           <w:color w:val="555555"/>
           <w:sz w:val="20"/>
@@ -6760,7 +6753,7 @@
     </w:p>
     <w:p>
       <w:pPr>
-        <w:divId w:val="1269393388"/>
+        <w:divId w:val="530268580"/>
         <w:rPr>
           <w:color w:val="555555"/>
           <w:sz w:val="20"/>
@@ -6782,7 +6775,7 @@
       <w:pPr>
         <w:pStyle w:val="marker"/>
         <w:ind w:left="800" w:right="800"/>
-        <w:divId w:val="953562525"/>
+        <w:divId w:val="2128574091"/>
         <w:rPr>
           <w:lang w:val="nl-NL"/>
         </w:rPr>
@@ -6794,13 +6787,13 @@
     <w:p>
       <w:pPr>
         <w:pStyle w:val="Kop3"/>
-        <w:divId w:val="953562525"/>
-        <w:rPr>
-          <w:rFonts w:eastAsia="Times New Roman"/>
-          <w:lang w:val="nl-NL"/>
-        </w:rPr>
-      </w:pPr>
-      <w:bookmarkStart w:id="14" w:name="_Toc242814053"/>
+        <w:divId w:val="2128574091"/>
+        <w:rPr>
+          <w:rFonts w:eastAsia="Times New Roman"/>
+          <w:lang w:val="nl-NL"/>
+        </w:rPr>
+      </w:pPr>
+      <w:bookmarkStart w:id="14" w:name="_Toc242814878"/>
       <w:r>
         <w:rPr>
           <w:rFonts w:eastAsia="Times New Roman"/>
@@ -6813,7 +6806,7 @@
     <w:p>
       <w:pPr>
         <w:pStyle w:val="subtitel"/>
-        <w:divId w:val="953562525"/>
+        <w:divId w:val="2128574091"/>
         <w:rPr>
           <w:lang w:val="nl-NL"/>
         </w:rPr>
@@ -6828,7 +6821,7 @@
     <w:p>
       <w:pPr>
         <w:pStyle w:val="Normaalweb"/>
-        <w:divId w:val="953562525"/>
+        <w:divId w:val="2128574091"/>
         <w:rPr>
           <w:lang w:val="nl-NL"/>
         </w:rPr>
@@ -6849,7 +6842,7 @@
     <w:p>
       <w:pPr>
         <w:pStyle w:val="Normaalweb"/>
-        <w:divId w:val="953562525"/>
+        <w:divId w:val="2128574091"/>
         <w:rPr>
           <w:lang w:val="nl-NL"/>
         </w:rPr>
@@ -6870,7 +6863,7 @@
     <w:p>
       <w:pPr>
         <w:pStyle w:val="Normaalweb"/>
-        <w:divId w:val="953562525"/>
+        <w:divId w:val="2128574091"/>
         <w:rPr>
           <w:lang w:val="nl-NL"/>
         </w:rPr>
@@ -6885,7 +6878,7 @@
     <w:p>
       <w:pPr>
         <w:pStyle w:val="Normaalweb"/>
-        <w:divId w:val="953562525"/>
+        <w:divId w:val="2128574091"/>
         <w:rPr>
           <w:lang w:val="nl-NL"/>
         </w:rPr>
@@ -6906,7 +6899,7 @@
     <w:p>
       <w:pPr>
         <w:pStyle w:val="Normaalweb"/>
-        <w:divId w:val="953562525"/>
+        <w:divId w:val="2128574091"/>
         <w:rPr>
           <w:lang w:val="nl-NL"/>
         </w:rPr>
@@ -6921,7 +6914,7 @@
     <w:p>
       <w:pPr>
         <w:pStyle w:val="Normaalweb"/>
-        <w:divId w:val="953562525"/>
+        <w:divId w:val="2128574091"/>
         <w:rPr>
           <w:lang w:val="nl-NL"/>
         </w:rPr>
@@ -6941,7 +6934,7 @@
     </w:p>
     <w:p>
       <w:pPr>
-        <w:divId w:val="1840464196"/>
+        <w:divId w:val="1387491508"/>
         <w:rPr>
           <w:color w:val="555555"/>
           <w:sz w:val="20"/>
@@ -6961,7 +6954,7 @@
     </w:p>
     <w:p>
       <w:pPr>
-        <w:divId w:val="1840464196"/>
+        <w:divId w:val="1387491508"/>
         <w:rPr>
           <w:color w:val="555555"/>
           <w:sz w:val="20"/>
@@ -6983,7 +6976,7 @@
       <w:pPr>
         <w:pStyle w:val="marker"/>
         <w:ind w:left="800" w:right="800"/>
-        <w:divId w:val="953562525"/>
+        <w:divId w:val="2128574091"/>
         <w:rPr>
           <w:lang w:val="nl-NL"/>
         </w:rPr>
@@ -6995,13 +6988,13 @@
     <w:p>
       <w:pPr>
         <w:pStyle w:val="Kop3"/>
-        <w:divId w:val="953562525"/>
-        <w:rPr>
-          <w:rFonts w:eastAsia="Times New Roman"/>
-          <w:lang w:val="nl-NL"/>
-        </w:rPr>
-      </w:pPr>
-      <w:bookmarkStart w:id="15" w:name="_Toc242814054"/>
+        <w:divId w:val="2128574091"/>
+        <w:rPr>
+          <w:rFonts w:eastAsia="Times New Roman"/>
+          <w:lang w:val="nl-NL"/>
+        </w:rPr>
+      </w:pPr>
+      <w:bookmarkStart w:id="15" w:name="_Toc242814879"/>
       <w:r>
         <w:rPr>
           <w:rFonts w:eastAsia="Times New Roman"/>
@@ -7014,7 +7007,7 @@
     <w:p>
       <w:pPr>
         <w:pStyle w:val="subtitel"/>
-        <w:divId w:val="953562525"/>
+        <w:divId w:val="2128574091"/>
         <w:rPr>
           <w:lang w:val="nl-NL"/>
         </w:rPr>
@@ -7029,7 +7022,7 @@
     <w:p>
       <w:pPr>
         <w:pStyle w:val="Normaalweb"/>
-        <w:divId w:val="953562525"/>
+        <w:divId w:val="2128574091"/>
         <w:rPr>
           <w:lang w:val="nl-NL"/>
         </w:rPr>
@@ -7050,7 +7043,7 @@
     <w:p>
       <w:pPr>
         <w:pStyle w:val="Normaalweb"/>
-        <w:divId w:val="953562525"/>
+        <w:divId w:val="2128574091"/>
         <w:rPr>
           <w:lang w:val="nl-NL"/>
         </w:rPr>
@@ -7071,7 +7064,7 @@
     <w:p>
       <w:pPr>
         <w:pStyle w:val="Normaalweb"/>
-        <w:divId w:val="953562525"/>
+        <w:divId w:val="2128574091"/>
         <w:rPr>
           <w:lang w:val="nl-NL"/>
         </w:rPr>
@@ -7091,7 +7084,7 @@
     </w:p>
     <w:p>
       <w:pPr>
-        <w:divId w:val="1463886496"/>
+        <w:divId w:val="1237544890"/>
         <w:rPr>
           <w:color w:val="555555"/>
           <w:sz w:val="20"/>
@@ -7111,7 +7104,7 @@
     </w:p>
     <w:p>
       <w:pPr>
-        <w:divId w:val="1463886496"/>
+        <w:divId w:val="1237544890"/>
         <w:rPr>
           <w:color w:val="555555"/>
           <w:sz w:val="20"/>
@@ -7131,7 +7124,7 @@
     </w:p>
     <w:p>
       <w:pPr>
-        <w:divId w:val="1463886496"/>
+        <w:divId w:val="1237544890"/>
         <w:rPr>
           <w:color w:val="555555"/>
           <w:sz w:val="20"/>
@@ -7151,7 +7144,7 @@
     </w:p>
     <w:p>
       <w:pPr>
-        <w:divId w:val="1463886496"/>
+        <w:divId w:val="1237544890"/>
         <w:rPr>
           <w:color w:val="555555"/>
           <w:sz w:val="20"/>
@@ -7173,7 +7166,7 @@
       <w:pPr>
         <w:pStyle w:val="marker"/>
         <w:ind w:left="800" w:right="800"/>
-        <w:divId w:val="953562525"/>
+        <w:divId w:val="2128574091"/>
         <w:rPr>
           <w:lang w:val="nl-NL"/>
         </w:rPr>
@@ -7185,13 +7178,13 @@
     <w:p>
       <w:pPr>
         <w:pStyle w:val="Kop3"/>
-        <w:divId w:val="953562525"/>
-        <w:rPr>
-          <w:rFonts w:eastAsia="Times New Roman"/>
-          <w:lang w:val="nl-NL"/>
-        </w:rPr>
-      </w:pPr>
-      <w:bookmarkStart w:id="16" w:name="_Toc242814055"/>
+        <w:divId w:val="2128574091"/>
+        <w:rPr>
+          <w:rFonts w:eastAsia="Times New Roman"/>
+          <w:lang w:val="nl-NL"/>
+        </w:rPr>
+      </w:pPr>
+      <w:bookmarkStart w:id="16" w:name="_Toc242814880"/>
       <w:r>
         <w:rPr>
           <w:rFonts w:eastAsia="Times New Roman"/>
@@ -7204,7 +7197,7 @@
     <w:p>
       <w:pPr>
         <w:pStyle w:val="subtitel"/>
-        <w:divId w:val="953562525"/>
+        <w:divId w:val="2128574091"/>
         <w:rPr>
           <w:lang w:val="nl-NL"/>
         </w:rPr>
@@ -7219,7 +7212,7 @@
     <w:p>
       <w:pPr>
         <w:pStyle w:val="Normaalweb"/>
-        <w:divId w:val="953562525"/>
+        <w:divId w:val="2128574091"/>
         <w:rPr>
           <w:lang w:val="nl-NL"/>
         </w:rPr>
@@ -7240,7 +7233,7 @@
     <w:p>
       <w:pPr>
         <w:pStyle w:val="Normaalweb"/>
-        <w:divId w:val="953562525"/>
+        <w:divId w:val="2128574091"/>
         <w:rPr>
           <w:lang w:val="nl-NL"/>
         </w:rPr>
@@ -7261,7 +7254,7 @@
     <w:p>
       <w:pPr>
         <w:pStyle w:val="Normaalweb"/>
-        <w:divId w:val="953562525"/>
+        <w:divId w:val="2128574091"/>
         <w:rPr>
           <w:lang w:val="nl-NL"/>
         </w:rPr>
@@ -7282,7 +7275,7 @@
     <w:p>
       <w:pPr>
         <w:pStyle w:val="Normaalweb"/>
-        <w:divId w:val="953562525"/>
+        <w:divId w:val="2128574091"/>
         <w:rPr>
           <w:lang w:val="nl-NL"/>
         </w:rPr>
@@ -7302,7 +7295,7 @@
     </w:p>
     <w:p>
       <w:pPr>
-        <w:divId w:val="1677926025"/>
+        <w:divId w:val="1723598788"/>
         <w:rPr>
           <w:color w:val="555555"/>
           <w:sz w:val="20"/>
@@ -7322,7 +7315,7 @@
     </w:p>
     <w:p>
       <w:pPr>
-        <w:divId w:val="1677926025"/>
+        <w:divId w:val="1723598788"/>
         <w:rPr>
           <w:color w:val="555555"/>
           <w:sz w:val="20"/>
@@ -7344,7 +7337,7 @@
       <w:pPr>
         <w:pStyle w:val="marker"/>
         <w:ind w:left="800" w:right="800"/>
-        <w:divId w:val="953562525"/>
+        <w:divId w:val="2128574091"/>
         <w:rPr>
           <w:lang w:val="nl-NL"/>
         </w:rPr>
@@ -7356,13 +7349,13 @@
     <w:p>
       <w:pPr>
         <w:pStyle w:val="Kop3"/>
-        <w:divId w:val="953562525"/>
-        <w:rPr>
-          <w:rFonts w:eastAsia="Times New Roman"/>
-          <w:lang w:val="nl-NL"/>
-        </w:rPr>
-      </w:pPr>
-      <w:bookmarkStart w:id="17" w:name="_Toc242814056"/>
+        <w:divId w:val="2128574091"/>
+        <w:rPr>
+          <w:rFonts w:eastAsia="Times New Roman"/>
+          <w:lang w:val="nl-NL"/>
+        </w:rPr>
+      </w:pPr>
+      <w:bookmarkStart w:id="17" w:name="_Toc242814881"/>
       <w:r>
         <w:rPr>
           <w:rFonts w:eastAsia="Times New Roman"/>
@@ -7375,7 +7368,7 @@
     <w:p>
       <w:pPr>
         <w:pStyle w:val="subtitel"/>
-        <w:divId w:val="953562525"/>
+        <w:divId w:val="2128574091"/>
         <w:rPr>
           <w:lang w:val="nl-NL"/>
         </w:rPr>
@@ -7390,7 +7383,7 @@
     <w:p>
       <w:pPr>
         <w:pStyle w:val="Normaalweb"/>
-        <w:divId w:val="953562525"/>
+        <w:divId w:val="2128574091"/>
         <w:rPr>
           <w:lang w:val="nl-NL"/>
         </w:rPr>
@@ -7411,7 +7404,7 @@
     <w:p>
       <w:pPr>
         <w:pStyle w:val="Normaalweb"/>
-        <w:divId w:val="953562525"/>
+        <w:divId w:val="2128574091"/>
         <w:rPr>
           <w:lang w:val="nl-NL"/>
         </w:rPr>
@@ -7432,7 +7425,7 @@
     <w:p>
       <w:pPr>
         <w:pStyle w:val="Normaalweb"/>
-        <w:divId w:val="953562525"/>
+        <w:divId w:val="2128574091"/>
         <w:rPr>
           <w:lang w:val="nl-NL"/>
         </w:rPr>
@@ -7453,7 +7446,7 @@
     <w:p>
       <w:pPr>
         <w:pStyle w:val="Normaalweb"/>
-        <w:divId w:val="953562525"/>
+        <w:divId w:val="2128574091"/>
         <w:rPr>
           <w:lang w:val="nl-NL"/>
         </w:rPr>
@@ -7473,7 +7466,7 @@
     </w:p>
     <w:p>
       <w:pPr>
-        <w:divId w:val="1838690054"/>
+        <w:divId w:val="1943566613"/>
         <w:rPr>
           <w:color w:val="555555"/>
           <w:sz w:val="20"/>
@@ -7493,7 +7486,7 @@
     </w:p>
     <w:p>
       <w:pPr>
-        <w:divId w:val="1838690054"/>
+        <w:divId w:val="1943566613"/>
         <w:rPr>
           <w:color w:val="555555"/>
           <w:sz w:val="20"/>
@@ -7515,7 +7508,7 @@
       <w:pPr>
         <w:pStyle w:val="marker"/>
         <w:ind w:left="800" w:right="800"/>
-        <w:divId w:val="953562525"/>
+        <w:divId w:val="2128574091"/>
         <w:rPr>
           <w:lang w:val="nl-NL"/>
         </w:rPr>
@@ -7527,13 +7520,13 @@
     <w:p>
       <w:pPr>
         <w:pStyle w:val="Kop3"/>
-        <w:divId w:val="953562525"/>
-        <w:rPr>
-          <w:rFonts w:eastAsia="Times New Roman"/>
-          <w:lang w:val="nl-NL"/>
-        </w:rPr>
-      </w:pPr>
-      <w:bookmarkStart w:id="18" w:name="_Toc242814057"/>
+        <w:divId w:val="2128574091"/>
+        <w:rPr>
+          <w:rFonts w:eastAsia="Times New Roman"/>
+          <w:lang w:val="nl-NL"/>
+        </w:rPr>
+      </w:pPr>
+      <w:bookmarkStart w:id="18" w:name="_Toc242814882"/>
       <w:r>
         <w:rPr>
           <w:rFonts w:eastAsia="Times New Roman"/>
@@ -7546,7 +7539,7 @@
     <w:p>
       <w:pPr>
         <w:pStyle w:val="subtitel"/>
-        <w:divId w:val="953562525"/>
+        <w:divId w:val="2128574091"/>
         <w:rPr>
           <w:lang w:val="nl-NL"/>
         </w:rPr>
@@ -7561,7 +7554,7 @@
     <w:p>
       <w:pPr>
         <w:pStyle w:val="Normaalweb"/>
-        <w:divId w:val="953562525"/>
+        <w:divId w:val="2128574091"/>
         <w:rPr>
           <w:lang w:val="nl-NL"/>
         </w:rPr>
@@ -7582,7 +7575,7 @@
     <w:p>
       <w:pPr>
         <w:pStyle w:val="Normaalweb"/>
-        <w:divId w:val="953562525"/>
+        <w:divId w:val="2128574091"/>
         <w:rPr>
           <w:lang w:val="nl-NL"/>
         </w:rPr>
@@ -7603,7 +7596,7 @@
     <w:p>
       <w:pPr>
         <w:pStyle w:val="Normaalweb"/>
-        <w:divId w:val="953562525"/>
+        <w:divId w:val="2128574091"/>
         <w:rPr>
           <w:lang w:val="nl-NL"/>
         </w:rPr>
@@ -7629,7 +7622,7 @@
     </w:p>
     <w:p>
       <w:pPr>
-        <w:divId w:val="160389074"/>
+        <w:divId w:val="871109662"/>
         <w:rPr>
           <w:color w:val="555555"/>
           <w:sz w:val="20"/>
@@ -7649,7 +7642,7 @@
     </w:p>
     <w:p>
       <w:pPr>
-        <w:divId w:val="160389074"/>
+        <w:divId w:val="871109662"/>
         <w:rPr>
           <w:color w:val="555555"/>
           <w:sz w:val="20"/>
@@ -7669,7 +7662,7 @@
     </w:p>
     <w:p>
       <w:pPr>
-        <w:divId w:val="160389074"/>
+        <w:divId w:val="871109662"/>
         <w:rPr>
           <w:color w:val="555555"/>
           <w:sz w:val="20"/>
@@ -7689,7 +7682,7 @@
     </w:p>
     <w:p>
       <w:pPr>
-        <w:divId w:val="160389074"/>
+        <w:divId w:val="871109662"/>
         <w:rPr>
           <w:color w:val="555555"/>
           <w:sz w:val="20"/>
@@ -7711,7 +7704,7 @@
       <w:pPr>
         <w:pStyle w:val="marker"/>
         <w:ind w:left="800" w:right="800"/>
-        <w:divId w:val="953562525"/>
+        <w:divId w:val="2128574091"/>
         <w:rPr>
           <w:lang w:val="nl-NL"/>
         </w:rPr>
@@ -7723,13 +7716,13 @@
     <w:p>
       <w:pPr>
         <w:pStyle w:val="Kop3"/>
-        <w:divId w:val="953562525"/>
-        <w:rPr>
-          <w:rFonts w:eastAsia="Times New Roman"/>
-          <w:lang w:val="nl-NL"/>
-        </w:rPr>
-      </w:pPr>
-      <w:bookmarkStart w:id="19" w:name="_Toc242814058"/>
+        <w:divId w:val="2128574091"/>
+        <w:rPr>
+          <w:rFonts w:eastAsia="Times New Roman"/>
+          <w:lang w:val="nl-NL"/>
+        </w:rPr>
+      </w:pPr>
+      <w:bookmarkStart w:id="19" w:name="_Toc242814883"/>
       <w:r>
         <w:rPr>
           <w:rFonts w:eastAsia="Times New Roman"/>
@@ -7742,7 +7735,7 @@
     <w:p>
       <w:pPr>
         <w:pStyle w:val="subtitel"/>
-        <w:divId w:val="953562525"/>
+        <w:divId w:val="2128574091"/>
         <w:rPr>
           <w:lang w:val="nl-NL"/>
         </w:rPr>
@@ -7757,7 +7750,7 @@
     <w:p>
       <w:pPr>
         <w:pStyle w:val="Normaalweb"/>
-        <w:divId w:val="953562525"/>
+        <w:divId w:val="2128574091"/>
         <w:rPr>
           <w:lang w:val="nl-NL"/>
         </w:rPr>
@@ -7778,7 +7771,7 @@
     <w:p>
       <w:pPr>
         <w:pStyle w:val="Normaalweb"/>
-        <w:divId w:val="953562525"/>
+        <w:divId w:val="2128574091"/>
         <w:rPr>
           <w:lang w:val="nl-NL"/>
         </w:rPr>
@@ -7799,7 +7792,7 @@
     <w:p>
       <w:pPr>
         <w:pStyle w:val="Normaalweb"/>
-        <w:divId w:val="953562525"/>
+        <w:divId w:val="2128574091"/>
         <w:rPr>
           <w:lang w:val="nl-NL"/>
         </w:rPr>
@@ -7819,7 +7812,7 @@
     </w:p>
     <w:p>
       <w:pPr>
-        <w:divId w:val="1157263054"/>
+        <w:divId w:val="1670323936"/>
         <w:rPr>
           <w:color w:val="555555"/>
           <w:sz w:val="20"/>
@@ -7839,7 +7832,7 @@
     </w:p>
     <w:p>
       <w:pPr>
-        <w:divId w:val="1157263054"/>
+        <w:divId w:val="1670323936"/>
         <w:rPr>
           <w:color w:val="555555"/>
           <w:sz w:val="20"/>
@@ -7859,7 +7852,7 @@
     </w:p>
     <w:p>
       <w:pPr>
-        <w:divId w:val="1157263054"/>
+        <w:divId w:val="1670323936"/>
         <w:rPr>
           <w:color w:val="555555"/>
           <w:sz w:val="20"/>
@@ -7879,7 +7872,7 @@
     </w:p>
     <w:p>
       <w:pPr>
-        <w:divId w:val="1157263054"/>
+        <w:divId w:val="1670323936"/>
         <w:rPr>
           <w:color w:val="555555"/>
           <w:sz w:val="20"/>
@@ -7901,7 +7894,7 @@
       <w:pPr>
         <w:pStyle w:val="marker"/>
         <w:ind w:left="800" w:right="800"/>
-        <w:divId w:val="953562525"/>
+        <w:divId w:val="2128574091"/>
         <w:rPr>
           <w:lang w:val="nl-NL"/>
         </w:rPr>
@@ -7913,13 +7906,13 @@
     <w:p>
       <w:pPr>
         <w:pStyle w:val="Kop3"/>
-        <w:divId w:val="953562525"/>
-        <w:rPr>
-          <w:rFonts w:eastAsia="Times New Roman"/>
-          <w:lang w:val="nl-NL"/>
-        </w:rPr>
-      </w:pPr>
-      <w:bookmarkStart w:id="20" w:name="_Toc242814059"/>
+        <w:divId w:val="2128574091"/>
+        <w:rPr>
+          <w:rFonts w:eastAsia="Times New Roman"/>
+          <w:lang w:val="nl-NL"/>
+        </w:rPr>
+      </w:pPr>
+      <w:bookmarkStart w:id="20" w:name="_Toc242814884"/>
       <w:r>
         <w:rPr>
           <w:rFonts w:eastAsia="Times New Roman"/>
@@ -7932,7 +7925,7 @@
     <w:p>
       <w:pPr>
         <w:pStyle w:val="subtitel"/>
-        <w:divId w:val="953562525"/>
+        <w:divId w:val="2128574091"/>
         <w:rPr>
           <w:lang w:val="nl-NL"/>
         </w:rPr>
@@ -7947,7 +7940,7 @@
     <w:p>
       <w:pPr>
         <w:pStyle w:val="Normaalweb"/>
-        <w:divId w:val="953562525"/>
+        <w:divId w:val="2128574091"/>
         <w:rPr>
           <w:lang w:val="nl-NL"/>
         </w:rPr>
@@ -7968,7 +7961,7 @@
     <w:p>
       <w:pPr>
         <w:pStyle w:val="Normaalweb"/>
-        <w:divId w:val="953562525"/>
+        <w:divId w:val="2128574091"/>
         <w:rPr>
           <w:lang w:val="nl-NL"/>
         </w:rPr>
@@ -7989,7 +7982,7 @@
     <w:p>
       <w:pPr>
         <w:pStyle w:val="Normaalweb"/>
-        <w:divId w:val="953562525"/>
+        <w:divId w:val="2128574091"/>
         <w:rPr>
           <w:lang w:val="nl-NL"/>
         </w:rPr>
@@ -8009,7 +8002,7 @@
     </w:p>
     <w:p>
       <w:pPr>
-        <w:divId w:val="2120565318"/>
+        <w:divId w:val="32115831"/>
         <w:rPr>
           <w:color w:val="555555"/>
           <w:sz w:val="20"/>
@@ -8031,7 +8024,7 @@
       <w:pPr>
         <w:pStyle w:val="marker"/>
         <w:ind w:left="800" w:right="800"/>
-        <w:divId w:val="953562525"/>
+        <w:divId w:val="2128574091"/>
         <w:rPr>
           <w:lang w:val="nl-NL"/>
         </w:rPr>
@@ -8043,13 +8036,13 @@
     <w:p>
       <w:pPr>
         <w:pStyle w:val="Kop2"/>
-        <w:divId w:val="953562525"/>
-        <w:rPr>
-          <w:rFonts w:eastAsia="Times New Roman"/>
-          <w:lang w:val="nl-NL"/>
-        </w:rPr>
-      </w:pPr>
-      <w:bookmarkStart w:id="21" w:name="_Toc242814060"/>
+        <w:divId w:val="2128574091"/>
+        <w:rPr>
+          <w:rFonts w:eastAsia="Times New Roman"/>
+          <w:lang w:val="nl-NL"/>
+        </w:rPr>
+      </w:pPr>
+      <w:bookmarkStart w:id="21" w:name="_Toc242814885"/>
       <w:r>
         <w:rPr>
           <w:rFonts w:eastAsia="Times New Roman"/>
@@ -8062,13 +8055,13 @@
     <w:p>
       <w:pPr>
         <w:pStyle w:val="Kop3"/>
-        <w:divId w:val="953562525"/>
-        <w:rPr>
-          <w:rFonts w:eastAsia="Times New Roman"/>
-          <w:lang w:val="nl-NL"/>
-        </w:rPr>
-      </w:pPr>
-      <w:bookmarkStart w:id="22" w:name="_Toc242814061"/>
+        <w:divId w:val="2128574091"/>
+        <w:rPr>
+          <w:rFonts w:eastAsia="Times New Roman"/>
+          <w:lang w:val="nl-NL"/>
+        </w:rPr>
+      </w:pPr>
+      <w:bookmarkStart w:id="22" w:name="_Toc242814886"/>
       <w:r>
         <w:rPr>
           <w:rFonts w:eastAsia="Times New Roman"/>
@@ -8081,7 +8074,7 @@
     <w:p>
       <w:pPr>
         <w:pStyle w:val="subtitel"/>
-        <w:divId w:val="953562525"/>
+        <w:divId w:val="2128574091"/>
         <w:rPr>
           <w:lang w:val="nl-NL"/>
         </w:rPr>
@@ -8096,7 +8089,7 @@
     <w:p>
       <w:pPr>
         <w:pStyle w:val="Normaalweb"/>
-        <w:divId w:val="953562525"/>
+        <w:divId w:val="2128574091"/>
         <w:rPr>
           <w:lang w:val="nl-NL"/>
         </w:rPr>
@@ -8117,7 +8110,7 @@
     <w:p>
       <w:pPr>
         <w:pStyle w:val="Normaalweb"/>
-        <w:divId w:val="953562525"/>
+        <w:divId w:val="2128574091"/>
         <w:rPr>
           <w:lang w:val="nl-NL"/>
         </w:rPr>
@@ -8138,7 +8131,7 @@
     <w:p>
       <w:pPr>
         <w:pStyle w:val="Normaalweb"/>
-        <w:divId w:val="953562525"/>
+        <w:divId w:val="2128574091"/>
         <w:rPr>
           <w:lang w:val="nl-NL"/>
         </w:rPr>
@@ -8158,7 +8151,7 @@
     </w:p>
     <w:p>
       <w:pPr>
-        <w:divId w:val="279923068"/>
+        <w:divId w:val="1194005035"/>
         <w:rPr>
           <w:color w:val="555555"/>
           <w:sz w:val="20"/>
@@ -8180,7 +8173,7 @@
       <w:pPr>
         <w:pStyle w:val="marker"/>
         <w:ind w:left="800" w:right="800"/>
-        <w:divId w:val="953562525"/>
+        <w:divId w:val="2128574091"/>
         <w:rPr>
           <w:lang w:val="nl-NL"/>
         </w:rPr>
@@ -8192,13 +8185,13 @@
     <w:p>
       <w:pPr>
         <w:pStyle w:val="Kop3"/>
-        <w:divId w:val="953562525"/>
-        <w:rPr>
-          <w:rFonts w:eastAsia="Times New Roman"/>
-          <w:lang w:val="nl-NL"/>
-        </w:rPr>
-      </w:pPr>
-      <w:bookmarkStart w:id="23" w:name="_Toc242814062"/>
+        <w:divId w:val="2128574091"/>
+        <w:rPr>
+          <w:rFonts w:eastAsia="Times New Roman"/>
+          <w:lang w:val="nl-NL"/>
+        </w:rPr>
+      </w:pPr>
+      <w:bookmarkStart w:id="23" w:name="_Toc242814887"/>
       <w:r>
         <w:rPr>
           <w:rFonts w:eastAsia="Times New Roman"/>
@@ -8211,7 +8204,7 @@
     <w:p>
       <w:pPr>
         <w:pStyle w:val="subtitel"/>
-        <w:divId w:val="953562525"/>
+        <w:divId w:val="2128574091"/>
         <w:rPr>
           <w:lang w:val="nl-NL"/>
         </w:rPr>
@@ -8226,7 +8219,7 @@
     <w:p>
       <w:pPr>
         <w:pStyle w:val="Normaalweb"/>
-        <w:divId w:val="953562525"/>
+        <w:divId w:val="2128574091"/>
         <w:rPr>
           <w:lang w:val="nl-NL"/>
         </w:rPr>
@@ -8247,7 +8240,7 @@
     <w:p>
       <w:pPr>
         <w:pStyle w:val="Normaalweb"/>
-        <w:divId w:val="953562525"/>
+        <w:divId w:val="2128574091"/>
         <w:rPr>
           <w:lang w:val="nl-NL"/>
         </w:rPr>
@@ -8268,7 +8261,7 @@
     <w:p>
       <w:pPr>
         <w:pStyle w:val="Normaalweb"/>
-        <w:divId w:val="953562525"/>
+        <w:divId w:val="2128574091"/>
         <w:rPr>
           <w:lang w:val="nl-NL"/>
         </w:rPr>
@@ -8289,7 +8282,7 @@
     <w:p>
       <w:pPr>
         <w:pStyle w:val="Normaalweb"/>
-        <w:divId w:val="953562525"/>
+        <w:divId w:val="2128574091"/>
         <w:rPr>
           <w:lang w:val="nl-NL"/>
         </w:rPr>
@@ -8309,7 +8302,7 @@
     </w:p>
     <w:p>
       <w:pPr>
-        <w:divId w:val="1156150415"/>
+        <w:divId w:val="234752579"/>
         <w:rPr>
           <w:color w:val="555555"/>
           <w:sz w:val="20"/>
@@ -8331,7 +8324,7 @@
       <w:pPr>
         <w:pStyle w:val="marker"/>
         <w:ind w:left="800" w:right="800"/>
-        <w:divId w:val="953562525"/>
+        <w:divId w:val="2128574091"/>
         <w:rPr>
           <w:lang w:val="nl-NL"/>
         </w:rPr>
@@ -8343,13 +8336,13 @@
     <w:p>
       <w:pPr>
         <w:pStyle w:val="Kop3"/>
-        <w:divId w:val="953562525"/>
-        <w:rPr>
-          <w:rFonts w:eastAsia="Times New Roman"/>
-          <w:lang w:val="nl-NL"/>
-        </w:rPr>
-      </w:pPr>
-      <w:bookmarkStart w:id="24" w:name="_Toc242814063"/>
+        <w:divId w:val="2128574091"/>
+        <w:rPr>
+          <w:rFonts w:eastAsia="Times New Roman"/>
+          <w:lang w:val="nl-NL"/>
+        </w:rPr>
+      </w:pPr>
+      <w:bookmarkStart w:id="24" w:name="_Toc242814888"/>
       <w:r>
         <w:rPr>
           <w:rFonts w:eastAsia="Times New Roman"/>
@@ -8362,7 +8355,7 @@
     <w:p>
       <w:pPr>
         <w:pStyle w:val="subtitel"/>
-        <w:divId w:val="953562525"/>
+        <w:divId w:val="2128574091"/>
         <w:rPr>
           <w:lang w:val="nl-NL"/>
         </w:rPr>
@@ -8377,7 +8370,7 @@
     <w:p>
       <w:pPr>
         <w:pStyle w:val="Normaalweb"/>
-        <w:divId w:val="953562525"/>
+        <w:divId w:val="2128574091"/>
         <w:rPr>
           <w:lang w:val="nl-NL"/>
         </w:rPr>
@@ -8398,7 +8391,7 @@
     <w:p>
       <w:pPr>
         <w:pStyle w:val="Normaalweb"/>
-        <w:divId w:val="953562525"/>
+        <w:divId w:val="2128574091"/>
         <w:rPr>
           <w:lang w:val="nl-NL"/>
         </w:rPr>
@@ -8413,7 +8406,7 @@
     <w:p>
       <w:pPr>
         <w:pStyle w:val="Normaalweb"/>
-        <w:divId w:val="953562525"/>
+        <w:divId w:val="2128574091"/>
         <w:rPr>
           <w:lang w:val="nl-NL"/>
         </w:rPr>
@@ -8429,7 +8422,7 @@
       <w:pPr>
         <w:pStyle w:val="marker"/>
         <w:ind w:left="800" w:right="800"/>
-        <w:divId w:val="953562525"/>
+        <w:divId w:val="2128574091"/>
         <w:rPr>
           <w:lang w:val="nl-NL"/>
         </w:rPr>
@@ -8441,13 +8434,13 @@
     <w:p>
       <w:pPr>
         <w:pStyle w:val="Kop3"/>
-        <w:divId w:val="953562525"/>
-        <w:rPr>
-          <w:rFonts w:eastAsia="Times New Roman"/>
-          <w:lang w:val="nl-NL"/>
-        </w:rPr>
-      </w:pPr>
-      <w:bookmarkStart w:id="25" w:name="_Toc242814064"/>
+        <w:divId w:val="2128574091"/>
+        <w:rPr>
+          <w:rFonts w:eastAsia="Times New Roman"/>
+          <w:lang w:val="nl-NL"/>
+        </w:rPr>
+      </w:pPr>
+      <w:bookmarkStart w:id="25" w:name="_Toc242814889"/>
       <w:r>
         <w:rPr>
           <w:rFonts w:eastAsia="Times New Roman"/>
@@ -8460,7 +8453,7 @@
     <w:p>
       <w:pPr>
         <w:pStyle w:val="subtitel"/>
-        <w:divId w:val="953562525"/>
+        <w:divId w:val="2128574091"/>
         <w:rPr>
           <w:lang w:val="nl-NL"/>
         </w:rPr>
@@ -8475,7 +8468,7 @@
     <w:p>
       <w:pPr>
         <w:pStyle w:val="Normaalweb"/>
-        <w:divId w:val="953562525"/>
+        <w:divId w:val="2128574091"/>
         <w:rPr>
           <w:lang w:val="nl-NL"/>
         </w:rPr>
@@ -8490,7 +8483,7 @@
     <w:p>
       <w:pPr>
         <w:pStyle w:val="Normaalweb"/>
-        <w:divId w:val="953562525"/>
+        <w:divId w:val="2128574091"/>
         <w:rPr>
           <w:lang w:val="nl-NL"/>
         </w:rPr>
@@ -8505,7 +8498,7 @@
     <w:p>
       <w:pPr>
         <w:pStyle w:val="Normaalweb"/>
-        <w:divId w:val="953562525"/>
+        <w:divId w:val="2128574091"/>
         <w:rPr>
           <w:lang w:val="nl-NL"/>
         </w:rPr>
@@ -8525,7 +8518,7 @@
     </w:p>
     <w:p>
       <w:pPr>
-        <w:divId w:val="1003046842"/>
+        <w:divId w:val="1080299129"/>
         <w:rPr>
           <w:color w:val="555555"/>
           <w:sz w:val="20"/>
@@ -8547,7 +8540,7 @@
       <w:pPr>
         <w:pStyle w:val="marker"/>
         <w:ind w:left="800" w:right="800"/>
-        <w:divId w:val="953562525"/>
+        <w:divId w:val="2128574091"/>
         <w:rPr>
           <w:lang w:val="nl-NL"/>
         </w:rPr>
@@ -8559,13 +8552,13 @@
     <w:p>
       <w:pPr>
         <w:pStyle w:val="Kop3"/>
-        <w:divId w:val="953562525"/>
-        <w:rPr>
-          <w:rFonts w:eastAsia="Times New Roman"/>
-          <w:lang w:val="nl-NL"/>
-        </w:rPr>
-      </w:pPr>
-      <w:bookmarkStart w:id="26" w:name="_Toc242814065"/>
+        <w:divId w:val="2128574091"/>
+        <w:rPr>
+          <w:rFonts w:eastAsia="Times New Roman"/>
+          <w:lang w:val="nl-NL"/>
+        </w:rPr>
+      </w:pPr>
+      <w:bookmarkStart w:id="26" w:name="_Toc242814890"/>
       <w:r>
         <w:rPr>
           <w:rFonts w:eastAsia="Times New Roman"/>
@@ -8578,7 +8571,7 @@
     <w:p>
       <w:pPr>
         <w:pStyle w:val="subtitel"/>
-        <w:divId w:val="953562525"/>
+        <w:divId w:val="2128574091"/>
         <w:rPr>
           <w:lang w:val="nl-NL"/>
         </w:rPr>
@@ -8593,7 +8586,7 @@
     <w:p>
       <w:pPr>
         <w:pStyle w:val="Normaalweb"/>
-        <w:divId w:val="953562525"/>
+        <w:divId w:val="2128574091"/>
         <w:rPr>
           <w:lang w:val="nl-NL"/>
         </w:rPr>
@@ -8614,7 +8607,7 @@
     <w:p>
       <w:pPr>
         <w:pStyle w:val="Normaalweb"/>
-        <w:divId w:val="953562525"/>
+        <w:divId w:val="2128574091"/>
         <w:rPr>
           <w:lang w:val="nl-NL"/>
         </w:rPr>
@@ -8629,7 +8622,7 @@
     <w:p>
       <w:pPr>
         <w:pStyle w:val="Normaalweb"/>
-        <w:divId w:val="953562525"/>
+        <w:divId w:val="2128574091"/>
         <w:rPr>
           <w:lang w:val="nl-NL"/>
         </w:rPr>
@@ -8650,7 +8643,7 @@
     <w:p>
       <w:pPr>
         <w:pStyle w:val="Normaalweb"/>
-        <w:divId w:val="953562525"/>
+        <w:divId w:val="2128574091"/>
         <w:rPr>
           <w:lang w:val="nl-NL"/>
         </w:rPr>
@@ -8664,7 +8657,7 @@
     </w:p>
     <w:p>
       <w:pPr>
-        <w:divId w:val="1387872575"/>
+        <w:divId w:val="1146627029"/>
         <w:rPr>
           <w:color w:val="555555"/>
           <w:sz w:val="20"/>
@@ -8686,7 +8679,7 @@
       <w:pPr>
         <w:pStyle w:val="marker"/>
         <w:ind w:left="800" w:right="800"/>
-        <w:divId w:val="953562525"/>
+        <w:divId w:val="2128574091"/>
         <w:rPr>
           <w:lang w:val="nl-NL"/>
         </w:rPr>
@@ -8698,13 +8691,13 @@
     <w:p>
       <w:pPr>
         <w:pStyle w:val="Kop3"/>
-        <w:divId w:val="953562525"/>
-        <w:rPr>
-          <w:rFonts w:eastAsia="Times New Roman"/>
-          <w:lang w:val="nl-NL"/>
-        </w:rPr>
-      </w:pPr>
-      <w:bookmarkStart w:id="27" w:name="_Toc242814066"/>
+        <w:divId w:val="2128574091"/>
+        <w:rPr>
+          <w:rFonts w:eastAsia="Times New Roman"/>
+          <w:lang w:val="nl-NL"/>
+        </w:rPr>
+      </w:pPr>
+      <w:bookmarkStart w:id="27" w:name="_Toc242814891"/>
       <w:r>
         <w:rPr>
           <w:rFonts w:eastAsia="Times New Roman"/>
@@ -8717,7 +8710,7 @@
     <w:p>
       <w:pPr>
         <w:pStyle w:val="subtitel"/>
-        <w:divId w:val="953562525"/>
+        <w:divId w:val="2128574091"/>
         <w:rPr>
           <w:lang w:val="nl-NL"/>
         </w:rPr>
@@ -8732,7 +8725,7 @@
     <w:p>
       <w:pPr>
         <w:pStyle w:val="Normaalweb"/>
-        <w:divId w:val="953562525"/>
+        <w:divId w:val="2128574091"/>
         <w:rPr>
           <w:lang w:val="nl-NL"/>
         </w:rPr>
@@ -8753,7 +8746,7 @@
     <w:p>
       <w:pPr>
         <w:pStyle w:val="Normaalweb"/>
-        <w:divId w:val="953562525"/>
+        <w:divId w:val="2128574091"/>
         <w:rPr>
           <w:lang w:val="nl-NL"/>
         </w:rPr>
@@ -8768,7 +8761,7 @@
     <w:p>
       <w:pPr>
         <w:pStyle w:val="Normaalweb"/>
-        <w:divId w:val="953562525"/>
+        <w:divId w:val="2128574091"/>
         <w:rPr>
           <w:lang w:val="nl-NL"/>
         </w:rPr>
@@ -8784,7 +8777,7 @@
       <w:pPr>
         <w:pStyle w:val="marker"/>
         <w:ind w:left="800" w:right="800"/>
-        <w:divId w:val="953562525"/>
+        <w:divId w:val="2128574091"/>
         <w:rPr>
           <w:lang w:val="nl-NL"/>
         </w:rPr>
@@ -8796,13 +8789,13 @@
     <w:p>
       <w:pPr>
         <w:pStyle w:val="Kop3"/>
-        <w:divId w:val="953562525"/>
-        <w:rPr>
-          <w:rFonts w:eastAsia="Times New Roman"/>
-          <w:lang w:val="nl-NL"/>
-        </w:rPr>
-      </w:pPr>
-      <w:bookmarkStart w:id="28" w:name="_Toc242814067"/>
+        <w:divId w:val="2128574091"/>
+        <w:rPr>
+          <w:rFonts w:eastAsia="Times New Roman"/>
+          <w:lang w:val="nl-NL"/>
+        </w:rPr>
+      </w:pPr>
+      <w:bookmarkStart w:id="28" w:name="_Toc242814892"/>
       <w:r>
         <w:rPr>
           <w:rFonts w:eastAsia="Times New Roman"/>
@@ -8815,7 +8808,7 @@
     <w:p>
       <w:pPr>
         <w:pStyle w:val="subtitel"/>
-        <w:divId w:val="953562525"/>
+        <w:divId w:val="2128574091"/>
         <w:rPr>
           <w:lang w:val="nl-NL"/>
         </w:rPr>
@@ -8830,7 +8823,7 @@
     <w:p>
       <w:pPr>
         <w:pStyle w:val="Normaalweb"/>
-        <w:divId w:val="953562525"/>
+        <w:divId w:val="2128574091"/>
         <w:rPr>
           <w:lang w:val="nl-NL"/>
         </w:rPr>
@@ -8851,7 +8844,7 @@
     <w:p>
       <w:pPr>
         <w:pStyle w:val="Normaalweb"/>
-        <w:divId w:val="953562525"/>
+        <w:divId w:val="2128574091"/>
         <w:rPr>
           <w:lang w:val="nl-NL"/>
         </w:rPr>
@@ -8872,7 +8865,7 @@
     <w:p>
       <w:pPr>
         <w:pStyle w:val="Normaalweb"/>
-        <w:divId w:val="953562525"/>
+        <w:divId w:val="2128574091"/>
         <w:rPr>
           <w:lang w:val="nl-NL"/>
         </w:rPr>
@@ -8893,7 +8886,7 @@
     <w:p>
       <w:pPr>
         <w:pStyle w:val="Normaalweb"/>
-        <w:divId w:val="953562525"/>
+        <w:divId w:val="2128574091"/>
         <w:rPr>
           <w:lang w:val="nl-NL"/>
         </w:rPr>
@@ -8915,7 +8908,7 @@
       <w:pPr>
         <w:pStyle w:val="marker"/>
         <w:ind w:left="800" w:right="800"/>
-        <w:divId w:val="953562525"/>
+        <w:divId w:val="2128574091"/>
         <w:rPr>
           <w:lang w:val="nl-NL"/>
         </w:rPr>
@@ -8927,13 +8920,13 @@
     <w:p>
       <w:pPr>
         <w:pStyle w:val="Kop3"/>
-        <w:divId w:val="953562525"/>
-        <w:rPr>
-          <w:rFonts w:eastAsia="Times New Roman"/>
-          <w:lang w:val="nl-NL"/>
-        </w:rPr>
-      </w:pPr>
-      <w:bookmarkStart w:id="29" w:name="_Toc242814068"/>
+        <w:divId w:val="2128574091"/>
+        <w:rPr>
+          <w:rFonts w:eastAsia="Times New Roman"/>
+          <w:lang w:val="nl-NL"/>
+        </w:rPr>
+      </w:pPr>
+      <w:bookmarkStart w:id="29" w:name="_Toc242814893"/>
       <w:r>
         <w:rPr>
           <w:rFonts w:eastAsia="Times New Roman"/>
@@ -8946,7 +8939,7 @@
     <w:p>
       <w:pPr>
         <w:pStyle w:val="subtitel"/>
-        <w:divId w:val="953562525"/>
+        <w:divId w:val="2128574091"/>
         <w:rPr>
           <w:lang w:val="nl-NL"/>
         </w:rPr>
@@ -8961,7 +8954,7 @@
     <w:p>
       <w:pPr>
         <w:pStyle w:val="Normaalweb"/>
-        <w:divId w:val="953562525"/>
+        <w:divId w:val="2128574091"/>
         <w:rPr>
           <w:lang w:val="nl-NL"/>
         </w:rPr>
@@ -8982,7 +8975,7 @@
     <w:p>
       <w:pPr>
         <w:pStyle w:val="Normaalweb"/>
-        <w:divId w:val="953562525"/>
+        <w:divId w:val="2128574091"/>
         <w:rPr>
           <w:lang w:val="nl-NL"/>
         </w:rPr>
@@ -9003,7 +8996,7 @@
     <w:p>
       <w:pPr>
         <w:pStyle w:val="Normaalweb"/>
-        <w:divId w:val="953562525"/>
+        <w:divId w:val="2128574091"/>
         <w:rPr>
           <w:lang w:val="nl-NL"/>
         </w:rPr>
@@ -9025,7 +9018,7 @@
       <w:pPr>
         <w:pStyle w:val="marker"/>
         <w:ind w:left="800" w:right="800"/>
-        <w:divId w:val="953562525"/>
+        <w:divId w:val="2128574091"/>
         <w:rPr>
           <w:lang w:val="nl-NL"/>
         </w:rPr>
@@ -9037,13 +9030,13 @@
     <w:p>
       <w:pPr>
         <w:pStyle w:val="Kop3"/>
-        <w:divId w:val="953562525"/>
-        <w:rPr>
-          <w:rFonts w:eastAsia="Times New Roman"/>
-          <w:lang w:val="nl-NL"/>
-        </w:rPr>
-      </w:pPr>
-      <w:bookmarkStart w:id="30" w:name="_Toc242814069"/>
+        <w:divId w:val="2128574091"/>
+        <w:rPr>
+          <w:rFonts w:eastAsia="Times New Roman"/>
+          <w:lang w:val="nl-NL"/>
+        </w:rPr>
+      </w:pPr>
+      <w:bookmarkStart w:id="30" w:name="_Toc242814894"/>
       <w:r>
         <w:rPr>
           <w:rFonts w:eastAsia="Times New Roman"/>
@@ -9056,7 +9049,7 @@
     <w:p>
       <w:pPr>
         <w:pStyle w:val="subtitel"/>
-        <w:divId w:val="953562525"/>
+        <w:divId w:val="2128574091"/>
         <w:rPr>
           <w:lang w:val="nl-NL"/>
         </w:rPr>
@@ -9071,7 +9064,7 @@
     <w:p>
       <w:pPr>
         <w:pStyle w:val="Normaalweb"/>
-        <w:divId w:val="953562525"/>
+        <w:divId w:val="2128574091"/>
         <w:rPr>
           <w:lang w:val="nl-NL"/>
         </w:rPr>
@@ -9092,7 +9085,7 @@
     <w:p>
       <w:pPr>
         <w:pStyle w:val="Normaalweb"/>
-        <w:divId w:val="953562525"/>
+        <w:divId w:val="2128574091"/>
         <w:rPr>
           <w:lang w:val="nl-NL"/>
         </w:rPr>
@@ -9107,7 +9100,7 @@
     <w:p>
       <w:pPr>
         <w:pStyle w:val="Normaalweb"/>
-        <w:divId w:val="953562525"/>
+        <w:divId w:val="2128574091"/>
         <w:rPr>
           <w:lang w:val="nl-NL"/>
         </w:rPr>
@@ -9128,7 +9121,7 @@
     <w:p>
       <w:pPr>
         <w:pStyle w:val="Normaalweb"/>
-        <w:divId w:val="953562525"/>
+        <w:divId w:val="2128574091"/>
         <w:rPr>
           <w:lang w:val="nl-NL"/>
         </w:rPr>
@@ -9154,7 +9147,7 @@
     </w:p>
     <w:p>
       <w:pPr>
-        <w:divId w:val="799688517"/>
+        <w:divId w:val="768769044"/>
         <w:rPr>
           <w:color w:val="555555"/>
           <w:sz w:val="20"/>
@@ -9174,7 +9167,7 @@
     </w:p>
     <w:p>
       <w:pPr>
-        <w:divId w:val="799688517"/>
+        <w:divId w:val="768769044"/>
         <w:rPr>
           <w:color w:val="555555"/>
           <w:sz w:val="20"/>
@@ -9194,7 +9187,7 @@
     </w:p>
     <w:p>
       <w:pPr>
-        <w:divId w:val="799688517"/>
+        <w:divId w:val="768769044"/>
         <w:rPr>
           <w:color w:val="555555"/>
           <w:sz w:val="20"/>
@@ -9216,7 +9209,7 @@
       <w:pPr>
         <w:pStyle w:val="marker"/>
         <w:ind w:left="800" w:right="800"/>
-        <w:divId w:val="953562525"/>
+        <w:divId w:val="2128574091"/>
         <w:rPr>
           <w:lang w:val="nl-NL"/>
         </w:rPr>
@@ -9228,13 +9221,13 @@
     <w:p>
       <w:pPr>
         <w:pStyle w:val="Kop3"/>
-        <w:divId w:val="953562525"/>
-        <w:rPr>
-          <w:rFonts w:eastAsia="Times New Roman"/>
-          <w:lang w:val="nl-NL"/>
-        </w:rPr>
-      </w:pPr>
-      <w:bookmarkStart w:id="31" w:name="_Toc242814070"/>
+        <w:divId w:val="2128574091"/>
+        <w:rPr>
+          <w:rFonts w:eastAsia="Times New Roman"/>
+          <w:lang w:val="nl-NL"/>
+        </w:rPr>
+      </w:pPr>
+      <w:bookmarkStart w:id="31" w:name="_Toc242814895"/>
       <w:r>
         <w:rPr>
           <w:rFonts w:eastAsia="Times New Roman"/>
@@ -9247,7 +9240,7 @@
     <w:p>
       <w:pPr>
         <w:pStyle w:val="subtitel"/>
-        <w:divId w:val="953562525"/>
+        <w:divId w:val="2128574091"/>
         <w:rPr>
           <w:lang w:val="nl-NL"/>
         </w:rPr>
@@ -9262,7 +9255,7 @@
     <w:p>
       <w:pPr>
         <w:pStyle w:val="Normaalweb"/>
-        <w:divId w:val="953562525"/>
+        <w:divId w:val="2128574091"/>
         <w:rPr>
           <w:lang w:val="nl-NL"/>
         </w:rPr>
@@ -9277,7 +9270,7 @@
     <w:p>
       <w:pPr>
         <w:pStyle w:val="Normaalweb"/>
-        <w:divId w:val="953562525"/>
+        <w:divId w:val="2128574091"/>
         <w:rPr>
           <w:lang w:val="nl-NL"/>
         </w:rPr>
@@ -9292,7 +9285,7 @@
     <w:p>
       <w:pPr>
         <w:pStyle w:val="Normaalweb"/>
-        <w:divId w:val="953562525"/>
+        <w:divId w:val="2128574091"/>
         <w:rPr>
           <w:lang w:val="nl-NL"/>
         </w:rPr>
@@ -9314,7 +9307,7 @@
       <w:pPr>
         <w:pStyle w:val="marker"/>
         <w:ind w:left="800" w:right="800"/>
-        <w:divId w:val="953562525"/>
+        <w:divId w:val="2128574091"/>
         <w:rPr>
           <w:lang w:val="nl-NL"/>
         </w:rPr>
@@ -9326,13 +9319,13 @@
     <w:p>
       <w:pPr>
         <w:pStyle w:val="Kop1"/>
-        <w:divId w:val="953562525"/>
-        <w:rPr>
-          <w:rFonts w:eastAsia="Times New Roman"/>
-          <w:lang w:val="nl-NL"/>
-        </w:rPr>
-      </w:pPr>
-      <w:bookmarkStart w:id="32" w:name="_Toc242814071"/>
+        <w:divId w:val="2128574091"/>
+        <w:rPr>
+          <w:rFonts w:eastAsia="Times New Roman"/>
+          <w:lang w:val="nl-NL"/>
+        </w:rPr>
+      </w:pPr>
+      <w:bookmarkStart w:id="32" w:name="_Toc242814896"/>
       <w:r>
         <w:rPr>
           <w:rFonts w:eastAsia="Times New Roman"/>
@@ -9345,13 +9338,13 @@
     <w:p>
       <w:pPr>
         <w:pStyle w:val="Kop2"/>
-        <w:divId w:val="953562525"/>
-        <w:rPr>
-          <w:rFonts w:eastAsia="Times New Roman"/>
-          <w:lang w:val="nl-NL"/>
-        </w:rPr>
-      </w:pPr>
-      <w:bookmarkStart w:id="33" w:name="_Toc242814072"/>
+        <w:divId w:val="2128574091"/>
+        <w:rPr>
+          <w:rFonts w:eastAsia="Times New Roman"/>
+          <w:lang w:val="nl-NL"/>
+        </w:rPr>
+      </w:pPr>
+      <w:bookmarkStart w:id="33" w:name="_Toc242814897"/>
       <w:r>
         <w:rPr>
           <w:rFonts w:eastAsia="Times New Roman"/>
@@ -9364,13 +9357,13 @@
     <w:p>
       <w:pPr>
         <w:pStyle w:val="Kop3"/>
-        <w:divId w:val="953562525"/>
-        <w:rPr>
-          <w:rFonts w:eastAsia="Times New Roman"/>
-          <w:lang w:val="nl-NL"/>
-        </w:rPr>
-      </w:pPr>
-      <w:bookmarkStart w:id="34" w:name="_Toc242814073"/>
+        <w:divId w:val="2128574091"/>
+        <w:rPr>
+          <w:rFonts w:eastAsia="Times New Roman"/>
+          <w:lang w:val="nl-NL"/>
+        </w:rPr>
+      </w:pPr>
+      <w:bookmarkStart w:id="34" w:name="_Toc242814898"/>
       <w:r>
         <w:rPr>
           <w:rFonts w:eastAsia="Times New Roman"/>
@@ -9383,7 +9376,7 @@
     <w:p>
       <w:pPr>
         <w:pStyle w:val="subtitel"/>
-        <w:divId w:val="953562525"/>
+        <w:divId w:val="2128574091"/>
         <w:rPr>
           <w:lang w:val="nl-NL"/>
         </w:rPr>
@@ -9398,7 +9391,7 @@
     <w:p>
       <w:pPr>
         <w:pStyle w:val="Normaalweb"/>
-        <w:divId w:val="953562525"/>
+        <w:divId w:val="2128574091"/>
         <w:rPr>
           <w:lang w:val="nl-NL"/>
         </w:rPr>
@@ -9419,7 +9412,7 @@
     <w:p>
       <w:pPr>
         <w:pStyle w:val="Normaalweb"/>
-        <w:divId w:val="953562525"/>
+        <w:divId w:val="2128574091"/>
         <w:rPr>
           <w:lang w:val="nl-NL"/>
         </w:rPr>
@@ -9434,7 +9427,7 @@
     <w:p>
       <w:pPr>
         <w:pStyle w:val="Normaalweb"/>
-        <w:divId w:val="953562525"/>
+        <w:divId w:val="2128574091"/>
         <w:rPr>
           <w:lang w:val="nl-NL"/>
         </w:rPr>
@@ -9450,7 +9443,7 @@
       <w:pPr>
         <w:pStyle w:val="marker"/>
         <w:ind w:left="800" w:right="800"/>
-        <w:divId w:val="953562525"/>
+        <w:divId w:val="2128574091"/>
         <w:rPr>
           <w:lang w:val="nl-NL"/>
         </w:rPr>
@@ -9462,13 +9455,13 @@
     <w:p>
       <w:pPr>
         <w:pStyle w:val="Kop3"/>
-        <w:divId w:val="953562525"/>
-        <w:rPr>
-          <w:rFonts w:eastAsia="Times New Roman"/>
-          <w:lang w:val="nl-NL"/>
-        </w:rPr>
-      </w:pPr>
-      <w:bookmarkStart w:id="35" w:name="_Toc242814074"/>
+        <w:divId w:val="2128574091"/>
+        <w:rPr>
+          <w:rFonts w:eastAsia="Times New Roman"/>
+          <w:lang w:val="nl-NL"/>
+        </w:rPr>
+      </w:pPr>
+      <w:bookmarkStart w:id="35" w:name="_Toc242814899"/>
       <w:r>
         <w:rPr>
           <w:rFonts w:eastAsia="Times New Roman"/>
@@ -9481,7 +9474,7 @@
     <w:p>
       <w:pPr>
         <w:pStyle w:val="subtitel"/>
-        <w:divId w:val="953562525"/>
+        <w:divId w:val="2128574091"/>
         <w:rPr>
           <w:lang w:val="nl-NL"/>
         </w:rPr>
@@ -9496,7 +9489,7 @@
     <w:p>
       <w:pPr>
         <w:pStyle w:val="Normaalweb"/>
-        <w:divId w:val="953562525"/>
+        <w:divId w:val="2128574091"/>
         <w:rPr>
           <w:lang w:val="nl-NL"/>
         </w:rPr>
@@ -9517,7 +9510,7 @@
     <w:p>
       <w:pPr>
         <w:pStyle w:val="Normaalweb"/>
-        <w:divId w:val="953562525"/>
+        <w:divId w:val="2128574091"/>
         <w:rPr>
           <w:lang w:val="nl-NL"/>
         </w:rPr>
@@ -9538,7 +9531,7 @@
     <w:p>
       <w:pPr>
         <w:pStyle w:val="Normaalweb"/>
-        <w:divId w:val="953562525"/>
+        <w:divId w:val="2128574091"/>
         <w:rPr>
           <w:lang w:val="nl-NL"/>
         </w:rPr>
@@ -9559,7 +9552,7 @@
     <w:p>
       <w:pPr>
         <w:pStyle w:val="Normaalweb"/>
-        <w:divId w:val="953562525"/>
+        <w:divId w:val="2128574091"/>
         <w:rPr>
           <w:lang w:val="nl-NL"/>
         </w:rPr>
@@ -9573,7 +9566,7 @@
     </w:p>
     <w:p>
       <w:pPr>
-        <w:divId w:val="966467981"/>
+        <w:divId w:val="631256449"/>
         <w:rPr>
           <w:color w:val="555555"/>
           <w:sz w:val="20"/>
@@ -9593,7 +9586,7 @@
     </w:p>
     <w:p>
       <w:pPr>
-        <w:divId w:val="966467981"/>
+        <w:divId w:val="631256449"/>
         <w:rPr>
           <w:color w:val="555555"/>
           <w:sz w:val="20"/>
@@ -9615,7 +9608,7 @@
       <w:pPr>
         <w:pStyle w:val="marker"/>
         <w:ind w:left="800" w:right="800"/>
-        <w:divId w:val="953562525"/>
+        <w:divId w:val="2128574091"/>
         <w:rPr>
           <w:lang w:val="nl-NL"/>
         </w:rPr>
@@ -9627,13 +9620,13 @@
     <w:p>
       <w:pPr>
         <w:pStyle w:val="Kop3"/>
-        <w:divId w:val="953562525"/>
-        <w:rPr>
-          <w:rFonts w:eastAsia="Times New Roman"/>
-          <w:lang w:val="nl-NL"/>
-        </w:rPr>
-      </w:pPr>
-      <w:bookmarkStart w:id="36" w:name="_Toc242814075"/>
+        <w:divId w:val="2128574091"/>
+        <w:rPr>
+          <w:rFonts w:eastAsia="Times New Roman"/>
+          <w:lang w:val="nl-NL"/>
+        </w:rPr>
+      </w:pPr>
+      <w:bookmarkStart w:id="36" w:name="_Toc242814900"/>
       <w:r>
         <w:rPr>
           <w:rFonts w:eastAsia="Times New Roman"/>
@@ -9646,7 +9639,7 @@
     <w:p>
       <w:pPr>
         <w:pStyle w:val="subtitel"/>
-        <w:divId w:val="953562525"/>
+        <w:divId w:val="2128574091"/>
         <w:rPr>
           <w:lang w:val="nl-NL"/>
         </w:rPr>
@@ -9661,7 +9654,7 @@
     <w:p>
       <w:pPr>
         <w:pStyle w:val="Normaalweb"/>
-        <w:divId w:val="953562525"/>
+        <w:divId w:val="2128574091"/>
         <w:rPr>
           <w:lang w:val="nl-NL"/>
         </w:rPr>
@@ -9682,7 +9675,7 @@
     <w:p>
       <w:pPr>
         <w:pStyle w:val="Normaalweb"/>
-        <w:divId w:val="953562525"/>
+        <w:divId w:val="2128574091"/>
         <w:rPr>
           <w:lang w:val="nl-NL"/>
         </w:rPr>
@@ -9697,7 +9690,7 @@
     <w:p>
       <w:pPr>
         <w:pStyle w:val="Normaalweb"/>
-        <w:divId w:val="953562525"/>
+        <w:divId w:val="2128574091"/>
         <w:rPr>
           <w:lang w:val="nl-NL"/>
         </w:rPr>
@@ -9719,7 +9712,7 @@
       <w:pPr>
         <w:pStyle w:val="marker"/>
         <w:ind w:left="800" w:right="800"/>
-        <w:divId w:val="953562525"/>
+        <w:divId w:val="2128574091"/>
         <w:rPr>
           <w:lang w:val="nl-NL"/>
         </w:rPr>
@@ -9731,13 +9724,13 @@
     <w:p>
       <w:pPr>
         <w:pStyle w:val="Kop3"/>
-        <w:divId w:val="953562525"/>
-        <w:rPr>
-          <w:rFonts w:eastAsia="Times New Roman"/>
-          <w:lang w:val="nl-NL"/>
-        </w:rPr>
-      </w:pPr>
-      <w:bookmarkStart w:id="37" w:name="_Toc242814076"/>
+        <w:divId w:val="2128574091"/>
+        <w:rPr>
+          <w:rFonts w:eastAsia="Times New Roman"/>
+          <w:lang w:val="nl-NL"/>
+        </w:rPr>
+      </w:pPr>
+      <w:bookmarkStart w:id="37" w:name="_Toc242814901"/>
       <w:r>
         <w:rPr>
           <w:rFonts w:eastAsia="Times New Roman"/>
@@ -9750,7 +9743,7 @@
     <w:p>
       <w:pPr>
         <w:pStyle w:val="subtitel"/>
-        <w:divId w:val="953562525"/>
+        <w:divId w:val="2128574091"/>
         <w:rPr>
           <w:lang w:val="nl-NL"/>
         </w:rPr>
@@ -9765,7 +9758,7 @@
     <w:p>
       <w:pPr>
         <w:pStyle w:val="Normaalweb"/>
-        <w:divId w:val="953562525"/>
+        <w:divId w:val="2128574091"/>
         <w:rPr>
           <w:lang w:val="nl-NL"/>
         </w:rPr>
@@ -9786,7 +9779,7 @@
     <w:p>
       <w:pPr>
         <w:pStyle w:val="Normaalweb"/>
-        <w:divId w:val="953562525"/>
+        <w:divId w:val="2128574091"/>
         <w:rPr>
           <w:lang w:val="nl-NL"/>
         </w:rPr>
@@ -9801,7 +9794,7 @@
     <w:p>
       <w:pPr>
         <w:pStyle w:val="Normaalweb"/>
-        <w:divId w:val="953562525"/>
+        <w:divId w:val="2128574091"/>
         <w:rPr>
           <w:lang w:val="nl-NL"/>
         </w:rPr>
@@ -9823,7 +9816,7 @@
       <w:pPr>
         <w:pStyle w:val="marker"/>
         <w:ind w:left="800" w:right="800"/>
-        <w:divId w:val="953562525"/>
+        <w:divId w:val="2128574091"/>
         <w:rPr>
           <w:lang w:val="nl-NL"/>
         </w:rPr>
@@ -9835,13 +9828,13 @@
     <w:p>
       <w:pPr>
         <w:pStyle w:val="Kop3"/>
-        <w:divId w:val="953562525"/>
-        <w:rPr>
-          <w:rFonts w:eastAsia="Times New Roman"/>
-          <w:lang w:val="nl-NL"/>
-        </w:rPr>
-      </w:pPr>
-      <w:bookmarkStart w:id="38" w:name="_Toc242814077"/>
+        <w:divId w:val="2128574091"/>
+        <w:rPr>
+          <w:rFonts w:eastAsia="Times New Roman"/>
+          <w:lang w:val="nl-NL"/>
+        </w:rPr>
+      </w:pPr>
+      <w:bookmarkStart w:id="38" w:name="_Toc242814902"/>
       <w:r>
         <w:rPr>
           <w:rFonts w:eastAsia="Times New Roman"/>
@@ -9854,7 +9847,7 @@
     <w:p>
       <w:pPr>
         <w:pStyle w:val="subtitel"/>
-        <w:divId w:val="953562525"/>
+        <w:divId w:val="2128574091"/>
         <w:rPr>
           <w:lang w:val="nl-NL"/>
         </w:rPr>
@@ -9869,7 +9862,7 @@
     <w:p>
       <w:pPr>
         <w:pStyle w:val="Normaalweb"/>
-        <w:divId w:val="953562525"/>
+        <w:divId w:val="2128574091"/>
         <w:rPr>
           <w:lang w:val="nl-NL"/>
         </w:rPr>
@@ -9884,7 +9877,7 @@
     <w:p>
       <w:pPr>
         <w:pStyle w:val="Normaalweb"/>
-        <w:divId w:val="953562525"/>
+        <w:divId w:val="2128574091"/>
         <w:rPr>
           <w:lang w:val="nl-NL"/>
         </w:rPr>
@@ -9899,7 +9892,7 @@
     <w:p>
       <w:pPr>
         <w:pStyle w:val="Normaalweb"/>
-        <w:divId w:val="953562525"/>
+        <w:divId w:val="2128574091"/>
         <w:rPr>
           <w:lang w:val="nl-NL"/>
         </w:rPr>
@@ -9915,7 +9908,7 @@
       <w:pPr>
         <w:pStyle w:val="marker"/>
         <w:ind w:left="800" w:right="800"/>
-        <w:divId w:val="953562525"/>
+        <w:divId w:val="2128574091"/>
         <w:rPr>
           <w:lang w:val="nl-NL"/>
         </w:rPr>
@@ -9927,13 +9920,13 @@
     <w:p>
       <w:pPr>
         <w:pStyle w:val="Kop3"/>
-        <w:divId w:val="953562525"/>
-        <w:rPr>
-          <w:rFonts w:eastAsia="Times New Roman"/>
-          <w:lang w:val="nl-NL"/>
-        </w:rPr>
-      </w:pPr>
-      <w:bookmarkStart w:id="39" w:name="_Toc242814078"/>
+        <w:divId w:val="2128574091"/>
+        <w:rPr>
+          <w:rFonts w:eastAsia="Times New Roman"/>
+          <w:lang w:val="nl-NL"/>
+        </w:rPr>
+      </w:pPr>
+      <w:bookmarkStart w:id="39" w:name="_Toc242814903"/>
       <w:r>
         <w:rPr>
           <w:rFonts w:eastAsia="Times New Roman"/>
@@ -9946,7 +9939,7 @@
     <w:p>
       <w:pPr>
         <w:pStyle w:val="subtitel"/>
-        <w:divId w:val="953562525"/>
+        <w:divId w:val="2128574091"/>
         <w:rPr>
           <w:lang w:val="nl-NL"/>
         </w:rPr>
@@ -9961,7 +9954,7 @@
     <w:p>
       <w:pPr>
         <w:pStyle w:val="Normaalweb"/>
-        <w:divId w:val="953562525"/>
+        <w:divId w:val="2128574091"/>
         <w:rPr>
           <w:lang w:val="nl-NL"/>
         </w:rPr>
@@ -9982,7 +9975,7 @@
     <w:p>
       <w:pPr>
         <w:pStyle w:val="Normaalweb"/>
-        <w:divId w:val="953562525"/>
+        <w:divId w:val="2128574091"/>
         <w:rPr>
           <w:lang w:val="nl-NL"/>
         </w:rPr>
@@ -9997,7 +9990,7 @@
     <w:p>
       <w:pPr>
         <w:pStyle w:val="Normaalweb"/>
-        <w:divId w:val="953562525"/>
+        <w:divId w:val="2128574091"/>
         <w:rPr>
           <w:lang w:val="nl-NL"/>
         </w:rPr>
@@ -10019,7 +10012,7 @@
       <w:pPr>
         <w:pStyle w:val="marker"/>
         <w:ind w:left="800" w:right="800"/>
-        <w:divId w:val="953562525"/>
+        <w:divId w:val="2128574091"/>
         <w:rPr>
           <w:lang w:val="nl-NL"/>
         </w:rPr>
@@ -10031,13 +10024,13 @@
     <w:p>
       <w:pPr>
         <w:pStyle w:val="Kop2"/>
-        <w:divId w:val="953562525"/>
-        <w:rPr>
-          <w:rFonts w:eastAsia="Times New Roman"/>
-          <w:lang w:val="nl-NL"/>
-        </w:rPr>
-      </w:pPr>
-      <w:bookmarkStart w:id="40" w:name="_Toc242814079"/>
+        <w:divId w:val="2128574091"/>
+        <w:rPr>
+          <w:rFonts w:eastAsia="Times New Roman"/>
+          <w:lang w:val="nl-NL"/>
+        </w:rPr>
+      </w:pPr>
+      <w:bookmarkStart w:id="40" w:name="_Toc242814904"/>
       <w:r>
         <w:rPr>
           <w:rFonts w:eastAsia="Times New Roman"/>
@@ -10050,13 +10043,13 @@
     <w:p>
       <w:pPr>
         <w:pStyle w:val="Kop3"/>
-        <w:divId w:val="953562525"/>
-        <w:rPr>
-          <w:rFonts w:eastAsia="Times New Roman"/>
-          <w:lang w:val="nl-NL"/>
-        </w:rPr>
-      </w:pPr>
-      <w:bookmarkStart w:id="41" w:name="_Toc242814080"/>
+        <w:divId w:val="2128574091"/>
+        <w:rPr>
+          <w:rFonts w:eastAsia="Times New Roman"/>
+          <w:lang w:val="nl-NL"/>
+        </w:rPr>
+      </w:pPr>
+      <w:bookmarkStart w:id="41" w:name="_Toc242814905"/>
       <w:r>
         <w:rPr>
           <w:rFonts w:eastAsia="Times New Roman"/>
@@ -10069,7 +10062,7 @@
     <w:p>
       <w:pPr>
         <w:pStyle w:val="subtitel"/>
-        <w:divId w:val="953562525"/>
+        <w:divId w:val="2128574091"/>
         <w:rPr>
           <w:lang w:val="nl-NL"/>
         </w:rPr>
@@ -10084,7 +10077,7 @@
     <w:p>
       <w:pPr>
         <w:pStyle w:val="Normaalweb"/>
-        <w:divId w:val="953562525"/>
+        <w:divId w:val="2128574091"/>
         <w:rPr>
           <w:lang w:val="nl-NL"/>
         </w:rPr>
@@ -10105,7 +10098,7 @@
     <w:p>
       <w:pPr>
         <w:pStyle w:val="Normaalweb"/>
-        <w:divId w:val="953562525"/>
+        <w:divId w:val="2128574091"/>
         <w:rPr>
           <w:lang w:val="nl-NL"/>
         </w:rPr>
@@ -10132,7 +10125,7 @@
     <w:p>
       <w:pPr>
         <w:pStyle w:val="Normaalweb"/>
-        <w:divId w:val="953562525"/>
+        <w:divId w:val="2128574091"/>
         <w:rPr>
           <w:lang w:val="nl-NL"/>
         </w:rPr>
@@ -10159,7 +10152,7 @@
     </w:p>
     <w:p>
       <w:pPr>
-        <w:divId w:val="873470246"/>
+        <w:divId w:val="650065145"/>
         <w:rPr>
           <w:color w:val="555555"/>
           <w:sz w:val="20"/>
@@ -10181,7 +10174,7 @@
       <w:pPr>
         <w:pStyle w:val="marker"/>
         <w:ind w:left="800" w:right="800"/>
-        <w:divId w:val="953562525"/>
+        <w:divId w:val="2128574091"/>
         <w:rPr>
           <w:lang w:val="nl-NL"/>
         </w:rPr>
@@ -10193,7 +10186,7 @@
     <w:p>
       <w:pPr>
         <w:pStyle w:val="Kop4"/>
-        <w:divId w:val="953562525"/>
+        <w:divId w:val="2128574091"/>
         <w:rPr>
           <w:rFonts w:eastAsia="Times New Roman"/>
           <w:lang w:val="nl-NL"/>
@@ -10210,7 +10203,7 @@
     <w:p>
       <w:pPr>
         <w:pStyle w:val="subtitel"/>
-        <w:divId w:val="953562525"/>
+        <w:divId w:val="2128574091"/>
         <w:rPr>
           <w:lang w:val="nl-NL"/>
         </w:rPr>
@@ -10225,7 +10218,7 @@
     <w:p>
       <w:pPr>
         <w:pStyle w:val="Normaalweb"/>
-        <w:divId w:val="953562525"/>
+        <w:divId w:val="2128574091"/>
         <w:rPr>
           <w:lang w:val="nl-NL"/>
         </w:rPr>
@@ -10246,7 +10239,7 @@
     <w:p>
       <w:pPr>
         <w:pStyle w:val="Normaalweb"/>
-        <w:divId w:val="953562525"/>
+        <w:divId w:val="2128574091"/>
         <w:rPr>
           <w:lang w:val="nl-NL"/>
         </w:rPr>
@@ -10267,7 +10260,7 @@
     <w:p>
       <w:pPr>
         <w:pStyle w:val="Normaalweb"/>
-        <w:divId w:val="953562525"/>
+        <w:divId w:val="2128574091"/>
         <w:rPr>
           <w:lang w:val="nl-NL"/>
         </w:rPr>
@@ -10288,7 +10281,7 @@
     <w:p>
       <w:pPr>
         <w:pStyle w:val="Normaalweb"/>
-        <w:divId w:val="953562525"/>
+        <w:divId w:val="2128574091"/>
         <w:rPr>
           <w:lang w:val="nl-NL"/>
         </w:rPr>
@@ -10309,7 +10302,7 @@
     <w:p>
       <w:pPr>
         <w:pStyle w:val="Normaalweb"/>
-        <w:divId w:val="953562525"/>
+        <w:divId w:val="2128574091"/>
         <w:rPr>
           <w:lang w:val="nl-NL"/>
         </w:rPr>
@@ -10325,7 +10318,7 @@
       <w:pPr>
         <w:pStyle w:val="marker"/>
         <w:ind w:left="800" w:right="800"/>
-        <w:divId w:val="953562525"/>
+        <w:divId w:val="2128574091"/>
         <w:rPr>
           <w:lang w:val="nl-NL"/>
         </w:rPr>
@@ -10337,13 +10330,13 @@
     <w:p>
       <w:pPr>
         <w:pStyle w:val="Kop3"/>
-        <w:divId w:val="953562525"/>
-        <w:rPr>
-          <w:rFonts w:eastAsia="Times New Roman"/>
-          <w:lang w:val="nl-NL"/>
-        </w:rPr>
-      </w:pPr>
-      <w:bookmarkStart w:id="42" w:name="_Toc242814081"/>
+        <w:divId w:val="2128574091"/>
+        <w:rPr>
+          <w:rFonts w:eastAsia="Times New Roman"/>
+          <w:lang w:val="nl-NL"/>
+        </w:rPr>
+      </w:pPr>
+      <w:bookmarkStart w:id="42" w:name="_Toc242814906"/>
       <w:r>
         <w:rPr>
           <w:rFonts w:eastAsia="Times New Roman"/>
@@ -10356,7 +10349,7 @@
     <w:p>
       <w:pPr>
         <w:pStyle w:val="subtitel"/>
-        <w:divId w:val="953562525"/>
+        <w:divId w:val="2128574091"/>
         <w:rPr>
           <w:lang w:val="nl-NL"/>
         </w:rPr>
@@ -10371,7 +10364,7 @@
     <w:p>
       <w:pPr>
         <w:pStyle w:val="Normaalweb"/>
-        <w:divId w:val="953562525"/>
+        <w:divId w:val="2128574091"/>
         <w:rPr>
           <w:lang w:val="nl-NL"/>
         </w:rPr>
@@ -10398,7 +10391,7 @@
     <w:p>
       <w:pPr>
         <w:pStyle w:val="Normaalweb"/>
-        <w:divId w:val="953562525"/>
+        <w:divId w:val="2128574091"/>
         <w:rPr>
           <w:lang w:val="nl-NL"/>
         </w:rPr>
@@ -10419,7 +10412,7 @@
     <w:p>
       <w:pPr>
         <w:pStyle w:val="Normaalweb"/>
-        <w:divId w:val="953562525"/>
+        <w:divId w:val="2128574091"/>
         <w:rPr>
           <w:lang w:val="nl-NL"/>
         </w:rPr>
@@ -10440,7 +10433,7 @@
     <w:p>
       <w:pPr>
         <w:pStyle w:val="Normaalweb"/>
-        <w:divId w:val="953562525"/>
+        <w:divId w:val="2128574091"/>
         <w:rPr>
           <w:lang w:val="nl-NL"/>
         </w:rPr>
@@ -10462,7 +10455,7 @@
       <w:pPr>
         <w:pStyle w:val="marker"/>
         <w:ind w:left="800" w:right="800"/>
-        <w:divId w:val="953562525"/>
+        <w:divId w:val="2128574091"/>
         <w:rPr>
           <w:lang w:val="nl-NL"/>
         </w:rPr>
@@ -10474,13 +10467,13 @@
     <w:p>
       <w:pPr>
         <w:pStyle w:val="Kop3"/>
-        <w:divId w:val="953562525"/>
-        <w:rPr>
-          <w:rFonts w:eastAsia="Times New Roman"/>
-          <w:lang w:val="nl-NL"/>
-        </w:rPr>
-      </w:pPr>
-      <w:bookmarkStart w:id="43" w:name="_Toc242814082"/>
+        <w:divId w:val="2128574091"/>
+        <w:rPr>
+          <w:rFonts w:eastAsia="Times New Roman"/>
+          <w:lang w:val="nl-NL"/>
+        </w:rPr>
+      </w:pPr>
+      <w:bookmarkStart w:id="43" w:name="_Toc242814907"/>
       <w:r>
         <w:rPr>
           <w:rFonts w:eastAsia="Times New Roman"/>
@@ -10493,7 +10486,7 @@
     <w:p>
       <w:pPr>
         <w:pStyle w:val="subtitel"/>
-        <w:divId w:val="953562525"/>
+        <w:divId w:val="2128574091"/>
         <w:rPr>
           <w:lang w:val="nl-NL"/>
         </w:rPr>
@@ -10508,7 +10501,7 @@
     <w:p>
       <w:pPr>
         <w:pStyle w:val="Normaalweb"/>
-        <w:divId w:val="953562525"/>
+        <w:divId w:val="2128574091"/>
         <w:rPr>
           <w:lang w:val="nl-NL"/>
         </w:rPr>
@@ -10529,7 +10522,7 @@
     <w:p>
       <w:pPr>
         <w:pStyle w:val="Normaalweb"/>
-        <w:divId w:val="953562525"/>
+        <w:divId w:val="2128574091"/>
         <w:rPr>
           <w:lang w:val="nl-NL"/>
         </w:rPr>
@@ -10550,7 +10543,7 @@
     <w:p>
       <w:pPr>
         <w:pStyle w:val="Normaalweb"/>
-        <w:divId w:val="953562525"/>
+        <w:divId w:val="2128574091"/>
         <w:rPr>
           <w:lang w:val="nl-NL"/>
         </w:rPr>
@@ -10572,7 +10565,7 @@
       <w:pPr>
         <w:pStyle w:val="marker"/>
         <w:ind w:left="800" w:right="800"/>
-        <w:divId w:val="953562525"/>
+        <w:divId w:val="2128574091"/>
         <w:rPr>
           <w:lang w:val="nl-NL"/>
         </w:rPr>
@@ -10584,7 +10577,7 @@
     <w:p>
       <w:pPr>
         <w:pStyle w:val="Kop4"/>
-        <w:divId w:val="953562525"/>
+        <w:divId w:val="2128574091"/>
         <w:rPr>
           <w:rFonts w:eastAsia="Times New Roman"/>
           <w:lang w:val="nl-NL"/>
@@ -10601,7 +10594,7 @@
     <w:p>
       <w:pPr>
         <w:pStyle w:val="subtitel"/>
-        <w:divId w:val="953562525"/>
+        <w:divId w:val="2128574091"/>
         <w:rPr>
           <w:lang w:val="nl-NL"/>
         </w:rPr>
@@ -10616,7 +10609,7 @@
     <w:p>
       <w:pPr>
         <w:pStyle w:val="Normaalweb"/>
-        <w:divId w:val="953562525"/>
+        <w:divId w:val="2128574091"/>
         <w:rPr>
           <w:lang w:val="nl-NL"/>
         </w:rPr>
@@ -10637,7 +10630,7 @@
     <w:p>
       <w:pPr>
         <w:pStyle w:val="Normaalweb"/>
-        <w:divId w:val="953562525"/>
+        <w:divId w:val="2128574091"/>
         <w:rPr>
           <w:lang w:val="nl-NL"/>
         </w:rPr>
@@ -10658,7 +10651,7 @@
     <w:p>
       <w:pPr>
         <w:pStyle w:val="Normaalweb"/>
-        <w:divId w:val="953562525"/>
+        <w:divId w:val="2128574091"/>
         <w:rPr>
           <w:lang w:val="nl-NL"/>
         </w:rPr>
@@ -10679,7 +10672,7 @@
     <w:p>
       <w:pPr>
         <w:pStyle w:val="Normaalweb"/>
-        <w:divId w:val="953562525"/>
+        <w:divId w:val="2128574091"/>
         <w:rPr>
           <w:lang w:val="nl-NL"/>
         </w:rPr>
@@ -10700,7 +10693,7 @@
     <w:p>
       <w:pPr>
         <w:pStyle w:val="Normaalweb"/>
-        <w:divId w:val="953562525"/>
+        <w:divId w:val="2128574091"/>
         <w:rPr>
           <w:lang w:val="nl-NL"/>
         </w:rPr>
@@ -10722,7 +10715,7 @@
       <w:pPr>
         <w:pStyle w:val="marker"/>
         <w:ind w:left="800" w:right="800"/>
-        <w:divId w:val="953562525"/>
+        <w:divId w:val="2128574091"/>
         <w:rPr>
           <w:lang w:val="nl-NL"/>
         </w:rPr>
@@ -10734,13 +10727,13 @@
     <w:p>
       <w:pPr>
         <w:pStyle w:val="Kop3"/>
-        <w:divId w:val="953562525"/>
-        <w:rPr>
-          <w:rFonts w:eastAsia="Times New Roman"/>
-          <w:lang w:val="nl-NL"/>
-        </w:rPr>
-      </w:pPr>
-      <w:bookmarkStart w:id="44" w:name="_Toc242814083"/>
+        <w:divId w:val="2128574091"/>
+        <w:rPr>
+          <w:rFonts w:eastAsia="Times New Roman"/>
+          <w:lang w:val="nl-NL"/>
+        </w:rPr>
+      </w:pPr>
+      <w:bookmarkStart w:id="44" w:name="_Toc242814908"/>
       <w:r>
         <w:rPr>
           <w:rFonts w:eastAsia="Times New Roman"/>
@@ -10753,7 +10746,7 @@
     <w:p>
       <w:pPr>
         <w:pStyle w:val="subtitel"/>
-        <w:divId w:val="953562525"/>
+        <w:divId w:val="2128574091"/>
         <w:rPr>
           <w:lang w:val="nl-NL"/>
         </w:rPr>
@@ -10768,7 +10761,7 @@
     <w:p>
       <w:pPr>
         <w:pStyle w:val="Normaalweb"/>
-        <w:divId w:val="953562525"/>
+        <w:divId w:val="2128574091"/>
         <w:rPr>
           <w:lang w:val="nl-NL"/>
         </w:rPr>
@@ -10789,7 +10782,7 @@
     <w:p>
       <w:pPr>
         <w:pStyle w:val="Normaalweb"/>
-        <w:divId w:val="953562525"/>
+        <w:divId w:val="2128574091"/>
         <w:rPr>
           <w:lang w:val="nl-NL"/>
         </w:rPr>
@@ -10804,7 +10797,7 @@
     <w:p>
       <w:pPr>
         <w:pStyle w:val="Normaalweb"/>
-        <w:divId w:val="953562525"/>
+        <w:divId w:val="2128574091"/>
         <w:rPr>
           <w:lang w:val="nl-NL"/>
         </w:rPr>
@@ -10826,7 +10819,7 @@
       <w:pPr>
         <w:pStyle w:val="marker"/>
         <w:ind w:left="800" w:right="800"/>
-        <w:divId w:val="953562525"/>
+        <w:divId w:val="2128574091"/>
         <w:rPr>
           <w:lang w:val="nl-NL"/>
         </w:rPr>
@@ -10838,13 +10831,13 @@
     <w:p>
       <w:pPr>
         <w:pStyle w:val="Kop3"/>
-        <w:divId w:val="953562525"/>
-        <w:rPr>
-          <w:rFonts w:eastAsia="Times New Roman"/>
-          <w:lang w:val="nl-NL"/>
-        </w:rPr>
-      </w:pPr>
-      <w:bookmarkStart w:id="45" w:name="_Toc242814084"/>
+        <w:divId w:val="2128574091"/>
+        <w:rPr>
+          <w:rFonts w:eastAsia="Times New Roman"/>
+          <w:lang w:val="nl-NL"/>
+        </w:rPr>
+      </w:pPr>
+      <w:bookmarkStart w:id="45" w:name="_Toc242814909"/>
       <w:r>
         <w:rPr>
           <w:rFonts w:eastAsia="Times New Roman"/>
@@ -10857,7 +10850,7 @@
     <w:p>
       <w:pPr>
         <w:pStyle w:val="subtitel"/>
-        <w:divId w:val="953562525"/>
+        <w:divId w:val="2128574091"/>
         <w:rPr>
           <w:lang w:val="nl-NL"/>
         </w:rPr>
@@ -10872,7 +10865,7 @@
     <w:p>
       <w:pPr>
         <w:pStyle w:val="Normaalweb"/>
-        <w:divId w:val="953562525"/>
+        <w:divId w:val="2128574091"/>
         <w:rPr>
           <w:lang w:val="nl-NL"/>
         </w:rPr>
@@ -10893,7 +10886,7 @@
     <w:p>
       <w:pPr>
         <w:pStyle w:val="Normaalweb"/>
-        <w:divId w:val="953562525"/>
+        <w:divId w:val="2128574091"/>
         <w:rPr>
           <w:lang w:val="nl-NL"/>
         </w:rPr>
@@ -10914,7 +10907,7 @@
     <w:p>
       <w:pPr>
         <w:pStyle w:val="Normaalweb"/>
-        <w:divId w:val="953562525"/>
+        <w:divId w:val="2128574091"/>
         <w:rPr>
           <w:lang w:val="nl-NL"/>
         </w:rPr>
@@ -10935,7 +10928,7 @@
     <w:p>
       <w:pPr>
         <w:pStyle w:val="Normaalweb"/>
-        <w:divId w:val="953562525"/>
+        <w:divId w:val="2128574091"/>
         <w:rPr>
           <w:lang w:val="nl-NL"/>
         </w:rPr>
@@ -10955,7 +10948,7 @@
     </w:p>
     <w:p>
       <w:pPr>
-        <w:divId w:val="1714577308"/>
+        <w:divId w:val="1494758223"/>
         <w:rPr>
           <w:color w:val="555555"/>
           <w:sz w:val="20"/>
@@ -10975,7 +10968,7 @@
     </w:p>
     <w:p>
       <w:pPr>
-        <w:divId w:val="1714577308"/>
+        <w:divId w:val="1494758223"/>
         <w:rPr>
           <w:color w:val="555555"/>
           <w:sz w:val="20"/>
@@ -10995,7 +10988,7 @@
     </w:p>
     <w:p>
       <w:pPr>
-        <w:divId w:val="1714577308"/>
+        <w:divId w:val="1494758223"/>
         <w:rPr>
           <w:color w:val="555555"/>
           <w:sz w:val="20"/>
@@ -11015,7 +11008,7 @@
     </w:p>
     <w:p>
       <w:pPr>
-        <w:divId w:val="1714577308"/>
+        <w:divId w:val="1494758223"/>
         <w:rPr>
           <w:color w:val="555555"/>
           <w:sz w:val="20"/>
@@ -11035,7 +11028,7 @@
     </w:p>
     <w:p>
       <w:pPr>
-        <w:divId w:val="1714577308"/>
+        <w:divId w:val="1494758223"/>
         <w:rPr>
           <w:color w:val="555555"/>
           <w:sz w:val="20"/>
@@ -11055,7 +11048,7 @@
     </w:p>
     <w:p>
       <w:pPr>
-        <w:divId w:val="1714577308"/>
+        <w:divId w:val="1494758223"/>
         <w:rPr>
           <w:color w:val="555555"/>
           <w:sz w:val="20"/>
@@ -11077,7 +11070,7 @@
       <w:pPr>
         <w:pStyle w:val="marker"/>
         <w:ind w:left="800" w:right="800"/>
-        <w:divId w:val="953562525"/>
+        <w:divId w:val="2128574091"/>
         <w:rPr>
           <w:lang w:val="nl-NL"/>
         </w:rPr>
@@ -11089,13 +11082,13 @@
     <w:p>
       <w:pPr>
         <w:pStyle w:val="Kop3"/>
-        <w:divId w:val="953562525"/>
-        <w:rPr>
-          <w:rFonts w:eastAsia="Times New Roman"/>
-          <w:lang w:val="nl-NL"/>
-        </w:rPr>
-      </w:pPr>
-      <w:bookmarkStart w:id="46" w:name="_Toc242814085"/>
+        <w:divId w:val="2128574091"/>
+        <w:rPr>
+          <w:rFonts w:eastAsia="Times New Roman"/>
+          <w:lang w:val="nl-NL"/>
+        </w:rPr>
+      </w:pPr>
+      <w:bookmarkStart w:id="46" w:name="_Toc242814910"/>
       <w:r>
         <w:rPr>
           <w:rFonts w:eastAsia="Times New Roman"/>
@@ -11108,7 +11101,7 @@
     <w:p>
       <w:pPr>
         <w:pStyle w:val="subtitel"/>
-        <w:divId w:val="953562525"/>
+        <w:divId w:val="2128574091"/>
         <w:rPr>
           <w:lang w:val="nl-NL"/>
         </w:rPr>
@@ -11123,7 +11116,7 @@
     <w:p>
       <w:pPr>
         <w:pStyle w:val="Normaalweb"/>
-        <w:divId w:val="953562525"/>
+        <w:divId w:val="2128574091"/>
         <w:rPr>
           <w:lang w:val="nl-NL"/>
         </w:rPr>
@@ -11138,7 +11131,7 @@
     <w:p>
       <w:pPr>
         <w:pStyle w:val="Normaalweb"/>
-        <w:divId w:val="953562525"/>
+        <w:divId w:val="2128574091"/>
         <w:rPr>
           <w:lang w:val="nl-NL"/>
         </w:rPr>
@@ -11153,7 +11146,7 @@
     <w:p>
       <w:pPr>
         <w:pStyle w:val="Normaalweb"/>
-        <w:divId w:val="953562525"/>
+        <w:divId w:val="2128574091"/>
         <w:rPr>
           <w:lang w:val="nl-NL"/>
         </w:rPr>
@@ -11169,7 +11162,7 @@
       <w:pPr>
         <w:pStyle w:val="marker"/>
         <w:ind w:left="800" w:right="800"/>
-        <w:divId w:val="953562525"/>
+        <w:divId w:val="2128574091"/>
         <w:rPr>
           <w:lang w:val="nl-NL"/>
         </w:rPr>
@@ -11181,13 +11174,13 @@
     <w:p>
       <w:pPr>
         <w:pStyle w:val="Kop3"/>
-        <w:divId w:val="953562525"/>
-        <w:rPr>
-          <w:rFonts w:eastAsia="Times New Roman"/>
-          <w:lang w:val="nl-NL"/>
-        </w:rPr>
-      </w:pPr>
-      <w:bookmarkStart w:id="47" w:name="_Toc242814086"/>
+        <w:divId w:val="2128574091"/>
+        <w:rPr>
+          <w:rFonts w:eastAsia="Times New Roman"/>
+          <w:lang w:val="nl-NL"/>
+        </w:rPr>
+      </w:pPr>
+      <w:bookmarkStart w:id="47" w:name="_Toc242814911"/>
       <w:r>
         <w:rPr>
           <w:rFonts w:eastAsia="Times New Roman"/>
@@ -11200,7 +11193,7 @@
     <w:p>
       <w:pPr>
         <w:pStyle w:val="subtitel"/>
-        <w:divId w:val="953562525"/>
+        <w:divId w:val="2128574091"/>
         <w:rPr>
           <w:lang w:val="nl-NL"/>
         </w:rPr>
@@ -11215,7 +11208,7 @@
     <w:p>
       <w:pPr>
         <w:pStyle w:val="Normaalweb"/>
-        <w:divId w:val="953562525"/>
+        <w:divId w:val="2128574091"/>
         <w:rPr>
           <w:lang w:val="nl-NL"/>
         </w:rPr>
@@ -11236,7 +11229,7 @@
     <w:p>
       <w:pPr>
         <w:pStyle w:val="Normaalweb"/>
-        <w:divId w:val="953562525"/>
+        <w:divId w:val="2128574091"/>
         <w:rPr>
           <w:lang w:val="nl-NL"/>
         </w:rPr>
@@ -11257,7 +11250,7 @@
     <w:p>
       <w:pPr>
         <w:pStyle w:val="Normaalweb"/>
-        <w:divId w:val="953562525"/>
+        <w:divId w:val="2128574091"/>
         <w:rPr>
           <w:lang w:val="nl-NL"/>
         </w:rPr>
@@ -11272,7 +11265,7 @@
     <w:p>
       <w:pPr>
         <w:pStyle w:val="Normaalweb"/>
-        <w:divId w:val="953562525"/>
+        <w:divId w:val="2128574091"/>
         <w:rPr>
           <w:lang w:val="nl-NL"/>
         </w:rPr>
@@ -11292,7 +11285,7 @@
     </w:p>
     <w:p>
       <w:pPr>
-        <w:divId w:val="377436201"/>
+        <w:divId w:val="1852991772"/>
         <w:rPr>
           <w:color w:val="555555"/>
           <w:sz w:val="20"/>
@@ -11314,7 +11307,7 @@
       <w:pPr>
         <w:pStyle w:val="marker"/>
         <w:ind w:left="800" w:right="800"/>
-        <w:divId w:val="953562525"/>
+        <w:divId w:val="2128574091"/>
         <w:rPr>
           <w:lang w:val="nl-NL"/>
         </w:rPr>
@@ -11326,13 +11319,13 @@
     <w:p>
       <w:pPr>
         <w:pStyle w:val="Kop3"/>
-        <w:divId w:val="953562525"/>
-        <w:rPr>
-          <w:rFonts w:eastAsia="Times New Roman"/>
-          <w:lang w:val="nl-NL"/>
-        </w:rPr>
-      </w:pPr>
-      <w:bookmarkStart w:id="48" w:name="_Toc242814087"/>
+        <w:divId w:val="2128574091"/>
+        <w:rPr>
+          <w:rFonts w:eastAsia="Times New Roman"/>
+          <w:lang w:val="nl-NL"/>
+        </w:rPr>
+      </w:pPr>
+      <w:bookmarkStart w:id="48" w:name="_Toc242814912"/>
       <w:r>
         <w:rPr>
           <w:rFonts w:eastAsia="Times New Roman"/>
@@ -11345,7 +11338,7 @@
     <w:p>
       <w:pPr>
         <w:pStyle w:val="subtitel"/>
-        <w:divId w:val="953562525"/>
+        <w:divId w:val="2128574091"/>
         <w:rPr>
           <w:lang w:val="nl-NL"/>
         </w:rPr>
@@ -11360,7 +11353,7 @@
     <w:p>
       <w:pPr>
         <w:pStyle w:val="Normaalweb"/>
-        <w:divId w:val="953562525"/>
+        <w:divId w:val="2128574091"/>
         <w:rPr>
           <w:lang w:val="nl-NL"/>
         </w:rPr>
@@ -11381,7 +11374,7 @@
     <w:p>
       <w:pPr>
         <w:pStyle w:val="Normaalweb"/>
-        <w:divId w:val="953562525"/>
+        <w:divId w:val="2128574091"/>
         <w:rPr>
           <w:lang w:val="nl-NL"/>
         </w:rPr>
@@ -11396,7 +11389,7 @@
     <w:p>
       <w:pPr>
         <w:pStyle w:val="Normaalweb"/>
-        <w:divId w:val="953562525"/>
+        <w:divId w:val="2128574091"/>
         <w:rPr>
           <w:lang w:val="nl-NL"/>
         </w:rPr>
@@ -11417,7 +11410,7 @@
     <w:p>
       <w:pPr>
         <w:pStyle w:val="Normaalweb"/>
-        <w:divId w:val="953562525"/>
+        <w:divId w:val="2128574091"/>
         <w:rPr>
           <w:lang w:val="nl-NL"/>
         </w:rPr>
@@ -11438,7 +11431,7 @@
     <w:p>
       <w:pPr>
         <w:pStyle w:val="Normaalweb"/>
-        <w:divId w:val="953562525"/>
+        <w:divId w:val="2128574091"/>
         <w:rPr>
           <w:lang w:val="nl-NL"/>
         </w:rPr>
@@ -11452,7 +11445,7 @@
     </w:p>
     <w:p>
       <w:pPr>
-        <w:divId w:val="431826764"/>
+        <w:divId w:val="2022511233"/>
         <w:rPr>
           <w:color w:val="555555"/>
           <w:sz w:val="20"/>
@@ -11472,7 +11465,7 @@
     </w:p>
     <w:p>
       <w:pPr>
-        <w:divId w:val="431826764"/>
+        <w:divId w:val="2022511233"/>
         <w:rPr>
           <w:color w:val="555555"/>
           <w:sz w:val="20"/>
@@ -11494,7 +11487,7 @@
       <w:pPr>
         <w:pStyle w:val="marker"/>
         <w:ind w:left="800" w:right="800"/>
-        <w:divId w:val="953562525"/>
+        <w:divId w:val="2128574091"/>
         <w:rPr>
           <w:lang w:val="nl-NL"/>
         </w:rPr>
@@ -11506,13 +11499,13 @@
     <w:p>
       <w:pPr>
         <w:pStyle w:val="Kop3"/>
-        <w:divId w:val="953562525"/>
-        <w:rPr>
-          <w:rFonts w:eastAsia="Times New Roman"/>
-          <w:lang w:val="nl-NL"/>
-        </w:rPr>
-      </w:pPr>
-      <w:bookmarkStart w:id="49" w:name="_Toc242814088"/>
+        <w:divId w:val="2128574091"/>
+        <w:rPr>
+          <w:rFonts w:eastAsia="Times New Roman"/>
+          <w:lang w:val="nl-NL"/>
+        </w:rPr>
+      </w:pPr>
+      <w:bookmarkStart w:id="49" w:name="_Toc242814913"/>
       <w:r>
         <w:rPr>
           <w:rFonts w:eastAsia="Times New Roman"/>
@@ -11525,7 +11518,7 @@
     <w:p>
       <w:pPr>
         <w:pStyle w:val="subtitel"/>
-        <w:divId w:val="953562525"/>
+        <w:divId w:val="2128574091"/>
         <w:rPr>
           <w:lang w:val="nl-NL"/>
         </w:rPr>
@@ -11540,7 +11533,7 @@
     <w:p>
       <w:pPr>
         <w:pStyle w:val="Normaalweb"/>
-        <w:divId w:val="953562525"/>
+        <w:divId w:val="2128574091"/>
         <w:rPr>
           <w:lang w:val="nl-NL"/>
         </w:rPr>
@@ -11561,7 +11554,7 @@
     <w:p>
       <w:pPr>
         <w:pStyle w:val="Normaalweb"/>
-        <w:divId w:val="953562525"/>
+        <w:divId w:val="2128574091"/>
         <w:rPr>
           <w:lang w:val="nl-NL"/>
         </w:rPr>
@@ -11581,7 +11574,7 @@
     </w:p>
     <w:p>
       <w:pPr>
-        <w:divId w:val="287054011"/>
+        <w:divId w:val="1852715122"/>
         <w:rPr>
           <w:color w:val="555555"/>
           <w:sz w:val="20"/>
@@ -11601,7 +11594,7 @@
     </w:p>
     <w:p>
       <w:pPr>
-        <w:divId w:val="287054011"/>
+        <w:divId w:val="1852715122"/>
         <w:rPr>
           <w:color w:val="555555"/>
           <w:sz w:val="20"/>
@@ -11621,7 +11614,7 @@
     </w:p>
     <w:p>
       <w:pPr>
-        <w:divId w:val="287054011"/>
+        <w:divId w:val="1852715122"/>
         <w:rPr>
           <w:color w:val="555555"/>
           <w:sz w:val="20"/>
@@ -11641,7 +11634,7 @@
     </w:p>
     <w:p>
       <w:pPr>
-        <w:divId w:val="287054011"/>
+        <w:divId w:val="1852715122"/>
         <w:rPr>
           <w:color w:val="555555"/>
           <w:sz w:val="20"/>
@@ -11663,7 +11656,7 @@
       <w:pPr>
         <w:pStyle w:val="marker"/>
         <w:ind w:left="800" w:right="800"/>
-        <w:divId w:val="953562525"/>
+        <w:divId w:val="2128574091"/>
         <w:rPr>
           <w:lang w:val="nl-NL"/>
         </w:rPr>
@@ -11675,13 +11668,13 @@
     <w:p>
       <w:pPr>
         <w:pStyle w:val="Kop3"/>
-        <w:divId w:val="953562525"/>
-        <w:rPr>
-          <w:rFonts w:eastAsia="Times New Roman"/>
-          <w:lang w:val="nl-NL"/>
-        </w:rPr>
-      </w:pPr>
-      <w:bookmarkStart w:id="50" w:name="_Toc242814089"/>
+        <w:divId w:val="2128574091"/>
+        <w:rPr>
+          <w:rFonts w:eastAsia="Times New Roman"/>
+          <w:lang w:val="nl-NL"/>
+        </w:rPr>
+      </w:pPr>
+      <w:bookmarkStart w:id="50" w:name="_Toc242814914"/>
       <w:r>
         <w:rPr>
           <w:rFonts w:eastAsia="Times New Roman"/>
@@ -11694,7 +11687,7 @@
     <w:p>
       <w:pPr>
         <w:pStyle w:val="subtitel"/>
-        <w:divId w:val="953562525"/>
+        <w:divId w:val="2128574091"/>
         <w:rPr>
           <w:lang w:val="nl-NL"/>
         </w:rPr>
@@ -11709,7 +11702,7 @@
     <w:p>
       <w:pPr>
         <w:pStyle w:val="Normaalweb"/>
-        <w:divId w:val="953562525"/>
+        <w:divId w:val="2128574091"/>
         <w:rPr>
           <w:lang w:val="nl-NL"/>
         </w:rPr>
@@ -11730,7 +11723,7 @@
     <w:p>
       <w:pPr>
         <w:pStyle w:val="Normaalweb"/>
-        <w:divId w:val="953562525"/>
+        <w:divId w:val="2128574091"/>
         <w:rPr>
           <w:lang w:val="nl-NL"/>
         </w:rPr>
@@ -11751,7 +11744,7 @@
     <w:p>
       <w:pPr>
         <w:pStyle w:val="Normaalweb"/>
-        <w:divId w:val="953562525"/>
+        <w:divId w:val="2128574091"/>
         <w:rPr>
           <w:lang w:val="nl-NL"/>
         </w:rPr>
@@ -11773,7 +11766,7 @@
       <w:pPr>
         <w:pStyle w:val="marker"/>
         <w:ind w:left="800" w:right="800"/>
-        <w:divId w:val="953562525"/>
+        <w:divId w:val="2128574091"/>
         <w:rPr>
           <w:lang w:val="nl-NL"/>
         </w:rPr>
@@ -11785,13 +11778,13 @@
     <w:p>
       <w:pPr>
         <w:pStyle w:val="Kop2"/>
-        <w:divId w:val="953562525"/>
-        <w:rPr>
-          <w:rFonts w:eastAsia="Times New Roman"/>
-          <w:lang w:val="nl-NL"/>
-        </w:rPr>
-      </w:pPr>
-      <w:bookmarkStart w:id="51" w:name="_Toc242814090"/>
+        <w:divId w:val="2128574091"/>
+        <w:rPr>
+          <w:rFonts w:eastAsia="Times New Roman"/>
+          <w:lang w:val="nl-NL"/>
+        </w:rPr>
+      </w:pPr>
+      <w:bookmarkStart w:id="51" w:name="_Toc242814915"/>
       <w:r>
         <w:rPr>
           <w:rFonts w:eastAsia="Times New Roman"/>
@@ -11804,13 +11797,13 @@
     <w:p>
       <w:pPr>
         <w:pStyle w:val="Kop3"/>
-        <w:divId w:val="953562525"/>
-        <w:rPr>
-          <w:rFonts w:eastAsia="Times New Roman"/>
-          <w:lang w:val="nl-NL"/>
-        </w:rPr>
-      </w:pPr>
-      <w:bookmarkStart w:id="52" w:name="_Toc242814091"/>
+        <w:divId w:val="2128574091"/>
+        <w:rPr>
+          <w:rFonts w:eastAsia="Times New Roman"/>
+          <w:lang w:val="nl-NL"/>
+        </w:rPr>
+      </w:pPr>
+      <w:bookmarkStart w:id="52" w:name="_Toc242814916"/>
       <w:r>
         <w:rPr>
           <w:rFonts w:eastAsia="Times New Roman"/>
@@ -11823,7 +11816,7 @@
     <w:p>
       <w:pPr>
         <w:pStyle w:val="subtitel"/>
-        <w:divId w:val="953562525"/>
+        <w:divId w:val="2128574091"/>
         <w:rPr>
           <w:lang w:val="nl-NL"/>
         </w:rPr>
@@ -11838,7 +11831,7 @@
     <w:p>
       <w:pPr>
         <w:pStyle w:val="Normaalweb"/>
-        <w:divId w:val="953562525"/>
+        <w:divId w:val="2128574091"/>
         <w:rPr>
           <w:lang w:val="nl-NL"/>
         </w:rPr>
@@ -11853,7 +11846,7 @@
     <w:p>
       <w:pPr>
         <w:pStyle w:val="Normaalweb"/>
-        <w:divId w:val="953562525"/>
+        <w:divId w:val="2128574091"/>
         <w:rPr>
           <w:lang w:val="nl-NL"/>
         </w:rPr>
@@ -11868,7 +11861,7 @@
     <w:p>
       <w:pPr>
         <w:pStyle w:val="Normaalweb"/>
-        <w:divId w:val="953562525"/>
+        <w:divId w:val="2128574091"/>
         <w:rPr>
           <w:lang w:val="nl-NL"/>
         </w:rPr>
@@ -11890,7 +11883,7 @@
       <w:pPr>
         <w:pStyle w:val="marker"/>
         <w:ind w:left="800" w:right="800"/>
-        <w:divId w:val="953562525"/>
+        <w:divId w:val="2128574091"/>
         <w:rPr>
           <w:lang w:val="nl-NL"/>
         </w:rPr>
@@ -11902,13 +11895,13 @@
     <w:p>
       <w:pPr>
         <w:pStyle w:val="Kop3"/>
-        <w:divId w:val="953562525"/>
-        <w:rPr>
-          <w:rFonts w:eastAsia="Times New Roman"/>
-          <w:lang w:val="nl-NL"/>
-        </w:rPr>
-      </w:pPr>
-      <w:bookmarkStart w:id="53" w:name="_Toc242814092"/>
+        <w:divId w:val="2128574091"/>
+        <w:rPr>
+          <w:rFonts w:eastAsia="Times New Roman"/>
+          <w:lang w:val="nl-NL"/>
+        </w:rPr>
+      </w:pPr>
+      <w:bookmarkStart w:id="53" w:name="_Toc242814917"/>
       <w:r>
         <w:rPr>
           <w:rFonts w:eastAsia="Times New Roman"/>
@@ -11921,7 +11914,7 @@
     <w:p>
       <w:pPr>
         <w:pStyle w:val="subtitel"/>
-        <w:divId w:val="953562525"/>
+        <w:divId w:val="2128574091"/>
         <w:rPr>
           <w:lang w:val="nl-NL"/>
         </w:rPr>
@@ -11936,7 +11929,7 @@
     <w:p>
       <w:pPr>
         <w:pStyle w:val="Normaalweb"/>
-        <w:divId w:val="953562525"/>
+        <w:divId w:val="2128574091"/>
         <w:rPr>
           <w:lang w:val="nl-NL"/>
         </w:rPr>
@@ -11951,7 +11944,7 @@
     <w:p>
       <w:pPr>
         <w:pStyle w:val="Normaalweb"/>
-        <w:divId w:val="953562525"/>
+        <w:divId w:val="2128574091"/>
         <w:rPr>
           <w:lang w:val="nl-NL"/>
         </w:rPr>
@@ -11966,7 +11959,7 @@
     <w:p>
       <w:pPr>
         <w:pStyle w:val="Normaalweb"/>
-        <w:divId w:val="953562525"/>
+        <w:divId w:val="2128574091"/>
         <w:rPr>
           <w:lang w:val="nl-NL"/>
         </w:rPr>
@@ -11982,7 +11975,7 @@
       <w:pPr>
         <w:pStyle w:val="marker"/>
         <w:ind w:left="800" w:right="800"/>
-        <w:divId w:val="953562525"/>
+        <w:divId w:val="2128574091"/>
         <w:rPr>
           <w:lang w:val="nl-NL"/>
         </w:rPr>
@@ -11994,13 +11987,13 @@
     <w:p>
       <w:pPr>
         <w:pStyle w:val="Kop3"/>
-        <w:divId w:val="953562525"/>
-        <w:rPr>
-          <w:rFonts w:eastAsia="Times New Roman"/>
-          <w:lang w:val="nl-NL"/>
-        </w:rPr>
-      </w:pPr>
-      <w:bookmarkStart w:id="54" w:name="_Toc242814093"/>
+        <w:divId w:val="2128574091"/>
+        <w:rPr>
+          <w:rFonts w:eastAsia="Times New Roman"/>
+          <w:lang w:val="nl-NL"/>
+        </w:rPr>
+      </w:pPr>
+      <w:bookmarkStart w:id="54" w:name="_Toc242814918"/>
       <w:r>
         <w:rPr>
           <w:rFonts w:eastAsia="Times New Roman"/>
@@ -12013,7 +12006,7 @@
     <w:p>
       <w:pPr>
         <w:pStyle w:val="subtitel"/>
-        <w:divId w:val="953562525"/>
+        <w:divId w:val="2128574091"/>
         <w:rPr>
           <w:lang w:val="nl-NL"/>
         </w:rPr>
@@ -12028,7 +12021,7 @@
     <w:p>
       <w:pPr>
         <w:pStyle w:val="Normaalweb"/>
-        <w:divId w:val="953562525"/>
+        <w:divId w:val="2128574091"/>
         <w:rPr>
           <w:lang w:val="nl-NL"/>
         </w:rPr>
@@ -12043,7 +12036,7 @@
     <w:p>
       <w:pPr>
         <w:pStyle w:val="Normaalweb"/>
-        <w:divId w:val="953562525"/>
+        <w:divId w:val="2128574091"/>
         <w:rPr>
           <w:lang w:val="nl-NL"/>
         </w:rPr>
@@ -12064,7 +12057,7 @@
     <w:p>
       <w:pPr>
         <w:pStyle w:val="Normaalweb"/>
-        <w:divId w:val="953562525"/>
+        <w:divId w:val="2128574091"/>
         <w:rPr>
           <w:lang w:val="nl-NL"/>
         </w:rPr>
@@ -12080,7 +12073,7 @@
       <w:pPr>
         <w:pStyle w:val="marker"/>
         <w:ind w:left="800" w:right="800"/>
-        <w:divId w:val="953562525"/>
+        <w:divId w:val="2128574091"/>
         <w:rPr>
           <w:lang w:val="nl-NL"/>
         </w:rPr>
@@ -12092,13 +12085,13 @@
     <w:p>
       <w:pPr>
         <w:pStyle w:val="Kop3"/>
-        <w:divId w:val="953562525"/>
-        <w:rPr>
-          <w:rFonts w:eastAsia="Times New Roman"/>
-          <w:lang w:val="nl-NL"/>
-        </w:rPr>
-      </w:pPr>
-      <w:bookmarkStart w:id="55" w:name="_Toc242814094"/>
+        <w:divId w:val="2128574091"/>
+        <w:rPr>
+          <w:rFonts w:eastAsia="Times New Roman"/>
+          <w:lang w:val="nl-NL"/>
+        </w:rPr>
+      </w:pPr>
+      <w:bookmarkStart w:id="55" w:name="_Toc242814919"/>
       <w:r>
         <w:rPr>
           <w:rFonts w:eastAsia="Times New Roman"/>
@@ -12111,7 +12104,7 @@
     <w:p>
       <w:pPr>
         <w:pStyle w:val="subtitel"/>
-        <w:divId w:val="953562525"/>
+        <w:divId w:val="2128574091"/>
         <w:rPr>
           <w:lang w:val="nl-NL"/>
         </w:rPr>
@@ -12126,7 +12119,7 @@
     <w:p>
       <w:pPr>
         <w:pStyle w:val="Normaalweb"/>
-        <w:divId w:val="953562525"/>
+        <w:divId w:val="2128574091"/>
         <w:rPr>
           <w:lang w:val="nl-NL"/>
         </w:rPr>
@@ -12141,7 +12134,7 @@
     <w:p>
       <w:pPr>
         <w:pStyle w:val="Normaalweb"/>
-        <w:divId w:val="953562525"/>
+        <w:divId w:val="2128574091"/>
         <w:rPr>
           <w:lang w:val="nl-NL"/>
         </w:rPr>
@@ -12156,7 +12149,7 @@
     <w:p>
       <w:pPr>
         <w:pStyle w:val="Normaalweb"/>
-        <w:divId w:val="953562525"/>
+        <w:divId w:val="2128574091"/>
         <w:rPr>
           <w:lang w:val="nl-NL"/>
         </w:rPr>
@@ -12172,7 +12165,7 @@
       <w:pPr>
         <w:pStyle w:val="marker"/>
         <w:ind w:left="800" w:right="800"/>
-        <w:divId w:val="953562525"/>
+        <w:divId w:val="2128574091"/>
         <w:rPr>
           <w:lang w:val="nl-NL"/>
         </w:rPr>
@@ -12184,13 +12177,13 @@
     <w:p>
       <w:pPr>
         <w:pStyle w:val="Kop1"/>
-        <w:divId w:val="953562525"/>
-        <w:rPr>
-          <w:rFonts w:eastAsia="Times New Roman"/>
-          <w:lang w:val="nl-NL"/>
-        </w:rPr>
-      </w:pPr>
-      <w:bookmarkStart w:id="56" w:name="_Toc242814095"/>
+        <w:divId w:val="2128574091"/>
+        <w:rPr>
+          <w:rFonts w:eastAsia="Times New Roman"/>
+          <w:lang w:val="nl-NL"/>
+        </w:rPr>
+      </w:pPr>
+      <w:bookmarkStart w:id="56" w:name="_Toc242814920"/>
       <w:r>
         <w:rPr>
           <w:rFonts w:eastAsia="Times New Roman"/>
@@ -12203,13 +12196,13 @@
     <w:p>
       <w:pPr>
         <w:pStyle w:val="Kop3"/>
-        <w:divId w:val="953562525"/>
-        <w:rPr>
-          <w:rFonts w:eastAsia="Times New Roman"/>
-          <w:lang w:val="nl-NL"/>
-        </w:rPr>
-      </w:pPr>
-      <w:bookmarkStart w:id="57" w:name="_Toc242814096"/>
+        <w:divId w:val="2128574091"/>
+        <w:rPr>
+          <w:rFonts w:eastAsia="Times New Roman"/>
+          <w:lang w:val="nl-NL"/>
+        </w:rPr>
+      </w:pPr>
+      <w:bookmarkStart w:id="57" w:name="_Toc242814921"/>
       <w:r>
         <w:rPr>
           <w:rFonts w:eastAsia="Times New Roman"/>
@@ -12222,7 +12215,7 @@
     <w:p>
       <w:pPr>
         <w:pStyle w:val="subtitel"/>
-        <w:divId w:val="953562525"/>
+        <w:divId w:val="2128574091"/>
         <w:rPr>
           <w:lang w:val="nl-NL"/>
         </w:rPr>
@@ -12237,7 +12230,7 @@
     <w:p>
       <w:pPr>
         <w:pStyle w:val="Normaalweb"/>
-        <w:divId w:val="953562525"/>
+        <w:divId w:val="2128574091"/>
         <w:rPr>
           <w:lang w:val="nl-NL"/>
         </w:rPr>
@@ -12258,7 +12251,7 @@
     <w:p>
       <w:pPr>
         <w:pStyle w:val="Normaalweb"/>
-        <w:divId w:val="953562525"/>
+        <w:divId w:val="2128574091"/>
         <w:rPr>
           <w:lang w:val="nl-NL"/>
         </w:rPr>
@@ -12285,7 +12278,7 @@
     <w:p>
       <w:pPr>
         <w:pStyle w:val="Normaalweb"/>
-        <w:divId w:val="953562525"/>
+        <w:divId w:val="2128574091"/>
         <w:rPr>
           <w:lang w:val="nl-NL"/>
         </w:rPr>
@@ -12311,7 +12304,7 @@
     </w:p>
     <w:p>
       <w:pPr>
-        <w:divId w:val="1168444109"/>
+        <w:divId w:val="509217384"/>
         <w:rPr>
           <w:color w:val="555555"/>
           <w:sz w:val="20"/>
@@ -12331,7 +12324,7 @@
     </w:p>
     <w:p>
       <w:pPr>
-        <w:divId w:val="1168444109"/>
+        <w:divId w:val="509217384"/>
         <w:rPr>
           <w:color w:val="555555"/>
           <w:sz w:val="20"/>
@@ -12351,7 +12344,7 @@
     </w:p>
     <w:p>
       <w:pPr>
-        <w:divId w:val="1168444109"/>
+        <w:divId w:val="509217384"/>
         <w:rPr>
           <w:color w:val="555555"/>
           <w:sz w:val="20"/>
@@ -12373,7 +12366,7 @@
       <w:pPr>
         <w:pStyle w:val="marker"/>
         <w:ind w:left="800" w:right="800"/>
-        <w:divId w:val="953562525"/>
+        <w:divId w:val="2128574091"/>
         <w:rPr>
           <w:lang w:val="nl-NL"/>
         </w:rPr>
@@ -12385,13 +12378,13 @@
     <w:p>
       <w:pPr>
         <w:pStyle w:val="Kop3"/>
-        <w:divId w:val="953562525"/>
-        <w:rPr>
-          <w:rFonts w:eastAsia="Times New Roman"/>
-          <w:lang w:val="nl-NL"/>
-        </w:rPr>
-      </w:pPr>
-      <w:bookmarkStart w:id="58" w:name="_Toc242814097"/>
+        <w:divId w:val="2128574091"/>
+        <w:rPr>
+          <w:rFonts w:eastAsia="Times New Roman"/>
+          <w:lang w:val="nl-NL"/>
+        </w:rPr>
+      </w:pPr>
+      <w:bookmarkStart w:id="58" w:name="_Toc242814922"/>
       <w:r>
         <w:rPr>
           <w:rFonts w:eastAsia="Times New Roman"/>
@@ -12404,7 +12397,7 @@
     <w:p>
       <w:pPr>
         <w:pStyle w:val="subtitel"/>
-        <w:divId w:val="953562525"/>
+        <w:divId w:val="2128574091"/>
         <w:rPr>
           <w:lang w:val="nl-NL"/>
         </w:rPr>
@@ -12419,7 +12412,7 @@
     <w:p>
       <w:pPr>
         <w:pStyle w:val="Normaalweb"/>
-        <w:divId w:val="953562525"/>
+        <w:divId w:val="2128574091"/>
         <w:rPr>
           <w:lang w:val="nl-NL"/>
         </w:rPr>
@@ -12434,7 +12427,7 @@
     <w:p>
       <w:pPr>
         <w:pStyle w:val="Normaalweb"/>
-        <w:divId w:val="953562525"/>
+        <w:divId w:val="2128574091"/>
         <w:rPr>
           <w:lang w:val="nl-NL"/>
         </w:rPr>
@@ -12449,7 +12442,7 @@
     <w:p>
       <w:pPr>
         <w:pStyle w:val="Normaalweb"/>
-        <w:divId w:val="953562525"/>
+        <w:divId w:val="2128574091"/>
         <w:rPr>
           <w:lang w:val="nl-NL"/>
         </w:rPr>
@@ -12465,7 +12458,7 @@
       <w:pPr>
         <w:pStyle w:val="marker"/>
         <w:ind w:left="800" w:right="800"/>
-        <w:divId w:val="953562525"/>
+        <w:divId w:val="2128574091"/>
         <w:rPr>
           <w:lang w:val="nl-NL"/>
         </w:rPr>
@@ -12477,13 +12470,13 @@
     <w:p>
       <w:pPr>
         <w:pStyle w:val="Kop3"/>
-        <w:divId w:val="953562525"/>
-        <w:rPr>
-          <w:rFonts w:eastAsia="Times New Roman"/>
-          <w:lang w:val="nl-NL"/>
-        </w:rPr>
-      </w:pPr>
-      <w:bookmarkStart w:id="59" w:name="_Toc242814098"/>
+        <w:divId w:val="2128574091"/>
+        <w:rPr>
+          <w:rFonts w:eastAsia="Times New Roman"/>
+          <w:lang w:val="nl-NL"/>
+        </w:rPr>
+      </w:pPr>
+      <w:bookmarkStart w:id="59" w:name="_Toc242814923"/>
       <w:r>
         <w:rPr>
           <w:rFonts w:eastAsia="Times New Roman"/>
@@ -12496,7 +12489,7 @@
     <w:p>
       <w:pPr>
         <w:pStyle w:val="subtitel"/>
-        <w:divId w:val="953562525"/>
+        <w:divId w:val="2128574091"/>
         <w:rPr>
           <w:lang w:val="nl-NL"/>
         </w:rPr>
@@ -12511,7 +12504,7 @@
     <w:p>
       <w:pPr>
         <w:pStyle w:val="Normaalweb"/>
-        <w:divId w:val="953562525"/>
+        <w:divId w:val="2128574091"/>
         <w:rPr>
           <w:lang w:val="nl-NL"/>
         </w:rPr>
@@ -12526,7 +12519,7 @@
     <w:p>
       <w:pPr>
         <w:pStyle w:val="Normaalweb"/>
-        <w:divId w:val="953562525"/>
+        <w:divId w:val="2128574091"/>
         <w:rPr>
           <w:lang w:val="nl-NL"/>
         </w:rPr>
@@ -12547,7 +12540,7 @@
     <w:p>
       <w:pPr>
         <w:pStyle w:val="Normaalweb"/>
-        <w:divId w:val="953562525"/>
+        <w:divId w:val="2128574091"/>
         <w:rPr>
           <w:lang w:val="nl-NL"/>
         </w:rPr>
@@ -12563,7 +12556,7 @@
       <w:pPr>
         <w:pStyle w:val="marker"/>
         <w:ind w:left="800" w:right="800"/>
-        <w:divId w:val="953562525"/>
+        <w:divId w:val="2128574091"/>
         <w:rPr>
           <w:lang w:val="nl-NL"/>
         </w:rPr>
@@ -12575,13 +12568,13 @@
     <w:p>
       <w:pPr>
         <w:pStyle w:val="Kop3"/>
-        <w:divId w:val="953562525"/>
-        <w:rPr>
-          <w:rFonts w:eastAsia="Times New Roman"/>
-          <w:lang w:val="nl-NL"/>
-        </w:rPr>
-      </w:pPr>
-      <w:bookmarkStart w:id="60" w:name="_Toc242814099"/>
+        <w:divId w:val="2128574091"/>
+        <w:rPr>
+          <w:rFonts w:eastAsia="Times New Roman"/>
+          <w:lang w:val="nl-NL"/>
+        </w:rPr>
+      </w:pPr>
+      <w:bookmarkStart w:id="60" w:name="_Toc242814924"/>
       <w:r>
         <w:rPr>
           <w:rFonts w:eastAsia="Times New Roman"/>
@@ -12594,7 +12587,7 @@
     <w:p>
       <w:pPr>
         <w:pStyle w:val="subtitel"/>
-        <w:divId w:val="953562525"/>
+        <w:divId w:val="2128574091"/>
         <w:rPr>
           <w:lang w:val="nl-NL"/>
         </w:rPr>
@@ -12609,7 +12602,7 @@
     <w:p>
       <w:pPr>
         <w:pStyle w:val="Normaalweb"/>
-        <w:divId w:val="953562525"/>
+        <w:divId w:val="2128574091"/>
         <w:rPr>
           <w:lang w:val="nl-NL"/>
         </w:rPr>
@@ -12624,7 +12617,7 @@
     <w:p>
       <w:pPr>
         <w:pStyle w:val="Normaalweb"/>
-        <w:divId w:val="953562525"/>
+        <w:divId w:val="2128574091"/>
         <w:rPr>
           <w:lang w:val="nl-NL"/>
         </w:rPr>
@@ -12639,7 +12632,7 @@
     <w:p>
       <w:pPr>
         <w:pStyle w:val="Normaalweb"/>
-        <w:divId w:val="953562525"/>
+        <w:divId w:val="2128574091"/>
         <w:rPr>
           <w:lang w:val="nl-NL"/>
         </w:rPr>
@@ -12655,7 +12648,7 @@
       <w:pPr>
         <w:pStyle w:val="marker"/>
         <w:ind w:left="800" w:right="800"/>
-        <w:divId w:val="953562525"/>
+        <w:divId w:val="2128574091"/>
         <w:rPr>
           <w:lang w:val="nl-NL"/>
         </w:rPr>
@@ -12667,13 +12660,13 @@
     <w:p>
       <w:pPr>
         <w:pStyle w:val="Kop3"/>
-        <w:divId w:val="953562525"/>
-        <w:rPr>
-          <w:rFonts w:eastAsia="Times New Roman"/>
-          <w:lang w:val="nl-NL"/>
-        </w:rPr>
-      </w:pPr>
-      <w:bookmarkStart w:id="61" w:name="_Toc242814100"/>
+        <w:divId w:val="2128574091"/>
+        <w:rPr>
+          <w:rFonts w:eastAsia="Times New Roman"/>
+          <w:lang w:val="nl-NL"/>
+        </w:rPr>
+      </w:pPr>
+      <w:bookmarkStart w:id="61" w:name="_Toc242814925"/>
       <w:r>
         <w:rPr>
           <w:rFonts w:eastAsia="Times New Roman"/>
@@ -12686,7 +12679,7 @@
     <w:p>
       <w:pPr>
         <w:pStyle w:val="subtitel"/>
-        <w:divId w:val="953562525"/>
+        <w:divId w:val="2128574091"/>
         <w:rPr>
           <w:lang w:val="nl-NL"/>
         </w:rPr>
@@ -12701,7 +12694,7 @@
     <w:p>
       <w:pPr>
         <w:pStyle w:val="Normaalweb"/>
-        <w:divId w:val="953562525"/>
+        <w:divId w:val="2128574091"/>
         <w:rPr>
           <w:lang w:val="nl-NL"/>
         </w:rPr>
@@ -12716,7 +12709,7 @@
     <w:p>
       <w:pPr>
         <w:pStyle w:val="Normaalweb"/>
-        <w:divId w:val="953562525"/>
+        <w:divId w:val="2128574091"/>
         <w:rPr>
           <w:lang w:val="nl-NL"/>
         </w:rPr>
@@ -12737,7 +12730,7 @@
     <w:p>
       <w:pPr>
         <w:pStyle w:val="Normaalweb"/>
-        <w:divId w:val="953562525"/>
+        <w:divId w:val="2128574091"/>
         <w:rPr>
           <w:lang w:val="nl-NL"/>
         </w:rPr>
@@ -12757,7 +12750,7 @@
     </w:p>
     <w:p>
       <w:pPr>
-        <w:divId w:val="1639997172"/>
+        <w:divId w:val="1265334970"/>
         <w:rPr>
           <w:color w:val="555555"/>
           <w:sz w:val="20"/>
@@ -12779,7 +12772,7 @@
       <w:pPr>
         <w:pStyle w:val="marker"/>
         <w:ind w:left="800" w:right="800"/>
-        <w:divId w:val="953562525"/>
+        <w:divId w:val="2128574091"/>
         <w:rPr>
           <w:lang w:val="nl-NL"/>
         </w:rPr>
@@ -12791,13 +12784,13 @@
     <w:p>
       <w:pPr>
         <w:pStyle w:val="Kop3"/>
-        <w:divId w:val="953562525"/>
-        <w:rPr>
-          <w:rFonts w:eastAsia="Times New Roman"/>
-          <w:lang w:val="nl-NL"/>
-        </w:rPr>
-      </w:pPr>
-      <w:bookmarkStart w:id="62" w:name="_Toc242814101"/>
+        <w:divId w:val="2128574091"/>
+        <w:rPr>
+          <w:rFonts w:eastAsia="Times New Roman"/>
+          <w:lang w:val="nl-NL"/>
+        </w:rPr>
+      </w:pPr>
+      <w:bookmarkStart w:id="62" w:name="_Toc242814926"/>
       <w:r>
         <w:rPr>
           <w:rFonts w:eastAsia="Times New Roman"/>
@@ -12810,7 +12803,7 @@
     <w:p>
       <w:pPr>
         <w:pStyle w:val="subtitel"/>
-        <w:divId w:val="953562525"/>
+        <w:divId w:val="2128574091"/>
         <w:rPr>
           <w:lang w:val="nl-NL"/>
         </w:rPr>
@@ -12825,7 +12818,7 @@
     <w:p>
       <w:pPr>
         <w:pStyle w:val="Normaalweb"/>
-        <w:divId w:val="953562525"/>
+        <w:divId w:val="2128574091"/>
         <w:rPr>
           <w:lang w:val="nl-NL"/>
         </w:rPr>
@@ -12840,7 +12833,7 @@
     <w:p>
       <w:pPr>
         <w:pStyle w:val="Normaalweb"/>
-        <w:divId w:val="953562525"/>
+        <w:divId w:val="2128574091"/>
         <w:rPr>
           <w:lang w:val="nl-NL"/>
         </w:rPr>
@@ -12855,7 +12848,7 @@
     <w:p>
       <w:pPr>
         <w:pStyle w:val="Normaalweb"/>
-        <w:divId w:val="953562525"/>
+        <w:divId w:val="2128574091"/>
         <w:rPr>
           <w:lang w:val="nl-NL"/>
         </w:rPr>
@@ -12871,7 +12864,7 @@
       <w:pPr>
         <w:pStyle w:val="marker"/>
         <w:ind w:left="800" w:right="800"/>
-        <w:divId w:val="953562525"/>
+        <w:divId w:val="2128574091"/>
         <w:rPr>
           <w:lang w:val="nl-NL"/>
         </w:rPr>
@@ -12883,13 +12876,13 @@
     <w:p>
       <w:pPr>
         <w:pStyle w:val="Kop1"/>
-        <w:divId w:val="953562525"/>
-        <w:rPr>
-          <w:rFonts w:eastAsia="Times New Roman"/>
-          <w:lang w:val="nl-NL"/>
-        </w:rPr>
-      </w:pPr>
-      <w:bookmarkStart w:id="63" w:name="_Toc242814102"/>
+        <w:divId w:val="2128574091"/>
+        <w:rPr>
+          <w:rFonts w:eastAsia="Times New Roman"/>
+          <w:lang w:val="nl-NL"/>
+        </w:rPr>
+      </w:pPr>
+      <w:bookmarkStart w:id="63" w:name="_Toc242814927"/>
       <w:r>
         <w:rPr>
           <w:rFonts w:eastAsia="Times New Roman"/>
@@ -12902,13 +12895,13 @@
     <w:p>
       <w:pPr>
         <w:pStyle w:val="Kop3"/>
-        <w:divId w:val="953562525"/>
-        <w:rPr>
-          <w:rFonts w:eastAsia="Times New Roman"/>
-          <w:lang w:val="nl-NL"/>
-        </w:rPr>
-      </w:pPr>
-      <w:bookmarkStart w:id="64" w:name="_Toc242814103"/>
+        <w:divId w:val="2128574091"/>
+        <w:rPr>
+          <w:rFonts w:eastAsia="Times New Roman"/>
+          <w:lang w:val="nl-NL"/>
+        </w:rPr>
+      </w:pPr>
+      <w:bookmarkStart w:id="64" w:name="_Toc242814928"/>
       <w:r>
         <w:rPr>
           <w:rFonts w:eastAsia="Times New Roman"/>
@@ -12921,7 +12914,7 @@
     <w:p>
       <w:pPr>
         <w:pStyle w:val="subtitel"/>
-        <w:divId w:val="953562525"/>
+        <w:divId w:val="2128574091"/>
         <w:rPr>
           <w:lang w:val="nl-NL"/>
         </w:rPr>
@@ -12936,7 +12929,7 @@
     <w:p>
       <w:pPr>
         <w:pStyle w:val="Normaalweb"/>
-        <w:divId w:val="953562525"/>
+        <w:divId w:val="2128574091"/>
         <w:rPr>
           <w:lang w:val="nl-NL"/>
         </w:rPr>
@@ -12951,7 +12944,7 @@
     <w:p>
       <w:pPr>
         <w:pStyle w:val="Normaalweb"/>
-        <w:divId w:val="953562525"/>
+        <w:divId w:val="2128574091"/>
         <w:rPr>
           <w:lang w:val="nl-NL"/>
         </w:rPr>
@@ -12966,7 +12959,7 @@
     <w:p>
       <w:pPr>
         <w:pStyle w:val="Normaalweb"/>
-        <w:divId w:val="953562525"/>
+        <w:divId w:val="2128574091"/>
         <w:rPr>
           <w:lang w:val="nl-NL"/>
         </w:rPr>
@@ -12981,7 +12974,7 @@
     <w:p>
       <w:pPr>
         <w:pStyle w:val="Normaalweb"/>
-        <w:divId w:val="953562525"/>
+        <w:divId w:val="2128574091"/>
         <w:rPr>
           <w:lang w:val="nl-NL"/>
         </w:rPr>
@@ -13001,7 +12994,7 @@
     </w:p>
     <w:p>
       <w:pPr>
-        <w:divId w:val="1721133175"/>
+        <w:divId w:val="1434089746"/>
         <w:rPr>
           <w:color w:val="555555"/>
           <w:sz w:val="20"/>
@@ -13023,7 +13016,7 @@
       <w:pPr>
         <w:pStyle w:val="marker"/>
         <w:ind w:left="800" w:right="800"/>
-        <w:divId w:val="953562525"/>
+        <w:divId w:val="2128574091"/>
         <w:rPr>
           <w:lang w:val="nl-NL"/>
         </w:rPr>
@@ -13035,13 +13028,13 @@
     <w:p>
       <w:pPr>
         <w:pStyle w:val="Kop3"/>
-        <w:divId w:val="953562525"/>
-        <w:rPr>
-          <w:rFonts w:eastAsia="Times New Roman"/>
-          <w:lang w:val="nl-NL"/>
-        </w:rPr>
-      </w:pPr>
-      <w:bookmarkStart w:id="65" w:name="_Toc242814104"/>
+        <w:divId w:val="2128574091"/>
+        <w:rPr>
+          <w:rFonts w:eastAsia="Times New Roman"/>
+          <w:lang w:val="nl-NL"/>
+        </w:rPr>
+      </w:pPr>
+      <w:bookmarkStart w:id="65" w:name="_Toc242814929"/>
       <w:r>
         <w:rPr>
           <w:rFonts w:eastAsia="Times New Roman"/>
@@ -13054,7 +13047,7 @@
     <w:p>
       <w:pPr>
         <w:pStyle w:val="subtitel"/>
-        <w:divId w:val="953562525"/>
+        <w:divId w:val="2128574091"/>
         <w:rPr>
           <w:lang w:val="nl-NL"/>
         </w:rPr>
@@ -13069,7 +13062,7 @@
     <w:p>
       <w:pPr>
         <w:pStyle w:val="Normaalweb"/>
-        <w:divId w:val="953562525"/>
+        <w:divId w:val="2128574091"/>
         <w:rPr>
           <w:lang w:val="nl-NL"/>
         </w:rPr>
@@ -13084,7 +13077,7 @@
     <w:p>
       <w:pPr>
         <w:pStyle w:val="Normaalweb"/>
-        <w:divId w:val="953562525"/>
+        <w:divId w:val="2128574091"/>
         <w:rPr>
           <w:lang w:val="nl-NL"/>
         </w:rPr>
@@ -13105,7 +13098,7 @@
     <w:p>
       <w:pPr>
         <w:pStyle w:val="Normaalweb"/>
-        <w:divId w:val="953562525"/>
+        <w:divId w:val="2128574091"/>
         <w:rPr>
           <w:lang w:val="nl-NL"/>
         </w:rPr>
@@ -13119,7 +13112,7 @@
     </w:p>
     <w:p>
       <w:pPr>
-        <w:divId w:val="1451321613"/>
+        <w:divId w:val="1703246135"/>
         <w:rPr>
           <w:color w:val="555555"/>
           <w:sz w:val="20"/>
@@ -13141,7 +13134,7 @@
       <w:pPr>
         <w:pStyle w:val="marker"/>
         <w:ind w:left="800" w:right="800"/>
-        <w:divId w:val="953562525"/>
+        <w:divId w:val="2128574091"/>
         <w:rPr>
           <w:lang w:val="nl-NL"/>
         </w:rPr>
@@ -13153,13 +13146,13 @@
     <w:p>
       <w:pPr>
         <w:pStyle w:val="Kop3"/>
-        <w:divId w:val="953562525"/>
-        <w:rPr>
-          <w:rFonts w:eastAsia="Times New Roman"/>
-          <w:lang w:val="nl-NL"/>
-        </w:rPr>
-      </w:pPr>
-      <w:bookmarkStart w:id="66" w:name="_Toc242814105"/>
+        <w:divId w:val="2128574091"/>
+        <w:rPr>
+          <w:rFonts w:eastAsia="Times New Roman"/>
+          <w:lang w:val="nl-NL"/>
+        </w:rPr>
+      </w:pPr>
+      <w:bookmarkStart w:id="66" w:name="_Toc242814930"/>
       <w:r>
         <w:rPr>
           <w:rFonts w:eastAsia="Times New Roman"/>
@@ -13172,7 +13165,7 @@
     <w:p>
       <w:pPr>
         <w:pStyle w:val="subtitel"/>
-        <w:divId w:val="953562525"/>
+        <w:divId w:val="2128574091"/>
         <w:rPr>
           <w:lang w:val="nl-NL"/>
         </w:rPr>
@@ -13187,7 +13180,7 @@
     <w:p>
       <w:pPr>
         <w:pStyle w:val="Normaalweb"/>
-        <w:divId w:val="953562525"/>
+        <w:divId w:val="2128574091"/>
         <w:rPr>
           <w:lang w:val="nl-NL"/>
         </w:rPr>
@@ -13202,7 +13195,7 @@
     <w:p>
       <w:pPr>
         <w:pStyle w:val="Normaalweb"/>
-        <w:divId w:val="953562525"/>
+        <w:divId w:val="2128574091"/>
         <w:rPr>
           <w:lang w:val="nl-NL"/>
         </w:rPr>
@@ -13223,7 +13216,7 @@
     <w:p>
       <w:pPr>
         <w:pStyle w:val="Normaalweb"/>
-        <w:divId w:val="953562525"/>
+        <w:divId w:val="2128574091"/>
         <w:rPr>
           <w:lang w:val="nl-NL"/>
         </w:rPr>
@@ -13237,7 +13230,7 @@
     </w:p>
     <w:p>
       <w:pPr>
-        <w:divId w:val="1045831948"/>
+        <w:divId w:val="1669945203"/>
         <w:rPr>
           <w:color w:val="555555"/>
           <w:sz w:val="20"/>
@@ -13259,7 +13252,7 @@
       <w:pPr>
         <w:pStyle w:val="marker"/>
         <w:ind w:left="800" w:right="800"/>
-        <w:divId w:val="953562525"/>
+        <w:divId w:val="2128574091"/>
         <w:rPr>
           <w:lang w:val="nl-NL"/>
         </w:rPr>
@@ -13271,13 +13264,13 @@
     <w:p>
       <w:pPr>
         <w:pStyle w:val="Kop3"/>
-        <w:divId w:val="953562525"/>
-        <w:rPr>
-          <w:rFonts w:eastAsia="Times New Roman"/>
-          <w:lang w:val="nl-NL"/>
-        </w:rPr>
-      </w:pPr>
-      <w:bookmarkStart w:id="67" w:name="_Toc242814106"/>
+        <w:divId w:val="2128574091"/>
+        <w:rPr>
+          <w:rFonts w:eastAsia="Times New Roman"/>
+          <w:lang w:val="nl-NL"/>
+        </w:rPr>
+      </w:pPr>
+      <w:bookmarkStart w:id="67" w:name="_Toc242814931"/>
       <w:r>
         <w:rPr>
           <w:rFonts w:eastAsia="Times New Roman"/>
@@ -13290,7 +13283,7 @@
     <w:p>
       <w:pPr>
         <w:pStyle w:val="subtitel"/>
-        <w:divId w:val="953562525"/>
+        <w:divId w:val="2128574091"/>
         <w:rPr>
           <w:lang w:val="nl-NL"/>
         </w:rPr>
@@ -13305,7 +13298,7 @@
     <w:p>
       <w:pPr>
         <w:pStyle w:val="Normaalweb"/>
-        <w:divId w:val="953562525"/>
+        <w:divId w:val="2128574091"/>
         <w:rPr>
           <w:lang w:val="nl-NL"/>
         </w:rPr>
@@ -13320,7 +13313,7 @@
     <w:p>
       <w:pPr>
         <w:pStyle w:val="Normaalweb"/>
-        <w:divId w:val="953562525"/>
+        <w:divId w:val="2128574091"/>
         <w:rPr>
           <w:lang w:val="nl-NL"/>
         </w:rPr>
@@ -13341,7 +13334,7 @@
     <w:p>
       <w:pPr>
         <w:pStyle w:val="Normaalweb"/>
-        <w:divId w:val="953562525"/>
+        <w:divId w:val="2128574091"/>
         <w:rPr>
           <w:lang w:val="nl-NL"/>
         </w:rPr>
@@ -13357,7 +13350,7 @@
       <w:pPr>
         <w:pStyle w:val="marker"/>
         <w:ind w:left="800" w:right="800"/>
-        <w:divId w:val="953562525"/>
+        <w:divId w:val="2128574091"/>
         <w:rPr>
           <w:lang w:val="nl-NL"/>
         </w:rPr>
@@ -13369,13 +13362,13 @@
     <w:p>
       <w:pPr>
         <w:pStyle w:val="Kop3"/>
-        <w:divId w:val="953562525"/>
-        <w:rPr>
-          <w:rFonts w:eastAsia="Times New Roman"/>
-          <w:lang w:val="nl-NL"/>
-        </w:rPr>
-      </w:pPr>
-      <w:bookmarkStart w:id="68" w:name="_Toc242814107"/>
+        <w:divId w:val="2128574091"/>
+        <w:rPr>
+          <w:rFonts w:eastAsia="Times New Roman"/>
+          <w:lang w:val="nl-NL"/>
+        </w:rPr>
+      </w:pPr>
+      <w:bookmarkStart w:id="68" w:name="_Toc242814932"/>
       <w:r>
         <w:rPr>
           <w:rFonts w:eastAsia="Times New Roman"/>
@@ -13388,7 +13381,7 @@
     <w:p>
       <w:pPr>
         <w:pStyle w:val="subtitel"/>
-        <w:divId w:val="953562525"/>
+        <w:divId w:val="2128574091"/>
         <w:rPr>
           <w:lang w:val="nl-NL"/>
         </w:rPr>
@@ -13403,7 +13396,7 @@
     <w:p>
       <w:pPr>
         <w:pStyle w:val="Normaalweb"/>
-        <w:divId w:val="953562525"/>
+        <w:divId w:val="2128574091"/>
         <w:rPr>
           <w:lang w:val="nl-NL"/>
         </w:rPr>
@@ -13424,7 +13417,7 @@
     <w:p>
       <w:pPr>
         <w:pStyle w:val="Normaalweb"/>
-        <w:divId w:val="953562525"/>
+        <w:divId w:val="2128574091"/>
         <w:rPr>
           <w:lang w:val="nl-NL"/>
         </w:rPr>
@@ -13439,7 +13432,7 @@
     <w:p>
       <w:pPr>
         <w:pStyle w:val="Normaalweb"/>
-        <w:divId w:val="953562525"/>
+        <w:divId w:val="2128574091"/>
         <w:rPr>
           <w:lang w:val="nl-NL"/>
         </w:rPr>
@@ -13454,7 +13447,7 @@
     <w:p>
       <w:pPr>
         <w:pStyle w:val="Normaalweb"/>
-        <w:divId w:val="953562525"/>
+        <w:divId w:val="2128574091"/>
         <w:rPr>
           <w:lang w:val="nl-NL"/>
         </w:rPr>
@@ -13476,7 +13469,7 @@
       <w:pPr>
         <w:pStyle w:val="marker"/>
         <w:ind w:left="800" w:right="800"/>
-        <w:divId w:val="953562525"/>
+        <w:divId w:val="2128574091"/>
         <w:rPr>
           <w:lang w:val="nl-NL"/>
         </w:rPr>
@@ -13488,13 +13481,13 @@
     <w:p>
       <w:pPr>
         <w:pStyle w:val="Kop3"/>
-        <w:divId w:val="953562525"/>
-        <w:rPr>
-          <w:rFonts w:eastAsia="Times New Roman"/>
-          <w:lang w:val="nl-NL"/>
-        </w:rPr>
-      </w:pPr>
-      <w:bookmarkStart w:id="69" w:name="_Toc242814108"/>
+        <w:divId w:val="2128574091"/>
+        <w:rPr>
+          <w:rFonts w:eastAsia="Times New Roman"/>
+          <w:lang w:val="nl-NL"/>
+        </w:rPr>
+      </w:pPr>
+      <w:bookmarkStart w:id="69" w:name="_Toc242814933"/>
       <w:r>
         <w:rPr>
           <w:rFonts w:eastAsia="Times New Roman"/>
@@ -13507,7 +13500,7 @@
     <w:p>
       <w:pPr>
         <w:pStyle w:val="subtitel"/>
-        <w:divId w:val="953562525"/>
+        <w:divId w:val="2128574091"/>
         <w:rPr>
           <w:lang w:val="nl-NL"/>
         </w:rPr>
@@ -13522,7 +13515,7 @@
     <w:p>
       <w:pPr>
         <w:pStyle w:val="Normaalweb"/>
-        <w:divId w:val="953562525"/>
+        <w:divId w:val="2128574091"/>
         <w:rPr>
           <w:lang w:val="nl-NL"/>
         </w:rPr>
@@ -13537,7 +13530,7 @@
     <w:p>
       <w:pPr>
         <w:pStyle w:val="Normaalweb"/>
-        <w:divId w:val="953562525"/>
+        <w:divId w:val="2128574091"/>
         <w:rPr>
           <w:lang w:val="nl-NL"/>
         </w:rPr>
@@ -13559,7 +13552,7 @@
       <w:pPr>
         <w:pStyle w:val="marker"/>
         <w:ind w:left="800" w:right="800"/>
-        <w:divId w:val="953562525"/>
+        <w:divId w:val="2128574091"/>
         <w:rPr>
           <w:lang w:val="nl-NL"/>
         </w:rPr>
@@ -13571,13 +13564,13 @@
     <w:p>
       <w:pPr>
         <w:pStyle w:val="Kop1"/>
-        <w:divId w:val="953562525"/>
-        <w:rPr>
-          <w:rFonts w:eastAsia="Times New Roman"/>
-          <w:lang w:val="nl-NL"/>
-        </w:rPr>
-      </w:pPr>
-      <w:bookmarkStart w:id="70" w:name="_Toc242814109"/>
+        <w:divId w:val="2128574091"/>
+        <w:rPr>
+          <w:rFonts w:eastAsia="Times New Roman"/>
+          <w:lang w:val="nl-NL"/>
+        </w:rPr>
+      </w:pPr>
+      <w:bookmarkStart w:id="70" w:name="_Toc242814934"/>
       <w:r>
         <w:rPr>
           <w:rFonts w:eastAsia="Times New Roman"/>
@@ -13590,13 +13583,13 @@
     <w:p>
       <w:pPr>
         <w:pStyle w:val="Kop3"/>
-        <w:divId w:val="953562525"/>
-        <w:rPr>
-          <w:rFonts w:eastAsia="Times New Roman"/>
-          <w:lang w:val="nl-NL"/>
-        </w:rPr>
-      </w:pPr>
-      <w:bookmarkStart w:id="71" w:name="_Toc242814110"/>
+        <w:divId w:val="2128574091"/>
+        <w:rPr>
+          <w:rFonts w:eastAsia="Times New Roman"/>
+          <w:lang w:val="nl-NL"/>
+        </w:rPr>
+      </w:pPr>
+      <w:bookmarkStart w:id="71" w:name="_Toc242814935"/>
       <w:r>
         <w:rPr>
           <w:rFonts w:eastAsia="Times New Roman"/>
@@ -13609,7 +13602,7 @@
     <w:p>
       <w:pPr>
         <w:pStyle w:val="subtitel"/>
-        <w:divId w:val="953562525"/>
+        <w:divId w:val="2128574091"/>
         <w:rPr>
           <w:lang w:val="nl-NL"/>
         </w:rPr>
@@ -13624,7 +13617,7 @@
     <w:p>
       <w:pPr>
         <w:pStyle w:val="Normaalweb"/>
-        <w:divId w:val="953562525"/>
+        <w:divId w:val="2128574091"/>
         <w:rPr>
           <w:lang w:val="nl-NL"/>
         </w:rPr>
@@ -13639,7 +13632,7 @@
     <w:p>
       <w:pPr>
         <w:pStyle w:val="Normaalweb"/>
-        <w:divId w:val="953562525"/>
+        <w:divId w:val="2128574091"/>
         <w:rPr>
           <w:lang w:val="nl-NL"/>
         </w:rPr>
@@ -13660,7 +13653,7 @@
     <w:p>
       <w:pPr>
         <w:pStyle w:val="Normaalweb"/>
-        <w:divId w:val="953562525"/>
+        <w:divId w:val="2128574091"/>
         <w:rPr>
           <w:lang w:val="nl-NL"/>
         </w:rPr>
@@ -13675,7 +13668,7 @@
     <w:p>
       <w:pPr>
         <w:pStyle w:val="Normaalweb"/>
-        <w:divId w:val="953562525"/>
+        <w:divId w:val="2128574091"/>
         <w:rPr>
           <w:lang w:val="nl-NL"/>
         </w:rPr>
@@ -13689,7 +13682,7 @@
     </w:p>
     <w:p>
       <w:pPr>
-        <w:divId w:val="1361584275"/>
+        <w:divId w:val="2142267703"/>
         <w:rPr>
           <w:color w:val="555555"/>
           <w:sz w:val="20"/>
@@ -13942,7 +13935,7 @@
         <w:sz w:val="18"/>
       </w:rPr>
       <w:tab/>
-      <w:t>Laatst gewijzigd: 13 oktober 2026, 19:50</w:t>
+      <w:t>Laatst gewijzigd: 13 oktober 2026, 20:03</w:t>
     </w:r>
   </w:p>
 </w:hdr>
@@ -15313,7 +15306,7 @@
     <w:link w:val="KoptekstChar"/>
     <w:uiPriority w:val="99"/>
     <w:unhideWhenUsed/>
-    <w:rsid w:val="00AD20FD"/>
+    <w:rsid w:val="00A17698"/>
     <w:pPr>
       <w:tabs>
         <w:tab w:val="center" w:pos="4536"/>
@@ -15326,7 +15319,7 @@
     <w:basedOn w:val="Standaardalinea-lettertype"/>
     <w:link w:val="Koptekst"/>
     <w:uiPriority w:val="99"/>
-    <w:rsid w:val="00AD20FD"/>
+    <w:rsid w:val="00A17698"/>
     <w:rPr>
       <w:rFonts w:eastAsiaTheme="minorEastAsia"/>
       <w:sz w:val="24"/>
@@ -15339,7 +15332,7 @@
     <w:link w:val="VoettekstChar"/>
     <w:uiPriority w:val="99"/>
     <w:unhideWhenUsed/>
-    <w:rsid w:val="00AD20FD"/>
+    <w:rsid w:val="00A17698"/>
     <w:pPr>
       <w:tabs>
         <w:tab w:val="center" w:pos="4536"/>
@@ -15352,7 +15345,7 @@
     <w:basedOn w:val="Standaardalinea-lettertype"/>
     <w:link w:val="Voettekst"/>
     <w:uiPriority w:val="99"/>
-    <w:rsid w:val="00AD20FD"/>
+    <w:rsid w:val="00A17698"/>
     <w:rPr>
       <w:rFonts w:eastAsiaTheme="minorEastAsia"/>
       <w:sz w:val="24"/>
@@ -15366,7 +15359,7 @@
     <w:autoRedefine/>
     <w:uiPriority w:val="39"/>
     <w:unhideWhenUsed/>
-    <w:rsid w:val="00AD20FD"/>
+    <w:rsid w:val="00A17698"/>
     <w:pPr>
       <w:spacing w:after="100"/>
       <w:ind w:left="220"/>
@@ -15379,7 +15372,7 @@
     <w:autoRedefine/>
     <w:uiPriority w:val="39"/>
     <w:unhideWhenUsed/>
-    <w:rsid w:val="00AD20FD"/>
+    <w:rsid w:val="00A17698"/>
     <w:pPr>
       <w:spacing w:after="100"/>
     </w:pPr>
@@ -15391,7 +15384,7 @@
     <w:autoRedefine/>
     <w:uiPriority w:val="39"/>
     <w:unhideWhenUsed/>
-    <w:rsid w:val="00AD20FD"/>
+    <w:rsid w:val="00A17698"/>
     <w:pPr>
       <w:spacing w:after="100"/>
       <w:ind w:left="440"/>

--- a/nl/docx/document-a.docx
+++ b/nl/docx/document-a.docx
@@ -7,7 +7,7 @@
         <w:spacing w:after="480"/>
         <w:jc w:val="center"/>
         <w:outlineLvl w:val="1"/>
-        <w:divId w:val="396589722"/>
+        <w:divId w:val="1378237974"/>
         <w:rPr>
           <w:rFonts w:ascii="Aptos Display" w:eastAsia="Times New Roman" w:hAnsi="Aptos Display"/>
           <w:b/>
@@ -36,7 +36,7 @@
     <w:p>
       <w:pPr>
         <w:pStyle w:val="ondertitel2"/>
-        <w:divId w:val="396589722"/>
+        <w:divId w:val="1378237974"/>
         <w:rPr>
           <w:lang w:val="nl-NL"/>
         </w:rPr>
@@ -51,7 +51,7 @@
     <w:p>
       <w:pPr>
         <w:pStyle w:val="documentaanduiding2"/>
-        <w:divId w:val="396589722"/>
+        <w:divId w:val="1378237974"/>
         <w:rPr>
           <w:lang w:val="nl-NL"/>
         </w:rPr>
@@ -66,7 +66,7 @@
     <w:p>
       <w:pPr>
         <w:pStyle w:val="auteur2"/>
-        <w:divId w:val="396589722"/>
+        <w:divId w:val="1378237974"/>
         <w:rPr>
           <w:lang w:val="nl-NL"/>
         </w:rPr>
@@ -81,23 +81,23 @@
     <w:p>
       <w:pPr>
         <w:pStyle w:val="meta-lijn2"/>
-        <w:divId w:val="396589722"/>
-        <w:rPr>
-          <w:lang w:val="nl-NL"/>
-        </w:rPr>
-      </w:pPr>
-      <w:r>
-        <w:rPr>
-          <w:lang w:val="nl-NL"/>
-        </w:rPr>
-        <w:t>Versie bijgewerkt: 13 oktober 2026, 20:03</w:t>
+        <w:divId w:val="1378237974"/>
+        <w:rPr>
+          <w:lang w:val="nl-NL"/>
+        </w:rPr>
+      </w:pPr>
+      <w:r>
+        <w:rPr>
+          <w:lang w:val="nl-NL"/>
+        </w:rPr>
+        <w:t>Versie bijgewerkt: 13 oktober 2026, 20:12</w:t>
       </w:r>
     </w:p>
     <w:p>
       <w:pPr>
         <w:pStyle w:val="marker"/>
         <w:ind w:left="800" w:right="800"/>
-        <w:divId w:val="2128574091"/>
+        <w:divId w:val="1460223590"/>
         <w:rPr>
           <w:lang w:val="nl-NL"/>
         </w:rPr>
@@ -110,13 +110,13 @@
       <w:pPr>
         <w:pStyle w:val="Kop2"/>
         <w:pageBreakBefore/>
-        <w:divId w:val="133527563"/>
-        <w:rPr>
-          <w:rFonts w:eastAsia="Times New Roman"/>
-          <w:lang w:val="nl-NL"/>
-        </w:rPr>
-      </w:pPr>
-      <w:bookmarkStart w:id="0" w:name="_Toc242814864"/>
+        <w:divId w:val="1848668934"/>
+        <w:rPr>
+          <w:rFonts w:eastAsia="Times New Roman"/>
+          <w:lang w:val="nl-NL"/>
+        </w:rPr>
+      </w:pPr>
+      <w:bookmarkStart w:id="0" w:name="_Toc242815394"/>
       <w:r>
         <w:rPr>
           <w:rFonts w:eastAsia="Times New Roman"/>
@@ -133,7 +133,7 @@
         <w:tabs>
           <w:tab w:val="right" w:leader="dot" w:pos="9062"/>
         </w:tabs>
-        <w:divId w:val="133527563"/>
+        <w:divId w:val="1848668934"/>
         <w:rPr>
           <w:rFonts w:asciiTheme="minorHAnsi" w:hAnsiTheme="minorHAnsi" w:cstheme="minorBidi"/>
           <w:noProof/>
@@ -184,7 +184,7 @@
         <w:rPr>
           <w:noProof/>
         </w:rPr>
-        <w:instrText xml:space="preserve"> PAGEREF _Toc242814864 \h </w:instrText>
+        <w:instrText xml:space="preserve"> PAGEREF _Toc242815394 \h </w:instrText>
       </w:r>
       <w:r>
         <w:rPr>
@@ -216,7 +216,7 @@
         <w:tabs>
           <w:tab w:val="right" w:leader="dot" w:pos="9062"/>
         </w:tabs>
-        <w:divId w:val="133527563"/>
+        <w:divId w:val="1848668934"/>
         <w:rPr>
           <w:rFonts w:asciiTheme="minorHAnsi" w:hAnsiTheme="minorHAnsi" w:cstheme="minorBidi"/>
           <w:noProof/>
@@ -249,7 +249,7 @@
         <w:rPr>
           <w:noProof/>
         </w:rPr>
-        <w:instrText xml:space="preserve"> PAGEREF _Toc242814865 \h </w:instrText>
+        <w:instrText xml:space="preserve"> PAGEREF _Toc242815395 \h </w:instrText>
       </w:r>
       <w:r>
         <w:rPr>
@@ -281,7 +281,7 @@
         <w:tabs>
           <w:tab w:val="right" w:leader="dot" w:pos="9062"/>
         </w:tabs>
-        <w:divId w:val="133527563"/>
+        <w:divId w:val="1848668934"/>
         <w:rPr>
           <w:rFonts w:asciiTheme="minorHAnsi" w:hAnsiTheme="minorHAnsi" w:cstheme="minorBidi"/>
           <w:noProof/>
@@ -314,7 +314,7 @@
         <w:rPr>
           <w:noProof/>
         </w:rPr>
-        <w:instrText xml:space="preserve"> PAGEREF _Toc242814866 \h </w:instrText>
+        <w:instrText xml:space="preserve"> PAGEREF _Toc242815396 \h </w:instrText>
       </w:r>
       <w:r>
         <w:rPr>
@@ -346,7 +346,7 @@
         <w:tabs>
           <w:tab w:val="right" w:leader="dot" w:pos="9062"/>
         </w:tabs>
-        <w:divId w:val="133527563"/>
+        <w:divId w:val="1848668934"/>
         <w:rPr>
           <w:rFonts w:asciiTheme="minorHAnsi" w:hAnsiTheme="minorHAnsi" w:cstheme="minorBidi"/>
           <w:noProof/>
@@ -379,7 +379,7 @@
         <w:rPr>
           <w:noProof/>
         </w:rPr>
-        <w:instrText xml:space="preserve"> PAGEREF _Toc242814867 \h </w:instrText>
+        <w:instrText xml:space="preserve"> PAGEREF _Toc242815397 \h </w:instrText>
       </w:r>
       <w:r>
         <w:rPr>
@@ -411,7 +411,7 @@
         <w:tabs>
           <w:tab w:val="right" w:leader="dot" w:pos="9062"/>
         </w:tabs>
-        <w:divId w:val="133527563"/>
+        <w:divId w:val="1848668934"/>
         <w:rPr>
           <w:rFonts w:asciiTheme="minorHAnsi" w:hAnsiTheme="minorHAnsi" w:cstheme="minorBidi"/>
           <w:noProof/>
@@ -444,7 +444,7 @@
         <w:rPr>
           <w:noProof/>
         </w:rPr>
-        <w:instrText xml:space="preserve"> PAGEREF _Toc242814868 \h </w:instrText>
+        <w:instrText xml:space="preserve"> PAGEREF _Toc242815398 \h </w:instrText>
       </w:r>
       <w:r>
         <w:rPr>
@@ -476,7 +476,7 @@
         <w:tabs>
           <w:tab w:val="right" w:leader="dot" w:pos="9062"/>
         </w:tabs>
-        <w:divId w:val="133527563"/>
+        <w:divId w:val="1848668934"/>
         <w:rPr>
           <w:rFonts w:asciiTheme="minorHAnsi" w:hAnsiTheme="minorHAnsi" w:cstheme="minorBidi"/>
           <w:noProof/>
@@ -509,7 +509,7 @@
         <w:rPr>
           <w:noProof/>
         </w:rPr>
-        <w:instrText xml:space="preserve"> PAGEREF _Toc242814869 \h </w:instrText>
+        <w:instrText xml:space="preserve"> PAGEREF _Toc242815399 \h </w:instrText>
       </w:r>
       <w:r>
         <w:rPr>
@@ -541,7 +541,7 @@
         <w:tabs>
           <w:tab w:val="right" w:leader="dot" w:pos="9062"/>
         </w:tabs>
-        <w:divId w:val="133527563"/>
+        <w:divId w:val="1848668934"/>
         <w:rPr>
           <w:rFonts w:asciiTheme="minorHAnsi" w:hAnsiTheme="minorHAnsi" w:cstheme="minorBidi"/>
           <w:noProof/>
@@ -574,7 +574,7 @@
         <w:rPr>
           <w:noProof/>
         </w:rPr>
-        <w:instrText xml:space="preserve"> PAGEREF _Toc242814870 \h </w:instrText>
+        <w:instrText xml:space="preserve"> PAGEREF _Toc242815400 \h </w:instrText>
       </w:r>
       <w:r>
         <w:rPr>
@@ -606,7 +606,7 @@
         <w:tabs>
           <w:tab w:val="right" w:leader="dot" w:pos="9062"/>
         </w:tabs>
-        <w:divId w:val="133527563"/>
+        <w:divId w:val="1848668934"/>
         <w:rPr>
           <w:rFonts w:asciiTheme="minorHAnsi" w:hAnsiTheme="minorHAnsi" w:cstheme="minorBidi"/>
           <w:noProof/>
@@ -639,7 +639,7 @@
         <w:rPr>
           <w:noProof/>
         </w:rPr>
-        <w:instrText xml:space="preserve"> PAGEREF _Toc242814871 \h </w:instrText>
+        <w:instrText xml:space="preserve"> PAGEREF _Toc242815401 \h </w:instrText>
       </w:r>
       <w:r>
         <w:rPr>
@@ -671,7 +671,7 @@
         <w:tabs>
           <w:tab w:val="right" w:leader="dot" w:pos="9062"/>
         </w:tabs>
-        <w:divId w:val="133527563"/>
+        <w:divId w:val="1848668934"/>
         <w:rPr>
           <w:rFonts w:asciiTheme="minorHAnsi" w:hAnsiTheme="minorHAnsi" w:cstheme="minorBidi"/>
           <w:noProof/>
@@ -704,7 +704,7 @@
         <w:rPr>
           <w:noProof/>
         </w:rPr>
-        <w:instrText xml:space="preserve"> PAGEREF _Toc242814872 \h </w:instrText>
+        <w:instrText xml:space="preserve"> PAGEREF _Toc242815402 \h </w:instrText>
       </w:r>
       <w:r>
         <w:rPr>
@@ -736,7 +736,7 @@
         <w:tabs>
           <w:tab w:val="right" w:leader="dot" w:pos="9062"/>
         </w:tabs>
-        <w:divId w:val="133527563"/>
+        <w:divId w:val="1848668934"/>
         <w:rPr>
           <w:rFonts w:asciiTheme="minorHAnsi" w:hAnsiTheme="minorHAnsi" w:cstheme="minorBidi"/>
           <w:noProof/>
@@ -769,7 +769,7 @@
         <w:rPr>
           <w:noProof/>
         </w:rPr>
-        <w:instrText xml:space="preserve"> PAGEREF _Toc242814873 \h </w:instrText>
+        <w:instrText xml:space="preserve"> PAGEREF _Toc242815403 \h </w:instrText>
       </w:r>
       <w:r>
         <w:rPr>
@@ -801,7 +801,7 @@
         <w:tabs>
           <w:tab w:val="right" w:leader="dot" w:pos="9062"/>
         </w:tabs>
-        <w:divId w:val="133527563"/>
+        <w:divId w:val="1848668934"/>
         <w:rPr>
           <w:rFonts w:asciiTheme="minorHAnsi" w:hAnsiTheme="minorHAnsi" w:cstheme="minorBidi"/>
           <w:noProof/>
@@ -834,7 +834,7 @@
         <w:rPr>
           <w:noProof/>
         </w:rPr>
-        <w:instrText xml:space="preserve"> PAGEREF _Toc242814874 \h </w:instrText>
+        <w:instrText xml:space="preserve"> PAGEREF _Toc242815404 \h </w:instrText>
       </w:r>
       <w:r>
         <w:rPr>
@@ -866,7 +866,7 @@
         <w:tabs>
           <w:tab w:val="right" w:leader="dot" w:pos="9062"/>
         </w:tabs>
-        <w:divId w:val="133527563"/>
+        <w:divId w:val="1848668934"/>
         <w:rPr>
           <w:rFonts w:asciiTheme="minorHAnsi" w:hAnsiTheme="minorHAnsi" w:cstheme="minorBidi"/>
           <w:noProof/>
@@ -899,7 +899,7 @@
         <w:rPr>
           <w:noProof/>
         </w:rPr>
-        <w:instrText xml:space="preserve"> PAGEREF _Toc242814875 \h </w:instrText>
+        <w:instrText xml:space="preserve"> PAGEREF _Toc242815405 \h </w:instrText>
       </w:r>
       <w:r>
         <w:rPr>
@@ -931,7 +931,7 @@
         <w:tabs>
           <w:tab w:val="right" w:leader="dot" w:pos="9062"/>
         </w:tabs>
-        <w:divId w:val="133527563"/>
+        <w:divId w:val="1848668934"/>
         <w:rPr>
           <w:rFonts w:asciiTheme="minorHAnsi" w:hAnsiTheme="minorHAnsi" w:cstheme="minorBidi"/>
           <w:noProof/>
@@ -964,7 +964,7 @@
         <w:rPr>
           <w:noProof/>
         </w:rPr>
-        <w:instrText xml:space="preserve"> PAGEREF _Toc242814876 \h </w:instrText>
+        <w:instrText xml:space="preserve"> PAGEREF _Toc242815406 \h </w:instrText>
       </w:r>
       <w:r>
         <w:rPr>
@@ -996,7 +996,7 @@
         <w:tabs>
           <w:tab w:val="right" w:leader="dot" w:pos="9062"/>
         </w:tabs>
-        <w:divId w:val="133527563"/>
+        <w:divId w:val="1848668934"/>
         <w:rPr>
           <w:rFonts w:asciiTheme="minorHAnsi" w:hAnsiTheme="minorHAnsi" w:cstheme="minorBidi"/>
           <w:noProof/>
@@ -1029,7 +1029,7 @@
         <w:rPr>
           <w:noProof/>
         </w:rPr>
-        <w:instrText xml:space="preserve"> PAGEREF _Toc242814877 \h </w:instrText>
+        <w:instrText xml:space="preserve"> PAGEREF _Toc242815407 \h </w:instrText>
       </w:r>
       <w:r>
         <w:rPr>
@@ -1061,7 +1061,7 @@
         <w:tabs>
           <w:tab w:val="right" w:leader="dot" w:pos="9062"/>
         </w:tabs>
-        <w:divId w:val="133527563"/>
+        <w:divId w:val="1848668934"/>
         <w:rPr>
           <w:rFonts w:asciiTheme="minorHAnsi" w:hAnsiTheme="minorHAnsi" w:cstheme="minorBidi"/>
           <w:noProof/>
@@ -1094,7 +1094,7 @@
         <w:rPr>
           <w:noProof/>
         </w:rPr>
-        <w:instrText xml:space="preserve"> PAGEREF _Toc242814878 \h </w:instrText>
+        <w:instrText xml:space="preserve"> PAGEREF _Toc242815408 \h </w:instrText>
       </w:r>
       <w:r>
         <w:rPr>
@@ -1126,7 +1126,7 @@
         <w:tabs>
           <w:tab w:val="right" w:leader="dot" w:pos="9062"/>
         </w:tabs>
-        <w:divId w:val="133527563"/>
+        <w:divId w:val="1848668934"/>
         <w:rPr>
           <w:rFonts w:asciiTheme="minorHAnsi" w:hAnsiTheme="minorHAnsi" w:cstheme="minorBidi"/>
           <w:noProof/>
@@ -1159,7 +1159,7 @@
         <w:rPr>
           <w:noProof/>
         </w:rPr>
-        <w:instrText xml:space="preserve"> PAGEREF _Toc242814879 \h </w:instrText>
+        <w:instrText xml:space="preserve"> PAGEREF _Toc242815409 \h </w:instrText>
       </w:r>
       <w:r>
         <w:rPr>
@@ -1191,7 +1191,7 @@
         <w:tabs>
           <w:tab w:val="right" w:leader="dot" w:pos="9062"/>
         </w:tabs>
-        <w:divId w:val="133527563"/>
+        <w:divId w:val="1848668934"/>
         <w:rPr>
           <w:rFonts w:asciiTheme="minorHAnsi" w:hAnsiTheme="minorHAnsi" w:cstheme="minorBidi"/>
           <w:noProof/>
@@ -1224,7 +1224,7 @@
         <w:rPr>
           <w:noProof/>
         </w:rPr>
-        <w:instrText xml:space="preserve"> PAGEREF _Toc242814880 \h </w:instrText>
+        <w:instrText xml:space="preserve"> PAGEREF _Toc242815410 \h </w:instrText>
       </w:r>
       <w:r>
         <w:rPr>
@@ -1256,7 +1256,7 @@
         <w:tabs>
           <w:tab w:val="right" w:leader="dot" w:pos="9062"/>
         </w:tabs>
-        <w:divId w:val="133527563"/>
+        <w:divId w:val="1848668934"/>
         <w:rPr>
           <w:rFonts w:asciiTheme="minorHAnsi" w:hAnsiTheme="minorHAnsi" w:cstheme="minorBidi"/>
           <w:noProof/>
@@ -1289,7 +1289,7 @@
         <w:rPr>
           <w:noProof/>
         </w:rPr>
-        <w:instrText xml:space="preserve"> PAGEREF _Toc242814881 \h </w:instrText>
+        <w:instrText xml:space="preserve"> PAGEREF _Toc242815411 \h </w:instrText>
       </w:r>
       <w:r>
         <w:rPr>
@@ -1321,7 +1321,7 @@
         <w:tabs>
           <w:tab w:val="right" w:leader="dot" w:pos="9062"/>
         </w:tabs>
-        <w:divId w:val="133527563"/>
+        <w:divId w:val="1848668934"/>
         <w:rPr>
           <w:rFonts w:asciiTheme="minorHAnsi" w:hAnsiTheme="minorHAnsi" w:cstheme="minorBidi"/>
           <w:noProof/>
@@ -1354,7 +1354,7 @@
         <w:rPr>
           <w:noProof/>
         </w:rPr>
-        <w:instrText xml:space="preserve"> PAGEREF _Toc242814882 \h </w:instrText>
+        <w:instrText xml:space="preserve"> PAGEREF _Toc242815412 \h </w:instrText>
       </w:r>
       <w:r>
         <w:rPr>
@@ -1386,7 +1386,7 @@
         <w:tabs>
           <w:tab w:val="right" w:leader="dot" w:pos="9062"/>
         </w:tabs>
-        <w:divId w:val="133527563"/>
+        <w:divId w:val="1848668934"/>
         <w:rPr>
           <w:rFonts w:asciiTheme="minorHAnsi" w:hAnsiTheme="minorHAnsi" w:cstheme="minorBidi"/>
           <w:noProof/>
@@ -1419,7 +1419,7 @@
         <w:rPr>
           <w:noProof/>
         </w:rPr>
-        <w:instrText xml:space="preserve"> PAGEREF _Toc242814883 \h </w:instrText>
+        <w:instrText xml:space="preserve"> PAGEREF _Toc242815413 \h </w:instrText>
       </w:r>
       <w:r>
         <w:rPr>
@@ -1451,7 +1451,7 @@
         <w:tabs>
           <w:tab w:val="right" w:leader="dot" w:pos="9062"/>
         </w:tabs>
-        <w:divId w:val="133527563"/>
+        <w:divId w:val="1848668934"/>
         <w:rPr>
           <w:rFonts w:asciiTheme="minorHAnsi" w:hAnsiTheme="minorHAnsi" w:cstheme="minorBidi"/>
           <w:noProof/>
@@ -1484,7 +1484,7 @@
         <w:rPr>
           <w:noProof/>
         </w:rPr>
-        <w:instrText xml:space="preserve"> PAGEREF _Toc242814884 \h </w:instrText>
+        <w:instrText xml:space="preserve"> PAGEREF _Toc242815414 \h </w:instrText>
       </w:r>
       <w:r>
         <w:rPr>
@@ -1516,7 +1516,7 @@
         <w:tabs>
           <w:tab w:val="right" w:leader="dot" w:pos="9062"/>
         </w:tabs>
-        <w:divId w:val="133527563"/>
+        <w:divId w:val="1848668934"/>
         <w:rPr>
           <w:rFonts w:asciiTheme="minorHAnsi" w:hAnsiTheme="minorHAnsi" w:cstheme="minorBidi"/>
           <w:noProof/>
@@ -1549,7 +1549,7 @@
         <w:rPr>
           <w:noProof/>
         </w:rPr>
-        <w:instrText xml:space="preserve"> PAGEREF _Toc242814885 \h </w:instrText>
+        <w:instrText xml:space="preserve"> PAGEREF _Toc242815415 \h </w:instrText>
       </w:r>
       <w:r>
         <w:rPr>
@@ -1581,7 +1581,7 @@
         <w:tabs>
           <w:tab w:val="right" w:leader="dot" w:pos="9062"/>
         </w:tabs>
-        <w:divId w:val="133527563"/>
+        <w:divId w:val="1848668934"/>
         <w:rPr>
           <w:rFonts w:asciiTheme="minorHAnsi" w:hAnsiTheme="minorHAnsi" w:cstheme="minorBidi"/>
           <w:noProof/>
@@ -1614,7 +1614,7 @@
         <w:rPr>
           <w:noProof/>
         </w:rPr>
-        <w:instrText xml:space="preserve"> PAGEREF _Toc242814886 \h </w:instrText>
+        <w:instrText xml:space="preserve"> PAGEREF _Toc242815416 \h </w:instrText>
       </w:r>
       <w:r>
         <w:rPr>
@@ -1646,7 +1646,7 @@
         <w:tabs>
           <w:tab w:val="right" w:leader="dot" w:pos="9062"/>
         </w:tabs>
-        <w:divId w:val="133527563"/>
+        <w:divId w:val="1848668934"/>
         <w:rPr>
           <w:rFonts w:asciiTheme="minorHAnsi" w:hAnsiTheme="minorHAnsi" w:cstheme="minorBidi"/>
           <w:noProof/>
@@ -1679,7 +1679,7 @@
         <w:rPr>
           <w:noProof/>
         </w:rPr>
-        <w:instrText xml:space="preserve"> PAGEREF _Toc242814887 \h </w:instrText>
+        <w:instrText xml:space="preserve"> PAGEREF _Toc242815417 \h </w:instrText>
       </w:r>
       <w:r>
         <w:rPr>
@@ -1711,7 +1711,7 @@
         <w:tabs>
           <w:tab w:val="right" w:leader="dot" w:pos="9062"/>
         </w:tabs>
-        <w:divId w:val="133527563"/>
+        <w:divId w:val="1848668934"/>
         <w:rPr>
           <w:rFonts w:asciiTheme="minorHAnsi" w:hAnsiTheme="minorHAnsi" w:cstheme="minorBidi"/>
           <w:noProof/>
@@ -1744,7 +1744,7 @@
         <w:rPr>
           <w:noProof/>
         </w:rPr>
-        <w:instrText xml:space="preserve"> PAGEREF _Toc242814888 \h </w:instrText>
+        <w:instrText xml:space="preserve"> PAGEREF _Toc242815418 \h </w:instrText>
       </w:r>
       <w:r>
         <w:rPr>
@@ -1776,7 +1776,7 @@
         <w:tabs>
           <w:tab w:val="right" w:leader="dot" w:pos="9062"/>
         </w:tabs>
-        <w:divId w:val="133527563"/>
+        <w:divId w:val="1848668934"/>
         <w:rPr>
           <w:rFonts w:asciiTheme="minorHAnsi" w:hAnsiTheme="minorHAnsi" w:cstheme="minorBidi"/>
           <w:noProof/>
@@ -1809,7 +1809,7 @@
         <w:rPr>
           <w:noProof/>
         </w:rPr>
-        <w:instrText xml:space="preserve"> PAGEREF _Toc242814889 \h </w:instrText>
+        <w:instrText xml:space="preserve"> PAGEREF _Toc242815419 \h </w:instrText>
       </w:r>
       <w:r>
         <w:rPr>
@@ -1841,7 +1841,7 @@
         <w:tabs>
           <w:tab w:val="right" w:leader="dot" w:pos="9062"/>
         </w:tabs>
-        <w:divId w:val="133527563"/>
+        <w:divId w:val="1848668934"/>
         <w:rPr>
           <w:rFonts w:asciiTheme="minorHAnsi" w:hAnsiTheme="minorHAnsi" w:cstheme="minorBidi"/>
           <w:noProof/>
@@ -1874,7 +1874,7 @@
         <w:rPr>
           <w:noProof/>
         </w:rPr>
-        <w:instrText xml:space="preserve"> PAGEREF _Toc242814890 \h </w:instrText>
+        <w:instrText xml:space="preserve"> PAGEREF _Toc242815420 \h </w:instrText>
       </w:r>
       <w:r>
         <w:rPr>
@@ -1906,7 +1906,7 @@
         <w:tabs>
           <w:tab w:val="right" w:leader="dot" w:pos="9062"/>
         </w:tabs>
-        <w:divId w:val="133527563"/>
+        <w:divId w:val="1848668934"/>
         <w:rPr>
           <w:rFonts w:asciiTheme="minorHAnsi" w:hAnsiTheme="minorHAnsi" w:cstheme="minorBidi"/>
           <w:noProof/>
@@ -1939,7 +1939,7 @@
         <w:rPr>
           <w:noProof/>
         </w:rPr>
-        <w:instrText xml:space="preserve"> PAGEREF _Toc242814891 \h </w:instrText>
+        <w:instrText xml:space="preserve"> PAGEREF _Toc242815421 \h </w:instrText>
       </w:r>
       <w:r>
         <w:rPr>
@@ -1971,7 +1971,7 @@
         <w:tabs>
           <w:tab w:val="right" w:leader="dot" w:pos="9062"/>
         </w:tabs>
-        <w:divId w:val="133527563"/>
+        <w:divId w:val="1848668934"/>
         <w:rPr>
           <w:rFonts w:asciiTheme="minorHAnsi" w:hAnsiTheme="minorHAnsi" w:cstheme="minorBidi"/>
           <w:noProof/>
@@ -2004,7 +2004,7 @@
         <w:rPr>
           <w:noProof/>
         </w:rPr>
-        <w:instrText xml:space="preserve"> PAGEREF _Toc242814892 \h </w:instrText>
+        <w:instrText xml:space="preserve"> PAGEREF _Toc242815422 \h </w:instrText>
       </w:r>
       <w:r>
         <w:rPr>
@@ -2036,7 +2036,7 @@
         <w:tabs>
           <w:tab w:val="right" w:leader="dot" w:pos="9062"/>
         </w:tabs>
-        <w:divId w:val="133527563"/>
+        <w:divId w:val="1848668934"/>
         <w:rPr>
           <w:rFonts w:asciiTheme="minorHAnsi" w:hAnsiTheme="minorHAnsi" w:cstheme="minorBidi"/>
           <w:noProof/>
@@ -2069,7 +2069,7 @@
         <w:rPr>
           <w:noProof/>
         </w:rPr>
-        <w:instrText xml:space="preserve"> PAGEREF _Toc242814893 \h </w:instrText>
+        <w:instrText xml:space="preserve"> PAGEREF _Toc242815423 \h </w:instrText>
       </w:r>
       <w:r>
         <w:rPr>
@@ -2101,7 +2101,7 @@
         <w:tabs>
           <w:tab w:val="right" w:leader="dot" w:pos="9062"/>
         </w:tabs>
-        <w:divId w:val="133527563"/>
+        <w:divId w:val="1848668934"/>
         <w:rPr>
           <w:rFonts w:asciiTheme="minorHAnsi" w:hAnsiTheme="minorHAnsi" w:cstheme="minorBidi"/>
           <w:noProof/>
@@ -2134,7 +2134,7 @@
         <w:rPr>
           <w:noProof/>
         </w:rPr>
-        <w:instrText xml:space="preserve"> PAGEREF _Toc242814894 \h </w:instrText>
+        <w:instrText xml:space="preserve"> PAGEREF _Toc242815424 \h </w:instrText>
       </w:r>
       <w:r>
         <w:rPr>
@@ -2166,7 +2166,7 @@
         <w:tabs>
           <w:tab w:val="right" w:leader="dot" w:pos="9062"/>
         </w:tabs>
-        <w:divId w:val="133527563"/>
+        <w:divId w:val="1848668934"/>
         <w:rPr>
           <w:rFonts w:asciiTheme="minorHAnsi" w:hAnsiTheme="minorHAnsi" w:cstheme="minorBidi"/>
           <w:noProof/>
@@ -2199,7 +2199,7 @@
         <w:rPr>
           <w:noProof/>
         </w:rPr>
-        <w:instrText xml:space="preserve"> PAGEREF _Toc242814895 \h </w:instrText>
+        <w:instrText xml:space="preserve"> PAGEREF _Toc242815425 \h </w:instrText>
       </w:r>
       <w:r>
         <w:rPr>
@@ -2231,7 +2231,7 @@
         <w:tabs>
           <w:tab w:val="right" w:leader="dot" w:pos="9062"/>
         </w:tabs>
-        <w:divId w:val="133527563"/>
+        <w:divId w:val="1848668934"/>
         <w:rPr>
           <w:rFonts w:asciiTheme="minorHAnsi" w:hAnsiTheme="minorHAnsi" w:cstheme="minorBidi"/>
           <w:noProof/>
@@ -2264,7 +2264,7 @@
         <w:rPr>
           <w:noProof/>
         </w:rPr>
-        <w:instrText xml:space="preserve"> PAGEREF _Toc242814896 \h </w:instrText>
+        <w:instrText xml:space="preserve"> PAGEREF _Toc242815426 \h </w:instrText>
       </w:r>
       <w:r>
         <w:rPr>
@@ -2296,7 +2296,7 @@
         <w:tabs>
           <w:tab w:val="right" w:leader="dot" w:pos="9062"/>
         </w:tabs>
-        <w:divId w:val="133527563"/>
+        <w:divId w:val="1848668934"/>
         <w:rPr>
           <w:rFonts w:asciiTheme="minorHAnsi" w:hAnsiTheme="minorHAnsi" w:cstheme="minorBidi"/>
           <w:noProof/>
@@ -2329,7 +2329,7 @@
         <w:rPr>
           <w:noProof/>
         </w:rPr>
-        <w:instrText xml:space="preserve"> PAGEREF _Toc242814897 \h </w:instrText>
+        <w:instrText xml:space="preserve"> PAGEREF _Toc242815427 \h </w:instrText>
       </w:r>
       <w:r>
         <w:rPr>
@@ -2361,7 +2361,7 @@
         <w:tabs>
           <w:tab w:val="right" w:leader="dot" w:pos="9062"/>
         </w:tabs>
-        <w:divId w:val="133527563"/>
+        <w:divId w:val="1848668934"/>
         <w:rPr>
           <w:rFonts w:asciiTheme="minorHAnsi" w:hAnsiTheme="minorHAnsi" w:cstheme="minorBidi"/>
           <w:noProof/>
@@ -2394,7 +2394,7 @@
         <w:rPr>
           <w:noProof/>
         </w:rPr>
-        <w:instrText xml:space="preserve"> PAGEREF _Toc242814898 \h </w:instrText>
+        <w:instrText xml:space="preserve"> PAGEREF _Toc242815428 \h </w:instrText>
       </w:r>
       <w:r>
         <w:rPr>
@@ -2426,7 +2426,7 @@
         <w:tabs>
           <w:tab w:val="right" w:leader="dot" w:pos="9062"/>
         </w:tabs>
-        <w:divId w:val="133527563"/>
+        <w:divId w:val="1848668934"/>
         <w:rPr>
           <w:rFonts w:asciiTheme="minorHAnsi" w:hAnsiTheme="minorHAnsi" w:cstheme="minorBidi"/>
           <w:noProof/>
@@ -2459,7 +2459,7 @@
         <w:rPr>
           <w:noProof/>
         </w:rPr>
-        <w:instrText xml:space="preserve"> PAGEREF _Toc242814899 \h </w:instrText>
+        <w:instrText xml:space="preserve"> PAGEREF _Toc242815429 \h </w:instrText>
       </w:r>
       <w:r>
         <w:rPr>
@@ -2491,7 +2491,7 @@
         <w:tabs>
           <w:tab w:val="right" w:leader="dot" w:pos="9062"/>
         </w:tabs>
-        <w:divId w:val="133527563"/>
+        <w:divId w:val="1848668934"/>
         <w:rPr>
           <w:rFonts w:asciiTheme="minorHAnsi" w:hAnsiTheme="minorHAnsi" w:cstheme="minorBidi"/>
           <w:noProof/>
@@ -2524,7 +2524,7 @@
         <w:rPr>
           <w:noProof/>
         </w:rPr>
-        <w:instrText xml:space="preserve"> PAGEREF _Toc242814900 \h </w:instrText>
+        <w:instrText xml:space="preserve"> PAGEREF _Toc242815430 \h </w:instrText>
       </w:r>
       <w:r>
         <w:rPr>
@@ -2556,7 +2556,7 @@
         <w:tabs>
           <w:tab w:val="right" w:leader="dot" w:pos="9062"/>
         </w:tabs>
-        <w:divId w:val="133527563"/>
+        <w:divId w:val="1848668934"/>
         <w:rPr>
           <w:rFonts w:asciiTheme="minorHAnsi" w:hAnsiTheme="minorHAnsi" w:cstheme="minorBidi"/>
           <w:noProof/>
@@ -2589,7 +2589,7 @@
         <w:rPr>
           <w:noProof/>
         </w:rPr>
-        <w:instrText xml:space="preserve"> PAGEREF _Toc242814901 \h </w:instrText>
+        <w:instrText xml:space="preserve"> PAGEREF _Toc242815431 \h </w:instrText>
       </w:r>
       <w:r>
         <w:rPr>
@@ -2621,7 +2621,7 @@
         <w:tabs>
           <w:tab w:val="right" w:leader="dot" w:pos="9062"/>
         </w:tabs>
-        <w:divId w:val="133527563"/>
+        <w:divId w:val="1848668934"/>
         <w:rPr>
           <w:rFonts w:asciiTheme="minorHAnsi" w:hAnsiTheme="minorHAnsi" w:cstheme="minorBidi"/>
           <w:noProof/>
@@ -2654,7 +2654,7 @@
         <w:rPr>
           <w:noProof/>
         </w:rPr>
-        <w:instrText xml:space="preserve"> PAGEREF _Toc242814902 \h </w:instrText>
+        <w:instrText xml:space="preserve"> PAGEREF _Toc242815432 \h </w:instrText>
       </w:r>
       <w:r>
         <w:rPr>
@@ -2686,7 +2686,7 @@
         <w:tabs>
           <w:tab w:val="right" w:leader="dot" w:pos="9062"/>
         </w:tabs>
-        <w:divId w:val="133527563"/>
+        <w:divId w:val="1848668934"/>
         <w:rPr>
           <w:rFonts w:asciiTheme="minorHAnsi" w:hAnsiTheme="minorHAnsi" w:cstheme="minorBidi"/>
           <w:noProof/>
@@ -2719,7 +2719,7 @@
         <w:rPr>
           <w:noProof/>
         </w:rPr>
-        <w:instrText xml:space="preserve"> PAGEREF _Toc242814903 \h </w:instrText>
+        <w:instrText xml:space="preserve"> PAGEREF _Toc242815433 \h </w:instrText>
       </w:r>
       <w:r>
         <w:rPr>
@@ -2751,7 +2751,7 @@
         <w:tabs>
           <w:tab w:val="right" w:leader="dot" w:pos="9062"/>
         </w:tabs>
-        <w:divId w:val="133527563"/>
+        <w:divId w:val="1848668934"/>
         <w:rPr>
           <w:rFonts w:asciiTheme="minorHAnsi" w:hAnsiTheme="minorHAnsi" w:cstheme="minorBidi"/>
           <w:noProof/>
@@ -2784,7 +2784,7 @@
         <w:rPr>
           <w:noProof/>
         </w:rPr>
-        <w:instrText xml:space="preserve"> PAGEREF _Toc242814904 \h </w:instrText>
+        <w:instrText xml:space="preserve"> PAGEREF _Toc242815434 \h </w:instrText>
       </w:r>
       <w:r>
         <w:rPr>
@@ -2816,7 +2816,7 @@
         <w:tabs>
           <w:tab w:val="right" w:leader="dot" w:pos="9062"/>
         </w:tabs>
-        <w:divId w:val="133527563"/>
+        <w:divId w:val="1848668934"/>
         <w:rPr>
           <w:rFonts w:asciiTheme="minorHAnsi" w:hAnsiTheme="minorHAnsi" w:cstheme="minorBidi"/>
           <w:noProof/>
@@ -2849,7 +2849,7 @@
         <w:rPr>
           <w:noProof/>
         </w:rPr>
-        <w:instrText xml:space="preserve"> PAGEREF _Toc242814905 \h </w:instrText>
+        <w:instrText xml:space="preserve"> PAGEREF _Toc242815435 \h </w:instrText>
       </w:r>
       <w:r>
         <w:rPr>
@@ -2881,7 +2881,7 @@
         <w:tabs>
           <w:tab w:val="right" w:leader="dot" w:pos="9062"/>
         </w:tabs>
-        <w:divId w:val="133527563"/>
+        <w:divId w:val="1848668934"/>
         <w:rPr>
           <w:rFonts w:asciiTheme="minorHAnsi" w:hAnsiTheme="minorHAnsi" w:cstheme="minorBidi"/>
           <w:noProof/>
@@ -2914,7 +2914,7 @@
         <w:rPr>
           <w:noProof/>
         </w:rPr>
-        <w:instrText xml:space="preserve"> PAGEREF _Toc242814906 \h </w:instrText>
+        <w:instrText xml:space="preserve"> PAGEREF _Toc242815436 \h </w:instrText>
       </w:r>
       <w:r>
         <w:rPr>
@@ -2946,7 +2946,7 @@
         <w:tabs>
           <w:tab w:val="right" w:leader="dot" w:pos="9062"/>
         </w:tabs>
-        <w:divId w:val="133527563"/>
+        <w:divId w:val="1848668934"/>
         <w:rPr>
           <w:rFonts w:asciiTheme="minorHAnsi" w:hAnsiTheme="minorHAnsi" w:cstheme="minorBidi"/>
           <w:noProof/>
@@ -2979,7 +2979,7 @@
         <w:rPr>
           <w:noProof/>
         </w:rPr>
-        <w:instrText xml:space="preserve"> PAGEREF _Toc242814907 \h </w:instrText>
+        <w:instrText xml:space="preserve"> PAGEREF _Toc242815437 \h </w:instrText>
       </w:r>
       <w:r>
         <w:rPr>
@@ -3011,7 +3011,7 @@
         <w:tabs>
           <w:tab w:val="right" w:leader="dot" w:pos="9062"/>
         </w:tabs>
-        <w:divId w:val="133527563"/>
+        <w:divId w:val="1848668934"/>
         <w:rPr>
           <w:rFonts w:asciiTheme="minorHAnsi" w:hAnsiTheme="minorHAnsi" w:cstheme="minorBidi"/>
           <w:noProof/>
@@ -3044,7 +3044,7 @@
         <w:rPr>
           <w:noProof/>
         </w:rPr>
-        <w:instrText xml:space="preserve"> PAGEREF _Toc242814908 \h </w:instrText>
+        <w:instrText xml:space="preserve"> PAGEREF _Toc242815438 \h </w:instrText>
       </w:r>
       <w:r>
         <w:rPr>
@@ -3076,7 +3076,7 @@
         <w:tabs>
           <w:tab w:val="right" w:leader="dot" w:pos="9062"/>
         </w:tabs>
-        <w:divId w:val="133527563"/>
+        <w:divId w:val="1848668934"/>
         <w:rPr>
           <w:rFonts w:asciiTheme="minorHAnsi" w:hAnsiTheme="minorHAnsi" w:cstheme="minorBidi"/>
           <w:noProof/>
@@ -3109,7 +3109,7 @@
         <w:rPr>
           <w:noProof/>
         </w:rPr>
-        <w:instrText xml:space="preserve"> PAGEREF _Toc242814909 \h </w:instrText>
+        <w:instrText xml:space="preserve"> PAGEREF _Toc242815439 \h </w:instrText>
       </w:r>
       <w:r>
         <w:rPr>
@@ -3141,7 +3141,7 @@
         <w:tabs>
           <w:tab w:val="right" w:leader="dot" w:pos="9062"/>
         </w:tabs>
-        <w:divId w:val="133527563"/>
+        <w:divId w:val="1848668934"/>
         <w:rPr>
           <w:rFonts w:asciiTheme="minorHAnsi" w:hAnsiTheme="minorHAnsi" w:cstheme="minorBidi"/>
           <w:noProof/>
@@ -3174,7 +3174,7 @@
         <w:rPr>
           <w:noProof/>
         </w:rPr>
-        <w:instrText xml:space="preserve"> PAGEREF _Toc242814910 \h </w:instrText>
+        <w:instrText xml:space="preserve"> PAGEREF _Toc242815440 \h </w:instrText>
       </w:r>
       <w:r>
         <w:rPr>
@@ -3206,7 +3206,7 @@
         <w:tabs>
           <w:tab w:val="right" w:leader="dot" w:pos="9062"/>
         </w:tabs>
-        <w:divId w:val="133527563"/>
+        <w:divId w:val="1848668934"/>
         <w:rPr>
           <w:rFonts w:asciiTheme="minorHAnsi" w:hAnsiTheme="minorHAnsi" w:cstheme="minorBidi"/>
           <w:noProof/>
@@ -3239,7 +3239,7 @@
         <w:rPr>
           <w:noProof/>
         </w:rPr>
-        <w:instrText xml:space="preserve"> PAGEREF _Toc242814911 \h </w:instrText>
+        <w:instrText xml:space="preserve"> PAGEREF _Toc242815441 \h </w:instrText>
       </w:r>
       <w:r>
         <w:rPr>
@@ -3271,7 +3271,7 @@
         <w:tabs>
           <w:tab w:val="right" w:leader="dot" w:pos="9062"/>
         </w:tabs>
-        <w:divId w:val="133527563"/>
+        <w:divId w:val="1848668934"/>
         <w:rPr>
           <w:rFonts w:asciiTheme="minorHAnsi" w:hAnsiTheme="minorHAnsi" w:cstheme="minorBidi"/>
           <w:noProof/>
@@ -3304,7 +3304,7 @@
         <w:rPr>
           <w:noProof/>
         </w:rPr>
-        <w:instrText xml:space="preserve"> PAGEREF _Toc242814912 \h </w:instrText>
+        <w:instrText xml:space="preserve"> PAGEREF _Toc242815442 \h </w:instrText>
       </w:r>
       <w:r>
         <w:rPr>
@@ -3336,7 +3336,7 @@
         <w:tabs>
           <w:tab w:val="right" w:leader="dot" w:pos="9062"/>
         </w:tabs>
-        <w:divId w:val="133527563"/>
+        <w:divId w:val="1848668934"/>
         <w:rPr>
           <w:rFonts w:asciiTheme="minorHAnsi" w:hAnsiTheme="minorHAnsi" w:cstheme="minorBidi"/>
           <w:noProof/>
@@ -3369,7 +3369,7 @@
         <w:rPr>
           <w:noProof/>
         </w:rPr>
-        <w:instrText xml:space="preserve"> PAGEREF _Toc242814913 \h </w:instrText>
+        <w:instrText xml:space="preserve"> PAGEREF _Toc242815443 \h </w:instrText>
       </w:r>
       <w:r>
         <w:rPr>
@@ -3401,7 +3401,7 @@
         <w:tabs>
           <w:tab w:val="right" w:leader="dot" w:pos="9062"/>
         </w:tabs>
-        <w:divId w:val="133527563"/>
+        <w:divId w:val="1848668934"/>
         <w:rPr>
           <w:rFonts w:asciiTheme="minorHAnsi" w:hAnsiTheme="minorHAnsi" w:cstheme="minorBidi"/>
           <w:noProof/>
@@ -3434,7 +3434,7 @@
         <w:rPr>
           <w:noProof/>
         </w:rPr>
-        <w:instrText xml:space="preserve"> PAGEREF _Toc242814914 \h </w:instrText>
+        <w:instrText xml:space="preserve"> PAGEREF _Toc242815444 \h </w:instrText>
       </w:r>
       <w:r>
         <w:rPr>
@@ -3466,7 +3466,7 @@
         <w:tabs>
           <w:tab w:val="right" w:leader="dot" w:pos="9062"/>
         </w:tabs>
-        <w:divId w:val="133527563"/>
+        <w:divId w:val="1848668934"/>
         <w:rPr>
           <w:rFonts w:asciiTheme="minorHAnsi" w:hAnsiTheme="minorHAnsi" w:cstheme="minorBidi"/>
           <w:noProof/>
@@ -3499,7 +3499,7 @@
         <w:rPr>
           <w:noProof/>
         </w:rPr>
-        <w:instrText xml:space="preserve"> PAGEREF _Toc242814915 \h </w:instrText>
+        <w:instrText xml:space="preserve"> PAGEREF _Toc242815445 \h </w:instrText>
       </w:r>
       <w:r>
         <w:rPr>
@@ -3531,7 +3531,7 @@
         <w:tabs>
           <w:tab w:val="right" w:leader="dot" w:pos="9062"/>
         </w:tabs>
-        <w:divId w:val="133527563"/>
+        <w:divId w:val="1848668934"/>
         <w:rPr>
           <w:rFonts w:asciiTheme="minorHAnsi" w:hAnsiTheme="minorHAnsi" w:cstheme="minorBidi"/>
           <w:noProof/>
@@ -3564,7 +3564,7 @@
         <w:rPr>
           <w:noProof/>
         </w:rPr>
-        <w:instrText xml:space="preserve"> PAGEREF _Toc242814916 \h </w:instrText>
+        <w:instrText xml:space="preserve"> PAGEREF _Toc242815446 \h </w:instrText>
       </w:r>
       <w:r>
         <w:rPr>
@@ -3596,7 +3596,7 @@
         <w:tabs>
           <w:tab w:val="right" w:leader="dot" w:pos="9062"/>
         </w:tabs>
-        <w:divId w:val="133527563"/>
+        <w:divId w:val="1848668934"/>
         <w:rPr>
           <w:rFonts w:asciiTheme="minorHAnsi" w:hAnsiTheme="minorHAnsi" w:cstheme="minorBidi"/>
           <w:noProof/>
@@ -3629,7 +3629,7 @@
         <w:rPr>
           <w:noProof/>
         </w:rPr>
-        <w:instrText xml:space="preserve"> PAGEREF _Toc242814917 \h </w:instrText>
+        <w:instrText xml:space="preserve"> PAGEREF _Toc242815447 \h </w:instrText>
       </w:r>
       <w:r>
         <w:rPr>
@@ -3661,7 +3661,7 @@
         <w:tabs>
           <w:tab w:val="right" w:leader="dot" w:pos="9062"/>
         </w:tabs>
-        <w:divId w:val="133527563"/>
+        <w:divId w:val="1848668934"/>
         <w:rPr>
           <w:rFonts w:asciiTheme="minorHAnsi" w:hAnsiTheme="minorHAnsi" w:cstheme="minorBidi"/>
           <w:noProof/>
@@ -3694,7 +3694,7 @@
         <w:rPr>
           <w:noProof/>
         </w:rPr>
-        <w:instrText xml:space="preserve"> PAGEREF _Toc242814918 \h </w:instrText>
+        <w:instrText xml:space="preserve"> PAGEREF _Toc242815448 \h </w:instrText>
       </w:r>
       <w:r>
         <w:rPr>
@@ -3726,7 +3726,7 @@
         <w:tabs>
           <w:tab w:val="right" w:leader="dot" w:pos="9062"/>
         </w:tabs>
-        <w:divId w:val="133527563"/>
+        <w:divId w:val="1848668934"/>
         <w:rPr>
           <w:rFonts w:asciiTheme="minorHAnsi" w:hAnsiTheme="minorHAnsi" w:cstheme="minorBidi"/>
           <w:noProof/>
@@ -3759,7 +3759,7 @@
         <w:rPr>
           <w:noProof/>
         </w:rPr>
-        <w:instrText xml:space="preserve"> PAGEREF _Toc242814919 \h </w:instrText>
+        <w:instrText xml:space="preserve"> PAGEREF _Toc242815449 \h </w:instrText>
       </w:r>
       <w:r>
         <w:rPr>
@@ -3791,7 +3791,7 @@
         <w:tabs>
           <w:tab w:val="right" w:leader="dot" w:pos="9062"/>
         </w:tabs>
-        <w:divId w:val="133527563"/>
+        <w:divId w:val="1848668934"/>
         <w:rPr>
           <w:rFonts w:asciiTheme="minorHAnsi" w:hAnsiTheme="minorHAnsi" w:cstheme="minorBidi"/>
           <w:noProof/>
@@ -3824,7 +3824,7 @@
         <w:rPr>
           <w:noProof/>
         </w:rPr>
-        <w:instrText xml:space="preserve"> PAGEREF _Toc242814920 \h </w:instrText>
+        <w:instrText xml:space="preserve"> PAGEREF _Toc242815450 \h </w:instrText>
       </w:r>
       <w:r>
         <w:rPr>
@@ -3856,7 +3856,7 @@
         <w:tabs>
           <w:tab w:val="right" w:leader="dot" w:pos="9062"/>
         </w:tabs>
-        <w:divId w:val="133527563"/>
+        <w:divId w:val="1848668934"/>
         <w:rPr>
           <w:rFonts w:asciiTheme="minorHAnsi" w:hAnsiTheme="minorHAnsi" w:cstheme="minorBidi"/>
           <w:noProof/>
@@ -3889,7 +3889,7 @@
         <w:rPr>
           <w:noProof/>
         </w:rPr>
-        <w:instrText xml:space="preserve"> PAGEREF _Toc242814921 \h </w:instrText>
+        <w:instrText xml:space="preserve"> PAGEREF _Toc242815451 \h </w:instrText>
       </w:r>
       <w:r>
         <w:rPr>
@@ -3921,7 +3921,7 @@
         <w:tabs>
           <w:tab w:val="right" w:leader="dot" w:pos="9062"/>
         </w:tabs>
-        <w:divId w:val="133527563"/>
+        <w:divId w:val="1848668934"/>
         <w:rPr>
           <w:rFonts w:asciiTheme="minorHAnsi" w:hAnsiTheme="minorHAnsi" w:cstheme="minorBidi"/>
           <w:noProof/>
@@ -3954,7 +3954,7 @@
         <w:rPr>
           <w:noProof/>
         </w:rPr>
-        <w:instrText xml:space="preserve"> PAGEREF _Toc242814922 \h </w:instrText>
+        <w:instrText xml:space="preserve"> PAGEREF _Toc242815452 \h </w:instrText>
       </w:r>
       <w:r>
         <w:rPr>
@@ -3986,7 +3986,7 @@
         <w:tabs>
           <w:tab w:val="right" w:leader="dot" w:pos="9062"/>
         </w:tabs>
-        <w:divId w:val="133527563"/>
+        <w:divId w:val="1848668934"/>
         <w:rPr>
           <w:rFonts w:asciiTheme="minorHAnsi" w:hAnsiTheme="minorHAnsi" w:cstheme="minorBidi"/>
           <w:noProof/>
@@ -4019,7 +4019,7 @@
         <w:rPr>
           <w:noProof/>
         </w:rPr>
-        <w:instrText xml:space="preserve"> PAGEREF _Toc242814923 \h </w:instrText>
+        <w:instrText xml:space="preserve"> PAGEREF _Toc242815453 \h </w:instrText>
       </w:r>
       <w:r>
         <w:rPr>
@@ -4051,7 +4051,7 @@
         <w:tabs>
           <w:tab w:val="right" w:leader="dot" w:pos="9062"/>
         </w:tabs>
-        <w:divId w:val="133527563"/>
+        <w:divId w:val="1848668934"/>
         <w:rPr>
           <w:rFonts w:asciiTheme="minorHAnsi" w:hAnsiTheme="minorHAnsi" w:cstheme="minorBidi"/>
           <w:noProof/>
@@ -4084,7 +4084,7 @@
         <w:rPr>
           <w:noProof/>
         </w:rPr>
-        <w:instrText xml:space="preserve"> PAGEREF _Toc242814924 \h </w:instrText>
+        <w:instrText xml:space="preserve"> PAGEREF _Toc242815454 \h </w:instrText>
       </w:r>
       <w:r>
         <w:rPr>
@@ -4116,7 +4116,7 @@
         <w:tabs>
           <w:tab w:val="right" w:leader="dot" w:pos="9062"/>
         </w:tabs>
-        <w:divId w:val="133527563"/>
+        <w:divId w:val="1848668934"/>
         <w:rPr>
           <w:rFonts w:asciiTheme="minorHAnsi" w:hAnsiTheme="minorHAnsi" w:cstheme="minorBidi"/>
           <w:noProof/>
@@ -4149,7 +4149,7 @@
         <w:rPr>
           <w:noProof/>
         </w:rPr>
-        <w:instrText xml:space="preserve"> PAGEREF _Toc242814925 \h </w:instrText>
+        <w:instrText xml:space="preserve"> PAGEREF _Toc242815455 \h </w:instrText>
       </w:r>
       <w:r>
         <w:rPr>
@@ -4181,7 +4181,7 @@
         <w:tabs>
           <w:tab w:val="right" w:leader="dot" w:pos="9062"/>
         </w:tabs>
-        <w:divId w:val="133527563"/>
+        <w:divId w:val="1848668934"/>
         <w:rPr>
           <w:rFonts w:asciiTheme="minorHAnsi" w:hAnsiTheme="minorHAnsi" w:cstheme="minorBidi"/>
           <w:noProof/>
@@ -4214,7 +4214,7 @@
         <w:rPr>
           <w:noProof/>
         </w:rPr>
-        <w:instrText xml:space="preserve"> PAGEREF _Toc242814926 \h </w:instrText>
+        <w:instrText xml:space="preserve"> PAGEREF _Toc242815456 \h </w:instrText>
       </w:r>
       <w:r>
         <w:rPr>
@@ -4246,7 +4246,7 @@
         <w:tabs>
           <w:tab w:val="right" w:leader="dot" w:pos="9062"/>
         </w:tabs>
-        <w:divId w:val="133527563"/>
+        <w:divId w:val="1848668934"/>
         <w:rPr>
           <w:rFonts w:asciiTheme="minorHAnsi" w:hAnsiTheme="minorHAnsi" w:cstheme="minorBidi"/>
           <w:noProof/>
@@ -4279,7 +4279,7 @@
         <w:rPr>
           <w:noProof/>
         </w:rPr>
-        <w:instrText xml:space="preserve"> PAGEREF _Toc242814927 \h </w:instrText>
+        <w:instrText xml:space="preserve"> PAGEREF _Toc242815457 \h </w:instrText>
       </w:r>
       <w:r>
         <w:rPr>
@@ -4311,7 +4311,7 @@
         <w:tabs>
           <w:tab w:val="right" w:leader="dot" w:pos="9062"/>
         </w:tabs>
-        <w:divId w:val="133527563"/>
+        <w:divId w:val="1848668934"/>
         <w:rPr>
           <w:rFonts w:asciiTheme="minorHAnsi" w:hAnsiTheme="minorHAnsi" w:cstheme="minorBidi"/>
           <w:noProof/>
@@ -4344,7 +4344,7 @@
         <w:rPr>
           <w:noProof/>
         </w:rPr>
-        <w:instrText xml:space="preserve"> PAGEREF _Toc242814928 \h </w:instrText>
+        <w:instrText xml:space="preserve"> PAGEREF _Toc242815458 \h </w:instrText>
       </w:r>
       <w:r>
         <w:rPr>
@@ -4376,7 +4376,7 @@
         <w:tabs>
           <w:tab w:val="right" w:leader="dot" w:pos="9062"/>
         </w:tabs>
-        <w:divId w:val="133527563"/>
+        <w:divId w:val="1848668934"/>
         <w:rPr>
           <w:rFonts w:asciiTheme="minorHAnsi" w:hAnsiTheme="minorHAnsi" w:cstheme="minorBidi"/>
           <w:noProof/>
@@ -4409,7 +4409,7 @@
         <w:rPr>
           <w:noProof/>
         </w:rPr>
-        <w:instrText xml:space="preserve"> PAGEREF _Toc242814929 \h </w:instrText>
+        <w:instrText xml:space="preserve"> PAGEREF _Toc242815459 \h </w:instrText>
       </w:r>
       <w:r>
         <w:rPr>
@@ -4441,7 +4441,7 @@
         <w:tabs>
           <w:tab w:val="right" w:leader="dot" w:pos="9062"/>
         </w:tabs>
-        <w:divId w:val="133527563"/>
+        <w:divId w:val="1848668934"/>
         <w:rPr>
           <w:rFonts w:asciiTheme="minorHAnsi" w:hAnsiTheme="minorHAnsi" w:cstheme="minorBidi"/>
           <w:noProof/>
@@ -4474,7 +4474,7 @@
         <w:rPr>
           <w:noProof/>
         </w:rPr>
-        <w:instrText xml:space="preserve"> PAGEREF _Toc242814930 \h </w:instrText>
+        <w:instrText xml:space="preserve"> PAGEREF _Toc242815460 \h </w:instrText>
       </w:r>
       <w:r>
         <w:rPr>
@@ -4506,7 +4506,7 @@
         <w:tabs>
           <w:tab w:val="right" w:leader="dot" w:pos="9062"/>
         </w:tabs>
-        <w:divId w:val="133527563"/>
+        <w:divId w:val="1848668934"/>
         <w:rPr>
           <w:rFonts w:asciiTheme="minorHAnsi" w:hAnsiTheme="minorHAnsi" w:cstheme="minorBidi"/>
           <w:noProof/>
@@ -4539,7 +4539,7 @@
         <w:rPr>
           <w:noProof/>
         </w:rPr>
-        <w:instrText xml:space="preserve"> PAGEREF _Toc242814931 \h </w:instrText>
+        <w:instrText xml:space="preserve"> PAGEREF _Toc242815461 \h </w:instrText>
       </w:r>
       <w:r>
         <w:rPr>
@@ -4571,7 +4571,7 @@
         <w:tabs>
           <w:tab w:val="right" w:leader="dot" w:pos="9062"/>
         </w:tabs>
-        <w:divId w:val="133527563"/>
+        <w:divId w:val="1848668934"/>
         <w:rPr>
           <w:rFonts w:asciiTheme="minorHAnsi" w:hAnsiTheme="minorHAnsi" w:cstheme="minorBidi"/>
           <w:noProof/>
@@ -4604,7 +4604,7 @@
         <w:rPr>
           <w:noProof/>
         </w:rPr>
-        <w:instrText xml:space="preserve"> PAGEREF _Toc242814932 \h </w:instrText>
+        <w:instrText xml:space="preserve"> PAGEREF _Toc242815462 \h </w:instrText>
       </w:r>
       <w:r>
         <w:rPr>
@@ -4636,7 +4636,7 @@
         <w:tabs>
           <w:tab w:val="right" w:leader="dot" w:pos="9062"/>
         </w:tabs>
-        <w:divId w:val="133527563"/>
+        <w:divId w:val="1848668934"/>
         <w:rPr>
           <w:rFonts w:asciiTheme="minorHAnsi" w:hAnsiTheme="minorHAnsi" w:cstheme="minorBidi"/>
           <w:noProof/>
@@ -4669,7 +4669,7 @@
         <w:rPr>
           <w:noProof/>
         </w:rPr>
-        <w:instrText xml:space="preserve"> PAGEREF _Toc242814933 \h </w:instrText>
+        <w:instrText xml:space="preserve"> PAGEREF _Toc242815463 \h </w:instrText>
       </w:r>
       <w:r>
         <w:rPr>
@@ -4701,7 +4701,7 @@
         <w:tabs>
           <w:tab w:val="right" w:leader="dot" w:pos="9062"/>
         </w:tabs>
-        <w:divId w:val="133527563"/>
+        <w:divId w:val="1848668934"/>
         <w:rPr>
           <w:rFonts w:asciiTheme="minorHAnsi" w:hAnsiTheme="minorHAnsi" w:cstheme="minorBidi"/>
           <w:noProof/>
@@ -4734,7 +4734,7 @@
         <w:rPr>
           <w:noProof/>
         </w:rPr>
-        <w:instrText xml:space="preserve"> PAGEREF _Toc242814934 \h </w:instrText>
+        <w:instrText xml:space="preserve"> PAGEREF _Toc242815464 \h </w:instrText>
       </w:r>
       <w:r>
         <w:rPr>
@@ -4766,7 +4766,7 @@
         <w:tabs>
           <w:tab w:val="right" w:leader="dot" w:pos="9062"/>
         </w:tabs>
-        <w:divId w:val="133527563"/>
+        <w:divId w:val="1848668934"/>
         <w:rPr>
           <w:rFonts w:asciiTheme="minorHAnsi" w:hAnsiTheme="minorHAnsi" w:cstheme="minorBidi"/>
           <w:noProof/>
@@ -4799,7 +4799,7 @@
         <w:rPr>
           <w:noProof/>
         </w:rPr>
-        <w:instrText xml:space="preserve"> PAGEREF _Toc242814935 \h </w:instrText>
+        <w:instrText xml:space="preserve"> PAGEREF _Toc242815465 \h </w:instrText>
       </w:r>
       <w:r>
         <w:rPr>
@@ -4828,7 +4828,7 @@
     <w:p>
       <w:pPr>
         <w:pStyle w:val="marker"/>
-        <w:divId w:val="133527563"/>
+        <w:divId w:val="1848668934"/>
         <w:rPr>
           <w:lang w:val="nl-NL"/>
         </w:rPr>
@@ -4844,7 +4844,7 @@
       <w:pPr>
         <w:pStyle w:val="marker"/>
         <w:ind w:left="800" w:right="800"/>
-        <w:divId w:val="2128574091"/>
+        <w:divId w:val="1460223590"/>
         <w:rPr>
           <w:lang w:val="nl-NL"/>
         </w:rPr>
@@ -4855,7 +4855,7 @@
     </w:p>
     <w:p>
       <w:pPr>
-        <w:divId w:val="2009091792"/>
+        <w:divId w:val="1670330929"/>
         <w:rPr>
           <w:i/>
           <w:iCs/>
@@ -4884,7 +4884,7 @@
     </w:p>
     <w:p>
       <w:pPr>
-        <w:divId w:val="2009091792"/>
+        <w:divId w:val="1670330929"/>
         <w:rPr>
           <w:i/>
           <w:iCs/>
@@ -4906,7 +4906,7 @@
       <w:pPr>
         <w:pStyle w:val="marker"/>
         <w:ind w:left="800" w:right="800"/>
-        <w:divId w:val="2128574091"/>
+        <w:divId w:val="1460223590"/>
         <w:rPr>
           <w:lang w:val="nl-NL"/>
         </w:rPr>
@@ -4918,13 +4918,13 @@
     <w:p>
       <w:pPr>
         <w:pStyle w:val="Kop1"/>
-        <w:divId w:val="2128574091"/>
-        <w:rPr>
-          <w:rFonts w:eastAsia="Times New Roman"/>
-          <w:lang w:val="nl-NL"/>
-        </w:rPr>
-      </w:pPr>
-      <w:bookmarkStart w:id="1" w:name="_Toc242814865"/>
+        <w:divId w:val="1460223590"/>
+        <w:rPr>
+          <w:rFonts w:eastAsia="Times New Roman"/>
+          <w:lang w:val="nl-NL"/>
+        </w:rPr>
+      </w:pPr>
+      <w:bookmarkStart w:id="1" w:name="_Toc242815395"/>
       <w:r>
         <w:rPr>
           <w:rFonts w:eastAsia="Times New Roman"/>
@@ -4937,13 +4937,13 @@
     <w:p>
       <w:pPr>
         <w:pStyle w:val="Kop2"/>
-        <w:divId w:val="2128574091"/>
-        <w:rPr>
-          <w:rFonts w:eastAsia="Times New Roman"/>
-          <w:lang w:val="nl-NL"/>
-        </w:rPr>
-      </w:pPr>
-      <w:bookmarkStart w:id="2" w:name="_Toc242814866"/>
+        <w:divId w:val="1460223590"/>
+        <w:rPr>
+          <w:rFonts w:eastAsia="Times New Roman"/>
+          <w:lang w:val="nl-NL"/>
+        </w:rPr>
+      </w:pPr>
+      <w:bookmarkStart w:id="2" w:name="_Toc242815396"/>
       <w:r>
         <w:rPr>
           <w:rFonts w:eastAsia="Times New Roman"/>
@@ -4956,13 +4956,13 @@
     <w:p>
       <w:pPr>
         <w:pStyle w:val="Kop3"/>
-        <w:divId w:val="2128574091"/>
-        <w:rPr>
-          <w:rFonts w:eastAsia="Times New Roman"/>
-          <w:lang w:val="nl-NL"/>
-        </w:rPr>
-      </w:pPr>
-      <w:bookmarkStart w:id="3" w:name="_Toc242814867"/>
+        <w:divId w:val="1460223590"/>
+        <w:rPr>
+          <w:rFonts w:eastAsia="Times New Roman"/>
+          <w:lang w:val="nl-NL"/>
+        </w:rPr>
+      </w:pPr>
+      <w:bookmarkStart w:id="3" w:name="_Toc242815397"/>
       <w:r>
         <w:rPr>
           <w:rFonts w:eastAsia="Times New Roman"/>
@@ -4975,7 +4975,7 @@
     <w:p>
       <w:pPr>
         <w:pStyle w:val="subtitel"/>
-        <w:divId w:val="2128574091"/>
+        <w:divId w:val="1460223590"/>
         <w:rPr>
           <w:lang w:val="nl-NL"/>
         </w:rPr>
@@ -4990,7 +4990,7 @@
     <w:p>
       <w:pPr>
         <w:pStyle w:val="Normaalweb"/>
-        <w:divId w:val="2128574091"/>
+        <w:divId w:val="1460223590"/>
         <w:rPr>
           <w:lang w:val="nl-NL"/>
         </w:rPr>
@@ -5005,7 +5005,7 @@
     <w:p>
       <w:pPr>
         <w:pStyle w:val="Normaalweb"/>
-        <w:divId w:val="2128574091"/>
+        <w:divId w:val="1460223590"/>
         <w:rPr>
           <w:lang w:val="nl-NL"/>
         </w:rPr>
@@ -5026,7 +5026,7 @@
     <w:p>
       <w:pPr>
         <w:pStyle w:val="Normaalweb"/>
-        <w:divId w:val="2128574091"/>
+        <w:divId w:val="1460223590"/>
         <w:rPr>
           <w:lang w:val="nl-NL"/>
         </w:rPr>
@@ -5066,7 +5066,7 @@
     </w:p>
     <w:p>
       <w:pPr>
-        <w:divId w:val="235633982"/>
+        <w:divId w:val="359283201"/>
         <w:rPr>
           <w:color w:val="555555"/>
           <w:sz w:val="20"/>
@@ -5086,7 +5086,7 @@
     </w:p>
     <w:p>
       <w:pPr>
-        <w:divId w:val="235633982"/>
+        <w:divId w:val="359283201"/>
         <w:rPr>
           <w:color w:val="555555"/>
           <w:sz w:val="20"/>
@@ -5108,7 +5108,7 @@
       <w:pPr>
         <w:pStyle w:val="marker"/>
         <w:ind w:left="800" w:right="800"/>
-        <w:divId w:val="2128574091"/>
+        <w:divId w:val="1460223590"/>
         <w:rPr>
           <w:lang w:val="nl-NL"/>
         </w:rPr>
@@ -5120,13 +5120,13 @@
     <w:p>
       <w:pPr>
         <w:pStyle w:val="Kop3"/>
-        <w:divId w:val="2128574091"/>
-        <w:rPr>
-          <w:rFonts w:eastAsia="Times New Roman"/>
-          <w:lang w:val="nl-NL"/>
-        </w:rPr>
-      </w:pPr>
-      <w:bookmarkStart w:id="4" w:name="_Toc242814868"/>
+        <w:divId w:val="1460223590"/>
+        <w:rPr>
+          <w:rFonts w:eastAsia="Times New Roman"/>
+          <w:lang w:val="nl-NL"/>
+        </w:rPr>
+      </w:pPr>
+      <w:bookmarkStart w:id="4" w:name="_Toc242815398"/>
       <w:r>
         <w:rPr>
           <w:rFonts w:eastAsia="Times New Roman"/>
@@ -5139,7 +5139,7 @@
     <w:p>
       <w:pPr>
         <w:pStyle w:val="subtitel"/>
-        <w:divId w:val="2128574091"/>
+        <w:divId w:val="1460223590"/>
         <w:rPr>
           <w:lang w:val="nl-NL"/>
         </w:rPr>
@@ -5154,7 +5154,7 @@
     <w:p>
       <w:pPr>
         <w:pStyle w:val="Normaalweb"/>
-        <w:divId w:val="2128574091"/>
+        <w:divId w:val="1460223590"/>
         <w:rPr>
           <w:lang w:val="nl-NL"/>
         </w:rPr>
@@ -5175,7 +5175,7 @@
     <w:p>
       <w:pPr>
         <w:pStyle w:val="Normaalweb"/>
-        <w:divId w:val="2128574091"/>
+        <w:divId w:val="1460223590"/>
         <w:rPr>
           <w:lang w:val="nl-NL"/>
         </w:rPr>
@@ -5196,7 +5196,7 @@
     <w:p>
       <w:pPr>
         <w:pStyle w:val="Normaalweb"/>
-        <w:divId w:val="2128574091"/>
+        <w:divId w:val="1460223590"/>
         <w:rPr>
           <w:lang w:val="nl-NL"/>
         </w:rPr>
@@ -5217,7 +5217,7 @@
     <w:p>
       <w:pPr>
         <w:pStyle w:val="Normaalweb"/>
-        <w:divId w:val="2128574091"/>
+        <w:divId w:val="1460223590"/>
         <w:rPr>
           <w:lang w:val="nl-NL"/>
         </w:rPr>
@@ -5237,7 +5237,7 @@
     </w:p>
     <w:p>
       <w:pPr>
-        <w:divId w:val="1869677204"/>
+        <w:divId w:val="1259751514"/>
         <w:rPr>
           <w:color w:val="555555"/>
           <w:sz w:val="20"/>
@@ -5260,7 +5260,7 @@
       <w:pPr>
         <w:pStyle w:val="marker"/>
         <w:ind w:left="800" w:right="800"/>
-        <w:divId w:val="2128574091"/>
+        <w:divId w:val="1460223590"/>
         <w:rPr>
           <w:lang w:val="nl-NL"/>
         </w:rPr>
@@ -5272,13 +5272,13 @@
     <w:p>
       <w:pPr>
         <w:pStyle w:val="Kop3"/>
-        <w:divId w:val="2128574091"/>
-        <w:rPr>
-          <w:rFonts w:eastAsia="Times New Roman"/>
-          <w:lang w:val="nl-NL"/>
-        </w:rPr>
-      </w:pPr>
-      <w:bookmarkStart w:id="5" w:name="_Toc242814869"/>
+        <w:divId w:val="1460223590"/>
+        <w:rPr>
+          <w:rFonts w:eastAsia="Times New Roman"/>
+          <w:lang w:val="nl-NL"/>
+        </w:rPr>
+      </w:pPr>
+      <w:bookmarkStart w:id="5" w:name="_Toc242815399"/>
       <w:r>
         <w:rPr>
           <w:rFonts w:eastAsia="Times New Roman"/>
@@ -5291,7 +5291,7 @@
     <w:p>
       <w:pPr>
         <w:pStyle w:val="subtitel"/>
-        <w:divId w:val="2128574091"/>
+        <w:divId w:val="1460223590"/>
         <w:rPr>
           <w:lang w:val="nl-NL"/>
         </w:rPr>
@@ -5306,7 +5306,7 @@
     <w:p>
       <w:pPr>
         <w:pStyle w:val="Normaalweb"/>
-        <w:divId w:val="2128574091"/>
+        <w:divId w:val="1460223590"/>
         <w:rPr>
           <w:lang w:val="nl-NL"/>
         </w:rPr>
@@ -5327,7 +5327,7 @@
     <w:p>
       <w:pPr>
         <w:pStyle w:val="Normaalweb"/>
-        <w:divId w:val="2128574091"/>
+        <w:divId w:val="1460223590"/>
         <w:rPr>
           <w:lang w:val="nl-NL"/>
         </w:rPr>
@@ -5348,7 +5348,7 @@
     <w:p>
       <w:pPr>
         <w:pStyle w:val="Normaalweb"/>
-        <w:divId w:val="2128574091"/>
+        <w:divId w:val="1460223590"/>
         <w:rPr>
           <w:lang w:val="nl-NL"/>
         </w:rPr>
@@ -5368,7 +5368,7 @@
     </w:p>
     <w:p>
       <w:pPr>
-        <w:divId w:val="1649283228"/>
+        <w:divId w:val="1240794749"/>
         <w:rPr>
           <w:color w:val="555555"/>
           <w:sz w:val="20"/>
@@ -5388,7 +5388,7 @@
     </w:p>
     <w:p>
       <w:pPr>
-        <w:divId w:val="1649283228"/>
+        <w:divId w:val="1240794749"/>
         <w:rPr>
           <w:color w:val="555555"/>
           <w:sz w:val="20"/>
@@ -5410,7 +5410,7 @@
       <w:pPr>
         <w:pStyle w:val="marker"/>
         <w:ind w:left="800" w:right="800"/>
-        <w:divId w:val="2128574091"/>
+        <w:divId w:val="1460223590"/>
         <w:rPr>
           <w:lang w:val="nl-NL"/>
         </w:rPr>
@@ -5422,13 +5422,13 @@
     <w:p>
       <w:pPr>
         <w:pStyle w:val="Kop3"/>
-        <w:divId w:val="2128574091"/>
-        <w:rPr>
-          <w:rFonts w:eastAsia="Times New Roman"/>
-          <w:lang w:val="nl-NL"/>
-        </w:rPr>
-      </w:pPr>
-      <w:bookmarkStart w:id="6" w:name="_Toc242814870"/>
+        <w:divId w:val="1460223590"/>
+        <w:rPr>
+          <w:rFonts w:eastAsia="Times New Roman"/>
+          <w:lang w:val="nl-NL"/>
+        </w:rPr>
+      </w:pPr>
+      <w:bookmarkStart w:id="6" w:name="_Toc242815400"/>
       <w:r>
         <w:rPr>
           <w:rFonts w:eastAsia="Times New Roman"/>
@@ -5441,7 +5441,7 @@
     <w:p>
       <w:pPr>
         <w:pStyle w:val="subtitel"/>
-        <w:divId w:val="2128574091"/>
+        <w:divId w:val="1460223590"/>
         <w:rPr>
           <w:lang w:val="nl-NL"/>
         </w:rPr>
@@ -5456,7 +5456,7 @@
     <w:p>
       <w:pPr>
         <w:pStyle w:val="Normaalweb"/>
-        <w:divId w:val="2128574091"/>
+        <w:divId w:val="1460223590"/>
         <w:rPr>
           <w:lang w:val="nl-NL"/>
         </w:rPr>
@@ -5477,7 +5477,7 @@
     <w:p>
       <w:pPr>
         <w:pStyle w:val="Normaalweb"/>
-        <w:divId w:val="2128574091"/>
+        <w:divId w:val="1460223590"/>
         <w:rPr>
           <w:lang w:val="nl-NL"/>
         </w:rPr>
@@ -5498,7 +5498,7 @@
     <w:p>
       <w:pPr>
         <w:pStyle w:val="Normaalweb"/>
-        <w:divId w:val="2128574091"/>
+        <w:divId w:val="1460223590"/>
         <w:rPr>
           <w:lang w:val="nl-NL"/>
         </w:rPr>
@@ -5519,7 +5519,7 @@
     <w:p>
       <w:pPr>
         <w:pStyle w:val="Normaalweb"/>
-        <w:divId w:val="2128574091"/>
+        <w:divId w:val="1460223590"/>
         <w:rPr>
           <w:lang w:val="nl-NL"/>
         </w:rPr>
@@ -5539,7 +5539,7 @@
     </w:p>
     <w:p>
       <w:pPr>
-        <w:divId w:val="1191380304"/>
+        <w:divId w:val="2127039941"/>
         <w:rPr>
           <w:color w:val="555555"/>
           <w:sz w:val="20"/>
@@ -5569,7 +5569,7 @@
     </w:p>
     <w:p>
       <w:pPr>
-        <w:divId w:val="1191380304"/>
+        <w:divId w:val="2127039941"/>
         <w:rPr>
           <w:color w:val="555555"/>
           <w:sz w:val="20"/>
@@ -5591,7 +5591,7 @@
       <w:pPr>
         <w:pStyle w:val="marker"/>
         <w:ind w:left="800" w:right="800"/>
-        <w:divId w:val="2128574091"/>
+        <w:divId w:val="1460223590"/>
         <w:rPr>
           <w:lang w:val="nl-NL"/>
         </w:rPr>
@@ -5603,13 +5603,13 @@
     <w:p>
       <w:pPr>
         <w:pStyle w:val="Kop3"/>
-        <w:divId w:val="2128574091"/>
-        <w:rPr>
-          <w:rFonts w:eastAsia="Times New Roman"/>
-          <w:lang w:val="nl-NL"/>
-        </w:rPr>
-      </w:pPr>
-      <w:bookmarkStart w:id="7" w:name="_Toc242814871"/>
+        <w:divId w:val="1460223590"/>
+        <w:rPr>
+          <w:rFonts w:eastAsia="Times New Roman"/>
+          <w:lang w:val="nl-NL"/>
+        </w:rPr>
+      </w:pPr>
+      <w:bookmarkStart w:id="7" w:name="_Toc242815401"/>
       <w:r>
         <w:rPr>
           <w:rFonts w:eastAsia="Times New Roman"/>
@@ -5622,7 +5622,7 @@
     <w:p>
       <w:pPr>
         <w:pStyle w:val="subtitel"/>
-        <w:divId w:val="2128574091"/>
+        <w:divId w:val="1460223590"/>
         <w:rPr>
           <w:lang w:val="nl-NL"/>
         </w:rPr>
@@ -5637,7 +5637,7 @@
     <w:p>
       <w:pPr>
         <w:pStyle w:val="Normaalweb"/>
-        <w:divId w:val="2128574091"/>
+        <w:divId w:val="1460223590"/>
         <w:rPr>
           <w:lang w:val="nl-NL"/>
         </w:rPr>
@@ -5658,7 +5658,7 @@
     <w:p>
       <w:pPr>
         <w:pStyle w:val="Normaalweb"/>
-        <w:divId w:val="2128574091"/>
+        <w:divId w:val="1460223590"/>
         <w:rPr>
           <w:lang w:val="nl-NL"/>
         </w:rPr>
@@ -5692,7 +5692,7 @@
     <w:p>
       <w:pPr>
         <w:pStyle w:val="Normaalweb"/>
-        <w:divId w:val="2128574091"/>
+        <w:divId w:val="1460223590"/>
         <w:rPr>
           <w:lang w:val="nl-NL"/>
         </w:rPr>
@@ -5732,7 +5732,7 @@
     </w:p>
     <w:p>
       <w:pPr>
-        <w:divId w:val="1313564771"/>
+        <w:divId w:val="1337922426"/>
         <w:rPr>
           <w:color w:val="555555"/>
           <w:sz w:val="20"/>
@@ -5752,7 +5752,7 @@
     </w:p>
     <w:p>
       <w:pPr>
-        <w:divId w:val="1313564771"/>
+        <w:divId w:val="1337922426"/>
         <w:rPr>
           <w:color w:val="555555"/>
           <w:sz w:val="20"/>
@@ -5774,7 +5774,7 @@
       <w:pPr>
         <w:pStyle w:val="marker"/>
         <w:ind w:left="800" w:right="800"/>
-        <w:divId w:val="2128574091"/>
+        <w:divId w:val="1460223590"/>
         <w:rPr>
           <w:lang w:val="nl-NL"/>
         </w:rPr>
@@ -5786,13 +5786,13 @@
     <w:p>
       <w:pPr>
         <w:pStyle w:val="Kop3"/>
-        <w:divId w:val="2128574091"/>
-        <w:rPr>
-          <w:rFonts w:eastAsia="Times New Roman"/>
-          <w:lang w:val="nl-NL"/>
-        </w:rPr>
-      </w:pPr>
-      <w:bookmarkStart w:id="8" w:name="_Toc242814872"/>
+        <w:divId w:val="1460223590"/>
+        <w:rPr>
+          <w:rFonts w:eastAsia="Times New Roman"/>
+          <w:lang w:val="nl-NL"/>
+        </w:rPr>
+      </w:pPr>
+      <w:bookmarkStart w:id="8" w:name="_Toc242815402"/>
       <w:r>
         <w:rPr>
           <w:rFonts w:eastAsia="Times New Roman"/>
@@ -5805,7 +5805,7 @@
     <w:p>
       <w:pPr>
         <w:pStyle w:val="subtitel"/>
-        <w:divId w:val="2128574091"/>
+        <w:divId w:val="1460223590"/>
         <w:rPr>
           <w:lang w:val="nl-NL"/>
         </w:rPr>
@@ -5820,7 +5820,7 @@
     <w:p>
       <w:pPr>
         <w:pStyle w:val="Normaalweb"/>
-        <w:divId w:val="2128574091"/>
+        <w:divId w:val="1460223590"/>
         <w:rPr>
           <w:lang w:val="nl-NL"/>
         </w:rPr>
@@ -5853,7 +5853,7 @@
     <w:p>
       <w:pPr>
         <w:pStyle w:val="Normaalweb"/>
-        <w:divId w:val="2128574091"/>
+        <w:divId w:val="1460223590"/>
         <w:rPr>
           <w:lang w:val="nl-NL"/>
         </w:rPr>
@@ -5874,7 +5874,7 @@
     <w:p>
       <w:pPr>
         <w:pStyle w:val="Normaalweb"/>
-        <w:divId w:val="2128574091"/>
+        <w:divId w:val="1460223590"/>
         <w:rPr>
           <w:lang w:val="nl-NL"/>
         </w:rPr>
@@ -5901,7 +5901,7 @@
     <w:p>
       <w:pPr>
         <w:pStyle w:val="Normaalweb"/>
-        <w:divId w:val="2128574091"/>
+        <w:divId w:val="1460223590"/>
         <w:rPr>
           <w:lang w:val="nl-NL"/>
         </w:rPr>
@@ -5921,7 +5921,7 @@
     </w:p>
     <w:p>
       <w:pPr>
-        <w:divId w:val="1315722487"/>
+        <w:divId w:val="1242329127"/>
         <w:rPr>
           <w:color w:val="555555"/>
           <w:sz w:val="20"/>
@@ -5941,7 +5941,7 @@
     </w:p>
     <w:p>
       <w:pPr>
-        <w:divId w:val="1315722487"/>
+        <w:divId w:val="1242329127"/>
         <w:rPr>
           <w:color w:val="555555"/>
           <w:sz w:val="20"/>
@@ -5961,7 +5961,7 @@
     </w:p>
     <w:p>
       <w:pPr>
-        <w:divId w:val="1315722487"/>
+        <w:divId w:val="1242329127"/>
         <w:rPr>
           <w:color w:val="555555"/>
           <w:sz w:val="20"/>
@@ -5981,7 +5981,7 @@
     </w:p>
     <w:p>
       <w:pPr>
-        <w:divId w:val="1315722487"/>
+        <w:divId w:val="1242329127"/>
         <w:rPr>
           <w:color w:val="555555"/>
           <w:sz w:val="20"/>
@@ -6001,7 +6001,7 @@
     </w:p>
     <w:p>
       <w:pPr>
-        <w:divId w:val="1315722487"/>
+        <w:divId w:val="1242329127"/>
         <w:rPr>
           <w:color w:val="555555"/>
           <w:sz w:val="20"/>
@@ -6023,7 +6023,7 @@
       <w:pPr>
         <w:pStyle w:val="marker"/>
         <w:ind w:left="800" w:right="800"/>
-        <w:divId w:val="2128574091"/>
+        <w:divId w:val="1460223590"/>
         <w:rPr>
           <w:lang w:val="nl-NL"/>
         </w:rPr>
@@ -6035,13 +6035,13 @@
     <w:p>
       <w:pPr>
         <w:pStyle w:val="Kop3"/>
-        <w:divId w:val="2128574091"/>
-        <w:rPr>
-          <w:rFonts w:eastAsia="Times New Roman"/>
-          <w:lang w:val="nl-NL"/>
-        </w:rPr>
-      </w:pPr>
-      <w:bookmarkStart w:id="9" w:name="_Toc242814873"/>
+        <w:divId w:val="1460223590"/>
+        <w:rPr>
+          <w:rFonts w:eastAsia="Times New Roman"/>
+          <w:lang w:val="nl-NL"/>
+        </w:rPr>
+      </w:pPr>
+      <w:bookmarkStart w:id="9" w:name="_Toc242815403"/>
       <w:r>
         <w:rPr>
           <w:rFonts w:eastAsia="Times New Roman"/>
@@ -6054,7 +6054,7 @@
     <w:p>
       <w:pPr>
         <w:pStyle w:val="subtitel"/>
-        <w:divId w:val="2128574091"/>
+        <w:divId w:val="1460223590"/>
         <w:rPr>
           <w:lang w:val="nl-NL"/>
         </w:rPr>
@@ -6069,7 +6069,7 @@
     <w:p>
       <w:pPr>
         <w:pStyle w:val="Normaalweb"/>
-        <w:divId w:val="2128574091"/>
+        <w:divId w:val="1460223590"/>
         <w:rPr>
           <w:lang w:val="nl-NL"/>
         </w:rPr>
@@ -6090,7 +6090,7 @@
     <w:p>
       <w:pPr>
         <w:pStyle w:val="Normaalweb"/>
-        <w:divId w:val="2128574091"/>
+        <w:divId w:val="1460223590"/>
         <w:rPr>
           <w:lang w:val="nl-NL"/>
         </w:rPr>
@@ -6111,7 +6111,7 @@
     <w:p>
       <w:pPr>
         <w:pStyle w:val="Normaalweb"/>
-        <w:divId w:val="2128574091"/>
+        <w:divId w:val="1460223590"/>
         <w:rPr>
           <w:lang w:val="nl-NL"/>
         </w:rPr>
@@ -6132,7 +6132,7 @@
     <w:p>
       <w:pPr>
         <w:pStyle w:val="Normaalweb"/>
-        <w:divId w:val="2128574091"/>
+        <w:divId w:val="1460223590"/>
         <w:rPr>
           <w:lang w:val="nl-NL"/>
         </w:rPr>
@@ -6152,7 +6152,7 @@
     </w:p>
     <w:p>
       <w:pPr>
-        <w:divId w:val="849564645"/>
+        <w:divId w:val="833758371"/>
         <w:rPr>
           <w:color w:val="555555"/>
           <w:sz w:val="20"/>
@@ -6174,7 +6174,7 @@
       <w:pPr>
         <w:pStyle w:val="marker"/>
         <w:ind w:left="800" w:right="800"/>
-        <w:divId w:val="2128574091"/>
+        <w:divId w:val="1460223590"/>
         <w:rPr>
           <w:lang w:val="nl-NL"/>
         </w:rPr>
@@ -6186,13 +6186,13 @@
     <w:p>
       <w:pPr>
         <w:pStyle w:val="Kop2"/>
-        <w:divId w:val="2128574091"/>
-        <w:rPr>
-          <w:rFonts w:eastAsia="Times New Roman"/>
-          <w:lang w:val="nl-NL"/>
-        </w:rPr>
-      </w:pPr>
-      <w:bookmarkStart w:id="10" w:name="_Toc242814874"/>
+        <w:divId w:val="1460223590"/>
+        <w:rPr>
+          <w:rFonts w:eastAsia="Times New Roman"/>
+          <w:lang w:val="nl-NL"/>
+        </w:rPr>
+      </w:pPr>
+      <w:bookmarkStart w:id="10" w:name="_Toc242815404"/>
       <w:r>
         <w:rPr>
           <w:rFonts w:eastAsia="Times New Roman"/>
@@ -6205,13 +6205,13 @@
     <w:p>
       <w:pPr>
         <w:pStyle w:val="Kop3"/>
-        <w:divId w:val="2128574091"/>
-        <w:rPr>
-          <w:rFonts w:eastAsia="Times New Roman"/>
-          <w:lang w:val="nl-NL"/>
-        </w:rPr>
-      </w:pPr>
-      <w:bookmarkStart w:id="11" w:name="_Toc242814875"/>
+        <w:divId w:val="1460223590"/>
+        <w:rPr>
+          <w:rFonts w:eastAsia="Times New Roman"/>
+          <w:lang w:val="nl-NL"/>
+        </w:rPr>
+      </w:pPr>
+      <w:bookmarkStart w:id="11" w:name="_Toc242815405"/>
       <w:r>
         <w:rPr>
           <w:rFonts w:eastAsia="Times New Roman"/>
@@ -6224,7 +6224,7 @@
     <w:p>
       <w:pPr>
         <w:pStyle w:val="subtitel"/>
-        <w:divId w:val="2128574091"/>
+        <w:divId w:val="1460223590"/>
         <w:rPr>
           <w:lang w:val="nl-NL"/>
         </w:rPr>
@@ -6239,7 +6239,7 @@
     <w:p>
       <w:pPr>
         <w:pStyle w:val="Normaalweb"/>
-        <w:divId w:val="2128574091"/>
+        <w:divId w:val="1460223590"/>
         <w:rPr>
           <w:lang w:val="nl-NL"/>
         </w:rPr>
@@ -6260,7 +6260,7 @@
     <w:p>
       <w:pPr>
         <w:pStyle w:val="Normaalweb"/>
-        <w:divId w:val="2128574091"/>
+        <w:divId w:val="1460223590"/>
         <w:rPr>
           <w:lang w:val="nl-NL"/>
         </w:rPr>
@@ -6281,7 +6281,7 @@
     <w:p>
       <w:pPr>
         <w:pStyle w:val="Normaalweb"/>
-        <w:divId w:val="2128574091"/>
+        <w:divId w:val="1460223590"/>
         <w:rPr>
           <w:lang w:val="nl-NL"/>
         </w:rPr>
@@ -6302,7 +6302,7 @@
     <w:p>
       <w:pPr>
         <w:pStyle w:val="Normaalweb"/>
-        <w:divId w:val="2128574091"/>
+        <w:divId w:val="1460223590"/>
         <w:rPr>
           <w:lang w:val="nl-NL"/>
         </w:rPr>
@@ -6322,7 +6322,7 @@
     </w:p>
     <w:p>
       <w:pPr>
-        <w:divId w:val="103964279"/>
+        <w:divId w:val="61215947"/>
         <w:rPr>
           <w:color w:val="555555"/>
           <w:sz w:val="20"/>
@@ -6344,7 +6344,7 @@
       <w:pPr>
         <w:pStyle w:val="marker"/>
         <w:ind w:left="800" w:right="800"/>
-        <w:divId w:val="2128574091"/>
+        <w:divId w:val="1460223590"/>
         <w:rPr>
           <w:lang w:val="nl-NL"/>
         </w:rPr>
@@ -6356,13 +6356,13 @@
     <w:p>
       <w:pPr>
         <w:pStyle w:val="Kop3"/>
-        <w:divId w:val="2128574091"/>
-        <w:rPr>
-          <w:rFonts w:eastAsia="Times New Roman"/>
-          <w:lang w:val="nl-NL"/>
-        </w:rPr>
-      </w:pPr>
-      <w:bookmarkStart w:id="12" w:name="_Toc242814876"/>
+        <w:divId w:val="1460223590"/>
+        <w:rPr>
+          <w:rFonts w:eastAsia="Times New Roman"/>
+          <w:lang w:val="nl-NL"/>
+        </w:rPr>
+      </w:pPr>
+      <w:bookmarkStart w:id="12" w:name="_Toc242815406"/>
       <w:r>
         <w:rPr>
           <w:rFonts w:eastAsia="Times New Roman"/>
@@ -6375,7 +6375,7 @@
     <w:p>
       <w:pPr>
         <w:pStyle w:val="subtitel"/>
-        <w:divId w:val="2128574091"/>
+        <w:divId w:val="1460223590"/>
         <w:rPr>
           <w:lang w:val="nl-NL"/>
         </w:rPr>
@@ -6390,7 +6390,7 @@
     <w:p>
       <w:pPr>
         <w:pStyle w:val="Normaalweb"/>
-        <w:divId w:val="2128574091"/>
+        <w:divId w:val="1460223590"/>
         <w:rPr>
           <w:lang w:val="nl-NL"/>
         </w:rPr>
@@ -6411,7 +6411,7 @@
     <w:p>
       <w:pPr>
         <w:pStyle w:val="Normaalweb"/>
-        <w:divId w:val="2128574091"/>
+        <w:divId w:val="1460223590"/>
         <w:rPr>
           <w:lang w:val="nl-NL"/>
         </w:rPr>
@@ -6432,7 +6432,7 @@
     <w:p>
       <w:pPr>
         <w:pStyle w:val="Normaalweb"/>
-        <w:divId w:val="2128574091"/>
+        <w:divId w:val="1460223590"/>
         <w:rPr>
           <w:lang w:val="nl-NL"/>
         </w:rPr>
@@ -6452,7 +6452,7 @@
     </w:p>
     <w:p>
       <w:pPr>
-        <w:divId w:val="705985752"/>
+        <w:divId w:val="1158767207"/>
         <w:rPr>
           <w:color w:val="555555"/>
           <w:sz w:val="20"/>
@@ -6472,7 +6472,7 @@
     </w:p>
     <w:p>
       <w:pPr>
-        <w:divId w:val="705985752"/>
+        <w:divId w:val="1158767207"/>
         <w:rPr>
           <w:color w:val="555555"/>
           <w:sz w:val="20"/>
@@ -6492,7 +6492,7 @@
     </w:p>
     <w:p>
       <w:pPr>
-        <w:divId w:val="705985752"/>
+        <w:divId w:val="1158767207"/>
         <w:rPr>
           <w:color w:val="555555"/>
           <w:sz w:val="20"/>
@@ -6512,7 +6512,7 @@
     </w:p>
     <w:p>
       <w:pPr>
-        <w:divId w:val="705985752"/>
+        <w:divId w:val="1158767207"/>
         <w:rPr>
           <w:color w:val="555555"/>
           <w:sz w:val="20"/>
@@ -6532,7 +6532,7 @@
     </w:p>
     <w:p>
       <w:pPr>
-        <w:divId w:val="705985752"/>
+        <w:divId w:val="1158767207"/>
         <w:rPr>
           <w:color w:val="555555"/>
           <w:sz w:val="20"/>
@@ -6554,7 +6554,7 @@
       <w:pPr>
         <w:pStyle w:val="marker"/>
         <w:ind w:left="800" w:right="800"/>
-        <w:divId w:val="2128574091"/>
+        <w:divId w:val="1460223590"/>
         <w:rPr>
           <w:lang w:val="nl-NL"/>
         </w:rPr>
@@ -6566,13 +6566,13 @@
     <w:p>
       <w:pPr>
         <w:pStyle w:val="Kop3"/>
-        <w:divId w:val="2128574091"/>
-        <w:rPr>
-          <w:rFonts w:eastAsia="Times New Roman"/>
-          <w:lang w:val="nl-NL"/>
-        </w:rPr>
-      </w:pPr>
-      <w:bookmarkStart w:id="13" w:name="_Toc242814877"/>
+        <w:divId w:val="1460223590"/>
+        <w:rPr>
+          <w:rFonts w:eastAsia="Times New Roman"/>
+          <w:lang w:val="nl-NL"/>
+        </w:rPr>
+      </w:pPr>
+      <w:bookmarkStart w:id="13" w:name="_Toc242815407"/>
       <w:r>
         <w:rPr>
           <w:rFonts w:eastAsia="Times New Roman"/>
@@ -6585,7 +6585,7 @@
     <w:p>
       <w:pPr>
         <w:pStyle w:val="subtitel"/>
-        <w:divId w:val="2128574091"/>
+        <w:divId w:val="1460223590"/>
         <w:rPr>
           <w:lang w:val="nl-NL"/>
         </w:rPr>
@@ -6600,7 +6600,7 @@
     <w:p>
       <w:pPr>
         <w:pStyle w:val="Normaalweb"/>
-        <w:divId w:val="2128574091"/>
+        <w:divId w:val="1460223590"/>
         <w:rPr>
           <w:lang w:val="nl-NL"/>
         </w:rPr>
@@ -6621,7 +6621,7 @@
     <w:p>
       <w:pPr>
         <w:pStyle w:val="Normaalweb"/>
-        <w:divId w:val="2128574091"/>
+        <w:divId w:val="1460223590"/>
         <w:rPr>
           <w:lang w:val="nl-NL"/>
         </w:rPr>
@@ -6636,7 +6636,7 @@
     <w:p>
       <w:pPr>
         <w:pStyle w:val="Normaalweb"/>
-        <w:divId w:val="2128574091"/>
+        <w:divId w:val="1460223590"/>
         <w:rPr>
           <w:lang w:val="nl-NL"/>
         </w:rPr>
@@ -6657,7 +6657,7 @@
     <w:p>
       <w:pPr>
         <w:pStyle w:val="Normaalweb"/>
-        <w:divId w:val="2128574091"/>
+        <w:divId w:val="1460223590"/>
         <w:rPr>
           <w:lang w:val="nl-NL"/>
         </w:rPr>
@@ -6678,7 +6678,7 @@
     <w:p>
       <w:pPr>
         <w:pStyle w:val="Normaalweb"/>
-        <w:divId w:val="2128574091"/>
+        <w:divId w:val="1460223590"/>
         <w:rPr>
           <w:lang w:val="nl-NL"/>
         </w:rPr>
@@ -6693,7 +6693,7 @@
     <w:p>
       <w:pPr>
         <w:pStyle w:val="Normaalweb"/>
-        <w:divId w:val="2128574091"/>
+        <w:divId w:val="1460223590"/>
         <w:rPr>
           <w:lang w:val="nl-NL"/>
         </w:rPr>
@@ -6713,7 +6713,7 @@
     </w:p>
     <w:p>
       <w:pPr>
-        <w:divId w:val="530268580"/>
+        <w:divId w:val="1014305911"/>
         <w:rPr>
           <w:color w:val="555555"/>
           <w:sz w:val="20"/>
@@ -6733,7 +6733,7 @@
     </w:p>
     <w:p>
       <w:pPr>
-        <w:divId w:val="530268580"/>
+        <w:divId w:val="1014305911"/>
         <w:rPr>
           <w:color w:val="555555"/>
           <w:sz w:val="20"/>
@@ -6753,7 +6753,7 @@
     </w:p>
     <w:p>
       <w:pPr>
-        <w:divId w:val="530268580"/>
+        <w:divId w:val="1014305911"/>
         <w:rPr>
           <w:color w:val="555555"/>
           <w:sz w:val="20"/>
@@ -6775,7 +6775,7 @@
       <w:pPr>
         <w:pStyle w:val="marker"/>
         <w:ind w:left="800" w:right="800"/>
-        <w:divId w:val="2128574091"/>
+        <w:divId w:val="1460223590"/>
         <w:rPr>
           <w:lang w:val="nl-NL"/>
         </w:rPr>
@@ -6787,13 +6787,13 @@
     <w:p>
       <w:pPr>
         <w:pStyle w:val="Kop3"/>
-        <w:divId w:val="2128574091"/>
-        <w:rPr>
-          <w:rFonts w:eastAsia="Times New Roman"/>
-          <w:lang w:val="nl-NL"/>
-        </w:rPr>
-      </w:pPr>
-      <w:bookmarkStart w:id="14" w:name="_Toc242814878"/>
+        <w:divId w:val="1460223590"/>
+        <w:rPr>
+          <w:rFonts w:eastAsia="Times New Roman"/>
+          <w:lang w:val="nl-NL"/>
+        </w:rPr>
+      </w:pPr>
+      <w:bookmarkStart w:id="14" w:name="_Toc242815408"/>
       <w:r>
         <w:rPr>
           <w:rFonts w:eastAsia="Times New Roman"/>
@@ -6806,7 +6806,7 @@
     <w:p>
       <w:pPr>
         <w:pStyle w:val="subtitel"/>
-        <w:divId w:val="2128574091"/>
+        <w:divId w:val="1460223590"/>
         <w:rPr>
           <w:lang w:val="nl-NL"/>
         </w:rPr>
@@ -6821,7 +6821,7 @@
     <w:p>
       <w:pPr>
         <w:pStyle w:val="Normaalweb"/>
-        <w:divId w:val="2128574091"/>
+        <w:divId w:val="1460223590"/>
         <w:rPr>
           <w:lang w:val="nl-NL"/>
         </w:rPr>
@@ -6842,7 +6842,7 @@
     <w:p>
       <w:pPr>
         <w:pStyle w:val="Normaalweb"/>
-        <w:divId w:val="2128574091"/>
+        <w:divId w:val="1460223590"/>
         <w:rPr>
           <w:lang w:val="nl-NL"/>
         </w:rPr>
@@ -6863,7 +6863,7 @@
     <w:p>
       <w:pPr>
         <w:pStyle w:val="Normaalweb"/>
-        <w:divId w:val="2128574091"/>
+        <w:divId w:val="1460223590"/>
         <w:rPr>
           <w:lang w:val="nl-NL"/>
         </w:rPr>
@@ -6878,7 +6878,7 @@
     <w:p>
       <w:pPr>
         <w:pStyle w:val="Normaalweb"/>
-        <w:divId w:val="2128574091"/>
+        <w:divId w:val="1460223590"/>
         <w:rPr>
           <w:lang w:val="nl-NL"/>
         </w:rPr>
@@ -6899,7 +6899,7 @@
     <w:p>
       <w:pPr>
         <w:pStyle w:val="Normaalweb"/>
-        <w:divId w:val="2128574091"/>
+        <w:divId w:val="1460223590"/>
         <w:rPr>
           <w:lang w:val="nl-NL"/>
         </w:rPr>
@@ -6914,7 +6914,7 @@
     <w:p>
       <w:pPr>
         <w:pStyle w:val="Normaalweb"/>
-        <w:divId w:val="2128574091"/>
+        <w:divId w:val="1460223590"/>
         <w:rPr>
           <w:lang w:val="nl-NL"/>
         </w:rPr>
@@ -6934,7 +6934,7 @@
     </w:p>
     <w:p>
       <w:pPr>
-        <w:divId w:val="1387491508"/>
+        <w:divId w:val="388039835"/>
         <w:rPr>
           <w:color w:val="555555"/>
           <w:sz w:val="20"/>
@@ -6954,7 +6954,7 @@
     </w:p>
     <w:p>
       <w:pPr>
-        <w:divId w:val="1387491508"/>
+        <w:divId w:val="388039835"/>
         <w:rPr>
           <w:color w:val="555555"/>
           <w:sz w:val="20"/>
@@ -6976,7 +6976,7 @@
       <w:pPr>
         <w:pStyle w:val="marker"/>
         <w:ind w:left="800" w:right="800"/>
-        <w:divId w:val="2128574091"/>
+        <w:divId w:val="1460223590"/>
         <w:rPr>
           <w:lang w:val="nl-NL"/>
         </w:rPr>
@@ -6988,13 +6988,13 @@
     <w:p>
       <w:pPr>
         <w:pStyle w:val="Kop3"/>
-        <w:divId w:val="2128574091"/>
-        <w:rPr>
-          <w:rFonts w:eastAsia="Times New Roman"/>
-          <w:lang w:val="nl-NL"/>
-        </w:rPr>
-      </w:pPr>
-      <w:bookmarkStart w:id="15" w:name="_Toc242814879"/>
+        <w:divId w:val="1460223590"/>
+        <w:rPr>
+          <w:rFonts w:eastAsia="Times New Roman"/>
+          <w:lang w:val="nl-NL"/>
+        </w:rPr>
+      </w:pPr>
+      <w:bookmarkStart w:id="15" w:name="_Toc242815409"/>
       <w:r>
         <w:rPr>
           <w:rFonts w:eastAsia="Times New Roman"/>
@@ -7007,7 +7007,7 @@
     <w:p>
       <w:pPr>
         <w:pStyle w:val="subtitel"/>
-        <w:divId w:val="2128574091"/>
+        <w:divId w:val="1460223590"/>
         <w:rPr>
           <w:lang w:val="nl-NL"/>
         </w:rPr>
@@ -7022,7 +7022,7 @@
     <w:p>
       <w:pPr>
         <w:pStyle w:val="Normaalweb"/>
-        <w:divId w:val="2128574091"/>
+        <w:divId w:val="1460223590"/>
         <w:rPr>
           <w:lang w:val="nl-NL"/>
         </w:rPr>
@@ -7043,7 +7043,7 @@
     <w:p>
       <w:pPr>
         <w:pStyle w:val="Normaalweb"/>
-        <w:divId w:val="2128574091"/>
+        <w:divId w:val="1460223590"/>
         <w:rPr>
           <w:lang w:val="nl-NL"/>
         </w:rPr>
@@ -7064,7 +7064,7 @@
     <w:p>
       <w:pPr>
         <w:pStyle w:val="Normaalweb"/>
-        <w:divId w:val="2128574091"/>
+        <w:divId w:val="1460223590"/>
         <w:rPr>
           <w:lang w:val="nl-NL"/>
         </w:rPr>
@@ -7084,7 +7084,7 @@
     </w:p>
     <w:p>
       <w:pPr>
-        <w:divId w:val="1237544890"/>
+        <w:divId w:val="1105659318"/>
         <w:rPr>
           <w:color w:val="555555"/>
           <w:sz w:val="20"/>
@@ -7104,7 +7104,7 @@
     </w:p>
     <w:p>
       <w:pPr>
-        <w:divId w:val="1237544890"/>
+        <w:divId w:val="1105659318"/>
         <w:rPr>
           <w:color w:val="555555"/>
           <w:sz w:val="20"/>
@@ -7124,7 +7124,7 @@
     </w:p>
     <w:p>
       <w:pPr>
-        <w:divId w:val="1237544890"/>
+        <w:divId w:val="1105659318"/>
         <w:rPr>
           <w:color w:val="555555"/>
           <w:sz w:val="20"/>
@@ -7144,7 +7144,7 @@
     </w:p>
     <w:p>
       <w:pPr>
-        <w:divId w:val="1237544890"/>
+        <w:divId w:val="1105659318"/>
         <w:rPr>
           <w:color w:val="555555"/>
           <w:sz w:val="20"/>
@@ -7166,7 +7166,7 @@
       <w:pPr>
         <w:pStyle w:val="marker"/>
         <w:ind w:left="800" w:right="800"/>
-        <w:divId w:val="2128574091"/>
+        <w:divId w:val="1460223590"/>
         <w:rPr>
           <w:lang w:val="nl-NL"/>
         </w:rPr>
@@ -7178,13 +7178,13 @@
     <w:p>
       <w:pPr>
         <w:pStyle w:val="Kop3"/>
-        <w:divId w:val="2128574091"/>
-        <w:rPr>
-          <w:rFonts w:eastAsia="Times New Roman"/>
-          <w:lang w:val="nl-NL"/>
-        </w:rPr>
-      </w:pPr>
-      <w:bookmarkStart w:id="16" w:name="_Toc242814880"/>
+        <w:divId w:val="1460223590"/>
+        <w:rPr>
+          <w:rFonts w:eastAsia="Times New Roman"/>
+          <w:lang w:val="nl-NL"/>
+        </w:rPr>
+      </w:pPr>
+      <w:bookmarkStart w:id="16" w:name="_Toc242815410"/>
       <w:r>
         <w:rPr>
           <w:rFonts w:eastAsia="Times New Roman"/>
@@ -7197,7 +7197,7 @@
     <w:p>
       <w:pPr>
         <w:pStyle w:val="subtitel"/>
-        <w:divId w:val="2128574091"/>
+        <w:divId w:val="1460223590"/>
         <w:rPr>
           <w:lang w:val="nl-NL"/>
         </w:rPr>
@@ -7212,7 +7212,7 @@
     <w:p>
       <w:pPr>
         <w:pStyle w:val="Normaalweb"/>
-        <w:divId w:val="2128574091"/>
+        <w:divId w:val="1460223590"/>
         <w:rPr>
           <w:lang w:val="nl-NL"/>
         </w:rPr>
@@ -7233,7 +7233,7 @@
     <w:p>
       <w:pPr>
         <w:pStyle w:val="Normaalweb"/>
-        <w:divId w:val="2128574091"/>
+        <w:divId w:val="1460223590"/>
         <w:rPr>
           <w:lang w:val="nl-NL"/>
         </w:rPr>
@@ -7254,7 +7254,7 @@
     <w:p>
       <w:pPr>
         <w:pStyle w:val="Normaalweb"/>
-        <w:divId w:val="2128574091"/>
+        <w:divId w:val="1460223590"/>
         <w:rPr>
           <w:lang w:val="nl-NL"/>
         </w:rPr>
@@ -7275,7 +7275,7 @@
     <w:p>
       <w:pPr>
         <w:pStyle w:val="Normaalweb"/>
-        <w:divId w:val="2128574091"/>
+        <w:divId w:val="1460223590"/>
         <w:rPr>
           <w:lang w:val="nl-NL"/>
         </w:rPr>
@@ -7295,7 +7295,7 @@
     </w:p>
     <w:p>
       <w:pPr>
-        <w:divId w:val="1723598788"/>
+        <w:divId w:val="529533136"/>
         <w:rPr>
           <w:color w:val="555555"/>
           <w:sz w:val="20"/>
@@ -7315,7 +7315,7 @@
     </w:p>
     <w:p>
       <w:pPr>
-        <w:divId w:val="1723598788"/>
+        <w:divId w:val="529533136"/>
         <w:rPr>
           <w:color w:val="555555"/>
           <w:sz w:val="20"/>
@@ -7337,7 +7337,7 @@
       <w:pPr>
         <w:pStyle w:val="marker"/>
         <w:ind w:left="800" w:right="800"/>
-        <w:divId w:val="2128574091"/>
+        <w:divId w:val="1460223590"/>
         <w:rPr>
           <w:lang w:val="nl-NL"/>
         </w:rPr>
@@ -7349,13 +7349,13 @@
     <w:p>
       <w:pPr>
         <w:pStyle w:val="Kop3"/>
-        <w:divId w:val="2128574091"/>
-        <w:rPr>
-          <w:rFonts w:eastAsia="Times New Roman"/>
-          <w:lang w:val="nl-NL"/>
-        </w:rPr>
-      </w:pPr>
-      <w:bookmarkStart w:id="17" w:name="_Toc242814881"/>
+        <w:divId w:val="1460223590"/>
+        <w:rPr>
+          <w:rFonts w:eastAsia="Times New Roman"/>
+          <w:lang w:val="nl-NL"/>
+        </w:rPr>
+      </w:pPr>
+      <w:bookmarkStart w:id="17" w:name="_Toc242815411"/>
       <w:r>
         <w:rPr>
           <w:rFonts w:eastAsia="Times New Roman"/>
@@ -7368,7 +7368,7 @@
     <w:p>
       <w:pPr>
         <w:pStyle w:val="subtitel"/>
-        <w:divId w:val="2128574091"/>
+        <w:divId w:val="1460223590"/>
         <w:rPr>
           <w:lang w:val="nl-NL"/>
         </w:rPr>
@@ -7383,7 +7383,7 @@
     <w:p>
       <w:pPr>
         <w:pStyle w:val="Normaalweb"/>
-        <w:divId w:val="2128574091"/>
+        <w:divId w:val="1460223590"/>
         <w:rPr>
           <w:lang w:val="nl-NL"/>
         </w:rPr>
@@ -7404,7 +7404,7 @@
     <w:p>
       <w:pPr>
         <w:pStyle w:val="Normaalweb"/>
-        <w:divId w:val="2128574091"/>
+        <w:divId w:val="1460223590"/>
         <w:rPr>
           <w:lang w:val="nl-NL"/>
         </w:rPr>
@@ -7425,7 +7425,7 @@
     <w:p>
       <w:pPr>
         <w:pStyle w:val="Normaalweb"/>
-        <w:divId w:val="2128574091"/>
+        <w:divId w:val="1460223590"/>
         <w:rPr>
           <w:lang w:val="nl-NL"/>
         </w:rPr>
@@ -7446,7 +7446,7 @@
     <w:p>
       <w:pPr>
         <w:pStyle w:val="Normaalweb"/>
-        <w:divId w:val="2128574091"/>
+        <w:divId w:val="1460223590"/>
         <w:rPr>
           <w:lang w:val="nl-NL"/>
         </w:rPr>
@@ -7466,7 +7466,7 @@
     </w:p>
     <w:p>
       <w:pPr>
-        <w:divId w:val="1943566613"/>
+        <w:divId w:val="391774393"/>
         <w:rPr>
           <w:color w:val="555555"/>
           <w:sz w:val="20"/>
@@ -7486,7 +7486,7 @@
     </w:p>
     <w:p>
       <w:pPr>
-        <w:divId w:val="1943566613"/>
+        <w:divId w:val="391774393"/>
         <w:rPr>
           <w:color w:val="555555"/>
           <w:sz w:val="20"/>
@@ -7508,7 +7508,7 @@
       <w:pPr>
         <w:pStyle w:val="marker"/>
         <w:ind w:left="800" w:right="800"/>
-        <w:divId w:val="2128574091"/>
+        <w:divId w:val="1460223590"/>
         <w:rPr>
           <w:lang w:val="nl-NL"/>
         </w:rPr>
@@ -7520,13 +7520,13 @@
     <w:p>
       <w:pPr>
         <w:pStyle w:val="Kop3"/>
-        <w:divId w:val="2128574091"/>
-        <w:rPr>
-          <w:rFonts w:eastAsia="Times New Roman"/>
-          <w:lang w:val="nl-NL"/>
-        </w:rPr>
-      </w:pPr>
-      <w:bookmarkStart w:id="18" w:name="_Toc242814882"/>
+        <w:divId w:val="1460223590"/>
+        <w:rPr>
+          <w:rFonts w:eastAsia="Times New Roman"/>
+          <w:lang w:val="nl-NL"/>
+        </w:rPr>
+      </w:pPr>
+      <w:bookmarkStart w:id="18" w:name="_Toc242815412"/>
       <w:r>
         <w:rPr>
           <w:rFonts w:eastAsia="Times New Roman"/>
@@ -7539,7 +7539,7 @@
     <w:p>
       <w:pPr>
         <w:pStyle w:val="subtitel"/>
-        <w:divId w:val="2128574091"/>
+        <w:divId w:val="1460223590"/>
         <w:rPr>
           <w:lang w:val="nl-NL"/>
         </w:rPr>
@@ -7554,7 +7554,7 @@
     <w:p>
       <w:pPr>
         <w:pStyle w:val="Normaalweb"/>
-        <w:divId w:val="2128574091"/>
+        <w:divId w:val="1460223590"/>
         <w:rPr>
           <w:lang w:val="nl-NL"/>
         </w:rPr>
@@ -7575,7 +7575,7 @@
     <w:p>
       <w:pPr>
         <w:pStyle w:val="Normaalweb"/>
-        <w:divId w:val="2128574091"/>
+        <w:divId w:val="1460223590"/>
         <w:rPr>
           <w:lang w:val="nl-NL"/>
         </w:rPr>
@@ -7596,7 +7596,7 @@
     <w:p>
       <w:pPr>
         <w:pStyle w:val="Normaalweb"/>
-        <w:divId w:val="2128574091"/>
+        <w:divId w:val="1460223590"/>
         <w:rPr>
           <w:lang w:val="nl-NL"/>
         </w:rPr>
@@ -7622,7 +7622,7 @@
     </w:p>
     <w:p>
       <w:pPr>
-        <w:divId w:val="871109662"/>
+        <w:divId w:val="1356419737"/>
         <w:rPr>
           <w:color w:val="555555"/>
           <w:sz w:val="20"/>
@@ -7642,7 +7642,7 @@
     </w:p>
     <w:p>
       <w:pPr>
-        <w:divId w:val="871109662"/>
+        <w:divId w:val="1356419737"/>
         <w:rPr>
           <w:color w:val="555555"/>
           <w:sz w:val="20"/>
@@ -7662,7 +7662,7 @@
     </w:p>
     <w:p>
       <w:pPr>
-        <w:divId w:val="871109662"/>
+        <w:divId w:val="1356419737"/>
         <w:rPr>
           <w:color w:val="555555"/>
           <w:sz w:val="20"/>
@@ -7682,7 +7682,7 @@
     </w:p>
     <w:p>
       <w:pPr>
-        <w:divId w:val="871109662"/>
+        <w:divId w:val="1356419737"/>
         <w:rPr>
           <w:color w:val="555555"/>
           <w:sz w:val="20"/>
@@ -7704,7 +7704,7 @@
       <w:pPr>
         <w:pStyle w:val="marker"/>
         <w:ind w:left="800" w:right="800"/>
-        <w:divId w:val="2128574091"/>
+        <w:divId w:val="1460223590"/>
         <w:rPr>
           <w:lang w:val="nl-NL"/>
         </w:rPr>
@@ -7716,13 +7716,13 @@
     <w:p>
       <w:pPr>
         <w:pStyle w:val="Kop3"/>
-        <w:divId w:val="2128574091"/>
-        <w:rPr>
-          <w:rFonts w:eastAsia="Times New Roman"/>
-          <w:lang w:val="nl-NL"/>
-        </w:rPr>
-      </w:pPr>
-      <w:bookmarkStart w:id="19" w:name="_Toc242814883"/>
+        <w:divId w:val="1460223590"/>
+        <w:rPr>
+          <w:rFonts w:eastAsia="Times New Roman"/>
+          <w:lang w:val="nl-NL"/>
+        </w:rPr>
+      </w:pPr>
+      <w:bookmarkStart w:id="19" w:name="_Toc242815413"/>
       <w:r>
         <w:rPr>
           <w:rFonts w:eastAsia="Times New Roman"/>
@@ -7735,7 +7735,7 @@
     <w:p>
       <w:pPr>
         <w:pStyle w:val="subtitel"/>
-        <w:divId w:val="2128574091"/>
+        <w:divId w:val="1460223590"/>
         <w:rPr>
           <w:lang w:val="nl-NL"/>
         </w:rPr>
@@ -7750,7 +7750,7 @@
     <w:p>
       <w:pPr>
         <w:pStyle w:val="Normaalweb"/>
-        <w:divId w:val="2128574091"/>
+        <w:divId w:val="1460223590"/>
         <w:rPr>
           <w:lang w:val="nl-NL"/>
         </w:rPr>
@@ -7771,7 +7771,7 @@
     <w:p>
       <w:pPr>
         <w:pStyle w:val="Normaalweb"/>
-        <w:divId w:val="2128574091"/>
+        <w:divId w:val="1460223590"/>
         <w:rPr>
           <w:lang w:val="nl-NL"/>
         </w:rPr>
@@ -7792,7 +7792,7 @@
     <w:p>
       <w:pPr>
         <w:pStyle w:val="Normaalweb"/>
-        <w:divId w:val="2128574091"/>
+        <w:divId w:val="1460223590"/>
         <w:rPr>
           <w:lang w:val="nl-NL"/>
         </w:rPr>
@@ -7812,7 +7812,7 @@
     </w:p>
     <w:p>
       <w:pPr>
-        <w:divId w:val="1670323936"/>
+        <w:divId w:val="1527863074"/>
         <w:rPr>
           <w:color w:val="555555"/>
           <w:sz w:val="20"/>
@@ -7832,7 +7832,7 @@
     </w:p>
     <w:p>
       <w:pPr>
-        <w:divId w:val="1670323936"/>
+        <w:divId w:val="1527863074"/>
         <w:rPr>
           <w:color w:val="555555"/>
           <w:sz w:val="20"/>
@@ -7852,7 +7852,7 @@
     </w:p>
     <w:p>
       <w:pPr>
-        <w:divId w:val="1670323936"/>
+        <w:divId w:val="1527863074"/>
         <w:rPr>
           <w:color w:val="555555"/>
           <w:sz w:val="20"/>
@@ -7872,7 +7872,7 @@
     </w:p>
     <w:p>
       <w:pPr>
-        <w:divId w:val="1670323936"/>
+        <w:divId w:val="1527863074"/>
         <w:rPr>
           <w:color w:val="555555"/>
           <w:sz w:val="20"/>
@@ -7894,7 +7894,7 @@
       <w:pPr>
         <w:pStyle w:val="marker"/>
         <w:ind w:left="800" w:right="800"/>
-        <w:divId w:val="2128574091"/>
+        <w:divId w:val="1460223590"/>
         <w:rPr>
           <w:lang w:val="nl-NL"/>
         </w:rPr>
@@ -7906,13 +7906,13 @@
     <w:p>
       <w:pPr>
         <w:pStyle w:val="Kop3"/>
-        <w:divId w:val="2128574091"/>
-        <w:rPr>
-          <w:rFonts w:eastAsia="Times New Roman"/>
-          <w:lang w:val="nl-NL"/>
-        </w:rPr>
-      </w:pPr>
-      <w:bookmarkStart w:id="20" w:name="_Toc242814884"/>
+        <w:divId w:val="1460223590"/>
+        <w:rPr>
+          <w:rFonts w:eastAsia="Times New Roman"/>
+          <w:lang w:val="nl-NL"/>
+        </w:rPr>
+      </w:pPr>
+      <w:bookmarkStart w:id="20" w:name="_Toc242815414"/>
       <w:r>
         <w:rPr>
           <w:rFonts w:eastAsia="Times New Roman"/>
@@ -7925,7 +7925,7 @@
     <w:p>
       <w:pPr>
         <w:pStyle w:val="subtitel"/>
-        <w:divId w:val="2128574091"/>
+        <w:divId w:val="1460223590"/>
         <w:rPr>
           <w:lang w:val="nl-NL"/>
         </w:rPr>
@@ -7940,7 +7940,7 @@
     <w:p>
       <w:pPr>
         <w:pStyle w:val="Normaalweb"/>
-        <w:divId w:val="2128574091"/>
+        <w:divId w:val="1460223590"/>
         <w:rPr>
           <w:lang w:val="nl-NL"/>
         </w:rPr>
@@ -7961,7 +7961,7 @@
     <w:p>
       <w:pPr>
         <w:pStyle w:val="Normaalweb"/>
-        <w:divId w:val="2128574091"/>
+        <w:divId w:val="1460223590"/>
         <w:rPr>
           <w:lang w:val="nl-NL"/>
         </w:rPr>
@@ -7982,7 +7982,7 @@
     <w:p>
       <w:pPr>
         <w:pStyle w:val="Normaalweb"/>
-        <w:divId w:val="2128574091"/>
+        <w:divId w:val="1460223590"/>
         <w:rPr>
           <w:lang w:val="nl-NL"/>
         </w:rPr>
@@ -8002,7 +8002,7 @@
     </w:p>
     <w:p>
       <w:pPr>
-        <w:divId w:val="32115831"/>
+        <w:divId w:val="1127774997"/>
         <w:rPr>
           <w:color w:val="555555"/>
           <w:sz w:val="20"/>
@@ -8024,7 +8024,7 @@
       <w:pPr>
         <w:pStyle w:val="marker"/>
         <w:ind w:left="800" w:right="800"/>
-        <w:divId w:val="2128574091"/>
+        <w:divId w:val="1460223590"/>
         <w:rPr>
           <w:lang w:val="nl-NL"/>
         </w:rPr>
@@ -8036,13 +8036,13 @@
     <w:p>
       <w:pPr>
         <w:pStyle w:val="Kop2"/>
-        <w:divId w:val="2128574091"/>
-        <w:rPr>
-          <w:rFonts w:eastAsia="Times New Roman"/>
-          <w:lang w:val="nl-NL"/>
-        </w:rPr>
-      </w:pPr>
-      <w:bookmarkStart w:id="21" w:name="_Toc242814885"/>
+        <w:divId w:val="1460223590"/>
+        <w:rPr>
+          <w:rFonts w:eastAsia="Times New Roman"/>
+          <w:lang w:val="nl-NL"/>
+        </w:rPr>
+      </w:pPr>
+      <w:bookmarkStart w:id="21" w:name="_Toc242815415"/>
       <w:r>
         <w:rPr>
           <w:rFonts w:eastAsia="Times New Roman"/>
@@ -8055,13 +8055,13 @@
     <w:p>
       <w:pPr>
         <w:pStyle w:val="Kop3"/>
-        <w:divId w:val="2128574091"/>
-        <w:rPr>
-          <w:rFonts w:eastAsia="Times New Roman"/>
-          <w:lang w:val="nl-NL"/>
-        </w:rPr>
-      </w:pPr>
-      <w:bookmarkStart w:id="22" w:name="_Toc242814886"/>
+        <w:divId w:val="1460223590"/>
+        <w:rPr>
+          <w:rFonts w:eastAsia="Times New Roman"/>
+          <w:lang w:val="nl-NL"/>
+        </w:rPr>
+      </w:pPr>
+      <w:bookmarkStart w:id="22" w:name="_Toc242815416"/>
       <w:r>
         <w:rPr>
           <w:rFonts w:eastAsia="Times New Roman"/>
@@ -8074,7 +8074,7 @@
     <w:p>
       <w:pPr>
         <w:pStyle w:val="subtitel"/>
-        <w:divId w:val="2128574091"/>
+        <w:divId w:val="1460223590"/>
         <w:rPr>
           <w:lang w:val="nl-NL"/>
         </w:rPr>
@@ -8089,7 +8089,7 @@
     <w:p>
       <w:pPr>
         <w:pStyle w:val="Normaalweb"/>
-        <w:divId w:val="2128574091"/>
+        <w:divId w:val="1460223590"/>
         <w:rPr>
           <w:lang w:val="nl-NL"/>
         </w:rPr>
@@ -8110,7 +8110,7 @@
     <w:p>
       <w:pPr>
         <w:pStyle w:val="Normaalweb"/>
-        <w:divId w:val="2128574091"/>
+        <w:divId w:val="1460223590"/>
         <w:rPr>
           <w:lang w:val="nl-NL"/>
         </w:rPr>
@@ -8131,7 +8131,7 @@
     <w:p>
       <w:pPr>
         <w:pStyle w:val="Normaalweb"/>
-        <w:divId w:val="2128574091"/>
+        <w:divId w:val="1460223590"/>
         <w:rPr>
           <w:lang w:val="nl-NL"/>
         </w:rPr>
@@ -8151,7 +8151,7 @@
     </w:p>
     <w:p>
       <w:pPr>
-        <w:divId w:val="1194005035"/>
+        <w:divId w:val="2026050419"/>
         <w:rPr>
           <w:color w:val="555555"/>
           <w:sz w:val="20"/>
@@ -8173,7 +8173,7 @@
       <w:pPr>
         <w:pStyle w:val="marker"/>
         <w:ind w:left="800" w:right="800"/>
-        <w:divId w:val="2128574091"/>
+        <w:divId w:val="1460223590"/>
         <w:rPr>
           <w:lang w:val="nl-NL"/>
         </w:rPr>
@@ -8185,13 +8185,13 @@
     <w:p>
       <w:pPr>
         <w:pStyle w:val="Kop3"/>
-        <w:divId w:val="2128574091"/>
-        <w:rPr>
-          <w:rFonts w:eastAsia="Times New Roman"/>
-          <w:lang w:val="nl-NL"/>
-        </w:rPr>
-      </w:pPr>
-      <w:bookmarkStart w:id="23" w:name="_Toc242814887"/>
+        <w:divId w:val="1460223590"/>
+        <w:rPr>
+          <w:rFonts w:eastAsia="Times New Roman"/>
+          <w:lang w:val="nl-NL"/>
+        </w:rPr>
+      </w:pPr>
+      <w:bookmarkStart w:id="23" w:name="_Toc242815417"/>
       <w:r>
         <w:rPr>
           <w:rFonts w:eastAsia="Times New Roman"/>
@@ -8204,7 +8204,7 @@
     <w:p>
       <w:pPr>
         <w:pStyle w:val="subtitel"/>
-        <w:divId w:val="2128574091"/>
+        <w:divId w:val="1460223590"/>
         <w:rPr>
           <w:lang w:val="nl-NL"/>
         </w:rPr>
@@ -8219,7 +8219,7 @@
     <w:p>
       <w:pPr>
         <w:pStyle w:val="Normaalweb"/>
-        <w:divId w:val="2128574091"/>
+        <w:divId w:val="1460223590"/>
         <w:rPr>
           <w:lang w:val="nl-NL"/>
         </w:rPr>
@@ -8240,7 +8240,7 @@
     <w:p>
       <w:pPr>
         <w:pStyle w:val="Normaalweb"/>
-        <w:divId w:val="2128574091"/>
+        <w:divId w:val="1460223590"/>
         <w:rPr>
           <w:lang w:val="nl-NL"/>
         </w:rPr>
@@ -8261,7 +8261,7 @@
     <w:p>
       <w:pPr>
         <w:pStyle w:val="Normaalweb"/>
-        <w:divId w:val="2128574091"/>
+        <w:divId w:val="1460223590"/>
         <w:rPr>
           <w:lang w:val="nl-NL"/>
         </w:rPr>
@@ -8282,7 +8282,7 @@
     <w:p>
       <w:pPr>
         <w:pStyle w:val="Normaalweb"/>
-        <w:divId w:val="2128574091"/>
+        <w:divId w:val="1460223590"/>
         <w:rPr>
           <w:lang w:val="nl-NL"/>
         </w:rPr>
@@ -8302,7 +8302,7 @@
     </w:p>
     <w:p>
       <w:pPr>
-        <w:divId w:val="234752579"/>
+        <w:divId w:val="647512985"/>
         <w:rPr>
           <w:color w:val="555555"/>
           <w:sz w:val="20"/>
@@ -8324,7 +8324,7 @@
       <w:pPr>
         <w:pStyle w:val="marker"/>
         <w:ind w:left="800" w:right="800"/>
-        <w:divId w:val="2128574091"/>
+        <w:divId w:val="1460223590"/>
         <w:rPr>
           <w:lang w:val="nl-NL"/>
         </w:rPr>
@@ -8336,13 +8336,13 @@
     <w:p>
       <w:pPr>
         <w:pStyle w:val="Kop3"/>
-        <w:divId w:val="2128574091"/>
-        <w:rPr>
-          <w:rFonts w:eastAsia="Times New Roman"/>
-          <w:lang w:val="nl-NL"/>
-        </w:rPr>
-      </w:pPr>
-      <w:bookmarkStart w:id="24" w:name="_Toc242814888"/>
+        <w:divId w:val="1460223590"/>
+        <w:rPr>
+          <w:rFonts w:eastAsia="Times New Roman"/>
+          <w:lang w:val="nl-NL"/>
+        </w:rPr>
+      </w:pPr>
+      <w:bookmarkStart w:id="24" w:name="_Toc242815418"/>
       <w:r>
         <w:rPr>
           <w:rFonts w:eastAsia="Times New Roman"/>
@@ -8355,7 +8355,7 @@
     <w:p>
       <w:pPr>
         <w:pStyle w:val="subtitel"/>
-        <w:divId w:val="2128574091"/>
+        <w:divId w:val="1460223590"/>
         <w:rPr>
           <w:lang w:val="nl-NL"/>
         </w:rPr>
@@ -8370,7 +8370,7 @@
     <w:p>
       <w:pPr>
         <w:pStyle w:val="Normaalweb"/>
-        <w:divId w:val="2128574091"/>
+        <w:divId w:val="1460223590"/>
         <w:rPr>
           <w:lang w:val="nl-NL"/>
         </w:rPr>
@@ -8391,7 +8391,7 @@
     <w:p>
       <w:pPr>
         <w:pStyle w:val="Normaalweb"/>
-        <w:divId w:val="2128574091"/>
+        <w:divId w:val="1460223590"/>
         <w:rPr>
           <w:lang w:val="nl-NL"/>
         </w:rPr>
@@ -8406,7 +8406,7 @@
     <w:p>
       <w:pPr>
         <w:pStyle w:val="Normaalweb"/>
-        <w:divId w:val="2128574091"/>
+        <w:divId w:val="1460223590"/>
         <w:rPr>
           <w:lang w:val="nl-NL"/>
         </w:rPr>
@@ -8422,7 +8422,7 @@
       <w:pPr>
         <w:pStyle w:val="marker"/>
         <w:ind w:left="800" w:right="800"/>
-        <w:divId w:val="2128574091"/>
+        <w:divId w:val="1460223590"/>
         <w:rPr>
           <w:lang w:val="nl-NL"/>
         </w:rPr>
@@ -8434,13 +8434,13 @@
     <w:p>
       <w:pPr>
         <w:pStyle w:val="Kop3"/>
-        <w:divId w:val="2128574091"/>
-        <w:rPr>
-          <w:rFonts w:eastAsia="Times New Roman"/>
-          <w:lang w:val="nl-NL"/>
-        </w:rPr>
-      </w:pPr>
-      <w:bookmarkStart w:id="25" w:name="_Toc242814889"/>
+        <w:divId w:val="1460223590"/>
+        <w:rPr>
+          <w:rFonts w:eastAsia="Times New Roman"/>
+          <w:lang w:val="nl-NL"/>
+        </w:rPr>
+      </w:pPr>
+      <w:bookmarkStart w:id="25" w:name="_Toc242815419"/>
       <w:r>
         <w:rPr>
           <w:rFonts w:eastAsia="Times New Roman"/>
@@ -8453,7 +8453,7 @@
     <w:p>
       <w:pPr>
         <w:pStyle w:val="subtitel"/>
-        <w:divId w:val="2128574091"/>
+        <w:divId w:val="1460223590"/>
         <w:rPr>
           <w:lang w:val="nl-NL"/>
         </w:rPr>
@@ -8468,7 +8468,7 @@
     <w:p>
       <w:pPr>
         <w:pStyle w:val="Normaalweb"/>
-        <w:divId w:val="2128574091"/>
+        <w:divId w:val="1460223590"/>
         <w:rPr>
           <w:lang w:val="nl-NL"/>
         </w:rPr>
@@ -8483,7 +8483,7 @@
     <w:p>
       <w:pPr>
         <w:pStyle w:val="Normaalweb"/>
-        <w:divId w:val="2128574091"/>
+        <w:divId w:val="1460223590"/>
         <w:rPr>
           <w:lang w:val="nl-NL"/>
         </w:rPr>
@@ -8498,7 +8498,7 @@
     <w:p>
       <w:pPr>
         <w:pStyle w:val="Normaalweb"/>
-        <w:divId w:val="2128574091"/>
+        <w:divId w:val="1460223590"/>
         <w:rPr>
           <w:lang w:val="nl-NL"/>
         </w:rPr>
@@ -8518,7 +8518,7 @@
     </w:p>
     <w:p>
       <w:pPr>
-        <w:divId w:val="1080299129"/>
+        <w:divId w:val="1902598450"/>
         <w:rPr>
           <w:color w:val="555555"/>
           <w:sz w:val="20"/>
@@ -8540,7 +8540,7 @@
       <w:pPr>
         <w:pStyle w:val="marker"/>
         <w:ind w:left="800" w:right="800"/>
-        <w:divId w:val="2128574091"/>
+        <w:divId w:val="1460223590"/>
         <w:rPr>
           <w:lang w:val="nl-NL"/>
         </w:rPr>
@@ -8552,13 +8552,13 @@
     <w:p>
       <w:pPr>
         <w:pStyle w:val="Kop3"/>
-        <w:divId w:val="2128574091"/>
-        <w:rPr>
-          <w:rFonts w:eastAsia="Times New Roman"/>
-          <w:lang w:val="nl-NL"/>
-        </w:rPr>
-      </w:pPr>
-      <w:bookmarkStart w:id="26" w:name="_Toc242814890"/>
+        <w:divId w:val="1460223590"/>
+        <w:rPr>
+          <w:rFonts w:eastAsia="Times New Roman"/>
+          <w:lang w:val="nl-NL"/>
+        </w:rPr>
+      </w:pPr>
+      <w:bookmarkStart w:id="26" w:name="_Toc242815420"/>
       <w:r>
         <w:rPr>
           <w:rFonts w:eastAsia="Times New Roman"/>
@@ -8571,7 +8571,7 @@
     <w:p>
       <w:pPr>
         <w:pStyle w:val="subtitel"/>
-        <w:divId w:val="2128574091"/>
+        <w:divId w:val="1460223590"/>
         <w:rPr>
           <w:lang w:val="nl-NL"/>
         </w:rPr>
@@ -8586,7 +8586,7 @@
     <w:p>
       <w:pPr>
         <w:pStyle w:val="Normaalweb"/>
-        <w:divId w:val="2128574091"/>
+        <w:divId w:val="1460223590"/>
         <w:rPr>
           <w:lang w:val="nl-NL"/>
         </w:rPr>
@@ -8607,7 +8607,7 @@
     <w:p>
       <w:pPr>
         <w:pStyle w:val="Normaalweb"/>
-        <w:divId w:val="2128574091"/>
+        <w:divId w:val="1460223590"/>
         <w:rPr>
           <w:lang w:val="nl-NL"/>
         </w:rPr>
@@ -8622,7 +8622,7 @@
     <w:p>
       <w:pPr>
         <w:pStyle w:val="Normaalweb"/>
-        <w:divId w:val="2128574091"/>
+        <w:divId w:val="1460223590"/>
         <w:rPr>
           <w:lang w:val="nl-NL"/>
         </w:rPr>
@@ -8643,7 +8643,7 @@
     <w:p>
       <w:pPr>
         <w:pStyle w:val="Normaalweb"/>
-        <w:divId w:val="2128574091"/>
+        <w:divId w:val="1460223590"/>
         <w:rPr>
           <w:lang w:val="nl-NL"/>
         </w:rPr>
@@ -8657,7 +8657,7 @@
     </w:p>
     <w:p>
       <w:pPr>
-        <w:divId w:val="1146627029"/>
+        <w:divId w:val="2076272466"/>
         <w:rPr>
           <w:color w:val="555555"/>
           <w:sz w:val="20"/>
@@ -8679,7 +8679,7 @@
       <w:pPr>
         <w:pStyle w:val="marker"/>
         <w:ind w:left="800" w:right="800"/>
-        <w:divId w:val="2128574091"/>
+        <w:divId w:val="1460223590"/>
         <w:rPr>
           <w:lang w:val="nl-NL"/>
         </w:rPr>
@@ -8691,13 +8691,13 @@
     <w:p>
       <w:pPr>
         <w:pStyle w:val="Kop3"/>
-        <w:divId w:val="2128574091"/>
-        <w:rPr>
-          <w:rFonts w:eastAsia="Times New Roman"/>
-          <w:lang w:val="nl-NL"/>
-        </w:rPr>
-      </w:pPr>
-      <w:bookmarkStart w:id="27" w:name="_Toc242814891"/>
+        <w:divId w:val="1460223590"/>
+        <w:rPr>
+          <w:rFonts w:eastAsia="Times New Roman"/>
+          <w:lang w:val="nl-NL"/>
+        </w:rPr>
+      </w:pPr>
+      <w:bookmarkStart w:id="27" w:name="_Toc242815421"/>
       <w:r>
         <w:rPr>
           <w:rFonts w:eastAsia="Times New Roman"/>
@@ -8710,7 +8710,7 @@
     <w:p>
       <w:pPr>
         <w:pStyle w:val="subtitel"/>
-        <w:divId w:val="2128574091"/>
+        <w:divId w:val="1460223590"/>
         <w:rPr>
           <w:lang w:val="nl-NL"/>
         </w:rPr>
@@ -8725,7 +8725,7 @@
     <w:p>
       <w:pPr>
         <w:pStyle w:val="Normaalweb"/>
-        <w:divId w:val="2128574091"/>
+        <w:divId w:val="1460223590"/>
         <w:rPr>
           <w:lang w:val="nl-NL"/>
         </w:rPr>
@@ -8746,7 +8746,7 @@
     <w:p>
       <w:pPr>
         <w:pStyle w:val="Normaalweb"/>
-        <w:divId w:val="2128574091"/>
+        <w:divId w:val="1460223590"/>
         <w:rPr>
           <w:lang w:val="nl-NL"/>
         </w:rPr>
@@ -8761,7 +8761,7 @@
     <w:p>
       <w:pPr>
         <w:pStyle w:val="Normaalweb"/>
-        <w:divId w:val="2128574091"/>
+        <w:divId w:val="1460223590"/>
         <w:rPr>
           <w:lang w:val="nl-NL"/>
         </w:rPr>
@@ -8777,7 +8777,7 @@
       <w:pPr>
         <w:pStyle w:val="marker"/>
         <w:ind w:left="800" w:right="800"/>
-        <w:divId w:val="2128574091"/>
+        <w:divId w:val="1460223590"/>
         <w:rPr>
           <w:lang w:val="nl-NL"/>
         </w:rPr>
@@ -8789,13 +8789,13 @@
     <w:p>
       <w:pPr>
         <w:pStyle w:val="Kop3"/>
-        <w:divId w:val="2128574091"/>
-        <w:rPr>
-          <w:rFonts w:eastAsia="Times New Roman"/>
-          <w:lang w:val="nl-NL"/>
-        </w:rPr>
-      </w:pPr>
-      <w:bookmarkStart w:id="28" w:name="_Toc242814892"/>
+        <w:divId w:val="1460223590"/>
+        <w:rPr>
+          <w:rFonts w:eastAsia="Times New Roman"/>
+          <w:lang w:val="nl-NL"/>
+        </w:rPr>
+      </w:pPr>
+      <w:bookmarkStart w:id="28" w:name="_Toc242815422"/>
       <w:r>
         <w:rPr>
           <w:rFonts w:eastAsia="Times New Roman"/>
@@ -8808,7 +8808,7 @@
     <w:p>
       <w:pPr>
         <w:pStyle w:val="subtitel"/>
-        <w:divId w:val="2128574091"/>
+        <w:divId w:val="1460223590"/>
         <w:rPr>
           <w:lang w:val="nl-NL"/>
         </w:rPr>
@@ -8823,7 +8823,7 @@
     <w:p>
       <w:pPr>
         <w:pStyle w:val="Normaalweb"/>
-        <w:divId w:val="2128574091"/>
+        <w:divId w:val="1460223590"/>
         <w:rPr>
           <w:lang w:val="nl-NL"/>
         </w:rPr>
@@ -8844,7 +8844,7 @@
     <w:p>
       <w:pPr>
         <w:pStyle w:val="Normaalweb"/>
-        <w:divId w:val="2128574091"/>
+        <w:divId w:val="1460223590"/>
         <w:rPr>
           <w:lang w:val="nl-NL"/>
         </w:rPr>
@@ -8865,7 +8865,7 @@
     <w:p>
       <w:pPr>
         <w:pStyle w:val="Normaalweb"/>
-        <w:divId w:val="2128574091"/>
+        <w:divId w:val="1460223590"/>
         <w:rPr>
           <w:lang w:val="nl-NL"/>
         </w:rPr>
@@ -8886,7 +8886,7 @@
     <w:p>
       <w:pPr>
         <w:pStyle w:val="Normaalweb"/>
-        <w:divId w:val="2128574091"/>
+        <w:divId w:val="1460223590"/>
         <w:rPr>
           <w:lang w:val="nl-NL"/>
         </w:rPr>
@@ -8908,7 +8908,7 @@
       <w:pPr>
         <w:pStyle w:val="marker"/>
         <w:ind w:left="800" w:right="800"/>
-        <w:divId w:val="2128574091"/>
+        <w:divId w:val="1460223590"/>
         <w:rPr>
           <w:lang w:val="nl-NL"/>
         </w:rPr>
@@ -8920,13 +8920,13 @@
     <w:p>
       <w:pPr>
         <w:pStyle w:val="Kop3"/>
-        <w:divId w:val="2128574091"/>
-        <w:rPr>
-          <w:rFonts w:eastAsia="Times New Roman"/>
-          <w:lang w:val="nl-NL"/>
-        </w:rPr>
-      </w:pPr>
-      <w:bookmarkStart w:id="29" w:name="_Toc242814893"/>
+        <w:divId w:val="1460223590"/>
+        <w:rPr>
+          <w:rFonts w:eastAsia="Times New Roman"/>
+          <w:lang w:val="nl-NL"/>
+        </w:rPr>
+      </w:pPr>
+      <w:bookmarkStart w:id="29" w:name="_Toc242815423"/>
       <w:r>
         <w:rPr>
           <w:rFonts w:eastAsia="Times New Roman"/>
@@ -8939,7 +8939,7 @@
     <w:p>
       <w:pPr>
         <w:pStyle w:val="subtitel"/>
-        <w:divId w:val="2128574091"/>
+        <w:divId w:val="1460223590"/>
         <w:rPr>
           <w:lang w:val="nl-NL"/>
         </w:rPr>
@@ -8954,7 +8954,7 @@
     <w:p>
       <w:pPr>
         <w:pStyle w:val="Normaalweb"/>
-        <w:divId w:val="2128574091"/>
+        <w:divId w:val="1460223590"/>
         <w:rPr>
           <w:lang w:val="nl-NL"/>
         </w:rPr>
@@ -8975,7 +8975,7 @@
     <w:p>
       <w:pPr>
         <w:pStyle w:val="Normaalweb"/>
-        <w:divId w:val="2128574091"/>
+        <w:divId w:val="1460223590"/>
         <w:rPr>
           <w:lang w:val="nl-NL"/>
         </w:rPr>
@@ -8996,7 +8996,7 @@
     <w:p>
       <w:pPr>
         <w:pStyle w:val="Normaalweb"/>
-        <w:divId w:val="2128574091"/>
+        <w:divId w:val="1460223590"/>
         <w:rPr>
           <w:lang w:val="nl-NL"/>
         </w:rPr>
@@ -9018,7 +9018,7 @@
       <w:pPr>
         <w:pStyle w:val="marker"/>
         <w:ind w:left="800" w:right="800"/>
-        <w:divId w:val="2128574091"/>
+        <w:divId w:val="1460223590"/>
         <w:rPr>
           <w:lang w:val="nl-NL"/>
         </w:rPr>
@@ -9030,13 +9030,13 @@
     <w:p>
       <w:pPr>
         <w:pStyle w:val="Kop3"/>
-        <w:divId w:val="2128574091"/>
-        <w:rPr>
-          <w:rFonts w:eastAsia="Times New Roman"/>
-          <w:lang w:val="nl-NL"/>
-        </w:rPr>
-      </w:pPr>
-      <w:bookmarkStart w:id="30" w:name="_Toc242814894"/>
+        <w:divId w:val="1460223590"/>
+        <w:rPr>
+          <w:rFonts w:eastAsia="Times New Roman"/>
+          <w:lang w:val="nl-NL"/>
+        </w:rPr>
+      </w:pPr>
+      <w:bookmarkStart w:id="30" w:name="_Toc242815424"/>
       <w:r>
         <w:rPr>
           <w:rFonts w:eastAsia="Times New Roman"/>
@@ -9049,7 +9049,7 @@
     <w:p>
       <w:pPr>
         <w:pStyle w:val="subtitel"/>
-        <w:divId w:val="2128574091"/>
+        <w:divId w:val="1460223590"/>
         <w:rPr>
           <w:lang w:val="nl-NL"/>
         </w:rPr>
@@ -9064,7 +9064,7 @@
     <w:p>
       <w:pPr>
         <w:pStyle w:val="Normaalweb"/>
-        <w:divId w:val="2128574091"/>
+        <w:divId w:val="1460223590"/>
         <w:rPr>
           <w:lang w:val="nl-NL"/>
         </w:rPr>
@@ -9085,7 +9085,7 @@
     <w:p>
       <w:pPr>
         <w:pStyle w:val="Normaalweb"/>
-        <w:divId w:val="2128574091"/>
+        <w:divId w:val="1460223590"/>
         <w:rPr>
           <w:lang w:val="nl-NL"/>
         </w:rPr>
@@ -9100,7 +9100,7 @@
     <w:p>
       <w:pPr>
         <w:pStyle w:val="Normaalweb"/>
-        <w:divId w:val="2128574091"/>
+        <w:divId w:val="1460223590"/>
         <w:rPr>
           <w:lang w:val="nl-NL"/>
         </w:rPr>
@@ -9121,7 +9121,7 @@
     <w:p>
       <w:pPr>
         <w:pStyle w:val="Normaalweb"/>
-        <w:divId w:val="2128574091"/>
+        <w:divId w:val="1460223590"/>
         <w:rPr>
           <w:lang w:val="nl-NL"/>
         </w:rPr>
@@ -9147,7 +9147,7 @@
     </w:p>
     <w:p>
       <w:pPr>
-        <w:divId w:val="768769044"/>
+        <w:divId w:val="1404793766"/>
         <w:rPr>
           <w:color w:val="555555"/>
           <w:sz w:val="20"/>
@@ -9167,7 +9167,7 @@
     </w:p>
     <w:p>
       <w:pPr>
-        <w:divId w:val="768769044"/>
+        <w:divId w:val="1404793766"/>
         <w:rPr>
           <w:color w:val="555555"/>
           <w:sz w:val="20"/>
@@ -9187,7 +9187,7 @@
     </w:p>
     <w:p>
       <w:pPr>
-        <w:divId w:val="768769044"/>
+        <w:divId w:val="1404793766"/>
         <w:rPr>
           <w:color w:val="555555"/>
           <w:sz w:val="20"/>
@@ -9209,7 +9209,7 @@
       <w:pPr>
         <w:pStyle w:val="marker"/>
         <w:ind w:left="800" w:right="800"/>
-        <w:divId w:val="2128574091"/>
+        <w:divId w:val="1460223590"/>
         <w:rPr>
           <w:lang w:val="nl-NL"/>
         </w:rPr>
@@ -9221,13 +9221,13 @@
     <w:p>
       <w:pPr>
         <w:pStyle w:val="Kop3"/>
-        <w:divId w:val="2128574091"/>
-        <w:rPr>
-          <w:rFonts w:eastAsia="Times New Roman"/>
-          <w:lang w:val="nl-NL"/>
-        </w:rPr>
-      </w:pPr>
-      <w:bookmarkStart w:id="31" w:name="_Toc242814895"/>
+        <w:divId w:val="1460223590"/>
+        <w:rPr>
+          <w:rFonts w:eastAsia="Times New Roman"/>
+          <w:lang w:val="nl-NL"/>
+        </w:rPr>
+      </w:pPr>
+      <w:bookmarkStart w:id="31" w:name="_Toc242815425"/>
       <w:r>
         <w:rPr>
           <w:rFonts w:eastAsia="Times New Roman"/>
@@ -9240,7 +9240,7 @@
     <w:p>
       <w:pPr>
         <w:pStyle w:val="subtitel"/>
-        <w:divId w:val="2128574091"/>
+        <w:divId w:val="1460223590"/>
         <w:rPr>
           <w:lang w:val="nl-NL"/>
         </w:rPr>
@@ -9255,7 +9255,7 @@
     <w:p>
       <w:pPr>
         <w:pStyle w:val="Normaalweb"/>
-        <w:divId w:val="2128574091"/>
+        <w:divId w:val="1460223590"/>
         <w:rPr>
           <w:lang w:val="nl-NL"/>
         </w:rPr>
@@ -9270,7 +9270,7 @@
     <w:p>
       <w:pPr>
         <w:pStyle w:val="Normaalweb"/>
-        <w:divId w:val="2128574091"/>
+        <w:divId w:val="1460223590"/>
         <w:rPr>
           <w:lang w:val="nl-NL"/>
         </w:rPr>
@@ -9285,7 +9285,7 @@
     <w:p>
       <w:pPr>
         <w:pStyle w:val="Normaalweb"/>
-        <w:divId w:val="2128574091"/>
+        <w:divId w:val="1460223590"/>
         <w:rPr>
           <w:lang w:val="nl-NL"/>
         </w:rPr>
@@ -9307,7 +9307,7 @@
       <w:pPr>
         <w:pStyle w:val="marker"/>
         <w:ind w:left="800" w:right="800"/>
-        <w:divId w:val="2128574091"/>
+        <w:divId w:val="1460223590"/>
         <w:rPr>
           <w:lang w:val="nl-NL"/>
         </w:rPr>
@@ -9319,13 +9319,13 @@
     <w:p>
       <w:pPr>
         <w:pStyle w:val="Kop1"/>
-        <w:divId w:val="2128574091"/>
-        <w:rPr>
-          <w:rFonts w:eastAsia="Times New Roman"/>
-          <w:lang w:val="nl-NL"/>
-        </w:rPr>
-      </w:pPr>
-      <w:bookmarkStart w:id="32" w:name="_Toc242814896"/>
+        <w:divId w:val="1460223590"/>
+        <w:rPr>
+          <w:rFonts w:eastAsia="Times New Roman"/>
+          <w:lang w:val="nl-NL"/>
+        </w:rPr>
+      </w:pPr>
+      <w:bookmarkStart w:id="32" w:name="_Toc242815426"/>
       <w:r>
         <w:rPr>
           <w:rFonts w:eastAsia="Times New Roman"/>
@@ -9338,13 +9338,13 @@
     <w:p>
       <w:pPr>
         <w:pStyle w:val="Kop2"/>
-        <w:divId w:val="2128574091"/>
-        <w:rPr>
-          <w:rFonts w:eastAsia="Times New Roman"/>
-          <w:lang w:val="nl-NL"/>
-        </w:rPr>
-      </w:pPr>
-      <w:bookmarkStart w:id="33" w:name="_Toc242814897"/>
+        <w:divId w:val="1460223590"/>
+        <w:rPr>
+          <w:rFonts w:eastAsia="Times New Roman"/>
+          <w:lang w:val="nl-NL"/>
+        </w:rPr>
+      </w:pPr>
+      <w:bookmarkStart w:id="33" w:name="_Toc242815427"/>
       <w:r>
         <w:rPr>
           <w:rFonts w:eastAsia="Times New Roman"/>
@@ -9357,13 +9357,13 @@
     <w:p>
       <w:pPr>
         <w:pStyle w:val="Kop3"/>
-        <w:divId w:val="2128574091"/>
-        <w:rPr>
-          <w:rFonts w:eastAsia="Times New Roman"/>
-          <w:lang w:val="nl-NL"/>
-        </w:rPr>
-      </w:pPr>
-      <w:bookmarkStart w:id="34" w:name="_Toc242814898"/>
+        <w:divId w:val="1460223590"/>
+        <w:rPr>
+          <w:rFonts w:eastAsia="Times New Roman"/>
+          <w:lang w:val="nl-NL"/>
+        </w:rPr>
+      </w:pPr>
+      <w:bookmarkStart w:id="34" w:name="_Toc242815428"/>
       <w:r>
         <w:rPr>
           <w:rFonts w:eastAsia="Times New Roman"/>
@@ -9376,7 +9376,7 @@
     <w:p>
       <w:pPr>
         <w:pStyle w:val="subtitel"/>
-        <w:divId w:val="2128574091"/>
+        <w:divId w:val="1460223590"/>
         <w:rPr>
           <w:lang w:val="nl-NL"/>
         </w:rPr>
@@ -9391,7 +9391,7 @@
     <w:p>
       <w:pPr>
         <w:pStyle w:val="Normaalweb"/>
-        <w:divId w:val="2128574091"/>
+        <w:divId w:val="1460223590"/>
         <w:rPr>
           <w:lang w:val="nl-NL"/>
         </w:rPr>
@@ -9412,7 +9412,7 @@
     <w:p>
       <w:pPr>
         <w:pStyle w:val="Normaalweb"/>
-        <w:divId w:val="2128574091"/>
+        <w:divId w:val="1460223590"/>
         <w:rPr>
           <w:lang w:val="nl-NL"/>
         </w:rPr>
@@ -9427,7 +9427,7 @@
     <w:p>
       <w:pPr>
         <w:pStyle w:val="Normaalweb"/>
-        <w:divId w:val="2128574091"/>
+        <w:divId w:val="1460223590"/>
         <w:rPr>
           <w:lang w:val="nl-NL"/>
         </w:rPr>
@@ -9443,7 +9443,7 @@
       <w:pPr>
         <w:pStyle w:val="marker"/>
         <w:ind w:left="800" w:right="800"/>
-        <w:divId w:val="2128574091"/>
+        <w:divId w:val="1460223590"/>
         <w:rPr>
           <w:lang w:val="nl-NL"/>
         </w:rPr>
@@ -9455,13 +9455,13 @@
     <w:p>
       <w:pPr>
         <w:pStyle w:val="Kop3"/>
-        <w:divId w:val="2128574091"/>
-        <w:rPr>
-          <w:rFonts w:eastAsia="Times New Roman"/>
-          <w:lang w:val="nl-NL"/>
-        </w:rPr>
-      </w:pPr>
-      <w:bookmarkStart w:id="35" w:name="_Toc242814899"/>
+        <w:divId w:val="1460223590"/>
+        <w:rPr>
+          <w:rFonts w:eastAsia="Times New Roman"/>
+          <w:lang w:val="nl-NL"/>
+        </w:rPr>
+      </w:pPr>
+      <w:bookmarkStart w:id="35" w:name="_Toc242815429"/>
       <w:r>
         <w:rPr>
           <w:rFonts w:eastAsia="Times New Roman"/>
@@ -9474,7 +9474,7 @@
     <w:p>
       <w:pPr>
         <w:pStyle w:val="subtitel"/>
-        <w:divId w:val="2128574091"/>
+        <w:divId w:val="1460223590"/>
         <w:rPr>
           <w:lang w:val="nl-NL"/>
         </w:rPr>
@@ -9489,7 +9489,7 @@
     <w:p>
       <w:pPr>
         <w:pStyle w:val="Normaalweb"/>
-        <w:divId w:val="2128574091"/>
+        <w:divId w:val="1460223590"/>
         <w:rPr>
           <w:lang w:val="nl-NL"/>
         </w:rPr>
@@ -9510,7 +9510,7 @@
     <w:p>
       <w:pPr>
         <w:pStyle w:val="Normaalweb"/>
-        <w:divId w:val="2128574091"/>
+        <w:divId w:val="1460223590"/>
         <w:rPr>
           <w:lang w:val="nl-NL"/>
         </w:rPr>
@@ -9531,7 +9531,7 @@
     <w:p>
       <w:pPr>
         <w:pStyle w:val="Normaalweb"/>
-        <w:divId w:val="2128574091"/>
+        <w:divId w:val="1460223590"/>
         <w:rPr>
           <w:lang w:val="nl-NL"/>
         </w:rPr>
@@ -9552,7 +9552,7 @@
     <w:p>
       <w:pPr>
         <w:pStyle w:val="Normaalweb"/>
-        <w:divId w:val="2128574091"/>
+        <w:divId w:val="1460223590"/>
         <w:rPr>
           <w:lang w:val="nl-NL"/>
         </w:rPr>
@@ -9566,7 +9566,7 @@
     </w:p>
     <w:p>
       <w:pPr>
-        <w:divId w:val="631256449"/>
+        <w:divId w:val="1149908311"/>
         <w:rPr>
           <w:color w:val="555555"/>
           <w:sz w:val="20"/>
@@ -9586,7 +9586,7 @@
     </w:p>
     <w:p>
       <w:pPr>
-        <w:divId w:val="631256449"/>
+        <w:divId w:val="1149908311"/>
         <w:rPr>
           <w:color w:val="555555"/>
           <w:sz w:val="20"/>
@@ -9608,7 +9608,7 @@
       <w:pPr>
         <w:pStyle w:val="marker"/>
         <w:ind w:left="800" w:right="800"/>
-        <w:divId w:val="2128574091"/>
+        <w:divId w:val="1460223590"/>
         <w:rPr>
           <w:lang w:val="nl-NL"/>
         </w:rPr>
@@ -9620,13 +9620,13 @@
     <w:p>
       <w:pPr>
         <w:pStyle w:val="Kop3"/>
-        <w:divId w:val="2128574091"/>
-        <w:rPr>
-          <w:rFonts w:eastAsia="Times New Roman"/>
-          <w:lang w:val="nl-NL"/>
-        </w:rPr>
-      </w:pPr>
-      <w:bookmarkStart w:id="36" w:name="_Toc242814900"/>
+        <w:divId w:val="1460223590"/>
+        <w:rPr>
+          <w:rFonts w:eastAsia="Times New Roman"/>
+          <w:lang w:val="nl-NL"/>
+        </w:rPr>
+      </w:pPr>
+      <w:bookmarkStart w:id="36" w:name="_Toc242815430"/>
       <w:r>
         <w:rPr>
           <w:rFonts w:eastAsia="Times New Roman"/>
@@ -9639,7 +9639,7 @@
     <w:p>
       <w:pPr>
         <w:pStyle w:val="subtitel"/>
-        <w:divId w:val="2128574091"/>
+        <w:divId w:val="1460223590"/>
         <w:rPr>
           <w:lang w:val="nl-NL"/>
         </w:rPr>
@@ -9654,7 +9654,7 @@
     <w:p>
       <w:pPr>
         <w:pStyle w:val="Normaalweb"/>
-        <w:divId w:val="2128574091"/>
+        <w:divId w:val="1460223590"/>
         <w:rPr>
           <w:lang w:val="nl-NL"/>
         </w:rPr>
@@ -9675,7 +9675,7 @@
     <w:p>
       <w:pPr>
         <w:pStyle w:val="Normaalweb"/>
-        <w:divId w:val="2128574091"/>
+        <w:divId w:val="1460223590"/>
         <w:rPr>
           <w:lang w:val="nl-NL"/>
         </w:rPr>
@@ -9690,7 +9690,7 @@
     <w:p>
       <w:pPr>
         <w:pStyle w:val="Normaalweb"/>
-        <w:divId w:val="2128574091"/>
+        <w:divId w:val="1460223590"/>
         <w:rPr>
           <w:lang w:val="nl-NL"/>
         </w:rPr>
@@ -9712,7 +9712,7 @@
       <w:pPr>
         <w:pStyle w:val="marker"/>
         <w:ind w:left="800" w:right="800"/>
-        <w:divId w:val="2128574091"/>
+        <w:divId w:val="1460223590"/>
         <w:rPr>
           <w:lang w:val="nl-NL"/>
         </w:rPr>
@@ -9724,13 +9724,13 @@
     <w:p>
       <w:pPr>
         <w:pStyle w:val="Kop3"/>
-        <w:divId w:val="2128574091"/>
-        <w:rPr>
-          <w:rFonts w:eastAsia="Times New Roman"/>
-          <w:lang w:val="nl-NL"/>
-        </w:rPr>
-      </w:pPr>
-      <w:bookmarkStart w:id="37" w:name="_Toc242814901"/>
+        <w:divId w:val="1460223590"/>
+        <w:rPr>
+          <w:rFonts w:eastAsia="Times New Roman"/>
+          <w:lang w:val="nl-NL"/>
+        </w:rPr>
+      </w:pPr>
+      <w:bookmarkStart w:id="37" w:name="_Toc242815431"/>
       <w:r>
         <w:rPr>
           <w:rFonts w:eastAsia="Times New Roman"/>
@@ -9743,7 +9743,7 @@
     <w:p>
       <w:pPr>
         <w:pStyle w:val="subtitel"/>
-        <w:divId w:val="2128574091"/>
+        <w:divId w:val="1460223590"/>
         <w:rPr>
           <w:lang w:val="nl-NL"/>
         </w:rPr>
@@ -9758,7 +9758,7 @@
     <w:p>
       <w:pPr>
         <w:pStyle w:val="Normaalweb"/>
-        <w:divId w:val="2128574091"/>
+        <w:divId w:val="1460223590"/>
         <w:rPr>
           <w:lang w:val="nl-NL"/>
         </w:rPr>
@@ -9779,7 +9779,7 @@
     <w:p>
       <w:pPr>
         <w:pStyle w:val="Normaalweb"/>
-        <w:divId w:val="2128574091"/>
+        <w:divId w:val="1460223590"/>
         <w:rPr>
           <w:lang w:val="nl-NL"/>
         </w:rPr>
@@ -9794,7 +9794,7 @@
     <w:p>
       <w:pPr>
         <w:pStyle w:val="Normaalweb"/>
-        <w:divId w:val="2128574091"/>
+        <w:divId w:val="1460223590"/>
         <w:rPr>
           <w:lang w:val="nl-NL"/>
         </w:rPr>
@@ -9816,7 +9816,7 @@
       <w:pPr>
         <w:pStyle w:val="marker"/>
         <w:ind w:left="800" w:right="800"/>
-        <w:divId w:val="2128574091"/>
+        <w:divId w:val="1460223590"/>
         <w:rPr>
           <w:lang w:val="nl-NL"/>
         </w:rPr>
@@ -9828,13 +9828,13 @@
     <w:p>
       <w:pPr>
         <w:pStyle w:val="Kop3"/>
-        <w:divId w:val="2128574091"/>
-        <w:rPr>
-          <w:rFonts w:eastAsia="Times New Roman"/>
-          <w:lang w:val="nl-NL"/>
-        </w:rPr>
-      </w:pPr>
-      <w:bookmarkStart w:id="38" w:name="_Toc242814902"/>
+        <w:divId w:val="1460223590"/>
+        <w:rPr>
+          <w:rFonts w:eastAsia="Times New Roman"/>
+          <w:lang w:val="nl-NL"/>
+        </w:rPr>
+      </w:pPr>
+      <w:bookmarkStart w:id="38" w:name="_Toc242815432"/>
       <w:r>
         <w:rPr>
           <w:rFonts w:eastAsia="Times New Roman"/>
@@ -9847,7 +9847,7 @@
     <w:p>
       <w:pPr>
         <w:pStyle w:val="subtitel"/>
-        <w:divId w:val="2128574091"/>
+        <w:divId w:val="1460223590"/>
         <w:rPr>
           <w:lang w:val="nl-NL"/>
         </w:rPr>
@@ -9862,7 +9862,7 @@
     <w:p>
       <w:pPr>
         <w:pStyle w:val="Normaalweb"/>
-        <w:divId w:val="2128574091"/>
+        <w:divId w:val="1460223590"/>
         <w:rPr>
           <w:lang w:val="nl-NL"/>
         </w:rPr>
@@ -9877,7 +9877,7 @@
     <w:p>
       <w:pPr>
         <w:pStyle w:val="Normaalweb"/>
-        <w:divId w:val="2128574091"/>
+        <w:divId w:val="1460223590"/>
         <w:rPr>
           <w:lang w:val="nl-NL"/>
         </w:rPr>
@@ -9892,7 +9892,7 @@
     <w:p>
       <w:pPr>
         <w:pStyle w:val="Normaalweb"/>
-        <w:divId w:val="2128574091"/>
+        <w:divId w:val="1460223590"/>
         <w:rPr>
           <w:lang w:val="nl-NL"/>
         </w:rPr>
@@ -9908,7 +9908,7 @@
       <w:pPr>
         <w:pStyle w:val="marker"/>
         <w:ind w:left="800" w:right="800"/>
-        <w:divId w:val="2128574091"/>
+        <w:divId w:val="1460223590"/>
         <w:rPr>
           <w:lang w:val="nl-NL"/>
         </w:rPr>
@@ -9920,13 +9920,13 @@
     <w:p>
       <w:pPr>
         <w:pStyle w:val="Kop3"/>
-        <w:divId w:val="2128574091"/>
-        <w:rPr>
-          <w:rFonts w:eastAsia="Times New Roman"/>
-          <w:lang w:val="nl-NL"/>
-        </w:rPr>
-      </w:pPr>
-      <w:bookmarkStart w:id="39" w:name="_Toc242814903"/>
+        <w:divId w:val="1460223590"/>
+        <w:rPr>
+          <w:rFonts w:eastAsia="Times New Roman"/>
+          <w:lang w:val="nl-NL"/>
+        </w:rPr>
+      </w:pPr>
+      <w:bookmarkStart w:id="39" w:name="_Toc242815433"/>
       <w:r>
         <w:rPr>
           <w:rFonts w:eastAsia="Times New Roman"/>
@@ -9939,7 +9939,7 @@
     <w:p>
       <w:pPr>
         <w:pStyle w:val="subtitel"/>
-        <w:divId w:val="2128574091"/>
+        <w:divId w:val="1460223590"/>
         <w:rPr>
           <w:lang w:val="nl-NL"/>
         </w:rPr>
@@ -9954,7 +9954,7 @@
     <w:p>
       <w:pPr>
         <w:pStyle w:val="Normaalweb"/>
-        <w:divId w:val="2128574091"/>
+        <w:divId w:val="1460223590"/>
         <w:rPr>
           <w:lang w:val="nl-NL"/>
         </w:rPr>
@@ -9975,7 +9975,7 @@
     <w:p>
       <w:pPr>
         <w:pStyle w:val="Normaalweb"/>
-        <w:divId w:val="2128574091"/>
+        <w:divId w:val="1460223590"/>
         <w:rPr>
           <w:lang w:val="nl-NL"/>
         </w:rPr>
@@ -9990,7 +9990,7 @@
     <w:p>
       <w:pPr>
         <w:pStyle w:val="Normaalweb"/>
-        <w:divId w:val="2128574091"/>
+        <w:divId w:val="1460223590"/>
         <w:rPr>
           <w:lang w:val="nl-NL"/>
         </w:rPr>
@@ -10012,7 +10012,7 @@
       <w:pPr>
         <w:pStyle w:val="marker"/>
         <w:ind w:left="800" w:right="800"/>
-        <w:divId w:val="2128574091"/>
+        <w:divId w:val="1460223590"/>
         <w:rPr>
           <w:lang w:val="nl-NL"/>
         </w:rPr>
@@ -10024,13 +10024,13 @@
     <w:p>
       <w:pPr>
         <w:pStyle w:val="Kop2"/>
-        <w:divId w:val="2128574091"/>
-        <w:rPr>
-          <w:rFonts w:eastAsia="Times New Roman"/>
-          <w:lang w:val="nl-NL"/>
-        </w:rPr>
-      </w:pPr>
-      <w:bookmarkStart w:id="40" w:name="_Toc242814904"/>
+        <w:divId w:val="1460223590"/>
+        <w:rPr>
+          <w:rFonts w:eastAsia="Times New Roman"/>
+          <w:lang w:val="nl-NL"/>
+        </w:rPr>
+      </w:pPr>
+      <w:bookmarkStart w:id="40" w:name="_Toc242815434"/>
       <w:r>
         <w:rPr>
           <w:rFonts w:eastAsia="Times New Roman"/>
@@ -10043,13 +10043,13 @@
     <w:p>
       <w:pPr>
         <w:pStyle w:val="Kop3"/>
-        <w:divId w:val="2128574091"/>
-        <w:rPr>
-          <w:rFonts w:eastAsia="Times New Roman"/>
-          <w:lang w:val="nl-NL"/>
-        </w:rPr>
-      </w:pPr>
-      <w:bookmarkStart w:id="41" w:name="_Toc242814905"/>
+        <w:divId w:val="1460223590"/>
+        <w:rPr>
+          <w:rFonts w:eastAsia="Times New Roman"/>
+          <w:lang w:val="nl-NL"/>
+        </w:rPr>
+      </w:pPr>
+      <w:bookmarkStart w:id="41" w:name="_Toc242815435"/>
       <w:r>
         <w:rPr>
           <w:rFonts w:eastAsia="Times New Roman"/>
@@ -10062,7 +10062,7 @@
     <w:p>
       <w:pPr>
         <w:pStyle w:val="subtitel"/>
-        <w:divId w:val="2128574091"/>
+        <w:divId w:val="1460223590"/>
         <w:rPr>
           <w:lang w:val="nl-NL"/>
         </w:rPr>
@@ -10077,7 +10077,7 @@
     <w:p>
       <w:pPr>
         <w:pStyle w:val="Normaalweb"/>
-        <w:divId w:val="2128574091"/>
+        <w:divId w:val="1460223590"/>
         <w:rPr>
           <w:lang w:val="nl-NL"/>
         </w:rPr>
@@ -10098,7 +10098,7 @@
     <w:p>
       <w:pPr>
         <w:pStyle w:val="Normaalweb"/>
-        <w:divId w:val="2128574091"/>
+        <w:divId w:val="1460223590"/>
         <w:rPr>
           <w:lang w:val="nl-NL"/>
         </w:rPr>
@@ -10125,7 +10125,7 @@
     <w:p>
       <w:pPr>
         <w:pStyle w:val="Normaalweb"/>
-        <w:divId w:val="2128574091"/>
+        <w:divId w:val="1460223590"/>
         <w:rPr>
           <w:lang w:val="nl-NL"/>
         </w:rPr>
@@ -10152,7 +10152,7 @@
     </w:p>
     <w:p>
       <w:pPr>
-        <w:divId w:val="650065145"/>
+        <w:divId w:val="1387070484"/>
         <w:rPr>
           <w:color w:val="555555"/>
           <w:sz w:val="20"/>
@@ -10174,7 +10174,7 @@
       <w:pPr>
         <w:pStyle w:val="marker"/>
         <w:ind w:left="800" w:right="800"/>
-        <w:divId w:val="2128574091"/>
+        <w:divId w:val="1460223590"/>
         <w:rPr>
           <w:lang w:val="nl-NL"/>
         </w:rPr>
@@ -10186,7 +10186,7 @@
     <w:p>
       <w:pPr>
         <w:pStyle w:val="Kop4"/>
-        <w:divId w:val="2128574091"/>
+        <w:divId w:val="1460223590"/>
         <w:rPr>
           <w:rFonts w:eastAsia="Times New Roman"/>
           <w:lang w:val="nl-NL"/>
@@ -10203,7 +10203,7 @@
     <w:p>
       <w:pPr>
         <w:pStyle w:val="subtitel"/>
-        <w:divId w:val="2128574091"/>
+        <w:divId w:val="1460223590"/>
         <w:rPr>
           <w:lang w:val="nl-NL"/>
         </w:rPr>
@@ -10218,7 +10218,7 @@
     <w:p>
       <w:pPr>
         <w:pStyle w:val="Normaalweb"/>
-        <w:divId w:val="2128574091"/>
+        <w:divId w:val="1460223590"/>
         <w:rPr>
           <w:lang w:val="nl-NL"/>
         </w:rPr>
@@ -10239,7 +10239,7 @@
     <w:p>
       <w:pPr>
         <w:pStyle w:val="Normaalweb"/>
-        <w:divId w:val="2128574091"/>
+        <w:divId w:val="1460223590"/>
         <w:rPr>
           <w:lang w:val="nl-NL"/>
         </w:rPr>
@@ -10260,7 +10260,7 @@
     <w:p>
       <w:pPr>
         <w:pStyle w:val="Normaalweb"/>
-        <w:divId w:val="2128574091"/>
+        <w:divId w:val="1460223590"/>
         <w:rPr>
           <w:lang w:val="nl-NL"/>
         </w:rPr>
@@ -10281,7 +10281,7 @@
     <w:p>
       <w:pPr>
         <w:pStyle w:val="Normaalweb"/>
-        <w:divId w:val="2128574091"/>
+        <w:divId w:val="1460223590"/>
         <w:rPr>
           <w:lang w:val="nl-NL"/>
         </w:rPr>
@@ -10302,7 +10302,7 @@
     <w:p>
       <w:pPr>
         <w:pStyle w:val="Normaalweb"/>
-        <w:divId w:val="2128574091"/>
+        <w:divId w:val="1460223590"/>
         <w:rPr>
           <w:lang w:val="nl-NL"/>
         </w:rPr>
@@ -10318,7 +10318,7 @@
       <w:pPr>
         <w:pStyle w:val="marker"/>
         <w:ind w:left="800" w:right="800"/>
-        <w:divId w:val="2128574091"/>
+        <w:divId w:val="1460223590"/>
         <w:rPr>
           <w:lang w:val="nl-NL"/>
         </w:rPr>
@@ -10330,13 +10330,13 @@
     <w:p>
       <w:pPr>
         <w:pStyle w:val="Kop3"/>
-        <w:divId w:val="2128574091"/>
-        <w:rPr>
-          <w:rFonts w:eastAsia="Times New Roman"/>
-          <w:lang w:val="nl-NL"/>
-        </w:rPr>
-      </w:pPr>
-      <w:bookmarkStart w:id="42" w:name="_Toc242814906"/>
+        <w:divId w:val="1460223590"/>
+        <w:rPr>
+          <w:rFonts w:eastAsia="Times New Roman"/>
+          <w:lang w:val="nl-NL"/>
+        </w:rPr>
+      </w:pPr>
+      <w:bookmarkStart w:id="42" w:name="_Toc242815436"/>
       <w:r>
         <w:rPr>
           <w:rFonts w:eastAsia="Times New Roman"/>
@@ -10349,7 +10349,7 @@
     <w:p>
       <w:pPr>
         <w:pStyle w:val="subtitel"/>
-        <w:divId w:val="2128574091"/>
+        <w:divId w:val="1460223590"/>
         <w:rPr>
           <w:lang w:val="nl-NL"/>
         </w:rPr>
@@ -10364,7 +10364,7 @@
     <w:p>
       <w:pPr>
         <w:pStyle w:val="Normaalweb"/>
-        <w:divId w:val="2128574091"/>
+        <w:divId w:val="1460223590"/>
         <w:rPr>
           <w:lang w:val="nl-NL"/>
         </w:rPr>
@@ -10391,7 +10391,7 @@
     <w:p>
       <w:pPr>
         <w:pStyle w:val="Normaalweb"/>
-        <w:divId w:val="2128574091"/>
+        <w:divId w:val="1460223590"/>
         <w:rPr>
           <w:lang w:val="nl-NL"/>
         </w:rPr>
@@ -10412,7 +10412,7 @@
     <w:p>
       <w:pPr>
         <w:pStyle w:val="Normaalweb"/>
-        <w:divId w:val="2128574091"/>
+        <w:divId w:val="1460223590"/>
         <w:rPr>
           <w:lang w:val="nl-NL"/>
         </w:rPr>
@@ -10433,7 +10433,7 @@
     <w:p>
       <w:pPr>
         <w:pStyle w:val="Normaalweb"/>
-        <w:divId w:val="2128574091"/>
+        <w:divId w:val="1460223590"/>
         <w:rPr>
           <w:lang w:val="nl-NL"/>
         </w:rPr>
@@ -10455,7 +10455,7 @@
       <w:pPr>
         <w:pStyle w:val="marker"/>
         <w:ind w:left="800" w:right="800"/>
-        <w:divId w:val="2128574091"/>
+        <w:divId w:val="1460223590"/>
         <w:rPr>
           <w:lang w:val="nl-NL"/>
         </w:rPr>
@@ -10467,13 +10467,13 @@
     <w:p>
       <w:pPr>
         <w:pStyle w:val="Kop3"/>
-        <w:divId w:val="2128574091"/>
-        <w:rPr>
-          <w:rFonts w:eastAsia="Times New Roman"/>
-          <w:lang w:val="nl-NL"/>
-        </w:rPr>
-      </w:pPr>
-      <w:bookmarkStart w:id="43" w:name="_Toc242814907"/>
+        <w:divId w:val="1460223590"/>
+        <w:rPr>
+          <w:rFonts w:eastAsia="Times New Roman"/>
+          <w:lang w:val="nl-NL"/>
+        </w:rPr>
+      </w:pPr>
+      <w:bookmarkStart w:id="43" w:name="_Toc242815437"/>
       <w:r>
         <w:rPr>
           <w:rFonts w:eastAsia="Times New Roman"/>
@@ -10486,7 +10486,7 @@
     <w:p>
       <w:pPr>
         <w:pStyle w:val="subtitel"/>
-        <w:divId w:val="2128574091"/>
+        <w:divId w:val="1460223590"/>
         <w:rPr>
           <w:lang w:val="nl-NL"/>
         </w:rPr>
@@ -10501,7 +10501,7 @@
     <w:p>
       <w:pPr>
         <w:pStyle w:val="Normaalweb"/>
-        <w:divId w:val="2128574091"/>
+        <w:divId w:val="1460223590"/>
         <w:rPr>
           <w:lang w:val="nl-NL"/>
         </w:rPr>
@@ -10522,7 +10522,7 @@
     <w:p>
       <w:pPr>
         <w:pStyle w:val="Normaalweb"/>
-        <w:divId w:val="2128574091"/>
+        <w:divId w:val="1460223590"/>
         <w:rPr>
           <w:lang w:val="nl-NL"/>
         </w:rPr>
@@ -10543,7 +10543,7 @@
     <w:p>
       <w:pPr>
         <w:pStyle w:val="Normaalweb"/>
-        <w:divId w:val="2128574091"/>
+        <w:divId w:val="1460223590"/>
         <w:rPr>
           <w:lang w:val="nl-NL"/>
         </w:rPr>
@@ -10565,7 +10565,7 @@
       <w:pPr>
         <w:pStyle w:val="marker"/>
         <w:ind w:left="800" w:right="800"/>
-        <w:divId w:val="2128574091"/>
+        <w:divId w:val="1460223590"/>
         <w:rPr>
           <w:lang w:val="nl-NL"/>
         </w:rPr>
@@ -10577,7 +10577,7 @@
     <w:p>
       <w:pPr>
         <w:pStyle w:val="Kop4"/>
-        <w:divId w:val="2128574091"/>
+        <w:divId w:val="1460223590"/>
         <w:rPr>
           <w:rFonts w:eastAsia="Times New Roman"/>
           <w:lang w:val="nl-NL"/>
@@ -10594,7 +10594,7 @@
     <w:p>
       <w:pPr>
         <w:pStyle w:val="subtitel"/>
-        <w:divId w:val="2128574091"/>
+        <w:divId w:val="1460223590"/>
         <w:rPr>
           <w:lang w:val="nl-NL"/>
         </w:rPr>
@@ -10609,7 +10609,7 @@
     <w:p>
       <w:pPr>
         <w:pStyle w:val="Normaalweb"/>
-        <w:divId w:val="2128574091"/>
+        <w:divId w:val="1460223590"/>
         <w:rPr>
           <w:lang w:val="nl-NL"/>
         </w:rPr>
@@ -10630,7 +10630,7 @@
     <w:p>
       <w:pPr>
         <w:pStyle w:val="Normaalweb"/>
-        <w:divId w:val="2128574091"/>
+        <w:divId w:val="1460223590"/>
         <w:rPr>
           <w:lang w:val="nl-NL"/>
         </w:rPr>
@@ -10651,7 +10651,7 @@
     <w:p>
       <w:pPr>
         <w:pStyle w:val="Normaalweb"/>
-        <w:divId w:val="2128574091"/>
+        <w:divId w:val="1460223590"/>
         <w:rPr>
           <w:lang w:val="nl-NL"/>
         </w:rPr>
@@ -10672,7 +10672,7 @@
     <w:p>
       <w:pPr>
         <w:pStyle w:val="Normaalweb"/>
-        <w:divId w:val="2128574091"/>
+        <w:divId w:val="1460223590"/>
         <w:rPr>
           <w:lang w:val="nl-NL"/>
         </w:rPr>
@@ -10693,7 +10693,7 @@
     <w:p>
       <w:pPr>
         <w:pStyle w:val="Normaalweb"/>
-        <w:divId w:val="2128574091"/>
+        <w:divId w:val="1460223590"/>
         <w:rPr>
           <w:lang w:val="nl-NL"/>
         </w:rPr>
@@ -10715,7 +10715,7 @@
       <w:pPr>
         <w:pStyle w:val="marker"/>
         <w:ind w:left="800" w:right="800"/>
-        <w:divId w:val="2128574091"/>
+        <w:divId w:val="1460223590"/>
         <w:rPr>
           <w:lang w:val="nl-NL"/>
         </w:rPr>
@@ -10727,13 +10727,13 @@
     <w:p>
       <w:pPr>
         <w:pStyle w:val="Kop3"/>
-        <w:divId w:val="2128574091"/>
-        <w:rPr>
-          <w:rFonts w:eastAsia="Times New Roman"/>
-          <w:lang w:val="nl-NL"/>
-        </w:rPr>
-      </w:pPr>
-      <w:bookmarkStart w:id="44" w:name="_Toc242814908"/>
+        <w:divId w:val="1460223590"/>
+        <w:rPr>
+          <w:rFonts w:eastAsia="Times New Roman"/>
+          <w:lang w:val="nl-NL"/>
+        </w:rPr>
+      </w:pPr>
+      <w:bookmarkStart w:id="44" w:name="_Toc242815438"/>
       <w:r>
         <w:rPr>
           <w:rFonts w:eastAsia="Times New Roman"/>
@@ -10746,7 +10746,7 @@
     <w:p>
       <w:pPr>
         <w:pStyle w:val="subtitel"/>
-        <w:divId w:val="2128574091"/>
+        <w:divId w:val="1460223590"/>
         <w:rPr>
           <w:lang w:val="nl-NL"/>
         </w:rPr>
@@ -10761,7 +10761,7 @@
     <w:p>
       <w:pPr>
         <w:pStyle w:val="Normaalweb"/>
-        <w:divId w:val="2128574091"/>
+        <w:divId w:val="1460223590"/>
         <w:rPr>
           <w:lang w:val="nl-NL"/>
         </w:rPr>
@@ -10782,7 +10782,7 @@
     <w:p>
       <w:pPr>
         <w:pStyle w:val="Normaalweb"/>
-        <w:divId w:val="2128574091"/>
+        <w:divId w:val="1460223590"/>
         <w:rPr>
           <w:lang w:val="nl-NL"/>
         </w:rPr>
@@ -10797,7 +10797,7 @@
     <w:p>
       <w:pPr>
         <w:pStyle w:val="Normaalweb"/>
-        <w:divId w:val="2128574091"/>
+        <w:divId w:val="1460223590"/>
         <w:rPr>
           <w:lang w:val="nl-NL"/>
         </w:rPr>
@@ -10819,7 +10819,7 @@
       <w:pPr>
         <w:pStyle w:val="marker"/>
         <w:ind w:left="800" w:right="800"/>
-        <w:divId w:val="2128574091"/>
+        <w:divId w:val="1460223590"/>
         <w:rPr>
           <w:lang w:val="nl-NL"/>
         </w:rPr>
@@ -10831,13 +10831,13 @@
     <w:p>
       <w:pPr>
         <w:pStyle w:val="Kop3"/>
-        <w:divId w:val="2128574091"/>
-        <w:rPr>
-          <w:rFonts w:eastAsia="Times New Roman"/>
-          <w:lang w:val="nl-NL"/>
-        </w:rPr>
-      </w:pPr>
-      <w:bookmarkStart w:id="45" w:name="_Toc242814909"/>
+        <w:divId w:val="1460223590"/>
+        <w:rPr>
+          <w:rFonts w:eastAsia="Times New Roman"/>
+          <w:lang w:val="nl-NL"/>
+        </w:rPr>
+      </w:pPr>
+      <w:bookmarkStart w:id="45" w:name="_Toc242815439"/>
       <w:r>
         <w:rPr>
           <w:rFonts w:eastAsia="Times New Roman"/>
@@ -10850,7 +10850,7 @@
     <w:p>
       <w:pPr>
         <w:pStyle w:val="subtitel"/>
-        <w:divId w:val="2128574091"/>
+        <w:divId w:val="1460223590"/>
         <w:rPr>
           <w:lang w:val="nl-NL"/>
         </w:rPr>
@@ -10865,7 +10865,7 @@
     <w:p>
       <w:pPr>
         <w:pStyle w:val="Normaalweb"/>
-        <w:divId w:val="2128574091"/>
+        <w:divId w:val="1460223590"/>
         <w:rPr>
           <w:lang w:val="nl-NL"/>
         </w:rPr>
@@ -10886,7 +10886,7 @@
     <w:p>
       <w:pPr>
         <w:pStyle w:val="Normaalweb"/>
-        <w:divId w:val="2128574091"/>
+        <w:divId w:val="1460223590"/>
         <w:rPr>
           <w:lang w:val="nl-NL"/>
         </w:rPr>
@@ -10907,7 +10907,7 @@
     <w:p>
       <w:pPr>
         <w:pStyle w:val="Normaalweb"/>
-        <w:divId w:val="2128574091"/>
+        <w:divId w:val="1460223590"/>
         <w:rPr>
           <w:lang w:val="nl-NL"/>
         </w:rPr>
@@ -10928,7 +10928,7 @@
     <w:p>
       <w:pPr>
         <w:pStyle w:val="Normaalweb"/>
-        <w:divId w:val="2128574091"/>
+        <w:divId w:val="1460223590"/>
         <w:rPr>
           <w:lang w:val="nl-NL"/>
         </w:rPr>
@@ -10948,7 +10948,7 @@
     </w:p>
     <w:p>
       <w:pPr>
-        <w:divId w:val="1494758223"/>
+        <w:divId w:val="1963876314"/>
         <w:rPr>
           <w:color w:val="555555"/>
           <w:sz w:val="20"/>
@@ -10968,7 +10968,7 @@
     </w:p>
     <w:p>
       <w:pPr>
-        <w:divId w:val="1494758223"/>
+        <w:divId w:val="1963876314"/>
         <w:rPr>
           <w:color w:val="555555"/>
           <w:sz w:val="20"/>
@@ -10988,7 +10988,7 @@
     </w:p>
     <w:p>
       <w:pPr>
-        <w:divId w:val="1494758223"/>
+        <w:divId w:val="1963876314"/>
         <w:rPr>
           <w:color w:val="555555"/>
           <w:sz w:val="20"/>
@@ -11008,7 +11008,7 @@
     </w:p>
     <w:p>
       <w:pPr>
-        <w:divId w:val="1494758223"/>
+        <w:divId w:val="1963876314"/>
         <w:rPr>
           <w:color w:val="555555"/>
           <w:sz w:val="20"/>
@@ -11028,7 +11028,7 @@
     </w:p>
     <w:p>
       <w:pPr>
-        <w:divId w:val="1494758223"/>
+        <w:divId w:val="1963876314"/>
         <w:rPr>
           <w:color w:val="555555"/>
           <w:sz w:val="20"/>
@@ -11048,7 +11048,7 @@
     </w:p>
     <w:p>
       <w:pPr>
-        <w:divId w:val="1494758223"/>
+        <w:divId w:val="1963876314"/>
         <w:rPr>
           <w:color w:val="555555"/>
           <w:sz w:val="20"/>
@@ -11070,7 +11070,7 @@
       <w:pPr>
         <w:pStyle w:val="marker"/>
         <w:ind w:left="800" w:right="800"/>
-        <w:divId w:val="2128574091"/>
+        <w:divId w:val="1460223590"/>
         <w:rPr>
           <w:lang w:val="nl-NL"/>
         </w:rPr>
@@ -11082,13 +11082,13 @@
     <w:p>
       <w:pPr>
         <w:pStyle w:val="Kop3"/>
-        <w:divId w:val="2128574091"/>
-        <w:rPr>
-          <w:rFonts w:eastAsia="Times New Roman"/>
-          <w:lang w:val="nl-NL"/>
-        </w:rPr>
-      </w:pPr>
-      <w:bookmarkStart w:id="46" w:name="_Toc242814910"/>
+        <w:divId w:val="1460223590"/>
+        <w:rPr>
+          <w:rFonts w:eastAsia="Times New Roman"/>
+          <w:lang w:val="nl-NL"/>
+        </w:rPr>
+      </w:pPr>
+      <w:bookmarkStart w:id="46" w:name="_Toc242815440"/>
       <w:r>
         <w:rPr>
           <w:rFonts w:eastAsia="Times New Roman"/>
@@ -11101,7 +11101,7 @@
     <w:p>
       <w:pPr>
         <w:pStyle w:val="subtitel"/>
-        <w:divId w:val="2128574091"/>
+        <w:divId w:val="1460223590"/>
         <w:rPr>
           <w:lang w:val="nl-NL"/>
         </w:rPr>
@@ -11116,7 +11116,7 @@
     <w:p>
       <w:pPr>
         <w:pStyle w:val="Normaalweb"/>
-        <w:divId w:val="2128574091"/>
+        <w:divId w:val="1460223590"/>
         <w:rPr>
           <w:lang w:val="nl-NL"/>
         </w:rPr>
@@ -11131,7 +11131,7 @@
     <w:p>
       <w:pPr>
         <w:pStyle w:val="Normaalweb"/>
-        <w:divId w:val="2128574091"/>
+        <w:divId w:val="1460223590"/>
         <w:rPr>
           <w:lang w:val="nl-NL"/>
         </w:rPr>
@@ -11146,7 +11146,7 @@
     <w:p>
       <w:pPr>
         <w:pStyle w:val="Normaalweb"/>
-        <w:divId w:val="2128574091"/>
+        <w:divId w:val="1460223590"/>
         <w:rPr>
           <w:lang w:val="nl-NL"/>
         </w:rPr>
@@ -11162,7 +11162,7 @@
       <w:pPr>
         <w:pStyle w:val="marker"/>
         <w:ind w:left="800" w:right="800"/>
-        <w:divId w:val="2128574091"/>
+        <w:divId w:val="1460223590"/>
         <w:rPr>
           <w:lang w:val="nl-NL"/>
         </w:rPr>
@@ -11174,13 +11174,13 @@
     <w:p>
       <w:pPr>
         <w:pStyle w:val="Kop3"/>
-        <w:divId w:val="2128574091"/>
-        <w:rPr>
-          <w:rFonts w:eastAsia="Times New Roman"/>
-          <w:lang w:val="nl-NL"/>
-        </w:rPr>
-      </w:pPr>
-      <w:bookmarkStart w:id="47" w:name="_Toc242814911"/>
+        <w:divId w:val="1460223590"/>
+        <w:rPr>
+          <w:rFonts w:eastAsia="Times New Roman"/>
+          <w:lang w:val="nl-NL"/>
+        </w:rPr>
+      </w:pPr>
+      <w:bookmarkStart w:id="47" w:name="_Toc242815441"/>
       <w:r>
         <w:rPr>
           <w:rFonts w:eastAsia="Times New Roman"/>
@@ -11193,7 +11193,7 @@
     <w:p>
       <w:pPr>
         <w:pStyle w:val="subtitel"/>
-        <w:divId w:val="2128574091"/>
+        <w:divId w:val="1460223590"/>
         <w:rPr>
           <w:lang w:val="nl-NL"/>
         </w:rPr>
@@ -11208,7 +11208,7 @@
     <w:p>
       <w:pPr>
         <w:pStyle w:val="Normaalweb"/>
-        <w:divId w:val="2128574091"/>
+        <w:divId w:val="1460223590"/>
         <w:rPr>
           <w:lang w:val="nl-NL"/>
         </w:rPr>
@@ -11229,7 +11229,7 @@
     <w:p>
       <w:pPr>
         <w:pStyle w:val="Normaalweb"/>
-        <w:divId w:val="2128574091"/>
+        <w:divId w:val="1460223590"/>
         <w:rPr>
           <w:lang w:val="nl-NL"/>
         </w:rPr>
@@ -11250,7 +11250,7 @@
     <w:p>
       <w:pPr>
         <w:pStyle w:val="Normaalweb"/>
-        <w:divId w:val="2128574091"/>
+        <w:divId w:val="1460223590"/>
         <w:rPr>
           <w:lang w:val="nl-NL"/>
         </w:rPr>
@@ -11265,7 +11265,7 @@
     <w:p>
       <w:pPr>
         <w:pStyle w:val="Normaalweb"/>
-        <w:divId w:val="2128574091"/>
+        <w:divId w:val="1460223590"/>
         <w:rPr>
           <w:lang w:val="nl-NL"/>
         </w:rPr>
@@ -11285,7 +11285,7 @@
     </w:p>
     <w:p>
       <w:pPr>
-        <w:divId w:val="1852991772"/>
+        <w:divId w:val="1117992968"/>
         <w:rPr>
           <w:color w:val="555555"/>
           <w:sz w:val="20"/>
@@ -11307,7 +11307,7 @@
       <w:pPr>
         <w:pStyle w:val="marker"/>
         <w:ind w:left="800" w:right="800"/>
-        <w:divId w:val="2128574091"/>
+        <w:divId w:val="1460223590"/>
         <w:rPr>
           <w:lang w:val="nl-NL"/>
         </w:rPr>
@@ -11319,13 +11319,13 @@
     <w:p>
       <w:pPr>
         <w:pStyle w:val="Kop3"/>
-        <w:divId w:val="2128574091"/>
-        <w:rPr>
-          <w:rFonts w:eastAsia="Times New Roman"/>
-          <w:lang w:val="nl-NL"/>
-        </w:rPr>
-      </w:pPr>
-      <w:bookmarkStart w:id="48" w:name="_Toc242814912"/>
+        <w:divId w:val="1460223590"/>
+        <w:rPr>
+          <w:rFonts w:eastAsia="Times New Roman"/>
+          <w:lang w:val="nl-NL"/>
+        </w:rPr>
+      </w:pPr>
+      <w:bookmarkStart w:id="48" w:name="_Toc242815442"/>
       <w:r>
         <w:rPr>
           <w:rFonts w:eastAsia="Times New Roman"/>
@@ -11338,7 +11338,7 @@
     <w:p>
       <w:pPr>
         <w:pStyle w:val="subtitel"/>
-        <w:divId w:val="2128574091"/>
+        <w:divId w:val="1460223590"/>
         <w:rPr>
           <w:lang w:val="nl-NL"/>
         </w:rPr>
@@ -11353,7 +11353,7 @@
     <w:p>
       <w:pPr>
         <w:pStyle w:val="Normaalweb"/>
-        <w:divId w:val="2128574091"/>
+        <w:divId w:val="1460223590"/>
         <w:rPr>
           <w:lang w:val="nl-NL"/>
         </w:rPr>
@@ -11374,7 +11374,7 @@
     <w:p>
       <w:pPr>
         <w:pStyle w:val="Normaalweb"/>
-        <w:divId w:val="2128574091"/>
+        <w:divId w:val="1460223590"/>
         <w:rPr>
           <w:lang w:val="nl-NL"/>
         </w:rPr>
@@ -11389,7 +11389,7 @@
     <w:p>
       <w:pPr>
         <w:pStyle w:val="Normaalweb"/>
-        <w:divId w:val="2128574091"/>
+        <w:divId w:val="1460223590"/>
         <w:rPr>
           <w:lang w:val="nl-NL"/>
         </w:rPr>
@@ -11410,7 +11410,7 @@
     <w:p>
       <w:pPr>
         <w:pStyle w:val="Normaalweb"/>
-        <w:divId w:val="2128574091"/>
+        <w:divId w:val="1460223590"/>
         <w:rPr>
           <w:lang w:val="nl-NL"/>
         </w:rPr>
@@ -11431,7 +11431,7 @@
     <w:p>
       <w:pPr>
         <w:pStyle w:val="Normaalweb"/>
-        <w:divId w:val="2128574091"/>
+        <w:divId w:val="1460223590"/>
         <w:rPr>
           <w:lang w:val="nl-NL"/>
         </w:rPr>
@@ -11445,7 +11445,7 @@
     </w:p>
     <w:p>
       <w:pPr>
-        <w:divId w:val="2022511233"/>
+        <w:divId w:val="847866974"/>
         <w:rPr>
           <w:color w:val="555555"/>
           <w:sz w:val="20"/>
@@ -11465,7 +11465,7 @@
     </w:p>
     <w:p>
       <w:pPr>
-        <w:divId w:val="2022511233"/>
+        <w:divId w:val="847866974"/>
         <w:rPr>
           <w:color w:val="555555"/>
           <w:sz w:val="20"/>
@@ -11487,7 +11487,7 @@
       <w:pPr>
         <w:pStyle w:val="marker"/>
         <w:ind w:left="800" w:right="800"/>
-        <w:divId w:val="2128574091"/>
+        <w:divId w:val="1460223590"/>
         <w:rPr>
           <w:lang w:val="nl-NL"/>
         </w:rPr>
@@ -11499,13 +11499,13 @@
     <w:p>
       <w:pPr>
         <w:pStyle w:val="Kop3"/>
-        <w:divId w:val="2128574091"/>
-        <w:rPr>
-          <w:rFonts w:eastAsia="Times New Roman"/>
-          <w:lang w:val="nl-NL"/>
-        </w:rPr>
-      </w:pPr>
-      <w:bookmarkStart w:id="49" w:name="_Toc242814913"/>
+        <w:divId w:val="1460223590"/>
+        <w:rPr>
+          <w:rFonts w:eastAsia="Times New Roman"/>
+          <w:lang w:val="nl-NL"/>
+        </w:rPr>
+      </w:pPr>
+      <w:bookmarkStart w:id="49" w:name="_Toc242815443"/>
       <w:r>
         <w:rPr>
           <w:rFonts w:eastAsia="Times New Roman"/>
@@ -11518,7 +11518,7 @@
     <w:p>
       <w:pPr>
         <w:pStyle w:val="subtitel"/>
-        <w:divId w:val="2128574091"/>
+        <w:divId w:val="1460223590"/>
         <w:rPr>
           <w:lang w:val="nl-NL"/>
         </w:rPr>
@@ -11533,7 +11533,7 @@
     <w:p>
       <w:pPr>
         <w:pStyle w:val="Normaalweb"/>
-        <w:divId w:val="2128574091"/>
+        <w:divId w:val="1460223590"/>
         <w:rPr>
           <w:lang w:val="nl-NL"/>
         </w:rPr>
@@ -11554,7 +11554,7 @@
     <w:p>
       <w:pPr>
         <w:pStyle w:val="Normaalweb"/>
-        <w:divId w:val="2128574091"/>
+        <w:divId w:val="1460223590"/>
         <w:rPr>
           <w:lang w:val="nl-NL"/>
         </w:rPr>
@@ -11574,7 +11574,7 @@
     </w:p>
     <w:p>
       <w:pPr>
-        <w:divId w:val="1852715122"/>
+        <w:divId w:val="1824663462"/>
         <w:rPr>
           <w:color w:val="555555"/>
           <w:sz w:val="20"/>
@@ -11594,7 +11594,7 @@
     </w:p>
     <w:p>
       <w:pPr>
-        <w:divId w:val="1852715122"/>
+        <w:divId w:val="1824663462"/>
         <w:rPr>
           <w:color w:val="555555"/>
           <w:sz w:val="20"/>
@@ -11614,7 +11614,7 @@
     </w:p>
     <w:p>
       <w:pPr>
-        <w:divId w:val="1852715122"/>
+        <w:divId w:val="1824663462"/>
         <w:rPr>
           <w:color w:val="555555"/>
           <w:sz w:val="20"/>
@@ -11634,7 +11634,7 @@
     </w:p>
     <w:p>
       <w:pPr>
-        <w:divId w:val="1852715122"/>
+        <w:divId w:val="1824663462"/>
         <w:rPr>
           <w:color w:val="555555"/>
           <w:sz w:val="20"/>
@@ -11656,7 +11656,7 @@
       <w:pPr>
         <w:pStyle w:val="marker"/>
         <w:ind w:left="800" w:right="800"/>
-        <w:divId w:val="2128574091"/>
+        <w:divId w:val="1460223590"/>
         <w:rPr>
           <w:lang w:val="nl-NL"/>
         </w:rPr>
@@ -11668,13 +11668,13 @@
     <w:p>
       <w:pPr>
         <w:pStyle w:val="Kop3"/>
-        <w:divId w:val="2128574091"/>
-        <w:rPr>
-          <w:rFonts w:eastAsia="Times New Roman"/>
-          <w:lang w:val="nl-NL"/>
-        </w:rPr>
-      </w:pPr>
-      <w:bookmarkStart w:id="50" w:name="_Toc242814914"/>
+        <w:divId w:val="1460223590"/>
+        <w:rPr>
+          <w:rFonts w:eastAsia="Times New Roman"/>
+          <w:lang w:val="nl-NL"/>
+        </w:rPr>
+      </w:pPr>
+      <w:bookmarkStart w:id="50" w:name="_Toc242815444"/>
       <w:r>
         <w:rPr>
           <w:rFonts w:eastAsia="Times New Roman"/>
@@ -11687,7 +11687,7 @@
     <w:p>
       <w:pPr>
         <w:pStyle w:val="subtitel"/>
-        <w:divId w:val="2128574091"/>
+        <w:divId w:val="1460223590"/>
         <w:rPr>
           <w:lang w:val="nl-NL"/>
         </w:rPr>
@@ -11702,7 +11702,7 @@
     <w:p>
       <w:pPr>
         <w:pStyle w:val="Normaalweb"/>
-        <w:divId w:val="2128574091"/>
+        <w:divId w:val="1460223590"/>
         <w:rPr>
           <w:lang w:val="nl-NL"/>
         </w:rPr>
@@ -11723,7 +11723,7 @@
     <w:p>
       <w:pPr>
         <w:pStyle w:val="Normaalweb"/>
-        <w:divId w:val="2128574091"/>
+        <w:divId w:val="1460223590"/>
         <w:rPr>
           <w:lang w:val="nl-NL"/>
         </w:rPr>
@@ -11744,7 +11744,7 @@
     <w:p>
       <w:pPr>
         <w:pStyle w:val="Normaalweb"/>
-        <w:divId w:val="2128574091"/>
+        <w:divId w:val="1460223590"/>
         <w:rPr>
           <w:lang w:val="nl-NL"/>
         </w:rPr>
@@ -11766,7 +11766,7 @@
       <w:pPr>
         <w:pStyle w:val="marker"/>
         <w:ind w:left="800" w:right="800"/>
-        <w:divId w:val="2128574091"/>
+        <w:divId w:val="1460223590"/>
         <w:rPr>
           <w:lang w:val="nl-NL"/>
         </w:rPr>
@@ -11778,13 +11778,13 @@
     <w:p>
       <w:pPr>
         <w:pStyle w:val="Kop2"/>
-        <w:divId w:val="2128574091"/>
-        <w:rPr>
-          <w:rFonts w:eastAsia="Times New Roman"/>
-          <w:lang w:val="nl-NL"/>
-        </w:rPr>
-      </w:pPr>
-      <w:bookmarkStart w:id="51" w:name="_Toc242814915"/>
+        <w:divId w:val="1460223590"/>
+        <w:rPr>
+          <w:rFonts w:eastAsia="Times New Roman"/>
+          <w:lang w:val="nl-NL"/>
+        </w:rPr>
+      </w:pPr>
+      <w:bookmarkStart w:id="51" w:name="_Toc242815445"/>
       <w:r>
         <w:rPr>
           <w:rFonts w:eastAsia="Times New Roman"/>
@@ -11797,13 +11797,13 @@
     <w:p>
       <w:pPr>
         <w:pStyle w:val="Kop3"/>
-        <w:divId w:val="2128574091"/>
-        <w:rPr>
-          <w:rFonts w:eastAsia="Times New Roman"/>
-          <w:lang w:val="nl-NL"/>
-        </w:rPr>
-      </w:pPr>
-      <w:bookmarkStart w:id="52" w:name="_Toc242814916"/>
+        <w:divId w:val="1460223590"/>
+        <w:rPr>
+          <w:rFonts w:eastAsia="Times New Roman"/>
+          <w:lang w:val="nl-NL"/>
+        </w:rPr>
+      </w:pPr>
+      <w:bookmarkStart w:id="52" w:name="_Toc242815446"/>
       <w:r>
         <w:rPr>
           <w:rFonts w:eastAsia="Times New Roman"/>
@@ -11816,7 +11816,7 @@
     <w:p>
       <w:pPr>
         <w:pStyle w:val="subtitel"/>
-        <w:divId w:val="2128574091"/>
+        <w:divId w:val="1460223590"/>
         <w:rPr>
           <w:lang w:val="nl-NL"/>
         </w:rPr>
@@ -11831,7 +11831,7 @@
     <w:p>
       <w:pPr>
         <w:pStyle w:val="Normaalweb"/>
-        <w:divId w:val="2128574091"/>
+        <w:divId w:val="1460223590"/>
         <w:rPr>
           <w:lang w:val="nl-NL"/>
         </w:rPr>
@@ -11846,7 +11846,7 @@
     <w:p>
       <w:pPr>
         <w:pStyle w:val="Normaalweb"/>
-        <w:divId w:val="2128574091"/>
+        <w:divId w:val="1460223590"/>
         <w:rPr>
           <w:lang w:val="nl-NL"/>
         </w:rPr>
@@ -11861,7 +11861,7 @@
     <w:p>
       <w:pPr>
         <w:pStyle w:val="Normaalweb"/>
-        <w:divId w:val="2128574091"/>
+        <w:divId w:val="1460223590"/>
         <w:rPr>
           <w:lang w:val="nl-NL"/>
         </w:rPr>
@@ -11883,7 +11883,7 @@
       <w:pPr>
         <w:pStyle w:val="marker"/>
         <w:ind w:left="800" w:right="800"/>
-        <w:divId w:val="2128574091"/>
+        <w:divId w:val="1460223590"/>
         <w:rPr>
           <w:lang w:val="nl-NL"/>
         </w:rPr>
@@ -11895,13 +11895,13 @@
     <w:p>
       <w:pPr>
         <w:pStyle w:val="Kop3"/>
-        <w:divId w:val="2128574091"/>
-        <w:rPr>
-          <w:rFonts w:eastAsia="Times New Roman"/>
-          <w:lang w:val="nl-NL"/>
-        </w:rPr>
-      </w:pPr>
-      <w:bookmarkStart w:id="53" w:name="_Toc242814917"/>
+        <w:divId w:val="1460223590"/>
+        <w:rPr>
+          <w:rFonts w:eastAsia="Times New Roman"/>
+          <w:lang w:val="nl-NL"/>
+        </w:rPr>
+      </w:pPr>
+      <w:bookmarkStart w:id="53" w:name="_Toc242815447"/>
       <w:r>
         <w:rPr>
           <w:rFonts w:eastAsia="Times New Roman"/>
@@ -11914,7 +11914,7 @@
     <w:p>
       <w:pPr>
         <w:pStyle w:val="subtitel"/>
-        <w:divId w:val="2128574091"/>
+        <w:divId w:val="1460223590"/>
         <w:rPr>
           <w:lang w:val="nl-NL"/>
         </w:rPr>
@@ -11929,7 +11929,7 @@
     <w:p>
       <w:pPr>
         <w:pStyle w:val="Normaalweb"/>
-        <w:divId w:val="2128574091"/>
+        <w:divId w:val="1460223590"/>
         <w:rPr>
           <w:lang w:val="nl-NL"/>
         </w:rPr>
@@ -11944,7 +11944,7 @@
     <w:p>
       <w:pPr>
         <w:pStyle w:val="Normaalweb"/>
-        <w:divId w:val="2128574091"/>
+        <w:divId w:val="1460223590"/>
         <w:rPr>
           <w:lang w:val="nl-NL"/>
         </w:rPr>
@@ -11959,7 +11959,7 @@
     <w:p>
       <w:pPr>
         <w:pStyle w:val="Normaalweb"/>
-        <w:divId w:val="2128574091"/>
+        <w:divId w:val="1460223590"/>
         <w:rPr>
           <w:lang w:val="nl-NL"/>
         </w:rPr>
@@ -11975,7 +11975,7 @@
       <w:pPr>
         <w:pStyle w:val="marker"/>
         <w:ind w:left="800" w:right="800"/>
-        <w:divId w:val="2128574091"/>
+        <w:divId w:val="1460223590"/>
         <w:rPr>
           <w:lang w:val="nl-NL"/>
         </w:rPr>
@@ -11987,13 +11987,13 @@
     <w:p>
       <w:pPr>
         <w:pStyle w:val="Kop3"/>
-        <w:divId w:val="2128574091"/>
-        <w:rPr>
-          <w:rFonts w:eastAsia="Times New Roman"/>
-          <w:lang w:val="nl-NL"/>
-        </w:rPr>
-      </w:pPr>
-      <w:bookmarkStart w:id="54" w:name="_Toc242814918"/>
+        <w:divId w:val="1460223590"/>
+        <w:rPr>
+          <w:rFonts w:eastAsia="Times New Roman"/>
+          <w:lang w:val="nl-NL"/>
+        </w:rPr>
+      </w:pPr>
+      <w:bookmarkStart w:id="54" w:name="_Toc242815448"/>
       <w:r>
         <w:rPr>
           <w:rFonts w:eastAsia="Times New Roman"/>
@@ -12006,7 +12006,7 @@
     <w:p>
       <w:pPr>
         <w:pStyle w:val="subtitel"/>
-        <w:divId w:val="2128574091"/>
+        <w:divId w:val="1460223590"/>
         <w:rPr>
           <w:lang w:val="nl-NL"/>
         </w:rPr>
@@ -12021,7 +12021,7 @@
     <w:p>
       <w:pPr>
         <w:pStyle w:val="Normaalweb"/>
-        <w:divId w:val="2128574091"/>
+        <w:divId w:val="1460223590"/>
         <w:rPr>
           <w:lang w:val="nl-NL"/>
         </w:rPr>
@@ -12036,7 +12036,7 @@
     <w:p>
       <w:pPr>
         <w:pStyle w:val="Normaalweb"/>
-        <w:divId w:val="2128574091"/>
+        <w:divId w:val="1460223590"/>
         <w:rPr>
           <w:lang w:val="nl-NL"/>
         </w:rPr>
@@ -12057,7 +12057,7 @@
     <w:p>
       <w:pPr>
         <w:pStyle w:val="Normaalweb"/>
-        <w:divId w:val="2128574091"/>
+        <w:divId w:val="1460223590"/>
         <w:rPr>
           <w:lang w:val="nl-NL"/>
         </w:rPr>
@@ -12073,7 +12073,7 @@
       <w:pPr>
         <w:pStyle w:val="marker"/>
         <w:ind w:left="800" w:right="800"/>
-        <w:divId w:val="2128574091"/>
+        <w:divId w:val="1460223590"/>
         <w:rPr>
           <w:lang w:val="nl-NL"/>
         </w:rPr>
@@ -12085,13 +12085,13 @@
     <w:p>
       <w:pPr>
         <w:pStyle w:val="Kop3"/>
-        <w:divId w:val="2128574091"/>
-        <w:rPr>
-          <w:rFonts w:eastAsia="Times New Roman"/>
-          <w:lang w:val="nl-NL"/>
-        </w:rPr>
-      </w:pPr>
-      <w:bookmarkStart w:id="55" w:name="_Toc242814919"/>
+        <w:divId w:val="1460223590"/>
+        <w:rPr>
+          <w:rFonts w:eastAsia="Times New Roman"/>
+          <w:lang w:val="nl-NL"/>
+        </w:rPr>
+      </w:pPr>
+      <w:bookmarkStart w:id="55" w:name="_Toc242815449"/>
       <w:r>
         <w:rPr>
           <w:rFonts w:eastAsia="Times New Roman"/>
@@ -12104,7 +12104,7 @@
     <w:p>
       <w:pPr>
         <w:pStyle w:val="subtitel"/>
-        <w:divId w:val="2128574091"/>
+        <w:divId w:val="1460223590"/>
         <w:rPr>
           <w:lang w:val="nl-NL"/>
         </w:rPr>
@@ -12119,7 +12119,7 @@
     <w:p>
       <w:pPr>
         <w:pStyle w:val="Normaalweb"/>
-        <w:divId w:val="2128574091"/>
+        <w:divId w:val="1460223590"/>
         <w:rPr>
           <w:lang w:val="nl-NL"/>
         </w:rPr>
@@ -12134,7 +12134,7 @@
     <w:p>
       <w:pPr>
         <w:pStyle w:val="Normaalweb"/>
-        <w:divId w:val="2128574091"/>
+        <w:divId w:val="1460223590"/>
         <w:rPr>
           <w:lang w:val="nl-NL"/>
         </w:rPr>
@@ -12149,7 +12149,7 @@
     <w:p>
       <w:pPr>
         <w:pStyle w:val="Normaalweb"/>
-        <w:divId w:val="2128574091"/>
+        <w:divId w:val="1460223590"/>
         <w:rPr>
           <w:lang w:val="nl-NL"/>
         </w:rPr>
@@ -12165,7 +12165,7 @@
       <w:pPr>
         <w:pStyle w:val="marker"/>
         <w:ind w:left="800" w:right="800"/>
-        <w:divId w:val="2128574091"/>
+        <w:divId w:val="1460223590"/>
         <w:rPr>
           <w:lang w:val="nl-NL"/>
         </w:rPr>
@@ -12177,13 +12177,13 @@
     <w:p>
       <w:pPr>
         <w:pStyle w:val="Kop1"/>
-        <w:divId w:val="2128574091"/>
-        <w:rPr>
-          <w:rFonts w:eastAsia="Times New Roman"/>
-          <w:lang w:val="nl-NL"/>
-        </w:rPr>
-      </w:pPr>
-      <w:bookmarkStart w:id="56" w:name="_Toc242814920"/>
+        <w:divId w:val="1460223590"/>
+        <w:rPr>
+          <w:rFonts w:eastAsia="Times New Roman"/>
+          <w:lang w:val="nl-NL"/>
+        </w:rPr>
+      </w:pPr>
+      <w:bookmarkStart w:id="56" w:name="_Toc242815450"/>
       <w:r>
         <w:rPr>
           <w:rFonts w:eastAsia="Times New Roman"/>
@@ -12196,13 +12196,13 @@
     <w:p>
       <w:pPr>
         <w:pStyle w:val="Kop3"/>
-        <w:divId w:val="2128574091"/>
-        <w:rPr>
-          <w:rFonts w:eastAsia="Times New Roman"/>
-          <w:lang w:val="nl-NL"/>
-        </w:rPr>
-      </w:pPr>
-      <w:bookmarkStart w:id="57" w:name="_Toc242814921"/>
+        <w:divId w:val="1460223590"/>
+        <w:rPr>
+          <w:rFonts w:eastAsia="Times New Roman"/>
+          <w:lang w:val="nl-NL"/>
+        </w:rPr>
+      </w:pPr>
+      <w:bookmarkStart w:id="57" w:name="_Toc242815451"/>
       <w:r>
         <w:rPr>
           <w:rFonts w:eastAsia="Times New Roman"/>
@@ -12215,7 +12215,7 @@
     <w:p>
       <w:pPr>
         <w:pStyle w:val="subtitel"/>
-        <w:divId w:val="2128574091"/>
+        <w:divId w:val="1460223590"/>
         <w:rPr>
           <w:lang w:val="nl-NL"/>
         </w:rPr>
@@ -12230,7 +12230,7 @@
     <w:p>
       <w:pPr>
         <w:pStyle w:val="Normaalweb"/>
-        <w:divId w:val="2128574091"/>
+        <w:divId w:val="1460223590"/>
         <w:rPr>
           <w:lang w:val="nl-NL"/>
         </w:rPr>
@@ -12251,7 +12251,7 @@
     <w:p>
       <w:pPr>
         <w:pStyle w:val="Normaalweb"/>
-        <w:divId w:val="2128574091"/>
+        <w:divId w:val="1460223590"/>
         <w:rPr>
           <w:lang w:val="nl-NL"/>
         </w:rPr>
@@ -12278,7 +12278,7 @@
     <w:p>
       <w:pPr>
         <w:pStyle w:val="Normaalweb"/>
-        <w:divId w:val="2128574091"/>
+        <w:divId w:val="1460223590"/>
         <w:rPr>
           <w:lang w:val="nl-NL"/>
         </w:rPr>
@@ -12304,7 +12304,7 @@
     </w:p>
     <w:p>
       <w:pPr>
-        <w:divId w:val="509217384"/>
+        <w:divId w:val="711537452"/>
         <w:rPr>
           <w:color w:val="555555"/>
           <w:sz w:val="20"/>
@@ -12324,7 +12324,7 @@
     </w:p>
     <w:p>
       <w:pPr>
-        <w:divId w:val="509217384"/>
+        <w:divId w:val="711537452"/>
         <w:rPr>
           <w:color w:val="555555"/>
           <w:sz w:val="20"/>
@@ -12344,7 +12344,7 @@
     </w:p>
     <w:p>
       <w:pPr>
-        <w:divId w:val="509217384"/>
+        <w:divId w:val="711537452"/>
         <w:rPr>
           <w:color w:val="555555"/>
           <w:sz w:val="20"/>
@@ -12366,7 +12366,7 @@
       <w:pPr>
         <w:pStyle w:val="marker"/>
         <w:ind w:left="800" w:right="800"/>
-        <w:divId w:val="2128574091"/>
+        <w:divId w:val="1460223590"/>
         <w:rPr>
           <w:lang w:val="nl-NL"/>
         </w:rPr>
@@ -12378,13 +12378,13 @@
     <w:p>
       <w:pPr>
         <w:pStyle w:val="Kop3"/>
-        <w:divId w:val="2128574091"/>
-        <w:rPr>
-          <w:rFonts w:eastAsia="Times New Roman"/>
-          <w:lang w:val="nl-NL"/>
-        </w:rPr>
-      </w:pPr>
-      <w:bookmarkStart w:id="58" w:name="_Toc242814922"/>
+        <w:divId w:val="1460223590"/>
+        <w:rPr>
+          <w:rFonts w:eastAsia="Times New Roman"/>
+          <w:lang w:val="nl-NL"/>
+        </w:rPr>
+      </w:pPr>
+      <w:bookmarkStart w:id="58" w:name="_Toc242815452"/>
       <w:r>
         <w:rPr>
           <w:rFonts w:eastAsia="Times New Roman"/>
@@ -12397,7 +12397,7 @@
     <w:p>
       <w:pPr>
         <w:pStyle w:val="subtitel"/>
-        <w:divId w:val="2128574091"/>
+        <w:divId w:val="1460223590"/>
         <w:rPr>
           <w:lang w:val="nl-NL"/>
         </w:rPr>
@@ -12412,7 +12412,7 @@
     <w:p>
       <w:pPr>
         <w:pStyle w:val="Normaalweb"/>
-        <w:divId w:val="2128574091"/>
+        <w:divId w:val="1460223590"/>
         <w:rPr>
           <w:lang w:val="nl-NL"/>
         </w:rPr>
@@ -12427,7 +12427,7 @@
     <w:p>
       <w:pPr>
         <w:pStyle w:val="Normaalweb"/>
-        <w:divId w:val="2128574091"/>
+        <w:divId w:val="1460223590"/>
         <w:rPr>
           <w:lang w:val="nl-NL"/>
         </w:rPr>
@@ -12442,7 +12442,7 @@
     <w:p>
       <w:pPr>
         <w:pStyle w:val="Normaalweb"/>
-        <w:divId w:val="2128574091"/>
+        <w:divId w:val="1460223590"/>
         <w:rPr>
           <w:lang w:val="nl-NL"/>
         </w:rPr>
@@ -12458,7 +12458,7 @@
       <w:pPr>
         <w:pStyle w:val="marker"/>
         <w:ind w:left="800" w:right="800"/>
-        <w:divId w:val="2128574091"/>
+        <w:divId w:val="1460223590"/>
         <w:rPr>
           <w:lang w:val="nl-NL"/>
         </w:rPr>
@@ -12470,13 +12470,13 @@
     <w:p>
       <w:pPr>
         <w:pStyle w:val="Kop3"/>
-        <w:divId w:val="2128574091"/>
-        <w:rPr>
-          <w:rFonts w:eastAsia="Times New Roman"/>
-          <w:lang w:val="nl-NL"/>
-        </w:rPr>
-      </w:pPr>
-      <w:bookmarkStart w:id="59" w:name="_Toc242814923"/>
+        <w:divId w:val="1460223590"/>
+        <w:rPr>
+          <w:rFonts w:eastAsia="Times New Roman"/>
+          <w:lang w:val="nl-NL"/>
+        </w:rPr>
+      </w:pPr>
+      <w:bookmarkStart w:id="59" w:name="_Toc242815453"/>
       <w:r>
         <w:rPr>
           <w:rFonts w:eastAsia="Times New Roman"/>
@@ -12489,7 +12489,7 @@
     <w:p>
       <w:pPr>
         <w:pStyle w:val="subtitel"/>
-        <w:divId w:val="2128574091"/>
+        <w:divId w:val="1460223590"/>
         <w:rPr>
           <w:lang w:val="nl-NL"/>
         </w:rPr>
@@ -12504,7 +12504,7 @@
     <w:p>
       <w:pPr>
         <w:pStyle w:val="Normaalweb"/>
-        <w:divId w:val="2128574091"/>
+        <w:divId w:val="1460223590"/>
         <w:rPr>
           <w:lang w:val="nl-NL"/>
         </w:rPr>
@@ -12519,7 +12519,7 @@
     <w:p>
       <w:pPr>
         <w:pStyle w:val="Normaalweb"/>
-        <w:divId w:val="2128574091"/>
+        <w:divId w:val="1460223590"/>
         <w:rPr>
           <w:lang w:val="nl-NL"/>
         </w:rPr>
@@ -12540,7 +12540,7 @@
     <w:p>
       <w:pPr>
         <w:pStyle w:val="Normaalweb"/>
-        <w:divId w:val="2128574091"/>
+        <w:divId w:val="1460223590"/>
         <w:rPr>
           <w:lang w:val="nl-NL"/>
         </w:rPr>
@@ -12556,7 +12556,7 @@
       <w:pPr>
         <w:pStyle w:val="marker"/>
         <w:ind w:left="800" w:right="800"/>
-        <w:divId w:val="2128574091"/>
+        <w:divId w:val="1460223590"/>
         <w:rPr>
           <w:lang w:val="nl-NL"/>
         </w:rPr>
@@ -12568,13 +12568,13 @@
     <w:p>
       <w:pPr>
         <w:pStyle w:val="Kop3"/>
-        <w:divId w:val="2128574091"/>
-        <w:rPr>
-          <w:rFonts w:eastAsia="Times New Roman"/>
-          <w:lang w:val="nl-NL"/>
-        </w:rPr>
-      </w:pPr>
-      <w:bookmarkStart w:id="60" w:name="_Toc242814924"/>
+        <w:divId w:val="1460223590"/>
+        <w:rPr>
+          <w:rFonts w:eastAsia="Times New Roman"/>
+          <w:lang w:val="nl-NL"/>
+        </w:rPr>
+      </w:pPr>
+      <w:bookmarkStart w:id="60" w:name="_Toc242815454"/>
       <w:r>
         <w:rPr>
           <w:rFonts w:eastAsia="Times New Roman"/>
@@ -12587,7 +12587,7 @@
     <w:p>
       <w:pPr>
         <w:pStyle w:val="subtitel"/>
-        <w:divId w:val="2128574091"/>
+        <w:divId w:val="1460223590"/>
         <w:rPr>
           <w:lang w:val="nl-NL"/>
         </w:rPr>
@@ -12602,7 +12602,7 @@
     <w:p>
       <w:pPr>
         <w:pStyle w:val="Normaalweb"/>
-        <w:divId w:val="2128574091"/>
+        <w:divId w:val="1460223590"/>
         <w:rPr>
           <w:lang w:val="nl-NL"/>
         </w:rPr>
@@ -12617,7 +12617,7 @@
     <w:p>
       <w:pPr>
         <w:pStyle w:val="Normaalweb"/>
-        <w:divId w:val="2128574091"/>
+        <w:divId w:val="1460223590"/>
         <w:rPr>
           <w:lang w:val="nl-NL"/>
         </w:rPr>
@@ -12632,7 +12632,7 @@
     <w:p>
       <w:pPr>
         <w:pStyle w:val="Normaalweb"/>
-        <w:divId w:val="2128574091"/>
+        <w:divId w:val="1460223590"/>
         <w:rPr>
           <w:lang w:val="nl-NL"/>
         </w:rPr>
@@ -12648,7 +12648,7 @@
       <w:pPr>
         <w:pStyle w:val="marker"/>
         <w:ind w:left="800" w:right="800"/>
-        <w:divId w:val="2128574091"/>
+        <w:divId w:val="1460223590"/>
         <w:rPr>
           <w:lang w:val="nl-NL"/>
         </w:rPr>
@@ -12660,13 +12660,13 @@
     <w:p>
       <w:pPr>
         <w:pStyle w:val="Kop3"/>
-        <w:divId w:val="2128574091"/>
-        <w:rPr>
-          <w:rFonts w:eastAsia="Times New Roman"/>
-          <w:lang w:val="nl-NL"/>
-        </w:rPr>
-      </w:pPr>
-      <w:bookmarkStart w:id="61" w:name="_Toc242814925"/>
+        <w:divId w:val="1460223590"/>
+        <w:rPr>
+          <w:rFonts w:eastAsia="Times New Roman"/>
+          <w:lang w:val="nl-NL"/>
+        </w:rPr>
+      </w:pPr>
+      <w:bookmarkStart w:id="61" w:name="_Toc242815455"/>
       <w:r>
         <w:rPr>
           <w:rFonts w:eastAsia="Times New Roman"/>
@@ -12679,7 +12679,7 @@
     <w:p>
       <w:pPr>
         <w:pStyle w:val="subtitel"/>
-        <w:divId w:val="2128574091"/>
+        <w:divId w:val="1460223590"/>
         <w:rPr>
           <w:lang w:val="nl-NL"/>
         </w:rPr>
@@ -12694,7 +12694,7 @@
     <w:p>
       <w:pPr>
         <w:pStyle w:val="Normaalweb"/>
-        <w:divId w:val="2128574091"/>
+        <w:divId w:val="1460223590"/>
         <w:rPr>
           <w:lang w:val="nl-NL"/>
         </w:rPr>
@@ -12709,7 +12709,7 @@
     <w:p>
       <w:pPr>
         <w:pStyle w:val="Normaalweb"/>
-        <w:divId w:val="2128574091"/>
+        <w:divId w:val="1460223590"/>
         <w:rPr>
           <w:lang w:val="nl-NL"/>
         </w:rPr>
@@ -12730,7 +12730,7 @@
     <w:p>
       <w:pPr>
         <w:pStyle w:val="Normaalweb"/>
-        <w:divId w:val="2128574091"/>
+        <w:divId w:val="1460223590"/>
         <w:rPr>
           <w:lang w:val="nl-NL"/>
         </w:rPr>
@@ -12750,7 +12750,7 @@
     </w:p>
     <w:p>
       <w:pPr>
-        <w:divId w:val="1265334970"/>
+        <w:divId w:val="1045065393"/>
         <w:rPr>
           <w:color w:val="555555"/>
           <w:sz w:val="20"/>
@@ -12772,7 +12772,7 @@
       <w:pPr>
         <w:pStyle w:val="marker"/>
         <w:ind w:left="800" w:right="800"/>
-        <w:divId w:val="2128574091"/>
+        <w:divId w:val="1460223590"/>
         <w:rPr>
           <w:lang w:val="nl-NL"/>
         </w:rPr>
@@ -12784,13 +12784,13 @@
     <w:p>
       <w:pPr>
         <w:pStyle w:val="Kop3"/>
-        <w:divId w:val="2128574091"/>
-        <w:rPr>
-          <w:rFonts w:eastAsia="Times New Roman"/>
-          <w:lang w:val="nl-NL"/>
-        </w:rPr>
-      </w:pPr>
-      <w:bookmarkStart w:id="62" w:name="_Toc242814926"/>
+        <w:divId w:val="1460223590"/>
+        <w:rPr>
+          <w:rFonts w:eastAsia="Times New Roman"/>
+          <w:lang w:val="nl-NL"/>
+        </w:rPr>
+      </w:pPr>
+      <w:bookmarkStart w:id="62" w:name="_Toc242815456"/>
       <w:r>
         <w:rPr>
           <w:rFonts w:eastAsia="Times New Roman"/>
@@ -12803,7 +12803,7 @@
     <w:p>
       <w:pPr>
         <w:pStyle w:val="subtitel"/>
-        <w:divId w:val="2128574091"/>
+        <w:divId w:val="1460223590"/>
         <w:rPr>
           <w:lang w:val="nl-NL"/>
         </w:rPr>
@@ -12818,7 +12818,7 @@
     <w:p>
       <w:pPr>
         <w:pStyle w:val="Normaalweb"/>
-        <w:divId w:val="2128574091"/>
+        <w:divId w:val="1460223590"/>
         <w:rPr>
           <w:lang w:val="nl-NL"/>
         </w:rPr>
@@ -12833,7 +12833,7 @@
     <w:p>
       <w:pPr>
         <w:pStyle w:val="Normaalweb"/>
-        <w:divId w:val="2128574091"/>
+        <w:divId w:val="1460223590"/>
         <w:rPr>
           <w:lang w:val="nl-NL"/>
         </w:rPr>
@@ -12848,7 +12848,7 @@
     <w:p>
       <w:pPr>
         <w:pStyle w:val="Normaalweb"/>
-        <w:divId w:val="2128574091"/>
+        <w:divId w:val="1460223590"/>
         <w:rPr>
           <w:lang w:val="nl-NL"/>
         </w:rPr>
@@ -12864,7 +12864,7 @@
       <w:pPr>
         <w:pStyle w:val="marker"/>
         <w:ind w:left="800" w:right="800"/>
-        <w:divId w:val="2128574091"/>
+        <w:divId w:val="1460223590"/>
         <w:rPr>
           <w:lang w:val="nl-NL"/>
         </w:rPr>
@@ -12876,13 +12876,13 @@
     <w:p>
       <w:pPr>
         <w:pStyle w:val="Kop1"/>
-        <w:divId w:val="2128574091"/>
-        <w:rPr>
-          <w:rFonts w:eastAsia="Times New Roman"/>
-          <w:lang w:val="nl-NL"/>
-        </w:rPr>
-      </w:pPr>
-      <w:bookmarkStart w:id="63" w:name="_Toc242814927"/>
+        <w:divId w:val="1460223590"/>
+        <w:rPr>
+          <w:rFonts w:eastAsia="Times New Roman"/>
+          <w:lang w:val="nl-NL"/>
+        </w:rPr>
+      </w:pPr>
+      <w:bookmarkStart w:id="63" w:name="_Toc242815457"/>
       <w:r>
         <w:rPr>
           <w:rFonts w:eastAsia="Times New Roman"/>
@@ -12895,13 +12895,13 @@
     <w:p>
       <w:pPr>
         <w:pStyle w:val="Kop3"/>
-        <w:divId w:val="2128574091"/>
-        <w:rPr>
-          <w:rFonts w:eastAsia="Times New Roman"/>
-          <w:lang w:val="nl-NL"/>
-        </w:rPr>
-      </w:pPr>
-      <w:bookmarkStart w:id="64" w:name="_Toc242814928"/>
+        <w:divId w:val="1460223590"/>
+        <w:rPr>
+          <w:rFonts w:eastAsia="Times New Roman"/>
+          <w:lang w:val="nl-NL"/>
+        </w:rPr>
+      </w:pPr>
+      <w:bookmarkStart w:id="64" w:name="_Toc242815458"/>
       <w:r>
         <w:rPr>
           <w:rFonts w:eastAsia="Times New Roman"/>
@@ -12914,7 +12914,7 @@
     <w:p>
       <w:pPr>
         <w:pStyle w:val="subtitel"/>
-        <w:divId w:val="2128574091"/>
+        <w:divId w:val="1460223590"/>
         <w:rPr>
           <w:lang w:val="nl-NL"/>
         </w:rPr>
@@ -12929,7 +12929,7 @@
     <w:p>
       <w:pPr>
         <w:pStyle w:val="Normaalweb"/>
-        <w:divId w:val="2128574091"/>
+        <w:divId w:val="1460223590"/>
         <w:rPr>
           <w:lang w:val="nl-NL"/>
         </w:rPr>
@@ -12944,7 +12944,7 @@
     <w:p>
       <w:pPr>
         <w:pStyle w:val="Normaalweb"/>
-        <w:divId w:val="2128574091"/>
+        <w:divId w:val="1460223590"/>
         <w:rPr>
           <w:lang w:val="nl-NL"/>
         </w:rPr>
@@ -12959,7 +12959,7 @@
     <w:p>
       <w:pPr>
         <w:pStyle w:val="Normaalweb"/>
-        <w:divId w:val="2128574091"/>
+        <w:divId w:val="1460223590"/>
         <w:rPr>
           <w:lang w:val="nl-NL"/>
         </w:rPr>
@@ -12974,7 +12974,7 @@
     <w:p>
       <w:pPr>
         <w:pStyle w:val="Normaalweb"/>
-        <w:divId w:val="2128574091"/>
+        <w:divId w:val="1460223590"/>
         <w:rPr>
           <w:lang w:val="nl-NL"/>
         </w:rPr>
@@ -12994,7 +12994,7 @@
     </w:p>
     <w:p>
       <w:pPr>
-        <w:divId w:val="1434089746"/>
+        <w:divId w:val="739451377"/>
         <w:rPr>
           <w:color w:val="555555"/>
           <w:sz w:val="20"/>
@@ -13016,7 +13016,7 @@
       <w:pPr>
         <w:pStyle w:val="marker"/>
         <w:ind w:left="800" w:right="800"/>
-        <w:divId w:val="2128574091"/>
+        <w:divId w:val="1460223590"/>
         <w:rPr>
           <w:lang w:val="nl-NL"/>
         </w:rPr>
@@ -13028,13 +13028,13 @@
     <w:p>
       <w:pPr>
         <w:pStyle w:val="Kop3"/>
-        <w:divId w:val="2128574091"/>
-        <w:rPr>
-          <w:rFonts w:eastAsia="Times New Roman"/>
-          <w:lang w:val="nl-NL"/>
-        </w:rPr>
-      </w:pPr>
-      <w:bookmarkStart w:id="65" w:name="_Toc242814929"/>
+        <w:divId w:val="1460223590"/>
+        <w:rPr>
+          <w:rFonts w:eastAsia="Times New Roman"/>
+          <w:lang w:val="nl-NL"/>
+        </w:rPr>
+      </w:pPr>
+      <w:bookmarkStart w:id="65" w:name="_Toc242815459"/>
       <w:r>
         <w:rPr>
           <w:rFonts w:eastAsia="Times New Roman"/>
@@ -13047,7 +13047,7 @@
     <w:p>
       <w:pPr>
         <w:pStyle w:val="subtitel"/>
-        <w:divId w:val="2128574091"/>
+        <w:divId w:val="1460223590"/>
         <w:rPr>
           <w:lang w:val="nl-NL"/>
         </w:rPr>
@@ -13062,7 +13062,7 @@
     <w:p>
       <w:pPr>
         <w:pStyle w:val="Normaalweb"/>
-        <w:divId w:val="2128574091"/>
+        <w:divId w:val="1460223590"/>
         <w:rPr>
           <w:lang w:val="nl-NL"/>
         </w:rPr>
@@ -13077,7 +13077,7 @@
     <w:p>
       <w:pPr>
         <w:pStyle w:val="Normaalweb"/>
-        <w:divId w:val="2128574091"/>
+        <w:divId w:val="1460223590"/>
         <w:rPr>
           <w:lang w:val="nl-NL"/>
         </w:rPr>
@@ -13098,7 +13098,7 @@
     <w:p>
       <w:pPr>
         <w:pStyle w:val="Normaalweb"/>
-        <w:divId w:val="2128574091"/>
+        <w:divId w:val="1460223590"/>
         <w:rPr>
           <w:lang w:val="nl-NL"/>
         </w:rPr>
@@ -13112,7 +13112,7 @@
     </w:p>
     <w:p>
       <w:pPr>
-        <w:divId w:val="1703246135"/>
+        <w:divId w:val="712000651"/>
         <w:rPr>
           <w:color w:val="555555"/>
           <w:sz w:val="20"/>
@@ -13134,7 +13134,7 @@
       <w:pPr>
         <w:pStyle w:val="marker"/>
         <w:ind w:left="800" w:right="800"/>
-        <w:divId w:val="2128574091"/>
+        <w:divId w:val="1460223590"/>
         <w:rPr>
           <w:lang w:val="nl-NL"/>
         </w:rPr>
@@ -13146,13 +13146,13 @@
     <w:p>
       <w:pPr>
         <w:pStyle w:val="Kop3"/>
-        <w:divId w:val="2128574091"/>
-        <w:rPr>
-          <w:rFonts w:eastAsia="Times New Roman"/>
-          <w:lang w:val="nl-NL"/>
-        </w:rPr>
-      </w:pPr>
-      <w:bookmarkStart w:id="66" w:name="_Toc242814930"/>
+        <w:divId w:val="1460223590"/>
+        <w:rPr>
+          <w:rFonts w:eastAsia="Times New Roman"/>
+          <w:lang w:val="nl-NL"/>
+        </w:rPr>
+      </w:pPr>
+      <w:bookmarkStart w:id="66" w:name="_Toc242815460"/>
       <w:r>
         <w:rPr>
           <w:rFonts w:eastAsia="Times New Roman"/>
@@ -13165,7 +13165,7 @@
     <w:p>
       <w:pPr>
         <w:pStyle w:val="subtitel"/>
-        <w:divId w:val="2128574091"/>
+        <w:divId w:val="1460223590"/>
         <w:rPr>
           <w:lang w:val="nl-NL"/>
         </w:rPr>
@@ -13180,7 +13180,7 @@
     <w:p>
       <w:pPr>
         <w:pStyle w:val="Normaalweb"/>
-        <w:divId w:val="2128574091"/>
+        <w:divId w:val="1460223590"/>
         <w:rPr>
           <w:lang w:val="nl-NL"/>
         </w:rPr>
@@ -13195,7 +13195,7 @@
     <w:p>
       <w:pPr>
         <w:pStyle w:val="Normaalweb"/>
-        <w:divId w:val="2128574091"/>
+        <w:divId w:val="1460223590"/>
         <w:rPr>
           <w:lang w:val="nl-NL"/>
         </w:rPr>
@@ -13216,7 +13216,7 @@
     <w:p>
       <w:pPr>
         <w:pStyle w:val="Normaalweb"/>
-        <w:divId w:val="2128574091"/>
+        <w:divId w:val="1460223590"/>
         <w:rPr>
           <w:lang w:val="nl-NL"/>
         </w:rPr>
@@ -13230,7 +13230,7 @@
     </w:p>
     <w:p>
       <w:pPr>
-        <w:divId w:val="1669945203"/>
+        <w:divId w:val="594166953"/>
         <w:rPr>
           <w:color w:val="555555"/>
           <w:sz w:val="20"/>
@@ -13252,7 +13252,7 @@
       <w:pPr>
         <w:pStyle w:val="marker"/>
         <w:ind w:left="800" w:right="800"/>
-        <w:divId w:val="2128574091"/>
+        <w:divId w:val="1460223590"/>
         <w:rPr>
           <w:lang w:val="nl-NL"/>
         </w:rPr>
@@ -13264,13 +13264,13 @@
     <w:p>
       <w:pPr>
         <w:pStyle w:val="Kop3"/>
-        <w:divId w:val="2128574091"/>
-        <w:rPr>
-          <w:rFonts w:eastAsia="Times New Roman"/>
-          <w:lang w:val="nl-NL"/>
-        </w:rPr>
-      </w:pPr>
-      <w:bookmarkStart w:id="67" w:name="_Toc242814931"/>
+        <w:divId w:val="1460223590"/>
+        <w:rPr>
+          <w:rFonts w:eastAsia="Times New Roman"/>
+          <w:lang w:val="nl-NL"/>
+        </w:rPr>
+      </w:pPr>
+      <w:bookmarkStart w:id="67" w:name="_Toc242815461"/>
       <w:r>
         <w:rPr>
           <w:rFonts w:eastAsia="Times New Roman"/>
@@ -13283,7 +13283,7 @@
     <w:p>
       <w:pPr>
         <w:pStyle w:val="subtitel"/>
-        <w:divId w:val="2128574091"/>
+        <w:divId w:val="1460223590"/>
         <w:rPr>
           <w:lang w:val="nl-NL"/>
         </w:rPr>
@@ -13298,7 +13298,7 @@
     <w:p>
       <w:pPr>
         <w:pStyle w:val="Normaalweb"/>
-        <w:divId w:val="2128574091"/>
+        <w:divId w:val="1460223590"/>
         <w:rPr>
           <w:lang w:val="nl-NL"/>
         </w:rPr>
@@ -13313,7 +13313,7 @@
     <w:p>
       <w:pPr>
         <w:pStyle w:val="Normaalweb"/>
-        <w:divId w:val="2128574091"/>
+        <w:divId w:val="1460223590"/>
         <w:rPr>
           <w:lang w:val="nl-NL"/>
         </w:rPr>
@@ -13334,7 +13334,7 @@
     <w:p>
       <w:pPr>
         <w:pStyle w:val="Normaalweb"/>
-        <w:divId w:val="2128574091"/>
+        <w:divId w:val="1460223590"/>
         <w:rPr>
           <w:lang w:val="nl-NL"/>
         </w:rPr>
@@ -13350,7 +13350,7 @@
       <w:pPr>
         <w:pStyle w:val="marker"/>
         <w:ind w:left="800" w:right="800"/>
-        <w:divId w:val="2128574091"/>
+        <w:divId w:val="1460223590"/>
         <w:rPr>
           <w:lang w:val="nl-NL"/>
         </w:rPr>
@@ -13362,13 +13362,13 @@
     <w:p>
       <w:pPr>
         <w:pStyle w:val="Kop3"/>
-        <w:divId w:val="2128574091"/>
-        <w:rPr>
-          <w:rFonts w:eastAsia="Times New Roman"/>
-          <w:lang w:val="nl-NL"/>
-        </w:rPr>
-      </w:pPr>
-      <w:bookmarkStart w:id="68" w:name="_Toc242814932"/>
+        <w:divId w:val="1460223590"/>
+        <w:rPr>
+          <w:rFonts w:eastAsia="Times New Roman"/>
+          <w:lang w:val="nl-NL"/>
+        </w:rPr>
+      </w:pPr>
+      <w:bookmarkStart w:id="68" w:name="_Toc242815462"/>
       <w:r>
         <w:rPr>
           <w:rFonts w:eastAsia="Times New Roman"/>
@@ -13381,7 +13381,7 @@
     <w:p>
       <w:pPr>
         <w:pStyle w:val="subtitel"/>
-        <w:divId w:val="2128574091"/>
+        <w:divId w:val="1460223590"/>
         <w:rPr>
           <w:lang w:val="nl-NL"/>
         </w:rPr>
@@ -13396,7 +13396,7 @@
     <w:p>
       <w:pPr>
         <w:pStyle w:val="Normaalweb"/>
-        <w:divId w:val="2128574091"/>
+        <w:divId w:val="1460223590"/>
         <w:rPr>
           <w:lang w:val="nl-NL"/>
         </w:rPr>
@@ -13417,7 +13417,7 @@
     <w:p>
       <w:pPr>
         <w:pStyle w:val="Normaalweb"/>
-        <w:divId w:val="2128574091"/>
+        <w:divId w:val="1460223590"/>
         <w:rPr>
           <w:lang w:val="nl-NL"/>
         </w:rPr>
@@ -13432,7 +13432,7 @@
     <w:p>
       <w:pPr>
         <w:pStyle w:val="Normaalweb"/>
-        <w:divId w:val="2128574091"/>
+        <w:divId w:val="1460223590"/>
         <w:rPr>
           <w:lang w:val="nl-NL"/>
         </w:rPr>
@@ -13447,7 +13447,7 @@
     <w:p>
       <w:pPr>
         <w:pStyle w:val="Normaalweb"/>
-        <w:divId w:val="2128574091"/>
+        <w:divId w:val="1460223590"/>
         <w:rPr>
           <w:lang w:val="nl-NL"/>
         </w:rPr>
@@ -13469,7 +13469,7 @@
       <w:pPr>
         <w:pStyle w:val="marker"/>
         <w:ind w:left="800" w:right="800"/>
-        <w:divId w:val="2128574091"/>
+        <w:divId w:val="1460223590"/>
         <w:rPr>
           <w:lang w:val="nl-NL"/>
         </w:rPr>
@@ -13481,13 +13481,13 @@
     <w:p>
       <w:pPr>
         <w:pStyle w:val="Kop3"/>
-        <w:divId w:val="2128574091"/>
-        <w:rPr>
-          <w:rFonts w:eastAsia="Times New Roman"/>
-          <w:lang w:val="nl-NL"/>
-        </w:rPr>
-      </w:pPr>
-      <w:bookmarkStart w:id="69" w:name="_Toc242814933"/>
+        <w:divId w:val="1460223590"/>
+        <w:rPr>
+          <w:rFonts w:eastAsia="Times New Roman"/>
+          <w:lang w:val="nl-NL"/>
+        </w:rPr>
+      </w:pPr>
+      <w:bookmarkStart w:id="69" w:name="_Toc242815463"/>
       <w:r>
         <w:rPr>
           <w:rFonts w:eastAsia="Times New Roman"/>
@@ -13500,7 +13500,7 @@
     <w:p>
       <w:pPr>
         <w:pStyle w:val="subtitel"/>
-        <w:divId w:val="2128574091"/>
+        <w:divId w:val="1460223590"/>
         <w:rPr>
           <w:lang w:val="nl-NL"/>
         </w:rPr>
@@ -13515,7 +13515,7 @@
     <w:p>
       <w:pPr>
         <w:pStyle w:val="Normaalweb"/>
-        <w:divId w:val="2128574091"/>
+        <w:divId w:val="1460223590"/>
         <w:rPr>
           <w:lang w:val="nl-NL"/>
         </w:rPr>
@@ -13530,7 +13530,7 @@
     <w:p>
       <w:pPr>
         <w:pStyle w:val="Normaalweb"/>
-        <w:divId w:val="2128574091"/>
+        <w:divId w:val="1460223590"/>
         <w:rPr>
           <w:lang w:val="nl-NL"/>
         </w:rPr>
@@ -13552,7 +13552,7 @@
       <w:pPr>
         <w:pStyle w:val="marker"/>
         <w:ind w:left="800" w:right="800"/>
-        <w:divId w:val="2128574091"/>
+        <w:divId w:val="1460223590"/>
         <w:rPr>
           <w:lang w:val="nl-NL"/>
         </w:rPr>
@@ -13564,13 +13564,13 @@
     <w:p>
       <w:pPr>
         <w:pStyle w:val="Kop1"/>
-        <w:divId w:val="2128574091"/>
-        <w:rPr>
-          <w:rFonts w:eastAsia="Times New Roman"/>
-          <w:lang w:val="nl-NL"/>
-        </w:rPr>
-      </w:pPr>
-      <w:bookmarkStart w:id="70" w:name="_Toc242814934"/>
+        <w:divId w:val="1460223590"/>
+        <w:rPr>
+          <w:rFonts w:eastAsia="Times New Roman"/>
+          <w:lang w:val="nl-NL"/>
+        </w:rPr>
+      </w:pPr>
+      <w:bookmarkStart w:id="70" w:name="_Toc242815464"/>
       <w:r>
         <w:rPr>
           <w:rFonts w:eastAsia="Times New Roman"/>
@@ -13583,13 +13583,13 @@
     <w:p>
       <w:pPr>
         <w:pStyle w:val="Kop3"/>
-        <w:divId w:val="2128574091"/>
-        <w:rPr>
-          <w:rFonts w:eastAsia="Times New Roman"/>
-          <w:lang w:val="nl-NL"/>
-        </w:rPr>
-      </w:pPr>
-      <w:bookmarkStart w:id="71" w:name="_Toc242814935"/>
+        <w:divId w:val="1460223590"/>
+        <w:rPr>
+          <w:rFonts w:eastAsia="Times New Roman"/>
+          <w:lang w:val="nl-NL"/>
+        </w:rPr>
+      </w:pPr>
+      <w:bookmarkStart w:id="71" w:name="_Toc242815465"/>
       <w:r>
         <w:rPr>
           <w:rFonts w:eastAsia="Times New Roman"/>
@@ -13602,7 +13602,7 @@
     <w:p>
       <w:pPr>
         <w:pStyle w:val="subtitel"/>
-        <w:divId w:val="2128574091"/>
+        <w:divId w:val="1460223590"/>
         <w:rPr>
           <w:lang w:val="nl-NL"/>
         </w:rPr>
@@ -13617,7 +13617,7 @@
     <w:p>
       <w:pPr>
         <w:pStyle w:val="Normaalweb"/>
-        <w:divId w:val="2128574091"/>
+        <w:divId w:val="1460223590"/>
         <w:rPr>
           <w:lang w:val="nl-NL"/>
         </w:rPr>
@@ -13632,7 +13632,7 @@
     <w:p>
       <w:pPr>
         <w:pStyle w:val="Normaalweb"/>
-        <w:divId w:val="2128574091"/>
+        <w:divId w:val="1460223590"/>
         <w:rPr>
           <w:lang w:val="nl-NL"/>
         </w:rPr>
@@ -13653,7 +13653,7 @@
     <w:p>
       <w:pPr>
         <w:pStyle w:val="Normaalweb"/>
-        <w:divId w:val="2128574091"/>
+        <w:divId w:val="1460223590"/>
         <w:rPr>
           <w:lang w:val="nl-NL"/>
         </w:rPr>
@@ -13668,7 +13668,7 @@
     <w:p>
       <w:pPr>
         <w:pStyle w:val="Normaalweb"/>
-        <w:divId w:val="2128574091"/>
+        <w:divId w:val="1460223590"/>
         <w:rPr>
           <w:lang w:val="nl-NL"/>
         </w:rPr>
@@ -13682,7 +13682,7 @@
     </w:p>
     <w:p>
       <w:pPr>
-        <w:divId w:val="2142267703"/>
+        <w:divId w:val="704864809"/>
         <w:rPr>
           <w:color w:val="555555"/>
           <w:sz w:val="20"/>
@@ -13935,7 +13935,7 @@
         <w:sz w:val="18"/>
       </w:rPr>
       <w:tab/>
-      <w:t>Laatst gewijzigd: 13 oktober 2026, 20:03</w:t>
+      <w:t>Laatst gewijzigd: 13 oktober 2026, 20:12</w:t>
     </w:r>
   </w:p>
 </w:hdr>
@@ -15306,7 +15306,7 @@
     <w:link w:val="KoptekstChar"/>
     <w:uiPriority w:val="99"/>
     <w:unhideWhenUsed/>
-    <w:rsid w:val="00A17698"/>
+    <w:rsid w:val="00C1461C"/>
     <w:pPr>
       <w:tabs>
         <w:tab w:val="center" w:pos="4536"/>
@@ -15319,7 +15319,7 @@
     <w:basedOn w:val="Standaardalinea-lettertype"/>
     <w:link w:val="Koptekst"/>
     <w:uiPriority w:val="99"/>
-    <w:rsid w:val="00A17698"/>
+    <w:rsid w:val="00C1461C"/>
     <w:rPr>
       <w:rFonts w:eastAsiaTheme="minorEastAsia"/>
       <w:sz w:val="24"/>
@@ -15332,7 +15332,7 @@
     <w:link w:val="VoettekstChar"/>
     <w:uiPriority w:val="99"/>
     <w:unhideWhenUsed/>
-    <w:rsid w:val="00A17698"/>
+    <w:rsid w:val="00C1461C"/>
     <w:pPr>
       <w:tabs>
         <w:tab w:val="center" w:pos="4536"/>
@@ -15345,7 +15345,7 @@
     <w:basedOn w:val="Standaardalinea-lettertype"/>
     <w:link w:val="Voettekst"/>
     <w:uiPriority w:val="99"/>
-    <w:rsid w:val="00A17698"/>
+    <w:rsid w:val="00C1461C"/>
     <w:rPr>
       <w:rFonts w:eastAsiaTheme="minorEastAsia"/>
       <w:sz w:val="24"/>
@@ -15359,7 +15359,7 @@
     <w:autoRedefine/>
     <w:uiPriority w:val="39"/>
     <w:unhideWhenUsed/>
-    <w:rsid w:val="00A17698"/>
+    <w:rsid w:val="00C1461C"/>
     <w:pPr>
       <w:spacing w:after="100"/>
       <w:ind w:left="220"/>
@@ -15372,7 +15372,7 @@
     <w:autoRedefine/>
     <w:uiPriority w:val="39"/>
     <w:unhideWhenUsed/>
-    <w:rsid w:val="00A17698"/>
+    <w:rsid w:val="00C1461C"/>
     <w:pPr>
       <w:spacing w:after="100"/>
     </w:pPr>
@@ -15384,7 +15384,7 @@
     <w:autoRedefine/>
     <w:uiPriority w:val="39"/>
     <w:unhideWhenUsed/>
-    <w:rsid w:val="00A17698"/>
+    <w:rsid w:val="00C1461C"/>
     <w:pPr>
       <w:spacing w:after="100"/>
       <w:ind w:left="440"/>

--- a/nl/docx/document-a.docx
+++ b/nl/docx/document-a.docx
@@ -7,7 +7,7 @@
         <w:spacing w:after="480"/>
         <w:jc w:val="center"/>
         <w:outlineLvl w:val="1"/>
-        <w:divId w:val="1378237974"/>
+        <w:divId w:val="1839424855"/>
         <w:rPr>
           <w:rFonts w:ascii="Aptos Display" w:eastAsia="Times New Roman" w:hAnsi="Aptos Display"/>
           <w:b/>
@@ -36,7 +36,7 @@
     <w:p>
       <w:pPr>
         <w:pStyle w:val="ondertitel2"/>
-        <w:divId w:val="1378237974"/>
+        <w:divId w:val="1839424855"/>
         <w:rPr>
           <w:lang w:val="nl-NL"/>
         </w:rPr>
@@ -51,7 +51,7 @@
     <w:p>
       <w:pPr>
         <w:pStyle w:val="documentaanduiding2"/>
-        <w:divId w:val="1378237974"/>
+        <w:divId w:val="1839424855"/>
         <w:rPr>
           <w:lang w:val="nl-NL"/>
         </w:rPr>
@@ -66,7 +66,7 @@
     <w:p>
       <w:pPr>
         <w:pStyle w:val="auteur2"/>
-        <w:divId w:val="1378237974"/>
+        <w:divId w:val="1839424855"/>
         <w:rPr>
           <w:lang w:val="nl-NL"/>
         </w:rPr>
@@ -81,23 +81,23 @@
     <w:p>
       <w:pPr>
         <w:pStyle w:val="meta-lijn2"/>
-        <w:divId w:val="1378237974"/>
-        <w:rPr>
-          <w:lang w:val="nl-NL"/>
-        </w:rPr>
-      </w:pPr>
-      <w:r>
-        <w:rPr>
-          <w:lang w:val="nl-NL"/>
-        </w:rPr>
-        <w:t>Versie bijgewerkt: 13 oktober 2026, 20:12</w:t>
+        <w:divId w:val="1839424855"/>
+        <w:rPr>
+          <w:lang w:val="nl-NL"/>
+        </w:rPr>
+      </w:pPr>
+      <w:r>
+        <w:rPr>
+          <w:lang w:val="nl-NL"/>
+        </w:rPr>
+        <w:t>Versie bijgewerkt: 13 oktober 2026, 20:31</w:t>
       </w:r>
     </w:p>
     <w:p>
       <w:pPr>
         <w:pStyle w:val="marker"/>
         <w:ind w:left="800" w:right="800"/>
-        <w:divId w:val="1460223590"/>
+        <w:divId w:val="1967856189"/>
         <w:rPr>
           <w:lang w:val="nl-NL"/>
         </w:rPr>
@@ -110,13 +110,13 @@
       <w:pPr>
         <w:pStyle w:val="Kop2"/>
         <w:pageBreakBefore/>
-        <w:divId w:val="1848668934"/>
-        <w:rPr>
-          <w:rFonts w:eastAsia="Times New Roman"/>
-          <w:lang w:val="nl-NL"/>
-        </w:rPr>
-      </w:pPr>
-      <w:bookmarkStart w:id="0" w:name="_Toc242815394"/>
+        <w:divId w:val="1436903570"/>
+        <w:rPr>
+          <w:rFonts w:eastAsia="Times New Roman"/>
+          <w:lang w:val="nl-NL"/>
+        </w:rPr>
+      </w:pPr>
+      <w:bookmarkStart w:id="0" w:name="_Toc242816542"/>
       <w:r>
         <w:rPr>
           <w:rFonts w:eastAsia="Times New Roman"/>
@@ -133,7 +133,7 @@
         <w:tabs>
           <w:tab w:val="right" w:leader="dot" w:pos="9062"/>
         </w:tabs>
-        <w:divId w:val="1848668934"/>
+        <w:divId w:val="1436903570"/>
         <w:rPr>
           <w:rFonts w:asciiTheme="minorHAnsi" w:hAnsiTheme="minorHAnsi" w:cstheme="minorBidi"/>
           <w:noProof/>
@@ -184,7 +184,7 @@
         <w:rPr>
           <w:noProof/>
         </w:rPr>
-        <w:instrText xml:space="preserve"> PAGEREF _Toc242815394 \h </w:instrText>
+        <w:instrText xml:space="preserve"> PAGEREF _Toc242816542 \h </w:instrText>
       </w:r>
       <w:r>
         <w:rPr>
@@ -216,7 +216,7 @@
         <w:tabs>
           <w:tab w:val="right" w:leader="dot" w:pos="9062"/>
         </w:tabs>
-        <w:divId w:val="1848668934"/>
+        <w:divId w:val="1436903570"/>
         <w:rPr>
           <w:rFonts w:asciiTheme="minorHAnsi" w:hAnsiTheme="minorHAnsi" w:cstheme="minorBidi"/>
           <w:noProof/>
@@ -249,7 +249,7 @@
         <w:rPr>
           <w:noProof/>
         </w:rPr>
-        <w:instrText xml:space="preserve"> PAGEREF _Toc242815395 \h </w:instrText>
+        <w:instrText xml:space="preserve"> PAGEREF _Toc242816543 \h </w:instrText>
       </w:r>
       <w:r>
         <w:rPr>
@@ -281,7 +281,7 @@
         <w:tabs>
           <w:tab w:val="right" w:leader="dot" w:pos="9062"/>
         </w:tabs>
-        <w:divId w:val="1848668934"/>
+        <w:divId w:val="1436903570"/>
         <w:rPr>
           <w:rFonts w:asciiTheme="minorHAnsi" w:hAnsiTheme="minorHAnsi" w:cstheme="minorBidi"/>
           <w:noProof/>
@@ -314,7 +314,7 @@
         <w:rPr>
           <w:noProof/>
         </w:rPr>
-        <w:instrText xml:space="preserve"> PAGEREF _Toc242815396 \h </w:instrText>
+        <w:instrText xml:space="preserve"> PAGEREF _Toc242816544 \h </w:instrText>
       </w:r>
       <w:r>
         <w:rPr>
@@ -346,7 +346,7 @@
         <w:tabs>
           <w:tab w:val="right" w:leader="dot" w:pos="9062"/>
         </w:tabs>
-        <w:divId w:val="1848668934"/>
+        <w:divId w:val="1436903570"/>
         <w:rPr>
           <w:rFonts w:asciiTheme="minorHAnsi" w:hAnsiTheme="minorHAnsi" w:cstheme="minorBidi"/>
           <w:noProof/>
@@ -379,7 +379,7 @@
         <w:rPr>
           <w:noProof/>
         </w:rPr>
-        <w:instrText xml:space="preserve"> PAGEREF _Toc242815397 \h </w:instrText>
+        <w:instrText xml:space="preserve"> PAGEREF _Toc242816545 \h </w:instrText>
       </w:r>
       <w:r>
         <w:rPr>
@@ -411,7 +411,7 @@
         <w:tabs>
           <w:tab w:val="right" w:leader="dot" w:pos="9062"/>
         </w:tabs>
-        <w:divId w:val="1848668934"/>
+        <w:divId w:val="1436903570"/>
         <w:rPr>
           <w:rFonts w:asciiTheme="minorHAnsi" w:hAnsiTheme="minorHAnsi" w:cstheme="minorBidi"/>
           <w:noProof/>
@@ -444,7 +444,7 @@
         <w:rPr>
           <w:noProof/>
         </w:rPr>
-        <w:instrText xml:space="preserve"> PAGEREF _Toc242815398 \h </w:instrText>
+        <w:instrText xml:space="preserve"> PAGEREF _Toc242816546 \h </w:instrText>
       </w:r>
       <w:r>
         <w:rPr>
@@ -476,7 +476,7 @@
         <w:tabs>
           <w:tab w:val="right" w:leader="dot" w:pos="9062"/>
         </w:tabs>
-        <w:divId w:val="1848668934"/>
+        <w:divId w:val="1436903570"/>
         <w:rPr>
           <w:rFonts w:asciiTheme="minorHAnsi" w:hAnsiTheme="minorHAnsi" w:cstheme="minorBidi"/>
           <w:noProof/>
@@ -509,7 +509,7 @@
         <w:rPr>
           <w:noProof/>
         </w:rPr>
-        <w:instrText xml:space="preserve"> PAGEREF _Toc242815399 \h </w:instrText>
+        <w:instrText xml:space="preserve"> PAGEREF _Toc242816547 \h </w:instrText>
       </w:r>
       <w:r>
         <w:rPr>
@@ -541,7 +541,7 @@
         <w:tabs>
           <w:tab w:val="right" w:leader="dot" w:pos="9062"/>
         </w:tabs>
-        <w:divId w:val="1848668934"/>
+        <w:divId w:val="1436903570"/>
         <w:rPr>
           <w:rFonts w:asciiTheme="minorHAnsi" w:hAnsiTheme="minorHAnsi" w:cstheme="minorBidi"/>
           <w:noProof/>
@@ -574,7 +574,7 @@
         <w:rPr>
           <w:noProof/>
         </w:rPr>
-        <w:instrText xml:space="preserve"> PAGEREF _Toc242815400 \h </w:instrText>
+        <w:instrText xml:space="preserve"> PAGEREF _Toc242816548 \h </w:instrText>
       </w:r>
       <w:r>
         <w:rPr>
@@ -606,7 +606,7 @@
         <w:tabs>
           <w:tab w:val="right" w:leader="dot" w:pos="9062"/>
         </w:tabs>
-        <w:divId w:val="1848668934"/>
+        <w:divId w:val="1436903570"/>
         <w:rPr>
           <w:rFonts w:asciiTheme="minorHAnsi" w:hAnsiTheme="minorHAnsi" w:cstheme="minorBidi"/>
           <w:noProof/>
@@ -639,7 +639,7 @@
         <w:rPr>
           <w:noProof/>
         </w:rPr>
-        <w:instrText xml:space="preserve"> PAGEREF _Toc242815401 \h </w:instrText>
+        <w:instrText xml:space="preserve"> PAGEREF _Toc242816549 \h </w:instrText>
       </w:r>
       <w:r>
         <w:rPr>
@@ -671,7 +671,7 @@
         <w:tabs>
           <w:tab w:val="right" w:leader="dot" w:pos="9062"/>
         </w:tabs>
-        <w:divId w:val="1848668934"/>
+        <w:divId w:val="1436903570"/>
         <w:rPr>
           <w:rFonts w:asciiTheme="minorHAnsi" w:hAnsiTheme="minorHAnsi" w:cstheme="minorBidi"/>
           <w:noProof/>
@@ -704,7 +704,7 @@
         <w:rPr>
           <w:noProof/>
         </w:rPr>
-        <w:instrText xml:space="preserve"> PAGEREF _Toc242815402 \h </w:instrText>
+        <w:instrText xml:space="preserve"> PAGEREF _Toc242816550 \h </w:instrText>
       </w:r>
       <w:r>
         <w:rPr>
@@ -736,7 +736,7 @@
         <w:tabs>
           <w:tab w:val="right" w:leader="dot" w:pos="9062"/>
         </w:tabs>
-        <w:divId w:val="1848668934"/>
+        <w:divId w:val="1436903570"/>
         <w:rPr>
           <w:rFonts w:asciiTheme="minorHAnsi" w:hAnsiTheme="minorHAnsi" w:cstheme="minorBidi"/>
           <w:noProof/>
@@ -769,7 +769,7 @@
         <w:rPr>
           <w:noProof/>
         </w:rPr>
-        <w:instrText xml:space="preserve"> PAGEREF _Toc242815403 \h </w:instrText>
+        <w:instrText xml:space="preserve"> PAGEREF _Toc242816551 \h </w:instrText>
       </w:r>
       <w:r>
         <w:rPr>
@@ -801,7 +801,7 @@
         <w:tabs>
           <w:tab w:val="right" w:leader="dot" w:pos="9062"/>
         </w:tabs>
-        <w:divId w:val="1848668934"/>
+        <w:divId w:val="1436903570"/>
         <w:rPr>
           <w:rFonts w:asciiTheme="minorHAnsi" w:hAnsiTheme="minorHAnsi" w:cstheme="minorBidi"/>
           <w:noProof/>
@@ -834,7 +834,7 @@
         <w:rPr>
           <w:noProof/>
         </w:rPr>
-        <w:instrText xml:space="preserve"> PAGEREF _Toc242815404 \h </w:instrText>
+        <w:instrText xml:space="preserve"> PAGEREF _Toc242816552 \h </w:instrText>
       </w:r>
       <w:r>
         <w:rPr>
@@ -866,7 +866,7 @@
         <w:tabs>
           <w:tab w:val="right" w:leader="dot" w:pos="9062"/>
         </w:tabs>
-        <w:divId w:val="1848668934"/>
+        <w:divId w:val="1436903570"/>
         <w:rPr>
           <w:rFonts w:asciiTheme="minorHAnsi" w:hAnsiTheme="minorHAnsi" w:cstheme="minorBidi"/>
           <w:noProof/>
@@ -899,7 +899,7 @@
         <w:rPr>
           <w:noProof/>
         </w:rPr>
-        <w:instrText xml:space="preserve"> PAGEREF _Toc242815405 \h </w:instrText>
+        <w:instrText xml:space="preserve"> PAGEREF _Toc242816553 \h </w:instrText>
       </w:r>
       <w:r>
         <w:rPr>
@@ -931,7 +931,7 @@
         <w:tabs>
           <w:tab w:val="right" w:leader="dot" w:pos="9062"/>
         </w:tabs>
-        <w:divId w:val="1848668934"/>
+        <w:divId w:val="1436903570"/>
         <w:rPr>
           <w:rFonts w:asciiTheme="minorHAnsi" w:hAnsiTheme="minorHAnsi" w:cstheme="minorBidi"/>
           <w:noProof/>
@@ -964,7 +964,7 @@
         <w:rPr>
           <w:noProof/>
         </w:rPr>
-        <w:instrText xml:space="preserve"> PAGEREF _Toc242815406 \h </w:instrText>
+        <w:instrText xml:space="preserve"> PAGEREF _Toc242816554 \h </w:instrText>
       </w:r>
       <w:r>
         <w:rPr>
@@ -996,7 +996,7 @@
         <w:tabs>
           <w:tab w:val="right" w:leader="dot" w:pos="9062"/>
         </w:tabs>
-        <w:divId w:val="1848668934"/>
+        <w:divId w:val="1436903570"/>
         <w:rPr>
           <w:rFonts w:asciiTheme="minorHAnsi" w:hAnsiTheme="minorHAnsi" w:cstheme="minorBidi"/>
           <w:noProof/>
@@ -1029,7 +1029,7 @@
         <w:rPr>
           <w:noProof/>
         </w:rPr>
-        <w:instrText xml:space="preserve"> PAGEREF _Toc242815407 \h </w:instrText>
+        <w:instrText xml:space="preserve"> PAGEREF _Toc242816555 \h </w:instrText>
       </w:r>
       <w:r>
         <w:rPr>
@@ -1061,7 +1061,7 @@
         <w:tabs>
           <w:tab w:val="right" w:leader="dot" w:pos="9062"/>
         </w:tabs>
-        <w:divId w:val="1848668934"/>
+        <w:divId w:val="1436903570"/>
         <w:rPr>
           <w:rFonts w:asciiTheme="minorHAnsi" w:hAnsiTheme="minorHAnsi" w:cstheme="minorBidi"/>
           <w:noProof/>
@@ -1094,7 +1094,7 @@
         <w:rPr>
           <w:noProof/>
         </w:rPr>
-        <w:instrText xml:space="preserve"> PAGEREF _Toc242815408 \h </w:instrText>
+        <w:instrText xml:space="preserve"> PAGEREF _Toc242816556 \h </w:instrText>
       </w:r>
       <w:r>
         <w:rPr>
@@ -1126,7 +1126,7 @@
         <w:tabs>
           <w:tab w:val="right" w:leader="dot" w:pos="9062"/>
         </w:tabs>
-        <w:divId w:val="1848668934"/>
+        <w:divId w:val="1436903570"/>
         <w:rPr>
           <w:rFonts w:asciiTheme="minorHAnsi" w:hAnsiTheme="minorHAnsi" w:cstheme="minorBidi"/>
           <w:noProof/>
@@ -1159,7 +1159,7 @@
         <w:rPr>
           <w:noProof/>
         </w:rPr>
-        <w:instrText xml:space="preserve"> PAGEREF _Toc242815409 \h </w:instrText>
+        <w:instrText xml:space="preserve"> PAGEREF _Toc242816557 \h </w:instrText>
       </w:r>
       <w:r>
         <w:rPr>
@@ -1191,7 +1191,7 @@
         <w:tabs>
           <w:tab w:val="right" w:leader="dot" w:pos="9062"/>
         </w:tabs>
-        <w:divId w:val="1848668934"/>
+        <w:divId w:val="1436903570"/>
         <w:rPr>
           <w:rFonts w:asciiTheme="minorHAnsi" w:hAnsiTheme="minorHAnsi" w:cstheme="minorBidi"/>
           <w:noProof/>
@@ -1224,7 +1224,7 @@
         <w:rPr>
           <w:noProof/>
         </w:rPr>
-        <w:instrText xml:space="preserve"> PAGEREF _Toc242815410 \h </w:instrText>
+        <w:instrText xml:space="preserve"> PAGEREF _Toc242816558 \h </w:instrText>
       </w:r>
       <w:r>
         <w:rPr>
@@ -1256,7 +1256,7 @@
         <w:tabs>
           <w:tab w:val="right" w:leader="dot" w:pos="9062"/>
         </w:tabs>
-        <w:divId w:val="1848668934"/>
+        <w:divId w:val="1436903570"/>
         <w:rPr>
           <w:rFonts w:asciiTheme="minorHAnsi" w:hAnsiTheme="minorHAnsi" w:cstheme="minorBidi"/>
           <w:noProof/>
@@ -1289,7 +1289,7 @@
         <w:rPr>
           <w:noProof/>
         </w:rPr>
-        <w:instrText xml:space="preserve"> PAGEREF _Toc242815411 \h </w:instrText>
+        <w:instrText xml:space="preserve"> PAGEREF _Toc242816559 \h </w:instrText>
       </w:r>
       <w:r>
         <w:rPr>
@@ -1321,7 +1321,7 @@
         <w:tabs>
           <w:tab w:val="right" w:leader="dot" w:pos="9062"/>
         </w:tabs>
-        <w:divId w:val="1848668934"/>
+        <w:divId w:val="1436903570"/>
         <w:rPr>
           <w:rFonts w:asciiTheme="minorHAnsi" w:hAnsiTheme="minorHAnsi" w:cstheme="minorBidi"/>
           <w:noProof/>
@@ -1354,7 +1354,7 @@
         <w:rPr>
           <w:noProof/>
         </w:rPr>
-        <w:instrText xml:space="preserve"> PAGEREF _Toc242815412 \h </w:instrText>
+        <w:instrText xml:space="preserve"> PAGEREF _Toc242816560 \h </w:instrText>
       </w:r>
       <w:r>
         <w:rPr>
@@ -1386,7 +1386,7 @@
         <w:tabs>
           <w:tab w:val="right" w:leader="dot" w:pos="9062"/>
         </w:tabs>
-        <w:divId w:val="1848668934"/>
+        <w:divId w:val="1436903570"/>
         <w:rPr>
           <w:rFonts w:asciiTheme="minorHAnsi" w:hAnsiTheme="minorHAnsi" w:cstheme="minorBidi"/>
           <w:noProof/>
@@ -1419,7 +1419,7 @@
         <w:rPr>
           <w:noProof/>
         </w:rPr>
-        <w:instrText xml:space="preserve"> PAGEREF _Toc242815413 \h </w:instrText>
+        <w:instrText xml:space="preserve"> PAGEREF _Toc242816561 \h </w:instrText>
       </w:r>
       <w:r>
         <w:rPr>
@@ -1451,7 +1451,7 @@
         <w:tabs>
           <w:tab w:val="right" w:leader="dot" w:pos="9062"/>
         </w:tabs>
-        <w:divId w:val="1848668934"/>
+        <w:divId w:val="1436903570"/>
         <w:rPr>
           <w:rFonts w:asciiTheme="minorHAnsi" w:hAnsiTheme="minorHAnsi" w:cstheme="minorBidi"/>
           <w:noProof/>
@@ -1484,7 +1484,7 @@
         <w:rPr>
           <w:noProof/>
         </w:rPr>
-        <w:instrText xml:space="preserve"> PAGEREF _Toc242815414 \h </w:instrText>
+        <w:instrText xml:space="preserve"> PAGEREF _Toc242816562 \h </w:instrText>
       </w:r>
       <w:r>
         <w:rPr>
@@ -1516,7 +1516,7 @@
         <w:tabs>
           <w:tab w:val="right" w:leader="dot" w:pos="9062"/>
         </w:tabs>
-        <w:divId w:val="1848668934"/>
+        <w:divId w:val="1436903570"/>
         <w:rPr>
           <w:rFonts w:asciiTheme="minorHAnsi" w:hAnsiTheme="minorHAnsi" w:cstheme="minorBidi"/>
           <w:noProof/>
@@ -1549,7 +1549,7 @@
         <w:rPr>
           <w:noProof/>
         </w:rPr>
-        <w:instrText xml:space="preserve"> PAGEREF _Toc242815415 \h </w:instrText>
+        <w:instrText xml:space="preserve"> PAGEREF _Toc242816563 \h </w:instrText>
       </w:r>
       <w:r>
         <w:rPr>
@@ -1581,7 +1581,7 @@
         <w:tabs>
           <w:tab w:val="right" w:leader="dot" w:pos="9062"/>
         </w:tabs>
-        <w:divId w:val="1848668934"/>
+        <w:divId w:val="1436903570"/>
         <w:rPr>
           <w:rFonts w:asciiTheme="minorHAnsi" w:hAnsiTheme="minorHAnsi" w:cstheme="minorBidi"/>
           <w:noProof/>
@@ -1614,7 +1614,7 @@
         <w:rPr>
           <w:noProof/>
         </w:rPr>
-        <w:instrText xml:space="preserve"> PAGEREF _Toc242815416 \h </w:instrText>
+        <w:instrText xml:space="preserve"> PAGEREF _Toc242816564 \h </w:instrText>
       </w:r>
       <w:r>
         <w:rPr>
@@ -1646,7 +1646,7 @@
         <w:tabs>
           <w:tab w:val="right" w:leader="dot" w:pos="9062"/>
         </w:tabs>
-        <w:divId w:val="1848668934"/>
+        <w:divId w:val="1436903570"/>
         <w:rPr>
           <w:rFonts w:asciiTheme="minorHAnsi" w:hAnsiTheme="minorHAnsi" w:cstheme="minorBidi"/>
           <w:noProof/>
@@ -1679,7 +1679,7 @@
         <w:rPr>
           <w:noProof/>
         </w:rPr>
-        <w:instrText xml:space="preserve"> PAGEREF _Toc242815417 \h </w:instrText>
+        <w:instrText xml:space="preserve"> PAGEREF _Toc242816565 \h </w:instrText>
       </w:r>
       <w:r>
         <w:rPr>
@@ -1711,7 +1711,7 @@
         <w:tabs>
           <w:tab w:val="right" w:leader="dot" w:pos="9062"/>
         </w:tabs>
-        <w:divId w:val="1848668934"/>
+        <w:divId w:val="1436903570"/>
         <w:rPr>
           <w:rFonts w:asciiTheme="minorHAnsi" w:hAnsiTheme="minorHAnsi" w:cstheme="minorBidi"/>
           <w:noProof/>
@@ -1744,7 +1744,7 @@
         <w:rPr>
           <w:noProof/>
         </w:rPr>
-        <w:instrText xml:space="preserve"> PAGEREF _Toc242815418 \h </w:instrText>
+        <w:instrText xml:space="preserve"> PAGEREF _Toc242816566 \h </w:instrText>
       </w:r>
       <w:r>
         <w:rPr>
@@ -1776,7 +1776,7 @@
         <w:tabs>
           <w:tab w:val="right" w:leader="dot" w:pos="9062"/>
         </w:tabs>
-        <w:divId w:val="1848668934"/>
+        <w:divId w:val="1436903570"/>
         <w:rPr>
           <w:rFonts w:asciiTheme="minorHAnsi" w:hAnsiTheme="minorHAnsi" w:cstheme="minorBidi"/>
           <w:noProof/>
@@ -1809,7 +1809,7 @@
         <w:rPr>
           <w:noProof/>
         </w:rPr>
-        <w:instrText xml:space="preserve"> PAGEREF _Toc242815419 \h </w:instrText>
+        <w:instrText xml:space="preserve"> PAGEREF _Toc242816567 \h </w:instrText>
       </w:r>
       <w:r>
         <w:rPr>
@@ -1841,7 +1841,7 @@
         <w:tabs>
           <w:tab w:val="right" w:leader="dot" w:pos="9062"/>
         </w:tabs>
-        <w:divId w:val="1848668934"/>
+        <w:divId w:val="1436903570"/>
         <w:rPr>
           <w:rFonts w:asciiTheme="minorHAnsi" w:hAnsiTheme="minorHAnsi" w:cstheme="minorBidi"/>
           <w:noProof/>
@@ -1874,7 +1874,7 @@
         <w:rPr>
           <w:noProof/>
         </w:rPr>
-        <w:instrText xml:space="preserve"> PAGEREF _Toc242815420 \h </w:instrText>
+        <w:instrText xml:space="preserve"> PAGEREF _Toc242816568 \h </w:instrText>
       </w:r>
       <w:r>
         <w:rPr>
@@ -1906,7 +1906,7 @@
         <w:tabs>
           <w:tab w:val="right" w:leader="dot" w:pos="9062"/>
         </w:tabs>
-        <w:divId w:val="1848668934"/>
+        <w:divId w:val="1436903570"/>
         <w:rPr>
           <w:rFonts w:asciiTheme="minorHAnsi" w:hAnsiTheme="minorHAnsi" w:cstheme="minorBidi"/>
           <w:noProof/>
@@ -1939,7 +1939,7 @@
         <w:rPr>
           <w:noProof/>
         </w:rPr>
-        <w:instrText xml:space="preserve"> PAGEREF _Toc242815421 \h </w:instrText>
+        <w:instrText xml:space="preserve"> PAGEREF _Toc242816569 \h </w:instrText>
       </w:r>
       <w:r>
         <w:rPr>
@@ -1971,7 +1971,7 @@
         <w:tabs>
           <w:tab w:val="right" w:leader="dot" w:pos="9062"/>
         </w:tabs>
-        <w:divId w:val="1848668934"/>
+        <w:divId w:val="1436903570"/>
         <w:rPr>
           <w:rFonts w:asciiTheme="minorHAnsi" w:hAnsiTheme="minorHAnsi" w:cstheme="minorBidi"/>
           <w:noProof/>
@@ -2004,7 +2004,7 @@
         <w:rPr>
           <w:noProof/>
         </w:rPr>
-        <w:instrText xml:space="preserve"> PAGEREF _Toc242815422 \h </w:instrText>
+        <w:instrText xml:space="preserve"> PAGEREF _Toc242816570 \h </w:instrText>
       </w:r>
       <w:r>
         <w:rPr>
@@ -2036,7 +2036,7 @@
         <w:tabs>
           <w:tab w:val="right" w:leader="dot" w:pos="9062"/>
         </w:tabs>
-        <w:divId w:val="1848668934"/>
+        <w:divId w:val="1436903570"/>
         <w:rPr>
           <w:rFonts w:asciiTheme="minorHAnsi" w:hAnsiTheme="minorHAnsi" w:cstheme="minorBidi"/>
           <w:noProof/>
@@ -2069,7 +2069,7 @@
         <w:rPr>
           <w:noProof/>
         </w:rPr>
-        <w:instrText xml:space="preserve"> PAGEREF _Toc242815423 \h </w:instrText>
+        <w:instrText xml:space="preserve"> PAGEREF _Toc242816571 \h </w:instrText>
       </w:r>
       <w:r>
         <w:rPr>
@@ -2101,7 +2101,7 @@
         <w:tabs>
           <w:tab w:val="right" w:leader="dot" w:pos="9062"/>
         </w:tabs>
-        <w:divId w:val="1848668934"/>
+        <w:divId w:val="1436903570"/>
         <w:rPr>
           <w:rFonts w:asciiTheme="minorHAnsi" w:hAnsiTheme="minorHAnsi" w:cstheme="minorBidi"/>
           <w:noProof/>
@@ -2134,7 +2134,7 @@
         <w:rPr>
           <w:noProof/>
         </w:rPr>
-        <w:instrText xml:space="preserve"> PAGEREF _Toc242815424 \h </w:instrText>
+        <w:instrText xml:space="preserve"> PAGEREF _Toc242816572 \h </w:instrText>
       </w:r>
       <w:r>
         <w:rPr>
@@ -2166,7 +2166,7 @@
         <w:tabs>
           <w:tab w:val="right" w:leader="dot" w:pos="9062"/>
         </w:tabs>
-        <w:divId w:val="1848668934"/>
+        <w:divId w:val="1436903570"/>
         <w:rPr>
           <w:rFonts w:asciiTheme="minorHAnsi" w:hAnsiTheme="minorHAnsi" w:cstheme="minorBidi"/>
           <w:noProof/>
@@ -2199,7 +2199,7 @@
         <w:rPr>
           <w:noProof/>
         </w:rPr>
-        <w:instrText xml:space="preserve"> PAGEREF _Toc242815425 \h </w:instrText>
+        <w:instrText xml:space="preserve"> PAGEREF _Toc242816573 \h </w:instrText>
       </w:r>
       <w:r>
         <w:rPr>
@@ -2231,7 +2231,7 @@
         <w:tabs>
           <w:tab w:val="right" w:leader="dot" w:pos="9062"/>
         </w:tabs>
-        <w:divId w:val="1848668934"/>
+        <w:divId w:val="1436903570"/>
         <w:rPr>
           <w:rFonts w:asciiTheme="minorHAnsi" w:hAnsiTheme="minorHAnsi" w:cstheme="minorBidi"/>
           <w:noProof/>
@@ -2264,7 +2264,7 @@
         <w:rPr>
           <w:noProof/>
         </w:rPr>
-        <w:instrText xml:space="preserve"> PAGEREF _Toc242815426 \h </w:instrText>
+        <w:instrText xml:space="preserve"> PAGEREF _Toc242816574 \h </w:instrText>
       </w:r>
       <w:r>
         <w:rPr>
@@ -2296,7 +2296,7 @@
         <w:tabs>
           <w:tab w:val="right" w:leader="dot" w:pos="9062"/>
         </w:tabs>
-        <w:divId w:val="1848668934"/>
+        <w:divId w:val="1436903570"/>
         <w:rPr>
           <w:rFonts w:asciiTheme="minorHAnsi" w:hAnsiTheme="minorHAnsi" w:cstheme="minorBidi"/>
           <w:noProof/>
@@ -2329,7 +2329,7 @@
         <w:rPr>
           <w:noProof/>
         </w:rPr>
-        <w:instrText xml:space="preserve"> PAGEREF _Toc242815427 \h </w:instrText>
+        <w:instrText xml:space="preserve"> PAGEREF _Toc242816575 \h </w:instrText>
       </w:r>
       <w:r>
         <w:rPr>
@@ -2361,7 +2361,7 @@
         <w:tabs>
           <w:tab w:val="right" w:leader="dot" w:pos="9062"/>
         </w:tabs>
-        <w:divId w:val="1848668934"/>
+        <w:divId w:val="1436903570"/>
         <w:rPr>
           <w:rFonts w:asciiTheme="minorHAnsi" w:hAnsiTheme="minorHAnsi" w:cstheme="minorBidi"/>
           <w:noProof/>
@@ -2394,7 +2394,7 @@
         <w:rPr>
           <w:noProof/>
         </w:rPr>
-        <w:instrText xml:space="preserve"> PAGEREF _Toc242815428 \h </w:instrText>
+        <w:instrText xml:space="preserve"> PAGEREF _Toc242816576 \h </w:instrText>
       </w:r>
       <w:r>
         <w:rPr>
@@ -2426,7 +2426,7 @@
         <w:tabs>
           <w:tab w:val="right" w:leader="dot" w:pos="9062"/>
         </w:tabs>
-        <w:divId w:val="1848668934"/>
+        <w:divId w:val="1436903570"/>
         <w:rPr>
           <w:rFonts w:asciiTheme="minorHAnsi" w:hAnsiTheme="minorHAnsi" w:cstheme="minorBidi"/>
           <w:noProof/>
@@ -2459,7 +2459,7 @@
         <w:rPr>
           <w:noProof/>
         </w:rPr>
-        <w:instrText xml:space="preserve"> PAGEREF _Toc242815429 \h </w:instrText>
+        <w:instrText xml:space="preserve"> PAGEREF _Toc242816577 \h </w:instrText>
       </w:r>
       <w:r>
         <w:rPr>
@@ -2491,7 +2491,7 @@
         <w:tabs>
           <w:tab w:val="right" w:leader="dot" w:pos="9062"/>
         </w:tabs>
-        <w:divId w:val="1848668934"/>
+        <w:divId w:val="1436903570"/>
         <w:rPr>
           <w:rFonts w:asciiTheme="minorHAnsi" w:hAnsiTheme="minorHAnsi" w:cstheme="minorBidi"/>
           <w:noProof/>
@@ -2524,7 +2524,7 @@
         <w:rPr>
           <w:noProof/>
         </w:rPr>
-        <w:instrText xml:space="preserve"> PAGEREF _Toc242815430 \h </w:instrText>
+        <w:instrText xml:space="preserve"> PAGEREF _Toc242816578 \h </w:instrText>
       </w:r>
       <w:r>
         <w:rPr>
@@ -2556,7 +2556,7 @@
         <w:tabs>
           <w:tab w:val="right" w:leader="dot" w:pos="9062"/>
         </w:tabs>
-        <w:divId w:val="1848668934"/>
+        <w:divId w:val="1436903570"/>
         <w:rPr>
           <w:rFonts w:asciiTheme="minorHAnsi" w:hAnsiTheme="minorHAnsi" w:cstheme="minorBidi"/>
           <w:noProof/>
@@ -2589,7 +2589,7 @@
         <w:rPr>
           <w:noProof/>
         </w:rPr>
-        <w:instrText xml:space="preserve"> PAGEREF _Toc242815431 \h </w:instrText>
+        <w:instrText xml:space="preserve"> PAGEREF _Toc242816579 \h </w:instrText>
       </w:r>
       <w:r>
         <w:rPr>
@@ -2621,7 +2621,7 @@
         <w:tabs>
           <w:tab w:val="right" w:leader="dot" w:pos="9062"/>
         </w:tabs>
-        <w:divId w:val="1848668934"/>
+        <w:divId w:val="1436903570"/>
         <w:rPr>
           <w:rFonts w:asciiTheme="minorHAnsi" w:hAnsiTheme="minorHAnsi" w:cstheme="minorBidi"/>
           <w:noProof/>
@@ -2654,7 +2654,7 @@
         <w:rPr>
           <w:noProof/>
         </w:rPr>
-        <w:instrText xml:space="preserve"> PAGEREF _Toc242815432 \h </w:instrText>
+        <w:instrText xml:space="preserve"> PAGEREF _Toc242816580 \h </w:instrText>
       </w:r>
       <w:r>
         <w:rPr>
@@ -2686,7 +2686,7 @@
         <w:tabs>
           <w:tab w:val="right" w:leader="dot" w:pos="9062"/>
         </w:tabs>
-        <w:divId w:val="1848668934"/>
+        <w:divId w:val="1436903570"/>
         <w:rPr>
           <w:rFonts w:asciiTheme="minorHAnsi" w:hAnsiTheme="minorHAnsi" w:cstheme="minorBidi"/>
           <w:noProof/>
@@ -2719,7 +2719,7 @@
         <w:rPr>
           <w:noProof/>
         </w:rPr>
-        <w:instrText xml:space="preserve"> PAGEREF _Toc242815433 \h </w:instrText>
+        <w:instrText xml:space="preserve"> PAGEREF _Toc242816581 \h </w:instrText>
       </w:r>
       <w:r>
         <w:rPr>
@@ -2751,7 +2751,7 @@
         <w:tabs>
           <w:tab w:val="right" w:leader="dot" w:pos="9062"/>
         </w:tabs>
-        <w:divId w:val="1848668934"/>
+        <w:divId w:val="1436903570"/>
         <w:rPr>
           <w:rFonts w:asciiTheme="minorHAnsi" w:hAnsiTheme="minorHAnsi" w:cstheme="minorBidi"/>
           <w:noProof/>
@@ -2784,7 +2784,7 @@
         <w:rPr>
           <w:noProof/>
         </w:rPr>
-        <w:instrText xml:space="preserve"> PAGEREF _Toc242815434 \h </w:instrText>
+        <w:instrText xml:space="preserve"> PAGEREF _Toc242816582 \h </w:instrText>
       </w:r>
       <w:r>
         <w:rPr>
@@ -2816,7 +2816,7 @@
         <w:tabs>
           <w:tab w:val="right" w:leader="dot" w:pos="9062"/>
         </w:tabs>
-        <w:divId w:val="1848668934"/>
+        <w:divId w:val="1436903570"/>
         <w:rPr>
           <w:rFonts w:asciiTheme="minorHAnsi" w:hAnsiTheme="minorHAnsi" w:cstheme="minorBidi"/>
           <w:noProof/>
@@ -2849,7 +2849,7 @@
         <w:rPr>
           <w:noProof/>
         </w:rPr>
-        <w:instrText xml:space="preserve"> PAGEREF _Toc242815435 \h </w:instrText>
+        <w:instrText xml:space="preserve"> PAGEREF _Toc242816583 \h </w:instrText>
       </w:r>
       <w:r>
         <w:rPr>
@@ -2881,7 +2881,7 @@
         <w:tabs>
           <w:tab w:val="right" w:leader="dot" w:pos="9062"/>
         </w:tabs>
-        <w:divId w:val="1848668934"/>
+        <w:divId w:val="1436903570"/>
         <w:rPr>
           <w:rFonts w:asciiTheme="minorHAnsi" w:hAnsiTheme="minorHAnsi" w:cstheme="minorBidi"/>
           <w:noProof/>
@@ -2914,7 +2914,7 @@
         <w:rPr>
           <w:noProof/>
         </w:rPr>
-        <w:instrText xml:space="preserve"> PAGEREF _Toc242815436 \h </w:instrText>
+        <w:instrText xml:space="preserve"> PAGEREF _Toc242816584 \h </w:instrText>
       </w:r>
       <w:r>
         <w:rPr>
@@ -2946,7 +2946,7 @@
         <w:tabs>
           <w:tab w:val="right" w:leader="dot" w:pos="9062"/>
         </w:tabs>
-        <w:divId w:val="1848668934"/>
+        <w:divId w:val="1436903570"/>
         <w:rPr>
           <w:rFonts w:asciiTheme="minorHAnsi" w:hAnsiTheme="minorHAnsi" w:cstheme="minorBidi"/>
           <w:noProof/>
@@ -2979,7 +2979,7 @@
         <w:rPr>
           <w:noProof/>
         </w:rPr>
-        <w:instrText xml:space="preserve"> PAGEREF _Toc242815437 \h </w:instrText>
+        <w:instrText xml:space="preserve"> PAGEREF _Toc242816585 \h </w:instrText>
       </w:r>
       <w:r>
         <w:rPr>
@@ -3011,7 +3011,7 @@
         <w:tabs>
           <w:tab w:val="right" w:leader="dot" w:pos="9062"/>
         </w:tabs>
-        <w:divId w:val="1848668934"/>
+        <w:divId w:val="1436903570"/>
         <w:rPr>
           <w:rFonts w:asciiTheme="minorHAnsi" w:hAnsiTheme="minorHAnsi" w:cstheme="minorBidi"/>
           <w:noProof/>
@@ -3044,7 +3044,7 @@
         <w:rPr>
           <w:noProof/>
         </w:rPr>
-        <w:instrText xml:space="preserve"> PAGEREF _Toc242815438 \h </w:instrText>
+        <w:instrText xml:space="preserve"> PAGEREF _Toc242816586 \h </w:instrText>
       </w:r>
       <w:r>
         <w:rPr>
@@ -3076,7 +3076,7 @@
         <w:tabs>
           <w:tab w:val="right" w:leader="dot" w:pos="9062"/>
         </w:tabs>
-        <w:divId w:val="1848668934"/>
+        <w:divId w:val="1436903570"/>
         <w:rPr>
           <w:rFonts w:asciiTheme="minorHAnsi" w:hAnsiTheme="minorHAnsi" w:cstheme="minorBidi"/>
           <w:noProof/>
@@ -3109,7 +3109,7 @@
         <w:rPr>
           <w:noProof/>
         </w:rPr>
-        <w:instrText xml:space="preserve"> PAGEREF _Toc242815439 \h </w:instrText>
+        <w:instrText xml:space="preserve"> PAGEREF _Toc242816587 \h </w:instrText>
       </w:r>
       <w:r>
         <w:rPr>
@@ -3141,7 +3141,7 @@
         <w:tabs>
           <w:tab w:val="right" w:leader="dot" w:pos="9062"/>
         </w:tabs>
-        <w:divId w:val="1848668934"/>
+        <w:divId w:val="1436903570"/>
         <w:rPr>
           <w:rFonts w:asciiTheme="minorHAnsi" w:hAnsiTheme="minorHAnsi" w:cstheme="minorBidi"/>
           <w:noProof/>
@@ -3174,7 +3174,7 @@
         <w:rPr>
           <w:noProof/>
         </w:rPr>
-        <w:instrText xml:space="preserve"> PAGEREF _Toc242815440 \h </w:instrText>
+        <w:instrText xml:space="preserve"> PAGEREF _Toc242816588 \h </w:instrText>
       </w:r>
       <w:r>
         <w:rPr>
@@ -3206,7 +3206,7 @@
         <w:tabs>
           <w:tab w:val="right" w:leader="dot" w:pos="9062"/>
         </w:tabs>
-        <w:divId w:val="1848668934"/>
+        <w:divId w:val="1436903570"/>
         <w:rPr>
           <w:rFonts w:asciiTheme="minorHAnsi" w:hAnsiTheme="minorHAnsi" w:cstheme="minorBidi"/>
           <w:noProof/>
@@ -3239,7 +3239,7 @@
         <w:rPr>
           <w:noProof/>
         </w:rPr>
-        <w:instrText xml:space="preserve"> PAGEREF _Toc242815441 \h </w:instrText>
+        <w:instrText xml:space="preserve"> PAGEREF _Toc242816589 \h </w:instrText>
       </w:r>
       <w:r>
         <w:rPr>
@@ -3271,7 +3271,7 @@
         <w:tabs>
           <w:tab w:val="right" w:leader="dot" w:pos="9062"/>
         </w:tabs>
-        <w:divId w:val="1848668934"/>
+        <w:divId w:val="1436903570"/>
         <w:rPr>
           <w:rFonts w:asciiTheme="minorHAnsi" w:hAnsiTheme="minorHAnsi" w:cstheme="minorBidi"/>
           <w:noProof/>
@@ -3304,7 +3304,7 @@
         <w:rPr>
           <w:noProof/>
         </w:rPr>
-        <w:instrText xml:space="preserve"> PAGEREF _Toc242815442 \h </w:instrText>
+        <w:instrText xml:space="preserve"> PAGEREF _Toc242816590 \h </w:instrText>
       </w:r>
       <w:r>
         <w:rPr>
@@ -3336,7 +3336,7 @@
         <w:tabs>
           <w:tab w:val="right" w:leader="dot" w:pos="9062"/>
         </w:tabs>
-        <w:divId w:val="1848668934"/>
+        <w:divId w:val="1436903570"/>
         <w:rPr>
           <w:rFonts w:asciiTheme="minorHAnsi" w:hAnsiTheme="minorHAnsi" w:cstheme="minorBidi"/>
           <w:noProof/>
@@ -3369,7 +3369,7 @@
         <w:rPr>
           <w:noProof/>
         </w:rPr>
-        <w:instrText xml:space="preserve"> PAGEREF _Toc242815443 \h </w:instrText>
+        <w:instrText xml:space="preserve"> PAGEREF _Toc242816591 \h </w:instrText>
       </w:r>
       <w:r>
         <w:rPr>
@@ -3401,7 +3401,7 @@
         <w:tabs>
           <w:tab w:val="right" w:leader="dot" w:pos="9062"/>
         </w:tabs>
-        <w:divId w:val="1848668934"/>
+        <w:divId w:val="1436903570"/>
         <w:rPr>
           <w:rFonts w:asciiTheme="minorHAnsi" w:hAnsiTheme="minorHAnsi" w:cstheme="minorBidi"/>
           <w:noProof/>
@@ -3434,7 +3434,7 @@
         <w:rPr>
           <w:noProof/>
         </w:rPr>
-        <w:instrText xml:space="preserve"> PAGEREF _Toc242815444 \h </w:instrText>
+        <w:instrText xml:space="preserve"> PAGEREF _Toc242816592 \h </w:instrText>
       </w:r>
       <w:r>
         <w:rPr>
@@ -3466,7 +3466,7 @@
         <w:tabs>
           <w:tab w:val="right" w:leader="dot" w:pos="9062"/>
         </w:tabs>
-        <w:divId w:val="1848668934"/>
+        <w:divId w:val="1436903570"/>
         <w:rPr>
           <w:rFonts w:asciiTheme="minorHAnsi" w:hAnsiTheme="minorHAnsi" w:cstheme="minorBidi"/>
           <w:noProof/>
@@ -3499,7 +3499,7 @@
         <w:rPr>
           <w:noProof/>
         </w:rPr>
-        <w:instrText xml:space="preserve"> PAGEREF _Toc242815445 \h </w:instrText>
+        <w:instrText xml:space="preserve"> PAGEREF _Toc242816593 \h </w:instrText>
       </w:r>
       <w:r>
         <w:rPr>
@@ -3531,7 +3531,7 @@
         <w:tabs>
           <w:tab w:val="right" w:leader="dot" w:pos="9062"/>
         </w:tabs>
-        <w:divId w:val="1848668934"/>
+        <w:divId w:val="1436903570"/>
         <w:rPr>
           <w:rFonts w:asciiTheme="minorHAnsi" w:hAnsiTheme="minorHAnsi" w:cstheme="minorBidi"/>
           <w:noProof/>
@@ -3564,7 +3564,7 @@
         <w:rPr>
           <w:noProof/>
         </w:rPr>
-        <w:instrText xml:space="preserve"> PAGEREF _Toc242815446 \h </w:instrText>
+        <w:instrText xml:space="preserve"> PAGEREF _Toc242816594 \h </w:instrText>
       </w:r>
       <w:r>
         <w:rPr>
@@ -3596,7 +3596,7 @@
         <w:tabs>
           <w:tab w:val="right" w:leader="dot" w:pos="9062"/>
         </w:tabs>
-        <w:divId w:val="1848668934"/>
+        <w:divId w:val="1436903570"/>
         <w:rPr>
           <w:rFonts w:asciiTheme="minorHAnsi" w:hAnsiTheme="minorHAnsi" w:cstheme="minorBidi"/>
           <w:noProof/>
@@ -3629,7 +3629,7 @@
         <w:rPr>
           <w:noProof/>
         </w:rPr>
-        <w:instrText xml:space="preserve"> PAGEREF _Toc242815447 \h </w:instrText>
+        <w:instrText xml:space="preserve"> PAGEREF _Toc242816595 \h </w:instrText>
       </w:r>
       <w:r>
         <w:rPr>
@@ -3661,7 +3661,7 @@
         <w:tabs>
           <w:tab w:val="right" w:leader="dot" w:pos="9062"/>
         </w:tabs>
-        <w:divId w:val="1848668934"/>
+        <w:divId w:val="1436903570"/>
         <w:rPr>
           <w:rFonts w:asciiTheme="minorHAnsi" w:hAnsiTheme="minorHAnsi" w:cstheme="minorBidi"/>
           <w:noProof/>
@@ -3694,7 +3694,7 @@
         <w:rPr>
           <w:noProof/>
         </w:rPr>
-        <w:instrText xml:space="preserve"> PAGEREF _Toc242815448 \h </w:instrText>
+        <w:instrText xml:space="preserve"> PAGEREF _Toc242816596 \h </w:instrText>
       </w:r>
       <w:r>
         <w:rPr>
@@ -3726,7 +3726,7 @@
         <w:tabs>
           <w:tab w:val="right" w:leader="dot" w:pos="9062"/>
         </w:tabs>
-        <w:divId w:val="1848668934"/>
+        <w:divId w:val="1436903570"/>
         <w:rPr>
           <w:rFonts w:asciiTheme="minorHAnsi" w:hAnsiTheme="minorHAnsi" w:cstheme="minorBidi"/>
           <w:noProof/>
@@ -3759,7 +3759,7 @@
         <w:rPr>
           <w:noProof/>
         </w:rPr>
-        <w:instrText xml:space="preserve"> PAGEREF _Toc242815449 \h </w:instrText>
+        <w:instrText xml:space="preserve"> PAGEREF _Toc242816597 \h </w:instrText>
       </w:r>
       <w:r>
         <w:rPr>
@@ -3791,7 +3791,7 @@
         <w:tabs>
           <w:tab w:val="right" w:leader="dot" w:pos="9062"/>
         </w:tabs>
-        <w:divId w:val="1848668934"/>
+        <w:divId w:val="1436903570"/>
         <w:rPr>
           <w:rFonts w:asciiTheme="minorHAnsi" w:hAnsiTheme="minorHAnsi" w:cstheme="minorBidi"/>
           <w:noProof/>
@@ -3824,7 +3824,7 @@
         <w:rPr>
           <w:noProof/>
         </w:rPr>
-        <w:instrText xml:space="preserve"> PAGEREF _Toc242815450 \h </w:instrText>
+        <w:instrText xml:space="preserve"> PAGEREF _Toc242816598 \h </w:instrText>
       </w:r>
       <w:r>
         <w:rPr>
@@ -3856,7 +3856,7 @@
         <w:tabs>
           <w:tab w:val="right" w:leader="dot" w:pos="9062"/>
         </w:tabs>
-        <w:divId w:val="1848668934"/>
+        <w:divId w:val="1436903570"/>
         <w:rPr>
           <w:rFonts w:asciiTheme="minorHAnsi" w:hAnsiTheme="minorHAnsi" w:cstheme="minorBidi"/>
           <w:noProof/>
@@ -3889,7 +3889,7 @@
         <w:rPr>
           <w:noProof/>
         </w:rPr>
-        <w:instrText xml:space="preserve"> PAGEREF _Toc242815451 \h </w:instrText>
+        <w:instrText xml:space="preserve"> PAGEREF _Toc242816599 \h </w:instrText>
       </w:r>
       <w:r>
         <w:rPr>
@@ -3921,7 +3921,7 @@
         <w:tabs>
           <w:tab w:val="right" w:leader="dot" w:pos="9062"/>
         </w:tabs>
-        <w:divId w:val="1848668934"/>
+        <w:divId w:val="1436903570"/>
         <w:rPr>
           <w:rFonts w:asciiTheme="minorHAnsi" w:hAnsiTheme="minorHAnsi" w:cstheme="minorBidi"/>
           <w:noProof/>
@@ -3954,7 +3954,7 @@
         <w:rPr>
           <w:noProof/>
         </w:rPr>
-        <w:instrText xml:space="preserve"> PAGEREF _Toc242815452 \h </w:instrText>
+        <w:instrText xml:space="preserve"> PAGEREF _Toc242816600 \h </w:instrText>
       </w:r>
       <w:r>
         <w:rPr>
@@ -3986,7 +3986,7 @@
         <w:tabs>
           <w:tab w:val="right" w:leader="dot" w:pos="9062"/>
         </w:tabs>
-        <w:divId w:val="1848668934"/>
+        <w:divId w:val="1436903570"/>
         <w:rPr>
           <w:rFonts w:asciiTheme="minorHAnsi" w:hAnsiTheme="minorHAnsi" w:cstheme="minorBidi"/>
           <w:noProof/>
@@ -4019,7 +4019,7 @@
         <w:rPr>
           <w:noProof/>
         </w:rPr>
-        <w:instrText xml:space="preserve"> PAGEREF _Toc242815453 \h </w:instrText>
+        <w:instrText xml:space="preserve"> PAGEREF _Toc242816601 \h </w:instrText>
       </w:r>
       <w:r>
         <w:rPr>
@@ -4051,7 +4051,7 @@
         <w:tabs>
           <w:tab w:val="right" w:leader="dot" w:pos="9062"/>
         </w:tabs>
-        <w:divId w:val="1848668934"/>
+        <w:divId w:val="1436903570"/>
         <w:rPr>
           <w:rFonts w:asciiTheme="minorHAnsi" w:hAnsiTheme="minorHAnsi" w:cstheme="minorBidi"/>
           <w:noProof/>
@@ -4084,7 +4084,7 @@
         <w:rPr>
           <w:noProof/>
         </w:rPr>
-        <w:instrText xml:space="preserve"> PAGEREF _Toc242815454 \h </w:instrText>
+        <w:instrText xml:space="preserve"> PAGEREF _Toc242816602 \h </w:instrText>
       </w:r>
       <w:r>
         <w:rPr>
@@ -4116,7 +4116,7 @@
         <w:tabs>
           <w:tab w:val="right" w:leader="dot" w:pos="9062"/>
         </w:tabs>
-        <w:divId w:val="1848668934"/>
+        <w:divId w:val="1436903570"/>
         <w:rPr>
           <w:rFonts w:asciiTheme="minorHAnsi" w:hAnsiTheme="minorHAnsi" w:cstheme="minorBidi"/>
           <w:noProof/>
@@ -4149,7 +4149,7 @@
         <w:rPr>
           <w:noProof/>
         </w:rPr>
-        <w:instrText xml:space="preserve"> PAGEREF _Toc242815455 \h </w:instrText>
+        <w:instrText xml:space="preserve"> PAGEREF _Toc242816603 \h </w:instrText>
       </w:r>
       <w:r>
         <w:rPr>
@@ -4181,7 +4181,7 @@
         <w:tabs>
           <w:tab w:val="right" w:leader="dot" w:pos="9062"/>
         </w:tabs>
-        <w:divId w:val="1848668934"/>
+        <w:divId w:val="1436903570"/>
         <w:rPr>
           <w:rFonts w:asciiTheme="minorHAnsi" w:hAnsiTheme="minorHAnsi" w:cstheme="minorBidi"/>
           <w:noProof/>
@@ -4214,7 +4214,7 @@
         <w:rPr>
           <w:noProof/>
         </w:rPr>
-        <w:instrText xml:space="preserve"> PAGEREF _Toc242815456 \h </w:instrText>
+        <w:instrText xml:space="preserve"> PAGEREF _Toc242816604 \h </w:instrText>
       </w:r>
       <w:r>
         <w:rPr>
@@ -4246,7 +4246,7 @@
         <w:tabs>
           <w:tab w:val="right" w:leader="dot" w:pos="9062"/>
         </w:tabs>
-        <w:divId w:val="1848668934"/>
+        <w:divId w:val="1436903570"/>
         <w:rPr>
           <w:rFonts w:asciiTheme="minorHAnsi" w:hAnsiTheme="minorHAnsi" w:cstheme="minorBidi"/>
           <w:noProof/>
@@ -4279,7 +4279,7 @@
         <w:rPr>
           <w:noProof/>
         </w:rPr>
-        <w:instrText xml:space="preserve"> PAGEREF _Toc242815457 \h </w:instrText>
+        <w:instrText xml:space="preserve"> PAGEREF _Toc242816605 \h </w:instrText>
       </w:r>
       <w:r>
         <w:rPr>
@@ -4311,7 +4311,7 @@
         <w:tabs>
           <w:tab w:val="right" w:leader="dot" w:pos="9062"/>
         </w:tabs>
-        <w:divId w:val="1848668934"/>
+        <w:divId w:val="1436903570"/>
         <w:rPr>
           <w:rFonts w:asciiTheme="minorHAnsi" w:hAnsiTheme="minorHAnsi" w:cstheme="minorBidi"/>
           <w:noProof/>
@@ -4344,7 +4344,7 @@
         <w:rPr>
           <w:noProof/>
         </w:rPr>
-        <w:instrText xml:space="preserve"> PAGEREF _Toc242815458 \h </w:instrText>
+        <w:instrText xml:space="preserve"> PAGEREF _Toc242816606 \h </w:instrText>
       </w:r>
       <w:r>
         <w:rPr>
@@ -4376,7 +4376,7 @@
         <w:tabs>
           <w:tab w:val="right" w:leader="dot" w:pos="9062"/>
         </w:tabs>
-        <w:divId w:val="1848668934"/>
+        <w:divId w:val="1436903570"/>
         <w:rPr>
           <w:rFonts w:asciiTheme="minorHAnsi" w:hAnsiTheme="minorHAnsi" w:cstheme="minorBidi"/>
           <w:noProof/>
@@ -4409,7 +4409,7 @@
         <w:rPr>
           <w:noProof/>
         </w:rPr>
-        <w:instrText xml:space="preserve"> PAGEREF _Toc242815459 \h </w:instrText>
+        <w:instrText xml:space="preserve"> PAGEREF _Toc242816607 \h </w:instrText>
       </w:r>
       <w:r>
         <w:rPr>
@@ -4441,7 +4441,7 @@
         <w:tabs>
           <w:tab w:val="right" w:leader="dot" w:pos="9062"/>
         </w:tabs>
-        <w:divId w:val="1848668934"/>
+        <w:divId w:val="1436903570"/>
         <w:rPr>
           <w:rFonts w:asciiTheme="minorHAnsi" w:hAnsiTheme="minorHAnsi" w:cstheme="minorBidi"/>
           <w:noProof/>
@@ -4474,7 +4474,7 @@
         <w:rPr>
           <w:noProof/>
         </w:rPr>
-        <w:instrText xml:space="preserve"> PAGEREF _Toc242815460 \h </w:instrText>
+        <w:instrText xml:space="preserve"> PAGEREF _Toc242816608 \h </w:instrText>
       </w:r>
       <w:r>
         <w:rPr>
@@ -4506,7 +4506,7 @@
         <w:tabs>
           <w:tab w:val="right" w:leader="dot" w:pos="9062"/>
         </w:tabs>
-        <w:divId w:val="1848668934"/>
+        <w:divId w:val="1436903570"/>
         <w:rPr>
           <w:rFonts w:asciiTheme="minorHAnsi" w:hAnsiTheme="minorHAnsi" w:cstheme="minorBidi"/>
           <w:noProof/>
@@ -4539,7 +4539,7 @@
         <w:rPr>
           <w:noProof/>
         </w:rPr>
-        <w:instrText xml:space="preserve"> PAGEREF _Toc242815461 \h </w:instrText>
+        <w:instrText xml:space="preserve"> PAGEREF _Toc242816609 \h </w:instrText>
       </w:r>
       <w:r>
         <w:rPr>
@@ -4571,7 +4571,7 @@
         <w:tabs>
           <w:tab w:val="right" w:leader="dot" w:pos="9062"/>
         </w:tabs>
-        <w:divId w:val="1848668934"/>
+        <w:divId w:val="1436903570"/>
         <w:rPr>
           <w:rFonts w:asciiTheme="minorHAnsi" w:hAnsiTheme="minorHAnsi" w:cstheme="minorBidi"/>
           <w:noProof/>
@@ -4604,7 +4604,7 @@
         <w:rPr>
           <w:noProof/>
         </w:rPr>
-        <w:instrText xml:space="preserve"> PAGEREF _Toc242815462 \h </w:instrText>
+        <w:instrText xml:space="preserve"> PAGEREF _Toc242816610 \h </w:instrText>
       </w:r>
       <w:r>
         <w:rPr>
@@ -4636,7 +4636,7 @@
         <w:tabs>
           <w:tab w:val="right" w:leader="dot" w:pos="9062"/>
         </w:tabs>
-        <w:divId w:val="1848668934"/>
+        <w:divId w:val="1436903570"/>
         <w:rPr>
           <w:rFonts w:asciiTheme="minorHAnsi" w:hAnsiTheme="minorHAnsi" w:cstheme="minorBidi"/>
           <w:noProof/>
@@ -4669,7 +4669,7 @@
         <w:rPr>
           <w:noProof/>
         </w:rPr>
-        <w:instrText xml:space="preserve"> PAGEREF _Toc242815463 \h </w:instrText>
+        <w:instrText xml:space="preserve"> PAGEREF _Toc242816611 \h </w:instrText>
       </w:r>
       <w:r>
         <w:rPr>
@@ -4701,7 +4701,7 @@
         <w:tabs>
           <w:tab w:val="right" w:leader="dot" w:pos="9062"/>
         </w:tabs>
-        <w:divId w:val="1848668934"/>
+        <w:divId w:val="1436903570"/>
         <w:rPr>
           <w:rFonts w:asciiTheme="minorHAnsi" w:hAnsiTheme="minorHAnsi" w:cstheme="minorBidi"/>
           <w:noProof/>
@@ -4734,7 +4734,7 @@
         <w:rPr>
           <w:noProof/>
         </w:rPr>
-        <w:instrText xml:space="preserve"> PAGEREF _Toc242815464 \h </w:instrText>
+        <w:instrText xml:space="preserve"> PAGEREF _Toc242816612 \h </w:instrText>
       </w:r>
       <w:r>
         <w:rPr>
@@ -4766,7 +4766,7 @@
         <w:tabs>
           <w:tab w:val="right" w:leader="dot" w:pos="9062"/>
         </w:tabs>
-        <w:divId w:val="1848668934"/>
+        <w:divId w:val="1436903570"/>
         <w:rPr>
           <w:rFonts w:asciiTheme="minorHAnsi" w:hAnsiTheme="minorHAnsi" w:cstheme="minorBidi"/>
           <w:noProof/>
@@ -4799,7 +4799,7 @@
         <w:rPr>
           <w:noProof/>
         </w:rPr>
-        <w:instrText xml:space="preserve"> PAGEREF _Toc242815465 \h </w:instrText>
+        <w:instrText xml:space="preserve"> PAGEREF _Toc242816613 \h </w:instrText>
       </w:r>
       <w:r>
         <w:rPr>
@@ -4828,7 +4828,7 @@
     <w:p>
       <w:pPr>
         <w:pStyle w:val="marker"/>
-        <w:divId w:val="1848668934"/>
+        <w:divId w:val="1436903570"/>
         <w:rPr>
           <w:lang w:val="nl-NL"/>
         </w:rPr>
@@ -4844,7 +4844,7 @@
       <w:pPr>
         <w:pStyle w:val="marker"/>
         <w:ind w:left="800" w:right="800"/>
-        <w:divId w:val="1460223590"/>
+        <w:divId w:val="1967856189"/>
         <w:rPr>
           <w:lang w:val="nl-NL"/>
         </w:rPr>
@@ -4855,7 +4855,7 @@
     </w:p>
     <w:p>
       <w:pPr>
-        <w:divId w:val="1670330929"/>
+        <w:divId w:val="1152143361"/>
         <w:rPr>
           <w:i/>
           <w:iCs/>
@@ -4884,7 +4884,7 @@
     </w:p>
     <w:p>
       <w:pPr>
-        <w:divId w:val="1670330929"/>
+        <w:divId w:val="1152143361"/>
         <w:rPr>
           <w:i/>
           <w:iCs/>
@@ -4906,7 +4906,7 @@
       <w:pPr>
         <w:pStyle w:val="marker"/>
         <w:ind w:left="800" w:right="800"/>
-        <w:divId w:val="1460223590"/>
+        <w:divId w:val="1967856189"/>
         <w:rPr>
           <w:lang w:val="nl-NL"/>
         </w:rPr>
@@ -4918,13 +4918,13 @@
     <w:p>
       <w:pPr>
         <w:pStyle w:val="Kop1"/>
-        <w:divId w:val="1460223590"/>
-        <w:rPr>
-          <w:rFonts w:eastAsia="Times New Roman"/>
-          <w:lang w:val="nl-NL"/>
-        </w:rPr>
-      </w:pPr>
-      <w:bookmarkStart w:id="1" w:name="_Toc242815395"/>
+        <w:divId w:val="1967856189"/>
+        <w:rPr>
+          <w:rFonts w:eastAsia="Times New Roman"/>
+          <w:lang w:val="nl-NL"/>
+        </w:rPr>
+      </w:pPr>
+      <w:bookmarkStart w:id="1" w:name="_Toc242816543"/>
       <w:r>
         <w:rPr>
           <w:rFonts w:eastAsia="Times New Roman"/>
@@ -4937,13 +4937,13 @@
     <w:p>
       <w:pPr>
         <w:pStyle w:val="Kop2"/>
-        <w:divId w:val="1460223590"/>
-        <w:rPr>
-          <w:rFonts w:eastAsia="Times New Roman"/>
-          <w:lang w:val="nl-NL"/>
-        </w:rPr>
-      </w:pPr>
-      <w:bookmarkStart w:id="2" w:name="_Toc242815396"/>
+        <w:divId w:val="1967856189"/>
+        <w:rPr>
+          <w:rFonts w:eastAsia="Times New Roman"/>
+          <w:lang w:val="nl-NL"/>
+        </w:rPr>
+      </w:pPr>
+      <w:bookmarkStart w:id="2" w:name="_Toc242816544"/>
       <w:r>
         <w:rPr>
           <w:rFonts w:eastAsia="Times New Roman"/>
@@ -4956,13 +4956,13 @@
     <w:p>
       <w:pPr>
         <w:pStyle w:val="Kop3"/>
-        <w:divId w:val="1460223590"/>
-        <w:rPr>
-          <w:rFonts w:eastAsia="Times New Roman"/>
-          <w:lang w:val="nl-NL"/>
-        </w:rPr>
-      </w:pPr>
-      <w:bookmarkStart w:id="3" w:name="_Toc242815397"/>
+        <w:divId w:val="1967856189"/>
+        <w:rPr>
+          <w:rFonts w:eastAsia="Times New Roman"/>
+          <w:lang w:val="nl-NL"/>
+        </w:rPr>
+      </w:pPr>
+      <w:bookmarkStart w:id="3" w:name="_Toc242816545"/>
       <w:r>
         <w:rPr>
           <w:rFonts w:eastAsia="Times New Roman"/>
@@ -4975,7 +4975,7 @@
     <w:p>
       <w:pPr>
         <w:pStyle w:val="subtitel"/>
-        <w:divId w:val="1460223590"/>
+        <w:divId w:val="1967856189"/>
         <w:rPr>
           <w:lang w:val="nl-NL"/>
         </w:rPr>
@@ -4990,7 +4990,7 @@
     <w:p>
       <w:pPr>
         <w:pStyle w:val="Normaalweb"/>
-        <w:divId w:val="1460223590"/>
+        <w:divId w:val="1967856189"/>
         <w:rPr>
           <w:lang w:val="nl-NL"/>
         </w:rPr>
@@ -5005,7 +5005,7 @@
     <w:p>
       <w:pPr>
         <w:pStyle w:val="Normaalweb"/>
-        <w:divId w:val="1460223590"/>
+        <w:divId w:val="1967856189"/>
         <w:rPr>
           <w:lang w:val="nl-NL"/>
         </w:rPr>
@@ -5026,7 +5026,7 @@
     <w:p>
       <w:pPr>
         <w:pStyle w:val="Normaalweb"/>
-        <w:divId w:val="1460223590"/>
+        <w:divId w:val="1967856189"/>
         <w:rPr>
           <w:lang w:val="nl-NL"/>
         </w:rPr>
@@ -5066,7 +5066,7 @@
     </w:p>
     <w:p>
       <w:pPr>
-        <w:divId w:val="359283201"/>
+        <w:divId w:val="1403865420"/>
         <w:rPr>
           <w:color w:val="555555"/>
           <w:sz w:val="20"/>
@@ -5086,7 +5086,7 @@
     </w:p>
     <w:p>
       <w:pPr>
-        <w:divId w:val="359283201"/>
+        <w:divId w:val="1403865420"/>
         <w:rPr>
           <w:color w:val="555555"/>
           <w:sz w:val="20"/>
@@ -5108,7 +5108,7 @@
       <w:pPr>
         <w:pStyle w:val="marker"/>
         <w:ind w:left="800" w:right="800"/>
-        <w:divId w:val="1460223590"/>
+        <w:divId w:val="1967856189"/>
         <w:rPr>
           <w:lang w:val="nl-NL"/>
         </w:rPr>
@@ -5120,13 +5120,13 @@
     <w:p>
       <w:pPr>
         <w:pStyle w:val="Kop3"/>
-        <w:divId w:val="1460223590"/>
-        <w:rPr>
-          <w:rFonts w:eastAsia="Times New Roman"/>
-          <w:lang w:val="nl-NL"/>
-        </w:rPr>
-      </w:pPr>
-      <w:bookmarkStart w:id="4" w:name="_Toc242815398"/>
+        <w:divId w:val="1967856189"/>
+        <w:rPr>
+          <w:rFonts w:eastAsia="Times New Roman"/>
+          <w:lang w:val="nl-NL"/>
+        </w:rPr>
+      </w:pPr>
+      <w:bookmarkStart w:id="4" w:name="_Toc242816546"/>
       <w:r>
         <w:rPr>
           <w:rFonts w:eastAsia="Times New Roman"/>
@@ -5139,7 +5139,7 @@
     <w:p>
       <w:pPr>
         <w:pStyle w:val="subtitel"/>
-        <w:divId w:val="1460223590"/>
+        <w:divId w:val="1967856189"/>
         <w:rPr>
           <w:lang w:val="nl-NL"/>
         </w:rPr>
@@ -5154,7 +5154,7 @@
     <w:p>
       <w:pPr>
         <w:pStyle w:val="Normaalweb"/>
-        <w:divId w:val="1460223590"/>
+        <w:divId w:val="1967856189"/>
         <w:rPr>
           <w:lang w:val="nl-NL"/>
         </w:rPr>
@@ -5175,7 +5175,7 @@
     <w:p>
       <w:pPr>
         <w:pStyle w:val="Normaalweb"/>
-        <w:divId w:val="1460223590"/>
+        <w:divId w:val="1967856189"/>
         <w:rPr>
           <w:lang w:val="nl-NL"/>
         </w:rPr>
@@ -5196,7 +5196,7 @@
     <w:p>
       <w:pPr>
         <w:pStyle w:val="Normaalweb"/>
-        <w:divId w:val="1460223590"/>
+        <w:divId w:val="1967856189"/>
         <w:rPr>
           <w:lang w:val="nl-NL"/>
         </w:rPr>
@@ -5217,7 +5217,7 @@
     <w:p>
       <w:pPr>
         <w:pStyle w:val="Normaalweb"/>
-        <w:divId w:val="1460223590"/>
+        <w:divId w:val="1967856189"/>
         <w:rPr>
           <w:lang w:val="nl-NL"/>
         </w:rPr>
@@ -5237,7 +5237,7 @@
     </w:p>
     <w:p>
       <w:pPr>
-        <w:divId w:val="1259751514"/>
+        <w:divId w:val="108939985"/>
         <w:rPr>
           <w:color w:val="555555"/>
           <w:sz w:val="20"/>
@@ -5260,7 +5260,7 @@
       <w:pPr>
         <w:pStyle w:val="marker"/>
         <w:ind w:left="800" w:right="800"/>
-        <w:divId w:val="1460223590"/>
+        <w:divId w:val="1967856189"/>
         <w:rPr>
           <w:lang w:val="nl-NL"/>
         </w:rPr>
@@ -5272,13 +5272,13 @@
     <w:p>
       <w:pPr>
         <w:pStyle w:val="Kop3"/>
-        <w:divId w:val="1460223590"/>
-        <w:rPr>
-          <w:rFonts w:eastAsia="Times New Roman"/>
-          <w:lang w:val="nl-NL"/>
-        </w:rPr>
-      </w:pPr>
-      <w:bookmarkStart w:id="5" w:name="_Toc242815399"/>
+        <w:divId w:val="1967856189"/>
+        <w:rPr>
+          <w:rFonts w:eastAsia="Times New Roman"/>
+          <w:lang w:val="nl-NL"/>
+        </w:rPr>
+      </w:pPr>
+      <w:bookmarkStart w:id="5" w:name="_Toc242816547"/>
       <w:r>
         <w:rPr>
           <w:rFonts w:eastAsia="Times New Roman"/>
@@ -5291,7 +5291,7 @@
     <w:p>
       <w:pPr>
         <w:pStyle w:val="subtitel"/>
-        <w:divId w:val="1460223590"/>
+        <w:divId w:val="1967856189"/>
         <w:rPr>
           <w:lang w:val="nl-NL"/>
         </w:rPr>
@@ -5306,7 +5306,7 @@
     <w:p>
       <w:pPr>
         <w:pStyle w:val="Normaalweb"/>
-        <w:divId w:val="1460223590"/>
+        <w:divId w:val="1967856189"/>
         <w:rPr>
           <w:lang w:val="nl-NL"/>
         </w:rPr>
@@ -5327,7 +5327,7 @@
     <w:p>
       <w:pPr>
         <w:pStyle w:val="Normaalweb"/>
-        <w:divId w:val="1460223590"/>
+        <w:divId w:val="1967856189"/>
         <w:rPr>
           <w:lang w:val="nl-NL"/>
         </w:rPr>
@@ -5348,7 +5348,7 @@
     <w:p>
       <w:pPr>
         <w:pStyle w:val="Normaalweb"/>
-        <w:divId w:val="1460223590"/>
+        <w:divId w:val="1967856189"/>
         <w:rPr>
           <w:lang w:val="nl-NL"/>
         </w:rPr>
@@ -5368,7 +5368,7 @@
     </w:p>
     <w:p>
       <w:pPr>
-        <w:divId w:val="1240794749"/>
+        <w:divId w:val="1696226134"/>
         <w:rPr>
           <w:color w:val="555555"/>
           <w:sz w:val="20"/>
@@ -5388,7 +5388,7 @@
     </w:p>
     <w:p>
       <w:pPr>
-        <w:divId w:val="1240794749"/>
+        <w:divId w:val="1696226134"/>
         <w:rPr>
           <w:color w:val="555555"/>
           <w:sz w:val="20"/>
@@ -5410,7 +5410,7 @@
       <w:pPr>
         <w:pStyle w:val="marker"/>
         <w:ind w:left="800" w:right="800"/>
-        <w:divId w:val="1460223590"/>
+        <w:divId w:val="1967856189"/>
         <w:rPr>
           <w:lang w:val="nl-NL"/>
         </w:rPr>
@@ -5422,13 +5422,13 @@
     <w:p>
       <w:pPr>
         <w:pStyle w:val="Kop3"/>
-        <w:divId w:val="1460223590"/>
-        <w:rPr>
-          <w:rFonts w:eastAsia="Times New Roman"/>
-          <w:lang w:val="nl-NL"/>
-        </w:rPr>
-      </w:pPr>
-      <w:bookmarkStart w:id="6" w:name="_Toc242815400"/>
+        <w:divId w:val="1967856189"/>
+        <w:rPr>
+          <w:rFonts w:eastAsia="Times New Roman"/>
+          <w:lang w:val="nl-NL"/>
+        </w:rPr>
+      </w:pPr>
+      <w:bookmarkStart w:id="6" w:name="_Toc242816548"/>
       <w:r>
         <w:rPr>
           <w:rFonts w:eastAsia="Times New Roman"/>
@@ -5441,7 +5441,7 @@
     <w:p>
       <w:pPr>
         <w:pStyle w:val="subtitel"/>
-        <w:divId w:val="1460223590"/>
+        <w:divId w:val="1967856189"/>
         <w:rPr>
           <w:lang w:val="nl-NL"/>
         </w:rPr>
@@ -5456,7 +5456,7 @@
     <w:p>
       <w:pPr>
         <w:pStyle w:val="Normaalweb"/>
-        <w:divId w:val="1460223590"/>
+        <w:divId w:val="1967856189"/>
         <w:rPr>
           <w:lang w:val="nl-NL"/>
         </w:rPr>
@@ -5477,7 +5477,7 @@
     <w:p>
       <w:pPr>
         <w:pStyle w:val="Normaalweb"/>
-        <w:divId w:val="1460223590"/>
+        <w:divId w:val="1967856189"/>
         <w:rPr>
           <w:lang w:val="nl-NL"/>
         </w:rPr>
@@ -5498,7 +5498,7 @@
     <w:p>
       <w:pPr>
         <w:pStyle w:val="Normaalweb"/>
-        <w:divId w:val="1460223590"/>
+        <w:divId w:val="1967856189"/>
         <w:rPr>
           <w:lang w:val="nl-NL"/>
         </w:rPr>
@@ -5519,7 +5519,7 @@
     <w:p>
       <w:pPr>
         <w:pStyle w:val="Normaalweb"/>
-        <w:divId w:val="1460223590"/>
+        <w:divId w:val="1967856189"/>
         <w:rPr>
           <w:lang w:val="nl-NL"/>
         </w:rPr>
@@ -5539,7 +5539,7 @@
     </w:p>
     <w:p>
       <w:pPr>
-        <w:divId w:val="2127039941"/>
+        <w:divId w:val="347215369"/>
         <w:rPr>
           <w:color w:val="555555"/>
           <w:sz w:val="20"/>
@@ -5569,7 +5569,7 @@
     </w:p>
     <w:p>
       <w:pPr>
-        <w:divId w:val="2127039941"/>
+        <w:divId w:val="347215369"/>
         <w:rPr>
           <w:color w:val="555555"/>
           <w:sz w:val="20"/>
@@ -5591,7 +5591,7 @@
       <w:pPr>
         <w:pStyle w:val="marker"/>
         <w:ind w:left="800" w:right="800"/>
-        <w:divId w:val="1460223590"/>
+        <w:divId w:val="1967856189"/>
         <w:rPr>
           <w:lang w:val="nl-NL"/>
         </w:rPr>
@@ -5603,13 +5603,13 @@
     <w:p>
       <w:pPr>
         <w:pStyle w:val="Kop3"/>
-        <w:divId w:val="1460223590"/>
-        <w:rPr>
-          <w:rFonts w:eastAsia="Times New Roman"/>
-          <w:lang w:val="nl-NL"/>
-        </w:rPr>
-      </w:pPr>
-      <w:bookmarkStart w:id="7" w:name="_Toc242815401"/>
+        <w:divId w:val="1967856189"/>
+        <w:rPr>
+          <w:rFonts w:eastAsia="Times New Roman"/>
+          <w:lang w:val="nl-NL"/>
+        </w:rPr>
+      </w:pPr>
+      <w:bookmarkStart w:id="7" w:name="_Toc242816549"/>
       <w:r>
         <w:rPr>
           <w:rFonts w:eastAsia="Times New Roman"/>
@@ -5622,7 +5622,7 @@
     <w:p>
       <w:pPr>
         <w:pStyle w:val="subtitel"/>
-        <w:divId w:val="1460223590"/>
+        <w:divId w:val="1967856189"/>
         <w:rPr>
           <w:lang w:val="nl-NL"/>
         </w:rPr>
@@ -5637,7 +5637,7 @@
     <w:p>
       <w:pPr>
         <w:pStyle w:val="Normaalweb"/>
-        <w:divId w:val="1460223590"/>
+        <w:divId w:val="1967856189"/>
         <w:rPr>
           <w:lang w:val="nl-NL"/>
         </w:rPr>
@@ -5658,7 +5658,7 @@
     <w:p>
       <w:pPr>
         <w:pStyle w:val="Normaalweb"/>
-        <w:divId w:val="1460223590"/>
+        <w:divId w:val="1967856189"/>
         <w:rPr>
           <w:lang w:val="nl-NL"/>
         </w:rPr>
@@ -5692,7 +5692,7 @@
     <w:p>
       <w:pPr>
         <w:pStyle w:val="Normaalweb"/>
-        <w:divId w:val="1460223590"/>
+        <w:divId w:val="1967856189"/>
         <w:rPr>
           <w:lang w:val="nl-NL"/>
         </w:rPr>
@@ -5732,7 +5732,7 @@
     </w:p>
     <w:p>
       <w:pPr>
-        <w:divId w:val="1337922426"/>
+        <w:divId w:val="1684624092"/>
         <w:rPr>
           <w:color w:val="555555"/>
           <w:sz w:val="20"/>
@@ -5752,7 +5752,7 @@
     </w:p>
     <w:p>
       <w:pPr>
-        <w:divId w:val="1337922426"/>
+        <w:divId w:val="1684624092"/>
         <w:rPr>
           <w:color w:val="555555"/>
           <w:sz w:val="20"/>
@@ -5774,7 +5774,7 @@
       <w:pPr>
         <w:pStyle w:val="marker"/>
         <w:ind w:left="800" w:right="800"/>
-        <w:divId w:val="1460223590"/>
+        <w:divId w:val="1967856189"/>
         <w:rPr>
           <w:lang w:val="nl-NL"/>
         </w:rPr>
@@ -5786,13 +5786,13 @@
     <w:p>
       <w:pPr>
         <w:pStyle w:val="Kop3"/>
-        <w:divId w:val="1460223590"/>
-        <w:rPr>
-          <w:rFonts w:eastAsia="Times New Roman"/>
-          <w:lang w:val="nl-NL"/>
-        </w:rPr>
-      </w:pPr>
-      <w:bookmarkStart w:id="8" w:name="_Toc242815402"/>
+        <w:divId w:val="1967856189"/>
+        <w:rPr>
+          <w:rFonts w:eastAsia="Times New Roman"/>
+          <w:lang w:val="nl-NL"/>
+        </w:rPr>
+      </w:pPr>
+      <w:bookmarkStart w:id="8" w:name="_Toc242816550"/>
       <w:r>
         <w:rPr>
           <w:rFonts w:eastAsia="Times New Roman"/>
@@ -5805,7 +5805,7 @@
     <w:p>
       <w:pPr>
         <w:pStyle w:val="subtitel"/>
-        <w:divId w:val="1460223590"/>
+        <w:divId w:val="1967856189"/>
         <w:rPr>
           <w:lang w:val="nl-NL"/>
         </w:rPr>
@@ -5820,7 +5820,7 @@
     <w:p>
       <w:pPr>
         <w:pStyle w:val="Normaalweb"/>
-        <w:divId w:val="1460223590"/>
+        <w:divId w:val="1967856189"/>
         <w:rPr>
           <w:lang w:val="nl-NL"/>
         </w:rPr>
@@ -5853,7 +5853,7 @@
     <w:p>
       <w:pPr>
         <w:pStyle w:val="Normaalweb"/>
-        <w:divId w:val="1460223590"/>
+        <w:divId w:val="1967856189"/>
         <w:rPr>
           <w:lang w:val="nl-NL"/>
         </w:rPr>
@@ -5874,7 +5874,7 @@
     <w:p>
       <w:pPr>
         <w:pStyle w:val="Normaalweb"/>
-        <w:divId w:val="1460223590"/>
+        <w:divId w:val="1967856189"/>
         <w:rPr>
           <w:lang w:val="nl-NL"/>
         </w:rPr>
@@ -5901,7 +5901,7 @@
     <w:p>
       <w:pPr>
         <w:pStyle w:val="Normaalweb"/>
-        <w:divId w:val="1460223590"/>
+        <w:divId w:val="1967856189"/>
         <w:rPr>
           <w:lang w:val="nl-NL"/>
         </w:rPr>
@@ -5921,7 +5921,7 @@
     </w:p>
     <w:p>
       <w:pPr>
-        <w:divId w:val="1242329127"/>
+        <w:divId w:val="1622612454"/>
         <w:rPr>
           <w:color w:val="555555"/>
           <w:sz w:val="20"/>
@@ -5941,7 +5941,7 @@
     </w:p>
     <w:p>
       <w:pPr>
-        <w:divId w:val="1242329127"/>
+        <w:divId w:val="1622612454"/>
         <w:rPr>
           <w:color w:val="555555"/>
           <w:sz w:val="20"/>
@@ -5961,7 +5961,7 @@
     </w:p>
     <w:p>
       <w:pPr>
-        <w:divId w:val="1242329127"/>
+        <w:divId w:val="1622612454"/>
         <w:rPr>
           <w:color w:val="555555"/>
           <w:sz w:val="20"/>
@@ -5981,7 +5981,7 @@
     </w:p>
     <w:p>
       <w:pPr>
-        <w:divId w:val="1242329127"/>
+        <w:divId w:val="1622612454"/>
         <w:rPr>
           <w:color w:val="555555"/>
           <w:sz w:val="20"/>
@@ -6001,7 +6001,7 @@
     </w:p>
     <w:p>
       <w:pPr>
-        <w:divId w:val="1242329127"/>
+        <w:divId w:val="1622612454"/>
         <w:rPr>
           <w:color w:val="555555"/>
           <w:sz w:val="20"/>
@@ -6023,7 +6023,7 @@
       <w:pPr>
         <w:pStyle w:val="marker"/>
         <w:ind w:left="800" w:right="800"/>
-        <w:divId w:val="1460223590"/>
+        <w:divId w:val="1967856189"/>
         <w:rPr>
           <w:lang w:val="nl-NL"/>
         </w:rPr>
@@ -6035,13 +6035,13 @@
     <w:p>
       <w:pPr>
         <w:pStyle w:val="Kop3"/>
-        <w:divId w:val="1460223590"/>
-        <w:rPr>
-          <w:rFonts w:eastAsia="Times New Roman"/>
-          <w:lang w:val="nl-NL"/>
-        </w:rPr>
-      </w:pPr>
-      <w:bookmarkStart w:id="9" w:name="_Toc242815403"/>
+        <w:divId w:val="1967856189"/>
+        <w:rPr>
+          <w:rFonts w:eastAsia="Times New Roman"/>
+          <w:lang w:val="nl-NL"/>
+        </w:rPr>
+      </w:pPr>
+      <w:bookmarkStart w:id="9" w:name="_Toc242816551"/>
       <w:r>
         <w:rPr>
           <w:rFonts w:eastAsia="Times New Roman"/>
@@ -6054,7 +6054,7 @@
     <w:p>
       <w:pPr>
         <w:pStyle w:val="subtitel"/>
-        <w:divId w:val="1460223590"/>
+        <w:divId w:val="1967856189"/>
         <w:rPr>
           <w:lang w:val="nl-NL"/>
         </w:rPr>
@@ -6069,7 +6069,7 @@
     <w:p>
       <w:pPr>
         <w:pStyle w:val="Normaalweb"/>
-        <w:divId w:val="1460223590"/>
+        <w:divId w:val="1967856189"/>
         <w:rPr>
           <w:lang w:val="nl-NL"/>
         </w:rPr>
@@ -6090,7 +6090,7 @@
     <w:p>
       <w:pPr>
         <w:pStyle w:val="Normaalweb"/>
-        <w:divId w:val="1460223590"/>
+        <w:divId w:val="1967856189"/>
         <w:rPr>
           <w:lang w:val="nl-NL"/>
         </w:rPr>
@@ -6111,7 +6111,7 @@
     <w:p>
       <w:pPr>
         <w:pStyle w:val="Normaalweb"/>
-        <w:divId w:val="1460223590"/>
+        <w:divId w:val="1967856189"/>
         <w:rPr>
           <w:lang w:val="nl-NL"/>
         </w:rPr>
@@ -6132,7 +6132,7 @@
     <w:p>
       <w:pPr>
         <w:pStyle w:val="Normaalweb"/>
-        <w:divId w:val="1460223590"/>
+        <w:divId w:val="1967856189"/>
         <w:rPr>
           <w:lang w:val="nl-NL"/>
         </w:rPr>
@@ -6152,7 +6152,7 @@
     </w:p>
     <w:p>
       <w:pPr>
-        <w:divId w:val="833758371"/>
+        <w:divId w:val="402723969"/>
         <w:rPr>
           <w:color w:val="555555"/>
           <w:sz w:val="20"/>
@@ -6174,7 +6174,7 @@
       <w:pPr>
         <w:pStyle w:val="marker"/>
         <w:ind w:left="800" w:right="800"/>
-        <w:divId w:val="1460223590"/>
+        <w:divId w:val="1967856189"/>
         <w:rPr>
           <w:lang w:val="nl-NL"/>
         </w:rPr>
@@ -6186,13 +6186,13 @@
     <w:p>
       <w:pPr>
         <w:pStyle w:val="Kop2"/>
-        <w:divId w:val="1460223590"/>
-        <w:rPr>
-          <w:rFonts w:eastAsia="Times New Roman"/>
-          <w:lang w:val="nl-NL"/>
-        </w:rPr>
-      </w:pPr>
-      <w:bookmarkStart w:id="10" w:name="_Toc242815404"/>
+        <w:divId w:val="1967856189"/>
+        <w:rPr>
+          <w:rFonts w:eastAsia="Times New Roman"/>
+          <w:lang w:val="nl-NL"/>
+        </w:rPr>
+      </w:pPr>
+      <w:bookmarkStart w:id="10" w:name="_Toc242816552"/>
       <w:r>
         <w:rPr>
           <w:rFonts w:eastAsia="Times New Roman"/>
@@ -6205,13 +6205,13 @@
     <w:p>
       <w:pPr>
         <w:pStyle w:val="Kop3"/>
-        <w:divId w:val="1460223590"/>
-        <w:rPr>
-          <w:rFonts w:eastAsia="Times New Roman"/>
-          <w:lang w:val="nl-NL"/>
-        </w:rPr>
-      </w:pPr>
-      <w:bookmarkStart w:id="11" w:name="_Toc242815405"/>
+        <w:divId w:val="1967856189"/>
+        <w:rPr>
+          <w:rFonts w:eastAsia="Times New Roman"/>
+          <w:lang w:val="nl-NL"/>
+        </w:rPr>
+      </w:pPr>
+      <w:bookmarkStart w:id="11" w:name="_Toc242816553"/>
       <w:r>
         <w:rPr>
           <w:rFonts w:eastAsia="Times New Roman"/>
@@ -6224,7 +6224,7 @@
     <w:p>
       <w:pPr>
         <w:pStyle w:val="subtitel"/>
-        <w:divId w:val="1460223590"/>
+        <w:divId w:val="1967856189"/>
         <w:rPr>
           <w:lang w:val="nl-NL"/>
         </w:rPr>
@@ -6239,7 +6239,7 @@
     <w:p>
       <w:pPr>
         <w:pStyle w:val="Normaalweb"/>
-        <w:divId w:val="1460223590"/>
+        <w:divId w:val="1967856189"/>
         <w:rPr>
           <w:lang w:val="nl-NL"/>
         </w:rPr>
@@ -6260,7 +6260,7 @@
     <w:p>
       <w:pPr>
         <w:pStyle w:val="Normaalweb"/>
-        <w:divId w:val="1460223590"/>
+        <w:divId w:val="1967856189"/>
         <w:rPr>
           <w:lang w:val="nl-NL"/>
         </w:rPr>
@@ -6281,7 +6281,7 @@
     <w:p>
       <w:pPr>
         <w:pStyle w:val="Normaalweb"/>
-        <w:divId w:val="1460223590"/>
+        <w:divId w:val="1967856189"/>
         <w:rPr>
           <w:lang w:val="nl-NL"/>
         </w:rPr>
@@ -6302,7 +6302,7 @@
     <w:p>
       <w:pPr>
         <w:pStyle w:val="Normaalweb"/>
-        <w:divId w:val="1460223590"/>
+        <w:divId w:val="1967856189"/>
         <w:rPr>
           <w:lang w:val="nl-NL"/>
         </w:rPr>
@@ -6322,7 +6322,7 @@
     </w:p>
     <w:p>
       <w:pPr>
-        <w:divId w:val="61215947"/>
+        <w:divId w:val="561675947"/>
         <w:rPr>
           <w:color w:val="555555"/>
           <w:sz w:val="20"/>
@@ -6344,7 +6344,7 @@
       <w:pPr>
         <w:pStyle w:val="marker"/>
         <w:ind w:left="800" w:right="800"/>
-        <w:divId w:val="1460223590"/>
+        <w:divId w:val="1967856189"/>
         <w:rPr>
           <w:lang w:val="nl-NL"/>
         </w:rPr>
@@ -6356,13 +6356,13 @@
     <w:p>
       <w:pPr>
         <w:pStyle w:val="Kop3"/>
-        <w:divId w:val="1460223590"/>
-        <w:rPr>
-          <w:rFonts w:eastAsia="Times New Roman"/>
-          <w:lang w:val="nl-NL"/>
-        </w:rPr>
-      </w:pPr>
-      <w:bookmarkStart w:id="12" w:name="_Toc242815406"/>
+        <w:divId w:val="1967856189"/>
+        <w:rPr>
+          <w:rFonts w:eastAsia="Times New Roman"/>
+          <w:lang w:val="nl-NL"/>
+        </w:rPr>
+      </w:pPr>
+      <w:bookmarkStart w:id="12" w:name="_Toc242816554"/>
       <w:r>
         <w:rPr>
           <w:rFonts w:eastAsia="Times New Roman"/>
@@ -6375,7 +6375,7 @@
     <w:p>
       <w:pPr>
         <w:pStyle w:val="subtitel"/>
-        <w:divId w:val="1460223590"/>
+        <w:divId w:val="1967856189"/>
         <w:rPr>
           <w:lang w:val="nl-NL"/>
         </w:rPr>
@@ -6390,7 +6390,7 @@
     <w:p>
       <w:pPr>
         <w:pStyle w:val="Normaalweb"/>
-        <w:divId w:val="1460223590"/>
+        <w:divId w:val="1967856189"/>
         <w:rPr>
           <w:lang w:val="nl-NL"/>
         </w:rPr>
@@ -6411,7 +6411,7 @@
     <w:p>
       <w:pPr>
         <w:pStyle w:val="Normaalweb"/>
-        <w:divId w:val="1460223590"/>
+        <w:divId w:val="1967856189"/>
         <w:rPr>
           <w:lang w:val="nl-NL"/>
         </w:rPr>
@@ -6432,7 +6432,7 @@
     <w:p>
       <w:pPr>
         <w:pStyle w:val="Normaalweb"/>
-        <w:divId w:val="1460223590"/>
+        <w:divId w:val="1967856189"/>
         <w:rPr>
           <w:lang w:val="nl-NL"/>
         </w:rPr>
@@ -6452,7 +6452,7 @@
     </w:p>
     <w:p>
       <w:pPr>
-        <w:divId w:val="1158767207"/>
+        <w:divId w:val="146897845"/>
         <w:rPr>
           <w:color w:val="555555"/>
           <w:sz w:val="20"/>
@@ -6472,7 +6472,7 @@
     </w:p>
     <w:p>
       <w:pPr>
-        <w:divId w:val="1158767207"/>
+        <w:divId w:val="146897845"/>
         <w:rPr>
           <w:color w:val="555555"/>
           <w:sz w:val="20"/>
@@ -6492,7 +6492,7 @@
     </w:p>
     <w:p>
       <w:pPr>
-        <w:divId w:val="1158767207"/>
+        <w:divId w:val="146897845"/>
         <w:rPr>
           <w:color w:val="555555"/>
           <w:sz w:val="20"/>
@@ -6512,7 +6512,7 @@
     </w:p>
     <w:p>
       <w:pPr>
-        <w:divId w:val="1158767207"/>
+        <w:divId w:val="146897845"/>
         <w:rPr>
           <w:color w:val="555555"/>
           <w:sz w:val="20"/>
@@ -6532,7 +6532,7 @@
     </w:p>
     <w:p>
       <w:pPr>
-        <w:divId w:val="1158767207"/>
+        <w:divId w:val="146897845"/>
         <w:rPr>
           <w:color w:val="555555"/>
           <w:sz w:val="20"/>
@@ -6554,7 +6554,7 @@
       <w:pPr>
         <w:pStyle w:val="marker"/>
         <w:ind w:left="800" w:right="800"/>
-        <w:divId w:val="1460223590"/>
+        <w:divId w:val="1967856189"/>
         <w:rPr>
           <w:lang w:val="nl-NL"/>
         </w:rPr>
@@ -6566,13 +6566,13 @@
     <w:p>
       <w:pPr>
         <w:pStyle w:val="Kop3"/>
-        <w:divId w:val="1460223590"/>
-        <w:rPr>
-          <w:rFonts w:eastAsia="Times New Roman"/>
-          <w:lang w:val="nl-NL"/>
-        </w:rPr>
-      </w:pPr>
-      <w:bookmarkStart w:id="13" w:name="_Toc242815407"/>
+        <w:divId w:val="1967856189"/>
+        <w:rPr>
+          <w:rFonts w:eastAsia="Times New Roman"/>
+          <w:lang w:val="nl-NL"/>
+        </w:rPr>
+      </w:pPr>
+      <w:bookmarkStart w:id="13" w:name="_Toc242816555"/>
       <w:r>
         <w:rPr>
           <w:rFonts w:eastAsia="Times New Roman"/>
@@ -6585,7 +6585,7 @@
     <w:p>
       <w:pPr>
         <w:pStyle w:val="subtitel"/>
-        <w:divId w:val="1460223590"/>
+        <w:divId w:val="1967856189"/>
         <w:rPr>
           <w:lang w:val="nl-NL"/>
         </w:rPr>
@@ -6600,7 +6600,7 @@
     <w:p>
       <w:pPr>
         <w:pStyle w:val="Normaalweb"/>
-        <w:divId w:val="1460223590"/>
+        <w:divId w:val="1967856189"/>
         <w:rPr>
           <w:lang w:val="nl-NL"/>
         </w:rPr>
@@ -6621,7 +6621,7 @@
     <w:p>
       <w:pPr>
         <w:pStyle w:val="Normaalweb"/>
-        <w:divId w:val="1460223590"/>
+        <w:divId w:val="1967856189"/>
         <w:rPr>
           <w:lang w:val="nl-NL"/>
         </w:rPr>
@@ -6636,7 +6636,7 @@
     <w:p>
       <w:pPr>
         <w:pStyle w:val="Normaalweb"/>
-        <w:divId w:val="1460223590"/>
+        <w:divId w:val="1967856189"/>
         <w:rPr>
           <w:lang w:val="nl-NL"/>
         </w:rPr>
@@ -6657,7 +6657,7 @@
     <w:p>
       <w:pPr>
         <w:pStyle w:val="Normaalweb"/>
-        <w:divId w:val="1460223590"/>
+        <w:divId w:val="1967856189"/>
         <w:rPr>
           <w:lang w:val="nl-NL"/>
         </w:rPr>
@@ -6678,7 +6678,7 @@
     <w:p>
       <w:pPr>
         <w:pStyle w:val="Normaalweb"/>
-        <w:divId w:val="1460223590"/>
+        <w:divId w:val="1967856189"/>
         <w:rPr>
           <w:lang w:val="nl-NL"/>
         </w:rPr>
@@ -6693,7 +6693,7 @@
     <w:p>
       <w:pPr>
         <w:pStyle w:val="Normaalweb"/>
-        <w:divId w:val="1460223590"/>
+        <w:divId w:val="1967856189"/>
         <w:rPr>
           <w:lang w:val="nl-NL"/>
         </w:rPr>
@@ -6713,7 +6713,7 @@
     </w:p>
     <w:p>
       <w:pPr>
-        <w:divId w:val="1014305911"/>
+        <w:divId w:val="201596916"/>
         <w:rPr>
           <w:color w:val="555555"/>
           <w:sz w:val="20"/>
@@ -6733,7 +6733,7 @@
     </w:p>
     <w:p>
       <w:pPr>
-        <w:divId w:val="1014305911"/>
+        <w:divId w:val="201596916"/>
         <w:rPr>
           <w:color w:val="555555"/>
           <w:sz w:val="20"/>
@@ -6753,7 +6753,7 @@
     </w:p>
     <w:p>
       <w:pPr>
-        <w:divId w:val="1014305911"/>
+        <w:divId w:val="201596916"/>
         <w:rPr>
           <w:color w:val="555555"/>
           <w:sz w:val="20"/>
@@ -6775,7 +6775,7 @@
       <w:pPr>
         <w:pStyle w:val="marker"/>
         <w:ind w:left="800" w:right="800"/>
-        <w:divId w:val="1460223590"/>
+        <w:divId w:val="1967856189"/>
         <w:rPr>
           <w:lang w:val="nl-NL"/>
         </w:rPr>
@@ -6787,13 +6787,13 @@
     <w:p>
       <w:pPr>
         <w:pStyle w:val="Kop3"/>
-        <w:divId w:val="1460223590"/>
-        <w:rPr>
-          <w:rFonts w:eastAsia="Times New Roman"/>
-          <w:lang w:val="nl-NL"/>
-        </w:rPr>
-      </w:pPr>
-      <w:bookmarkStart w:id="14" w:name="_Toc242815408"/>
+        <w:divId w:val="1967856189"/>
+        <w:rPr>
+          <w:rFonts w:eastAsia="Times New Roman"/>
+          <w:lang w:val="nl-NL"/>
+        </w:rPr>
+      </w:pPr>
+      <w:bookmarkStart w:id="14" w:name="_Toc242816556"/>
       <w:r>
         <w:rPr>
           <w:rFonts w:eastAsia="Times New Roman"/>
@@ -6806,7 +6806,7 @@
     <w:p>
       <w:pPr>
         <w:pStyle w:val="subtitel"/>
-        <w:divId w:val="1460223590"/>
+        <w:divId w:val="1967856189"/>
         <w:rPr>
           <w:lang w:val="nl-NL"/>
         </w:rPr>
@@ -6821,7 +6821,7 @@
     <w:p>
       <w:pPr>
         <w:pStyle w:val="Normaalweb"/>
-        <w:divId w:val="1460223590"/>
+        <w:divId w:val="1967856189"/>
         <w:rPr>
           <w:lang w:val="nl-NL"/>
         </w:rPr>
@@ -6842,7 +6842,7 @@
     <w:p>
       <w:pPr>
         <w:pStyle w:val="Normaalweb"/>
-        <w:divId w:val="1460223590"/>
+        <w:divId w:val="1967856189"/>
         <w:rPr>
           <w:lang w:val="nl-NL"/>
         </w:rPr>
@@ -6863,7 +6863,7 @@
     <w:p>
       <w:pPr>
         <w:pStyle w:val="Normaalweb"/>
-        <w:divId w:val="1460223590"/>
+        <w:divId w:val="1967856189"/>
         <w:rPr>
           <w:lang w:val="nl-NL"/>
         </w:rPr>
@@ -6878,7 +6878,7 @@
     <w:p>
       <w:pPr>
         <w:pStyle w:val="Normaalweb"/>
-        <w:divId w:val="1460223590"/>
+        <w:divId w:val="1967856189"/>
         <w:rPr>
           <w:lang w:val="nl-NL"/>
         </w:rPr>
@@ -6899,7 +6899,7 @@
     <w:p>
       <w:pPr>
         <w:pStyle w:val="Normaalweb"/>
-        <w:divId w:val="1460223590"/>
+        <w:divId w:val="1967856189"/>
         <w:rPr>
           <w:lang w:val="nl-NL"/>
         </w:rPr>
@@ -6914,7 +6914,7 @@
     <w:p>
       <w:pPr>
         <w:pStyle w:val="Normaalweb"/>
-        <w:divId w:val="1460223590"/>
+        <w:divId w:val="1967856189"/>
         <w:rPr>
           <w:lang w:val="nl-NL"/>
         </w:rPr>
@@ -6934,7 +6934,7 @@
     </w:p>
     <w:p>
       <w:pPr>
-        <w:divId w:val="388039835"/>
+        <w:divId w:val="1713118196"/>
         <w:rPr>
           <w:color w:val="555555"/>
           <w:sz w:val="20"/>
@@ -6954,7 +6954,7 @@
     </w:p>
     <w:p>
       <w:pPr>
-        <w:divId w:val="388039835"/>
+        <w:divId w:val="1713118196"/>
         <w:rPr>
           <w:color w:val="555555"/>
           <w:sz w:val="20"/>
@@ -6976,7 +6976,7 @@
       <w:pPr>
         <w:pStyle w:val="marker"/>
         <w:ind w:left="800" w:right="800"/>
-        <w:divId w:val="1460223590"/>
+        <w:divId w:val="1967856189"/>
         <w:rPr>
           <w:lang w:val="nl-NL"/>
         </w:rPr>
@@ -6988,13 +6988,13 @@
     <w:p>
       <w:pPr>
         <w:pStyle w:val="Kop3"/>
-        <w:divId w:val="1460223590"/>
-        <w:rPr>
-          <w:rFonts w:eastAsia="Times New Roman"/>
-          <w:lang w:val="nl-NL"/>
-        </w:rPr>
-      </w:pPr>
-      <w:bookmarkStart w:id="15" w:name="_Toc242815409"/>
+        <w:divId w:val="1967856189"/>
+        <w:rPr>
+          <w:rFonts w:eastAsia="Times New Roman"/>
+          <w:lang w:val="nl-NL"/>
+        </w:rPr>
+      </w:pPr>
+      <w:bookmarkStart w:id="15" w:name="_Toc242816557"/>
       <w:r>
         <w:rPr>
           <w:rFonts w:eastAsia="Times New Roman"/>
@@ -7007,7 +7007,7 @@
     <w:p>
       <w:pPr>
         <w:pStyle w:val="subtitel"/>
-        <w:divId w:val="1460223590"/>
+        <w:divId w:val="1967856189"/>
         <w:rPr>
           <w:lang w:val="nl-NL"/>
         </w:rPr>
@@ -7022,7 +7022,7 @@
     <w:p>
       <w:pPr>
         <w:pStyle w:val="Normaalweb"/>
-        <w:divId w:val="1460223590"/>
+        <w:divId w:val="1967856189"/>
         <w:rPr>
           <w:lang w:val="nl-NL"/>
         </w:rPr>
@@ -7043,7 +7043,7 @@
     <w:p>
       <w:pPr>
         <w:pStyle w:val="Normaalweb"/>
-        <w:divId w:val="1460223590"/>
+        <w:divId w:val="1967856189"/>
         <w:rPr>
           <w:lang w:val="nl-NL"/>
         </w:rPr>
@@ -7064,7 +7064,7 @@
     <w:p>
       <w:pPr>
         <w:pStyle w:val="Normaalweb"/>
-        <w:divId w:val="1460223590"/>
+        <w:divId w:val="1967856189"/>
         <w:rPr>
           <w:lang w:val="nl-NL"/>
         </w:rPr>
@@ -7084,7 +7084,7 @@
     </w:p>
     <w:p>
       <w:pPr>
-        <w:divId w:val="1105659318"/>
+        <w:divId w:val="1631934193"/>
         <w:rPr>
           <w:color w:val="555555"/>
           <w:sz w:val="20"/>
@@ -7104,7 +7104,7 @@
     </w:p>
     <w:p>
       <w:pPr>
-        <w:divId w:val="1105659318"/>
+        <w:divId w:val="1631934193"/>
         <w:rPr>
           <w:color w:val="555555"/>
           <w:sz w:val="20"/>
@@ -7124,7 +7124,7 @@
     </w:p>
     <w:p>
       <w:pPr>
-        <w:divId w:val="1105659318"/>
+        <w:divId w:val="1631934193"/>
         <w:rPr>
           <w:color w:val="555555"/>
           <w:sz w:val="20"/>
@@ -7144,7 +7144,7 @@
     </w:p>
     <w:p>
       <w:pPr>
-        <w:divId w:val="1105659318"/>
+        <w:divId w:val="1631934193"/>
         <w:rPr>
           <w:color w:val="555555"/>
           <w:sz w:val="20"/>
@@ -7166,7 +7166,7 @@
       <w:pPr>
         <w:pStyle w:val="marker"/>
         <w:ind w:left="800" w:right="800"/>
-        <w:divId w:val="1460223590"/>
+        <w:divId w:val="1967856189"/>
         <w:rPr>
           <w:lang w:val="nl-NL"/>
         </w:rPr>
@@ -7178,13 +7178,13 @@
     <w:p>
       <w:pPr>
         <w:pStyle w:val="Kop3"/>
-        <w:divId w:val="1460223590"/>
-        <w:rPr>
-          <w:rFonts w:eastAsia="Times New Roman"/>
-          <w:lang w:val="nl-NL"/>
-        </w:rPr>
-      </w:pPr>
-      <w:bookmarkStart w:id="16" w:name="_Toc242815410"/>
+        <w:divId w:val="1967856189"/>
+        <w:rPr>
+          <w:rFonts w:eastAsia="Times New Roman"/>
+          <w:lang w:val="nl-NL"/>
+        </w:rPr>
+      </w:pPr>
+      <w:bookmarkStart w:id="16" w:name="_Toc242816558"/>
       <w:r>
         <w:rPr>
           <w:rFonts w:eastAsia="Times New Roman"/>
@@ -7197,7 +7197,7 @@
     <w:p>
       <w:pPr>
         <w:pStyle w:val="subtitel"/>
-        <w:divId w:val="1460223590"/>
+        <w:divId w:val="1967856189"/>
         <w:rPr>
           <w:lang w:val="nl-NL"/>
         </w:rPr>
@@ -7212,7 +7212,7 @@
     <w:p>
       <w:pPr>
         <w:pStyle w:val="Normaalweb"/>
-        <w:divId w:val="1460223590"/>
+        <w:divId w:val="1967856189"/>
         <w:rPr>
           <w:lang w:val="nl-NL"/>
         </w:rPr>
@@ -7233,7 +7233,7 @@
     <w:p>
       <w:pPr>
         <w:pStyle w:val="Normaalweb"/>
-        <w:divId w:val="1460223590"/>
+        <w:divId w:val="1967856189"/>
         <w:rPr>
           <w:lang w:val="nl-NL"/>
         </w:rPr>
@@ -7254,7 +7254,7 @@
     <w:p>
       <w:pPr>
         <w:pStyle w:val="Normaalweb"/>
-        <w:divId w:val="1460223590"/>
+        <w:divId w:val="1967856189"/>
         <w:rPr>
           <w:lang w:val="nl-NL"/>
         </w:rPr>
@@ -7275,7 +7275,7 @@
     <w:p>
       <w:pPr>
         <w:pStyle w:val="Normaalweb"/>
-        <w:divId w:val="1460223590"/>
+        <w:divId w:val="1967856189"/>
         <w:rPr>
           <w:lang w:val="nl-NL"/>
         </w:rPr>
@@ -7295,7 +7295,7 @@
     </w:p>
     <w:p>
       <w:pPr>
-        <w:divId w:val="529533136"/>
+        <w:divId w:val="1972786511"/>
         <w:rPr>
           <w:color w:val="555555"/>
           <w:sz w:val="20"/>
@@ -7315,7 +7315,7 @@
     </w:p>
     <w:p>
       <w:pPr>
-        <w:divId w:val="529533136"/>
+        <w:divId w:val="1972786511"/>
         <w:rPr>
           <w:color w:val="555555"/>
           <w:sz w:val="20"/>
@@ -7337,7 +7337,7 @@
       <w:pPr>
         <w:pStyle w:val="marker"/>
         <w:ind w:left="800" w:right="800"/>
-        <w:divId w:val="1460223590"/>
+        <w:divId w:val="1967856189"/>
         <w:rPr>
           <w:lang w:val="nl-NL"/>
         </w:rPr>
@@ -7349,13 +7349,13 @@
     <w:p>
       <w:pPr>
         <w:pStyle w:val="Kop3"/>
-        <w:divId w:val="1460223590"/>
-        <w:rPr>
-          <w:rFonts w:eastAsia="Times New Roman"/>
-          <w:lang w:val="nl-NL"/>
-        </w:rPr>
-      </w:pPr>
-      <w:bookmarkStart w:id="17" w:name="_Toc242815411"/>
+        <w:divId w:val="1967856189"/>
+        <w:rPr>
+          <w:rFonts w:eastAsia="Times New Roman"/>
+          <w:lang w:val="nl-NL"/>
+        </w:rPr>
+      </w:pPr>
+      <w:bookmarkStart w:id="17" w:name="_Toc242816559"/>
       <w:r>
         <w:rPr>
           <w:rFonts w:eastAsia="Times New Roman"/>
@@ -7368,7 +7368,7 @@
     <w:p>
       <w:pPr>
         <w:pStyle w:val="subtitel"/>
-        <w:divId w:val="1460223590"/>
+        <w:divId w:val="1967856189"/>
         <w:rPr>
           <w:lang w:val="nl-NL"/>
         </w:rPr>
@@ -7383,7 +7383,7 @@
     <w:p>
       <w:pPr>
         <w:pStyle w:val="Normaalweb"/>
-        <w:divId w:val="1460223590"/>
+        <w:divId w:val="1967856189"/>
         <w:rPr>
           <w:lang w:val="nl-NL"/>
         </w:rPr>
@@ -7404,7 +7404,7 @@
     <w:p>
       <w:pPr>
         <w:pStyle w:val="Normaalweb"/>
-        <w:divId w:val="1460223590"/>
+        <w:divId w:val="1967856189"/>
         <w:rPr>
           <w:lang w:val="nl-NL"/>
         </w:rPr>
@@ -7425,7 +7425,7 @@
     <w:p>
       <w:pPr>
         <w:pStyle w:val="Normaalweb"/>
-        <w:divId w:val="1460223590"/>
+        <w:divId w:val="1967856189"/>
         <w:rPr>
           <w:lang w:val="nl-NL"/>
         </w:rPr>
@@ -7446,7 +7446,7 @@
     <w:p>
       <w:pPr>
         <w:pStyle w:val="Normaalweb"/>
-        <w:divId w:val="1460223590"/>
+        <w:divId w:val="1967856189"/>
         <w:rPr>
           <w:lang w:val="nl-NL"/>
         </w:rPr>
@@ -7466,7 +7466,7 @@
     </w:p>
     <w:p>
       <w:pPr>
-        <w:divId w:val="391774393"/>
+        <w:divId w:val="1177694915"/>
         <w:rPr>
           <w:color w:val="555555"/>
           <w:sz w:val="20"/>
@@ -7486,7 +7486,7 @@
     </w:p>
     <w:p>
       <w:pPr>
-        <w:divId w:val="391774393"/>
+        <w:divId w:val="1177694915"/>
         <w:rPr>
           <w:color w:val="555555"/>
           <w:sz w:val="20"/>
@@ -7508,7 +7508,7 @@
       <w:pPr>
         <w:pStyle w:val="marker"/>
         <w:ind w:left="800" w:right="800"/>
-        <w:divId w:val="1460223590"/>
+        <w:divId w:val="1967856189"/>
         <w:rPr>
           <w:lang w:val="nl-NL"/>
         </w:rPr>
@@ -7520,13 +7520,13 @@
     <w:p>
       <w:pPr>
         <w:pStyle w:val="Kop3"/>
-        <w:divId w:val="1460223590"/>
-        <w:rPr>
-          <w:rFonts w:eastAsia="Times New Roman"/>
-          <w:lang w:val="nl-NL"/>
-        </w:rPr>
-      </w:pPr>
-      <w:bookmarkStart w:id="18" w:name="_Toc242815412"/>
+        <w:divId w:val="1967856189"/>
+        <w:rPr>
+          <w:rFonts w:eastAsia="Times New Roman"/>
+          <w:lang w:val="nl-NL"/>
+        </w:rPr>
+      </w:pPr>
+      <w:bookmarkStart w:id="18" w:name="_Toc242816560"/>
       <w:r>
         <w:rPr>
           <w:rFonts w:eastAsia="Times New Roman"/>
@@ -7539,7 +7539,7 @@
     <w:p>
       <w:pPr>
         <w:pStyle w:val="subtitel"/>
-        <w:divId w:val="1460223590"/>
+        <w:divId w:val="1967856189"/>
         <w:rPr>
           <w:lang w:val="nl-NL"/>
         </w:rPr>
@@ -7554,7 +7554,7 @@
     <w:p>
       <w:pPr>
         <w:pStyle w:val="Normaalweb"/>
-        <w:divId w:val="1460223590"/>
+        <w:divId w:val="1967856189"/>
         <w:rPr>
           <w:lang w:val="nl-NL"/>
         </w:rPr>
@@ -7575,7 +7575,7 @@
     <w:p>
       <w:pPr>
         <w:pStyle w:val="Normaalweb"/>
-        <w:divId w:val="1460223590"/>
+        <w:divId w:val="1967856189"/>
         <w:rPr>
           <w:lang w:val="nl-NL"/>
         </w:rPr>
@@ -7596,7 +7596,7 @@
     <w:p>
       <w:pPr>
         <w:pStyle w:val="Normaalweb"/>
-        <w:divId w:val="1460223590"/>
+        <w:divId w:val="1967856189"/>
         <w:rPr>
           <w:lang w:val="nl-NL"/>
         </w:rPr>
@@ -7622,7 +7622,7 @@
     </w:p>
     <w:p>
       <w:pPr>
-        <w:divId w:val="1356419737"/>
+        <w:divId w:val="1952853811"/>
         <w:rPr>
           <w:color w:val="555555"/>
           <w:sz w:val="20"/>
@@ -7642,7 +7642,7 @@
     </w:p>
     <w:p>
       <w:pPr>
-        <w:divId w:val="1356419737"/>
+        <w:divId w:val="1952853811"/>
         <w:rPr>
           <w:color w:val="555555"/>
           <w:sz w:val="20"/>
@@ -7662,7 +7662,7 @@
     </w:p>
     <w:p>
       <w:pPr>
-        <w:divId w:val="1356419737"/>
+        <w:divId w:val="1952853811"/>
         <w:rPr>
           <w:color w:val="555555"/>
           <w:sz w:val="20"/>
@@ -7682,7 +7682,7 @@
     </w:p>
     <w:p>
       <w:pPr>
-        <w:divId w:val="1356419737"/>
+        <w:divId w:val="1952853811"/>
         <w:rPr>
           <w:color w:val="555555"/>
           <w:sz w:val="20"/>
@@ -7704,7 +7704,7 @@
       <w:pPr>
         <w:pStyle w:val="marker"/>
         <w:ind w:left="800" w:right="800"/>
-        <w:divId w:val="1460223590"/>
+        <w:divId w:val="1967856189"/>
         <w:rPr>
           <w:lang w:val="nl-NL"/>
         </w:rPr>
@@ -7716,13 +7716,13 @@
     <w:p>
       <w:pPr>
         <w:pStyle w:val="Kop3"/>
-        <w:divId w:val="1460223590"/>
-        <w:rPr>
-          <w:rFonts w:eastAsia="Times New Roman"/>
-          <w:lang w:val="nl-NL"/>
-        </w:rPr>
-      </w:pPr>
-      <w:bookmarkStart w:id="19" w:name="_Toc242815413"/>
+        <w:divId w:val="1967856189"/>
+        <w:rPr>
+          <w:rFonts w:eastAsia="Times New Roman"/>
+          <w:lang w:val="nl-NL"/>
+        </w:rPr>
+      </w:pPr>
+      <w:bookmarkStart w:id="19" w:name="_Toc242816561"/>
       <w:r>
         <w:rPr>
           <w:rFonts w:eastAsia="Times New Roman"/>
@@ -7735,7 +7735,7 @@
     <w:p>
       <w:pPr>
         <w:pStyle w:val="subtitel"/>
-        <w:divId w:val="1460223590"/>
+        <w:divId w:val="1967856189"/>
         <w:rPr>
           <w:lang w:val="nl-NL"/>
         </w:rPr>
@@ -7750,7 +7750,7 @@
     <w:p>
       <w:pPr>
         <w:pStyle w:val="Normaalweb"/>
-        <w:divId w:val="1460223590"/>
+        <w:divId w:val="1967856189"/>
         <w:rPr>
           <w:lang w:val="nl-NL"/>
         </w:rPr>
@@ -7771,7 +7771,7 @@
     <w:p>
       <w:pPr>
         <w:pStyle w:val="Normaalweb"/>
-        <w:divId w:val="1460223590"/>
+        <w:divId w:val="1967856189"/>
         <w:rPr>
           <w:lang w:val="nl-NL"/>
         </w:rPr>
@@ -7792,7 +7792,7 @@
     <w:p>
       <w:pPr>
         <w:pStyle w:val="Normaalweb"/>
-        <w:divId w:val="1460223590"/>
+        <w:divId w:val="1967856189"/>
         <w:rPr>
           <w:lang w:val="nl-NL"/>
         </w:rPr>
@@ -7812,7 +7812,7 @@
     </w:p>
     <w:p>
       <w:pPr>
-        <w:divId w:val="1527863074"/>
+        <w:divId w:val="1078209149"/>
         <w:rPr>
           <w:color w:val="555555"/>
           <w:sz w:val="20"/>
@@ -7832,7 +7832,7 @@
     </w:p>
     <w:p>
       <w:pPr>
-        <w:divId w:val="1527863074"/>
+        <w:divId w:val="1078209149"/>
         <w:rPr>
           <w:color w:val="555555"/>
           <w:sz w:val="20"/>
@@ -7852,7 +7852,7 @@
     </w:p>
     <w:p>
       <w:pPr>
-        <w:divId w:val="1527863074"/>
+        <w:divId w:val="1078209149"/>
         <w:rPr>
           <w:color w:val="555555"/>
           <w:sz w:val="20"/>
@@ -7872,7 +7872,7 @@
     </w:p>
     <w:p>
       <w:pPr>
-        <w:divId w:val="1527863074"/>
+        <w:divId w:val="1078209149"/>
         <w:rPr>
           <w:color w:val="555555"/>
           <w:sz w:val="20"/>
@@ -7894,7 +7894,7 @@
       <w:pPr>
         <w:pStyle w:val="marker"/>
         <w:ind w:left="800" w:right="800"/>
-        <w:divId w:val="1460223590"/>
+        <w:divId w:val="1967856189"/>
         <w:rPr>
           <w:lang w:val="nl-NL"/>
         </w:rPr>
@@ -7906,13 +7906,13 @@
     <w:p>
       <w:pPr>
         <w:pStyle w:val="Kop3"/>
-        <w:divId w:val="1460223590"/>
-        <w:rPr>
-          <w:rFonts w:eastAsia="Times New Roman"/>
-          <w:lang w:val="nl-NL"/>
-        </w:rPr>
-      </w:pPr>
-      <w:bookmarkStart w:id="20" w:name="_Toc242815414"/>
+        <w:divId w:val="1967856189"/>
+        <w:rPr>
+          <w:rFonts w:eastAsia="Times New Roman"/>
+          <w:lang w:val="nl-NL"/>
+        </w:rPr>
+      </w:pPr>
+      <w:bookmarkStart w:id="20" w:name="_Toc242816562"/>
       <w:r>
         <w:rPr>
           <w:rFonts w:eastAsia="Times New Roman"/>
@@ -7925,7 +7925,7 @@
     <w:p>
       <w:pPr>
         <w:pStyle w:val="subtitel"/>
-        <w:divId w:val="1460223590"/>
+        <w:divId w:val="1967856189"/>
         <w:rPr>
           <w:lang w:val="nl-NL"/>
         </w:rPr>
@@ -7940,7 +7940,7 @@
     <w:p>
       <w:pPr>
         <w:pStyle w:val="Normaalweb"/>
-        <w:divId w:val="1460223590"/>
+        <w:divId w:val="1967856189"/>
         <w:rPr>
           <w:lang w:val="nl-NL"/>
         </w:rPr>
@@ -7961,7 +7961,7 @@
     <w:p>
       <w:pPr>
         <w:pStyle w:val="Normaalweb"/>
-        <w:divId w:val="1460223590"/>
+        <w:divId w:val="1967856189"/>
         <w:rPr>
           <w:lang w:val="nl-NL"/>
         </w:rPr>
@@ -7982,7 +7982,7 @@
     <w:p>
       <w:pPr>
         <w:pStyle w:val="Normaalweb"/>
-        <w:divId w:val="1460223590"/>
+        <w:divId w:val="1967856189"/>
         <w:rPr>
           <w:lang w:val="nl-NL"/>
         </w:rPr>
@@ -8002,7 +8002,7 @@
     </w:p>
     <w:p>
       <w:pPr>
-        <w:divId w:val="1127774997"/>
+        <w:divId w:val="214855192"/>
         <w:rPr>
           <w:color w:val="555555"/>
           <w:sz w:val="20"/>
@@ -8024,7 +8024,7 @@
       <w:pPr>
         <w:pStyle w:val="marker"/>
         <w:ind w:left="800" w:right="800"/>
-        <w:divId w:val="1460223590"/>
+        <w:divId w:val="1967856189"/>
         <w:rPr>
           <w:lang w:val="nl-NL"/>
         </w:rPr>
@@ -8036,13 +8036,13 @@
     <w:p>
       <w:pPr>
         <w:pStyle w:val="Kop2"/>
-        <w:divId w:val="1460223590"/>
-        <w:rPr>
-          <w:rFonts w:eastAsia="Times New Roman"/>
-          <w:lang w:val="nl-NL"/>
-        </w:rPr>
-      </w:pPr>
-      <w:bookmarkStart w:id="21" w:name="_Toc242815415"/>
+        <w:divId w:val="1967856189"/>
+        <w:rPr>
+          <w:rFonts w:eastAsia="Times New Roman"/>
+          <w:lang w:val="nl-NL"/>
+        </w:rPr>
+      </w:pPr>
+      <w:bookmarkStart w:id="21" w:name="_Toc242816563"/>
       <w:r>
         <w:rPr>
           <w:rFonts w:eastAsia="Times New Roman"/>
@@ -8055,13 +8055,13 @@
     <w:p>
       <w:pPr>
         <w:pStyle w:val="Kop3"/>
-        <w:divId w:val="1460223590"/>
-        <w:rPr>
-          <w:rFonts w:eastAsia="Times New Roman"/>
-          <w:lang w:val="nl-NL"/>
-        </w:rPr>
-      </w:pPr>
-      <w:bookmarkStart w:id="22" w:name="_Toc242815416"/>
+        <w:divId w:val="1967856189"/>
+        <w:rPr>
+          <w:rFonts w:eastAsia="Times New Roman"/>
+          <w:lang w:val="nl-NL"/>
+        </w:rPr>
+      </w:pPr>
+      <w:bookmarkStart w:id="22" w:name="_Toc242816564"/>
       <w:r>
         <w:rPr>
           <w:rFonts w:eastAsia="Times New Roman"/>
@@ -8074,7 +8074,7 @@
     <w:p>
       <w:pPr>
         <w:pStyle w:val="subtitel"/>
-        <w:divId w:val="1460223590"/>
+        <w:divId w:val="1967856189"/>
         <w:rPr>
           <w:lang w:val="nl-NL"/>
         </w:rPr>
@@ -8089,7 +8089,7 @@
     <w:p>
       <w:pPr>
         <w:pStyle w:val="Normaalweb"/>
-        <w:divId w:val="1460223590"/>
+        <w:divId w:val="1967856189"/>
         <w:rPr>
           <w:lang w:val="nl-NL"/>
         </w:rPr>
@@ -8110,7 +8110,7 @@
     <w:p>
       <w:pPr>
         <w:pStyle w:val="Normaalweb"/>
-        <w:divId w:val="1460223590"/>
+        <w:divId w:val="1967856189"/>
         <w:rPr>
           <w:lang w:val="nl-NL"/>
         </w:rPr>
@@ -8131,7 +8131,7 @@
     <w:p>
       <w:pPr>
         <w:pStyle w:val="Normaalweb"/>
-        <w:divId w:val="1460223590"/>
+        <w:divId w:val="1967856189"/>
         <w:rPr>
           <w:lang w:val="nl-NL"/>
         </w:rPr>
@@ -8151,7 +8151,7 @@
     </w:p>
     <w:p>
       <w:pPr>
-        <w:divId w:val="2026050419"/>
+        <w:divId w:val="1115055571"/>
         <w:rPr>
           <w:color w:val="555555"/>
           <w:sz w:val="20"/>
@@ -8173,7 +8173,7 @@
       <w:pPr>
         <w:pStyle w:val="marker"/>
         <w:ind w:left="800" w:right="800"/>
-        <w:divId w:val="1460223590"/>
+        <w:divId w:val="1967856189"/>
         <w:rPr>
           <w:lang w:val="nl-NL"/>
         </w:rPr>
@@ -8185,13 +8185,13 @@
     <w:p>
       <w:pPr>
         <w:pStyle w:val="Kop3"/>
-        <w:divId w:val="1460223590"/>
-        <w:rPr>
-          <w:rFonts w:eastAsia="Times New Roman"/>
-          <w:lang w:val="nl-NL"/>
-        </w:rPr>
-      </w:pPr>
-      <w:bookmarkStart w:id="23" w:name="_Toc242815417"/>
+        <w:divId w:val="1967856189"/>
+        <w:rPr>
+          <w:rFonts w:eastAsia="Times New Roman"/>
+          <w:lang w:val="nl-NL"/>
+        </w:rPr>
+      </w:pPr>
+      <w:bookmarkStart w:id="23" w:name="_Toc242816565"/>
       <w:r>
         <w:rPr>
           <w:rFonts w:eastAsia="Times New Roman"/>
@@ -8204,7 +8204,7 @@
     <w:p>
       <w:pPr>
         <w:pStyle w:val="subtitel"/>
-        <w:divId w:val="1460223590"/>
+        <w:divId w:val="1967856189"/>
         <w:rPr>
           <w:lang w:val="nl-NL"/>
         </w:rPr>
@@ -8219,7 +8219,7 @@
     <w:p>
       <w:pPr>
         <w:pStyle w:val="Normaalweb"/>
-        <w:divId w:val="1460223590"/>
+        <w:divId w:val="1967856189"/>
         <w:rPr>
           <w:lang w:val="nl-NL"/>
         </w:rPr>
@@ -8240,7 +8240,7 @@
     <w:p>
       <w:pPr>
         <w:pStyle w:val="Normaalweb"/>
-        <w:divId w:val="1460223590"/>
+        <w:divId w:val="1967856189"/>
         <w:rPr>
           <w:lang w:val="nl-NL"/>
         </w:rPr>
@@ -8261,7 +8261,7 @@
     <w:p>
       <w:pPr>
         <w:pStyle w:val="Normaalweb"/>
-        <w:divId w:val="1460223590"/>
+        <w:divId w:val="1967856189"/>
         <w:rPr>
           <w:lang w:val="nl-NL"/>
         </w:rPr>
@@ -8282,7 +8282,7 @@
     <w:p>
       <w:pPr>
         <w:pStyle w:val="Normaalweb"/>
-        <w:divId w:val="1460223590"/>
+        <w:divId w:val="1967856189"/>
         <w:rPr>
           <w:lang w:val="nl-NL"/>
         </w:rPr>
@@ -8302,7 +8302,7 @@
     </w:p>
     <w:p>
       <w:pPr>
-        <w:divId w:val="647512985"/>
+        <w:divId w:val="10307577"/>
         <w:rPr>
           <w:color w:val="555555"/>
           <w:sz w:val="20"/>
@@ -8324,7 +8324,7 @@
       <w:pPr>
         <w:pStyle w:val="marker"/>
         <w:ind w:left="800" w:right="800"/>
-        <w:divId w:val="1460223590"/>
+        <w:divId w:val="1967856189"/>
         <w:rPr>
           <w:lang w:val="nl-NL"/>
         </w:rPr>
@@ -8336,13 +8336,13 @@
     <w:p>
       <w:pPr>
         <w:pStyle w:val="Kop3"/>
-        <w:divId w:val="1460223590"/>
-        <w:rPr>
-          <w:rFonts w:eastAsia="Times New Roman"/>
-          <w:lang w:val="nl-NL"/>
-        </w:rPr>
-      </w:pPr>
-      <w:bookmarkStart w:id="24" w:name="_Toc242815418"/>
+        <w:divId w:val="1967856189"/>
+        <w:rPr>
+          <w:rFonts w:eastAsia="Times New Roman"/>
+          <w:lang w:val="nl-NL"/>
+        </w:rPr>
+      </w:pPr>
+      <w:bookmarkStart w:id="24" w:name="_Toc242816566"/>
       <w:r>
         <w:rPr>
           <w:rFonts w:eastAsia="Times New Roman"/>
@@ -8355,7 +8355,7 @@
     <w:p>
       <w:pPr>
         <w:pStyle w:val="subtitel"/>
-        <w:divId w:val="1460223590"/>
+        <w:divId w:val="1967856189"/>
         <w:rPr>
           <w:lang w:val="nl-NL"/>
         </w:rPr>
@@ -8370,7 +8370,7 @@
     <w:p>
       <w:pPr>
         <w:pStyle w:val="Normaalweb"/>
-        <w:divId w:val="1460223590"/>
+        <w:divId w:val="1967856189"/>
         <w:rPr>
           <w:lang w:val="nl-NL"/>
         </w:rPr>
@@ -8391,7 +8391,7 @@
     <w:p>
       <w:pPr>
         <w:pStyle w:val="Normaalweb"/>
-        <w:divId w:val="1460223590"/>
+        <w:divId w:val="1967856189"/>
         <w:rPr>
           <w:lang w:val="nl-NL"/>
         </w:rPr>
@@ -8406,7 +8406,7 @@
     <w:p>
       <w:pPr>
         <w:pStyle w:val="Normaalweb"/>
-        <w:divId w:val="1460223590"/>
+        <w:divId w:val="1967856189"/>
         <w:rPr>
           <w:lang w:val="nl-NL"/>
         </w:rPr>
@@ -8422,7 +8422,7 @@
       <w:pPr>
         <w:pStyle w:val="marker"/>
         <w:ind w:left="800" w:right="800"/>
-        <w:divId w:val="1460223590"/>
+        <w:divId w:val="1967856189"/>
         <w:rPr>
           <w:lang w:val="nl-NL"/>
         </w:rPr>
@@ -8434,13 +8434,13 @@
     <w:p>
       <w:pPr>
         <w:pStyle w:val="Kop3"/>
-        <w:divId w:val="1460223590"/>
-        <w:rPr>
-          <w:rFonts w:eastAsia="Times New Roman"/>
-          <w:lang w:val="nl-NL"/>
-        </w:rPr>
-      </w:pPr>
-      <w:bookmarkStart w:id="25" w:name="_Toc242815419"/>
+        <w:divId w:val="1967856189"/>
+        <w:rPr>
+          <w:rFonts w:eastAsia="Times New Roman"/>
+          <w:lang w:val="nl-NL"/>
+        </w:rPr>
+      </w:pPr>
+      <w:bookmarkStart w:id="25" w:name="_Toc242816567"/>
       <w:r>
         <w:rPr>
           <w:rFonts w:eastAsia="Times New Roman"/>
@@ -8453,7 +8453,7 @@
     <w:p>
       <w:pPr>
         <w:pStyle w:val="subtitel"/>
-        <w:divId w:val="1460223590"/>
+        <w:divId w:val="1967856189"/>
         <w:rPr>
           <w:lang w:val="nl-NL"/>
         </w:rPr>
@@ -8468,7 +8468,7 @@
     <w:p>
       <w:pPr>
         <w:pStyle w:val="Normaalweb"/>
-        <w:divId w:val="1460223590"/>
+        <w:divId w:val="1967856189"/>
         <w:rPr>
           <w:lang w:val="nl-NL"/>
         </w:rPr>
@@ -8483,7 +8483,7 @@
     <w:p>
       <w:pPr>
         <w:pStyle w:val="Normaalweb"/>
-        <w:divId w:val="1460223590"/>
+        <w:divId w:val="1967856189"/>
         <w:rPr>
           <w:lang w:val="nl-NL"/>
         </w:rPr>
@@ -8498,7 +8498,7 @@
     <w:p>
       <w:pPr>
         <w:pStyle w:val="Normaalweb"/>
-        <w:divId w:val="1460223590"/>
+        <w:divId w:val="1967856189"/>
         <w:rPr>
           <w:lang w:val="nl-NL"/>
         </w:rPr>
@@ -8518,7 +8518,7 @@
     </w:p>
     <w:p>
       <w:pPr>
-        <w:divId w:val="1902598450"/>
+        <w:divId w:val="1188330520"/>
         <w:rPr>
           <w:color w:val="555555"/>
           <w:sz w:val="20"/>
@@ -8540,7 +8540,7 @@
       <w:pPr>
         <w:pStyle w:val="marker"/>
         <w:ind w:left="800" w:right="800"/>
-        <w:divId w:val="1460223590"/>
+        <w:divId w:val="1967856189"/>
         <w:rPr>
           <w:lang w:val="nl-NL"/>
         </w:rPr>
@@ -8552,13 +8552,13 @@
     <w:p>
       <w:pPr>
         <w:pStyle w:val="Kop3"/>
-        <w:divId w:val="1460223590"/>
-        <w:rPr>
-          <w:rFonts w:eastAsia="Times New Roman"/>
-          <w:lang w:val="nl-NL"/>
-        </w:rPr>
-      </w:pPr>
-      <w:bookmarkStart w:id="26" w:name="_Toc242815420"/>
+        <w:divId w:val="1967856189"/>
+        <w:rPr>
+          <w:rFonts w:eastAsia="Times New Roman"/>
+          <w:lang w:val="nl-NL"/>
+        </w:rPr>
+      </w:pPr>
+      <w:bookmarkStart w:id="26" w:name="_Toc242816568"/>
       <w:r>
         <w:rPr>
           <w:rFonts w:eastAsia="Times New Roman"/>
@@ -8571,7 +8571,7 @@
     <w:p>
       <w:pPr>
         <w:pStyle w:val="subtitel"/>
-        <w:divId w:val="1460223590"/>
+        <w:divId w:val="1967856189"/>
         <w:rPr>
           <w:lang w:val="nl-NL"/>
         </w:rPr>
@@ -8586,7 +8586,7 @@
     <w:p>
       <w:pPr>
         <w:pStyle w:val="Normaalweb"/>
-        <w:divId w:val="1460223590"/>
+        <w:divId w:val="1967856189"/>
         <w:rPr>
           <w:lang w:val="nl-NL"/>
         </w:rPr>
@@ -8607,7 +8607,7 @@
     <w:p>
       <w:pPr>
         <w:pStyle w:val="Normaalweb"/>
-        <w:divId w:val="1460223590"/>
+        <w:divId w:val="1967856189"/>
         <w:rPr>
           <w:lang w:val="nl-NL"/>
         </w:rPr>
@@ -8622,7 +8622,7 @@
     <w:p>
       <w:pPr>
         <w:pStyle w:val="Normaalweb"/>
-        <w:divId w:val="1460223590"/>
+        <w:divId w:val="1967856189"/>
         <w:rPr>
           <w:lang w:val="nl-NL"/>
         </w:rPr>
@@ -8643,7 +8643,7 @@
     <w:p>
       <w:pPr>
         <w:pStyle w:val="Normaalweb"/>
-        <w:divId w:val="1460223590"/>
+        <w:divId w:val="1967856189"/>
         <w:rPr>
           <w:lang w:val="nl-NL"/>
         </w:rPr>
@@ -8657,7 +8657,7 @@
     </w:p>
     <w:p>
       <w:pPr>
-        <w:divId w:val="2076272466"/>
+        <w:divId w:val="1554657818"/>
         <w:rPr>
           <w:color w:val="555555"/>
           <w:sz w:val="20"/>
@@ -8679,7 +8679,7 @@
       <w:pPr>
         <w:pStyle w:val="marker"/>
         <w:ind w:left="800" w:right="800"/>
-        <w:divId w:val="1460223590"/>
+        <w:divId w:val="1967856189"/>
         <w:rPr>
           <w:lang w:val="nl-NL"/>
         </w:rPr>
@@ -8691,13 +8691,13 @@
     <w:p>
       <w:pPr>
         <w:pStyle w:val="Kop3"/>
-        <w:divId w:val="1460223590"/>
-        <w:rPr>
-          <w:rFonts w:eastAsia="Times New Roman"/>
-          <w:lang w:val="nl-NL"/>
-        </w:rPr>
-      </w:pPr>
-      <w:bookmarkStart w:id="27" w:name="_Toc242815421"/>
+        <w:divId w:val="1967856189"/>
+        <w:rPr>
+          <w:rFonts w:eastAsia="Times New Roman"/>
+          <w:lang w:val="nl-NL"/>
+        </w:rPr>
+      </w:pPr>
+      <w:bookmarkStart w:id="27" w:name="_Toc242816569"/>
       <w:r>
         <w:rPr>
           <w:rFonts w:eastAsia="Times New Roman"/>
@@ -8710,7 +8710,7 @@
     <w:p>
       <w:pPr>
         <w:pStyle w:val="subtitel"/>
-        <w:divId w:val="1460223590"/>
+        <w:divId w:val="1967856189"/>
         <w:rPr>
           <w:lang w:val="nl-NL"/>
         </w:rPr>
@@ -8725,7 +8725,7 @@
     <w:p>
       <w:pPr>
         <w:pStyle w:val="Normaalweb"/>
-        <w:divId w:val="1460223590"/>
+        <w:divId w:val="1967856189"/>
         <w:rPr>
           <w:lang w:val="nl-NL"/>
         </w:rPr>
@@ -8746,7 +8746,7 @@
     <w:p>
       <w:pPr>
         <w:pStyle w:val="Normaalweb"/>
-        <w:divId w:val="1460223590"/>
+        <w:divId w:val="1967856189"/>
         <w:rPr>
           <w:lang w:val="nl-NL"/>
         </w:rPr>
@@ -8761,7 +8761,7 @@
     <w:p>
       <w:pPr>
         <w:pStyle w:val="Normaalweb"/>
-        <w:divId w:val="1460223590"/>
+        <w:divId w:val="1967856189"/>
         <w:rPr>
           <w:lang w:val="nl-NL"/>
         </w:rPr>
@@ -8777,7 +8777,7 @@
       <w:pPr>
         <w:pStyle w:val="marker"/>
         <w:ind w:left="800" w:right="800"/>
-        <w:divId w:val="1460223590"/>
+        <w:divId w:val="1967856189"/>
         <w:rPr>
           <w:lang w:val="nl-NL"/>
         </w:rPr>
@@ -8789,13 +8789,13 @@
     <w:p>
       <w:pPr>
         <w:pStyle w:val="Kop3"/>
-        <w:divId w:val="1460223590"/>
-        <w:rPr>
-          <w:rFonts w:eastAsia="Times New Roman"/>
-          <w:lang w:val="nl-NL"/>
-        </w:rPr>
-      </w:pPr>
-      <w:bookmarkStart w:id="28" w:name="_Toc242815422"/>
+        <w:divId w:val="1967856189"/>
+        <w:rPr>
+          <w:rFonts w:eastAsia="Times New Roman"/>
+          <w:lang w:val="nl-NL"/>
+        </w:rPr>
+      </w:pPr>
+      <w:bookmarkStart w:id="28" w:name="_Toc242816570"/>
       <w:r>
         <w:rPr>
           <w:rFonts w:eastAsia="Times New Roman"/>
@@ -8808,7 +8808,7 @@
     <w:p>
       <w:pPr>
         <w:pStyle w:val="subtitel"/>
-        <w:divId w:val="1460223590"/>
+        <w:divId w:val="1967856189"/>
         <w:rPr>
           <w:lang w:val="nl-NL"/>
         </w:rPr>
@@ -8823,7 +8823,7 @@
     <w:p>
       <w:pPr>
         <w:pStyle w:val="Normaalweb"/>
-        <w:divId w:val="1460223590"/>
+        <w:divId w:val="1967856189"/>
         <w:rPr>
           <w:lang w:val="nl-NL"/>
         </w:rPr>
@@ -8844,7 +8844,7 @@
     <w:p>
       <w:pPr>
         <w:pStyle w:val="Normaalweb"/>
-        <w:divId w:val="1460223590"/>
+        <w:divId w:val="1967856189"/>
         <w:rPr>
           <w:lang w:val="nl-NL"/>
         </w:rPr>
@@ -8865,7 +8865,7 @@
     <w:p>
       <w:pPr>
         <w:pStyle w:val="Normaalweb"/>
-        <w:divId w:val="1460223590"/>
+        <w:divId w:val="1967856189"/>
         <w:rPr>
           <w:lang w:val="nl-NL"/>
         </w:rPr>
@@ -8886,7 +8886,7 @@
     <w:p>
       <w:pPr>
         <w:pStyle w:val="Normaalweb"/>
-        <w:divId w:val="1460223590"/>
+        <w:divId w:val="1967856189"/>
         <w:rPr>
           <w:lang w:val="nl-NL"/>
         </w:rPr>
@@ -8908,7 +8908,7 @@
       <w:pPr>
         <w:pStyle w:val="marker"/>
         <w:ind w:left="800" w:right="800"/>
-        <w:divId w:val="1460223590"/>
+        <w:divId w:val="1967856189"/>
         <w:rPr>
           <w:lang w:val="nl-NL"/>
         </w:rPr>
@@ -8920,13 +8920,13 @@
     <w:p>
       <w:pPr>
         <w:pStyle w:val="Kop3"/>
-        <w:divId w:val="1460223590"/>
-        <w:rPr>
-          <w:rFonts w:eastAsia="Times New Roman"/>
-          <w:lang w:val="nl-NL"/>
-        </w:rPr>
-      </w:pPr>
-      <w:bookmarkStart w:id="29" w:name="_Toc242815423"/>
+        <w:divId w:val="1967856189"/>
+        <w:rPr>
+          <w:rFonts w:eastAsia="Times New Roman"/>
+          <w:lang w:val="nl-NL"/>
+        </w:rPr>
+      </w:pPr>
+      <w:bookmarkStart w:id="29" w:name="_Toc242816571"/>
       <w:r>
         <w:rPr>
           <w:rFonts w:eastAsia="Times New Roman"/>
@@ -8939,7 +8939,7 @@
     <w:p>
       <w:pPr>
         <w:pStyle w:val="subtitel"/>
-        <w:divId w:val="1460223590"/>
+        <w:divId w:val="1967856189"/>
         <w:rPr>
           <w:lang w:val="nl-NL"/>
         </w:rPr>
@@ -8954,7 +8954,7 @@
     <w:p>
       <w:pPr>
         <w:pStyle w:val="Normaalweb"/>
-        <w:divId w:val="1460223590"/>
+        <w:divId w:val="1967856189"/>
         <w:rPr>
           <w:lang w:val="nl-NL"/>
         </w:rPr>
@@ -8975,7 +8975,7 @@
     <w:p>
       <w:pPr>
         <w:pStyle w:val="Normaalweb"/>
-        <w:divId w:val="1460223590"/>
+        <w:divId w:val="1967856189"/>
         <w:rPr>
           <w:lang w:val="nl-NL"/>
         </w:rPr>
@@ -8996,7 +8996,7 @@
     <w:p>
       <w:pPr>
         <w:pStyle w:val="Normaalweb"/>
-        <w:divId w:val="1460223590"/>
+        <w:divId w:val="1967856189"/>
         <w:rPr>
           <w:lang w:val="nl-NL"/>
         </w:rPr>
@@ -9018,7 +9018,7 @@
       <w:pPr>
         <w:pStyle w:val="marker"/>
         <w:ind w:left="800" w:right="800"/>
-        <w:divId w:val="1460223590"/>
+        <w:divId w:val="1967856189"/>
         <w:rPr>
           <w:lang w:val="nl-NL"/>
         </w:rPr>
@@ -9030,13 +9030,13 @@
     <w:p>
       <w:pPr>
         <w:pStyle w:val="Kop3"/>
-        <w:divId w:val="1460223590"/>
-        <w:rPr>
-          <w:rFonts w:eastAsia="Times New Roman"/>
-          <w:lang w:val="nl-NL"/>
-        </w:rPr>
-      </w:pPr>
-      <w:bookmarkStart w:id="30" w:name="_Toc242815424"/>
+        <w:divId w:val="1967856189"/>
+        <w:rPr>
+          <w:rFonts w:eastAsia="Times New Roman"/>
+          <w:lang w:val="nl-NL"/>
+        </w:rPr>
+      </w:pPr>
+      <w:bookmarkStart w:id="30" w:name="_Toc242816572"/>
       <w:r>
         <w:rPr>
           <w:rFonts w:eastAsia="Times New Roman"/>
@@ -9049,7 +9049,7 @@
     <w:p>
       <w:pPr>
         <w:pStyle w:val="subtitel"/>
-        <w:divId w:val="1460223590"/>
+        <w:divId w:val="1967856189"/>
         <w:rPr>
           <w:lang w:val="nl-NL"/>
         </w:rPr>
@@ -9064,7 +9064,7 @@
     <w:p>
       <w:pPr>
         <w:pStyle w:val="Normaalweb"/>
-        <w:divId w:val="1460223590"/>
+        <w:divId w:val="1967856189"/>
         <w:rPr>
           <w:lang w:val="nl-NL"/>
         </w:rPr>
@@ -9085,7 +9085,7 @@
     <w:p>
       <w:pPr>
         <w:pStyle w:val="Normaalweb"/>
-        <w:divId w:val="1460223590"/>
+        <w:divId w:val="1967856189"/>
         <w:rPr>
           <w:lang w:val="nl-NL"/>
         </w:rPr>
@@ -9100,7 +9100,7 @@
     <w:p>
       <w:pPr>
         <w:pStyle w:val="Normaalweb"/>
-        <w:divId w:val="1460223590"/>
+        <w:divId w:val="1967856189"/>
         <w:rPr>
           <w:lang w:val="nl-NL"/>
         </w:rPr>
@@ -9121,7 +9121,7 @@
     <w:p>
       <w:pPr>
         <w:pStyle w:val="Normaalweb"/>
-        <w:divId w:val="1460223590"/>
+        <w:divId w:val="1967856189"/>
         <w:rPr>
           <w:lang w:val="nl-NL"/>
         </w:rPr>
@@ -9147,7 +9147,7 @@
     </w:p>
     <w:p>
       <w:pPr>
-        <w:divId w:val="1404793766"/>
+        <w:divId w:val="525098918"/>
         <w:rPr>
           <w:color w:val="555555"/>
           <w:sz w:val="20"/>
@@ -9167,7 +9167,7 @@
     </w:p>
     <w:p>
       <w:pPr>
-        <w:divId w:val="1404793766"/>
+        <w:divId w:val="525098918"/>
         <w:rPr>
           <w:color w:val="555555"/>
           <w:sz w:val="20"/>
@@ -9187,7 +9187,7 @@
     </w:p>
     <w:p>
       <w:pPr>
-        <w:divId w:val="1404793766"/>
+        <w:divId w:val="525098918"/>
         <w:rPr>
           <w:color w:val="555555"/>
           <w:sz w:val="20"/>
@@ -9209,7 +9209,7 @@
       <w:pPr>
         <w:pStyle w:val="marker"/>
         <w:ind w:left="800" w:right="800"/>
-        <w:divId w:val="1460223590"/>
+        <w:divId w:val="1967856189"/>
         <w:rPr>
           <w:lang w:val="nl-NL"/>
         </w:rPr>
@@ -9221,13 +9221,13 @@
     <w:p>
       <w:pPr>
         <w:pStyle w:val="Kop3"/>
-        <w:divId w:val="1460223590"/>
-        <w:rPr>
-          <w:rFonts w:eastAsia="Times New Roman"/>
-          <w:lang w:val="nl-NL"/>
-        </w:rPr>
-      </w:pPr>
-      <w:bookmarkStart w:id="31" w:name="_Toc242815425"/>
+        <w:divId w:val="1967856189"/>
+        <w:rPr>
+          <w:rFonts w:eastAsia="Times New Roman"/>
+          <w:lang w:val="nl-NL"/>
+        </w:rPr>
+      </w:pPr>
+      <w:bookmarkStart w:id="31" w:name="_Toc242816573"/>
       <w:r>
         <w:rPr>
           <w:rFonts w:eastAsia="Times New Roman"/>
@@ -9240,7 +9240,7 @@
     <w:p>
       <w:pPr>
         <w:pStyle w:val="subtitel"/>
-        <w:divId w:val="1460223590"/>
+        <w:divId w:val="1967856189"/>
         <w:rPr>
           <w:lang w:val="nl-NL"/>
         </w:rPr>
@@ -9255,7 +9255,7 @@
     <w:p>
       <w:pPr>
         <w:pStyle w:val="Normaalweb"/>
-        <w:divId w:val="1460223590"/>
+        <w:divId w:val="1967856189"/>
         <w:rPr>
           <w:lang w:val="nl-NL"/>
         </w:rPr>
@@ -9270,7 +9270,7 @@
     <w:p>
       <w:pPr>
         <w:pStyle w:val="Normaalweb"/>
-        <w:divId w:val="1460223590"/>
+        <w:divId w:val="1967856189"/>
         <w:rPr>
           <w:lang w:val="nl-NL"/>
         </w:rPr>
@@ -9285,7 +9285,7 @@
     <w:p>
       <w:pPr>
         <w:pStyle w:val="Normaalweb"/>
-        <w:divId w:val="1460223590"/>
+        <w:divId w:val="1967856189"/>
         <w:rPr>
           <w:lang w:val="nl-NL"/>
         </w:rPr>
@@ -9307,7 +9307,7 @@
       <w:pPr>
         <w:pStyle w:val="marker"/>
         <w:ind w:left="800" w:right="800"/>
-        <w:divId w:val="1460223590"/>
+        <w:divId w:val="1967856189"/>
         <w:rPr>
           <w:lang w:val="nl-NL"/>
         </w:rPr>
@@ -9319,13 +9319,13 @@
     <w:p>
       <w:pPr>
         <w:pStyle w:val="Kop1"/>
-        <w:divId w:val="1460223590"/>
-        <w:rPr>
-          <w:rFonts w:eastAsia="Times New Roman"/>
-          <w:lang w:val="nl-NL"/>
-        </w:rPr>
-      </w:pPr>
-      <w:bookmarkStart w:id="32" w:name="_Toc242815426"/>
+        <w:divId w:val="1967856189"/>
+        <w:rPr>
+          <w:rFonts w:eastAsia="Times New Roman"/>
+          <w:lang w:val="nl-NL"/>
+        </w:rPr>
+      </w:pPr>
+      <w:bookmarkStart w:id="32" w:name="_Toc242816574"/>
       <w:r>
         <w:rPr>
           <w:rFonts w:eastAsia="Times New Roman"/>
@@ -9338,13 +9338,13 @@
     <w:p>
       <w:pPr>
         <w:pStyle w:val="Kop2"/>
-        <w:divId w:val="1460223590"/>
-        <w:rPr>
-          <w:rFonts w:eastAsia="Times New Roman"/>
-          <w:lang w:val="nl-NL"/>
-        </w:rPr>
-      </w:pPr>
-      <w:bookmarkStart w:id="33" w:name="_Toc242815427"/>
+        <w:divId w:val="1967856189"/>
+        <w:rPr>
+          <w:rFonts w:eastAsia="Times New Roman"/>
+          <w:lang w:val="nl-NL"/>
+        </w:rPr>
+      </w:pPr>
+      <w:bookmarkStart w:id="33" w:name="_Toc242816575"/>
       <w:r>
         <w:rPr>
           <w:rFonts w:eastAsia="Times New Roman"/>
@@ -9357,13 +9357,13 @@
     <w:p>
       <w:pPr>
         <w:pStyle w:val="Kop3"/>
-        <w:divId w:val="1460223590"/>
-        <w:rPr>
-          <w:rFonts w:eastAsia="Times New Roman"/>
-          <w:lang w:val="nl-NL"/>
-        </w:rPr>
-      </w:pPr>
-      <w:bookmarkStart w:id="34" w:name="_Toc242815428"/>
+        <w:divId w:val="1967856189"/>
+        <w:rPr>
+          <w:rFonts w:eastAsia="Times New Roman"/>
+          <w:lang w:val="nl-NL"/>
+        </w:rPr>
+      </w:pPr>
+      <w:bookmarkStart w:id="34" w:name="_Toc242816576"/>
       <w:r>
         <w:rPr>
           <w:rFonts w:eastAsia="Times New Roman"/>
@@ -9376,7 +9376,7 @@
     <w:p>
       <w:pPr>
         <w:pStyle w:val="subtitel"/>
-        <w:divId w:val="1460223590"/>
+        <w:divId w:val="1967856189"/>
         <w:rPr>
           <w:lang w:val="nl-NL"/>
         </w:rPr>
@@ -9391,7 +9391,7 @@
     <w:p>
       <w:pPr>
         <w:pStyle w:val="Normaalweb"/>
-        <w:divId w:val="1460223590"/>
+        <w:divId w:val="1967856189"/>
         <w:rPr>
           <w:lang w:val="nl-NL"/>
         </w:rPr>
@@ -9412,7 +9412,7 @@
     <w:p>
       <w:pPr>
         <w:pStyle w:val="Normaalweb"/>
-        <w:divId w:val="1460223590"/>
+        <w:divId w:val="1967856189"/>
         <w:rPr>
           <w:lang w:val="nl-NL"/>
         </w:rPr>
@@ -9427,7 +9427,7 @@
     <w:p>
       <w:pPr>
         <w:pStyle w:val="Normaalweb"/>
-        <w:divId w:val="1460223590"/>
+        <w:divId w:val="1967856189"/>
         <w:rPr>
           <w:lang w:val="nl-NL"/>
         </w:rPr>
@@ -9443,7 +9443,7 @@
       <w:pPr>
         <w:pStyle w:val="marker"/>
         <w:ind w:left="800" w:right="800"/>
-        <w:divId w:val="1460223590"/>
+        <w:divId w:val="1967856189"/>
         <w:rPr>
           <w:lang w:val="nl-NL"/>
         </w:rPr>
@@ -9455,13 +9455,13 @@
     <w:p>
       <w:pPr>
         <w:pStyle w:val="Kop3"/>
-        <w:divId w:val="1460223590"/>
-        <w:rPr>
-          <w:rFonts w:eastAsia="Times New Roman"/>
-          <w:lang w:val="nl-NL"/>
-        </w:rPr>
-      </w:pPr>
-      <w:bookmarkStart w:id="35" w:name="_Toc242815429"/>
+        <w:divId w:val="1967856189"/>
+        <w:rPr>
+          <w:rFonts w:eastAsia="Times New Roman"/>
+          <w:lang w:val="nl-NL"/>
+        </w:rPr>
+      </w:pPr>
+      <w:bookmarkStart w:id="35" w:name="_Toc242816577"/>
       <w:r>
         <w:rPr>
           <w:rFonts w:eastAsia="Times New Roman"/>
@@ -9474,7 +9474,7 @@
     <w:p>
       <w:pPr>
         <w:pStyle w:val="subtitel"/>
-        <w:divId w:val="1460223590"/>
+        <w:divId w:val="1967856189"/>
         <w:rPr>
           <w:lang w:val="nl-NL"/>
         </w:rPr>
@@ -9489,7 +9489,7 @@
     <w:p>
       <w:pPr>
         <w:pStyle w:val="Normaalweb"/>
-        <w:divId w:val="1460223590"/>
+        <w:divId w:val="1967856189"/>
         <w:rPr>
           <w:lang w:val="nl-NL"/>
         </w:rPr>
@@ -9510,7 +9510,7 @@
     <w:p>
       <w:pPr>
         <w:pStyle w:val="Normaalweb"/>
-        <w:divId w:val="1460223590"/>
+        <w:divId w:val="1967856189"/>
         <w:rPr>
           <w:lang w:val="nl-NL"/>
         </w:rPr>
@@ -9531,7 +9531,7 @@
     <w:p>
       <w:pPr>
         <w:pStyle w:val="Normaalweb"/>
-        <w:divId w:val="1460223590"/>
+        <w:divId w:val="1967856189"/>
         <w:rPr>
           <w:lang w:val="nl-NL"/>
         </w:rPr>
@@ -9552,7 +9552,7 @@
     <w:p>
       <w:pPr>
         <w:pStyle w:val="Normaalweb"/>
-        <w:divId w:val="1460223590"/>
+        <w:divId w:val="1967856189"/>
         <w:rPr>
           <w:lang w:val="nl-NL"/>
         </w:rPr>
@@ -9566,7 +9566,7 @@
     </w:p>
     <w:p>
       <w:pPr>
-        <w:divId w:val="1149908311"/>
+        <w:divId w:val="176578338"/>
         <w:rPr>
           <w:color w:val="555555"/>
           <w:sz w:val="20"/>
@@ -9586,7 +9586,7 @@
     </w:p>
     <w:p>
       <w:pPr>
-        <w:divId w:val="1149908311"/>
+        <w:divId w:val="176578338"/>
         <w:rPr>
           <w:color w:val="555555"/>
           <w:sz w:val="20"/>
@@ -9608,7 +9608,7 @@
       <w:pPr>
         <w:pStyle w:val="marker"/>
         <w:ind w:left="800" w:right="800"/>
-        <w:divId w:val="1460223590"/>
+        <w:divId w:val="1967856189"/>
         <w:rPr>
           <w:lang w:val="nl-NL"/>
         </w:rPr>
@@ -9620,13 +9620,13 @@
     <w:p>
       <w:pPr>
         <w:pStyle w:val="Kop3"/>
-        <w:divId w:val="1460223590"/>
-        <w:rPr>
-          <w:rFonts w:eastAsia="Times New Roman"/>
-          <w:lang w:val="nl-NL"/>
-        </w:rPr>
-      </w:pPr>
-      <w:bookmarkStart w:id="36" w:name="_Toc242815430"/>
+        <w:divId w:val="1967856189"/>
+        <w:rPr>
+          <w:rFonts w:eastAsia="Times New Roman"/>
+          <w:lang w:val="nl-NL"/>
+        </w:rPr>
+      </w:pPr>
+      <w:bookmarkStart w:id="36" w:name="_Toc242816578"/>
       <w:r>
         <w:rPr>
           <w:rFonts w:eastAsia="Times New Roman"/>
@@ -9639,7 +9639,7 @@
     <w:p>
       <w:pPr>
         <w:pStyle w:val="subtitel"/>
-        <w:divId w:val="1460223590"/>
+        <w:divId w:val="1967856189"/>
         <w:rPr>
           <w:lang w:val="nl-NL"/>
         </w:rPr>
@@ -9654,7 +9654,7 @@
     <w:p>
       <w:pPr>
         <w:pStyle w:val="Normaalweb"/>
-        <w:divId w:val="1460223590"/>
+        <w:divId w:val="1967856189"/>
         <w:rPr>
           <w:lang w:val="nl-NL"/>
         </w:rPr>
@@ -9675,7 +9675,7 @@
     <w:p>
       <w:pPr>
         <w:pStyle w:val="Normaalweb"/>
-        <w:divId w:val="1460223590"/>
+        <w:divId w:val="1967856189"/>
         <w:rPr>
           <w:lang w:val="nl-NL"/>
         </w:rPr>
@@ -9690,7 +9690,7 @@
     <w:p>
       <w:pPr>
         <w:pStyle w:val="Normaalweb"/>
-        <w:divId w:val="1460223590"/>
+        <w:divId w:val="1967856189"/>
         <w:rPr>
           <w:lang w:val="nl-NL"/>
         </w:rPr>
@@ -9712,7 +9712,7 @@
       <w:pPr>
         <w:pStyle w:val="marker"/>
         <w:ind w:left="800" w:right="800"/>
-        <w:divId w:val="1460223590"/>
+        <w:divId w:val="1967856189"/>
         <w:rPr>
           <w:lang w:val="nl-NL"/>
         </w:rPr>
@@ -9724,13 +9724,13 @@
     <w:p>
       <w:pPr>
         <w:pStyle w:val="Kop3"/>
-        <w:divId w:val="1460223590"/>
-        <w:rPr>
-          <w:rFonts w:eastAsia="Times New Roman"/>
-          <w:lang w:val="nl-NL"/>
-        </w:rPr>
-      </w:pPr>
-      <w:bookmarkStart w:id="37" w:name="_Toc242815431"/>
+        <w:divId w:val="1967856189"/>
+        <w:rPr>
+          <w:rFonts w:eastAsia="Times New Roman"/>
+          <w:lang w:val="nl-NL"/>
+        </w:rPr>
+      </w:pPr>
+      <w:bookmarkStart w:id="37" w:name="_Toc242816579"/>
       <w:r>
         <w:rPr>
           <w:rFonts w:eastAsia="Times New Roman"/>
@@ -9743,7 +9743,7 @@
     <w:p>
       <w:pPr>
         <w:pStyle w:val="subtitel"/>
-        <w:divId w:val="1460223590"/>
+        <w:divId w:val="1967856189"/>
         <w:rPr>
           <w:lang w:val="nl-NL"/>
         </w:rPr>
@@ -9758,7 +9758,7 @@
     <w:p>
       <w:pPr>
         <w:pStyle w:val="Normaalweb"/>
-        <w:divId w:val="1460223590"/>
+        <w:divId w:val="1967856189"/>
         <w:rPr>
           <w:lang w:val="nl-NL"/>
         </w:rPr>
@@ -9779,7 +9779,7 @@
     <w:p>
       <w:pPr>
         <w:pStyle w:val="Normaalweb"/>
-        <w:divId w:val="1460223590"/>
+        <w:divId w:val="1967856189"/>
         <w:rPr>
           <w:lang w:val="nl-NL"/>
         </w:rPr>
@@ -9794,7 +9794,7 @@
     <w:p>
       <w:pPr>
         <w:pStyle w:val="Normaalweb"/>
-        <w:divId w:val="1460223590"/>
+        <w:divId w:val="1967856189"/>
         <w:rPr>
           <w:lang w:val="nl-NL"/>
         </w:rPr>
@@ -9816,7 +9816,7 @@
       <w:pPr>
         <w:pStyle w:val="marker"/>
         <w:ind w:left="800" w:right="800"/>
-        <w:divId w:val="1460223590"/>
+        <w:divId w:val="1967856189"/>
         <w:rPr>
           <w:lang w:val="nl-NL"/>
         </w:rPr>
@@ -9828,13 +9828,13 @@
     <w:p>
       <w:pPr>
         <w:pStyle w:val="Kop3"/>
-        <w:divId w:val="1460223590"/>
-        <w:rPr>
-          <w:rFonts w:eastAsia="Times New Roman"/>
-          <w:lang w:val="nl-NL"/>
-        </w:rPr>
-      </w:pPr>
-      <w:bookmarkStart w:id="38" w:name="_Toc242815432"/>
+        <w:divId w:val="1967856189"/>
+        <w:rPr>
+          <w:rFonts w:eastAsia="Times New Roman"/>
+          <w:lang w:val="nl-NL"/>
+        </w:rPr>
+      </w:pPr>
+      <w:bookmarkStart w:id="38" w:name="_Toc242816580"/>
       <w:r>
         <w:rPr>
           <w:rFonts w:eastAsia="Times New Roman"/>
@@ -9847,7 +9847,7 @@
     <w:p>
       <w:pPr>
         <w:pStyle w:val="subtitel"/>
-        <w:divId w:val="1460223590"/>
+        <w:divId w:val="1967856189"/>
         <w:rPr>
           <w:lang w:val="nl-NL"/>
         </w:rPr>
@@ -9862,7 +9862,7 @@
     <w:p>
       <w:pPr>
         <w:pStyle w:val="Normaalweb"/>
-        <w:divId w:val="1460223590"/>
+        <w:divId w:val="1967856189"/>
         <w:rPr>
           <w:lang w:val="nl-NL"/>
         </w:rPr>
@@ -9877,7 +9877,7 @@
     <w:p>
       <w:pPr>
         <w:pStyle w:val="Normaalweb"/>
-        <w:divId w:val="1460223590"/>
+        <w:divId w:val="1967856189"/>
         <w:rPr>
           <w:lang w:val="nl-NL"/>
         </w:rPr>
@@ -9892,7 +9892,7 @@
     <w:p>
       <w:pPr>
         <w:pStyle w:val="Normaalweb"/>
-        <w:divId w:val="1460223590"/>
+        <w:divId w:val="1967856189"/>
         <w:rPr>
           <w:lang w:val="nl-NL"/>
         </w:rPr>
@@ -9908,7 +9908,7 @@
       <w:pPr>
         <w:pStyle w:val="marker"/>
         <w:ind w:left="800" w:right="800"/>
-        <w:divId w:val="1460223590"/>
+        <w:divId w:val="1967856189"/>
         <w:rPr>
           <w:lang w:val="nl-NL"/>
         </w:rPr>
@@ -9920,13 +9920,13 @@
     <w:p>
       <w:pPr>
         <w:pStyle w:val="Kop3"/>
-        <w:divId w:val="1460223590"/>
-        <w:rPr>
-          <w:rFonts w:eastAsia="Times New Roman"/>
-          <w:lang w:val="nl-NL"/>
-        </w:rPr>
-      </w:pPr>
-      <w:bookmarkStart w:id="39" w:name="_Toc242815433"/>
+        <w:divId w:val="1967856189"/>
+        <w:rPr>
+          <w:rFonts w:eastAsia="Times New Roman"/>
+          <w:lang w:val="nl-NL"/>
+        </w:rPr>
+      </w:pPr>
+      <w:bookmarkStart w:id="39" w:name="_Toc242816581"/>
       <w:r>
         <w:rPr>
           <w:rFonts w:eastAsia="Times New Roman"/>
@@ -9939,7 +9939,7 @@
     <w:p>
       <w:pPr>
         <w:pStyle w:val="subtitel"/>
-        <w:divId w:val="1460223590"/>
+        <w:divId w:val="1967856189"/>
         <w:rPr>
           <w:lang w:val="nl-NL"/>
         </w:rPr>
@@ -9954,7 +9954,7 @@
     <w:p>
       <w:pPr>
         <w:pStyle w:val="Normaalweb"/>
-        <w:divId w:val="1460223590"/>
+        <w:divId w:val="1967856189"/>
         <w:rPr>
           <w:lang w:val="nl-NL"/>
         </w:rPr>
@@ -9975,7 +9975,7 @@
     <w:p>
       <w:pPr>
         <w:pStyle w:val="Normaalweb"/>
-        <w:divId w:val="1460223590"/>
+        <w:divId w:val="1967856189"/>
         <w:rPr>
           <w:lang w:val="nl-NL"/>
         </w:rPr>
@@ -9990,7 +9990,7 @@
     <w:p>
       <w:pPr>
         <w:pStyle w:val="Normaalweb"/>
-        <w:divId w:val="1460223590"/>
+        <w:divId w:val="1967856189"/>
         <w:rPr>
           <w:lang w:val="nl-NL"/>
         </w:rPr>
@@ -10012,7 +10012,7 @@
       <w:pPr>
         <w:pStyle w:val="marker"/>
         <w:ind w:left="800" w:right="800"/>
-        <w:divId w:val="1460223590"/>
+        <w:divId w:val="1967856189"/>
         <w:rPr>
           <w:lang w:val="nl-NL"/>
         </w:rPr>
@@ -10024,13 +10024,13 @@
     <w:p>
       <w:pPr>
         <w:pStyle w:val="Kop2"/>
-        <w:divId w:val="1460223590"/>
-        <w:rPr>
-          <w:rFonts w:eastAsia="Times New Roman"/>
-          <w:lang w:val="nl-NL"/>
-        </w:rPr>
-      </w:pPr>
-      <w:bookmarkStart w:id="40" w:name="_Toc242815434"/>
+        <w:divId w:val="1967856189"/>
+        <w:rPr>
+          <w:rFonts w:eastAsia="Times New Roman"/>
+          <w:lang w:val="nl-NL"/>
+        </w:rPr>
+      </w:pPr>
+      <w:bookmarkStart w:id="40" w:name="_Toc242816582"/>
       <w:r>
         <w:rPr>
           <w:rFonts w:eastAsia="Times New Roman"/>
@@ -10043,13 +10043,13 @@
     <w:p>
       <w:pPr>
         <w:pStyle w:val="Kop3"/>
-        <w:divId w:val="1460223590"/>
-        <w:rPr>
-          <w:rFonts w:eastAsia="Times New Roman"/>
-          <w:lang w:val="nl-NL"/>
-        </w:rPr>
-      </w:pPr>
-      <w:bookmarkStart w:id="41" w:name="_Toc242815435"/>
+        <w:divId w:val="1967856189"/>
+        <w:rPr>
+          <w:rFonts w:eastAsia="Times New Roman"/>
+          <w:lang w:val="nl-NL"/>
+        </w:rPr>
+      </w:pPr>
+      <w:bookmarkStart w:id="41" w:name="_Toc242816583"/>
       <w:r>
         <w:rPr>
           <w:rFonts w:eastAsia="Times New Roman"/>
@@ -10062,7 +10062,7 @@
     <w:p>
       <w:pPr>
         <w:pStyle w:val="subtitel"/>
-        <w:divId w:val="1460223590"/>
+        <w:divId w:val="1967856189"/>
         <w:rPr>
           <w:lang w:val="nl-NL"/>
         </w:rPr>
@@ -10077,7 +10077,7 @@
     <w:p>
       <w:pPr>
         <w:pStyle w:val="Normaalweb"/>
-        <w:divId w:val="1460223590"/>
+        <w:divId w:val="1967856189"/>
         <w:rPr>
           <w:lang w:val="nl-NL"/>
         </w:rPr>
@@ -10098,7 +10098,7 @@
     <w:p>
       <w:pPr>
         <w:pStyle w:val="Normaalweb"/>
-        <w:divId w:val="1460223590"/>
+        <w:divId w:val="1967856189"/>
         <w:rPr>
           <w:lang w:val="nl-NL"/>
         </w:rPr>
@@ -10125,7 +10125,7 @@
     <w:p>
       <w:pPr>
         <w:pStyle w:val="Normaalweb"/>
-        <w:divId w:val="1460223590"/>
+        <w:divId w:val="1967856189"/>
         <w:rPr>
           <w:lang w:val="nl-NL"/>
         </w:rPr>
@@ -10152,7 +10152,7 @@
     </w:p>
     <w:p>
       <w:pPr>
-        <w:divId w:val="1387070484"/>
+        <w:divId w:val="854425102"/>
         <w:rPr>
           <w:color w:val="555555"/>
           <w:sz w:val="20"/>
@@ -10174,7 +10174,7 @@
       <w:pPr>
         <w:pStyle w:val="marker"/>
         <w:ind w:left="800" w:right="800"/>
-        <w:divId w:val="1460223590"/>
+        <w:divId w:val="1967856189"/>
         <w:rPr>
           <w:lang w:val="nl-NL"/>
         </w:rPr>
@@ -10186,7 +10186,7 @@
     <w:p>
       <w:pPr>
         <w:pStyle w:val="Kop4"/>
-        <w:divId w:val="1460223590"/>
+        <w:divId w:val="1967856189"/>
         <w:rPr>
           <w:rFonts w:eastAsia="Times New Roman"/>
           <w:lang w:val="nl-NL"/>
@@ -10203,7 +10203,7 @@
     <w:p>
       <w:pPr>
         <w:pStyle w:val="subtitel"/>
-        <w:divId w:val="1460223590"/>
+        <w:divId w:val="1967856189"/>
         <w:rPr>
           <w:lang w:val="nl-NL"/>
         </w:rPr>
@@ -10218,7 +10218,7 @@
     <w:p>
       <w:pPr>
         <w:pStyle w:val="Normaalweb"/>
-        <w:divId w:val="1460223590"/>
+        <w:divId w:val="1967856189"/>
         <w:rPr>
           <w:lang w:val="nl-NL"/>
         </w:rPr>
@@ -10239,7 +10239,7 @@
     <w:p>
       <w:pPr>
         <w:pStyle w:val="Normaalweb"/>
-        <w:divId w:val="1460223590"/>
+        <w:divId w:val="1967856189"/>
         <w:rPr>
           <w:lang w:val="nl-NL"/>
         </w:rPr>
@@ -10260,7 +10260,7 @@
     <w:p>
       <w:pPr>
         <w:pStyle w:val="Normaalweb"/>
-        <w:divId w:val="1460223590"/>
+        <w:divId w:val="1967856189"/>
         <w:rPr>
           <w:lang w:val="nl-NL"/>
         </w:rPr>
@@ -10281,7 +10281,7 @@
     <w:p>
       <w:pPr>
         <w:pStyle w:val="Normaalweb"/>
-        <w:divId w:val="1460223590"/>
+        <w:divId w:val="1967856189"/>
         <w:rPr>
           <w:lang w:val="nl-NL"/>
         </w:rPr>
@@ -10302,7 +10302,7 @@
     <w:p>
       <w:pPr>
         <w:pStyle w:val="Normaalweb"/>
-        <w:divId w:val="1460223590"/>
+        <w:divId w:val="1967856189"/>
         <w:rPr>
           <w:lang w:val="nl-NL"/>
         </w:rPr>
@@ -10318,7 +10318,7 @@
       <w:pPr>
         <w:pStyle w:val="marker"/>
         <w:ind w:left="800" w:right="800"/>
-        <w:divId w:val="1460223590"/>
+        <w:divId w:val="1967856189"/>
         <w:rPr>
           <w:lang w:val="nl-NL"/>
         </w:rPr>
@@ -10330,13 +10330,13 @@
     <w:p>
       <w:pPr>
         <w:pStyle w:val="Kop3"/>
-        <w:divId w:val="1460223590"/>
-        <w:rPr>
-          <w:rFonts w:eastAsia="Times New Roman"/>
-          <w:lang w:val="nl-NL"/>
-        </w:rPr>
-      </w:pPr>
-      <w:bookmarkStart w:id="42" w:name="_Toc242815436"/>
+        <w:divId w:val="1967856189"/>
+        <w:rPr>
+          <w:rFonts w:eastAsia="Times New Roman"/>
+          <w:lang w:val="nl-NL"/>
+        </w:rPr>
+      </w:pPr>
+      <w:bookmarkStart w:id="42" w:name="_Toc242816584"/>
       <w:r>
         <w:rPr>
           <w:rFonts w:eastAsia="Times New Roman"/>
@@ -10349,7 +10349,7 @@
     <w:p>
       <w:pPr>
         <w:pStyle w:val="subtitel"/>
-        <w:divId w:val="1460223590"/>
+        <w:divId w:val="1967856189"/>
         <w:rPr>
           <w:lang w:val="nl-NL"/>
         </w:rPr>
@@ -10364,7 +10364,7 @@
     <w:p>
       <w:pPr>
         <w:pStyle w:val="Normaalweb"/>
-        <w:divId w:val="1460223590"/>
+        <w:divId w:val="1967856189"/>
         <w:rPr>
           <w:lang w:val="nl-NL"/>
         </w:rPr>
@@ -10391,7 +10391,7 @@
     <w:p>
       <w:pPr>
         <w:pStyle w:val="Normaalweb"/>
-        <w:divId w:val="1460223590"/>
+        <w:divId w:val="1967856189"/>
         <w:rPr>
           <w:lang w:val="nl-NL"/>
         </w:rPr>
@@ -10412,7 +10412,7 @@
     <w:p>
       <w:pPr>
         <w:pStyle w:val="Normaalweb"/>
-        <w:divId w:val="1460223590"/>
+        <w:divId w:val="1967856189"/>
         <w:rPr>
           <w:lang w:val="nl-NL"/>
         </w:rPr>
@@ -10433,7 +10433,7 @@
     <w:p>
       <w:pPr>
         <w:pStyle w:val="Normaalweb"/>
-        <w:divId w:val="1460223590"/>
+        <w:divId w:val="1967856189"/>
         <w:rPr>
           <w:lang w:val="nl-NL"/>
         </w:rPr>
@@ -10455,7 +10455,7 @@
       <w:pPr>
         <w:pStyle w:val="marker"/>
         <w:ind w:left="800" w:right="800"/>
-        <w:divId w:val="1460223590"/>
+        <w:divId w:val="1967856189"/>
         <w:rPr>
           <w:lang w:val="nl-NL"/>
         </w:rPr>
@@ -10467,13 +10467,13 @@
     <w:p>
       <w:pPr>
         <w:pStyle w:val="Kop3"/>
-        <w:divId w:val="1460223590"/>
-        <w:rPr>
-          <w:rFonts w:eastAsia="Times New Roman"/>
-          <w:lang w:val="nl-NL"/>
-        </w:rPr>
-      </w:pPr>
-      <w:bookmarkStart w:id="43" w:name="_Toc242815437"/>
+        <w:divId w:val="1967856189"/>
+        <w:rPr>
+          <w:rFonts w:eastAsia="Times New Roman"/>
+          <w:lang w:val="nl-NL"/>
+        </w:rPr>
+      </w:pPr>
+      <w:bookmarkStart w:id="43" w:name="_Toc242816585"/>
       <w:r>
         <w:rPr>
           <w:rFonts w:eastAsia="Times New Roman"/>
@@ -10486,7 +10486,7 @@
     <w:p>
       <w:pPr>
         <w:pStyle w:val="subtitel"/>
-        <w:divId w:val="1460223590"/>
+        <w:divId w:val="1967856189"/>
         <w:rPr>
           <w:lang w:val="nl-NL"/>
         </w:rPr>
@@ -10501,7 +10501,7 @@
     <w:p>
       <w:pPr>
         <w:pStyle w:val="Normaalweb"/>
-        <w:divId w:val="1460223590"/>
+        <w:divId w:val="1967856189"/>
         <w:rPr>
           <w:lang w:val="nl-NL"/>
         </w:rPr>
@@ -10522,7 +10522,7 @@
     <w:p>
       <w:pPr>
         <w:pStyle w:val="Normaalweb"/>
-        <w:divId w:val="1460223590"/>
+        <w:divId w:val="1967856189"/>
         <w:rPr>
           <w:lang w:val="nl-NL"/>
         </w:rPr>
@@ -10543,7 +10543,7 @@
     <w:p>
       <w:pPr>
         <w:pStyle w:val="Normaalweb"/>
-        <w:divId w:val="1460223590"/>
+        <w:divId w:val="1967856189"/>
         <w:rPr>
           <w:lang w:val="nl-NL"/>
         </w:rPr>
@@ -10565,7 +10565,7 @@
       <w:pPr>
         <w:pStyle w:val="marker"/>
         <w:ind w:left="800" w:right="800"/>
-        <w:divId w:val="1460223590"/>
+        <w:divId w:val="1967856189"/>
         <w:rPr>
           <w:lang w:val="nl-NL"/>
         </w:rPr>
@@ -10577,7 +10577,7 @@
     <w:p>
       <w:pPr>
         <w:pStyle w:val="Kop4"/>
-        <w:divId w:val="1460223590"/>
+        <w:divId w:val="1967856189"/>
         <w:rPr>
           <w:rFonts w:eastAsia="Times New Roman"/>
           <w:lang w:val="nl-NL"/>
@@ -10594,7 +10594,7 @@
     <w:p>
       <w:pPr>
         <w:pStyle w:val="subtitel"/>
-        <w:divId w:val="1460223590"/>
+        <w:divId w:val="1967856189"/>
         <w:rPr>
           <w:lang w:val="nl-NL"/>
         </w:rPr>
@@ -10609,7 +10609,7 @@
     <w:p>
       <w:pPr>
         <w:pStyle w:val="Normaalweb"/>
-        <w:divId w:val="1460223590"/>
+        <w:divId w:val="1967856189"/>
         <w:rPr>
           <w:lang w:val="nl-NL"/>
         </w:rPr>
@@ -10630,7 +10630,7 @@
     <w:p>
       <w:pPr>
         <w:pStyle w:val="Normaalweb"/>
-        <w:divId w:val="1460223590"/>
+        <w:divId w:val="1967856189"/>
         <w:rPr>
           <w:lang w:val="nl-NL"/>
         </w:rPr>
@@ -10651,7 +10651,7 @@
     <w:p>
       <w:pPr>
         <w:pStyle w:val="Normaalweb"/>
-        <w:divId w:val="1460223590"/>
+        <w:divId w:val="1967856189"/>
         <w:rPr>
           <w:lang w:val="nl-NL"/>
         </w:rPr>
@@ -10672,7 +10672,7 @@
     <w:p>
       <w:pPr>
         <w:pStyle w:val="Normaalweb"/>
-        <w:divId w:val="1460223590"/>
+        <w:divId w:val="1967856189"/>
         <w:rPr>
           <w:lang w:val="nl-NL"/>
         </w:rPr>
@@ -10693,7 +10693,7 @@
     <w:p>
       <w:pPr>
         <w:pStyle w:val="Normaalweb"/>
-        <w:divId w:val="1460223590"/>
+        <w:divId w:val="1967856189"/>
         <w:rPr>
           <w:lang w:val="nl-NL"/>
         </w:rPr>
@@ -10715,7 +10715,7 @@
       <w:pPr>
         <w:pStyle w:val="marker"/>
         <w:ind w:left="800" w:right="800"/>
-        <w:divId w:val="1460223590"/>
+        <w:divId w:val="1967856189"/>
         <w:rPr>
           <w:lang w:val="nl-NL"/>
         </w:rPr>
@@ -10727,13 +10727,13 @@
     <w:p>
       <w:pPr>
         <w:pStyle w:val="Kop3"/>
-        <w:divId w:val="1460223590"/>
-        <w:rPr>
-          <w:rFonts w:eastAsia="Times New Roman"/>
-          <w:lang w:val="nl-NL"/>
-        </w:rPr>
-      </w:pPr>
-      <w:bookmarkStart w:id="44" w:name="_Toc242815438"/>
+        <w:divId w:val="1967856189"/>
+        <w:rPr>
+          <w:rFonts w:eastAsia="Times New Roman"/>
+          <w:lang w:val="nl-NL"/>
+        </w:rPr>
+      </w:pPr>
+      <w:bookmarkStart w:id="44" w:name="_Toc242816586"/>
       <w:r>
         <w:rPr>
           <w:rFonts w:eastAsia="Times New Roman"/>
@@ -10746,7 +10746,7 @@
     <w:p>
       <w:pPr>
         <w:pStyle w:val="subtitel"/>
-        <w:divId w:val="1460223590"/>
+        <w:divId w:val="1967856189"/>
         <w:rPr>
           <w:lang w:val="nl-NL"/>
         </w:rPr>
@@ -10761,7 +10761,7 @@
     <w:p>
       <w:pPr>
         <w:pStyle w:val="Normaalweb"/>
-        <w:divId w:val="1460223590"/>
+        <w:divId w:val="1967856189"/>
         <w:rPr>
           <w:lang w:val="nl-NL"/>
         </w:rPr>
@@ -10782,7 +10782,7 @@
     <w:p>
       <w:pPr>
         <w:pStyle w:val="Normaalweb"/>
-        <w:divId w:val="1460223590"/>
+        <w:divId w:val="1967856189"/>
         <w:rPr>
           <w:lang w:val="nl-NL"/>
         </w:rPr>
@@ -10797,7 +10797,7 @@
     <w:p>
       <w:pPr>
         <w:pStyle w:val="Normaalweb"/>
-        <w:divId w:val="1460223590"/>
+        <w:divId w:val="1967856189"/>
         <w:rPr>
           <w:lang w:val="nl-NL"/>
         </w:rPr>
@@ -10819,7 +10819,7 @@
       <w:pPr>
         <w:pStyle w:val="marker"/>
         <w:ind w:left="800" w:right="800"/>
-        <w:divId w:val="1460223590"/>
+        <w:divId w:val="1967856189"/>
         <w:rPr>
           <w:lang w:val="nl-NL"/>
         </w:rPr>
@@ -10831,13 +10831,13 @@
     <w:p>
       <w:pPr>
         <w:pStyle w:val="Kop3"/>
-        <w:divId w:val="1460223590"/>
-        <w:rPr>
-          <w:rFonts w:eastAsia="Times New Roman"/>
-          <w:lang w:val="nl-NL"/>
-        </w:rPr>
-      </w:pPr>
-      <w:bookmarkStart w:id="45" w:name="_Toc242815439"/>
+        <w:divId w:val="1967856189"/>
+        <w:rPr>
+          <w:rFonts w:eastAsia="Times New Roman"/>
+          <w:lang w:val="nl-NL"/>
+        </w:rPr>
+      </w:pPr>
+      <w:bookmarkStart w:id="45" w:name="_Toc242816587"/>
       <w:r>
         <w:rPr>
           <w:rFonts w:eastAsia="Times New Roman"/>
@@ -10850,7 +10850,7 @@
     <w:p>
       <w:pPr>
         <w:pStyle w:val="subtitel"/>
-        <w:divId w:val="1460223590"/>
+        <w:divId w:val="1967856189"/>
         <w:rPr>
           <w:lang w:val="nl-NL"/>
         </w:rPr>
@@ -10865,7 +10865,7 @@
     <w:p>
       <w:pPr>
         <w:pStyle w:val="Normaalweb"/>
-        <w:divId w:val="1460223590"/>
+        <w:divId w:val="1967856189"/>
         <w:rPr>
           <w:lang w:val="nl-NL"/>
         </w:rPr>
@@ -10886,7 +10886,7 @@
     <w:p>
       <w:pPr>
         <w:pStyle w:val="Normaalweb"/>
-        <w:divId w:val="1460223590"/>
+        <w:divId w:val="1967856189"/>
         <w:rPr>
           <w:lang w:val="nl-NL"/>
         </w:rPr>
@@ -10907,7 +10907,7 @@
     <w:p>
       <w:pPr>
         <w:pStyle w:val="Normaalweb"/>
-        <w:divId w:val="1460223590"/>
+        <w:divId w:val="1967856189"/>
         <w:rPr>
           <w:lang w:val="nl-NL"/>
         </w:rPr>
@@ -10928,7 +10928,7 @@
     <w:p>
       <w:pPr>
         <w:pStyle w:val="Normaalweb"/>
-        <w:divId w:val="1460223590"/>
+        <w:divId w:val="1967856189"/>
         <w:rPr>
           <w:lang w:val="nl-NL"/>
         </w:rPr>
@@ -10948,7 +10948,7 @@
     </w:p>
     <w:p>
       <w:pPr>
-        <w:divId w:val="1963876314"/>
+        <w:divId w:val="219168482"/>
         <w:rPr>
           <w:color w:val="555555"/>
           <w:sz w:val="20"/>
@@ -10968,7 +10968,7 @@
     </w:p>
     <w:p>
       <w:pPr>
-        <w:divId w:val="1963876314"/>
+        <w:divId w:val="219168482"/>
         <w:rPr>
           <w:color w:val="555555"/>
           <w:sz w:val="20"/>
@@ -10988,7 +10988,7 @@
     </w:p>
     <w:p>
       <w:pPr>
-        <w:divId w:val="1963876314"/>
+        <w:divId w:val="219168482"/>
         <w:rPr>
           <w:color w:val="555555"/>
           <w:sz w:val="20"/>
@@ -11008,7 +11008,7 @@
     </w:p>
     <w:p>
       <w:pPr>
-        <w:divId w:val="1963876314"/>
+        <w:divId w:val="219168482"/>
         <w:rPr>
           <w:color w:val="555555"/>
           <w:sz w:val="20"/>
@@ -11028,7 +11028,7 @@
     </w:p>
     <w:p>
       <w:pPr>
-        <w:divId w:val="1963876314"/>
+        <w:divId w:val="219168482"/>
         <w:rPr>
           <w:color w:val="555555"/>
           <w:sz w:val="20"/>
@@ -11048,7 +11048,7 @@
     </w:p>
     <w:p>
       <w:pPr>
-        <w:divId w:val="1963876314"/>
+        <w:divId w:val="219168482"/>
         <w:rPr>
           <w:color w:val="555555"/>
           <w:sz w:val="20"/>
@@ -11070,7 +11070,7 @@
       <w:pPr>
         <w:pStyle w:val="marker"/>
         <w:ind w:left="800" w:right="800"/>
-        <w:divId w:val="1460223590"/>
+        <w:divId w:val="1967856189"/>
         <w:rPr>
           <w:lang w:val="nl-NL"/>
         </w:rPr>
@@ -11082,13 +11082,13 @@
     <w:p>
       <w:pPr>
         <w:pStyle w:val="Kop3"/>
-        <w:divId w:val="1460223590"/>
-        <w:rPr>
-          <w:rFonts w:eastAsia="Times New Roman"/>
-          <w:lang w:val="nl-NL"/>
-        </w:rPr>
-      </w:pPr>
-      <w:bookmarkStart w:id="46" w:name="_Toc242815440"/>
+        <w:divId w:val="1967856189"/>
+        <w:rPr>
+          <w:rFonts w:eastAsia="Times New Roman"/>
+          <w:lang w:val="nl-NL"/>
+        </w:rPr>
+      </w:pPr>
+      <w:bookmarkStart w:id="46" w:name="_Toc242816588"/>
       <w:r>
         <w:rPr>
           <w:rFonts w:eastAsia="Times New Roman"/>
@@ -11101,7 +11101,7 @@
     <w:p>
       <w:pPr>
         <w:pStyle w:val="subtitel"/>
-        <w:divId w:val="1460223590"/>
+        <w:divId w:val="1967856189"/>
         <w:rPr>
           <w:lang w:val="nl-NL"/>
         </w:rPr>
@@ -11116,7 +11116,7 @@
     <w:p>
       <w:pPr>
         <w:pStyle w:val="Normaalweb"/>
-        <w:divId w:val="1460223590"/>
+        <w:divId w:val="1967856189"/>
         <w:rPr>
           <w:lang w:val="nl-NL"/>
         </w:rPr>
@@ -11131,7 +11131,7 @@
     <w:p>
       <w:pPr>
         <w:pStyle w:val="Normaalweb"/>
-        <w:divId w:val="1460223590"/>
+        <w:divId w:val="1967856189"/>
         <w:rPr>
           <w:lang w:val="nl-NL"/>
         </w:rPr>
@@ -11146,7 +11146,7 @@
     <w:p>
       <w:pPr>
         <w:pStyle w:val="Normaalweb"/>
-        <w:divId w:val="1460223590"/>
+        <w:divId w:val="1967856189"/>
         <w:rPr>
           <w:lang w:val="nl-NL"/>
         </w:rPr>
@@ -11162,7 +11162,7 @@
       <w:pPr>
         <w:pStyle w:val="marker"/>
         <w:ind w:left="800" w:right="800"/>
-        <w:divId w:val="1460223590"/>
+        <w:divId w:val="1967856189"/>
         <w:rPr>
           <w:lang w:val="nl-NL"/>
         </w:rPr>
@@ -11174,13 +11174,13 @@
     <w:p>
       <w:pPr>
         <w:pStyle w:val="Kop3"/>
-        <w:divId w:val="1460223590"/>
-        <w:rPr>
-          <w:rFonts w:eastAsia="Times New Roman"/>
-          <w:lang w:val="nl-NL"/>
-        </w:rPr>
-      </w:pPr>
-      <w:bookmarkStart w:id="47" w:name="_Toc242815441"/>
+        <w:divId w:val="1967856189"/>
+        <w:rPr>
+          <w:rFonts w:eastAsia="Times New Roman"/>
+          <w:lang w:val="nl-NL"/>
+        </w:rPr>
+      </w:pPr>
+      <w:bookmarkStart w:id="47" w:name="_Toc242816589"/>
       <w:r>
         <w:rPr>
           <w:rFonts w:eastAsia="Times New Roman"/>
@@ -11193,7 +11193,7 @@
     <w:p>
       <w:pPr>
         <w:pStyle w:val="subtitel"/>
-        <w:divId w:val="1460223590"/>
+        <w:divId w:val="1967856189"/>
         <w:rPr>
           <w:lang w:val="nl-NL"/>
         </w:rPr>
@@ -11208,7 +11208,7 @@
     <w:p>
       <w:pPr>
         <w:pStyle w:val="Normaalweb"/>
-        <w:divId w:val="1460223590"/>
+        <w:divId w:val="1967856189"/>
         <w:rPr>
           <w:lang w:val="nl-NL"/>
         </w:rPr>
@@ -11229,7 +11229,7 @@
     <w:p>
       <w:pPr>
         <w:pStyle w:val="Normaalweb"/>
-        <w:divId w:val="1460223590"/>
+        <w:divId w:val="1967856189"/>
         <w:rPr>
           <w:lang w:val="nl-NL"/>
         </w:rPr>
@@ -11250,7 +11250,7 @@
     <w:p>
       <w:pPr>
         <w:pStyle w:val="Normaalweb"/>
-        <w:divId w:val="1460223590"/>
+        <w:divId w:val="1967856189"/>
         <w:rPr>
           <w:lang w:val="nl-NL"/>
         </w:rPr>
@@ -11265,7 +11265,7 @@
     <w:p>
       <w:pPr>
         <w:pStyle w:val="Normaalweb"/>
-        <w:divId w:val="1460223590"/>
+        <w:divId w:val="1967856189"/>
         <w:rPr>
           <w:lang w:val="nl-NL"/>
         </w:rPr>
@@ -11285,7 +11285,7 @@
     </w:p>
     <w:p>
       <w:pPr>
-        <w:divId w:val="1117992968"/>
+        <w:divId w:val="2013986946"/>
         <w:rPr>
           <w:color w:val="555555"/>
           <w:sz w:val="20"/>
@@ -11307,7 +11307,7 @@
       <w:pPr>
         <w:pStyle w:val="marker"/>
         <w:ind w:left="800" w:right="800"/>
-        <w:divId w:val="1460223590"/>
+        <w:divId w:val="1967856189"/>
         <w:rPr>
           <w:lang w:val="nl-NL"/>
         </w:rPr>
@@ -11319,13 +11319,13 @@
     <w:p>
       <w:pPr>
         <w:pStyle w:val="Kop3"/>
-        <w:divId w:val="1460223590"/>
-        <w:rPr>
-          <w:rFonts w:eastAsia="Times New Roman"/>
-          <w:lang w:val="nl-NL"/>
-        </w:rPr>
-      </w:pPr>
-      <w:bookmarkStart w:id="48" w:name="_Toc242815442"/>
+        <w:divId w:val="1967856189"/>
+        <w:rPr>
+          <w:rFonts w:eastAsia="Times New Roman"/>
+          <w:lang w:val="nl-NL"/>
+        </w:rPr>
+      </w:pPr>
+      <w:bookmarkStart w:id="48" w:name="_Toc242816590"/>
       <w:r>
         <w:rPr>
           <w:rFonts w:eastAsia="Times New Roman"/>
@@ -11338,7 +11338,7 @@
     <w:p>
       <w:pPr>
         <w:pStyle w:val="subtitel"/>
-        <w:divId w:val="1460223590"/>
+        <w:divId w:val="1967856189"/>
         <w:rPr>
           <w:lang w:val="nl-NL"/>
         </w:rPr>
@@ -11353,7 +11353,7 @@
     <w:p>
       <w:pPr>
         <w:pStyle w:val="Normaalweb"/>
-        <w:divId w:val="1460223590"/>
+        <w:divId w:val="1967856189"/>
         <w:rPr>
           <w:lang w:val="nl-NL"/>
         </w:rPr>
@@ -11374,7 +11374,7 @@
     <w:p>
       <w:pPr>
         <w:pStyle w:val="Normaalweb"/>
-        <w:divId w:val="1460223590"/>
+        <w:divId w:val="1967856189"/>
         <w:rPr>
           <w:lang w:val="nl-NL"/>
         </w:rPr>
@@ -11389,7 +11389,7 @@
     <w:p>
       <w:pPr>
         <w:pStyle w:val="Normaalweb"/>
-        <w:divId w:val="1460223590"/>
+        <w:divId w:val="1967856189"/>
         <w:rPr>
           <w:lang w:val="nl-NL"/>
         </w:rPr>
@@ -11410,7 +11410,7 @@
     <w:p>
       <w:pPr>
         <w:pStyle w:val="Normaalweb"/>
-        <w:divId w:val="1460223590"/>
+        <w:divId w:val="1967856189"/>
         <w:rPr>
           <w:lang w:val="nl-NL"/>
         </w:rPr>
@@ -11431,7 +11431,7 @@
     <w:p>
       <w:pPr>
         <w:pStyle w:val="Normaalweb"/>
-        <w:divId w:val="1460223590"/>
+        <w:divId w:val="1967856189"/>
         <w:rPr>
           <w:lang w:val="nl-NL"/>
         </w:rPr>
@@ -11445,7 +11445,7 @@
     </w:p>
     <w:p>
       <w:pPr>
-        <w:divId w:val="847866974"/>
+        <w:divId w:val="228272915"/>
         <w:rPr>
           <w:color w:val="555555"/>
           <w:sz w:val="20"/>
@@ -11465,7 +11465,7 @@
     </w:p>
     <w:p>
       <w:pPr>
-        <w:divId w:val="847866974"/>
+        <w:divId w:val="228272915"/>
         <w:rPr>
           <w:color w:val="555555"/>
           <w:sz w:val="20"/>
@@ -11487,7 +11487,7 @@
       <w:pPr>
         <w:pStyle w:val="marker"/>
         <w:ind w:left="800" w:right="800"/>
-        <w:divId w:val="1460223590"/>
+        <w:divId w:val="1967856189"/>
         <w:rPr>
           <w:lang w:val="nl-NL"/>
         </w:rPr>
@@ -11499,13 +11499,13 @@
     <w:p>
       <w:pPr>
         <w:pStyle w:val="Kop3"/>
-        <w:divId w:val="1460223590"/>
-        <w:rPr>
-          <w:rFonts w:eastAsia="Times New Roman"/>
-          <w:lang w:val="nl-NL"/>
-        </w:rPr>
-      </w:pPr>
-      <w:bookmarkStart w:id="49" w:name="_Toc242815443"/>
+        <w:divId w:val="1967856189"/>
+        <w:rPr>
+          <w:rFonts w:eastAsia="Times New Roman"/>
+          <w:lang w:val="nl-NL"/>
+        </w:rPr>
+      </w:pPr>
+      <w:bookmarkStart w:id="49" w:name="_Toc242816591"/>
       <w:r>
         <w:rPr>
           <w:rFonts w:eastAsia="Times New Roman"/>
@@ -11518,7 +11518,7 @@
     <w:p>
       <w:pPr>
         <w:pStyle w:val="subtitel"/>
-        <w:divId w:val="1460223590"/>
+        <w:divId w:val="1967856189"/>
         <w:rPr>
           <w:lang w:val="nl-NL"/>
         </w:rPr>
@@ -11533,7 +11533,7 @@
     <w:p>
       <w:pPr>
         <w:pStyle w:val="Normaalweb"/>
-        <w:divId w:val="1460223590"/>
+        <w:divId w:val="1967856189"/>
         <w:rPr>
           <w:lang w:val="nl-NL"/>
         </w:rPr>
@@ -11554,7 +11554,7 @@
     <w:p>
       <w:pPr>
         <w:pStyle w:val="Normaalweb"/>
-        <w:divId w:val="1460223590"/>
+        <w:divId w:val="1967856189"/>
         <w:rPr>
           <w:lang w:val="nl-NL"/>
         </w:rPr>
@@ -11574,7 +11574,7 @@
     </w:p>
     <w:p>
       <w:pPr>
-        <w:divId w:val="1824663462"/>
+        <w:divId w:val="498539109"/>
         <w:rPr>
           <w:color w:val="555555"/>
           <w:sz w:val="20"/>
@@ -11594,7 +11594,7 @@
     </w:p>
     <w:p>
       <w:pPr>
-        <w:divId w:val="1824663462"/>
+        <w:divId w:val="498539109"/>
         <w:rPr>
           <w:color w:val="555555"/>
           <w:sz w:val="20"/>
@@ -11614,7 +11614,7 @@
     </w:p>
     <w:p>
       <w:pPr>
-        <w:divId w:val="1824663462"/>
+        <w:divId w:val="498539109"/>
         <w:rPr>
           <w:color w:val="555555"/>
           <w:sz w:val="20"/>
@@ -11634,7 +11634,7 @@
     </w:p>
     <w:p>
       <w:pPr>
-        <w:divId w:val="1824663462"/>
+        <w:divId w:val="498539109"/>
         <w:rPr>
           <w:color w:val="555555"/>
           <w:sz w:val="20"/>
@@ -11656,7 +11656,7 @@
       <w:pPr>
         <w:pStyle w:val="marker"/>
         <w:ind w:left="800" w:right="800"/>
-        <w:divId w:val="1460223590"/>
+        <w:divId w:val="1967856189"/>
         <w:rPr>
           <w:lang w:val="nl-NL"/>
         </w:rPr>
@@ -11668,13 +11668,13 @@
     <w:p>
       <w:pPr>
         <w:pStyle w:val="Kop3"/>
-        <w:divId w:val="1460223590"/>
-        <w:rPr>
-          <w:rFonts w:eastAsia="Times New Roman"/>
-          <w:lang w:val="nl-NL"/>
-        </w:rPr>
-      </w:pPr>
-      <w:bookmarkStart w:id="50" w:name="_Toc242815444"/>
+        <w:divId w:val="1967856189"/>
+        <w:rPr>
+          <w:rFonts w:eastAsia="Times New Roman"/>
+          <w:lang w:val="nl-NL"/>
+        </w:rPr>
+      </w:pPr>
+      <w:bookmarkStart w:id="50" w:name="_Toc242816592"/>
       <w:r>
         <w:rPr>
           <w:rFonts w:eastAsia="Times New Roman"/>
@@ -11687,7 +11687,7 @@
     <w:p>
       <w:pPr>
         <w:pStyle w:val="subtitel"/>
-        <w:divId w:val="1460223590"/>
+        <w:divId w:val="1967856189"/>
         <w:rPr>
           <w:lang w:val="nl-NL"/>
         </w:rPr>
@@ -11702,7 +11702,7 @@
     <w:p>
       <w:pPr>
         <w:pStyle w:val="Normaalweb"/>
-        <w:divId w:val="1460223590"/>
+        <w:divId w:val="1967856189"/>
         <w:rPr>
           <w:lang w:val="nl-NL"/>
         </w:rPr>
@@ -11723,7 +11723,7 @@
     <w:p>
       <w:pPr>
         <w:pStyle w:val="Normaalweb"/>
-        <w:divId w:val="1460223590"/>
+        <w:divId w:val="1967856189"/>
         <w:rPr>
           <w:lang w:val="nl-NL"/>
         </w:rPr>
@@ -11744,7 +11744,7 @@
     <w:p>
       <w:pPr>
         <w:pStyle w:val="Normaalweb"/>
-        <w:divId w:val="1460223590"/>
+        <w:divId w:val="1967856189"/>
         <w:rPr>
           <w:lang w:val="nl-NL"/>
         </w:rPr>
@@ -11766,7 +11766,7 @@
       <w:pPr>
         <w:pStyle w:val="marker"/>
         <w:ind w:left="800" w:right="800"/>
-        <w:divId w:val="1460223590"/>
+        <w:divId w:val="1967856189"/>
         <w:rPr>
           <w:lang w:val="nl-NL"/>
         </w:rPr>
@@ -11778,13 +11778,13 @@
     <w:p>
       <w:pPr>
         <w:pStyle w:val="Kop2"/>
-        <w:divId w:val="1460223590"/>
-        <w:rPr>
-          <w:rFonts w:eastAsia="Times New Roman"/>
-          <w:lang w:val="nl-NL"/>
-        </w:rPr>
-      </w:pPr>
-      <w:bookmarkStart w:id="51" w:name="_Toc242815445"/>
+        <w:divId w:val="1967856189"/>
+        <w:rPr>
+          <w:rFonts w:eastAsia="Times New Roman"/>
+          <w:lang w:val="nl-NL"/>
+        </w:rPr>
+      </w:pPr>
+      <w:bookmarkStart w:id="51" w:name="_Toc242816593"/>
       <w:r>
         <w:rPr>
           <w:rFonts w:eastAsia="Times New Roman"/>
@@ -11797,13 +11797,13 @@
     <w:p>
       <w:pPr>
         <w:pStyle w:val="Kop3"/>
-        <w:divId w:val="1460223590"/>
-        <w:rPr>
-          <w:rFonts w:eastAsia="Times New Roman"/>
-          <w:lang w:val="nl-NL"/>
-        </w:rPr>
-      </w:pPr>
-      <w:bookmarkStart w:id="52" w:name="_Toc242815446"/>
+        <w:divId w:val="1967856189"/>
+        <w:rPr>
+          <w:rFonts w:eastAsia="Times New Roman"/>
+          <w:lang w:val="nl-NL"/>
+        </w:rPr>
+      </w:pPr>
+      <w:bookmarkStart w:id="52" w:name="_Toc242816594"/>
       <w:r>
         <w:rPr>
           <w:rFonts w:eastAsia="Times New Roman"/>
@@ -11816,7 +11816,7 @@
     <w:p>
       <w:pPr>
         <w:pStyle w:val="subtitel"/>
-        <w:divId w:val="1460223590"/>
+        <w:divId w:val="1967856189"/>
         <w:rPr>
           <w:lang w:val="nl-NL"/>
         </w:rPr>
@@ -11831,7 +11831,7 @@
     <w:p>
       <w:pPr>
         <w:pStyle w:val="Normaalweb"/>
-        <w:divId w:val="1460223590"/>
+        <w:divId w:val="1967856189"/>
         <w:rPr>
           <w:lang w:val="nl-NL"/>
         </w:rPr>
@@ -11846,7 +11846,7 @@
     <w:p>
       <w:pPr>
         <w:pStyle w:val="Normaalweb"/>
-        <w:divId w:val="1460223590"/>
+        <w:divId w:val="1967856189"/>
         <w:rPr>
           <w:lang w:val="nl-NL"/>
         </w:rPr>
@@ -11861,7 +11861,7 @@
     <w:p>
       <w:pPr>
         <w:pStyle w:val="Normaalweb"/>
-        <w:divId w:val="1460223590"/>
+        <w:divId w:val="1967856189"/>
         <w:rPr>
           <w:lang w:val="nl-NL"/>
         </w:rPr>
@@ -11883,7 +11883,7 @@
       <w:pPr>
         <w:pStyle w:val="marker"/>
         <w:ind w:left="800" w:right="800"/>
-        <w:divId w:val="1460223590"/>
+        <w:divId w:val="1967856189"/>
         <w:rPr>
           <w:lang w:val="nl-NL"/>
         </w:rPr>
@@ -11895,13 +11895,13 @@
     <w:p>
       <w:pPr>
         <w:pStyle w:val="Kop3"/>
-        <w:divId w:val="1460223590"/>
-        <w:rPr>
-          <w:rFonts w:eastAsia="Times New Roman"/>
-          <w:lang w:val="nl-NL"/>
-        </w:rPr>
-      </w:pPr>
-      <w:bookmarkStart w:id="53" w:name="_Toc242815447"/>
+        <w:divId w:val="1967856189"/>
+        <w:rPr>
+          <w:rFonts w:eastAsia="Times New Roman"/>
+          <w:lang w:val="nl-NL"/>
+        </w:rPr>
+      </w:pPr>
+      <w:bookmarkStart w:id="53" w:name="_Toc242816595"/>
       <w:r>
         <w:rPr>
           <w:rFonts w:eastAsia="Times New Roman"/>
@@ -11914,7 +11914,7 @@
     <w:p>
       <w:pPr>
         <w:pStyle w:val="subtitel"/>
-        <w:divId w:val="1460223590"/>
+        <w:divId w:val="1967856189"/>
         <w:rPr>
           <w:lang w:val="nl-NL"/>
         </w:rPr>
@@ -11929,7 +11929,7 @@
     <w:p>
       <w:pPr>
         <w:pStyle w:val="Normaalweb"/>
-        <w:divId w:val="1460223590"/>
+        <w:divId w:val="1967856189"/>
         <w:rPr>
           <w:lang w:val="nl-NL"/>
         </w:rPr>
@@ -11944,7 +11944,7 @@
     <w:p>
       <w:pPr>
         <w:pStyle w:val="Normaalweb"/>
-        <w:divId w:val="1460223590"/>
+        <w:divId w:val="1967856189"/>
         <w:rPr>
           <w:lang w:val="nl-NL"/>
         </w:rPr>
@@ -11959,7 +11959,7 @@
     <w:p>
       <w:pPr>
         <w:pStyle w:val="Normaalweb"/>
-        <w:divId w:val="1460223590"/>
+        <w:divId w:val="1967856189"/>
         <w:rPr>
           <w:lang w:val="nl-NL"/>
         </w:rPr>
@@ -11975,7 +11975,7 @@
       <w:pPr>
         <w:pStyle w:val="marker"/>
         <w:ind w:left="800" w:right="800"/>
-        <w:divId w:val="1460223590"/>
+        <w:divId w:val="1967856189"/>
         <w:rPr>
           <w:lang w:val="nl-NL"/>
         </w:rPr>
@@ -11987,13 +11987,13 @@
     <w:p>
       <w:pPr>
         <w:pStyle w:val="Kop3"/>
-        <w:divId w:val="1460223590"/>
-        <w:rPr>
-          <w:rFonts w:eastAsia="Times New Roman"/>
-          <w:lang w:val="nl-NL"/>
-        </w:rPr>
-      </w:pPr>
-      <w:bookmarkStart w:id="54" w:name="_Toc242815448"/>
+        <w:divId w:val="1967856189"/>
+        <w:rPr>
+          <w:rFonts w:eastAsia="Times New Roman"/>
+          <w:lang w:val="nl-NL"/>
+        </w:rPr>
+      </w:pPr>
+      <w:bookmarkStart w:id="54" w:name="_Toc242816596"/>
       <w:r>
         <w:rPr>
           <w:rFonts w:eastAsia="Times New Roman"/>
@@ -12006,7 +12006,7 @@
     <w:p>
       <w:pPr>
         <w:pStyle w:val="subtitel"/>
-        <w:divId w:val="1460223590"/>
+        <w:divId w:val="1967856189"/>
         <w:rPr>
           <w:lang w:val="nl-NL"/>
         </w:rPr>
@@ -12021,7 +12021,7 @@
     <w:p>
       <w:pPr>
         <w:pStyle w:val="Normaalweb"/>
-        <w:divId w:val="1460223590"/>
+        <w:divId w:val="1967856189"/>
         <w:rPr>
           <w:lang w:val="nl-NL"/>
         </w:rPr>
@@ -12036,7 +12036,7 @@
     <w:p>
       <w:pPr>
         <w:pStyle w:val="Normaalweb"/>
-        <w:divId w:val="1460223590"/>
+        <w:divId w:val="1967856189"/>
         <w:rPr>
           <w:lang w:val="nl-NL"/>
         </w:rPr>
@@ -12057,7 +12057,7 @@
     <w:p>
       <w:pPr>
         <w:pStyle w:val="Normaalweb"/>
-        <w:divId w:val="1460223590"/>
+        <w:divId w:val="1967856189"/>
         <w:rPr>
           <w:lang w:val="nl-NL"/>
         </w:rPr>
@@ -12073,7 +12073,7 @@
       <w:pPr>
         <w:pStyle w:val="marker"/>
         <w:ind w:left="800" w:right="800"/>
-        <w:divId w:val="1460223590"/>
+        <w:divId w:val="1967856189"/>
         <w:rPr>
           <w:lang w:val="nl-NL"/>
         </w:rPr>
@@ -12085,13 +12085,13 @@
     <w:p>
       <w:pPr>
         <w:pStyle w:val="Kop3"/>
-        <w:divId w:val="1460223590"/>
-        <w:rPr>
-          <w:rFonts w:eastAsia="Times New Roman"/>
-          <w:lang w:val="nl-NL"/>
-        </w:rPr>
-      </w:pPr>
-      <w:bookmarkStart w:id="55" w:name="_Toc242815449"/>
+        <w:divId w:val="1967856189"/>
+        <w:rPr>
+          <w:rFonts w:eastAsia="Times New Roman"/>
+          <w:lang w:val="nl-NL"/>
+        </w:rPr>
+      </w:pPr>
+      <w:bookmarkStart w:id="55" w:name="_Toc242816597"/>
       <w:r>
         <w:rPr>
           <w:rFonts w:eastAsia="Times New Roman"/>
@@ -12104,7 +12104,7 @@
     <w:p>
       <w:pPr>
         <w:pStyle w:val="subtitel"/>
-        <w:divId w:val="1460223590"/>
+        <w:divId w:val="1967856189"/>
         <w:rPr>
           <w:lang w:val="nl-NL"/>
         </w:rPr>
@@ -12119,7 +12119,7 @@
     <w:p>
       <w:pPr>
         <w:pStyle w:val="Normaalweb"/>
-        <w:divId w:val="1460223590"/>
+        <w:divId w:val="1967856189"/>
         <w:rPr>
           <w:lang w:val="nl-NL"/>
         </w:rPr>
@@ -12134,7 +12134,7 @@
     <w:p>
       <w:pPr>
         <w:pStyle w:val="Normaalweb"/>
-        <w:divId w:val="1460223590"/>
+        <w:divId w:val="1967856189"/>
         <w:rPr>
           <w:lang w:val="nl-NL"/>
         </w:rPr>
@@ -12149,7 +12149,7 @@
     <w:p>
       <w:pPr>
         <w:pStyle w:val="Normaalweb"/>
-        <w:divId w:val="1460223590"/>
+        <w:divId w:val="1967856189"/>
         <w:rPr>
           <w:lang w:val="nl-NL"/>
         </w:rPr>
@@ -12165,7 +12165,7 @@
       <w:pPr>
         <w:pStyle w:val="marker"/>
         <w:ind w:left="800" w:right="800"/>
-        <w:divId w:val="1460223590"/>
+        <w:divId w:val="1967856189"/>
         <w:rPr>
           <w:lang w:val="nl-NL"/>
         </w:rPr>
@@ -12177,13 +12177,13 @@
     <w:p>
       <w:pPr>
         <w:pStyle w:val="Kop1"/>
-        <w:divId w:val="1460223590"/>
-        <w:rPr>
-          <w:rFonts w:eastAsia="Times New Roman"/>
-          <w:lang w:val="nl-NL"/>
-        </w:rPr>
-      </w:pPr>
-      <w:bookmarkStart w:id="56" w:name="_Toc242815450"/>
+        <w:divId w:val="1967856189"/>
+        <w:rPr>
+          <w:rFonts w:eastAsia="Times New Roman"/>
+          <w:lang w:val="nl-NL"/>
+        </w:rPr>
+      </w:pPr>
+      <w:bookmarkStart w:id="56" w:name="_Toc242816598"/>
       <w:r>
         <w:rPr>
           <w:rFonts w:eastAsia="Times New Roman"/>
@@ -12196,13 +12196,13 @@
     <w:p>
       <w:pPr>
         <w:pStyle w:val="Kop3"/>
-        <w:divId w:val="1460223590"/>
-        <w:rPr>
-          <w:rFonts w:eastAsia="Times New Roman"/>
-          <w:lang w:val="nl-NL"/>
-        </w:rPr>
-      </w:pPr>
-      <w:bookmarkStart w:id="57" w:name="_Toc242815451"/>
+        <w:divId w:val="1967856189"/>
+        <w:rPr>
+          <w:rFonts w:eastAsia="Times New Roman"/>
+          <w:lang w:val="nl-NL"/>
+        </w:rPr>
+      </w:pPr>
+      <w:bookmarkStart w:id="57" w:name="_Toc242816599"/>
       <w:r>
         <w:rPr>
           <w:rFonts w:eastAsia="Times New Roman"/>
@@ -12215,7 +12215,7 @@
     <w:p>
       <w:pPr>
         <w:pStyle w:val="subtitel"/>
-        <w:divId w:val="1460223590"/>
+        <w:divId w:val="1967856189"/>
         <w:rPr>
           <w:lang w:val="nl-NL"/>
         </w:rPr>
@@ -12230,7 +12230,7 @@
     <w:p>
       <w:pPr>
         <w:pStyle w:val="Normaalweb"/>
-        <w:divId w:val="1460223590"/>
+        <w:divId w:val="1967856189"/>
         <w:rPr>
           <w:lang w:val="nl-NL"/>
         </w:rPr>
@@ -12251,7 +12251,7 @@
     <w:p>
       <w:pPr>
         <w:pStyle w:val="Normaalweb"/>
-        <w:divId w:val="1460223590"/>
+        <w:divId w:val="1967856189"/>
         <w:rPr>
           <w:lang w:val="nl-NL"/>
         </w:rPr>
@@ -12278,7 +12278,7 @@
     <w:p>
       <w:pPr>
         <w:pStyle w:val="Normaalweb"/>
-        <w:divId w:val="1460223590"/>
+        <w:divId w:val="1967856189"/>
         <w:rPr>
           <w:lang w:val="nl-NL"/>
         </w:rPr>
@@ -12304,7 +12304,7 @@
     </w:p>
     <w:p>
       <w:pPr>
-        <w:divId w:val="711537452"/>
+        <w:divId w:val="392042017"/>
         <w:rPr>
           <w:color w:val="555555"/>
           <w:sz w:val="20"/>
@@ -12324,7 +12324,7 @@
     </w:p>
     <w:p>
       <w:pPr>
-        <w:divId w:val="711537452"/>
+        <w:divId w:val="392042017"/>
         <w:rPr>
           <w:color w:val="555555"/>
           <w:sz w:val="20"/>
@@ -12344,7 +12344,7 @@
     </w:p>
     <w:p>
       <w:pPr>
-        <w:divId w:val="711537452"/>
+        <w:divId w:val="392042017"/>
         <w:rPr>
           <w:color w:val="555555"/>
           <w:sz w:val="20"/>
@@ -12366,7 +12366,7 @@
       <w:pPr>
         <w:pStyle w:val="marker"/>
         <w:ind w:left="800" w:right="800"/>
-        <w:divId w:val="1460223590"/>
+        <w:divId w:val="1967856189"/>
         <w:rPr>
           <w:lang w:val="nl-NL"/>
         </w:rPr>
@@ -12378,13 +12378,13 @@
     <w:p>
       <w:pPr>
         <w:pStyle w:val="Kop3"/>
-        <w:divId w:val="1460223590"/>
-        <w:rPr>
-          <w:rFonts w:eastAsia="Times New Roman"/>
-          <w:lang w:val="nl-NL"/>
-        </w:rPr>
-      </w:pPr>
-      <w:bookmarkStart w:id="58" w:name="_Toc242815452"/>
+        <w:divId w:val="1967856189"/>
+        <w:rPr>
+          <w:rFonts w:eastAsia="Times New Roman"/>
+          <w:lang w:val="nl-NL"/>
+        </w:rPr>
+      </w:pPr>
+      <w:bookmarkStart w:id="58" w:name="_Toc242816600"/>
       <w:r>
         <w:rPr>
           <w:rFonts w:eastAsia="Times New Roman"/>
@@ -12397,7 +12397,7 @@
     <w:p>
       <w:pPr>
         <w:pStyle w:val="subtitel"/>
-        <w:divId w:val="1460223590"/>
+        <w:divId w:val="1967856189"/>
         <w:rPr>
           <w:lang w:val="nl-NL"/>
         </w:rPr>
@@ -12412,7 +12412,7 @@
     <w:p>
       <w:pPr>
         <w:pStyle w:val="Normaalweb"/>
-        <w:divId w:val="1460223590"/>
+        <w:divId w:val="1967856189"/>
         <w:rPr>
           <w:lang w:val="nl-NL"/>
         </w:rPr>
@@ -12427,7 +12427,7 @@
     <w:p>
       <w:pPr>
         <w:pStyle w:val="Normaalweb"/>
-        <w:divId w:val="1460223590"/>
+        <w:divId w:val="1967856189"/>
         <w:rPr>
           <w:lang w:val="nl-NL"/>
         </w:rPr>
@@ -12442,7 +12442,7 @@
     <w:p>
       <w:pPr>
         <w:pStyle w:val="Normaalweb"/>
-        <w:divId w:val="1460223590"/>
+        <w:divId w:val="1967856189"/>
         <w:rPr>
           <w:lang w:val="nl-NL"/>
         </w:rPr>
@@ -12458,7 +12458,7 @@
       <w:pPr>
         <w:pStyle w:val="marker"/>
         <w:ind w:left="800" w:right="800"/>
-        <w:divId w:val="1460223590"/>
+        <w:divId w:val="1967856189"/>
         <w:rPr>
           <w:lang w:val="nl-NL"/>
         </w:rPr>
@@ -12470,13 +12470,13 @@
     <w:p>
       <w:pPr>
         <w:pStyle w:val="Kop3"/>
-        <w:divId w:val="1460223590"/>
-        <w:rPr>
-          <w:rFonts w:eastAsia="Times New Roman"/>
-          <w:lang w:val="nl-NL"/>
-        </w:rPr>
-      </w:pPr>
-      <w:bookmarkStart w:id="59" w:name="_Toc242815453"/>
+        <w:divId w:val="1967856189"/>
+        <w:rPr>
+          <w:rFonts w:eastAsia="Times New Roman"/>
+          <w:lang w:val="nl-NL"/>
+        </w:rPr>
+      </w:pPr>
+      <w:bookmarkStart w:id="59" w:name="_Toc242816601"/>
       <w:r>
         <w:rPr>
           <w:rFonts w:eastAsia="Times New Roman"/>
@@ -12489,7 +12489,7 @@
     <w:p>
       <w:pPr>
         <w:pStyle w:val="subtitel"/>
-        <w:divId w:val="1460223590"/>
+        <w:divId w:val="1967856189"/>
         <w:rPr>
           <w:lang w:val="nl-NL"/>
         </w:rPr>
@@ -12504,7 +12504,7 @@
     <w:p>
       <w:pPr>
         <w:pStyle w:val="Normaalweb"/>
-        <w:divId w:val="1460223590"/>
+        <w:divId w:val="1967856189"/>
         <w:rPr>
           <w:lang w:val="nl-NL"/>
         </w:rPr>
@@ -12519,7 +12519,7 @@
     <w:p>
       <w:pPr>
         <w:pStyle w:val="Normaalweb"/>
-        <w:divId w:val="1460223590"/>
+        <w:divId w:val="1967856189"/>
         <w:rPr>
           <w:lang w:val="nl-NL"/>
         </w:rPr>
@@ -12540,7 +12540,7 @@
     <w:p>
       <w:pPr>
         <w:pStyle w:val="Normaalweb"/>
-        <w:divId w:val="1460223590"/>
+        <w:divId w:val="1967856189"/>
         <w:rPr>
           <w:lang w:val="nl-NL"/>
         </w:rPr>
@@ -12556,7 +12556,7 @@
       <w:pPr>
         <w:pStyle w:val="marker"/>
         <w:ind w:left="800" w:right="800"/>
-        <w:divId w:val="1460223590"/>
+        <w:divId w:val="1967856189"/>
         <w:rPr>
           <w:lang w:val="nl-NL"/>
         </w:rPr>
@@ -12568,13 +12568,13 @@
     <w:p>
       <w:pPr>
         <w:pStyle w:val="Kop3"/>
-        <w:divId w:val="1460223590"/>
-        <w:rPr>
-          <w:rFonts w:eastAsia="Times New Roman"/>
-          <w:lang w:val="nl-NL"/>
-        </w:rPr>
-      </w:pPr>
-      <w:bookmarkStart w:id="60" w:name="_Toc242815454"/>
+        <w:divId w:val="1967856189"/>
+        <w:rPr>
+          <w:rFonts w:eastAsia="Times New Roman"/>
+          <w:lang w:val="nl-NL"/>
+        </w:rPr>
+      </w:pPr>
+      <w:bookmarkStart w:id="60" w:name="_Toc242816602"/>
       <w:r>
         <w:rPr>
           <w:rFonts w:eastAsia="Times New Roman"/>
@@ -12587,7 +12587,7 @@
     <w:p>
       <w:pPr>
         <w:pStyle w:val="subtitel"/>
-        <w:divId w:val="1460223590"/>
+        <w:divId w:val="1967856189"/>
         <w:rPr>
           <w:lang w:val="nl-NL"/>
         </w:rPr>
@@ -12602,7 +12602,7 @@
     <w:p>
       <w:pPr>
         <w:pStyle w:val="Normaalweb"/>
-        <w:divId w:val="1460223590"/>
+        <w:divId w:val="1967856189"/>
         <w:rPr>
           <w:lang w:val="nl-NL"/>
         </w:rPr>
@@ -12617,7 +12617,7 @@
     <w:p>
       <w:pPr>
         <w:pStyle w:val="Normaalweb"/>
-        <w:divId w:val="1460223590"/>
+        <w:divId w:val="1967856189"/>
         <w:rPr>
           <w:lang w:val="nl-NL"/>
         </w:rPr>
@@ -12632,7 +12632,7 @@
     <w:p>
       <w:pPr>
         <w:pStyle w:val="Normaalweb"/>
-        <w:divId w:val="1460223590"/>
+        <w:divId w:val="1967856189"/>
         <w:rPr>
           <w:lang w:val="nl-NL"/>
         </w:rPr>
@@ -12648,7 +12648,7 @@
       <w:pPr>
         <w:pStyle w:val="marker"/>
         <w:ind w:left="800" w:right="800"/>
-        <w:divId w:val="1460223590"/>
+        <w:divId w:val="1967856189"/>
         <w:rPr>
           <w:lang w:val="nl-NL"/>
         </w:rPr>
@@ -12660,13 +12660,13 @@
     <w:p>
       <w:pPr>
         <w:pStyle w:val="Kop3"/>
-        <w:divId w:val="1460223590"/>
-        <w:rPr>
-          <w:rFonts w:eastAsia="Times New Roman"/>
-          <w:lang w:val="nl-NL"/>
-        </w:rPr>
-      </w:pPr>
-      <w:bookmarkStart w:id="61" w:name="_Toc242815455"/>
+        <w:divId w:val="1967856189"/>
+        <w:rPr>
+          <w:rFonts w:eastAsia="Times New Roman"/>
+          <w:lang w:val="nl-NL"/>
+        </w:rPr>
+      </w:pPr>
+      <w:bookmarkStart w:id="61" w:name="_Toc242816603"/>
       <w:r>
         <w:rPr>
           <w:rFonts w:eastAsia="Times New Roman"/>
@@ -12679,7 +12679,7 @@
     <w:p>
       <w:pPr>
         <w:pStyle w:val="subtitel"/>
-        <w:divId w:val="1460223590"/>
+        <w:divId w:val="1967856189"/>
         <w:rPr>
           <w:lang w:val="nl-NL"/>
         </w:rPr>
@@ -12694,7 +12694,7 @@
     <w:p>
       <w:pPr>
         <w:pStyle w:val="Normaalweb"/>
-        <w:divId w:val="1460223590"/>
+        <w:divId w:val="1967856189"/>
         <w:rPr>
           <w:lang w:val="nl-NL"/>
         </w:rPr>
@@ -12709,7 +12709,7 @@
     <w:p>
       <w:pPr>
         <w:pStyle w:val="Normaalweb"/>
-        <w:divId w:val="1460223590"/>
+        <w:divId w:val="1967856189"/>
         <w:rPr>
           <w:lang w:val="nl-NL"/>
         </w:rPr>
@@ -12730,7 +12730,7 @@
     <w:p>
       <w:pPr>
         <w:pStyle w:val="Normaalweb"/>
-        <w:divId w:val="1460223590"/>
+        <w:divId w:val="1967856189"/>
         <w:rPr>
           <w:lang w:val="nl-NL"/>
         </w:rPr>
@@ -12750,7 +12750,7 @@
     </w:p>
     <w:p>
       <w:pPr>
-        <w:divId w:val="1045065393"/>
+        <w:divId w:val="146241085"/>
         <w:rPr>
           <w:color w:val="555555"/>
           <w:sz w:val="20"/>
@@ -12772,7 +12772,7 @@
       <w:pPr>
         <w:pStyle w:val="marker"/>
         <w:ind w:left="800" w:right="800"/>
-        <w:divId w:val="1460223590"/>
+        <w:divId w:val="1967856189"/>
         <w:rPr>
           <w:lang w:val="nl-NL"/>
         </w:rPr>
@@ -12784,13 +12784,13 @@
     <w:p>
       <w:pPr>
         <w:pStyle w:val="Kop3"/>
-        <w:divId w:val="1460223590"/>
-        <w:rPr>
-          <w:rFonts w:eastAsia="Times New Roman"/>
-          <w:lang w:val="nl-NL"/>
-        </w:rPr>
-      </w:pPr>
-      <w:bookmarkStart w:id="62" w:name="_Toc242815456"/>
+        <w:divId w:val="1967856189"/>
+        <w:rPr>
+          <w:rFonts w:eastAsia="Times New Roman"/>
+          <w:lang w:val="nl-NL"/>
+        </w:rPr>
+      </w:pPr>
+      <w:bookmarkStart w:id="62" w:name="_Toc242816604"/>
       <w:r>
         <w:rPr>
           <w:rFonts w:eastAsia="Times New Roman"/>
@@ -12803,7 +12803,7 @@
     <w:p>
       <w:pPr>
         <w:pStyle w:val="subtitel"/>
-        <w:divId w:val="1460223590"/>
+        <w:divId w:val="1967856189"/>
         <w:rPr>
           <w:lang w:val="nl-NL"/>
         </w:rPr>
@@ -12818,7 +12818,7 @@
     <w:p>
       <w:pPr>
         <w:pStyle w:val="Normaalweb"/>
-        <w:divId w:val="1460223590"/>
+        <w:divId w:val="1967856189"/>
         <w:rPr>
           <w:lang w:val="nl-NL"/>
         </w:rPr>
@@ -12833,7 +12833,7 @@
     <w:p>
       <w:pPr>
         <w:pStyle w:val="Normaalweb"/>
-        <w:divId w:val="1460223590"/>
+        <w:divId w:val="1967856189"/>
         <w:rPr>
           <w:lang w:val="nl-NL"/>
         </w:rPr>
@@ -12848,7 +12848,7 @@
     <w:p>
       <w:pPr>
         <w:pStyle w:val="Normaalweb"/>
-        <w:divId w:val="1460223590"/>
+        <w:divId w:val="1967856189"/>
         <w:rPr>
           <w:lang w:val="nl-NL"/>
         </w:rPr>
@@ -12864,7 +12864,7 @@
       <w:pPr>
         <w:pStyle w:val="marker"/>
         <w:ind w:left="800" w:right="800"/>
-        <w:divId w:val="1460223590"/>
+        <w:divId w:val="1967856189"/>
         <w:rPr>
           <w:lang w:val="nl-NL"/>
         </w:rPr>
@@ -12876,13 +12876,13 @@
     <w:p>
       <w:pPr>
         <w:pStyle w:val="Kop1"/>
-        <w:divId w:val="1460223590"/>
-        <w:rPr>
-          <w:rFonts w:eastAsia="Times New Roman"/>
-          <w:lang w:val="nl-NL"/>
-        </w:rPr>
-      </w:pPr>
-      <w:bookmarkStart w:id="63" w:name="_Toc242815457"/>
+        <w:divId w:val="1967856189"/>
+        <w:rPr>
+          <w:rFonts w:eastAsia="Times New Roman"/>
+          <w:lang w:val="nl-NL"/>
+        </w:rPr>
+      </w:pPr>
+      <w:bookmarkStart w:id="63" w:name="_Toc242816605"/>
       <w:r>
         <w:rPr>
           <w:rFonts w:eastAsia="Times New Roman"/>
@@ -12895,13 +12895,13 @@
     <w:p>
       <w:pPr>
         <w:pStyle w:val="Kop3"/>
-        <w:divId w:val="1460223590"/>
-        <w:rPr>
-          <w:rFonts w:eastAsia="Times New Roman"/>
-          <w:lang w:val="nl-NL"/>
-        </w:rPr>
-      </w:pPr>
-      <w:bookmarkStart w:id="64" w:name="_Toc242815458"/>
+        <w:divId w:val="1967856189"/>
+        <w:rPr>
+          <w:rFonts w:eastAsia="Times New Roman"/>
+          <w:lang w:val="nl-NL"/>
+        </w:rPr>
+      </w:pPr>
+      <w:bookmarkStart w:id="64" w:name="_Toc242816606"/>
       <w:r>
         <w:rPr>
           <w:rFonts w:eastAsia="Times New Roman"/>
@@ -12914,7 +12914,7 @@
     <w:p>
       <w:pPr>
         <w:pStyle w:val="subtitel"/>
-        <w:divId w:val="1460223590"/>
+        <w:divId w:val="1967856189"/>
         <w:rPr>
           <w:lang w:val="nl-NL"/>
         </w:rPr>
@@ -12929,7 +12929,7 @@
     <w:p>
       <w:pPr>
         <w:pStyle w:val="Normaalweb"/>
-        <w:divId w:val="1460223590"/>
+        <w:divId w:val="1967856189"/>
         <w:rPr>
           <w:lang w:val="nl-NL"/>
         </w:rPr>
@@ -12944,7 +12944,7 @@
     <w:p>
       <w:pPr>
         <w:pStyle w:val="Normaalweb"/>
-        <w:divId w:val="1460223590"/>
+        <w:divId w:val="1967856189"/>
         <w:rPr>
           <w:lang w:val="nl-NL"/>
         </w:rPr>
@@ -12959,7 +12959,7 @@
     <w:p>
       <w:pPr>
         <w:pStyle w:val="Normaalweb"/>
-        <w:divId w:val="1460223590"/>
+        <w:divId w:val="1967856189"/>
         <w:rPr>
           <w:lang w:val="nl-NL"/>
         </w:rPr>
@@ -12974,7 +12974,7 @@
     <w:p>
       <w:pPr>
         <w:pStyle w:val="Normaalweb"/>
-        <w:divId w:val="1460223590"/>
+        <w:divId w:val="1967856189"/>
         <w:rPr>
           <w:lang w:val="nl-NL"/>
         </w:rPr>
@@ -12994,7 +12994,7 @@
     </w:p>
     <w:p>
       <w:pPr>
-        <w:divId w:val="739451377"/>
+        <w:divId w:val="548498412"/>
         <w:rPr>
           <w:color w:val="555555"/>
           <w:sz w:val="20"/>
@@ -13016,7 +13016,7 @@
       <w:pPr>
         <w:pStyle w:val="marker"/>
         <w:ind w:left="800" w:right="800"/>
-        <w:divId w:val="1460223590"/>
+        <w:divId w:val="1967856189"/>
         <w:rPr>
           <w:lang w:val="nl-NL"/>
         </w:rPr>
@@ -13028,13 +13028,13 @@
     <w:p>
       <w:pPr>
         <w:pStyle w:val="Kop3"/>
-        <w:divId w:val="1460223590"/>
-        <w:rPr>
-          <w:rFonts w:eastAsia="Times New Roman"/>
-          <w:lang w:val="nl-NL"/>
-        </w:rPr>
-      </w:pPr>
-      <w:bookmarkStart w:id="65" w:name="_Toc242815459"/>
+        <w:divId w:val="1967856189"/>
+        <w:rPr>
+          <w:rFonts w:eastAsia="Times New Roman"/>
+          <w:lang w:val="nl-NL"/>
+        </w:rPr>
+      </w:pPr>
+      <w:bookmarkStart w:id="65" w:name="_Toc242816607"/>
       <w:r>
         <w:rPr>
           <w:rFonts w:eastAsia="Times New Roman"/>
@@ -13047,7 +13047,7 @@
     <w:p>
       <w:pPr>
         <w:pStyle w:val="subtitel"/>
-        <w:divId w:val="1460223590"/>
+        <w:divId w:val="1967856189"/>
         <w:rPr>
           <w:lang w:val="nl-NL"/>
         </w:rPr>
@@ -13062,7 +13062,7 @@
     <w:p>
       <w:pPr>
         <w:pStyle w:val="Normaalweb"/>
-        <w:divId w:val="1460223590"/>
+        <w:divId w:val="1967856189"/>
         <w:rPr>
           <w:lang w:val="nl-NL"/>
         </w:rPr>
@@ -13077,7 +13077,7 @@
     <w:p>
       <w:pPr>
         <w:pStyle w:val="Normaalweb"/>
-        <w:divId w:val="1460223590"/>
+        <w:divId w:val="1967856189"/>
         <w:rPr>
           <w:lang w:val="nl-NL"/>
         </w:rPr>
@@ -13098,7 +13098,7 @@
     <w:p>
       <w:pPr>
         <w:pStyle w:val="Normaalweb"/>
-        <w:divId w:val="1460223590"/>
+        <w:divId w:val="1967856189"/>
         <w:rPr>
           <w:lang w:val="nl-NL"/>
         </w:rPr>
@@ -13112,7 +13112,7 @@
     </w:p>
     <w:p>
       <w:pPr>
-        <w:divId w:val="712000651"/>
+        <w:divId w:val="1407537711"/>
         <w:rPr>
           <w:color w:val="555555"/>
           <w:sz w:val="20"/>
@@ -13134,7 +13134,7 @@
       <w:pPr>
         <w:pStyle w:val="marker"/>
         <w:ind w:left="800" w:right="800"/>
-        <w:divId w:val="1460223590"/>
+        <w:divId w:val="1967856189"/>
         <w:rPr>
           <w:lang w:val="nl-NL"/>
         </w:rPr>
@@ -13146,13 +13146,13 @@
     <w:p>
       <w:pPr>
         <w:pStyle w:val="Kop3"/>
-        <w:divId w:val="1460223590"/>
-        <w:rPr>
-          <w:rFonts w:eastAsia="Times New Roman"/>
-          <w:lang w:val="nl-NL"/>
-        </w:rPr>
-      </w:pPr>
-      <w:bookmarkStart w:id="66" w:name="_Toc242815460"/>
+        <w:divId w:val="1967856189"/>
+        <w:rPr>
+          <w:rFonts w:eastAsia="Times New Roman"/>
+          <w:lang w:val="nl-NL"/>
+        </w:rPr>
+      </w:pPr>
+      <w:bookmarkStart w:id="66" w:name="_Toc242816608"/>
       <w:r>
         <w:rPr>
           <w:rFonts w:eastAsia="Times New Roman"/>
@@ -13165,7 +13165,7 @@
     <w:p>
       <w:pPr>
         <w:pStyle w:val="subtitel"/>
-        <w:divId w:val="1460223590"/>
+        <w:divId w:val="1967856189"/>
         <w:rPr>
           <w:lang w:val="nl-NL"/>
         </w:rPr>
@@ -13180,7 +13180,7 @@
     <w:p>
       <w:pPr>
         <w:pStyle w:val="Normaalweb"/>
-        <w:divId w:val="1460223590"/>
+        <w:divId w:val="1967856189"/>
         <w:rPr>
           <w:lang w:val="nl-NL"/>
         </w:rPr>
@@ -13195,7 +13195,7 @@
     <w:p>
       <w:pPr>
         <w:pStyle w:val="Normaalweb"/>
-        <w:divId w:val="1460223590"/>
+        <w:divId w:val="1967856189"/>
         <w:rPr>
           <w:lang w:val="nl-NL"/>
         </w:rPr>
@@ -13216,7 +13216,7 @@
     <w:p>
       <w:pPr>
         <w:pStyle w:val="Normaalweb"/>
-        <w:divId w:val="1460223590"/>
+        <w:divId w:val="1967856189"/>
         <w:rPr>
           <w:lang w:val="nl-NL"/>
         </w:rPr>
@@ -13230,7 +13230,7 @@
     </w:p>
     <w:p>
       <w:pPr>
-        <w:divId w:val="594166953"/>
+        <w:divId w:val="2040279766"/>
         <w:rPr>
           <w:color w:val="555555"/>
           <w:sz w:val="20"/>
@@ -13252,7 +13252,7 @@
       <w:pPr>
         <w:pStyle w:val="marker"/>
         <w:ind w:left="800" w:right="800"/>
-        <w:divId w:val="1460223590"/>
+        <w:divId w:val="1967856189"/>
         <w:rPr>
           <w:lang w:val="nl-NL"/>
         </w:rPr>
@@ -13264,13 +13264,13 @@
     <w:p>
       <w:pPr>
         <w:pStyle w:val="Kop3"/>
-        <w:divId w:val="1460223590"/>
-        <w:rPr>
-          <w:rFonts w:eastAsia="Times New Roman"/>
-          <w:lang w:val="nl-NL"/>
-        </w:rPr>
-      </w:pPr>
-      <w:bookmarkStart w:id="67" w:name="_Toc242815461"/>
+        <w:divId w:val="1967856189"/>
+        <w:rPr>
+          <w:rFonts w:eastAsia="Times New Roman"/>
+          <w:lang w:val="nl-NL"/>
+        </w:rPr>
+      </w:pPr>
+      <w:bookmarkStart w:id="67" w:name="_Toc242816609"/>
       <w:r>
         <w:rPr>
           <w:rFonts w:eastAsia="Times New Roman"/>
@@ -13283,7 +13283,7 @@
     <w:p>
       <w:pPr>
         <w:pStyle w:val="subtitel"/>
-        <w:divId w:val="1460223590"/>
+        <w:divId w:val="1967856189"/>
         <w:rPr>
           <w:lang w:val="nl-NL"/>
         </w:rPr>
@@ -13298,7 +13298,7 @@
     <w:p>
       <w:pPr>
         <w:pStyle w:val="Normaalweb"/>
-        <w:divId w:val="1460223590"/>
+        <w:divId w:val="1967856189"/>
         <w:rPr>
           <w:lang w:val="nl-NL"/>
         </w:rPr>
@@ -13313,7 +13313,7 @@
     <w:p>
       <w:pPr>
         <w:pStyle w:val="Normaalweb"/>
-        <w:divId w:val="1460223590"/>
+        <w:divId w:val="1967856189"/>
         <w:rPr>
           <w:lang w:val="nl-NL"/>
         </w:rPr>
@@ -13334,7 +13334,7 @@
     <w:p>
       <w:pPr>
         <w:pStyle w:val="Normaalweb"/>
-        <w:divId w:val="1460223590"/>
+        <w:divId w:val="1967856189"/>
         <w:rPr>
           <w:lang w:val="nl-NL"/>
         </w:rPr>
@@ -13350,7 +13350,7 @@
       <w:pPr>
         <w:pStyle w:val="marker"/>
         <w:ind w:left="800" w:right="800"/>
-        <w:divId w:val="1460223590"/>
+        <w:divId w:val="1967856189"/>
         <w:rPr>
           <w:lang w:val="nl-NL"/>
         </w:rPr>
@@ -13362,13 +13362,13 @@
     <w:p>
       <w:pPr>
         <w:pStyle w:val="Kop3"/>
-        <w:divId w:val="1460223590"/>
-        <w:rPr>
-          <w:rFonts w:eastAsia="Times New Roman"/>
-          <w:lang w:val="nl-NL"/>
-        </w:rPr>
-      </w:pPr>
-      <w:bookmarkStart w:id="68" w:name="_Toc242815462"/>
+        <w:divId w:val="1967856189"/>
+        <w:rPr>
+          <w:rFonts w:eastAsia="Times New Roman"/>
+          <w:lang w:val="nl-NL"/>
+        </w:rPr>
+      </w:pPr>
+      <w:bookmarkStart w:id="68" w:name="_Toc242816610"/>
       <w:r>
         <w:rPr>
           <w:rFonts w:eastAsia="Times New Roman"/>
@@ -13381,7 +13381,7 @@
     <w:p>
       <w:pPr>
         <w:pStyle w:val="subtitel"/>
-        <w:divId w:val="1460223590"/>
+        <w:divId w:val="1967856189"/>
         <w:rPr>
           <w:lang w:val="nl-NL"/>
         </w:rPr>
@@ -13396,7 +13396,7 @@
     <w:p>
       <w:pPr>
         <w:pStyle w:val="Normaalweb"/>
-        <w:divId w:val="1460223590"/>
+        <w:divId w:val="1967856189"/>
         <w:rPr>
           <w:lang w:val="nl-NL"/>
         </w:rPr>
@@ -13417,7 +13417,7 @@
     <w:p>
       <w:pPr>
         <w:pStyle w:val="Normaalweb"/>
-        <w:divId w:val="1460223590"/>
+        <w:divId w:val="1967856189"/>
         <w:rPr>
           <w:lang w:val="nl-NL"/>
         </w:rPr>
@@ -13432,7 +13432,7 @@
     <w:p>
       <w:pPr>
         <w:pStyle w:val="Normaalweb"/>
-        <w:divId w:val="1460223590"/>
+        <w:divId w:val="1967856189"/>
         <w:rPr>
           <w:lang w:val="nl-NL"/>
         </w:rPr>
@@ -13447,7 +13447,7 @@
     <w:p>
       <w:pPr>
         <w:pStyle w:val="Normaalweb"/>
-        <w:divId w:val="1460223590"/>
+        <w:divId w:val="1967856189"/>
         <w:rPr>
           <w:lang w:val="nl-NL"/>
         </w:rPr>
@@ -13469,7 +13469,7 @@
       <w:pPr>
         <w:pStyle w:val="marker"/>
         <w:ind w:left="800" w:right="800"/>
-        <w:divId w:val="1460223590"/>
+        <w:divId w:val="1967856189"/>
         <w:rPr>
           <w:lang w:val="nl-NL"/>
         </w:rPr>
@@ -13481,13 +13481,13 @@
     <w:p>
       <w:pPr>
         <w:pStyle w:val="Kop3"/>
-        <w:divId w:val="1460223590"/>
-        <w:rPr>
-          <w:rFonts w:eastAsia="Times New Roman"/>
-          <w:lang w:val="nl-NL"/>
-        </w:rPr>
-      </w:pPr>
-      <w:bookmarkStart w:id="69" w:name="_Toc242815463"/>
+        <w:divId w:val="1967856189"/>
+        <w:rPr>
+          <w:rFonts w:eastAsia="Times New Roman"/>
+          <w:lang w:val="nl-NL"/>
+        </w:rPr>
+      </w:pPr>
+      <w:bookmarkStart w:id="69" w:name="_Toc242816611"/>
       <w:r>
         <w:rPr>
           <w:rFonts w:eastAsia="Times New Roman"/>
@@ -13500,7 +13500,7 @@
     <w:p>
       <w:pPr>
         <w:pStyle w:val="subtitel"/>
-        <w:divId w:val="1460223590"/>
+        <w:divId w:val="1967856189"/>
         <w:rPr>
           <w:lang w:val="nl-NL"/>
         </w:rPr>
@@ -13515,7 +13515,7 @@
     <w:p>
       <w:pPr>
         <w:pStyle w:val="Normaalweb"/>
-        <w:divId w:val="1460223590"/>
+        <w:divId w:val="1967856189"/>
         <w:rPr>
           <w:lang w:val="nl-NL"/>
         </w:rPr>
@@ -13530,7 +13530,7 @@
     <w:p>
       <w:pPr>
         <w:pStyle w:val="Normaalweb"/>
-        <w:divId w:val="1460223590"/>
+        <w:divId w:val="1967856189"/>
         <w:rPr>
           <w:lang w:val="nl-NL"/>
         </w:rPr>
@@ -13552,7 +13552,7 @@
       <w:pPr>
         <w:pStyle w:val="marker"/>
         <w:ind w:left="800" w:right="800"/>
-        <w:divId w:val="1460223590"/>
+        <w:divId w:val="1967856189"/>
         <w:rPr>
           <w:lang w:val="nl-NL"/>
         </w:rPr>
@@ -13564,13 +13564,13 @@
     <w:p>
       <w:pPr>
         <w:pStyle w:val="Kop1"/>
-        <w:divId w:val="1460223590"/>
-        <w:rPr>
-          <w:rFonts w:eastAsia="Times New Roman"/>
-          <w:lang w:val="nl-NL"/>
-        </w:rPr>
-      </w:pPr>
-      <w:bookmarkStart w:id="70" w:name="_Toc242815464"/>
+        <w:divId w:val="1967856189"/>
+        <w:rPr>
+          <w:rFonts w:eastAsia="Times New Roman"/>
+          <w:lang w:val="nl-NL"/>
+        </w:rPr>
+      </w:pPr>
+      <w:bookmarkStart w:id="70" w:name="_Toc242816612"/>
       <w:r>
         <w:rPr>
           <w:rFonts w:eastAsia="Times New Roman"/>
@@ -13583,13 +13583,13 @@
     <w:p>
       <w:pPr>
         <w:pStyle w:val="Kop3"/>
-        <w:divId w:val="1460223590"/>
-        <w:rPr>
-          <w:rFonts w:eastAsia="Times New Roman"/>
-          <w:lang w:val="nl-NL"/>
-        </w:rPr>
-      </w:pPr>
-      <w:bookmarkStart w:id="71" w:name="_Toc242815465"/>
+        <w:divId w:val="1967856189"/>
+        <w:rPr>
+          <w:rFonts w:eastAsia="Times New Roman"/>
+          <w:lang w:val="nl-NL"/>
+        </w:rPr>
+      </w:pPr>
+      <w:bookmarkStart w:id="71" w:name="_Toc242816613"/>
       <w:r>
         <w:rPr>
           <w:rFonts w:eastAsia="Times New Roman"/>
@@ -13602,7 +13602,7 @@
     <w:p>
       <w:pPr>
         <w:pStyle w:val="subtitel"/>
-        <w:divId w:val="1460223590"/>
+        <w:divId w:val="1967856189"/>
         <w:rPr>
           <w:lang w:val="nl-NL"/>
         </w:rPr>
@@ -13617,7 +13617,7 @@
     <w:p>
       <w:pPr>
         <w:pStyle w:val="Normaalweb"/>
-        <w:divId w:val="1460223590"/>
+        <w:divId w:val="1967856189"/>
         <w:rPr>
           <w:lang w:val="nl-NL"/>
         </w:rPr>
@@ -13632,7 +13632,7 @@
     <w:p>
       <w:pPr>
         <w:pStyle w:val="Normaalweb"/>
-        <w:divId w:val="1460223590"/>
+        <w:divId w:val="1967856189"/>
         <w:rPr>
           <w:lang w:val="nl-NL"/>
         </w:rPr>
@@ -13653,7 +13653,7 @@
     <w:p>
       <w:pPr>
         <w:pStyle w:val="Normaalweb"/>
-        <w:divId w:val="1460223590"/>
+        <w:divId w:val="1967856189"/>
         <w:rPr>
           <w:lang w:val="nl-NL"/>
         </w:rPr>
@@ -13668,7 +13668,7 @@
     <w:p>
       <w:pPr>
         <w:pStyle w:val="Normaalweb"/>
-        <w:divId w:val="1460223590"/>
+        <w:divId w:val="1967856189"/>
         <w:rPr>
           <w:lang w:val="nl-NL"/>
         </w:rPr>
@@ -13682,7 +13682,7 @@
     </w:p>
     <w:p>
       <w:pPr>
-        <w:divId w:val="704864809"/>
+        <w:divId w:val="1486166401"/>
         <w:rPr>
           <w:color w:val="555555"/>
           <w:sz w:val="20"/>
@@ -13800,7 +13800,7 @@
         <w:color w:val="808080"/>
         <w:sz w:val="18"/>
       </w:rPr>
-      <w:t>1</w:t>
+      <w:t>4</w:t>
     </w:r>
     <w:r>
       <w:rPr>
@@ -13843,7 +13843,7 @@
         <w:color w:val="808080"/>
         <w:sz w:val="18"/>
       </w:rPr>
-      <w:t>3</w:t>
+      <w:t>4</w:t>
     </w:r>
     <w:r>
       <w:rPr>
@@ -13935,7 +13935,7 @@
         <w:sz w:val="18"/>
       </w:rPr>
       <w:tab/>
-      <w:t>Laatst gewijzigd: 13 oktober 2026, 20:12</w:t>
+      <w:t>Laatst gewijzigd: 13 oktober 2026, 20:31</w:t>
     </w:r>
   </w:p>
 </w:hdr>
@@ -15306,7 +15306,7 @@
     <w:link w:val="KoptekstChar"/>
     <w:uiPriority w:val="99"/>
     <w:unhideWhenUsed/>
-    <w:rsid w:val="00C1461C"/>
+    <w:rsid w:val="00F961B3"/>
     <w:pPr>
       <w:tabs>
         <w:tab w:val="center" w:pos="4536"/>
@@ -15319,7 +15319,7 @@
     <w:basedOn w:val="Standaardalinea-lettertype"/>
     <w:link w:val="Koptekst"/>
     <w:uiPriority w:val="99"/>
-    <w:rsid w:val="00C1461C"/>
+    <w:rsid w:val="00F961B3"/>
     <w:rPr>
       <w:rFonts w:eastAsiaTheme="minorEastAsia"/>
       <w:sz w:val="24"/>
@@ -15332,7 +15332,7 @@
     <w:link w:val="VoettekstChar"/>
     <w:uiPriority w:val="99"/>
     <w:unhideWhenUsed/>
-    <w:rsid w:val="00C1461C"/>
+    <w:rsid w:val="00F961B3"/>
     <w:pPr>
       <w:tabs>
         <w:tab w:val="center" w:pos="4536"/>
@@ -15345,7 +15345,7 @@
     <w:basedOn w:val="Standaardalinea-lettertype"/>
     <w:link w:val="Voettekst"/>
     <w:uiPriority w:val="99"/>
-    <w:rsid w:val="00C1461C"/>
+    <w:rsid w:val="00F961B3"/>
     <w:rPr>
       <w:rFonts w:eastAsiaTheme="minorEastAsia"/>
       <w:sz w:val="24"/>
@@ -15359,7 +15359,7 @@
     <w:autoRedefine/>
     <w:uiPriority w:val="39"/>
     <w:unhideWhenUsed/>
-    <w:rsid w:val="00C1461C"/>
+    <w:rsid w:val="00F961B3"/>
     <w:pPr>
       <w:spacing w:after="100"/>
       <w:ind w:left="220"/>
@@ -15372,7 +15372,7 @@
     <w:autoRedefine/>
     <w:uiPriority w:val="39"/>
     <w:unhideWhenUsed/>
-    <w:rsid w:val="00C1461C"/>
+    <w:rsid w:val="00F961B3"/>
     <w:pPr>
       <w:spacing w:after="100"/>
     </w:pPr>
@@ -15384,7 +15384,7 @@
     <w:autoRedefine/>
     <w:uiPriority w:val="39"/>
     <w:unhideWhenUsed/>
-    <w:rsid w:val="00C1461C"/>
+    <w:rsid w:val="00F961B3"/>
     <w:pPr>
       <w:spacing w:after="100"/>
       <w:ind w:left="440"/>

--- a/nl/docx/document-a.docx
+++ b/nl/docx/document-a.docx
@@ -7,7 +7,7 @@
         <w:spacing w:after="480"/>
         <w:jc w:val="center"/>
         <w:outlineLvl w:val="1"/>
-        <w:divId w:val="1839424855"/>
+        <w:divId w:val="1500347257"/>
         <w:rPr>
           <w:rFonts w:ascii="Aptos Display" w:eastAsia="Times New Roman" w:hAnsi="Aptos Display"/>
           <w:b/>
@@ -36,7 +36,7 @@
     <w:p>
       <w:pPr>
         <w:pStyle w:val="ondertitel2"/>
-        <w:divId w:val="1839424855"/>
+        <w:divId w:val="1500347257"/>
         <w:rPr>
           <w:lang w:val="nl-NL"/>
         </w:rPr>
@@ -51,7 +51,7 @@
     <w:p>
       <w:pPr>
         <w:pStyle w:val="documentaanduiding2"/>
-        <w:divId w:val="1839424855"/>
+        <w:divId w:val="1500347257"/>
         <w:rPr>
           <w:lang w:val="nl-NL"/>
         </w:rPr>
@@ -66,7 +66,7 @@
     <w:p>
       <w:pPr>
         <w:pStyle w:val="auteur2"/>
-        <w:divId w:val="1839424855"/>
+        <w:divId w:val="1500347257"/>
         <w:rPr>
           <w:lang w:val="nl-NL"/>
         </w:rPr>
@@ -81,23 +81,23 @@
     <w:p>
       <w:pPr>
         <w:pStyle w:val="meta-lijn2"/>
-        <w:divId w:val="1839424855"/>
-        <w:rPr>
-          <w:lang w:val="nl-NL"/>
-        </w:rPr>
-      </w:pPr>
-      <w:r>
-        <w:rPr>
-          <w:lang w:val="nl-NL"/>
-        </w:rPr>
-        <w:t>Versie bijgewerkt: 13 oktober 2026, 20:31</w:t>
+        <w:divId w:val="1500347257"/>
+        <w:rPr>
+          <w:lang w:val="nl-NL"/>
+        </w:rPr>
+      </w:pPr>
+      <w:r>
+        <w:rPr>
+          <w:lang w:val="nl-NL"/>
+        </w:rPr>
+        <w:t>Versie bijgewerkt: 13 oktober 2026, 20:41</w:t>
       </w:r>
     </w:p>
     <w:p>
       <w:pPr>
         <w:pStyle w:val="marker"/>
         <w:ind w:left="800" w:right="800"/>
-        <w:divId w:val="1967856189"/>
+        <w:divId w:val="2093314751"/>
         <w:rPr>
           <w:lang w:val="nl-NL"/>
         </w:rPr>
@@ -110,13 +110,13 @@
       <w:pPr>
         <w:pStyle w:val="Kop2"/>
         <w:pageBreakBefore/>
-        <w:divId w:val="1436903570"/>
-        <w:rPr>
-          <w:rFonts w:eastAsia="Times New Roman"/>
-          <w:lang w:val="nl-NL"/>
-        </w:rPr>
-      </w:pPr>
-      <w:bookmarkStart w:id="0" w:name="_Toc242816542"/>
+        <w:divId w:val="228274027"/>
+        <w:rPr>
+          <w:rFonts w:eastAsia="Times New Roman"/>
+          <w:lang w:val="nl-NL"/>
+        </w:rPr>
+      </w:pPr>
+      <w:bookmarkStart w:id="0" w:name="_Toc242817084"/>
       <w:r>
         <w:rPr>
           <w:rFonts w:eastAsia="Times New Roman"/>
@@ -133,7 +133,7 @@
         <w:tabs>
           <w:tab w:val="right" w:leader="dot" w:pos="9062"/>
         </w:tabs>
-        <w:divId w:val="1436903570"/>
+        <w:divId w:val="228274027"/>
         <w:rPr>
           <w:rFonts w:asciiTheme="minorHAnsi" w:hAnsiTheme="minorHAnsi" w:cstheme="minorBidi"/>
           <w:noProof/>
@@ -184,7 +184,7 @@
         <w:rPr>
           <w:noProof/>
         </w:rPr>
-        <w:instrText xml:space="preserve"> PAGEREF _Toc242816542 \h </w:instrText>
+        <w:instrText xml:space="preserve"> PAGEREF _Toc242817084 \h </w:instrText>
       </w:r>
       <w:r>
         <w:rPr>
@@ -216,7 +216,7 @@
         <w:tabs>
           <w:tab w:val="right" w:leader="dot" w:pos="9062"/>
         </w:tabs>
-        <w:divId w:val="1436903570"/>
+        <w:divId w:val="228274027"/>
         <w:rPr>
           <w:rFonts w:asciiTheme="minorHAnsi" w:hAnsiTheme="minorHAnsi" w:cstheme="minorBidi"/>
           <w:noProof/>
@@ -249,7 +249,7 @@
         <w:rPr>
           <w:noProof/>
         </w:rPr>
-        <w:instrText xml:space="preserve"> PAGEREF _Toc242816543 \h </w:instrText>
+        <w:instrText xml:space="preserve"> PAGEREF _Toc242817085 \h </w:instrText>
       </w:r>
       <w:r>
         <w:rPr>
@@ -281,7 +281,7 @@
         <w:tabs>
           <w:tab w:val="right" w:leader="dot" w:pos="9062"/>
         </w:tabs>
-        <w:divId w:val="1436903570"/>
+        <w:divId w:val="228274027"/>
         <w:rPr>
           <w:rFonts w:asciiTheme="minorHAnsi" w:hAnsiTheme="minorHAnsi" w:cstheme="minorBidi"/>
           <w:noProof/>
@@ -314,7 +314,7 @@
         <w:rPr>
           <w:noProof/>
         </w:rPr>
-        <w:instrText xml:space="preserve"> PAGEREF _Toc242816544 \h </w:instrText>
+        <w:instrText xml:space="preserve"> PAGEREF _Toc242817086 \h </w:instrText>
       </w:r>
       <w:r>
         <w:rPr>
@@ -346,7 +346,7 @@
         <w:tabs>
           <w:tab w:val="right" w:leader="dot" w:pos="9062"/>
         </w:tabs>
-        <w:divId w:val="1436903570"/>
+        <w:divId w:val="228274027"/>
         <w:rPr>
           <w:rFonts w:asciiTheme="minorHAnsi" w:hAnsiTheme="minorHAnsi" w:cstheme="minorBidi"/>
           <w:noProof/>
@@ -379,7 +379,7 @@
         <w:rPr>
           <w:noProof/>
         </w:rPr>
-        <w:instrText xml:space="preserve"> PAGEREF _Toc242816545 \h </w:instrText>
+        <w:instrText xml:space="preserve"> PAGEREF _Toc242817087 \h </w:instrText>
       </w:r>
       <w:r>
         <w:rPr>
@@ -411,7 +411,7 @@
         <w:tabs>
           <w:tab w:val="right" w:leader="dot" w:pos="9062"/>
         </w:tabs>
-        <w:divId w:val="1436903570"/>
+        <w:divId w:val="228274027"/>
         <w:rPr>
           <w:rFonts w:asciiTheme="minorHAnsi" w:hAnsiTheme="minorHAnsi" w:cstheme="minorBidi"/>
           <w:noProof/>
@@ -444,7 +444,7 @@
         <w:rPr>
           <w:noProof/>
         </w:rPr>
-        <w:instrText xml:space="preserve"> PAGEREF _Toc242816546 \h </w:instrText>
+        <w:instrText xml:space="preserve"> PAGEREF _Toc242817088 \h </w:instrText>
       </w:r>
       <w:r>
         <w:rPr>
@@ -476,7 +476,7 @@
         <w:tabs>
           <w:tab w:val="right" w:leader="dot" w:pos="9062"/>
         </w:tabs>
-        <w:divId w:val="1436903570"/>
+        <w:divId w:val="228274027"/>
         <w:rPr>
           <w:rFonts w:asciiTheme="minorHAnsi" w:hAnsiTheme="minorHAnsi" w:cstheme="minorBidi"/>
           <w:noProof/>
@@ -509,7 +509,7 @@
         <w:rPr>
           <w:noProof/>
         </w:rPr>
-        <w:instrText xml:space="preserve"> PAGEREF _Toc242816547 \h </w:instrText>
+        <w:instrText xml:space="preserve"> PAGEREF _Toc242817089 \h </w:instrText>
       </w:r>
       <w:r>
         <w:rPr>
@@ -541,7 +541,7 @@
         <w:tabs>
           <w:tab w:val="right" w:leader="dot" w:pos="9062"/>
         </w:tabs>
-        <w:divId w:val="1436903570"/>
+        <w:divId w:val="228274027"/>
         <w:rPr>
           <w:rFonts w:asciiTheme="minorHAnsi" w:hAnsiTheme="minorHAnsi" w:cstheme="minorBidi"/>
           <w:noProof/>
@@ -574,7 +574,7 @@
         <w:rPr>
           <w:noProof/>
         </w:rPr>
-        <w:instrText xml:space="preserve"> PAGEREF _Toc242816548 \h </w:instrText>
+        <w:instrText xml:space="preserve"> PAGEREF _Toc242817090 \h </w:instrText>
       </w:r>
       <w:r>
         <w:rPr>
@@ -606,7 +606,7 @@
         <w:tabs>
           <w:tab w:val="right" w:leader="dot" w:pos="9062"/>
         </w:tabs>
-        <w:divId w:val="1436903570"/>
+        <w:divId w:val="228274027"/>
         <w:rPr>
           <w:rFonts w:asciiTheme="minorHAnsi" w:hAnsiTheme="minorHAnsi" w:cstheme="minorBidi"/>
           <w:noProof/>
@@ -639,7 +639,7 @@
         <w:rPr>
           <w:noProof/>
         </w:rPr>
-        <w:instrText xml:space="preserve"> PAGEREF _Toc242816549 \h </w:instrText>
+        <w:instrText xml:space="preserve"> PAGEREF _Toc242817091 \h </w:instrText>
       </w:r>
       <w:r>
         <w:rPr>
@@ -671,7 +671,7 @@
         <w:tabs>
           <w:tab w:val="right" w:leader="dot" w:pos="9062"/>
         </w:tabs>
-        <w:divId w:val="1436903570"/>
+        <w:divId w:val="228274027"/>
         <w:rPr>
           <w:rFonts w:asciiTheme="minorHAnsi" w:hAnsiTheme="minorHAnsi" w:cstheme="minorBidi"/>
           <w:noProof/>
@@ -704,7 +704,7 @@
         <w:rPr>
           <w:noProof/>
         </w:rPr>
-        <w:instrText xml:space="preserve"> PAGEREF _Toc242816550 \h </w:instrText>
+        <w:instrText xml:space="preserve"> PAGEREF _Toc242817092 \h </w:instrText>
       </w:r>
       <w:r>
         <w:rPr>
@@ -736,7 +736,7 @@
         <w:tabs>
           <w:tab w:val="right" w:leader="dot" w:pos="9062"/>
         </w:tabs>
-        <w:divId w:val="1436903570"/>
+        <w:divId w:val="228274027"/>
         <w:rPr>
           <w:rFonts w:asciiTheme="minorHAnsi" w:hAnsiTheme="minorHAnsi" w:cstheme="minorBidi"/>
           <w:noProof/>
@@ -769,7 +769,7 @@
         <w:rPr>
           <w:noProof/>
         </w:rPr>
-        <w:instrText xml:space="preserve"> PAGEREF _Toc242816551 \h </w:instrText>
+        <w:instrText xml:space="preserve"> PAGEREF _Toc242817093 \h </w:instrText>
       </w:r>
       <w:r>
         <w:rPr>
@@ -801,7 +801,7 @@
         <w:tabs>
           <w:tab w:val="right" w:leader="dot" w:pos="9062"/>
         </w:tabs>
-        <w:divId w:val="1436903570"/>
+        <w:divId w:val="228274027"/>
         <w:rPr>
           <w:rFonts w:asciiTheme="minorHAnsi" w:hAnsiTheme="minorHAnsi" w:cstheme="minorBidi"/>
           <w:noProof/>
@@ -834,7 +834,7 @@
         <w:rPr>
           <w:noProof/>
         </w:rPr>
-        <w:instrText xml:space="preserve"> PAGEREF _Toc242816552 \h </w:instrText>
+        <w:instrText xml:space="preserve"> PAGEREF _Toc242817094 \h </w:instrText>
       </w:r>
       <w:r>
         <w:rPr>
@@ -866,7 +866,7 @@
         <w:tabs>
           <w:tab w:val="right" w:leader="dot" w:pos="9062"/>
         </w:tabs>
-        <w:divId w:val="1436903570"/>
+        <w:divId w:val="228274027"/>
         <w:rPr>
           <w:rFonts w:asciiTheme="minorHAnsi" w:hAnsiTheme="minorHAnsi" w:cstheme="minorBidi"/>
           <w:noProof/>
@@ -899,7 +899,7 @@
         <w:rPr>
           <w:noProof/>
         </w:rPr>
-        <w:instrText xml:space="preserve"> PAGEREF _Toc242816553 \h </w:instrText>
+        <w:instrText xml:space="preserve"> PAGEREF _Toc242817095 \h </w:instrText>
       </w:r>
       <w:r>
         <w:rPr>
@@ -931,7 +931,7 @@
         <w:tabs>
           <w:tab w:val="right" w:leader="dot" w:pos="9062"/>
         </w:tabs>
-        <w:divId w:val="1436903570"/>
+        <w:divId w:val="228274027"/>
         <w:rPr>
           <w:rFonts w:asciiTheme="minorHAnsi" w:hAnsiTheme="minorHAnsi" w:cstheme="minorBidi"/>
           <w:noProof/>
@@ -964,7 +964,7 @@
         <w:rPr>
           <w:noProof/>
         </w:rPr>
-        <w:instrText xml:space="preserve"> PAGEREF _Toc242816554 \h </w:instrText>
+        <w:instrText xml:space="preserve"> PAGEREF _Toc242817096 \h </w:instrText>
       </w:r>
       <w:r>
         <w:rPr>
@@ -996,7 +996,7 @@
         <w:tabs>
           <w:tab w:val="right" w:leader="dot" w:pos="9062"/>
         </w:tabs>
-        <w:divId w:val="1436903570"/>
+        <w:divId w:val="228274027"/>
         <w:rPr>
           <w:rFonts w:asciiTheme="minorHAnsi" w:hAnsiTheme="minorHAnsi" w:cstheme="minorBidi"/>
           <w:noProof/>
@@ -1029,7 +1029,7 @@
         <w:rPr>
           <w:noProof/>
         </w:rPr>
-        <w:instrText xml:space="preserve"> PAGEREF _Toc242816555 \h </w:instrText>
+        <w:instrText xml:space="preserve"> PAGEREF _Toc242817097 \h </w:instrText>
       </w:r>
       <w:r>
         <w:rPr>
@@ -1061,7 +1061,7 @@
         <w:tabs>
           <w:tab w:val="right" w:leader="dot" w:pos="9062"/>
         </w:tabs>
-        <w:divId w:val="1436903570"/>
+        <w:divId w:val="228274027"/>
         <w:rPr>
           <w:rFonts w:asciiTheme="minorHAnsi" w:hAnsiTheme="minorHAnsi" w:cstheme="minorBidi"/>
           <w:noProof/>
@@ -1094,7 +1094,7 @@
         <w:rPr>
           <w:noProof/>
         </w:rPr>
-        <w:instrText xml:space="preserve"> PAGEREF _Toc242816556 \h </w:instrText>
+        <w:instrText xml:space="preserve"> PAGEREF _Toc242817098 \h </w:instrText>
       </w:r>
       <w:r>
         <w:rPr>
@@ -1126,7 +1126,7 @@
         <w:tabs>
           <w:tab w:val="right" w:leader="dot" w:pos="9062"/>
         </w:tabs>
-        <w:divId w:val="1436903570"/>
+        <w:divId w:val="228274027"/>
         <w:rPr>
           <w:rFonts w:asciiTheme="minorHAnsi" w:hAnsiTheme="minorHAnsi" w:cstheme="minorBidi"/>
           <w:noProof/>
@@ -1159,7 +1159,7 @@
         <w:rPr>
           <w:noProof/>
         </w:rPr>
-        <w:instrText xml:space="preserve"> PAGEREF _Toc242816557 \h </w:instrText>
+        <w:instrText xml:space="preserve"> PAGEREF _Toc242817099 \h </w:instrText>
       </w:r>
       <w:r>
         <w:rPr>
@@ -1191,7 +1191,7 @@
         <w:tabs>
           <w:tab w:val="right" w:leader="dot" w:pos="9062"/>
         </w:tabs>
-        <w:divId w:val="1436903570"/>
+        <w:divId w:val="228274027"/>
         <w:rPr>
           <w:rFonts w:asciiTheme="minorHAnsi" w:hAnsiTheme="minorHAnsi" w:cstheme="minorBidi"/>
           <w:noProof/>
@@ -1224,7 +1224,7 @@
         <w:rPr>
           <w:noProof/>
         </w:rPr>
-        <w:instrText xml:space="preserve"> PAGEREF _Toc242816558 \h </w:instrText>
+        <w:instrText xml:space="preserve"> PAGEREF _Toc242817100 \h </w:instrText>
       </w:r>
       <w:r>
         <w:rPr>
@@ -1256,7 +1256,7 @@
         <w:tabs>
           <w:tab w:val="right" w:leader="dot" w:pos="9062"/>
         </w:tabs>
-        <w:divId w:val="1436903570"/>
+        <w:divId w:val="228274027"/>
         <w:rPr>
           <w:rFonts w:asciiTheme="minorHAnsi" w:hAnsiTheme="minorHAnsi" w:cstheme="minorBidi"/>
           <w:noProof/>
@@ -1289,7 +1289,7 @@
         <w:rPr>
           <w:noProof/>
         </w:rPr>
-        <w:instrText xml:space="preserve"> PAGEREF _Toc242816559 \h </w:instrText>
+        <w:instrText xml:space="preserve"> PAGEREF _Toc242817101 \h </w:instrText>
       </w:r>
       <w:r>
         <w:rPr>
@@ -1321,7 +1321,7 @@
         <w:tabs>
           <w:tab w:val="right" w:leader="dot" w:pos="9062"/>
         </w:tabs>
-        <w:divId w:val="1436903570"/>
+        <w:divId w:val="228274027"/>
         <w:rPr>
           <w:rFonts w:asciiTheme="minorHAnsi" w:hAnsiTheme="minorHAnsi" w:cstheme="minorBidi"/>
           <w:noProof/>
@@ -1354,7 +1354,7 @@
         <w:rPr>
           <w:noProof/>
         </w:rPr>
-        <w:instrText xml:space="preserve"> PAGEREF _Toc242816560 \h </w:instrText>
+        <w:instrText xml:space="preserve"> PAGEREF _Toc242817102 \h </w:instrText>
       </w:r>
       <w:r>
         <w:rPr>
@@ -1386,7 +1386,7 @@
         <w:tabs>
           <w:tab w:val="right" w:leader="dot" w:pos="9062"/>
         </w:tabs>
-        <w:divId w:val="1436903570"/>
+        <w:divId w:val="228274027"/>
         <w:rPr>
           <w:rFonts w:asciiTheme="minorHAnsi" w:hAnsiTheme="minorHAnsi" w:cstheme="minorBidi"/>
           <w:noProof/>
@@ -1419,7 +1419,7 @@
         <w:rPr>
           <w:noProof/>
         </w:rPr>
-        <w:instrText xml:space="preserve"> PAGEREF _Toc242816561 \h </w:instrText>
+        <w:instrText xml:space="preserve"> PAGEREF _Toc242817103 \h </w:instrText>
       </w:r>
       <w:r>
         <w:rPr>
@@ -1451,7 +1451,7 @@
         <w:tabs>
           <w:tab w:val="right" w:leader="dot" w:pos="9062"/>
         </w:tabs>
-        <w:divId w:val="1436903570"/>
+        <w:divId w:val="228274027"/>
         <w:rPr>
           <w:rFonts w:asciiTheme="minorHAnsi" w:hAnsiTheme="minorHAnsi" w:cstheme="minorBidi"/>
           <w:noProof/>
@@ -1484,7 +1484,7 @@
         <w:rPr>
           <w:noProof/>
         </w:rPr>
-        <w:instrText xml:space="preserve"> PAGEREF _Toc242816562 \h </w:instrText>
+        <w:instrText xml:space="preserve"> PAGEREF _Toc242817104 \h </w:instrText>
       </w:r>
       <w:r>
         <w:rPr>
@@ -1516,7 +1516,7 @@
         <w:tabs>
           <w:tab w:val="right" w:leader="dot" w:pos="9062"/>
         </w:tabs>
-        <w:divId w:val="1436903570"/>
+        <w:divId w:val="228274027"/>
         <w:rPr>
           <w:rFonts w:asciiTheme="minorHAnsi" w:hAnsiTheme="minorHAnsi" w:cstheme="minorBidi"/>
           <w:noProof/>
@@ -1549,7 +1549,7 @@
         <w:rPr>
           <w:noProof/>
         </w:rPr>
-        <w:instrText xml:space="preserve"> PAGEREF _Toc242816563 \h </w:instrText>
+        <w:instrText xml:space="preserve"> PAGEREF _Toc242817105 \h </w:instrText>
       </w:r>
       <w:r>
         <w:rPr>
@@ -1581,7 +1581,7 @@
         <w:tabs>
           <w:tab w:val="right" w:leader="dot" w:pos="9062"/>
         </w:tabs>
-        <w:divId w:val="1436903570"/>
+        <w:divId w:val="228274027"/>
         <w:rPr>
           <w:rFonts w:asciiTheme="minorHAnsi" w:hAnsiTheme="minorHAnsi" w:cstheme="minorBidi"/>
           <w:noProof/>
@@ -1614,7 +1614,7 @@
         <w:rPr>
           <w:noProof/>
         </w:rPr>
-        <w:instrText xml:space="preserve"> PAGEREF _Toc242816564 \h </w:instrText>
+        <w:instrText xml:space="preserve"> PAGEREF _Toc242817106 \h </w:instrText>
       </w:r>
       <w:r>
         <w:rPr>
@@ -1646,7 +1646,7 @@
         <w:tabs>
           <w:tab w:val="right" w:leader="dot" w:pos="9062"/>
         </w:tabs>
-        <w:divId w:val="1436903570"/>
+        <w:divId w:val="228274027"/>
         <w:rPr>
           <w:rFonts w:asciiTheme="minorHAnsi" w:hAnsiTheme="minorHAnsi" w:cstheme="minorBidi"/>
           <w:noProof/>
@@ -1679,7 +1679,7 @@
         <w:rPr>
           <w:noProof/>
         </w:rPr>
-        <w:instrText xml:space="preserve"> PAGEREF _Toc242816565 \h </w:instrText>
+        <w:instrText xml:space="preserve"> PAGEREF _Toc242817107 \h </w:instrText>
       </w:r>
       <w:r>
         <w:rPr>
@@ -1711,7 +1711,7 @@
         <w:tabs>
           <w:tab w:val="right" w:leader="dot" w:pos="9062"/>
         </w:tabs>
-        <w:divId w:val="1436903570"/>
+        <w:divId w:val="228274027"/>
         <w:rPr>
           <w:rFonts w:asciiTheme="minorHAnsi" w:hAnsiTheme="minorHAnsi" w:cstheme="minorBidi"/>
           <w:noProof/>
@@ -1744,7 +1744,7 @@
         <w:rPr>
           <w:noProof/>
         </w:rPr>
-        <w:instrText xml:space="preserve"> PAGEREF _Toc242816566 \h </w:instrText>
+        <w:instrText xml:space="preserve"> PAGEREF _Toc242817108 \h </w:instrText>
       </w:r>
       <w:r>
         <w:rPr>
@@ -1776,7 +1776,7 @@
         <w:tabs>
           <w:tab w:val="right" w:leader="dot" w:pos="9062"/>
         </w:tabs>
-        <w:divId w:val="1436903570"/>
+        <w:divId w:val="228274027"/>
         <w:rPr>
           <w:rFonts w:asciiTheme="minorHAnsi" w:hAnsiTheme="minorHAnsi" w:cstheme="minorBidi"/>
           <w:noProof/>
@@ -1809,7 +1809,7 @@
         <w:rPr>
           <w:noProof/>
         </w:rPr>
-        <w:instrText xml:space="preserve"> PAGEREF _Toc242816567 \h </w:instrText>
+        <w:instrText xml:space="preserve"> PAGEREF _Toc242817109 \h </w:instrText>
       </w:r>
       <w:r>
         <w:rPr>
@@ -1841,7 +1841,7 @@
         <w:tabs>
           <w:tab w:val="right" w:leader="dot" w:pos="9062"/>
         </w:tabs>
-        <w:divId w:val="1436903570"/>
+        <w:divId w:val="228274027"/>
         <w:rPr>
           <w:rFonts w:asciiTheme="minorHAnsi" w:hAnsiTheme="minorHAnsi" w:cstheme="minorBidi"/>
           <w:noProof/>
@@ -1874,7 +1874,7 @@
         <w:rPr>
           <w:noProof/>
         </w:rPr>
-        <w:instrText xml:space="preserve"> PAGEREF _Toc242816568 \h </w:instrText>
+        <w:instrText xml:space="preserve"> PAGEREF _Toc242817110 \h </w:instrText>
       </w:r>
       <w:r>
         <w:rPr>
@@ -1906,7 +1906,7 @@
         <w:tabs>
           <w:tab w:val="right" w:leader="dot" w:pos="9062"/>
         </w:tabs>
-        <w:divId w:val="1436903570"/>
+        <w:divId w:val="228274027"/>
         <w:rPr>
           <w:rFonts w:asciiTheme="minorHAnsi" w:hAnsiTheme="minorHAnsi" w:cstheme="minorBidi"/>
           <w:noProof/>
@@ -1939,7 +1939,7 @@
         <w:rPr>
           <w:noProof/>
         </w:rPr>
-        <w:instrText xml:space="preserve"> PAGEREF _Toc242816569 \h </w:instrText>
+        <w:instrText xml:space="preserve"> PAGEREF _Toc242817111 \h </w:instrText>
       </w:r>
       <w:r>
         <w:rPr>
@@ -1971,7 +1971,7 @@
         <w:tabs>
           <w:tab w:val="right" w:leader="dot" w:pos="9062"/>
         </w:tabs>
-        <w:divId w:val="1436903570"/>
+        <w:divId w:val="228274027"/>
         <w:rPr>
           <w:rFonts w:asciiTheme="minorHAnsi" w:hAnsiTheme="minorHAnsi" w:cstheme="minorBidi"/>
           <w:noProof/>
@@ -2004,7 +2004,7 @@
         <w:rPr>
           <w:noProof/>
         </w:rPr>
-        <w:instrText xml:space="preserve"> PAGEREF _Toc242816570 \h </w:instrText>
+        <w:instrText xml:space="preserve"> PAGEREF _Toc242817112 \h </w:instrText>
       </w:r>
       <w:r>
         <w:rPr>
@@ -2036,7 +2036,7 @@
         <w:tabs>
           <w:tab w:val="right" w:leader="dot" w:pos="9062"/>
         </w:tabs>
-        <w:divId w:val="1436903570"/>
+        <w:divId w:val="228274027"/>
         <w:rPr>
           <w:rFonts w:asciiTheme="minorHAnsi" w:hAnsiTheme="minorHAnsi" w:cstheme="minorBidi"/>
           <w:noProof/>
@@ -2069,7 +2069,7 @@
         <w:rPr>
           <w:noProof/>
         </w:rPr>
-        <w:instrText xml:space="preserve"> PAGEREF _Toc242816571 \h </w:instrText>
+        <w:instrText xml:space="preserve"> PAGEREF _Toc242817113 \h </w:instrText>
       </w:r>
       <w:r>
         <w:rPr>
@@ -2101,7 +2101,7 @@
         <w:tabs>
           <w:tab w:val="right" w:leader="dot" w:pos="9062"/>
         </w:tabs>
-        <w:divId w:val="1436903570"/>
+        <w:divId w:val="228274027"/>
         <w:rPr>
           <w:rFonts w:asciiTheme="minorHAnsi" w:hAnsiTheme="minorHAnsi" w:cstheme="minorBidi"/>
           <w:noProof/>
@@ -2134,7 +2134,7 @@
         <w:rPr>
           <w:noProof/>
         </w:rPr>
-        <w:instrText xml:space="preserve"> PAGEREF _Toc242816572 \h </w:instrText>
+        <w:instrText xml:space="preserve"> PAGEREF _Toc242817114 \h </w:instrText>
       </w:r>
       <w:r>
         <w:rPr>
@@ -2166,7 +2166,7 @@
         <w:tabs>
           <w:tab w:val="right" w:leader="dot" w:pos="9062"/>
         </w:tabs>
-        <w:divId w:val="1436903570"/>
+        <w:divId w:val="228274027"/>
         <w:rPr>
           <w:rFonts w:asciiTheme="minorHAnsi" w:hAnsiTheme="minorHAnsi" w:cstheme="minorBidi"/>
           <w:noProof/>
@@ -2199,7 +2199,7 @@
         <w:rPr>
           <w:noProof/>
         </w:rPr>
-        <w:instrText xml:space="preserve"> PAGEREF _Toc242816573 \h </w:instrText>
+        <w:instrText xml:space="preserve"> PAGEREF _Toc242817115 \h </w:instrText>
       </w:r>
       <w:r>
         <w:rPr>
@@ -2231,7 +2231,7 @@
         <w:tabs>
           <w:tab w:val="right" w:leader="dot" w:pos="9062"/>
         </w:tabs>
-        <w:divId w:val="1436903570"/>
+        <w:divId w:val="228274027"/>
         <w:rPr>
           <w:rFonts w:asciiTheme="minorHAnsi" w:hAnsiTheme="minorHAnsi" w:cstheme="minorBidi"/>
           <w:noProof/>
@@ -2264,7 +2264,7 @@
         <w:rPr>
           <w:noProof/>
         </w:rPr>
-        <w:instrText xml:space="preserve"> PAGEREF _Toc242816574 \h </w:instrText>
+        <w:instrText xml:space="preserve"> PAGEREF _Toc242817116 \h </w:instrText>
       </w:r>
       <w:r>
         <w:rPr>
@@ -2296,7 +2296,7 @@
         <w:tabs>
           <w:tab w:val="right" w:leader="dot" w:pos="9062"/>
         </w:tabs>
-        <w:divId w:val="1436903570"/>
+        <w:divId w:val="228274027"/>
         <w:rPr>
           <w:rFonts w:asciiTheme="minorHAnsi" w:hAnsiTheme="minorHAnsi" w:cstheme="minorBidi"/>
           <w:noProof/>
@@ -2329,7 +2329,7 @@
         <w:rPr>
           <w:noProof/>
         </w:rPr>
-        <w:instrText xml:space="preserve"> PAGEREF _Toc242816575 \h </w:instrText>
+        <w:instrText xml:space="preserve"> PAGEREF _Toc242817117 \h </w:instrText>
       </w:r>
       <w:r>
         <w:rPr>
@@ -2361,7 +2361,7 @@
         <w:tabs>
           <w:tab w:val="right" w:leader="dot" w:pos="9062"/>
         </w:tabs>
-        <w:divId w:val="1436903570"/>
+        <w:divId w:val="228274027"/>
         <w:rPr>
           <w:rFonts w:asciiTheme="minorHAnsi" w:hAnsiTheme="minorHAnsi" w:cstheme="minorBidi"/>
           <w:noProof/>
@@ -2394,7 +2394,7 @@
         <w:rPr>
           <w:noProof/>
         </w:rPr>
-        <w:instrText xml:space="preserve"> PAGEREF _Toc242816576 \h </w:instrText>
+        <w:instrText xml:space="preserve"> PAGEREF _Toc242817118 \h </w:instrText>
       </w:r>
       <w:r>
         <w:rPr>
@@ -2426,7 +2426,7 @@
         <w:tabs>
           <w:tab w:val="right" w:leader="dot" w:pos="9062"/>
         </w:tabs>
-        <w:divId w:val="1436903570"/>
+        <w:divId w:val="228274027"/>
         <w:rPr>
           <w:rFonts w:asciiTheme="minorHAnsi" w:hAnsiTheme="minorHAnsi" w:cstheme="minorBidi"/>
           <w:noProof/>
@@ -2459,7 +2459,7 @@
         <w:rPr>
           <w:noProof/>
         </w:rPr>
-        <w:instrText xml:space="preserve"> PAGEREF _Toc242816577 \h </w:instrText>
+        <w:instrText xml:space="preserve"> PAGEREF _Toc242817119 \h </w:instrText>
       </w:r>
       <w:r>
         <w:rPr>
@@ -2491,7 +2491,7 @@
         <w:tabs>
           <w:tab w:val="right" w:leader="dot" w:pos="9062"/>
         </w:tabs>
-        <w:divId w:val="1436903570"/>
+        <w:divId w:val="228274027"/>
         <w:rPr>
           <w:rFonts w:asciiTheme="minorHAnsi" w:hAnsiTheme="minorHAnsi" w:cstheme="minorBidi"/>
           <w:noProof/>
@@ -2524,7 +2524,7 @@
         <w:rPr>
           <w:noProof/>
         </w:rPr>
-        <w:instrText xml:space="preserve"> PAGEREF _Toc242816578 \h </w:instrText>
+        <w:instrText xml:space="preserve"> PAGEREF _Toc242817120 \h </w:instrText>
       </w:r>
       <w:r>
         <w:rPr>
@@ -2556,7 +2556,7 @@
         <w:tabs>
           <w:tab w:val="right" w:leader="dot" w:pos="9062"/>
         </w:tabs>
-        <w:divId w:val="1436903570"/>
+        <w:divId w:val="228274027"/>
         <w:rPr>
           <w:rFonts w:asciiTheme="minorHAnsi" w:hAnsiTheme="minorHAnsi" w:cstheme="minorBidi"/>
           <w:noProof/>
@@ -2589,7 +2589,7 @@
         <w:rPr>
           <w:noProof/>
         </w:rPr>
-        <w:instrText xml:space="preserve"> PAGEREF _Toc242816579 \h </w:instrText>
+        <w:instrText xml:space="preserve"> PAGEREF _Toc242817121 \h </w:instrText>
       </w:r>
       <w:r>
         <w:rPr>
@@ -2621,7 +2621,7 @@
         <w:tabs>
           <w:tab w:val="right" w:leader="dot" w:pos="9062"/>
         </w:tabs>
-        <w:divId w:val="1436903570"/>
+        <w:divId w:val="228274027"/>
         <w:rPr>
           <w:rFonts w:asciiTheme="minorHAnsi" w:hAnsiTheme="minorHAnsi" w:cstheme="minorBidi"/>
           <w:noProof/>
@@ -2654,7 +2654,7 @@
         <w:rPr>
           <w:noProof/>
         </w:rPr>
-        <w:instrText xml:space="preserve"> PAGEREF _Toc242816580 \h </w:instrText>
+        <w:instrText xml:space="preserve"> PAGEREF _Toc242817122 \h </w:instrText>
       </w:r>
       <w:r>
         <w:rPr>
@@ -2686,7 +2686,7 @@
         <w:tabs>
           <w:tab w:val="right" w:leader="dot" w:pos="9062"/>
         </w:tabs>
-        <w:divId w:val="1436903570"/>
+        <w:divId w:val="228274027"/>
         <w:rPr>
           <w:rFonts w:asciiTheme="minorHAnsi" w:hAnsiTheme="minorHAnsi" w:cstheme="minorBidi"/>
           <w:noProof/>
@@ -2719,7 +2719,7 @@
         <w:rPr>
           <w:noProof/>
         </w:rPr>
-        <w:instrText xml:space="preserve"> PAGEREF _Toc242816581 \h </w:instrText>
+        <w:instrText xml:space="preserve"> PAGEREF _Toc242817123 \h </w:instrText>
       </w:r>
       <w:r>
         <w:rPr>
@@ -2751,7 +2751,7 @@
         <w:tabs>
           <w:tab w:val="right" w:leader="dot" w:pos="9062"/>
         </w:tabs>
-        <w:divId w:val="1436903570"/>
+        <w:divId w:val="228274027"/>
         <w:rPr>
           <w:rFonts w:asciiTheme="minorHAnsi" w:hAnsiTheme="minorHAnsi" w:cstheme="minorBidi"/>
           <w:noProof/>
@@ -2784,7 +2784,7 @@
         <w:rPr>
           <w:noProof/>
         </w:rPr>
-        <w:instrText xml:space="preserve"> PAGEREF _Toc242816582 \h </w:instrText>
+        <w:instrText xml:space="preserve"> PAGEREF _Toc242817124 \h </w:instrText>
       </w:r>
       <w:r>
         <w:rPr>
@@ -2816,7 +2816,7 @@
         <w:tabs>
           <w:tab w:val="right" w:leader="dot" w:pos="9062"/>
         </w:tabs>
-        <w:divId w:val="1436903570"/>
+        <w:divId w:val="228274027"/>
         <w:rPr>
           <w:rFonts w:asciiTheme="minorHAnsi" w:hAnsiTheme="minorHAnsi" w:cstheme="minorBidi"/>
           <w:noProof/>
@@ -2849,7 +2849,7 @@
         <w:rPr>
           <w:noProof/>
         </w:rPr>
-        <w:instrText xml:space="preserve"> PAGEREF _Toc242816583 \h </w:instrText>
+        <w:instrText xml:space="preserve"> PAGEREF _Toc242817125 \h </w:instrText>
       </w:r>
       <w:r>
         <w:rPr>
@@ -2881,7 +2881,7 @@
         <w:tabs>
           <w:tab w:val="right" w:leader="dot" w:pos="9062"/>
         </w:tabs>
-        <w:divId w:val="1436903570"/>
+        <w:divId w:val="228274027"/>
         <w:rPr>
           <w:rFonts w:asciiTheme="minorHAnsi" w:hAnsiTheme="minorHAnsi" w:cstheme="minorBidi"/>
           <w:noProof/>
@@ -2914,7 +2914,7 @@
         <w:rPr>
           <w:noProof/>
         </w:rPr>
-        <w:instrText xml:space="preserve"> PAGEREF _Toc242816584 \h </w:instrText>
+        <w:instrText xml:space="preserve"> PAGEREF _Toc242817126 \h </w:instrText>
       </w:r>
       <w:r>
         <w:rPr>
@@ -2946,7 +2946,7 @@
         <w:tabs>
           <w:tab w:val="right" w:leader="dot" w:pos="9062"/>
         </w:tabs>
-        <w:divId w:val="1436903570"/>
+        <w:divId w:val="228274027"/>
         <w:rPr>
           <w:rFonts w:asciiTheme="minorHAnsi" w:hAnsiTheme="minorHAnsi" w:cstheme="minorBidi"/>
           <w:noProof/>
@@ -2979,7 +2979,7 @@
         <w:rPr>
           <w:noProof/>
         </w:rPr>
-        <w:instrText xml:space="preserve"> PAGEREF _Toc242816585 \h </w:instrText>
+        <w:instrText xml:space="preserve"> PAGEREF _Toc242817127 \h </w:instrText>
       </w:r>
       <w:r>
         <w:rPr>
@@ -3011,7 +3011,7 @@
         <w:tabs>
           <w:tab w:val="right" w:leader="dot" w:pos="9062"/>
         </w:tabs>
-        <w:divId w:val="1436903570"/>
+        <w:divId w:val="228274027"/>
         <w:rPr>
           <w:rFonts w:asciiTheme="minorHAnsi" w:hAnsiTheme="minorHAnsi" w:cstheme="minorBidi"/>
           <w:noProof/>
@@ -3044,7 +3044,7 @@
         <w:rPr>
           <w:noProof/>
         </w:rPr>
-        <w:instrText xml:space="preserve"> PAGEREF _Toc242816586 \h </w:instrText>
+        <w:instrText xml:space="preserve"> PAGEREF _Toc242817128 \h </w:instrText>
       </w:r>
       <w:r>
         <w:rPr>
@@ -3076,7 +3076,7 @@
         <w:tabs>
           <w:tab w:val="right" w:leader="dot" w:pos="9062"/>
         </w:tabs>
-        <w:divId w:val="1436903570"/>
+        <w:divId w:val="228274027"/>
         <w:rPr>
           <w:rFonts w:asciiTheme="minorHAnsi" w:hAnsiTheme="minorHAnsi" w:cstheme="minorBidi"/>
           <w:noProof/>
@@ -3109,7 +3109,7 @@
         <w:rPr>
           <w:noProof/>
         </w:rPr>
-        <w:instrText xml:space="preserve"> PAGEREF _Toc242816587 \h </w:instrText>
+        <w:instrText xml:space="preserve"> PAGEREF _Toc242817129 \h </w:instrText>
       </w:r>
       <w:r>
         <w:rPr>
@@ -3141,7 +3141,7 @@
         <w:tabs>
           <w:tab w:val="right" w:leader="dot" w:pos="9062"/>
         </w:tabs>
-        <w:divId w:val="1436903570"/>
+        <w:divId w:val="228274027"/>
         <w:rPr>
           <w:rFonts w:asciiTheme="minorHAnsi" w:hAnsiTheme="minorHAnsi" w:cstheme="minorBidi"/>
           <w:noProof/>
@@ -3174,7 +3174,7 @@
         <w:rPr>
           <w:noProof/>
         </w:rPr>
-        <w:instrText xml:space="preserve"> PAGEREF _Toc242816588 \h </w:instrText>
+        <w:instrText xml:space="preserve"> PAGEREF _Toc242817130 \h </w:instrText>
       </w:r>
       <w:r>
         <w:rPr>
@@ -3206,7 +3206,7 @@
         <w:tabs>
           <w:tab w:val="right" w:leader="dot" w:pos="9062"/>
         </w:tabs>
-        <w:divId w:val="1436903570"/>
+        <w:divId w:val="228274027"/>
         <w:rPr>
           <w:rFonts w:asciiTheme="minorHAnsi" w:hAnsiTheme="minorHAnsi" w:cstheme="minorBidi"/>
           <w:noProof/>
@@ -3239,7 +3239,7 @@
         <w:rPr>
           <w:noProof/>
         </w:rPr>
-        <w:instrText xml:space="preserve"> PAGEREF _Toc242816589 \h </w:instrText>
+        <w:instrText xml:space="preserve"> PAGEREF _Toc242817131 \h </w:instrText>
       </w:r>
       <w:r>
         <w:rPr>
@@ -3271,7 +3271,7 @@
         <w:tabs>
           <w:tab w:val="right" w:leader="dot" w:pos="9062"/>
         </w:tabs>
-        <w:divId w:val="1436903570"/>
+        <w:divId w:val="228274027"/>
         <w:rPr>
           <w:rFonts w:asciiTheme="minorHAnsi" w:hAnsiTheme="minorHAnsi" w:cstheme="minorBidi"/>
           <w:noProof/>
@@ -3304,7 +3304,7 @@
         <w:rPr>
           <w:noProof/>
         </w:rPr>
-        <w:instrText xml:space="preserve"> PAGEREF _Toc242816590 \h </w:instrText>
+        <w:instrText xml:space="preserve"> PAGEREF _Toc242817132 \h </w:instrText>
       </w:r>
       <w:r>
         <w:rPr>
@@ -3336,7 +3336,7 @@
         <w:tabs>
           <w:tab w:val="right" w:leader="dot" w:pos="9062"/>
         </w:tabs>
-        <w:divId w:val="1436903570"/>
+        <w:divId w:val="228274027"/>
         <w:rPr>
           <w:rFonts w:asciiTheme="minorHAnsi" w:hAnsiTheme="minorHAnsi" w:cstheme="minorBidi"/>
           <w:noProof/>
@@ -3369,7 +3369,7 @@
         <w:rPr>
           <w:noProof/>
         </w:rPr>
-        <w:instrText xml:space="preserve"> PAGEREF _Toc242816591 \h </w:instrText>
+        <w:instrText xml:space="preserve"> PAGEREF _Toc242817133 \h </w:instrText>
       </w:r>
       <w:r>
         <w:rPr>
@@ -3401,7 +3401,7 @@
         <w:tabs>
           <w:tab w:val="right" w:leader="dot" w:pos="9062"/>
         </w:tabs>
-        <w:divId w:val="1436903570"/>
+        <w:divId w:val="228274027"/>
         <w:rPr>
           <w:rFonts w:asciiTheme="minorHAnsi" w:hAnsiTheme="minorHAnsi" w:cstheme="minorBidi"/>
           <w:noProof/>
@@ -3434,7 +3434,7 @@
         <w:rPr>
           <w:noProof/>
         </w:rPr>
-        <w:instrText xml:space="preserve"> PAGEREF _Toc242816592 \h </w:instrText>
+        <w:instrText xml:space="preserve"> PAGEREF _Toc242817134 \h </w:instrText>
       </w:r>
       <w:r>
         <w:rPr>
@@ -3466,7 +3466,7 @@
         <w:tabs>
           <w:tab w:val="right" w:leader="dot" w:pos="9062"/>
         </w:tabs>
-        <w:divId w:val="1436903570"/>
+        <w:divId w:val="228274027"/>
         <w:rPr>
           <w:rFonts w:asciiTheme="minorHAnsi" w:hAnsiTheme="minorHAnsi" w:cstheme="minorBidi"/>
           <w:noProof/>
@@ -3499,7 +3499,7 @@
         <w:rPr>
           <w:noProof/>
         </w:rPr>
-        <w:instrText xml:space="preserve"> PAGEREF _Toc242816593 \h </w:instrText>
+        <w:instrText xml:space="preserve"> PAGEREF _Toc242817135 \h </w:instrText>
       </w:r>
       <w:r>
         <w:rPr>
@@ -3531,7 +3531,7 @@
         <w:tabs>
           <w:tab w:val="right" w:leader="dot" w:pos="9062"/>
         </w:tabs>
-        <w:divId w:val="1436903570"/>
+        <w:divId w:val="228274027"/>
         <w:rPr>
           <w:rFonts w:asciiTheme="minorHAnsi" w:hAnsiTheme="minorHAnsi" w:cstheme="minorBidi"/>
           <w:noProof/>
@@ -3564,7 +3564,7 @@
         <w:rPr>
           <w:noProof/>
         </w:rPr>
-        <w:instrText xml:space="preserve"> PAGEREF _Toc242816594 \h </w:instrText>
+        <w:instrText xml:space="preserve"> PAGEREF _Toc242817136 \h </w:instrText>
       </w:r>
       <w:r>
         <w:rPr>
@@ -3596,7 +3596,7 @@
         <w:tabs>
           <w:tab w:val="right" w:leader="dot" w:pos="9062"/>
         </w:tabs>
-        <w:divId w:val="1436903570"/>
+        <w:divId w:val="228274027"/>
         <w:rPr>
           <w:rFonts w:asciiTheme="minorHAnsi" w:hAnsiTheme="minorHAnsi" w:cstheme="minorBidi"/>
           <w:noProof/>
@@ -3629,7 +3629,7 @@
         <w:rPr>
           <w:noProof/>
         </w:rPr>
-        <w:instrText xml:space="preserve"> PAGEREF _Toc242816595 \h </w:instrText>
+        <w:instrText xml:space="preserve"> PAGEREF _Toc242817137 \h </w:instrText>
       </w:r>
       <w:r>
         <w:rPr>
@@ -3661,7 +3661,7 @@
         <w:tabs>
           <w:tab w:val="right" w:leader="dot" w:pos="9062"/>
         </w:tabs>
-        <w:divId w:val="1436903570"/>
+        <w:divId w:val="228274027"/>
         <w:rPr>
           <w:rFonts w:asciiTheme="minorHAnsi" w:hAnsiTheme="minorHAnsi" w:cstheme="minorBidi"/>
           <w:noProof/>
@@ -3694,7 +3694,7 @@
         <w:rPr>
           <w:noProof/>
         </w:rPr>
-        <w:instrText xml:space="preserve"> PAGEREF _Toc242816596 \h </w:instrText>
+        <w:instrText xml:space="preserve"> PAGEREF _Toc242817138 \h </w:instrText>
       </w:r>
       <w:r>
         <w:rPr>
@@ -3726,7 +3726,7 @@
         <w:tabs>
           <w:tab w:val="right" w:leader="dot" w:pos="9062"/>
         </w:tabs>
-        <w:divId w:val="1436903570"/>
+        <w:divId w:val="228274027"/>
         <w:rPr>
           <w:rFonts w:asciiTheme="minorHAnsi" w:hAnsiTheme="minorHAnsi" w:cstheme="minorBidi"/>
           <w:noProof/>
@@ -3759,7 +3759,7 @@
         <w:rPr>
           <w:noProof/>
         </w:rPr>
-        <w:instrText xml:space="preserve"> PAGEREF _Toc242816597 \h </w:instrText>
+        <w:instrText xml:space="preserve"> PAGEREF _Toc242817139 \h </w:instrText>
       </w:r>
       <w:r>
         <w:rPr>
@@ -3791,7 +3791,7 @@
         <w:tabs>
           <w:tab w:val="right" w:leader="dot" w:pos="9062"/>
         </w:tabs>
-        <w:divId w:val="1436903570"/>
+        <w:divId w:val="228274027"/>
         <w:rPr>
           <w:rFonts w:asciiTheme="minorHAnsi" w:hAnsiTheme="minorHAnsi" w:cstheme="minorBidi"/>
           <w:noProof/>
@@ -3824,7 +3824,7 @@
         <w:rPr>
           <w:noProof/>
         </w:rPr>
-        <w:instrText xml:space="preserve"> PAGEREF _Toc242816598 \h </w:instrText>
+        <w:instrText xml:space="preserve"> PAGEREF _Toc242817140 \h </w:instrText>
       </w:r>
       <w:r>
         <w:rPr>
@@ -3856,7 +3856,7 @@
         <w:tabs>
           <w:tab w:val="right" w:leader="dot" w:pos="9062"/>
         </w:tabs>
-        <w:divId w:val="1436903570"/>
+        <w:divId w:val="228274027"/>
         <w:rPr>
           <w:rFonts w:asciiTheme="minorHAnsi" w:hAnsiTheme="minorHAnsi" w:cstheme="minorBidi"/>
           <w:noProof/>
@@ -3889,7 +3889,7 @@
         <w:rPr>
           <w:noProof/>
         </w:rPr>
-        <w:instrText xml:space="preserve"> PAGEREF _Toc242816599 \h </w:instrText>
+        <w:instrText xml:space="preserve"> PAGEREF _Toc242817141 \h </w:instrText>
       </w:r>
       <w:r>
         <w:rPr>
@@ -3921,7 +3921,7 @@
         <w:tabs>
           <w:tab w:val="right" w:leader="dot" w:pos="9062"/>
         </w:tabs>
-        <w:divId w:val="1436903570"/>
+        <w:divId w:val="228274027"/>
         <w:rPr>
           <w:rFonts w:asciiTheme="minorHAnsi" w:hAnsiTheme="minorHAnsi" w:cstheme="minorBidi"/>
           <w:noProof/>
@@ -3954,7 +3954,7 @@
         <w:rPr>
           <w:noProof/>
         </w:rPr>
-        <w:instrText xml:space="preserve"> PAGEREF _Toc242816600 \h </w:instrText>
+        <w:instrText xml:space="preserve"> PAGEREF _Toc242817142 \h </w:instrText>
       </w:r>
       <w:r>
         <w:rPr>
@@ -3986,7 +3986,7 @@
         <w:tabs>
           <w:tab w:val="right" w:leader="dot" w:pos="9062"/>
         </w:tabs>
-        <w:divId w:val="1436903570"/>
+        <w:divId w:val="228274027"/>
         <w:rPr>
           <w:rFonts w:asciiTheme="minorHAnsi" w:hAnsiTheme="minorHAnsi" w:cstheme="minorBidi"/>
           <w:noProof/>
@@ -4019,7 +4019,7 @@
         <w:rPr>
           <w:noProof/>
         </w:rPr>
-        <w:instrText xml:space="preserve"> PAGEREF _Toc242816601 \h </w:instrText>
+        <w:instrText xml:space="preserve"> PAGEREF _Toc242817143 \h </w:instrText>
       </w:r>
       <w:r>
         <w:rPr>
@@ -4051,7 +4051,7 @@
         <w:tabs>
           <w:tab w:val="right" w:leader="dot" w:pos="9062"/>
         </w:tabs>
-        <w:divId w:val="1436903570"/>
+        <w:divId w:val="228274027"/>
         <w:rPr>
           <w:rFonts w:asciiTheme="minorHAnsi" w:hAnsiTheme="minorHAnsi" w:cstheme="minorBidi"/>
           <w:noProof/>
@@ -4084,7 +4084,7 @@
         <w:rPr>
           <w:noProof/>
         </w:rPr>
-        <w:instrText xml:space="preserve"> PAGEREF _Toc242816602 \h </w:instrText>
+        <w:instrText xml:space="preserve"> PAGEREF _Toc242817144 \h </w:instrText>
       </w:r>
       <w:r>
         <w:rPr>
@@ -4116,7 +4116,7 @@
         <w:tabs>
           <w:tab w:val="right" w:leader="dot" w:pos="9062"/>
         </w:tabs>
-        <w:divId w:val="1436903570"/>
+        <w:divId w:val="228274027"/>
         <w:rPr>
           <w:rFonts w:asciiTheme="minorHAnsi" w:hAnsiTheme="minorHAnsi" w:cstheme="minorBidi"/>
           <w:noProof/>
@@ -4149,7 +4149,7 @@
         <w:rPr>
           <w:noProof/>
         </w:rPr>
-        <w:instrText xml:space="preserve"> PAGEREF _Toc242816603 \h </w:instrText>
+        <w:instrText xml:space="preserve"> PAGEREF _Toc242817145 \h </w:instrText>
       </w:r>
       <w:r>
         <w:rPr>
@@ -4181,7 +4181,7 @@
         <w:tabs>
           <w:tab w:val="right" w:leader="dot" w:pos="9062"/>
         </w:tabs>
-        <w:divId w:val="1436903570"/>
+        <w:divId w:val="228274027"/>
         <w:rPr>
           <w:rFonts w:asciiTheme="minorHAnsi" w:hAnsiTheme="minorHAnsi" w:cstheme="minorBidi"/>
           <w:noProof/>
@@ -4214,7 +4214,7 @@
         <w:rPr>
           <w:noProof/>
         </w:rPr>
-        <w:instrText xml:space="preserve"> PAGEREF _Toc242816604 \h </w:instrText>
+        <w:instrText xml:space="preserve"> PAGEREF _Toc242817146 \h </w:instrText>
       </w:r>
       <w:r>
         <w:rPr>
@@ -4246,7 +4246,7 @@
         <w:tabs>
           <w:tab w:val="right" w:leader="dot" w:pos="9062"/>
         </w:tabs>
-        <w:divId w:val="1436903570"/>
+        <w:divId w:val="228274027"/>
         <w:rPr>
           <w:rFonts w:asciiTheme="minorHAnsi" w:hAnsiTheme="minorHAnsi" w:cstheme="minorBidi"/>
           <w:noProof/>
@@ -4279,7 +4279,7 @@
         <w:rPr>
           <w:noProof/>
         </w:rPr>
-        <w:instrText xml:space="preserve"> PAGEREF _Toc242816605 \h </w:instrText>
+        <w:instrText xml:space="preserve"> PAGEREF _Toc242817147 \h </w:instrText>
       </w:r>
       <w:r>
         <w:rPr>
@@ -4311,7 +4311,7 @@
         <w:tabs>
           <w:tab w:val="right" w:leader="dot" w:pos="9062"/>
         </w:tabs>
-        <w:divId w:val="1436903570"/>
+        <w:divId w:val="228274027"/>
         <w:rPr>
           <w:rFonts w:asciiTheme="minorHAnsi" w:hAnsiTheme="minorHAnsi" w:cstheme="minorBidi"/>
           <w:noProof/>
@@ -4344,7 +4344,7 @@
         <w:rPr>
           <w:noProof/>
         </w:rPr>
-        <w:instrText xml:space="preserve"> PAGEREF _Toc242816606 \h </w:instrText>
+        <w:instrText xml:space="preserve"> PAGEREF _Toc242817148 \h </w:instrText>
       </w:r>
       <w:r>
         <w:rPr>
@@ -4376,7 +4376,7 @@
         <w:tabs>
           <w:tab w:val="right" w:leader="dot" w:pos="9062"/>
         </w:tabs>
-        <w:divId w:val="1436903570"/>
+        <w:divId w:val="228274027"/>
         <w:rPr>
           <w:rFonts w:asciiTheme="minorHAnsi" w:hAnsiTheme="minorHAnsi" w:cstheme="minorBidi"/>
           <w:noProof/>
@@ -4409,7 +4409,7 @@
         <w:rPr>
           <w:noProof/>
         </w:rPr>
-        <w:instrText xml:space="preserve"> PAGEREF _Toc242816607 \h </w:instrText>
+        <w:instrText xml:space="preserve"> PAGEREF _Toc242817149 \h </w:instrText>
       </w:r>
       <w:r>
         <w:rPr>
@@ -4441,7 +4441,7 @@
         <w:tabs>
           <w:tab w:val="right" w:leader="dot" w:pos="9062"/>
         </w:tabs>
-        <w:divId w:val="1436903570"/>
+        <w:divId w:val="228274027"/>
         <w:rPr>
           <w:rFonts w:asciiTheme="minorHAnsi" w:hAnsiTheme="minorHAnsi" w:cstheme="minorBidi"/>
           <w:noProof/>
@@ -4474,7 +4474,7 @@
         <w:rPr>
           <w:noProof/>
         </w:rPr>
-        <w:instrText xml:space="preserve"> PAGEREF _Toc242816608 \h </w:instrText>
+        <w:instrText xml:space="preserve"> PAGEREF _Toc242817150 \h </w:instrText>
       </w:r>
       <w:r>
         <w:rPr>
@@ -4506,7 +4506,7 @@
         <w:tabs>
           <w:tab w:val="right" w:leader="dot" w:pos="9062"/>
         </w:tabs>
-        <w:divId w:val="1436903570"/>
+        <w:divId w:val="228274027"/>
         <w:rPr>
           <w:rFonts w:asciiTheme="minorHAnsi" w:hAnsiTheme="minorHAnsi" w:cstheme="minorBidi"/>
           <w:noProof/>
@@ -4539,7 +4539,7 @@
         <w:rPr>
           <w:noProof/>
         </w:rPr>
-        <w:instrText xml:space="preserve"> PAGEREF _Toc242816609 \h </w:instrText>
+        <w:instrText xml:space="preserve"> PAGEREF _Toc242817151 \h </w:instrText>
       </w:r>
       <w:r>
         <w:rPr>
@@ -4571,7 +4571,7 @@
         <w:tabs>
           <w:tab w:val="right" w:leader="dot" w:pos="9062"/>
         </w:tabs>
-        <w:divId w:val="1436903570"/>
+        <w:divId w:val="228274027"/>
         <w:rPr>
           <w:rFonts w:asciiTheme="minorHAnsi" w:hAnsiTheme="minorHAnsi" w:cstheme="minorBidi"/>
           <w:noProof/>
@@ -4604,7 +4604,7 @@
         <w:rPr>
           <w:noProof/>
         </w:rPr>
-        <w:instrText xml:space="preserve"> PAGEREF _Toc242816610 \h </w:instrText>
+        <w:instrText xml:space="preserve"> PAGEREF _Toc242817152 \h </w:instrText>
       </w:r>
       <w:r>
         <w:rPr>
@@ -4636,7 +4636,7 @@
         <w:tabs>
           <w:tab w:val="right" w:leader="dot" w:pos="9062"/>
         </w:tabs>
-        <w:divId w:val="1436903570"/>
+        <w:divId w:val="228274027"/>
         <w:rPr>
           <w:rFonts w:asciiTheme="minorHAnsi" w:hAnsiTheme="minorHAnsi" w:cstheme="minorBidi"/>
           <w:noProof/>
@@ -4669,7 +4669,7 @@
         <w:rPr>
           <w:noProof/>
         </w:rPr>
-        <w:instrText xml:space="preserve"> PAGEREF _Toc242816611 \h </w:instrText>
+        <w:instrText xml:space="preserve"> PAGEREF _Toc242817153 \h </w:instrText>
       </w:r>
       <w:r>
         <w:rPr>
@@ -4701,7 +4701,7 @@
         <w:tabs>
           <w:tab w:val="right" w:leader="dot" w:pos="9062"/>
         </w:tabs>
-        <w:divId w:val="1436903570"/>
+        <w:divId w:val="228274027"/>
         <w:rPr>
           <w:rFonts w:asciiTheme="minorHAnsi" w:hAnsiTheme="minorHAnsi" w:cstheme="minorBidi"/>
           <w:noProof/>
@@ -4734,7 +4734,7 @@
         <w:rPr>
           <w:noProof/>
         </w:rPr>
-        <w:instrText xml:space="preserve"> PAGEREF _Toc242816612 \h </w:instrText>
+        <w:instrText xml:space="preserve"> PAGEREF _Toc242817154 \h </w:instrText>
       </w:r>
       <w:r>
         <w:rPr>
@@ -4766,7 +4766,7 @@
         <w:tabs>
           <w:tab w:val="right" w:leader="dot" w:pos="9062"/>
         </w:tabs>
-        <w:divId w:val="1436903570"/>
+        <w:divId w:val="228274027"/>
         <w:rPr>
           <w:rFonts w:asciiTheme="minorHAnsi" w:hAnsiTheme="minorHAnsi" w:cstheme="minorBidi"/>
           <w:noProof/>
@@ -4799,7 +4799,7 @@
         <w:rPr>
           <w:noProof/>
         </w:rPr>
-        <w:instrText xml:space="preserve"> PAGEREF _Toc242816613 \h </w:instrText>
+        <w:instrText xml:space="preserve"> PAGEREF _Toc242817155 \h </w:instrText>
       </w:r>
       <w:r>
         <w:rPr>
@@ -4828,7 +4828,7 @@
     <w:p>
       <w:pPr>
         <w:pStyle w:val="marker"/>
-        <w:divId w:val="1436903570"/>
+        <w:divId w:val="228274027"/>
         <w:rPr>
           <w:lang w:val="nl-NL"/>
         </w:rPr>
@@ -4844,7 +4844,7 @@
       <w:pPr>
         <w:pStyle w:val="marker"/>
         <w:ind w:left="800" w:right="800"/>
-        <w:divId w:val="1967856189"/>
+        <w:divId w:val="2093314751"/>
         <w:rPr>
           <w:lang w:val="nl-NL"/>
         </w:rPr>
@@ -4855,7 +4855,7 @@
     </w:p>
     <w:p>
       <w:pPr>
-        <w:divId w:val="1152143361"/>
+        <w:divId w:val="737902042"/>
         <w:rPr>
           <w:i/>
           <w:iCs/>
@@ -4884,7 +4884,7 @@
     </w:p>
     <w:p>
       <w:pPr>
-        <w:divId w:val="1152143361"/>
+        <w:divId w:val="737902042"/>
         <w:rPr>
           <w:i/>
           <w:iCs/>
@@ -4906,7 +4906,7 @@
       <w:pPr>
         <w:pStyle w:val="marker"/>
         <w:ind w:left="800" w:right="800"/>
-        <w:divId w:val="1967856189"/>
+        <w:divId w:val="2093314751"/>
         <w:rPr>
           <w:lang w:val="nl-NL"/>
         </w:rPr>
@@ -4918,13 +4918,13 @@
     <w:p>
       <w:pPr>
         <w:pStyle w:val="Kop1"/>
-        <w:divId w:val="1967856189"/>
-        <w:rPr>
-          <w:rFonts w:eastAsia="Times New Roman"/>
-          <w:lang w:val="nl-NL"/>
-        </w:rPr>
-      </w:pPr>
-      <w:bookmarkStart w:id="1" w:name="_Toc242816543"/>
+        <w:divId w:val="2093314751"/>
+        <w:rPr>
+          <w:rFonts w:eastAsia="Times New Roman"/>
+          <w:lang w:val="nl-NL"/>
+        </w:rPr>
+      </w:pPr>
+      <w:bookmarkStart w:id="1" w:name="_Toc242817085"/>
       <w:r>
         <w:rPr>
           <w:rFonts w:eastAsia="Times New Roman"/>
@@ -4937,13 +4937,13 @@
     <w:p>
       <w:pPr>
         <w:pStyle w:val="Kop2"/>
-        <w:divId w:val="1967856189"/>
-        <w:rPr>
-          <w:rFonts w:eastAsia="Times New Roman"/>
-          <w:lang w:val="nl-NL"/>
-        </w:rPr>
-      </w:pPr>
-      <w:bookmarkStart w:id="2" w:name="_Toc242816544"/>
+        <w:divId w:val="2093314751"/>
+        <w:rPr>
+          <w:rFonts w:eastAsia="Times New Roman"/>
+          <w:lang w:val="nl-NL"/>
+        </w:rPr>
+      </w:pPr>
+      <w:bookmarkStart w:id="2" w:name="_Toc242817086"/>
       <w:r>
         <w:rPr>
           <w:rFonts w:eastAsia="Times New Roman"/>
@@ -4956,13 +4956,13 @@
     <w:p>
       <w:pPr>
         <w:pStyle w:val="Kop3"/>
-        <w:divId w:val="1967856189"/>
-        <w:rPr>
-          <w:rFonts w:eastAsia="Times New Roman"/>
-          <w:lang w:val="nl-NL"/>
-        </w:rPr>
-      </w:pPr>
-      <w:bookmarkStart w:id="3" w:name="_Toc242816545"/>
+        <w:divId w:val="2093314751"/>
+        <w:rPr>
+          <w:rFonts w:eastAsia="Times New Roman"/>
+          <w:lang w:val="nl-NL"/>
+        </w:rPr>
+      </w:pPr>
+      <w:bookmarkStart w:id="3" w:name="_Toc242817087"/>
       <w:r>
         <w:rPr>
           <w:rFonts w:eastAsia="Times New Roman"/>
@@ -4975,7 +4975,7 @@
     <w:p>
       <w:pPr>
         <w:pStyle w:val="subtitel"/>
-        <w:divId w:val="1967856189"/>
+        <w:divId w:val="2093314751"/>
         <w:rPr>
           <w:lang w:val="nl-NL"/>
         </w:rPr>
@@ -4990,7 +4990,7 @@
     <w:p>
       <w:pPr>
         <w:pStyle w:val="Normaalweb"/>
-        <w:divId w:val="1967856189"/>
+        <w:divId w:val="2093314751"/>
         <w:rPr>
           <w:lang w:val="nl-NL"/>
         </w:rPr>
@@ -5005,7 +5005,7 @@
     <w:p>
       <w:pPr>
         <w:pStyle w:val="Normaalweb"/>
-        <w:divId w:val="1967856189"/>
+        <w:divId w:val="2093314751"/>
         <w:rPr>
           <w:lang w:val="nl-NL"/>
         </w:rPr>
@@ -5026,7 +5026,7 @@
     <w:p>
       <w:pPr>
         <w:pStyle w:val="Normaalweb"/>
-        <w:divId w:val="1967856189"/>
+        <w:divId w:val="2093314751"/>
         <w:rPr>
           <w:lang w:val="nl-NL"/>
         </w:rPr>
@@ -5066,7 +5066,7 @@
     </w:p>
     <w:p>
       <w:pPr>
-        <w:divId w:val="1403865420"/>
+        <w:divId w:val="801195594"/>
         <w:rPr>
           <w:color w:val="555555"/>
           <w:sz w:val="20"/>
@@ -5086,7 +5086,7 @@
     </w:p>
     <w:p>
       <w:pPr>
-        <w:divId w:val="1403865420"/>
+        <w:divId w:val="801195594"/>
         <w:rPr>
           <w:color w:val="555555"/>
           <w:sz w:val="20"/>
@@ -5108,7 +5108,7 @@
       <w:pPr>
         <w:pStyle w:val="marker"/>
         <w:ind w:left="800" w:right="800"/>
-        <w:divId w:val="1967856189"/>
+        <w:divId w:val="2093314751"/>
         <w:rPr>
           <w:lang w:val="nl-NL"/>
         </w:rPr>
@@ -5120,13 +5120,13 @@
     <w:p>
       <w:pPr>
         <w:pStyle w:val="Kop3"/>
-        <w:divId w:val="1967856189"/>
-        <w:rPr>
-          <w:rFonts w:eastAsia="Times New Roman"/>
-          <w:lang w:val="nl-NL"/>
-        </w:rPr>
-      </w:pPr>
-      <w:bookmarkStart w:id="4" w:name="_Toc242816546"/>
+        <w:divId w:val="2093314751"/>
+        <w:rPr>
+          <w:rFonts w:eastAsia="Times New Roman"/>
+          <w:lang w:val="nl-NL"/>
+        </w:rPr>
+      </w:pPr>
+      <w:bookmarkStart w:id="4" w:name="_Toc242817088"/>
       <w:r>
         <w:rPr>
           <w:rFonts w:eastAsia="Times New Roman"/>
@@ -5139,7 +5139,7 @@
     <w:p>
       <w:pPr>
         <w:pStyle w:val="subtitel"/>
-        <w:divId w:val="1967856189"/>
+        <w:divId w:val="2093314751"/>
         <w:rPr>
           <w:lang w:val="nl-NL"/>
         </w:rPr>
@@ -5154,7 +5154,7 @@
     <w:p>
       <w:pPr>
         <w:pStyle w:val="Normaalweb"/>
-        <w:divId w:val="1967856189"/>
+        <w:divId w:val="2093314751"/>
         <w:rPr>
           <w:lang w:val="nl-NL"/>
         </w:rPr>
@@ -5175,7 +5175,7 @@
     <w:p>
       <w:pPr>
         <w:pStyle w:val="Normaalweb"/>
-        <w:divId w:val="1967856189"/>
+        <w:divId w:val="2093314751"/>
         <w:rPr>
           <w:lang w:val="nl-NL"/>
         </w:rPr>
@@ -5196,7 +5196,7 @@
     <w:p>
       <w:pPr>
         <w:pStyle w:val="Normaalweb"/>
-        <w:divId w:val="1967856189"/>
+        <w:divId w:val="2093314751"/>
         <w:rPr>
           <w:lang w:val="nl-NL"/>
         </w:rPr>
@@ -5217,7 +5217,7 @@
     <w:p>
       <w:pPr>
         <w:pStyle w:val="Normaalweb"/>
-        <w:divId w:val="1967856189"/>
+        <w:divId w:val="2093314751"/>
         <w:rPr>
           <w:lang w:val="nl-NL"/>
         </w:rPr>
@@ -5237,7 +5237,7 @@
     </w:p>
     <w:p>
       <w:pPr>
-        <w:divId w:val="108939985"/>
+        <w:divId w:val="293296646"/>
         <w:rPr>
           <w:color w:val="555555"/>
           <w:sz w:val="20"/>
@@ -5260,7 +5260,7 @@
       <w:pPr>
         <w:pStyle w:val="marker"/>
         <w:ind w:left="800" w:right="800"/>
-        <w:divId w:val="1967856189"/>
+        <w:divId w:val="2093314751"/>
         <w:rPr>
           <w:lang w:val="nl-NL"/>
         </w:rPr>
@@ -5272,13 +5272,13 @@
     <w:p>
       <w:pPr>
         <w:pStyle w:val="Kop3"/>
-        <w:divId w:val="1967856189"/>
-        <w:rPr>
-          <w:rFonts w:eastAsia="Times New Roman"/>
-          <w:lang w:val="nl-NL"/>
-        </w:rPr>
-      </w:pPr>
-      <w:bookmarkStart w:id="5" w:name="_Toc242816547"/>
+        <w:divId w:val="2093314751"/>
+        <w:rPr>
+          <w:rFonts w:eastAsia="Times New Roman"/>
+          <w:lang w:val="nl-NL"/>
+        </w:rPr>
+      </w:pPr>
+      <w:bookmarkStart w:id="5" w:name="_Toc242817089"/>
       <w:r>
         <w:rPr>
           <w:rFonts w:eastAsia="Times New Roman"/>
@@ -5291,7 +5291,7 @@
     <w:p>
       <w:pPr>
         <w:pStyle w:val="subtitel"/>
-        <w:divId w:val="1967856189"/>
+        <w:divId w:val="2093314751"/>
         <w:rPr>
           <w:lang w:val="nl-NL"/>
         </w:rPr>
@@ -5306,7 +5306,7 @@
     <w:p>
       <w:pPr>
         <w:pStyle w:val="Normaalweb"/>
-        <w:divId w:val="1967856189"/>
+        <w:divId w:val="2093314751"/>
         <w:rPr>
           <w:lang w:val="nl-NL"/>
         </w:rPr>
@@ -5327,7 +5327,7 @@
     <w:p>
       <w:pPr>
         <w:pStyle w:val="Normaalweb"/>
-        <w:divId w:val="1967856189"/>
+        <w:divId w:val="2093314751"/>
         <w:rPr>
           <w:lang w:val="nl-NL"/>
         </w:rPr>
@@ -5348,7 +5348,7 @@
     <w:p>
       <w:pPr>
         <w:pStyle w:val="Normaalweb"/>
-        <w:divId w:val="1967856189"/>
+        <w:divId w:val="2093314751"/>
         <w:rPr>
           <w:lang w:val="nl-NL"/>
         </w:rPr>
@@ -5368,7 +5368,7 @@
     </w:p>
     <w:p>
       <w:pPr>
-        <w:divId w:val="1696226134"/>
+        <w:divId w:val="1073696128"/>
         <w:rPr>
           <w:color w:val="555555"/>
           <w:sz w:val="20"/>
@@ -5388,7 +5388,7 @@
     </w:p>
     <w:p>
       <w:pPr>
-        <w:divId w:val="1696226134"/>
+        <w:divId w:val="1073696128"/>
         <w:rPr>
           <w:color w:val="555555"/>
           <w:sz w:val="20"/>
@@ -5410,7 +5410,7 @@
       <w:pPr>
         <w:pStyle w:val="marker"/>
         <w:ind w:left="800" w:right="800"/>
-        <w:divId w:val="1967856189"/>
+        <w:divId w:val="2093314751"/>
         <w:rPr>
           <w:lang w:val="nl-NL"/>
         </w:rPr>
@@ -5422,13 +5422,13 @@
     <w:p>
       <w:pPr>
         <w:pStyle w:val="Kop3"/>
-        <w:divId w:val="1967856189"/>
-        <w:rPr>
-          <w:rFonts w:eastAsia="Times New Roman"/>
-          <w:lang w:val="nl-NL"/>
-        </w:rPr>
-      </w:pPr>
-      <w:bookmarkStart w:id="6" w:name="_Toc242816548"/>
+        <w:divId w:val="2093314751"/>
+        <w:rPr>
+          <w:rFonts w:eastAsia="Times New Roman"/>
+          <w:lang w:val="nl-NL"/>
+        </w:rPr>
+      </w:pPr>
+      <w:bookmarkStart w:id="6" w:name="_Toc242817090"/>
       <w:r>
         <w:rPr>
           <w:rFonts w:eastAsia="Times New Roman"/>
@@ -5441,7 +5441,7 @@
     <w:p>
       <w:pPr>
         <w:pStyle w:val="subtitel"/>
-        <w:divId w:val="1967856189"/>
+        <w:divId w:val="2093314751"/>
         <w:rPr>
           <w:lang w:val="nl-NL"/>
         </w:rPr>
@@ -5456,7 +5456,7 @@
     <w:p>
       <w:pPr>
         <w:pStyle w:val="Normaalweb"/>
-        <w:divId w:val="1967856189"/>
+        <w:divId w:val="2093314751"/>
         <w:rPr>
           <w:lang w:val="nl-NL"/>
         </w:rPr>
@@ -5477,7 +5477,7 @@
     <w:p>
       <w:pPr>
         <w:pStyle w:val="Normaalweb"/>
-        <w:divId w:val="1967856189"/>
+        <w:divId w:val="2093314751"/>
         <w:rPr>
           <w:lang w:val="nl-NL"/>
         </w:rPr>
@@ -5498,7 +5498,7 @@
     <w:p>
       <w:pPr>
         <w:pStyle w:val="Normaalweb"/>
-        <w:divId w:val="1967856189"/>
+        <w:divId w:val="2093314751"/>
         <w:rPr>
           <w:lang w:val="nl-NL"/>
         </w:rPr>
@@ -5519,7 +5519,7 @@
     <w:p>
       <w:pPr>
         <w:pStyle w:val="Normaalweb"/>
-        <w:divId w:val="1967856189"/>
+        <w:divId w:val="2093314751"/>
         <w:rPr>
           <w:lang w:val="nl-NL"/>
         </w:rPr>
@@ -5539,7 +5539,7 @@
     </w:p>
     <w:p>
       <w:pPr>
-        <w:divId w:val="347215369"/>
+        <w:divId w:val="999894391"/>
         <w:rPr>
           <w:color w:val="555555"/>
           <w:sz w:val="20"/>
@@ -5569,7 +5569,7 @@
     </w:p>
     <w:p>
       <w:pPr>
-        <w:divId w:val="347215369"/>
+        <w:divId w:val="999894391"/>
         <w:rPr>
           <w:color w:val="555555"/>
           <w:sz w:val="20"/>
@@ -5591,7 +5591,7 @@
       <w:pPr>
         <w:pStyle w:val="marker"/>
         <w:ind w:left="800" w:right="800"/>
-        <w:divId w:val="1967856189"/>
+        <w:divId w:val="2093314751"/>
         <w:rPr>
           <w:lang w:val="nl-NL"/>
         </w:rPr>
@@ -5603,13 +5603,13 @@
     <w:p>
       <w:pPr>
         <w:pStyle w:val="Kop3"/>
-        <w:divId w:val="1967856189"/>
-        <w:rPr>
-          <w:rFonts w:eastAsia="Times New Roman"/>
-          <w:lang w:val="nl-NL"/>
-        </w:rPr>
-      </w:pPr>
-      <w:bookmarkStart w:id="7" w:name="_Toc242816549"/>
+        <w:divId w:val="2093314751"/>
+        <w:rPr>
+          <w:rFonts w:eastAsia="Times New Roman"/>
+          <w:lang w:val="nl-NL"/>
+        </w:rPr>
+      </w:pPr>
+      <w:bookmarkStart w:id="7" w:name="_Toc242817091"/>
       <w:r>
         <w:rPr>
           <w:rFonts w:eastAsia="Times New Roman"/>
@@ -5622,7 +5622,7 @@
     <w:p>
       <w:pPr>
         <w:pStyle w:val="subtitel"/>
-        <w:divId w:val="1967856189"/>
+        <w:divId w:val="2093314751"/>
         <w:rPr>
           <w:lang w:val="nl-NL"/>
         </w:rPr>
@@ -5637,7 +5637,7 @@
     <w:p>
       <w:pPr>
         <w:pStyle w:val="Normaalweb"/>
-        <w:divId w:val="1967856189"/>
+        <w:divId w:val="2093314751"/>
         <w:rPr>
           <w:lang w:val="nl-NL"/>
         </w:rPr>
@@ -5658,7 +5658,7 @@
     <w:p>
       <w:pPr>
         <w:pStyle w:val="Normaalweb"/>
-        <w:divId w:val="1967856189"/>
+        <w:divId w:val="2093314751"/>
         <w:rPr>
           <w:lang w:val="nl-NL"/>
         </w:rPr>
@@ -5692,7 +5692,7 @@
     <w:p>
       <w:pPr>
         <w:pStyle w:val="Normaalweb"/>
-        <w:divId w:val="1967856189"/>
+        <w:divId w:val="2093314751"/>
         <w:rPr>
           <w:lang w:val="nl-NL"/>
         </w:rPr>
@@ -5732,7 +5732,7 @@
     </w:p>
     <w:p>
       <w:pPr>
-        <w:divId w:val="1684624092"/>
+        <w:divId w:val="1285772543"/>
         <w:rPr>
           <w:color w:val="555555"/>
           <w:sz w:val="20"/>
@@ -5752,7 +5752,7 @@
     </w:p>
     <w:p>
       <w:pPr>
-        <w:divId w:val="1684624092"/>
+        <w:divId w:val="1285772543"/>
         <w:rPr>
           <w:color w:val="555555"/>
           <w:sz w:val="20"/>
@@ -5774,7 +5774,7 @@
       <w:pPr>
         <w:pStyle w:val="marker"/>
         <w:ind w:left="800" w:right="800"/>
-        <w:divId w:val="1967856189"/>
+        <w:divId w:val="2093314751"/>
         <w:rPr>
           <w:lang w:val="nl-NL"/>
         </w:rPr>
@@ -5786,13 +5786,13 @@
     <w:p>
       <w:pPr>
         <w:pStyle w:val="Kop3"/>
-        <w:divId w:val="1967856189"/>
-        <w:rPr>
-          <w:rFonts w:eastAsia="Times New Roman"/>
-          <w:lang w:val="nl-NL"/>
-        </w:rPr>
-      </w:pPr>
-      <w:bookmarkStart w:id="8" w:name="_Toc242816550"/>
+        <w:divId w:val="2093314751"/>
+        <w:rPr>
+          <w:rFonts w:eastAsia="Times New Roman"/>
+          <w:lang w:val="nl-NL"/>
+        </w:rPr>
+      </w:pPr>
+      <w:bookmarkStart w:id="8" w:name="_Toc242817092"/>
       <w:r>
         <w:rPr>
           <w:rFonts w:eastAsia="Times New Roman"/>
@@ -5805,7 +5805,7 @@
     <w:p>
       <w:pPr>
         <w:pStyle w:val="subtitel"/>
-        <w:divId w:val="1967856189"/>
+        <w:divId w:val="2093314751"/>
         <w:rPr>
           <w:lang w:val="nl-NL"/>
         </w:rPr>
@@ -5820,7 +5820,7 @@
     <w:p>
       <w:pPr>
         <w:pStyle w:val="Normaalweb"/>
-        <w:divId w:val="1967856189"/>
+        <w:divId w:val="2093314751"/>
         <w:rPr>
           <w:lang w:val="nl-NL"/>
         </w:rPr>
@@ -5853,7 +5853,7 @@
     <w:p>
       <w:pPr>
         <w:pStyle w:val="Normaalweb"/>
-        <w:divId w:val="1967856189"/>
+        <w:divId w:val="2093314751"/>
         <w:rPr>
           <w:lang w:val="nl-NL"/>
         </w:rPr>
@@ -5874,7 +5874,7 @@
     <w:p>
       <w:pPr>
         <w:pStyle w:val="Normaalweb"/>
-        <w:divId w:val="1967856189"/>
+        <w:divId w:val="2093314751"/>
         <w:rPr>
           <w:lang w:val="nl-NL"/>
         </w:rPr>
@@ -5889,7 +5889,14 @@
         <w:rPr>
           <w:lang w:val="nl-NL"/>
         </w:rPr>
-        <w:t xml:space="preserve">finitief dat de alvleesklier niet bezwijkt onder een auto-immuunziekte, maar onder systematische overbelasting. In plaats van deze data te gebruiken voor medisch maatwerk, grijpt het administratieve systeem in: het dossier wordt onherroepelijk vastgeklikt in een strikte, gedegradeerde classificatie *4*. Dit algoritme negeert de ernst van de reeds opgelopen amputaties en orgaanschade volledig, en blokkeert de vergoeding van geavanceerde sensortechnologie simpelweg omdat het toegekende label niet past bij de </w:t>
+        <w:t xml:space="preserve">finitief dat de alvleesklier niet bezwijkt onder een auto-immuunziekte, maar onder systematische overbelasting. In plaats van deze data te gebruiken voor medisch maatwerk, grijpt het administratieve systeem in: het dossier wordt onherroepelijk vastgeklikt in een strikte, </w:t>
+      </w:r>
+      <w:r>
+        <w:rPr>
+          <w:lang w:val="nl-NL"/>
+        </w:rPr>
+        <w:lastRenderedPageBreak/>
+        <w:t xml:space="preserve">gedegradeerde classificatie *4*. Dit algoritme negeert de ernst van de reeds opgelopen amputaties en orgaanschade volledig, en blokkeert de vergoeding van geavanceerde sensortechnologie simpelweg omdat het toegekende label niet past bij de </w:t>
       </w:r>
       <w:r>
         <w:rPr>
@@ -5901,7 +5908,7 @@
     <w:p>
       <w:pPr>
         <w:pStyle w:val="Normaalweb"/>
-        <w:divId w:val="1967856189"/>
+        <w:divId w:val="2093314751"/>
         <w:rPr>
           <w:lang w:val="nl-NL"/>
         </w:rPr>
@@ -5921,7 +5928,7 @@
     </w:p>
     <w:p>
       <w:pPr>
-        <w:divId w:val="1622612454"/>
+        <w:divId w:val="1544053169"/>
         <w:rPr>
           <w:color w:val="555555"/>
           <w:sz w:val="20"/>
@@ -5941,7 +5948,7 @@
     </w:p>
     <w:p>
       <w:pPr>
-        <w:divId w:val="1622612454"/>
+        <w:divId w:val="1544053169"/>
         <w:rPr>
           <w:color w:val="555555"/>
           <w:sz w:val="20"/>
@@ -5961,7 +5968,7 @@
     </w:p>
     <w:p>
       <w:pPr>
-        <w:divId w:val="1622612454"/>
+        <w:divId w:val="1544053169"/>
         <w:rPr>
           <w:color w:val="555555"/>
           <w:sz w:val="20"/>
@@ -5981,7 +5988,7 @@
     </w:p>
     <w:p>
       <w:pPr>
-        <w:divId w:val="1622612454"/>
+        <w:divId w:val="1544053169"/>
         <w:rPr>
           <w:color w:val="555555"/>
           <w:sz w:val="20"/>
@@ -6001,7 +6008,7 @@
     </w:p>
     <w:p>
       <w:pPr>
-        <w:divId w:val="1622612454"/>
+        <w:divId w:val="1544053169"/>
         <w:rPr>
           <w:color w:val="555555"/>
           <w:sz w:val="20"/>
@@ -6023,7 +6030,7 @@
       <w:pPr>
         <w:pStyle w:val="marker"/>
         <w:ind w:left="800" w:right="800"/>
-        <w:divId w:val="1967856189"/>
+        <w:divId w:val="2093314751"/>
         <w:rPr>
           <w:lang w:val="nl-NL"/>
         </w:rPr>
@@ -6035,13 +6042,13 @@
     <w:p>
       <w:pPr>
         <w:pStyle w:val="Kop3"/>
-        <w:divId w:val="1967856189"/>
-        <w:rPr>
-          <w:rFonts w:eastAsia="Times New Roman"/>
-          <w:lang w:val="nl-NL"/>
-        </w:rPr>
-      </w:pPr>
-      <w:bookmarkStart w:id="9" w:name="_Toc242816551"/>
+        <w:divId w:val="2093314751"/>
+        <w:rPr>
+          <w:rFonts w:eastAsia="Times New Roman"/>
+          <w:lang w:val="nl-NL"/>
+        </w:rPr>
+      </w:pPr>
+      <w:bookmarkStart w:id="9" w:name="_Toc242817093"/>
       <w:r>
         <w:rPr>
           <w:rFonts w:eastAsia="Times New Roman"/>
@@ -6054,7 +6061,7 @@
     <w:p>
       <w:pPr>
         <w:pStyle w:val="subtitel"/>
-        <w:divId w:val="1967856189"/>
+        <w:divId w:val="2093314751"/>
         <w:rPr>
           <w:lang w:val="nl-NL"/>
         </w:rPr>
@@ -6069,7 +6076,7 @@
     <w:p>
       <w:pPr>
         <w:pStyle w:val="Normaalweb"/>
-        <w:divId w:val="1967856189"/>
+        <w:divId w:val="2093314751"/>
         <w:rPr>
           <w:lang w:val="nl-NL"/>
         </w:rPr>
@@ -6090,7 +6097,7 @@
     <w:p>
       <w:pPr>
         <w:pStyle w:val="Normaalweb"/>
-        <w:divId w:val="1967856189"/>
+        <w:divId w:val="2093314751"/>
         <w:rPr>
           <w:lang w:val="nl-NL"/>
         </w:rPr>
@@ -6111,7 +6118,7 @@
     <w:p>
       <w:pPr>
         <w:pStyle w:val="Normaalweb"/>
-        <w:divId w:val="1967856189"/>
+        <w:divId w:val="2093314751"/>
         <w:rPr>
           <w:lang w:val="nl-NL"/>
         </w:rPr>
@@ -6132,7 +6139,7 @@
     <w:p>
       <w:pPr>
         <w:pStyle w:val="Normaalweb"/>
-        <w:divId w:val="1967856189"/>
+        <w:divId w:val="2093314751"/>
         <w:rPr>
           <w:lang w:val="nl-NL"/>
         </w:rPr>
@@ -6152,7 +6159,7 @@
     </w:p>
     <w:p>
       <w:pPr>
-        <w:divId w:val="402723969"/>
+        <w:divId w:val="1540316025"/>
         <w:rPr>
           <w:color w:val="555555"/>
           <w:sz w:val="20"/>
@@ -6174,7 +6181,7 @@
       <w:pPr>
         <w:pStyle w:val="marker"/>
         <w:ind w:left="800" w:right="800"/>
-        <w:divId w:val="1967856189"/>
+        <w:divId w:val="2093314751"/>
         <w:rPr>
           <w:lang w:val="nl-NL"/>
         </w:rPr>
@@ -6186,13 +6193,13 @@
     <w:p>
       <w:pPr>
         <w:pStyle w:val="Kop2"/>
-        <w:divId w:val="1967856189"/>
-        <w:rPr>
-          <w:rFonts w:eastAsia="Times New Roman"/>
-          <w:lang w:val="nl-NL"/>
-        </w:rPr>
-      </w:pPr>
-      <w:bookmarkStart w:id="10" w:name="_Toc242816552"/>
+        <w:divId w:val="2093314751"/>
+        <w:rPr>
+          <w:rFonts w:eastAsia="Times New Roman"/>
+          <w:lang w:val="nl-NL"/>
+        </w:rPr>
+      </w:pPr>
+      <w:bookmarkStart w:id="10" w:name="_Toc242817094"/>
       <w:r>
         <w:rPr>
           <w:rFonts w:eastAsia="Times New Roman"/>
@@ -6205,13 +6212,13 @@
     <w:p>
       <w:pPr>
         <w:pStyle w:val="Kop3"/>
-        <w:divId w:val="1967856189"/>
-        <w:rPr>
-          <w:rFonts w:eastAsia="Times New Roman"/>
-          <w:lang w:val="nl-NL"/>
-        </w:rPr>
-      </w:pPr>
-      <w:bookmarkStart w:id="11" w:name="_Toc242816553"/>
+        <w:divId w:val="2093314751"/>
+        <w:rPr>
+          <w:rFonts w:eastAsia="Times New Roman"/>
+          <w:lang w:val="nl-NL"/>
+        </w:rPr>
+      </w:pPr>
+      <w:bookmarkStart w:id="11" w:name="_Toc242817095"/>
       <w:r>
         <w:rPr>
           <w:rFonts w:eastAsia="Times New Roman"/>
@@ -6224,7 +6231,7 @@
     <w:p>
       <w:pPr>
         <w:pStyle w:val="subtitel"/>
-        <w:divId w:val="1967856189"/>
+        <w:divId w:val="2093314751"/>
         <w:rPr>
           <w:lang w:val="nl-NL"/>
         </w:rPr>
@@ -6239,7 +6246,7 @@
     <w:p>
       <w:pPr>
         <w:pStyle w:val="Normaalweb"/>
-        <w:divId w:val="1967856189"/>
+        <w:divId w:val="2093314751"/>
         <w:rPr>
           <w:lang w:val="nl-NL"/>
         </w:rPr>
@@ -6260,7 +6267,7 @@
     <w:p>
       <w:pPr>
         <w:pStyle w:val="Normaalweb"/>
-        <w:divId w:val="1967856189"/>
+        <w:divId w:val="2093314751"/>
         <w:rPr>
           <w:lang w:val="nl-NL"/>
         </w:rPr>
@@ -6281,7 +6288,7 @@
     <w:p>
       <w:pPr>
         <w:pStyle w:val="Normaalweb"/>
-        <w:divId w:val="1967856189"/>
+        <w:divId w:val="2093314751"/>
         <w:rPr>
           <w:lang w:val="nl-NL"/>
         </w:rPr>
@@ -6302,7 +6309,7 @@
     <w:p>
       <w:pPr>
         <w:pStyle w:val="Normaalweb"/>
-        <w:divId w:val="1967856189"/>
+        <w:divId w:val="2093314751"/>
         <w:rPr>
           <w:lang w:val="nl-NL"/>
         </w:rPr>
@@ -6322,7 +6329,7 @@
     </w:p>
     <w:p>
       <w:pPr>
-        <w:divId w:val="561675947"/>
+        <w:divId w:val="1353148374"/>
         <w:rPr>
           <w:color w:val="555555"/>
           <w:sz w:val="20"/>
@@ -6344,7 +6351,7 @@
       <w:pPr>
         <w:pStyle w:val="marker"/>
         <w:ind w:left="800" w:right="800"/>
-        <w:divId w:val="1967856189"/>
+        <w:divId w:val="2093314751"/>
         <w:rPr>
           <w:lang w:val="nl-NL"/>
         </w:rPr>
@@ -6356,13 +6363,13 @@
     <w:p>
       <w:pPr>
         <w:pStyle w:val="Kop3"/>
-        <w:divId w:val="1967856189"/>
-        <w:rPr>
-          <w:rFonts w:eastAsia="Times New Roman"/>
-          <w:lang w:val="nl-NL"/>
-        </w:rPr>
-      </w:pPr>
-      <w:bookmarkStart w:id="12" w:name="_Toc242816554"/>
+        <w:divId w:val="2093314751"/>
+        <w:rPr>
+          <w:rFonts w:eastAsia="Times New Roman"/>
+          <w:lang w:val="nl-NL"/>
+        </w:rPr>
+      </w:pPr>
+      <w:bookmarkStart w:id="12" w:name="_Toc242817096"/>
       <w:r>
         <w:rPr>
           <w:rFonts w:eastAsia="Times New Roman"/>
@@ -6375,7 +6382,7 @@
     <w:p>
       <w:pPr>
         <w:pStyle w:val="subtitel"/>
-        <w:divId w:val="1967856189"/>
+        <w:divId w:val="2093314751"/>
         <w:rPr>
           <w:lang w:val="nl-NL"/>
         </w:rPr>
@@ -6390,7 +6397,7 @@
     <w:p>
       <w:pPr>
         <w:pStyle w:val="Normaalweb"/>
-        <w:divId w:val="1967856189"/>
+        <w:divId w:val="2093314751"/>
         <w:rPr>
           <w:lang w:val="nl-NL"/>
         </w:rPr>
@@ -6411,7 +6418,7 @@
     <w:p>
       <w:pPr>
         <w:pStyle w:val="Normaalweb"/>
-        <w:divId w:val="1967856189"/>
+        <w:divId w:val="2093314751"/>
         <w:rPr>
           <w:lang w:val="nl-NL"/>
         </w:rPr>
@@ -6432,7 +6439,7 @@
     <w:p>
       <w:pPr>
         <w:pStyle w:val="Normaalweb"/>
-        <w:divId w:val="1967856189"/>
+        <w:divId w:val="2093314751"/>
         <w:rPr>
           <w:lang w:val="nl-NL"/>
         </w:rPr>
@@ -6452,7 +6459,7 @@
     </w:p>
     <w:p>
       <w:pPr>
-        <w:divId w:val="146897845"/>
+        <w:divId w:val="781874239"/>
         <w:rPr>
           <w:color w:val="555555"/>
           <w:sz w:val="20"/>
@@ -6472,7 +6479,7 @@
     </w:p>
     <w:p>
       <w:pPr>
-        <w:divId w:val="146897845"/>
+        <w:divId w:val="781874239"/>
         <w:rPr>
           <w:color w:val="555555"/>
           <w:sz w:val="20"/>
@@ -6492,7 +6499,7 @@
     </w:p>
     <w:p>
       <w:pPr>
-        <w:divId w:val="146897845"/>
+        <w:divId w:val="781874239"/>
         <w:rPr>
           <w:color w:val="555555"/>
           <w:sz w:val="20"/>
@@ -6512,7 +6519,7 @@
     </w:p>
     <w:p>
       <w:pPr>
-        <w:divId w:val="146897845"/>
+        <w:divId w:val="781874239"/>
         <w:rPr>
           <w:color w:val="555555"/>
           <w:sz w:val="20"/>
@@ -6532,7 +6539,7 @@
     </w:p>
     <w:p>
       <w:pPr>
-        <w:divId w:val="146897845"/>
+        <w:divId w:val="781874239"/>
         <w:rPr>
           <w:color w:val="555555"/>
           <w:sz w:val="20"/>
@@ -6554,7 +6561,7 @@
       <w:pPr>
         <w:pStyle w:val="marker"/>
         <w:ind w:left="800" w:right="800"/>
-        <w:divId w:val="1967856189"/>
+        <w:divId w:val="2093314751"/>
         <w:rPr>
           <w:lang w:val="nl-NL"/>
         </w:rPr>
@@ -6566,13 +6573,13 @@
     <w:p>
       <w:pPr>
         <w:pStyle w:val="Kop3"/>
-        <w:divId w:val="1967856189"/>
-        <w:rPr>
-          <w:rFonts w:eastAsia="Times New Roman"/>
-          <w:lang w:val="nl-NL"/>
-        </w:rPr>
-      </w:pPr>
-      <w:bookmarkStart w:id="13" w:name="_Toc242816555"/>
+        <w:divId w:val="2093314751"/>
+        <w:rPr>
+          <w:rFonts w:eastAsia="Times New Roman"/>
+          <w:lang w:val="nl-NL"/>
+        </w:rPr>
+      </w:pPr>
+      <w:bookmarkStart w:id="13" w:name="_Toc242817097"/>
       <w:r>
         <w:rPr>
           <w:rFonts w:eastAsia="Times New Roman"/>
@@ -6585,7 +6592,7 @@
     <w:p>
       <w:pPr>
         <w:pStyle w:val="subtitel"/>
-        <w:divId w:val="1967856189"/>
+        <w:divId w:val="2093314751"/>
         <w:rPr>
           <w:lang w:val="nl-NL"/>
         </w:rPr>
@@ -6600,7 +6607,7 @@
     <w:p>
       <w:pPr>
         <w:pStyle w:val="Normaalweb"/>
-        <w:divId w:val="1967856189"/>
+        <w:divId w:val="2093314751"/>
         <w:rPr>
           <w:lang w:val="nl-NL"/>
         </w:rPr>
@@ -6621,7 +6628,7 @@
     <w:p>
       <w:pPr>
         <w:pStyle w:val="Normaalweb"/>
-        <w:divId w:val="1967856189"/>
+        <w:divId w:val="2093314751"/>
         <w:rPr>
           <w:lang w:val="nl-NL"/>
         </w:rPr>
@@ -6636,7 +6643,7 @@
     <w:p>
       <w:pPr>
         <w:pStyle w:val="Normaalweb"/>
-        <w:divId w:val="1967856189"/>
+        <w:divId w:val="2093314751"/>
         <w:rPr>
           <w:lang w:val="nl-NL"/>
         </w:rPr>
@@ -6657,7 +6664,7 @@
     <w:p>
       <w:pPr>
         <w:pStyle w:val="Normaalweb"/>
-        <w:divId w:val="1967856189"/>
+        <w:divId w:val="2093314751"/>
         <w:rPr>
           <w:lang w:val="nl-NL"/>
         </w:rPr>
@@ -6678,7 +6685,7 @@
     <w:p>
       <w:pPr>
         <w:pStyle w:val="Normaalweb"/>
-        <w:divId w:val="1967856189"/>
+        <w:divId w:val="2093314751"/>
         <w:rPr>
           <w:lang w:val="nl-NL"/>
         </w:rPr>
@@ -6693,7 +6700,7 @@
     <w:p>
       <w:pPr>
         <w:pStyle w:val="Normaalweb"/>
-        <w:divId w:val="1967856189"/>
+        <w:divId w:val="2093314751"/>
         <w:rPr>
           <w:lang w:val="nl-NL"/>
         </w:rPr>
@@ -6713,7 +6720,7 @@
     </w:p>
     <w:p>
       <w:pPr>
-        <w:divId w:val="201596916"/>
+        <w:divId w:val="942683643"/>
         <w:rPr>
           <w:color w:val="555555"/>
           <w:sz w:val="20"/>
@@ -6733,7 +6740,7 @@
     </w:p>
     <w:p>
       <w:pPr>
-        <w:divId w:val="201596916"/>
+        <w:divId w:val="942683643"/>
         <w:rPr>
           <w:color w:val="555555"/>
           <w:sz w:val="20"/>
@@ -6753,7 +6760,7 @@
     </w:p>
     <w:p>
       <w:pPr>
-        <w:divId w:val="201596916"/>
+        <w:divId w:val="942683643"/>
         <w:rPr>
           <w:color w:val="555555"/>
           <w:sz w:val="20"/>
@@ -6775,7 +6782,7 @@
       <w:pPr>
         <w:pStyle w:val="marker"/>
         <w:ind w:left="800" w:right="800"/>
-        <w:divId w:val="1967856189"/>
+        <w:divId w:val="2093314751"/>
         <w:rPr>
           <w:lang w:val="nl-NL"/>
         </w:rPr>
@@ -6787,13 +6794,13 @@
     <w:p>
       <w:pPr>
         <w:pStyle w:val="Kop3"/>
-        <w:divId w:val="1967856189"/>
-        <w:rPr>
-          <w:rFonts w:eastAsia="Times New Roman"/>
-          <w:lang w:val="nl-NL"/>
-        </w:rPr>
-      </w:pPr>
-      <w:bookmarkStart w:id="14" w:name="_Toc242816556"/>
+        <w:divId w:val="2093314751"/>
+        <w:rPr>
+          <w:rFonts w:eastAsia="Times New Roman"/>
+          <w:lang w:val="nl-NL"/>
+        </w:rPr>
+      </w:pPr>
+      <w:bookmarkStart w:id="14" w:name="_Toc242817098"/>
       <w:r>
         <w:rPr>
           <w:rFonts w:eastAsia="Times New Roman"/>
@@ -6806,7 +6813,7 @@
     <w:p>
       <w:pPr>
         <w:pStyle w:val="subtitel"/>
-        <w:divId w:val="1967856189"/>
+        <w:divId w:val="2093314751"/>
         <w:rPr>
           <w:lang w:val="nl-NL"/>
         </w:rPr>
@@ -6821,7 +6828,7 @@
     <w:p>
       <w:pPr>
         <w:pStyle w:val="Normaalweb"/>
-        <w:divId w:val="1967856189"/>
+        <w:divId w:val="2093314751"/>
         <w:rPr>
           <w:lang w:val="nl-NL"/>
         </w:rPr>
@@ -6842,7 +6849,7 @@
     <w:p>
       <w:pPr>
         <w:pStyle w:val="Normaalweb"/>
-        <w:divId w:val="1967856189"/>
+        <w:divId w:val="2093314751"/>
         <w:rPr>
           <w:lang w:val="nl-NL"/>
         </w:rPr>
@@ -6863,7 +6870,7 @@
     <w:p>
       <w:pPr>
         <w:pStyle w:val="Normaalweb"/>
-        <w:divId w:val="1967856189"/>
+        <w:divId w:val="2093314751"/>
         <w:rPr>
           <w:lang w:val="nl-NL"/>
         </w:rPr>
@@ -6878,7 +6885,7 @@
     <w:p>
       <w:pPr>
         <w:pStyle w:val="Normaalweb"/>
-        <w:divId w:val="1967856189"/>
+        <w:divId w:val="2093314751"/>
         <w:rPr>
           <w:lang w:val="nl-NL"/>
         </w:rPr>
@@ -6899,7 +6906,7 @@
     <w:p>
       <w:pPr>
         <w:pStyle w:val="Normaalweb"/>
-        <w:divId w:val="1967856189"/>
+        <w:divId w:val="2093314751"/>
         <w:rPr>
           <w:lang w:val="nl-NL"/>
         </w:rPr>
@@ -6914,7 +6921,7 @@
     <w:p>
       <w:pPr>
         <w:pStyle w:val="Normaalweb"/>
-        <w:divId w:val="1967856189"/>
+        <w:divId w:val="2093314751"/>
         <w:rPr>
           <w:lang w:val="nl-NL"/>
         </w:rPr>
@@ -6934,7 +6941,7 @@
     </w:p>
     <w:p>
       <w:pPr>
-        <w:divId w:val="1713118196"/>
+        <w:divId w:val="1808277802"/>
         <w:rPr>
           <w:color w:val="555555"/>
           <w:sz w:val="20"/>
@@ -6954,7 +6961,7 @@
     </w:p>
     <w:p>
       <w:pPr>
-        <w:divId w:val="1713118196"/>
+        <w:divId w:val="1808277802"/>
         <w:rPr>
           <w:color w:val="555555"/>
           <w:sz w:val="20"/>
@@ -6976,7 +6983,7 @@
       <w:pPr>
         <w:pStyle w:val="marker"/>
         <w:ind w:left="800" w:right="800"/>
-        <w:divId w:val="1967856189"/>
+        <w:divId w:val="2093314751"/>
         <w:rPr>
           <w:lang w:val="nl-NL"/>
         </w:rPr>
@@ -6988,13 +6995,13 @@
     <w:p>
       <w:pPr>
         <w:pStyle w:val="Kop3"/>
-        <w:divId w:val="1967856189"/>
-        <w:rPr>
-          <w:rFonts w:eastAsia="Times New Roman"/>
-          <w:lang w:val="nl-NL"/>
-        </w:rPr>
-      </w:pPr>
-      <w:bookmarkStart w:id="15" w:name="_Toc242816557"/>
+        <w:divId w:val="2093314751"/>
+        <w:rPr>
+          <w:rFonts w:eastAsia="Times New Roman"/>
+          <w:lang w:val="nl-NL"/>
+        </w:rPr>
+      </w:pPr>
+      <w:bookmarkStart w:id="15" w:name="_Toc242817099"/>
       <w:r>
         <w:rPr>
           <w:rFonts w:eastAsia="Times New Roman"/>
@@ -7007,7 +7014,7 @@
     <w:p>
       <w:pPr>
         <w:pStyle w:val="subtitel"/>
-        <w:divId w:val="1967856189"/>
+        <w:divId w:val="2093314751"/>
         <w:rPr>
           <w:lang w:val="nl-NL"/>
         </w:rPr>
@@ -7022,7 +7029,7 @@
     <w:p>
       <w:pPr>
         <w:pStyle w:val="Normaalweb"/>
-        <w:divId w:val="1967856189"/>
+        <w:divId w:val="2093314751"/>
         <w:rPr>
           <w:lang w:val="nl-NL"/>
         </w:rPr>
@@ -7043,7 +7050,7 @@
     <w:p>
       <w:pPr>
         <w:pStyle w:val="Normaalweb"/>
-        <w:divId w:val="1967856189"/>
+        <w:divId w:val="2093314751"/>
         <w:rPr>
           <w:lang w:val="nl-NL"/>
         </w:rPr>
@@ -7064,7 +7071,7 @@
     <w:p>
       <w:pPr>
         <w:pStyle w:val="Normaalweb"/>
-        <w:divId w:val="1967856189"/>
+        <w:divId w:val="2093314751"/>
         <w:rPr>
           <w:lang w:val="nl-NL"/>
         </w:rPr>
@@ -7084,7 +7091,7 @@
     </w:p>
     <w:p>
       <w:pPr>
-        <w:divId w:val="1631934193"/>
+        <w:divId w:val="1328630896"/>
         <w:rPr>
           <w:color w:val="555555"/>
           <w:sz w:val="20"/>
@@ -7104,7 +7111,7 @@
     </w:p>
     <w:p>
       <w:pPr>
-        <w:divId w:val="1631934193"/>
+        <w:divId w:val="1328630896"/>
         <w:rPr>
           <w:color w:val="555555"/>
           <w:sz w:val="20"/>
@@ -7124,7 +7131,7 @@
     </w:p>
     <w:p>
       <w:pPr>
-        <w:divId w:val="1631934193"/>
+        <w:divId w:val="1328630896"/>
         <w:rPr>
           <w:color w:val="555555"/>
           <w:sz w:val="20"/>
@@ -7144,7 +7151,7 @@
     </w:p>
     <w:p>
       <w:pPr>
-        <w:divId w:val="1631934193"/>
+        <w:divId w:val="1328630896"/>
         <w:rPr>
           <w:color w:val="555555"/>
           <w:sz w:val="20"/>
@@ -7166,7 +7173,7 @@
       <w:pPr>
         <w:pStyle w:val="marker"/>
         <w:ind w:left="800" w:right="800"/>
-        <w:divId w:val="1967856189"/>
+        <w:divId w:val="2093314751"/>
         <w:rPr>
           <w:lang w:val="nl-NL"/>
         </w:rPr>
@@ -7178,13 +7185,13 @@
     <w:p>
       <w:pPr>
         <w:pStyle w:val="Kop3"/>
-        <w:divId w:val="1967856189"/>
-        <w:rPr>
-          <w:rFonts w:eastAsia="Times New Roman"/>
-          <w:lang w:val="nl-NL"/>
-        </w:rPr>
-      </w:pPr>
-      <w:bookmarkStart w:id="16" w:name="_Toc242816558"/>
+        <w:divId w:val="2093314751"/>
+        <w:rPr>
+          <w:rFonts w:eastAsia="Times New Roman"/>
+          <w:lang w:val="nl-NL"/>
+        </w:rPr>
+      </w:pPr>
+      <w:bookmarkStart w:id="16" w:name="_Toc242817100"/>
       <w:r>
         <w:rPr>
           <w:rFonts w:eastAsia="Times New Roman"/>
@@ -7197,7 +7204,7 @@
     <w:p>
       <w:pPr>
         <w:pStyle w:val="subtitel"/>
-        <w:divId w:val="1967856189"/>
+        <w:divId w:val="2093314751"/>
         <w:rPr>
           <w:lang w:val="nl-NL"/>
         </w:rPr>
@@ -7212,7 +7219,7 @@
     <w:p>
       <w:pPr>
         <w:pStyle w:val="Normaalweb"/>
-        <w:divId w:val="1967856189"/>
+        <w:divId w:val="2093314751"/>
         <w:rPr>
           <w:lang w:val="nl-NL"/>
         </w:rPr>
@@ -7233,7 +7240,7 @@
     <w:p>
       <w:pPr>
         <w:pStyle w:val="Normaalweb"/>
-        <w:divId w:val="1967856189"/>
+        <w:divId w:val="2093314751"/>
         <w:rPr>
           <w:lang w:val="nl-NL"/>
         </w:rPr>
@@ -7254,7 +7261,7 @@
     <w:p>
       <w:pPr>
         <w:pStyle w:val="Normaalweb"/>
-        <w:divId w:val="1967856189"/>
+        <w:divId w:val="2093314751"/>
         <w:rPr>
           <w:lang w:val="nl-NL"/>
         </w:rPr>
@@ -7275,7 +7282,7 @@
     <w:p>
       <w:pPr>
         <w:pStyle w:val="Normaalweb"/>
-        <w:divId w:val="1967856189"/>
+        <w:divId w:val="2093314751"/>
         <w:rPr>
           <w:lang w:val="nl-NL"/>
         </w:rPr>
@@ -7295,7 +7302,7 @@
     </w:p>
     <w:p>
       <w:pPr>
-        <w:divId w:val="1972786511"/>
+        <w:divId w:val="2144804969"/>
         <w:rPr>
           <w:color w:val="555555"/>
           <w:sz w:val="20"/>
@@ -7315,7 +7322,7 @@
     </w:p>
     <w:p>
       <w:pPr>
-        <w:divId w:val="1972786511"/>
+        <w:divId w:val="2144804969"/>
         <w:rPr>
           <w:color w:val="555555"/>
           <w:sz w:val="20"/>
@@ -7337,7 +7344,7 @@
       <w:pPr>
         <w:pStyle w:val="marker"/>
         <w:ind w:left="800" w:right="800"/>
-        <w:divId w:val="1967856189"/>
+        <w:divId w:val="2093314751"/>
         <w:rPr>
           <w:lang w:val="nl-NL"/>
         </w:rPr>
@@ -7349,13 +7356,13 @@
     <w:p>
       <w:pPr>
         <w:pStyle w:val="Kop3"/>
-        <w:divId w:val="1967856189"/>
-        <w:rPr>
-          <w:rFonts w:eastAsia="Times New Roman"/>
-          <w:lang w:val="nl-NL"/>
-        </w:rPr>
-      </w:pPr>
-      <w:bookmarkStart w:id="17" w:name="_Toc242816559"/>
+        <w:divId w:val="2093314751"/>
+        <w:rPr>
+          <w:rFonts w:eastAsia="Times New Roman"/>
+          <w:lang w:val="nl-NL"/>
+        </w:rPr>
+      </w:pPr>
+      <w:bookmarkStart w:id="17" w:name="_Toc242817101"/>
       <w:r>
         <w:rPr>
           <w:rFonts w:eastAsia="Times New Roman"/>
@@ -7368,7 +7375,7 @@
     <w:p>
       <w:pPr>
         <w:pStyle w:val="subtitel"/>
-        <w:divId w:val="1967856189"/>
+        <w:divId w:val="2093314751"/>
         <w:rPr>
           <w:lang w:val="nl-NL"/>
         </w:rPr>
@@ -7383,7 +7390,7 @@
     <w:p>
       <w:pPr>
         <w:pStyle w:val="Normaalweb"/>
-        <w:divId w:val="1967856189"/>
+        <w:divId w:val="2093314751"/>
         <w:rPr>
           <w:lang w:val="nl-NL"/>
         </w:rPr>
@@ -7404,7 +7411,7 @@
     <w:p>
       <w:pPr>
         <w:pStyle w:val="Normaalweb"/>
-        <w:divId w:val="1967856189"/>
+        <w:divId w:val="2093314751"/>
         <w:rPr>
           <w:lang w:val="nl-NL"/>
         </w:rPr>
@@ -7425,7 +7432,7 @@
     <w:p>
       <w:pPr>
         <w:pStyle w:val="Normaalweb"/>
-        <w:divId w:val="1967856189"/>
+        <w:divId w:val="2093314751"/>
         <w:rPr>
           <w:lang w:val="nl-NL"/>
         </w:rPr>
@@ -7446,7 +7453,7 @@
     <w:p>
       <w:pPr>
         <w:pStyle w:val="Normaalweb"/>
-        <w:divId w:val="1967856189"/>
+        <w:divId w:val="2093314751"/>
         <w:rPr>
           <w:lang w:val="nl-NL"/>
         </w:rPr>
@@ -7466,7 +7473,7 @@
     </w:p>
     <w:p>
       <w:pPr>
-        <w:divId w:val="1177694915"/>
+        <w:divId w:val="1894152568"/>
         <w:rPr>
           <w:color w:val="555555"/>
           <w:sz w:val="20"/>
@@ -7486,7 +7493,7 @@
     </w:p>
     <w:p>
       <w:pPr>
-        <w:divId w:val="1177694915"/>
+        <w:divId w:val="1894152568"/>
         <w:rPr>
           <w:color w:val="555555"/>
           <w:sz w:val="20"/>
@@ -7508,7 +7515,7 @@
       <w:pPr>
         <w:pStyle w:val="marker"/>
         <w:ind w:left="800" w:right="800"/>
-        <w:divId w:val="1967856189"/>
+        <w:divId w:val="2093314751"/>
         <w:rPr>
           <w:lang w:val="nl-NL"/>
         </w:rPr>
@@ -7520,13 +7527,13 @@
     <w:p>
       <w:pPr>
         <w:pStyle w:val="Kop3"/>
-        <w:divId w:val="1967856189"/>
-        <w:rPr>
-          <w:rFonts w:eastAsia="Times New Roman"/>
-          <w:lang w:val="nl-NL"/>
-        </w:rPr>
-      </w:pPr>
-      <w:bookmarkStart w:id="18" w:name="_Toc242816560"/>
+        <w:divId w:val="2093314751"/>
+        <w:rPr>
+          <w:rFonts w:eastAsia="Times New Roman"/>
+          <w:lang w:val="nl-NL"/>
+        </w:rPr>
+      </w:pPr>
+      <w:bookmarkStart w:id="18" w:name="_Toc242817102"/>
       <w:r>
         <w:rPr>
           <w:rFonts w:eastAsia="Times New Roman"/>
@@ -7539,7 +7546,7 @@
     <w:p>
       <w:pPr>
         <w:pStyle w:val="subtitel"/>
-        <w:divId w:val="1967856189"/>
+        <w:divId w:val="2093314751"/>
         <w:rPr>
           <w:lang w:val="nl-NL"/>
         </w:rPr>
@@ -7554,7 +7561,7 @@
     <w:p>
       <w:pPr>
         <w:pStyle w:val="Normaalweb"/>
-        <w:divId w:val="1967856189"/>
+        <w:divId w:val="2093314751"/>
         <w:rPr>
           <w:lang w:val="nl-NL"/>
         </w:rPr>
@@ -7575,7 +7582,7 @@
     <w:p>
       <w:pPr>
         <w:pStyle w:val="Normaalweb"/>
-        <w:divId w:val="1967856189"/>
+        <w:divId w:val="2093314751"/>
         <w:rPr>
           <w:lang w:val="nl-NL"/>
         </w:rPr>
@@ -7596,7 +7603,7 @@
     <w:p>
       <w:pPr>
         <w:pStyle w:val="Normaalweb"/>
-        <w:divId w:val="1967856189"/>
+        <w:divId w:val="2093314751"/>
         <w:rPr>
           <w:lang w:val="nl-NL"/>
         </w:rPr>
@@ -7622,7 +7629,7 @@
     </w:p>
     <w:p>
       <w:pPr>
-        <w:divId w:val="1952853811"/>
+        <w:divId w:val="806044697"/>
         <w:rPr>
           <w:color w:val="555555"/>
           <w:sz w:val="20"/>
@@ -7642,7 +7649,7 @@
     </w:p>
     <w:p>
       <w:pPr>
-        <w:divId w:val="1952853811"/>
+        <w:divId w:val="806044697"/>
         <w:rPr>
           <w:color w:val="555555"/>
           <w:sz w:val="20"/>
@@ -7662,7 +7669,7 @@
     </w:p>
     <w:p>
       <w:pPr>
-        <w:divId w:val="1952853811"/>
+        <w:divId w:val="806044697"/>
         <w:rPr>
           <w:color w:val="555555"/>
           <w:sz w:val="20"/>
@@ -7682,7 +7689,7 @@
     </w:p>
     <w:p>
       <w:pPr>
-        <w:divId w:val="1952853811"/>
+        <w:divId w:val="806044697"/>
         <w:rPr>
           <w:color w:val="555555"/>
           <w:sz w:val="20"/>
@@ -7704,7 +7711,7 @@
       <w:pPr>
         <w:pStyle w:val="marker"/>
         <w:ind w:left="800" w:right="800"/>
-        <w:divId w:val="1967856189"/>
+        <w:divId w:val="2093314751"/>
         <w:rPr>
           <w:lang w:val="nl-NL"/>
         </w:rPr>
@@ -7716,13 +7723,13 @@
     <w:p>
       <w:pPr>
         <w:pStyle w:val="Kop3"/>
-        <w:divId w:val="1967856189"/>
-        <w:rPr>
-          <w:rFonts w:eastAsia="Times New Roman"/>
-          <w:lang w:val="nl-NL"/>
-        </w:rPr>
-      </w:pPr>
-      <w:bookmarkStart w:id="19" w:name="_Toc242816561"/>
+        <w:divId w:val="2093314751"/>
+        <w:rPr>
+          <w:rFonts w:eastAsia="Times New Roman"/>
+          <w:lang w:val="nl-NL"/>
+        </w:rPr>
+      </w:pPr>
+      <w:bookmarkStart w:id="19" w:name="_Toc242817103"/>
       <w:r>
         <w:rPr>
           <w:rFonts w:eastAsia="Times New Roman"/>
@@ -7735,7 +7742,7 @@
     <w:p>
       <w:pPr>
         <w:pStyle w:val="subtitel"/>
-        <w:divId w:val="1967856189"/>
+        <w:divId w:val="2093314751"/>
         <w:rPr>
           <w:lang w:val="nl-NL"/>
         </w:rPr>
@@ -7750,7 +7757,7 @@
     <w:p>
       <w:pPr>
         <w:pStyle w:val="Normaalweb"/>
-        <w:divId w:val="1967856189"/>
+        <w:divId w:val="2093314751"/>
         <w:rPr>
           <w:lang w:val="nl-NL"/>
         </w:rPr>
@@ -7771,7 +7778,7 @@
     <w:p>
       <w:pPr>
         <w:pStyle w:val="Normaalweb"/>
-        <w:divId w:val="1967856189"/>
+        <w:divId w:val="2093314751"/>
         <w:rPr>
           <w:lang w:val="nl-NL"/>
         </w:rPr>
@@ -7792,7 +7799,7 @@
     <w:p>
       <w:pPr>
         <w:pStyle w:val="Normaalweb"/>
-        <w:divId w:val="1967856189"/>
+        <w:divId w:val="2093314751"/>
         <w:rPr>
           <w:lang w:val="nl-NL"/>
         </w:rPr>
@@ -7812,7 +7819,7 @@
     </w:p>
     <w:p>
       <w:pPr>
-        <w:divId w:val="1078209149"/>
+        <w:divId w:val="193155277"/>
         <w:rPr>
           <w:color w:val="555555"/>
           <w:sz w:val="20"/>
@@ -7832,7 +7839,7 @@
     </w:p>
     <w:p>
       <w:pPr>
-        <w:divId w:val="1078209149"/>
+        <w:divId w:val="193155277"/>
         <w:rPr>
           <w:color w:val="555555"/>
           <w:sz w:val="20"/>
@@ -7852,7 +7859,7 @@
     </w:p>
     <w:p>
       <w:pPr>
-        <w:divId w:val="1078209149"/>
+        <w:divId w:val="193155277"/>
         <w:rPr>
           <w:color w:val="555555"/>
           <w:sz w:val="20"/>
@@ -7872,7 +7879,7 @@
     </w:p>
     <w:p>
       <w:pPr>
-        <w:divId w:val="1078209149"/>
+        <w:divId w:val="193155277"/>
         <w:rPr>
           <w:color w:val="555555"/>
           <w:sz w:val="20"/>
@@ -7894,7 +7901,7 @@
       <w:pPr>
         <w:pStyle w:val="marker"/>
         <w:ind w:left="800" w:right="800"/>
-        <w:divId w:val="1967856189"/>
+        <w:divId w:val="2093314751"/>
         <w:rPr>
           <w:lang w:val="nl-NL"/>
         </w:rPr>
@@ -7906,13 +7913,13 @@
     <w:p>
       <w:pPr>
         <w:pStyle w:val="Kop3"/>
-        <w:divId w:val="1967856189"/>
-        <w:rPr>
-          <w:rFonts w:eastAsia="Times New Roman"/>
-          <w:lang w:val="nl-NL"/>
-        </w:rPr>
-      </w:pPr>
-      <w:bookmarkStart w:id="20" w:name="_Toc242816562"/>
+        <w:divId w:val="2093314751"/>
+        <w:rPr>
+          <w:rFonts w:eastAsia="Times New Roman"/>
+          <w:lang w:val="nl-NL"/>
+        </w:rPr>
+      </w:pPr>
+      <w:bookmarkStart w:id="20" w:name="_Toc242817104"/>
       <w:r>
         <w:rPr>
           <w:rFonts w:eastAsia="Times New Roman"/>
@@ -7925,7 +7932,7 @@
     <w:p>
       <w:pPr>
         <w:pStyle w:val="subtitel"/>
-        <w:divId w:val="1967856189"/>
+        <w:divId w:val="2093314751"/>
         <w:rPr>
           <w:lang w:val="nl-NL"/>
         </w:rPr>
@@ -7940,7 +7947,7 @@
     <w:p>
       <w:pPr>
         <w:pStyle w:val="Normaalweb"/>
-        <w:divId w:val="1967856189"/>
+        <w:divId w:val="2093314751"/>
         <w:rPr>
           <w:lang w:val="nl-NL"/>
         </w:rPr>
@@ -7961,7 +7968,7 @@
     <w:p>
       <w:pPr>
         <w:pStyle w:val="Normaalweb"/>
-        <w:divId w:val="1967856189"/>
+        <w:divId w:val="2093314751"/>
         <w:rPr>
           <w:lang w:val="nl-NL"/>
         </w:rPr>
@@ -7982,7 +7989,7 @@
     <w:p>
       <w:pPr>
         <w:pStyle w:val="Normaalweb"/>
-        <w:divId w:val="1967856189"/>
+        <w:divId w:val="2093314751"/>
         <w:rPr>
           <w:lang w:val="nl-NL"/>
         </w:rPr>
@@ -8002,7 +8009,7 @@
     </w:p>
     <w:p>
       <w:pPr>
-        <w:divId w:val="214855192"/>
+        <w:divId w:val="1623804611"/>
         <w:rPr>
           <w:color w:val="555555"/>
           <w:sz w:val="20"/>
@@ -8024,7 +8031,7 @@
       <w:pPr>
         <w:pStyle w:val="marker"/>
         <w:ind w:left="800" w:right="800"/>
-        <w:divId w:val="1967856189"/>
+        <w:divId w:val="2093314751"/>
         <w:rPr>
           <w:lang w:val="nl-NL"/>
         </w:rPr>
@@ -8036,13 +8043,13 @@
     <w:p>
       <w:pPr>
         <w:pStyle w:val="Kop2"/>
-        <w:divId w:val="1967856189"/>
-        <w:rPr>
-          <w:rFonts w:eastAsia="Times New Roman"/>
-          <w:lang w:val="nl-NL"/>
-        </w:rPr>
-      </w:pPr>
-      <w:bookmarkStart w:id="21" w:name="_Toc242816563"/>
+        <w:divId w:val="2093314751"/>
+        <w:rPr>
+          <w:rFonts w:eastAsia="Times New Roman"/>
+          <w:lang w:val="nl-NL"/>
+        </w:rPr>
+      </w:pPr>
+      <w:bookmarkStart w:id="21" w:name="_Toc242817105"/>
       <w:r>
         <w:rPr>
           <w:rFonts w:eastAsia="Times New Roman"/>
@@ -8055,13 +8062,13 @@
     <w:p>
       <w:pPr>
         <w:pStyle w:val="Kop3"/>
-        <w:divId w:val="1967856189"/>
-        <w:rPr>
-          <w:rFonts w:eastAsia="Times New Roman"/>
-          <w:lang w:val="nl-NL"/>
-        </w:rPr>
-      </w:pPr>
-      <w:bookmarkStart w:id="22" w:name="_Toc242816564"/>
+        <w:divId w:val="2093314751"/>
+        <w:rPr>
+          <w:rFonts w:eastAsia="Times New Roman"/>
+          <w:lang w:val="nl-NL"/>
+        </w:rPr>
+      </w:pPr>
+      <w:bookmarkStart w:id="22" w:name="_Toc242817106"/>
       <w:r>
         <w:rPr>
           <w:rFonts w:eastAsia="Times New Roman"/>
@@ -8074,7 +8081,7 @@
     <w:p>
       <w:pPr>
         <w:pStyle w:val="subtitel"/>
-        <w:divId w:val="1967856189"/>
+        <w:divId w:val="2093314751"/>
         <w:rPr>
           <w:lang w:val="nl-NL"/>
         </w:rPr>
@@ -8089,7 +8096,7 @@
     <w:p>
       <w:pPr>
         <w:pStyle w:val="Normaalweb"/>
-        <w:divId w:val="1967856189"/>
+        <w:divId w:val="2093314751"/>
         <w:rPr>
           <w:lang w:val="nl-NL"/>
         </w:rPr>
@@ -8110,7 +8117,7 @@
     <w:p>
       <w:pPr>
         <w:pStyle w:val="Normaalweb"/>
-        <w:divId w:val="1967856189"/>
+        <w:divId w:val="2093314751"/>
         <w:rPr>
           <w:lang w:val="nl-NL"/>
         </w:rPr>
@@ -8131,7 +8138,7 @@
     <w:p>
       <w:pPr>
         <w:pStyle w:val="Normaalweb"/>
-        <w:divId w:val="1967856189"/>
+        <w:divId w:val="2093314751"/>
         <w:rPr>
           <w:lang w:val="nl-NL"/>
         </w:rPr>
@@ -8151,7 +8158,7 @@
     </w:p>
     <w:p>
       <w:pPr>
-        <w:divId w:val="1115055571"/>
+        <w:divId w:val="1045638176"/>
         <w:rPr>
           <w:color w:val="555555"/>
           <w:sz w:val="20"/>
@@ -8173,7 +8180,7 @@
       <w:pPr>
         <w:pStyle w:val="marker"/>
         <w:ind w:left="800" w:right="800"/>
-        <w:divId w:val="1967856189"/>
+        <w:divId w:val="2093314751"/>
         <w:rPr>
           <w:lang w:val="nl-NL"/>
         </w:rPr>
@@ -8185,13 +8192,13 @@
     <w:p>
       <w:pPr>
         <w:pStyle w:val="Kop3"/>
-        <w:divId w:val="1967856189"/>
-        <w:rPr>
-          <w:rFonts w:eastAsia="Times New Roman"/>
-          <w:lang w:val="nl-NL"/>
-        </w:rPr>
-      </w:pPr>
-      <w:bookmarkStart w:id="23" w:name="_Toc242816565"/>
+        <w:divId w:val="2093314751"/>
+        <w:rPr>
+          <w:rFonts w:eastAsia="Times New Roman"/>
+          <w:lang w:val="nl-NL"/>
+        </w:rPr>
+      </w:pPr>
+      <w:bookmarkStart w:id="23" w:name="_Toc242817107"/>
       <w:r>
         <w:rPr>
           <w:rFonts w:eastAsia="Times New Roman"/>
@@ -8204,7 +8211,7 @@
     <w:p>
       <w:pPr>
         <w:pStyle w:val="subtitel"/>
-        <w:divId w:val="1967856189"/>
+        <w:divId w:val="2093314751"/>
         <w:rPr>
           <w:lang w:val="nl-NL"/>
         </w:rPr>
@@ -8219,7 +8226,7 @@
     <w:p>
       <w:pPr>
         <w:pStyle w:val="Normaalweb"/>
-        <w:divId w:val="1967856189"/>
+        <w:divId w:val="2093314751"/>
         <w:rPr>
           <w:lang w:val="nl-NL"/>
         </w:rPr>
@@ -8240,7 +8247,7 @@
     <w:p>
       <w:pPr>
         <w:pStyle w:val="Normaalweb"/>
-        <w:divId w:val="1967856189"/>
+        <w:divId w:val="2093314751"/>
         <w:rPr>
           <w:lang w:val="nl-NL"/>
         </w:rPr>
@@ -8261,7 +8268,7 @@
     <w:p>
       <w:pPr>
         <w:pStyle w:val="Normaalweb"/>
-        <w:divId w:val="1967856189"/>
+        <w:divId w:val="2093314751"/>
         <w:rPr>
           <w:lang w:val="nl-NL"/>
         </w:rPr>
@@ -8282,7 +8289,7 @@
     <w:p>
       <w:pPr>
         <w:pStyle w:val="Normaalweb"/>
-        <w:divId w:val="1967856189"/>
+        <w:divId w:val="2093314751"/>
         <w:rPr>
           <w:lang w:val="nl-NL"/>
         </w:rPr>
@@ -8302,7 +8309,7 @@
     </w:p>
     <w:p>
       <w:pPr>
-        <w:divId w:val="10307577"/>
+        <w:divId w:val="1399790973"/>
         <w:rPr>
           <w:color w:val="555555"/>
           <w:sz w:val="20"/>
@@ -8324,7 +8331,7 @@
       <w:pPr>
         <w:pStyle w:val="marker"/>
         <w:ind w:left="800" w:right="800"/>
-        <w:divId w:val="1967856189"/>
+        <w:divId w:val="2093314751"/>
         <w:rPr>
           <w:lang w:val="nl-NL"/>
         </w:rPr>
@@ -8336,13 +8343,13 @@
     <w:p>
       <w:pPr>
         <w:pStyle w:val="Kop3"/>
-        <w:divId w:val="1967856189"/>
-        <w:rPr>
-          <w:rFonts w:eastAsia="Times New Roman"/>
-          <w:lang w:val="nl-NL"/>
-        </w:rPr>
-      </w:pPr>
-      <w:bookmarkStart w:id="24" w:name="_Toc242816566"/>
+        <w:divId w:val="2093314751"/>
+        <w:rPr>
+          <w:rFonts w:eastAsia="Times New Roman"/>
+          <w:lang w:val="nl-NL"/>
+        </w:rPr>
+      </w:pPr>
+      <w:bookmarkStart w:id="24" w:name="_Toc242817108"/>
       <w:r>
         <w:rPr>
           <w:rFonts w:eastAsia="Times New Roman"/>
@@ -8355,7 +8362,7 @@
     <w:p>
       <w:pPr>
         <w:pStyle w:val="subtitel"/>
-        <w:divId w:val="1967856189"/>
+        <w:divId w:val="2093314751"/>
         <w:rPr>
           <w:lang w:val="nl-NL"/>
         </w:rPr>
@@ -8370,7 +8377,7 @@
     <w:p>
       <w:pPr>
         <w:pStyle w:val="Normaalweb"/>
-        <w:divId w:val="1967856189"/>
+        <w:divId w:val="2093314751"/>
         <w:rPr>
           <w:lang w:val="nl-NL"/>
         </w:rPr>
@@ -8391,7 +8398,7 @@
     <w:p>
       <w:pPr>
         <w:pStyle w:val="Normaalweb"/>
-        <w:divId w:val="1967856189"/>
+        <w:divId w:val="2093314751"/>
         <w:rPr>
           <w:lang w:val="nl-NL"/>
         </w:rPr>
@@ -8406,7 +8413,7 @@
     <w:p>
       <w:pPr>
         <w:pStyle w:val="Normaalweb"/>
-        <w:divId w:val="1967856189"/>
+        <w:divId w:val="2093314751"/>
         <w:rPr>
           <w:lang w:val="nl-NL"/>
         </w:rPr>
@@ -8422,7 +8429,7 @@
       <w:pPr>
         <w:pStyle w:val="marker"/>
         <w:ind w:left="800" w:right="800"/>
-        <w:divId w:val="1967856189"/>
+        <w:divId w:val="2093314751"/>
         <w:rPr>
           <w:lang w:val="nl-NL"/>
         </w:rPr>
@@ -8434,13 +8441,13 @@
     <w:p>
       <w:pPr>
         <w:pStyle w:val="Kop3"/>
-        <w:divId w:val="1967856189"/>
-        <w:rPr>
-          <w:rFonts w:eastAsia="Times New Roman"/>
-          <w:lang w:val="nl-NL"/>
-        </w:rPr>
-      </w:pPr>
-      <w:bookmarkStart w:id="25" w:name="_Toc242816567"/>
+        <w:divId w:val="2093314751"/>
+        <w:rPr>
+          <w:rFonts w:eastAsia="Times New Roman"/>
+          <w:lang w:val="nl-NL"/>
+        </w:rPr>
+      </w:pPr>
+      <w:bookmarkStart w:id="25" w:name="_Toc242817109"/>
       <w:r>
         <w:rPr>
           <w:rFonts w:eastAsia="Times New Roman"/>
@@ -8453,7 +8460,7 @@
     <w:p>
       <w:pPr>
         <w:pStyle w:val="subtitel"/>
-        <w:divId w:val="1967856189"/>
+        <w:divId w:val="2093314751"/>
         <w:rPr>
           <w:lang w:val="nl-NL"/>
         </w:rPr>
@@ -8468,7 +8475,7 @@
     <w:p>
       <w:pPr>
         <w:pStyle w:val="Normaalweb"/>
-        <w:divId w:val="1967856189"/>
+        <w:divId w:val="2093314751"/>
         <w:rPr>
           <w:lang w:val="nl-NL"/>
         </w:rPr>
@@ -8483,7 +8490,7 @@
     <w:p>
       <w:pPr>
         <w:pStyle w:val="Normaalweb"/>
-        <w:divId w:val="1967856189"/>
+        <w:divId w:val="2093314751"/>
         <w:rPr>
           <w:lang w:val="nl-NL"/>
         </w:rPr>
@@ -8498,7 +8505,7 @@
     <w:p>
       <w:pPr>
         <w:pStyle w:val="Normaalweb"/>
-        <w:divId w:val="1967856189"/>
+        <w:divId w:val="2093314751"/>
         <w:rPr>
           <w:lang w:val="nl-NL"/>
         </w:rPr>
@@ -8518,7 +8525,7 @@
     </w:p>
     <w:p>
       <w:pPr>
-        <w:divId w:val="1188330520"/>
+        <w:divId w:val="1120219811"/>
         <w:rPr>
           <w:color w:val="555555"/>
           <w:sz w:val="20"/>
@@ -8540,7 +8547,7 @@
       <w:pPr>
         <w:pStyle w:val="marker"/>
         <w:ind w:left="800" w:right="800"/>
-        <w:divId w:val="1967856189"/>
+        <w:divId w:val="2093314751"/>
         <w:rPr>
           <w:lang w:val="nl-NL"/>
         </w:rPr>
@@ -8552,13 +8559,13 @@
     <w:p>
       <w:pPr>
         <w:pStyle w:val="Kop3"/>
-        <w:divId w:val="1967856189"/>
-        <w:rPr>
-          <w:rFonts w:eastAsia="Times New Roman"/>
-          <w:lang w:val="nl-NL"/>
-        </w:rPr>
-      </w:pPr>
-      <w:bookmarkStart w:id="26" w:name="_Toc242816568"/>
+        <w:divId w:val="2093314751"/>
+        <w:rPr>
+          <w:rFonts w:eastAsia="Times New Roman"/>
+          <w:lang w:val="nl-NL"/>
+        </w:rPr>
+      </w:pPr>
+      <w:bookmarkStart w:id="26" w:name="_Toc242817110"/>
       <w:r>
         <w:rPr>
           <w:rFonts w:eastAsia="Times New Roman"/>
@@ -8571,7 +8578,7 @@
     <w:p>
       <w:pPr>
         <w:pStyle w:val="subtitel"/>
-        <w:divId w:val="1967856189"/>
+        <w:divId w:val="2093314751"/>
         <w:rPr>
           <w:lang w:val="nl-NL"/>
         </w:rPr>
@@ -8586,7 +8593,7 @@
     <w:p>
       <w:pPr>
         <w:pStyle w:val="Normaalweb"/>
-        <w:divId w:val="1967856189"/>
+        <w:divId w:val="2093314751"/>
         <w:rPr>
           <w:lang w:val="nl-NL"/>
         </w:rPr>
@@ -8607,7 +8614,7 @@
     <w:p>
       <w:pPr>
         <w:pStyle w:val="Normaalweb"/>
-        <w:divId w:val="1967856189"/>
+        <w:divId w:val="2093314751"/>
         <w:rPr>
           <w:lang w:val="nl-NL"/>
         </w:rPr>
@@ -8622,7 +8629,7 @@
     <w:p>
       <w:pPr>
         <w:pStyle w:val="Normaalweb"/>
-        <w:divId w:val="1967856189"/>
+        <w:divId w:val="2093314751"/>
         <w:rPr>
           <w:lang w:val="nl-NL"/>
         </w:rPr>
@@ -8643,7 +8650,7 @@
     <w:p>
       <w:pPr>
         <w:pStyle w:val="Normaalweb"/>
-        <w:divId w:val="1967856189"/>
+        <w:divId w:val="2093314751"/>
         <w:rPr>
           <w:lang w:val="nl-NL"/>
         </w:rPr>
@@ -8657,7 +8664,7 @@
     </w:p>
     <w:p>
       <w:pPr>
-        <w:divId w:val="1554657818"/>
+        <w:divId w:val="903024664"/>
         <w:rPr>
           <w:color w:val="555555"/>
           <w:sz w:val="20"/>
@@ -8679,7 +8686,7 @@
       <w:pPr>
         <w:pStyle w:val="marker"/>
         <w:ind w:left="800" w:right="800"/>
-        <w:divId w:val="1967856189"/>
+        <w:divId w:val="2093314751"/>
         <w:rPr>
           <w:lang w:val="nl-NL"/>
         </w:rPr>
@@ -8691,13 +8698,13 @@
     <w:p>
       <w:pPr>
         <w:pStyle w:val="Kop3"/>
-        <w:divId w:val="1967856189"/>
-        <w:rPr>
-          <w:rFonts w:eastAsia="Times New Roman"/>
-          <w:lang w:val="nl-NL"/>
-        </w:rPr>
-      </w:pPr>
-      <w:bookmarkStart w:id="27" w:name="_Toc242816569"/>
+        <w:divId w:val="2093314751"/>
+        <w:rPr>
+          <w:rFonts w:eastAsia="Times New Roman"/>
+          <w:lang w:val="nl-NL"/>
+        </w:rPr>
+      </w:pPr>
+      <w:bookmarkStart w:id="27" w:name="_Toc242817111"/>
       <w:r>
         <w:rPr>
           <w:rFonts w:eastAsia="Times New Roman"/>
@@ -8710,7 +8717,7 @@
     <w:p>
       <w:pPr>
         <w:pStyle w:val="subtitel"/>
-        <w:divId w:val="1967856189"/>
+        <w:divId w:val="2093314751"/>
         <w:rPr>
           <w:lang w:val="nl-NL"/>
         </w:rPr>
@@ -8725,7 +8732,7 @@
     <w:p>
       <w:pPr>
         <w:pStyle w:val="Normaalweb"/>
-        <w:divId w:val="1967856189"/>
+        <w:divId w:val="2093314751"/>
         <w:rPr>
           <w:lang w:val="nl-NL"/>
         </w:rPr>
@@ -8746,7 +8753,7 @@
     <w:p>
       <w:pPr>
         <w:pStyle w:val="Normaalweb"/>
-        <w:divId w:val="1967856189"/>
+        <w:divId w:val="2093314751"/>
         <w:rPr>
           <w:lang w:val="nl-NL"/>
         </w:rPr>
@@ -8761,7 +8768,7 @@
     <w:p>
       <w:pPr>
         <w:pStyle w:val="Normaalweb"/>
-        <w:divId w:val="1967856189"/>
+        <w:divId w:val="2093314751"/>
         <w:rPr>
           <w:lang w:val="nl-NL"/>
         </w:rPr>
@@ -8777,7 +8784,7 @@
       <w:pPr>
         <w:pStyle w:val="marker"/>
         <w:ind w:left="800" w:right="800"/>
-        <w:divId w:val="1967856189"/>
+        <w:divId w:val="2093314751"/>
         <w:rPr>
           <w:lang w:val="nl-NL"/>
         </w:rPr>
@@ -8789,13 +8796,13 @@
     <w:p>
       <w:pPr>
         <w:pStyle w:val="Kop3"/>
-        <w:divId w:val="1967856189"/>
-        <w:rPr>
-          <w:rFonts w:eastAsia="Times New Roman"/>
-          <w:lang w:val="nl-NL"/>
-        </w:rPr>
-      </w:pPr>
-      <w:bookmarkStart w:id="28" w:name="_Toc242816570"/>
+        <w:divId w:val="2093314751"/>
+        <w:rPr>
+          <w:rFonts w:eastAsia="Times New Roman"/>
+          <w:lang w:val="nl-NL"/>
+        </w:rPr>
+      </w:pPr>
+      <w:bookmarkStart w:id="28" w:name="_Toc242817112"/>
       <w:r>
         <w:rPr>
           <w:rFonts w:eastAsia="Times New Roman"/>
@@ -8808,7 +8815,7 @@
     <w:p>
       <w:pPr>
         <w:pStyle w:val="subtitel"/>
-        <w:divId w:val="1967856189"/>
+        <w:divId w:val="2093314751"/>
         <w:rPr>
           <w:lang w:val="nl-NL"/>
         </w:rPr>
@@ -8823,7 +8830,7 @@
     <w:p>
       <w:pPr>
         <w:pStyle w:val="Normaalweb"/>
-        <w:divId w:val="1967856189"/>
+        <w:divId w:val="2093314751"/>
         <w:rPr>
           <w:lang w:val="nl-NL"/>
         </w:rPr>
@@ -8844,7 +8851,7 @@
     <w:p>
       <w:pPr>
         <w:pStyle w:val="Normaalweb"/>
-        <w:divId w:val="1967856189"/>
+        <w:divId w:val="2093314751"/>
         <w:rPr>
           <w:lang w:val="nl-NL"/>
         </w:rPr>
@@ -8865,7 +8872,7 @@
     <w:p>
       <w:pPr>
         <w:pStyle w:val="Normaalweb"/>
-        <w:divId w:val="1967856189"/>
+        <w:divId w:val="2093314751"/>
         <w:rPr>
           <w:lang w:val="nl-NL"/>
         </w:rPr>
@@ -8886,7 +8893,7 @@
     <w:p>
       <w:pPr>
         <w:pStyle w:val="Normaalweb"/>
-        <w:divId w:val="1967856189"/>
+        <w:divId w:val="2093314751"/>
         <w:rPr>
           <w:lang w:val="nl-NL"/>
         </w:rPr>
@@ -8908,7 +8915,7 @@
       <w:pPr>
         <w:pStyle w:val="marker"/>
         <w:ind w:left="800" w:right="800"/>
-        <w:divId w:val="1967856189"/>
+        <w:divId w:val="2093314751"/>
         <w:rPr>
           <w:lang w:val="nl-NL"/>
         </w:rPr>
@@ -8920,13 +8927,13 @@
     <w:p>
       <w:pPr>
         <w:pStyle w:val="Kop3"/>
-        <w:divId w:val="1967856189"/>
-        <w:rPr>
-          <w:rFonts w:eastAsia="Times New Roman"/>
-          <w:lang w:val="nl-NL"/>
-        </w:rPr>
-      </w:pPr>
-      <w:bookmarkStart w:id="29" w:name="_Toc242816571"/>
+        <w:divId w:val="2093314751"/>
+        <w:rPr>
+          <w:rFonts w:eastAsia="Times New Roman"/>
+          <w:lang w:val="nl-NL"/>
+        </w:rPr>
+      </w:pPr>
+      <w:bookmarkStart w:id="29" w:name="_Toc242817113"/>
       <w:r>
         <w:rPr>
           <w:rFonts w:eastAsia="Times New Roman"/>
@@ -8939,7 +8946,7 @@
     <w:p>
       <w:pPr>
         <w:pStyle w:val="subtitel"/>
-        <w:divId w:val="1967856189"/>
+        <w:divId w:val="2093314751"/>
         <w:rPr>
           <w:lang w:val="nl-NL"/>
         </w:rPr>
@@ -8954,7 +8961,7 @@
     <w:p>
       <w:pPr>
         <w:pStyle w:val="Normaalweb"/>
-        <w:divId w:val="1967856189"/>
+        <w:divId w:val="2093314751"/>
         <w:rPr>
           <w:lang w:val="nl-NL"/>
         </w:rPr>
@@ -8975,7 +8982,7 @@
     <w:p>
       <w:pPr>
         <w:pStyle w:val="Normaalweb"/>
-        <w:divId w:val="1967856189"/>
+        <w:divId w:val="2093314751"/>
         <w:rPr>
           <w:lang w:val="nl-NL"/>
         </w:rPr>
@@ -8996,7 +9003,7 @@
     <w:p>
       <w:pPr>
         <w:pStyle w:val="Normaalweb"/>
-        <w:divId w:val="1967856189"/>
+        <w:divId w:val="2093314751"/>
         <w:rPr>
           <w:lang w:val="nl-NL"/>
         </w:rPr>
@@ -9018,7 +9025,7 @@
       <w:pPr>
         <w:pStyle w:val="marker"/>
         <w:ind w:left="800" w:right="800"/>
-        <w:divId w:val="1967856189"/>
+        <w:divId w:val="2093314751"/>
         <w:rPr>
           <w:lang w:val="nl-NL"/>
         </w:rPr>
@@ -9030,13 +9037,13 @@
     <w:p>
       <w:pPr>
         <w:pStyle w:val="Kop3"/>
-        <w:divId w:val="1967856189"/>
-        <w:rPr>
-          <w:rFonts w:eastAsia="Times New Roman"/>
-          <w:lang w:val="nl-NL"/>
-        </w:rPr>
-      </w:pPr>
-      <w:bookmarkStart w:id="30" w:name="_Toc242816572"/>
+        <w:divId w:val="2093314751"/>
+        <w:rPr>
+          <w:rFonts w:eastAsia="Times New Roman"/>
+          <w:lang w:val="nl-NL"/>
+        </w:rPr>
+      </w:pPr>
+      <w:bookmarkStart w:id="30" w:name="_Toc242817114"/>
       <w:r>
         <w:rPr>
           <w:rFonts w:eastAsia="Times New Roman"/>
@@ -9049,7 +9056,7 @@
     <w:p>
       <w:pPr>
         <w:pStyle w:val="subtitel"/>
-        <w:divId w:val="1967856189"/>
+        <w:divId w:val="2093314751"/>
         <w:rPr>
           <w:lang w:val="nl-NL"/>
         </w:rPr>
@@ -9064,7 +9071,7 @@
     <w:p>
       <w:pPr>
         <w:pStyle w:val="Normaalweb"/>
-        <w:divId w:val="1967856189"/>
+        <w:divId w:val="2093314751"/>
         <w:rPr>
           <w:lang w:val="nl-NL"/>
         </w:rPr>
@@ -9085,7 +9092,7 @@
     <w:p>
       <w:pPr>
         <w:pStyle w:val="Normaalweb"/>
-        <w:divId w:val="1967856189"/>
+        <w:divId w:val="2093314751"/>
         <w:rPr>
           <w:lang w:val="nl-NL"/>
         </w:rPr>
@@ -9100,7 +9107,7 @@
     <w:p>
       <w:pPr>
         <w:pStyle w:val="Normaalweb"/>
-        <w:divId w:val="1967856189"/>
+        <w:divId w:val="2093314751"/>
         <w:rPr>
           <w:lang w:val="nl-NL"/>
         </w:rPr>
@@ -9121,7 +9128,7 @@
     <w:p>
       <w:pPr>
         <w:pStyle w:val="Normaalweb"/>
-        <w:divId w:val="1967856189"/>
+        <w:divId w:val="2093314751"/>
         <w:rPr>
           <w:lang w:val="nl-NL"/>
         </w:rPr>
@@ -9147,7 +9154,7 @@
     </w:p>
     <w:p>
       <w:pPr>
-        <w:divId w:val="525098918"/>
+        <w:divId w:val="1659653598"/>
         <w:rPr>
           <w:color w:val="555555"/>
           <w:sz w:val="20"/>
@@ -9167,7 +9174,7 @@
     </w:p>
     <w:p>
       <w:pPr>
-        <w:divId w:val="525098918"/>
+        <w:divId w:val="1659653598"/>
         <w:rPr>
           <w:color w:val="555555"/>
           <w:sz w:val="20"/>
@@ -9187,7 +9194,7 @@
     </w:p>
     <w:p>
       <w:pPr>
-        <w:divId w:val="525098918"/>
+        <w:divId w:val="1659653598"/>
         <w:rPr>
           <w:color w:val="555555"/>
           <w:sz w:val="20"/>
@@ -9209,7 +9216,7 @@
       <w:pPr>
         <w:pStyle w:val="marker"/>
         <w:ind w:left="800" w:right="800"/>
-        <w:divId w:val="1967856189"/>
+        <w:divId w:val="2093314751"/>
         <w:rPr>
           <w:lang w:val="nl-NL"/>
         </w:rPr>
@@ -9221,13 +9228,13 @@
     <w:p>
       <w:pPr>
         <w:pStyle w:val="Kop3"/>
-        <w:divId w:val="1967856189"/>
-        <w:rPr>
-          <w:rFonts w:eastAsia="Times New Roman"/>
-          <w:lang w:val="nl-NL"/>
-        </w:rPr>
-      </w:pPr>
-      <w:bookmarkStart w:id="31" w:name="_Toc242816573"/>
+        <w:divId w:val="2093314751"/>
+        <w:rPr>
+          <w:rFonts w:eastAsia="Times New Roman"/>
+          <w:lang w:val="nl-NL"/>
+        </w:rPr>
+      </w:pPr>
+      <w:bookmarkStart w:id="31" w:name="_Toc242817115"/>
       <w:r>
         <w:rPr>
           <w:rFonts w:eastAsia="Times New Roman"/>
@@ -9240,7 +9247,7 @@
     <w:p>
       <w:pPr>
         <w:pStyle w:val="subtitel"/>
-        <w:divId w:val="1967856189"/>
+        <w:divId w:val="2093314751"/>
         <w:rPr>
           <w:lang w:val="nl-NL"/>
         </w:rPr>
@@ -9255,7 +9262,7 @@
     <w:p>
       <w:pPr>
         <w:pStyle w:val="Normaalweb"/>
-        <w:divId w:val="1967856189"/>
+        <w:divId w:val="2093314751"/>
         <w:rPr>
           <w:lang w:val="nl-NL"/>
         </w:rPr>
@@ -9270,7 +9277,7 @@
     <w:p>
       <w:pPr>
         <w:pStyle w:val="Normaalweb"/>
-        <w:divId w:val="1967856189"/>
+        <w:divId w:val="2093314751"/>
         <w:rPr>
           <w:lang w:val="nl-NL"/>
         </w:rPr>
@@ -9285,7 +9292,7 @@
     <w:p>
       <w:pPr>
         <w:pStyle w:val="Normaalweb"/>
-        <w:divId w:val="1967856189"/>
+        <w:divId w:val="2093314751"/>
         <w:rPr>
           <w:lang w:val="nl-NL"/>
         </w:rPr>
@@ -9307,7 +9314,7 @@
       <w:pPr>
         <w:pStyle w:val="marker"/>
         <w:ind w:left="800" w:right="800"/>
-        <w:divId w:val="1967856189"/>
+        <w:divId w:val="2093314751"/>
         <w:rPr>
           <w:lang w:val="nl-NL"/>
         </w:rPr>
@@ -9319,13 +9326,13 @@
     <w:p>
       <w:pPr>
         <w:pStyle w:val="Kop1"/>
-        <w:divId w:val="1967856189"/>
-        <w:rPr>
-          <w:rFonts w:eastAsia="Times New Roman"/>
-          <w:lang w:val="nl-NL"/>
-        </w:rPr>
-      </w:pPr>
-      <w:bookmarkStart w:id="32" w:name="_Toc242816574"/>
+        <w:divId w:val="2093314751"/>
+        <w:rPr>
+          <w:rFonts w:eastAsia="Times New Roman"/>
+          <w:lang w:val="nl-NL"/>
+        </w:rPr>
+      </w:pPr>
+      <w:bookmarkStart w:id="32" w:name="_Toc242817116"/>
       <w:r>
         <w:rPr>
           <w:rFonts w:eastAsia="Times New Roman"/>
@@ -9338,13 +9345,13 @@
     <w:p>
       <w:pPr>
         <w:pStyle w:val="Kop2"/>
-        <w:divId w:val="1967856189"/>
-        <w:rPr>
-          <w:rFonts w:eastAsia="Times New Roman"/>
-          <w:lang w:val="nl-NL"/>
-        </w:rPr>
-      </w:pPr>
-      <w:bookmarkStart w:id="33" w:name="_Toc242816575"/>
+        <w:divId w:val="2093314751"/>
+        <w:rPr>
+          <w:rFonts w:eastAsia="Times New Roman"/>
+          <w:lang w:val="nl-NL"/>
+        </w:rPr>
+      </w:pPr>
+      <w:bookmarkStart w:id="33" w:name="_Toc242817117"/>
       <w:r>
         <w:rPr>
           <w:rFonts w:eastAsia="Times New Roman"/>
@@ -9357,13 +9364,13 @@
     <w:p>
       <w:pPr>
         <w:pStyle w:val="Kop3"/>
-        <w:divId w:val="1967856189"/>
-        <w:rPr>
-          <w:rFonts w:eastAsia="Times New Roman"/>
-          <w:lang w:val="nl-NL"/>
-        </w:rPr>
-      </w:pPr>
-      <w:bookmarkStart w:id="34" w:name="_Toc242816576"/>
+        <w:divId w:val="2093314751"/>
+        <w:rPr>
+          <w:rFonts w:eastAsia="Times New Roman"/>
+          <w:lang w:val="nl-NL"/>
+        </w:rPr>
+      </w:pPr>
+      <w:bookmarkStart w:id="34" w:name="_Toc242817118"/>
       <w:r>
         <w:rPr>
           <w:rFonts w:eastAsia="Times New Roman"/>
@@ -9376,7 +9383,7 @@
     <w:p>
       <w:pPr>
         <w:pStyle w:val="subtitel"/>
-        <w:divId w:val="1967856189"/>
+        <w:divId w:val="2093314751"/>
         <w:rPr>
           <w:lang w:val="nl-NL"/>
         </w:rPr>
@@ -9391,7 +9398,7 @@
     <w:p>
       <w:pPr>
         <w:pStyle w:val="Normaalweb"/>
-        <w:divId w:val="1967856189"/>
+        <w:divId w:val="2093314751"/>
         <w:rPr>
           <w:lang w:val="nl-NL"/>
         </w:rPr>
@@ -9412,7 +9419,7 @@
     <w:p>
       <w:pPr>
         <w:pStyle w:val="Normaalweb"/>
-        <w:divId w:val="1967856189"/>
+        <w:divId w:val="2093314751"/>
         <w:rPr>
           <w:lang w:val="nl-NL"/>
         </w:rPr>
@@ -9427,7 +9434,7 @@
     <w:p>
       <w:pPr>
         <w:pStyle w:val="Normaalweb"/>
-        <w:divId w:val="1967856189"/>
+        <w:divId w:val="2093314751"/>
         <w:rPr>
           <w:lang w:val="nl-NL"/>
         </w:rPr>
@@ -9443,7 +9450,7 @@
       <w:pPr>
         <w:pStyle w:val="marker"/>
         <w:ind w:left="800" w:right="800"/>
-        <w:divId w:val="1967856189"/>
+        <w:divId w:val="2093314751"/>
         <w:rPr>
           <w:lang w:val="nl-NL"/>
         </w:rPr>
@@ -9455,13 +9462,13 @@
     <w:p>
       <w:pPr>
         <w:pStyle w:val="Kop3"/>
-        <w:divId w:val="1967856189"/>
-        <w:rPr>
-          <w:rFonts w:eastAsia="Times New Roman"/>
-          <w:lang w:val="nl-NL"/>
-        </w:rPr>
-      </w:pPr>
-      <w:bookmarkStart w:id="35" w:name="_Toc242816577"/>
+        <w:divId w:val="2093314751"/>
+        <w:rPr>
+          <w:rFonts w:eastAsia="Times New Roman"/>
+          <w:lang w:val="nl-NL"/>
+        </w:rPr>
+      </w:pPr>
+      <w:bookmarkStart w:id="35" w:name="_Toc242817119"/>
       <w:r>
         <w:rPr>
           <w:rFonts w:eastAsia="Times New Roman"/>
@@ -9474,7 +9481,7 @@
     <w:p>
       <w:pPr>
         <w:pStyle w:val="subtitel"/>
-        <w:divId w:val="1967856189"/>
+        <w:divId w:val="2093314751"/>
         <w:rPr>
           <w:lang w:val="nl-NL"/>
         </w:rPr>
@@ -9489,7 +9496,7 @@
     <w:p>
       <w:pPr>
         <w:pStyle w:val="Normaalweb"/>
-        <w:divId w:val="1967856189"/>
+        <w:divId w:val="2093314751"/>
         <w:rPr>
           <w:lang w:val="nl-NL"/>
         </w:rPr>
@@ -9510,7 +9517,7 @@
     <w:p>
       <w:pPr>
         <w:pStyle w:val="Normaalweb"/>
-        <w:divId w:val="1967856189"/>
+        <w:divId w:val="2093314751"/>
         <w:rPr>
           <w:lang w:val="nl-NL"/>
         </w:rPr>
@@ -9531,7 +9538,7 @@
     <w:p>
       <w:pPr>
         <w:pStyle w:val="Normaalweb"/>
-        <w:divId w:val="1967856189"/>
+        <w:divId w:val="2093314751"/>
         <w:rPr>
           <w:lang w:val="nl-NL"/>
         </w:rPr>
@@ -9552,7 +9559,7 @@
     <w:p>
       <w:pPr>
         <w:pStyle w:val="Normaalweb"/>
-        <w:divId w:val="1967856189"/>
+        <w:divId w:val="2093314751"/>
         <w:rPr>
           <w:lang w:val="nl-NL"/>
         </w:rPr>
@@ -9566,7 +9573,7 @@
     </w:p>
     <w:p>
       <w:pPr>
-        <w:divId w:val="176578338"/>
+        <w:divId w:val="1793354001"/>
         <w:rPr>
           <w:color w:val="555555"/>
           <w:sz w:val="20"/>
@@ -9586,7 +9593,7 @@
     </w:p>
     <w:p>
       <w:pPr>
-        <w:divId w:val="176578338"/>
+        <w:divId w:val="1793354001"/>
         <w:rPr>
           <w:color w:val="555555"/>
           <w:sz w:val="20"/>
@@ -9608,7 +9615,7 @@
       <w:pPr>
         <w:pStyle w:val="marker"/>
         <w:ind w:left="800" w:right="800"/>
-        <w:divId w:val="1967856189"/>
+        <w:divId w:val="2093314751"/>
         <w:rPr>
           <w:lang w:val="nl-NL"/>
         </w:rPr>
@@ -9620,13 +9627,13 @@
     <w:p>
       <w:pPr>
         <w:pStyle w:val="Kop3"/>
-        <w:divId w:val="1967856189"/>
-        <w:rPr>
-          <w:rFonts w:eastAsia="Times New Roman"/>
-          <w:lang w:val="nl-NL"/>
-        </w:rPr>
-      </w:pPr>
-      <w:bookmarkStart w:id="36" w:name="_Toc242816578"/>
+        <w:divId w:val="2093314751"/>
+        <w:rPr>
+          <w:rFonts w:eastAsia="Times New Roman"/>
+          <w:lang w:val="nl-NL"/>
+        </w:rPr>
+      </w:pPr>
+      <w:bookmarkStart w:id="36" w:name="_Toc242817120"/>
       <w:r>
         <w:rPr>
           <w:rFonts w:eastAsia="Times New Roman"/>
@@ -9639,7 +9646,7 @@
     <w:p>
       <w:pPr>
         <w:pStyle w:val="subtitel"/>
-        <w:divId w:val="1967856189"/>
+        <w:divId w:val="2093314751"/>
         <w:rPr>
           <w:lang w:val="nl-NL"/>
         </w:rPr>
@@ -9654,7 +9661,7 @@
     <w:p>
       <w:pPr>
         <w:pStyle w:val="Normaalweb"/>
-        <w:divId w:val="1967856189"/>
+        <w:divId w:val="2093314751"/>
         <w:rPr>
           <w:lang w:val="nl-NL"/>
         </w:rPr>
@@ -9675,7 +9682,7 @@
     <w:p>
       <w:pPr>
         <w:pStyle w:val="Normaalweb"/>
-        <w:divId w:val="1967856189"/>
+        <w:divId w:val="2093314751"/>
         <w:rPr>
           <w:lang w:val="nl-NL"/>
         </w:rPr>
@@ -9690,7 +9697,7 @@
     <w:p>
       <w:pPr>
         <w:pStyle w:val="Normaalweb"/>
-        <w:divId w:val="1967856189"/>
+        <w:divId w:val="2093314751"/>
         <w:rPr>
           <w:lang w:val="nl-NL"/>
         </w:rPr>
@@ -9712,7 +9719,7 @@
       <w:pPr>
         <w:pStyle w:val="marker"/>
         <w:ind w:left="800" w:right="800"/>
-        <w:divId w:val="1967856189"/>
+        <w:divId w:val="2093314751"/>
         <w:rPr>
           <w:lang w:val="nl-NL"/>
         </w:rPr>
@@ -9724,13 +9731,13 @@
     <w:p>
       <w:pPr>
         <w:pStyle w:val="Kop3"/>
-        <w:divId w:val="1967856189"/>
-        <w:rPr>
-          <w:rFonts w:eastAsia="Times New Roman"/>
-          <w:lang w:val="nl-NL"/>
-        </w:rPr>
-      </w:pPr>
-      <w:bookmarkStart w:id="37" w:name="_Toc242816579"/>
+        <w:divId w:val="2093314751"/>
+        <w:rPr>
+          <w:rFonts w:eastAsia="Times New Roman"/>
+          <w:lang w:val="nl-NL"/>
+        </w:rPr>
+      </w:pPr>
+      <w:bookmarkStart w:id="37" w:name="_Toc242817121"/>
       <w:r>
         <w:rPr>
           <w:rFonts w:eastAsia="Times New Roman"/>
@@ -9743,7 +9750,7 @@
     <w:p>
       <w:pPr>
         <w:pStyle w:val="subtitel"/>
-        <w:divId w:val="1967856189"/>
+        <w:divId w:val="2093314751"/>
         <w:rPr>
           <w:lang w:val="nl-NL"/>
         </w:rPr>
@@ -9758,7 +9765,7 @@
     <w:p>
       <w:pPr>
         <w:pStyle w:val="Normaalweb"/>
-        <w:divId w:val="1967856189"/>
+        <w:divId w:val="2093314751"/>
         <w:rPr>
           <w:lang w:val="nl-NL"/>
         </w:rPr>
@@ -9779,7 +9786,7 @@
     <w:p>
       <w:pPr>
         <w:pStyle w:val="Normaalweb"/>
-        <w:divId w:val="1967856189"/>
+        <w:divId w:val="2093314751"/>
         <w:rPr>
           <w:lang w:val="nl-NL"/>
         </w:rPr>
@@ -9794,7 +9801,7 @@
     <w:p>
       <w:pPr>
         <w:pStyle w:val="Normaalweb"/>
-        <w:divId w:val="1967856189"/>
+        <w:divId w:val="2093314751"/>
         <w:rPr>
           <w:lang w:val="nl-NL"/>
         </w:rPr>
@@ -9816,7 +9823,7 @@
       <w:pPr>
         <w:pStyle w:val="marker"/>
         <w:ind w:left="800" w:right="800"/>
-        <w:divId w:val="1967856189"/>
+        <w:divId w:val="2093314751"/>
         <w:rPr>
           <w:lang w:val="nl-NL"/>
         </w:rPr>
@@ -9828,13 +9835,13 @@
     <w:p>
       <w:pPr>
         <w:pStyle w:val="Kop3"/>
-        <w:divId w:val="1967856189"/>
-        <w:rPr>
-          <w:rFonts w:eastAsia="Times New Roman"/>
-          <w:lang w:val="nl-NL"/>
-        </w:rPr>
-      </w:pPr>
-      <w:bookmarkStart w:id="38" w:name="_Toc242816580"/>
+        <w:divId w:val="2093314751"/>
+        <w:rPr>
+          <w:rFonts w:eastAsia="Times New Roman"/>
+          <w:lang w:val="nl-NL"/>
+        </w:rPr>
+      </w:pPr>
+      <w:bookmarkStart w:id="38" w:name="_Toc242817122"/>
       <w:r>
         <w:rPr>
           <w:rFonts w:eastAsia="Times New Roman"/>
@@ -9847,7 +9854,7 @@
     <w:p>
       <w:pPr>
         <w:pStyle w:val="subtitel"/>
-        <w:divId w:val="1967856189"/>
+        <w:divId w:val="2093314751"/>
         <w:rPr>
           <w:lang w:val="nl-NL"/>
         </w:rPr>
@@ -9862,7 +9869,7 @@
     <w:p>
       <w:pPr>
         <w:pStyle w:val="Normaalweb"/>
-        <w:divId w:val="1967856189"/>
+        <w:divId w:val="2093314751"/>
         <w:rPr>
           <w:lang w:val="nl-NL"/>
         </w:rPr>
@@ -9877,7 +9884,7 @@
     <w:p>
       <w:pPr>
         <w:pStyle w:val="Normaalweb"/>
-        <w:divId w:val="1967856189"/>
+        <w:divId w:val="2093314751"/>
         <w:rPr>
           <w:lang w:val="nl-NL"/>
         </w:rPr>
@@ -9892,7 +9899,7 @@
     <w:p>
       <w:pPr>
         <w:pStyle w:val="Normaalweb"/>
-        <w:divId w:val="1967856189"/>
+        <w:divId w:val="2093314751"/>
         <w:rPr>
           <w:lang w:val="nl-NL"/>
         </w:rPr>
@@ -9908,7 +9915,7 @@
       <w:pPr>
         <w:pStyle w:val="marker"/>
         <w:ind w:left="800" w:right="800"/>
-        <w:divId w:val="1967856189"/>
+        <w:divId w:val="2093314751"/>
         <w:rPr>
           <w:lang w:val="nl-NL"/>
         </w:rPr>
@@ -9920,13 +9927,13 @@
     <w:p>
       <w:pPr>
         <w:pStyle w:val="Kop3"/>
-        <w:divId w:val="1967856189"/>
-        <w:rPr>
-          <w:rFonts w:eastAsia="Times New Roman"/>
-          <w:lang w:val="nl-NL"/>
-        </w:rPr>
-      </w:pPr>
-      <w:bookmarkStart w:id="39" w:name="_Toc242816581"/>
+        <w:divId w:val="2093314751"/>
+        <w:rPr>
+          <w:rFonts w:eastAsia="Times New Roman"/>
+          <w:lang w:val="nl-NL"/>
+        </w:rPr>
+      </w:pPr>
+      <w:bookmarkStart w:id="39" w:name="_Toc242817123"/>
       <w:r>
         <w:rPr>
           <w:rFonts w:eastAsia="Times New Roman"/>
@@ -9939,7 +9946,7 @@
     <w:p>
       <w:pPr>
         <w:pStyle w:val="subtitel"/>
-        <w:divId w:val="1967856189"/>
+        <w:divId w:val="2093314751"/>
         <w:rPr>
           <w:lang w:val="nl-NL"/>
         </w:rPr>
@@ -9954,7 +9961,7 @@
     <w:p>
       <w:pPr>
         <w:pStyle w:val="Normaalweb"/>
-        <w:divId w:val="1967856189"/>
+        <w:divId w:val="2093314751"/>
         <w:rPr>
           <w:lang w:val="nl-NL"/>
         </w:rPr>
@@ -9975,7 +9982,7 @@
     <w:p>
       <w:pPr>
         <w:pStyle w:val="Normaalweb"/>
-        <w:divId w:val="1967856189"/>
+        <w:divId w:val="2093314751"/>
         <w:rPr>
           <w:lang w:val="nl-NL"/>
         </w:rPr>
@@ -9990,7 +9997,7 @@
     <w:p>
       <w:pPr>
         <w:pStyle w:val="Normaalweb"/>
-        <w:divId w:val="1967856189"/>
+        <w:divId w:val="2093314751"/>
         <w:rPr>
           <w:lang w:val="nl-NL"/>
         </w:rPr>
@@ -10012,7 +10019,7 @@
       <w:pPr>
         <w:pStyle w:val="marker"/>
         <w:ind w:left="800" w:right="800"/>
-        <w:divId w:val="1967856189"/>
+        <w:divId w:val="2093314751"/>
         <w:rPr>
           <w:lang w:val="nl-NL"/>
         </w:rPr>
@@ -10024,13 +10031,13 @@
     <w:p>
       <w:pPr>
         <w:pStyle w:val="Kop2"/>
-        <w:divId w:val="1967856189"/>
-        <w:rPr>
-          <w:rFonts w:eastAsia="Times New Roman"/>
-          <w:lang w:val="nl-NL"/>
-        </w:rPr>
-      </w:pPr>
-      <w:bookmarkStart w:id="40" w:name="_Toc242816582"/>
+        <w:divId w:val="2093314751"/>
+        <w:rPr>
+          <w:rFonts w:eastAsia="Times New Roman"/>
+          <w:lang w:val="nl-NL"/>
+        </w:rPr>
+      </w:pPr>
+      <w:bookmarkStart w:id="40" w:name="_Toc242817124"/>
       <w:r>
         <w:rPr>
           <w:rFonts w:eastAsia="Times New Roman"/>
@@ -10043,13 +10050,13 @@
     <w:p>
       <w:pPr>
         <w:pStyle w:val="Kop3"/>
-        <w:divId w:val="1967856189"/>
-        <w:rPr>
-          <w:rFonts w:eastAsia="Times New Roman"/>
-          <w:lang w:val="nl-NL"/>
-        </w:rPr>
-      </w:pPr>
-      <w:bookmarkStart w:id="41" w:name="_Toc242816583"/>
+        <w:divId w:val="2093314751"/>
+        <w:rPr>
+          <w:rFonts w:eastAsia="Times New Roman"/>
+          <w:lang w:val="nl-NL"/>
+        </w:rPr>
+      </w:pPr>
+      <w:bookmarkStart w:id="41" w:name="_Toc242817125"/>
       <w:r>
         <w:rPr>
           <w:rFonts w:eastAsia="Times New Roman"/>
@@ -10062,7 +10069,7 @@
     <w:p>
       <w:pPr>
         <w:pStyle w:val="subtitel"/>
-        <w:divId w:val="1967856189"/>
+        <w:divId w:val="2093314751"/>
         <w:rPr>
           <w:lang w:val="nl-NL"/>
         </w:rPr>
@@ -10077,7 +10084,7 @@
     <w:p>
       <w:pPr>
         <w:pStyle w:val="Normaalweb"/>
-        <w:divId w:val="1967856189"/>
+        <w:divId w:val="2093314751"/>
         <w:rPr>
           <w:lang w:val="nl-NL"/>
         </w:rPr>
@@ -10098,7 +10105,7 @@
     <w:p>
       <w:pPr>
         <w:pStyle w:val="Normaalweb"/>
-        <w:divId w:val="1967856189"/>
+        <w:divId w:val="2093314751"/>
         <w:rPr>
           <w:lang w:val="nl-NL"/>
         </w:rPr>
@@ -10125,7 +10132,7 @@
     <w:p>
       <w:pPr>
         <w:pStyle w:val="Normaalweb"/>
-        <w:divId w:val="1967856189"/>
+        <w:divId w:val="2093314751"/>
         <w:rPr>
           <w:lang w:val="nl-NL"/>
         </w:rPr>
@@ -10152,7 +10159,7 @@
     </w:p>
     <w:p>
       <w:pPr>
-        <w:divId w:val="854425102"/>
+        <w:divId w:val="1622804005"/>
         <w:rPr>
           <w:color w:val="555555"/>
           <w:sz w:val="20"/>
@@ -10174,7 +10181,7 @@
       <w:pPr>
         <w:pStyle w:val="marker"/>
         <w:ind w:left="800" w:right="800"/>
-        <w:divId w:val="1967856189"/>
+        <w:divId w:val="2093314751"/>
         <w:rPr>
           <w:lang w:val="nl-NL"/>
         </w:rPr>
@@ -10186,7 +10193,7 @@
     <w:p>
       <w:pPr>
         <w:pStyle w:val="Kop4"/>
-        <w:divId w:val="1967856189"/>
+        <w:divId w:val="2093314751"/>
         <w:rPr>
           <w:rFonts w:eastAsia="Times New Roman"/>
           <w:lang w:val="nl-NL"/>
@@ -10203,7 +10210,7 @@
     <w:p>
       <w:pPr>
         <w:pStyle w:val="subtitel"/>
-        <w:divId w:val="1967856189"/>
+        <w:divId w:val="2093314751"/>
         <w:rPr>
           <w:lang w:val="nl-NL"/>
         </w:rPr>
@@ -10218,7 +10225,7 @@
     <w:p>
       <w:pPr>
         <w:pStyle w:val="Normaalweb"/>
-        <w:divId w:val="1967856189"/>
+        <w:divId w:val="2093314751"/>
         <w:rPr>
           <w:lang w:val="nl-NL"/>
         </w:rPr>
@@ -10239,7 +10246,7 @@
     <w:p>
       <w:pPr>
         <w:pStyle w:val="Normaalweb"/>
-        <w:divId w:val="1967856189"/>
+        <w:divId w:val="2093314751"/>
         <w:rPr>
           <w:lang w:val="nl-NL"/>
         </w:rPr>
@@ -10260,7 +10267,7 @@
     <w:p>
       <w:pPr>
         <w:pStyle w:val="Normaalweb"/>
-        <w:divId w:val="1967856189"/>
+        <w:divId w:val="2093314751"/>
         <w:rPr>
           <w:lang w:val="nl-NL"/>
         </w:rPr>
@@ -10281,7 +10288,7 @@
     <w:p>
       <w:pPr>
         <w:pStyle w:val="Normaalweb"/>
-        <w:divId w:val="1967856189"/>
+        <w:divId w:val="2093314751"/>
         <w:rPr>
           <w:lang w:val="nl-NL"/>
         </w:rPr>
@@ -10302,7 +10309,7 @@
     <w:p>
       <w:pPr>
         <w:pStyle w:val="Normaalweb"/>
-        <w:divId w:val="1967856189"/>
+        <w:divId w:val="2093314751"/>
         <w:rPr>
           <w:lang w:val="nl-NL"/>
         </w:rPr>
@@ -10318,7 +10325,7 @@
       <w:pPr>
         <w:pStyle w:val="marker"/>
         <w:ind w:left="800" w:right="800"/>
-        <w:divId w:val="1967856189"/>
+        <w:divId w:val="2093314751"/>
         <w:rPr>
           <w:lang w:val="nl-NL"/>
         </w:rPr>
@@ -10330,13 +10337,13 @@
     <w:p>
       <w:pPr>
         <w:pStyle w:val="Kop3"/>
-        <w:divId w:val="1967856189"/>
-        <w:rPr>
-          <w:rFonts w:eastAsia="Times New Roman"/>
-          <w:lang w:val="nl-NL"/>
-        </w:rPr>
-      </w:pPr>
-      <w:bookmarkStart w:id="42" w:name="_Toc242816584"/>
+        <w:divId w:val="2093314751"/>
+        <w:rPr>
+          <w:rFonts w:eastAsia="Times New Roman"/>
+          <w:lang w:val="nl-NL"/>
+        </w:rPr>
+      </w:pPr>
+      <w:bookmarkStart w:id="42" w:name="_Toc242817126"/>
       <w:r>
         <w:rPr>
           <w:rFonts w:eastAsia="Times New Roman"/>
@@ -10349,7 +10356,7 @@
     <w:p>
       <w:pPr>
         <w:pStyle w:val="subtitel"/>
-        <w:divId w:val="1967856189"/>
+        <w:divId w:val="2093314751"/>
         <w:rPr>
           <w:lang w:val="nl-NL"/>
         </w:rPr>
@@ -10364,7 +10371,7 @@
     <w:p>
       <w:pPr>
         <w:pStyle w:val="Normaalweb"/>
-        <w:divId w:val="1967856189"/>
+        <w:divId w:val="2093314751"/>
         <w:rPr>
           <w:lang w:val="nl-NL"/>
         </w:rPr>
@@ -10391,7 +10398,7 @@
     <w:p>
       <w:pPr>
         <w:pStyle w:val="Normaalweb"/>
-        <w:divId w:val="1967856189"/>
+        <w:divId w:val="2093314751"/>
         <w:rPr>
           <w:lang w:val="nl-NL"/>
         </w:rPr>
@@ -10412,7 +10419,7 @@
     <w:p>
       <w:pPr>
         <w:pStyle w:val="Normaalweb"/>
-        <w:divId w:val="1967856189"/>
+        <w:divId w:val="2093314751"/>
         <w:rPr>
           <w:lang w:val="nl-NL"/>
         </w:rPr>
@@ -10433,7 +10440,7 @@
     <w:p>
       <w:pPr>
         <w:pStyle w:val="Normaalweb"/>
-        <w:divId w:val="1967856189"/>
+        <w:divId w:val="2093314751"/>
         <w:rPr>
           <w:lang w:val="nl-NL"/>
         </w:rPr>
@@ -10455,7 +10462,7 @@
       <w:pPr>
         <w:pStyle w:val="marker"/>
         <w:ind w:left="800" w:right="800"/>
-        <w:divId w:val="1967856189"/>
+        <w:divId w:val="2093314751"/>
         <w:rPr>
           <w:lang w:val="nl-NL"/>
         </w:rPr>
@@ -10467,13 +10474,13 @@
     <w:p>
       <w:pPr>
         <w:pStyle w:val="Kop3"/>
-        <w:divId w:val="1967856189"/>
-        <w:rPr>
-          <w:rFonts w:eastAsia="Times New Roman"/>
-          <w:lang w:val="nl-NL"/>
-        </w:rPr>
-      </w:pPr>
-      <w:bookmarkStart w:id="43" w:name="_Toc242816585"/>
+        <w:divId w:val="2093314751"/>
+        <w:rPr>
+          <w:rFonts w:eastAsia="Times New Roman"/>
+          <w:lang w:val="nl-NL"/>
+        </w:rPr>
+      </w:pPr>
+      <w:bookmarkStart w:id="43" w:name="_Toc242817127"/>
       <w:r>
         <w:rPr>
           <w:rFonts w:eastAsia="Times New Roman"/>
@@ -10486,7 +10493,7 @@
     <w:p>
       <w:pPr>
         <w:pStyle w:val="subtitel"/>
-        <w:divId w:val="1967856189"/>
+        <w:divId w:val="2093314751"/>
         <w:rPr>
           <w:lang w:val="nl-NL"/>
         </w:rPr>
@@ -10501,7 +10508,7 @@
     <w:p>
       <w:pPr>
         <w:pStyle w:val="Normaalweb"/>
-        <w:divId w:val="1967856189"/>
+        <w:divId w:val="2093314751"/>
         <w:rPr>
           <w:lang w:val="nl-NL"/>
         </w:rPr>
@@ -10522,7 +10529,7 @@
     <w:p>
       <w:pPr>
         <w:pStyle w:val="Normaalweb"/>
-        <w:divId w:val="1967856189"/>
+        <w:divId w:val="2093314751"/>
         <w:rPr>
           <w:lang w:val="nl-NL"/>
         </w:rPr>
@@ -10543,7 +10550,7 @@
     <w:p>
       <w:pPr>
         <w:pStyle w:val="Normaalweb"/>
-        <w:divId w:val="1967856189"/>
+        <w:divId w:val="2093314751"/>
         <w:rPr>
           <w:lang w:val="nl-NL"/>
         </w:rPr>
@@ -10565,7 +10572,7 @@
       <w:pPr>
         <w:pStyle w:val="marker"/>
         <w:ind w:left="800" w:right="800"/>
-        <w:divId w:val="1967856189"/>
+        <w:divId w:val="2093314751"/>
         <w:rPr>
           <w:lang w:val="nl-NL"/>
         </w:rPr>
@@ -10577,7 +10584,7 @@
     <w:p>
       <w:pPr>
         <w:pStyle w:val="Kop4"/>
-        <w:divId w:val="1967856189"/>
+        <w:divId w:val="2093314751"/>
         <w:rPr>
           <w:rFonts w:eastAsia="Times New Roman"/>
           <w:lang w:val="nl-NL"/>
@@ -10594,7 +10601,7 @@
     <w:p>
       <w:pPr>
         <w:pStyle w:val="subtitel"/>
-        <w:divId w:val="1967856189"/>
+        <w:divId w:val="2093314751"/>
         <w:rPr>
           <w:lang w:val="nl-NL"/>
         </w:rPr>
@@ -10609,7 +10616,7 @@
     <w:p>
       <w:pPr>
         <w:pStyle w:val="Normaalweb"/>
-        <w:divId w:val="1967856189"/>
+        <w:divId w:val="2093314751"/>
         <w:rPr>
           <w:lang w:val="nl-NL"/>
         </w:rPr>
@@ -10630,7 +10637,7 @@
     <w:p>
       <w:pPr>
         <w:pStyle w:val="Normaalweb"/>
-        <w:divId w:val="1967856189"/>
+        <w:divId w:val="2093314751"/>
         <w:rPr>
           <w:lang w:val="nl-NL"/>
         </w:rPr>
@@ -10651,7 +10658,7 @@
     <w:p>
       <w:pPr>
         <w:pStyle w:val="Normaalweb"/>
-        <w:divId w:val="1967856189"/>
+        <w:divId w:val="2093314751"/>
         <w:rPr>
           <w:lang w:val="nl-NL"/>
         </w:rPr>
@@ -10672,7 +10679,7 @@
     <w:p>
       <w:pPr>
         <w:pStyle w:val="Normaalweb"/>
-        <w:divId w:val="1967856189"/>
+        <w:divId w:val="2093314751"/>
         <w:rPr>
           <w:lang w:val="nl-NL"/>
         </w:rPr>
@@ -10693,7 +10700,7 @@
     <w:p>
       <w:pPr>
         <w:pStyle w:val="Normaalweb"/>
-        <w:divId w:val="1967856189"/>
+        <w:divId w:val="2093314751"/>
         <w:rPr>
           <w:lang w:val="nl-NL"/>
         </w:rPr>
@@ -10715,7 +10722,7 @@
       <w:pPr>
         <w:pStyle w:val="marker"/>
         <w:ind w:left="800" w:right="800"/>
-        <w:divId w:val="1967856189"/>
+        <w:divId w:val="2093314751"/>
         <w:rPr>
           <w:lang w:val="nl-NL"/>
         </w:rPr>
@@ -10727,13 +10734,13 @@
     <w:p>
       <w:pPr>
         <w:pStyle w:val="Kop3"/>
-        <w:divId w:val="1967856189"/>
-        <w:rPr>
-          <w:rFonts w:eastAsia="Times New Roman"/>
-          <w:lang w:val="nl-NL"/>
-        </w:rPr>
-      </w:pPr>
-      <w:bookmarkStart w:id="44" w:name="_Toc242816586"/>
+        <w:divId w:val="2093314751"/>
+        <w:rPr>
+          <w:rFonts w:eastAsia="Times New Roman"/>
+          <w:lang w:val="nl-NL"/>
+        </w:rPr>
+      </w:pPr>
+      <w:bookmarkStart w:id="44" w:name="_Toc242817128"/>
       <w:r>
         <w:rPr>
           <w:rFonts w:eastAsia="Times New Roman"/>
@@ -10746,7 +10753,7 @@
     <w:p>
       <w:pPr>
         <w:pStyle w:val="subtitel"/>
-        <w:divId w:val="1967856189"/>
+        <w:divId w:val="2093314751"/>
         <w:rPr>
           <w:lang w:val="nl-NL"/>
         </w:rPr>
@@ -10761,7 +10768,7 @@
     <w:p>
       <w:pPr>
         <w:pStyle w:val="Normaalweb"/>
-        <w:divId w:val="1967856189"/>
+        <w:divId w:val="2093314751"/>
         <w:rPr>
           <w:lang w:val="nl-NL"/>
         </w:rPr>
@@ -10782,7 +10789,7 @@
     <w:p>
       <w:pPr>
         <w:pStyle w:val="Normaalweb"/>
-        <w:divId w:val="1967856189"/>
+        <w:divId w:val="2093314751"/>
         <w:rPr>
           <w:lang w:val="nl-NL"/>
         </w:rPr>
@@ -10797,7 +10804,7 @@
     <w:p>
       <w:pPr>
         <w:pStyle w:val="Normaalweb"/>
-        <w:divId w:val="1967856189"/>
+        <w:divId w:val="2093314751"/>
         <w:rPr>
           <w:lang w:val="nl-NL"/>
         </w:rPr>
@@ -10819,7 +10826,7 @@
       <w:pPr>
         <w:pStyle w:val="marker"/>
         <w:ind w:left="800" w:right="800"/>
-        <w:divId w:val="1967856189"/>
+        <w:divId w:val="2093314751"/>
         <w:rPr>
           <w:lang w:val="nl-NL"/>
         </w:rPr>
@@ -10831,13 +10838,13 @@
     <w:p>
       <w:pPr>
         <w:pStyle w:val="Kop3"/>
-        <w:divId w:val="1967856189"/>
-        <w:rPr>
-          <w:rFonts w:eastAsia="Times New Roman"/>
-          <w:lang w:val="nl-NL"/>
-        </w:rPr>
-      </w:pPr>
-      <w:bookmarkStart w:id="45" w:name="_Toc242816587"/>
+        <w:divId w:val="2093314751"/>
+        <w:rPr>
+          <w:rFonts w:eastAsia="Times New Roman"/>
+          <w:lang w:val="nl-NL"/>
+        </w:rPr>
+      </w:pPr>
+      <w:bookmarkStart w:id="45" w:name="_Toc242817129"/>
       <w:r>
         <w:rPr>
           <w:rFonts w:eastAsia="Times New Roman"/>
@@ -10850,7 +10857,7 @@
     <w:p>
       <w:pPr>
         <w:pStyle w:val="subtitel"/>
-        <w:divId w:val="1967856189"/>
+        <w:divId w:val="2093314751"/>
         <w:rPr>
           <w:lang w:val="nl-NL"/>
         </w:rPr>
@@ -10865,7 +10872,7 @@
     <w:p>
       <w:pPr>
         <w:pStyle w:val="Normaalweb"/>
-        <w:divId w:val="1967856189"/>
+        <w:divId w:val="2093314751"/>
         <w:rPr>
           <w:lang w:val="nl-NL"/>
         </w:rPr>
@@ -10886,7 +10893,7 @@
     <w:p>
       <w:pPr>
         <w:pStyle w:val="Normaalweb"/>
-        <w:divId w:val="1967856189"/>
+        <w:divId w:val="2093314751"/>
         <w:rPr>
           <w:lang w:val="nl-NL"/>
         </w:rPr>
@@ -10907,7 +10914,7 @@
     <w:p>
       <w:pPr>
         <w:pStyle w:val="Normaalweb"/>
-        <w:divId w:val="1967856189"/>
+        <w:divId w:val="2093314751"/>
         <w:rPr>
           <w:lang w:val="nl-NL"/>
         </w:rPr>
@@ -10928,7 +10935,7 @@
     <w:p>
       <w:pPr>
         <w:pStyle w:val="Normaalweb"/>
-        <w:divId w:val="1967856189"/>
+        <w:divId w:val="2093314751"/>
         <w:rPr>
           <w:lang w:val="nl-NL"/>
         </w:rPr>
@@ -10948,7 +10955,7 @@
     </w:p>
     <w:p>
       <w:pPr>
-        <w:divId w:val="219168482"/>
+        <w:divId w:val="1180270435"/>
         <w:rPr>
           <w:color w:val="555555"/>
           <w:sz w:val="20"/>
@@ -10968,7 +10975,7 @@
     </w:p>
     <w:p>
       <w:pPr>
-        <w:divId w:val="219168482"/>
+        <w:divId w:val="1180270435"/>
         <w:rPr>
           <w:color w:val="555555"/>
           <w:sz w:val="20"/>
@@ -10988,7 +10995,7 @@
     </w:p>
     <w:p>
       <w:pPr>
-        <w:divId w:val="219168482"/>
+        <w:divId w:val="1180270435"/>
         <w:rPr>
           <w:color w:val="555555"/>
           <w:sz w:val="20"/>
@@ -11008,7 +11015,7 @@
     </w:p>
     <w:p>
       <w:pPr>
-        <w:divId w:val="219168482"/>
+        <w:divId w:val="1180270435"/>
         <w:rPr>
           <w:color w:val="555555"/>
           <w:sz w:val="20"/>
@@ -11028,7 +11035,7 @@
     </w:p>
     <w:p>
       <w:pPr>
-        <w:divId w:val="219168482"/>
+        <w:divId w:val="1180270435"/>
         <w:rPr>
           <w:color w:val="555555"/>
           <w:sz w:val="20"/>
@@ -11048,7 +11055,7 @@
     </w:p>
     <w:p>
       <w:pPr>
-        <w:divId w:val="219168482"/>
+        <w:divId w:val="1180270435"/>
         <w:rPr>
           <w:color w:val="555555"/>
           <w:sz w:val="20"/>
@@ -11070,7 +11077,7 @@
       <w:pPr>
         <w:pStyle w:val="marker"/>
         <w:ind w:left="800" w:right="800"/>
-        <w:divId w:val="1967856189"/>
+        <w:divId w:val="2093314751"/>
         <w:rPr>
           <w:lang w:val="nl-NL"/>
         </w:rPr>
@@ -11082,13 +11089,13 @@
     <w:p>
       <w:pPr>
         <w:pStyle w:val="Kop3"/>
-        <w:divId w:val="1967856189"/>
-        <w:rPr>
-          <w:rFonts w:eastAsia="Times New Roman"/>
-          <w:lang w:val="nl-NL"/>
-        </w:rPr>
-      </w:pPr>
-      <w:bookmarkStart w:id="46" w:name="_Toc242816588"/>
+        <w:divId w:val="2093314751"/>
+        <w:rPr>
+          <w:rFonts w:eastAsia="Times New Roman"/>
+          <w:lang w:val="nl-NL"/>
+        </w:rPr>
+      </w:pPr>
+      <w:bookmarkStart w:id="46" w:name="_Toc242817130"/>
       <w:r>
         <w:rPr>
           <w:rFonts w:eastAsia="Times New Roman"/>
@@ -11101,7 +11108,7 @@
     <w:p>
       <w:pPr>
         <w:pStyle w:val="subtitel"/>
-        <w:divId w:val="1967856189"/>
+        <w:divId w:val="2093314751"/>
         <w:rPr>
           <w:lang w:val="nl-NL"/>
         </w:rPr>
@@ -11116,7 +11123,7 @@
     <w:p>
       <w:pPr>
         <w:pStyle w:val="Normaalweb"/>
-        <w:divId w:val="1967856189"/>
+        <w:divId w:val="2093314751"/>
         <w:rPr>
           <w:lang w:val="nl-NL"/>
         </w:rPr>
@@ -11131,7 +11138,7 @@
     <w:p>
       <w:pPr>
         <w:pStyle w:val="Normaalweb"/>
-        <w:divId w:val="1967856189"/>
+        <w:divId w:val="2093314751"/>
         <w:rPr>
           <w:lang w:val="nl-NL"/>
         </w:rPr>
@@ -11146,7 +11153,7 @@
     <w:p>
       <w:pPr>
         <w:pStyle w:val="Normaalweb"/>
-        <w:divId w:val="1967856189"/>
+        <w:divId w:val="2093314751"/>
         <w:rPr>
           <w:lang w:val="nl-NL"/>
         </w:rPr>
@@ -11162,7 +11169,7 @@
       <w:pPr>
         <w:pStyle w:val="marker"/>
         <w:ind w:left="800" w:right="800"/>
-        <w:divId w:val="1967856189"/>
+        <w:divId w:val="2093314751"/>
         <w:rPr>
           <w:lang w:val="nl-NL"/>
         </w:rPr>
@@ -11174,13 +11181,13 @@
     <w:p>
       <w:pPr>
         <w:pStyle w:val="Kop3"/>
-        <w:divId w:val="1967856189"/>
-        <w:rPr>
-          <w:rFonts w:eastAsia="Times New Roman"/>
-          <w:lang w:val="nl-NL"/>
-        </w:rPr>
-      </w:pPr>
-      <w:bookmarkStart w:id="47" w:name="_Toc242816589"/>
+        <w:divId w:val="2093314751"/>
+        <w:rPr>
+          <w:rFonts w:eastAsia="Times New Roman"/>
+          <w:lang w:val="nl-NL"/>
+        </w:rPr>
+      </w:pPr>
+      <w:bookmarkStart w:id="47" w:name="_Toc242817131"/>
       <w:r>
         <w:rPr>
           <w:rFonts w:eastAsia="Times New Roman"/>
@@ -11193,7 +11200,7 @@
     <w:p>
       <w:pPr>
         <w:pStyle w:val="subtitel"/>
-        <w:divId w:val="1967856189"/>
+        <w:divId w:val="2093314751"/>
         <w:rPr>
           <w:lang w:val="nl-NL"/>
         </w:rPr>
@@ -11208,7 +11215,7 @@
     <w:p>
       <w:pPr>
         <w:pStyle w:val="Normaalweb"/>
-        <w:divId w:val="1967856189"/>
+        <w:divId w:val="2093314751"/>
         <w:rPr>
           <w:lang w:val="nl-NL"/>
         </w:rPr>
@@ -11229,7 +11236,7 @@
     <w:p>
       <w:pPr>
         <w:pStyle w:val="Normaalweb"/>
-        <w:divId w:val="1967856189"/>
+        <w:divId w:val="2093314751"/>
         <w:rPr>
           <w:lang w:val="nl-NL"/>
         </w:rPr>
@@ -11250,7 +11257,7 @@
     <w:p>
       <w:pPr>
         <w:pStyle w:val="Normaalweb"/>
-        <w:divId w:val="1967856189"/>
+        <w:divId w:val="2093314751"/>
         <w:rPr>
           <w:lang w:val="nl-NL"/>
         </w:rPr>
@@ -11265,7 +11272,7 @@
     <w:p>
       <w:pPr>
         <w:pStyle w:val="Normaalweb"/>
-        <w:divId w:val="1967856189"/>
+        <w:divId w:val="2093314751"/>
         <w:rPr>
           <w:lang w:val="nl-NL"/>
         </w:rPr>
@@ -11285,7 +11292,7 @@
     </w:p>
     <w:p>
       <w:pPr>
-        <w:divId w:val="2013986946"/>
+        <w:divId w:val="819731045"/>
         <w:rPr>
           <w:color w:val="555555"/>
           <w:sz w:val="20"/>
@@ -11307,7 +11314,7 @@
       <w:pPr>
         <w:pStyle w:val="marker"/>
         <w:ind w:left="800" w:right="800"/>
-        <w:divId w:val="1967856189"/>
+        <w:divId w:val="2093314751"/>
         <w:rPr>
           <w:lang w:val="nl-NL"/>
         </w:rPr>
@@ -11319,13 +11326,13 @@
     <w:p>
       <w:pPr>
         <w:pStyle w:val="Kop3"/>
-        <w:divId w:val="1967856189"/>
-        <w:rPr>
-          <w:rFonts w:eastAsia="Times New Roman"/>
-          <w:lang w:val="nl-NL"/>
-        </w:rPr>
-      </w:pPr>
-      <w:bookmarkStart w:id="48" w:name="_Toc242816590"/>
+        <w:divId w:val="2093314751"/>
+        <w:rPr>
+          <w:rFonts w:eastAsia="Times New Roman"/>
+          <w:lang w:val="nl-NL"/>
+        </w:rPr>
+      </w:pPr>
+      <w:bookmarkStart w:id="48" w:name="_Toc242817132"/>
       <w:r>
         <w:rPr>
           <w:rFonts w:eastAsia="Times New Roman"/>
@@ -11338,7 +11345,7 @@
     <w:p>
       <w:pPr>
         <w:pStyle w:val="subtitel"/>
-        <w:divId w:val="1967856189"/>
+        <w:divId w:val="2093314751"/>
         <w:rPr>
           <w:lang w:val="nl-NL"/>
         </w:rPr>
@@ -11353,7 +11360,7 @@
     <w:p>
       <w:pPr>
         <w:pStyle w:val="Normaalweb"/>
-        <w:divId w:val="1967856189"/>
+        <w:divId w:val="2093314751"/>
         <w:rPr>
           <w:lang w:val="nl-NL"/>
         </w:rPr>
@@ -11374,7 +11381,7 @@
     <w:p>
       <w:pPr>
         <w:pStyle w:val="Normaalweb"/>
-        <w:divId w:val="1967856189"/>
+        <w:divId w:val="2093314751"/>
         <w:rPr>
           <w:lang w:val="nl-NL"/>
         </w:rPr>
@@ -11389,7 +11396,7 @@
     <w:p>
       <w:pPr>
         <w:pStyle w:val="Normaalweb"/>
-        <w:divId w:val="1967856189"/>
+        <w:divId w:val="2093314751"/>
         <w:rPr>
           <w:lang w:val="nl-NL"/>
         </w:rPr>
@@ -11410,7 +11417,7 @@
     <w:p>
       <w:pPr>
         <w:pStyle w:val="Normaalweb"/>
-        <w:divId w:val="1967856189"/>
+        <w:divId w:val="2093314751"/>
         <w:rPr>
           <w:lang w:val="nl-NL"/>
         </w:rPr>
@@ -11431,7 +11438,7 @@
     <w:p>
       <w:pPr>
         <w:pStyle w:val="Normaalweb"/>
-        <w:divId w:val="1967856189"/>
+        <w:divId w:val="2093314751"/>
         <w:rPr>
           <w:lang w:val="nl-NL"/>
         </w:rPr>
@@ -11445,7 +11452,7 @@
     </w:p>
     <w:p>
       <w:pPr>
-        <w:divId w:val="228272915"/>
+        <w:divId w:val="356930996"/>
         <w:rPr>
           <w:color w:val="555555"/>
           <w:sz w:val="20"/>
@@ -11465,7 +11472,7 @@
     </w:p>
     <w:p>
       <w:pPr>
-        <w:divId w:val="228272915"/>
+        <w:divId w:val="356930996"/>
         <w:rPr>
           <w:color w:val="555555"/>
           <w:sz w:val="20"/>
@@ -11487,7 +11494,7 @@
       <w:pPr>
         <w:pStyle w:val="marker"/>
         <w:ind w:left="800" w:right="800"/>
-        <w:divId w:val="1967856189"/>
+        <w:divId w:val="2093314751"/>
         <w:rPr>
           <w:lang w:val="nl-NL"/>
         </w:rPr>
@@ -11499,13 +11506,13 @@
     <w:p>
       <w:pPr>
         <w:pStyle w:val="Kop3"/>
-        <w:divId w:val="1967856189"/>
-        <w:rPr>
-          <w:rFonts w:eastAsia="Times New Roman"/>
-          <w:lang w:val="nl-NL"/>
-        </w:rPr>
-      </w:pPr>
-      <w:bookmarkStart w:id="49" w:name="_Toc242816591"/>
+        <w:divId w:val="2093314751"/>
+        <w:rPr>
+          <w:rFonts w:eastAsia="Times New Roman"/>
+          <w:lang w:val="nl-NL"/>
+        </w:rPr>
+      </w:pPr>
+      <w:bookmarkStart w:id="49" w:name="_Toc242817133"/>
       <w:r>
         <w:rPr>
           <w:rFonts w:eastAsia="Times New Roman"/>
@@ -11518,7 +11525,7 @@
     <w:p>
       <w:pPr>
         <w:pStyle w:val="subtitel"/>
-        <w:divId w:val="1967856189"/>
+        <w:divId w:val="2093314751"/>
         <w:rPr>
           <w:lang w:val="nl-NL"/>
         </w:rPr>
@@ -11533,7 +11540,7 @@
     <w:p>
       <w:pPr>
         <w:pStyle w:val="Normaalweb"/>
-        <w:divId w:val="1967856189"/>
+        <w:divId w:val="2093314751"/>
         <w:rPr>
           <w:lang w:val="nl-NL"/>
         </w:rPr>
@@ -11554,7 +11561,7 @@
     <w:p>
       <w:pPr>
         <w:pStyle w:val="Normaalweb"/>
-        <w:divId w:val="1967856189"/>
+        <w:divId w:val="2093314751"/>
         <w:rPr>
           <w:lang w:val="nl-NL"/>
         </w:rPr>
@@ -11574,7 +11581,7 @@
     </w:p>
     <w:p>
       <w:pPr>
-        <w:divId w:val="498539109"/>
+        <w:divId w:val="23870147"/>
         <w:rPr>
           <w:color w:val="555555"/>
           <w:sz w:val="20"/>
@@ -11594,7 +11601,7 @@
     </w:p>
     <w:p>
       <w:pPr>
-        <w:divId w:val="498539109"/>
+        <w:divId w:val="23870147"/>
         <w:rPr>
           <w:color w:val="555555"/>
           <w:sz w:val="20"/>
@@ -11614,7 +11621,7 @@
     </w:p>
     <w:p>
       <w:pPr>
-        <w:divId w:val="498539109"/>
+        <w:divId w:val="23870147"/>
         <w:rPr>
           <w:color w:val="555555"/>
           <w:sz w:val="20"/>
@@ -11634,7 +11641,7 @@
     </w:p>
     <w:p>
       <w:pPr>
-        <w:divId w:val="498539109"/>
+        <w:divId w:val="23870147"/>
         <w:rPr>
           <w:color w:val="555555"/>
           <w:sz w:val="20"/>
@@ -11656,7 +11663,7 @@
       <w:pPr>
         <w:pStyle w:val="marker"/>
         <w:ind w:left="800" w:right="800"/>
-        <w:divId w:val="1967856189"/>
+        <w:divId w:val="2093314751"/>
         <w:rPr>
           <w:lang w:val="nl-NL"/>
         </w:rPr>
@@ -11668,13 +11675,13 @@
     <w:p>
       <w:pPr>
         <w:pStyle w:val="Kop3"/>
-        <w:divId w:val="1967856189"/>
-        <w:rPr>
-          <w:rFonts w:eastAsia="Times New Roman"/>
-          <w:lang w:val="nl-NL"/>
-        </w:rPr>
-      </w:pPr>
-      <w:bookmarkStart w:id="50" w:name="_Toc242816592"/>
+        <w:divId w:val="2093314751"/>
+        <w:rPr>
+          <w:rFonts w:eastAsia="Times New Roman"/>
+          <w:lang w:val="nl-NL"/>
+        </w:rPr>
+      </w:pPr>
+      <w:bookmarkStart w:id="50" w:name="_Toc242817134"/>
       <w:r>
         <w:rPr>
           <w:rFonts w:eastAsia="Times New Roman"/>
@@ -11687,7 +11694,7 @@
     <w:p>
       <w:pPr>
         <w:pStyle w:val="subtitel"/>
-        <w:divId w:val="1967856189"/>
+        <w:divId w:val="2093314751"/>
         <w:rPr>
           <w:lang w:val="nl-NL"/>
         </w:rPr>
@@ -11702,7 +11709,7 @@
     <w:p>
       <w:pPr>
         <w:pStyle w:val="Normaalweb"/>
-        <w:divId w:val="1967856189"/>
+        <w:divId w:val="2093314751"/>
         <w:rPr>
           <w:lang w:val="nl-NL"/>
         </w:rPr>
@@ -11723,7 +11730,7 @@
     <w:p>
       <w:pPr>
         <w:pStyle w:val="Normaalweb"/>
-        <w:divId w:val="1967856189"/>
+        <w:divId w:val="2093314751"/>
         <w:rPr>
           <w:lang w:val="nl-NL"/>
         </w:rPr>
@@ -11744,7 +11751,7 @@
     <w:p>
       <w:pPr>
         <w:pStyle w:val="Normaalweb"/>
-        <w:divId w:val="1967856189"/>
+        <w:divId w:val="2093314751"/>
         <w:rPr>
           <w:lang w:val="nl-NL"/>
         </w:rPr>
@@ -11766,7 +11773,7 @@
       <w:pPr>
         <w:pStyle w:val="marker"/>
         <w:ind w:left="800" w:right="800"/>
-        <w:divId w:val="1967856189"/>
+        <w:divId w:val="2093314751"/>
         <w:rPr>
           <w:lang w:val="nl-NL"/>
         </w:rPr>
@@ -11778,13 +11785,13 @@
     <w:p>
       <w:pPr>
         <w:pStyle w:val="Kop2"/>
-        <w:divId w:val="1967856189"/>
-        <w:rPr>
-          <w:rFonts w:eastAsia="Times New Roman"/>
-          <w:lang w:val="nl-NL"/>
-        </w:rPr>
-      </w:pPr>
-      <w:bookmarkStart w:id="51" w:name="_Toc242816593"/>
+        <w:divId w:val="2093314751"/>
+        <w:rPr>
+          <w:rFonts w:eastAsia="Times New Roman"/>
+          <w:lang w:val="nl-NL"/>
+        </w:rPr>
+      </w:pPr>
+      <w:bookmarkStart w:id="51" w:name="_Toc242817135"/>
       <w:r>
         <w:rPr>
           <w:rFonts w:eastAsia="Times New Roman"/>
@@ -11797,13 +11804,13 @@
     <w:p>
       <w:pPr>
         <w:pStyle w:val="Kop3"/>
-        <w:divId w:val="1967856189"/>
-        <w:rPr>
-          <w:rFonts w:eastAsia="Times New Roman"/>
-          <w:lang w:val="nl-NL"/>
-        </w:rPr>
-      </w:pPr>
-      <w:bookmarkStart w:id="52" w:name="_Toc242816594"/>
+        <w:divId w:val="2093314751"/>
+        <w:rPr>
+          <w:rFonts w:eastAsia="Times New Roman"/>
+          <w:lang w:val="nl-NL"/>
+        </w:rPr>
+      </w:pPr>
+      <w:bookmarkStart w:id="52" w:name="_Toc242817136"/>
       <w:r>
         <w:rPr>
           <w:rFonts w:eastAsia="Times New Roman"/>
@@ -11816,7 +11823,7 @@
     <w:p>
       <w:pPr>
         <w:pStyle w:val="subtitel"/>
-        <w:divId w:val="1967856189"/>
+        <w:divId w:val="2093314751"/>
         <w:rPr>
           <w:lang w:val="nl-NL"/>
         </w:rPr>
@@ -11831,7 +11838,7 @@
     <w:p>
       <w:pPr>
         <w:pStyle w:val="Normaalweb"/>
-        <w:divId w:val="1967856189"/>
+        <w:divId w:val="2093314751"/>
         <w:rPr>
           <w:lang w:val="nl-NL"/>
         </w:rPr>
@@ -11846,7 +11853,7 @@
     <w:p>
       <w:pPr>
         <w:pStyle w:val="Normaalweb"/>
-        <w:divId w:val="1967856189"/>
+        <w:divId w:val="2093314751"/>
         <w:rPr>
           <w:lang w:val="nl-NL"/>
         </w:rPr>
@@ -11861,7 +11868,7 @@
     <w:p>
       <w:pPr>
         <w:pStyle w:val="Normaalweb"/>
-        <w:divId w:val="1967856189"/>
+        <w:divId w:val="2093314751"/>
         <w:rPr>
           <w:lang w:val="nl-NL"/>
         </w:rPr>
@@ -11883,7 +11890,7 @@
       <w:pPr>
         <w:pStyle w:val="marker"/>
         <w:ind w:left="800" w:right="800"/>
-        <w:divId w:val="1967856189"/>
+        <w:divId w:val="2093314751"/>
         <w:rPr>
           <w:lang w:val="nl-NL"/>
         </w:rPr>
@@ -11895,13 +11902,13 @@
     <w:p>
       <w:pPr>
         <w:pStyle w:val="Kop3"/>
-        <w:divId w:val="1967856189"/>
-        <w:rPr>
-          <w:rFonts w:eastAsia="Times New Roman"/>
-          <w:lang w:val="nl-NL"/>
-        </w:rPr>
-      </w:pPr>
-      <w:bookmarkStart w:id="53" w:name="_Toc242816595"/>
+        <w:divId w:val="2093314751"/>
+        <w:rPr>
+          <w:rFonts w:eastAsia="Times New Roman"/>
+          <w:lang w:val="nl-NL"/>
+        </w:rPr>
+      </w:pPr>
+      <w:bookmarkStart w:id="53" w:name="_Toc242817137"/>
       <w:r>
         <w:rPr>
           <w:rFonts w:eastAsia="Times New Roman"/>
@@ -11914,7 +11921,7 @@
     <w:p>
       <w:pPr>
         <w:pStyle w:val="subtitel"/>
-        <w:divId w:val="1967856189"/>
+        <w:divId w:val="2093314751"/>
         <w:rPr>
           <w:lang w:val="nl-NL"/>
         </w:rPr>
@@ -11929,7 +11936,7 @@
     <w:p>
       <w:pPr>
         <w:pStyle w:val="Normaalweb"/>
-        <w:divId w:val="1967856189"/>
+        <w:divId w:val="2093314751"/>
         <w:rPr>
           <w:lang w:val="nl-NL"/>
         </w:rPr>
@@ -11944,7 +11951,7 @@
     <w:p>
       <w:pPr>
         <w:pStyle w:val="Normaalweb"/>
-        <w:divId w:val="1967856189"/>
+        <w:divId w:val="2093314751"/>
         <w:rPr>
           <w:lang w:val="nl-NL"/>
         </w:rPr>
@@ -11959,7 +11966,7 @@
     <w:p>
       <w:pPr>
         <w:pStyle w:val="Normaalweb"/>
-        <w:divId w:val="1967856189"/>
+        <w:divId w:val="2093314751"/>
         <w:rPr>
           <w:lang w:val="nl-NL"/>
         </w:rPr>
@@ -11975,7 +11982,7 @@
       <w:pPr>
         <w:pStyle w:val="marker"/>
         <w:ind w:left="800" w:right="800"/>
-        <w:divId w:val="1967856189"/>
+        <w:divId w:val="2093314751"/>
         <w:rPr>
           <w:lang w:val="nl-NL"/>
         </w:rPr>
@@ -11987,13 +11994,13 @@
     <w:p>
       <w:pPr>
         <w:pStyle w:val="Kop3"/>
-        <w:divId w:val="1967856189"/>
-        <w:rPr>
-          <w:rFonts w:eastAsia="Times New Roman"/>
-          <w:lang w:val="nl-NL"/>
-        </w:rPr>
-      </w:pPr>
-      <w:bookmarkStart w:id="54" w:name="_Toc242816596"/>
+        <w:divId w:val="2093314751"/>
+        <w:rPr>
+          <w:rFonts w:eastAsia="Times New Roman"/>
+          <w:lang w:val="nl-NL"/>
+        </w:rPr>
+      </w:pPr>
+      <w:bookmarkStart w:id="54" w:name="_Toc242817138"/>
       <w:r>
         <w:rPr>
           <w:rFonts w:eastAsia="Times New Roman"/>
@@ -12006,7 +12013,7 @@
     <w:p>
       <w:pPr>
         <w:pStyle w:val="subtitel"/>
-        <w:divId w:val="1967856189"/>
+        <w:divId w:val="2093314751"/>
         <w:rPr>
           <w:lang w:val="nl-NL"/>
         </w:rPr>
@@ -12021,7 +12028,7 @@
     <w:p>
       <w:pPr>
         <w:pStyle w:val="Normaalweb"/>
-        <w:divId w:val="1967856189"/>
+        <w:divId w:val="2093314751"/>
         <w:rPr>
           <w:lang w:val="nl-NL"/>
         </w:rPr>
@@ -12036,7 +12043,7 @@
     <w:p>
       <w:pPr>
         <w:pStyle w:val="Normaalweb"/>
-        <w:divId w:val="1967856189"/>
+        <w:divId w:val="2093314751"/>
         <w:rPr>
           <w:lang w:val="nl-NL"/>
         </w:rPr>
@@ -12057,7 +12064,7 @@
     <w:p>
       <w:pPr>
         <w:pStyle w:val="Normaalweb"/>
-        <w:divId w:val="1967856189"/>
+        <w:divId w:val="2093314751"/>
         <w:rPr>
           <w:lang w:val="nl-NL"/>
         </w:rPr>
@@ -12073,7 +12080,7 @@
       <w:pPr>
         <w:pStyle w:val="marker"/>
         <w:ind w:left="800" w:right="800"/>
-        <w:divId w:val="1967856189"/>
+        <w:divId w:val="2093314751"/>
         <w:rPr>
           <w:lang w:val="nl-NL"/>
         </w:rPr>
@@ -12085,13 +12092,13 @@
     <w:p>
       <w:pPr>
         <w:pStyle w:val="Kop3"/>
-        <w:divId w:val="1967856189"/>
-        <w:rPr>
-          <w:rFonts w:eastAsia="Times New Roman"/>
-          <w:lang w:val="nl-NL"/>
-        </w:rPr>
-      </w:pPr>
-      <w:bookmarkStart w:id="55" w:name="_Toc242816597"/>
+        <w:divId w:val="2093314751"/>
+        <w:rPr>
+          <w:rFonts w:eastAsia="Times New Roman"/>
+          <w:lang w:val="nl-NL"/>
+        </w:rPr>
+      </w:pPr>
+      <w:bookmarkStart w:id="55" w:name="_Toc242817139"/>
       <w:r>
         <w:rPr>
           <w:rFonts w:eastAsia="Times New Roman"/>
@@ -12104,7 +12111,7 @@
     <w:p>
       <w:pPr>
         <w:pStyle w:val="subtitel"/>
-        <w:divId w:val="1967856189"/>
+        <w:divId w:val="2093314751"/>
         <w:rPr>
           <w:lang w:val="nl-NL"/>
         </w:rPr>
@@ -12119,7 +12126,7 @@
     <w:p>
       <w:pPr>
         <w:pStyle w:val="Normaalweb"/>
-        <w:divId w:val="1967856189"/>
+        <w:divId w:val="2093314751"/>
         <w:rPr>
           <w:lang w:val="nl-NL"/>
         </w:rPr>
@@ -12134,7 +12141,7 @@
     <w:p>
       <w:pPr>
         <w:pStyle w:val="Normaalweb"/>
-        <w:divId w:val="1967856189"/>
+        <w:divId w:val="2093314751"/>
         <w:rPr>
           <w:lang w:val="nl-NL"/>
         </w:rPr>
@@ -12149,7 +12156,7 @@
     <w:p>
       <w:pPr>
         <w:pStyle w:val="Normaalweb"/>
-        <w:divId w:val="1967856189"/>
+        <w:divId w:val="2093314751"/>
         <w:rPr>
           <w:lang w:val="nl-NL"/>
         </w:rPr>
@@ -12165,7 +12172,7 @@
       <w:pPr>
         <w:pStyle w:val="marker"/>
         <w:ind w:left="800" w:right="800"/>
-        <w:divId w:val="1967856189"/>
+        <w:divId w:val="2093314751"/>
         <w:rPr>
           <w:lang w:val="nl-NL"/>
         </w:rPr>
@@ -12177,13 +12184,13 @@
     <w:p>
       <w:pPr>
         <w:pStyle w:val="Kop1"/>
-        <w:divId w:val="1967856189"/>
-        <w:rPr>
-          <w:rFonts w:eastAsia="Times New Roman"/>
-          <w:lang w:val="nl-NL"/>
-        </w:rPr>
-      </w:pPr>
-      <w:bookmarkStart w:id="56" w:name="_Toc242816598"/>
+        <w:divId w:val="2093314751"/>
+        <w:rPr>
+          <w:rFonts w:eastAsia="Times New Roman"/>
+          <w:lang w:val="nl-NL"/>
+        </w:rPr>
+      </w:pPr>
+      <w:bookmarkStart w:id="56" w:name="_Toc242817140"/>
       <w:r>
         <w:rPr>
           <w:rFonts w:eastAsia="Times New Roman"/>
@@ -12196,13 +12203,13 @@
     <w:p>
       <w:pPr>
         <w:pStyle w:val="Kop3"/>
-        <w:divId w:val="1967856189"/>
-        <w:rPr>
-          <w:rFonts w:eastAsia="Times New Roman"/>
-          <w:lang w:val="nl-NL"/>
-        </w:rPr>
-      </w:pPr>
-      <w:bookmarkStart w:id="57" w:name="_Toc242816599"/>
+        <w:divId w:val="2093314751"/>
+        <w:rPr>
+          <w:rFonts w:eastAsia="Times New Roman"/>
+          <w:lang w:val="nl-NL"/>
+        </w:rPr>
+      </w:pPr>
+      <w:bookmarkStart w:id="57" w:name="_Toc242817141"/>
       <w:r>
         <w:rPr>
           <w:rFonts w:eastAsia="Times New Roman"/>
@@ -12215,7 +12222,7 @@
     <w:p>
       <w:pPr>
         <w:pStyle w:val="subtitel"/>
-        <w:divId w:val="1967856189"/>
+        <w:divId w:val="2093314751"/>
         <w:rPr>
           <w:lang w:val="nl-NL"/>
         </w:rPr>
@@ -12230,7 +12237,7 @@
     <w:p>
       <w:pPr>
         <w:pStyle w:val="Normaalweb"/>
-        <w:divId w:val="1967856189"/>
+        <w:divId w:val="2093314751"/>
         <w:rPr>
           <w:lang w:val="nl-NL"/>
         </w:rPr>
@@ -12251,7 +12258,7 @@
     <w:p>
       <w:pPr>
         <w:pStyle w:val="Normaalweb"/>
-        <w:divId w:val="1967856189"/>
+        <w:divId w:val="2093314751"/>
         <w:rPr>
           <w:lang w:val="nl-NL"/>
         </w:rPr>
@@ -12278,7 +12285,7 @@
     <w:p>
       <w:pPr>
         <w:pStyle w:val="Normaalweb"/>
-        <w:divId w:val="1967856189"/>
+        <w:divId w:val="2093314751"/>
         <w:rPr>
           <w:lang w:val="nl-NL"/>
         </w:rPr>
@@ -12304,7 +12311,7 @@
     </w:p>
     <w:p>
       <w:pPr>
-        <w:divId w:val="392042017"/>
+        <w:divId w:val="1377315699"/>
         <w:rPr>
           <w:color w:val="555555"/>
           <w:sz w:val="20"/>
@@ -12324,7 +12331,7 @@
     </w:p>
     <w:p>
       <w:pPr>
-        <w:divId w:val="392042017"/>
+        <w:divId w:val="1377315699"/>
         <w:rPr>
           <w:color w:val="555555"/>
           <w:sz w:val="20"/>
@@ -12344,7 +12351,7 @@
     </w:p>
     <w:p>
       <w:pPr>
-        <w:divId w:val="392042017"/>
+        <w:divId w:val="1377315699"/>
         <w:rPr>
           <w:color w:val="555555"/>
           <w:sz w:val="20"/>
@@ -12366,7 +12373,7 @@
       <w:pPr>
         <w:pStyle w:val="marker"/>
         <w:ind w:left="800" w:right="800"/>
-        <w:divId w:val="1967856189"/>
+        <w:divId w:val="2093314751"/>
         <w:rPr>
           <w:lang w:val="nl-NL"/>
         </w:rPr>
@@ -12378,13 +12385,13 @@
     <w:p>
       <w:pPr>
         <w:pStyle w:val="Kop3"/>
-        <w:divId w:val="1967856189"/>
-        <w:rPr>
-          <w:rFonts w:eastAsia="Times New Roman"/>
-          <w:lang w:val="nl-NL"/>
-        </w:rPr>
-      </w:pPr>
-      <w:bookmarkStart w:id="58" w:name="_Toc242816600"/>
+        <w:divId w:val="2093314751"/>
+        <w:rPr>
+          <w:rFonts w:eastAsia="Times New Roman"/>
+          <w:lang w:val="nl-NL"/>
+        </w:rPr>
+      </w:pPr>
+      <w:bookmarkStart w:id="58" w:name="_Toc242817142"/>
       <w:r>
         <w:rPr>
           <w:rFonts w:eastAsia="Times New Roman"/>
@@ -12397,7 +12404,7 @@
     <w:p>
       <w:pPr>
         <w:pStyle w:val="subtitel"/>
-        <w:divId w:val="1967856189"/>
+        <w:divId w:val="2093314751"/>
         <w:rPr>
           <w:lang w:val="nl-NL"/>
         </w:rPr>
@@ -12412,7 +12419,7 @@
     <w:p>
       <w:pPr>
         <w:pStyle w:val="Normaalweb"/>
-        <w:divId w:val="1967856189"/>
+        <w:divId w:val="2093314751"/>
         <w:rPr>
           <w:lang w:val="nl-NL"/>
         </w:rPr>
@@ -12427,7 +12434,7 @@
     <w:p>
       <w:pPr>
         <w:pStyle w:val="Normaalweb"/>
-        <w:divId w:val="1967856189"/>
+        <w:divId w:val="2093314751"/>
         <w:rPr>
           <w:lang w:val="nl-NL"/>
         </w:rPr>
@@ -12442,7 +12449,7 @@
     <w:p>
       <w:pPr>
         <w:pStyle w:val="Normaalweb"/>
-        <w:divId w:val="1967856189"/>
+        <w:divId w:val="2093314751"/>
         <w:rPr>
           <w:lang w:val="nl-NL"/>
         </w:rPr>
@@ -12458,7 +12465,7 @@
       <w:pPr>
         <w:pStyle w:val="marker"/>
         <w:ind w:left="800" w:right="800"/>
-        <w:divId w:val="1967856189"/>
+        <w:divId w:val="2093314751"/>
         <w:rPr>
           <w:lang w:val="nl-NL"/>
         </w:rPr>
@@ -12470,13 +12477,13 @@
     <w:p>
       <w:pPr>
         <w:pStyle w:val="Kop3"/>
-        <w:divId w:val="1967856189"/>
-        <w:rPr>
-          <w:rFonts w:eastAsia="Times New Roman"/>
-          <w:lang w:val="nl-NL"/>
-        </w:rPr>
-      </w:pPr>
-      <w:bookmarkStart w:id="59" w:name="_Toc242816601"/>
+        <w:divId w:val="2093314751"/>
+        <w:rPr>
+          <w:rFonts w:eastAsia="Times New Roman"/>
+          <w:lang w:val="nl-NL"/>
+        </w:rPr>
+      </w:pPr>
+      <w:bookmarkStart w:id="59" w:name="_Toc242817143"/>
       <w:r>
         <w:rPr>
           <w:rFonts w:eastAsia="Times New Roman"/>
@@ -12489,7 +12496,7 @@
     <w:p>
       <w:pPr>
         <w:pStyle w:val="subtitel"/>
-        <w:divId w:val="1967856189"/>
+        <w:divId w:val="2093314751"/>
         <w:rPr>
           <w:lang w:val="nl-NL"/>
         </w:rPr>
@@ -12504,7 +12511,7 @@
     <w:p>
       <w:pPr>
         <w:pStyle w:val="Normaalweb"/>
-        <w:divId w:val="1967856189"/>
+        <w:divId w:val="2093314751"/>
         <w:rPr>
           <w:lang w:val="nl-NL"/>
         </w:rPr>
@@ -12519,7 +12526,7 @@
     <w:p>
       <w:pPr>
         <w:pStyle w:val="Normaalweb"/>
-        <w:divId w:val="1967856189"/>
+        <w:divId w:val="2093314751"/>
         <w:rPr>
           <w:lang w:val="nl-NL"/>
         </w:rPr>
@@ -12540,7 +12547,7 @@
     <w:p>
       <w:pPr>
         <w:pStyle w:val="Normaalweb"/>
-        <w:divId w:val="1967856189"/>
+        <w:divId w:val="2093314751"/>
         <w:rPr>
           <w:lang w:val="nl-NL"/>
         </w:rPr>
@@ -12556,7 +12563,7 @@
       <w:pPr>
         <w:pStyle w:val="marker"/>
         <w:ind w:left="800" w:right="800"/>
-        <w:divId w:val="1967856189"/>
+        <w:divId w:val="2093314751"/>
         <w:rPr>
           <w:lang w:val="nl-NL"/>
         </w:rPr>
@@ -12568,13 +12575,13 @@
     <w:p>
       <w:pPr>
         <w:pStyle w:val="Kop3"/>
-        <w:divId w:val="1967856189"/>
-        <w:rPr>
-          <w:rFonts w:eastAsia="Times New Roman"/>
-          <w:lang w:val="nl-NL"/>
-        </w:rPr>
-      </w:pPr>
-      <w:bookmarkStart w:id="60" w:name="_Toc242816602"/>
+        <w:divId w:val="2093314751"/>
+        <w:rPr>
+          <w:rFonts w:eastAsia="Times New Roman"/>
+          <w:lang w:val="nl-NL"/>
+        </w:rPr>
+      </w:pPr>
+      <w:bookmarkStart w:id="60" w:name="_Toc242817144"/>
       <w:r>
         <w:rPr>
           <w:rFonts w:eastAsia="Times New Roman"/>
@@ -12587,7 +12594,7 @@
     <w:p>
       <w:pPr>
         <w:pStyle w:val="subtitel"/>
-        <w:divId w:val="1967856189"/>
+        <w:divId w:val="2093314751"/>
         <w:rPr>
           <w:lang w:val="nl-NL"/>
         </w:rPr>
@@ -12602,7 +12609,7 @@
     <w:p>
       <w:pPr>
         <w:pStyle w:val="Normaalweb"/>
-        <w:divId w:val="1967856189"/>
+        <w:divId w:val="2093314751"/>
         <w:rPr>
           <w:lang w:val="nl-NL"/>
         </w:rPr>
@@ -12617,7 +12624,7 @@
     <w:p>
       <w:pPr>
         <w:pStyle w:val="Normaalweb"/>
-        <w:divId w:val="1967856189"/>
+        <w:divId w:val="2093314751"/>
         <w:rPr>
           <w:lang w:val="nl-NL"/>
         </w:rPr>
@@ -12632,7 +12639,7 @@
     <w:p>
       <w:pPr>
         <w:pStyle w:val="Normaalweb"/>
-        <w:divId w:val="1967856189"/>
+        <w:divId w:val="2093314751"/>
         <w:rPr>
           <w:lang w:val="nl-NL"/>
         </w:rPr>
@@ -12648,7 +12655,7 @@
       <w:pPr>
         <w:pStyle w:val="marker"/>
         <w:ind w:left="800" w:right="800"/>
-        <w:divId w:val="1967856189"/>
+        <w:divId w:val="2093314751"/>
         <w:rPr>
           <w:lang w:val="nl-NL"/>
         </w:rPr>
@@ -12660,13 +12667,13 @@
     <w:p>
       <w:pPr>
         <w:pStyle w:val="Kop3"/>
-        <w:divId w:val="1967856189"/>
-        <w:rPr>
-          <w:rFonts w:eastAsia="Times New Roman"/>
-          <w:lang w:val="nl-NL"/>
-        </w:rPr>
-      </w:pPr>
-      <w:bookmarkStart w:id="61" w:name="_Toc242816603"/>
+        <w:divId w:val="2093314751"/>
+        <w:rPr>
+          <w:rFonts w:eastAsia="Times New Roman"/>
+          <w:lang w:val="nl-NL"/>
+        </w:rPr>
+      </w:pPr>
+      <w:bookmarkStart w:id="61" w:name="_Toc242817145"/>
       <w:r>
         <w:rPr>
           <w:rFonts w:eastAsia="Times New Roman"/>
@@ -12679,7 +12686,7 @@
     <w:p>
       <w:pPr>
         <w:pStyle w:val="subtitel"/>
-        <w:divId w:val="1967856189"/>
+        <w:divId w:val="2093314751"/>
         <w:rPr>
           <w:lang w:val="nl-NL"/>
         </w:rPr>
@@ -12694,7 +12701,7 @@
     <w:p>
       <w:pPr>
         <w:pStyle w:val="Normaalweb"/>
-        <w:divId w:val="1967856189"/>
+        <w:divId w:val="2093314751"/>
         <w:rPr>
           <w:lang w:val="nl-NL"/>
         </w:rPr>
@@ -12709,7 +12716,7 @@
     <w:p>
       <w:pPr>
         <w:pStyle w:val="Normaalweb"/>
-        <w:divId w:val="1967856189"/>
+        <w:divId w:val="2093314751"/>
         <w:rPr>
           <w:lang w:val="nl-NL"/>
         </w:rPr>
@@ -12730,7 +12737,7 @@
     <w:p>
       <w:pPr>
         <w:pStyle w:val="Normaalweb"/>
-        <w:divId w:val="1967856189"/>
+        <w:divId w:val="2093314751"/>
         <w:rPr>
           <w:lang w:val="nl-NL"/>
         </w:rPr>
@@ -12750,7 +12757,7 @@
     </w:p>
     <w:p>
       <w:pPr>
-        <w:divId w:val="146241085"/>
+        <w:divId w:val="2022899830"/>
         <w:rPr>
           <w:color w:val="555555"/>
           <w:sz w:val="20"/>
@@ -12772,7 +12779,7 @@
       <w:pPr>
         <w:pStyle w:val="marker"/>
         <w:ind w:left="800" w:right="800"/>
-        <w:divId w:val="1967856189"/>
+        <w:divId w:val="2093314751"/>
         <w:rPr>
           <w:lang w:val="nl-NL"/>
         </w:rPr>
@@ -12784,13 +12791,13 @@
     <w:p>
       <w:pPr>
         <w:pStyle w:val="Kop3"/>
-        <w:divId w:val="1967856189"/>
-        <w:rPr>
-          <w:rFonts w:eastAsia="Times New Roman"/>
-          <w:lang w:val="nl-NL"/>
-        </w:rPr>
-      </w:pPr>
-      <w:bookmarkStart w:id="62" w:name="_Toc242816604"/>
+        <w:divId w:val="2093314751"/>
+        <w:rPr>
+          <w:rFonts w:eastAsia="Times New Roman"/>
+          <w:lang w:val="nl-NL"/>
+        </w:rPr>
+      </w:pPr>
+      <w:bookmarkStart w:id="62" w:name="_Toc242817146"/>
       <w:r>
         <w:rPr>
           <w:rFonts w:eastAsia="Times New Roman"/>
@@ -12803,7 +12810,7 @@
     <w:p>
       <w:pPr>
         <w:pStyle w:val="subtitel"/>
-        <w:divId w:val="1967856189"/>
+        <w:divId w:val="2093314751"/>
         <w:rPr>
           <w:lang w:val="nl-NL"/>
         </w:rPr>
@@ -12818,7 +12825,7 @@
     <w:p>
       <w:pPr>
         <w:pStyle w:val="Normaalweb"/>
-        <w:divId w:val="1967856189"/>
+        <w:divId w:val="2093314751"/>
         <w:rPr>
           <w:lang w:val="nl-NL"/>
         </w:rPr>
@@ -12833,7 +12840,7 @@
     <w:p>
       <w:pPr>
         <w:pStyle w:val="Normaalweb"/>
-        <w:divId w:val="1967856189"/>
+        <w:divId w:val="2093314751"/>
         <w:rPr>
           <w:lang w:val="nl-NL"/>
         </w:rPr>
@@ -12848,7 +12855,7 @@
     <w:p>
       <w:pPr>
         <w:pStyle w:val="Normaalweb"/>
-        <w:divId w:val="1967856189"/>
+        <w:divId w:val="2093314751"/>
         <w:rPr>
           <w:lang w:val="nl-NL"/>
         </w:rPr>
@@ -12864,7 +12871,7 @@
       <w:pPr>
         <w:pStyle w:val="marker"/>
         <w:ind w:left="800" w:right="800"/>
-        <w:divId w:val="1967856189"/>
+        <w:divId w:val="2093314751"/>
         <w:rPr>
           <w:lang w:val="nl-NL"/>
         </w:rPr>
@@ -12876,13 +12883,13 @@
     <w:p>
       <w:pPr>
         <w:pStyle w:val="Kop1"/>
-        <w:divId w:val="1967856189"/>
-        <w:rPr>
-          <w:rFonts w:eastAsia="Times New Roman"/>
-          <w:lang w:val="nl-NL"/>
-        </w:rPr>
-      </w:pPr>
-      <w:bookmarkStart w:id="63" w:name="_Toc242816605"/>
+        <w:divId w:val="2093314751"/>
+        <w:rPr>
+          <w:rFonts w:eastAsia="Times New Roman"/>
+          <w:lang w:val="nl-NL"/>
+        </w:rPr>
+      </w:pPr>
+      <w:bookmarkStart w:id="63" w:name="_Toc242817147"/>
       <w:r>
         <w:rPr>
           <w:rFonts w:eastAsia="Times New Roman"/>
@@ -12895,13 +12902,13 @@
     <w:p>
       <w:pPr>
         <w:pStyle w:val="Kop3"/>
-        <w:divId w:val="1967856189"/>
-        <w:rPr>
-          <w:rFonts w:eastAsia="Times New Roman"/>
-          <w:lang w:val="nl-NL"/>
-        </w:rPr>
-      </w:pPr>
-      <w:bookmarkStart w:id="64" w:name="_Toc242816606"/>
+        <w:divId w:val="2093314751"/>
+        <w:rPr>
+          <w:rFonts w:eastAsia="Times New Roman"/>
+          <w:lang w:val="nl-NL"/>
+        </w:rPr>
+      </w:pPr>
+      <w:bookmarkStart w:id="64" w:name="_Toc242817148"/>
       <w:r>
         <w:rPr>
           <w:rFonts w:eastAsia="Times New Roman"/>
@@ -12914,7 +12921,7 @@
     <w:p>
       <w:pPr>
         <w:pStyle w:val="subtitel"/>
-        <w:divId w:val="1967856189"/>
+        <w:divId w:val="2093314751"/>
         <w:rPr>
           <w:lang w:val="nl-NL"/>
         </w:rPr>
@@ -12929,7 +12936,7 @@
     <w:p>
       <w:pPr>
         <w:pStyle w:val="Normaalweb"/>
-        <w:divId w:val="1967856189"/>
+        <w:divId w:val="2093314751"/>
         <w:rPr>
           <w:lang w:val="nl-NL"/>
         </w:rPr>
@@ -12944,7 +12951,7 @@
     <w:p>
       <w:pPr>
         <w:pStyle w:val="Normaalweb"/>
-        <w:divId w:val="1967856189"/>
+        <w:divId w:val="2093314751"/>
         <w:rPr>
           <w:lang w:val="nl-NL"/>
         </w:rPr>
@@ -12959,7 +12966,7 @@
     <w:p>
       <w:pPr>
         <w:pStyle w:val="Normaalweb"/>
-        <w:divId w:val="1967856189"/>
+        <w:divId w:val="2093314751"/>
         <w:rPr>
           <w:lang w:val="nl-NL"/>
         </w:rPr>
@@ -12974,7 +12981,7 @@
     <w:p>
       <w:pPr>
         <w:pStyle w:val="Normaalweb"/>
-        <w:divId w:val="1967856189"/>
+        <w:divId w:val="2093314751"/>
         <w:rPr>
           <w:lang w:val="nl-NL"/>
         </w:rPr>
@@ -12994,7 +13001,7 @@
     </w:p>
     <w:p>
       <w:pPr>
-        <w:divId w:val="548498412"/>
+        <w:divId w:val="814378149"/>
         <w:rPr>
           <w:color w:val="555555"/>
           <w:sz w:val="20"/>
@@ -13016,7 +13023,7 @@
       <w:pPr>
         <w:pStyle w:val="marker"/>
         <w:ind w:left="800" w:right="800"/>
-        <w:divId w:val="1967856189"/>
+        <w:divId w:val="2093314751"/>
         <w:rPr>
           <w:lang w:val="nl-NL"/>
         </w:rPr>
@@ -13028,13 +13035,13 @@
     <w:p>
       <w:pPr>
         <w:pStyle w:val="Kop3"/>
-        <w:divId w:val="1967856189"/>
-        <w:rPr>
-          <w:rFonts w:eastAsia="Times New Roman"/>
-          <w:lang w:val="nl-NL"/>
-        </w:rPr>
-      </w:pPr>
-      <w:bookmarkStart w:id="65" w:name="_Toc242816607"/>
+        <w:divId w:val="2093314751"/>
+        <w:rPr>
+          <w:rFonts w:eastAsia="Times New Roman"/>
+          <w:lang w:val="nl-NL"/>
+        </w:rPr>
+      </w:pPr>
+      <w:bookmarkStart w:id="65" w:name="_Toc242817149"/>
       <w:r>
         <w:rPr>
           <w:rFonts w:eastAsia="Times New Roman"/>
@@ -13047,7 +13054,7 @@
     <w:p>
       <w:pPr>
         <w:pStyle w:val="subtitel"/>
-        <w:divId w:val="1967856189"/>
+        <w:divId w:val="2093314751"/>
         <w:rPr>
           <w:lang w:val="nl-NL"/>
         </w:rPr>
@@ -13062,7 +13069,7 @@
     <w:p>
       <w:pPr>
         <w:pStyle w:val="Normaalweb"/>
-        <w:divId w:val="1967856189"/>
+        <w:divId w:val="2093314751"/>
         <w:rPr>
           <w:lang w:val="nl-NL"/>
         </w:rPr>
@@ -13077,7 +13084,7 @@
     <w:p>
       <w:pPr>
         <w:pStyle w:val="Normaalweb"/>
-        <w:divId w:val="1967856189"/>
+        <w:divId w:val="2093314751"/>
         <w:rPr>
           <w:lang w:val="nl-NL"/>
         </w:rPr>
@@ -13098,7 +13105,7 @@
     <w:p>
       <w:pPr>
         <w:pStyle w:val="Normaalweb"/>
-        <w:divId w:val="1967856189"/>
+        <w:divId w:val="2093314751"/>
         <w:rPr>
           <w:lang w:val="nl-NL"/>
         </w:rPr>
@@ -13112,7 +13119,7 @@
     </w:p>
     <w:p>
       <w:pPr>
-        <w:divId w:val="1407537711"/>
+        <w:divId w:val="342441073"/>
         <w:rPr>
           <w:color w:val="555555"/>
           <w:sz w:val="20"/>
@@ -13134,7 +13141,7 @@
       <w:pPr>
         <w:pStyle w:val="marker"/>
         <w:ind w:left="800" w:right="800"/>
-        <w:divId w:val="1967856189"/>
+        <w:divId w:val="2093314751"/>
         <w:rPr>
           <w:lang w:val="nl-NL"/>
         </w:rPr>
@@ -13146,13 +13153,13 @@
     <w:p>
       <w:pPr>
         <w:pStyle w:val="Kop3"/>
-        <w:divId w:val="1967856189"/>
-        <w:rPr>
-          <w:rFonts w:eastAsia="Times New Roman"/>
-          <w:lang w:val="nl-NL"/>
-        </w:rPr>
-      </w:pPr>
-      <w:bookmarkStart w:id="66" w:name="_Toc242816608"/>
+        <w:divId w:val="2093314751"/>
+        <w:rPr>
+          <w:rFonts w:eastAsia="Times New Roman"/>
+          <w:lang w:val="nl-NL"/>
+        </w:rPr>
+      </w:pPr>
+      <w:bookmarkStart w:id="66" w:name="_Toc242817150"/>
       <w:r>
         <w:rPr>
           <w:rFonts w:eastAsia="Times New Roman"/>
@@ -13165,7 +13172,7 @@
     <w:p>
       <w:pPr>
         <w:pStyle w:val="subtitel"/>
-        <w:divId w:val="1967856189"/>
+        <w:divId w:val="2093314751"/>
         <w:rPr>
           <w:lang w:val="nl-NL"/>
         </w:rPr>
@@ -13180,7 +13187,7 @@
     <w:p>
       <w:pPr>
         <w:pStyle w:val="Normaalweb"/>
-        <w:divId w:val="1967856189"/>
+        <w:divId w:val="2093314751"/>
         <w:rPr>
           <w:lang w:val="nl-NL"/>
         </w:rPr>
@@ -13195,7 +13202,7 @@
     <w:p>
       <w:pPr>
         <w:pStyle w:val="Normaalweb"/>
-        <w:divId w:val="1967856189"/>
+        <w:divId w:val="2093314751"/>
         <w:rPr>
           <w:lang w:val="nl-NL"/>
         </w:rPr>
@@ -13216,7 +13223,7 @@
     <w:p>
       <w:pPr>
         <w:pStyle w:val="Normaalweb"/>
-        <w:divId w:val="1967856189"/>
+        <w:divId w:val="2093314751"/>
         <w:rPr>
           <w:lang w:val="nl-NL"/>
         </w:rPr>
@@ -13230,7 +13237,7 @@
     </w:p>
     <w:p>
       <w:pPr>
-        <w:divId w:val="2040279766"/>
+        <w:divId w:val="1402101197"/>
         <w:rPr>
           <w:color w:val="555555"/>
           <w:sz w:val="20"/>
@@ -13252,7 +13259,7 @@
       <w:pPr>
         <w:pStyle w:val="marker"/>
         <w:ind w:left="800" w:right="800"/>
-        <w:divId w:val="1967856189"/>
+        <w:divId w:val="2093314751"/>
         <w:rPr>
           <w:lang w:val="nl-NL"/>
         </w:rPr>
@@ -13264,13 +13271,13 @@
     <w:p>
       <w:pPr>
         <w:pStyle w:val="Kop3"/>
-        <w:divId w:val="1967856189"/>
-        <w:rPr>
-          <w:rFonts w:eastAsia="Times New Roman"/>
-          <w:lang w:val="nl-NL"/>
-        </w:rPr>
-      </w:pPr>
-      <w:bookmarkStart w:id="67" w:name="_Toc242816609"/>
+        <w:divId w:val="2093314751"/>
+        <w:rPr>
+          <w:rFonts w:eastAsia="Times New Roman"/>
+          <w:lang w:val="nl-NL"/>
+        </w:rPr>
+      </w:pPr>
+      <w:bookmarkStart w:id="67" w:name="_Toc242817151"/>
       <w:r>
         <w:rPr>
           <w:rFonts w:eastAsia="Times New Roman"/>
@@ -13283,7 +13290,7 @@
     <w:p>
       <w:pPr>
         <w:pStyle w:val="subtitel"/>
-        <w:divId w:val="1967856189"/>
+        <w:divId w:val="2093314751"/>
         <w:rPr>
           <w:lang w:val="nl-NL"/>
         </w:rPr>
@@ -13298,7 +13305,7 @@
     <w:p>
       <w:pPr>
         <w:pStyle w:val="Normaalweb"/>
-        <w:divId w:val="1967856189"/>
+        <w:divId w:val="2093314751"/>
         <w:rPr>
           <w:lang w:val="nl-NL"/>
         </w:rPr>
@@ -13313,7 +13320,7 @@
     <w:p>
       <w:pPr>
         <w:pStyle w:val="Normaalweb"/>
-        <w:divId w:val="1967856189"/>
+        <w:divId w:val="2093314751"/>
         <w:rPr>
           <w:lang w:val="nl-NL"/>
         </w:rPr>
@@ -13334,7 +13341,7 @@
     <w:p>
       <w:pPr>
         <w:pStyle w:val="Normaalweb"/>
-        <w:divId w:val="1967856189"/>
+        <w:divId w:val="2093314751"/>
         <w:rPr>
           <w:lang w:val="nl-NL"/>
         </w:rPr>
@@ -13350,7 +13357,7 @@
       <w:pPr>
         <w:pStyle w:val="marker"/>
         <w:ind w:left="800" w:right="800"/>
-        <w:divId w:val="1967856189"/>
+        <w:divId w:val="2093314751"/>
         <w:rPr>
           <w:lang w:val="nl-NL"/>
         </w:rPr>
@@ -13362,13 +13369,13 @@
     <w:p>
       <w:pPr>
         <w:pStyle w:val="Kop3"/>
-        <w:divId w:val="1967856189"/>
-        <w:rPr>
-          <w:rFonts w:eastAsia="Times New Roman"/>
-          <w:lang w:val="nl-NL"/>
-        </w:rPr>
-      </w:pPr>
-      <w:bookmarkStart w:id="68" w:name="_Toc242816610"/>
+        <w:divId w:val="2093314751"/>
+        <w:rPr>
+          <w:rFonts w:eastAsia="Times New Roman"/>
+          <w:lang w:val="nl-NL"/>
+        </w:rPr>
+      </w:pPr>
+      <w:bookmarkStart w:id="68" w:name="_Toc242817152"/>
       <w:r>
         <w:rPr>
           <w:rFonts w:eastAsia="Times New Roman"/>
@@ -13381,7 +13388,7 @@
     <w:p>
       <w:pPr>
         <w:pStyle w:val="subtitel"/>
-        <w:divId w:val="1967856189"/>
+        <w:divId w:val="2093314751"/>
         <w:rPr>
           <w:lang w:val="nl-NL"/>
         </w:rPr>
@@ -13396,7 +13403,7 @@
     <w:p>
       <w:pPr>
         <w:pStyle w:val="Normaalweb"/>
-        <w:divId w:val="1967856189"/>
+        <w:divId w:val="2093314751"/>
         <w:rPr>
           <w:lang w:val="nl-NL"/>
         </w:rPr>
@@ -13417,7 +13424,7 @@
     <w:p>
       <w:pPr>
         <w:pStyle w:val="Normaalweb"/>
-        <w:divId w:val="1967856189"/>
+        <w:divId w:val="2093314751"/>
         <w:rPr>
           <w:lang w:val="nl-NL"/>
         </w:rPr>
@@ -13432,7 +13439,7 @@
     <w:p>
       <w:pPr>
         <w:pStyle w:val="Normaalweb"/>
-        <w:divId w:val="1967856189"/>
+        <w:divId w:val="2093314751"/>
         <w:rPr>
           <w:lang w:val="nl-NL"/>
         </w:rPr>
@@ -13447,7 +13454,7 @@
     <w:p>
       <w:pPr>
         <w:pStyle w:val="Normaalweb"/>
-        <w:divId w:val="1967856189"/>
+        <w:divId w:val="2093314751"/>
         <w:rPr>
           <w:lang w:val="nl-NL"/>
         </w:rPr>
@@ -13469,7 +13476,7 @@
       <w:pPr>
         <w:pStyle w:val="marker"/>
         <w:ind w:left="800" w:right="800"/>
-        <w:divId w:val="1967856189"/>
+        <w:divId w:val="2093314751"/>
         <w:rPr>
           <w:lang w:val="nl-NL"/>
         </w:rPr>
@@ -13481,13 +13488,13 @@
     <w:p>
       <w:pPr>
         <w:pStyle w:val="Kop3"/>
-        <w:divId w:val="1967856189"/>
-        <w:rPr>
-          <w:rFonts w:eastAsia="Times New Roman"/>
-          <w:lang w:val="nl-NL"/>
-        </w:rPr>
-      </w:pPr>
-      <w:bookmarkStart w:id="69" w:name="_Toc242816611"/>
+        <w:divId w:val="2093314751"/>
+        <w:rPr>
+          <w:rFonts w:eastAsia="Times New Roman"/>
+          <w:lang w:val="nl-NL"/>
+        </w:rPr>
+      </w:pPr>
+      <w:bookmarkStart w:id="69" w:name="_Toc242817153"/>
       <w:r>
         <w:rPr>
           <w:rFonts w:eastAsia="Times New Roman"/>
@@ -13500,7 +13507,7 @@
     <w:p>
       <w:pPr>
         <w:pStyle w:val="subtitel"/>
-        <w:divId w:val="1967856189"/>
+        <w:divId w:val="2093314751"/>
         <w:rPr>
           <w:lang w:val="nl-NL"/>
         </w:rPr>
@@ -13515,7 +13522,7 @@
     <w:p>
       <w:pPr>
         <w:pStyle w:val="Normaalweb"/>
-        <w:divId w:val="1967856189"/>
+        <w:divId w:val="2093314751"/>
         <w:rPr>
           <w:lang w:val="nl-NL"/>
         </w:rPr>
@@ -13530,7 +13537,7 @@
     <w:p>
       <w:pPr>
         <w:pStyle w:val="Normaalweb"/>
-        <w:divId w:val="1967856189"/>
+        <w:divId w:val="2093314751"/>
         <w:rPr>
           <w:lang w:val="nl-NL"/>
         </w:rPr>
@@ -13552,7 +13559,7 @@
       <w:pPr>
         <w:pStyle w:val="marker"/>
         <w:ind w:left="800" w:right="800"/>
-        <w:divId w:val="1967856189"/>
+        <w:divId w:val="2093314751"/>
         <w:rPr>
           <w:lang w:val="nl-NL"/>
         </w:rPr>
@@ -13564,13 +13571,13 @@
     <w:p>
       <w:pPr>
         <w:pStyle w:val="Kop1"/>
-        <w:divId w:val="1967856189"/>
-        <w:rPr>
-          <w:rFonts w:eastAsia="Times New Roman"/>
-          <w:lang w:val="nl-NL"/>
-        </w:rPr>
-      </w:pPr>
-      <w:bookmarkStart w:id="70" w:name="_Toc242816612"/>
+        <w:divId w:val="2093314751"/>
+        <w:rPr>
+          <w:rFonts w:eastAsia="Times New Roman"/>
+          <w:lang w:val="nl-NL"/>
+        </w:rPr>
+      </w:pPr>
+      <w:bookmarkStart w:id="70" w:name="_Toc242817154"/>
       <w:r>
         <w:rPr>
           <w:rFonts w:eastAsia="Times New Roman"/>
@@ -13583,13 +13590,13 @@
     <w:p>
       <w:pPr>
         <w:pStyle w:val="Kop3"/>
-        <w:divId w:val="1967856189"/>
-        <w:rPr>
-          <w:rFonts w:eastAsia="Times New Roman"/>
-          <w:lang w:val="nl-NL"/>
-        </w:rPr>
-      </w:pPr>
-      <w:bookmarkStart w:id="71" w:name="_Toc242816613"/>
+        <w:divId w:val="2093314751"/>
+        <w:rPr>
+          <w:rFonts w:eastAsia="Times New Roman"/>
+          <w:lang w:val="nl-NL"/>
+        </w:rPr>
+      </w:pPr>
+      <w:bookmarkStart w:id="71" w:name="_Toc242817155"/>
       <w:r>
         <w:rPr>
           <w:rFonts w:eastAsia="Times New Roman"/>
@@ -13602,7 +13609,7 @@
     <w:p>
       <w:pPr>
         <w:pStyle w:val="subtitel"/>
-        <w:divId w:val="1967856189"/>
+        <w:divId w:val="2093314751"/>
         <w:rPr>
           <w:lang w:val="nl-NL"/>
         </w:rPr>
@@ -13617,7 +13624,7 @@
     <w:p>
       <w:pPr>
         <w:pStyle w:val="Normaalweb"/>
-        <w:divId w:val="1967856189"/>
+        <w:divId w:val="2093314751"/>
         <w:rPr>
           <w:lang w:val="nl-NL"/>
         </w:rPr>
@@ -13632,7 +13639,7 @@
     <w:p>
       <w:pPr>
         <w:pStyle w:val="Normaalweb"/>
-        <w:divId w:val="1967856189"/>
+        <w:divId w:val="2093314751"/>
         <w:rPr>
           <w:lang w:val="nl-NL"/>
         </w:rPr>
@@ -13653,7 +13660,7 @@
     <w:p>
       <w:pPr>
         <w:pStyle w:val="Normaalweb"/>
-        <w:divId w:val="1967856189"/>
+        <w:divId w:val="2093314751"/>
         <w:rPr>
           <w:lang w:val="nl-NL"/>
         </w:rPr>
@@ -13668,7 +13675,7 @@
     <w:p>
       <w:pPr>
         <w:pStyle w:val="Normaalweb"/>
-        <w:divId w:val="1967856189"/>
+        <w:divId w:val="2093314751"/>
         <w:rPr>
           <w:lang w:val="nl-NL"/>
         </w:rPr>
@@ -13682,7 +13689,7 @@
     </w:p>
     <w:p>
       <w:pPr>
-        <w:divId w:val="1486166401"/>
+        <w:divId w:val="344287910"/>
         <w:rPr>
           <w:color w:val="555555"/>
           <w:sz w:val="20"/>
@@ -13800,7 +13807,7 @@
         <w:color w:val="808080"/>
         <w:sz w:val="18"/>
       </w:rPr>
-      <w:t>4</w:t>
+      <w:t>1</w:t>
     </w:r>
     <w:r>
       <w:rPr>
@@ -13843,7 +13850,7 @@
         <w:color w:val="808080"/>
         <w:sz w:val="18"/>
       </w:rPr>
-      <w:t>4</w:t>
+      <w:t>3</w:t>
     </w:r>
     <w:r>
       <w:rPr>
@@ -13935,7 +13942,7 @@
         <w:sz w:val="18"/>
       </w:rPr>
       <w:tab/>
-      <w:t>Laatst gewijzigd: 13 oktober 2026, 20:31</w:t>
+      <w:t>Laatst gewijzigd: 13 oktober 2026, 20:41</w:t>
     </w:r>
   </w:p>
 </w:hdr>
@@ -15306,7 +15313,7 @@
     <w:link w:val="KoptekstChar"/>
     <w:uiPriority w:val="99"/>
     <w:unhideWhenUsed/>
-    <w:rsid w:val="00F961B3"/>
+    <w:rsid w:val="0056675B"/>
     <w:pPr>
       <w:tabs>
         <w:tab w:val="center" w:pos="4536"/>
@@ -15319,7 +15326,7 @@
     <w:basedOn w:val="Standaardalinea-lettertype"/>
     <w:link w:val="Koptekst"/>
     <w:uiPriority w:val="99"/>
-    <w:rsid w:val="00F961B3"/>
+    <w:rsid w:val="0056675B"/>
     <w:rPr>
       <w:rFonts w:eastAsiaTheme="minorEastAsia"/>
       <w:sz w:val="24"/>
@@ -15332,7 +15339,7 @@
     <w:link w:val="VoettekstChar"/>
     <w:uiPriority w:val="99"/>
     <w:unhideWhenUsed/>
-    <w:rsid w:val="00F961B3"/>
+    <w:rsid w:val="0056675B"/>
     <w:pPr>
       <w:tabs>
         <w:tab w:val="center" w:pos="4536"/>
@@ -15345,7 +15352,7 @@
     <w:basedOn w:val="Standaardalinea-lettertype"/>
     <w:link w:val="Voettekst"/>
     <w:uiPriority w:val="99"/>
-    <w:rsid w:val="00F961B3"/>
+    <w:rsid w:val="0056675B"/>
     <w:rPr>
       <w:rFonts w:eastAsiaTheme="minorEastAsia"/>
       <w:sz w:val="24"/>
@@ -15359,7 +15366,7 @@
     <w:autoRedefine/>
     <w:uiPriority w:val="39"/>
     <w:unhideWhenUsed/>
-    <w:rsid w:val="00F961B3"/>
+    <w:rsid w:val="0056675B"/>
     <w:pPr>
       <w:spacing w:after="100"/>
       <w:ind w:left="220"/>
@@ -15372,7 +15379,7 @@
     <w:autoRedefine/>
     <w:uiPriority w:val="39"/>
     <w:unhideWhenUsed/>
-    <w:rsid w:val="00F961B3"/>
+    <w:rsid w:val="0056675B"/>
     <w:pPr>
       <w:spacing w:after="100"/>
     </w:pPr>
@@ -15384,7 +15391,7 @@
     <w:autoRedefine/>
     <w:uiPriority w:val="39"/>
     <w:unhideWhenUsed/>
-    <w:rsid w:val="00F961B3"/>
+    <w:rsid w:val="0056675B"/>
     <w:pPr>
       <w:spacing w:after="100"/>
       <w:ind w:left="440"/>

--- a/nl/docx/document-a.docx
+++ b/nl/docx/document-a.docx
@@ -7,7 +7,7 @@
         <w:spacing w:after="480"/>
         <w:jc w:val="center"/>
         <w:outlineLvl w:val="1"/>
-        <w:divId w:val="1500347257"/>
+        <w:divId w:val="811168452"/>
         <w:rPr>
           <w:rFonts w:ascii="Aptos Display" w:eastAsia="Times New Roman" w:hAnsi="Aptos Display"/>
           <w:b/>
@@ -36,7 +36,7 @@
     <w:p>
       <w:pPr>
         <w:pStyle w:val="ondertitel2"/>
-        <w:divId w:val="1500347257"/>
+        <w:divId w:val="811168452"/>
         <w:rPr>
           <w:lang w:val="nl-NL"/>
         </w:rPr>
@@ -51,7 +51,7 @@
     <w:p>
       <w:pPr>
         <w:pStyle w:val="documentaanduiding2"/>
-        <w:divId w:val="1500347257"/>
+        <w:divId w:val="811168452"/>
         <w:rPr>
           <w:lang w:val="nl-NL"/>
         </w:rPr>
@@ -66,7 +66,7 @@
     <w:p>
       <w:pPr>
         <w:pStyle w:val="auteur2"/>
-        <w:divId w:val="1500347257"/>
+        <w:divId w:val="811168452"/>
         <w:rPr>
           <w:lang w:val="nl-NL"/>
         </w:rPr>
@@ -81,23 +81,23 @@
     <w:p>
       <w:pPr>
         <w:pStyle w:val="meta-lijn2"/>
-        <w:divId w:val="1500347257"/>
-        <w:rPr>
-          <w:lang w:val="nl-NL"/>
-        </w:rPr>
-      </w:pPr>
-      <w:r>
-        <w:rPr>
-          <w:lang w:val="nl-NL"/>
-        </w:rPr>
-        <w:t>Versie bijgewerkt: 13 oktober 2026, 20:41</w:t>
+        <w:divId w:val="811168452"/>
+        <w:rPr>
+          <w:lang w:val="nl-NL"/>
+        </w:rPr>
+      </w:pPr>
+      <w:r>
+        <w:rPr>
+          <w:lang w:val="nl-NL"/>
+        </w:rPr>
+        <w:t>Versie bijgewerkt: 13 oktober 2026, 20:58</w:t>
       </w:r>
     </w:p>
     <w:p>
       <w:pPr>
         <w:pStyle w:val="marker"/>
         <w:ind w:left="800" w:right="800"/>
-        <w:divId w:val="2093314751"/>
+        <w:divId w:val="1409376627"/>
         <w:rPr>
           <w:lang w:val="nl-NL"/>
         </w:rPr>
@@ -110,13 +110,13 @@
       <w:pPr>
         <w:pStyle w:val="Kop2"/>
         <w:pageBreakBefore/>
-        <w:divId w:val="228274027"/>
-        <w:rPr>
-          <w:rFonts w:eastAsia="Times New Roman"/>
-          <w:lang w:val="nl-NL"/>
-        </w:rPr>
-      </w:pPr>
-      <w:bookmarkStart w:id="0" w:name="_Toc242817084"/>
+        <w:divId w:val="1892377021"/>
+        <w:rPr>
+          <w:rFonts w:eastAsia="Times New Roman"/>
+          <w:lang w:val="nl-NL"/>
+        </w:rPr>
+      </w:pPr>
+      <w:bookmarkStart w:id="0" w:name="_Toc242818117"/>
       <w:r>
         <w:rPr>
           <w:rFonts w:eastAsia="Times New Roman"/>
@@ -133,7 +133,7 @@
         <w:tabs>
           <w:tab w:val="right" w:leader="dot" w:pos="9062"/>
         </w:tabs>
-        <w:divId w:val="228274027"/>
+        <w:divId w:val="1892377021"/>
         <w:rPr>
           <w:rFonts w:asciiTheme="minorHAnsi" w:hAnsiTheme="minorHAnsi" w:cstheme="minorBidi"/>
           <w:noProof/>
@@ -184,7 +184,7 @@
         <w:rPr>
           <w:noProof/>
         </w:rPr>
-        <w:instrText xml:space="preserve"> PAGEREF _Toc242817084 \h </w:instrText>
+        <w:instrText xml:space="preserve"> PAGEREF _Toc242818117 \h </w:instrText>
       </w:r>
       <w:r>
         <w:rPr>
@@ -216,7 +216,7 @@
         <w:tabs>
           <w:tab w:val="right" w:leader="dot" w:pos="9062"/>
         </w:tabs>
-        <w:divId w:val="228274027"/>
+        <w:divId w:val="1892377021"/>
         <w:rPr>
           <w:rFonts w:asciiTheme="minorHAnsi" w:hAnsiTheme="minorHAnsi" w:cstheme="minorBidi"/>
           <w:noProof/>
@@ -249,7 +249,7 @@
         <w:rPr>
           <w:noProof/>
         </w:rPr>
-        <w:instrText xml:space="preserve"> PAGEREF _Toc242817085 \h </w:instrText>
+        <w:instrText xml:space="preserve"> PAGEREF _Toc242818118 \h </w:instrText>
       </w:r>
       <w:r>
         <w:rPr>
@@ -281,7 +281,7 @@
         <w:tabs>
           <w:tab w:val="right" w:leader="dot" w:pos="9062"/>
         </w:tabs>
-        <w:divId w:val="228274027"/>
+        <w:divId w:val="1892377021"/>
         <w:rPr>
           <w:rFonts w:asciiTheme="minorHAnsi" w:hAnsiTheme="minorHAnsi" w:cstheme="minorBidi"/>
           <w:noProof/>
@@ -314,7 +314,7 @@
         <w:rPr>
           <w:noProof/>
         </w:rPr>
-        <w:instrText xml:space="preserve"> PAGEREF _Toc242817086 \h </w:instrText>
+        <w:instrText xml:space="preserve"> PAGEREF _Toc242818119 \h </w:instrText>
       </w:r>
       <w:r>
         <w:rPr>
@@ -346,7 +346,7 @@
         <w:tabs>
           <w:tab w:val="right" w:leader="dot" w:pos="9062"/>
         </w:tabs>
-        <w:divId w:val="228274027"/>
+        <w:divId w:val="1892377021"/>
         <w:rPr>
           <w:rFonts w:asciiTheme="minorHAnsi" w:hAnsiTheme="minorHAnsi" w:cstheme="minorBidi"/>
           <w:noProof/>
@@ -379,7 +379,7 @@
         <w:rPr>
           <w:noProof/>
         </w:rPr>
-        <w:instrText xml:space="preserve"> PAGEREF _Toc242817087 \h </w:instrText>
+        <w:instrText xml:space="preserve"> PAGEREF _Toc242818120 \h </w:instrText>
       </w:r>
       <w:r>
         <w:rPr>
@@ -411,7 +411,7 @@
         <w:tabs>
           <w:tab w:val="right" w:leader="dot" w:pos="9062"/>
         </w:tabs>
-        <w:divId w:val="228274027"/>
+        <w:divId w:val="1892377021"/>
         <w:rPr>
           <w:rFonts w:asciiTheme="minorHAnsi" w:hAnsiTheme="minorHAnsi" w:cstheme="minorBidi"/>
           <w:noProof/>
@@ -444,7 +444,7 @@
         <w:rPr>
           <w:noProof/>
         </w:rPr>
-        <w:instrText xml:space="preserve"> PAGEREF _Toc242817088 \h </w:instrText>
+        <w:instrText xml:space="preserve"> PAGEREF _Toc242818121 \h </w:instrText>
       </w:r>
       <w:r>
         <w:rPr>
@@ -476,7 +476,7 @@
         <w:tabs>
           <w:tab w:val="right" w:leader="dot" w:pos="9062"/>
         </w:tabs>
-        <w:divId w:val="228274027"/>
+        <w:divId w:val="1892377021"/>
         <w:rPr>
           <w:rFonts w:asciiTheme="minorHAnsi" w:hAnsiTheme="minorHAnsi" w:cstheme="minorBidi"/>
           <w:noProof/>
@@ -509,7 +509,7 @@
         <w:rPr>
           <w:noProof/>
         </w:rPr>
-        <w:instrText xml:space="preserve"> PAGEREF _Toc242817089 \h </w:instrText>
+        <w:instrText xml:space="preserve"> PAGEREF _Toc242818122 \h </w:instrText>
       </w:r>
       <w:r>
         <w:rPr>
@@ -541,7 +541,7 @@
         <w:tabs>
           <w:tab w:val="right" w:leader="dot" w:pos="9062"/>
         </w:tabs>
-        <w:divId w:val="228274027"/>
+        <w:divId w:val="1892377021"/>
         <w:rPr>
           <w:rFonts w:asciiTheme="minorHAnsi" w:hAnsiTheme="minorHAnsi" w:cstheme="minorBidi"/>
           <w:noProof/>
@@ -574,7 +574,7 @@
         <w:rPr>
           <w:noProof/>
         </w:rPr>
-        <w:instrText xml:space="preserve"> PAGEREF _Toc242817090 \h </w:instrText>
+        <w:instrText xml:space="preserve"> PAGEREF _Toc242818123 \h </w:instrText>
       </w:r>
       <w:r>
         <w:rPr>
@@ -606,7 +606,7 @@
         <w:tabs>
           <w:tab w:val="right" w:leader="dot" w:pos="9062"/>
         </w:tabs>
-        <w:divId w:val="228274027"/>
+        <w:divId w:val="1892377021"/>
         <w:rPr>
           <w:rFonts w:asciiTheme="minorHAnsi" w:hAnsiTheme="minorHAnsi" w:cstheme="minorBidi"/>
           <w:noProof/>
@@ -639,7 +639,7 @@
         <w:rPr>
           <w:noProof/>
         </w:rPr>
-        <w:instrText xml:space="preserve"> PAGEREF _Toc242817091 \h </w:instrText>
+        <w:instrText xml:space="preserve"> PAGEREF _Toc242818124 \h </w:instrText>
       </w:r>
       <w:r>
         <w:rPr>
@@ -671,7 +671,7 @@
         <w:tabs>
           <w:tab w:val="right" w:leader="dot" w:pos="9062"/>
         </w:tabs>
-        <w:divId w:val="228274027"/>
+        <w:divId w:val="1892377021"/>
         <w:rPr>
           <w:rFonts w:asciiTheme="minorHAnsi" w:hAnsiTheme="minorHAnsi" w:cstheme="minorBidi"/>
           <w:noProof/>
@@ -704,7 +704,7 @@
         <w:rPr>
           <w:noProof/>
         </w:rPr>
-        <w:instrText xml:space="preserve"> PAGEREF _Toc242817092 \h </w:instrText>
+        <w:instrText xml:space="preserve"> PAGEREF _Toc242818125 \h </w:instrText>
       </w:r>
       <w:r>
         <w:rPr>
@@ -736,7 +736,7 @@
         <w:tabs>
           <w:tab w:val="right" w:leader="dot" w:pos="9062"/>
         </w:tabs>
-        <w:divId w:val="228274027"/>
+        <w:divId w:val="1892377021"/>
         <w:rPr>
           <w:rFonts w:asciiTheme="minorHAnsi" w:hAnsiTheme="minorHAnsi" w:cstheme="minorBidi"/>
           <w:noProof/>
@@ -769,7 +769,7 @@
         <w:rPr>
           <w:noProof/>
         </w:rPr>
-        <w:instrText xml:space="preserve"> PAGEREF _Toc242817093 \h </w:instrText>
+        <w:instrText xml:space="preserve"> PAGEREF _Toc242818126 \h </w:instrText>
       </w:r>
       <w:r>
         <w:rPr>
@@ -801,7 +801,7 @@
         <w:tabs>
           <w:tab w:val="right" w:leader="dot" w:pos="9062"/>
         </w:tabs>
-        <w:divId w:val="228274027"/>
+        <w:divId w:val="1892377021"/>
         <w:rPr>
           <w:rFonts w:asciiTheme="minorHAnsi" w:hAnsiTheme="minorHAnsi" w:cstheme="minorBidi"/>
           <w:noProof/>
@@ -834,7 +834,7 @@
         <w:rPr>
           <w:noProof/>
         </w:rPr>
-        <w:instrText xml:space="preserve"> PAGEREF _Toc242817094 \h </w:instrText>
+        <w:instrText xml:space="preserve"> PAGEREF _Toc242818127 \h </w:instrText>
       </w:r>
       <w:r>
         <w:rPr>
@@ -866,7 +866,7 @@
         <w:tabs>
           <w:tab w:val="right" w:leader="dot" w:pos="9062"/>
         </w:tabs>
-        <w:divId w:val="228274027"/>
+        <w:divId w:val="1892377021"/>
         <w:rPr>
           <w:rFonts w:asciiTheme="minorHAnsi" w:hAnsiTheme="minorHAnsi" w:cstheme="minorBidi"/>
           <w:noProof/>
@@ -899,7 +899,7 @@
         <w:rPr>
           <w:noProof/>
         </w:rPr>
-        <w:instrText xml:space="preserve"> PAGEREF _Toc242817095 \h </w:instrText>
+        <w:instrText xml:space="preserve"> PAGEREF _Toc242818128 \h </w:instrText>
       </w:r>
       <w:r>
         <w:rPr>
@@ -931,7 +931,7 @@
         <w:tabs>
           <w:tab w:val="right" w:leader="dot" w:pos="9062"/>
         </w:tabs>
-        <w:divId w:val="228274027"/>
+        <w:divId w:val="1892377021"/>
         <w:rPr>
           <w:rFonts w:asciiTheme="minorHAnsi" w:hAnsiTheme="minorHAnsi" w:cstheme="minorBidi"/>
           <w:noProof/>
@@ -964,7 +964,7 @@
         <w:rPr>
           <w:noProof/>
         </w:rPr>
-        <w:instrText xml:space="preserve"> PAGEREF _Toc242817096 \h </w:instrText>
+        <w:instrText xml:space="preserve"> PAGEREF _Toc242818129 \h </w:instrText>
       </w:r>
       <w:r>
         <w:rPr>
@@ -996,7 +996,7 @@
         <w:tabs>
           <w:tab w:val="right" w:leader="dot" w:pos="9062"/>
         </w:tabs>
-        <w:divId w:val="228274027"/>
+        <w:divId w:val="1892377021"/>
         <w:rPr>
           <w:rFonts w:asciiTheme="minorHAnsi" w:hAnsiTheme="minorHAnsi" w:cstheme="minorBidi"/>
           <w:noProof/>
@@ -1029,7 +1029,7 @@
         <w:rPr>
           <w:noProof/>
         </w:rPr>
-        <w:instrText xml:space="preserve"> PAGEREF _Toc242817097 \h </w:instrText>
+        <w:instrText xml:space="preserve"> PAGEREF _Toc242818130 \h </w:instrText>
       </w:r>
       <w:r>
         <w:rPr>
@@ -1061,7 +1061,7 @@
         <w:tabs>
           <w:tab w:val="right" w:leader="dot" w:pos="9062"/>
         </w:tabs>
-        <w:divId w:val="228274027"/>
+        <w:divId w:val="1892377021"/>
         <w:rPr>
           <w:rFonts w:asciiTheme="minorHAnsi" w:hAnsiTheme="minorHAnsi" w:cstheme="minorBidi"/>
           <w:noProof/>
@@ -1094,7 +1094,7 @@
         <w:rPr>
           <w:noProof/>
         </w:rPr>
-        <w:instrText xml:space="preserve"> PAGEREF _Toc242817098 \h </w:instrText>
+        <w:instrText xml:space="preserve"> PAGEREF _Toc242818131 \h </w:instrText>
       </w:r>
       <w:r>
         <w:rPr>
@@ -1126,7 +1126,7 @@
         <w:tabs>
           <w:tab w:val="right" w:leader="dot" w:pos="9062"/>
         </w:tabs>
-        <w:divId w:val="228274027"/>
+        <w:divId w:val="1892377021"/>
         <w:rPr>
           <w:rFonts w:asciiTheme="minorHAnsi" w:hAnsiTheme="minorHAnsi" w:cstheme="minorBidi"/>
           <w:noProof/>
@@ -1159,7 +1159,7 @@
         <w:rPr>
           <w:noProof/>
         </w:rPr>
-        <w:instrText xml:space="preserve"> PAGEREF _Toc242817099 \h </w:instrText>
+        <w:instrText xml:space="preserve"> PAGEREF _Toc242818132 \h </w:instrText>
       </w:r>
       <w:r>
         <w:rPr>
@@ -1191,7 +1191,7 @@
         <w:tabs>
           <w:tab w:val="right" w:leader="dot" w:pos="9062"/>
         </w:tabs>
-        <w:divId w:val="228274027"/>
+        <w:divId w:val="1892377021"/>
         <w:rPr>
           <w:rFonts w:asciiTheme="minorHAnsi" w:hAnsiTheme="minorHAnsi" w:cstheme="minorBidi"/>
           <w:noProof/>
@@ -1224,7 +1224,7 @@
         <w:rPr>
           <w:noProof/>
         </w:rPr>
-        <w:instrText xml:space="preserve"> PAGEREF _Toc242817100 \h </w:instrText>
+        <w:instrText xml:space="preserve"> PAGEREF _Toc242818133 \h </w:instrText>
       </w:r>
       <w:r>
         <w:rPr>
@@ -1256,7 +1256,7 @@
         <w:tabs>
           <w:tab w:val="right" w:leader="dot" w:pos="9062"/>
         </w:tabs>
-        <w:divId w:val="228274027"/>
+        <w:divId w:val="1892377021"/>
         <w:rPr>
           <w:rFonts w:asciiTheme="minorHAnsi" w:hAnsiTheme="minorHAnsi" w:cstheme="minorBidi"/>
           <w:noProof/>
@@ -1289,7 +1289,7 @@
         <w:rPr>
           <w:noProof/>
         </w:rPr>
-        <w:instrText xml:space="preserve"> PAGEREF _Toc242817101 \h </w:instrText>
+        <w:instrText xml:space="preserve"> PAGEREF _Toc242818134 \h </w:instrText>
       </w:r>
       <w:r>
         <w:rPr>
@@ -1321,7 +1321,7 @@
         <w:tabs>
           <w:tab w:val="right" w:leader="dot" w:pos="9062"/>
         </w:tabs>
-        <w:divId w:val="228274027"/>
+        <w:divId w:val="1892377021"/>
         <w:rPr>
           <w:rFonts w:asciiTheme="minorHAnsi" w:hAnsiTheme="minorHAnsi" w:cstheme="minorBidi"/>
           <w:noProof/>
@@ -1354,7 +1354,7 @@
         <w:rPr>
           <w:noProof/>
         </w:rPr>
-        <w:instrText xml:space="preserve"> PAGEREF _Toc242817102 \h </w:instrText>
+        <w:instrText xml:space="preserve"> PAGEREF _Toc242818135 \h </w:instrText>
       </w:r>
       <w:r>
         <w:rPr>
@@ -1386,7 +1386,7 @@
         <w:tabs>
           <w:tab w:val="right" w:leader="dot" w:pos="9062"/>
         </w:tabs>
-        <w:divId w:val="228274027"/>
+        <w:divId w:val="1892377021"/>
         <w:rPr>
           <w:rFonts w:asciiTheme="minorHAnsi" w:hAnsiTheme="minorHAnsi" w:cstheme="minorBidi"/>
           <w:noProof/>
@@ -1419,7 +1419,7 @@
         <w:rPr>
           <w:noProof/>
         </w:rPr>
-        <w:instrText xml:space="preserve"> PAGEREF _Toc242817103 \h </w:instrText>
+        <w:instrText xml:space="preserve"> PAGEREF _Toc242818136 \h </w:instrText>
       </w:r>
       <w:r>
         <w:rPr>
@@ -1451,7 +1451,7 @@
         <w:tabs>
           <w:tab w:val="right" w:leader="dot" w:pos="9062"/>
         </w:tabs>
-        <w:divId w:val="228274027"/>
+        <w:divId w:val="1892377021"/>
         <w:rPr>
           <w:rFonts w:asciiTheme="minorHAnsi" w:hAnsiTheme="minorHAnsi" w:cstheme="minorBidi"/>
           <w:noProof/>
@@ -1484,7 +1484,7 @@
         <w:rPr>
           <w:noProof/>
         </w:rPr>
-        <w:instrText xml:space="preserve"> PAGEREF _Toc242817104 \h </w:instrText>
+        <w:instrText xml:space="preserve"> PAGEREF _Toc242818137 \h </w:instrText>
       </w:r>
       <w:r>
         <w:rPr>
@@ -1516,7 +1516,7 @@
         <w:tabs>
           <w:tab w:val="right" w:leader="dot" w:pos="9062"/>
         </w:tabs>
-        <w:divId w:val="228274027"/>
+        <w:divId w:val="1892377021"/>
         <w:rPr>
           <w:rFonts w:asciiTheme="minorHAnsi" w:hAnsiTheme="minorHAnsi" w:cstheme="minorBidi"/>
           <w:noProof/>
@@ -1549,7 +1549,7 @@
         <w:rPr>
           <w:noProof/>
         </w:rPr>
-        <w:instrText xml:space="preserve"> PAGEREF _Toc242817105 \h </w:instrText>
+        <w:instrText xml:space="preserve"> PAGEREF _Toc242818138 \h </w:instrText>
       </w:r>
       <w:r>
         <w:rPr>
@@ -1581,7 +1581,7 @@
         <w:tabs>
           <w:tab w:val="right" w:leader="dot" w:pos="9062"/>
         </w:tabs>
-        <w:divId w:val="228274027"/>
+        <w:divId w:val="1892377021"/>
         <w:rPr>
           <w:rFonts w:asciiTheme="minorHAnsi" w:hAnsiTheme="minorHAnsi" w:cstheme="minorBidi"/>
           <w:noProof/>
@@ -1614,7 +1614,7 @@
         <w:rPr>
           <w:noProof/>
         </w:rPr>
-        <w:instrText xml:space="preserve"> PAGEREF _Toc242817106 \h </w:instrText>
+        <w:instrText xml:space="preserve"> PAGEREF _Toc242818139 \h </w:instrText>
       </w:r>
       <w:r>
         <w:rPr>
@@ -1646,7 +1646,7 @@
         <w:tabs>
           <w:tab w:val="right" w:leader="dot" w:pos="9062"/>
         </w:tabs>
-        <w:divId w:val="228274027"/>
+        <w:divId w:val="1892377021"/>
         <w:rPr>
           <w:rFonts w:asciiTheme="minorHAnsi" w:hAnsiTheme="minorHAnsi" w:cstheme="minorBidi"/>
           <w:noProof/>
@@ -1679,7 +1679,7 @@
         <w:rPr>
           <w:noProof/>
         </w:rPr>
-        <w:instrText xml:space="preserve"> PAGEREF _Toc242817107 \h </w:instrText>
+        <w:instrText xml:space="preserve"> PAGEREF _Toc242818140 \h </w:instrText>
       </w:r>
       <w:r>
         <w:rPr>
@@ -1711,7 +1711,7 @@
         <w:tabs>
           <w:tab w:val="right" w:leader="dot" w:pos="9062"/>
         </w:tabs>
-        <w:divId w:val="228274027"/>
+        <w:divId w:val="1892377021"/>
         <w:rPr>
           <w:rFonts w:asciiTheme="minorHAnsi" w:hAnsiTheme="minorHAnsi" w:cstheme="minorBidi"/>
           <w:noProof/>
@@ -1744,7 +1744,7 @@
         <w:rPr>
           <w:noProof/>
         </w:rPr>
-        <w:instrText xml:space="preserve"> PAGEREF _Toc242817108 \h </w:instrText>
+        <w:instrText xml:space="preserve"> PAGEREF _Toc242818141 \h </w:instrText>
       </w:r>
       <w:r>
         <w:rPr>
@@ -1776,7 +1776,7 @@
         <w:tabs>
           <w:tab w:val="right" w:leader="dot" w:pos="9062"/>
         </w:tabs>
-        <w:divId w:val="228274027"/>
+        <w:divId w:val="1892377021"/>
         <w:rPr>
           <w:rFonts w:asciiTheme="minorHAnsi" w:hAnsiTheme="minorHAnsi" w:cstheme="minorBidi"/>
           <w:noProof/>
@@ -1809,7 +1809,7 @@
         <w:rPr>
           <w:noProof/>
         </w:rPr>
-        <w:instrText xml:space="preserve"> PAGEREF _Toc242817109 \h </w:instrText>
+        <w:instrText xml:space="preserve"> PAGEREF _Toc242818142 \h </w:instrText>
       </w:r>
       <w:r>
         <w:rPr>
@@ -1841,7 +1841,7 @@
         <w:tabs>
           <w:tab w:val="right" w:leader="dot" w:pos="9062"/>
         </w:tabs>
-        <w:divId w:val="228274027"/>
+        <w:divId w:val="1892377021"/>
         <w:rPr>
           <w:rFonts w:asciiTheme="minorHAnsi" w:hAnsiTheme="minorHAnsi" w:cstheme="minorBidi"/>
           <w:noProof/>
@@ -1874,7 +1874,7 @@
         <w:rPr>
           <w:noProof/>
         </w:rPr>
-        <w:instrText xml:space="preserve"> PAGEREF _Toc242817110 \h </w:instrText>
+        <w:instrText xml:space="preserve"> PAGEREF _Toc242818143 \h </w:instrText>
       </w:r>
       <w:r>
         <w:rPr>
@@ -1906,7 +1906,7 @@
         <w:tabs>
           <w:tab w:val="right" w:leader="dot" w:pos="9062"/>
         </w:tabs>
-        <w:divId w:val="228274027"/>
+        <w:divId w:val="1892377021"/>
         <w:rPr>
           <w:rFonts w:asciiTheme="minorHAnsi" w:hAnsiTheme="minorHAnsi" w:cstheme="minorBidi"/>
           <w:noProof/>
@@ -1939,7 +1939,7 @@
         <w:rPr>
           <w:noProof/>
         </w:rPr>
-        <w:instrText xml:space="preserve"> PAGEREF _Toc242817111 \h </w:instrText>
+        <w:instrText xml:space="preserve"> PAGEREF _Toc242818144 \h </w:instrText>
       </w:r>
       <w:r>
         <w:rPr>
@@ -1971,7 +1971,7 @@
         <w:tabs>
           <w:tab w:val="right" w:leader="dot" w:pos="9062"/>
         </w:tabs>
-        <w:divId w:val="228274027"/>
+        <w:divId w:val="1892377021"/>
         <w:rPr>
           <w:rFonts w:asciiTheme="minorHAnsi" w:hAnsiTheme="minorHAnsi" w:cstheme="minorBidi"/>
           <w:noProof/>
@@ -2004,7 +2004,7 @@
         <w:rPr>
           <w:noProof/>
         </w:rPr>
-        <w:instrText xml:space="preserve"> PAGEREF _Toc242817112 \h </w:instrText>
+        <w:instrText xml:space="preserve"> PAGEREF _Toc242818145 \h </w:instrText>
       </w:r>
       <w:r>
         <w:rPr>
@@ -2036,7 +2036,7 @@
         <w:tabs>
           <w:tab w:val="right" w:leader="dot" w:pos="9062"/>
         </w:tabs>
-        <w:divId w:val="228274027"/>
+        <w:divId w:val="1892377021"/>
         <w:rPr>
           <w:rFonts w:asciiTheme="minorHAnsi" w:hAnsiTheme="minorHAnsi" w:cstheme="minorBidi"/>
           <w:noProof/>
@@ -2069,7 +2069,7 @@
         <w:rPr>
           <w:noProof/>
         </w:rPr>
-        <w:instrText xml:space="preserve"> PAGEREF _Toc242817113 \h </w:instrText>
+        <w:instrText xml:space="preserve"> PAGEREF _Toc242818146 \h </w:instrText>
       </w:r>
       <w:r>
         <w:rPr>
@@ -2101,7 +2101,7 @@
         <w:tabs>
           <w:tab w:val="right" w:leader="dot" w:pos="9062"/>
         </w:tabs>
-        <w:divId w:val="228274027"/>
+        <w:divId w:val="1892377021"/>
         <w:rPr>
           <w:rFonts w:asciiTheme="minorHAnsi" w:hAnsiTheme="minorHAnsi" w:cstheme="minorBidi"/>
           <w:noProof/>
@@ -2134,7 +2134,7 @@
         <w:rPr>
           <w:noProof/>
         </w:rPr>
-        <w:instrText xml:space="preserve"> PAGEREF _Toc242817114 \h </w:instrText>
+        <w:instrText xml:space="preserve"> PAGEREF _Toc242818147 \h </w:instrText>
       </w:r>
       <w:r>
         <w:rPr>
@@ -2166,7 +2166,7 @@
         <w:tabs>
           <w:tab w:val="right" w:leader="dot" w:pos="9062"/>
         </w:tabs>
-        <w:divId w:val="228274027"/>
+        <w:divId w:val="1892377021"/>
         <w:rPr>
           <w:rFonts w:asciiTheme="minorHAnsi" w:hAnsiTheme="minorHAnsi" w:cstheme="minorBidi"/>
           <w:noProof/>
@@ -2199,7 +2199,7 @@
         <w:rPr>
           <w:noProof/>
         </w:rPr>
-        <w:instrText xml:space="preserve"> PAGEREF _Toc242817115 \h </w:instrText>
+        <w:instrText xml:space="preserve"> PAGEREF _Toc242818148 \h </w:instrText>
       </w:r>
       <w:r>
         <w:rPr>
@@ -2231,7 +2231,7 @@
         <w:tabs>
           <w:tab w:val="right" w:leader="dot" w:pos="9062"/>
         </w:tabs>
-        <w:divId w:val="228274027"/>
+        <w:divId w:val="1892377021"/>
         <w:rPr>
           <w:rFonts w:asciiTheme="minorHAnsi" w:hAnsiTheme="minorHAnsi" w:cstheme="minorBidi"/>
           <w:noProof/>
@@ -2264,7 +2264,7 @@
         <w:rPr>
           <w:noProof/>
         </w:rPr>
-        <w:instrText xml:space="preserve"> PAGEREF _Toc242817116 \h </w:instrText>
+        <w:instrText xml:space="preserve"> PAGEREF _Toc242818149 \h </w:instrText>
       </w:r>
       <w:r>
         <w:rPr>
@@ -2296,7 +2296,7 @@
         <w:tabs>
           <w:tab w:val="right" w:leader="dot" w:pos="9062"/>
         </w:tabs>
-        <w:divId w:val="228274027"/>
+        <w:divId w:val="1892377021"/>
         <w:rPr>
           <w:rFonts w:asciiTheme="minorHAnsi" w:hAnsiTheme="minorHAnsi" w:cstheme="minorBidi"/>
           <w:noProof/>
@@ -2329,7 +2329,7 @@
         <w:rPr>
           <w:noProof/>
         </w:rPr>
-        <w:instrText xml:space="preserve"> PAGEREF _Toc242817117 \h </w:instrText>
+        <w:instrText xml:space="preserve"> PAGEREF _Toc242818150 \h </w:instrText>
       </w:r>
       <w:r>
         <w:rPr>
@@ -2361,7 +2361,7 @@
         <w:tabs>
           <w:tab w:val="right" w:leader="dot" w:pos="9062"/>
         </w:tabs>
-        <w:divId w:val="228274027"/>
+        <w:divId w:val="1892377021"/>
         <w:rPr>
           <w:rFonts w:asciiTheme="minorHAnsi" w:hAnsiTheme="minorHAnsi" w:cstheme="minorBidi"/>
           <w:noProof/>
@@ -2394,7 +2394,7 @@
         <w:rPr>
           <w:noProof/>
         </w:rPr>
-        <w:instrText xml:space="preserve"> PAGEREF _Toc242817118 \h </w:instrText>
+        <w:instrText xml:space="preserve"> PAGEREF _Toc242818151 \h </w:instrText>
       </w:r>
       <w:r>
         <w:rPr>
@@ -2426,7 +2426,7 @@
         <w:tabs>
           <w:tab w:val="right" w:leader="dot" w:pos="9062"/>
         </w:tabs>
-        <w:divId w:val="228274027"/>
+        <w:divId w:val="1892377021"/>
         <w:rPr>
           <w:rFonts w:asciiTheme="minorHAnsi" w:hAnsiTheme="minorHAnsi" w:cstheme="minorBidi"/>
           <w:noProof/>
@@ -2459,7 +2459,7 @@
         <w:rPr>
           <w:noProof/>
         </w:rPr>
-        <w:instrText xml:space="preserve"> PAGEREF _Toc242817119 \h </w:instrText>
+        <w:instrText xml:space="preserve"> PAGEREF _Toc242818152 \h </w:instrText>
       </w:r>
       <w:r>
         <w:rPr>
@@ -2491,7 +2491,7 @@
         <w:tabs>
           <w:tab w:val="right" w:leader="dot" w:pos="9062"/>
         </w:tabs>
-        <w:divId w:val="228274027"/>
+        <w:divId w:val="1892377021"/>
         <w:rPr>
           <w:rFonts w:asciiTheme="minorHAnsi" w:hAnsiTheme="minorHAnsi" w:cstheme="minorBidi"/>
           <w:noProof/>
@@ -2524,7 +2524,7 @@
         <w:rPr>
           <w:noProof/>
         </w:rPr>
-        <w:instrText xml:space="preserve"> PAGEREF _Toc242817120 \h </w:instrText>
+        <w:instrText xml:space="preserve"> PAGEREF _Toc242818153 \h </w:instrText>
       </w:r>
       <w:r>
         <w:rPr>
@@ -2556,7 +2556,7 @@
         <w:tabs>
           <w:tab w:val="right" w:leader="dot" w:pos="9062"/>
         </w:tabs>
-        <w:divId w:val="228274027"/>
+        <w:divId w:val="1892377021"/>
         <w:rPr>
           <w:rFonts w:asciiTheme="minorHAnsi" w:hAnsiTheme="minorHAnsi" w:cstheme="minorBidi"/>
           <w:noProof/>
@@ -2589,7 +2589,7 @@
         <w:rPr>
           <w:noProof/>
         </w:rPr>
-        <w:instrText xml:space="preserve"> PAGEREF _Toc242817121 \h </w:instrText>
+        <w:instrText xml:space="preserve"> PAGEREF _Toc242818154 \h </w:instrText>
       </w:r>
       <w:r>
         <w:rPr>
@@ -2621,7 +2621,7 @@
         <w:tabs>
           <w:tab w:val="right" w:leader="dot" w:pos="9062"/>
         </w:tabs>
-        <w:divId w:val="228274027"/>
+        <w:divId w:val="1892377021"/>
         <w:rPr>
           <w:rFonts w:asciiTheme="minorHAnsi" w:hAnsiTheme="minorHAnsi" w:cstheme="minorBidi"/>
           <w:noProof/>
@@ -2654,7 +2654,7 @@
         <w:rPr>
           <w:noProof/>
         </w:rPr>
-        <w:instrText xml:space="preserve"> PAGEREF _Toc242817122 \h </w:instrText>
+        <w:instrText xml:space="preserve"> PAGEREF _Toc242818155 \h </w:instrText>
       </w:r>
       <w:r>
         <w:rPr>
@@ -2686,7 +2686,7 @@
         <w:tabs>
           <w:tab w:val="right" w:leader="dot" w:pos="9062"/>
         </w:tabs>
-        <w:divId w:val="228274027"/>
+        <w:divId w:val="1892377021"/>
         <w:rPr>
           <w:rFonts w:asciiTheme="minorHAnsi" w:hAnsiTheme="minorHAnsi" w:cstheme="minorBidi"/>
           <w:noProof/>
@@ -2719,7 +2719,7 @@
         <w:rPr>
           <w:noProof/>
         </w:rPr>
-        <w:instrText xml:space="preserve"> PAGEREF _Toc242817123 \h </w:instrText>
+        <w:instrText xml:space="preserve"> PAGEREF _Toc242818156 \h </w:instrText>
       </w:r>
       <w:r>
         <w:rPr>
@@ -2751,7 +2751,7 @@
         <w:tabs>
           <w:tab w:val="right" w:leader="dot" w:pos="9062"/>
         </w:tabs>
-        <w:divId w:val="228274027"/>
+        <w:divId w:val="1892377021"/>
         <w:rPr>
           <w:rFonts w:asciiTheme="minorHAnsi" w:hAnsiTheme="minorHAnsi" w:cstheme="minorBidi"/>
           <w:noProof/>
@@ -2784,7 +2784,7 @@
         <w:rPr>
           <w:noProof/>
         </w:rPr>
-        <w:instrText xml:space="preserve"> PAGEREF _Toc242817124 \h </w:instrText>
+        <w:instrText xml:space="preserve"> PAGEREF _Toc242818157 \h </w:instrText>
       </w:r>
       <w:r>
         <w:rPr>
@@ -2816,7 +2816,7 @@
         <w:tabs>
           <w:tab w:val="right" w:leader="dot" w:pos="9062"/>
         </w:tabs>
-        <w:divId w:val="228274027"/>
+        <w:divId w:val="1892377021"/>
         <w:rPr>
           <w:rFonts w:asciiTheme="minorHAnsi" w:hAnsiTheme="minorHAnsi" w:cstheme="minorBidi"/>
           <w:noProof/>
@@ -2849,7 +2849,7 @@
         <w:rPr>
           <w:noProof/>
         </w:rPr>
-        <w:instrText xml:space="preserve"> PAGEREF _Toc242817125 \h </w:instrText>
+        <w:instrText xml:space="preserve"> PAGEREF _Toc242818158 \h </w:instrText>
       </w:r>
       <w:r>
         <w:rPr>
@@ -2881,7 +2881,7 @@
         <w:tabs>
           <w:tab w:val="right" w:leader="dot" w:pos="9062"/>
         </w:tabs>
-        <w:divId w:val="228274027"/>
+        <w:divId w:val="1892377021"/>
         <w:rPr>
           <w:rFonts w:asciiTheme="minorHAnsi" w:hAnsiTheme="minorHAnsi" w:cstheme="minorBidi"/>
           <w:noProof/>
@@ -2914,7 +2914,7 @@
         <w:rPr>
           <w:noProof/>
         </w:rPr>
-        <w:instrText xml:space="preserve"> PAGEREF _Toc242817126 \h </w:instrText>
+        <w:instrText xml:space="preserve"> PAGEREF _Toc242818159 \h </w:instrText>
       </w:r>
       <w:r>
         <w:rPr>
@@ -2946,7 +2946,7 @@
         <w:tabs>
           <w:tab w:val="right" w:leader="dot" w:pos="9062"/>
         </w:tabs>
-        <w:divId w:val="228274027"/>
+        <w:divId w:val="1892377021"/>
         <w:rPr>
           <w:rFonts w:asciiTheme="minorHAnsi" w:hAnsiTheme="minorHAnsi" w:cstheme="minorBidi"/>
           <w:noProof/>
@@ -2979,7 +2979,7 @@
         <w:rPr>
           <w:noProof/>
         </w:rPr>
-        <w:instrText xml:space="preserve"> PAGEREF _Toc242817127 \h </w:instrText>
+        <w:instrText xml:space="preserve"> PAGEREF _Toc242818160 \h </w:instrText>
       </w:r>
       <w:r>
         <w:rPr>
@@ -3011,7 +3011,7 @@
         <w:tabs>
           <w:tab w:val="right" w:leader="dot" w:pos="9062"/>
         </w:tabs>
-        <w:divId w:val="228274027"/>
+        <w:divId w:val="1892377021"/>
         <w:rPr>
           <w:rFonts w:asciiTheme="minorHAnsi" w:hAnsiTheme="minorHAnsi" w:cstheme="minorBidi"/>
           <w:noProof/>
@@ -3044,7 +3044,7 @@
         <w:rPr>
           <w:noProof/>
         </w:rPr>
-        <w:instrText xml:space="preserve"> PAGEREF _Toc242817128 \h </w:instrText>
+        <w:instrText xml:space="preserve"> PAGEREF _Toc242818161 \h </w:instrText>
       </w:r>
       <w:r>
         <w:rPr>
@@ -3076,7 +3076,7 @@
         <w:tabs>
           <w:tab w:val="right" w:leader="dot" w:pos="9062"/>
         </w:tabs>
-        <w:divId w:val="228274027"/>
+        <w:divId w:val="1892377021"/>
         <w:rPr>
           <w:rFonts w:asciiTheme="minorHAnsi" w:hAnsiTheme="minorHAnsi" w:cstheme="minorBidi"/>
           <w:noProof/>
@@ -3109,7 +3109,7 @@
         <w:rPr>
           <w:noProof/>
         </w:rPr>
-        <w:instrText xml:space="preserve"> PAGEREF _Toc242817129 \h </w:instrText>
+        <w:instrText xml:space="preserve"> PAGEREF _Toc242818162 \h </w:instrText>
       </w:r>
       <w:r>
         <w:rPr>
@@ -3141,7 +3141,7 @@
         <w:tabs>
           <w:tab w:val="right" w:leader="dot" w:pos="9062"/>
         </w:tabs>
-        <w:divId w:val="228274027"/>
+        <w:divId w:val="1892377021"/>
         <w:rPr>
           <w:rFonts w:asciiTheme="minorHAnsi" w:hAnsiTheme="minorHAnsi" w:cstheme="minorBidi"/>
           <w:noProof/>
@@ -3174,7 +3174,7 @@
         <w:rPr>
           <w:noProof/>
         </w:rPr>
-        <w:instrText xml:space="preserve"> PAGEREF _Toc242817130 \h </w:instrText>
+        <w:instrText xml:space="preserve"> PAGEREF _Toc242818163 \h </w:instrText>
       </w:r>
       <w:r>
         <w:rPr>
@@ -3206,7 +3206,7 @@
         <w:tabs>
           <w:tab w:val="right" w:leader="dot" w:pos="9062"/>
         </w:tabs>
-        <w:divId w:val="228274027"/>
+        <w:divId w:val="1892377021"/>
         <w:rPr>
           <w:rFonts w:asciiTheme="minorHAnsi" w:hAnsiTheme="minorHAnsi" w:cstheme="minorBidi"/>
           <w:noProof/>
@@ -3239,7 +3239,7 @@
         <w:rPr>
           <w:noProof/>
         </w:rPr>
-        <w:instrText xml:space="preserve"> PAGEREF _Toc242817131 \h </w:instrText>
+        <w:instrText xml:space="preserve"> PAGEREF _Toc242818164 \h </w:instrText>
       </w:r>
       <w:r>
         <w:rPr>
@@ -3271,7 +3271,7 @@
         <w:tabs>
           <w:tab w:val="right" w:leader="dot" w:pos="9062"/>
         </w:tabs>
-        <w:divId w:val="228274027"/>
+        <w:divId w:val="1892377021"/>
         <w:rPr>
           <w:rFonts w:asciiTheme="minorHAnsi" w:hAnsiTheme="minorHAnsi" w:cstheme="minorBidi"/>
           <w:noProof/>
@@ -3304,7 +3304,7 @@
         <w:rPr>
           <w:noProof/>
         </w:rPr>
-        <w:instrText xml:space="preserve"> PAGEREF _Toc242817132 \h </w:instrText>
+        <w:instrText xml:space="preserve"> PAGEREF _Toc242818165 \h </w:instrText>
       </w:r>
       <w:r>
         <w:rPr>
@@ -3336,7 +3336,7 @@
         <w:tabs>
           <w:tab w:val="right" w:leader="dot" w:pos="9062"/>
         </w:tabs>
-        <w:divId w:val="228274027"/>
+        <w:divId w:val="1892377021"/>
         <w:rPr>
           <w:rFonts w:asciiTheme="minorHAnsi" w:hAnsiTheme="minorHAnsi" w:cstheme="minorBidi"/>
           <w:noProof/>
@@ -3369,7 +3369,7 @@
         <w:rPr>
           <w:noProof/>
         </w:rPr>
-        <w:instrText xml:space="preserve"> PAGEREF _Toc242817133 \h </w:instrText>
+        <w:instrText xml:space="preserve"> PAGEREF _Toc242818166 \h </w:instrText>
       </w:r>
       <w:r>
         <w:rPr>
@@ -3401,7 +3401,7 @@
         <w:tabs>
           <w:tab w:val="right" w:leader="dot" w:pos="9062"/>
         </w:tabs>
-        <w:divId w:val="228274027"/>
+        <w:divId w:val="1892377021"/>
         <w:rPr>
           <w:rFonts w:asciiTheme="minorHAnsi" w:hAnsiTheme="minorHAnsi" w:cstheme="minorBidi"/>
           <w:noProof/>
@@ -3434,7 +3434,7 @@
         <w:rPr>
           <w:noProof/>
         </w:rPr>
-        <w:instrText xml:space="preserve"> PAGEREF _Toc242817134 \h </w:instrText>
+        <w:instrText xml:space="preserve"> PAGEREF _Toc242818167 \h </w:instrText>
       </w:r>
       <w:r>
         <w:rPr>
@@ -3466,7 +3466,7 @@
         <w:tabs>
           <w:tab w:val="right" w:leader="dot" w:pos="9062"/>
         </w:tabs>
-        <w:divId w:val="228274027"/>
+        <w:divId w:val="1892377021"/>
         <w:rPr>
           <w:rFonts w:asciiTheme="minorHAnsi" w:hAnsiTheme="minorHAnsi" w:cstheme="minorBidi"/>
           <w:noProof/>
@@ -3499,7 +3499,7 @@
         <w:rPr>
           <w:noProof/>
         </w:rPr>
-        <w:instrText xml:space="preserve"> PAGEREF _Toc242817135 \h </w:instrText>
+        <w:instrText xml:space="preserve"> PAGEREF _Toc242818168 \h </w:instrText>
       </w:r>
       <w:r>
         <w:rPr>
@@ -3531,7 +3531,7 @@
         <w:tabs>
           <w:tab w:val="right" w:leader="dot" w:pos="9062"/>
         </w:tabs>
-        <w:divId w:val="228274027"/>
+        <w:divId w:val="1892377021"/>
         <w:rPr>
           <w:rFonts w:asciiTheme="minorHAnsi" w:hAnsiTheme="minorHAnsi" w:cstheme="minorBidi"/>
           <w:noProof/>
@@ -3564,7 +3564,7 @@
         <w:rPr>
           <w:noProof/>
         </w:rPr>
-        <w:instrText xml:space="preserve"> PAGEREF _Toc242817136 \h </w:instrText>
+        <w:instrText xml:space="preserve"> PAGEREF _Toc242818169 \h </w:instrText>
       </w:r>
       <w:r>
         <w:rPr>
@@ -3596,7 +3596,7 @@
         <w:tabs>
           <w:tab w:val="right" w:leader="dot" w:pos="9062"/>
         </w:tabs>
-        <w:divId w:val="228274027"/>
+        <w:divId w:val="1892377021"/>
         <w:rPr>
           <w:rFonts w:asciiTheme="minorHAnsi" w:hAnsiTheme="minorHAnsi" w:cstheme="minorBidi"/>
           <w:noProof/>
@@ -3629,7 +3629,7 @@
         <w:rPr>
           <w:noProof/>
         </w:rPr>
-        <w:instrText xml:space="preserve"> PAGEREF _Toc242817137 \h </w:instrText>
+        <w:instrText xml:space="preserve"> PAGEREF _Toc242818170 \h </w:instrText>
       </w:r>
       <w:r>
         <w:rPr>
@@ -3661,7 +3661,7 @@
         <w:tabs>
           <w:tab w:val="right" w:leader="dot" w:pos="9062"/>
         </w:tabs>
-        <w:divId w:val="228274027"/>
+        <w:divId w:val="1892377021"/>
         <w:rPr>
           <w:rFonts w:asciiTheme="minorHAnsi" w:hAnsiTheme="minorHAnsi" w:cstheme="minorBidi"/>
           <w:noProof/>
@@ -3694,7 +3694,7 @@
         <w:rPr>
           <w:noProof/>
         </w:rPr>
-        <w:instrText xml:space="preserve"> PAGEREF _Toc242817138 \h </w:instrText>
+        <w:instrText xml:space="preserve"> PAGEREF _Toc242818171 \h </w:instrText>
       </w:r>
       <w:r>
         <w:rPr>
@@ -3726,7 +3726,7 @@
         <w:tabs>
           <w:tab w:val="right" w:leader="dot" w:pos="9062"/>
         </w:tabs>
-        <w:divId w:val="228274027"/>
+        <w:divId w:val="1892377021"/>
         <w:rPr>
           <w:rFonts w:asciiTheme="minorHAnsi" w:hAnsiTheme="minorHAnsi" w:cstheme="minorBidi"/>
           <w:noProof/>
@@ -3759,7 +3759,7 @@
         <w:rPr>
           <w:noProof/>
         </w:rPr>
-        <w:instrText xml:space="preserve"> PAGEREF _Toc242817139 \h </w:instrText>
+        <w:instrText xml:space="preserve"> PAGEREF _Toc242818172 \h </w:instrText>
       </w:r>
       <w:r>
         <w:rPr>
@@ -3791,7 +3791,7 @@
         <w:tabs>
           <w:tab w:val="right" w:leader="dot" w:pos="9062"/>
         </w:tabs>
-        <w:divId w:val="228274027"/>
+        <w:divId w:val="1892377021"/>
         <w:rPr>
           <w:rFonts w:asciiTheme="minorHAnsi" w:hAnsiTheme="minorHAnsi" w:cstheme="minorBidi"/>
           <w:noProof/>
@@ -3824,7 +3824,7 @@
         <w:rPr>
           <w:noProof/>
         </w:rPr>
-        <w:instrText xml:space="preserve"> PAGEREF _Toc242817140 \h </w:instrText>
+        <w:instrText xml:space="preserve"> PAGEREF _Toc242818173 \h </w:instrText>
       </w:r>
       <w:r>
         <w:rPr>
@@ -3856,7 +3856,7 @@
         <w:tabs>
           <w:tab w:val="right" w:leader="dot" w:pos="9062"/>
         </w:tabs>
-        <w:divId w:val="228274027"/>
+        <w:divId w:val="1892377021"/>
         <w:rPr>
           <w:rFonts w:asciiTheme="minorHAnsi" w:hAnsiTheme="minorHAnsi" w:cstheme="minorBidi"/>
           <w:noProof/>
@@ -3889,7 +3889,7 @@
         <w:rPr>
           <w:noProof/>
         </w:rPr>
-        <w:instrText xml:space="preserve"> PAGEREF _Toc242817141 \h </w:instrText>
+        <w:instrText xml:space="preserve"> PAGEREF _Toc242818174 \h </w:instrText>
       </w:r>
       <w:r>
         <w:rPr>
@@ -3921,7 +3921,7 @@
         <w:tabs>
           <w:tab w:val="right" w:leader="dot" w:pos="9062"/>
         </w:tabs>
-        <w:divId w:val="228274027"/>
+        <w:divId w:val="1892377021"/>
         <w:rPr>
           <w:rFonts w:asciiTheme="minorHAnsi" w:hAnsiTheme="minorHAnsi" w:cstheme="minorBidi"/>
           <w:noProof/>
@@ -3954,7 +3954,7 @@
         <w:rPr>
           <w:noProof/>
         </w:rPr>
-        <w:instrText xml:space="preserve"> PAGEREF _Toc242817142 \h </w:instrText>
+        <w:instrText xml:space="preserve"> PAGEREF _Toc242818175 \h </w:instrText>
       </w:r>
       <w:r>
         <w:rPr>
@@ -3986,7 +3986,7 @@
         <w:tabs>
           <w:tab w:val="right" w:leader="dot" w:pos="9062"/>
         </w:tabs>
-        <w:divId w:val="228274027"/>
+        <w:divId w:val="1892377021"/>
         <w:rPr>
           <w:rFonts w:asciiTheme="minorHAnsi" w:hAnsiTheme="minorHAnsi" w:cstheme="minorBidi"/>
           <w:noProof/>
@@ -4019,7 +4019,7 @@
         <w:rPr>
           <w:noProof/>
         </w:rPr>
-        <w:instrText xml:space="preserve"> PAGEREF _Toc242817143 \h </w:instrText>
+        <w:instrText xml:space="preserve"> PAGEREF _Toc242818176 \h </w:instrText>
       </w:r>
       <w:r>
         <w:rPr>
@@ -4051,7 +4051,7 @@
         <w:tabs>
           <w:tab w:val="right" w:leader="dot" w:pos="9062"/>
         </w:tabs>
-        <w:divId w:val="228274027"/>
+        <w:divId w:val="1892377021"/>
         <w:rPr>
           <w:rFonts w:asciiTheme="minorHAnsi" w:hAnsiTheme="minorHAnsi" w:cstheme="minorBidi"/>
           <w:noProof/>
@@ -4084,7 +4084,7 @@
         <w:rPr>
           <w:noProof/>
         </w:rPr>
-        <w:instrText xml:space="preserve"> PAGEREF _Toc242817144 \h </w:instrText>
+        <w:instrText xml:space="preserve"> PAGEREF _Toc242818177 \h </w:instrText>
       </w:r>
       <w:r>
         <w:rPr>
@@ -4116,7 +4116,7 @@
         <w:tabs>
           <w:tab w:val="right" w:leader="dot" w:pos="9062"/>
         </w:tabs>
-        <w:divId w:val="228274027"/>
+        <w:divId w:val="1892377021"/>
         <w:rPr>
           <w:rFonts w:asciiTheme="minorHAnsi" w:hAnsiTheme="minorHAnsi" w:cstheme="minorBidi"/>
           <w:noProof/>
@@ -4149,7 +4149,7 @@
         <w:rPr>
           <w:noProof/>
         </w:rPr>
-        <w:instrText xml:space="preserve"> PAGEREF _Toc242817145 \h </w:instrText>
+        <w:instrText xml:space="preserve"> PAGEREF _Toc242818178 \h </w:instrText>
       </w:r>
       <w:r>
         <w:rPr>
@@ -4181,7 +4181,7 @@
         <w:tabs>
           <w:tab w:val="right" w:leader="dot" w:pos="9062"/>
         </w:tabs>
-        <w:divId w:val="228274027"/>
+        <w:divId w:val="1892377021"/>
         <w:rPr>
           <w:rFonts w:asciiTheme="minorHAnsi" w:hAnsiTheme="minorHAnsi" w:cstheme="minorBidi"/>
           <w:noProof/>
@@ -4214,7 +4214,7 @@
         <w:rPr>
           <w:noProof/>
         </w:rPr>
-        <w:instrText xml:space="preserve"> PAGEREF _Toc242817146 \h </w:instrText>
+        <w:instrText xml:space="preserve"> PAGEREF _Toc242818179 \h </w:instrText>
       </w:r>
       <w:r>
         <w:rPr>
@@ -4246,7 +4246,7 @@
         <w:tabs>
           <w:tab w:val="right" w:leader="dot" w:pos="9062"/>
         </w:tabs>
-        <w:divId w:val="228274027"/>
+        <w:divId w:val="1892377021"/>
         <w:rPr>
           <w:rFonts w:asciiTheme="minorHAnsi" w:hAnsiTheme="minorHAnsi" w:cstheme="minorBidi"/>
           <w:noProof/>
@@ -4279,7 +4279,7 @@
         <w:rPr>
           <w:noProof/>
         </w:rPr>
-        <w:instrText xml:space="preserve"> PAGEREF _Toc242817147 \h </w:instrText>
+        <w:instrText xml:space="preserve"> PAGEREF _Toc242818180 \h </w:instrText>
       </w:r>
       <w:r>
         <w:rPr>
@@ -4311,7 +4311,7 @@
         <w:tabs>
           <w:tab w:val="right" w:leader="dot" w:pos="9062"/>
         </w:tabs>
-        <w:divId w:val="228274027"/>
+        <w:divId w:val="1892377021"/>
         <w:rPr>
           <w:rFonts w:asciiTheme="minorHAnsi" w:hAnsiTheme="minorHAnsi" w:cstheme="minorBidi"/>
           <w:noProof/>
@@ -4344,7 +4344,7 @@
         <w:rPr>
           <w:noProof/>
         </w:rPr>
-        <w:instrText xml:space="preserve"> PAGEREF _Toc242817148 \h </w:instrText>
+        <w:instrText xml:space="preserve"> PAGEREF _Toc242818181 \h </w:instrText>
       </w:r>
       <w:r>
         <w:rPr>
@@ -4376,7 +4376,7 @@
         <w:tabs>
           <w:tab w:val="right" w:leader="dot" w:pos="9062"/>
         </w:tabs>
-        <w:divId w:val="228274027"/>
+        <w:divId w:val="1892377021"/>
         <w:rPr>
           <w:rFonts w:asciiTheme="minorHAnsi" w:hAnsiTheme="minorHAnsi" w:cstheme="minorBidi"/>
           <w:noProof/>
@@ -4409,7 +4409,7 @@
         <w:rPr>
           <w:noProof/>
         </w:rPr>
-        <w:instrText xml:space="preserve"> PAGEREF _Toc242817149 \h </w:instrText>
+        <w:instrText xml:space="preserve"> PAGEREF _Toc242818182 \h </w:instrText>
       </w:r>
       <w:r>
         <w:rPr>
@@ -4441,7 +4441,7 @@
         <w:tabs>
           <w:tab w:val="right" w:leader="dot" w:pos="9062"/>
         </w:tabs>
-        <w:divId w:val="228274027"/>
+        <w:divId w:val="1892377021"/>
         <w:rPr>
           <w:rFonts w:asciiTheme="minorHAnsi" w:hAnsiTheme="minorHAnsi" w:cstheme="minorBidi"/>
           <w:noProof/>
@@ -4474,7 +4474,7 @@
         <w:rPr>
           <w:noProof/>
         </w:rPr>
-        <w:instrText xml:space="preserve"> PAGEREF _Toc242817150 \h </w:instrText>
+        <w:instrText xml:space="preserve"> PAGEREF _Toc242818183 \h </w:instrText>
       </w:r>
       <w:r>
         <w:rPr>
@@ -4506,7 +4506,7 @@
         <w:tabs>
           <w:tab w:val="right" w:leader="dot" w:pos="9062"/>
         </w:tabs>
-        <w:divId w:val="228274027"/>
+        <w:divId w:val="1892377021"/>
         <w:rPr>
           <w:rFonts w:asciiTheme="minorHAnsi" w:hAnsiTheme="minorHAnsi" w:cstheme="minorBidi"/>
           <w:noProof/>
@@ -4539,7 +4539,7 @@
         <w:rPr>
           <w:noProof/>
         </w:rPr>
-        <w:instrText xml:space="preserve"> PAGEREF _Toc242817151 \h </w:instrText>
+        <w:instrText xml:space="preserve"> PAGEREF _Toc242818184 \h </w:instrText>
       </w:r>
       <w:r>
         <w:rPr>
@@ -4571,7 +4571,7 @@
         <w:tabs>
           <w:tab w:val="right" w:leader="dot" w:pos="9062"/>
         </w:tabs>
-        <w:divId w:val="228274027"/>
+        <w:divId w:val="1892377021"/>
         <w:rPr>
           <w:rFonts w:asciiTheme="minorHAnsi" w:hAnsiTheme="minorHAnsi" w:cstheme="minorBidi"/>
           <w:noProof/>
@@ -4604,7 +4604,7 @@
         <w:rPr>
           <w:noProof/>
         </w:rPr>
-        <w:instrText xml:space="preserve"> PAGEREF _Toc242817152 \h </w:instrText>
+        <w:instrText xml:space="preserve"> PAGEREF _Toc242818185 \h </w:instrText>
       </w:r>
       <w:r>
         <w:rPr>
@@ -4636,7 +4636,7 @@
         <w:tabs>
           <w:tab w:val="right" w:leader="dot" w:pos="9062"/>
         </w:tabs>
-        <w:divId w:val="228274027"/>
+        <w:divId w:val="1892377021"/>
         <w:rPr>
           <w:rFonts w:asciiTheme="minorHAnsi" w:hAnsiTheme="minorHAnsi" w:cstheme="minorBidi"/>
           <w:noProof/>
@@ -4669,7 +4669,7 @@
         <w:rPr>
           <w:noProof/>
         </w:rPr>
-        <w:instrText xml:space="preserve"> PAGEREF _Toc242817153 \h </w:instrText>
+        <w:instrText xml:space="preserve"> PAGEREF _Toc242818186 \h </w:instrText>
       </w:r>
       <w:r>
         <w:rPr>
@@ -4701,7 +4701,7 @@
         <w:tabs>
           <w:tab w:val="right" w:leader="dot" w:pos="9062"/>
         </w:tabs>
-        <w:divId w:val="228274027"/>
+        <w:divId w:val="1892377021"/>
         <w:rPr>
           <w:rFonts w:asciiTheme="minorHAnsi" w:hAnsiTheme="minorHAnsi" w:cstheme="minorBidi"/>
           <w:noProof/>
@@ -4734,7 +4734,7 @@
         <w:rPr>
           <w:noProof/>
         </w:rPr>
-        <w:instrText xml:space="preserve"> PAGEREF _Toc242817154 \h </w:instrText>
+        <w:instrText xml:space="preserve"> PAGEREF _Toc242818187 \h </w:instrText>
       </w:r>
       <w:r>
         <w:rPr>
@@ -4766,7 +4766,7 @@
         <w:tabs>
           <w:tab w:val="right" w:leader="dot" w:pos="9062"/>
         </w:tabs>
-        <w:divId w:val="228274027"/>
+        <w:divId w:val="1892377021"/>
         <w:rPr>
           <w:rFonts w:asciiTheme="minorHAnsi" w:hAnsiTheme="minorHAnsi" w:cstheme="minorBidi"/>
           <w:noProof/>
@@ -4799,7 +4799,7 @@
         <w:rPr>
           <w:noProof/>
         </w:rPr>
-        <w:instrText xml:space="preserve"> PAGEREF _Toc242817155 \h </w:instrText>
+        <w:instrText xml:space="preserve"> PAGEREF _Toc242818188 \h </w:instrText>
       </w:r>
       <w:r>
         <w:rPr>
@@ -4828,7 +4828,7 @@
     <w:p>
       <w:pPr>
         <w:pStyle w:val="marker"/>
-        <w:divId w:val="228274027"/>
+        <w:divId w:val="1892377021"/>
         <w:rPr>
           <w:lang w:val="nl-NL"/>
         </w:rPr>
@@ -4844,7 +4844,7 @@
       <w:pPr>
         <w:pStyle w:val="marker"/>
         <w:ind w:left="800" w:right="800"/>
-        <w:divId w:val="2093314751"/>
+        <w:divId w:val="1409376627"/>
         <w:rPr>
           <w:lang w:val="nl-NL"/>
         </w:rPr>
@@ -4855,7 +4855,7 @@
     </w:p>
     <w:p>
       <w:pPr>
-        <w:divId w:val="737902042"/>
+        <w:divId w:val="1109665759"/>
         <w:rPr>
           <w:i/>
           <w:iCs/>
@@ -4884,7 +4884,7 @@
     </w:p>
     <w:p>
       <w:pPr>
-        <w:divId w:val="737902042"/>
+        <w:divId w:val="1109665759"/>
         <w:rPr>
           <w:i/>
           <w:iCs/>
@@ -4906,7 +4906,7 @@
       <w:pPr>
         <w:pStyle w:val="marker"/>
         <w:ind w:left="800" w:right="800"/>
-        <w:divId w:val="2093314751"/>
+        <w:divId w:val="1409376627"/>
         <w:rPr>
           <w:lang w:val="nl-NL"/>
         </w:rPr>
@@ -4918,13 +4918,13 @@
     <w:p>
       <w:pPr>
         <w:pStyle w:val="Kop1"/>
-        <w:divId w:val="2093314751"/>
-        <w:rPr>
-          <w:rFonts w:eastAsia="Times New Roman"/>
-          <w:lang w:val="nl-NL"/>
-        </w:rPr>
-      </w:pPr>
-      <w:bookmarkStart w:id="1" w:name="_Toc242817085"/>
+        <w:divId w:val="1409376627"/>
+        <w:rPr>
+          <w:rFonts w:eastAsia="Times New Roman"/>
+          <w:lang w:val="nl-NL"/>
+        </w:rPr>
+      </w:pPr>
+      <w:bookmarkStart w:id="1" w:name="_Toc242818118"/>
       <w:r>
         <w:rPr>
           <w:rFonts w:eastAsia="Times New Roman"/>
@@ -4937,13 +4937,13 @@
     <w:p>
       <w:pPr>
         <w:pStyle w:val="Kop2"/>
-        <w:divId w:val="2093314751"/>
-        <w:rPr>
-          <w:rFonts w:eastAsia="Times New Roman"/>
-          <w:lang w:val="nl-NL"/>
-        </w:rPr>
-      </w:pPr>
-      <w:bookmarkStart w:id="2" w:name="_Toc242817086"/>
+        <w:divId w:val="1409376627"/>
+        <w:rPr>
+          <w:rFonts w:eastAsia="Times New Roman"/>
+          <w:lang w:val="nl-NL"/>
+        </w:rPr>
+      </w:pPr>
+      <w:bookmarkStart w:id="2" w:name="_Toc242818119"/>
       <w:r>
         <w:rPr>
           <w:rFonts w:eastAsia="Times New Roman"/>
@@ -4956,13 +4956,13 @@
     <w:p>
       <w:pPr>
         <w:pStyle w:val="Kop3"/>
-        <w:divId w:val="2093314751"/>
-        <w:rPr>
-          <w:rFonts w:eastAsia="Times New Roman"/>
-          <w:lang w:val="nl-NL"/>
-        </w:rPr>
-      </w:pPr>
-      <w:bookmarkStart w:id="3" w:name="_Toc242817087"/>
+        <w:divId w:val="1409376627"/>
+        <w:rPr>
+          <w:rFonts w:eastAsia="Times New Roman"/>
+          <w:lang w:val="nl-NL"/>
+        </w:rPr>
+      </w:pPr>
+      <w:bookmarkStart w:id="3" w:name="_Toc242818120"/>
       <w:r>
         <w:rPr>
           <w:rFonts w:eastAsia="Times New Roman"/>
@@ -4975,7 +4975,7 @@
     <w:p>
       <w:pPr>
         <w:pStyle w:val="subtitel"/>
-        <w:divId w:val="2093314751"/>
+        <w:divId w:val="1409376627"/>
         <w:rPr>
           <w:lang w:val="nl-NL"/>
         </w:rPr>
@@ -4990,7 +4990,7 @@
     <w:p>
       <w:pPr>
         <w:pStyle w:val="Normaalweb"/>
-        <w:divId w:val="2093314751"/>
+        <w:divId w:val="1409376627"/>
         <w:rPr>
           <w:lang w:val="nl-NL"/>
         </w:rPr>
@@ -5005,7 +5005,7 @@
     <w:p>
       <w:pPr>
         <w:pStyle w:val="Normaalweb"/>
-        <w:divId w:val="2093314751"/>
+        <w:divId w:val="1409376627"/>
         <w:rPr>
           <w:lang w:val="nl-NL"/>
         </w:rPr>
@@ -5026,7 +5026,7 @@
     <w:p>
       <w:pPr>
         <w:pStyle w:val="Normaalweb"/>
-        <w:divId w:val="2093314751"/>
+        <w:divId w:val="1409376627"/>
         <w:rPr>
           <w:lang w:val="nl-NL"/>
         </w:rPr>
@@ -5066,7 +5066,7 @@
     </w:p>
     <w:p>
       <w:pPr>
-        <w:divId w:val="801195594"/>
+        <w:divId w:val="845632025"/>
         <w:rPr>
           <w:color w:val="555555"/>
           <w:sz w:val="20"/>
@@ -5086,7 +5086,7 @@
     </w:p>
     <w:p>
       <w:pPr>
-        <w:divId w:val="801195594"/>
+        <w:divId w:val="845632025"/>
         <w:rPr>
           <w:color w:val="555555"/>
           <w:sz w:val="20"/>
@@ -5108,7 +5108,7 @@
       <w:pPr>
         <w:pStyle w:val="marker"/>
         <w:ind w:left="800" w:right="800"/>
-        <w:divId w:val="2093314751"/>
+        <w:divId w:val="1409376627"/>
         <w:rPr>
           <w:lang w:val="nl-NL"/>
         </w:rPr>
@@ -5120,13 +5120,13 @@
     <w:p>
       <w:pPr>
         <w:pStyle w:val="Kop3"/>
-        <w:divId w:val="2093314751"/>
-        <w:rPr>
-          <w:rFonts w:eastAsia="Times New Roman"/>
-          <w:lang w:val="nl-NL"/>
-        </w:rPr>
-      </w:pPr>
-      <w:bookmarkStart w:id="4" w:name="_Toc242817088"/>
+        <w:divId w:val="1409376627"/>
+        <w:rPr>
+          <w:rFonts w:eastAsia="Times New Roman"/>
+          <w:lang w:val="nl-NL"/>
+        </w:rPr>
+      </w:pPr>
+      <w:bookmarkStart w:id="4" w:name="_Toc242818121"/>
       <w:r>
         <w:rPr>
           <w:rFonts w:eastAsia="Times New Roman"/>
@@ -5139,7 +5139,7 @@
     <w:p>
       <w:pPr>
         <w:pStyle w:val="subtitel"/>
-        <w:divId w:val="2093314751"/>
+        <w:divId w:val="1409376627"/>
         <w:rPr>
           <w:lang w:val="nl-NL"/>
         </w:rPr>
@@ -5154,7 +5154,7 @@
     <w:p>
       <w:pPr>
         <w:pStyle w:val="Normaalweb"/>
-        <w:divId w:val="2093314751"/>
+        <w:divId w:val="1409376627"/>
         <w:rPr>
           <w:lang w:val="nl-NL"/>
         </w:rPr>
@@ -5175,7 +5175,7 @@
     <w:p>
       <w:pPr>
         <w:pStyle w:val="Normaalweb"/>
-        <w:divId w:val="2093314751"/>
+        <w:divId w:val="1409376627"/>
         <w:rPr>
           <w:lang w:val="nl-NL"/>
         </w:rPr>
@@ -5196,7 +5196,7 @@
     <w:p>
       <w:pPr>
         <w:pStyle w:val="Normaalweb"/>
-        <w:divId w:val="2093314751"/>
+        <w:divId w:val="1409376627"/>
         <w:rPr>
           <w:lang w:val="nl-NL"/>
         </w:rPr>
@@ -5217,7 +5217,7 @@
     <w:p>
       <w:pPr>
         <w:pStyle w:val="Normaalweb"/>
-        <w:divId w:val="2093314751"/>
+        <w:divId w:val="1409376627"/>
         <w:rPr>
           <w:lang w:val="nl-NL"/>
         </w:rPr>
@@ -5237,7 +5237,7 @@
     </w:p>
     <w:p>
       <w:pPr>
-        <w:divId w:val="293296646"/>
+        <w:divId w:val="614865533"/>
         <w:rPr>
           <w:color w:val="555555"/>
           <w:sz w:val="20"/>
@@ -5260,7 +5260,7 @@
       <w:pPr>
         <w:pStyle w:val="marker"/>
         <w:ind w:left="800" w:right="800"/>
-        <w:divId w:val="2093314751"/>
+        <w:divId w:val="1409376627"/>
         <w:rPr>
           <w:lang w:val="nl-NL"/>
         </w:rPr>
@@ -5272,13 +5272,13 @@
     <w:p>
       <w:pPr>
         <w:pStyle w:val="Kop3"/>
-        <w:divId w:val="2093314751"/>
-        <w:rPr>
-          <w:rFonts w:eastAsia="Times New Roman"/>
-          <w:lang w:val="nl-NL"/>
-        </w:rPr>
-      </w:pPr>
-      <w:bookmarkStart w:id="5" w:name="_Toc242817089"/>
+        <w:divId w:val="1409376627"/>
+        <w:rPr>
+          <w:rFonts w:eastAsia="Times New Roman"/>
+          <w:lang w:val="nl-NL"/>
+        </w:rPr>
+      </w:pPr>
+      <w:bookmarkStart w:id="5" w:name="_Toc242818122"/>
       <w:r>
         <w:rPr>
           <w:rFonts w:eastAsia="Times New Roman"/>
@@ -5291,7 +5291,7 @@
     <w:p>
       <w:pPr>
         <w:pStyle w:val="subtitel"/>
-        <w:divId w:val="2093314751"/>
+        <w:divId w:val="1409376627"/>
         <w:rPr>
           <w:lang w:val="nl-NL"/>
         </w:rPr>
@@ -5306,7 +5306,7 @@
     <w:p>
       <w:pPr>
         <w:pStyle w:val="Normaalweb"/>
-        <w:divId w:val="2093314751"/>
+        <w:divId w:val="1409376627"/>
         <w:rPr>
           <w:lang w:val="nl-NL"/>
         </w:rPr>
@@ -5327,7 +5327,7 @@
     <w:p>
       <w:pPr>
         <w:pStyle w:val="Normaalweb"/>
-        <w:divId w:val="2093314751"/>
+        <w:divId w:val="1409376627"/>
         <w:rPr>
           <w:lang w:val="nl-NL"/>
         </w:rPr>
@@ -5348,7 +5348,7 @@
     <w:p>
       <w:pPr>
         <w:pStyle w:val="Normaalweb"/>
-        <w:divId w:val="2093314751"/>
+        <w:divId w:val="1409376627"/>
         <w:rPr>
           <w:lang w:val="nl-NL"/>
         </w:rPr>
@@ -5368,7 +5368,7 @@
     </w:p>
     <w:p>
       <w:pPr>
-        <w:divId w:val="1073696128"/>
+        <w:divId w:val="1074473102"/>
         <w:rPr>
           <w:color w:val="555555"/>
           <w:sz w:val="20"/>
@@ -5388,7 +5388,7 @@
     </w:p>
     <w:p>
       <w:pPr>
-        <w:divId w:val="1073696128"/>
+        <w:divId w:val="1074473102"/>
         <w:rPr>
           <w:color w:val="555555"/>
           <w:sz w:val="20"/>
@@ -5410,7 +5410,7 @@
       <w:pPr>
         <w:pStyle w:val="marker"/>
         <w:ind w:left="800" w:right="800"/>
-        <w:divId w:val="2093314751"/>
+        <w:divId w:val="1409376627"/>
         <w:rPr>
           <w:lang w:val="nl-NL"/>
         </w:rPr>
@@ -5422,13 +5422,13 @@
     <w:p>
       <w:pPr>
         <w:pStyle w:val="Kop3"/>
-        <w:divId w:val="2093314751"/>
-        <w:rPr>
-          <w:rFonts w:eastAsia="Times New Roman"/>
-          <w:lang w:val="nl-NL"/>
-        </w:rPr>
-      </w:pPr>
-      <w:bookmarkStart w:id="6" w:name="_Toc242817090"/>
+        <w:divId w:val="1409376627"/>
+        <w:rPr>
+          <w:rFonts w:eastAsia="Times New Roman"/>
+          <w:lang w:val="nl-NL"/>
+        </w:rPr>
+      </w:pPr>
+      <w:bookmarkStart w:id="6" w:name="_Toc242818123"/>
       <w:r>
         <w:rPr>
           <w:rFonts w:eastAsia="Times New Roman"/>
@@ -5441,7 +5441,7 @@
     <w:p>
       <w:pPr>
         <w:pStyle w:val="subtitel"/>
-        <w:divId w:val="2093314751"/>
+        <w:divId w:val="1409376627"/>
         <w:rPr>
           <w:lang w:val="nl-NL"/>
         </w:rPr>
@@ -5456,7 +5456,7 @@
     <w:p>
       <w:pPr>
         <w:pStyle w:val="Normaalweb"/>
-        <w:divId w:val="2093314751"/>
+        <w:divId w:val="1409376627"/>
         <w:rPr>
           <w:lang w:val="nl-NL"/>
         </w:rPr>
@@ -5477,7 +5477,7 @@
     <w:p>
       <w:pPr>
         <w:pStyle w:val="Normaalweb"/>
-        <w:divId w:val="2093314751"/>
+        <w:divId w:val="1409376627"/>
         <w:rPr>
           <w:lang w:val="nl-NL"/>
         </w:rPr>
@@ -5498,7 +5498,7 @@
     <w:p>
       <w:pPr>
         <w:pStyle w:val="Normaalweb"/>
-        <w:divId w:val="2093314751"/>
+        <w:divId w:val="1409376627"/>
         <w:rPr>
           <w:lang w:val="nl-NL"/>
         </w:rPr>
@@ -5519,7 +5519,7 @@
     <w:p>
       <w:pPr>
         <w:pStyle w:val="Normaalweb"/>
-        <w:divId w:val="2093314751"/>
+        <w:divId w:val="1409376627"/>
         <w:rPr>
           <w:lang w:val="nl-NL"/>
         </w:rPr>
@@ -5539,7 +5539,7 @@
     </w:p>
     <w:p>
       <w:pPr>
-        <w:divId w:val="999894391"/>
+        <w:divId w:val="1535001483"/>
         <w:rPr>
           <w:color w:val="555555"/>
           <w:sz w:val="20"/>
@@ -5569,7 +5569,7 @@
     </w:p>
     <w:p>
       <w:pPr>
-        <w:divId w:val="999894391"/>
+        <w:divId w:val="1535001483"/>
         <w:rPr>
           <w:color w:val="555555"/>
           <w:sz w:val="20"/>
@@ -5591,7 +5591,7 @@
       <w:pPr>
         <w:pStyle w:val="marker"/>
         <w:ind w:left="800" w:right="800"/>
-        <w:divId w:val="2093314751"/>
+        <w:divId w:val="1409376627"/>
         <w:rPr>
           <w:lang w:val="nl-NL"/>
         </w:rPr>
@@ -5603,13 +5603,13 @@
     <w:p>
       <w:pPr>
         <w:pStyle w:val="Kop3"/>
-        <w:divId w:val="2093314751"/>
-        <w:rPr>
-          <w:rFonts w:eastAsia="Times New Roman"/>
-          <w:lang w:val="nl-NL"/>
-        </w:rPr>
-      </w:pPr>
-      <w:bookmarkStart w:id="7" w:name="_Toc242817091"/>
+        <w:divId w:val="1409376627"/>
+        <w:rPr>
+          <w:rFonts w:eastAsia="Times New Roman"/>
+          <w:lang w:val="nl-NL"/>
+        </w:rPr>
+      </w:pPr>
+      <w:bookmarkStart w:id="7" w:name="_Toc242818124"/>
       <w:r>
         <w:rPr>
           <w:rFonts w:eastAsia="Times New Roman"/>
@@ -5622,7 +5622,7 @@
     <w:p>
       <w:pPr>
         <w:pStyle w:val="subtitel"/>
-        <w:divId w:val="2093314751"/>
+        <w:divId w:val="1409376627"/>
         <w:rPr>
           <w:lang w:val="nl-NL"/>
         </w:rPr>
@@ -5637,7 +5637,7 @@
     <w:p>
       <w:pPr>
         <w:pStyle w:val="Normaalweb"/>
-        <w:divId w:val="2093314751"/>
+        <w:divId w:val="1409376627"/>
         <w:rPr>
           <w:lang w:val="nl-NL"/>
         </w:rPr>
@@ -5658,7 +5658,7 @@
     <w:p>
       <w:pPr>
         <w:pStyle w:val="Normaalweb"/>
-        <w:divId w:val="2093314751"/>
+        <w:divId w:val="1409376627"/>
         <w:rPr>
           <w:lang w:val="nl-NL"/>
         </w:rPr>
@@ -5692,7 +5692,7 @@
     <w:p>
       <w:pPr>
         <w:pStyle w:val="Normaalweb"/>
-        <w:divId w:val="2093314751"/>
+        <w:divId w:val="1409376627"/>
         <w:rPr>
           <w:lang w:val="nl-NL"/>
         </w:rPr>
@@ -5732,7 +5732,7 @@
     </w:p>
     <w:p>
       <w:pPr>
-        <w:divId w:val="1285772543"/>
+        <w:divId w:val="1048337558"/>
         <w:rPr>
           <w:color w:val="555555"/>
           <w:sz w:val="20"/>
@@ -5752,7 +5752,7 @@
     </w:p>
     <w:p>
       <w:pPr>
-        <w:divId w:val="1285772543"/>
+        <w:divId w:val="1048337558"/>
         <w:rPr>
           <w:color w:val="555555"/>
           <w:sz w:val="20"/>
@@ -5774,7 +5774,7 @@
       <w:pPr>
         <w:pStyle w:val="marker"/>
         <w:ind w:left="800" w:right="800"/>
-        <w:divId w:val="2093314751"/>
+        <w:divId w:val="1409376627"/>
         <w:rPr>
           <w:lang w:val="nl-NL"/>
         </w:rPr>
@@ -5786,13 +5786,13 @@
     <w:p>
       <w:pPr>
         <w:pStyle w:val="Kop3"/>
-        <w:divId w:val="2093314751"/>
-        <w:rPr>
-          <w:rFonts w:eastAsia="Times New Roman"/>
-          <w:lang w:val="nl-NL"/>
-        </w:rPr>
-      </w:pPr>
-      <w:bookmarkStart w:id="8" w:name="_Toc242817092"/>
+        <w:divId w:val="1409376627"/>
+        <w:rPr>
+          <w:rFonts w:eastAsia="Times New Roman"/>
+          <w:lang w:val="nl-NL"/>
+        </w:rPr>
+      </w:pPr>
+      <w:bookmarkStart w:id="8" w:name="_Toc242818125"/>
       <w:r>
         <w:rPr>
           <w:rFonts w:eastAsia="Times New Roman"/>
@@ -5805,7 +5805,7 @@
     <w:p>
       <w:pPr>
         <w:pStyle w:val="subtitel"/>
-        <w:divId w:val="2093314751"/>
+        <w:divId w:val="1409376627"/>
         <w:rPr>
           <w:lang w:val="nl-NL"/>
         </w:rPr>
@@ -5820,7 +5820,7 @@
     <w:p>
       <w:pPr>
         <w:pStyle w:val="Normaalweb"/>
-        <w:divId w:val="2093314751"/>
+        <w:divId w:val="1409376627"/>
         <w:rPr>
           <w:lang w:val="nl-NL"/>
         </w:rPr>
@@ -5853,7 +5853,7 @@
     <w:p>
       <w:pPr>
         <w:pStyle w:val="Normaalweb"/>
-        <w:divId w:val="2093314751"/>
+        <w:divId w:val="1409376627"/>
         <w:rPr>
           <w:lang w:val="nl-NL"/>
         </w:rPr>
@@ -5874,7 +5874,7 @@
     <w:p>
       <w:pPr>
         <w:pStyle w:val="Normaalweb"/>
-        <w:divId w:val="2093314751"/>
+        <w:divId w:val="1409376627"/>
         <w:rPr>
           <w:lang w:val="nl-NL"/>
         </w:rPr>
@@ -5889,14 +5889,7 @@
         <w:rPr>
           <w:lang w:val="nl-NL"/>
         </w:rPr>
-        <w:t xml:space="preserve">finitief dat de alvleesklier niet bezwijkt onder een auto-immuunziekte, maar onder systematische overbelasting. In plaats van deze data te gebruiken voor medisch maatwerk, grijpt het administratieve systeem in: het dossier wordt onherroepelijk vastgeklikt in een strikte, </w:t>
-      </w:r>
-      <w:r>
-        <w:rPr>
-          <w:lang w:val="nl-NL"/>
-        </w:rPr>
-        <w:lastRenderedPageBreak/>
-        <w:t xml:space="preserve">gedegradeerde classificatie *4*. Dit algoritme negeert de ernst van de reeds opgelopen amputaties en orgaanschade volledig, en blokkeert de vergoeding van geavanceerde sensortechnologie simpelweg omdat het toegekende label niet past bij de </w:t>
+        <w:t xml:space="preserve">finitief dat de alvleesklier niet bezwijkt onder een auto-immuunziekte, maar onder systematische overbelasting. In plaats van deze data te gebruiken voor medisch maatwerk, grijpt het administratieve systeem in: het dossier wordt onherroepelijk vastgeklikt in een strikte, gedegradeerde classificatie *4*. Dit algoritme negeert de ernst van de reeds opgelopen amputaties en orgaanschade volledig, en blokkeert de vergoeding van geavanceerde sensortechnologie simpelweg omdat het toegekende label niet past bij de </w:t>
       </w:r>
       <w:r>
         <w:rPr>
@@ -5908,7 +5901,7 @@
     <w:p>
       <w:pPr>
         <w:pStyle w:val="Normaalweb"/>
-        <w:divId w:val="2093314751"/>
+        <w:divId w:val="1409376627"/>
         <w:rPr>
           <w:lang w:val="nl-NL"/>
         </w:rPr>
@@ -5928,7 +5921,7 @@
     </w:p>
     <w:p>
       <w:pPr>
-        <w:divId w:val="1544053169"/>
+        <w:divId w:val="80954634"/>
         <w:rPr>
           <w:color w:val="555555"/>
           <w:sz w:val="20"/>
@@ -5948,7 +5941,7 @@
     </w:p>
     <w:p>
       <w:pPr>
-        <w:divId w:val="1544053169"/>
+        <w:divId w:val="80954634"/>
         <w:rPr>
           <w:color w:val="555555"/>
           <w:sz w:val="20"/>
@@ -5968,7 +5961,7 @@
     </w:p>
     <w:p>
       <w:pPr>
-        <w:divId w:val="1544053169"/>
+        <w:divId w:val="80954634"/>
         <w:rPr>
           <w:color w:val="555555"/>
           <w:sz w:val="20"/>
@@ -5988,7 +5981,7 @@
     </w:p>
     <w:p>
       <w:pPr>
-        <w:divId w:val="1544053169"/>
+        <w:divId w:val="80954634"/>
         <w:rPr>
           <w:color w:val="555555"/>
           <w:sz w:val="20"/>
@@ -6008,7 +6001,7 @@
     </w:p>
     <w:p>
       <w:pPr>
-        <w:divId w:val="1544053169"/>
+        <w:divId w:val="80954634"/>
         <w:rPr>
           <w:color w:val="555555"/>
           <w:sz w:val="20"/>
@@ -6030,7 +6023,7 @@
       <w:pPr>
         <w:pStyle w:val="marker"/>
         <w:ind w:left="800" w:right="800"/>
-        <w:divId w:val="2093314751"/>
+        <w:divId w:val="1409376627"/>
         <w:rPr>
           <w:lang w:val="nl-NL"/>
         </w:rPr>
@@ -6042,13 +6035,13 @@
     <w:p>
       <w:pPr>
         <w:pStyle w:val="Kop3"/>
-        <w:divId w:val="2093314751"/>
-        <w:rPr>
-          <w:rFonts w:eastAsia="Times New Roman"/>
-          <w:lang w:val="nl-NL"/>
-        </w:rPr>
-      </w:pPr>
-      <w:bookmarkStart w:id="9" w:name="_Toc242817093"/>
+        <w:divId w:val="1409376627"/>
+        <w:rPr>
+          <w:rFonts w:eastAsia="Times New Roman"/>
+          <w:lang w:val="nl-NL"/>
+        </w:rPr>
+      </w:pPr>
+      <w:bookmarkStart w:id="9" w:name="_Toc242818126"/>
       <w:r>
         <w:rPr>
           <w:rFonts w:eastAsia="Times New Roman"/>
@@ -6061,7 +6054,7 @@
     <w:p>
       <w:pPr>
         <w:pStyle w:val="subtitel"/>
-        <w:divId w:val="2093314751"/>
+        <w:divId w:val="1409376627"/>
         <w:rPr>
           <w:lang w:val="nl-NL"/>
         </w:rPr>
@@ -6076,7 +6069,7 @@
     <w:p>
       <w:pPr>
         <w:pStyle w:val="Normaalweb"/>
-        <w:divId w:val="2093314751"/>
+        <w:divId w:val="1409376627"/>
         <w:rPr>
           <w:lang w:val="nl-NL"/>
         </w:rPr>
@@ -6097,7 +6090,7 @@
     <w:p>
       <w:pPr>
         <w:pStyle w:val="Normaalweb"/>
-        <w:divId w:val="2093314751"/>
+        <w:divId w:val="1409376627"/>
         <w:rPr>
           <w:lang w:val="nl-NL"/>
         </w:rPr>
@@ -6118,7 +6111,7 @@
     <w:p>
       <w:pPr>
         <w:pStyle w:val="Normaalweb"/>
-        <w:divId w:val="2093314751"/>
+        <w:divId w:val="1409376627"/>
         <w:rPr>
           <w:lang w:val="nl-NL"/>
         </w:rPr>
@@ -6139,7 +6132,7 @@
     <w:p>
       <w:pPr>
         <w:pStyle w:val="Normaalweb"/>
-        <w:divId w:val="2093314751"/>
+        <w:divId w:val="1409376627"/>
         <w:rPr>
           <w:lang w:val="nl-NL"/>
         </w:rPr>
@@ -6159,7 +6152,7 @@
     </w:p>
     <w:p>
       <w:pPr>
-        <w:divId w:val="1540316025"/>
+        <w:divId w:val="878861982"/>
         <w:rPr>
           <w:color w:val="555555"/>
           <w:sz w:val="20"/>
@@ -6181,7 +6174,7 @@
       <w:pPr>
         <w:pStyle w:val="marker"/>
         <w:ind w:left="800" w:right="800"/>
-        <w:divId w:val="2093314751"/>
+        <w:divId w:val="1409376627"/>
         <w:rPr>
           <w:lang w:val="nl-NL"/>
         </w:rPr>
@@ -6193,13 +6186,13 @@
     <w:p>
       <w:pPr>
         <w:pStyle w:val="Kop2"/>
-        <w:divId w:val="2093314751"/>
-        <w:rPr>
-          <w:rFonts w:eastAsia="Times New Roman"/>
-          <w:lang w:val="nl-NL"/>
-        </w:rPr>
-      </w:pPr>
-      <w:bookmarkStart w:id="10" w:name="_Toc242817094"/>
+        <w:divId w:val="1409376627"/>
+        <w:rPr>
+          <w:rFonts w:eastAsia="Times New Roman"/>
+          <w:lang w:val="nl-NL"/>
+        </w:rPr>
+      </w:pPr>
+      <w:bookmarkStart w:id="10" w:name="_Toc242818127"/>
       <w:r>
         <w:rPr>
           <w:rFonts w:eastAsia="Times New Roman"/>
@@ -6212,13 +6205,13 @@
     <w:p>
       <w:pPr>
         <w:pStyle w:val="Kop3"/>
-        <w:divId w:val="2093314751"/>
-        <w:rPr>
-          <w:rFonts w:eastAsia="Times New Roman"/>
-          <w:lang w:val="nl-NL"/>
-        </w:rPr>
-      </w:pPr>
-      <w:bookmarkStart w:id="11" w:name="_Toc242817095"/>
+        <w:divId w:val="1409376627"/>
+        <w:rPr>
+          <w:rFonts w:eastAsia="Times New Roman"/>
+          <w:lang w:val="nl-NL"/>
+        </w:rPr>
+      </w:pPr>
+      <w:bookmarkStart w:id="11" w:name="_Toc242818128"/>
       <w:r>
         <w:rPr>
           <w:rFonts w:eastAsia="Times New Roman"/>
@@ -6231,7 +6224,7 @@
     <w:p>
       <w:pPr>
         <w:pStyle w:val="subtitel"/>
-        <w:divId w:val="2093314751"/>
+        <w:divId w:val="1409376627"/>
         <w:rPr>
           <w:lang w:val="nl-NL"/>
         </w:rPr>
@@ -6246,7 +6239,7 @@
     <w:p>
       <w:pPr>
         <w:pStyle w:val="Normaalweb"/>
-        <w:divId w:val="2093314751"/>
+        <w:divId w:val="1409376627"/>
         <w:rPr>
           <w:lang w:val="nl-NL"/>
         </w:rPr>
@@ -6267,7 +6260,7 @@
     <w:p>
       <w:pPr>
         <w:pStyle w:val="Normaalweb"/>
-        <w:divId w:val="2093314751"/>
+        <w:divId w:val="1409376627"/>
         <w:rPr>
           <w:lang w:val="nl-NL"/>
         </w:rPr>
@@ -6288,7 +6281,7 @@
     <w:p>
       <w:pPr>
         <w:pStyle w:val="Normaalweb"/>
-        <w:divId w:val="2093314751"/>
+        <w:divId w:val="1409376627"/>
         <w:rPr>
           <w:lang w:val="nl-NL"/>
         </w:rPr>
@@ -6309,7 +6302,7 @@
     <w:p>
       <w:pPr>
         <w:pStyle w:val="Normaalweb"/>
-        <w:divId w:val="2093314751"/>
+        <w:divId w:val="1409376627"/>
         <w:rPr>
           <w:lang w:val="nl-NL"/>
         </w:rPr>
@@ -6329,7 +6322,7 @@
     </w:p>
     <w:p>
       <w:pPr>
-        <w:divId w:val="1353148374"/>
+        <w:divId w:val="1797212949"/>
         <w:rPr>
           <w:color w:val="555555"/>
           <w:sz w:val="20"/>
@@ -6351,7 +6344,7 @@
       <w:pPr>
         <w:pStyle w:val="marker"/>
         <w:ind w:left="800" w:right="800"/>
-        <w:divId w:val="2093314751"/>
+        <w:divId w:val="1409376627"/>
         <w:rPr>
           <w:lang w:val="nl-NL"/>
         </w:rPr>
@@ -6363,13 +6356,13 @@
     <w:p>
       <w:pPr>
         <w:pStyle w:val="Kop3"/>
-        <w:divId w:val="2093314751"/>
-        <w:rPr>
-          <w:rFonts w:eastAsia="Times New Roman"/>
-          <w:lang w:val="nl-NL"/>
-        </w:rPr>
-      </w:pPr>
-      <w:bookmarkStart w:id="12" w:name="_Toc242817096"/>
+        <w:divId w:val="1409376627"/>
+        <w:rPr>
+          <w:rFonts w:eastAsia="Times New Roman"/>
+          <w:lang w:val="nl-NL"/>
+        </w:rPr>
+      </w:pPr>
+      <w:bookmarkStart w:id="12" w:name="_Toc242818129"/>
       <w:r>
         <w:rPr>
           <w:rFonts w:eastAsia="Times New Roman"/>
@@ -6382,7 +6375,7 @@
     <w:p>
       <w:pPr>
         <w:pStyle w:val="subtitel"/>
-        <w:divId w:val="2093314751"/>
+        <w:divId w:val="1409376627"/>
         <w:rPr>
           <w:lang w:val="nl-NL"/>
         </w:rPr>
@@ -6397,7 +6390,7 @@
     <w:p>
       <w:pPr>
         <w:pStyle w:val="Normaalweb"/>
-        <w:divId w:val="2093314751"/>
+        <w:divId w:val="1409376627"/>
         <w:rPr>
           <w:lang w:val="nl-NL"/>
         </w:rPr>
@@ -6418,7 +6411,7 @@
     <w:p>
       <w:pPr>
         <w:pStyle w:val="Normaalweb"/>
-        <w:divId w:val="2093314751"/>
+        <w:divId w:val="1409376627"/>
         <w:rPr>
           <w:lang w:val="nl-NL"/>
         </w:rPr>
@@ -6439,7 +6432,7 @@
     <w:p>
       <w:pPr>
         <w:pStyle w:val="Normaalweb"/>
-        <w:divId w:val="2093314751"/>
+        <w:divId w:val="1409376627"/>
         <w:rPr>
           <w:lang w:val="nl-NL"/>
         </w:rPr>
@@ -6459,7 +6452,7 @@
     </w:p>
     <w:p>
       <w:pPr>
-        <w:divId w:val="781874239"/>
+        <w:divId w:val="117988851"/>
         <w:rPr>
           <w:color w:val="555555"/>
           <w:sz w:val="20"/>
@@ -6479,7 +6472,7 @@
     </w:p>
     <w:p>
       <w:pPr>
-        <w:divId w:val="781874239"/>
+        <w:divId w:val="117988851"/>
         <w:rPr>
           <w:color w:val="555555"/>
           <w:sz w:val="20"/>
@@ -6499,7 +6492,7 @@
     </w:p>
     <w:p>
       <w:pPr>
-        <w:divId w:val="781874239"/>
+        <w:divId w:val="117988851"/>
         <w:rPr>
           <w:color w:val="555555"/>
           <w:sz w:val="20"/>
@@ -6519,7 +6512,7 @@
     </w:p>
     <w:p>
       <w:pPr>
-        <w:divId w:val="781874239"/>
+        <w:divId w:val="117988851"/>
         <w:rPr>
           <w:color w:val="555555"/>
           <w:sz w:val="20"/>
@@ -6539,7 +6532,7 @@
     </w:p>
     <w:p>
       <w:pPr>
-        <w:divId w:val="781874239"/>
+        <w:divId w:val="117988851"/>
         <w:rPr>
           <w:color w:val="555555"/>
           <w:sz w:val="20"/>
@@ -6561,7 +6554,7 @@
       <w:pPr>
         <w:pStyle w:val="marker"/>
         <w:ind w:left="800" w:right="800"/>
-        <w:divId w:val="2093314751"/>
+        <w:divId w:val="1409376627"/>
         <w:rPr>
           <w:lang w:val="nl-NL"/>
         </w:rPr>
@@ -6573,13 +6566,13 @@
     <w:p>
       <w:pPr>
         <w:pStyle w:val="Kop3"/>
-        <w:divId w:val="2093314751"/>
-        <w:rPr>
-          <w:rFonts w:eastAsia="Times New Roman"/>
-          <w:lang w:val="nl-NL"/>
-        </w:rPr>
-      </w:pPr>
-      <w:bookmarkStart w:id="13" w:name="_Toc242817097"/>
+        <w:divId w:val="1409376627"/>
+        <w:rPr>
+          <w:rFonts w:eastAsia="Times New Roman"/>
+          <w:lang w:val="nl-NL"/>
+        </w:rPr>
+      </w:pPr>
+      <w:bookmarkStart w:id="13" w:name="_Toc242818130"/>
       <w:r>
         <w:rPr>
           <w:rFonts w:eastAsia="Times New Roman"/>
@@ -6592,7 +6585,7 @@
     <w:p>
       <w:pPr>
         <w:pStyle w:val="subtitel"/>
-        <w:divId w:val="2093314751"/>
+        <w:divId w:val="1409376627"/>
         <w:rPr>
           <w:lang w:val="nl-NL"/>
         </w:rPr>
@@ -6607,7 +6600,7 @@
     <w:p>
       <w:pPr>
         <w:pStyle w:val="Normaalweb"/>
-        <w:divId w:val="2093314751"/>
+        <w:divId w:val="1409376627"/>
         <w:rPr>
           <w:lang w:val="nl-NL"/>
         </w:rPr>
@@ -6628,7 +6621,7 @@
     <w:p>
       <w:pPr>
         <w:pStyle w:val="Normaalweb"/>
-        <w:divId w:val="2093314751"/>
+        <w:divId w:val="1409376627"/>
         <w:rPr>
           <w:lang w:val="nl-NL"/>
         </w:rPr>
@@ -6643,7 +6636,7 @@
     <w:p>
       <w:pPr>
         <w:pStyle w:val="Normaalweb"/>
-        <w:divId w:val="2093314751"/>
+        <w:divId w:val="1409376627"/>
         <w:rPr>
           <w:lang w:val="nl-NL"/>
         </w:rPr>
@@ -6664,7 +6657,7 @@
     <w:p>
       <w:pPr>
         <w:pStyle w:val="Normaalweb"/>
-        <w:divId w:val="2093314751"/>
+        <w:divId w:val="1409376627"/>
         <w:rPr>
           <w:lang w:val="nl-NL"/>
         </w:rPr>
@@ -6685,7 +6678,7 @@
     <w:p>
       <w:pPr>
         <w:pStyle w:val="Normaalweb"/>
-        <w:divId w:val="2093314751"/>
+        <w:divId w:val="1409376627"/>
         <w:rPr>
           <w:lang w:val="nl-NL"/>
         </w:rPr>
@@ -6700,7 +6693,7 @@
     <w:p>
       <w:pPr>
         <w:pStyle w:val="Normaalweb"/>
-        <w:divId w:val="2093314751"/>
+        <w:divId w:val="1409376627"/>
         <w:rPr>
           <w:lang w:val="nl-NL"/>
         </w:rPr>
@@ -6720,7 +6713,7 @@
     </w:p>
     <w:p>
       <w:pPr>
-        <w:divId w:val="942683643"/>
+        <w:divId w:val="1677726500"/>
         <w:rPr>
           <w:color w:val="555555"/>
           <w:sz w:val="20"/>
@@ -6740,7 +6733,7 @@
     </w:p>
     <w:p>
       <w:pPr>
-        <w:divId w:val="942683643"/>
+        <w:divId w:val="1677726500"/>
         <w:rPr>
           <w:color w:val="555555"/>
           <w:sz w:val="20"/>
@@ -6760,7 +6753,7 @@
     </w:p>
     <w:p>
       <w:pPr>
-        <w:divId w:val="942683643"/>
+        <w:divId w:val="1677726500"/>
         <w:rPr>
           <w:color w:val="555555"/>
           <w:sz w:val="20"/>
@@ -6782,7 +6775,7 @@
       <w:pPr>
         <w:pStyle w:val="marker"/>
         <w:ind w:left="800" w:right="800"/>
-        <w:divId w:val="2093314751"/>
+        <w:divId w:val="1409376627"/>
         <w:rPr>
           <w:lang w:val="nl-NL"/>
         </w:rPr>
@@ -6794,13 +6787,13 @@
     <w:p>
       <w:pPr>
         <w:pStyle w:val="Kop3"/>
-        <w:divId w:val="2093314751"/>
-        <w:rPr>
-          <w:rFonts w:eastAsia="Times New Roman"/>
-          <w:lang w:val="nl-NL"/>
-        </w:rPr>
-      </w:pPr>
-      <w:bookmarkStart w:id="14" w:name="_Toc242817098"/>
+        <w:divId w:val="1409376627"/>
+        <w:rPr>
+          <w:rFonts w:eastAsia="Times New Roman"/>
+          <w:lang w:val="nl-NL"/>
+        </w:rPr>
+      </w:pPr>
+      <w:bookmarkStart w:id="14" w:name="_Toc242818131"/>
       <w:r>
         <w:rPr>
           <w:rFonts w:eastAsia="Times New Roman"/>
@@ -6813,7 +6806,7 @@
     <w:p>
       <w:pPr>
         <w:pStyle w:val="subtitel"/>
-        <w:divId w:val="2093314751"/>
+        <w:divId w:val="1409376627"/>
         <w:rPr>
           <w:lang w:val="nl-NL"/>
         </w:rPr>
@@ -6828,7 +6821,7 @@
     <w:p>
       <w:pPr>
         <w:pStyle w:val="Normaalweb"/>
-        <w:divId w:val="2093314751"/>
+        <w:divId w:val="1409376627"/>
         <w:rPr>
           <w:lang w:val="nl-NL"/>
         </w:rPr>
@@ -6849,7 +6842,7 @@
     <w:p>
       <w:pPr>
         <w:pStyle w:val="Normaalweb"/>
-        <w:divId w:val="2093314751"/>
+        <w:divId w:val="1409376627"/>
         <w:rPr>
           <w:lang w:val="nl-NL"/>
         </w:rPr>
@@ -6870,7 +6863,7 @@
     <w:p>
       <w:pPr>
         <w:pStyle w:val="Normaalweb"/>
-        <w:divId w:val="2093314751"/>
+        <w:divId w:val="1409376627"/>
         <w:rPr>
           <w:lang w:val="nl-NL"/>
         </w:rPr>
@@ -6885,7 +6878,7 @@
     <w:p>
       <w:pPr>
         <w:pStyle w:val="Normaalweb"/>
-        <w:divId w:val="2093314751"/>
+        <w:divId w:val="1409376627"/>
         <w:rPr>
           <w:lang w:val="nl-NL"/>
         </w:rPr>
@@ -6906,7 +6899,7 @@
     <w:p>
       <w:pPr>
         <w:pStyle w:val="Normaalweb"/>
-        <w:divId w:val="2093314751"/>
+        <w:divId w:val="1409376627"/>
         <w:rPr>
           <w:lang w:val="nl-NL"/>
         </w:rPr>
@@ -6921,7 +6914,7 @@
     <w:p>
       <w:pPr>
         <w:pStyle w:val="Normaalweb"/>
-        <w:divId w:val="2093314751"/>
+        <w:divId w:val="1409376627"/>
         <w:rPr>
           <w:lang w:val="nl-NL"/>
         </w:rPr>
@@ -6941,7 +6934,7 @@
     </w:p>
     <w:p>
       <w:pPr>
-        <w:divId w:val="1808277802"/>
+        <w:divId w:val="1355110364"/>
         <w:rPr>
           <w:color w:val="555555"/>
           <w:sz w:val="20"/>
@@ -6961,7 +6954,7 @@
     </w:p>
     <w:p>
       <w:pPr>
-        <w:divId w:val="1808277802"/>
+        <w:divId w:val="1355110364"/>
         <w:rPr>
           <w:color w:val="555555"/>
           <w:sz w:val="20"/>
@@ -6983,7 +6976,7 @@
       <w:pPr>
         <w:pStyle w:val="marker"/>
         <w:ind w:left="800" w:right="800"/>
-        <w:divId w:val="2093314751"/>
+        <w:divId w:val="1409376627"/>
         <w:rPr>
           <w:lang w:val="nl-NL"/>
         </w:rPr>
@@ -6995,13 +6988,13 @@
     <w:p>
       <w:pPr>
         <w:pStyle w:val="Kop3"/>
-        <w:divId w:val="2093314751"/>
-        <w:rPr>
-          <w:rFonts w:eastAsia="Times New Roman"/>
-          <w:lang w:val="nl-NL"/>
-        </w:rPr>
-      </w:pPr>
-      <w:bookmarkStart w:id="15" w:name="_Toc242817099"/>
+        <w:divId w:val="1409376627"/>
+        <w:rPr>
+          <w:rFonts w:eastAsia="Times New Roman"/>
+          <w:lang w:val="nl-NL"/>
+        </w:rPr>
+      </w:pPr>
+      <w:bookmarkStart w:id="15" w:name="_Toc242818132"/>
       <w:r>
         <w:rPr>
           <w:rFonts w:eastAsia="Times New Roman"/>
@@ -7014,7 +7007,7 @@
     <w:p>
       <w:pPr>
         <w:pStyle w:val="subtitel"/>
-        <w:divId w:val="2093314751"/>
+        <w:divId w:val="1409376627"/>
         <w:rPr>
           <w:lang w:val="nl-NL"/>
         </w:rPr>
@@ -7029,7 +7022,7 @@
     <w:p>
       <w:pPr>
         <w:pStyle w:val="Normaalweb"/>
-        <w:divId w:val="2093314751"/>
+        <w:divId w:val="1409376627"/>
         <w:rPr>
           <w:lang w:val="nl-NL"/>
         </w:rPr>
@@ -7050,7 +7043,7 @@
     <w:p>
       <w:pPr>
         <w:pStyle w:val="Normaalweb"/>
-        <w:divId w:val="2093314751"/>
+        <w:divId w:val="1409376627"/>
         <w:rPr>
           <w:lang w:val="nl-NL"/>
         </w:rPr>
@@ -7071,7 +7064,7 @@
     <w:p>
       <w:pPr>
         <w:pStyle w:val="Normaalweb"/>
-        <w:divId w:val="2093314751"/>
+        <w:divId w:val="1409376627"/>
         <w:rPr>
           <w:lang w:val="nl-NL"/>
         </w:rPr>
@@ -7091,7 +7084,7 @@
     </w:p>
     <w:p>
       <w:pPr>
-        <w:divId w:val="1328630896"/>
+        <w:divId w:val="1057319143"/>
         <w:rPr>
           <w:color w:val="555555"/>
           <w:sz w:val="20"/>
@@ -7111,7 +7104,7 @@
     </w:p>
     <w:p>
       <w:pPr>
-        <w:divId w:val="1328630896"/>
+        <w:divId w:val="1057319143"/>
         <w:rPr>
           <w:color w:val="555555"/>
           <w:sz w:val="20"/>
@@ -7131,7 +7124,7 @@
     </w:p>
     <w:p>
       <w:pPr>
-        <w:divId w:val="1328630896"/>
+        <w:divId w:val="1057319143"/>
         <w:rPr>
           <w:color w:val="555555"/>
           <w:sz w:val="20"/>
@@ -7151,7 +7144,7 @@
     </w:p>
     <w:p>
       <w:pPr>
-        <w:divId w:val="1328630896"/>
+        <w:divId w:val="1057319143"/>
         <w:rPr>
           <w:color w:val="555555"/>
           <w:sz w:val="20"/>
@@ -7173,7 +7166,7 @@
       <w:pPr>
         <w:pStyle w:val="marker"/>
         <w:ind w:left="800" w:right="800"/>
-        <w:divId w:val="2093314751"/>
+        <w:divId w:val="1409376627"/>
         <w:rPr>
           <w:lang w:val="nl-NL"/>
         </w:rPr>
@@ -7185,13 +7178,13 @@
     <w:p>
       <w:pPr>
         <w:pStyle w:val="Kop3"/>
-        <w:divId w:val="2093314751"/>
-        <w:rPr>
-          <w:rFonts w:eastAsia="Times New Roman"/>
-          <w:lang w:val="nl-NL"/>
-        </w:rPr>
-      </w:pPr>
-      <w:bookmarkStart w:id="16" w:name="_Toc242817100"/>
+        <w:divId w:val="1409376627"/>
+        <w:rPr>
+          <w:rFonts w:eastAsia="Times New Roman"/>
+          <w:lang w:val="nl-NL"/>
+        </w:rPr>
+      </w:pPr>
+      <w:bookmarkStart w:id="16" w:name="_Toc242818133"/>
       <w:r>
         <w:rPr>
           <w:rFonts w:eastAsia="Times New Roman"/>
@@ -7204,7 +7197,7 @@
     <w:p>
       <w:pPr>
         <w:pStyle w:val="subtitel"/>
-        <w:divId w:val="2093314751"/>
+        <w:divId w:val="1409376627"/>
         <w:rPr>
           <w:lang w:val="nl-NL"/>
         </w:rPr>
@@ -7219,7 +7212,7 @@
     <w:p>
       <w:pPr>
         <w:pStyle w:val="Normaalweb"/>
-        <w:divId w:val="2093314751"/>
+        <w:divId w:val="1409376627"/>
         <w:rPr>
           <w:lang w:val="nl-NL"/>
         </w:rPr>
@@ -7240,7 +7233,7 @@
     <w:p>
       <w:pPr>
         <w:pStyle w:val="Normaalweb"/>
-        <w:divId w:val="2093314751"/>
+        <w:divId w:val="1409376627"/>
         <w:rPr>
           <w:lang w:val="nl-NL"/>
         </w:rPr>
@@ -7261,7 +7254,7 @@
     <w:p>
       <w:pPr>
         <w:pStyle w:val="Normaalweb"/>
-        <w:divId w:val="2093314751"/>
+        <w:divId w:val="1409376627"/>
         <w:rPr>
           <w:lang w:val="nl-NL"/>
         </w:rPr>
@@ -7282,7 +7275,7 @@
     <w:p>
       <w:pPr>
         <w:pStyle w:val="Normaalweb"/>
-        <w:divId w:val="2093314751"/>
+        <w:divId w:val="1409376627"/>
         <w:rPr>
           <w:lang w:val="nl-NL"/>
         </w:rPr>
@@ -7302,7 +7295,7 @@
     </w:p>
     <w:p>
       <w:pPr>
-        <w:divId w:val="2144804969"/>
+        <w:divId w:val="134104309"/>
         <w:rPr>
           <w:color w:val="555555"/>
           <w:sz w:val="20"/>
@@ -7322,7 +7315,7 @@
     </w:p>
     <w:p>
       <w:pPr>
-        <w:divId w:val="2144804969"/>
+        <w:divId w:val="134104309"/>
         <w:rPr>
           <w:color w:val="555555"/>
           <w:sz w:val="20"/>
@@ -7344,7 +7337,7 @@
       <w:pPr>
         <w:pStyle w:val="marker"/>
         <w:ind w:left="800" w:right="800"/>
-        <w:divId w:val="2093314751"/>
+        <w:divId w:val="1409376627"/>
         <w:rPr>
           <w:lang w:val="nl-NL"/>
         </w:rPr>
@@ -7356,13 +7349,13 @@
     <w:p>
       <w:pPr>
         <w:pStyle w:val="Kop3"/>
-        <w:divId w:val="2093314751"/>
-        <w:rPr>
-          <w:rFonts w:eastAsia="Times New Roman"/>
-          <w:lang w:val="nl-NL"/>
-        </w:rPr>
-      </w:pPr>
-      <w:bookmarkStart w:id="17" w:name="_Toc242817101"/>
+        <w:divId w:val="1409376627"/>
+        <w:rPr>
+          <w:rFonts w:eastAsia="Times New Roman"/>
+          <w:lang w:val="nl-NL"/>
+        </w:rPr>
+      </w:pPr>
+      <w:bookmarkStart w:id="17" w:name="_Toc242818134"/>
       <w:r>
         <w:rPr>
           <w:rFonts w:eastAsia="Times New Roman"/>
@@ -7375,7 +7368,7 @@
     <w:p>
       <w:pPr>
         <w:pStyle w:val="subtitel"/>
-        <w:divId w:val="2093314751"/>
+        <w:divId w:val="1409376627"/>
         <w:rPr>
           <w:lang w:val="nl-NL"/>
         </w:rPr>
@@ -7390,7 +7383,7 @@
     <w:p>
       <w:pPr>
         <w:pStyle w:val="Normaalweb"/>
-        <w:divId w:val="2093314751"/>
+        <w:divId w:val="1409376627"/>
         <w:rPr>
           <w:lang w:val="nl-NL"/>
         </w:rPr>
@@ -7411,7 +7404,7 @@
     <w:p>
       <w:pPr>
         <w:pStyle w:val="Normaalweb"/>
-        <w:divId w:val="2093314751"/>
+        <w:divId w:val="1409376627"/>
         <w:rPr>
           <w:lang w:val="nl-NL"/>
         </w:rPr>
@@ -7432,7 +7425,7 @@
     <w:p>
       <w:pPr>
         <w:pStyle w:val="Normaalweb"/>
-        <w:divId w:val="2093314751"/>
+        <w:divId w:val="1409376627"/>
         <w:rPr>
           <w:lang w:val="nl-NL"/>
         </w:rPr>
@@ -7453,7 +7446,7 @@
     <w:p>
       <w:pPr>
         <w:pStyle w:val="Normaalweb"/>
-        <w:divId w:val="2093314751"/>
+        <w:divId w:val="1409376627"/>
         <w:rPr>
           <w:lang w:val="nl-NL"/>
         </w:rPr>
@@ -7473,7 +7466,7 @@
     </w:p>
     <w:p>
       <w:pPr>
-        <w:divId w:val="1894152568"/>
+        <w:divId w:val="175509706"/>
         <w:rPr>
           <w:color w:val="555555"/>
           <w:sz w:val="20"/>
@@ -7493,7 +7486,7 @@
     </w:p>
     <w:p>
       <w:pPr>
-        <w:divId w:val="1894152568"/>
+        <w:divId w:val="175509706"/>
         <w:rPr>
           <w:color w:val="555555"/>
           <w:sz w:val="20"/>
@@ -7515,7 +7508,7 @@
       <w:pPr>
         <w:pStyle w:val="marker"/>
         <w:ind w:left="800" w:right="800"/>
-        <w:divId w:val="2093314751"/>
+        <w:divId w:val="1409376627"/>
         <w:rPr>
           <w:lang w:val="nl-NL"/>
         </w:rPr>
@@ -7527,13 +7520,13 @@
     <w:p>
       <w:pPr>
         <w:pStyle w:val="Kop3"/>
-        <w:divId w:val="2093314751"/>
-        <w:rPr>
-          <w:rFonts w:eastAsia="Times New Roman"/>
-          <w:lang w:val="nl-NL"/>
-        </w:rPr>
-      </w:pPr>
-      <w:bookmarkStart w:id="18" w:name="_Toc242817102"/>
+        <w:divId w:val="1409376627"/>
+        <w:rPr>
+          <w:rFonts w:eastAsia="Times New Roman"/>
+          <w:lang w:val="nl-NL"/>
+        </w:rPr>
+      </w:pPr>
+      <w:bookmarkStart w:id="18" w:name="_Toc242818135"/>
       <w:r>
         <w:rPr>
           <w:rFonts w:eastAsia="Times New Roman"/>
@@ -7546,7 +7539,7 @@
     <w:p>
       <w:pPr>
         <w:pStyle w:val="subtitel"/>
-        <w:divId w:val="2093314751"/>
+        <w:divId w:val="1409376627"/>
         <w:rPr>
           <w:lang w:val="nl-NL"/>
         </w:rPr>
@@ -7561,7 +7554,7 @@
     <w:p>
       <w:pPr>
         <w:pStyle w:val="Normaalweb"/>
-        <w:divId w:val="2093314751"/>
+        <w:divId w:val="1409376627"/>
         <w:rPr>
           <w:lang w:val="nl-NL"/>
         </w:rPr>
@@ -7582,7 +7575,7 @@
     <w:p>
       <w:pPr>
         <w:pStyle w:val="Normaalweb"/>
-        <w:divId w:val="2093314751"/>
+        <w:divId w:val="1409376627"/>
         <w:rPr>
           <w:lang w:val="nl-NL"/>
         </w:rPr>
@@ -7603,7 +7596,7 @@
     <w:p>
       <w:pPr>
         <w:pStyle w:val="Normaalweb"/>
-        <w:divId w:val="2093314751"/>
+        <w:divId w:val="1409376627"/>
         <w:rPr>
           <w:lang w:val="nl-NL"/>
         </w:rPr>
@@ -7629,7 +7622,7 @@
     </w:p>
     <w:p>
       <w:pPr>
-        <w:divId w:val="806044697"/>
+        <w:divId w:val="350037488"/>
         <w:rPr>
           <w:color w:val="555555"/>
           <w:sz w:val="20"/>
@@ -7649,7 +7642,7 @@
     </w:p>
     <w:p>
       <w:pPr>
-        <w:divId w:val="806044697"/>
+        <w:divId w:val="350037488"/>
         <w:rPr>
           <w:color w:val="555555"/>
           <w:sz w:val="20"/>
@@ -7669,7 +7662,7 @@
     </w:p>
     <w:p>
       <w:pPr>
-        <w:divId w:val="806044697"/>
+        <w:divId w:val="350037488"/>
         <w:rPr>
           <w:color w:val="555555"/>
           <w:sz w:val="20"/>
@@ -7689,7 +7682,7 @@
     </w:p>
     <w:p>
       <w:pPr>
-        <w:divId w:val="806044697"/>
+        <w:divId w:val="350037488"/>
         <w:rPr>
           <w:color w:val="555555"/>
           <w:sz w:val="20"/>
@@ -7711,7 +7704,7 @@
       <w:pPr>
         <w:pStyle w:val="marker"/>
         <w:ind w:left="800" w:right="800"/>
-        <w:divId w:val="2093314751"/>
+        <w:divId w:val="1409376627"/>
         <w:rPr>
           <w:lang w:val="nl-NL"/>
         </w:rPr>
@@ -7723,13 +7716,13 @@
     <w:p>
       <w:pPr>
         <w:pStyle w:val="Kop3"/>
-        <w:divId w:val="2093314751"/>
-        <w:rPr>
-          <w:rFonts w:eastAsia="Times New Roman"/>
-          <w:lang w:val="nl-NL"/>
-        </w:rPr>
-      </w:pPr>
-      <w:bookmarkStart w:id="19" w:name="_Toc242817103"/>
+        <w:divId w:val="1409376627"/>
+        <w:rPr>
+          <w:rFonts w:eastAsia="Times New Roman"/>
+          <w:lang w:val="nl-NL"/>
+        </w:rPr>
+      </w:pPr>
+      <w:bookmarkStart w:id="19" w:name="_Toc242818136"/>
       <w:r>
         <w:rPr>
           <w:rFonts w:eastAsia="Times New Roman"/>
@@ -7742,7 +7735,7 @@
     <w:p>
       <w:pPr>
         <w:pStyle w:val="subtitel"/>
-        <w:divId w:val="2093314751"/>
+        <w:divId w:val="1409376627"/>
         <w:rPr>
           <w:lang w:val="nl-NL"/>
         </w:rPr>
@@ -7757,7 +7750,7 @@
     <w:p>
       <w:pPr>
         <w:pStyle w:val="Normaalweb"/>
-        <w:divId w:val="2093314751"/>
+        <w:divId w:val="1409376627"/>
         <w:rPr>
           <w:lang w:val="nl-NL"/>
         </w:rPr>
@@ -7778,7 +7771,7 @@
     <w:p>
       <w:pPr>
         <w:pStyle w:val="Normaalweb"/>
-        <w:divId w:val="2093314751"/>
+        <w:divId w:val="1409376627"/>
         <w:rPr>
           <w:lang w:val="nl-NL"/>
         </w:rPr>
@@ -7799,7 +7792,7 @@
     <w:p>
       <w:pPr>
         <w:pStyle w:val="Normaalweb"/>
-        <w:divId w:val="2093314751"/>
+        <w:divId w:val="1409376627"/>
         <w:rPr>
           <w:lang w:val="nl-NL"/>
         </w:rPr>
@@ -7819,7 +7812,7 @@
     </w:p>
     <w:p>
       <w:pPr>
-        <w:divId w:val="193155277"/>
+        <w:divId w:val="2112356658"/>
         <w:rPr>
           <w:color w:val="555555"/>
           <w:sz w:val="20"/>
@@ -7839,7 +7832,7 @@
     </w:p>
     <w:p>
       <w:pPr>
-        <w:divId w:val="193155277"/>
+        <w:divId w:val="2112356658"/>
         <w:rPr>
           <w:color w:val="555555"/>
           <w:sz w:val="20"/>
@@ -7859,7 +7852,7 @@
     </w:p>
     <w:p>
       <w:pPr>
-        <w:divId w:val="193155277"/>
+        <w:divId w:val="2112356658"/>
         <w:rPr>
           <w:color w:val="555555"/>
           <w:sz w:val="20"/>
@@ -7879,7 +7872,7 @@
     </w:p>
     <w:p>
       <w:pPr>
-        <w:divId w:val="193155277"/>
+        <w:divId w:val="2112356658"/>
         <w:rPr>
           <w:color w:val="555555"/>
           <w:sz w:val="20"/>
@@ -7901,7 +7894,7 @@
       <w:pPr>
         <w:pStyle w:val="marker"/>
         <w:ind w:left="800" w:right="800"/>
-        <w:divId w:val="2093314751"/>
+        <w:divId w:val="1409376627"/>
         <w:rPr>
           <w:lang w:val="nl-NL"/>
         </w:rPr>
@@ -7913,13 +7906,13 @@
     <w:p>
       <w:pPr>
         <w:pStyle w:val="Kop3"/>
-        <w:divId w:val="2093314751"/>
-        <w:rPr>
-          <w:rFonts w:eastAsia="Times New Roman"/>
-          <w:lang w:val="nl-NL"/>
-        </w:rPr>
-      </w:pPr>
-      <w:bookmarkStart w:id="20" w:name="_Toc242817104"/>
+        <w:divId w:val="1409376627"/>
+        <w:rPr>
+          <w:rFonts w:eastAsia="Times New Roman"/>
+          <w:lang w:val="nl-NL"/>
+        </w:rPr>
+      </w:pPr>
+      <w:bookmarkStart w:id="20" w:name="_Toc242818137"/>
       <w:r>
         <w:rPr>
           <w:rFonts w:eastAsia="Times New Roman"/>
@@ -7932,7 +7925,7 @@
     <w:p>
       <w:pPr>
         <w:pStyle w:val="subtitel"/>
-        <w:divId w:val="2093314751"/>
+        <w:divId w:val="1409376627"/>
         <w:rPr>
           <w:lang w:val="nl-NL"/>
         </w:rPr>
@@ -7947,7 +7940,7 @@
     <w:p>
       <w:pPr>
         <w:pStyle w:val="Normaalweb"/>
-        <w:divId w:val="2093314751"/>
+        <w:divId w:val="1409376627"/>
         <w:rPr>
           <w:lang w:val="nl-NL"/>
         </w:rPr>
@@ -7968,7 +7961,7 @@
     <w:p>
       <w:pPr>
         <w:pStyle w:val="Normaalweb"/>
-        <w:divId w:val="2093314751"/>
+        <w:divId w:val="1409376627"/>
         <w:rPr>
           <w:lang w:val="nl-NL"/>
         </w:rPr>
@@ -7989,7 +7982,7 @@
     <w:p>
       <w:pPr>
         <w:pStyle w:val="Normaalweb"/>
-        <w:divId w:val="2093314751"/>
+        <w:divId w:val="1409376627"/>
         <w:rPr>
           <w:lang w:val="nl-NL"/>
         </w:rPr>
@@ -8009,7 +8002,7 @@
     </w:p>
     <w:p>
       <w:pPr>
-        <w:divId w:val="1623804611"/>
+        <w:divId w:val="1846936814"/>
         <w:rPr>
           <w:color w:val="555555"/>
           <w:sz w:val="20"/>
@@ -8031,7 +8024,7 @@
       <w:pPr>
         <w:pStyle w:val="marker"/>
         <w:ind w:left="800" w:right="800"/>
-        <w:divId w:val="2093314751"/>
+        <w:divId w:val="1409376627"/>
         <w:rPr>
           <w:lang w:val="nl-NL"/>
         </w:rPr>
@@ -8043,13 +8036,13 @@
     <w:p>
       <w:pPr>
         <w:pStyle w:val="Kop2"/>
-        <w:divId w:val="2093314751"/>
-        <w:rPr>
-          <w:rFonts w:eastAsia="Times New Roman"/>
-          <w:lang w:val="nl-NL"/>
-        </w:rPr>
-      </w:pPr>
-      <w:bookmarkStart w:id="21" w:name="_Toc242817105"/>
+        <w:divId w:val="1409376627"/>
+        <w:rPr>
+          <w:rFonts w:eastAsia="Times New Roman"/>
+          <w:lang w:val="nl-NL"/>
+        </w:rPr>
+      </w:pPr>
+      <w:bookmarkStart w:id="21" w:name="_Toc242818138"/>
       <w:r>
         <w:rPr>
           <w:rFonts w:eastAsia="Times New Roman"/>
@@ -8062,13 +8055,13 @@
     <w:p>
       <w:pPr>
         <w:pStyle w:val="Kop3"/>
-        <w:divId w:val="2093314751"/>
-        <w:rPr>
-          <w:rFonts w:eastAsia="Times New Roman"/>
-          <w:lang w:val="nl-NL"/>
-        </w:rPr>
-      </w:pPr>
-      <w:bookmarkStart w:id="22" w:name="_Toc242817106"/>
+        <w:divId w:val="1409376627"/>
+        <w:rPr>
+          <w:rFonts w:eastAsia="Times New Roman"/>
+          <w:lang w:val="nl-NL"/>
+        </w:rPr>
+      </w:pPr>
+      <w:bookmarkStart w:id="22" w:name="_Toc242818139"/>
       <w:r>
         <w:rPr>
           <w:rFonts w:eastAsia="Times New Roman"/>
@@ -8081,7 +8074,7 @@
     <w:p>
       <w:pPr>
         <w:pStyle w:val="subtitel"/>
-        <w:divId w:val="2093314751"/>
+        <w:divId w:val="1409376627"/>
         <w:rPr>
           <w:lang w:val="nl-NL"/>
         </w:rPr>
@@ -8096,7 +8089,7 @@
     <w:p>
       <w:pPr>
         <w:pStyle w:val="Normaalweb"/>
-        <w:divId w:val="2093314751"/>
+        <w:divId w:val="1409376627"/>
         <w:rPr>
           <w:lang w:val="nl-NL"/>
         </w:rPr>
@@ -8117,7 +8110,7 @@
     <w:p>
       <w:pPr>
         <w:pStyle w:val="Normaalweb"/>
-        <w:divId w:val="2093314751"/>
+        <w:divId w:val="1409376627"/>
         <w:rPr>
           <w:lang w:val="nl-NL"/>
         </w:rPr>
@@ -8138,7 +8131,7 @@
     <w:p>
       <w:pPr>
         <w:pStyle w:val="Normaalweb"/>
-        <w:divId w:val="2093314751"/>
+        <w:divId w:val="1409376627"/>
         <w:rPr>
           <w:lang w:val="nl-NL"/>
         </w:rPr>
@@ -8158,7 +8151,7 @@
     </w:p>
     <w:p>
       <w:pPr>
-        <w:divId w:val="1045638176"/>
+        <w:divId w:val="395058662"/>
         <w:rPr>
           <w:color w:val="555555"/>
           <w:sz w:val="20"/>
@@ -8180,7 +8173,7 @@
       <w:pPr>
         <w:pStyle w:val="marker"/>
         <w:ind w:left="800" w:right="800"/>
-        <w:divId w:val="2093314751"/>
+        <w:divId w:val="1409376627"/>
         <w:rPr>
           <w:lang w:val="nl-NL"/>
         </w:rPr>
@@ -8192,13 +8185,13 @@
     <w:p>
       <w:pPr>
         <w:pStyle w:val="Kop3"/>
-        <w:divId w:val="2093314751"/>
-        <w:rPr>
-          <w:rFonts w:eastAsia="Times New Roman"/>
-          <w:lang w:val="nl-NL"/>
-        </w:rPr>
-      </w:pPr>
-      <w:bookmarkStart w:id="23" w:name="_Toc242817107"/>
+        <w:divId w:val="1409376627"/>
+        <w:rPr>
+          <w:rFonts w:eastAsia="Times New Roman"/>
+          <w:lang w:val="nl-NL"/>
+        </w:rPr>
+      </w:pPr>
+      <w:bookmarkStart w:id="23" w:name="_Toc242818140"/>
       <w:r>
         <w:rPr>
           <w:rFonts w:eastAsia="Times New Roman"/>
@@ -8211,7 +8204,7 @@
     <w:p>
       <w:pPr>
         <w:pStyle w:val="subtitel"/>
-        <w:divId w:val="2093314751"/>
+        <w:divId w:val="1409376627"/>
         <w:rPr>
           <w:lang w:val="nl-NL"/>
         </w:rPr>
@@ -8226,7 +8219,7 @@
     <w:p>
       <w:pPr>
         <w:pStyle w:val="Normaalweb"/>
-        <w:divId w:val="2093314751"/>
+        <w:divId w:val="1409376627"/>
         <w:rPr>
           <w:lang w:val="nl-NL"/>
         </w:rPr>
@@ -8247,7 +8240,7 @@
     <w:p>
       <w:pPr>
         <w:pStyle w:val="Normaalweb"/>
-        <w:divId w:val="2093314751"/>
+        <w:divId w:val="1409376627"/>
         <w:rPr>
           <w:lang w:val="nl-NL"/>
         </w:rPr>
@@ -8268,7 +8261,7 @@
     <w:p>
       <w:pPr>
         <w:pStyle w:val="Normaalweb"/>
-        <w:divId w:val="2093314751"/>
+        <w:divId w:val="1409376627"/>
         <w:rPr>
           <w:lang w:val="nl-NL"/>
         </w:rPr>
@@ -8289,7 +8282,7 @@
     <w:p>
       <w:pPr>
         <w:pStyle w:val="Normaalweb"/>
-        <w:divId w:val="2093314751"/>
+        <w:divId w:val="1409376627"/>
         <w:rPr>
           <w:lang w:val="nl-NL"/>
         </w:rPr>
@@ -8309,7 +8302,7 @@
     </w:p>
     <w:p>
       <w:pPr>
-        <w:divId w:val="1399790973"/>
+        <w:divId w:val="539127813"/>
         <w:rPr>
           <w:color w:val="555555"/>
           <w:sz w:val="20"/>
@@ -8331,7 +8324,7 @@
       <w:pPr>
         <w:pStyle w:val="marker"/>
         <w:ind w:left="800" w:right="800"/>
-        <w:divId w:val="2093314751"/>
+        <w:divId w:val="1409376627"/>
         <w:rPr>
           <w:lang w:val="nl-NL"/>
         </w:rPr>
@@ -8343,13 +8336,13 @@
     <w:p>
       <w:pPr>
         <w:pStyle w:val="Kop3"/>
-        <w:divId w:val="2093314751"/>
-        <w:rPr>
-          <w:rFonts w:eastAsia="Times New Roman"/>
-          <w:lang w:val="nl-NL"/>
-        </w:rPr>
-      </w:pPr>
-      <w:bookmarkStart w:id="24" w:name="_Toc242817108"/>
+        <w:divId w:val="1409376627"/>
+        <w:rPr>
+          <w:rFonts w:eastAsia="Times New Roman"/>
+          <w:lang w:val="nl-NL"/>
+        </w:rPr>
+      </w:pPr>
+      <w:bookmarkStart w:id="24" w:name="_Toc242818141"/>
       <w:r>
         <w:rPr>
           <w:rFonts w:eastAsia="Times New Roman"/>
@@ -8362,7 +8355,7 @@
     <w:p>
       <w:pPr>
         <w:pStyle w:val="subtitel"/>
-        <w:divId w:val="2093314751"/>
+        <w:divId w:val="1409376627"/>
         <w:rPr>
           <w:lang w:val="nl-NL"/>
         </w:rPr>
@@ -8377,7 +8370,7 @@
     <w:p>
       <w:pPr>
         <w:pStyle w:val="Normaalweb"/>
-        <w:divId w:val="2093314751"/>
+        <w:divId w:val="1409376627"/>
         <w:rPr>
           <w:lang w:val="nl-NL"/>
         </w:rPr>
@@ -8398,7 +8391,7 @@
     <w:p>
       <w:pPr>
         <w:pStyle w:val="Normaalweb"/>
-        <w:divId w:val="2093314751"/>
+        <w:divId w:val="1409376627"/>
         <w:rPr>
           <w:lang w:val="nl-NL"/>
         </w:rPr>
@@ -8413,7 +8406,7 @@
     <w:p>
       <w:pPr>
         <w:pStyle w:val="Normaalweb"/>
-        <w:divId w:val="2093314751"/>
+        <w:divId w:val="1409376627"/>
         <w:rPr>
           <w:lang w:val="nl-NL"/>
         </w:rPr>
@@ -8429,7 +8422,7 @@
       <w:pPr>
         <w:pStyle w:val="marker"/>
         <w:ind w:left="800" w:right="800"/>
-        <w:divId w:val="2093314751"/>
+        <w:divId w:val="1409376627"/>
         <w:rPr>
           <w:lang w:val="nl-NL"/>
         </w:rPr>
@@ -8441,13 +8434,13 @@
     <w:p>
       <w:pPr>
         <w:pStyle w:val="Kop3"/>
-        <w:divId w:val="2093314751"/>
-        <w:rPr>
-          <w:rFonts w:eastAsia="Times New Roman"/>
-          <w:lang w:val="nl-NL"/>
-        </w:rPr>
-      </w:pPr>
-      <w:bookmarkStart w:id="25" w:name="_Toc242817109"/>
+        <w:divId w:val="1409376627"/>
+        <w:rPr>
+          <w:rFonts w:eastAsia="Times New Roman"/>
+          <w:lang w:val="nl-NL"/>
+        </w:rPr>
+      </w:pPr>
+      <w:bookmarkStart w:id="25" w:name="_Toc242818142"/>
       <w:r>
         <w:rPr>
           <w:rFonts w:eastAsia="Times New Roman"/>
@@ -8460,7 +8453,7 @@
     <w:p>
       <w:pPr>
         <w:pStyle w:val="subtitel"/>
-        <w:divId w:val="2093314751"/>
+        <w:divId w:val="1409376627"/>
         <w:rPr>
           <w:lang w:val="nl-NL"/>
         </w:rPr>
@@ -8475,7 +8468,7 @@
     <w:p>
       <w:pPr>
         <w:pStyle w:val="Normaalweb"/>
-        <w:divId w:val="2093314751"/>
+        <w:divId w:val="1409376627"/>
         <w:rPr>
           <w:lang w:val="nl-NL"/>
         </w:rPr>
@@ -8490,7 +8483,7 @@
     <w:p>
       <w:pPr>
         <w:pStyle w:val="Normaalweb"/>
-        <w:divId w:val="2093314751"/>
+        <w:divId w:val="1409376627"/>
         <w:rPr>
           <w:lang w:val="nl-NL"/>
         </w:rPr>
@@ -8505,7 +8498,7 @@
     <w:p>
       <w:pPr>
         <w:pStyle w:val="Normaalweb"/>
-        <w:divId w:val="2093314751"/>
+        <w:divId w:val="1409376627"/>
         <w:rPr>
           <w:lang w:val="nl-NL"/>
         </w:rPr>
@@ -8525,7 +8518,7 @@
     </w:p>
     <w:p>
       <w:pPr>
-        <w:divId w:val="1120219811"/>
+        <w:divId w:val="598493113"/>
         <w:rPr>
           <w:color w:val="555555"/>
           <w:sz w:val="20"/>
@@ -8547,7 +8540,7 @@
       <w:pPr>
         <w:pStyle w:val="marker"/>
         <w:ind w:left="800" w:right="800"/>
-        <w:divId w:val="2093314751"/>
+        <w:divId w:val="1409376627"/>
         <w:rPr>
           <w:lang w:val="nl-NL"/>
         </w:rPr>
@@ -8559,13 +8552,13 @@
     <w:p>
       <w:pPr>
         <w:pStyle w:val="Kop3"/>
-        <w:divId w:val="2093314751"/>
-        <w:rPr>
-          <w:rFonts w:eastAsia="Times New Roman"/>
-          <w:lang w:val="nl-NL"/>
-        </w:rPr>
-      </w:pPr>
-      <w:bookmarkStart w:id="26" w:name="_Toc242817110"/>
+        <w:divId w:val="1409376627"/>
+        <w:rPr>
+          <w:rFonts w:eastAsia="Times New Roman"/>
+          <w:lang w:val="nl-NL"/>
+        </w:rPr>
+      </w:pPr>
+      <w:bookmarkStart w:id="26" w:name="_Toc242818143"/>
       <w:r>
         <w:rPr>
           <w:rFonts w:eastAsia="Times New Roman"/>
@@ -8578,7 +8571,7 @@
     <w:p>
       <w:pPr>
         <w:pStyle w:val="subtitel"/>
-        <w:divId w:val="2093314751"/>
+        <w:divId w:val="1409376627"/>
         <w:rPr>
           <w:lang w:val="nl-NL"/>
         </w:rPr>
@@ -8593,7 +8586,7 @@
     <w:p>
       <w:pPr>
         <w:pStyle w:val="Normaalweb"/>
-        <w:divId w:val="2093314751"/>
+        <w:divId w:val="1409376627"/>
         <w:rPr>
           <w:lang w:val="nl-NL"/>
         </w:rPr>
@@ -8614,7 +8607,7 @@
     <w:p>
       <w:pPr>
         <w:pStyle w:val="Normaalweb"/>
-        <w:divId w:val="2093314751"/>
+        <w:divId w:val="1409376627"/>
         <w:rPr>
           <w:lang w:val="nl-NL"/>
         </w:rPr>
@@ -8629,7 +8622,7 @@
     <w:p>
       <w:pPr>
         <w:pStyle w:val="Normaalweb"/>
-        <w:divId w:val="2093314751"/>
+        <w:divId w:val="1409376627"/>
         <w:rPr>
           <w:lang w:val="nl-NL"/>
         </w:rPr>
@@ -8650,7 +8643,7 @@
     <w:p>
       <w:pPr>
         <w:pStyle w:val="Normaalweb"/>
-        <w:divId w:val="2093314751"/>
+        <w:divId w:val="1409376627"/>
         <w:rPr>
           <w:lang w:val="nl-NL"/>
         </w:rPr>
@@ -8664,7 +8657,7 @@
     </w:p>
     <w:p>
       <w:pPr>
-        <w:divId w:val="903024664"/>
+        <w:divId w:val="472870410"/>
         <w:rPr>
           <w:color w:val="555555"/>
           <w:sz w:val="20"/>
@@ -8686,7 +8679,7 @@
       <w:pPr>
         <w:pStyle w:val="marker"/>
         <w:ind w:left="800" w:right="800"/>
-        <w:divId w:val="2093314751"/>
+        <w:divId w:val="1409376627"/>
         <w:rPr>
           <w:lang w:val="nl-NL"/>
         </w:rPr>
@@ -8698,13 +8691,13 @@
     <w:p>
       <w:pPr>
         <w:pStyle w:val="Kop3"/>
-        <w:divId w:val="2093314751"/>
-        <w:rPr>
-          <w:rFonts w:eastAsia="Times New Roman"/>
-          <w:lang w:val="nl-NL"/>
-        </w:rPr>
-      </w:pPr>
-      <w:bookmarkStart w:id="27" w:name="_Toc242817111"/>
+        <w:divId w:val="1409376627"/>
+        <w:rPr>
+          <w:rFonts w:eastAsia="Times New Roman"/>
+          <w:lang w:val="nl-NL"/>
+        </w:rPr>
+      </w:pPr>
+      <w:bookmarkStart w:id="27" w:name="_Toc242818144"/>
       <w:r>
         <w:rPr>
           <w:rFonts w:eastAsia="Times New Roman"/>
@@ -8717,7 +8710,7 @@
     <w:p>
       <w:pPr>
         <w:pStyle w:val="subtitel"/>
-        <w:divId w:val="2093314751"/>
+        <w:divId w:val="1409376627"/>
         <w:rPr>
           <w:lang w:val="nl-NL"/>
         </w:rPr>
@@ -8732,7 +8725,7 @@
     <w:p>
       <w:pPr>
         <w:pStyle w:val="Normaalweb"/>
-        <w:divId w:val="2093314751"/>
+        <w:divId w:val="1409376627"/>
         <w:rPr>
           <w:lang w:val="nl-NL"/>
         </w:rPr>
@@ -8753,7 +8746,7 @@
     <w:p>
       <w:pPr>
         <w:pStyle w:val="Normaalweb"/>
-        <w:divId w:val="2093314751"/>
+        <w:divId w:val="1409376627"/>
         <w:rPr>
           <w:lang w:val="nl-NL"/>
         </w:rPr>
@@ -8768,7 +8761,7 @@
     <w:p>
       <w:pPr>
         <w:pStyle w:val="Normaalweb"/>
-        <w:divId w:val="2093314751"/>
+        <w:divId w:val="1409376627"/>
         <w:rPr>
           <w:lang w:val="nl-NL"/>
         </w:rPr>
@@ -8784,7 +8777,7 @@
       <w:pPr>
         <w:pStyle w:val="marker"/>
         <w:ind w:left="800" w:right="800"/>
-        <w:divId w:val="2093314751"/>
+        <w:divId w:val="1409376627"/>
         <w:rPr>
           <w:lang w:val="nl-NL"/>
         </w:rPr>
@@ -8796,13 +8789,13 @@
     <w:p>
       <w:pPr>
         <w:pStyle w:val="Kop3"/>
-        <w:divId w:val="2093314751"/>
-        <w:rPr>
-          <w:rFonts w:eastAsia="Times New Roman"/>
-          <w:lang w:val="nl-NL"/>
-        </w:rPr>
-      </w:pPr>
-      <w:bookmarkStart w:id="28" w:name="_Toc242817112"/>
+        <w:divId w:val="1409376627"/>
+        <w:rPr>
+          <w:rFonts w:eastAsia="Times New Roman"/>
+          <w:lang w:val="nl-NL"/>
+        </w:rPr>
+      </w:pPr>
+      <w:bookmarkStart w:id="28" w:name="_Toc242818145"/>
       <w:r>
         <w:rPr>
           <w:rFonts w:eastAsia="Times New Roman"/>
@@ -8815,7 +8808,7 @@
     <w:p>
       <w:pPr>
         <w:pStyle w:val="subtitel"/>
-        <w:divId w:val="2093314751"/>
+        <w:divId w:val="1409376627"/>
         <w:rPr>
           <w:lang w:val="nl-NL"/>
         </w:rPr>
@@ -8830,7 +8823,7 @@
     <w:p>
       <w:pPr>
         <w:pStyle w:val="Normaalweb"/>
-        <w:divId w:val="2093314751"/>
+        <w:divId w:val="1409376627"/>
         <w:rPr>
           <w:lang w:val="nl-NL"/>
         </w:rPr>
@@ -8851,7 +8844,7 @@
     <w:p>
       <w:pPr>
         <w:pStyle w:val="Normaalweb"/>
-        <w:divId w:val="2093314751"/>
+        <w:divId w:val="1409376627"/>
         <w:rPr>
           <w:lang w:val="nl-NL"/>
         </w:rPr>
@@ -8872,7 +8865,7 @@
     <w:p>
       <w:pPr>
         <w:pStyle w:val="Normaalweb"/>
-        <w:divId w:val="2093314751"/>
+        <w:divId w:val="1409376627"/>
         <w:rPr>
           <w:lang w:val="nl-NL"/>
         </w:rPr>
@@ -8893,7 +8886,7 @@
     <w:p>
       <w:pPr>
         <w:pStyle w:val="Normaalweb"/>
-        <w:divId w:val="2093314751"/>
+        <w:divId w:val="1409376627"/>
         <w:rPr>
           <w:lang w:val="nl-NL"/>
         </w:rPr>
@@ -8915,7 +8908,7 @@
       <w:pPr>
         <w:pStyle w:val="marker"/>
         <w:ind w:left="800" w:right="800"/>
-        <w:divId w:val="2093314751"/>
+        <w:divId w:val="1409376627"/>
         <w:rPr>
           <w:lang w:val="nl-NL"/>
         </w:rPr>
@@ -8927,13 +8920,13 @@
     <w:p>
       <w:pPr>
         <w:pStyle w:val="Kop3"/>
-        <w:divId w:val="2093314751"/>
-        <w:rPr>
-          <w:rFonts w:eastAsia="Times New Roman"/>
-          <w:lang w:val="nl-NL"/>
-        </w:rPr>
-      </w:pPr>
-      <w:bookmarkStart w:id="29" w:name="_Toc242817113"/>
+        <w:divId w:val="1409376627"/>
+        <w:rPr>
+          <w:rFonts w:eastAsia="Times New Roman"/>
+          <w:lang w:val="nl-NL"/>
+        </w:rPr>
+      </w:pPr>
+      <w:bookmarkStart w:id="29" w:name="_Toc242818146"/>
       <w:r>
         <w:rPr>
           <w:rFonts w:eastAsia="Times New Roman"/>
@@ -8946,7 +8939,7 @@
     <w:p>
       <w:pPr>
         <w:pStyle w:val="subtitel"/>
-        <w:divId w:val="2093314751"/>
+        <w:divId w:val="1409376627"/>
         <w:rPr>
           <w:lang w:val="nl-NL"/>
         </w:rPr>
@@ -8961,7 +8954,7 @@
     <w:p>
       <w:pPr>
         <w:pStyle w:val="Normaalweb"/>
-        <w:divId w:val="2093314751"/>
+        <w:divId w:val="1409376627"/>
         <w:rPr>
           <w:lang w:val="nl-NL"/>
         </w:rPr>
@@ -8982,7 +8975,7 @@
     <w:p>
       <w:pPr>
         <w:pStyle w:val="Normaalweb"/>
-        <w:divId w:val="2093314751"/>
+        <w:divId w:val="1409376627"/>
         <w:rPr>
           <w:lang w:val="nl-NL"/>
         </w:rPr>
@@ -9003,7 +8996,7 @@
     <w:p>
       <w:pPr>
         <w:pStyle w:val="Normaalweb"/>
-        <w:divId w:val="2093314751"/>
+        <w:divId w:val="1409376627"/>
         <w:rPr>
           <w:lang w:val="nl-NL"/>
         </w:rPr>
@@ -9025,7 +9018,7 @@
       <w:pPr>
         <w:pStyle w:val="marker"/>
         <w:ind w:left="800" w:right="800"/>
-        <w:divId w:val="2093314751"/>
+        <w:divId w:val="1409376627"/>
         <w:rPr>
           <w:lang w:val="nl-NL"/>
         </w:rPr>
@@ -9037,13 +9030,13 @@
     <w:p>
       <w:pPr>
         <w:pStyle w:val="Kop3"/>
-        <w:divId w:val="2093314751"/>
-        <w:rPr>
-          <w:rFonts w:eastAsia="Times New Roman"/>
-          <w:lang w:val="nl-NL"/>
-        </w:rPr>
-      </w:pPr>
-      <w:bookmarkStart w:id="30" w:name="_Toc242817114"/>
+        <w:divId w:val="1409376627"/>
+        <w:rPr>
+          <w:rFonts w:eastAsia="Times New Roman"/>
+          <w:lang w:val="nl-NL"/>
+        </w:rPr>
+      </w:pPr>
+      <w:bookmarkStart w:id="30" w:name="_Toc242818147"/>
       <w:r>
         <w:rPr>
           <w:rFonts w:eastAsia="Times New Roman"/>
@@ -9056,7 +9049,7 @@
     <w:p>
       <w:pPr>
         <w:pStyle w:val="subtitel"/>
-        <w:divId w:val="2093314751"/>
+        <w:divId w:val="1409376627"/>
         <w:rPr>
           <w:lang w:val="nl-NL"/>
         </w:rPr>
@@ -9071,7 +9064,7 @@
     <w:p>
       <w:pPr>
         <w:pStyle w:val="Normaalweb"/>
-        <w:divId w:val="2093314751"/>
+        <w:divId w:val="1409376627"/>
         <w:rPr>
           <w:lang w:val="nl-NL"/>
         </w:rPr>
@@ -9092,7 +9085,7 @@
     <w:p>
       <w:pPr>
         <w:pStyle w:val="Normaalweb"/>
-        <w:divId w:val="2093314751"/>
+        <w:divId w:val="1409376627"/>
         <w:rPr>
           <w:lang w:val="nl-NL"/>
         </w:rPr>
@@ -9107,7 +9100,7 @@
     <w:p>
       <w:pPr>
         <w:pStyle w:val="Normaalweb"/>
-        <w:divId w:val="2093314751"/>
+        <w:divId w:val="1409376627"/>
         <w:rPr>
           <w:lang w:val="nl-NL"/>
         </w:rPr>
@@ -9128,7 +9121,7 @@
     <w:p>
       <w:pPr>
         <w:pStyle w:val="Normaalweb"/>
-        <w:divId w:val="2093314751"/>
+        <w:divId w:val="1409376627"/>
         <w:rPr>
           <w:lang w:val="nl-NL"/>
         </w:rPr>
@@ -9154,7 +9147,7 @@
     </w:p>
     <w:p>
       <w:pPr>
-        <w:divId w:val="1659653598"/>
+        <w:divId w:val="498888586"/>
         <w:rPr>
           <w:color w:val="555555"/>
           <w:sz w:val="20"/>
@@ -9174,7 +9167,7 @@
     </w:p>
     <w:p>
       <w:pPr>
-        <w:divId w:val="1659653598"/>
+        <w:divId w:val="498888586"/>
         <w:rPr>
           <w:color w:val="555555"/>
           <w:sz w:val="20"/>
@@ -9194,7 +9187,7 @@
     </w:p>
     <w:p>
       <w:pPr>
-        <w:divId w:val="1659653598"/>
+        <w:divId w:val="498888586"/>
         <w:rPr>
           <w:color w:val="555555"/>
           <w:sz w:val="20"/>
@@ -9216,7 +9209,7 @@
       <w:pPr>
         <w:pStyle w:val="marker"/>
         <w:ind w:left="800" w:right="800"/>
-        <w:divId w:val="2093314751"/>
+        <w:divId w:val="1409376627"/>
         <w:rPr>
           <w:lang w:val="nl-NL"/>
         </w:rPr>
@@ -9228,13 +9221,13 @@
     <w:p>
       <w:pPr>
         <w:pStyle w:val="Kop3"/>
-        <w:divId w:val="2093314751"/>
-        <w:rPr>
-          <w:rFonts w:eastAsia="Times New Roman"/>
-          <w:lang w:val="nl-NL"/>
-        </w:rPr>
-      </w:pPr>
-      <w:bookmarkStart w:id="31" w:name="_Toc242817115"/>
+        <w:divId w:val="1409376627"/>
+        <w:rPr>
+          <w:rFonts w:eastAsia="Times New Roman"/>
+          <w:lang w:val="nl-NL"/>
+        </w:rPr>
+      </w:pPr>
+      <w:bookmarkStart w:id="31" w:name="_Toc242818148"/>
       <w:r>
         <w:rPr>
           <w:rFonts w:eastAsia="Times New Roman"/>
@@ -9247,7 +9240,7 @@
     <w:p>
       <w:pPr>
         <w:pStyle w:val="subtitel"/>
-        <w:divId w:val="2093314751"/>
+        <w:divId w:val="1409376627"/>
         <w:rPr>
           <w:lang w:val="nl-NL"/>
         </w:rPr>
@@ -9262,7 +9255,7 @@
     <w:p>
       <w:pPr>
         <w:pStyle w:val="Normaalweb"/>
-        <w:divId w:val="2093314751"/>
+        <w:divId w:val="1409376627"/>
         <w:rPr>
           <w:lang w:val="nl-NL"/>
         </w:rPr>
@@ -9277,7 +9270,7 @@
     <w:p>
       <w:pPr>
         <w:pStyle w:val="Normaalweb"/>
-        <w:divId w:val="2093314751"/>
+        <w:divId w:val="1409376627"/>
         <w:rPr>
           <w:lang w:val="nl-NL"/>
         </w:rPr>
@@ -9292,7 +9285,7 @@
     <w:p>
       <w:pPr>
         <w:pStyle w:val="Normaalweb"/>
-        <w:divId w:val="2093314751"/>
+        <w:divId w:val="1409376627"/>
         <w:rPr>
           <w:lang w:val="nl-NL"/>
         </w:rPr>
@@ -9314,7 +9307,7 @@
       <w:pPr>
         <w:pStyle w:val="marker"/>
         <w:ind w:left="800" w:right="800"/>
-        <w:divId w:val="2093314751"/>
+        <w:divId w:val="1409376627"/>
         <w:rPr>
           <w:lang w:val="nl-NL"/>
         </w:rPr>
@@ -9326,13 +9319,13 @@
     <w:p>
       <w:pPr>
         <w:pStyle w:val="Kop1"/>
-        <w:divId w:val="2093314751"/>
-        <w:rPr>
-          <w:rFonts w:eastAsia="Times New Roman"/>
-          <w:lang w:val="nl-NL"/>
-        </w:rPr>
-      </w:pPr>
-      <w:bookmarkStart w:id="32" w:name="_Toc242817116"/>
+        <w:divId w:val="1409376627"/>
+        <w:rPr>
+          <w:rFonts w:eastAsia="Times New Roman"/>
+          <w:lang w:val="nl-NL"/>
+        </w:rPr>
+      </w:pPr>
+      <w:bookmarkStart w:id="32" w:name="_Toc242818149"/>
       <w:r>
         <w:rPr>
           <w:rFonts w:eastAsia="Times New Roman"/>
@@ -9345,13 +9338,13 @@
     <w:p>
       <w:pPr>
         <w:pStyle w:val="Kop2"/>
-        <w:divId w:val="2093314751"/>
-        <w:rPr>
-          <w:rFonts w:eastAsia="Times New Roman"/>
-          <w:lang w:val="nl-NL"/>
-        </w:rPr>
-      </w:pPr>
-      <w:bookmarkStart w:id="33" w:name="_Toc242817117"/>
+        <w:divId w:val="1409376627"/>
+        <w:rPr>
+          <w:rFonts w:eastAsia="Times New Roman"/>
+          <w:lang w:val="nl-NL"/>
+        </w:rPr>
+      </w:pPr>
+      <w:bookmarkStart w:id="33" w:name="_Toc242818150"/>
       <w:r>
         <w:rPr>
           <w:rFonts w:eastAsia="Times New Roman"/>
@@ -9364,13 +9357,13 @@
     <w:p>
       <w:pPr>
         <w:pStyle w:val="Kop3"/>
-        <w:divId w:val="2093314751"/>
-        <w:rPr>
-          <w:rFonts w:eastAsia="Times New Roman"/>
-          <w:lang w:val="nl-NL"/>
-        </w:rPr>
-      </w:pPr>
-      <w:bookmarkStart w:id="34" w:name="_Toc242817118"/>
+        <w:divId w:val="1409376627"/>
+        <w:rPr>
+          <w:rFonts w:eastAsia="Times New Roman"/>
+          <w:lang w:val="nl-NL"/>
+        </w:rPr>
+      </w:pPr>
+      <w:bookmarkStart w:id="34" w:name="_Toc242818151"/>
       <w:r>
         <w:rPr>
           <w:rFonts w:eastAsia="Times New Roman"/>
@@ -9383,7 +9376,7 @@
     <w:p>
       <w:pPr>
         <w:pStyle w:val="subtitel"/>
-        <w:divId w:val="2093314751"/>
+        <w:divId w:val="1409376627"/>
         <w:rPr>
           <w:lang w:val="nl-NL"/>
         </w:rPr>
@@ -9398,7 +9391,7 @@
     <w:p>
       <w:pPr>
         <w:pStyle w:val="Normaalweb"/>
-        <w:divId w:val="2093314751"/>
+        <w:divId w:val="1409376627"/>
         <w:rPr>
           <w:lang w:val="nl-NL"/>
         </w:rPr>
@@ -9419,7 +9412,7 @@
     <w:p>
       <w:pPr>
         <w:pStyle w:val="Normaalweb"/>
-        <w:divId w:val="2093314751"/>
+        <w:divId w:val="1409376627"/>
         <w:rPr>
           <w:lang w:val="nl-NL"/>
         </w:rPr>
@@ -9434,7 +9427,7 @@
     <w:p>
       <w:pPr>
         <w:pStyle w:val="Normaalweb"/>
-        <w:divId w:val="2093314751"/>
+        <w:divId w:val="1409376627"/>
         <w:rPr>
           <w:lang w:val="nl-NL"/>
         </w:rPr>
@@ -9450,7 +9443,7 @@
       <w:pPr>
         <w:pStyle w:val="marker"/>
         <w:ind w:left="800" w:right="800"/>
-        <w:divId w:val="2093314751"/>
+        <w:divId w:val="1409376627"/>
         <w:rPr>
           <w:lang w:val="nl-NL"/>
         </w:rPr>
@@ -9462,13 +9455,13 @@
     <w:p>
       <w:pPr>
         <w:pStyle w:val="Kop3"/>
-        <w:divId w:val="2093314751"/>
-        <w:rPr>
-          <w:rFonts w:eastAsia="Times New Roman"/>
-          <w:lang w:val="nl-NL"/>
-        </w:rPr>
-      </w:pPr>
-      <w:bookmarkStart w:id="35" w:name="_Toc242817119"/>
+        <w:divId w:val="1409376627"/>
+        <w:rPr>
+          <w:rFonts w:eastAsia="Times New Roman"/>
+          <w:lang w:val="nl-NL"/>
+        </w:rPr>
+      </w:pPr>
+      <w:bookmarkStart w:id="35" w:name="_Toc242818152"/>
       <w:r>
         <w:rPr>
           <w:rFonts w:eastAsia="Times New Roman"/>
@@ -9481,7 +9474,7 @@
     <w:p>
       <w:pPr>
         <w:pStyle w:val="subtitel"/>
-        <w:divId w:val="2093314751"/>
+        <w:divId w:val="1409376627"/>
         <w:rPr>
           <w:lang w:val="nl-NL"/>
         </w:rPr>
@@ -9496,7 +9489,7 @@
     <w:p>
       <w:pPr>
         <w:pStyle w:val="Normaalweb"/>
-        <w:divId w:val="2093314751"/>
+        <w:divId w:val="1409376627"/>
         <w:rPr>
           <w:lang w:val="nl-NL"/>
         </w:rPr>
@@ -9517,7 +9510,7 @@
     <w:p>
       <w:pPr>
         <w:pStyle w:val="Normaalweb"/>
-        <w:divId w:val="2093314751"/>
+        <w:divId w:val="1409376627"/>
         <w:rPr>
           <w:lang w:val="nl-NL"/>
         </w:rPr>
@@ -9538,7 +9531,7 @@
     <w:p>
       <w:pPr>
         <w:pStyle w:val="Normaalweb"/>
-        <w:divId w:val="2093314751"/>
+        <w:divId w:val="1409376627"/>
         <w:rPr>
           <w:lang w:val="nl-NL"/>
         </w:rPr>
@@ -9559,7 +9552,7 @@
     <w:p>
       <w:pPr>
         <w:pStyle w:val="Normaalweb"/>
-        <w:divId w:val="2093314751"/>
+        <w:divId w:val="1409376627"/>
         <w:rPr>
           <w:lang w:val="nl-NL"/>
         </w:rPr>
@@ -9573,7 +9566,7 @@
     </w:p>
     <w:p>
       <w:pPr>
-        <w:divId w:val="1793354001"/>
+        <w:divId w:val="494807928"/>
         <w:rPr>
           <w:color w:val="555555"/>
           <w:sz w:val="20"/>
@@ -9593,7 +9586,7 @@
     </w:p>
     <w:p>
       <w:pPr>
-        <w:divId w:val="1793354001"/>
+        <w:divId w:val="494807928"/>
         <w:rPr>
           <w:color w:val="555555"/>
           <w:sz w:val="20"/>
@@ -9615,7 +9608,7 @@
       <w:pPr>
         <w:pStyle w:val="marker"/>
         <w:ind w:left="800" w:right="800"/>
-        <w:divId w:val="2093314751"/>
+        <w:divId w:val="1409376627"/>
         <w:rPr>
           <w:lang w:val="nl-NL"/>
         </w:rPr>
@@ -9627,13 +9620,13 @@
     <w:p>
       <w:pPr>
         <w:pStyle w:val="Kop3"/>
-        <w:divId w:val="2093314751"/>
-        <w:rPr>
-          <w:rFonts w:eastAsia="Times New Roman"/>
-          <w:lang w:val="nl-NL"/>
-        </w:rPr>
-      </w:pPr>
-      <w:bookmarkStart w:id="36" w:name="_Toc242817120"/>
+        <w:divId w:val="1409376627"/>
+        <w:rPr>
+          <w:rFonts w:eastAsia="Times New Roman"/>
+          <w:lang w:val="nl-NL"/>
+        </w:rPr>
+      </w:pPr>
+      <w:bookmarkStart w:id="36" w:name="_Toc242818153"/>
       <w:r>
         <w:rPr>
           <w:rFonts w:eastAsia="Times New Roman"/>
@@ -9646,7 +9639,7 @@
     <w:p>
       <w:pPr>
         <w:pStyle w:val="subtitel"/>
-        <w:divId w:val="2093314751"/>
+        <w:divId w:val="1409376627"/>
         <w:rPr>
           <w:lang w:val="nl-NL"/>
         </w:rPr>
@@ -9661,7 +9654,7 @@
     <w:p>
       <w:pPr>
         <w:pStyle w:val="Normaalweb"/>
-        <w:divId w:val="2093314751"/>
+        <w:divId w:val="1409376627"/>
         <w:rPr>
           <w:lang w:val="nl-NL"/>
         </w:rPr>
@@ -9682,7 +9675,7 @@
     <w:p>
       <w:pPr>
         <w:pStyle w:val="Normaalweb"/>
-        <w:divId w:val="2093314751"/>
+        <w:divId w:val="1409376627"/>
         <w:rPr>
           <w:lang w:val="nl-NL"/>
         </w:rPr>
@@ -9697,7 +9690,7 @@
     <w:p>
       <w:pPr>
         <w:pStyle w:val="Normaalweb"/>
-        <w:divId w:val="2093314751"/>
+        <w:divId w:val="1409376627"/>
         <w:rPr>
           <w:lang w:val="nl-NL"/>
         </w:rPr>
@@ -9719,7 +9712,7 @@
       <w:pPr>
         <w:pStyle w:val="marker"/>
         <w:ind w:left="800" w:right="800"/>
-        <w:divId w:val="2093314751"/>
+        <w:divId w:val="1409376627"/>
         <w:rPr>
           <w:lang w:val="nl-NL"/>
         </w:rPr>
@@ -9731,13 +9724,13 @@
     <w:p>
       <w:pPr>
         <w:pStyle w:val="Kop3"/>
-        <w:divId w:val="2093314751"/>
-        <w:rPr>
-          <w:rFonts w:eastAsia="Times New Roman"/>
-          <w:lang w:val="nl-NL"/>
-        </w:rPr>
-      </w:pPr>
-      <w:bookmarkStart w:id="37" w:name="_Toc242817121"/>
+        <w:divId w:val="1409376627"/>
+        <w:rPr>
+          <w:rFonts w:eastAsia="Times New Roman"/>
+          <w:lang w:val="nl-NL"/>
+        </w:rPr>
+      </w:pPr>
+      <w:bookmarkStart w:id="37" w:name="_Toc242818154"/>
       <w:r>
         <w:rPr>
           <w:rFonts w:eastAsia="Times New Roman"/>
@@ -9750,7 +9743,7 @@
     <w:p>
       <w:pPr>
         <w:pStyle w:val="subtitel"/>
-        <w:divId w:val="2093314751"/>
+        <w:divId w:val="1409376627"/>
         <w:rPr>
           <w:lang w:val="nl-NL"/>
         </w:rPr>
@@ -9765,7 +9758,7 @@
     <w:p>
       <w:pPr>
         <w:pStyle w:val="Normaalweb"/>
-        <w:divId w:val="2093314751"/>
+        <w:divId w:val="1409376627"/>
         <w:rPr>
           <w:lang w:val="nl-NL"/>
         </w:rPr>
@@ -9786,7 +9779,7 @@
     <w:p>
       <w:pPr>
         <w:pStyle w:val="Normaalweb"/>
-        <w:divId w:val="2093314751"/>
+        <w:divId w:val="1409376627"/>
         <w:rPr>
           <w:lang w:val="nl-NL"/>
         </w:rPr>
@@ -9801,7 +9794,7 @@
     <w:p>
       <w:pPr>
         <w:pStyle w:val="Normaalweb"/>
-        <w:divId w:val="2093314751"/>
+        <w:divId w:val="1409376627"/>
         <w:rPr>
           <w:lang w:val="nl-NL"/>
         </w:rPr>
@@ -9823,7 +9816,7 @@
       <w:pPr>
         <w:pStyle w:val="marker"/>
         <w:ind w:left="800" w:right="800"/>
-        <w:divId w:val="2093314751"/>
+        <w:divId w:val="1409376627"/>
         <w:rPr>
           <w:lang w:val="nl-NL"/>
         </w:rPr>
@@ -9835,13 +9828,13 @@
     <w:p>
       <w:pPr>
         <w:pStyle w:val="Kop3"/>
-        <w:divId w:val="2093314751"/>
-        <w:rPr>
-          <w:rFonts w:eastAsia="Times New Roman"/>
-          <w:lang w:val="nl-NL"/>
-        </w:rPr>
-      </w:pPr>
-      <w:bookmarkStart w:id="38" w:name="_Toc242817122"/>
+        <w:divId w:val="1409376627"/>
+        <w:rPr>
+          <w:rFonts w:eastAsia="Times New Roman"/>
+          <w:lang w:val="nl-NL"/>
+        </w:rPr>
+      </w:pPr>
+      <w:bookmarkStart w:id="38" w:name="_Toc242818155"/>
       <w:r>
         <w:rPr>
           <w:rFonts w:eastAsia="Times New Roman"/>
@@ -9854,7 +9847,7 @@
     <w:p>
       <w:pPr>
         <w:pStyle w:val="subtitel"/>
-        <w:divId w:val="2093314751"/>
+        <w:divId w:val="1409376627"/>
         <w:rPr>
           <w:lang w:val="nl-NL"/>
         </w:rPr>
@@ -9869,7 +9862,7 @@
     <w:p>
       <w:pPr>
         <w:pStyle w:val="Normaalweb"/>
-        <w:divId w:val="2093314751"/>
+        <w:divId w:val="1409376627"/>
         <w:rPr>
           <w:lang w:val="nl-NL"/>
         </w:rPr>
@@ -9884,7 +9877,7 @@
     <w:p>
       <w:pPr>
         <w:pStyle w:val="Normaalweb"/>
-        <w:divId w:val="2093314751"/>
+        <w:divId w:val="1409376627"/>
         <w:rPr>
           <w:lang w:val="nl-NL"/>
         </w:rPr>
@@ -9899,7 +9892,7 @@
     <w:p>
       <w:pPr>
         <w:pStyle w:val="Normaalweb"/>
-        <w:divId w:val="2093314751"/>
+        <w:divId w:val="1409376627"/>
         <w:rPr>
           <w:lang w:val="nl-NL"/>
         </w:rPr>
@@ -9915,7 +9908,7 @@
       <w:pPr>
         <w:pStyle w:val="marker"/>
         <w:ind w:left="800" w:right="800"/>
-        <w:divId w:val="2093314751"/>
+        <w:divId w:val="1409376627"/>
         <w:rPr>
           <w:lang w:val="nl-NL"/>
         </w:rPr>
@@ -9927,13 +9920,13 @@
     <w:p>
       <w:pPr>
         <w:pStyle w:val="Kop3"/>
-        <w:divId w:val="2093314751"/>
-        <w:rPr>
-          <w:rFonts w:eastAsia="Times New Roman"/>
-          <w:lang w:val="nl-NL"/>
-        </w:rPr>
-      </w:pPr>
-      <w:bookmarkStart w:id="39" w:name="_Toc242817123"/>
+        <w:divId w:val="1409376627"/>
+        <w:rPr>
+          <w:rFonts w:eastAsia="Times New Roman"/>
+          <w:lang w:val="nl-NL"/>
+        </w:rPr>
+      </w:pPr>
+      <w:bookmarkStart w:id="39" w:name="_Toc242818156"/>
       <w:r>
         <w:rPr>
           <w:rFonts w:eastAsia="Times New Roman"/>
@@ -9946,7 +9939,7 @@
     <w:p>
       <w:pPr>
         <w:pStyle w:val="subtitel"/>
-        <w:divId w:val="2093314751"/>
+        <w:divId w:val="1409376627"/>
         <w:rPr>
           <w:lang w:val="nl-NL"/>
         </w:rPr>
@@ -9961,7 +9954,7 @@
     <w:p>
       <w:pPr>
         <w:pStyle w:val="Normaalweb"/>
-        <w:divId w:val="2093314751"/>
+        <w:divId w:val="1409376627"/>
         <w:rPr>
           <w:lang w:val="nl-NL"/>
         </w:rPr>
@@ -9982,7 +9975,7 @@
     <w:p>
       <w:pPr>
         <w:pStyle w:val="Normaalweb"/>
-        <w:divId w:val="2093314751"/>
+        <w:divId w:val="1409376627"/>
         <w:rPr>
           <w:lang w:val="nl-NL"/>
         </w:rPr>
@@ -9997,7 +9990,7 @@
     <w:p>
       <w:pPr>
         <w:pStyle w:val="Normaalweb"/>
-        <w:divId w:val="2093314751"/>
+        <w:divId w:val="1409376627"/>
         <w:rPr>
           <w:lang w:val="nl-NL"/>
         </w:rPr>
@@ -10019,7 +10012,7 @@
       <w:pPr>
         <w:pStyle w:val="marker"/>
         <w:ind w:left="800" w:right="800"/>
-        <w:divId w:val="2093314751"/>
+        <w:divId w:val="1409376627"/>
         <w:rPr>
           <w:lang w:val="nl-NL"/>
         </w:rPr>
@@ -10031,13 +10024,13 @@
     <w:p>
       <w:pPr>
         <w:pStyle w:val="Kop2"/>
-        <w:divId w:val="2093314751"/>
-        <w:rPr>
-          <w:rFonts w:eastAsia="Times New Roman"/>
-          <w:lang w:val="nl-NL"/>
-        </w:rPr>
-      </w:pPr>
-      <w:bookmarkStart w:id="40" w:name="_Toc242817124"/>
+        <w:divId w:val="1409376627"/>
+        <w:rPr>
+          <w:rFonts w:eastAsia="Times New Roman"/>
+          <w:lang w:val="nl-NL"/>
+        </w:rPr>
+      </w:pPr>
+      <w:bookmarkStart w:id="40" w:name="_Toc242818157"/>
       <w:r>
         <w:rPr>
           <w:rFonts w:eastAsia="Times New Roman"/>
@@ -10050,13 +10043,13 @@
     <w:p>
       <w:pPr>
         <w:pStyle w:val="Kop3"/>
-        <w:divId w:val="2093314751"/>
-        <w:rPr>
-          <w:rFonts w:eastAsia="Times New Roman"/>
-          <w:lang w:val="nl-NL"/>
-        </w:rPr>
-      </w:pPr>
-      <w:bookmarkStart w:id="41" w:name="_Toc242817125"/>
+        <w:divId w:val="1409376627"/>
+        <w:rPr>
+          <w:rFonts w:eastAsia="Times New Roman"/>
+          <w:lang w:val="nl-NL"/>
+        </w:rPr>
+      </w:pPr>
+      <w:bookmarkStart w:id="41" w:name="_Toc242818158"/>
       <w:r>
         <w:rPr>
           <w:rFonts w:eastAsia="Times New Roman"/>
@@ -10069,7 +10062,7 @@
     <w:p>
       <w:pPr>
         <w:pStyle w:val="subtitel"/>
-        <w:divId w:val="2093314751"/>
+        <w:divId w:val="1409376627"/>
         <w:rPr>
           <w:lang w:val="nl-NL"/>
         </w:rPr>
@@ -10084,7 +10077,7 @@
     <w:p>
       <w:pPr>
         <w:pStyle w:val="Normaalweb"/>
-        <w:divId w:val="2093314751"/>
+        <w:divId w:val="1409376627"/>
         <w:rPr>
           <w:lang w:val="nl-NL"/>
         </w:rPr>
@@ -10105,7 +10098,7 @@
     <w:p>
       <w:pPr>
         <w:pStyle w:val="Normaalweb"/>
-        <w:divId w:val="2093314751"/>
+        <w:divId w:val="1409376627"/>
         <w:rPr>
           <w:lang w:val="nl-NL"/>
         </w:rPr>
@@ -10132,7 +10125,7 @@
     <w:p>
       <w:pPr>
         <w:pStyle w:val="Normaalweb"/>
-        <w:divId w:val="2093314751"/>
+        <w:divId w:val="1409376627"/>
         <w:rPr>
           <w:lang w:val="nl-NL"/>
         </w:rPr>
@@ -10159,7 +10152,7 @@
     </w:p>
     <w:p>
       <w:pPr>
-        <w:divId w:val="1622804005"/>
+        <w:divId w:val="794711693"/>
         <w:rPr>
           <w:color w:val="555555"/>
           <w:sz w:val="20"/>
@@ -10181,7 +10174,7 @@
       <w:pPr>
         <w:pStyle w:val="marker"/>
         <w:ind w:left="800" w:right="800"/>
-        <w:divId w:val="2093314751"/>
+        <w:divId w:val="1409376627"/>
         <w:rPr>
           <w:lang w:val="nl-NL"/>
         </w:rPr>
@@ -10193,7 +10186,7 @@
     <w:p>
       <w:pPr>
         <w:pStyle w:val="Kop4"/>
-        <w:divId w:val="2093314751"/>
+        <w:divId w:val="1409376627"/>
         <w:rPr>
           <w:rFonts w:eastAsia="Times New Roman"/>
           <w:lang w:val="nl-NL"/>
@@ -10210,7 +10203,7 @@
     <w:p>
       <w:pPr>
         <w:pStyle w:val="subtitel"/>
-        <w:divId w:val="2093314751"/>
+        <w:divId w:val="1409376627"/>
         <w:rPr>
           <w:lang w:val="nl-NL"/>
         </w:rPr>
@@ -10225,7 +10218,7 @@
     <w:p>
       <w:pPr>
         <w:pStyle w:val="Normaalweb"/>
-        <w:divId w:val="2093314751"/>
+        <w:divId w:val="1409376627"/>
         <w:rPr>
           <w:lang w:val="nl-NL"/>
         </w:rPr>
@@ -10246,7 +10239,7 @@
     <w:p>
       <w:pPr>
         <w:pStyle w:val="Normaalweb"/>
-        <w:divId w:val="2093314751"/>
+        <w:divId w:val="1409376627"/>
         <w:rPr>
           <w:lang w:val="nl-NL"/>
         </w:rPr>
@@ -10267,7 +10260,7 @@
     <w:p>
       <w:pPr>
         <w:pStyle w:val="Normaalweb"/>
-        <w:divId w:val="2093314751"/>
+        <w:divId w:val="1409376627"/>
         <w:rPr>
           <w:lang w:val="nl-NL"/>
         </w:rPr>
@@ -10288,7 +10281,7 @@
     <w:p>
       <w:pPr>
         <w:pStyle w:val="Normaalweb"/>
-        <w:divId w:val="2093314751"/>
+        <w:divId w:val="1409376627"/>
         <w:rPr>
           <w:lang w:val="nl-NL"/>
         </w:rPr>
@@ -10309,7 +10302,7 @@
     <w:p>
       <w:pPr>
         <w:pStyle w:val="Normaalweb"/>
-        <w:divId w:val="2093314751"/>
+        <w:divId w:val="1409376627"/>
         <w:rPr>
           <w:lang w:val="nl-NL"/>
         </w:rPr>
@@ -10325,7 +10318,7 @@
       <w:pPr>
         <w:pStyle w:val="marker"/>
         <w:ind w:left="800" w:right="800"/>
-        <w:divId w:val="2093314751"/>
+        <w:divId w:val="1409376627"/>
         <w:rPr>
           <w:lang w:val="nl-NL"/>
         </w:rPr>
@@ -10337,13 +10330,13 @@
     <w:p>
       <w:pPr>
         <w:pStyle w:val="Kop3"/>
-        <w:divId w:val="2093314751"/>
-        <w:rPr>
-          <w:rFonts w:eastAsia="Times New Roman"/>
-          <w:lang w:val="nl-NL"/>
-        </w:rPr>
-      </w:pPr>
-      <w:bookmarkStart w:id="42" w:name="_Toc242817126"/>
+        <w:divId w:val="1409376627"/>
+        <w:rPr>
+          <w:rFonts w:eastAsia="Times New Roman"/>
+          <w:lang w:val="nl-NL"/>
+        </w:rPr>
+      </w:pPr>
+      <w:bookmarkStart w:id="42" w:name="_Toc242818159"/>
       <w:r>
         <w:rPr>
           <w:rFonts w:eastAsia="Times New Roman"/>
@@ -10356,7 +10349,7 @@
     <w:p>
       <w:pPr>
         <w:pStyle w:val="subtitel"/>
-        <w:divId w:val="2093314751"/>
+        <w:divId w:val="1409376627"/>
         <w:rPr>
           <w:lang w:val="nl-NL"/>
         </w:rPr>
@@ -10371,7 +10364,7 @@
     <w:p>
       <w:pPr>
         <w:pStyle w:val="Normaalweb"/>
-        <w:divId w:val="2093314751"/>
+        <w:divId w:val="1409376627"/>
         <w:rPr>
           <w:lang w:val="nl-NL"/>
         </w:rPr>
@@ -10398,7 +10391,7 @@
     <w:p>
       <w:pPr>
         <w:pStyle w:val="Normaalweb"/>
-        <w:divId w:val="2093314751"/>
+        <w:divId w:val="1409376627"/>
         <w:rPr>
           <w:lang w:val="nl-NL"/>
         </w:rPr>
@@ -10419,7 +10412,7 @@
     <w:p>
       <w:pPr>
         <w:pStyle w:val="Normaalweb"/>
-        <w:divId w:val="2093314751"/>
+        <w:divId w:val="1409376627"/>
         <w:rPr>
           <w:lang w:val="nl-NL"/>
         </w:rPr>
@@ -10440,7 +10433,7 @@
     <w:p>
       <w:pPr>
         <w:pStyle w:val="Normaalweb"/>
-        <w:divId w:val="2093314751"/>
+        <w:divId w:val="1409376627"/>
         <w:rPr>
           <w:lang w:val="nl-NL"/>
         </w:rPr>
@@ -10462,7 +10455,7 @@
       <w:pPr>
         <w:pStyle w:val="marker"/>
         <w:ind w:left="800" w:right="800"/>
-        <w:divId w:val="2093314751"/>
+        <w:divId w:val="1409376627"/>
         <w:rPr>
           <w:lang w:val="nl-NL"/>
         </w:rPr>
@@ -10474,13 +10467,13 @@
     <w:p>
       <w:pPr>
         <w:pStyle w:val="Kop3"/>
-        <w:divId w:val="2093314751"/>
-        <w:rPr>
-          <w:rFonts w:eastAsia="Times New Roman"/>
-          <w:lang w:val="nl-NL"/>
-        </w:rPr>
-      </w:pPr>
-      <w:bookmarkStart w:id="43" w:name="_Toc242817127"/>
+        <w:divId w:val="1409376627"/>
+        <w:rPr>
+          <w:rFonts w:eastAsia="Times New Roman"/>
+          <w:lang w:val="nl-NL"/>
+        </w:rPr>
+      </w:pPr>
+      <w:bookmarkStart w:id="43" w:name="_Toc242818160"/>
       <w:r>
         <w:rPr>
           <w:rFonts w:eastAsia="Times New Roman"/>
@@ -10493,7 +10486,7 @@
     <w:p>
       <w:pPr>
         <w:pStyle w:val="subtitel"/>
-        <w:divId w:val="2093314751"/>
+        <w:divId w:val="1409376627"/>
         <w:rPr>
           <w:lang w:val="nl-NL"/>
         </w:rPr>
@@ -10508,7 +10501,7 @@
     <w:p>
       <w:pPr>
         <w:pStyle w:val="Normaalweb"/>
-        <w:divId w:val="2093314751"/>
+        <w:divId w:val="1409376627"/>
         <w:rPr>
           <w:lang w:val="nl-NL"/>
         </w:rPr>
@@ -10529,7 +10522,7 @@
     <w:p>
       <w:pPr>
         <w:pStyle w:val="Normaalweb"/>
-        <w:divId w:val="2093314751"/>
+        <w:divId w:val="1409376627"/>
         <w:rPr>
           <w:lang w:val="nl-NL"/>
         </w:rPr>
@@ -10550,7 +10543,7 @@
     <w:p>
       <w:pPr>
         <w:pStyle w:val="Normaalweb"/>
-        <w:divId w:val="2093314751"/>
+        <w:divId w:val="1409376627"/>
         <w:rPr>
           <w:lang w:val="nl-NL"/>
         </w:rPr>
@@ -10572,7 +10565,7 @@
       <w:pPr>
         <w:pStyle w:val="marker"/>
         <w:ind w:left="800" w:right="800"/>
-        <w:divId w:val="2093314751"/>
+        <w:divId w:val="1409376627"/>
         <w:rPr>
           <w:lang w:val="nl-NL"/>
         </w:rPr>
@@ -10584,7 +10577,7 @@
     <w:p>
       <w:pPr>
         <w:pStyle w:val="Kop4"/>
-        <w:divId w:val="2093314751"/>
+        <w:divId w:val="1409376627"/>
         <w:rPr>
           <w:rFonts w:eastAsia="Times New Roman"/>
           <w:lang w:val="nl-NL"/>
@@ -10601,7 +10594,7 @@
     <w:p>
       <w:pPr>
         <w:pStyle w:val="subtitel"/>
-        <w:divId w:val="2093314751"/>
+        <w:divId w:val="1409376627"/>
         <w:rPr>
           <w:lang w:val="nl-NL"/>
         </w:rPr>
@@ -10616,7 +10609,7 @@
     <w:p>
       <w:pPr>
         <w:pStyle w:val="Normaalweb"/>
-        <w:divId w:val="2093314751"/>
+        <w:divId w:val="1409376627"/>
         <w:rPr>
           <w:lang w:val="nl-NL"/>
         </w:rPr>
@@ -10637,7 +10630,7 @@
     <w:p>
       <w:pPr>
         <w:pStyle w:val="Normaalweb"/>
-        <w:divId w:val="2093314751"/>
+        <w:divId w:val="1409376627"/>
         <w:rPr>
           <w:lang w:val="nl-NL"/>
         </w:rPr>
@@ -10658,7 +10651,7 @@
     <w:p>
       <w:pPr>
         <w:pStyle w:val="Normaalweb"/>
-        <w:divId w:val="2093314751"/>
+        <w:divId w:val="1409376627"/>
         <w:rPr>
           <w:lang w:val="nl-NL"/>
         </w:rPr>
@@ -10679,7 +10672,7 @@
     <w:p>
       <w:pPr>
         <w:pStyle w:val="Normaalweb"/>
-        <w:divId w:val="2093314751"/>
+        <w:divId w:val="1409376627"/>
         <w:rPr>
           <w:lang w:val="nl-NL"/>
         </w:rPr>
@@ -10700,7 +10693,7 @@
     <w:p>
       <w:pPr>
         <w:pStyle w:val="Normaalweb"/>
-        <w:divId w:val="2093314751"/>
+        <w:divId w:val="1409376627"/>
         <w:rPr>
           <w:lang w:val="nl-NL"/>
         </w:rPr>
@@ -10722,7 +10715,7 @@
       <w:pPr>
         <w:pStyle w:val="marker"/>
         <w:ind w:left="800" w:right="800"/>
-        <w:divId w:val="2093314751"/>
+        <w:divId w:val="1409376627"/>
         <w:rPr>
           <w:lang w:val="nl-NL"/>
         </w:rPr>
@@ -10734,13 +10727,13 @@
     <w:p>
       <w:pPr>
         <w:pStyle w:val="Kop3"/>
-        <w:divId w:val="2093314751"/>
-        <w:rPr>
-          <w:rFonts w:eastAsia="Times New Roman"/>
-          <w:lang w:val="nl-NL"/>
-        </w:rPr>
-      </w:pPr>
-      <w:bookmarkStart w:id="44" w:name="_Toc242817128"/>
+        <w:divId w:val="1409376627"/>
+        <w:rPr>
+          <w:rFonts w:eastAsia="Times New Roman"/>
+          <w:lang w:val="nl-NL"/>
+        </w:rPr>
+      </w:pPr>
+      <w:bookmarkStart w:id="44" w:name="_Toc242818161"/>
       <w:r>
         <w:rPr>
           <w:rFonts w:eastAsia="Times New Roman"/>
@@ -10753,7 +10746,7 @@
     <w:p>
       <w:pPr>
         <w:pStyle w:val="subtitel"/>
-        <w:divId w:val="2093314751"/>
+        <w:divId w:val="1409376627"/>
         <w:rPr>
           <w:lang w:val="nl-NL"/>
         </w:rPr>
@@ -10768,7 +10761,7 @@
     <w:p>
       <w:pPr>
         <w:pStyle w:val="Normaalweb"/>
-        <w:divId w:val="2093314751"/>
+        <w:divId w:val="1409376627"/>
         <w:rPr>
           <w:lang w:val="nl-NL"/>
         </w:rPr>
@@ -10789,7 +10782,7 @@
     <w:p>
       <w:pPr>
         <w:pStyle w:val="Normaalweb"/>
-        <w:divId w:val="2093314751"/>
+        <w:divId w:val="1409376627"/>
         <w:rPr>
           <w:lang w:val="nl-NL"/>
         </w:rPr>
@@ -10804,7 +10797,7 @@
     <w:p>
       <w:pPr>
         <w:pStyle w:val="Normaalweb"/>
-        <w:divId w:val="2093314751"/>
+        <w:divId w:val="1409376627"/>
         <w:rPr>
           <w:lang w:val="nl-NL"/>
         </w:rPr>
@@ -10826,7 +10819,7 @@
       <w:pPr>
         <w:pStyle w:val="marker"/>
         <w:ind w:left="800" w:right="800"/>
-        <w:divId w:val="2093314751"/>
+        <w:divId w:val="1409376627"/>
         <w:rPr>
           <w:lang w:val="nl-NL"/>
         </w:rPr>
@@ -10838,13 +10831,13 @@
     <w:p>
       <w:pPr>
         <w:pStyle w:val="Kop3"/>
-        <w:divId w:val="2093314751"/>
-        <w:rPr>
-          <w:rFonts w:eastAsia="Times New Roman"/>
-          <w:lang w:val="nl-NL"/>
-        </w:rPr>
-      </w:pPr>
-      <w:bookmarkStart w:id="45" w:name="_Toc242817129"/>
+        <w:divId w:val="1409376627"/>
+        <w:rPr>
+          <w:rFonts w:eastAsia="Times New Roman"/>
+          <w:lang w:val="nl-NL"/>
+        </w:rPr>
+      </w:pPr>
+      <w:bookmarkStart w:id="45" w:name="_Toc242818162"/>
       <w:r>
         <w:rPr>
           <w:rFonts w:eastAsia="Times New Roman"/>
@@ -10857,7 +10850,7 @@
     <w:p>
       <w:pPr>
         <w:pStyle w:val="subtitel"/>
-        <w:divId w:val="2093314751"/>
+        <w:divId w:val="1409376627"/>
         <w:rPr>
           <w:lang w:val="nl-NL"/>
         </w:rPr>
@@ -10872,7 +10865,7 @@
     <w:p>
       <w:pPr>
         <w:pStyle w:val="Normaalweb"/>
-        <w:divId w:val="2093314751"/>
+        <w:divId w:val="1409376627"/>
         <w:rPr>
           <w:lang w:val="nl-NL"/>
         </w:rPr>
@@ -10893,7 +10886,7 @@
     <w:p>
       <w:pPr>
         <w:pStyle w:val="Normaalweb"/>
-        <w:divId w:val="2093314751"/>
+        <w:divId w:val="1409376627"/>
         <w:rPr>
           <w:lang w:val="nl-NL"/>
         </w:rPr>
@@ -10914,7 +10907,7 @@
     <w:p>
       <w:pPr>
         <w:pStyle w:val="Normaalweb"/>
-        <w:divId w:val="2093314751"/>
+        <w:divId w:val="1409376627"/>
         <w:rPr>
           <w:lang w:val="nl-NL"/>
         </w:rPr>
@@ -10935,7 +10928,7 @@
     <w:p>
       <w:pPr>
         <w:pStyle w:val="Normaalweb"/>
-        <w:divId w:val="2093314751"/>
+        <w:divId w:val="1409376627"/>
         <w:rPr>
           <w:lang w:val="nl-NL"/>
         </w:rPr>
@@ -10955,7 +10948,7 @@
     </w:p>
     <w:p>
       <w:pPr>
-        <w:divId w:val="1180270435"/>
+        <w:divId w:val="2107114580"/>
         <w:rPr>
           <w:color w:val="555555"/>
           <w:sz w:val="20"/>
@@ -10975,7 +10968,7 @@
     </w:p>
     <w:p>
       <w:pPr>
-        <w:divId w:val="1180270435"/>
+        <w:divId w:val="2107114580"/>
         <w:rPr>
           <w:color w:val="555555"/>
           <w:sz w:val="20"/>
@@ -10995,7 +10988,7 @@
     </w:p>
     <w:p>
       <w:pPr>
-        <w:divId w:val="1180270435"/>
+        <w:divId w:val="2107114580"/>
         <w:rPr>
           <w:color w:val="555555"/>
           <w:sz w:val="20"/>
@@ -11015,7 +11008,7 @@
     </w:p>
     <w:p>
       <w:pPr>
-        <w:divId w:val="1180270435"/>
+        <w:divId w:val="2107114580"/>
         <w:rPr>
           <w:color w:val="555555"/>
           <w:sz w:val="20"/>
@@ -11035,7 +11028,7 @@
     </w:p>
     <w:p>
       <w:pPr>
-        <w:divId w:val="1180270435"/>
+        <w:divId w:val="2107114580"/>
         <w:rPr>
           <w:color w:val="555555"/>
           <w:sz w:val="20"/>
@@ -11055,7 +11048,7 @@
     </w:p>
     <w:p>
       <w:pPr>
-        <w:divId w:val="1180270435"/>
+        <w:divId w:val="2107114580"/>
         <w:rPr>
           <w:color w:val="555555"/>
           <w:sz w:val="20"/>
@@ -11077,7 +11070,7 @@
       <w:pPr>
         <w:pStyle w:val="marker"/>
         <w:ind w:left="800" w:right="800"/>
-        <w:divId w:val="2093314751"/>
+        <w:divId w:val="1409376627"/>
         <w:rPr>
           <w:lang w:val="nl-NL"/>
         </w:rPr>
@@ -11089,13 +11082,13 @@
     <w:p>
       <w:pPr>
         <w:pStyle w:val="Kop3"/>
-        <w:divId w:val="2093314751"/>
-        <w:rPr>
-          <w:rFonts w:eastAsia="Times New Roman"/>
-          <w:lang w:val="nl-NL"/>
-        </w:rPr>
-      </w:pPr>
-      <w:bookmarkStart w:id="46" w:name="_Toc242817130"/>
+        <w:divId w:val="1409376627"/>
+        <w:rPr>
+          <w:rFonts w:eastAsia="Times New Roman"/>
+          <w:lang w:val="nl-NL"/>
+        </w:rPr>
+      </w:pPr>
+      <w:bookmarkStart w:id="46" w:name="_Toc242818163"/>
       <w:r>
         <w:rPr>
           <w:rFonts w:eastAsia="Times New Roman"/>
@@ -11108,7 +11101,7 @@
     <w:p>
       <w:pPr>
         <w:pStyle w:val="subtitel"/>
-        <w:divId w:val="2093314751"/>
+        <w:divId w:val="1409376627"/>
         <w:rPr>
           <w:lang w:val="nl-NL"/>
         </w:rPr>
@@ -11123,7 +11116,7 @@
     <w:p>
       <w:pPr>
         <w:pStyle w:val="Normaalweb"/>
-        <w:divId w:val="2093314751"/>
+        <w:divId w:val="1409376627"/>
         <w:rPr>
           <w:lang w:val="nl-NL"/>
         </w:rPr>
@@ -11138,7 +11131,7 @@
     <w:p>
       <w:pPr>
         <w:pStyle w:val="Normaalweb"/>
-        <w:divId w:val="2093314751"/>
+        <w:divId w:val="1409376627"/>
         <w:rPr>
           <w:lang w:val="nl-NL"/>
         </w:rPr>
@@ -11153,7 +11146,7 @@
     <w:p>
       <w:pPr>
         <w:pStyle w:val="Normaalweb"/>
-        <w:divId w:val="2093314751"/>
+        <w:divId w:val="1409376627"/>
         <w:rPr>
           <w:lang w:val="nl-NL"/>
         </w:rPr>
@@ -11169,7 +11162,7 @@
       <w:pPr>
         <w:pStyle w:val="marker"/>
         <w:ind w:left="800" w:right="800"/>
-        <w:divId w:val="2093314751"/>
+        <w:divId w:val="1409376627"/>
         <w:rPr>
           <w:lang w:val="nl-NL"/>
         </w:rPr>
@@ -11181,13 +11174,13 @@
     <w:p>
       <w:pPr>
         <w:pStyle w:val="Kop3"/>
-        <w:divId w:val="2093314751"/>
-        <w:rPr>
-          <w:rFonts w:eastAsia="Times New Roman"/>
-          <w:lang w:val="nl-NL"/>
-        </w:rPr>
-      </w:pPr>
-      <w:bookmarkStart w:id="47" w:name="_Toc242817131"/>
+        <w:divId w:val="1409376627"/>
+        <w:rPr>
+          <w:rFonts w:eastAsia="Times New Roman"/>
+          <w:lang w:val="nl-NL"/>
+        </w:rPr>
+      </w:pPr>
+      <w:bookmarkStart w:id="47" w:name="_Toc242818164"/>
       <w:r>
         <w:rPr>
           <w:rFonts w:eastAsia="Times New Roman"/>
@@ -11200,7 +11193,7 @@
     <w:p>
       <w:pPr>
         <w:pStyle w:val="subtitel"/>
-        <w:divId w:val="2093314751"/>
+        <w:divId w:val="1409376627"/>
         <w:rPr>
           <w:lang w:val="nl-NL"/>
         </w:rPr>
@@ -11215,7 +11208,7 @@
     <w:p>
       <w:pPr>
         <w:pStyle w:val="Normaalweb"/>
-        <w:divId w:val="2093314751"/>
+        <w:divId w:val="1409376627"/>
         <w:rPr>
           <w:lang w:val="nl-NL"/>
         </w:rPr>
@@ -11236,7 +11229,7 @@
     <w:p>
       <w:pPr>
         <w:pStyle w:val="Normaalweb"/>
-        <w:divId w:val="2093314751"/>
+        <w:divId w:val="1409376627"/>
         <w:rPr>
           <w:lang w:val="nl-NL"/>
         </w:rPr>
@@ -11257,7 +11250,7 @@
     <w:p>
       <w:pPr>
         <w:pStyle w:val="Normaalweb"/>
-        <w:divId w:val="2093314751"/>
+        <w:divId w:val="1409376627"/>
         <w:rPr>
           <w:lang w:val="nl-NL"/>
         </w:rPr>
@@ -11272,7 +11265,7 @@
     <w:p>
       <w:pPr>
         <w:pStyle w:val="Normaalweb"/>
-        <w:divId w:val="2093314751"/>
+        <w:divId w:val="1409376627"/>
         <w:rPr>
           <w:lang w:val="nl-NL"/>
         </w:rPr>
@@ -11292,7 +11285,7 @@
     </w:p>
     <w:p>
       <w:pPr>
-        <w:divId w:val="819731045"/>
+        <w:divId w:val="195702097"/>
         <w:rPr>
           <w:color w:val="555555"/>
           <w:sz w:val="20"/>
@@ -11314,7 +11307,7 @@
       <w:pPr>
         <w:pStyle w:val="marker"/>
         <w:ind w:left="800" w:right="800"/>
-        <w:divId w:val="2093314751"/>
+        <w:divId w:val="1409376627"/>
         <w:rPr>
           <w:lang w:val="nl-NL"/>
         </w:rPr>
@@ -11326,13 +11319,13 @@
     <w:p>
       <w:pPr>
         <w:pStyle w:val="Kop3"/>
-        <w:divId w:val="2093314751"/>
-        <w:rPr>
-          <w:rFonts w:eastAsia="Times New Roman"/>
-          <w:lang w:val="nl-NL"/>
-        </w:rPr>
-      </w:pPr>
-      <w:bookmarkStart w:id="48" w:name="_Toc242817132"/>
+        <w:divId w:val="1409376627"/>
+        <w:rPr>
+          <w:rFonts w:eastAsia="Times New Roman"/>
+          <w:lang w:val="nl-NL"/>
+        </w:rPr>
+      </w:pPr>
+      <w:bookmarkStart w:id="48" w:name="_Toc242818165"/>
       <w:r>
         <w:rPr>
           <w:rFonts w:eastAsia="Times New Roman"/>
@@ -11345,7 +11338,7 @@
     <w:p>
       <w:pPr>
         <w:pStyle w:val="subtitel"/>
-        <w:divId w:val="2093314751"/>
+        <w:divId w:val="1409376627"/>
         <w:rPr>
           <w:lang w:val="nl-NL"/>
         </w:rPr>
@@ -11360,7 +11353,7 @@
     <w:p>
       <w:pPr>
         <w:pStyle w:val="Normaalweb"/>
-        <w:divId w:val="2093314751"/>
+        <w:divId w:val="1409376627"/>
         <w:rPr>
           <w:lang w:val="nl-NL"/>
         </w:rPr>
@@ -11381,7 +11374,7 @@
     <w:p>
       <w:pPr>
         <w:pStyle w:val="Normaalweb"/>
-        <w:divId w:val="2093314751"/>
+        <w:divId w:val="1409376627"/>
         <w:rPr>
           <w:lang w:val="nl-NL"/>
         </w:rPr>
@@ -11396,7 +11389,7 @@
     <w:p>
       <w:pPr>
         <w:pStyle w:val="Normaalweb"/>
-        <w:divId w:val="2093314751"/>
+        <w:divId w:val="1409376627"/>
         <w:rPr>
           <w:lang w:val="nl-NL"/>
         </w:rPr>
@@ -11417,7 +11410,7 @@
     <w:p>
       <w:pPr>
         <w:pStyle w:val="Normaalweb"/>
-        <w:divId w:val="2093314751"/>
+        <w:divId w:val="1409376627"/>
         <w:rPr>
           <w:lang w:val="nl-NL"/>
         </w:rPr>
@@ -11438,7 +11431,7 @@
     <w:p>
       <w:pPr>
         <w:pStyle w:val="Normaalweb"/>
-        <w:divId w:val="2093314751"/>
+        <w:divId w:val="1409376627"/>
         <w:rPr>
           <w:lang w:val="nl-NL"/>
         </w:rPr>
@@ -11452,7 +11445,7 @@
     </w:p>
     <w:p>
       <w:pPr>
-        <w:divId w:val="356930996"/>
+        <w:divId w:val="97988345"/>
         <w:rPr>
           <w:color w:val="555555"/>
           <w:sz w:val="20"/>
@@ -11472,7 +11465,7 @@
     </w:p>
     <w:p>
       <w:pPr>
-        <w:divId w:val="356930996"/>
+        <w:divId w:val="97988345"/>
         <w:rPr>
           <w:color w:val="555555"/>
           <w:sz w:val="20"/>
@@ -11494,7 +11487,7 @@
       <w:pPr>
         <w:pStyle w:val="marker"/>
         <w:ind w:left="800" w:right="800"/>
-        <w:divId w:val="2093314751"/>
+        <w:divId w:val="1409376627"/>
         <w:rPr>
           <w:lang w:val="nl-NL"/>
         </w:rPr>
@@ -11506,13 +11499,13 @@
     <w:p>
       <w:pPr>
         <w:pStyle w:val="Kop3"/>
-        <w:divId w:val="2093314751"/>
-        <w:rPr>
-          <w:rFonts w:eastAsia="Times New Roman"/>
-          <w:lang w:val="nl-NL"/>
-        </w:rPr>
-      </w:pPr>
-      <w:bookmarkStart w:id="49" w:name="_Toc242817133"/>
+        <w:divId w:val="1409376627"/>
+        <w:rPr>
+          <w:rFonts w:eastAsia="Times New Roman"/>
+          <w:lang w:val="nl-NL"/>
+        </w:rPr>
+      </w:pPr>
+      <w:bookmarkStart w:id="49" w:name="_Toc242818166"/>
       <w:r>
         <w:rPr>
           <w:rFonts w:eastAsia="Times New Roman"/>
@@ -11525,7 +11518,7 @@
     <w:p>
       <w:pPr>
         <w:pStyle w:val="subtitel"/>
-        <w:divId w:val="2093314751"/>
+        <w:divId w:val="1409376627"/>
         <w:rPr>
           <w:lang w:val="nl-NL"/>
         </w:rPr>
@@ -11540,7 +11533,7 @@
     <w:p>
       <w:pPr>
         <w:pStyle w:val="Normaalweb"/>
-        <w:divId w:val="2093314751"/>
+        <w:divId 